--- a/latex_gui/templ2.docx
+++ b/latex_gui/templ2.docx
@@ -7021,45 +7021,70 @@
                 <w:id w:val="0"/>
                 <w:dropDownList>
                   <w:listItem w:displayText="Не назначено" w:value=""/>
-                  <w:listItem w:displayText="t масла ЗПО " w:value="t масла ЗПО "/>
                   <w:listItem w:displayText="Авар. t масла " w:value="Авар. t масла "/>
                   <w:listItem w:displayText="Авар. t обмотки " w:value="Авар. t обмотки "/>
-                  <w:listItem w:displayText="Внеш. откл. от СО " w:value="Внеш. откл. от СО "/>
-                  <w:listItem w:displayText="Внеш.откл. от ЗДЗ1 " w:value="Внеш.откл. от ЗДЗ1 "/>
-                  <w:listItem w:displayText="Внеш.откл. от ЗДЗ2 " w:value="Внеш.откл. от ЗДЗ2 "/>
-                  <w:listItem w:displayText="Внеш.откл. от УРОВ1 " w:value="Внеш.откл. от УРОВ1 "/>
-                  <w:listItem w:displayText="Внеш.откл. от УРОВ2 " w:value="Внеш.откл. от УРОВ2 "/>
+                  <w:listItem w:displayText="Авар.уров.изоляц. В " w:value="Авар.уров.изоляц. В "/>
+                  <w:listItem w:displayText="Блокировка ЛЗТ 2 " w:value="Блокировка ЛЗТ 2 "/>
+                  <w:listItem w:displayText="Блокировка ЛЗТ1 " w:value="Блокировка ЛЗТ1 "/>
+                  <w:listItem w:displayText="В НН включен " w:value="В НН включен "/>
+                  <w:listItem w:displayText="В включен (б/к) " w:value="В включен (б/к) "/>
+                  <w:listItem w:displayText="В отключен (б/к) " w:value="В отключен (б/к) "/>
+                  <w:listItem w:displayText="Включить В от ПУ " w:value="Включить В от ПУ "/>
+                  <w:listItem w:displayText="Включить В от ТУ " w:value="Включить В от ТУ "/>
+                  <w:listItem w:displayText="Внеш. пуск ЛЗТ " w:value="Внеш. пуск ЛЗТ "/>
+                  <w:listItem w:displayText="Внеш.блок.упр.В " w:value="Внеш.блок.упр.В "/>
+                  <w:listItem w:displayText="Внеш.откл. от ЗДЗ " w:value="Внеш.откл. от ЗДЗ "/>
+                  <w:listItem w:displayText="Внеш.откл. от УРОВ " w:value="Внеш.откл. от УРОВ "/>
                   <w:listItem w:displayText="Выс.ур.масла РПН " w:value="Выс.ур.масла РПН "/>
                   <w:listItem w:displayText="Выс.ур.масла тр. " w:value="Выс.ур.масла тр. "/>
                   <w:listItem w:displayText="Дверь шкафа/отсека " w:value="Дверь шкафа/отсека "/>
+                  <w:listItem w:displayText="КПОН внеш. " w:value="КПОН внеш. "/>
+                  <w:listItem w:displayText="Ключ М/Д привода " w:value="Ключ М/Д привода "/>
                   <w:listItem w:displayText="Конт.струйн. реле " w:value="Конт.струйн. реле "/>
-                  <w:listItem w:displayText="Неиспр. сист. охл. " w:value="Неиспр. сист. охл. "/>
-                  <w:listItem w:displayText="Низк. t масла РПН " w:value="Низк. t масла РПН "/>
+                  <w:listItem w:displayText="Контроль цепи ЭМВ " w:value="Контроль цепи ЭМВ "/>
+                  <w:listItem w:displayText="Контроль цепи ЭМО1 " w:value="Контроль цепи ЭМО1 "/>
+                  <w:listItem w:displayText="Контроль цепи ЭМО2 " w:value="Контроль цепи ЭМО2 "/>
+                  <w:listItem w:displayText="Низ.уров.изоляц. В " w:value="Низ.уров.изоляц. В "/>
                   <w:listItem w:displayText="Низк.ур.масла РПН " w:value="Низк.ур.масла РПН "/>
                   <w:listItem w:displayText="Низк.ур.масла тр. " w:value="Низк.ур.масла тр. "/>
+                  <w:listItem w:displayText="ОТ ИЭУ ТН " w:value="ОТ ИЭУ ТН "/>
+                  <w:listItem w:displayText="ОТ ЦСВ " w:value="ОТ ЦСВ "/>
+                  <w:listItem w:displayText="ОТ ЭМО1, ЭМВ " w:value="ОТ ЭМО1, ЭМВ "/>
+                  <w:listItem w:displayText="ОТ ЭМО2 " w:value="ОТ ЭМО2 "/>
                   <w:listItem w:displayText="ОТ цепей ГЗ " w:value="ОТ цепей ГЗ "/>
-                  <w:listItem w:displayText="ОТ цепей ЗДЗ1 " w:value="ОТ цепей ЗДЗ1 "/>
-                  <w:listItem w:displayText="ОТ цепей ЗДЗ2 " w:value="ОТ цепей ЗДЗ2 "/>
-                  <w:listItem w:displayText="ОТ цепей ТЗ " w:value="ОТ цепей ТЗ "/>
-                  <w:listItem w:displayText="ОТ цепей УРОВ1 " w:value="ОТ цепей УРОВ1 "/>
-                  <w:listItem w:displayText="ОТ цепей УРОВ2 " w:value="ОТ цепей УРОВ2 "/>
-                  <w:listItem w:displayText="Отказ сист.охл. " w:value="Отказ сист.охл. "/>
+                  <w:listItem w:displayText="ОТ цепей ЗДЗ " w:value="ОТ цепей ЗДЗ "/>
+                  <w:listItem w:displayText="ОТ цепей ТЗ, ТС " w:value="ОТ цепей ТЗ, ТС "/>
+                  <w:listItem w:displayText="ОТ цепей УРОВ " w:value="ОТ цепей УРОВ "/>
+                  <w:listItem w:displayText="ОТ цепей ЭМО1, ЭМВ " w:value="ОТ цепей ЭМО1, ЭМВ "/>
+                  <w:listItem w:displayText="ОТ цепей ЭМО2 " w:value="ОТ цепей ЭМО2 "/>
+                  <w:listItem w:displayText="Опер. включить В " w:value="Опер. включить В "/>
+                  <w:listItem w:displayText="Опер. отключить В " w:value="Опер. отключить В "/>
+                  <w:listItem w:displayText="Откл. от кнопки " w:value="Откл. от кнопки "/>
                   <w:listItem w:displayText="Откл.конт.газ. реле " w:value="Откл.конт.газ. реле "/>
+                  <w:listItem w:displayText="Отключить В от ПУ " w:value="Отключить В от ПУ "/>
+                  <w:listItem w:displayText="Отключить В от ТУ " w:value="Отключить В от ТУ "/>
                   <w:listItem w:displayText="Повыш. t масла " w:value="Повыш. t масла "/>
                   <w:listItem w:displayText="Повыш. t обмотки " w:value="Повыш. t обмотки "/>
                   <w:listItem w:displayText="Положение SA1 " w:value="Положение SA1 "/>
                   <w:listItem w:displayText="Положение SA2 " w:value="Положение SA2 "/>
                   <w:listItem w:displayText="Положение SA3 " w:value="Положение SA3 "/>
                   <w:listItem w:displayText="Положение SA4 " w:value="Положение SA4 "/>
+                  <w:listItem w:displayText="Положение SA5 " w:value="Положение SA5 "/>
                   <w:listItem w:displayText="Положение SG1 " w:value="Положение SG1 "/>
                   <w:listItem w:displayText="Положение SG2 " w:value="Положение SG2 "/>
                   <w:listItem w:displayText="Положение SG3 " w:value="Положение SG3 "/>
+                  <w:listItem w:displayText="Пружина не заведена " w:value="Пружина не заведена "/>
                   <w:listItem w:displayText="Пуск УРОВ внешний " w:value="Пуск УРОВ внешний "/>
+                  <w:listItem w:displayText="Работа ЭМВ " w:value="Работа ЭМВ "/>
+                  <w:listItem w:displayText="Работа ЭМО1 " w:value="Работа ЭМО1 "/>
+                  <w:listItem w:displayText="Работа ЭМО2 " w:value="Работа ЭМО2 "/>
+                  <w:listItem w:displayText="СВ НН включен " w:value="СВ НН включен "/>
                   <w:listItem w:displayText="Сигн. внешн. 1 " w:value="Сигн. внешн. 1 "/>
                   <w:listItem w:displayText="Сигн. внешн. 2 " w:value="Сигн. внешн. 2 "/>
                   <w:listItem w:displayText="Сигн. внешн. 3 " w:value="Сигн. внешн. 3 "/>
                   <w:listItem w:displayText="Сигн. внешн. 4 " w:value="Сигн. внешн. 4 "/>
                   <w:listItem w:displayText="Сигн.конт.газ. реле " w:value="Сигн.конт.газ. реле "/>
+                  <w:listItem w:displayText="Сраб БНН внеш " w:value="Сраб БНН внеш "/>
                   <w:listItem w:displayText="Сраб. КИ ГЗ_РПН " w:value="Сраб. КИ ГЗ_РПН "/>
                   <w:listItem w:displayText="Сраб. КИ ГЗ_откл " w:value="Сраб. КИ ГЗ_откл "/>
                   <w:listItem w:displayText="Сраб. КИ ГЗ_сигн " w:value="Сраб. КИ ГЗ_сигн "/>
@@ -7319,93 +7344,63 @@
                 <w:id w:val="0"/>
                 <w:dropDownList>
                   <w:listItem w:displayText="Не назначено" w:value=""/>
-                  <w:listItem w:displayText="ДЗТ / БВКЗ: Срабатывание БВКЗ" w:value="ДЗТ / БВКЗ: Срабатывание БВКЗ"/>
-                  <w:listItem w:displayText="ДЗТ / БВКЗ: Срабатывание БВКЗ по фазе А" w:value="ДЗТ / БВКЗ: Срабатывание БВКЗ по фазе А"/>
-                  <w:listItem w:displayText="ДЗТ / БВКЗ: Срабатывание БВКЗ по фазе В" w:value="ДЗТ / БВКЗ: Срабатывание БВКЗ по фазе В"/>
-                  <w:listItem w:displayText="ДЗТ / БВКЗ: Срабатывание БВКЗ по фазе С" w:value="ДЗТ / БВКЗ: Срабатывание БВКЗ по фазе С"/>
-                  <w:listItem w:displayText="ДЗТ / Д2Г: Пуск Д2Г" w:value="ДЗТ / Д2Г: Пуск Д2Г"/>
-                  <w:listItem w:displayText="ДЗТ / Д2Г: Пуск Д2Г по фазе A" w:value="ДЗТ / Д2Г: Пуск Д2Г по фазе A"/>
-                  <w:listItem w:displayText="ДЗТ / Д2Г: Пуск Д2Г по фазе В" w:value="ДЗТ / Д2Г: Пуск Д2Г по фазе В"/>
-                  <w:listItem w:displayText="ДЗТ / Д2Г: Пуск Д2Г по фазе С" w:value="ДЗТ / Д2Г: Пуск Д2Г по фазе С"/>
-                  <w:listItem w:displayText="ДЗТ / Д5Г: Пуск Д5Г" w:value="ДЗТ / Д5Г: Пуск Д5Г"/>
-                  <w:listItem w:displayText="ДЗТ / Д5Г: Пуск Д5Г по фазе A" w:value="ДЗТ / Д5Г: Пуск Д5Г по фазе A"/>
-                  <w:listItem w:displayText="ДЗТ / Д5Г: Пуск Д5Г по фазе В" w:value="ДЗТ / Д5Г: Пуск Д5Г по фазе В"/>
-                  <w:listItem w:displayText="ДЗТ / Д5Г: Пуск Д5Г по фазе С" w:value="ДЗТ / Д5Г: Пуск Д5Г по фазе С"/>
-                  <w:listItem w:displayText="ДЗТ / ДТЗт: Пуск" w:value="ДЗТ / ДТЗт: Пуск"/>
-                  <w:listItem w:displayText="ДЗТ / ДТЗт: Пуск ДТО по фазе A" w:value="ДЗТ / ДТЗт: Пуск ДТО по фазе A"/>
-                  <w:listItem w:displayText="ДЗТ / ДТЗт: Пуск ДТО по фазе В" w:value="ДЗТ / ДТЗт: Пуск ДТО по фазе В"/>
-                  <w:listItem w:displayText="ДЗТ / ДТЗт: Пуск ДТО по фазе С" w:value="ДЗТ / ДТЗт: Пуск ДТО по фазе С"/>
-                  <w:listItem w:displayText="ДЗТ / ДТЗт: Срабатывание ДТЗт" w:value="ДЗТ / ДТЗт: Срабатывание ДТЗт"/>
-                  <w:listItem w:displayText="ДЗТ / ДТЗт: Срабатывание ДТЗт на сигнал" w:value="ДЗТ / ДТЗт: Срабатывание ДТЗт на сигнал"/>
-                  <w:listItem w:displayText="ДЗТ / ДТЗт: Срабатывание ДТЗт по фазе A" w:value="ДЗТ / ДТЗт: Срабатывание ДТЗт по фазе A"/>
-                  <w:listItem w:displayText="ДЗТ / ДТЗт: Срабатывание ДТЗт по фазе A на сигнал" w:value="ДЗТ / ДТЗт: Срабатывание ДТЗт по фазе A на сигнал"/>
-                  <w:listItem w:displayText="ДЗТ / ДТЗт: Срабатывание ДТЗт по фазе В" w:value="ДЗТ / ДТЗт: Срабатывание ДТЗт по фазе В"/>
-                  <w:listItem w:displayText="ДЗТ / ДТЗт: Срабатывание ДТЗт по фазе В на сигнал" w:value="ДЗТ / ДТЗт: Срабатывание ДТЗт по фазе В на сигнал"/>
-                  <w:listItem w:displayText="ДЗТ / ДТЗт: Срабатывание ДТЗт по фазе С" w:value="ДЗТ / ДТЗт: Срабатывание ДТЗт по фазе С"/>
-                  <w:listItem w:displayText="ДЗТ / ДТЗт: Срабатывание ДТЗт по фазе С на сигнал" w:value="ДЗТ / ДТЗт: Срабатывание ДТЗт по фазе С на сигнал"/>
-                  <w:listItem w:displayText="ДЗТ / ДТЗт: Функция введена в работу" w:value="ДЗТ / ДТЗт: Функция введена в работу"/>
-                  <w:listItem w:displayText="ДЗТ / ДТЗт: Функция оперативно выведена из работы" w:value="ДЗТ / ДТЗт: Функция оперативно выведена из работы"/>
-                  <w:listItem w:displayText="ДЗТ / ДТО: Пуск" w:value="ДЗТ / ДТО: Пуск"/>
-                  <w:listItem w:displayText="ДЗТ / ДТО: Пуск ДТО по фазе A" w:value="ДЗТ / ДТО: Пуск ДТО по фазе A"/>
-                  <w:listItem w:displayText="ДЗТ / ДТО: Пуск ДТО по фазе В" w:value="ДЗТ / ДТО: Пуск ДТО по фазе В"/>
-                  <w:listItem w:displayText="ДЗТ / ДТО: Пуск ДТО по фазе С" w:value="ДЗТ / ДТО: Пуск ДТО по фазе С"/>
-                  <w:listItem w:displayText="ДЗТ / ДТО: Срабатывание ДТО" w:value="ДЗТ / ДТО: Срабатывание ДТО"/>
-                  <w:listItem w:displayText="ДЗТ / ДТО: Срабатывание ДТО на сигнал" w:value="ДЗТ / ДТО: Срабатывание ДТО на сигнал"/>
-                  <w:listItem w:displayText="ДЗТ / ДТО: Срабатывание ДТО по фазе A" w:value="ДЗТ / ДТО: Срабатывание ДТО по фазе A"/>
-                  <w:listItem w:displayText="ДЗТ / ДТО: Срабатывание ДТО по фазе A на сигнал" w:value="ДЗТ / ДТО: Срабатывание ДТО по фазе A на сигнал"/>
-                  <w:listItem w:displayText="ДЗТ / ДТО: Срабатывание ДТО по фазе В" w:value="ДЗТ / ДТО: Срабатывание ДТО по фазе В"/>
-                  <w:listItem w:displayText="ДЗТ / ДТО: Срабатывание ДТО по фазе В на сигнал" w:value="ДЗТ / ДТО: Срабатывание ДТО по фазе В на сигнал"/>
-                  <w:listItem w:displayText="ДЗТ / ДТО: Срабатывание ДТО по фазе С" w:value="ДЗТ / ДТО: Срабатывание ДТО по фазе С"/>
-                  <w:listItem w:displayText="ДЗТ / ДТО: Срабатывание ДТО по фазе С на сигнал" w:value="ДЗТ / ДТО: Срабатывание ДТО по фазе С на сигнал"/>
-                  <w:listItem w:displayText="ДЗТ / ДТО: Функция введена в работу" w:value="ДЗТ / ДТО: Функция введена в работу"/>
-                  <w:listItem w:displayText="ДЗТ / ДТО: Функция оперативно выведена из работы" w:value="ДЗТ / ДТО: Функция оперативно выведена из работы"/>
-                  <w:listItem w:displayText="ДЗТ / КЦТнеб: Срабатывание КЦНнеб" w:value="ДЗТ / КЦТнеб: Срабатывание КЦНнеб"/>
-                  <w:listItem w:displayText="ДЗТ / КЦТнеб: Срабатывание КЦНнеб фазы А" w:value="ДЗТ / КЦТнеб: Срабатывание КЦНнеб фазы А"/>
-                  <w:listItem w:displayText="ДЗТ / КЦТнеб: Срабатывание КЦНнеб фазы В" w:value="ДЗТ / КЦТнеб: Срабатывание КЦНнеб фазы В"/>
-                  <w:listItem w:displayText="ДЗТ / КЦТнеб: Срабатывание КЦНнеб фазы С" w:value="ДЗТ / КЦТнеб: Срабатывание КЦНнеб фазы С"/>
-                  <w:listItem w:displayText="ДЗТ / КЦТнеб: Функция введена в работу" w:value="ДЗТ / КЦТнеб: Функция введена в работу"/>
-                  <w:listItem w:displayText="ДЗТ / КЦТнеб: Функция оперативно выведена из работы" w:value="ДЗТ / КЦТнеб: Функция оперативно выведена из работы"/>
-                  <w:listItem w:displayText="ЗП / ЗП ВН: Пуск" w:value="ЗП / ЗП ВН: Пуск"/>
-                  <w:listItem w:displayText="ЗП / ЗП ВН: Пуск ИО максимального тока" w:value="ЗП / ЗП ВН: Пуск ИО максимального тока"/>
-                  <w:listItem w:displayText="ЗП / ЗП ВН: Срабатывание ЗП ВН" w:value="ЗП / ЗП ВН: Срабатывание ЗП ВН"/>
-                  <w:listItem w:displayText="ЗП / ЗП ВН: Срабатывание ЗП ВН на сигнал" w:value="ЗП / ЗП ВН: Срабатывание ЗП ВН на сигнал"/>
-                  <w:listItem w:displayText="ЗП / ЗП ВН: Функция введена в работу" w:value="ЗП / ЗП ВН: Функция введена в работу"/>
-                  <w:listItem w:displayText="ЗП / ЗП ВН: Функция оперативно выведена из работы" w:value="ЗП / ЗП ВН: Функция оперативно выведена из работы"/>
-                  <w:listItem w:displayText="ЗП / ЗП НН1: Пуск" w:value="ЗП / ЗП НН1: Пуск"/>
-                  <w:listItem w:displayText="ЗП / ЗП НН1: Пуск ИО максимального тока" w:value="ЗП / ЗП НН1: Пуск ИО максимального тока"/>
-                  <w:listItem w:displayText="ЗП / ЗП НН1: Срабатывание ЗП НН1" w:value="ЗП / ЗП НН1: Срабатывание ЗП НН1"/>
-                  <w:listItem w:displayText="ЗП / ЗП НН1: Срабатывание ЗП НН1 на сигнал" w:value="ЗП / ЗП НН1: Срабатывание ЗП НН1 на сигнал"/>
-                  <w:listItem w:displayText="ЗП / ЗП НН1: Функция введена в работу" w:value="ЗП / ЗП НН1: Функция введена в работу"/>
-                  <w:listItem w:displayText="ЗП / ЗП НН1: Функция оперативно выведена из работы" w:value="ЗП / ЗП НН1: Функция оперативно выведена из работы"/>
-                  <w:listItem w:displayText="ЗП / ЗП НН2: Пуск" w:value="ЗП / ЗП НН2: Пуск"/>
-                  <w:listItem w:displayText="ЗП / ЗП НН2: Пуск ИО максимального тока" w:value="ЗП / ЗП НН2: Пуск ИО максимального тока"/>
-                  <w:listItem w:displayText="ЗП / ЗП НН2: Срабатывание ЗП НН2" w:value="ЗП / ЗП НН2: Срабатывание ЗП НН2"/>
-                  <w:listItem w:displayText="ЗП / ЗП НН2: Срабатывание ЗП НН2 на сигнал" w:value="ЗП / ЗП НН2: Срабатывание ЗП НН2 на сигнал"/>
-                  <w:listItem w:displayText="ЗП / ЗП НН2: Функция введена в работу" w:value="ЗП / ЗП НН2: Функция введена в работу"/>
-                  <w:listItem w:displayText="ЗП / ЗП НН2: Функция оперативно выведена из работы" w:value="ЗП / ЗП НН2: Функция оперативно выведена из работы"/>
-                  <w:listItem w:displayText="ЗПО / ЗПО: Пуск" w:value="ЗПО / ЗПО: Пуск"/>
-                  <w:listItem w:displayText="ЗПО / ЗПО: Срабатывание ЗПО" w:value="ЗПО / ЗПО: Срабатывание ЗПО"/>
-                  <w:listItem w:displayText="ЗПО / ЗПО: Срабатывание ЗПО на сигнал" w:value="ЗПО / ЗПО: Срабатывание ЗПО на сигнал"/>
-                  <w:listItem w:displayText="ЗПО / ЗПО: Функция введена в работу" w:value="ЗПО / ЗПО: Функция введена в работу"/>
-                  <w:listItem w:displayText="ЗПО / ЗПО: Функция оперативно выведена из работы" w:value="ЗПО / ЗПО: Функция оперативно выведена из работы"/>
-                  <w:listItem w:displayText="КЦТ / КЦТст1: Пуск при асимметрии" w:value="КЦТ / КЦТст1: Пуск при асимметрии"/>
-                  <w:listItem w:displayText="КЦТ / КЦТст1: Пуск при обрыве провода" w:value="КЦТ / КЦТст1: Пуск при обрыве провода"/>
-                  <w:listItem w:displayText="КЦТ / КЦТст1: Срабатывание при асимметрии" w:value="КЦТ / КЦТст1: Срабатывание при асимметрии"/>
-                  <w:listItem w:displayText="КЦТ / КЦТст1: Срабатывание при обрыве провода" w:value="КЦТ / КЦТст1: Срабатывание при обрыве провода"/>
-                  <w:listItem w:displayText="КЦТ / КЦТст1: Функция введена в работу" w:value="КЦТ / КЦТст1: Функция введена в работу"/>
-                  <w:listItem w:displayText="КЦТ / КЦТст1: Функция оперативно выведена из работы" w:value="КЦТ / КЦТст1: Функция оперативно выведена из работы"/>
-                  <w:listItem w:displayText="КЦТ / КЦТст2: Пуск при асимметрии" w:value="КЦТ / КЦТст2: Пуск при асимметрии"/>
-                  <w:listItem w:displayText="КЦТ / КЦТст2: Пуск при обрыве провода" w:value="КЦТ / КЦТст2: Пуск при обрыве провода"/>
-                  <w:listItem w:displayText="КЦТ / КЦТст2: Срабатывание при асимметрии" w:value="КЦТ / КЦТст2: Срабатывание при асимметрии"/>
-                  <w:listItem w:displayText="КЦТ / КЦТст2: Срабатывание при обрыве провода" w:value="КЦТ / КЦТст2: Срабатывание при обрыве провода"/>
-                  <w:listItem w:displayText="КЦТ / КЦТст2: Функция введена в работу" w:value="КЦТ / КЦТст2: Функция введена в работу"/>
-                  <w:listItem w:displayText="КЦТ / КЦТст2: Функция оперативно выведена из работы" w:value="КЦТ / КЦТст2: Функция оперативно выведена из работы"/>
-                  <w:listItem w:displayText="КЦТ / КЦТст3: Пуск при асимметрии" w:value="КЦТ / КЦТст3: Пуск при асимметрии"/>
-                  <w:listItem w:displayText="КЦТ / КЦТст3: Пуск при обрыве провода" w:value="КЦТ / КЦТст3: Пуск при обрыве провода"/>
-                  <w:listItem w:displayText="КЦТ / КЦТст3: Срабатывание при асимметрии" w:value="КЦТ / КЦТст3: Срабатывание при асимметрии"/>
-                  <w:listItem w:displayText="КЦТ / КЦТст3: Срабатывание при обрыве провода" w:value="КЦТ / КЦТст3: Срабатывание при обрыве провода"/>
-                  <w:listItem w:displayText="КЦТ / КЦТст3: Функция введена в работу" w:value="КЦТ / КЦТст3: Функция введена в работу"/>
-                  <w:listItem w:displayText="КЦТ / КЦТст3: Функция оперативно выведена из работы" w:value="КЦТ / КЦТст3: Функция оперативно выведена из работы"/>
+                  <w:listItem w:displayText="ЗОП / ЗОП: Пуск" w:value="ЗОП / ЗОП: Пуск"/>
+                  <w:listItem w:displayText="ЗОП / ЗОП: Пуск ИО по несимметрии токов прямой и обратной последовательности" w:value="ЗОП / ЗОП: Пуск ИО по несимметрии токов прямой и обратной последовательности"/>
+                  <w:listItem w:displayText="ЗОП / ЗОП: Пуск ИО тока обратной последовательности" w:value="ЗОП / ЗОП: Пуск ИО тока обратной последовательности"/>
+                  <w:listItem w:displayText="ЗОП / ЗОП: Срабатывание" w:value="ЗОП / ЗОП: Срабатывание"/>
+                  <w:listItem w:displayText="ЗОП / ЗОП: Срабатывание на сигнал" w:value="ЗОП / ЗОП: Срабатывание на сигнал"/>
+                  <w:listItem w:displayText="ЗОП / ЗОП: Функция введена в работу" w:value="ЗОП / ЗОП: Функция введена в работу"/>
+                  <w:listItem w:displayText="ЗОП / ЗОП: Функция оперативно выведена из работы" w:value="ЗОП / ЗОП: Функция оперативно выведена из работы"/>
+                  <w:listItem w:displayText="ЗП / ЗП: Пуск" w:value="ЗП / ЗП: Пуск"/>
+                  <w:listItem w:displayText="ЗП / ЗП: Пуск ИО максимального тока" w:value="ЗП / ЗП: Пуск ИО максимального тока"/>
+                  <w:listItem w:displayText="ЗП / ЗП: Срабатывание" w:value="ЗП / ЗП: Срабатывание"/>
+                  <w:listItem w:displayText="ЗП / ЗП: Срабатывание на сигнал" w:value="ЗП / ЗП: Срабатывание на сигнал"/>
+                  <w:listItem w:displayText="ЗП / ЗП: Функция введена в работу" w:value="ЗП / ЗП: Функция введена в работу"/>
+                  <w:listItem w:displayText="ЗП / ЗП: Функция оперативно выведена из работы" w:value="ЗП / ЗП: Функция оперативно выведена из работы"/>
+                  <w:listItem w:displayText="КА / В: Выключатель включен" w:value="КА / В: Выключатель включен"/>
+                  <w:listItem w:displayText="КА / В: Выключатель отключен" w:value="КА / В: Выключатель отключен"/>
+                  <w:listItem w:displayText="КА / В: Индикация местного режима логического узла" w:value="КА / В: Индикация местного режима логического узла"/>
+                  <w:listItem w:displayText="КА / В: Индикация местного режима физического ключа" w:value="КА / В: Индикация местного режима физического ключа"/>
+                  <w:listItem w:displayText="КА / В: Команда 'включить' выключатель через выходное реле" w:value="КА / В: Команда 'включить' выключатель через выходное реле"/>
+                  <w:listItem w:displayText="КА / В: Команда 'отключить' выключатель через выходное реле" w:value="КА / В: Команда 'отключить' выключатель через выходное реле"/>
+                  <w:listItem w:displayText="КА / В: Неисправное положение выключателя" w:value="КА / В: Неисправное положение выключателя"/>
+                  <w:listItem w:displayText="КА / В: Промежуточное положение выключателя" w:value="КА / В: Промежуточное положение выключателя"/>
+                  <w:listItem w:displayText="КА / В: Функция введена в работу" w:value="КА / В: Функция введена в работу"/>
+                  <w:listItem w:displayText="КП / УВ: Включить выключатель" w:value="КП / УВ: Включить выключатель"/>
+                  <w:listItem w:displayText="КП / УВ: Идет переключение" w:value="КП / УВ: Идет переключение"/>
+                  <w:listItem w:displayText="КП / УВ: Отключить выключатель" w:value="КП / УВ: Отключить выключатель"/>
+                  <w:listItem w:displayText="КП / УВ: Положение В (Включено)" w:value="КП / УВ: Положение В (Включено)"/>
+                  <w:listItem w:displayText="КП / УВ: Положение В (Не определено)" w:value="КП / УВ: Положение В (Не определено)"/>
+                  <w:listItem w:displayText="КП / УВ: Положение В (Неисправность)" w:value="КП / УВ: Положение В (Неисправность)"/>
+                  <w:listItem w:displayText="КП / УВ: Положение В (Отключено)" w:value="КП / УВ: Положение В (Отключено)"/>
+                  <w:listItem w:displayText="КП / УВ: Сигнал превышения допустимого времени переключения" w:value="КП / УВ: Сигнал превышения допустимого времени переключения"/>
+                  <w:listItem w:displayText="КП / УВ: Функция введена в работу" w:value="КП / УВ: Функция введена в работу"/>
+                  <w:listItem w:displayText="КРВ / КРВ: Превышен коммутационный ресурс выключателя" w:value="КРВ / КРВ: Превышен коммутационный ресурс выключателя"/>
+                  <w:listItem w:displayText="КРВ / КРВ: Превышен механический ресурс выключателя" w:value="КРВ / КРВ: Превышен механический ресурс выключателя"/>
+                  <w:listItem w:displayText="КРВ / КРВ: Превышен ресурс выключателя" w:value="КРВ / КРВ: Превышен ресурс выключателя"/>
+                  <w:listItem w:displayText="КРВ / КРВ: Функция введена в работу" w:value="КРВ / КРВ: Функция введена в работу"/>
+                  <w:listItem w:displayText="КСВ / КСВ: Блокировка включения В" w:value="КСВ / КСВ: Блокировка включения В"/>
+                  <w:listItem w:displayText="КСВ / КСВ: Блокировка отключения В" w:value="КСВ / КСВ: Блокировка отключения В"/>
+                  <w:listItem w:displayText="КСВ / КСВ: В аварийно отключен" w:value="КСВ / КСВ: В аварийно отключен"/>
+                  <w:listItem w:displayText="КСВ / КСВ: В самопроизвольно отключен" w:value="КСВ / КСВ: В самопроизвольно отключен"/>
+                  <w:listItem w:displayText="КСВ / КСВ: Защита ЭМВ" w:value="КСВ / КСВ: Защита ЭМВ"/>
+                  <w:listItem w:displayText="КСВ / КСВ: Защита ЭМО1" w:value="КСВ / КСВ: Защита ЭМО1"/>
+                  <w:listItem w:displayText="КСВ / КСВ: Защита ЭМО2" w:value="КСВ / КСВ: Защита ЭМО2"/>
+                  <w:listItem w:displayText="КСВ / КСВ: Неисправность В" w:value="КСВ / КСВ: Неисправность В"/>
+                  <w:listItem w:displayText="КСВ / КСВ: Неисправность цепей ЭМУ" w:value="КСВ / КСВ: Неисправность цепей ЭМУ"/>
+                  <w:listItem w:displayText="КСВ / КСВ: Реле фиксации команды" w:value="КСВ / КСВ: Реле фиксации команды"/>
+                  <w:listItem w:displayText="КСВ / КСВ: Функция введена в работу" w:value="КСВ / КСВ: Функция введена в работу"/>
+                  <w:listItem w:displayText="КСВ / КСВ: Функция оперативно выведена из работы" w:value="КСВ / КСВ: Функция оперативно выведена из работы"/>
+                  <w:listItem w:displayText="КЦН НН / КЦН: Неисправность цепей напряжения" w:value="КЦН НН / КЦН: Неисправность цепей напряжения"/>
+                  <w:listItem w:displayText="КЦН НН / КЦН: Пуск" w:value="КЦН НН / КЦН: Пуск"/>
+                  <w:listItem w:displayText="КЦН НН / КЦН: Пуск органа максимального напряжения ОП" w:value="КЦН НН / КЦН: Пуск органа максимального напряжения ОП"/>
+                  <w:listItem w:displayText="КЦН НН / КЦН: Пуск органа минимального напряжения" w:value="КЦН НН / КЦН: Пуск органа минимального напряжения"/>
+                  <w:listItem w:displayText="КЦН НН / КЦН: Функция введена в работу" w:value="КЦН НН / КЦН: Функция введена в работу"/>
+                  <w:listItem w:displayText="КЦН НН / КЦН: Функция оперативно выведена из работы" w:value="КЦН НН / КЦН: Функция оперативно выведена из работы"/>
+                  <w:listItem w:displayText="ЛЗТ / ЛЗТ: Пуск" w:value="ЛЗТ / ЛЗТ: Пуск"/>
+                  <w:listItem w:displayText="ЛЗТ / ЛЗТ: Срабатывание" w:value="ЛЗТ / ЛЗТ: Срабатывание"/>
+                  <w:listItem w:displayText="ЛЗТ / ЛЗТ: Функция введена в работу" w:value="ЛЗТ / ЛЗТ: Функция введена в работу"/>
+                  <w:listItem w:displayText="ЛЗТ / ЛЗТ: Функция оперативно выведена из работы" w:value="ЛЗТ / ЛЗТ: Функция оперативно выведена из работы"/>
                   <w:listItem w:displayText="ЛО ВН / ЛО: Отключение" w:value="ЛО ВН / ЛО: Отключение"/>
                   <w:listItem w:displayText="ЛО ВН / ЛО: Отключить аварийно" w:value="ЛО ВН / ЛО: Отключить аварийно"/>
                   <w:listItem w:displayText="ЛО ВН / ЛО: Функция введена в работу" w:value="ЛО ВН / ЛО: Функция введена в работу"/>
@@ -7425,6 +7420,19 @@
                   <w:listItem w:displayText="ЛО ГЗсигн / ЛО: Срабатывание на сигнал" w:value="ЛО ГЗсигн / ЛО: Срабатывание на сигнал"/>
                   <w:listItem w:displayText="ЛО ГЗсигн / ЛО: Функция введена в работу" w:value="ЛО ГЗсигн / ЛО: Функция введена в работу"/>
                   <w:listItem w:displayText="ЛО ГЗсигн / ЛО: Функция оперативно выведена из работы" w:value="ЛО ГЗсигн / ЛО: Функция оперативно выведена из работы"/>
+                  <w:listItem w:displayText="ЛО НН / ЗАВР: Запрет АВР" w:value="ЛО НН / ЗАВР: Запрет АВР"/>
+                  <w:listItem w:displayText="ЛО НН / ЗАВР: Функция введена в работу" w:value="ЛО НН / ЗАВР: Функция введена в работу"/>
+                  <w:listItem w:displayText="ЛО НН / ЗАВР: Функция оперативно выведена из работы" w:value="ЛО НН / ЗАВР: Функция оперативно выведена из работы"/>
+                  <w:listItem w:displayText="ЛО НН / ЗАПВ: Запрет АПВ" w:value="ЛО НН / ЗАПВ: Запрет АПВ"/>
+                  <w:listItem w:displayText="ЛО НН / ЗАПВ: Функция введена в работу" w:value="ЛО НН / ЗАПВ: Функция введена в работу"/>
+                  <w:listItem w:displayText="ЛО НН / ЗАПВ: Функция оперативно выведена из работы" w:value="ЛО НН / ЗАПВ: Функция оперативно выведена из работы"/>
+                  <w:listItem w:displayText="ЛО НН / ЛО: Отключение" w:value="ЛО НН / ЛО: Отключение"/>
+                  <w:listItem w:displayText="ЛО НН / ЛО: Отключить аварийно" w:value="ЛО НН / ЛО: Отключить аварийно"/>
+                  <w:listItem w:displayText="ЛО НН / ЛО: Функция введена в работу" w:value="ЛО НН / ЛО: Функция введена в работу"/>
+                  <w:listItem w:displayText="ЛО НН / ЛО: Функция оперативно выведена из работы" w:value="ЛО НН / ЛО: Функция оперативно выведена из работы"/>
+                  <w:listItem w:displayText="ЛО Т / ЗАВР: Запрет АВР" w:value="ЛО Т / ЗАВР: Запрет АВР"/>
+                  <w:listItem w:displayText="ЛО Т / ЗАВР: Функция введена в работу" w:value="ЛО Т / ЗАВР: Функция введена в работу"/>
+                  <w:listItem w:displayText="ЛО Т / ЗАВР: Функция оперативно выведена из работы" w:value="ЛО Т / ЗАВР: Функция оперативно выведена из работы"/>
                   <w:listItem w:displayText="ЛО Т / ЗАПВ: Запрет АПВ" w:value="ЛО Т / ЗАПВ: Запрет АПВ"/>
                   <w:listItem w:displayText="ЛО Т / ЗАПВ: Функция введена в работу" w:value="ЛО Т / ЗАПВ: Функция введена в работу"/>
                   <w:listItem w:displayText="ЛО Т / ЗАПВ: Функция оперативно выведена из работы" w:value="ЛО Т / ЗАПВ: Функция оперативно выведена из работы"/>
@@ -7459,6 +7467,52 @@
                   <w:listItem w:displayText="ЛО ТС / ЛО ПК: Срабатывание на сигнал" w:value="ЛО ТС / ЛО ПК: Срабатывание на сигнал"/>
                   <w:listItem w:displayText="ЛО ТС / ЛО ПК: Функция введена в работу" w:value="ЛО ТС / ЛО ПК: Функция введена в работу"/>
                   <w:listItem w:displayText="ЛО ТС / ЛО ПК: Функция оперативно выведена из работы" w:value="ЛО ТС / ЛО ПК: Функция оперативно выведена из работы"/>
+                  <w:listItem w:displayText="МТЗ / БЛЗШ: Блокировка ЛЗШ" w:value="МТЗ / БЛЗШ: Блокировка ЛЗШ"/>
+                  <w:listItem w:displayText="МТЗ / БНТ: Пуск БНТ" w:value="МТЗ / БНТ: Пуск БНТ"/>
+                  <w:listItem w:displayText="МТЗ / БНТ: Пуск по фазе A" w:value="МТЗ / БНТ: Пуск по фазе A"/>
+                  <w:listItem w:displayText="МТЗ / БНТ: Пуск по фазе В" w:value="МТЗ / БНТ: Пуск по фазе В"/>
+                  <w:listItem w:displayText="МТЗ / БНТ: Пуск по фазе С" w:value="МТЗ / БНТ: Пуск по фазе С"/>
+                  <w:listItem w:displayText="МТЗ / КПОН: Пуск" w:value="МТЗ / КПОН: Пуск"/>
+                  <w:listItem w:displayText="МТЗ / КПОН: Функция введена в работу" w:value="МТЗ / КПОН: Функция введена в работу"/>
+                  <w:listItem w:displayText="МТЗ / КПОН: Функция оперативно выведена из работы" w:value="МТЗ / КПОН: Функция оперативно выведена из работы"/>
+                  <w:listItem w:displayText="МТЗ / МТЗ 1 ст: Пуск" w:value="МТЗ / МТЗ 1 ст: Пуск"/>
+                  <w:listItem w:displayText="МТЗ / МТЗ 1 ст: Пуск ИО тока по фазе А" w:value="МТЗ / МТЗ 1 ст: Пуск ИО тока по фазе А"/>
+                  <w:listItem w:displayText="МТЗ / МТЗ 1 ст: Пуск ИО тока по фазе В" w:value="МТЗ / МТЗ 1 ст: Пуск ИО тока по фазе В"/>
+                  <w:listItem w:displayText="МТЗ / МТЗ 1 ст: Пуск ИО тока по фазе С" w:value="МТЗ / МТЗ 1 ст: Пуск ИО тока по фазе С"/>
+                  <w:listItem w:displayText="МТЗ / МТЗ 1 ст: Пуск по фазе A" w:value="МТЗ / МТЗ 1 ст: Пуск по фазе A"/>
+                  <w:listItem w:displayText="МТЗ / МТЗ 1 ст: Пуск по фазе В" w:value="МТЗ / МТЗ 1 ст: Пуск по фазе В"/>
+                  <w:listItem w:displayText="МТЗ / МТЗ 1 ст: Пуск по фазе С" w:value="МТЗ / МТЗ 1 ст: Пуск по фазе С"/>
+                  <w:listItem w:displayText="МТЗ / МТЗ 1 ст: Срабатывание" w:value="МТЗ / МТЗ 1 ст: Срабатывание"/>
+                  <w:listItem w:displayText="МТЗ / МТЗ 1 ст: Срабатывание на сигнал" w:value="МТЗ / МТЗ 1 ст: Срабатывание на сигнал"/>
+                  <w:listItem w:displayText="МТЗ / МТЗ 1 ст: Функция введена в работу" w:value="МТЗ / МТЗ 1 ст: Функция введена в работу"/>
+                  <w:listItem w:displayText="МТЗ / МТЗ 1 ст: Функция оперативно выведена из работы" w:value="МТЗ / МТЗ 1 ст: Функция оперативно выведена из работы"/>
+                  <w:listItem w:displayText="МТЗ / МТЗ 2 ст: Пуск" w:value="МТЗ / МТЗ 2 ст: Пуск"/>
+                  <w:listItem w:displayText="МТЗ / МТЗ 2 ст: Пуск ИО тока по фазе А" w:value="МТЗ / МТЗ 2 ст: Пуск ИО тока по фазе А"/>
+                  <w:listItem w:displayText="МТЗ / МТЗ 2 ст: Пуск ИО тока по фазе В" w:value="МТЗ / МТЗ 2 ст: Пуск ИО тока по фазе В"/>
+                  <w:listItem w:displayText="МТЗ / МТЗ 2 ст: Пуск ИО тока по фазе С" w:value="МТЗ / МТЗ 2 ст: Пуск ИО тока по фазе С"/>
+                  <w:listItem w:displayText="МТЗ / МТЗ 2 ст: Пуск по фазе A" w:value="МТЗ / МТЗ 2 ст: Пуск по фазе A"/>
+                  <w:listItem w:displayText="МТЗ / МТЗ 2 ст: Пуск по фазе В" w:value="МТЗ / МТЗ 2 ст: Пуск по фазе В"/>
+                  <w:listItem w:displayText="МТЗ / МТЗ 2 ст: Пуск по фазе С" w:value="МТЗ / МТЗ 2 ст: Пуск по фазе С"/>
+                  <w:listItem w:displayText="МТЗ / МТЗ 2 ст: Срабатывание" w:value="МТЗ / МТЗ 2 ст: Срабатывание"/>
+                  <w:listItem w:displayText="МТЗ / МТЗ 2 ст: Срабатывание на сигнал" w:value="МТЗ / МТЗ 2 ст: Срабатывание на сигнал"/>
+                  <w:listItem w:displayText="МТЗ / МТЗ 2 ст: Функция введена в работу" w:value="МТЗ / МТЗ 2 ст: Функция введена в работу"/>
+                  <w:listItem w:displayText="МТЗ / МТЗ 2 ст: Функция оперативно выведена из работы" w:value="МТЗ / МТЗ 2 ст: Функция оперативно выведена из работы"/>
+                  <w:listItem w:displayText="МТЗ / МТЗ 3 ст: Пуск" w:value="МТЗ / МТЗ 3 ст: Пуск"/>
+                  <w:listItem w:displayText="МТЗ / МТЗ 3 ст: Пуск ИО тока по фазе А" w:value="МТЗ / МТЗ 3 ст: Пуск ИО тока по фазе А"/>
+                  <w:listItem w:displayText="МТЗ / МТЗ 3 ст: Пуск ИО тока по фазе В" w:value="МТЗ / МТЗ 3 ст: Пуск ИО тока по фазе В"/>
+                  <w:listItem w:displayText="МТЗ / МТЗ 3 ст: Пуск ИО тока по фазе С" w:value="МТЗ / МТЗ 3 ст: Пуск ИО тока по фазе С"/>
+                  <w:listItem w:displayText="МТЗ / МТЗ 3 ст: Пуск по фазе A" w:value="МТЗ / МТЗ 3 ст: Пуск по фазе A"/>
+                  <w:listItem w:displayText="МТЗ / МТЗ 3 ст: Пуск по фазе В" w:value="МТЗ / МТЗ 3 ст: Пуск по фазе В"/>
+                  <w:listItem w:displayText="МТЗ / МТЗ 3 ст: Пуск по фазе С" w:value="МТЗ / МТЗ 3 ст: Пуск по фазе С"/>
+                  <w:listItem w:displayText="МТЗ / МТЗ 3 ст: Срабатывание" w:value="МТЗ / МТЗ 3 ст: Срабатывание"/>
+                  <w:listItem w:displayText="МТЗ / МТЗ 3 ст: Срабатывание на сигнал" w:value="МТЗ / МТЗ 3 ст: Срабатывание на сигнал"/>
+                  <w:listItem w:displayText="МТЗ / МТЗ 3 ст: Функция введена в работу" w:value="МТЗ / МТЗ 3 ст: Функция введена в работу"/>
+                  <w:listItem w:displayText="МТЗ / МТЗ 3 ст: Функция оперативно выведена из работы" w:value="МТЗ / МТЗ 3 ст: Функция оперативно выведена из работы"/>
+                  <w:listItem w:displayText="ПДС / В: Ключ М/Д привода В" w:value="ПДС / В: Ключ М/Д привода В"/>
+                  <w:listItem w:displayText="ПДС / В: Положение В (Включено)" w:value="ПДС / В: Положение В (Включено)"/>
+                  <w:listItem w:displayText="ПДС / В: Положение В (Не определено)" w:value="ПДС / В: Положение В (Не определено)"/>
+                  <w:listItem w:displayText="ПДС / В: Положение В (Неисправность)" w:value="ПДС / В: Положение В (Неисправность)"/>
+                  <w:listItem w:displayText="ПДС / В: Положение В (Отключено)" w:value="ПДС / В: Положение В (Отключено)"/>
                   <w:listItem w:displayText="ПДС / ГЗ РПН: Низкая изоляция " w:value="ПДС / ГЗ РПН: Низкая изоляция "/>
                   <w:listItem w:displayText="ПДС / ГЗ РПН: Отключение" w:value="ПДС / ГЗ РПН: Отключение"/>
                   <w:listItem w:displayText="ПДС / ГЗ Т: Низкая изоляция ГЗоткл" w:value="ПДС / ГЗ Т: Низкая изоляция ГЗоткл"/>
@@ -7476,8 +7530,15 @@
                   <w:listItem w:displayText="ПДС / ДУм РПН: Низкий уровень масла" w:value="ПДС / ДУм РПН: Низкий уровень масла"/>
                   <w:listItem w:displayText="ПДС / ДУм расширителя: Высокий уровень масла" w:value="ПДС / ДУм расширителя: Высокий уровень масла"/>
                   <w:listItem w:displayText="ПДС / ДУм расширителя: Низкий уровень масла" w:value="ПДС / ДУм расширителя: Низкий уровень масла"/>
-                  <w:listItem w:displayText="ПДС / КСО: Авария" w:value="ПДС / КСО: Авария"/>
-                  <w:listItem w:displayText="ПДС / КСО: Неисправность" w:value="ПДС / КСО: Неисправность"/>
+                  <w:listItem w:displayText="ПДС / КИ: Аварийный уровень изоляции" w:value="ПДС / КИ: Аварийный уровень изоляции"/>
+                  <w:listItem w:displayText="ПДС / КИ: Низкий уровень изоляции" w:value="ПДС / КИ: Низкий уровень изоляции"/>
+                  <w:listItem w:displayText="ПДС / КПруж: Пружина не заведена" w:value="ПДС / КПруж: Пружина не заведена"/>
+                  <w:listItem w:displayText="ПДС / КЦВ: Контроль цепи ЭМВ" w:value="ПДС / КЦВ: Контроль цепи ЭМВ"/>
+                  <w:listItem w:displayText="ПДС / КЦВ: Контроль цепи ЭМО1" w:value="ПДС / КЦВ: Контроль цепи ЭМО1"/>
+                  <w:listItem w:displayText="ПДС / КЦВ: Контроль цепи ЭМО2" w:value="ПДС / КЦВ: Контроль цепи ЭМО2"/>
+                  <w:listItem w:displayText="ПДС / КЦВ: Работа ЭМВ" w:value="ПДС / КЦВ: Работа ЭМВ"/>
+                  <w:listItem w:displayText="ПДС / КЦВ: Работа ЭМО1" w:value="ПДС / КЦВ: Работа ЭМО1"/>
+                  <w:listItem w:displayText="ПДС / КЦВ: Работа ЭМО2" w:value="ПДС / КЦВ: Работа ЭМО2"/>
                   <w:listItem w:displayText="ПДС / ОК: Срабатывание" w:value="ПДС / ОК: Срабатывание"/>
                   <w:listItem w:displayText="ПДС / ПК: Срабатывание" w:value="ПДС / ПК: Срабатывание"/>
                   <w:listItem w:displayText="ПДС / РД: Низкая изоляция" w:value="ПДС / РД: Низкая изоляция"/>
@@ -7486,9 +7547,9 @@
                   <w:listItem w:displayText="ПДС НКУ / SA2: Цепь введена" w:value="ПДС НКУ / SA2: Цепь введена"/>
                   <w:listItem w:displayText="ПДС НКУ / SA3: Цепь введена" w:value="ПДС НКУ / SA3: Цепь введена"/>
                   <w:listItem w:displayText="ПДС НКУ / SA4: Цепь введена" w:value="ПДС НКУ / SA4: Цепь введена"/>
+                  <w:listItem w:displayText="ПДС НКУ / SA5: Цепь введена" w:value="ПДС НКУ / SA5: Цепь введена"/>
                   <w:listItem w:displayText="ПДС НКУ / SG1: Рабочее положение" w:value="ПДС НКУ / SG1: Рабочее положение"/>
                   <w:listItem w:displayText="ПДС НКУ / SG2: Рабочее положение" w:value="ПДС НКУ / SG2: Рабочее положение"/>
-                  <w:listItem w:displayText="ПДС НКУ / SG3: Рабочее положение" w:value="ПДС НКУ / SG3: Рабочее положение"/>
                   <w:listItem w:displayText="ПДС НКУ / ВнешСигн1: Срабатывание" w:value="ПДС НКУ / ВнешСигн1: Срабатывание"/>
                   <w:listItem w:displayText="ПДС НКУ / ВнешСигн2: Срабатывание" w:value="ПДС НКУ / ВнешСигн2: Срабатывание"/>
                   <w:listItem w:displayText="ПДС НКУ / ВнешСигн3: Срабатывание" w:value="ПДС НКУ / ВнешСигн3: Срабатывание"/>
@@ -7496,27 +7557,15 @@
                   <w:listItem w:displayText="ПДС НКУ / Дверь: Дверь шкафа закрыта" w:value="ПДС НКУ / Дверь: Дверь шкафа закрыта"/>
                   <w:listItem w:displayText="ПДС НКУ / Дверь: Дверь шкафа открыта" w:value="ПДС НКУ / Дверь: Дверь шкафа открыта"/>
                   <w:listItem w:displayText="ПДС НКУ / ОТ ГЗ: Неисправность" w:value="ПДС НКУ / ОТ ГЗ: Неисправность"/>
-                  <w:listItem w:displayText="ПДС НКУ / ОТ ЗДЗ1: Неисправность" w:value="ПДС НКУ / ОТ ЗДЗ1: Неисправность"/>
-                  <w:listItem w:displayText="ПДС НКУ / ОТ ЗДЗ2: Неисправность" w:value="ПДС НКУ / ОТ ЗДЗ2: Неисправность"/>
-                  <w:listItem w:displayText="ПДС НКУ / ОТ ИЭУ ТН1: Неисправность" w:value="ПДС НКУ / ОТ ИЭУ ТН1: Неисправность"/>
-                  <w:listItem w:displayText="ПДС НКУ / ОТ ИЭУ ТН2: Неисправность" w:value="ПДС НКУ / ОТ ИЭУ ТН2: Неисправность"/>
+                  <w:listItem w:displayText="ПДС НКУ / ОТ ЗДЗ: Неисправность" w:value="ПДС НКУ / ОТ ЗДЗ: Неисправность"/>
+                  <w:listItem w:displayText="ПДС НКУ / ОТ ИЭУ ТН: Неисправность" w:value="ПДС НКУ / ОТ ИЭУ ТН: Неисправность"/>
                   <w:listItem w:displayText="ПДС НКУ / ОТ ТЗ, ТС: Неисправность" w:value="ПДС НКУ / ОТ ТЗ, ТС: Неисправность"/>
-                  <w:listItem w:displayText="ПДС НКУ / ОТ УРОВ1: Неисправность" w:value="ПДС НКУ / ОТ УРОВ1: Неисправность"/>
-                  <w:listItem w:displayText="ПДС НКУ / ОТ УРОВ2: Неисправность" w:value="ПДС НКУ / ОТ УРОВ2: Неисправность"/>
+                  <w:listItem w:displayText="ПДС НКУ / ОТ УРОВ: Неисправность" w:value="ПДС НКУ / ОТ УРОВ: Неисправность"/>
+                  <w:listItem w:displayText="ПДС НКУ / ОТ ЭМО1, ЭМВ: Неисправность" w:value="ПДС НКУ / ОТ ЭМО1, ЭМВ: Неисправность"/>
+                  <w:listItem w:displayText="ПДС НКУ / ОТ ЭМО2: Неисправность" w:value="ПДС НКУ / ОТ ЭМО2: Неисправность"/>
+                  <w:listItem w:displayText="ПДС НКУ / ОТ цепей сигн. В: Неисправность" w:value="ПДС НКУ / ОТ цепей сигн. В: Неисправность"/>
                   <w:listItem w:displayText="Пред. сигн. / ПС: Пуск предупредительной сигнализации" w:value="Пред. сигн. / ПС: Пуск предупредительной сигнализации"/>
                   <w:listItem w:displayText="Пред. сигн. / ПС: Пуск предупредительной сигнализации (импульс)" w:value="Пред. сигн. / ПС: Пуск предупредительной сигнализации (импульс)"/>
-                  <w:listItem w:displayText="РТПО / РТПО ВН: Пуск" w:value="РТПО / РТПО ВН: Пуск"/>
-                  <w:listItem w:displayText="РТПО / РТПО ВН: Функция введена в работу" w:value="РТПО / РТПО ВН: Функция введена в работу"/>
-                  <w:listItem w:displayText="РТПО / РТПО ВН: Функция оперативно выведена из работы" w:value="РТПО / РТПО ВН: Функция оперативно выведена из работы"/>
-                  <w:listItem w:displayText="РТПО / РТПО НН1: Пуск" w:value="РТПО / РТПО НН1: Пуск"/>
-                  <w:listItem w:displayText="РТПО / РТПО НН1: Функция введена в работу" w:value="РТПО / РТПО НН1: Функция введена в работу"/>
-                  <w:listItem w:displayText="РТПО / РТПО НН1: Функция оперативно выведена из работы" w:value="РТПО / РТПО НН1: Функция оперативно выведена из работы"/>
-                  <w:listItem w:displayText="РТПО / РТПО НН2: Пуск" w:value="РТПО / РТПО НН2: Пуск"/>
-                  <w:listItem w:displayText="РТПО / РТПО НН2: Функция введена в работу" w:value="РТПО / РТПО НН2: Функция введена в работу"/>
-                  <w:listItem w:displayText="РТПО / РТПО НН2: Функция оперативно выведена из работы" w:value="РТПО / РТПО НН2: Функция оперативно выведена из работы"/>
-                  <w:listItem w:displayText="РТПО / РТПО_общ: Пуск" w:value="РТПО / РТПО_общ: Пуск"/>
-                  <w:listItem w:displayText="РТПО / РТПО_общ: Функция введена в работу" w:value="РТПО / РТПО_общ: Функция введена в работу"/>
-                  <w:listItem w:displayText="РТПО / РТПО_общ: Функция оперативно выведена из работы" w:value="РТПО / РТПО_общ: Функция оперативно выведена из работы"/>
                   <w:listItem w:displayText="СИСТ / БУ: Индикация местного управления" w:value="СИСТ / БУ: Индикация местного управления"/>
                   <w:listItem w:displayText="СИСТ / Диагностика: Изменение встраиваемого ПО" w:value="СИСТ / Диагностика: Изменение встраиваемого ПО"/>
                   <w:listItem w:displayText="СИСТ / Диагностика: Индикация логического узла-прокси" w:value="СИСТ / Диагностика: Индикация логического узла-прокси"/>
@@ -7532,6 +7581,8 @@
                   <w:listItem w:displayText="СИСТ / Диагностика: Неисправность модуля дискретных входов/выходов (слот М11)" w:value="СИСТ / Диагностика: Неисправность модуля дискретных входов/выходов (слот М11)"/>
                   <w:listItem w:displayText="СИСТ / Диагностика: Неисправность модуля дискретных входов/выходов (слот М3)" w:value="СИСТ / Диагностика: Неисправность модуля дискретных входов/выходов (слот М3)"/>
                   <w:listItem w:displayText="СИСТ / Диагностика: Неисправность модуля дискретных входов/выходов (слот М4)" w:value="СИСТ / Диагностика: Неисправность модуля дискретных входов/выходов (слот М4)"/>
+                  <w:listItem w:displayText="СИСТ / Диагностика: Неисправность модуля дискретных входов/выходов (слот М6)" w:value="СИСТ / Диагностика: Неисправность модуля дискретных входов/выходов (слот М6)"/>
+                  <w:listItem w:displayText="СИСТ / Диагностика: Неисправность модуля дискретных входов/выходов (слот М7)" w:value="СИСТ / Диагностика: Неисправность модуля дискретных входов/выходов (слот М7)"/>
                   <w:listItem w:displayText="СИСТ / Диагностика: Неисправность модуля дискретных входов/выходов (слот М8)" w:value="СИСТ / Диагностика: Неисправность модуля дискретных входов/выходов (слот М8)"/>
                   <w:listItem w:displayText="СИСТ / Диагностика: Неисправность модуля дискретных входов/выходов (слот М9)" w:value="СИСТ / Диагностика: Неисправность модуля дискретных входов/выходов (слот М9)"/>
                   <w:listItem w:displayText="СИСТ / Диагностика: Неисправность цепей оперативного питания" w:value="СИСТ / Диагностика: Неисправность цепей оперативного питания"/>
@@ -7786,45 +7837,41 @@
                   <w:listItem w:displayText="СИСТ / ПлДВых9: Состояние ДВых7" w:value="СИСТ / ПлДВых9: Состояние ДВых7"/>
                   <w:listItem w:displayText="СИСТ / ПлДВых9: Состояние ДВых8" w:value="СИСТ / ПлДВых9: Состояние ДВых8"/>
                   <w:listItem w:displayText="СИСТ / СД ФК: Действие на В ВН" w:value="СИСТ / СД ФК: Действие на В ВН"/>
-                  <w:listItem w:displayText="СИСТ / СД ФК: Действие на В НН1" w:value="СИСТ / СД ФК: Действие на В НН1"/>
-                  <w:listItem w:displayText="СИСТ / СД ФК: Действие на В НН2" w:value="СИСТ / СД ФК: Действие на В НН2"/>
+                  <w:listItem w:displayText="СИСТ / СД ФК: Действие на В НН" w:value="СИСТ / СД ФК: Действие на В НН"/>
                   <w:listItem w:displayText="СИСТ / СД ФК: Комплект" w:value="СИСТ / СД ФК: Комплект"/>
                   <w:listItem w:displayText="СИСТ / СД ФК: Режим работы ГЗ РПН" w:value="СИСТ / СД ФК: Режим работы ГЗ РПН"/>
                   <w:listItem w:displayText="СИСТ / СД ФК: Режим работы ГЗ Т откл" w:value="СИСТ / СД ФК: Режим работы ГЗ Т откл"/>
                   <w:listItem w:displayText="СИСТ / СД ФК: Режим работы ГЗ Т сигн" w:value="СИСТ / СД ФК: Режим работы ГЗ Т сигн"/>
-                  <w:listItem w:displayText="СИСТ / СД ФК: Режим работы ДЗТ" w:value="СИСТ / СД ФК: Режим работы ДЗТ"/>
-                  <w:listItem w:displayText="СИСТ / СД ФК: Режим работы ЗПО" w:value="СИСТ / СД ФК: Режим работы ЗПО"/>
                   <w:listItem w:displayText="СИСТ / СД ФК: Режим работы УРОВ" w:value="СИСТ / СД ФК: Режим работы УРОВ"/>
                   <w:listItem w:displayText="СИСТ / СД ФК: Управление ИЭУ" w:value="СИСТ / СД ФК: Управление ИЭУ"/>
                   <w:listItem w:displayText="СИСТ / СД: БИ выведены" w:value="СИСТ / СД: БИ выведены"/>
                   <w:listItem w:displayText="СИСТ / СД: Внешнее отключение" w:value="СИСТ / СД: Внешнее отключение"/>
                   <w:listItem w:displayText="СИСТ / СД: Выходные цепи разобраны" w:value="СИСТ / СД: Выходные цепи разобраны"/>
+                  <w:listItem w:displayText="СИСТ / СД: Неисправность В ВН" w:value="СИСТ / СД: Неисправность В ВН"/>
                   <w:listItem w:displayText="СИСТ / СД: Неисправность ШС-А" w:value="СИСТ / СД: Неисправность ШС-А"/>
                   <w:listItem w:displayText="СИСТ / СД: Неисправность ШС-В" w:value="СИСТ / СД: Неисправность ШС-В"/>
                   <w:listItem w:displayText="СИСТ / СД: Неисправность опер. тока ГЗ" w:value="СИСТ / СД: Неисправность опер. тока ГЗ"/>
                   <w:listItem w:displayText="СИСТ / СД: Неисправность опер. тока ТЗ, ТС" w:value="СИСТ / СД: Неисправность опер. тока ТЗ, ТС"/>
+                  <w:listItem w:displayText="СИСТ / СД: Неисправность сигн. В" w:value="СИСТ / СД: Неисправность сигн. В"/>
                   <w:listItem w:displayText="СИСТ / СД: Неисправность цепей ГЗ РПН" w:value="СИСТ / СД: Неисправность цепей ГЗ РПН"/>
                   <w:listItem w:displayText="СИСТ / СД: Неисправность цепей ГЗ Т" w:value="СИСТ / СД: Неисправность цепей ГЗ Т"/>
                   <w:listItem w:displayText="СИСТ / СД: Неисправность цепей ТЗ" w:value="СИСТ / СД: Неисправность цепей ТЗ"/>
                   <w:listItem w:displayText="СИСТ / СД: Потеря GOOSE" w:value="СИСТ / СД: Потеря GOOSE"/>
-                  <w:listItem w:displayText="СИСТ / СД: Пуск ЗПО" w:value="СИСТ / СД: Пуск ЗПО"/>
                   <w:listItem w:displayText="СИСТ / СД: Срабатывание ГЗ РПН" w:value="СИСТ / СД: Срабатывание ГЗ РПН"/>
                   <w:listItem w:displayText="СИСТ / СД: Срабатывание ГЗоткл" w:value="СИСТ / СД: Срабатывание ГЗоткл"/>
                   <w:listItem w:displayText="СИСТ / СД: Срабатывание ГЗсигн" w:value="СИСТ / СД: Срабатывание ГЗсигн"/>
-                  <w:listItem w:displayText="СИСТ / СД: Срабатывание ДЗТ" w:value="СИСТ / СД: Срабатывание ДЗТ"/>
                   <w:listItem w:displayText="СИСТ / СД: Срабатывание ЗП" w:value="СИСТ / СД: Срабатывание ЗП"/>
+                  <w:listItem w:displayText="СИСТ / СД: Срабатывание МТЗ" w:value="СИСТ / СД: Срабатывание МТЗ"/>
                   <w:listItem w:displayText="СИСТ / СД: Срабатывание ТЗоткл" w:value="СИСТ / СД: Срабатывание ТЗоткл"/>
                   <w:listItem w:displayText="СИСТ / СД: Срабатывание ТЗсигн" w:value="СИСТ / СД: Срабатывание ТЗсигн"/>
+                  <w:listItem w:displayText="СИСТ / СД: Срабатывание ТО" w:value="СИСТ / СД: Срабатывание ТО"/>
                   <w:listItem w:displayText="СИСТ / СД: Срабатывание УРОВ" w:value="СИСТ / СД: Срабатывание УРОВ"/>
                   <w:listItem w:displayText="СИСТ / ФК: Действие на В ВН" w:value="СИСТ / ФК: Действие на В ВН"/>
-                  <w:listItem w:displayText="СИСТ / ФК: Действие на В НН1" w:value="СИСТ / ФК: Действие на В НН1"/>
-                  <w:listItem w:displayText="СИСТ / ФК: Действие на В НН2" w:value="СИСТ / ФК: Действие на В НН2"/>
+                  <w:listItem w:displayText="СИСТ / ФК: Действие на В НН" w:value="СИСТ / ФК: Действие на В НН"/>
                   <w:listItem w:displayText="СИСТ / ФК: Комплект" w:value="СИСТ / ФК: Комплект"/>
                   <w:listItem w:displayText="СИСТ / ФК: Режим работы ГЗ РПН" w:value="СИСТ / ФК: Режим работы ГЗ РПН"/>
                   <w:listItem w:displayText="СИСТ / ФК: Режим работы ГЗ Т откл" w:value="СИСТ / ФК: Режим работы ГЗ Т откл"/>
                   <w:listItem w:displayText="СИСТ / ФК: Режим работы ГЗ Т сигн" w:value="СИСТ / ФК: Режим работы ГЗ Т сигн"/>
-                  <w:listItem w:displayText="СИСТ / ФК: Режим работы ДЗТ" w:value="СИСТ / ФК: Режим работы ДЗТ"/>
-                  <w:listItem w:displayText="СИСТ / ФК: Режим работы ЗПО" w:value="СИСТ / ФК: Режим работы ЗПО"/>
                   <w:listItem w:displayText="СИСТ / ФК: Режим работы УРОВ" w:value="СИСТ / ФК: Режим работы УРОВ"/>
                   <w:listItem w:displayText="СИСТ / ФК: Управление ИЭУ" w:value="СИСТ / ФК: Управление ИЭУ"/>
                   <w:listItem w:displayText="СИСТ / ШС: Переполнение буфера входных данных" w:value="СИСТ / ШС: Переполнение буфера входных данных"/>
@@ -7839,6 +7886,7 @@
                   <w:listItem w:displayText="Сборка сигн. / СС: Контроль оперативного тока НН" w:value="Сборка сигн. / СС: Контроль оперативного тока НН"/>
                   <w:listItem w:displayText="Сборка сигн. / СС: Низкая изоляция ГЗ" w:value="Сборка сигн. / СС: Низкая изоляция ГЗ"/>
                   <w:listItem w:displayText="Сборка сигн. / СС: Низкая изоляция ТЗ" w:value="Сборка сигн. / СС: Низкая изоляция ТЗ"/>
+                  <w:listItem w:displayText="Сборка сигн. / СС: Превышение времени переключения коммутационного аппарата" w:value="Сборка сигн. / СС: Превышение времени переключения коммутационного аппарата"/>
                   <w:listItem w:displayText="Сборка сигн. / СС: Сигнализация от ГЗ" w:value="Сборка сигн. / СС: Сигнализация от ГЗ"/>
                   <w:listItem w:displayText="Сборка сигн. / СС: Сигнализация от ТЗ" w:value="Сборка сигн. / СС: Сигнализация от ТЗ"/>
                   <w:listItem w:displayText="Сборка сигн. / СС: Сигнализация от ТС" w:value="Сборка сигн. / СС: Сигнализация от ТС"/>
@@ -7846,25 +7894,21 @@
                   <w:listItem w:displayText="ТК ЗДЗ / ТК ЗДЗ: Пуск" w:value="ТК ЗДЗ / ТК ЗДЗ: Пуск"/>
                   <w:listItem w:displayText="ТК ЗДЗ / ТК ЗДЗ: Функция введена в работу" w:value="ТК ЗДЗ / ТК ЗДЗ: Функция введена в работу"/>
                   <w:listItem w:displayText="ТК ЗДЗ / ТК ЗДЗ: Функция оперативно выведена из работы" w:value="ТК ЗДЗ / ТК ЗДЗ: Функция оперативно выведена из работы"/>
-                  <w:listItem w:displayText="ТО ЗПО / ТО ЗПО ВН: Пуск" w:value="ТО ЗПО / ТО ЗПО ВН: Пуск"/>
-                  <w:listItem w:displayText="ТО ЗПО / ТО ЗПО ВН: Функция введена в работу" w:value="ТО ЗПО / ТО ЗПО ВН: Функция введена в работу"/>
-                  <w:listItem w:displayText="ТО ЗПО / ТО ЗПО ВН: Функция оперативно выведена из работы" w:value="ТО ЗПО / ТО ЗПО ВН: Функция оперативно выведена из работы"/>
-                  <w:listItem w:displayText="ТО ЗПО / ТО ЗПО НН1: Пуск" w:value="ТО ЗПО / ТО ЗПО НН1: Пуск"/>
-                  <w:listItem w:displayText="ТО ЗПО / ТО ЗПО НН1: Функция введена в работу" w:value="ТО ЗПО / ТО ЗПО НН1: Функция введена в работу"/>
-                  <w:listItem w:displayText="ТО ЗПО / ТО ЗПО НН1: Функция оперативно выведена из работы" w:value="ТО ЗПО / ТО ЗПО НН1: Функция оперативно выведена из работы"/>
-                  <w:listItem w:displayText="ТО ЗПО / ТО ЗПО НН2: Пуск" w:value="ТО ЗПО / ТО ЗПО НН2: Пуск"/>
-                  <w:listItem w:displayText="ТО ЗПО / ТО ЗПО НН2: Функция введена в работу" w:value="ТО ЗПО / ТО ЗПО НН2: Функция введена в работу"/>
-                  <w:listItem w:displayText="ТО ЗПО / ТО ЗПО НН2: Функция оперативно выведена из работы" w:value="ТО ЗПО / ТО ЗПО НН2: Функция оперативно выведена из работы"/>
-                  <w:listItem w:displayText="ТО ЗПО / ТО ЗПО_общ: Пуск" w:value="ТО ЗПО / ТО ЗПО_общ: Пуск"/>
-                  <w:listItem w:displayText="ТО ЗПО / ТО ЗПО_общ: Функция введена в работу" w:value="ТО ЗПО / ТО ЗПО_общ: Функция введена в работу"/>
-                  <w:listItem w:displayText="ТО ЗПО / ТО ЗПО_общ: Функция оперативно выведена из работы" w:value="ТО ЗПО / ТО ЗПО_общ: Функция оперативно выведена из работы"/>
+                  <w:listItem w:displayText="ТО / ТО: Пуск" w:value="ТО / ТО: Пуск"/>
+                  <w:listItem w:displayText="ТО / ТО: Срабатывание" w:value="ТО / ТО: Срабатывание"/>
+                  <w:listItem w:displayText="ТО / ТО: Срабатывание на сигнал" w:value="ТО / ТО: Срабатывание на сигнал"/>
+                  <w:listItem w:displayText="ТО / ТО: Функция введена в работу" w:value="ТО / ТО: Функция введена в работу"/>
+                  <w:listItem w:displayText="ТО / ТО: Функция оперативно выведена из работы" w:value="ТО / ТО: Функция оперативно выведена из работы"/>
                   <w:listItem w:displayText="ТО РПН / ТО РПН: Пуск" w:value="ТО РПН / ТО РПН: Пуск"/>
                   <w:listItem w:displayText="ТО РПН / ТО РПН: Функция введена в работу" w:value="ТО РПН / ТО РПН: Функция введена в работу"/>
                   <w:listItem w:displayText="ТО РПН / ТО РПН: Функция оперативно выведена из работы" w:value="ТО РПН / ТО РПН: Функция оперативно выведена из работы"/>
+                  <w:listItem w:displayText="УВ / УВ: Включить" w:value="УВ / УВ: Включить"/>
+                  <w:listItem w:displayText="УВ / УВ: Функция введена в работу" w:value="УВ / УВ: Функция введена в работу"/>
                   <w:listItem w:displayText="УРОВ ВН / УРОВ: Пуск" w:value="УРОВ ВН / УРОВ: Пуск"/>
                   <w:listItem w:displayText="УРОВ ВН / УРОВ: Пуск ИО максимального тока" w:value="УРОВ ВН / УРОВ: Пуск ИО максимального тока"/>
-                  <w:listItem w:displayText="УРОВ ВН / УРОВ: Срабатывание УРОВ" w:value="УРОВ ВН / УРОВ: Срабатывание УРОВ"/>
-                  <w:listItem w:displayText="УРОВ ВН / УРОВ: Срабатывание УРОВ  'на себя'" w:value="УРОВ ВН / УРОВ: Срабатывание УРОВ  'на себя'"/>
+                  <w:listItem w:displayText="УРОВ ВН / УРОВ: Срабатывание" w:value="УРОВ ВН / УРОВ: Срабатывание"/>
+                  <w:listItem w:displayText="УРОВ ВН / УРОВ: Срабатывание  'на себя'" w:value="УРОВ ВН / УРОВ: Срабатывание  'на себя'"/>
+                  <w:listItem w:displayText="УРОВ ВН / УРОВ: Ускорение УРОВ" w:value="УРОВ ВН / УРОВ: Ускорение УРОВ"/>
                   <w:listItem w:displayText="УРОВ ВН / УРОВ: Функция введена в работу" w:value="УРОВ ВН / УРОВ: Функция введена в работу"/>
                   <w:listItem w:displayText="УРОВ ВН / УРОВ: Функция оперативно выведена из работы" w:value="УРОВ ВН / УРОВ: Функция оперативно выведена из работы"/>
                 </w:dropDownList>
@@ -7905,93 +7949,63 @@
                 <w:id w:val="0"/>
                 <w:dropDownList>
                   <w:listItem w:displayText="Не назначено" w:value=""/>
-                  <w:listItem w:displayText="ДЗТ / БВКЗ: Срабатывание БВКЗ" w:value="ДЗТ / БВКЗ: Срабатывание БВКЗ"/>
-                  <w:listItem w:displayText="ДЗТ / БВКЗ: Срабатывание БВКЗ по фазе А" w:value="ДЗТ / БВКЗ: Срабатывание БВКЗ по фазе А"/>
-                  <w:listItem w:displayText="ДЗТ / БВКЗ: Срабатывание БВКЗ по фазе В" w:value="ДЗТ / БВКЗ: Срабатывание БВКЗ по фазе В"/>
-                  <w:listItem w:displayText="ДЗТ / БВКЗ: Срабатывание БВКЗ по фазе С" w:value="ДЗТ / БВКЗ: Срабатывание БВКЗ по фазе С"/>
-                  <w:listItem w:displayText="ДЗТ / Д2Г: Пуск Д2Г" w:value="ДЗТ / Д2Г: Пуск Д2Г"/>
-                  <w:listItem w:displayText="ДЗТ / Д2Г: Пуск Д2Г по фазе A" w:value="ДЗТ / Д2Г: Пуск Д2Г по фазе A"/>
-                  <w:listItem w:displayText="ДЗТ / Д2Г: Пуск Д2Г по фазе В" w:value="ДЗТ / Д2Г: Пуск Д2Г по фазе В"/>
-                  <w:listItem w:displayText="ДЗТ / Д2Г: Пуск Д2Г по фазе С" w:value="ДЗТ / Д2Г: Пуск Д2Г по фазе С"/>
-                  <w:listItem w:displayText="ДЗТ / Д5Г: Пуск Д5Г" w:value="ДЗТ / Д5Г: Пуск Д5Г"/>
-                  <w:listItem w:displayText="ДЗТ / Д5Г: Пуск Д5Г по фазе A" w:value="ДЗТ / Д5Г: Пуск Д5Г по фазе A"/>
-                  <w:listItem w:displayText="ДЗТ / Д5Г: Пуск Д5Г по фазе В" w:value="ДЗТ / Д5Г: Пуск Д5Г по фазе В"/>
-                  <w:listItem w:displayText="ДЗТ / Д5Г: Пуск Д5Г по фазе С" w:value="ДЗТ / Д5Г: Пуск Д5Г по фазе С"/>
-                  <w:listItem w:displayText="ДЗТ / ДТЗт: Пуск" w:value="ДЗТ / ДТЗт: Пуск"/>
-                  <w:listItem w:displayText="ДЗТ / ДТЗт: Пуск ДТО по фазе A" w:value="ДЗТ / ДТЗт: Пуск ДТО по фазе A"/>
-                  <w:listItem w:displayText="ДЗТ / ДТЗт: Пуск ДТО по фазе В" w:value="ДЗТ / ДТЗт: Пуск ДТО по фазе В"/>
-                  <w:listItem w:displayText="ДЗТ / ДТЗт: Пуск ДТО по фазе С" w:value="ДЗТ / ДТЗт: Пуск ДТО по фазе С"/>
-                  <w:listItem w:displayText="ДЗТ / ДТЗт: Срабатывание ДТЗт" w:value="ДЗТ / ДТЗт: Срабатывание ДТЗт"/>
-                  <w:listItem w:displayText="ДЗТ / ДТЗт: Срабатывание ДТЗт на сигнал" w:value="ДЗТ / ДТЗт: Срабатывание ДТЗт на сигнал"/>
-                  <w:listItem w:displayText="ДЗТ / ДТЗт: Срабатывание ДТЗт по фазе A" w:value="ДЗТ / ДТЗт: Срабатывание ДТЗт по фазе A"/>
-                  <w:listItem w:displayText="ДЗТ / ДТЗт: Срабатывание ДТЗт по фазе A на сигнал" w:value="ДЗТ / ДТЗт: Срабатывание ДТЗт по фазе A на сигнал"/>
-                  <w:listItem w:displayText="ДЗТ / ДТЗт: Срабатывание ДТЗт по фазе В" w:value="ДЗТ / ДТЗт: Срабатывание ДТЗт по фазе В"/>
-                  <w:listItem w:displayText="ДЗТ / ДТЗт: Срабатывание ДТЗт по фазе В на сигнал" w:value="ДЗТ / ДТЗт: Срабатывание ДТЗт по фазе В на сигнал"/>
-                  <w:listItem w:displayText="ДЗТ / ДТЗт: Срабатывание ДТЗт по фазе С" w:value="ДЗТ / ДТЗт: Срабатывание ДТЗт по фазе С"/>
-                  <w:listItem w:displayText="ДЗТ / ДТЗт: Срабатывание ДТЗт по фазе С на сигнал" w:value="ДЗТ / ДТЗт: Срабатывание ДТЗт по фазе С на сигнал"/>
-                  <w:listItem w:displayText="ДЗТ / ДТЗт: Функция введена в работу" w:value="ДЗТ / ДТЗт: Функция введена в работу"/>
-                  <w:listItem w:displayText="ДЗТ / ДТЗт: Функция оперативно выведена из работы" w:value="ДЗТ / ДТЗт: Функция оперативно выведена из работы"/>
-                  <w:listItem w:displayText="ДЗТ / ДТО: Пуск" w:value="ДЗТ / ДТО: Пуск"/>
-                  <w:listItem w:displayText="ДЗТ / ДТО: Пуск ДТО по фазе A" w:value="ДЗТ / ДТО: Пуск ДТО по фазе A"/>
-                  <w:listItem w:displayText="ДЗТ / ДТО: Пуск ДТО по фазе В" w:value="ДЗТ / ДТО: Пуск ДТО по фазе В"/>
-                  <w:listItem w:displayText="ДЗТ / ДТО: Пуск ДТО по фазе С" w:value="ДЗТ / ДТО: Пуск ДТО по фазе С"/>
-                  <w:listItem w:displayText="ДЗТ / ДТО: Срабатывание ДТО" w:value="ДЗТ / ДТО: Срабатывание ДТО"/>
-                  <w:listItem w:displayText="ДЗТ / ДТО: Срабатывание ДТО на сигнал" w:value="ДЗТ / ДТО: Срабатывание ДТО на сигнал"/>
-                  <w:listItem w:displayText="ДЗТ / ДТО: Срабатывание ДТО по фазе A" w:value="ДЗТ / ДТО: Срабатывание ДТО по фазе A"/>
-                  <w:listItem w:displayText="ДЗТ / ДТО: Срабатывание ДТО по фазе A на сигнал" w:value="ДЗТ / ДТО: Срабатывание ДТО по фазе A на сигнал"/>
-                  <w:listItem w:displayText="ДЗТ / ДТО: Срабатывание ДТО по фазе В" w:value="ДЗТ / ДТО: Срабатывание ДТО по фазе В"/>
-                  <w:listItem w:displayText="ДЗТ / ДТО: Срабатывание ДТО по фазе В на сигнал" w:value="ДЗТ / ДТО: Срабатывание ДТО по фазе В на сигнал"/>
-                  <w:listItem w:displayText="ДЗТ / ДТО: Срабатывание ДТО по фазе С" w:value="ДЗТ / ДТО: Срабатывание ДТО по фазе С"/>
-                  <w:listItem w:displayText="ДЗТ / ДТО: Срабатывание ДТО по фазе С на сигнал" w:value="ДЗТ / ДТО: Срабатывание ДТО по фазе С на сигнал"/>
-                  <w:listItem w:displayText="ДЗТ / ДТО: Функция введена в работу" w:value="ДЗТ / ДТО: Функция введена в работу"/>
-                  <w:listItem w:displayText="ДЗТ / ДТО: Функция оперативно выведена из работы" w:value="ДЗТ / ДТО: Функция оперативно выведена из работы"/>
-                  <w:listItem w:displayText="ДЗТ / КЦТнеб: Срабатывание КЦНнеб" w:value="ДЗТ / КЦТнеб: Срабатывание КЦНнеб"/>
-                  <w:listItem w:displayText="ДЗТ / КЦТнеб: Срабатывание КЦНнеб фазы А" w:value="ДЗТ / КЦТнеб: Срабатывание КЦНнеб фазы А"/>
-                  <w:listItem w:displayText="ДЗТ / КЦТнеб: Срабатывание КЦНнеб фазы В" w:value="ДЗТ / КЦТнеб: Срабатывание КЦНнеб фазы В"/>
-                  <w:listItem w:displayText="ДЗТ / КЦТнеб: Срабатывание КЦНнеб фазы С" w:value="ДЗТ / КЦТнеб: Срабатывание КЦНнеб фазы С"/>
-                  <w:listItem w:displayText="ДЗТ / КЦТнеб: Функция введена в работу" w:value="ДЗТ / КЦТнеб: Функция введена в работу"/>
-                  <w:listItem w:displayText="ДЗТ / КЦТнеб: Функция оперативно выведена из работы" w:value="ДЗТ / КЦТнеб: Функция оперативно выведена из работы"/>
-                  <w:listItem w:displayText="ЗП / ЗП ВН: Пуск" w:value="ЗП / ЗП ВН: Пуск"/>
-                  <w:listItem w:displayText="ЗП / ЗП ВН: Пуск ИО максимального тока" w:value="ЗП / ЗП ВН: Пуск ИО максимального тока"/>
-                  <w:listItem w:displayText="ЗП / ЗП ВН: Срабатывание ЗП ВН" w:value="ЗП / ЗП ВН: Срабатывание ЗП ВН"/>
-                  <w:listItem w:displayText="ЗП / ЗП ВН: Срабатывание ЗП ВН на сигнал" w:value="ЗП / ЗП ВН: Срабатывание ЗП ВН на сигнал"/>
-                  <w:listItem w:displayText="ЗП / ЗП ВН: Функция введена в работу" w:value="ЗП / ЗП ВН: Функция введена в работу"/>
-                  <w:listItem w:displayText="ЗП / ЗП ВН: Функция оперативно выведена из работы" w:value="ЗП / ЗП ВН: Функция оперативно выведена из работы"/>
-                  <w:listItem w:displayText="ЗП / ЗП НН1: Пуск" w:value="ЗП / ЗП НН1: Пуск"/>
-                  <w:listItem w:displayText="ЗП / ЗП НН1: Пуск ИО максимального тока" w:value="ЗП / ЗП НН1: Пуск ИО максимального тока"/>
-                  <w:listItem w:displayText="ЗП / ЗП НН1: Срабатывание ЗП НН1" w:value="ЗП / ЗП НН1: Срабатывание ЗП НН1"/>
-                  <w:listItem w:displayText="ЗП / ЗП НН1: Срабатывание ЗП НН1 на сигнал" w:value="ЗП / ЗП НН1: Срабатывание ЗП НН1 на сигнал"/>
-                  <w:listItem w:displayText="ЗП / ЗП НН1: Функция введена в работу" w:value="ЗП / ЗП НН1: Функция введена в работу"/>
-                  <w:listItem w:displayText="ЗП / ЗП НН1: Функция оперативно выведена из работы" w:value="ЗП / ЗП НН1: Функция оперативно выведена из работы"/>
-                  <w:listItem w:displayText="ЗП / ЗП НН2: Пуск" w:value="ЗП / ЗП НН2: Пуск"/>
-                  <w:listItem w:displayText="ЗП / ЗП НН2: Пуск ИО максимального тока" w:value="ЗП / ЗП НН2: Пуск ИО максимального тока"/>
-                  <w:listItem w:displayText="ЗП / ЗП НН2: Срабатывание ЗП НН2" w:value="ЗП / ЗП НН2: Срабатывание ЗП НН2"/>
-                  <w:listItem w:displayText="ЗП / ЗП НН2: Срабатывание ЗП НН2 на сигнал" w:value="ЗП / ЗП НН2: Срабатывание ЗП НН2 на сигнал"/>
-                  <w:listItem w:displayText="ЗП / ЗП НН2: Функция введена в работу" w:value="ЗП / ЗП НН2: Функция введена в работу"/>
-                  <w:listItem w:displayText="ЗП / ЗП НН2: Функция оперативно выведена из работы" w:value="ЗП / ЗП НН2: Функция оперативно выведена из работы"/>
-                  <w:listItem w:displayText="ЗПО / ЗПО: Пуск" w:value="ЗПО / ЗПО: Пуск"/>
-                  <w:listItem w:displayText="ЗПО / ЗПО: Срабатывание ЗПО" w:value="ЗПО / ЗПО: Срабатывание ЗПО"/>
-                  <w:listItem w:displayText="ЗПО / ЗПО: Срабатывание ЗПО на сигнал" w:value="ЗПО / ЗПО: Срабатывание ЗПО на сигнал"/>
-                  <w:listItem w:displayText="ЗПО / ЗПО: Функция введена в работу" w:value="ЗПО / ЗПО: Функция введена в работу"/>
-                  <w:listItem w:displayText="ЗПО / ЗПО: Функция оперативно выведена из работы" w:value="ЗПО / ЗПО: Функция оперативно выведена из работы"/>
-                  <w:listItem w:displayText="КЦТ / КЦТст1: Пуск при асимметрии" w:value="КЦТ / КЦТст1: Пуск при асимметрии"/>
-                  <w:listItem w:displayText="КЦТ / КЦТст1: Пуск при обрыве провода" w:value="КЦТ / КЦТст1: Пуск при обрыве провода"/>
-                  <w:listItem w:displayText="КЦТ / КЦТст1: Срабатывание при асимметрии" w:value="КЦТ / КЦТст1: Срабатывание при асимметрии"/>
-                  <w:listItem w:displayText="КЦТ / КЦТст1: Срабатывание при обрыве провода" w:value="КЦТ / КЦТст1: Срабатывание при обрыве провода"/>
-                  <w:listItem w:displayText="КЦТ / КЦТст1: Функция введена в работу" w:value="КЦТ / КЦТст1: Функция введена в работу"/>
-                  <w:listItem w:displayText="КЦТ / КЦТст1: Функция оперативно выведена из работы" w:value="КЦТ / КЦТст1: Функция оперативно выведена из работы"/>
-                  <w:listItem w:displayText="КЦТ / КЦТст2: Пуск при асимметрии" w:value="КЦТ / КЦТст2: Пуск при асимметрии"/>
-                  <w:listItem w:displayText="КЦТ / КЦТст2: Пуск при обрыве провода" w:value="КЦТ / КЦТст2: Пуск при обрыве провода"/>
-                  <w:listItem w:displayText="КЦТ / КЦТст2: Срабатывание при асимметрии" w:value="КЦТ / КЦТст2: Срабатывание при асимметрии"/>
-                  <w:listItem w:displayText="КЦТ / КЦТст2: Срабатывание при обрыве провода" w:value="КЦТ / КЦТст2: Срабатывание при обрыве провода"/>
-                  <w:listItem w:displayText="КЦТ / КЦТст2: Функция введена в работу" w:value="КЦТ / КЦТст2: Функция введена в работу"/>
-                  <w:listItem w:displayText="КЦТ / КЦТст2: Функция оперативно выведена из работы" w:value="КЦТ / КЦТст2: Функция оперативно выведена из работы"/>
-                  <w:listItem w:displayText="КЦТ / КЦТст3: Пуск при асимметрии" w:value="КЦТ / КЦТст3: Пуск при асимметрии"/>
-                  <w:listItem w:displayText="КЦТ / КЦТст3: Пуск при обрыве провода" w:value="КЦТ / КЦТст3: Пуск при обрыве провода"/>
-                  <w:listItem w:displayText="КЦТ / КЦТст3: Срабатывание при асимметрии" w:value="КЦТ / КЦТст3: Срабатывание при асимметрии"/>
-                  <w:listItem w:displayText="КЦТ / КЦТст3: Срабатывание при обрыве провода" w:value="КЦТ / КЦТст3: Срабатывание при обрыве провода"/>
-                  <w:listItem w:displayText="КЦТ / КЦТст3: Функция введена в работу" w:value="КЦТ / КЦТст3: Функция введена в работу"/>
-                  <w:listItem w:displayText="КЦТ / КЦТст3: Функция оперативно выведена из работы" w:value="КЦТ / КЦТст3: Функция оперативно выведена из работы"/>
+                  <w:listItem w:displayText="ЗОП / ЗОП: Пуск" w:value="ЗОП / ЗОП: Пуск"/>
+                  <w:listItem w:displayText="ЗОП / ЗОП: Пуск ИО по несимметрии токов прямой и обратной последовательности" w:value="ЗОП / ЗОП: Пуск ИО по несимметрии токов прямой и обратной последовательности"/>
+                  <w:listItem w:displayText="ЗОП / ЗОП: Пуск ИО тока обратной последовательности" w:value="ЗОП / ЗОП: Пуск ИО тока обратной последовательности"/>
+                  <w:listItem w:displayText="ЗОП / ЗОП: Срабатывание" w:value="ЗОП / ЗОП: Срабатывание"/>
+                  <w:listItem w:displayText="ЗОП / ЗОП: Срабатывание на сигнал" w:value="ЗОП / ЗОП: Срабатывание на сигнал"/>
+                  <w:listItem w:displayText="ЗОП / ЗОП: Функция введена в работу" w:value="ЗОП / ЗОП: Функция введена в работу"/>
+                  <w:listItem w:displayText="ЗОП / ЗОП: Функция оперативно выведена из работы" w:value="ЗОП / ЗОП: Функция оперативно выведена из работы"/>
+                  <w:listItem w:displayText="ЗП / ЗП: Пуск" w:value="ЗП / ЗП: Пуск"/>
+                  <w:listItem w:displayText="ЗП / ЗП: Пуск ИО максимального тока" w:value="ЗП / ЗП: Пуск ИО максимального тока"/>
+                  <w:listItem w:displayText="ЗП / ЗП: Срабатывание" w:value="ЗП / ЗП: Срабатывание"/>
+                  <w:listItem w:displayText="ЗП / ЗП: Срабатывание на сигнал" w:value="ЗП / ЗП: Срабатывание на сигнал"/>
+                  <w:listItem w:displayText="ЗП / ЗП: Функция введена в работу" w:value="ЗП / ЗП: Функция введена в работу"/>
+                  <w:listItem w:displayText="ЗП / ЗП: Функция оперативно выведена из работы" w:value="ЗП / ЗП: Функция оперативно выведена из работы"/>
+                  <w:listItem w:displayText="КА / В: Выключатель включен" w:value="КА / В: Выключатель включен"/>
+                  <w:listItem w:displayText="КА / В: Выключатель отключен" w:value="КА / В: Выключатель отключен"/>
+                  <w:listItem w:displayText="КА / В: Индикация местного режима логического узла" w:value="КА / В: Индикация местного режима логического узла"/>
+                  <w:listItem w:displayText="КА / В: Индикация местного режима физического ключа" w:value="КА / В: Индикация местного режима физического ключа"/>
+                  <w:listItem w:displayText="КА / В: Команда 'включить' выключатель через выходное реле" w:value="КА / В: Команда 'включить' выключатель через выходное реле"/>
+                  <w:listItem w:displayText="КА / В: Команда 'отключить' выключатель через выходное реле" w:value="КА / В: Команда 'отключить' выключатель через выходное реле"/>
+                  <w:listItem w:displayText="КА / В: Неисправное положение выключателя" w:value="КА / В: Неисправное положение выключателя"/>
+                  <w:listItem w:displayText="КА / В: Промежуточное положение выключателя" w:value="КА / В: Промежуточное положение выключателя"/>
+                  <w:listItem w:displayText="КА / В: Функция введена в работу" w:value="КА / В: Функция введена в работу"/>
+                  <w:listItem w:displayText="КП / УВ: Включить выключатель" w:value="КП / УВ: Включить выключатель"/>
+                  <w:listItem w:displayText="КП / УВ: Идет переключение" w:value="КП / УВ: Идет переключение"/>
+                  <w:listItem w:displayText="КП / УВ: Отключить выключатель" w:value="КП / УВ: Отключить выключатель"/>
+                  <w:listItem w:displayText="КП / УВ: Положение В (Включено)" w:value="КП / УВ: Положение В (Включено)"/>
+                  <w:listItem w:displayText="КП / УВ: Положение В (Не определено)" w:value="КП / УВ: Положение В (Не определено)"/>
+                  <w:listItem w:displayText="КП / УВ: Положение В (Неисправность)" w:value="КП / УВ: Положение В (Неисправность)"/>
+                  <w:listItem w:displayText="КП / УВ: Положение В (Отключено)" w:value="КП / УВ: Положение В (Отключено)"/>
+                  <w:listItem w:displayText="КП / УВ: Сигнал превышения допустимого времени переключения" w:value="КП / УВ: Сигнал превышения допустимого времени переключения"/>
+                  <w:listItem w:displayText="КП / УВ: Функция введена в работу" w:value="КП / УВ: Функция введена в работу"/>
+                  <w:listItem w:displayText="КРВ / КРВ: Превышен коммутационный ресурс выключателя" w:value="КРВ / КРВ: Превышен коммутационный ресурс выключателя"/>
+                  <w:listItem w:displayText="КРВ / КРВ: Превышен механический ресурс выключателя" w:value="КРВ / КРВ: Превышен механический ресурс выключателя"/>
+                  <w:listItem w:displayText="КРВ / КРВ: Превышен ресурс выключателя" w:value="КРВ / КРВ: Превышен ресурс выключателя"/>
+                  <w:listItem w:displayText="КРВ / КРВ: Функция введена в работу" w:value="КРВ / КРВ: Функция введена в работу"/>
+                  <w:listItem w:displayText="КСВ / КСВ: Блокировка включения В" w:value="КСВ / КСВ: Блокировка включения В"/>
+                  <w:listItem w:displayText="КСВ / КСВ: Блокировка отключения В" w:value="КСВ / КСВ: Блокировка отключения В"/>
+                  <w:listItem w:displayText="КСВ / КСВ: В аварийно отключен" w:value="КСВ / КСВ: В аварийно отключен"/>
+                  <w:listItem w:displayText="КСВ / КСВ: В самопроизвольно отключен" w:value="КСВ / КСВ: В самопроизвольно отключен"/>
+                  <w:listItem w:displayText="КСВ / КСВ: Защита ЭМВ" w:value="КСВ / КСВ: Защита ЭМВ"/>
+                  <w:listItem w:displayText="КСВ / КСВ: Защита ЭМО1" w:value="КСВ / КСВ: Защита ЭМО1"/>
+                  <w:listItem w:displayText="КСВ / КСВ: Защита ЭМО2" w:value="КСВ / КСВ: Защита ЭМО2"/>
+                  <w:listItem w:displayText="КСВ / КСВ: Неисправность В" w:value="КСВ / КСВ: Неисправность В"/>
+                  <w:listItem w:displayText="КСВ / КСВ: Неисправность цепей ЭМУ" w:value="КСВ / КСВ: Неисправность цепей ЭМУ"/>
+                  <w:listItem w:displayText="КСВ / КСВ: Реле фиксации команды" w:value="КСВ / КСВ: Реле фиксации команды"/>
+                  <w:listItem w:displayText="КСВ / КСВ: Функция введена в работу" w:value="КСВ / КСВ: Функция введена в работу"/>
+                  <w:listItem w:displayText="КСВ / КСВ: Функция оперативно выведена из работы" w:value="КСВ / КСВ: Функция оперативно выведена из работы"/>
+                  <w:listItem w:displayText="КЦН НН / КЦН: Неисправность цепей напряжения" w:value="КЦН НН / КЦН: Неисправность цепей напряжения"/>
+                  <w:listItem w:displayText="КЦН НН / КЦН: Пуск" w:value="КЦН НН / КЦН: Пуск"/>
+                  <w:listItem w:displayText="КЦН НН / КЦН: Пуск органа максимального напряжения ОП" w:value="КЦН НН / КЦН: Пуск органа максимального напряжения ОП"/>
+                  <w:listItem w:displayText="КЦН НН / КЦН: Пуск органа минимального напряжения" w:value="КЦН НН / КЦН: Пуск органа минимального напряжения"/>
+                  <w:listItem w:displayText="КЦН НН / КЦН: Функция введена в работу" w:value="КЦН НН / КЦН: Функция введена в работу"/>
+                  <w:listItem w:displayText="КЦН НН / КЦН: Функция оперативно выведена из работы" w:value="КЦН НН / КЦН: Функция оперативно выведена из работы"/>
+                  <w:listItem w:displayText="ЛЗТ / ЛЗТ: Пуск" w:value="ЛЗТ / ЛЗТ: Пуск"/>
+                  <w:listItem w:displayText="ЛЗТ / ЛЗТ: Срабатывание" w:value="ЛЗТ / ЛЗТ: Срабатывание"/>
+                  <w:listItem w:displayText="ЛЗТ / ЛЗТ: Функция введена в работу" w:value="ЛЗТ / ЛЗТ: Функция введена в работу"/>
+                  <w:listItem w:displayText="ЛЗТ / ЛЗТ: Функция оперативно выведена из работы" w:value="ЛЗТ / ЛЗТ: Функция оперативно выведена из работы"/>
                   <w:listItem w:displayText="ЛО ВН / ЛО: Отключение" w:value="ЛО ВН / ЛО: Отключение"/>
                   <w:listItem w:displayText="ЛО ВН / ЛО: Отключить аварийно" w:value="ЛО ВН / ЛО: Отключить аварийно"/>
                   <w:listItem w:displayText="ЛО ВН / ЛО: Функция введена в работу" w:value="ЛО ВН / ЛО: Функция введена в работу"/>
@@ -8011,6 +8025,19 @@
                   <w:listItem w:displayText="ЛО ГЗсигн / ЛО: Срабатывание на сигнал" w:value="ЛО ГЗсигн / ЛО: Срабатывание на сигнал"/>
                   <w:listItem w:displayText="ЛО ГЗсигн / ЛО: Функция введена в работу" w:value="ЛО ГЗсигн / ЛО: Функция введена в работу"/>
                   <w:listItem w:displayText="ЛО ГЗсигн / ЛО: Функция оперативно выведена из работы" w:value="ЛО ГЗсигн / ЛО: Функция оперативно выведена из работы"/>
+                  <w:listItem w:displayText="ЛО НН / ЗАВР: Запрет АВР" w:value="ЛО НН / ЗАВР: Запрет АВР"/>
+                  <w:listItem w:displayText="ЛО НН / ЗАВР: Функция введена в работу" w:value="ЛО НН / ЗАВР: Функция введена в работу"/>
+                  <w:listItem w:displayText="ЛО НН / ЗАВР: Функция оперативно выведена из работы" w:value="ЛО НН / ЗАВР: Функция оперативно выведена из работы"/>
+                  <w:listItem w:displayText="ЛО НН / ЗАПВ: Запрет АПВ" w:value="ЛО НН / ЗАПВ: Запрет АПВ"/>
+                  <w:listItem w:displayText="ЛО НН / ЗАПВ: Функция введена в работу" w:value="ЛО НН / ЗАПВ: Функция введена в работу"/>
+                  <w:listItem w:displayText="ЛО НН / ЗАПВ: Функция оперативно выведена из работы" w:value="ЛО НН / ЗАПВ: Функция оперативно выведена из работы"/>
+                  <w:listItem w:displayText="ЛО НН / ЛО: Отключение" w:value="ЛО НН / ЛО: Отключение"/>
+                  <w:listItem w:displayText="ЛО НН / ЛО: Отключить аварийно" w:value="ЛО НН / ЛО: Отключить аварийно"/>
+                  <w:listItem w:displayText="ЛО НН / ЛО: Функция введена в работу" w:value="ЛО НН / ЛО: Функция введена в работу"/>
+                  <w:listItem w:displayText="ЛО НН / ЛО: Функция оперативно выведена из работы" w:value="ЛО НН / ЛО: Функция оперативно выведена из работы"/>
+                  <w:listItem w:displayText="ЛО Т / ЗАВР: Запрет АВР" w:value="ЛО Т / ЗАВР: Запрет АВР"/>
+                  <w:listItem w:displayText="ЛО Т / ЗАВР: Функция введена в работу" w:value="ЛО Т / ЗАВР: Функция введена в работу"/>
+                  <w:listItem w:displayText="ЛО Т / ЗАВР: Функция оперативно выведена из работы" w:value="ЛО Т / ЗАВР: Функция оперативно выведена из работы"/>
                   <w:listItem w:displayText="ЛО Т / ЗАПВ: Запрет АПВ" w:value="ЛО Т / ЗАПВ: Запрет АПВ"/>
                   <w:listItem w:displayText="ЛО Т / ЗАПВ: Функция введена в работу" w:value="ЛО Т / ЗАПВ: Функция введена в работу"/>
                   <w:listItem w:displayText="ЛО Т / ЗАПВ: Функция оперативно выведена из работы" w:value="ЛО Т / ЗАПВ: Функция оперативно выведена из работы"/>
@@ -8045,6 +8072,52 @@
                   <w:listItem w:displayText="ЛО ТС / ЛО ПК: Срабатывание на сигнал" w:value="ЛО ТС / ЛО ПК: Срабатывание на сигнал"/>
                   <w:listItem w:displayText="ЛО ТС / ЛО ПК: Функция введена в работу" w:value="ЛО ТС / ЛО ПК: Функция введена в работу"/>
                   <w:listItem w:displayText="ЛО ТС / ЛО ПК: Функция оперативно выведена из работы" w:value="ЛО ТС / ЛО ПК: Функция оперативно выведена из работы"/>
+                  <w:listItem w:displayText="МТЗ / БЛЗШ: Блокировка ЛЗШ" w:value="МТЗ / БЛЗШ: Блокировка ЛЗШ"/>
+                  <w:listItem w:displayText="МТЗ / БНТ: Пуск БНТ" w:value="МТЗ / БНТ: Пуск БНТ"/>
+                  <w:listItem w:displayText="МТЗ / БНТ: Пуск по фазе A" w:value="МТЗ / БНТ: Пуск по фазе A"/>
+                  <w:listItem w:displayText="МТЗ / БНТ: Пуск по фазе В" w:value="МТЗ / БНТ: Пуск по фазе В"/>
+                  <w:listItem w:displayText="МТЗ / БНТ: Пуск по фазе С" w:value="МТЗ / БНТ: Пуск по фазе С"/>
+                  <w:listItem w:displayText="МТЗ / КПОН: Пуск" w:value="МТЗ / КПОН: Пуск"/>
+                  <w:listItem w:displayText="МТЗ / КПОН: Функция введена в работу" w:value="МТЗ / КПОН: Функция введена в работу"/>
+                  <w:listItem w:displayText="МТЗ / КПОН: Функция оперативно выведена из работы" w:value="МТЗ / КПОН: Функция оперативно выведена из работы"/>
+                  <w:listItem w:displayText="МТЗ / МТЗ 1 ст: Пуск" w:value="МТЗ / МТЗ 1 ст: Пуск"/>
+                  <w:listItem w:displayText="МТЗ / МТЗ 1 ст: Пуск ИО тока по фазе А" w:value="МТЗ / МТЗ 1 ст: Пуск ИО тока по фазе А"/>
+                  <w:listItem w:displayText="МТЗ / МТЗ 1 ст: Пуск ИО тока по фазе В" w:value="МТЗ / МТЗ 1 ст: Пуск ИО тока по фазе В"/>
+                  <w:listItem w:displayText="МТЗ / МТЗ 1 ст: Пуск ИО тока по фазе С" w:value="МТЗ / МТЗ 1 ст: Пуск ИО тока по фазе С"/>
+                  <w:listItem w:displayText="МТЗ / МТЗ 1 ст: Пуск по фазе A" w:value="МТЗ / МТЗ 1 ст: Пуск по фазе A"/>
+                  <w:listItem w:displayText="МТЗ / МТЗ 1 ст: Пуск по фазе В" w:value="МТЗ / МТЗ 1 ст: Пуск по фазе В"/>
+                  <w:listItem w:displayText="МТЗ / МТЗ 1 ст: Пуск по фазе С" w:value="МТЗ / МТЗ 1 ст: Пуск по фазе С"/>
+                  <w:listItem w:displayText="МТЗ / МТЗ 1 ст: Срабатывание" w:value="МТЗ / МТЗ 1 ст: Срабатывание"/>
+                  <w:listItem w:displayText="МТЗ / МТЗ 1 ст: Срабатывание на сигнал" w:value="МТЗ / МТЗ 1 ст: Срабатывание на сигнал"/>
+                  <w:listItem w:displayText="МТЗ / МТЗ 1 ст: Функция введена в работу" w:value="МТЗ / МТЗ 1 ст: Функция введена в работу"/>
+                  <w:listItem w:displayText="МТЗ / МТЗ 1 ст: Функция оперативно выведена из работы" w:value="МТЗ / МТЗ 1 ст: Функция оперативно выведена из работы"/>
+                  <w:listItem w:displayText="МТЗ / МТЗ 2 ст: Пуск" w:value="МТЗ / МТЗ 2 ст: Пуск"/>
+                  <w:listItem w:displayText="МТЗ / МТЗ 2 ст: Пуск ИО тока по фазе А" w:value="МТЗ / МТЗ 2 ст: Пуск ИО тока по фазе А"/>
+                  <w:listItem w:displayText="МТЗ / МТЗ 2 ст: Пуск ИО тока по фазе В" w:value="МТЗ / МТЗ 2 ст: Пуск ИО тока по фазе В"/>
+                  <w:listItem w:displayText="МТЗ / МТЗ 2 ст: Пуск ИО тока по фазе С" w:value="МТЗ / МТЗ 2 ст: Пуск ИО тока по фазе С"/>
+                  <w:listItem w:displayText="МТЗ / МТЗ 2 ст: Пуск по фазе A" w:value="МТЗ / МТЗ 2 ст: Пуск по фазе A"/>
+                  <w:listItem w:displayText="МТЗ / МТЗ 2 ст: Пуск по фазе В" w:value="МТЗ / МТЗ 2 ст: Пуск по фазе В"/>
+                  <w:listItem w:displayText="МТЗ / МТЗ 2 ст: Пуск по фазе С" w:value="МТЗ / МТЗ 2 ст: Пуск по фазе С"/>
+                  <w:listItem w:displayText="МТЗ / МТЗ 2 ст: Срабатывание" w:value="МТЗ / МТЗ 2 ст: Срабатывание"/>
+                  <w:listItem w:displayText="МТЗ / МТЗ 2 ст: Срабатывание на сигнал" w:value="МТЗ / МТЗ 2 ст: Срабатывание на сигнал"/>
+                  <w:listItem w:displayText="МТЗ / МТЗ 2 ст: Функция введена в работу" w:value="МТЗ / МТЗ 2 ст: Функция введена в работу"/>
+                  <w:listItem w:displayText="МТЗ / МТЗ 2 ст: Функция оперативно выведена из работы" w:value="МТЗ / МТЗ 2 ст: Функция оперативно выведена из работы"/>
+                  <w:listItem w:displayText="МТЗ / МТЗ 3 ст: Пуск" w:value="МТЗ / МТЗ 3 ст: Пуск"/>
+                  <w:listItem w:displayText="МТЗ / МТЗ 3 ст: Пуск ИО тока по фазе А" w:value="МТЗ / МТЗ 3 ст: Пуск ИО тока по фазе А"/>
+                  <w:listItem w:displayText="МТЗ / МТЗ 3 ст: Пуск ИО тока по фазе В" w:value="МТЗ / МТЗ 3 ст: Пуск ИО тока по фазе В"/>
+                  <w:listItem w:displayText="МТЗ / МТЗ 3 ст: Пуск ИО тока по фазе С" w:value="МТЗ / МТЗ 3 ст: Пуск ИО тока по фазе С"/>
+                  <w:listItem w:displayText="МТЗ / МТЗ 3 ст: Пуск по фазе A" w:value="МТЗ / МТЗ 3 ст: Пуск по фазе A"/>
+                  <w:listItem w:displayText="МТЗ / МТЗ 3 ст: Пуск по фазе В" w:value="МТЗ / МТЗ 3 ст: Пуск по фазе В"/>
+                  <w:listItem w:displayText="МТЗ / МТЗ 3 ст: Пуск по фазе С" w:value="МТЗ / МТЗ 3 ст: Пуск по фазе С"/>
+                  <w:listItem w:displayText="МТЗ / МТЗ 3 ст: Срабатывание" w:value="МТЗ / МТЗ 3 ст: Срабатывание"/>
+                  <w:listItem w:displayText="МТЗ / МТЗ 3 ст: Срабатывание на сигнал" w:value="МТЗ / МТЗ 3 ст: Срабатывание на сигнал"/>
+                  <w:listItem w:displayText="МТЗ / МТЗ 3 ст: Функция введена в работу" w:value="МТЗ / МТЗ 3 ст: Функция введена в работу"/>
+                  <w:listItem w:displayText="МТЗ / МТЗ 3 ст: Функция оперативно выведена из работы" w:value="МТЗ / МТЗ 3 ст: Функция оперативно выведена из работы"/>
+                  <w:listItem w:displayText="ПДС / В: Ключ М/Д привода В" w:value="ПДС / В: Ключ М/Д привода В"/>
+                  <w:listItem w:displayText="ПДС / В: Положение В (Включено)" w:value="ПДС / В: Положение В (Включено)"/>
+                  <w:listItem w:displayText="ПДС / В: Положение В (Не определено)" w:value="ПДС / В: Положение В (Не определено)"/>
+                  <w:listItem w:displayText="ПДС / В: Положение В (Неисправность)" w:value="ПДС / В: Положение В (Неисправность)"/>
+                  <w:listItem w:displayText="ПДС / В: Положение В (Отключено)" w:value="ПДС / В: Положение В (Отключено)"/>
                   <w:listItem w:displayText="ПДС / ГЗ РПН: Низкая изоляция " w:value="ПДС / ГЗ РПН: Низкая изоляция "/>
                   <w:listItem w:displayText="ПДС / ГЗ РПН: Отключение" w:value="ПДС / ГЗ РПН: Отключение"/>
                   <w:listItem w:displayText="ПДС / ГЗ Т: Низкая изоляция ГЗоткл" w:value="ПДС / ГЗ Т: Низкая изоляция ГЗоткл"/>
@@ -8062,8 +8135,15 @@
                   <w:listItem w:displayText="ПДС / ДУм РПН: Низкий уровень масла" w:value="ПДС / ДУм РПН: Низкий уровень масла"/>
                   <w:listItem w:displayText="ПДС / ДУм расширителя: Высокий уровень масла" w:value="ПДС / ДУм расширителя: Высокий уровень масла"/>
                   <w:listItem w:displayText="ПДС / ДУм расширителя: Низкий уровень масла" w:value="ПДС / ДУм расширителя: Низкий уровень масла"/>
-                  <w:listItem w:displayText="ПДС / КСО: Авария" w:value="ПДС / КСО: Авария"/>
-                  <w:listItem w:displayText="ПДС / КСО: Неисправность" w:value="ПДС / КСО: Неисправность"/>
+                  <w:listItem w:displayText="ПДС / КИ: Аварийный уровень изоляции" w:value="ПДС / КИ: Аварийный уровень изоляции"/>
+                  <w:listItem w:displayText="ПДС / КИ: Низкий уровень изоляции" w:value="ПДС / КИ: Низкий уровень изоляции"/>
+                  <w:listItem w:displayText="ПДС / КПруж: Пружина не заведена" w:value="ПДС / КПруж: Пружина не заведена"/>
+                  <w:listItem w:displayText="ПДС / КЦВ: Контроль цепи ЭМВ" w:value="ПДС / КЦВ: Контроль цепи ЭМВ"/>
+                  <w:listItem w:displayText="ПДС / КЦВ: Контроль цепи ЭМО1" w:value="ПДС / КЦВ: Контроль цепи ЭМО1"/>
+                  <w:listItem w:displayText="ПДС / КЦВ: Контроль цепи ЭМО2" w:value="ПДС / КЦВ: Контроль цепи ЭМО2"/>
+                  <w:listItem w:displayText="ПДС / КЦВ: Работа ЭМВ" w:value="ПДС / КЦВ: Работа ЭМВ"/>
+                  <w:listItem w:displayText="ПДС / КЦВ: Работа ЭМО1" w:value="ПДС / КЦВ: Работа ЭМО1"/>
+                  <w:listItem w:displayText="ПДС / КЦВ: Работа ЭМО2" w:value="ПДС / КЦВ: Работа ЭМО2"/>
                   <w:listItem w:displayText="ПДС / ОК: Срабатывание" w:value="ПДС / ОК: Срабатывание"/>
                   <w:listItem w:displayText="ПДС / ПК: Срабатывание" w:value="ПДС / ПК: Срабатывание"/>
                   <w:listItem w:displayText="ПДС / РД: Низкая изоляция" w:value="ПДС / РД: Низкая изоляция"/>
@@ -8072,9 +8152,9 @@
                   <w:listItem w:displayText="ПДС НКУ / SA2: Цепь введена" w:value="ПДС НКУ / SA2: Цепь введена"/>
                   <w:listItem w:displayText="ПДС НКУ / SA3: Цепь введена" w:value="ПДС НКУ / SA3: Цепь введена"/>
                   <w:listItem w:displayText="ПДС НКУ / SA4: Цепь введена" w:value="ПДС НКУ / SA4: Цепь введена"/>
+                  <w:listItem w:displayText="ПДС НКУ / SA5: Цепь введена" w:value="ПДС НКУ / SA5: Цепь введена"/>
                   <w:listItem w:displayText="ПДС НКУ / SG1: Рабочее положение" w:value="ПДС НКУ / SG1: Рабочее положение"/>
                   <w:listItem w:displayText="ПДС НКУ / SG2: Рабочее положение" w:value="ПДС НКУ / SG2: Рабочее положение"/>
-                  <w:listItem w:displayText="ПДС НКУ / SG3: Рабочее положение" w:value="ПДС НКУ / SG3: Рабочее положение"/>
                   <w:listItem w:displayText="ПДС НКУ / ВнешСигн1: Срабатывание" w:value="ПДС НКУ / ВнешСигн1: Срабатывание"/>
                   <w:listItem w:displayText="ПДС НКУ / ВнешСигн2: Срабатывание" w:value="ПДС НКУ / ВнешСигн2: Срабатывание"/>
                   <w:listItem w:displayText="ПДС НКУ / ВнешСигн3: Срабатывание" w:value="ПДС НКУ / ВнешСигн3: Срабатывание"/>
@@ -8082,27 +8162,15 @@
                   <w:listItem w:displayText="ПДС НКУ / Дверь: Дверь шкафа закрыта" w:value="ПДС НКУ / Дверь: Дверь шкафа закрыта"/>
                   <w:listItem w:displayText="ПДС НКУ / Дверь: Дверь шкафа открыта" w:value="ПДС НКУ / Дверь: Дверь шкафа открыта"/>
                   <w:listItem w:displayText="ПДС НКУ / ОТ ГЗ: Неисправность" w:value="ПДС НКУ / ОТ ГЗ: Неисправность"/>
-                  <w:listItem w:displayText="ПДС НКУ / ОТ ЗДЗ1: Неисправность" w:value="ПДС НКУ / ОТ ЗДЗ1: Неисправность"/>
-                  <w:listItem w:displayText="ПДС НКУ / ОТ ЗДЗ2: Неисправность" w:value="ПДС НКУ / ОТ ЗДЗ2: Неисправность"/>
-                  <w:listItem w:displayText="ПДС НКУ / ОТ ИЭУ ТН1: Неисправность" w:value="ПДС НКУ / ОТ ИЭУ ТН1: Неисправность"/>
-                  <w:listItem w:displayText="ПДС НКУ / ОТ ИЭУ ТН2: Неисправность" w:value="ПДС НКУ / ОТ ИЭУ ТН2: Неисправность"/>
+                  <w:listItem w:displayText="ПДС НКУ / ОТ ЗДЗ: Неисправность" w:value="ПДС НКУ / ОТ ЗДЗ: Неисправность"/>
+                  <w:listItem w:displayText="ПДС НКУ / ОТ ИЭУ ТН: Неисправность" w:value="ПДС НКУ / ОТ ИЭУ ТН: Неисправность"/>
                   <w:listItem w:displayText="ПДС НКУ / ОТ ТЗ, ТС: Неисправность" w:value="ПДС НКУ / ОТ ТЗ, ТС: Неисправность"/>
-                  <w:listItem w:displayText="ПДС НКУ / ОТ УРОВ1: Неисправность" w:value="ПДС НКУ / ОТ УРОВ1: Неисправность"/>
-                  <w:listItem w:displayText="ПДС НКУ / ОТ УРОВ2: Неисправность" w:value="ПДС НКУ / ОТ УРОВ2: Неисправность"/>
+                  <w:listItem w:displayText="ПДС НКУ / ОТ УРОВ: Неисправность" w:value="ПДС НКУ / ОТ УРОВ: Неисправность"/>
+                  <w:listItem w:displayText="ПДС НКУ / ОТ ЭМО1, ЭМВ: Неисправность" w:value="ПДС НКУ / ОТ ЭМО1, ЭМВ: Неисправность"/>
+                  <w:listItem w:displayText="ПДС НКУ / ОТ ЭМО2: Неисправность" w:value="ПДС НКУ / ОТ ЭМО2: Неисправность"/>
+                  <w:listItem w:displayText="ПДС НКУ / ОТ цепей сигн. В: Неисправность" w:value="ПДС НКУ / ОТ цепей сигн. В: Неисправность"/>
                   <w:listItem w:displayText="Пред. сигн. / ПС: Пуск предупредительной сигнализации" w:value="Пред. сигн. / ПС: Пуск предупредительной сигнализации"/>
                   <w:listItem w:displayText="Пред. сигн. / ПС: Пуск предупредительной сигнализации (импульс)" w:value="Пред. сигн. / ПС: Пуск предупредительной сигнализации (импульс)"/>
-                  <w:listItem w:displayText="РТПО / РТПО ВН: Пуск" w:value="РТПО / РТПО ВН: Пуск"/>
-                  <w:listItem w:displayText="РТПО / РТПО ВН: Функция введена в работу" w:value="РТПО / РТПО ВН: Функция введена в работу"/>
-                  <w:listItem w:displayText="РТПО / РТПО ВН: Функция оперативно выведена из работы" w:value="РТПО / РТПО ВН: Функция оперативно выведена из работы"/>
-                  <w:listItem w:displayText="РТПО / РТПО НН1: Пуск" w:value="РТПО / РТПО НН1: Пуск"/>
-                  <w:listItem w:displayText="РТПО / РТПО НН1: Функция введена в работу" w:value="РТПО / РТПО НН1: Функция введена в работу"/>
-                  <w:listItem w:displayText="РТПО / РТПО НН1: Функция оперативно выведена из работы" w:value="РТПО / РТПО НН1: Функция оперативно выведена из работы"/>
-                  <w:listItem w:displayText="РТПО / РТПО НН2: Пуск" w:value="РТПО / РТПО НН2: Пуск"/>
-                  <w:listItem w:displayText="РТПО / РТПО НН2: Функция введена в работу" w:value="РТПО / РТПО НН2: Функция введена в работу"/>
-                  <w:listItem w:displayText="РТПО / РТПО НН2: Функция оперативно выведена из работы" w:value="РТПО / РТПО НН2: Функция оперативно выведена из работы"/>
-                  <w:listItem w:displayText="РТПО / РТПО_общ: Пуск" w:value="РТПО / РТПО_общ: Пуск"/>
-                  <w:listItem w:displayText="РТПО / РТПО_общ: Функция введена в работу" w:value="РТПО / РТПО_общ: Функция введена в работу"/>
-                  <w:listItem w:displayText="РТПО / РТПО_общ: Функция оперативно выведена из работы" w:value="РТПО / РТПО_общ: Функция оперативно выведена из работы"/>
                   <w:listItem w:displayText="СИСТ / БУ: Индикация местного управления" w:value="СИСТ / БУ: Индикация местного управления"/>
                   <w:listItem w:displayText="СИСТ / Диагностика: Изменение встраиваемого ПО" w:value="СИСТ / Диагностика: Изменение встраиваемого ПО"/>
                   <w:listItem w:displayText="СИСТ / Диагностика: Индикация логического узла-прокси" w:value="СИСТ / Диагностика: Индикация логического узла-прокси"/>
@@ -8118,6 +8186,8 @@
                   <w:listItem w:displayText="СИСТ / Диагностика: Неисправность модуля дискретных входов/выходов (слот М11)" w:value="СИСТ / Диагностика: Неисправность модуля дискретных входов/выходов (слот М11)"/>
                   <w:listItem w:displayText="СИСТ / Диагностика: Неисправность модуля дискретных входов/выходов (слот М3)" w:value="СИСТ / Диагностика: Неисправность модуля дискретных входов/выходов (слот М3)"/>
                   <w:listItem w:displayText="СИСТ / Диагностика: Неисправность модуля дискретных входов/выходов (слот М4)" w:value="СИСТ / Диагностика: Неисправность модуля дискретных входов/выходов (слот М4)"/>
+                  <w:listItem w:displayText="СИСТ / Диагностика: Неисправность модуля дискретных входов/выходов (слот М6)" w:value="СИСТ / Диагностика: Неисправность модуля дискретных входов/выходов (слот М6)"/>
+                  <w:listItem w:displayText="СИСТ / Диагностика: Неисправность модуля дискретных входов/выходов (слот М7)" w:value="СИСТ / Диагностика: Неисправность модуля дискретных входов/выходов (слот М7)"/>
                   <w:listItem w:displayText="СИСТ / Диагностика: Неисправность модуля дискретных входов/выходов (слот М8)" w:value="СИСТ / Диагностика: Неисправность модуля дискретных входов/выходов (слот М8)"/>
                   <w:listItem w:displayText="СИСТ / Диагностика: Неисправность модуля дискретных входов/выходов (слот М9)" w:value="СИСТ / Диагностика: Неисправность модуля дискретных входов/выходов (слот М9)"/>
                   <w:listItem w:displayText="СИСТ / Диагностика: Неисправность цепей оперативного питания" w:value="СИСТ / Диагностика: Неисправность цепей оперативного питания"/>
@@ -8372,45 +8442,41 @@
                   <w:listItem w:displayText="СИСТ / ПлДВых9: Состояние ДВых7" w:value="СИСТ / ПлДВых9: Состояние ДВых7"/>
                   <w:listItem w:displayText="СИСТ / ПлДВых9: Состояние ДВых8" w:value="СИСТ / ПлДВых9: Состояние ДВых8"/>
                   <w:listItem w:displayText="СИСТ / СД ФК: Действие на В ВН" w:value="СИСТ / СД ФК: Действие на В ВН"/>
-                  <w:listItem w:displayText="СИСТ / СД ФК: Действие на В НН1" w:value="СИСТ / СД ФК: Действие на В НН1"/>
-                  <w:listItem w:displayText="СИСТ / СД ФК: Действие на В НН2" w:value="СИСТ / СД ФК: Действие на В НН2"/>
+                  <w:listItem w:displayText="СИСТ / СД ФК: Действие на В НН" w:value="СИСТ / СД ФК: Действие на В НН"/>
                   <w:listItem w:displayText="СИСТ / СД ФК: Комплект" w:value="СИСТ / СД ФК: Комплект"/>
                   <w:listItem w:displayText="СИСТ / СД ФК: Режим работы ГЗ РПН" w:value="СИСТ / СД ФК: Режим работы ГЗ РПН"/>
                   <w:listItem w:displayText="СИСТ / СД ФК: Режим работы ГЗ Т откл" w:value="СИСТ / СД ФК: Режим работы ГЗ Т откл"/>
                   <w:listItem w:displayText="СИСТ / СД ФК: Режим работы ГЗ Т сигн" w:value="СИСТ / СД ФК: Режим работы ГЗ Т сигн"/>
-                  <w:listItem w:displayText="СИСТ / СД ФК: Режим работы ДЗТ" w:value="СИСТ / СД ФК: Режим работы ДЗТ"/>
-                  <w:listItem w:displayText="СИСТ / СД ФК: Режим работы ЗПО" w:value="СИСТ / СД ФК: Режим работы ЗПО"/>
                   <w:listItem w:displayText="СИСТ / СД ФК: Режим работы УРОВ" w:value="СИСТ / СД ФК: Режим работы УРОВ"/>
                   <w:listItem w:displayText="СИСТ / СД ФК: Управление ИЭУ" w:value="СИСТ / СД ФК: Управление ИЭУ"/>
                   <w:listItem w:displayText="СИСТ / СД: БИ выведены" w:value="СИСТ / СД: БИ выведены"/>
                   <w:listItem w:displayText="СИСТ / СД: Внешнее отключение" w:value="СИСТ / СД: Внешнее отключение"/>
                   <w:listItem w:displayText="СИСТ / СД: Выходные цепи разобраны" w:value="СИСТ / СД: Выходные цепи разобраны"/>
+                  <w:listItem w:displayText="СИСТ / СД: Неисправность В ВН" w:value="СИСТ / СД: Неисправность В ВН"/>
                   <w:listItem w:displayText="СИСТ / СД: Неисправность ШС-А" w:value="СИСТ / СД: Неисправность ШС-А"/>
                   <w:listItem w:displayText="СИСТ / СД: Неисправность ШС-В" w:value="СИСТ / СД: Неисправность ШС-В"/>
                   <w:listItem w:displayText="СИСТ / СД: Неисправность опер. тока ГЗ" w:value="СИСТ / СД: Неисправность опер. тока ГЗ"/>
                   <w:listItem w:displayText="СИСТ / СД: Неисправность опер. тока ТЗ, ТС" w:value="СИСТ / СД: Неисправность опер. тока ТЗ, ТС"/>
+                  <w:listItem w:displayText="СИСТ / СД: Неисправность сигн. В" w:value="СИСТ / СД: Неисправность сигн. В"/>
                   <w:listItem w:displayText="СИСТ / СД: Неисправность цепей ГЗ РПН" w:value="СИСТ / СД: Неисправность цепей ГЗ РПН"/>
                   <w:listItem w:displayText="СИСТ / СД: Неисправность цепей ГЗ Т" w:value="СИСТ / СД: Неисправность цепей ГЗ Т"/>
                   <w:listItem w:displayText="СИСТ / СД: Неисправность цепей ТЗ" w:value="СИСТ / СД: Неисправность цепей ТЗ"/>
                   <w:listItem w:displayText="СИСТ / СД: Потеря GOOSE" w:value="СИСТ / СД: Потеря GOOSE"/>
-                  <w:listItem w:displayText="СИСТ / СД: Пуск ЗПО" w:value="СИСТ / СД: Пуск ЗПО"/>
                   <w:listItem w:displayText="СИСТ / СД: Срабатывание ГЗ РПН" w:value="СИСТ / СД: Срабатывание ГЗ РПН"/>
                   <w:listItem w:displayText="СИСТ / СД: Срабатывание ГЗоткл" w:value="СИСТ / СД: Срабатывание ГЗоткл"/>
                   <w:listItem w:displayText="СИСТ / СД: Срабатывание ГЗсигн" w:value="СИСТ / СД: Срабатывание ГЗсигн"/>
-                  <w:listItem w:displayText="СИСТ / СД: Срабатывание ДЗТ" w:value="СИСТ / СД: Срабатывание ДЗТ"/>
                   <w:listItem w:displayText="СИСТ / СД: Срабатывание ЗП" w:value="СИСТ / СД: Срабатывание ЗП"/>
+                  <w:listItem w:displayText="СИСТ / СД: Срабатывание МТЗ" w:value="СИСТ / СД: Срабатывание МТЗ"/>
                   <w:listItem w:displayText="СИСТ / СД: Срабатывание ТЗоткл" w:value="СИСТ / СД: Срабатывание ТЗоткл"/>
                   <w:listItem w:displayText="СИСТ / СД: Срабатывание ТЗсигн" w:value="СИСТ / СД: Срабатывание ТЗсигн"/>
+                  <w:listItem w:displayText="СИСТ / СД: Срабатывание ТО" w:value="СИСТ / СД: Срабатывание ТО"/>
                   <w:listItem w:displayText="СИСТ / СД: Срабатывание УРОВ" w:value="СИСТ / СД: Срабатывание УРОВ"/>
                   <w:listItem w:displayText="СИСТ / ФК: Действие на В ВН" w:value="СИСТ / ФК: Действие на В ВН"/>
-                  <w:listItem w:displayText="СИСТ / ФК: Действие на В НН1" w:value="СИСТ / ФК: Действие на В НН1"/>
-                  <w:listItem w:displayText="СИСТ / ФК: Действие на В НН2" w:value="СИСТ / ФК: Действие на В НН2"/>
+                  <w:listItem w:displayText="СИСТ / ФК: Действие на В НН" w:value="СИСТ / ФК: Действие на В НН"/>
                   <w:listItem w:displayText="СИСТ / ФК: Комплект" w:value="СИСТ / ФК: Комплект"/>
                   <w:listItem w:displayText="СИСТ / ФК: Режим работы ГЗ РПН" w:value="СИСТ / ФК: Режим работы ГЗ РПН"/>
                   <w:listItem w:displayText="СИСТ / ФК: Режим работы ГЗ Т откл" w:value="СИСТ / ФК: Режим работы ГЗ Т откл"/>
                   <w:listItem w:displayText="СИСТ / ФК: Режим работы ГЗ Т сигн" w:value="СИСТ / ФК: Режим работы ГЗ Т сигн"/>
-                  <w:listItem w:displayText="СИСТ / ФК: Режим работы ДЗТ" w:value="СИСТ / ФК: Режим работы ДЗТ"/>
-                  <w:listItem w:displayText="СИСТ / ФК: Режим работы ЗПО" w:value="СИСТ / ФК: Режим работы ЗПО"/>
                   <w:listItem w:displayText="СИСТ / ФК: Режим работы УРОВ" w:value="СИСТ / ФК: Режим работы УРОВ"/>
                   <w:listItem w:displayText="СИСТ / ФК: Управление ИЭУ" w:value="СИСТ / ФК: Управление ИЭУ"/>
                   <w:listItem w:displayText="СИСТ / ШС: Переполнение буфера входных данных" w:value="СИСТ / ШС: Переполнение буфера входных данных"/>
@@ -8425,6 +8491,7 @@
                   <w:listItem w:displayText="Сборка сигн. / СС: Контроль оперативного тока НН" w:value="Сборка сигн. / СС: Контроль оперативного тока НН"/>
                   <w:listItem w:displayText="Сборка сигн. / СС: Низкая изоляция ГЗ" w:value="Сборка сигн. / СС: Низкая изоляция ГЗ"/>
                   <w:listItem w:displayText="Сборка сигн. / СС: Низкая изоляция ТЗ" w:value="Сборка сигн. / СС: Низкая изоляция ТЗ"/>
+                  <w:listItem w:displayText="Сборка сигн. / СС: Превышение времени переключения коммутационного аппарата" w:value="Сборка сигн. / СС: Превышение времени переключения коммутационного аппарата"/>
                   <w:listItem w:displayText="Сборка сигн. / СС: Сигнализация от ГЗ" w:value="Сборка сигн. / СС: Сигнализация от ГЗ"/>
                   <w:listItem w:displayText="Сборка сигн. / СС: Сигнализация от ТЗ" w:value="Сборка сигн. / СС: Сигнализация от ТЗ"/>
                   <w:listItem w:displayText="Сборка сигн. / СС: Сигнализация от ТС" w:value="Сборка сигн. / СС: Сигнализация от ТС"/>
@@ -8432,25 +8499,21 @@
                   <w:listItem w:displayText="ТК ЗДЗ / ТК ЗДЗ: Пуск" w:value="ТК ЗДЗ / ТК ЗДЗ: Пуск"/>
                   <w:listItem w:displayText="ТК ЗДЗ / ТК ЗДЗ: Функция введена в работу" w:value="ТК ЗДЗ / ТК ЗДЗ: Функция введена в работу"/>
                   <w:listItem w:displayText="ТК ЗДЗ / ТК ЗДЗ: Функция оперативно выведена из работы" w:value="ТК ЗДЗ / ТК ЗДЗ: Функция оперативно выведена из работы"/>
-                  <w:listItem w:displayText="ТО ЗПО / ТО ЗПО ВН: Пуск" w:value="ТО ЗПО / ТО ЗПО ВН: Пуск"/>
-                  <w:listItem w:displayText="ТО ЗПО / ТО ЗПО ВН: Функция введена в работу" w:value="ТО ЗПО / ТО ЗПО ВН: Функция введена в работу"/>
-                  <w:listItem w:displayText="ТО ЗПО / ТО ЗПО ВН: Функция оперативно выведена из работы" w:value="ТО ЗПО / ТО ЗПО ВН: Функция оперативно выведена из работы"/>
-                  <w:listItem w:displayText="ТО ЗПО / ТО ЗПО НН1: Пуск" w:value="ТО ЗПО / ТО ЗПО НН1: Пуск"/>
-                  <w:listItem w:displayText="ТО ЗПО / ТО ЗПО НН1: Функция введена в работу" w:value="ТО ЗПО / ТО ЗПО НН1: Функция введена в работу"/>
-                  <w:listItem w:displayText="ТО ЗПО / ТО ЗПО НН1: Функция оперативно выведена из работы" w:value="ТО ЗПО / ТО ЗПО НН1: Функция оперативно выведена из работы"/>
-                  <w:listItem w:displayText="ТО ЗПО / ТО ЗПО НН2: Пуск" w:value="ТО ЗПО / ТО ЗПО НН2: Пуск"/>
-                  <w:listItem w:displayText="ТО ЗПО / ТО ЗПО НН2: Функция введена в работу" w:value="ТО ЗПО / ТО ЗПО НН2: Функция введена в работу"/>
-                  <w:listItem w:displayText="ТО ЗПО / ТО ЗПО НН2: Функция оперативно выведена из работы" w:value="ТО ЗПО / ТО ЗПО НН2: Функция оперативно выведена из работы"/>
-                  <w:listItem w:displayText="ТО ЗПО / ТО ЗПО_общ: Пуск" w:value="ТО ЗПО / ТО ЗПО_общ: Пуск"/>
-                  <w:listItem w:displayText="ТО ЗПО / ТО ЗПО_общ: Функция введена в работу" w:value="ТО ЗПО / ТО ЗПО_общ: Функция введена в работу"/>
-                  <w:listItem w:displayText="ТО ЗПО / ТО ЗПО_общ: Функция оперативно выведена из работы" w:value="ТО ЗПО / ТО ЗПО_общ: Функция оперативно выведена из работы"/>
+                  <w:listItem w:displayText="ТО / ТО: Пуск" w:value="ТО / ТО: Пуск"/>
+                  <w:listItem w:displayText="ТО / ТО: Срабатывание" w:value="ТО / ТО: Срабатывание"/>
+                  <w:listItem w:displayText="ТО / ТО: Срабатывание на сигнал" w:value="ТО / ТО: Срабатывание на сигнал"/>
+                  <w:listItem w:displayText="ТО / ТО: Функция введена в работу" w:value="ТО / ТО: Функция введена в работу"/>
+                  <w:listItem w:displayText="ТО / ТО: Функция оперативно выведена из работы" w:value="ТО / ТО: Функция оперативно выведена из работы"/>
                   <w:listItem w:displayText="ТО РПН / ТО РПН: Пуск" w:value="ТО РПН / ТО РПН: Пуск"/>
                   <w:listItem w:displayText="ТО РПН / ТО РПН: Функция введена в работу" w:value="ТО РПН / ТО РПН: Функция введена в работу"/>
                   <w:listItem w:displayText="ТО РПН / ТО РПН: Функция оперативно выведена из работы" w:value="ТО РПН / ТО РПН: Функция оперативно выведена из работы"/>
+                  <w:listItem w:displayText="УВ / УВ: Включить" w:value="УВ / УВ: Включить"/>
+                  <w:listItem w:displayText="УВ / УВ: Функция введена в работу" w:value="УВ / УВ: Функция введена в работу"/>
                   <w:listItem w:displayText="УРОВ ВН / УРОВ: Пуск" w:value="УРОВ ВН / УРОВ: Пуск"/>
                   <w:listItem w:displayText="УРОВ ВН / УРОВ: Пуск ИО максимального тока" w:value="УРОВ ВН / УРОВ: Пуск ИО максимального тока"/>
-                  <w:listItem w:displayText="УРОВ ВН / УРОВ: Срабатывание УРОВ" w:value="УРОВ ВН / УРОВ: Срабатывание УРОВ"/>
-                  <w:listItem w:displayText="УРОВ ВН / УРОВ: Срабатывание УРОВ  'на себя'" w:value="УРОВ ВН / УРОВ: Срабатывание УРОВ  'на себя'"/>
+                  <w:listItem w:displayText="УРОВ ВН / УРОВ: Срабатывание" w:value="УРОВ ВН / УРОВ: Срабатывание"/>
+                  <w:listItem w:displayText="УРОВ ВН / УРОВ: Срабатывание  'на себя'" w:value="УРОВ ВН / УРОВ: Срабатывание  'на себя'"/>
+                  <w:listItem w:displayText="УРОВ ВН / УРОВ: Ускорение УРОВ" w:value="УРОВ ВН / УРОВ: Ускорение УРОВ"/>
                   <w:listItem w:displayText="УРОВ ВН / УРОВ: Функция введена в работу" w:value="УРОВ ВН / УРОВ: Функция введена в работу"/>
                   <w:listItem w:displayText="УРОВ ВН / УРОВ: Функция оперативно выведена из работы" w:value="УРОВ ВН / УРОВ: Функция оперативно выведена из работы"/>
                 </w:dropDownList>
@@ -8491,93 +8554,63 @@
                 <w:id w:val="0"/>
                 <w:dropDownList>
                   <w:listItem w:displayText="Не назначено" w:value=""/>
-                  <w:listItem w:displayText="ДЗТ / БВКЗ: Срабатывание БВКЗ" w:value="ДЗТ / БВКЗ: Срабатывание БВКЗ"/>
-                  <w:listItem w:displayText="ДЗТ / БВКЗ: Срабатывание БВКЗ по фазе А" w:value="ДЗТ / БВКЗ: Срабатывание БВКЗ по фазе А"/>
-                  <w:listItem w:displayText="ДЗТ / БВКЗ: Срабатывание БВКЗ по фазе В" w:value="ДЗТ / БВКЗ: Срабатывание БВКЗ по фазе В"/>
-                  <w:listItem w:displayText="ДЗТ / БВКЗ: Срабатывание БВКЗ по фазе С" w:value="ДЗТ / БВКЗ: Срабатывание БВКЗ по фазе С"/>
-                  <w:listItem w:displayText="ДЗТ / Д2Г: Пуск Д2Г" w:value="ДЗТ / Д2Г: Пуск Д2Г"/>
-                  <w:listItem w:displayText="ДЗТ / Д2Г: Пуск Д2Г по фазе A" w:value="ДЗТ / Д2Г: Пуск Д2Г по фазе A"/>
-                  <w:listItem w:displayText="ДЗТ / Д2Г: Пуск Д2Г по фазе В" w:value="ДЗТ / Д2Г: Пуск Д2Г по фазе В"/>
-                  <w:listItem w:displayText="ДЗТ / Д2Г: Пуск Д2Г по фазе С" w:value="ДЗТ / Д2Г: Пуск Д2Г по фазе С"/>
-                  <w:listItem w:displayText="ДЗТ / Д5Г: Пуск Д5Г" w:value="ДЗТ / Д5Г: Пуск Д5Г"/>
-                  <w:listItem w:displayText="ДЗТ / Д5Г: Пуск Д5Г по фазе A" w:value="ДЗТ / Д5Г: Пуск Д5Г по фазе A"/>
-                  <w:listItem w:displayText="ДЗТ / Д5Г: Пуск Д5Г по фазе В" w:value="ДЗТ / Д5Г: Пуск Д5Г по фазе В"/>
-                  <w:listItem w:displayText="ДЗТ / Д5Г: Пуск Д5Г по фазе С" w:value="ДЗТ / Д5Г: Пуск Д5Г по фазе С"/>
-                  <w:listItem w:displayText="ДЗТ / ДТЗт: Пуск" w:value="ДЗТ / ДТЗт: Пуск"/>
-                  <w:listItem w:displayText="ДЗТ / ДТЗт: Пуск ДТО по фазе A" w:value="ДЗТ / ДТЗт: Пуск ДТО по фазе A"/>
-                  <w:listItem w:displayText="ДЗТ / ДТЗт: Пуск ДТО по фазе В" w:value="ДЗТ / ДТЗт: Пуск ДТО по фазе В"/>
-                  <w:listItem w:displayText="ДЗТ / ДТЗт: Пуск ДТО по фазе С" w:value="ДЗТ / ДТЗт: Пуск ДТО по фазе С"/>
-                  <w:listItem w:displayText="ДЗТ / ДТЗт: Срабатывание ДТЗт" w:value="ДЗТ / ДТЗт: Срабатывание ДТЗт"/>
-                  <w:listItem w:displayText="ДЗТ / ДТЗт: Срабатывание ДТЗт на сигнал" w:value="ДЗТ / ДТЗт: Срабатывание ДТЗт на сигнал"/>
-                  <w:listItem w:displayText="ДЗТ / ДТЗт: Срабатывание ДТЗт по фазе A" w:value="ДЗТ / ДТЗт: Срабатывание ДТЗт по фазе A"/>
-                  <w:listItem w:displayText="ДЗТ / ДТЗт: Срабатывание ДТЗт по фазе A на сигнал" w:value="ДЗТ / ДТЗт: Срабатывание ДТЗт по фазе A на сигнал"/>
-                  <w:listItem w:displayText="ДЗТ / ДТЗт: Срабатывание ДТЗт по фазе В" w:value="ДЗТ / ДТЗт: Срабатывание ДТЗт по фазе В"/>
-                  <w:listItem w:displayText="ДЗТ / ДТЗт: Срабатывание ДТЗт по фазе В на сигнал" w:value="ДЗТ / ДТЗт: Срабатывание ДТЗт по фазе В на сигнал"/>
-                  <w:listItem w:displayText="ДЗТ / ДТЗт: Срабатывание ДТЗт по фазе С" w:value="ДЗТ / ДТЗт: Срабатывание ДТЗт по фазе С"/>
-                  <w:listItem w:displayText="ДЗТ / ДТЗт: Срабатывание ДТЗт по фазе С на сигнал" w:value="ДЗТ / ДТЗт: Срабатывание ДТЗт по фазе С на сигнал"/>
-                  <w:listItem w:displayText="ДЗТ / ДТЗт: Функция введена в работу" w:value="ДЗТ / ДТЗт: Функция введена в работу"/>
-                  <w:listItem w:displayText="ДЗТ / ДТЗт: Функция оперативно выведена из работы" w:value="ДЗТ / ДТЗт: Функция оперативно выведена из работы"/>
-                  <w:listItem w:displayText="ДЗТ / ДТО: Пуск" w:value="ДЗТ / ДТО: Пуск"/>
-                  <w:listItem w:displayText="ДЗТ / ДТО: Пуск ДТО по фазе A" w:value="ДЗТ / ДТО: Пуск ДТО по фазе A"/>
-                  <w:listItem w:displayText="ДЗТ / ДТО: Пуск ДТО по фазе В" w:value="ДЗТ / ДТО: Пуск ДТО по фазе В"/>
-                  <w:listItem w:displayText="ДЗТ / ДТО: Пуск ДТО по фазе С" w:value="ДЗТ / ДТО: Пуск ДТО по фазе С"/>
-                  <w:listItem w:displayText="ДЗТ / ДТО: Срабатывание ДТО" w:value="ДЗТ / ДТО: Срабатывание ДТО"/>
-                  <w:listItem w:displayText="ДЗТ / ДТО: Срабатывание ДТО на сигнал" w:value="ДЗТ / ДТО: Срабатывание ДТО на сигнал"/>
-                  <w:listItem w:displayText="ДЗТ / ДТО: Срабатывание ДТО по фазе A" w:value="ДЗТ / ДТО: Срабатывание ДТО по фазе A"/>
-                  <w:listItem w:displayText="ДЗТ / ДТО: Срабатывание ДТО по фазе A на сигнал" w:value="ДЗТ / ДТО: Срабатывание ДТО по фазе A на сигнал"/>
-                  <w:listItem w:displayText="ДЗТ / ДТО: Срабатывание ДТО по фазе В" w:value="ДЗТ / ДТО: Срабатывание ДТО по фазе В"/>
-                  <w:listItem w:displayText="ДЗТ / ДТО: Срабатывание ДТО по фазе В на сигнал" w:value="ДЗТ / ДТО: Срабатывание ДТО по фазе В на сигнал"/>
-                  <w:listItem w:displayText="ДЗТ / ДТО: Срабатывание ДТО по фазе С" w:value="ДЗТ / ДТО: Срабатывание ДТО по фазе С"/>
-                  <w:listItem w:displayText="ДЗТ / ДТО: Срабатывание ДТО по фазе С на сигнал" w:value="ДЗТ / ДТО: Срабатывание ДТО по фазе С на сигнал"/>
-                  <w:listItem w:displayText="ДЗТ / ДТО: Функция введена в работу" w:value="ДЗТ / ДТО: Функция введена в работу"/>
-                  <w:listItem w:displayText="ДЗТ / ДТО: Функция оперативно выведена из работы" w:value="ДЗТ / ДТО: Функция оперативно выведена из работы"/>
-                  <w:listItem w:displayText="ДЗТ / КЦТнеб: Срабатывание КЦНнеб" w:value="ДЗТ / КЦТнеб: Срабатывание КЦНнеб"/>
-                  <w:listItem w:displayText="ДЗТ / КЦТнеб: Срабатывание КЦНнеб фазы А" w:value="ДЗТ / КЦТнеб: Срабатывание КЦНнеб фазы А"/>
-                  <w:listItem w:displayText="ДЗТ / КЦТнеб: Срабатывание КЦНнеб фазы В" w:value="ДЗТ / КЦТнеб: Срабатывание КЦНнеб фазы В"/>
-                  <w:listItem w:displayText="ДЗТ / КЦТнеб: Срабатывание КЦНнеб фазы С" w:value="ДЗТ / КЦТнеб: Срабатывание КЦНнеб фазы С"/>
-                  <w:listItem w:displayText="ДЗТ / КЦТнеб: Функция введена в работу" w:value="ДЗТ / КЦТнеб: Функция введена в работу"/>
-                  <w:listItem w:displayText="ДЗТ / КЦТнеб: Функция оперативно выведена из работы" w:value="ДЗТ / КЦТнеб: Функция оперативно выведена из работы"/>
-                  <w:listItem w:displayText="ЗП / ЗП ВН: Пуск" w:value="ЗП / ЗП ВН: Пуск"/>
-                  <w:listItem w:displayText="ЗП / ЗП ВН: Пуск ИО максимального тока" w:value="ЗП / ЗП ВН: Пуск ИО максимального тока"/>
-                  <w:listItem w:displayText="ЗП / ЗП ВН: Срабатывание ЗП ВН" w:value="ЗП / ЗП ВН: Срабатывание ЗП ВН"/>
-                  <w:listItem w:displayText="ЗП / ЗП ВН: Срабатывание ЗП ВН на сигнал" w:value="ЗП / ЗП ВН: Срабатывание ЗП ВН на сигнал"/>
-                  <w:listItem w:displayText="ЗП / ЗП ВН: Функция введена в работу" w:value="ЗП / ЗП ВН: Функция введена в работу"/>
-                  <w:listItem w:displayText="ЗП / ЗП ВН: Функция оперативно выведена из работы" w:value="ЗП / ЗП ВН: Функция оперативно выведена из работы"/>
-                  <w:listItem w:displayText="ЗП / ЗП НН1: Пуск" w:value="ЗП / ЗП НН1: Пуск"/>
-                  <w:listItem w:displayText="ЗП / ЗП НН1: Пуск ИО максимального тока" w:value="ЗП / ЗП НН1: Пуск ИО максимального тока"/>
-                  <w:listItem w:displayText="ЗП / ЗП НН1: Срабатывание ЗП НН1" w:value="ЗП / ЗП НН1: Срабатывание ЗП НН1"/>
-                  <w:listItem w:displayText="ЗП / ЗП НН1: Срабатывание ЗП НН1 на сигнал" w:value="ЗП / ЗП НН1: Срабатывание ЗП НН1 на сигнал"/>
-                  <w:listItem w:displayText="ЗП / ЗП НН1: Функция введена в работу" w:value="ЗП / ЗП НН1: Функция введена в работу"/>
-                  <w:listItem w:displayText="ЗП / ЗП НН1: Функция оперативно выведена из работы" w:value="ЗП / ЗП НН1: Функция оперативно выведена из работы"/>
-                  <w:listItem w:displayText="ЗП / ЗП НН2: Пуск" w:value="ЗП / ЗП НН2: Пуск"/>
-                  <w:listItem w:displayText="ЗП / ЗП НН2: Пуск ИО максимального тока" w:value="ЗП / ЗП НН2: Пуск ИО максимального тока"/>
-                  <w:listItem w:displayText="ЗП / ЗП НН2: Срабатывание ЗП НН2" w:value="ЗП / ЗП НН2: Срабатывание ЗП НН2"/>
-                  <w:listItem w:displayText="ЗП / ЗП НН2: Срабатывание ЗП НН2 на сигнал" w:value="ЗП / ЗП НН2: Срабатывание ЗП НН2 на сигнал"/>
-                  <w:listItem w:displayText="ЗП / ЗП НН2: Функция введена в работу" w:value="ЗП / ЗП НН2: Функция введена в работу"/>
-                  <w:listItem w:displayText="ЗП / ЗП НН2: Функция оперативно выведена из работы" w:value="ЗП / ЗП НН2: Функция оперативно выведена из работы"/>
-                  <w:listItem w:displayText="ЗПО / ЗПО: Пуск" w:value="ЗПО / ЗПО: Пуск"/>
-                  <w:listItem w:displayText="ЗПО / ЗПО: Срабатывание ЗПО" w:value="ЗПО / ЗПО: Срабатывание ЗПО"/>
-                  <w:listItem w:displayText="ЗПО / ЗПО: Срабатывание ЗПО на сигнал" w:value="ЗПО / ЗПО: Срабатывание ЗПО на сигнал"/>
-                  <w:listItem w:displayText="ЗПО / ЗПО: Функция введена в работу" w:value="ЗПО / ЗПО: Функция введена в работу"/>
-                  <w:listItem w:displayText="ЗПО / ЗПО: Функция оперативно выведена из работы" w:value="ЗПО / ЗПО: Функция оперативно выведена из работы"/>
-                  <w:listItem w:displayText="КЦТ / КЦТст1: Пуск при асимметрии" w:value="КЦТ / КЦТст1: Пуск при асимметрии"/>
-                  <w:listItem w:displayText="КЦТ / КЦТст1: Пуск при обрыве провода" w:value="КЦТ / КЦТст1: Пуск при обрыве провода"/>
-                  <w:listItem w:displayText="КЦТ / КЦТст1: Срабатывание при асимметрии" w:value="КЦТ / КЦТст1: Срабатывание при асимметрии"/>
-                  <w:listItem w:displayText="КЦТ / КЦТст1: Срабатывание при обрыве провода" w:value="КЦТ / КЦТст1: Срабатывание при обрыве провода"/>
-                  <w:listItem w:displayText="КЦТ / КЦТст1: Функция введена в работу" w:value="КЦТ / КЦТст1: Функция введена в работу"/>
-                  <w:listItem w:displayText="КЦТ / КЦТст1: Функция оперативно выведена из работы" w:value="КЦТ / КЦТст1: Функция оперативно выведена из работы"/>
-                  <w:listItem w:displayText="КЦТ / КЦТст2: Пуск при асимметрии" w:value="КЦТ / КЦТст2: Пуск при асимметрии"/>
-                  <w:listItem w:displayText="КЦТ / КЦТст2: Пуск при обрыве провода" w:value="КЦТ / КЦТст2: Пуск при обрыве провода"/>
-                  <w:listItem w:displayText="КЦТ / КЦТст2: Срабатывание при асимметрии" w:value="КЦТ / КЦТст2: Срабатывание при асимметрии"/>
-                  <w:listItem w:displayText="КЦТ / КЦТст2: Срабатывание при обрыве провода" w:value="КЦТ / КЦТст2: Срабатывание при обрыве провода"/>
-                  <w:listItem w:displayText="КЦТ / КЦТст2: Функция введена в работу" w:value="КЦТ / КЦТст2: Функция введена в работу"/>
-                  <w:listItem w:displayText="КЦТ / КЦТст2: Функция оперативно выведена из работы" w:value="КЦТ / КЦТст2: Функция оперативно выведена из работы"/>
-                  <w:listItem w:displayText="КЦТ / КЦТст3: Пуск при асимметрии" w:value="КЦТ / КЦТст3: Пуск при асимметрии"/>
-                  <w:listItem w:displayText="КЦТ / КЦТст3: Пуск при обрыве провода" w:value="КЦТ / КЦТст3: Пуск при обрыве провода"/>
-                  <w:listItem w:displayText="КЦТ / КЦТст3: Срабатывание при асимметрии" w:value="КЦТ / КЦТст3: Срабатывание при асимметрии"/>
-                  <w:listItem w:displayText="КЦТ / КЦТст3: Срабатывание при обрыве провода" w:value="КЦТ / КЦТст3: Срабатывание при обрыве провода"/>
-                  <w:listItem w:displayText="КЦТ / КЦТст3: Функция введена в работу" w:value="КЦТ / КЦТст3: Функция введена в работу"/>
-                  <w:listItem w:displayText="КЦТ / КЦТст3: Функция оперативно выведена из работы" w:value="КЦТ / КЦТст3: Функция оперативно выведена из работы"/>
+                  <w:listItem w:displayText="ЗОП / ЗОП: Пуск" w:value="ЗОП / ЗОП: Пуск"/>
+                  <w:listItem w:displayText="ЗОП / ЗОП: Пуск ИО по несимметрии токов прямой и обратной последовательности" w:value="ЗОП / ЗОП: Пуск ИО по несимметрии токов прямой и обратной последовательности"/>
+                  <w:listItem w:displayText="ЗОП / ЗОП: Пуск ИО тока обратной последовательности" w:value="ЗОП / ЗОП: Пуск ИО тока обратной последовательности"/>
+                  <w:listItem w:displayText="ЗОП / ЗОП: Срабатывание" w:value="ЗОП / ЗОП: Срабатывание"/>
+                  <w:listItem w:displayText="ЗОП / ЗОП: Срабатывание на сигнал" w:value="ЗОП / ЗОП: Срабатывание на сигнал"/>
+                  <w:listItem w:displayText="ЗОП / ЗОП: Функция введена в работу" w:value="ЗОП / ЗОП: Функция введена в работу"/>
+                  <w:listItem w:displayText="ЗОП / ЗОП: Функция оперативно выведена из работы" w:value="ЗОП / ЗОП: Функция оперативно выведена из работы"/>
+                  <w:listItem w:displayText="ЗП / ЗП: Пуск" w:value="ЗП / ЗП: Пуск"/>
+                  <w:listItem w:displayText="ЗП / ЗП: Пуск ИО максимального тока" w:value="ЗП / ЗП: Пуск ИО максимального тока"/>
+                  <w:listItem w:displayText="ЗП / ЗП: Срабатывание" w:value="ЗП / ЗП: Срабатывание"/>
+                  <w:listItem w:displayText="ЗП / ЗП: Срабатывание на сигнал" w:value="ЗП / ЗП: Срабатывание на сигнал"/>
+                  <w:listItem w:displayText="ЗП / ЗП: Функция введена в работу" w:value="ЗП / ЗП: Функция введена в работу"/>
+                  <w:listItem w:displayText="ЗП / ЗП: Функция оперативно выведена из работы" w:value="ЗП / ЗП: Функция оперативно выведена из работы"/>
+                  <w:listItem w:displayText="КА / В: Выключатель включен" w:value="КА / В: Выключатель включен"/>
+                  <w:listItem w:displayText="КА / В: Выключатель отключен" w:value="КА / В: Выключатель отключен"/>
+                  <w:listItem w:displayText="КА / В: Индикация местного режима логического узла" w:value="КА / В: Индикация местного режима логического узла"/>
+                  <w:listItem w:displayText="КА / В: Индикация местного режима физического ключа" w:value="КА / В: Индикация местного режима физического ключа"/>
+                  <w:listItem w:displayText="КА / В: Команда 'включить' выключатель через выходное реле" w:value="КА / В: Команда 'включить' выключатель через выходное реле"/>
+                  <w:listItem w:displayText="КА / В: Команда 'отключить' выключатель через выходное реле" w:value="КА / В: Команда 'отключить' выключатель через выходное реле"/>
+                  <w:listItem w:displayText="КА / В: Неисправное положение выключателя" w:value="КА / В: Неисправное положение выключателя"/>
+                  <w:listItem w:displayText="КА / В: Промежуточное положение выключателя" w:value="КА / В: Промежуточное положение выключателя"/>
+                  <w:listItem w:displayText="КА / В: Функция введена в работу" w:value="КА / В: Функция введена в работу"/>
+                  <w:listItem w:displayText="КП / УВ: Включить выключатель" w:value="КП / УВ: Включить выключатель"/>
+                  <w:listItem w:displayText="КП / УВ: Идет переключение" w:value="КП / УВ: Идет переключение"/>
+                  <w:listItem w:displayText="КП / УВ: Отключить выключатель" w:value="КП / УВ: Отключить выключатель"/>
+                  <w:listItem w:displayText="КП / УВ: Положение В (Включено)" w:value="КП / УВ: Положение В (Включено)"/>
+                  <w:listItem w:displayText="КП / УВ: Положение В (Не определено)" w:value="КП / УВ: Положение В (Не определено)"/>
+                  <w:listItem w:displayText="КП / УВ: Положение В (Неисправность)" w:value="КП / УВ: Положение В (Неисправность)"/>
+                  <w:listItem w:displayText="КП / УВ: Положение В (Отключено)" w:value="КП / УВ: Положение В (Отключено)"/>
+                  <w:listItem w:displayText="КП / УВ: Сигнал превышения допустимого времени переключения" w:value="КП / УВ: Сигнал превышения допустимого времени переключения"/>
+                  <w:listItem w:displayText="КП / УВ: Функция введена в работу" w:value="КП / УВ: Функция введена в работу"/>
+                  <w:listItem w:displayText="КРВ / КРВ: Превышен коммутационный ресурс выключателя" w:value="КРВ / КРВ: Превышен коммутационный ресурс выключателя"/>
+                  <w:listItem w:displayText="КРВ / КРВ: Превышен механический ресурс выключателя" w:value="КРВ / КРВ: Превышен механический ресурс выключателя"/>
+                  <w:listItem w:displayText="КРВ / КРВ: Превышен ресурс выключателя" w:value="КРВ / КРВ: Превышен ресурс выключателя"/>
+                  <w:listItem w:displayText="КРВ / КРВ: Функция введена в работу" w:value="КРВ / КРВ: Функция введена в работу"/>
+                  <w:listItem w:displayText="КСВ / КСВ: Блокировка включения В" w:value="КСВ / КСВ: Блокировка включения В"/>
+                  <w:listItem w:displayText="КСВ / КСВ: Блокировка отключения В" w:value="КСВ / КСВ: Блокировка отключения В"/>
+                  <w:listItem w:displayText="КСВ / КСВ: В аварийно отключен" w:value="КСВ / КСВ: В аварийно отключен"/>
+                  <w:listItem w:displayText="КСВ / КСВ: В самопроизвольно отключен" w:value="КСВ / КСВ: В самопроизвольно отключен"/>
+                  <w:listItem w:displayText="КСВ / КСВ: Защита ЭМВ" w:value="КСВ / КСВ: Защита ЭМВ"/>
+                  <w:listItem w:displayText="КСВ / КСВ: Защита ЭМО1" w:value="КСВ / КСВ: Защита ЭМО1"/>
+                  <w:listItem w:displayText="КСВ / КСВ: Защита ЭМО2" w:value="КСВ / КСВ: Защита ЭМО2"/>
+                  <w:listItem w:displayText="КСВ / КСВ: Неисправность В" w:value="КСВ / КСВ: Неисправность В"/>
+                  <w:listItem w:displayText="КСВ / КСВ: Неисправность цепей ЭМУ" w:value="КСВ / КСВ: Неисправность цепей ЭМУ"/>
+                  <w:listItem w:displayText="КСВ / КСВ: Реле фиксации команды" w:value="КСВ / КСВ: Реле фиксации команды"/>
+                  <w:listItem w:displayText="КСВ / КСВ: Функция введена в работу" w:value="КСВ / КСВ: Функция введена в работу"/>
+                  <w:listItem w:displayText="КСВ / КСВ: Функция оперативно выведена из работы" w:value="КСВ / КСВ: Функция оперативно выведена из работы"/>
+                  <w:listItem w:displayText="КЦН НН / КЦН: Неисправность цепей напряжения" w:value="КЦН НН / КЦН: Неисправность цепей напряжения"/>
+                  <w:listItem w:displayText="КЦН НН / КЦН: Пуск" w:value="КЦН НН / КЦН: Пуск"/>
+                  <w:listItem w:displayText="КЦН НН / КЦН: Пуск органа максимального напряжения ОП" w:value="КЦН НН / КЦН: Пуск органа максимального напряжения ОП"/>
+                  <w:listItem w:displayText="КЦН НН / КЦН: Пуск органа минимального напряжения" w:value="КЦН НН / КЦН: Пуск органа минимального напряжения"/>
+                  <w:listItem w:displayText="КЦН НН / КЦН: Функция введена в работу" w:value="КЦН НН / КЦН: Функция введена в работу"/>
+                  <w:listItem w:displayText="КЦН НН / КЦН: Функция оперативно выведена из работы" w:value="КЦН НН / КЦН: Функция оперативно выведена из работы"/>
+                  <w:listItem w:displayText="ЛЗТ / ЛЗТ: Пуск" w:value="ЛЗТ / ЛЗТ: Пуск"/>
+                  <w:listItem w:displayText="ЛЗТ / ЛЗТ: Срабатывание" w:value="ЛЗТ / ЛЗТ: Срабатывание"/>
+                  <w:listItem w:displayText="ЛЗТ / ЛЗТ: Функция введена в работу" w:value="ЛЗТ / ЛЗТ: Функция введена в работу"/>
+                  <w:listItem w:displayText="ЛЗТ / ЛЗТ: Функция оперативно выведена из работы" w:value="ЛЗТ / ЛЗТ: Функция оперативно выведена из работы"/>
                   <w:listItem w:displayText="ЛО ВН / ЛО: Отключение" w:value="ЛО ВН / ЛО: Отключение"/>
                   <w:listItem w:displayText="ЛО ВН / ЛО: Отключить аварийно" w:value="ЛО ВН / ЛО: Отключить аварийно"/>
                   <w:listItem w:displayText="ЛО ВН / ЛО: Функция введена в работу" w:value="ЛО ВН / ЛО: Функция введена в работу"/>
@@ -8597,6 +8630,19 @@
                   <w:listItem w:displayText="ЛО ГЗсигн / ЛО: Срабатывание на сигнал" w:value="ЛО ГЗсигн / ЛО: Срабатывание на сигнал"/>
                   <w:listItem w:displayText="ЛО ГЗсигн / ЛО: Функция введена в работу" w:value="ЛО ГЗсигн / ЛО: Функция введена в работу"/>
                   <w:listItem w:displayText="ЛО ГЗсигн / ЛО: Функция оперативно выведена из работы" w:value="ЛО ГЗсигн / ЛО: Функция оперативно выведена из работы"/>
+                  <w:listItem w:displayText="ЛО НН / ЗАВР: Запрет АВР" w:value="ЛО НН / ЗАВР: Запрет АВР"/>
+                  <w:listItem w:displayText="ЛО НН / ЗАВР: Функция введена в работу" w:value="ЛО НН / ЗАВР: Функция введена в работу"/>
+                  <w:listItem w:displayText="ЛО НН / ЗАВР: Функция оперативно выведена из работы" w:value="ЛО НН / ЗАВР: Функция оперативно выведена из работы"/>
+                  <w:listItem w:displayText="ЛО НН / ЗАПВ: Запрет АПВ" w:value="ЛО НН / ЗАПВ: Запрет АПВ"/>
+                  <w:listItem w:displayText="ЛО НН / ЗАПВ: Функция введена в работу" w:value="ЛО НН / ЗАПВ: Функция введена в работу"/>
+                  <w:listItem w:displayText="ЛО НН / ЗАПВ: Функция оперативно выведена из работы" w:value="ЛО НН / ЗАПВ: Функция оперативно выведена из работы"/>
+                  <w:listItem w:displayText="ЛО НН / ЛО: Отключение" w:value="ЛО НН / ЛО: Отключение"/>
+                  <w:listItem w:displayText="ЛО НН / ЛО: Отключить аварийно" w:value="ЛО НН / ЛО: Отключить аварийно"/>
+                  <w:listItem w:displayText="ЛО НН / ЛО: Функция введена в работу" w:value="ЛО НН / ЛО: Функция введена в работу"/>
+                  <w:listItem w:displayText="ЛО НН / ЛО: Функция оперативно выведена из работы" w:value="ЛО НН / ЛО: Функция оперативно выведена из работы"/>
+                  <w:listItem w:displayText="ЛО Т / ЗАВР: Запрет АВР" w:value="ЛО Т / ЗАВР: Запрет АВР"/>
+                  <w:listItem w:displayText="ЛО Т / ЗАВР: Функция введена в работу" w:value="ЛО Т / ЗАВР: Функция введена в работу"/>
+                  <w:listItem w:displayText="ЛО Т / ЗАВР: Функция оперативно выведена из работы" w:value="ЛО Т / ЗАВР: Функция оперативно выведена из работы"/>
                   <w:listItem w:displayText="ЛО Т / ЗАПВ: Запрет АПВ" w:value="ЛО Т / ЗАПВ: Запрет АПВ"/>
                   <w:listItem w:displayText="ЛО Т / ЗАПВ: Функция введена в работу" w:value="ЛО Т / ЗАПВ: Функция введена в работу"/>
                   <w:listItem w:displayText="ЛО Т / ЗАПВ: Функция оперативно выведена из работы" w:value="ЛО Т / ЗАПВ: Функция оперативно выведена из работы"/>
@@ -8631,6 +8677,52 @@
                   <w:listItem w:displayText="ЛО ТС / ЛО ПК: Срабатывание на сигнал" w:value="ЛО ТС / ЛО ПК: Срабатывание на сигнал"/>
                   <w:listItem w:displayText="ЛО ТС / ЛО ПК: Функция введена в работу" w:value="ЛО ТС / ЛО ПК: Функция введена в работу"/>
                   <w:listItem w:displayText="ЛО ТС / ЛО ПК: Функция оперативно выведена из работы" w:value="ЛО ТС / ЛО ПК: Функция оперативно выведена из работы"/>
+                  <w:listItem w:displayText="МТЗ / БЛЗШ: Блокировка ЛЗШ" w:value="МТЗ / БЛЗШ: Блокировка ЛЗШ"/>
+                  <w:listItem w:displayText="МТЗ / БНТ: Пуск БНТ" w:value="МТЗ / БНТ: Пуск БНТ"/>
+                  <w:listItem w:displayText="МТЗ / БНТ: Пуск по фазе A" w:value="МТЗ / БНТ: Пуск по фазе A"/>
+                  <w:listItem w:displayText="МТЗ / БНТ: Пуск по фазе В" w:value="МТЗ / БНТ: Пуск по фазе В"/>
+                  <w:listItem w:displayText="МТЗ / БНТ: Пуск по фазе С" w:value="МТЗ / БНТ: Пуск по фазе С"/>
+                  <w:listItem w:displayText="МТЗ / КПОН: Пуск" w:value="МТЗ / КПОН: Пуск"/>
+                  <w:listItem w:displayText="МТЗ / КПОН: Функция введена в работу" w:value="МТЗ / КПОН: Функция введена в работу"/>
+                  <w:listItem w:displayText="МТЗ / КПОН: Функция оперативно выведена из работы" w:value="МТЗ / КПОН: Функция оперативно выведена из работы"/>
+                  <w:listItem w:displayText="МТЗ / МТЗ 1 ст: Пуск" w:value="МТЗ / МТЗ 1 ст: Пуск"/>
+                  <w:listItem w:displayText="МТЗ / МТЗ 1 ст: Пуск ИО тока по фазе А" w:value="МТЗ / МТЗ 1 ст: Пуск ИО тока по фазе А"/>
+                  <w:listItem w:displayText="МТЗ / МТЗ 1 ст: Пуск ИО тока по фазе В" w:value="МТЗ / МТЗ 1 ст: Пуск ИО тока по фазе В"/>
+                  <w:listItem w:displayText="МТЗ / МТЗ 1 ст: Пуск ИО тока по фазе С" w:value="МТЗ / МТЗ 1 ст: Пуск ИО тока по фазе С"/>
+                  <w:listItem w:displayText="МТЗ / МТЗ 1 ст: Пуск по фазе A" w:value="МТЗ / МТЗ 1 ст: Пуск по фазе A"/>
+                  <w:listItem w:displayText="МТЗ / МТЗ 1 ст: Пуск по фазе В" w:value="МТЗ / МТЗ 1 ст: Пуск по фазе В"/>
+                  <w:listItem w:displayText="МТЗ / МТЗ 1 ст: Пуск по фазе С" w:value="МТЗ / МТЗ 1 ст: Пуск по фазе С"/>
+                  <w:listItem w:displayText="МТЗ / МТЗ 1 ст: Срабатывание" w:value="МТЗ / МТЗ 1 ст: Срабатывание"/>
+                  <w:listItem w:displayText="МТЗ / МТЗ 1 ст: Срабатывание на сигнал" w:value="МТЗ / МТЗ 1 ст: Срабатывание на сигнал"/>
+                  <w:listItem w:displayText="МТЗ / МТЗ 1 ст: Функция введена в работу" w:value="МТЗ / МТЗ 1 ст: Функция введена в работу"/>
+                  <w:listItem w:displayText="МТЗ / МТЗ 1 ст: Функция оперативно выведена из работы" w:value="МТЗ / МТЗ 1 ст: Функция оперативно выведена из работы"/>
+                  <w:listItem w:displayText="МТЗ / МТЗ 2 ст: Пуск" w:value="МТЗ / МТЗ 2 ст: Пуск"/>
+                  <w:listItem w:displayText="МТЗ / МТЗ 2 ст: Пуск ИО тока по фазе А" w:value="МТЗ / МТЗ 2 ст: Пуск ИО тока по фазе А"/>
+                  <w:listItem w:displayText="МТЗ / МТЗ 2 ст: Пуск ИО тока по фазе В" w:value="МТЗ / МТЗ 2 ст: Пуск ИО тока по фазе В"/>
+                  <w:listItem w:displayText="МТЗ / МТЗ 2 ст: Пуск ИО тока по фазе С" w:value="МТЗ / МТЗ 2 ст: Пуск ИО тока по фазе С"/>
+                  <w:listItem w:displayText="МТЗ / МТЗ 2 ст: Пуск по фазе A" w:value="МТЗ / МТЗ 2 ст: Пуск по фазе A"/>
+                  <w:listItem w:displayText="МТЗ / МТЗ 2 ст: Пуск по фазе В" w:value="МТЗ / МТЗ 2 ст: Пуск по фазе В"/>
+                  <w:listItem w:displayText="МТЗ / МТЗ 2 ст: Пуск по фазе С" w:value="МТЗ / МТЗ 2 ст: Пуск по фазе С"/>
+                  <w:listItem w:displayText="МТЗ / МТЗ 2 ст: Срабатывание" w:value="МТЗ / МТЗ 2 ст: Срабатывание"/>
+                  <w:listItem w:displayText="МТЗ / МТЗ 2 ст: Срабатывание на сигнал" w:value="МТЗ / МТЗ 2 ст: Срабатывание на сигнал"/>
+                  <w:listItem w:displayText="МТЗ / МТЗ 2 ст: Функция введена в работу" w:value="МТЗ / МТЗ 2 ст: Функция введена в работу"/>
+                  <w:listItem w:displayText="МТЗ / МТЗ 2 ст: Функция оперативно выведена из работы" w:value="МТЗ / МТЗ 2 ст: Функция оперативно выведена из работы"/>
+                  <w:listItem w:displayText="МТЗ / МТЗ 3 ст: Пуск" w:value="МТЗ / МТЗ 3 ст: Пуск"/>
+                  <w:listItem w:displayText="МТЗ / МТЗ 3 ст: Пуск ИО тока по фазе А" w:value="МТЗ / МТЗ 3 ст: Пуск ИО тока по фазе А"/>
+                  <w:listItem w:displayText="МТЗ / МТЗ 3 ст: Пуск ИО тока по фазе В" w:value="МТЗ / МТЗ 3 ст: Пуск ИО тока по фазе В"/>
+                  <w:listItem w:displayText="МТЗ / МТЗ 3 ст: Пуск ИО тока по фазе С" w:value="МТЗ / МТЗ 3 ст: Пуск ИО тока по фазе С"/>
+                  <w:listItem w:displayText="МТЗ / МТЗ 3 ст: Пуск по фазе A" w:value="МТЗ / МТЗ 3 ст: Пуск по фазе A"/>
+                  <w:listItem w:displayText="МТЗ / МТЗ 3 ст: Пуск по фазе В" w:value="МТЗ / МТЗ 3 ст: Пуск по фазе В"/>
+                  <w:listItem w:displayText="МТЗ / МТЗ 3 ст: Пуск по фазе С" w:value="МТЗ / МТЗ 3 ст: Пуск по фазе С"/>
+                  <w:listItem w:displayText="МТЗ / МТЗ 3 ст: Срабатывание" w:value="МТЗ / МТЗ 3 ст: Срабатывание"/>
+                  <w:listItem w:displayText="МТЗ / МТЗ 3 ст: Срабатывание на сигнал" w:value="МТЗ / МТЗ 3 ст: Срабатывание на сигнал"/>
+                  <w:listItem w:displayText="МТЗ / МТЗ 3 ст: Функция введена в работу" w:value="МТЗ / МТЗ 3 ст: Функция введена в работу"/>
+                  <w:listItem w:displayText="МТЗ / МТЗ 3 ст: Функция оперативно выведена из работы" w:value="МТЗ / МТЗ 3 ст: Функция оперативно выведена из работы"/>
+                  <w:listItem w:displayText="ПДС / В: Ключ М/Д привода В" w:value="ПДС / В: Ключ М/Д привода В"/>
+                  <w:listItem w:displayText="ПДС / В: Положение В (Включено)" w:value="ПДС / В: Положение В (Включено)"/>
+                  <w:listItem w:displayText="ПДС / В: Положение В (Не определено)" w:value="ПДС / В: Положение В (Не определено)"/>
+                  <w:listItem w:displayText="ПДС / В: Положение В (Неисправность)" w:value="ПДС / В: Положение В (Неисправность)"/>
+                  <w:listItem w:displayText="ПДС / В: Положение В (Отключено)" w:value="ПДС / В: Положение В (Отключено)"/>
                   <w:listItem w:displayText="ПДС / ГЗ РПН: Низкая изоляция " w:value="ПДС / ГЗ РПН: Низкая изоляция "/>
                   <w:listItem w:displayText="ПДС / ГЗ РПН: Отключение" w:value="ПДС / ГЗ РПН: Отключение"/>
                   <w:listItem w:displayText="ПДС / ГЗ Т: Низкая изоляция ГЗоткл" w:value="ПДС / ГЗ Т: Низкая изоляция ГЗоткл"/>
@@ -8648,8 +8740,15 @@
                   <w:listItem w:displayText="ПДС / ДУм РПН: Низкий уровень масла" w:value="ПДС / ДУм РПН: Низкий уровень масла"/>
                   <w:listItem w:displayText="ПДС / ДУм расширителя: Высокий уровень масла" w:value="ПДС / ДУм расширителя: Высокий уровень масла"/>
                   <w:listItem w:displayText="ПДС / ДУм расширителя: Низкий уровень масла" w:value="ПДС / ДУм расширителя: Низкий уровень масла"/>
-                  <w:listItem w:displayText="ПДС / КСО: Авария" w:value="ПДС / КСО: Авария"/>
-                  <w:listItem w:displayText="ПДС / КСО: Неисправность" w:value="ПДС / КСО: Неисправность"/>
+                  <w:listItem w:displayText="ПДС / КИ: Аварийный уровень изоляции" w:value="ПДС / КИ: Аварийный уровень изоляции"/>
+                  <w:listItem w:displayText="ПДС / КИ: Низкий уровень изоляции" w:value="ПДС / КИ: Низкий уровень изоляции"/>
+                  <w:listItem w:displayText="ПДС / КПруж: Пружина не заведена" w:value="ПДС / КПруж: Пружина не заведена"/>
+                  <w:listItem w:displayText="ПДС / КЦВ: Контроль цепи ЭМВ" w:value="ПДС / КЦВ: Контроль цепи ЭМВ"/>
+                  <w:listItem w:displayText="ПДС / КЦВ: Контроль цепи ЭМО1" w:value="ПДС / КЦВ: Контроль цепи ЭМО1"/>
+                  <w:listItem w:displayText="ПДС / КЦВ: Контроль цепи ЭМО2" w:value="ПДС / КЦВ: Контроль цепи ЭМО2"/>
+                  <w:listItem w:displayText="ПДС / КЦВ: Работа ЭМВ" w:value="ПДС / КЦВ: Работа ЭМВ"/>
+                  <w:listItem w:displayText="ПДС / КЦВ: Работа ЭМО1" w:value="ПДС / КЦВ: Работа ЭМО1"/>
+                  <w:listItem w:displayText="ПДС / КЦВ: Работа ЭМО2" w:value="ПДС / КЦВ: Работа ЭМО2"/>
                   <w:listItem w:displayText="ПДС / ОК: Срабатывание" w:value="ПДС / ОК: Срабатывание"/>
                   <w:listItem w:displayText="ПДС / ПК: Срабатывание" w:value="ПДС / ПК: Срабатывание"/>
                   <w:listItem w:displayText="ПДС / РД: Низкая изоляция" w:value="ПДС / РД: Низкая изоляция"/>
@@ -8658,9 +8757,9 @@
                   <w:listItem w:displayText="ПДС НКУ / SA2: Цепь введена" w:value="ПДС НКУ / SA2: Цепь введена"/>
                   <w:listItem w:displayText="ПДС НКУ / SA3: Цепь введена" w:value="ПДС НКУ / SA3: Цепь введена"/>
                   <w:listItem w:displayText="ПДС НКУ / SA4: Цепь введена" w:value="ПДС НКУ / SA4: Цепь введена"/>
+                  <w:listItem w:displayText="ПДС НКУ / SA5: Цепь введена" w:value="ПДС НКУ / SA5: Цепь введена"/>
                   <w:listItem w:displayText="ПДС НКУ / SG1: Рабочее положение" w:value="ПДС НКУ / SG1: Рабочее положение"/>
                   <w:listItem w:displayText="ПДС НКУ / SG2: Рабочее положение" w:value="ПДС НКУ / SG2: Рабочее положение"/>
-                  <w:listItem w:displayText="ПДС НКУ / SG3: Рабочее положение" w:value="ПДС НКУ / SG3: Рабочее положение"/>
                   <w:listItem w:displayText="ПДС НКУ / ВнешСигн1: Срабатывание" w:value="ПДС НКУ / ВнешСигн1: Срабатывание"/>
                   <w:listItem w:displayText="ПДС НКУ / ВнешСигн2: Срабатывание" w:value="ПДС НКУ / ВнешСигн2: Срабатывание"/>
                   <w:listItem w:displayText="ПДС НКУ / ВнешСигн3: Срабатывание" w:value="ПДС НКУ / ВнешСигн3: Срабатывание"/>
@@ -8668,27 +8767,15 @@
                   <w:listItem w:displayText="ПДС НКУ / Дверь: Дверь шкафа закрыта" w:value="ПДС НКУ / Дверь: Дверь шкафа закрыта"/>
                   <w:listItem w:displayText="ПДС НКУ / Дверь: Дверь шкафа открыта" w:value="ПДС НКУ / Дверь: Дверь шкафа открыта"/>
                   <w:listItem w:displayText="ПДС НКУ / ОТ ГЗ: Неисправность" w:value="ПДС НКУ / ОТ ГЗ: Неисправность"/>
-                  <w:listItem w:displayText="ПДС НКУ / ОТ ЗДЗ1: Неисправность" w:value="ПДС НКУ / ОТ ЗДЗ1: Неисправность"/>
-                  <w:listItem w:displayText="ПДС НКУ / ОТ ЗДЗ2: Неисправность" w:value="ПДС НКУ / ОТ ЗДЗ2: Неисправность"/>
-                  <w:listItem w:displayText="ПДС НКУ / ОТ ИЭУ ТН1: Неисправность" w:value="ПДС НКУ / ОТ ИЭУ ТН1: Неисправность"/>
-                  <w:listItem w:displayText="ПДС НКУ / ОТ ИЭУ ТН2: Неисправность" w:value="ПДС НКУ / ОТ ИЭУ ТН2: Неисправность"/>
+                  <w:listItem w:displayText="ПДС НКУ / ОТ ЗДЗ: Неисправность" w:value="ПДС НКУ / ОТ ЗДЗ: Неисправность"/>
+                  <w:listItem w:displayText="ПДС НКУ / ОТ ИЭУ ТН: Неисправность" w:value="ПДС НКУ / ОТ ИЭУ ТН: Неисправность"/>
                   <w:listItem w:displayText="ПДС НКУ / ОТ ТЗ, ТС: Неисправность" w:value="ПДС НКУ / ОТ ТЗ, ТС: Неисправность"/>
-                  <w:listItem w:displayText="ПДС НКУ / ОТ УРОВ1: Неисправность" w:value="ПДС НКУ / ОТ УРОВ1: Неисправность"/>
-                  <w:listItem w:displayText="ПДС НКУ / ОТ УРОВ2: Неисправность" w:value="ПДС НКУ / ОТ УРОВ2: Неисправность"/>
+                  <w:listItem w:displayText="ПДС НКУ / ОТ УРОВ: Неисправность" w:value="ПДС НКУ / ОТ УРОВ: Неисправность"/>
+                  <w:listItem w:displayText="ПДС НКУ / ОТ ЭМО1, ЭМВ: Неисправность" w:value="ПДС НКУ / ОТ ЭМО1, ЭМВ: Неисправность"/>
+                  <w:listItem w:displayText="ПДС НКУ / ОТ ЭМО2: Неисправность" w:value="ПДС НКУ / ОТ ЭМО2: Неисправность"/>
+                  <w:listItem w:displayText="ПДС НКУ / ОТ цепей сигн. В: Неисправность" w:value="ПДС НКУ / ОТ цепей сигн. В: Неисправность"/>
                   <w:listItem w:displayText="Пред. сигн. / ПС: Пуск предупредительной сигнализации" w:value="Пред. сигн. / ПС: Пуск предупредительной сигнализации"/>
                   <w:listItem w:displayText="Пред. сигн. / ПС: Пуск предупредительной сигнализации (импульс)" w:value="Пред. сигн. / ПС: Пуск предупредительной сигнализации (импульс)"/>
-                  <w:listItem w:displayText="РТПО / РТПО ВН: Пуск" w:value="РТПО / РТПО ВН: Пуск"/>
-                  <w:listItem w:displayText="РТПО / РТПО ВН: Функция введена в работу" w:value="РТПО / РТПО ВН: Функция введена в работу"/>
-                  <w:listItem w:displayText="РТПО / РТПО ВН: Функция оперативно выведена из работы" w:value="РТПО / РТПО ВН: Функция оперативно выведена из работы"/>
-                  <w:listItem w:displayText="РТПО / РТПО НН1: Пуск" w:value="РТПО / РТПО НН1: Пуск"/>
-                  <w:listItem w:displayText="РТПО / РТПО НН1: Функция введена в работу" w:value="РТПО / РТПО НН1: Функция введена в работу"/>
-                  <w:listItem w:displayText="РТПО / РТПО НН1: Функция оперативно выведена из работы" w:value="РТПО / РТПО НН1: Функция оперативно выведена из работы"/>
-                  <w:listItem w:displayText="РТПО / РТПО НН2: Пуск" w:value="РТПО / РТПО НН2: Пуск"/>
-                  <w:listItem w:displayText="РТПО / РТПО НН2: Функция введена в работу" w:value="РТПО / РТПО НН2: Функция введена в работу"/>
-                  <w:listItem w:displayText="РТПО / РТПО НН2: Функция оперативно выведена из работы" w:value="РТПО / РТПО НН2: Функция оперативно выведена из работы"/>
-                  <w:listItem w:displayText="РТПО / РТПО_общ: Пуск" w:value="РТПО / РТПО_общ: Пуск"/>
-                  <w:listItem w:displayText="РТПО / РТПО_общ: Функция введена в работу" w:value="РТПО / РТПО_общ: Функция введена в работу"/>
-                  <w:listItem w:displayText="РТПО / РТПО_общ: Функция оперативно выведена из работы" w:value="РТПО / РТПО_общ: Функция оперативно выведена из работы"/>
                   <w:listItem w:displayText="СИСТ / БУ: Индикация местного управления" w:value="СИСТ / БУ: Индикация местного управления"/>
                   <w:listItem w:displayText="СИСТ / Диагностика: Изменение встраиваемого ПО" w:value="СИСТ / Диагностика: Изменение встраиваемого ПО"/>
                   <w:listItem w:displayText="СИСТ / Диагностика: Индикация логического узла-прокси" w:value="СИСТ / Диагностика: Индикация логического узла-прокси"/>
@@ -8704,6 +8791,8 @@
                   <w:listItem w:displayText="СИСТ / Диагностика: Неисправность модуля дискретных входов/выходов (слот М11)" w:value="СИСТ / Диагностика: Неисправность модуля дискретных входов/выходов (слот М11)"/>
                   <w:listItem w:displayText="СИСТ / Диагностика: Неисправность модуля дискретных входов/выходов (слот М3)" w:value="СИСТ / Диагностика: Неисправность модуля дискретных входов/выходов (слот М3)"/>
                   <w:listItem w:displayText="СИСТ / Диагностика: Неисправность модуля дискретных входов/выходов (слот М4)" w:value="СИСТ / Диагностика: Неисправность модуля дискретных входов/выходов (слот М4)"/>
+                  <w:listItem w:displayText="СИСТ / Диагностика: Неисправность модуля дискретных входов/выходов (слот М6)" w:value="СИСТ / Диагностика: Неисправность модуля дискретных входов/выходов (слот М6)"/>
+                  <w:listItem w:displayText="СИСТ / Диагностика: Неисправность модуля дискретных входов/выходов (слот М7)" w:value="СИСТ / Диагностика: Неисправность модуля дискретных входов/выходов (слот М7)"/>
                   <w:listItem w:displayText="СИСТ / Диагностика: Неисправность модуля дискретных входов/выходов (слот М8)" w:value="СИСТ / Диагностика: Неисправность модуля дискретных входов/выходов (слот М8)"/>
                   <w:listItem w:displayText="СИСТ / Диагностика: Неисправность модуля дискретных входов/выходов (слот М9)" w:value="СИСТ / Диагностика: Неисправность модуля дискретных входов/выходов (слот М9)"/>
                   <w:listItem w:displayText="СИСТ / Диагностика: Неисправность цепей оперативного питания" w:value="СИСТ / Диагностика: Неисправность цепей оперативного питания"/>
@@ -8958,45 +9047,41 @@
                   <w:listItem w:displayText="СИСТ / ПлДВых9: Состояние ДВых7" w:value="СИСТ / ПлДВых9: Состояние ДВых7"/>
                   <w:listItem w:displayText="СИСТ / ПлДВых9: Состояние ДВых8" w:value="СИСТ / ПлДВых9: Состояние ДВых8"/>
                   <w:listItem w:displayText="СИСТ / СД ФК: Действие на В ВН" w:value="СИСТ / СД ФК: Действие на В ВН"/>
-                  <w:listItem w:displayText="СИСТ / СД ФК: Действие на В НН1" w:value="СИСТ / СД ФК: Действие на В НН1"/>
-                  <w:listItem w:displayText="СИСТ / СД ФК: Действие на В НН2" w:value="СИСТ / СД ФК: Действие на В НН2"/>
+                  <w:listItem w:displayText="СИСТ / СД ФК: Действие на В НН" w:value="СИСТ / СД ФК: Действие на В НН"/>
                   <w:listItem w:displayText="СИСТ / СД ФК: Комплект" w:value="СИСТ / СД ФК: Комплект"/>
                   <w:listItem w:displayText="СИСТ / СД ФК: Режим работы ГЗ РПН" w:value="СИСТ / СД ФК: Режим работы ГЗ РПН"/>
                   <w:listItem w:displayText="СИСТ / СД ФК: Режим работы ГЗ Т откл" w:value="СИСТ / СД ФК: Режим работы ГЗ Т откл"/>
                   <w:listItem w:displayText="СИСТ / СД ФК: Режим работы ГЗ Т сигн" w:value="СИСТ / СД ФК: Режим работы ГЗ Т сигн"/>
-                  <w:listItem w:displayText="СИСТ / СД ФК: Режим работы ДЗТ" w:value="СИСТ / СД ФК: Режим работы ДЗТ"/>
-                  <w:listItem w:displayText="СИСТ / СД ФК: Режим работы ЗПО" w:value="СИСТ / СД ФК: Режим работы ЗПО"/>
                   <w:listItem w:displayText="СИСТ / СД ФК: Режим работы УРОВ" w:value="СИСТ / СД ФК: Режим работы УРОВ"/>
                   <w:listItem w:displayText="СИСТ / СД ФК: Управление ИЭУ" w:value="СИСТ / СД ФК: Управление ИЭУ"/>
                   <w:listItem w:displayText="СИСТ / СД: БИ выведены" w:value="СИСТ / СД: БИ выведены"/>
                   <w:listItem w:displayText="СИСТ / СД: Внешнее отключение" w:value="СИСТ / СД: Внешнее отключение"/>
                   <w:listItem w:displayText="СИСТ / СД: Выходные цепи разобраны" w:value="СИСТ / СД: Выходные цепи разобраны"/>
+                  <w:listItem w:displayText="СИСТ / СД: Неисправность В ВН" w:value="СИСТ / СД: Неисправность В ВН"/>
                   <w:listItem w:displayText="СИСТ / СД: Неисправность ШС-А" w:value="СИСТ / СД: Неисправность ШС-А"/>
                   <w:listItem w:displayText="СИСТ / СД: Неисправность ШС-В" w:value="СИСТ / СД: Неисправность ШС-В"/>
                   <w:listItem w:displayText="СИСТ / СД: Неисправность опер. тока ГЗ" w:value="СИСТ / СД: Неисправность опер. тока ГЗ"/>
                   <w:listItem w:displayText="СИСТ / СД: Неисправность опер. тока ТЗ, ТС" w:value="СИСТ / СД: Неисправность опер. тока ТЗ, ТС"/>
+                  <w:listItem w:displayText="СИСТ / СД: Неисправность сигн. В" w:value="СИСТ / СД: Неисправность сигн. В"/>
                   <w:listItem w:displayText="СИСТ / СД: Неисправность цепей ГЗ РПН" w:value="СИСТ / СД: Неисправность цепей ГЗ РПН"/>
                   <w:listItem w:displayText="СИСТ / СД: Неисправность цепей ГЗ Т" w:value="СИСТ / СД: Неисправность цепей ГЗ Т"/>
                   <w:listItem w:displayText="СИСТ / СД: Неисправность цепей ТЗ" w:value="СИСТ / СД: Неисправность цепей ТЗ"/>
                   <w:listItem w:displayText="СИСТ / СД: Потеря GOOSE" w:value="СИСТ / СД: Потеря GOOSE"/>
-                  <w:listItem w:displayText="СИСТ / СД: Пуск ЗПО" w:value="СИСТ / СД: Пуск ЗПО"/>
                   <w:listItem w:displayText="СИСТ / СД: Срабатывание ГЗ РПН" w:value="СИСТ / СД: Срабатывание ГЗ РПН"/>
                   <w:listItem w:displayText="СИСТ / СД: Срабатывание ГЗоткл" w:value="СИСТ / СД: Срабатывание ГЗоткл"/>
                   <w:listItem w:displayText="СИСТ / СД: Срабатывание ГЗсигн" w:value="СИСТ / СД: Срабатывание ГЗсигн"/>
-                  <w:listItem w:displayText="СИСТ / СД: Срабатывание ДЗТ" w:value="СИСТ / СД: Срабатывание ДЗТ"/>
                   <w:listItem w:displayText="СИСТ / СД: Срабатывание ЗП" w:value="СИСТ / СД: Срабатывание ЗП"/>
+                  <w:listItem w:displayText="СИСТ / СД: Срабатывание МТЗ" w:value="СИСТ / СД: Срабатывание МТЗ"/>
                   <w:listItem w:displayText="СИСТ / СД: Срабатывание ТЗоткл" w:value="СИСТ / СД: Срабатывание ТЗоткл"/>
                   <w:listItem w:displayText="СИСТ / СД: Срабатывание ТЗсигн" w:value="СИСТ / СД: Срабатывание ТЗсигн"/>
+                  <w:listItem w:displayText="СИСТ / СД: Срабатывание ТО" w:value="СИСТ / СД: Срабатывание ТО"/>
                   <w:listItem w:displayText="СИСТ / СД: Срабатывание УРОВ" w:value="СИСТ / СД: Срабатывание УРОВ"/>
                   <w:listItem w:displayText="СИСТ / ФК: Действие на В ВН" w:value="СИСТ / ФК: Действие на В ВН"/>
-                  <w:listItem w:displayText="СИСТ / ФК: Действие на В НН1" w:value="СИСТ / ФК: Действие на В НН1"/>
-                  <w:listItem w:displayText="СИСТ / ФК: Действие на В НН2" w:value="СИСТ / ФК: Действие на В НН2"/>
+                  <w:listItem w:displayText="СИСТ / ФК: Действие на В НН" w:value="СИСТ / ФК: Действие на В НН"/>
                   <w:listItem w:displayText="СИСТ / ФК: Комплект" w:value="СИСТ / ФК: Комплект"/>
                   <w:listItem w:displayText="СИСТ / ФК: Режим работы ГЗ РПН" w:value="СИСТ / ФК: Режим работы ГЗ РПН"/>
                   <w:listItem w:displayText="СИСТ / ФК: Режим работы ГЗ Т откл" w:value="СИСТ / ФК: Режим работы ГЗ Т откл"/>
                   <w:listItem w:displayText="СИСТ / ФК: Режим работы ГЗ Т сигн" w:value="СИСТ / ФК: Режим работы ГЗ Т сигн"/>
-                  <w:listItem w:displayText="СИСТ / ФК: Режим работы ДЗТ" w:value="СИСТ / ФК: Режим работы ДЗТ"/>
-                  <w:listItem w:displayText="СИСТ / ФК: Режим работы ЗПО" w:value="СИСТ / ФК: Режим работы ЗПО"/>
                   <w:listItem w:displayText="СИСТ / ФК: Режим работы УРОВ" w:value="СИСТ / ФК: Режим работы УРОВ"/>
                   <w:listItem w:displayText="СИСТ / ФК: Управление ИЭУ" w:value="СИСТ / ФК: Управление ИЭУ"/>
                   <w:listItem w:displayText="СИСТ / ШС: Переполнение буфера входных данных" w:value="СИСТ / ШС: Переполнение буфера входных данных"/>
@@ -9011,6 +9096,7 @@
                   <w:listItem w:displayText="Сборка сигн. / СС: Контроль оперативного тока НН" w:value="Сборка сигн. / СС: Контроль оперативного тока НН"/>
                   <w:listItem w:displayText="Сборка сигн. / СС: Низкая изоляция ГЗ" w:value="Сборка сигн. / СС: Низкая изоляция ГЗ"/>
                   <w:listItem w:displayText="Сборка сигн. / СС: Низкая изоляция ТЗ" w:value="Сборка сигн. / СС: Низкая изоляция ТЗ"/>
+                  <w:listItem w:displayText="Сборка сигн. / СС: Превышение времени переключения коммутационного аппарата" w:value="Сборка сигн. / СС: Превышение времени переключения коммутационного аппарата"/>
                   <w:listItem w:displayText="Сборка сигн. / СС: Сигнализация от ГЗ" w:value="Сборка сигн. / СС: Сигнализация от ГЗ"/>
                   <w:listItem w:displayText="Сборка сигн. / СС: Сигнализация от ТЗ" w:value="Сборка сигн. / СС: Сигнализация от ТЗ"/>
                   <w:listItem w:displayText="Сборка сигн. / СС: Сигнализация от ТС" w:value="Сборка сигн. / СС: Сигнализация от ТС"/>
@@ -9018,25 +9104,21 @@
                   <w:listItem w:displayText="ТК ЗДЗ / ТК ЗДЗ: Пуск" w:value="ТК ЗДЗ / ТК ЗДЗ: Пуск"/>
                   <w:listItem w:displayText="ТК ЗДЗ / ТК ЗДЗ: Функция введена в работу" w:value="ТК ЗДЗ / ТК ЗДЗ: Функция введена в работу"/>
                   <w:listItem w:displayText="ТК ЗДЗ / ТК ЗДЗ: Функция оперативно выведена из работы" w:value="ТК ЗДЗ / ТК ЗДЗ: Функция оперативно выведена из работы"/>
-                  <w:listItem w:displayText="ТО ЗПО / ТО ЗПО ВН: Пуск" w:value="ТО ЗПО / ТО ЗПО ВН: Пуск"/>
-                  <w:listItem w:displayText="ТО ЗПО / ТО ЗПО ВН: Функция введена в работу" w:value="ТО ЗПО / ТО ЗПО ВН: Функция введена в работу"/>
-                  <w:listItem w:displayText="ТО ЗПО / ТО ЗПО ВН: Функция оперативно выведена из работы" w:value="ТО ЗПО / ТО ЗПО ВН: Функция оперативно выведена из работы"/>
-                  <w:listItem w:displayText="ТО ЗПО / ТО ЗПО НН1: Пуск" w:value="ТО ЗПО / ТО ЗПО НН1: Пуск"/>
-                  <w:listItem w:displayText="ТО ЗПО / ТО ЗПО НН1: Функция введена в работу" w:value="ТО ЗПО / ТО ЗПО НН1: Функция введена в работу"/>
-                  <w:listItem w:displayText="ТО ЗПО / ТО ЗПО НН1: Функция оперативно выведена из работы" w:value="ТО ЗПО / ТО ЗПО НН1: Функция оперативно выведена из работы"/>
-                  <w:listItem w:displayText="ТО ЗПО / ТО ЗПО НН2: Пуск" w:value="ТО ЗПО / ТО ЗПО НН2: Пуск"/>
-                  <w:listItem w:displayText="ТО ЗПО / ТО ЗПО НН2: Функция введена в работу" w:value="ТО ЗПО / ТО ЗПО НН2: Функция введена в работу"/>
-                  <w:listItem w:displayText="ТО ЗПО / ТО ЗПО НН2: Функция оперативно выведена из работы" w:value="ТО ЗПО / ТО ЗПО НН2: Функция оперативно выведена из работы"/>
-                  <w:listItem w:displayText="ТО ЗПО / ТО ЗПО_общ: Пуск" w:value="ТО ЗПО / ТО ЗПО_общ: Пуск"/>
-                  <w:listItem w:displayText="ТО ЗПО / ТО ЗПО_общ: Функция введена в работу" w:value="ТО ЗПО / ТО ЗПО_общ: Функция введена в работу"/>
-                  <w:listItem w:displayText="ТО ЗПО / ТО ЗПО_общ: Функция оперативно выведена из работы" w:value="ТО ЗПО / ТО ЗПО_общ: Функция оперативно выведена из работы"/>
+                  <w:listItem w:displayText="ТО / ТО: Пуск" w:value="ТО / ТО: Пуск"/>
+                  <w:listItem w:displayText="ТО / ТО: Срабатывание" w:value="ТО / ТО: Срабатывание"/>
+                  <w:listItem w:displayText="ТО / ТО: Срабатывание на сигнал" w:value="ТО / ТО: Срабатывание на сигнал"/>
+                  <w:listItem w:displayText="ТО / ТО: Функция введена в работу" w:value="ТО / ТО: Функция введена в работу"/>
+                  <w:listItem w:displayText="ТО / ТО: Функция оперативно выведена из работы" w:value="ТО / ТО: Функция оперативно выведена из работы"/>
                   <w:listItem w:displayText="ТО РПН / ТО РПН: Пуск" w:value="ТО РПН / ТО РПН: Пуск"/>
                   <w:listItem w:displayText="ТО РПН / ТО РПН: Функция введена в работу" w:value="ТО РПН / ТО РПН: Функция введена в работу"/>
                   <w:listItem w:displayText="ТО РПН / ТО РПН: Функция оперативно выведена из работы" w:value="ТО РПН / ТО РПН: Функция оперативно выведена из работы"/>
+                  <w:listItem w:displayText="УВ / УВ: Включить" w:value="УВ / УВ: Включить"/>
+                  <w:listItem w:displayText="УВ / УВ: Функция введена в работу" w:value="УВ / УВ: Функция введена в работу"/>
                   <w:listItem w:displayText="УРОВ ВН / УРОВ: Пуск" w:value="УРОВ ВН / УРОВ: Пуск"/>
                   <w:listItem w:displayText="УРОВ ВН / УРОВ: Пуск ИО максимального тока" w:value="УРОВ ВН / УРОВ: Пуск ИО максимального тока"/>
-                  <w:listItem w:displayText="УРОВ ВН / УРОВ: Срабатывание УРОВ" w:value="УРОВ ВН / УРОВ: Срабатывание УРОВ"/>
-                  <w:listItem w:displayText="УРОВ ВН / УРОВ: Срабатывание УРОВ  'на себя'" w:value="УРОВ ВН / УРОВ: Срабатывание УРОВ  'на себя'"/>
+                  <w:listItem w:displayText="УРОВ ВН / УРОВ: Срабатывание" w:value="УРОВ ВН / УРОВ: Срабатывание"/>
+                  <w:listItem w:displayText="УРОВ ВН / УРОВ: Срабатывание  'на себя'" w:value="УРОВ ВН / УРОВ: Срабатывание  'на себя'"/>
+                  <w:listItem w:displayText="УРОВ ВН / УРОВ: Ускорение УРОВ" w:value="УРОВ ВН / УРОВ: Ускорение УРОВ"/>
                   <w:listItem w:displayText="УРОВ ВН / УРОВ: Функция введена в работу" w:value="УРОВ ВН / УРОВ: Функция введена в работу"/>
                   <w:listItem w:displayText="УРОВ ВН / УРОВ: Функция оперативно выведена из работы" w:value="УРОВ ВН / УРОВ: Функция оперативно выведена из работы"/>
                 </w:dropDownList>
@@ -9077,93 +9159,63 @@
                 <w:id w:val="0"/>
                 <w:dropDownList>
                   <w:listItem w:displayText="Не назначено" w:value=""/>
-                  <w:listItem w:displayText="ДЗТ / БВКЗ: Срабатывание БВКЗ" w:value="ДЗТ / БВКЗ: Срабатывание БВКЗ"/>
-                  <w:listItem w:displayText="ДЗТ / БВКЗ: Срабатывание БВКЗ по фазе А" w:value="ДЗТ / БВКЗ: Срабатывание БВКЗ по фазе А"/>
-                  <w:listItem w:displayText="ДЗТ / БВКЗ: Срабатывание БВКЗ по фазе В" w:value="ДЗТ / БВКЗ: Срабатывание БВКЗ по фазе В"/>
-                  <w:listItem w:displayText="ДЗТ / БВКЗ: Срабатывание БВКЗ по фазе С" w:value="ДЗТ / БВКЗ: Срабатывание БВКЗ по фазе С"/>
-                  <w:listItem w:displayText="ДЗТ / Д2Г: Пуск Д2Г" w:value="ДЗТ / Д2Г: Пуск Д2Г"/>
-                  <w:listItem w:displayText="ДЗТ / Д2Г: Пуск Д2Г по фазе A" w:value="ДЗТ / Д2Г: Пуск Д2Г по фазе A"/>
-                  <w:listItem w:displayText="ДЗТ / Д2Г: Пуск Д2Г по фазе В" w:value="ДЗТ / Д2Г: Пуск Д2Г по фазе В"/>
-                  <w:listItem w:displayText="ДЗТ / Д2Г: Пуск Д2Г по фазе С" w:value="ДЗТ / Д2Г: Пуск Д2Г по фазе С"/>
-                  <w:listItem w:displayText="ДЗТ / Д5Г: Пуск Д5Г" w:value="ДЗТ / Д5Г: Пуск Д5Г"/>
-                  <w:listItem w:displayText="ДЗТ / Д5Г: Пуск Д5Г по фазе A" w:value="ДЗТ / Д5Г: Пуск Д5Г по фазе A"/>
-                  <w:listItem w:displayText="ДЗТ / Д5Г: Пуск Д5Г по фазе В" w:value="ДЗТ / Д5Г: Пуск Д5Г по фазе В"/>
-                  <w:listItem w:displayText="ДЗТ / Д5Г: Пуск Д5Г по фазе С" w:value="ДЗТ / Д5Г: Пуск Д5Г по фазе С"/>
-                  <w:listItem w:displayText="ДЗТ / ДТЗт: Пуск" w:value="ДЗТ / ДТЗт: Пуск"/>
-                  <w:listItem w:displayText="ДЗТ / ДТЗт: Пуск ДТО по фазе A" w:value="ДЗТ / ДТЗт: Пуск ДТО по фазе A"/>
-                  <w:listItem w:displayText="ДЗТ / ДТЗт: Пуск ДТО по фазе В" w:value="ДЗТ / ДТЗт: Пуск ДТО по фазе В"/>
-                  <w:listItem w:displayText="ДЗТ / ДТЗт: Пуск ДТО по фазе С" w:value="ДЗТ / ДТЗт: Пуск ДТО по фазе С"/>
-                  <w:listItem w:displayText="ДЗТ / ДТЗт: Срабатывание ДТЗт" w:value="ДЗТ / ДТЗт: Срабатывание ДТЗт"/>
-                  <w:listItem w:displayText="ДЗТ / ДТЗт: Срабатывание ДТЗт на сигнал" w:value="ДЗТ / ДТЗт: Срабатывание ДТЗт на сигнал"/>
-                  <w:listItem w:displayText="ДЗТ / ДТЗт: Срабатывание ДТЗт по фазе A" w:value="ДЗТ / ДТЗт: Срабатывание ДТЗт по фазе A"/>
-                  <w:listItem w:displayText="ДЗТ / ДТЗт: Срабатывание ДТЗт по фазе A на сигнал" w:value="ДЗТ / ДТЗт: Срабатывание ДТЗт по фазе A на сигнал"/>
-                  <w:listItem w:displayText="ДЗТ / ДТЗт: Срабатывание ДТЗт по фазе В" w:value="ДЗТ / ДТЗт: Срабатывание ДТЗт по фазе В"/>
-                  <w:listItem w:displayText="ДЗТ / ДТЗт: Срабатывание ДТЗт по фазе В на сигнал" w:value="ДЗТ / ДТЗт: Срабатывание ДТЗт по фазе В на сигнал"/>
-                  <w:listItem w:displayText="ДЗТ / ДТЗт: Срабатывание ДТЗт по фазе С" w:value="ДЗТ / ДТЗт: Срабатывание ДТЗт по фазе С"/>
-                  <w:listItem w:displayText="ДЗТ / ДТЗт: Срабатывание ДТЗт по фазе С на сигнал" w:value="ДЗТ / ДТЗт: Срабатывание ДТЗт по фазе С на сигнал"/>
-                  <w:listItem w:displayText="ДЗТ / ДТЗт: Функция введена в работу" w:value="ДЗТ / ДТЗт: Функция введена в работу"/>
-                  <w:listItem w:displayText="ДЗТ / ДТЗт: Функция оперативно выведена из работы" w:value="ДЗТ / ДТЗт: Функция оперативно выведена из работы"/>
-                  <w:listItem w:displayText="ДЗТ / ДТО: Пуск" w:value="ДЗТ / ДТО: Пуск"/>
-                  <w:listItem w:displayText="ДЗТ / ДТО: Пуск ДТО по фазе A" w:value="ДЗТ / ДТО: Пуск ДТО по фазе A"/>
-                  <w:listItem w:displayText="ДЗТ / ДТО: Пуск ДТО по фазе В" w:value="ДЗТ / ДТО: Пуск ДТО по фазе В"/>
-                  <w:listItem w:displayText="ДЗТ / ДТО: Пуск ДТО по фазе С" w:value="ДЗТ / ДТО: Пуск ДТО по фазе С"/>
-                  <w:listItem w:displayText="ДЗТ / ДТО: Срабатывание ДТО" w:value="ДЗТ / ДТО: Срабатывание ДТО"/>
-                  <w:listItem w:displayText="ДЗТ / ДТО: Срабатывание ДТО на сигнал" w:value="ДЗТ / ДТО: Срабатывание ДТО на сигнал"/>
-                  <w:listItem w:displayText="ДЗТ / ДТО: Срабатывание ДТО по фазе A" w:value="ДЗТ / ДТО: Срабатывание ДТО по фазе A"/>
-                  <w:listItem w:displayText="ДЗТ / ДТО: Срабатывание ДТО по фазе A на сигнал" w:value="ДЗТ / ДТО: Срабатывание ДТО по фазе A на сигнал"/>
-                  <w:listItem w:displayText="ДЗТ / ДТО: Срабатывание ДТО по фазе В" w:value="ДЗТ / ДТО: Срабатывание ДТО по фазе В"/>
-                  <w:listItem w:displayText="ДЗТ / ДТО: Срабатывание ДТО по фазе В на сигнал" w:value="ДЗТ / ДТО: Срабатывание ДТО по фазе В на сигнал"/>
-                  <w:listItem w:displayText="ДЗТ / ДТО: Срабатывание ДТО по фазе С" w:value="ДЗТ / ДТО: Срабатывание ДТО по фазе С"/>
-                  <w:listItem w:displayText="ДЗТ / ДТО: Срабатывание ДТО по фазе С на сигнал" w:value="ДЗТ / ДТО: Срабатывание ДТО по фазе С на сигнал"/>
-                  <w:listItem w:displayText="ДЗТ / ДТО: Функция введена в работу" w:value="ДЗТ / ДТО: Функция введена в работу"/>
-                  <w:listItem w:displayText="ДЗТ / ДТО: Функция оперативно выведена из работы" w:value="ДЗТ / ДТО: Функция оперативно выведена из работы"/>
-                  <w:listItem w:displayText="ДЗТ / КЦТнеб: Срабатывание КЦНнеб" w:value="ДЗТ / КЦТнеб: Срабатывание КЦНнеб"/>
-                  <w:listItem w:displayText="ДЗТ / КЦТнеб: Срабатывание КЦНнеб фазы А" w:value="ДЗТ / КЦТнеб: Срабатывание КЦНнеб фазы А"/>
-                  <w:listItem w:displayText="ДЗТ / КЦТнеб: Срабатывание КЦНнеб фазы В" w:value="ДЗТ / КЦТнеб: Срабатывание КЦНнеб фазы В"/>
-                  <w:listItem w:displayText="ДЗТ / КЦТнеб: Срабатывание КЦНнеб фазы С" w:value="ДЗТ / КЦТнеб: Срабатывание КЦНнеб фазы С"/>
-                  <w:listItem w:displayText="ДЗТ / КЦТнеб: Функция введена в работу" w:value="ДЗТ / КЦТнеб: Функция введена в работу"/>
-                  <w:listItem w:displayText="ДЗТ / КЦТнеб: Функция оперативно выведена из работы" w:value="ДЗТ / КЦТнеб: Функция оперативно выведена из работы"/>
-                  <w:listItem w:displayText="ЗП / ЗП ВН: Пуск" w:value="ЗП / ЗП ВН: Пуск"/>
-                  <w:listItem w:displayText="ЗП / ЗП ВН: Пуск ИО максимального тока" w:value="ЗП / ЗП ВН: Пуск ИО максимального тока"/>
-                  <w:listItem w:displayText="ЗП / ЗП ВН: Срабатывание ЗП ВН" w:value="ЗП / ЗП ВН: Срабатывание ЗП ВН"/>
-                  <w:listItem w:displayText="ЗП / ЗП ВН: Срабатывание ЗП ВН на сигнал" w:value="ЗП / ЗП ВН: Срабатывание ЗП ВН на сигнал"/>
-                  <w:listItem w:displayText="ЗП / ЗП ВН: Функция введена в работу" w:value="ЗП / ЗП ВН: Функция введена в работу"/>
-                  <w:listItem w:displayText="ЗП / ЗП ВН: Функция оперативно выведена из работы" w:value="ЗП / ЗП ВН: Функция оперативно выведена из работы"/>
-                  <w:listItem w:displayText="ЗП / ЗП НН1: Пуск" w:value="ЗП / ЗП НН1: Пуск"/>
-                  <w:listItem w:displayText="ЗП / ЗП НН1: Пуск ИО максимального тока" w:value="ЗП / ЗП НН1: Пуск ИО максимального тока"/>
-                  <w:listItem w:displayText="ЗП / ЗП НН1: Срабатывание ЗП НН1" w:value="ЗП / ЗП НН1: Срабатывание ЗП НН1"/>
-                  <w:listItem w:displayText="ЗП / ЗП НН1: Срабатывание ЗП НН1 на сигнал" w:value="ЗП / ЗП НН1: Срабатывание ЗП НН1 на сигнал"/>
-                  <w:listItem w:displayText="ЗП / ЗП НН1: Функция введена в работу" w:value="ЗП / ЗП НН1: Функция введена в работу"/>
-                  <w:listItem w:displayText="ЗП / ЗП НН1: Функция оперативно выведена из работы" w:value="ЗП / ЗП НН1: Функция оперативно выведена из работы"/>
-                  <w:listItem w:displayText="ЗП / ЗП НН2: Пуск" w:value="ЗП / ЗП НН2: Пуск"/>
-                  <w:listItem w:displayText="ЗП / ЗП НН2: Пуск ИО максимального тока" w:value="ЗП / ЗП НН2: Пуск ИО максимального тока"/>
-                  <w:listItem w:displayText="ЗП / ЗП НН2: Срабатывание ЗП НН2" w:value="ЗП / ЗП НН2: Срабатывание ЗП НН2"/>
-                  <w:listItem w:displayText="ЗП / ЗП НН2: Срабатывание ЗП НН2 на сигнал" w:value="ЗП / ЗП НН2: Срабатывание ЗП НН2 на сигнал"/>
-                  <w:listItem w:displayText="ЗП / ЗП НН2: Функция введена в работу" w:value="ЗП / ЗП НН2: Функция введена в работу"/>
-                  <w:listItem w:displayText="ЗП / ЗП НН2: Функция оперативно выведена из работы" w:value="ЗП / ЗП НН2: Функция оперативно выведена из работы"/>
-                  <w:listItem w:displayText="ЗПО / ЗПО: Пуск" w:value="ЗПО / ЗПО: Пуск"/>
-                  <w:listItem w:displayText="ЗПО / ЗПО: Срабатывание ЗПО" w:value="ЗПО / ЗПО: Срабатывание ЗПО"/>
-                  <w:listItem w:displayText="ЗПО / ЗПО: Срабатывание ЗПО на сигнал" w:value="ЗПО / ЗПО: Срабатывание ЗПО на сигнал"/>
-                  <w:listItem w:displayText="ЗПО / ЗПО: Функция введена в работу" w:value="ЗПО / ЗПО: Функция введена в работу"/>
-                  <w:listItem w:displayText="ЗПО / ЗПО: Функция оперативно выведена из работы" w:value="ЗПО / ЗПО: Функция оперативно выведена из работы"/>
-                  <w:listItem w:displayText="КЦТ / КЦТст1: Пуск при асимметрии" w:value="КЦТ / КЦТст1: Пуск при асимметрии"/>
-                  <w:listItem w:displayText="КЦТ / КЦТст1: Пуск при обрыве провода" w:value="КЦТ / КЦТст1: Пуск при обрыве провода"/>
-                  <w:listItem w:displayText="КЦТ / КЦТст1: Срабатывание при асимметрии" w:value="КЦТ / КЦТст1: Срабатывание при асимметрии"/>
-                  <w:listItem w:displayText="КЦТ / КЦТст1: Срабатывание при обрыве провода" w:value="КЦТ / КЦТст1: Срабатывание при обрыве провода"/>
-                  <w:listItem w:displayText="КЦТ / КЦТст1: Функция введена в работу" w:value="КЦТ / КЦТст1: Функция введена в работу"/>
-                  <w:listItem w:displayText="КЦТ / КЦТст1: Функция оперативно выведена из работы" w:value="КЦТ / КЦТст1: Функция оперативно выведена из работы"/>
-                  <w:listItem w:displayText="КЦТ / КЦТст2: Пуск при асимметрии" w:value="КЦТ / КЦТст2: Пуск при асимметрии"/>
-                  <w:listItem w:displayText="КЦТ / КЦТст2: Пуск при обрыве провода" w:value="КЦТ / КЦТст2: Пуск при обрыве провода"/>
-                  <w:listItem w:displayText="КЦТ / КЦТст2: Срабатывание при асимметрии" w:value="КЦТ / КЦТст2: Срабатывание при асимметрии"/>
-                  <w:listItem w:displayText="КЦТ / КЦТст2: Срабатывание при обрыве провода" w:value="КЦТ / КЦТст2: Срабатывание при обрыве провода"/>
-                  <w:listItem w:displayText="КЦТ / КЦТст2: Функция введена в работу" w:value="КЦТ / КЦТст2: Функция введена в работу"/>
-                  <w:listItem w:displayText="КЦТ / КЦТст2: Функция оперативно выведена из работы" w:value="КЦТ / КЦТст2: Функция оперативно выведена из работы"/>
-                  <w:listItem w:displayText="КЦТ / КЦТст3: Пуск при асимметрии" w:value="КЦТ / КЦТст3: Пуск при асимметрии"/>
-                  <w:listItem w:displayText="КЦТ / КЦТст3: Пуск при обрыве провода" w:value="КЦТ / КЦТст3: Пуск при обрыве провода"/>
-                  <w:listItem w:displayText="КЦТ / КЦТст3: Срабатывание при асимметрии" w:value="КЦТ / КЦТст3: Срабатывание при асимметрии"/>
-                  <w:listItem w:displayText="КЦТ / КЦТст3: Срабатывание при обрыве провода" w:value="КЦТ / КЦТст3: Срабатывание при обрыве провода"/>
-                  <w:listItem w:displayText="КЦТ / КЦТст3: Функция введена в работу" w:value="КЦТ / КЦТст3: Функция введена в работу"/>
-                  <w:listItem w:displayText="КЦТ / КЦТст3: Функция оперативно выведена из работы" w:value="КЦТ / КЦТст3: Функция оперативно выведена из работы"/>
+                  <w:listItem w:displayText="ЗОП / ЗОП: Пуск" w:value="ЗОП / ЗОП: Пуск"/>
+                  <w:listItem w:displayText="ЗОП / ЗОП: Пуск ИО по несимметрии токов прямой и обратной последовательности" w:value="ЗОП / ЗОП: Пуск ИО по несимметрии токов прямой и обратной последовательности"/>
+                  <w:listItem w:displayText="ЗОП / ЗОП: Пуск ИО тока обратной последовательности" w:value="ЗОП / ЗОП: Пуск ИО тока обратной последовательности"/>
+                  <w:listItem w:displayText="ЗОП / ЗОП: Срабатывание" w:value="ЗОП / ЗОП: Срабатывание"/>
+                  <w:listItem w:displayText="ЗОП / ЗОП: Срабатывание на сигнал" w:value="ЗОП / ЗОП: Срабатывание на сигнал"/>
+                  <w:listItem w:displayText="ЗОП / ЗОП: Функция введена в работу" w:value="ЗОП / ЗОП: Функция введена в работу"/>
+                  <w:listItem w:displayText="ЗОП / ЗОП: Функция оперативно выведена из работы" w:value="ЗОП / ЗОП: Функция оперативно выведена из работы"/>
+                  <w:listItem w:displayText="ЗП / ЗП: Пуск" w:value="ЗП / ЗП: Пуск"/>
+                  <w:listItem w:displayText="ЗП / ЗП: Пуск ИО максимального тока" w:value="ЗП / ЗП: Пуск ИО максимального тока"/>
+                  <w:listItem w:displayText="ЗП / ЗП: Срабатывание" w:value="ЗП / ЗП: Срабатывание"/>
+                  <w:listItem w:displayText="ЗП / ЗП: Срабатывание на сигнал" w:value="ЗП / ЗП: Срабатывание на сигнал"/>
+                  <w:listItem w:displayText="ЗП / ЗП: Функция введена в работу" w:value="ЗП / ЗП: Функция введена в работу"/>
+                  <w:listItem w:displayText="ЗП / ЗП: Функция оперативно выведена из работы" w:value="ЗП / ЗП: Функция оперативно выведена из работы"/>
+                  <w:listItem w:displayText="КА / В: Выключатель включен" w:value="КА / В: Выключатель включен"/>
+                  <w:listItem w:displayText="КА / В: Выключатель отключен" w:value="КА / В: Выключатель отключен"/>
+                  <w:listItem w:displayText="КА / В: Индикация местного режима логического узла" w:value="КА / В: Индикация местного режима логического узла"/>
+                  <w:listItem w:displayText="КА / В: Индикация местного режима физического ключа" w:value="КА / В: Индикация местного режима физического ключа"/>
+                  <w:listItem w:displayText="КА / В: Команда 'включить' выключатель через выходное реле" w:value="КА / В: Команда 'включить' выключатель через выходное реле"/>
+                  <w:listItem w:displayText="КА / В: Команда 'отключить' выключатель через выходное реле" w:value="КА / В: Команда 'отключить' выключатель через выходное реле"/>
+                  <w:listItem w:displayText="КА / В: Неисправное положение выключателя" w:value="КА / В: Неисправное положение выключателя"/>
+                  <w:listItem w:displayText="КА / В: Промежуточное положение выключателя" w:value="КА / В: Промежуточное положение выключателя"/>
+                  <w:listItem w:displayText="КА / В: Функция введена в работу" w:value="КА / В: Функция введена в работу"/>
+                  <w:listItem w:displayText="КП / УВ: Включить выключатель" w:value="КП / УВ: Включить выключатель"/>
+                  <w:listItem w:displayText="КП / УВ: Идет переключение" w:value="КП / УВ: Идет переключение"/>
+                  <w:listItem w:displayText="КП / УВ: Отключить выключатель" w:value="КП / УВ: Отключить выключатель"/>
+                  <w:listItem w:displayText="КП / УВ: Положение В (Включено)" w:value="КП / УВ: Положение В (Включено)"/>
+                  <w:listItem w:displayText="КП / УВ: Положение В (Не определено)" w:value="КП / УВ: Положение В (Не определено)"/>
+                  <w:listItem w:displayText="КП / УВ: Положение В (Неисправность)" w:value="КП / УВ: Положение В (Неисправность)"/>
+                  <w:listItem w:displayText="КП / УВ: Положение В (Отключено)" w:value="КП / УВ: Положение В (Отключено)"/>
+                  <w:listItem w:displayText="КП / УВ: Сигнал превышения допустимого времени переключения" w:value="КП / УВ: Сигнал превышения допустимого времени переключения"/>
+                  <w:listItem w:displayText="КП / УВ: Функция введена в работу" w:value="КП / УВ: Функция введена в работу"/>
+                  <w:listItem w:displayText="КРВ / КРВ: Превышен коммутационный ресурс выключателя" w:value="КРВ / КРВ: Превышен коммутационный ресурс выключателя"/>
+                  <w:listItem w:displayText="КРВ / КРВ: Превышен механический ресурс выключателя" w:value="КРВ / КРВ: Превышен механический ресурс выключателя"/>
+                  <w:listItem w:displayText="КРВ / КРВ: Превышен ресурс выключателя" w:value="КРВ / КРВ: Превышен ресурс выключателя"/>
+                  <w:listItem w:displayText="КРВ / КРВ: Функция введена в работу" w:value="КРВ / КРВ: Функция введена в работу"/>
+                  <w:listItem w:displayText="КСВ / КСВ: Блокировка включения В" w:value="КСВ / КСВ: Блокировка включения В"/>
+                  <w:listItem w:displayText="КСВ / КСВ: Блокировка отключения В" w:value="КСВ / КСВ: Блокировка отключения В"/>
+                  <w:listItem w:displayText="КСВ / КСВ: В аварийно отключен" w:value="КСВ / КСВ: В аварийно отключен"/>
+                  <w:listItem w:displayText="КСВ / КСВ: В самопроизвольно отключен" w:value="КСВ / КСВ: В самопроизвольно отключен"/>
+                  <w:listItem w:displayText="КСВ / КСВ: Защита ЭМВ" w:value="КСВ / КСВ: Защита ЭМВ"/>
+                  <w:listItem w:displayText="КСВ / КСВ: Защита ЭМО1" w:value="КСВ / КСВ: Защита ЭМО1"/>
+                  <w:listItem w:displayText="КСВ / КСВ: Защита ЭМО2" w:value="КСВ / КСВ: Защита ЭМО2"/>
+                  <w:listItem w:displayText="КСВ / КСВ: Неисправность В" w:value="КСВ / КСВ: Неисправность В"/>
+                  <w:listItem w:displayText="КСВ / КСВ: Неисправность цепей ЭМУ" w:value="КСВ / КСВ: Неисправность цепей ЭМУ"/>
+                  <w:listItem w:displayText="КСВ / КСВ: Реле фиксации команды" w:value="КСВ / КСВ: Реле фиксации команды"/>
+                  <w:listItem w:displayText="КСВ / КСВ: Функция введена в работу" w:value="КСВ / КСВ: Функция введена в работу"/>
+                  <w:listItem w:displayText="КСВ / КСВ: Функция оперативно выведена из работы" w:value="КСВ / КСВ: Функция оперативно выведена из работы"/>
+                  <w:listItem w:displayText="КЦН НН / КЦН: Неисправность цепей напряжения" w:value="КЦН НН / КЦН: Неисправность цепей напряжения"/>
+                  <w:listItem w:displayText="КЦН НН / КЦН: Пуск" w:value="КЦН НН / КЦН: Пуск"/>
+                  <w:listItem w:displayText="КЦН НН / КЦН: Пуск органа максимального напряжения ОП" w:value="КЦН НН / КЦН: Пуск органа максимального напряжения ОП"/>
+                  <w:listItem w:displayText="КЦН НН / КЦН: Пуск органа минимального напряжения" w:value="КЦН НН / КЦН: Пуск органа минимального напряжения"/>
+                  <w:listItem w:displayText="КЦН НН / КЦН: Функция введена в работу" w:value="КЦН НН / КЦН: Функция введена в работу"/>
+                  <w:listItem w:displayText="КЦН НН / КЦН: Функция оперативно выведена из работы" w:value="КЦН НН / КЦН: Функция оперативно выведена из работы"/>
+                  <w:listItem w:displayText="ЛЗТ / ЛЗТ: Пуск" w:value="ЛЗТ / ЛЗТ: Пуск"/>
+                  <w:listItem w:displayText="ЛЗТ / ЛЗТ: Срабатывание" w:value="ЛЗТ / ЛЗТ: Срабатывание"/>
+                  <w:listItem w:displayText="ЛЗТ / ЛЗТ: Функция введена в работу" w:value="ЛЗТ / ЛЗТ: Функция введена в работу"/>
+                  <w:listItem w:displayText="ЛЗТ / ЛЗТ: Функция оперативно выведена из работы" w:value="ЛЗТ / ЛЗТ: Функция оперативно выведена из работы"/>
                   <w:listItem w:displayText="ЛО ВН / ЛО: Отключение" w:value="ЛО ВН / ЛО: Отключение"/>
                   <w:listItem w:displayText="ЛО ВН / ЛО: Отключить аварийно" w:value="ЛО ВН / ЛО: Отключить аварийно"/>
                   <w:listItem w:displayText="ЛО ВН / ЛО: Функция введена в работу" w:value="ЛО ВН / ЛО: Функция введена в работу"/>
@@ -9183,6 +9235,19 @@
                   <w:listItem w:displayText="ЛО ГЗсигн / ЛО: Срабатывание на сигнал" w:value="ЛО ГЗсигн / ЛО: Срабатывание на сигнал"/>
                   <w:listItem w:displayText="ЛО ГЗсигн / ЛО: Функция введена в работу" w:value="ЛО ГЗсигн / ЛО: Функция введена в работу"/>
                   <w:listItem w:displayText="ЛО ГЗсигн / ЛО: Функция оперативно выведена из работы" w:value="ЛО ГЗсигн / ЛО: Функция оперативно выведена из работы"/>
+                  <w:listItem w:displayText="ЛО НН / ЗАВР: Запрет АВР" w:value="ЛО НН / ЗАВР: Запрет АВР"/>
+                  <w:listItem w:displayText="ЛО НН / ЗАВР: Функция введена в работу" w:value="ЛО НН / ЗАВР: Функция введена в работу"/>
+                  <w:listItem w:displayText="ЛО НН / ЗАВР: Функция оперативно выведена из работы" w:value="ЛО НН / ЗАВР: Функция оперативно выведена из работы"/>
+                  <w:listItem w:displayText="ЛО НН / ЗАПВ: Запрет АПВ" w:value="ЛО НН / ЗАПВ: Запрет АПВ"/>
+                  <w:listItem w:displayText="ЛО НН / ЗАПВ: Функция введена в работу" w:value="ЛО НН / ЗАПВ: Функция введена в работу"/>
+                  <w:listItem w:displayText="ЛО НН / ЗАПВ: Функция оперативно выведена из работы" w:value="ЛО НН / ЗАПВ: Функция оперативно выведена из работы"/>
+                  <w:listItem w:displayText="ЛО НН / ЛО: Отключение" w:value="ЛО НН / ЛО: Отключение"/>
+                  <w:listItem w:displayText="ЛО НН / ЛО: Отключить аварийно" w:value="ЛО НН / ЛО: Отключить аварийно"/>
+                  <w:listItem w:displayText="ЛО НН / ЛО: Функция введена в работу" w:value="ЛО НН / ЛО: Функция введена в работу"/>
+                  <w:listItem w:displayText="ЛО НН / ЛО: Функция оперативно выведена из работы" w:value="ЛО НН / ЛО: Функция оперативно выведена из работы"/>
+                  <w:listItem w:displayText="ЛО Т / ЗАВР: Запрет АВР" w:value="ЛО Т / ЗАВР: Запрет АВР"/>
+                  <w:listItem w:displayText="ЛО Т / ЗАВР: Функция введена в работу" w:value="ЛО Т / ЗАВР: Функция введена в работу"/>
+                  <w:listItem w:displayText="ЛО Т / ЗАВР: Функция оперативно выведена из работы" w:value="ЛО Т / ЗАВР: Функция оперативно выведена из работы"/>
                   <w:listItem w:displayText="ЛО Т / ЗАПВ: Запрет АПВ" w:value="ЛО Т / ЗАПВ: Запрет АПВ"/>
                   <w:listItem w:displayText="ЛО Т / ЗАПВ: Функция введена в работу" w:value="ЛО Т / ЗАПВ: Функция введена в работу"/>
                   <w:listItem w:displayText="ЛО Т / ЗАПВ: Функция оперативно выведена из работы" w:value="ЛО Т / ЗАПВ: Функция оперативно выведена из работы"/>
@@ -9217,6 +9282,52 @@
                   <w:listItem w:displayText="ЛО ТС / ЛО ПК: Срабатывание на сигнал" w:value="ЛО ТС / ЛО ПК: Срабатывание на сигнал"/>
                   <w:listItem w:displayText="ЛО ТС / ЛО ПК: Функция введена в работу" w:value="ЛО ТС / ЛО ПК: Функция введена в работу"/>
                   <w:listItem w:displayText="ЛО ТС / ЛО ПК: Функция оперативно выведена из работы" w:value="ЛО ТС / ЛО ПК: Функция оперативно выведена из работы"/>
+                  <w:listItem w:displayText="МТЗ / БЛЗШ: Блокировка ЛЗШ" w:value="МТЗ / БЛЗШ: Блокировка ЛЗШ"/>
+                  <w:listItem w:displayText="МТЗ / БНТ: Пуск БНТ" w:value="МТЗ / БНТ: Пуск БНТ"/>
+                  <w:listItem w:displayText="МТЗ / БНТ: Пуск по фазе A" w:value="МТЗ / БНТ: Пуск по фазе A"/>
+                  <w:listItem w:displayText="МТЗ / БНТ: Пуск по фазе В" w:value="МТЗ / БНТ: Пуск по фазе В"/>
+                  <w:listItem w:displayText="МТЗ / БНТ: Пуск по фазе С" w:value="МТЗ / БНТ: Пуск по фазе С"/>
+                  <w:listItem w:displayText="МТЗ / КПОН: Пуск" w:value="МТЗ / КПОН: Пуск"/>
+                  <w:listItem w:displayText="МТЗ / КПОН: Функция введена в работу" w:value="МТЗ / КПОН: Функция введена в работу"/>
+                  <w:listItem w:displayText="МТЗ / КПОН: Функция оперативно выведена из работы" w:value="МТЗ / КПОН: Функция оперативно выведена из работы"/>
+                  <w:listItem w:displayText="МТЗ / МТЗ 1 ст: Пуск" w:value="МТЗ / МТЗ 1 ст: Пуск"/>
+                  <w:listItem w:displayText="МТЗ / МТЗ 1 ст: Пуск ИО тока по фазе А" w:value="МТЗ / МТЗ 1 ст: Пуск ИО тока по фазе А"/>
+                  <w:listItem w:displayText="МТЗ / МТЗ 1 ст: Пуск ИО тока по фазе В" w:value="МТЗ / МТЗ 1 ст: Пуск ИО тока по фазе В"/>
+                  <w:listItem w:displayText="МТЗ / МТЗ 1 ст: Пуск ИО тока по фазе С" w:value="МТЗ / МТЗ 1 ст: Пуск ИО тока по фазе С"/>
+                  <w:listItem w:displayText="МТЗ / МТЗ 1 ст: Пуск по фазе A" w:value="МТЗ / МТЗ 1 ст: Пуск по фазе A"/>
+                  <w:listItem w:displayText="МТЗ / МТЗ 1 ст: Пуск по фазе В" w:value="МТЗ / МТЗ 1 ст: Пуск по фазе В"/>
+                  <w:listItem w:displayText="МТЗ / МТЗ 1 ст: Пуск по фазе С" w:value="МТЗ / МТЗ 1 ст: Пуск по фазе С"/>
+                  <w:listItem w:displayText="МТЗ / МТЗ 1 ст: Срабатывание" w:value="МТЗ / МТЗ 1 ст: Срабатывание"/>
+                  <w:listItem w:displayText="МТЗ / МТЗ 1 ст: Срабатывание на сигнал" w:value="МТЗ / МТЗ 1 ст: Срабатывание на сигнал"/>
+                  <w:listItem w:displayText="МТЗ / МТЗ 1 ст: Функция введена в работу" w:value="МТЗ / МТЗ 1 ст: Функция введена в работу"/>
+                  <w:listItem w:displayText="МТЗ / МТЗ 1 ст: Функция оперативно выведена из работы" w:value="МТЗ / МТЗ 1 ст: Функция оперативно выведена из работы"/>
+                  <w:listItem w:displayText="МТЗ / МТЗ 2 ст: Пуск" w:value="МТЗ / МТЗ 2 ст: Пуск"/>
+                  <w:listItem w:displayText="МТЗ / МТЗ 2 ст: Пуск ИО тока по фазе А" w:value="МТЗ / МТЗ 2 ст: Пуск ИО тока по фазе А"/>
+                  <w:listItem w:displayText="МТЗ / МТЗ 2 ст: Пуск ИО тока по фазе В" w:value="МТЗ / МТЗ 2 ст: Пуск ИО тока по фазе В"/>
+                  <w:listItem w:displayText="МТЗ / МТЗ 2 ст: Пуск ИО тока по фазе С" w:value="МТЗ / МТЗ 2 ст: Пуск ИО тока по фазе С"/>
+                  <w:listItem w:displayText="МТЗ / МТЗ 2 ст: Пуск по фазе A" w:value="МТЗ / МТЗ 2 ст: Пуск по фазе A"/>
+                  <w:listItem w:displayText="МТЗ / МТЗ 2 ст: Пуск по фазе В" w:value="МТЗ / МТЗ 2 ст: Пуск по фазе В"/>
+                  <w:listItem w:displayText="МТЗ / МТЗ 2 ст: Пуск по фазе С" w:value="МТЗ / МТЗ 2 ст: Пуск по фазе С"/>
+                  <w:listItem w:displayText="МТЗ / МТЗ 2 ст: Срабатывание" w:value="МТЗ / МТЗ 2 ст: Срабатывание"/>
+                  <w:listItem w:displayText="МТЗ / МТЗ 2 ст: Срабатывание на сигнал" w:value="МТЗ / МТЗ 2 ст: Срабатывание на сигнал"/>
+                  <w:listItem w:displayText="МТЗ / МТЗ 2 ст: Функция введена в работу" w:value="МТЗ / МТЗ 2 ст: Функция введена в работу"/>
+                  <w:listItem w:displayText="МТЗ / МТЗ 2 ст: Функция оперативно выведена из работы" w:value="МТЗ / МТЗ 2 ст: Функция оперативно выведена из работы"/>
+                  <w:listItem w:displayText="МТЗ / МТЗ 3 ст: Пуск" w:value="МТЗ / МТЗ 3 ст: Пуск"/>
+                  <w:listItem w:displayText="МТЗ / МТЗ 3 ст: Пуск ИО тока по фазе А" w:value="МТЗ / МТЗ 3 ст: Пуск ИО тока по фазе А"/>
+                  <w:listItem w:displayText="МТЗ / МТЗ 3 ст: Пуск ИО тока по фазе В" w:value="МТЗ / МТЗ 3 ст: Пуск ИО тока по фазе В"/>
+                  <w:listItem w:displayText="МТЗ / МТЗ 3 ст: Пуск ИО тока по фазе С" w:value="МТЗ / МТЗ 3 ст: Пуск ИО тока по фазе С"/>
+                  <w:listItem w:displayText="МТЗ / МТЗ 3 ст: Пуск по фазе A" w:value="МТЗ / МТЗ 3 ст: Пуск по фазе A"/>
+                  <w:listItem w:displayText="МТЗ / МТЗ 3 ст: Пуск по фазе В" w:value="МТЗ / МТЗ 3 ст: Пуск по фазе В"/>
+                  <w:listItem w:displayText="МТЗ / МТЗ 3 ст: Пуск по фазе С" w:value="МТЗ / МТЗ 3 ст: Пуск по фазе С"/>
+                  <w:listItem w:displayText="МТЗ / МТЗ 3 ст: Срабатывание" w:value="МТЗ / МТЗ 3 ст: Срабатывание"/>
+                  <w:listItem w:displayText="МТЗ / МТЗ 3 ст: Срабатывание на сигнал" w:value="МТЗ / МТЗ 3 ст: Срабатывание на сигнал"/>
+                  <w:listItem w:displayText="МТЗ / МТЗ 3 ст: Функция введена в работу" w:value="МТЗ / МТЗ 3 ст: Функция введена в работу"/>
+                  <w:listItem w:displayText="МТЗ / МТЗ 3 ст: Функция оперативно выведена из работы" w:value="МТЗ / МТЗ 3 ст: Функция оперативно выведена из работы"/>
+                  <w:listItem w:displayText="ПДС / В: Ключ М/Д привода В" w:value="ПДС / В: Ключ М/Д привода В"/>
+                  <w:listItem w:displayText="ПДС / В: Положение В (Включено)" w:value="ПДС / В: Положение В (Включено)"/>
+                  <w:listItem w:displayText="ПДС / В: Положение В (Не определено)" w:value="ПДС / В: Положение В (Не определено)"/>
+                  <w:listItem w:displayText="ПДС / В: Положение В (Неисправность)" w:value="ПДС / В: Положение В (Неисправность)"/>
+                  <w:listItem w:displayText="ПДС / В: Положение В (Отключено)" w:value="ПДС / В: Положение В (Отключено)"/>
                   <w:listItem w:displayText="ПДС / ГЗ РПН: Низкая изоляция " w:value="ПДС / ГЗ РПН: Низкая изоляция "/>
                   <w:listItem w:displayText="ПДС / ГЗ РПН: Отключение" w:value="ПДС / ГЗ РПН: Отключение"/>
                   <w:listItem w:displayText="ПДС / ГЗ Т: Низкая изоляция ГЗоткл" w:value="ПДС / ГЗ Т: Низкая изоляция ГЗоткл"/>
@@ -9234,8 +9345,15 @@
                   <w:listItem w:displayText="ПДС / ДУм РПН: Низкий уровень масла" w:value="ПДС / ДУм РПН: Низкий уровень масла"/>
                   <w:listItem w:displayText="ПДС / ДУм расширителя: Высокий уровень масла" w:value="ПДС / ДУм расширителя: Высокий уровень масла"/>
                   <w:listItem w:displayText="ПДС / ДУм расширителя: Низкий уровень масла" w:value="ПДС / ДУм расширителя: Низкий уровень масла"/>
-                  <w:listItem w:displayText="ПДС / КСО: Авария" w:value="ПДС / КСО: Авария"/>
-                  <w:listItem w:displayText="ПДС / КСО: Неисправность" w:value="ПДС / КСО: Неисправность"/>
+                  <w:listItem w:displayText="ПДС / КИ: Аварийный уровень изоляции" w:value="ПДС / КИ: Аварийный уровень изоляции"/>
+                  <w:listItem w:displayText="ПДС / КИ: Низкий уровень изоляции" w:value="ПДС / КИ: Низкий уровень изоляции"/>
+                  <w:listItem w:displayText="ПДС / КПруж: Пружина не заведена" w:value="ПДС / КПруж: Пружина не заведена"/>
+                  <w:listItem w:displayText="ПДС / КЦВ: Контроль цепи ЭМВ" w:value="ПДС / КЦВ: Контроль цепи ЭМВ"/>
+                  <w:listItem w:displayText="ПДС / КЦВ: Контроль цепи ЭМО1" w:value="ПДС / КЦВ: Контроль цепи ЭМО1"/>
+                  <w:listItem w:displayText="ПДС / КЦВ: Контроль цепи ЭМО2" w:value="ПДС / КЦВ: Контроль цепи ЭМО2"/>
+                  <w:listItem w:displayText="ПДС / КЦВ: Работа ЭМВ" w:value="ПДС / КЦВ: Работа ЭМВ"/>
+                  <w:listItem w:displayText="ПДС / КЦВ: Работа ЭМО1" w:value="ПДС / КЦВ: Работа ЭМО1"/>
+                  <w:listItem w:displayText="ПДС / КЦВ: Работа ЭМО2" w:value="ПДС / КЦВ: Работа ЭМО2"/>
                   <w:listItem w:displayText="ПДС / ОК: Срабатывание" w:value="ПДС / ОК: Срабатывание"/>
                   <w:listItem w:displayText="ПДС / ПК: Срабатывание" w:value="ПДС / ПК: Срабатывание"/>
                   <w:listItem w:displayText="ПДС / РД: Низкая изоляция" w:value="ПДС / РД: Низкая изоляция"/>
@@ -9244,9 +9362,9 @@
                   <w:listItem w:displayText="ПДС НКУ / SA2: Цепь введена" w:value="ПДС НКУ / SA2: Цепь введена"/>
                   <w:listItem w:displayText="ПДС НКУ / SA3: Цепь введена" w:value="ПДС НКУ / SA3: Цепь введена"/>
                   <w:listItem w:displayText="ПДС НКУ / SA4: Цепь введена" w:value="ПДС НКУ / SA4: Цепь введена"/>
+                  <w:listItem w:displayText="ПДС НКУ / SA5: Цепь введена" w:value="ПДС НКУ / SA5: Цепь введена"/>
                   <w:listItem w:displayText="ПДС НКУ / SG1: Рабочее положение" w:value="ПДС НКУ / SG1: Рабочее положение"/>
                   <w:listItem w:displayText="ПДС НКУ / SG2: Рабочее положение" w:value="ПДС НКУ / SG2: Рабочее положение"/>
-                  <w:listItem w:displayText="ПДС НКУ / SG3: Рабочее положение" w:value="ПДС НКУ / SG3: Рабочее положение"/>
                   <w:listItem w:displayText="ПДС НКУ / ВнешСигн1: Срабатывание" w:value="ПДС НКУ / ВнешСигн1: Срабатывание"/>
                   <w:listItem w:displayText="ПДС НКУ / ВнешСигн2: Срабатывание" w:value="ПДС НКУ / ВнешСигн2: Срабатывание"/>
                   <w:listItem w:displayText="ПДС НКУ / ВнешСигн3: Срабатывание" w:value="ПДС НКУ / ВнешСигн3: Срабатывание"/>
@@ -9254,27 +9372,15 @@
                   <w:listItem w:displayText="ПДС НКУ / Дверь: Дверь шкафа закрыта" w:value="ПДС НКУ / Дверь: Дверь шкафа закрыта"/>
                   <w:listItem w:displayText="ПДС НКУ / Дверь: Дверь шкафа открыта" w:value="ПДС НКУ / Дверь: Дверь шкафа открыта"/>
                   <w:listItem w:displayText="ПДС НКУ / ОТ ГЗ: Неисправность" w:value="ПДС НКУ / ОТ ГЗ: Неисправность"/>
-                  <w:listItem w:displayText="ПДС НКУ / ОТ ЗДЗ1: Неисправность" w:value="ПДС НКУ / ОТ ЗДЗ1: Неисправность"/>
-                  <w:listItem w:displayText="ПДС НКУ / ОТ ЗДЗ2: Неисправность" w:value="ПДС НКУ / ОТ ЗДЗ2: Неисправность"/>
-                  <w:listItem w:displayText="ПДС НКУ / ОТ ИЭУ ТН1: Неисправность" w:value="ПДС НКУ / ОТ ИЭУ ТН1: Неисправность"/>
-                  <w:listItem w:displayText="ПДС НКУ / ОТ ИЭУ ТН2: Неисправность" w:value="ПДС НКУ / ОТ ИЭУ ТН2: Неисправность"/>
+                  <w:listItem w:displayText="ПДС НКУ / ОТ ЗДЗ: Неисправность" w:value="ПДС НКУ / ОТ ЗДЗ: Неисправность"/>
+                  <w:listItem w:displayText="ПДС НКУ / ОТ ИЭУ ТН: Неисправность" w:value="ПДС НКУ / ОТ ИЭУ ТН: Неисправность"/>
                   <w:listItem w:displayText="ПДС НКУ / ОТ ТЗ, ТС: Неисправность" w:value="ПДС НКУ / ОТ ТЗ, ТС: Неисправность"/>
-                  <w:listItem w:displayText="ПДС НКУ / ОТ УРОВ1: Неисправность" w:value="ПДС НКУ / ОТ УРОВ1: Неисправность"/>
-                  <w:listItem w:displayText="ПДС НКУ / ОТ УРОВ2: Неисправность" w:value="ПДС НКУ / ОТ УРОВ2: Неисправность"/>
+                  <w:listItem w:displayText="ПДС НКУ / ОТ УРОВ: Неисправность" w:value="ПДС НКУ / ОТ УРОВ: Неисправность"/>
+                  <w:listItem w:displayText="ПДС НКУ / ОТ ЭМО1, ЭМВ: Неисправность" w:value="ПДС НКУ / ОТ ЭМО1, ЭМВ: Неисправность"/>
+                  <w:listItem w:displayText="ПДС НКУ / ОТ ЭМО2: Неисправность" w:value="ПДС НКУ / ОТ ЭМО2: Неисправность"/>
+                  <w:listItem w:displayText="ПДС НКУ / ОТ цепей сигн. В: Неисправность" w:value="ПДС НКУ / ОТ цепей сигн. В: Неисправность"/>
                   <w:listItem w:displayText="Пред. сигн. / ПС: Пуск предупредительной сигнализации" w:value="Пред. сигн. / ПС: Пуск предупредительной сигнализации"/>
                   <w:listItem w:displayText="Пред. сигн. / ПС: Пуск предупредительной сигнализации (импульс)" w:value="Пред. сигн. / ПС: Пуск предупредительной сигнализации (импульс)"/>
-                  <w:listItem w:displayText="РТПО / РТПО ВН: Пуск" w:value="РТПО / РТПО ВН: Пуск"/>
-                  <w:listItem w:displayText="РТПО / РТПО ВН: Функция введена в работу" w:value="РТПО / РТПО ВН: Функция введена в работу"/>
-                  <w:listItem w:displayText="РТПО / РТПО ВН: Функция оперативно выведена из работы" w:value="РТПО / РТПО ВН: Функция оперативно выведена из работы"/>
-                  <w:listItem w:displayText="РТПО / РТПО НН1: Пуск" w:value="РТПО / РТПО НН1: Пуск"/>
-                  <w:listItem w:displayText="РТПО / РТПО НН1: Функция введена в работу" w:value="РТПО / РТПО НН1: Функция введена в работу"/>
-                  <w:listItem w:displayText="РТПО / РТПО НН1: Функция оперативно выведена из работы" w:value="РТПО / РТПО НН1: Функция оперативно выведена из работы"/>
-                  <w:listItem w:displayText="РТПО / РТПО НН2: Пуск" w:value="РТПО / РТПО НН2: Пуск"/>
-                  <w:listItem w:displayText="РТПО / РТПО НН2: Функция введена в работу" w:value="РТПО / РТПО НН2: Функция введена в работу"/>
-                  <w:listItem w:displayText="РТПО / РТПО НН2: Функция оперативно выведена из работы" w:value="РТПО / РТПО НН2: Функция оперативно выведена из работы"/>
-                  <w:listItem w:displayText="РТПО / РТПО_общ: Пуск" w:value="РТПО / РТПО_общ: Пуск"/>
-                  <w:listItem w:displayText="РТПО / РТПО_общ: Функция введена в работу" w:value="РТПО / РТПО_общ: Функция введена в работу"/>
-                  <w:listItem w:displayText="РТПО / РТПО_общ: Функция оперативно выведена из работы" w:value="РТПО / РТПО_общ: Функция оперативно выведена из работы"/>
                   <w:listItem w:displayText="СИСТ / БУ: Индикация местного управления" w:value="СИСТ / БУ: Индикация местного управления"/>
                   <w:listItem w:displayText="СИСТ / Диагностика: Изменение встраиваемого ПО" w:value="СИСТ / Диагностика: Изменение встраиваемого ПО"/>
                   <w:listItem w:displayText="СИСТ / Диагностика: Индикация логического узла-прокси" w:value="СИСТ / Диагностика: Индикация логического узла-прокси"/>
@@ -9290,6 +9396,8 @@
                   <w:listItem w:displayText="СИСТ / Диагностика: Неисправность модуля дискретных входов/выходов (слот М11)" w:value="СИСТ / Диагностика: Неисправность модуля дискретных входов/выходов (слот М11)"/>
                   <w:listItem w:displayText="СИСТ / Диагностика: Неисправность модуля дискретных входов/выходов (слот М3)" w:value="СИСТ / Диагностика: Неисправность модуля дискретных входов/выходов (слот М3)"/>
                   <w:listItem w:displayText="СИСТ / Диагностика: Неисправность модуля дискретных входов/выходов (слот М4)" w:value="СИСТ / Диагностика: Неисправность модуля дискретных входов/выходов (слот М4)"/>
+                  <w:listItem w:displayText="СИСТ / Диагностика: Неисправность модуля дискретных входов/выходов (слот М6)" w:value="СИСТ / Диагностика: Неисправность модуля дискретных входов/выходов (слот М6)"/>
+                  <w:listItem w:displayText="СИСТ / Диагностика: Неисправность модуля дискретных входов/выходов (слот М7)" w:value="СИСТ / Диагностика: Неисправность модуля дискретных входов/выходов (слот М7)"/>
                   <w:listItem w:displayText="СИСТ / Диагностика: Неисправность модуля дискретных входов/выходов (слот М8)" w:value="СИСТ / Диагностика: Неисправность модуля дискретных входов/выходов (слот М8)"/>
                   <w:listItem w:displayText="СИСТ / Диагностика: Неисправность модуля дискретных входов/выходов (слот М9)" w:value="СИСТ / Диагностика: Неисправность модуля дискретных входов/выходов (слот М9)"/>
                   <w:listItem w:displayText="СИСТ / Диагностика: Неисправность цепей оперативного питания" w:value="СИСТ / Диагностика: Неисправность цепей оперативного питания"/>
@@ -9544,45 +9652,41 @@
                   <w:listItem w:displayText="СИСТ / ПлДВых9: Состояние ДВых7" w:value="СИСТ / ПлДВых9: Состояние ДВых7"/>
                   <w:listItem w:displayText="СИСТ / ПлДВых9: Состояние ДВых8" w:value="СИСТ / ПлДВых9: Состояние ДВых8"/>
                   <w:listItem w:displayText="СИСТ / СД ФК: Действие на В ВН" w:value="СИСТ / СД ФК: Действие на В ВН"/>
-                  <w:listItem w:displayText="СИСТ / СД ФК: Действие на В НН1" w:value="СИСТ / СД ФК: Действие на В НН1"/>
-                  <w:listItem w:displayText="СИСТ / СД ФК: Действие на В НН2" w:value="СИСТ / СД ФК: Действие на В НН2"/>
+                  <w:listItem w:displayText="СИСТ / СД ФК: Действие на В НН" w:value="СИСТ / СД ФК: Действие на В НН"/>
                   <w:listItem w:displayText="СИСТ / СД ФК: Комплект" w:value="СИСТ / СД ФК: Комплект"/>
                   <w:listItem w:displayText="СИСТ / СД ФК: Режим работы ГЗ РПН" w:value="СИСТ / СД ФК: Режим работы ГЗ РПН"/>
                   <w:listItem w:displayText="СИСТ / СД ФК: Режим работы ГЗ Т откл" w:value="СИСТ / СД ФК: Режим работы ГЗ Т откл"/>
                   <w:listItem w:displayText="СИСТ / СД ФК: Режим работы ГЗ Т сигн" w:value="СИСТ / СД ФК: Режим работы ГЗ Т сигн"/>
-                  <w:listItem w:displayText="СИСТ / СД ФК: Режим работы ДЗТ" w:value="СИСТ / СД ФК: Режим работы ДЗТ"/>
-                  <w:listItem w:displayText="СИСТ / СД ФК: Режим работы ЗПО" w:value="СИСТ / СД ФК: Режим работы ЗПО"/>
                   <w:listItem w:displayText="СИСТ / СД ФК: Режим работы УРОВ" w:value="СИСТ / СД ФК: Режим работы УРОВ"/>
                   <w:listItem w:displayText="СИСТ / СД ФК: Управление ИЭУ" w:value="СИСТ / СД ФК: Управление ИЭУ"/>
                   <w:listItem w:displayText="СИСТ / СД: БИ выведены" w:value="СИСТ / СД: БИ выведены"/>
                   <w:listItem w:displayText="СИСТ / СД: Внешнее отключение" w:value="СИСТ / СД: Внешнее отключение"/>
                   <w:listItem w:displayText="СИСТ / СД: Выходные цепи разобраны" w:value="СИСТ / СД: Выходные цепи разобраны"/>
+                  <w:listItem w:displayText="СИСТ / СД: Неисправность В ВН" w:value="СИСТ / СД: Неисправность В ВН"/>
                   <w:listItem w:displayText="СИСТ / СД: Неисправность ШС-А" w:value="СИСТ / СД: Неисправность ШС-А"/>
                   <w:listItem w:displayText="СИСТ / СД: Неисправность ШС-В" w:value="СИСТ / СД: Неисправность ШС-В"/>
                   <w:listItem w:displayText="СИСТ / СД: Неисправность опер. тока ГЗ" w:value="СИСТ / СД: Неисправность опер. тока ГЗ"/>
                   <w:listItem w:displayText="СИСТ / СД: Неисправность опер. тока ТЗ, ТС" w:value="СИСТ / СД: Неисправность опер. тока ТЗ, ТС"/>
+                  <w:listItem w:displayText="СИСТ / СД: Неисправность сигн. В" w:value="СИСТ / СД: Неисправность сигн. В"/>
                   <w:listItem w:displayText="СИСТ / СД: Неисправность цепей ГЗ РПН" w:value="СИСТ / СД: Неисправность цепей ГЗ РПН"/>
                   <w:listItem w:displayText="СИСТ / СД: Неисправность цепей ГЗ Т" w:value="СИСТ / СД: Неисправность цепей ГЗ Т"/>
                   <w:listItem w:displayText="СИСТ / СД: Неисправность цепей ТЗ" w:value="СИСТ / СД: Неисправность цепей ТЗ"/>
                   <w:listItem w:displayText="СИСТ / СД: Потеря GOOSE" w:value="СИСТ / СД: Потеря GOOSE"/>
-                  <w:listItem w:displayText="СИСТ / СД: Пуск ЗПО" w:value="СИСТ / СД: Пуск ЗПО"/>
                   <w:listItem w:displayText="СИСТ / СД: Срабатывание ГЗ РПН" w:value="СИСТ / СД: Срабатывание ГЗ РПН"/>
                   <w:listItem w:displayText="СИСТ / СД: Срабатывание ГЗоткл" w:value="СИСТ / СД: Срабатывание ГЗоткл"/>
                   <w:listItem w:displayText="СИСТ / СД: Срабатывание ГЗсигн" w:value="СИСТ / СД: Срабатывание ГЗсигн"/>
-                  <w:listItem w:displayText="СИСТ / СД: Срабатывание ДЗТ" w:value="СИСТ / СД: Срабатывание ДЗТ"/>
                   <w:listItem w:displayText="СИСТ / СД: Срабатывание ЗП" w:value="СИСТ / СД: Срабатывание ЗП"/>
+                  <w:listItem w:displayText="СИСТ / СД: Срабатывание МТЗ" w:value="СИСТ / СД: Срабатывание МТЗ"/>
                   <w:listItem w:displayText="СИСТ / СД: Срабатывание ТЗоткл" w:value="СИСТ / СД: Срабатывание ТЗоткл"/>
                   <w:listItem w:displayText="СИСТ / СД: Срабатывание ТЗсигн" w:value="СИСТ / СД: Срабатывание ТЗсигн"/>
+                  <w:listItem w:displayText="СИСТ / СД: Срабатывание ТО" w:value="СИСТ / СД: Срабатывание ТО"/>
                   <w:listItem w:displayText="СИСТ / СД: Срабатывание УРОВ" w:value="СИСТ / СД: Срабатывание УРОВ"/>
                   <w:listItem w:displayText="СИСТ / ФК: Действие на В ВН" w:value="СИСТ / ФК: Действие на В ВН"/>
-                  <w:listItem w:displayText="СИСТ / ФК: Действие на В НН1" w:value="СИСТ / ФК: Действие на В НН1"/>
-                  <w:listItem w:displayText="СИСТ / ФК: Действие на В НН2" w:value="СИСТ / ФК: Действие на В НН2"/>
+                  <w:listItem w:displayText="СИСТ / ФК: Действие на В НН" w:value="СИСТ / ФК: Действие на В НН"/>
                   <w:listItem w:displayText="СИСТ / ФК: Комплект" w:value="СИСТ / ФК: Комплект"/>
                   <w:listItem w:displayText="СИСТ / ФК: Режим работы ГЗ РПН" w:value="СИСТ / ФК: Режим работы ГЗ РПН"/>
                   <w:listItem w:displayText="СИСТ / ФК: Режим работы ГЗ Т откл" w:value="СИСТ / ФК: Режим работы ГЗ Т откл"/>
                   <w:listItem w:displayText="СИСТ / ФК: Режим работы ГЗ Т сигн" w:value="СИСТ / ФК: Режим работы ГЗ Т сигн"/>
-                  <w:listItem w:displayText="СИСТ / ФК: Режим работы ДЗТ" w:value="СИСТ / ФК: Режим работы ДЗТ"/>
-                  <w:listItem w:displayText="СИСТ / ФК: Режим работы ЗПО" w:value="СИСТ / ФК: Режим работы ЗПО"/>
                   <w:listItem w:displayText="СИСТ / ФК: Режим работы УРОВ" w:value="СИСТ / ФК: Режим работы УРОВ"/>
                   <w:listItem w:displayText="СИСТ / ФК: Управление ИЭУ" w:value="СИСТ / ФК: Управление ИЭУ"/>
                   <w:listItem w:displayText="СИСТ / ШС: Переполнение буфера входных данных" w:value="СИСТ / ШС: Переполнение буфера входных данных"/>
@@ -9597,6 +9701,7 @@
                   <w:listItem w:displayText="Сборка сигн. / СС: Контроль оперативного тока НН" w:value="Сборка сигн. / СС: Контроль оперативного тока НН"/>
                   <w:listItem w:displayText="Сборка сигн. / СС: Низкая изоляция ГЗ" w:value="Сборка сигн. / СС: Низкая изоляция ГЗ"/>
                   <w:listItem w:displayText="Сборка сигн. / СС: Низкая изоляция ТЗ" w:value="Сборка сигн. / СС: Низкая изоляция ТЗ"/>
+                  <w:listItem w:displayText="Сборка сигн. / СС: Превышение времени переключения коммутационного аппарата" w:value="Сборка сигн. / СС: Превышение времени переключения коммутационного аппарата"/>
                   <w:listItem w:displayText="Сборка сигн. / СС: Сигнализация от ГЗ" w:value="Сборка сигн. / СС: Сигнализация от ГЗ"/>
                   <w:listItem w:displayText="Сборка сигн. / СС: Сигнализация от ТЗ" w:value="Сборка сигн. / СС: Сигнализация от ТЗ"/>
                   <w:listItem w:displayText="Сборка сигн. / СС: Сигнализация от ТС" w:value="Сборка сигн. / СС: Сигнализация от ТС"/>
@@ -9604,25 +9709,21 @@
                   <w:listItem w:displayText="ТК ЗДЗ / ТК ЗДЗ: Пуск" w:value="ТК ЗДЗ / ТК ЗДЗ: Пуск"/>
                   <w:listItem w:displayText="ТК ЗДЗ / ТК ЗДЗ: Функция введена в работу" w:value="ТК ЗДЗ / ТК ЗДЗ: Функция введена в работу"/>
                   <w:listItem w:displayText="ТК ЗДЗ / ТК ЗДЗ: Функция оперативно выведена из работы" w:value="ТК ЗДЗ / ТК ЗДЗ: Функция оперативно выведена из работы"/>
-                  <w:listItem w:displayText="ТО ЗПО / ТО ЗПО ВН: Пуск" w:value="ТО ЗПО / ТО ЗПО ВН: Пуск"/>
-                  <w:listItem w:displayText="ТО ЗПО / ТО ЗПО ВН: Функция введена в работу" w:value="ТО ЗПО / ТО ЗПО ВН: Функция введена в работу"/>
-                  <w:listItem w:displayText="ТО ЗПО / ТО ЗПО ВН: Функция оперативно выведена из работы" w:value="ТО ЗПО / ТО ЗПО ВН: Функция оперативно выведена из работы"/>
-                  <w:listItem w:displayText="ТО ЗПО / ТО ЗПО НН1: Пуск" w:value="ТО ЗПО / ТО ЗПО НН1: Пуск"/>
-                  <w:listItem w:displayText="ТО ЗПО / ТО ЗПО НН1: Функция введена в работу" w:value="ТО ЗПО / ТО ЗПО НН1: Функция введена в работу"/>
-                  <w:listItem w:displayText="ТО ЗПО / ТО ЗПО НН1: Функция оперативно выведена из работы" w:value="ТО ЗПО / ТО ЗПО НН1: Функция оперативно выведена из работы"/>
-                  <w:listItem w:displayText="ТО ЗПО / ТО ЗПО НН2: Пуск" w:value="ТО ЗПО / ТО ЗПО НН2: Пуск"/>
-                  <w:listItem w:displayText="ТО ЗПО / ТО ЗПО НН2: Функция введена в работу" w:value="ТО ЗПО / ТО ЗПО НН2: Функция введена в работу"/>
-                  <w:listItem w:displayText="ТО ЗПО / ТО ЗПО НН2: Функция оперативно выведена из работы" w:value="ТО ЗПО / ТО ЗПО НН2: Функция оперативно выведена из работы"/>
-                  <w:listItem w:displayText="ТО ЗПО / ТО ЗПО_общ: Пуск" w:value="ТО ЗПО / ТО ЗПО_общ: Пуск"/>
-                  <w:listItem w:displayText="ТО ЗПО / ТО ЗПО_общ: Функция введена в работу" w:value="ТО ЗПО / ТО ЗПО_общ: Функция введена в работу"/>
-                  <w:listItem w:displayText="ТО ЗПО / ТО ЗПО_общ: Функция оперативно выведена из работы" w:value="ТО ЗПО / ТО ЗПО_общ: Функция оперативно выведена из работы"/>
+                  <w:listItem w:displayText="ТО / ТО: Пуск" w:value="ТО / ТО: Пуск"/>
+                  <w:listItem w:displayText="ТО / ТО: Срабатывание" w:value="ТО / ТО: Срабатывание"/>
+                  <w:listItem w:displayText="ТО / ТО: Срабатывание на сигнал" w:value="ТО / ТО: Срабатывание на сигнал"/>
+                  <w:listItem w:displayText="ТО / ТО: Функция введена в работу" w:value="ТО / ТО: Функция введена в работу"/>
+                  <w:listItem w:displayText="ТО / ТО: Функция оперативно выведена из работы" w:value="ТО / ТО: Функция оперативно выведена из работы"/>
                   <w:listItem w:displayText="ТО РПН / ТО РПН: Пуск" w:value="ТО РПН / ТО РПН: Пуск"/>
                   <w:listItem w:displayText="ТО РПН / ТО РПН: Функция введена в работу" w:value="ТО РПН / ТО РПН: Функция введена в работу"/>
                   <w:listItem w:displayText="ТО РПН / ТО РПН: Функция оперативно выведена из работы" w:value="ТО РПН / ТО РПН: Функция оперативно выведена из работы"/>
+                  <w:listItem w:displayText="УВ / УВ: Включить" w:value="УВ / УВ: Включить"/>
+                  <w:listItem w:displayText="УВ / УВ: Функция введена в работу" w:value="УВ / УВ: Функция введена в работу"/>
                   <w:listItem w:displayText="УРОВ ВН / УРОВ: Пуск" w:value="УРОВ ВН / УРОВ: Пуск"/>
                   <w:listItem w:displayText="УРОВ ВН / УРОВ: Пуск ИО максимального тока" w:value="УРОВ ВН / УРОВ: Пуск ИО максимального тока"/>
-                  <w:listItem w:displayText="УРОВ ВН / УРОВ: Срабатывание УРОВ" w:value="УРОВ ВН / УРОВ: Срабатывание УРОВ"/>
-                  <w:listItem w:displayText="УРОВ ВН / УРОВ: Срабатывание УРОВ  'на себя'" w:value="УРОВ ВН / УРОВ: Срабатывание УРОВ  'на себя'"/>
+                  <w:listItem w:displayText="УРОВ ВН / УРОВ: Срабатывание" w:value="УРОВ ВН / УРОВ: Срабатывание"/>
+                  <w:listItem w:displayText="УРОВ ВН / УРОВ: Срабатывание  'на себя'" w:value="УРОВ ВН / УРОВ: Срабатывание  'на себя'"/>
+                  <w:listItem w:displayText="УРОВ ВН / УРОВ: Ускорение УРОВ" w:value="УРОВ ВН / УРОВ: Ускорение УРОВ"/>
                   <w:listItem w:displayText="УРОВ ВН / УРОВ: Функция введена в работу" w:value="УРОВ ВН / УРОВ: Функция введена в работу"/>
                   <w:listItem w:displayText="УРОВ ВН / УРОВ: Функция оперативно выведена из работы" w:value="УРОВ ВН / УРОВ: Функция оперативно выведена из работы"/>
                 </w:dropDownList>
@@ -9663,93 +9764,63 @@
                 <w:id w:val="0"/>
                 <w:dropDownList>
                   <w:listItem w:displayText="Не назначено" w:value=""/>
-                  <w:listItem w:displayText="ДЗТ / БВКЗ: Срабатывание БВКЗ" w:value="ДЗТ / БВКЗ: Срабатывание БВКЗ"/>
-                  <w:listItem w:displayText="ДЗТ / БВКЗ: Срабатывание БВКЗ по фазе А" w:value="ДЗТ / БВКЗ: Срабатывание БВКЗ по фазе А"/>
-                  <w:listItem w:displayText="ДЗТ / БВКЗ: Срабатывание БВКЗ по фазе В" w:value="ДЗТ / БВКЗ: Срабатывание БВКЗ по фазе В"/>
-                  <w:listItem w:displayText="ДЗТ / БВКЗ: Срабатывание БВКЗ по фазе С" w:value="ДЗТ / БВКЗ: Срабатывание БВКЗ по фазе С"/>
-                  <w:listItem w:displayText="ДЗТ / Д2Г: Пуск Д2Г" w:value="ДЗТ / Д2Г: Пуск Д2Г"/>
-                  <w:listItem w:displayText="ДЗТ / Д2Г: Пуск Д2Г по фазе A" w:value="ДЗТ / Д2Г: Пуск Д2Г по фазе A"/>
-                  <w:listItem w:displayText="ДЗТ / Д2Г: Пуск Д2Г по фазе В" w:value="ДЗТ / Д2Г: Пуск Д2Г по фазе В"/>
-                  <w:listItem w:displayText="ДЗТ / Д2Г: Пуск Д2Г по фазе С" w:value="ДЗТ / Д2Г: Пуск Д2Г по фазе С"/>
-                  <w:listItem w:displayText="ДЗТ / Д5Г: Пуск Д5Г" w:value="ДЗТ / Д5Г: Пуск Д5Г"/>
-                  <w:listItem w:displayText="ДЗТ / Д5Г: Пуск Д5Г по фазе A" w:value="ДЗТ / Д5Г: Пуск Д5Г по фазе A"/>
-                  <w:listItem w:displayText="ДЗТ / Д5Г: Пуск Д5Г по фазе В" w:value="ДЗТ / Д5Г: Пуск Д5Г по фазе В"/>
-                  <w:listItem w:displayText="ДЗТ / Д5Г: Пуск Д5Г по фазе С" w:value="ДЗТ / Д5Г: Пуск Д5Г по фазе С"/>
-                  <w:listItem w:displayText="ДЗТ / ДТЗт: Пуск" w:value="ДЗТ / ДТЗт: Пуск"/>
-                  <w:listItem w:displayText="ДЗТ / ДТЗт: Пуск ДТО по фазе A" w:value="ДЗТ / ДТЗт: Пуск ДТО по фазе A"/>
-                  <w:listItem w:displayText="ДЗТ / ДТЗт: Пуск ДТО по фазе В" w:value="ДЗТ / ДТЗт: Пуск ДТО по фазе В"/>
-                  <w:listItem w:displayText="ДЗТ / ДТЗт: Пуск ДТО по фазе С" w:value="ДЗТ / ДТЗт: Пуск ДТО по фазе С"/>
-                  <w:listItem w:displayText="ДЗТ / ДТЗт: Срабатывание ДТЗт" w:value="ДЗТ / ДТЗт: Срабатывание ДТЗт"/>
-                  <w:listItem w:displayText="ДЗТ / ДТЗт: Срабатывание ДТЗт на сигнал" w:value="ДЗТ / ДТЗт: Срабатывание ДТЗт на сигнал"/>
-                  <w:listItem w:displayText="ДЗТ / ДТЗт: Срабатывание ДТЗт по фазе A" w:value="ДЗТ / ДТЗт: Срабатывание ДТЗт по фазе A"/>
-                  <w:listItem w:displayText="ДЗТ / ДТЗт: Срабатывание ДТЗт по фазе A на сигнал" w:value="ДЗТ / ДТЗт: Срабатывание ДТЗт по фазе A на сигнал"/>
-                  <w:listItem w:displayText="ДЗТ / ДТЗт: Срабатывание ДТЗт по фазе В" w:value="ДЗТ / ДТЗт: Срабатывание ДТЗт по фазе В"/>
-                  <w:listItem w:displayText="ДЗТ / ДТЗт: Срабатывание ДТЗт по фазе В на сигнал" w:value="ДЗТ / ДТЗт: Срабатывание ДТЗт по фазе В на сигнал"/>
-                  <w:listItem w:displayText="ДЗТ / ДТЗт: Срабатывание ДТЗт по фазе С" w:value="ДЗТ / ДТЗт: Срабатывание ДТЗт по фазе С"/>
-                  <w:listItem w:displayText="ДЗТ / ДТЗт: Срабатывание ДТЗт по фазе С на сигнал" w:value="ДЗТ / ДТЗт: Срабатывание ДТЗт по фазе С на сигнал"/>
-                  <w:listItem w:displayText="ДЗТ / ДТЗт: Функция введена в работу" w:value="ДЗТ / ДТЗт: Функция введена в работу"/>
-                  <w:listItem w:displayText="ДЗТ / ДТЗт: Функция оперативно выведена из работы" w:value="ДЗТ / ДТЗт: Функция оперативно выведена из работы"/>
-                  <w:listItem w:displayText="ДЗТ / ДТО: Пуск" w:value="ДЗТ / ДТО: Пуск"/>
-                  <w:listItem w:displayText="ДЗТ / ДТО: Пуск ДТО по фазе A" w:value="ДЗТ / ДТО: Пуск ДТО по фазе A"/>
-                  <w:listItem w:displayText="ДЗТ / ДТО: Пуск ДТО по фазе В" w:value="ДЗТ / ДТО: Пуск ДТО по фазе В"/>
-                  <w:listItem w:displayText="ДЗТ / ДТО: Пуск ДТО по фазе С" w:value="ДЗТ / ДТО: Пуск ДТО по фазе С"/>
-                  <w:listItem w:displayText="ДЗТ / ДТО: Срабатывание ДТО" w:value="ДЗТ / ДТО: Срабатывание ДТО"/>
-                  <w:listItem w:displayText="ДЗТ / ДТО: Срабатывание ДТО на сигнал" w:value="ДЗТ / ДТО: Срабатывание ДТО на сигнал"/>
-                  <w:listItem w:displayText="ДЗТ / ДТО: Срабатывание ДТО по фазе A" w:value="ДЗТ / ДТО: Срабатывание ДТО по фазе A"/>
-                  <w:listItem w:displayText="ДЗТ / ДТО: Срабатывание ДТО по фазе A на сигнал" w:value="ДЗТ / ДТО: Срабатывание ДТО по фазе A на сигнал"/>
-                  <w:listItem w:displayText="ДЗТ / ДТО: Срабатывание ДТО по фазе В" w:value="ДЗТ / ДТО: Срабатывание ДТО по фазе В"/>
-                  <w:listItem w:displayText="ДЗТ / ДТО: Срабатывание ДТО по фазе В на сигнал" w:value="ДЗТ / ДТО: Срабатывание ДТО по фазе В на сигнал"/>
-                  <w:listItem w:displayText="ДЗТ / ДТО: Срабатывание ДТО по фазе С" w:value="ДЗТ / ДТО: Срабатывание ДТО по фазе С"/>
-                  <w:listItem w:displayText="ДЗТ / ДТО: Срабатывание ДТО по фазе С на сигнал" w:value="ДЗТ / ДТО: Срабатывание ДТО по фазе С на сигнал"/>
-                  <w:listItem w:displayText="ДЗТ / ДТО: Функция введена в работу" w:value="ДЗТ / ДТО: Функция введена в работу"/>
-                  <w:listItem w:displayText="ДЗТ / ДТО: Функция оперативно выведена из работы" w:value="ДЗТ / ДТО: Функция оперативно выведена из работы"/>
-                  <w:listItem w:displayText="ДЗТ / КЦТнеб: Срабатывание КЦНнеб" w:value="ДЗТ / КЦТнеб: Срабатывание КЦНнеб"/>
-                  <w:listItem w:displayText="ДЗТ / КЦТнеб: Срабатывание КЦНнеб фазы А" w:value="ДЗТ / КЦТнеб: Срабатывание КЦНнеб фазы А"/>
-                  <w:listItem w:displayText="ДЗТ / КЦТнеб: Срабатывание КЦНнеб фазы В" w:value="ДЗТ / КЦТнеб: Срабатывание КЦНнеб фазы В"/>
-                  <w:listItem w:displayText="ДЗТ / КЦТнеб: Срабатывание КЦНнеб фазы С" w:value="ДЗТ / КЦТнеб: Срабатывание КЦНнеб фазы С"/>
-                  <w:listItem w:displayText="ДЗТ / КЦТнеб: Функция введена в работу" w:value="ДЗТ / КЦТнеб: Функция введена в работу"/>
-                  <w:listItem w:displayText="ДЗТ / КЦТнеб: Функция оперативно выведена из работы" w:value="ДЗТ / КЦТнеб: Функция оперативно выведена из работы"/>
-                  <w:listItem w:displayText="ЗП / ЗП ВН: Пуск" w:value="ЗП / ЗП ВН: Пуск"/>
-                  <w:listItem w:displayText="ЗП / ЗП ВН: Пуск ИО максимального тока" w:value="ЗП / ЗП ВН: Пуск ИО максимального тока"/>
-                  <w:listItem w:displayText="ЗП / ЗП ВН: Срабатывание ЗП ВН" w:value="ЗП / ЗП ВН: Срабатывание ЗП ВН"/>
-                  <w:listItem w:displayText="ЗП / ЗП ВН: Срабатывание ЗП ВН на сигнал" w:value="ЗП / ЗП ВН: Срабатывание ЗП ВН на сигнал"/>
-                  <w:listItem w:displayText="ЗП / ЗП ВН: Функция введена в работу" w:value="ЗП / ЗП ВН: Функция введена в работу"/>
-                  <w:listItem w:displayText="ЗП / ЗП ВН: Функция оперативно выведена из работы" w:value="ЗП / ЗП ВН: Функция оперативно выведена из работы"/>
-                  <w:listItem w:displayText="ЗП / ЗП НН1: Пуск" w:value="ЗП / ЗП НН1: Пуск"/>
-                  <w:listItem w:displayText="ЗП / ЗП НН1: Пуск ИО максимального тока" w:value="ЗП / ЗП НН1: Пуск ИО максимального тока"/>
-                  <w:listItem w:displayText="ЗП / ЗП НН1: Срабатывание ЗП НН1" w:value="ЗП / ЗП НН1: Срабатывание ЗП НН1"/>
-                  <w:listItem w:displayText="ЗП / ЗП НН1: Срабатывание ЗП НН1 на сигнал" w:value="ЗП / ЗП НН1: Срабатывание ЗП НН1 на сигнал"/>
-                  <w:listItem w:displayText="ЗП / ЗП НН1: Функция введена в работу" w:value="ЗП / ЗП НН1: Функция введена в работу"/>
-                  <w:listItem w:displayText="ЗП / ЗП НН1: Функция оперативно выведена из работы" w:value="ЗП / ЗП НН1: Функция оперативно выведена из работы"/>
-                  <w:listItem w:displayText="ЗП / ЗП НН2: Пуск" w:value="ЗП / ЗП НН2: Пуск"/>
-                  <w:listItem w:displayText="ЗП / ЗП НН2: Пуск ИО максимального тока" w:value="ЗП / ЗП НН2: Пуск ИО максимального тока"/>
-                  <w:listItem w:displayText="ЗП / ЗП НН2: Срабатывание ЗП НН2" w:value="ЗП / ЗП НН2: Срабатывание ЗП НН2"/>
-                  <w:listItem w:displayText="ЗП / ЗП НН2: Срабатывание ЗП НН2 на сигнал" w:value="ЗП / ЗП НН2: Срабатывание ЗП НН2 на сигнал"/>
-                  <w:listItem w:displayText="ЗП / ЗП НН2: Функция введена в работу" w:value="ЗП / ЗП НН2: Функция введена в работу"/>
-                  <w:listItem w:displayText="ЗП / ЗП НН2: Функция оперативно выведена из работы" w:value="ЗП / ЗП НН2: Функция оперативно выведена из работы"/>
-                  <w:listItem w:displayText="ЗПО / ЗПО: Пуск" w:value="ЗПО / ЗПО: Пуск"/>
-                  <w:listItem w:displayText="ЗПО / ЗПО: Срабатывание ЗПО" w:value="ЗПО / ЗПО: Срабатывание ЗПО"/>
-                  <w:listItem w:displayText="ЗПО / ЗПО: Срабатывание ЗПО на сигнал" w:value="ЗПО / ЗПО: Срабатывание ЗПО на сигнал"/>
-                  <w:listItem w:displayText="ЗПО / ЗПО: Функция введена в работу" w:value="ЗПО / ЗПО: Функция введена в работу"/>
-                  <w:listItem w:displayText="ЗПО / ЗПО: Функция оперативно выведена из работы" w:value="ЗПО / ЗПО: Функция оперативно выведена из работы"/>
-                  <w:listItem w:displayText="КЦТ / КЦТст1: Пуск при асимметрии" w:value="КЦТ / КЦТст1: Пуск при асимметрии"/>
-                  <w:listItem w:displayText="КЦТ / КЦТст1: Пуск при обрыве провода" w:value="КЦТ / КЦТст1: Пуск при обрыве провода"/>
-                  <w:listItem w:displayText="КЦТ / КЦТст1: Срабатывание при асимметрии" w:value="КЦТ / КЦТст1: Срабатывание при асимметрии"/>
-                  <w:listItem w:displayText="КЦТ / КЦТст1: Срабатывание при обрыве провода" w:value="КЦТ / КЦТст1: Срабатывание при обрыве провода"/>
-                  <w:listItem w:displayText="КЦТ / КЦТст1: Функция введена в работу" w:value="КЦТ / КЦТст1: Функция введена в работу"/>
-                  <w:listItem w:displayText="КЦТ / КЦТст1: Функция оперативно выведена из работы" w:value="КЦТ / КЦТст1: Функция оперативно выведена из работы"/>
-                  <w:listItem w:displayText="КЦТ / КЦТст2: Пуск при асимметрии" w:value="КЦТ / КЦТст2: Пуск при асимметрии"/>
-                  <w:listItem w:displayText="КЦТ / КЦТст2: Пуск при обрыве провода" w:value="КЦТ / КЦТст2: Пуск при обрыве провода"/>
-                  <w:listItem w:displayText="КЦТ / КЦТст2: Срабатывание при асимметрии" w:value="КЦТ / КЦТст2: Срабатывание при асимметрии"/>
-                  <w:listItem w:displayText="КЦТ / КЦТст2: Срабатывание при обрыве провода" w:value="КЦТ / КЦТст2: Срабатывание при обрыве провода"/>
-                  <w:listItem w:displayText="КЦТ / КЦТст2: Функция введена в работу" w:value="КЦТ / КЦТст2: Функция введена в работу"/>
-                  <w:listItem w:displayText="КЦТ / КЦТст2: Функция оперативно выведена из работы" w:value="КЦТ / КЦТст2: Функция оперативно выведена из работы"/>
-                  <w:listItem w:displayText="КЦТ / КЦТст3: Пуск при асимметрии" w:value="КЦТ / КЦТст3: Пуск при асимметрии"/>
-                  <w:listItem w:displayText="КЦТ / КЦТст3: Пуск при обрыве провода" w:value="КЦТ / КЦТст3: Пуск при обрыве провода"/>
-                  <w:listItem w:displayText="КЦТ / КЦТст3: Срабатывание при асимметрии" w:value="КЦТ / КЦТст3: Срабатывание при асимметрии"/>
-                  <w:listItem w:displayText="КЦТ / КЦТст3: Срабатывание при обрыве провода" w:value="КЦТ / КЦТст3: Срабатывание при обрыве провода"/>
-                  <w:listItem w:displayText="КЦТ / КЦТст3: Функция введена в работу" w:value="КЦТ / КЦТст3: Функция введена в работу"/>
-                  <w:listItem w:displayText="КЦТ / КЦТст3: Функция оперативно выведена из работы" w:value="КЦТ / КЦТст3: Функция оперативно выведена из работы"/>
+                  <w:listItem w:displayText="ЗОП / ЗОП: Пуск" w:value="ЗОП / ЗОП: Пуск"/>
+                  <w:listItem w:displayText="ЗОП / ЗОП: Пуск ИО по несимметрии токов прямой и обратной последовательности" w:value="ЗОП / ЗОП: Пуск ИО по несимметрии токов прямой и обратной последовательности"/>
+                  <w:listItem w:displayText="ЗОП / ЗОП: Пуск ИО тока обратной последовательности" w:value="ЗОП / ЗОП: Пуск ИО тока обратной последовательности"/>
+                  <w:listItem w:displayText="ЗОП / ЗОП: Срабатывание" w:value="ЗОП / ЗОП: Срабатывание"/>
+                  <w:listItem w:displayText="ЗОП / ЗОП: Срабатывание на сигнал" w:value="ЗОП / ЗОП: Срабатывание на сигнал"/>
+                  <w:listItem w:displayText="ЗОП / ЗОП: Функция введена в работу" w:value="ЗОП / ЗОП: Функция введена в работу"/>
+                  <w:listItem w:displayText="ЗОП / ЗОП: Функция оперативно выведена из работы" w:value="ЗОП / ЗОП: Функция оперативно выведена из работы"/>
+                  <w:listItem w:displayText="ЗП / ЗП: Пуск" w:value="ЗП / ЗП: Пуск"/>
+                  <w:listItem w:displayText="ЗП / ЗП: Пуск ИО максимального тока" w:value="ЗП / ЗП: Пуск ИО максимального тока"/>
+                  <w:listItem w:displayText="ЗП / ЗП: Срабатывание" w:value="ЗП / ЗП: Срабатывание"/>
+                  <w:listItem w:displayText="ЗП / ЗП: Срабатывание на сигнал" w:value="ЗП / ЗП: Срабатывание на сигнал"/>
+                  <w:listItem w:displayText="ЗП / ЗП: Функция введена в работу" w:value="ЗП / ЗП: Функция введена в работу"/>
+                  <w:listItem w:displayText="ЗП / ЗП: Функция оперативно выведена из работы" w:value="ЗП / ЗП: Функция оперативно выведена из работы"/>
+                  <w:listItem w:displayText="КА / В: Выключатель включен" w:value="КА / В: Выключатель включен"/>
+                  <w:listItem w:displayText="КА / В: Выключатель отключен" w:value="КА / В: Выключатель отключен"/>
+                  <w:listItem w:displayText="КА / В: Индикация местного режима логического узла" w:value="КА / В: Индикация местного режима логического узла"/>
+                  <w:listItem w:displayText="КА / В: Индикация местного режима физического ключа" w:value="КА / В: Индикация местного режима физического ключа"/>
+                  <w:listItem w:displayText="КА / В: Команда 'включить' выключатель через выходное реле" w:value="КА / В: Команда 'включить' выключатель через выходное реле"/>
+                  <w:listItem w:displayText="КА / В: Команда 'отключить' выключатель через выходное реле" w:value="КА / В: Команда 'отключить' выключатель через выходное реле"/>
+                  <w:listItem w:displayText="КА / В: Неисправное положение выключателя" w:value="КА / В: Неисправное положение выключателя"/>
+                  <w:listItem w:displayText="КА / В: Промежуточное положение выключателя" w:value="КА / В: Промежуточное положение выключателя"/>
+                  <w:listItem w:displayText="КА / В: Функция введена в работу" w:value="КА / В: Функция введена в работу"/>
+                  <w:listItem w:displayText="КП / УВ: Включить выключатель" w:value="КП / УВ: Включить выключатель"/>
+                  <w:listItem w:displayText="КП / УВ: Идет переключение" w:value="КП / УВ: Идет переключение"/>
+                  <w:listItem w:displayText="КП / УВ: Отключить выключатель" w:value="КП / УВ: Отключить выключатель"/>
+                  <w:listItem w:displayText="КП / УВ: Положение В (Включено)" w:value="КП / УВ: Положение В (Включено)"/>
+                  <w:listItem w:displayText="КП / УВ: Положение В (Не определено)" w:value="КП / УВ: Положение В (Не определено)"/>
+                  <w:listItem w:displayText="КП / УВ: Положение В (Неисправность)" w:value="КП / УВ: Положение В (Неисправность)"/>
+                  <w:listItem w:displayText="КП / УВ: Положение В (Отключено)" w:value="КП / УВ: Положение В (Отключено)"/>
+                  <w:listItem w:displayText="КП / УВ: Сигнал превышения допустимого времени переключения" w:value="КП / УВ: Сигнал превышения допустимого времени переключения"/>
+                  <w:listItem w:displayText="КП / УВ: Функция введена в работу" w:value="КП / УВ: Функция введена в работу"/>
+                  <w:listItem w:displayText="КРВ / КРВ: Превышен коммутационный ресурс выключателя" w:value="КРВ / КРВ: Превышен коммутационный ресурс выключателя"/>
+                  <w:listItem w:displayText="КРВ / КРВ: Превышен механический ресурс выключателя" w:value="КРВ / КРВ: Превышен механический ресурс выключателя"/>
+                  <w:listItem w:displayText="КРВ / КРВ: Превышен ресурс выключателя" w:value="КРВ / КРВ: Превышен ресурс выключателя"/>
+                  <w:listItem w:displayText="КРВ / КРВ: Функция введена в работу" w:value="КРВ / КРВ: Функция введена в работу"/>
+                  <w:listItem w:displayText="КСВ / КСВ: Блокировка включения В" w:value="КСВ / КСВ: Блокировка включения В"/>
+                  <w:listItem w:displayText="КСВ / КСВ: Блокировка отключения В" w:value="КСВ / КСВ: Блокировка отключения В"/>
+                  <w:listItem w:displayText="КСВ / КСВ: В аварийно отключен" w:value="КСВ / КСВ: В аварийно отключен"/>
+                  <w:listItem w:displayText="КСВ / КСВ: В самопроизвольно отключен" w:value="КСВ / КСВ: В самопроизвольно отключен"/>
+                  <w:listItem w:displayText="КСВ / КСВ: Защита ЭМВ" w:value="КСВ / КСВ: Защита ЭМВ"/>
+                  <w:listItem w:displayText="КСВ / КСВ: Защита ЭМО1" w:value="КСВ / КСВ: Защита ЭМО1"/>
+                  <w:listItem w:displayText="КСВ / КСВ: Защита ЭМО2" w:value="КСВ / КСВ: Защита ЭМО2"/>
+                  <w:listItem w:displayText="КСВ / КСВ: Неисправность В" w:value="КСВ / КСВ: Неисправность В"/>
+                  <w:listItem w:displayText="КСВ / КСВ: Неисправность цепей ЭМУ" w:value="КСВ / КСВ: Неисправность цепей ЭМУ"/>
+                  <w:listItem w:displayText="КСВ / КСВ: Реле фиксации команды" w:value="КСВ / КСВ: Реле фиксации команды"/>
+                  <w:listItem w:displayText="КСВ / КСВ: Функция введена в работу" w:value="КСВ / КСВ: Функция введена в работу"/>
+                  <w:listItem w:displayText="КСВ / КСВ: Функция оперативно выведена из работы" w:value="КСВ / КСВ: Функция оперативно выведена из работы"/>
+                  <w:listItem w:displayText="КЦН НН / КЦН: Неисправность цепей напряжения" w:value="КЦН НН / КЦН: Неисправность цепей напряжения"/>
+                  <w:listItem w:displayText="КЦН НН / КЦН: Пуск" w:value="КЦН НН / КЦН: Пуск"/>
+                  <w:listItem w:displayText="КЦН НН / КЦН: Пуск органа максимального напряжения ОП" w:value="КЦН НН / КЦН: Пуск органа максимального напряжения ОП"/>
+                  <w:listItem w:displayText="КЦН НН / КЦН: Пуск органа минимального напряжения" w:value="КЦН НН / КЦН: Пуск органа минимального напряжения"/>
+                  <w:listItem w:displayText="КЦН НН / КЦН: Функция введена в работу" w:value="КЦН НН / КЦН: Функция введена в работу"/>
+                  <w:listItem w:displayText="КЦН НН / КЦН: Функция оперативно выведена из работы" w:value="КЦН НН / КЦН: Функция оперативно выведена из работы"/>
+                  <w:listItem w:displayText="ЛЗТ / ЛЗТ: Пуск" w:value="ЛЗТ / ЛЗТ: Пуск"/>
+                  <w:listItem w:displayText="ЛЗТ / ЛЗТ: Срабатывание" w:value="ЛЗТ / ЛЗТ: Срабатывание"/>
+                  <w:listItem w:displayText="ЛЗТ / ЛЗТ: Функция введена в работу" w:value="ЛЗТ / ЛЗТ: Функция введена в работу"/>
+                  <w:listItem w:displayText="ЛЗТ / ЛЗТ: Функция оперативно выведена из работы" w:value="ЛЗТ / ЛЗТ: Функция оперативно выведена из работы"/>
                   <w:listItem w:displayText="ЛО ВН / ЛО: Отключение" w:value="ЛО ВН / ЛО: Отключение"/>
                   <w:listItem w:displayText="ЛО ВН / ЛО: Отключить аварийно" w:value="ЛО ВН / ЛО: Отключить аварийно"/>
                   <w:listItem w:displayText="ЛО ВН / ЛО: Функция введена в работу" w:value="ЛО ВН / ЛО: Функция введена в работу"/>
@@ -9769,6 +9840,19 @@
                   <w:listItem w:displayText="ЛО ГЗсигн / ЛО: Срабатывание на сигнал" w:value="ЛО ГЗсигн / ЛО: Срабатывание на сигнал"/>
                   <w:listItem w:displayText="ЛО ГЗсигн / ЛО: Функция введена в работу" w:value="ЛО ГЗсигн / ЛО: Функция введена в работу"/>
                   <w:listItem w:displayText="ЛО ГЗсигн / ЛО: Функция оперативно выведена из работы" w:value="ЛО ГЗсигн / ЛО: Функция оперативно выведена из работы"/>
+                  <w:listItem w:displayText="ЛО НН / ЗАВР: Запрет АВР" w:value="ЛО НН / ЗАВР: Запрет АВР"/>
+                  <w:listItem w:displayText="ЛО НН / ЗАВР: Функция введена в работу" w:value="ЛО НН / ЗАВР: Функция введена в работу"/>
+                  <w:listItem w:displayText="ЛО НН / ЗАВР: Функция оперативно выведена из работы" w:value="ЛО НН / ЗАВР: Функция оперативно выведена из работы"/>
+                  <w:listItem w:displayText="ЛО НН / ЗАПВ: Запрет АПВ" w:value="ЛО НН / ЗАПВ: Запрет АПВ"/>
+                  <w:listItem w:displayText="ЛО НН / ЗАПВ: Функция введена в работу" w:value="ЛО НН / ЗАПВ: Функция введена в работу"/>
+                  <w:listItem w:displayText="ЛО НН / ЗАПВ: Функция оперативно выведена из работы" w:value="ЛО НН / ЗАПВ: Функция оперативно выведена из работы"/>
+                  <w:listItem w:displayText="ЛО НН / ЛО: Отключение" w:value="ЛО НН / ЛО: Отключение"/>
+                  <w:listItem w:displayText="ЛО НН / ЛО: Отключить аварийно" w:value="ЛО НН / ЛО: Отключить аварийно"/>
+                  <w:listItem w:displayText="ЛО НН / ЛО: Функция введена в работу" w:value="ЛО НН / ЛО: Функция введена в работу"/>
+                  <w:listItem w:displayText="ЛО НН / ЛО: Функция оперативно выведена из работы" w:value="ЛО НН / ЛО: Функция оперативно выведена из работы"/>
+                  <w:listItem w:displayText="ЛО Т / ЗАВР: Запрет АВР" w:value="ЛО Т / ЗАВР: Запрет АВР"/>
+                  <w:listItem w:displayText="ЛО Т / ЗАВР: Функция введена в работу" w:value="ЛО Т / ЗАВР: Функция введена в работу"/>
+                  <w:listItem w:displayText="ЛО Т / ЗАВР: Функция оперативно выведена из работы" w:value="ЛО Т / ЗАВР: Функция оперативно выведена из работы"/>
                   <w:listItem w:displayText="ЛО Т / ЗАПВ: Запрет АПВ" w:value="ЛО Т / ЗАПВ: Запрет АПВ"/>
                   <w:listItem w:displayText="ЛО Т / ЗАПВ: Функция введена в работу" w:value="ЛО Т / ЗАПВ: Функция введена в работу"/>
                   <w:listItem w:displayText="ЛО Т / ЗАПВ: Функция оперативно выведена из работы" w:value="ЛО Т / ЗАПВ: Функция оперативно выведена из работы"/>
@@ -9803,6 +9887,52 @@
                   <w:listItem w:displayText="ЛО ТС / ЛО ПК: Срабатывание на сигнал" w:value="ЛО ТС / ЛО ПК: Срабатывание на сигнал"/>
                   <w:listItem w:displayText="ЛО ТС / ЛО ПК: Функция введена в работу" w:value="ЛО ТС / ЛО ПК: Функция введена в работу"/>
                   <w:listItem w:displayText="ЛО ТС / ЛО ПК: Функция оперативно выведена из работы" w:value="ЛО ТС / ЛО ПК: Функция оперативно выведена из работы"/>
+                  <w:listItem w:displayText="МТЗ / БЛЗШ: Блокировка ЛЗШ" w:value="МТЗ / БЛЗШ: Блокировка ЛЗШ"/>
+                  <w:listItem w:displayText="МТЗ / БНТ: Пуск БНТ" w:value="МТЗ / БНТ: Пуск БНТ"/>
+                  <w:listItem w:displayText="МТЗ / БНТ: Пуск по фазе A" w:value="МТЗ / БНТ: Пуск по фазе A"/>
+                  <w:listItem w:displayText="МТЗ / БНТ: Пуск по фазе В" w:value="МТЗ / БНТ: Пуск по фазе В"/>
+                  <w:listItem w:displayText="МТЗ / БНТ: Пуск по фазе С" w:value="МТЗ / БНТ: Пуск по фазе С"/>
+                  <w:listItem w:displayText="МТЗ / КПОН: Пуск" w:value="МТЗ / КПОН: Пуск"/>
+                  <w:listItem w:displayText="МТЗ / КПОН: Функция введена в работу" w:value="МТЗ / КПОН: Функция введена в работу"/>
+                  <w:listItem w:displayText="МТЗ / КПОН: Функция оперативно выведена из работы" w:value="МТЗ / КПОН: Функция оперативно выведена из работы"/>
+                  <w:listItem w:displayText="МТЗ / МТЗ 1 ст: Пуск" w:value="МТЗ / МТЗ 1 ст: Пуск"/>
+                  <w:listItem w:displayText="МТЗ / МТЗ 1 ст: Пуск ИО тока по фазе А" w:value="МТЗ / МТЗ 1 ст: Пуск ИО тока по фазе А"/>
+                  <w:listItem w:displayText="МТЗ / МТЗ 1 ст: Пуск ИО тока по фазе В" w:value="МТЗ / МТЗ 1 ст: Пуск ИО тока по фазе В"/>
+                  <w:listItem w:displayText="МТЗ / МТЗ 1 ст: Пуск ИО тока по фазе С" w:value="МТЗ / МТЗ 1 ст: Пуск ИО тока по фазе С"/>
+                  <w:listItem w:displayText="МТЗ / МТЗ 1 ст: Пуск по фазе A" w:value="МТЗ / МТЗ 1 ст: Пуск по фазе A"/>
+                  <w:listItem w:displayText="МТЗ / МТЗ 1 ст: Пуск по фазе В" w:value="МТЗ / МТЗ 1 ст: Пуск по фазе В"/>
+                  <w:listItem w:displayText="МТЗ / МТЗ 1 ст: Пуск по фазе С" w:value="МТЗ / МТЗ 1 ст: Пуск по фазе С"/>
+                  <w:listItem w:displayText="МТЗ / МТЗ 1 ст: Срабатывание" w:value="МТЗ / МТЗ 1 ст: Срабатывание"/>
+                  <w:listItem w:displayText="МТЗ / МТЗ 1 ст: Срабатывание на сигнал" w:value="МТЗ / МТЗ 1 ст: Срабатывание на сигнал"/>
+                  <w:listItem w:displayText="МТЗ / МТЗ 1 ст: Функция введена в работу" w:value="МТЗ / МТЗ 1 ст: Функция введена в работу"/>
+                  <w:listItem w:displayText="МТЗ / МТЗ 1 ст: Функция оперативно выведена из работы" w:value="МТЗ / МТЗ 1 ст: Функция оперативно выведена из работы"/>
+                  <w:listItem w:displayText="МТЗ / МТЗ 2 ст: Пуск" w:value="МТЗ / МТЗ 2 ст: Пуск"/>
+                  <w:listItem w:displayText="МТЗ / МТЗ 2 ст: Пуск ИО тока по фазе А" w:value="МТЗ / МТЗ 2 ст: Пуск ИО тока по фазе А"/>
+                  <w:listItem w:displayText="МТЗ / МТЗ 2 ст: Пуск ИО тока по фазе В" w:value="МТЗ / МТЗ 2 ст: Пуск ИО тока по фазе В"/>
+                  <w:listItem w:displayText="МТЗ / МТЗ 2 ст: Пуск ИО тока по фазе С" w:value="МТЗ / МТЗ 2 ст: Пуск ИО тока по фазе С"/>
+                  <w:listItem w:displayText="МТЗ / МТЗ 2 ст: Пуск по фазе A" w:value="МТЗ / МТЗ 2 ст: Пуск по фазе A"/>
+                  <w:listItem w:displayText="МТЗ / МТЗ 2 ст: Пуск по фазе В" w:value="МТЗ / МТЗ 2 ст: Пуск по фазе В"/>
+                  <w:listItem w:displayText="МТЗ / МТЗ 2 ст: Пуск по фазе С" w:value="МТЗ / МТЗ 2 ст: Пуск по фазе С"/>
+                  <w:listItem w:displayText="МТЗ / МТЗ 2 ст: Срабатывание" w:value="МТЗ / МТЗ 2 ст: Срабатывание"/>
+                  <w:listItem w:displayText="МТЗ / МТЗ 2 ст: Срабатывание на сигнал" w:value="МТЗ / МТЗ 2 ст: Срабатывание на сигнал"/>
+                  <w:listItem w:displayText="МТЗ / МТЗ 2 ст: Функция введена в работу" w:value="МТЗ / МТЗ 2 ст: Функция введена в работу"/>
+                  <w:listItem w:displayText="МТЗ / МТЗ 2 ст: Функция оперативно выведена из работы" w:value="МТЗ / МТЗ 2 ст: Функция оперативно выведена из работы"/>
+                  <w:listItem w:displayText="МТЗ / МТЗ 3 ст: Пуск" w:value="МТЗ / МТЗ 3 ст: Пуск"/>
+                  <w:listItem w:displayText="МТЗ / МТЗ 3 ст: Пуск ИО тока по фазе А" w:value="МТЗ / МТЗ 3 ст: Пуск ИО тока по фазе А"/>
+                  <w:listItem w:displayText="МТЗ / МТЗ 3 ст: Пуск ИО тока по фазе В" w:value="МТЗ / МТЗ 3 ст: Пуск ИО тока по фазе В"/>
+                  <w:listItem w:displayText="МТЗ / МТЗ 3 ст: Пуск ИО тока по фазе С" w:value="МТЗ / МТЗ 3 ст: Пуск ИО тока по фазе С"/>
+                  <w:listItem w:displayText="МТЗ / МТЗ 3 ст: Пуск по фазе A" w:value="МТЗ / МТЗ 3 ст: Пуск по фазе A"/>
+                  <w:listItem w:displayText="МТЗ / МТЗ 3 ст: Пуск по фазе В" w:value="МТЗ / МТЗ 3 ст: Пуск по фазе В"/>
+                  <w:listItem w:displayText="МТЗ / МТЗ 3 ст: Пуск по фазе С" w:value="МТЗ / МТЗ 3 ст: Пуск по фазе С"/>
+                  <w:listItem w:displayText="МТЗ / МТЗ 3 ст: Срабатывание" w:value="МТЗ / МТЗ 3 ст: Срабатывание"/>
+                  <w:listItem w:displayText="МТЗ / МТЗ 3 ст: Срабатывание на сигнал" w:value="МТЗ / МТЗ 3 ст: Срабатывание на сигнал"/>
+                  <w:listItem w:displayText="МТЗ / МТЗ 3 ст: Функция введена в работу" w:value="МТЗ / МТЗ 3 ст: Функция введена в работу"/>
+                  <w:listItem w:displayText="МТЗ / МТЗ 3 ст: Функция оперативно выведена из работы" w:value="МТЗ / МТЗ 3 ст: Функция оперативно выведена из работы"/>
+                  <w:listItem w:displayText="ПДС / В: Ключ М/Д привода В" w:value="ПДС / В: Ключ М/Д привода В"/>
+                  <w:listItem w:displayText="ПДС / В: Положение В (Включено)" w:value="ПДС / В: Положение В (Включено)"/>
+                  <w:listItem w:displayText="ПДС / В: Положение В (Не определено)" w:value="ПДС / В: Положение В (Не определено)"/>
+                  <w:listItem w:displayText="ПДС / В: Положение В (Неисправность)" w:value="ПДС / В: Положение В (Неисправность)"/>
+                  <w:listItem w:displayText="ПДС / В: Положение В (Отключено)" w:value="ПДС / В: Положение В (Отключено)"/>
                   <w:listItem w:displayText="ПДС / ГЗ РПН: Низкая изоляция " w:value="ПДС / ГЗ РПН: Низкая изоляция "/>
                   <w:listItem w:displayText="ПДС / ГЗ РПН: Отключение" w:value="ПДС / ГЗ РПН: Отключение"/>
                   <w:listItem w:displayText="ПДС / ГЗ Т: Низкая изоляция ГЗоткл" w:value="ПДС / ГЗ Т: Низкая изоляция ГЗоткл"/>
@@ -9820,8 +9950,15 @@
                   <w:listItem w:displayText="ПДС / ДУм РПН: Низкий уровень масла" w:value="ПДС / ДУм РПН: Низкий уровень масла"/>
                   <w:listItem w:displayText="ПДС / ДУм расширителя: Высокий уровень масла" w:value="ПДС / ДУм расширителя: Высокий уровень масла"/>
                   <w:listItem w:displayText="ПДС / ДУм расширителя: Низкий уровень масла" w:value="ПДС / ДУм расширителя: Низкий уровень масла"/>
-                  <w:listItem w:displayText="ПДС / КСО: Авария" w:value="ПДС / КСО: Авария"/>
-                  <w:listItem w:displayText="ПДС / КСО: Неисправность" w:value="ПДС / КСО: Неисправность"/>
+                  <w:listItem w:displayText="ПДС / КИ: Аварийный уровень изоляции" w:value="ПДС / КИ: Аварийный уровень изоляции"/>
+                  <w:listItem w:displayText="ПДС / КИ: Низкий уровень изоляции" w:value="ПДС / КИ: Низкий уровень изоляции"/>
+                  <w:listItem w:displayText="ПДС / КПруж: Пружина не заведена" w:value="ПДС / КПруж: Пружина не заведена"/>
+                  <w:listItem w:displayText="ПДС / КЦВ: Контроль цепи ЭМВ" w:value="ПДС / КЦВ: Контроль цепи ЭМВ"/>
+                  <w:listItem w:displayText="ПДС / КЦВ: Контроль цепи ЭМО1" w:value="ПДС / КЦВ: Контроль цепи ЭМО1"/>
+                  <w:listItem w:displayText="ПДС / КЦВ: Контроль цепи ЭМО2" w:value="ПДС / КЦВ: Контроль цепи ЭМО2"/>
+                  <w:listItem w:displayText="ПДС / КЦВ: Работа ЭМВ" w:value="ПДС / КЦВ: Работа ЭМВ"/>
+                  <w:listItem w:displayText="ПДС / КЦВ: Работа ЭМО1" w:value="ПДС / КЦВ: Работа ЭМО1"/>
+                  <w:listItem w:displayText="ПДС / КЦВ: Работа ЭМО2" w:value="ПДС / КЦВ: Работа ЭМО2"/>
                   <w:listItem w:displayText="ПДС / ОК: Срабатывание" w:value="ПДС / ОК: Срабатывание"/>
                   <w:listItem w:displayText="ПДС / ПК: Срабатывание" w:value="ПДС / ПК: Срабатывание"/>
                   <w:listItem w:displayText="ПДС / РД: Низкая изоляция" w:value="ПДС / РД: Низкая изоляция"/>
@@ -9830,9 +9967,9 @@
                   <w:listItem w:displayText="ПДС НКУ / SA2: Цепь введена" w:value="ПДС НКУ / SA2: Цепь введена"/>
                   <w:listItem w:displayText="ПДС НКУ / SA3: Цепь введена" w:value="ПДС НКУ / SA3: Цепь введена"/>
                   <w:listItem w:displayText="ПДС НКУ / SA4: Цепь введена" w:value="ПДС НКУ / SA4: Цепь введена"/>
+                  <w:listItem w:displayText="ПДС НКУ / SA5: Цепь введена" w:value="ПДС НКУ / SA5: Цепь введена"/>
                   <w:listItem w:displayText="ПДС НКУ / SG1: Рабочее положение" w:value="ПДС НКУ / SG1: Рабочее положение"/>
                   <w:listItem w:displayText="ПДС НКУ / SG2: Рабочее положение" w:value="ПДС НКУ / SG2: Рабочее положение"/>
-                  <w:listItem w:displayText="ПДС НКУ / SG3: Рабочее положение" w:value="ПДС НКУ / SG3: Рабочее положение"/>
                   <w:listItem w:displayText="ПДС НКУ / ВнешСигн1: Срабатывание" w:value="ПДС НКУ / ВнешСигн1: Срабатывание"/>
                   <w:listItem w:displayText="ПДС НКУ / ВнешСигн2: Срабатывание" w:value="ПДС НКУ / ВнешСигн2: Срабатывание"/>
                   <w:listItem w:displayText="ПДС НКУ / ВнешСигн3: Срабатывание" w:value="ПДС НКУ / ВнешСигн3: Срабатывание"/>
@@ -9840,27 +9977,15 @@
                   <w:listItem w:displayText="ПДС НКУ / Дверь: Дверь шкафа закрыта" w:value="ПДС НКУ / Дверь: Дверь шкафа закрыта"/>
                   <w:listItem w:displayText="ПДС НКУ / Дверь: Дверь шкафа открыта" w:value="ПДС НКУ / Дверь: Дверь шкафа открыта"/>
                   <w:listItem w:displayText="ПДС НКУ / ОТ ГЗ: Неисправность" w:value="ПДС НКУ / ОТ ГЗ: Неисправность"/>
-                  <w:listItem w:displayText="ПДС НКУ / ОТ ЗДЗ1: Неисправность" w:value="ПДС НКУ / ОТ ЗДЗ1: Неисправность"/>
-                  <w:listItem w:displayText="ПДС НКУ / ОТ ЗДЗ2: Неисправность" w:value="ПДС НКУ / ОТ ЗДЗ2: Неисправность"/>
-                  <w:listItem w:displayText="ПДС НКУ / ОТ ИЭУ ТН1: Неисправность" w:value="ПДС НКУ / ОТ ИЭУ ТН1: Неисправность"/>
-                  <w:listItem w:displayText="ПДС НКУ / ОТ ИЭУ ТН2: Неисправность" w:value="ПДС НКУ / ОТ ИЭУ ТН2: Неисправность"/>
+                  <w:listItem w:displayText="ПДС НКУ / ОТ ЗДЗ: Неисправность" w:value="ПДС НКУ / ОТ ЗДЗ: Неисправность"/>
+                  <w:listItem w:displayText="ПДС НКУ / ОТ ИЭУ ТН: Неисправность" w:value="ПДС НКУ / ОТ ИЭУ ТН: Неисправность"/>
                   <w:listItem w:displayText="ПДС НКУ / ОТ ТЗ, ТС: Неисправность" w:value="ПДС НКУ / ОТ ТЗ, ТС: Неисправность"/>
-                  <w:listItem w:displayText="ПДС НКУ / ОТ УРОВ1: Неисправность" w:value="ПДС НКУ / ОТ УРОВ1: Неисправность"/>
-                  <w:listItem w:displayText="ПДС НКУ / ОТ УРОВ2: Неисправность" w:value="ПДС НКУ / ОТ УРОВ2: Неисправность"/>
+                  <w:listItem w:displayText="ПДС НКУ / ОТ УРОВ: Неисправность" w:value="ПДС НКУ / ОТ УРОВ: Неисправность"/>
+                  <w:listItem w:displayText="ПДС НКУ / ОТ ЭМО1, ЭМВ: Неисправность" w:value="ПДС НКУ / ОТ ЭМО1, ЭМВ: Неисправность"/>
+                  <w:listItem w:displayText="ПДС НКУ / ОТ ЭМО2: Неисправность" w:value="ПДС НКУ / ОТ ЭМО2: Неисправность"/>
+                  <w:listItem w:displayText="ПДС НКУ / ОТ цепей сигн. В: Неисправность" w:value="ПДС НКУ / ОТ цепей сигн. В: Неисправность"/>
                   <w:listItem w:displayText="Пред. сигн. / ПС: Пуск предупредительной сигнализации" w:value="Пред. сигн. / ПС: Пуск предупредительной сигнализации"/>
                   <w:listItem w:displayText="Пред. сигн. / ПС: Пуск предупредительной сигнализации (импульс)" w:value="Пред. сигн. / ПС: Пуск предупредительной сигнализации (импульс)"/>
-                  <w:listItem w:displayText="РТПО / РТПО ВН: Пуск" w:value="РТПО / РТПО ВН: Пуск"/>
-                  <w:listItem w:displayText="РТПО / РТПО ВН: Функция введена в работу" w:value="РТПО / РТПО ВН: Функция введена в работу"/>
-                  <w:listItem w:displayText="РТПО / РТПО ВН: Функция оперативно выведена из работы" w:value="РТПО / РТПО ВН: Функция оперативно выведена из работы"/>
-                  <w:listItem w:displayText="РТПО / РТПО НН1: Пуск" w:value="РТПО / РТПО НН1: Пуск"/>
-                  <w:listItem w:displayText="РТПО / РТПО НН1: Функция введена в работу" w:value="РТПО / РТПО НН1: Функция введена в работу"/>
-                  <w:listItem w:displayText="РТПО / РТПО НН1: Функция оперативно выведена из работы" w:value="РТПО / РТПО НН1: Функция оперативно выведена из работы"/>
-                  <w:listItem w:displayText="РТПО / РТПО НН2: Пуск" w:value="РТПО / РТПО НН2: Пуск"/>
-                  <w:listItem w:displayText="РТПО / РТПО НН2: Функция введена в работу" w:value="РТПО / РТПО НН2: Функция введена в работу"/>
-                  <w:listItem w:displayText="РТПО / РТПО НН2: Функция оперативно выведена из работы" w:value="РТПО / РТПО НН2: Функция оперативно выведена из работы"/>
-                  <w:listItem w:displayText="РТПО / РТПО_общ: Пуск" w:value="РТПО / РТПО_общ: Пуск"/>
-                  <w:listItem w:displayText="РТПО / РТПО_общ: Функция введена в работу" w:value="РТПО / РТПО_общ: Функция введена в работу"/>
-                  <w:listItem w:displayText="РТПО / РТПО_общ: Функция оперативно выведена из работы" w:value="РТПО / РТПО_общ: Функция оперативно выведена из работы"/>
                   <w:listItem w:displayText="СИСТ / БУ: Индикация местного управления" w:value="СИСТ / БУ: Индикация местного управления"/>
                   <w:listItem w:displayText="СИСТ / Диагностика: Изменение встраиваемого ПО" w:value="СИСТ / Диагностика: Изменение встраиваемого ПО"/>
                   <w:listItem w:displayText="СИСТ / Диагностика: Индикация логического узла-прокси" w:value="СИСТ / Диагностика: Индикация логического узла-прокси"/>
@@ -9876,6 +10001,8 @@
                   <w:listItem w:displayText="СИСТ / Диагностика: Неисправность модуля дискретных входов/выходов (слот М11)" w:value="СИСТ / Диагностика: Неисправность модуля дискретных входов/выходов (слот М11)"/>
                   <w:listItem w:displayText="СИСТ / Диагностика: Неисправность модуля дискретных входов/выходов (слот М3)" w:value="СИСТ / Диагностика: Неисправность модуля дискретных входов/выходов (слот М3)"/>
                   <w:listItem w:displayText="СИСТ / Диагностика: Неисправность модуля дискретных входов/выходов (слот М4)" w:value="СИСТ / Диагностика: Неисправность модуля дискретных входов/выходов (слот М4)"/>
+                  <w:listItem w:displayText="СИСТ / Диагностика: Неисправность модуля дискретных входов/выходов (слот М6)" w:value="СИСТ / Диагностика: Неисправность модуля дискретных входов/выходов (слот М6)"/>
+                  <w:listItem w:displayText="СИСТ / Диагностика: Неисправность модуля дискретных входов/выходов (слот М7)" w:value="СИСТ / Диагностика: Неисправность модуля дискретных входов/выходов (слот М7)"/>
                   <w:listItem w:displayText="СИСТ / Диагностика: Неисправность модуля дискретных входов/выходов (слот М8)" w:value="СИСТ / Диагностика: Неисправность модуля дискретных входов/выходов (слот М8)"/>
                   <w:listItem w:displayText="СИСТ / Диагностика: Неисправность модуля дискретных входов/выходов (слот М9)" w:value="СИСТ / Диагностика: Неисправность модуля дискретных входов/выходов (слот М9)"/>
                   <w:listItem w:displayText="СИСТ / Диагностика: Неисправность цепей оперативного питания" w:value="СИСТ / Диагностика: Неисправность цепей оперативного питания"/>
@@ -10130,45 +10257,41 @@
                   <w:listItem w:displayText="СИСТ / ПлДВых9: Состояние ДВых7" w:value="СИСТ / ПлДВых9: Состояние ДВых7"/>
                   <w:listItem w:displayText="СИСТ / ПлДВых9: Состояние ДВых8" w:value="СИСТ / ПлДВых9: Состояние ДВых8"/>
                   <w:listItem w:displayText="СИСТ / СД ФК: Действие на В ВН" w:value="СИСТ / СД ФК: Действие на В ВН"/>
-                  <w:listItem w:displayText="СИСТ / СД ФК: Действие на В НН1" w:value="СИСТ / СД ФК: Действие на В НН1"/>
-                  <w:listItem w:displayText="СИСТ / СД ФК: Действие на В НН2" w:value="СИСТ / СД ФК: Действие на В НН2"/>
+                  <w:listItem w:displayText="СИСТ / СД ФК: Действие на В НН" w:value="СИСТ / СД ФК: Действие на В НН"/>
                   <w:listItem w:displayText="СИСТ / СД ФК: Комплект" w:value="СИСТ / СД ФК: Комплект"/>
                   <w:listItem w:displayText="СИСТ / СД ФК: Режим работы ГЗ РПН" w:value="СИСТ / СД ФК: Режим работы ГЗ РПН"/>
                   <w:listItem w:displayText="СИСТ / СД ФК: Режим работы ГЗ Т откл" w:value="СИСТ / СД ФК: Режим работы ГЗ Т откл"/>
                   <w:listItem w:displayText="СИСТ / СД ФК: Режим работы ГЗ Т сигн" w:value="СИСТ / СД ФК: Режим работы ГЗ Т сигн"/>
-                  <w:listItem w:displayText="СИСТ / СД ФК: Режим работы ДЗТ" w:value="СИСТ / СД ФК: Режим работы ДЗТ"/>
-                  <w:listItem w:displayText="СИСТ / СД ФК: Режим работы ЗПО" w:value="СИСТ / СД ФК: Режим работы ЗПО"/>
                   <w:listItem w:displayText="СИСТ / СД ФК: Режим работы УРОВ" w:value="СИСТ / СД ФК: Режим работы УРОВ"/>
                   <w:listItem w:displayText="СИСТ / СД ФК: Управление ИЭУ" w:value="СИСТ / СД ФК: Управление ИЭУ"/>
                   <w:listItem w:displayText="СИСТ / СД: БИ выведены" w:value="СИСТ / СД: БИ выведены"/>
                   <w:listItem w:displayText="СИСТ / СД: Внешнее отключение" w:value="СИСТ / СД: Внешнее отключение"/>
                   <w:listItem w:displayText="СИСТ / СД: Выходные цепи разобраны" w:value="СИСТ / СД: Выходные цепи разобраны"/>
+                  <w:listItem w:displayText="СИСТ / СД: Неисправность В ВН" w:value="СИСТ / СД: Неисправность В ВН"/>
                   <w:listItem w:displayText="СИСТ / СД: Неисправность ШС-А" w:value="СИСТ / СД: Неисправность ШС-А"/>
                   <w:listItem w:displayText="СИСТ / СД: Неисправность ШС-В" w:value="СИСТ / СД: Неисправность ШС-В"/>
                   <w:listItem w:displayText="СИСТ / СД: Неисправность опер. тока ГЗ" w:value="СИСТ / СД: Неисправность опер. тока ГЗ"/>
                   <w:listItem w:displayText="СИСТ / СД: Неисправность опер. тока ТЗ, ТС" w:value="СИСТ / СД: Неисправность опер. тока ТЗ, ТС"/>
+                  <w:listItem w:displayText="СИСТ / СД: Неисправность сигн. В" w:value="СИСТ / СД: Неисправность сигн. В"/>
                   <w:listItem w:displayText="СИСТ / СД: Неисправность цепей ГЗ РПН" w:value="СИСТ / СД: Неисправность цепей ГЗ РПН"/>
                   <w:listItem w:displayText="СИСТ / СД: Неисправность цепей ГЗ Т" w:value="СИСТ / СД: Неисправность цепей ГЗ Т"/>
                   <w:listItem w:displayText="СИСТ / СД: Неисправность цепей ТЗ" w:value="СИСТ / СД: Неисправность цепей ТЗ"/>
                   <w:listItem w:displayText="СИСТ / СД: Потеря GOOSE" w:value="СИСТ / СД: Потеря GOOSE"/>
-                  <w:listItem w:displayText="СИСТ / СД: Пуск ЗПО" w:value="СИСТ / СД: Пуск ЗПО"/>
                   <w:listItem w:displayText="СИСТ / СД: Срабатывание ГЗ РПН" w:value="СИСТ / СД: Срабатывание ГЗ РПН"/>
                   <w:listItem w:displayText="СИСТ / СД: Срабатывание ГЗоткл" w:value="СИСТ / СД: Срабатывание ГЗоткл"/>
                   <w:listItem w:displayText="СИСТ / СД: Срабатывание ГЗсигн" w:value="СИСТ / СД: Срабатывание ГЗсигн"/>
-                  <w:listItem w:displayText="СИСТ / СД: Срабатывание ДЗТ" w:value="СИСТ / СД: Срабатывание ДЗТ"/>
                   <w:listItem w:displayText="СИСТ / СД: Срабатывание ЗП" w:value="СИСТ / СД: Срабатывание ЗП"/>
+                  <w:listItem w:displayText="СИСТ / СД: Срабатывание МТЗ" w:value="СИСТ / СД: Срабатывание МТЗ"/>
                   <w:listItem w:displayText="СИСТ / СД: Срабатывание ТЗоткл" w:value="СИСТ / СД: Срабатывание ТЗоткл"/>
                   <w:listItem w:displayText="СИСТ / СД: Срабатывание ТЗсигн" w:value="СИСТ / СД: Срабатывание ТЗсигн"/>
+                  <w:listItem w:displayText="СИСТ / СД: Срабатывание ТО" w:value="СИСТ / СД: Срабатывание ТО"/>
                   <w:listItem w:displayText="СИСТ / СД: Срабатывание УРОВ" w:value="СИСТ / СД: Срабатывание УРОВ"/>
                   <w:listItem w:displayText="СИСТ / ФК: Действие на В ВН" w:value="СИСТ / ФК: Действие на В ВН"/>
-                  <w:listItem w:displayText="СИСТ / ФК: Действие на В НН1" w:value="СИСТ / ФК: Действие на В НН1"/>
-                  <w:listItem w:displayText="СИСТ / ФК: Действие на В НН2" w:value="СИСТ / ФК: Действие на В НН2"/>
+                  <w:listItem w:displayText="СИСТ / ФК: Действие на В НН" w:value="СИСТ / ФК: Действие на В НН"/>
                   <w:listItem w:displayText="СИСТ / ФК: Комплект" w:value="СИСТ / ФК: Комплект"/>
                   <w:listItem w:displayText="СИСТ / ФК: Режим работы ГЗ РПН" w:value="СИСТ / ФК: Режим работы ГЗ РПН"/>
                   <w:listItem w:displayText="СИСТ / ФК: Режим работы ГЗ Т откл" w:value="СИСТ / ФК: Режим работы ГЗ Т откл"/>
                   <w:listItem w:displayText="СИСТ / ФК: Режим работы ГЗ Т сигн" w:value="СИСТ / ФК: Режим работы ГЗ Т сигн"/>
-                  <w:listItem w:displayText="СИСТ / ФК: Режим работы ДЗТ" w:value="СИСТ / ФК: Режим работы ДЗТ"/>
-                  <w:listItem w:displayText="СИСТ / ФК: Режим работы ЗПО" w:value="СИСТ / ФК: Режим работы ЗПО"/>
                   <w:listItem w:displayText="СИСТ / ФК: Режим работы УРОВ" w:value="СИСТ / ФК: Режим работы УРОВ"/>
                   <w:listItem w:displayText="СИСТ / ФК: Управление ИЭУ" w:value="СИСТ / ФК: Управление ИЭУ"/>
                   <w:listItem w:displayText="СИСТ / ШС: Переполнение буфера входных данных" w:value="СИСТ / ШС: Переполнение буфера входных данных"/>
@@ -10183,6 +10306,7 @@
                   <w:listItem w:displayText="Сборка сигн. / СС: Контроль оперативного тока НН" w:value="Сборка сигн. / СС: Контроль оперативного тока НН"/>
                   <w:listItem w:displayText="Сборка сигн. / СС: Низкая изоляция ГЗ" w:value="Сборка сигн. / СС: Низкая изоляция ГЗ"/>
                   <w:listItem w:displayText="Сборка сигн. / СС: Низкая изоляция ТЗ" w:value="Сборка сигн. / СС: Низкая изоляция ТЗ"/>
+                  <w:listItem w:displayText="Сборка сигн. / СС: Превышение времени переключения коммутационного аппарата" w:value="Сборка сигн. / СС: Превышение времени переключения коммутационного аппарата"/>
                   <w:listItem w:displayText="Сборка сигн. / СС: Сигнализация от ГЗ" w:value="Сборка сигн. / СС: Сигнализация от ГЗ"/>
                   <w:listItem w:displayText="Сборка сигн. / СС: Сигнализация от ТЗ" w:value="Сборка сигн. / СС: Сигнализация от ТЗ"/>
                   <w:listItem w:displayText="Сборка сигн. / СС: Сигнализация от ТС" w:value="Сборка сигн. / СС: Сигнализация от ТС"/>
@@ -10190,25 +10314,21 @@
                   <w:listItem w:displayText="ТК ЗДЗ / ТК ЗДЗ: Пуск" w:value="ТК ЗДЗ / ТК ЗДЗ: Пуск"/>
                   <w:listItem w:displayText="ТК ЗДЗ / ТК ЗДЗ: Функция введена в работу" w:value="ТК ЗДЗ / ТК ЗДЗ: Функция введена в работу"/>
                   <w:listItem w:displayText="ТК ЗДЗ / ТК ЗДЗ: Функция оперативно выведена из работы" w:value="ТК ЗДЗ / ТК ЗДЗ: Функция оперативно выведена из работы"/>
-                  <w:listItem w:displayText="ТО ЗПО / ТО ЗПО ВН: Пуск" w:value="ТО ЗПО / ТО ЗПО ВН: Пуск"/>
-                  <w:listItem w:displayText="ТО ЗПО / ТО ЗПО ВН: Функция введена в работу" w:value="ТО ЗПО / ТО ЗПО ВН: Функция введена в работу"/>
-                  <w:listItem w:displayText="ТО ЗПО / ТО ЗПО ВН: Функция оперативно выведена из работы" w:value="ТО ЗПО / ТО ЗПО ВН: Функция оперативно выведена из работы"/>
-                  <w:listItem w:displayText="ТО ЗПО / ТО ЗПО НН1: Пуск" w:value="ТО ЗПО / ТО ЗПО НН1: Пуск"/>
-                  <w:listItem w:displayText="ТО ЗПО / ТО ЗПО НН1: Функция введена в работу" w:value="ТО ЗПО / ТО ЗПО НН1: Функция введена в работу"/>
-                  <w:listItem w:displayText="ТО ЗПО / ТО ЗПО НН1: Функция оперативно выведена из работы" w:value="ТО ЗПО / ТО ЗПО НН1: Функция оперативно выведена из работы"/>
-                  <w:listItem w:displayText="ТО ЗПО / ТО ЗПО НН2: Пуск" w:value="ТО ЗПО / ТО ЗПО НН2: Пуск"/>
-                  <w:listItem w:displayText="ТО ЗПО / ТО ЗПО НН2: Функция введена в работу" w:value="ТО ЗПО / ТО ЗПО НН2: Функция введена в работу"/>
-                  <w:listItem w:displayText="ТО ЗПО / ТО ЗПО НН2: Функция оперативно выведена из работы" w:value="ТО ЗПО / ТО ЗПО НН2: Функция оперативно выведена из работы"/>
-                  <w:listItem w:displayText="ТО ЗПО / ТО ЗПО_общ: Пуск" w:value="ТО ЗПО / ТО ЗПО_общ: Пуск"/>
-                  <w:listItem w:displayText="ТО ЗПО / ТО ЗПО_общ: Функция введена в работу" w:value="ТО ЗПО / ТО ЗПО_общ: Функция введена в работу"/>
-                  <w:listItem w:displayText="ТО ЗПО / ТО ЗПО_общ: Функция оперативно выведена из работы" w:value="ТО ЗПО / ТО ЗПО_общ: Функция оперативно выведена из работы"/>
+                  <w:listItem w:displayText="ТО / ТО: Пуск" w:value="ТО / ТО: Пуск"/>
+                  <w:listItem w:displayText="ТО / ТО: Срабатывание" w:value="ТО / ТО: Срабатывание"/>
+                  <w:listItem w:displayText="ТО / ТО: Срабатывание на сигнал" w:value="ТО / ТО: Срабатывание на сигнал"/>
+                  <w:listItem w:displayText="ТО / ТО: Функция введена в работу" w:value="ТО / ТО: Функция введена в работу"/>
+                  <w:listItem w:displayText="ТО / ТО: Функция оперативно выведена из работы" w:value="ТО / ТО: Функция оперативно выведена из работы"/>
                   <w:listItem w:displayText="ТО РПН / ТО РПН: Пуск" w:value="ТО РПН / ТО РПН: Пуск"/>
                   <w:listItem w:displayText="ТО РПН / ТО РПН: Функция введена в работу" w:value="ТО РПН / ТО РПН: Функция введена в работу"/>
                   <w:listItem w:displayText="ТО РПН / ТО РПН: Функция оперативно выведена из работы" w:value="ТО РПН / ТО РПН: Функция оперативно выведена из работы"/>
+                  <w:listItem w:displayText="УВ / УВ: Включить" w:value="УВ / УВ: Включить"/>
+                  <w:listItem w:displayText="УВ / УВ: Функция введена в работу" w:value="УВ / УВ: Функция введена в работу"/>
                   <w:listItem w:displayText="УРОВ ВН / УРОВ: Пуск" w:value="УРОВ ВН / УРОВ: Пуск"/>
                   <w:listItem w:displayText="УРОВ ВН / УРОВ: Пуск ИО максимального тока" w:value="УРОВ ВН / УРОВ: Пуск ИО максимального тока"/>
-                  <w:listItem w:displayText="УРОВ ВН / УРОВ: Срабатывание УРОВ" w:value="УРОВ ВН / УРОВ: Срабатывание УРОВ"/>
-                  <w:listItem w:displayText="УРОВ ВН / УРОВ: Срабатывание УРОВ  'на себя'" w:value="УРОВ ВН / УРОВ: Срабатывание УРОВ  'на себя'"/>
+                  <w:listItem w:displayText="УРОВ ВН / УРОВ: Срабатывание" w:value="УРОВ ВН / УРОВ: Срабатывание"/>
+                  <w:listItem w:displayText="УРОВ ВН / УРОВ: Срабатывание  'на себя'" w:value="УРОВ ВН / УРОВ: Срабатывание  'на себя'"/>
+                  <w:listItem w:displayText="УРОВ ВН / УРОВ: Ускорение УРОВ" w:value="УРОВ ВН / УРОВ: Ускорение УРОВ"/>
                   <w:listItem w:displayText="УРОВ ВН / УРОВ: Функция введена в работу" w:value="УРОВ ВН / УРОВ: Функция введена в работу"/>
                   <w:listItem w:displayText="УРОВ ВН / УРОВ: Функция оперативно выведена из работы" w:value="УРОВ ВН / УРОВ: Функция оперативно выведена из работы"/>
                 </w:dropDownList>
@@ -10456,93 +10576,63 @@
                 <w:id w:val="0"/>
                 <w:dropDownList>
                   <w:listItem w:displayText="Не назначено" w:value=""/>
-                  <w:listItem w:displayText="ДЗТ / БВКЗ: Срабатывание БВКЗ" w:value="ДЗТ / БВКЗ: Срабатывание БВКЗ"/>
-                  <w:listItem w:displayText="ДЗТ / БВКЗ: Срабатывание БВКЗ по фазе А" w:value="ДЗТ / БВКЗ: Срабатывание БВКЗ по фазе А"/>
-                  <w:listItem w:displayText="ДЗТ / БВКЗ: Срабатывание БВКЗ по фазе В" w:value="ДЗТ / БВКЗ: Срабатывание БВКЗ по фазе В"/>
-                  <w:listItem w:displayText="ДЗТ / БВКЗ: Срабатывание БВКЗ по фазе С" w:value="ДЗТ / БВКЗ: Срабатывание БВКЗ по фазе С"/>
-                  <w:listItem w:displayText="ДЗТ / Д2Г: Пуск Д2Г" w:value="ДЗТ / Д2Г: Пуск Д2Г"/>
-                  <w:listItem w:displayText="ДЗТ / Д2Г: Пуск Д2Г по фазе A" w:value="ДЗТ / Д2Г: Пуск Д2Г по фазе A"/>
-                  <w:listItem w:displayText="ДЗТ / Д2Г: Пуск Д2Г по фазе В" w:value="ДЗТ / Д2Г: Пуск Д2Г по фазе В"/>
-                  <w:listItem w:displayText="ДЗТ / Д2Г: Пуск Д2Г по фазе С" w:value="ДЗТ / Д2Г: Пуск Д2Г по фазе С"/>
-                  <w:listItem w:displayText="ДЗТ / Д5Г: Пуск Д5Г" w:value="ДЗТ / Д5Г: Пуск Д5Г"/>
-                  <w:listItem w:displayText="ДЗТ / Д5Г: Пуск Д5Г по фазе A" w:value="ДЗТ / Д5Г: Пуск Д5Г по фазе A"/>
-                  <w:listItem w:displayText="ДЗТ / Д5Г: Пуск Д5Г по фазе В" w:value="ДЗТ / Д5Г: Пуск Д5Г по фазе В"/>
-                  <w:listItem w:displayText="ДЗТ / Д5Г: Пуск Д5Г по фазе С" w:value="ДЗТ / Д5Г: Пуск Д5Г по фазе С"/>
-                  <w:listItem w:displayText="ДЗТ / ДТЗт: Пуск" w:value="ДЗТ / ДТЗт: Пуск"/>
-                  <w:listItem w:displayText="ДЗТ / ДТЗт: Пуск ДТО по фазе A" w:value="ДЗТ / ДТЗт: Пуск ДТО по фазе A"/>
-                  <w:listItem w:displayText="ДЗТ / ДТЗт: Пуск ДТО по фазе В" w:value="ДЗТ / ДТЗт: Пуск ДТО по фазе В"/>
-                  <w:listItem w:displayText="ДЗТ / ДТЗт: Пуск ДТО по фазе С" w:value="ДЗТ / ДТЗт: Пуск ДТО по фазе С"/>
-                  <w:listItem w:displayText="ДЗТ / ДТЗт: Срабатывание ДТЗт" w:value="ДЗТ / ДТЗт: Срабатывание ДТЗт"/>
-                  <w:listItem w:displayText="ДЗТ / ДТЗт: Срабатывание ДТЗт на сигнал" w:value="ДЗТ / ДТЗт: Срабатывание ДТЗт на сигнал"/>
-                  <w:listItem w:displayText="ДЗТ / ДТЗт: Срабатывание ДТЗт по фазе A" w:value="ДЗТ / ДТЗт: Срабатывание ДТЗт по фазе A"/>
-                  <w:listItem w:displayText="ДЗТ / ДТЗт: Срабатывание ДТЗт по фазе A на сигнал" w:value="ДЗТ / ДТЗт: Срабатывание ДТЗт по фазе A на сигнал"/>
-                  <w:listItem w:displayText="ДЗТ / ДТЗт: Срабатывание ДТЗт по фазе В" w:value="ДЗТ / ДТЗт: Срабатывание ДТЗт по фазе В"/>
-                  <w:listItem w:displayText="ДЗТ / ДТЗт: Срабатывание ДТЗт по фазе В на сигнал" w:value="ДЗТ / ДТЗт: Срабатывание ДТЗт по фазе В на сигнал"/>
-                  <w:listItem w:displayText="ДЗТ / ДТЗт: Срабатывание ДТЗт по фазе С" w:value="ДЗТ / ДТЗт: Срабатывание ДТЗт по фазе С"/>
-                  <w:listItem w:displayText="ДЗТ / ДТЗт: Срабатывание ДТЗт по фазе С на сигнал" w:value="ДЗТ / ДТЗт: Срабатывание ДТЗт по фазе С на сигнал"/>
-                  <w:listItem w:displayText="ДЗТ / ДТЗт: Функция введена в работу" w:value="ДЗТ / ДТЗт: Функция введена в работу"/>
-                  <w:listItem w:displayText="ДЗТ / ДТЗт: Функция оперативно выведена из работы" w:value="ДЗТ / ДТЗт: Функция оперативно выведена из работы"/>
-                  <w:listItem w:displayText="ДЗТ / ДТО: Пуск" w:value="ДЗТ / ДТО: Пуск"/>
-                  <w:listItem w:displayText="ДЗТ / ДТО: Пуск ДТО по фазе A" w:value="ДЗТ / ДТО: Пуск ДТО по фазе A"/>
-                  <w:listItem w:displayText="ДЗТ / ДТО: Пуск ДТО по фазе В" w:value="ДЗТ / ДТО: Пуск ДТО по фазе В"/>
-                  <w:listItem w:displayText="ДЗТ / ДТО: Пуск ДТО по фазе С" w:value="ДЗТ / ДТО: Пуск ДТО по фазе С"/>
-                  <w:listItem w:displayText="ДЗТ / ДТО: Срабатывание ДТО" w:value="ДЗТ / ДТО: Срабатывание ДТО"/>
-                  <w:listItem w:displayText="ДЗТ / ДТО: Срабатывание ДТО на сигнал" w:value="ДЗТ / ДТО: Срабатывание ДТО на сигнал"/>
-                  <w:listItem w:displayText="ДЗТ / ДТО: Срабатывание ДТО по фазе A" w:value="ДЗТ / ДТО: Срабатывание ДТО по фазе A"/>
-                  <w:listItem w:displayText="ДЗТ / ДТО: Срабатывание ДТО по фазе A на сигнал" w:value="ДЗТ / ДТО: Срабатывание ДТО по фазе A на сигнал"/>
-                  <w:listItem w:displayText="ДЗТ / ДТО: Срабатывание ДТО по фазе В" w:value="ДЗТ / ДТО: Срабатывание ДТО по фазе В"/>
-                  <w:listItem w:displayText="ДЗТ / ДТО: Срабатывание ДТО по фазе В на сигнал" w:value="ДЗТ / ДТО: Срабатывание ДТО по фазе В на сигнал"/>
-                  <w:listItem w:displayText="ДЗТ / ДТО: Срабатывание ДТО по фазе С" w:value="ДЗТ / ДТО: Срабатывание ДТО по фазе С"/>
-                  <w:listItem w:displayText="ДЗТ / ДТО: Срабатывание ДТО по фазе С на сигнал" w:value="ДЗТ / ДТО: Срабатывание ДТО по фазе С на сигнал"/>
-                  <w:listItem w:displayText="ДЗТ / ДТО: Функция введена в работу" w:value="ДЗТ / ДТО: Функция введена в работу"/>
-                  <w:listItem w:displayText="ДЗТ / ДТО: Функция оперативно выведена из работы" w:value="ДЗТ / ДТО: Функция оперативно выведена из работы"/>
-                  <w:listItem w:displayText="ДЗТ / КЦТнеб: Срабатывание КЦНнеб" w:value="ДЗТ / КЦТнеб: Срабатывание КЦНнеб"/>
-                  <w:listItem w:displayText="ДЗТ / КЦТнеб: Срабатывание КЦНнеб фазы А" w:value="ДЗТ / КЦТнеб: Срабатывание КЦНнеб фазы А"/>
-                  <w:listItem w:displayText="ДЗТ / КЦТнеб: Срабатывание КЦНнеб фазы В" w:value="ДЗТ / КЦТнеб: Срабатывание КЦНнеб фазы В"/>
-                  <w:listItem w:displayText="ДЗТ / КЦТнеб: Срабатывание КЦНнеб фазы С" w:value="ДЗТ / КЦТнеб: Срабатывание КЦНнеб фазы С"/>
-                  <w:listItem w:displayText="ДЗТ / КЦТнеб: Функция введена в работу" w:value="ДЗТ / КЦТнеб: Функция введена в работу"/>
-                  <w:listItem w:displayText="ДЗТ / КЦТнеб: Функция оперативно выведена из работы" w:value="ДЗТ / КЦТнеб: Функция оперативно выведена из работы"/>
-                  <w:listItem w:displayText="ЗП / ЗП ВН: Пуск" w:value="ЗП / ЗП ВН: Пуск"/>
-                  <w:listItem w:displayText="ЗП / ЗП ВН: Пуск ИО максимального тока" w:value="ЗП / ЗП ВН: Пуск ИО максимального тока"/>
-                  <w:listItem w:displayText="ЗП / ЗП ВН: Срабатывание ЗП ВН" w:value="ЗП / ЗП ВН: Срабатывание ЗП ВН"/>
-                  <w:listItem w:displayText="ЗП / ЗП ВН: Срабатывание ЗП ВН на сигнал" w:value="ЗП / ЗП ВН: Срабатывание ЗП ВН на сигнал"/>
-                  <w:listItem w:displayText="ЗП / ЗП ВН: Функция введена в работу" w:value="ЗП / ЗП ВН: Функция введена в работу"/>
-                  <w:listItem w:displayText="ЗП / ЗП ВН: Функция оперативно выведена из работы" w:value="ЗП / ЗП ВН: Функция оперативно выведена из работы"/>
-                  <w:listItem w:displayText="ЗП / ЗП НН1: Пуск" w:value="ЗП / ЗП НН1: Пуск"/>
-                  <w:listItem w:displayText="ЗП / ЗП НН1: Пуск ИО максимального тока" w:value="ЗП / ЗП НН1: Пуск ИО максимального тока"/>
-                  <w:listItem w:displayText="ЗП / ЗП НН1: Срабатывание ЗП НН1" w:value="ЗП / ЗП НН1: Срабатывание ЗП НН1"/>
-                  <w:listItem w:displayText="ЗП / ЗП НН1: Срабатывание ЗП НН1 на сигнал" w:value="ЗП / ЗП НН1: Срабатывание ЗП НН1 на сигнал"/>
-                  <w:listItem w:displayText="ЗП / ЗП НН1: Функция введена в работу" w:value="ЗП / ЗП НН1: Функция введена в работу"/>
-                  <w:listItem w:displayText="ЗП / ЗП НН1: Функция оперативно выведена из работы" w:value="ЗП / ЗП НН1: Функция оперативно выведена из работы"/>
-                  <w:listItem w:displayText="ЗП / ЗП НН2: Пуск" w:value="ЗП / ЗП НН2: Пуск"/>
-                  <w:listItem w:displayText="ЗП / ЗП НН2: Пуск ИО максимального тока" w:value="ЗП / ЗП НН2: Пуск ИО максимального тока"/>
-                  <w:listItem w:displayText="ЗП / ЗП НН2: Срабатывание ЗП НН2" w:value="ЗП / ЗП НН2: Срабатывание ЗП НН2"/>
-                  <w:listItem w:displayText="ЗП / ЗП НН2: Срабатывание ЗП НН2 на сигнал" w:value="ЗП / ЗП НН2: Срабатывание ЗП НН2 на сигнал"/>
-                  <w:listItem w:displayText="ЗП / ЗП НН2: Функция введена в работу" w:value="ЗП / ЗП НН2: Функция введена в работу"/>
-                  <w:listItem w:displayText="ЗП / ЗП НН2: Функция оперативно выведена из работы" w:value="ЗП / ЗП НН2: Функция оперативно выведена из работы"/>
-                  <w:listItem w:displayText="ЗПО / ЗПО: Пуск" w:value="ЗПО / ЗПО: Пуск"/>
-                  <w:listItem w:displayText="ЗПО / ЗПО: Срабатывание ЗПО" w:value="ЗПО / ЗПО: Срабатывание ЗПО"/>
-                  <w:listItem w:displayText="ЗПО / ЗПО: Срабатывание ЗПО на сигнал" w:value="ЗПО / ЗПО: Срабатывание ЗПО на сигнал"/>
-                  <w:listItem w:displayText="ЗПО / ЗПО: Функция введена в работу" w:value="ЗПО / ЗПО: Функция введена в работу"/>
-                  <w:listItem w:displayText="ЗПО / ЗПО: Функция оперативно выведена из работы" w:value="ЗПО / ЗПО: Функция оперативно выведена из работы"/>
-                  <w:listItem w:displayText="КЦТ / КЦТст1: Пуск при асимметрии" w:value="КЦТ / КЦТст1: Пуск при асимметрии"/>
-                  <w:listItem w:displayText="КЦТ / КЦТст1: Пуск при обрыве провода" w:value="КЦТ / КЦТст1: Пуск при обрыве провода"/>
-                  <w:listItem w:displayText="КЦТ / КЦТст1: Срабатывание при асимметрии" w:value="КЦТ / КЦТст1: Срабатывание при асимметрии"/>
-                  <w:listItem w:displayText="КЦТ / КЦТст1: Срабатывание при обрыве провода" w:value="КЦТ / КЦТст1: Срабатывание при обрыве провода"/>
-                  <w:listItem w:displayText="КЦТ / КЦТст1: Функция введена в работу" w:value="КЦТ / КЦТст1: Функция введена в работу"/>
-                  <w:listItem w:displayText="КЦТ / КЦТст1: Функция оперативно выведена из работы" w:value="КЦТ / КЦТст1: Функция оперативно выведена из работы"/>
-                  <w:listItem w:displayText="КЦТ / КЦТст2: Пуск при асимметрии" w:value="КЦТ / КЦТст2: Пуск при асимметрии"/>
-                  <w:listItem w:displayText="КЦТ / КЦТст2: Пуск при обрыве провода" w:value="КЦТ / КЦТст2: Пуск при обрыве провода"/>
-                  <w:listItem w:displayText="КЦТ / КЦТст2: Срабатывание при асимметрии" w:value="КЦТ / КЦТст2: Срабатывание при асимметрии"/>
-                  <w:listItem w:displayText="КЦТ / КЦТст2: Срабатывание при обрыве провода" w:value="КЦТ / КЦТст2: Срабатывание при обрыве провода"/>
-                  <w:listItem w:displayText="КЦТ / КЦТст2: Функция введена в работу" w:value="КЦТ / КЦТст2: Функция введена в работу"/>
-                  <w:listItem w:displayText="КЦТ / КЦТст2: Функция оперативно выведена из работы" w:value="КЦТ / КЦТст2: Функция оперативно выведена из работы"/>
-                  <w:listItem w:displayText="КЦТ / КЦТст3: Пуск при асимметрии" w:value="КЦТ / КЦТст3: Пуск при асимметрии"/>
-                  <w:listItem w:displayText="КЦТ / КЦТст3: Пуск при обрыве провода" w:value="КЦТ / КЦТст3: Пуск при обрыве провода"/>
-                  <w:listItem w:displayText="КЦТ / КЦТст3: Срабатывание при асимметрии" w:value="КЦТ / КЦТст3: Срабатывание при асимметрии"/>
-                  <w:listItem w:displayText="КЦТ / КЦТст3: Срабатывание при обрыве провода" w:value="КЦТ / КЦТст3: Срабатывание при обрыве провода"/>
-                  <w:listItem w:displayText="КЦТ / КЦТст3: Функция введена в работу" w:value="КЦТ / КЦТст3: Функция введена в работу"/>
-                  <w:listItem w:displayText="КЦТ / КЦТст3: Функция оперативно выведена из работы" w:value="КЦТ / КЦТст3: Функция оперативно выведена из работы"/>
+                  <w:listItem w:displayText="ЗОП / ЗОП: Пуск" w:value="ЗОП / ЗОП: Пуск"/>
+                  <w:listItem w:displayText="ЗОП / ЗОП: Пуск ИО по несимметрии токов прямой и обратной последовательности" w:value="ЗОП / ЗОП: Пуск ИО по несимметрии токов прямой и обратной последовательности"/>
+                  <w:listItem w:displayText="ЗОП / ЗОП: Пуск ИО тока обратной последовательности" w:value="ЗОП / ЗОП: Пуск ИО тока обратной последовательности"/>
+                  <w:listItem w:displayText="ЗОП / ЗОП: Срабатывание" w:value="ЗОП / ЗОП: Срабатывание"/>
+                  <w:listItem w:displayText="ЗОП / ЗОП: Срабатывание на сигнал" w:value="ЗОП / ЗОП: Срабатывание на сигнал"/>
+                  <w:listItem w:displayText="ЗОП / ЗОП: Функция введена в работу" w:value="ЗОП / ЗОП: Функция введена в работу"/>
+                  <w:listItem w:displayText="ЗОП / ЗОП: Функция оперативно выведена из работы" w:value="ЗОП / ЗОП: Функция оперативно выведена из работы"/>
+                  <w:listItem w:displayText="ЗП / ЗП: Пуск" w:value="ЗП / ЗП: Пуск"/>
+                  <w:listItem w:displayText="ЗП / ЗП: Пуск ИО максимального тока" w:value="ЗП / ЗП: Пуск ИО максимального тока"/>
+                  <w:listItem w:displayText="ЗП / ЗП: Срабатывание" w:value="ЗП / ЗП: Срабатывание"/>
+                  <w:listItem w:displayText="ЗП / ЗП: Срабатывание на сигнал" w:value="ЗП / ЗП: Срабатывание на сигнал"/>
+                  <w:listItem w:displayText="ЗП / ЗП: Функция введена в работу" w:value="ЗП / ЗП: Функция введена в работу"/>
+                  <w:listItem w:displayText="ЗП / ЗП: Функция оперативно выведена из работы" w:value="ЗП / ЗП: Функция оперативно выведена из работы"/>
+                  <w:listItem w:displayText="КА / В: Выключатель включен" w:value="КА / В: Выключатель включен"/>
+                  <w:listItem w:displayText="КА / В: Выключатель отключен" w:value="КА / В: Выключатель отключен"/>
+                  <w:listItem w:displayText="КА / В: Индикация местного режима логического узла" w:value="КА / В: Индикация местного режима логического узла"/>
+                  <w:listItem w:displayText="КА / В: Индикация местного режима физического ключа" w:value="КА / В: Индикация местного режима физического ключа"/>
+                  <w:listItem w:displayText="КА / В: Команда 'включить' выключатель через выходное реле" w:value="КА / В: Команда 'включить' выключатель через выходное реле"/>
+                  <w:listItem w:displayText="КА / В: Команда 'отключить' выключатель через выходное реле" w:value="КА / В: Команда 'отключить' выключатель через выходное реле"/>
+                  <w:listItem w:displayText="КА / В: Неисправное положение выключателя" w:value="КА / В: Неисправное положение выключателя"/>
+                  <w:listItem w:displayText="КА / В: Промежуточное положение выключателя" w:value="КА / В: Промежуточное положение выключателя"/>
+                  <w:listItem w:displayText="КА / В: Функция введена в работу" w:value="КА / В: Функция введена в работу"/>
+                  <w:listItem w:displayText="КП / УВ: Включить выключатель" w:value="КП / УВ: Включить выключатель"/>
+                  <w:listItem w:displayText="КП / УВ: Идет переключение" w:value="КП / УВ: Идет переключение"/>
+                  <w:listItem w:displayText="КП / УВ: Отключить выключатель" w:value="КП / УВ: Отключить выключатель"/>
+                  <w:listItem w:displayText="КП / УВ: Положение В (Включено)" w:value="КП / УВ: Положение В (Включено)"/>
+                  <w:listItem w:displayText="КП / УВ: Положение В (Не определено)" w:value="КП / УВ: Положение В (Не определено)"/>
+                  <w:listItem w:displayText="КП / УВ: Положение В (Неисправность)" w:value="КП / УВ: Положение В (Неисправность)"/>
+                  <w:listItem w:displayText="КП / УВ: Положение В (Отключено)" w:value="КП / УВ: Положение В (Отключено)"/>
+                  <w:listItem w:displayText="КП / УВ: Сигнал превышения допустимого времени переключения" w:value="КП / УВ: Сигнал превышения допустимого времени переключения"/>
+                  <w:listItem w:displayText="КП / УВ: Функция введена в работу" w:value="КП / УВ: Функция введена в работу"/>
+                  <w:listItem w:displayText="КРВ / КРВ: Превышен коммутационный ресурс выключателя" w:value="КРВ / КРВ: Превышен коммутационный ресурс выключателя"/>
+                  <w:listItem w:displayText="КРВ / КРВ: Превышен механический ресурс выключателя" w:value="КРВ / КРВ: Превышен механический ресурс выключателя"/>
+                  <w:listItem w:displayText="КРВ / КРВ: Превышен ресурс выключателя" w:value="КРВ / КРВ: Превышен ресурс выключателя"/>
+                  <w:listItem w:displayText="КРВ / КРВ: Функция введена в работу" w:value="КРВ / КРВ: Функция введена в работу"/>
+                  <w:listItem w:displayText="КСВ / КСВ: Блокировка включения В" w:value="КСВ / КСВ: Блокировка включения В"/>
+                  <w:listItem w:displayText="КСВ / КСВ: Блокировка отключения В" w:value="КСВ / КСВ: Блокировка отключения В"/>
+                  <w:listItem w:displayText="КСВ / КСВ: В аварийно отключен" w:value="КСВ / КСВ: В аварийно отключен"/>
+                  <w:listItem w:displayText="КСВ / КСВ: В самопроизвольно отключен" w:value="КСВ / КСВ: В самопроизвольно отключен"/>
+                  <w:listItem w:displayText="КСВ / КСВ: Защита ЭМВ" w:value="КСВ / КСВ: Защита ЭМВ"/>
+                  <w:listItem w:displayText="КСВ / КСВ: Защита ЭМО1" w:value="КСВ / КСВ: Защита ЭМО1"/>
+                  <w:listItem w:displayText="КСВ / КСВ: Защита ЭМО2" w:value="КСВ / КСВ: Защита ЭМО2"/>
+                  <w:listItem w:displayText="КСВ / КСВ: Неисправность В" w:value="КСВ / КСВ: Неисправность В"/>
+                  <w:listItem w:displayText="КСВ / КСВ: Неисправность цепей ЭМУ" w:value="КСВ / КСВ: Неисправность цепей ЭМУ"/>
+                  <w:listItem w:displayText="КСВ / КСВ: Реле фиксации команды" w:value="КСВ / КСВ: Реле фиксации команды"/>
+                  <w:listItem w:displayText="КСВ / КСВ: Функция введена в работу" w:value="КСВ / КСВ: Функция введена в работу"/>
+                  <w:listItem w:displayText="КСВ / КСВ: Функция оперативно выведена из работы" w:value="КСВ / КСВ: Функция оперативно выведена из работы"/>
+                  <w:listItem w:displayText="КЦН НН / КЦН: Неисправность цепей напряжения" w:value="КЦН НН / КЦН: Неисправность цепей напряжения"/>
+                  <w:listItem w:displayText="КЦН НН / КЦН: Пуск" w:value="КЦН НН / КЦН: Пуск"/>
+                  <w:listItem w:displayText="КЦН НН / КЦН: Пуск органа максимального напряжения ОП" w:value="КЦН НН / КЦН: Пуск органа максимального напряжения ОП"/>
+                  <w:listItem w:displayText="КЦН НН / КЦН: Пуск органа минимального напряжения" w:value="КЦН НН / КЦН: Пуск органа минимального напряжения"/>
+                  <w:listItem w:displayText="КЦН НН / КЦН: Функция введена в работу" w:value="КЦН НН / КЦН: Функция введена в работу"/>
+                  <w:listItem w:displayText="КЦН НН / КЦН: Функция оперативно выведена из работы" w:value="КЦН НН / КЦН: Функция оперативно выведена из работы"/>
+                  <w:listItem w:displayText="ЛЗТ / ЛЗТ: Пуск" w:value="ЛЗТ / ЛЗТ: Пуск"/>
+                  <w:listItem w:displayText="ЛЗТ / ЛЗТ: Срабатывание" w:value="ЛЗТ / ЛЗТ: Срабатывание"/>
+                  <w:listItem w:displayText="ЛЗТ / ЛЗТ: Функция введена в работу" w:value="ЛЗТ / ЛЗТ: Функция введена в работу"/>
+                  <w:listItem w:displayText="ЛЗТ / ЛЗТ: Функция оперативно выведена из работы" w:value="ЛЗТ / ЛЗТ: Функция оперативно выведена из работы"/>
                   <w:listItem w:displayText="ЛО ВН / ЛО: Отключение" w:value="ЛО ВН / ЛО: Отключение"/>
                   <w:listItem w:displayText="ЛО ВН / ЛО: Отключить аварийно" w:value="ЛО ВН / ЛО: Отключить аварийно"/>
                   <w:listItem w:displayText="ЛО ВН / ЛО: Функция введена в работу" w:value="ЛО ВН / ЛО: Функция введена в работу"/>
@@ -10562,6 +10652,19 @@
                   <w:listItem w:displayText="ЛО ГЗсигн / ЛО: Срабатывание на сигнал" w:value="ЛО ГЗсигн / ЛО: Срабатывание на сигнал"/>
                   <w:listItem w:displayText="ЛО ГЗсигн / ЛО: Функция введена в работу" w:value="ЛО ГЗсигн / ЛО: Функция введена в работу"/>
                   <w:listItem w:displayText="ЛО ГЗсигн / ЛО: Функция оперативно выведена из работы" w:value="ЛО ГЗсигн / ЛО: Функция оперативно выведена из работы"/>
+                  <w:listItem w:displayText="ЛО НН / ЗАВР: Запрет АВР" w:value="ЛО НН / ЗАВР: Запрет АВР"/>
+                  <w:listItem w:displayText="ЛО НН / ЗАВР: Функция введена в работу" w:value="ЛО НН / ЗАВР: Функция введена в работу"/>
+                  <w:listItem w:displayText="ЛО НН / ЗАВР: Функция оперативно выведена из работы" w:value="ЛО НН / ЗАВР: Функция оперативно выведена из работы"/>
+                  <w:listItem w:displayText="ЛО НН / ЗАПВ: Запрет АПВ" w:value="ЛО НН / ЗАПВ: Запрет АПВ"/>
+                  <w:listItem w:displayText="ЛО НН / ЗАПВ: Функция введена в работу" w:value="ЛО НН / ЗАПВ: Функция введена в работу"/>
+                  <w:listItem w:displayText="ЛО НН / ЗАПВ: Функция оперативно выведена из работы" w:value="ЛО НН / ЗАПВ: Функция оперативно выведена из работы"/>
+                  <w:listItem w:displayText="ЛО НН / ЛО: Отключение" w:value="ЛО НН / ЛО: Отключение"/>
+                  <w:listItem w:displayText="ЛО НН / ЛО: Отключить аварийно" w:value="ЛО НН / ЛО: Отключить аварийно"/>
+                  <w:listItem w:displayText="ЛО НН / ЛО: Функция введена в работу" w:value="ЛО НН / ЛО: Функция введена в работу"/>
+                  <w:listItem w:displayText="ЛО НН / ЛО: Функция оперативно выведена из работы" w:value="ЛО НН / ЛО: Функция оперативно выведена из работы"/>
+                  <w:listItem w:displayText="ЛО Т / ЗАВР: Запрет АВР" w:value="ЛО Т / ЗАВР: Запрет АВР"/>
+                  <w:listItem w:displayText="ЛО Т / ЗАВР: Функция введена в работу" w:value="ЛО Т / ЗАВР: Функция введена в работу"/>
+                  <w:listItem w:displayText="ЛО Т / ЗАВР: Функция оперативно выведена из работы" w:value="ЛО Т / ЗАВР: Функция оперативно выведена из работы"/>
                   <w:listItem w:displayText="ЛО Т / ЗАПВ: Запрет АПВ" w:value="ЛО Т / ЗАПВ: Запрет АПВ"/>
                   <w:listItem w:displayText="ЛО Т / ЗАПВ: Функция введена в работу" w:value="ЛО Т / ЗАПВ: Функция введена в работу"/>
                   <w:listItem w:displayText="ЛО Т / ЗАПВ: Функция оперативно выведена из работы" w:value="ЛО Т / ЗАПВ: Функция оперативно выведена из работы"/>
@@ -10596,6 +10699,52 @@
                   <w:listItem w:displayText="ЛО ТС / ЛО ПК: Срабатывание на сигнал" w:value="ЛО ТС / ЛО ПК: Срабатывание на сигнал"/>
                   <w:listItem w:displayText="ЛО ТС / ЛО ПК: Функция введена в работу" w:value="ЛО ТС / ЛО ПК: Функция введена в работу"/>
                   <w:listItem w:displayText="ЛО ТС / ЛО ПК: Функция оперативно выведена из работы" w:value="ЛО ТС / ЛО ПК: Функция оперативно выведена из работы"/>
+                  <w:listItem w:displayText="МТЗ / БЛЗШ: Блокировка ЛЗШ" w:value="МТЗ / БЛЗШ: Блокировка ЛЗШ"/>
+                  <w:listItem w:displayText="МТЗ / БНТ: Пуск БНТ" w:value="МТЗ / БНТ: Пуск БНТ"/>
+                  <w:listItem w:displayText="МТЗ / БНТ: Пуск по фазе A" w:value="МТЗ / БНТ: Пуск по фазе A"/>
+                  <w:listItem w:displayText="МТЗ / БНТ: Пуск по фазе В" w:value="МТЗ / БНТ: Пуск по фазе В"/>
+                  <w:listItem w:displayText="МТЗ / БНТ: Пуск по фазе С" w:value="МТЗ / БНТ: Пуск по фазе С"/>
+                  <w:listItem w:displayText="МТЗ / КПОН: Пуск" w:value="МТЗ / КПОН: Пуск"/>
+                  <w:listItem w:displayText="МТЗ / КПОН: Функция введена в работу" w:value="МТЗ / КПОН: Функция введена в работу"/>
+                  <w:listItem w:displayText="МТЗ / КПОН: Функция оперативно выведена из работы" w:value="МТЗ / КПОН: Функция оперативно выведена из работы"/>
+                  <w:listItem w:displayText="МТЗ / МТЗ 1 ст: Пуск" w:value="МТЗ / МТЗ 1 ст: Пуск"/>
+                  <w:listItem w:displayText="МТЗ / МТЗ 1 ст: Пуск ИО тока по фазе А" w:value="МТЗ / МТЗ 1 ст: Пуск ИО тока по фазе А"/>
+                  <w:listItem w:displayText="МТЗ / МТЗ 1 ст: Пуск ИО тока по фазе В" w:value="МТЗ / МТЗ 1 ст: Пуск ИО тока по фазе В"/>
+                  <w:listItem w:displayText="МТЗ / МТЗ 1 ст: Пуск ИО тока по фазе С" w:value="МТЗ / МТЗ 1 ст: Пуск ИО тока по фазе С"/>
+                  <w:listItem w:displayText="МТЗ / МТЗ 1 ст: Пуск по фазе A" w:value="МТЗ / МТЗ 1 ст: Пуск по фазе A"/>
+                  <w:listItem w:displayText="МТЗ / МТЗ 1 ст: Пуск по фазе В" w:value="МТЗ / МТЗ 1 ст: Пуск по фазе В"/>
+                  <w:listItem w:displayText="МТЗ / МТЗ 1 ст: Пуск по фазе С" w:value="МТЗ / МТЗ 1 ст: Пуск по фазе С"/>
+                  <w:listItem w:displayText="МТЗ / МТЗ 1 ст: Срабатывание" w:value="МТЗ / МТЗ 1 ст: Срабатывание"/>
+                  <w:listItem w:displayText="МТЗ / МТЗ 1 ст: Срабатывание на сигнал" w:value="МТЗ / МТЗ 1 ст: Срабатывание на сигнал"/>
+                  <w:listItem w:displayText="МТЗ / МТЗ 1 ст: Функция введена в работу" w:value="МТЗ / МТЗ 1 ст: Функция введена в работу"/>
+                  <w:listItem w:displayText="МТЗ / МТЗ 1 ст: Функция оперативно выведена из работы" w:value="МТЗ / МТЗ 1 ст: Функция оперативно выведена из работы"/>
+                  <w:listItem w:displayText="МТЗ / МТЗ 2 ст: Пуск" w:value="МТЗ / МТЗ 2 ст: Пуск"/>
+                  <w:listItem w:displayText="МТЗ / МТЗ 2 ст: Пуск ИО тока по фазе А" w:value="МТЗ / МТЗ 2 ст: Пуск ИО тока по фазе А"/>
+                  <w:listItem w:displayText="МТЗ / МТЗ 2 ст: Пуск ИО тока по фазе В" w:value="МТЗ / МТЗ 2 ст: Пуск ИО тока по фазе В"/>
+                  <w:listItem w:displayText="МТЗ / МТЗ 2 ст: Пуск ИО тока по фазе С" w:value="МТЗ / МТЗ 2 ст: Пуск ИО тока по фазе С"/>
+                  <w:listItem w:displayText="МТЗ / МТЗ 2 ст: Пуск по фазе A" w:value="МТЗ / МТЗ 2 ст: Пуск по фазе A"/>
+                  <w:listItem w:displayText="МТЗ / МТЗ 2 ст: Пуск по фазе В" w:value="МТЗ / МТЗ 2 ст: Пуск по фазе В"/>
+                  <w:listItem w:displayText="МТЗ / МТЗ 2 ст: Пуск по фазе С" w:value="МТЗ / МТЗ 2 ст: Пуск по фазе С"/>
+                  <w:listItem w:displayText="МТЗ / МТЗ 2 ст: Срабатывание" w:value="МТЗ / МТЗ 2 ст: Срабатывание"/>
+                  <w:listItem w:displayText="МТЗ / МТЗ 2 ст: Срабатывание на сигнал" w:value="МТЗ / МТЗ 2 ст: Срабатывание на сигнал"/>
+                  <w:listItem w:displayText="МТЗ / МТЗ 2 ст: Функция введена в работу" w:value="МТЗ / МТЗ 2 ст: Функция введена в работу"/>
+                  <w:listItem w:displayText="МТЗ / МТЗ 2 ст: Функция оперативно выведена из работы" w:value="МТЗ / МТЗ 2 ст: Функция оперативно выведена из работы"/>
+                  <w:listItem w:displayText="МТЗ / МТЗ 3 ст: Пуск" w:value="МТЗ / МТЗ 3 ст: Пуск"/>
+                  <w:listItem w:displayText="МТЗ / МТЗ 3 ст: Пуск ИО тока по фазе А" w:value="МТЗ / МТЗ 3 ст: Пуск ИО тока по фазе А"/>
+                  <w:listItem w:displayText="МТЗ / МТЗ 3 ст: Пуск ИО тока по фазе В" w:value="МТЗ / МТЗ 3 ст: Пуск ИО тока по фазе В"/>
+                  <w:listItem w:displayText="МТЗ / МТЗ 3 ст: Пуск ИО тока по фазе С" w:value="МТЗ / МТЗ 3 ст: Пуск ИО тока по фазе С"/>
+                  <w:listItem w:displayText="МТЗ / МТЗ 3 ст: Пуск по фазе A" w:value="МТЗ / МТЗ 3 ст: Пуск по фазе A"/>
+                  <w:listItem w:displayText="МТЗ / МТЗ 3 ст: Пуск по фазе В" w:value="МТЗ / МТЗ 3 ст: Пуск по фазе В"/>
+                  <w:listItem w:displayText="МТЗ / МТЗ 3 ст: Пуск по фазе С" w:value="МТЗ / МТЗ 3 ст: Пуск по фазе С"/>
+                  <w:listItem w:displayText="МТЗ / МТЗ 3 ст: Срабатывание" w:value="МТЗ / МТЗ 3 ст: Срабатывание"/>
+                  <w:listItem w:displayText="МТЗ / МТЗ 3 ст: Срабатывание на сигнал" w:value="МТЗ / МТЗ 3 ст: Срабатывание на сигнал"/>
+                  <w:listItem w:displayText="МТЗ / МТЗ 3 ст: Функция введена в работу" w:value="МТЗ / МТЗ 3 ст: Функция введена в работу"/>
+                  <w:listItem w:displayText="МТЗ / МТЗ 3 ст: Функция оперативно выведена из работы" w:value="МТЗ / МТЗ 3 ст: Функция оперативно выведена из работы"/>
+                  <w:listItem w:displayText="ПДС / В: Ключ М/Д привода В" w:value="ПДС / В: Ключ М/Д привода В"/>
+                  <w:listItem w:displayText="ПДС / В: Положение В (Включено)" w:value="ПДС / В: Положение В (Включено)"/>
+                  <w:listItem w:displayText="ПДС / В: Положение В (Не определено)" w:value="ПДС / В: Положение В (Не определено)"/>
+                  <w:listItem w:displayText="ПДС / В: Положение В (Неисправность)" w:value="ПДС / В: Положение В (Неисправность)"/>
+                  <w:listItem w:displayText="ПДС / В: Положение В (Отключено)" w:value="ПДС / В: Положение В (Отключено)"/>
                   <w:listItem w:displayText="ПДС / ГЗ РПН: Низкая изоляция " w:value="ПДС / ГЗ РПН: Низкая изоляция "/>
                   <w:listItem w:displayText="ПДС / ГЗ РПН: Отключение" w:value="ПДС / ГЗ РПН: Отключение"/>
                   <w:listItem w:displayText="ПДС / ГЗ Т: Низкая изоляция ГЗоткл" w:value="ПДС / ГЗ Т: Низкая изоляция ГЗоткл"/>
@@ -10613,8 +10762,15 @@
                   <w:listItem w:displayText="ПДС / ДУм РПН: Низкий уровень масла" w:value="ПДС / ДУм РПН: Низкий уровень масла"/>
                   <w:listItem w:displayText="ПДС / ДУм расширителя: Высокий уровень масла" w:value="ПДС / ДУм расширителя: Высокий уровень масла"/>
                   <w:listItem w:displayText="ПДС / ДУм расширителя: Низкий уровень масла" w:value="ПДС / ДУм расширителя: Низкий уровень масла"/>
-                  <w:listItem w:displayText="ПДС / КСО: Авария" w:value="ПДС / КСО: Авария"/>
-                  <w:listItem w:displayText="ПДС / КСО: Неисправность" w:value="ПДС / КСО: Неисправность"/>
+                  <w:listItem w:displayText="ПДС / КИ: Аварийный уровень изоляции" w:value="ПДС / КИ: Аварийный уровень изоляции"/>
+                  <w:listItem w:displayText="ПДС / КИ: Низкий уровень изоляции" w:value="ПДС / КИ: Низкий уровень изоляции"/>
+                  <w:listItem w:displayText="ПДС / КПруж: Пружина не заведена" w:value="ПДС / КПруж: Пружина не заведена"/>
+                  <w:listItem w:displayText="ПДС / КЦВ: Контроль цепи ЭМВ" w:value="ПДС / КЦВ: Контроль цепи ЭМВ"/>
+                  <w:listItem w:displayText="ПДС / КЦВ: Контроль цепи ЭМО1" w:value="ПДС / КЦВ: Контроль цепи ЭМО1"/>
+                  <w:listItem w:displayText="ПДС / КЦВ: Контроль цепи ЭМО2" w:value="ПДС / КЦВ: Контроль цепи ЭМО2"/>
+                  <w:listItem w:displayText="ПДС / КЦВ: Работа ЭМВ" w:value="ПДС / КЦВ: Работа ЭМВ"/>
+                  <w:listItem w:displayText="ПДС / КЦВ: Работа ЭМО1" w:value="ПДС / КЦВ: Работа ЭМО1"/>
+                  <w:listItem w:displayText="ПДС / КЦВ: Работа ЭМО2" w:value="ПДС / КЦВ: Работа ЭМО2"/>
                   <w:listItem w:displayText="ПДС / ОК: Срабатывание" w:value="ПДС / ОК: Срабатывание"/>
                   <w:listItem w:displayText="ПДС / ПК: Срабатывание" w:value="ПДС / ПК: Срабатывание"/>
                   <w:listItem w:displayText="ПДС / РД: Низкая изоляция" w:value="ПДС / РД: Низкая изоляция"/>
@@ -10623,9 +10779,9 @@
                   <w:listItem w:displayText="ПДС НКУ / SA2: Цепь введена" w:value="ПДС НКУ / SA2: Цепь введена"/>
                   <w:listItem w:displayText="ПДС НКУ / SA3: Цепь введена" w:value="ПДС НКУ / SA3: Цепь введена"/>
                   <w:listItem w:displayText="ПДС НКУ / SA4: Цепь введена" w:value="ПДС НКУ / SA4: Цепь введена"/>
+                  <w:listItem w:displayText="ПДС НКУ / SA5: Цепь введена" w:value="ПДС НКУ / SA5: Цепь введена"/>
                   <w:listItem w:displayText="ПДС НКУ / SG1: Рабочее положение" w:value="ПДС НКУ / SG1: Рабочее положение"/>
                   <w:listItem w:displayText="ПДС НКУ / SG2: Рабочее положение" w:value="ПДС НКУ / SG2: Рабочее положение"/>
-                  <w:listItem w:displayText="ПДС НКУ / SG3: Рабочее положение" w:value="ПДС НКУ / SG3: Рабочее положение"/>
                   <w:listItem w:displayText="ПДС НКУ / ВнешСигн1: Срабатывание" w:value="ПДС НКУ / ВнешСигн1: Срабатывание"/>
                   <w:listItem w:displayText="ПДС НКУ / ВнешСигн2: Срабатывание" w:value="ПДС НКУ / ВнешСигн2: Срабатывание"/>
                   <w:listItem w:displayText="ПДС НКУ / ВнешСигн3: Срабатывание" w:value="ПДС НКУ / ВнешСигн3: Срабатывание"/>
@@ -10633,27 +10789,15 @@
                   <w:listItem w:displayText="ПДС НКУ / Дверь: Дверь шкафа закрыта" w:value="ПДС НКУ / Дверь: Дверь шкафа закрыта"/>
                   <w:listItem w:displayText="ПДС НКУ / Дверь: Дверь шкафа открыта" w:value="ПДС НКУ / Дверь: Дверь шкафа открыта"/>
                   <w:listItem w:displayText="ПДС НКУ / ОТ ГЗ: Неисправность" w:value="ПДС НКУ / ОТ ГЗ: Неисправность"/>
-                  <w:listItem w:displayText="ПДС НКУ / ОТ ЗДЗ1: Неисправность" w:value="ПДС НКУ / ОТ ЗДЗ1: Неисправность"/>
-                  <w:listItem w:displayText="ПДС НКУ / ОТ ЗДЗ2: Неисправность" w:value="ПДС НКУ / ОТ ЗДЗ2: Неисправность"/>
-                  <w:listItem w:displayText="ПДС НКУ / ОТ ИЭУ ТН1: Неисправность" w:value="ПДС НКУ / ОТ ИЭУ ТН1: Неисправность"/>
-                  <w:listItem w:displayText="ПДС НКУ / ОТ ИЭУ ТН2: Неисправность" w:value="ПДС НКУ / ОТ ИЭУ ТН2: Неисправность"/>
+                  <w:listItem w:displayText="ПДС НКУ / ОТ ЗДЗ: Неисправность" w:value="ПДС НКУ / ОТ ЗДЗ: Неисправность"/>
+                  <w:listItem w:displayText="ПДС НКУ / ОТ ИЭУ ТН: Неисправность" w:value="ПДС НКУ / ОТ ИЭУ ТН: Неисправность"/>
                   <w:listItem w:displayText="ПДС НКУ / ОТ ТЗ, ТС: Неисправность" w:value="ПДС НКУ / ОТ ТЗ, ТС: Неисправность"/>
-                  <w:listItem w:displayText="ПДС НКУ / ОТ УРОВ1: Неисправность" w:value="ПДС НКУ / ОТ УРОВ1: Неисправность"/>
-                  <w:listItem w:displayText="ПДС НКУ / ОТ УРОВ2: Неисправность" w:value="ПДС НКУ / ОТ УРОВ2: Неисправность"/>
+                  <w:listItem w:displayText="ПДС НКУ / ОТ УРОВ: Неисправность" w:value="ПДС НКУ / ОТ УРОВ: Неисправность"/>
+                  <w:listItem w:displayText="ПДС НКУ / ОТ ЭМО1, ЭМВ: Неисправность" w:value="ПДС НКУ / ОТ ЭМО1, ЭМВ: Неисправность"/>
+                  <w:listItem w:displayText="ПДС НКУ / ОТ ЭМО2: Неисправность" w:value="ПДС НКУ / ОТ ЭМО2: Неисправность"/>
+                  <w:listItem w:displayText="ПДС НКУ / ОТ цепей сигн. В: Неисправность" w:value="ПДС НКУ / ОТ цепей сигн. В: Неисправность"/>
                   <w:listItem w:displayText="Пред. сигн. / ПС: Пуск предупредительной сигнализации" w:value="Пред. сигн. / ПС: Пуск предупредительной сигнализации"/>
                   <w:listItem w:displayText="Пред. сигн. / ПС: Пуск предупредительной сигнализации (импульс)" w:value="Пред. сигн. / ПС: Пуск предупредительной сигнализации (импульс)"/>
-                  <w:listItem w:displayText="РТПО / РТПО ВН: Пуск" w:value="РТПО / РТПО ВН: Пуск"/>
-                  <w:listItem w:displayText="РТПО / РТПО ВН: Функция введена в работу" w:value="РТПО / РТПО ВН: Функция введена в работу"/>
-                  <w:listItem w:displayText="РТПО / РТПО ВН: Функция оперативно выведена из работы" w:value="РТПО / РТПО ВН: Функция оперативно выведена из работы"/>
-                  <w:listItem w:displayText="РТПО / РТПО НН1: Пуск" w:value="РТПО / РТПО НН1: Пуск"/>
-                  <w:listItem w:displayText="РТПО / РТПО НН1: Функция введена в работу" w:value="РТПО / РТПО НН1: Функция введена в работу"/>
-                  <w:listItem w:displayText="РТПО / РТПО НН1: Функция оперативно выведена из работы" w:value="РТПО / РТПО НН1: Функция оперативно выведена из работы"/>
-                  <w:listItem w:displayText="РТПО / РТПО НН2: Пуск" w:value="РТПО / РТПО НН2: Пуск"/>
-                  <w:listItem w:displayText="РТПО / РТПО НН2: Функция введена в работу" w:value="РТПО / РТПО НН2: Функция введена в работу"/>
-                  <w:listItem w:displayText="РТПО / РТПО НН2: Функция оперативно выведена из работы" w:value="РТПО / РТПО НН2: Функция оперативно выведена из работы"/>
-                  <w:listItem w:displayText="РТПО / РТПО_общ: Пуск" w:value="РТПО / РТПО_общ: Пуск"/>
-                  <w:listItem w:displayText="РТПО / РТПО_общ: Функция введена в работу" w:value="РТПО / РТПО_общ: Функция введена в работу"/>
-                  <w:listItem w:displayText="РТПО / РТПО_общ: Функция оперативно выведена из работы" w:value="РТПО / РТПО_общ: Функция оперативно выведена из работы"/>
                   <w:listItem w:displayText="СИСТ / БУ: Индикация местного управления" w:value="СИСТ / БУ: Индикация местного управления"/>
                   <w:listItem w:displayText="СИСТ / Диагностика: Изменение встраиваемого ПО" w:value="СИСТ / Диагностика: Изменение встраиваемого ПО"/>
                   <w:listItem w:displayText="СИСТ / Диагностика: Индикация логического узла-прокси" w:value="СИСТ / Диагностика: Индикация логического узла-прокси"/>
@@ -10669,6 +10813,8 @@
                   <w:listItem w:displayText="СИСТ / Диагностика: Неисправность модуля дискретных входов/выходов (слот М11)" w:value="СИСТ / Диагностика: Неисправность модуля дискретных входов/выходов (слот М11)"/>
                   <w:listItem w:displayText="СИСТ / Диагностика: Неисправность модуля дискретных входов/выходов (слот М3)" w:value="СИСТ / Диагностика: Неисправность модуля дискретных входов/выходов (слот М3)"/>
                   <w:listItem w:displayText="СИСТ / Диагностика: Неисправность модуля дискретных входов/выходов (слот М4)" w:value="СИСТ / Диагностика: Неисправность модуля дискретных входов/выходов (слот М4)"/>
+                  <w:listItem w:displayText="СИСТ / Диагностика: Неисправность модуля дискретных входов/выходов (слот М6)" w:value="СИСТ / Диагностика: Неисправность модуля дискретных входов/выходов (слот М6)"/>
+                  <w:listItem w:displayText="СИСТ / Диагностика: Неисправность модуля дискретных входов/выходов (слот М7)" w:value="СИСТ / Диагностика: Неисправность модуля дискретных входов/выходов (слот М7)"/>
                   <w:listItem w:displayText="СИСТ / Диагностика: Неисправность модуля дискретных входов/выходов (слот М8)" w:value="СИСТ / Диагностика: Неисправность модуля дискретных входов/выходов (слот М8)"/>
                   <w:listItem w:displayText="СИСТ / Диагностика: Неисправность модуля дискретных входов/выходов (слот М9)" w:value="СИСТ / Диагностика: Неисправность модуля дискретных входов/выходов (слот М9)"/>
                   <w:listItem w:displayText="СИСТ / Диагностика: Неисправность цепей оперативного питания" w:value="СИСТ / Диагностика: Неисправность цепей оперативного питания"/>
@@ -10923,45 +11069,41 @@
                   <w:listItem w:displayText="СИСТ / ПлДВых9: Состояние ДВых7" w:value="СИСТ / ПлДВых9: Состояние ДВых7"/>
                   <w:listItem w:displayText="СИСТ / ПлДВых9: Состояние ДВых8" w:value="СИСТ / ПлДВых9: Состояние ДВых8"/>
                   <w:listItem w:displayText="СИСТ / СД ФК: Действие на В ВН" w:value="СИСТ / СД ФК: Действие на В ВН"/>
-                  <w:listItem w:displayText="СИСТ / СД ФК: Действие на В НН1" w:value="СИСТ / СД ФК: Действие на В НН1"/>
-                  <w:listItem w:displayText="СИСТ / СД ФК: Действие на В НН2" w:value="СИСТ / СД ФК: Действие на В НН2"/>
+                  <w:listItem w:displayText="СИСТ / СД ФК: Действие на В НН" w:value="СИСТ / СД ФК: Действие на В НН"/>
                   <w:listItem w:displayText="СИСТ / СД ФК: Комплект" w:value="СИСТ / СД ФК: Комплект"/>
                   <w:listItem w:displayText="СИСТ / СД ФК: Режим работы ГЗ РПН" w:value="СИСТ / СД ФК: Режим работы ГЗ РПН"/>
                   <w:listItem w:displayText="СИСТ / СД ФК: Режим работы ГЗ Т откл" w:value="СИСТ / СД ФК: Режим работы ГЗ Т откл"/>
                   <w:listItem w:displayText="СИСТ / СД ФК: Режим работы ГЗ Т сигн" w:value="СИСТ / СД ФК: Режим работы ГЗ Т сигн"/>
-                  <w:listItem w:displayText="СИСТ / СД ФК: Режим работы ДЗТ" w:value="СИСТ / СД ФК: Режим работы ДЗТ"/>
-                  <w:listItem w:displayText="СИСТ / СД ФК: Режим работы ЗПО" w:value="СИСТ / СД ФК: Режим работы ЗПО"/>
                   <w:listItem w:displayText="СИСТ / СД ФК: Режим работы УРОВ" w:value="СИСТ / СД ФК: Режим работы УРОВ"/>
                   <w:listItem w:displayText="СИСТ / СД ФК: Управление ИЭУ" w:value="СИСТ / СД ФК: Управление ИЭУ"/>
                   <w:listItem w:displayText="СИСТ / СД: БИ выведены" w:value="СИСТ / СД: БИ выведены"/>
                   <w:listItem w:displayText="СИСТ / СД: Внешнее отключение" w:value="СИСТ / СД: Внешнее отключение"/>
                   <w:listItem w:displayText="СИСТ / СД: Выходные цепи разобраны" w:value="СИСТ / СД: Выходные цепи разобраны"/>
+                  <w:listItem w:displayText="СИСТ / СД: Неисправность В ВН" w:value="СИСТ / СД: Неисправность В ВН"/>
                   <w:listItem w:displayText="СИСТ / СД: Неисправность ШС-А" w:value="СИСТ / СД: Неисправность ШС-А"/>
                   <w:listItem w:displayText="СИСТ / СД: Неисправность ШС-В" w:value="СИСТ / СД: Неисправность ШС-В"/>
                   <w:listItem w:displayText="СИСТ / СД: Неисправность опер. тока ГЗ" w:value="СИСТ / СД: Неисправность опер. тока ГЗ"/>
                   <w:listItem w:displayText="СИСТ / СД: Неисправность опер. тока ТЗ, ТС" w:value="СИСТ / СД: Неисправность опер. тока ТЗ, ТС"/>
+                  <w:listItem w:displayText="СИСТ / СД: Неисправность сигн. В" w:value="СИСТ / СД: Неисправность сигн. В"/>
                   <w:listItem w:displayText="СИСТ / СД: Неисправность цепей ГЗ РПН" w:value="СИСТ / СД: Неисправность цепей ГЗ РПН"/>
                   <w:listItem w:displayText="СИСТ / СД: Неисправность цепей ГЗ Т" w:value="СИСТ / СД: Неисправность цепей ГЗ Т"/>
                   <w:listItem w:displayText="СИСТ / СД: Неисправность цепей ТЗ" w:value="СИСТ / СД: Неисправность цепей ТЗ"/>
                   <w:listItem w:displayText="СИСТ / СД: Потеря GOOSE" w:value="СИСТ / СД: Потеря GOOSE"/>
-                  <w:listItem w:displayText="СИСТ / СД: Пуск ЗПО" w:value="СИСТ / СД: Пуск ЗПО"/>
                   <w:listItem w:displayText="СИСТ / СД: Срабатывание ГЗ РПН" w:value="СИСТ / СД: Срабатывание ГЗ РПН"/>
                   <w:listItem w:displayText="СИСТ / СД: Срабатывание ГЗоткл" w:value="СИСТ / СД: Срабатывание ГЗоткл"/>
                   <w:listItem w:displayText="СИСТ / СД: Срабатывание ГЗсигн" w:value="СИСТ / СД: Срабатывание ГЗсигн"/>
-                  <w:listItem w:displayText="СИСТ / СД: Срабатывание ДЗТ" w:value="СИСТ / СД: Срабатывание ДЗТ"/>
                   <w:listItem w:displayText="СИСТ / СД: Срабатывание ЗП" w:value="СИСТ / СД: Срабатывание ЗП"/>
+                  <w:listItem w:displayText="СИСТ / СД: Срабатывание МТЗ" w:value="СИСТ / СД: Срабатывание МТЗ"/>
                   <w:listItem w:displayText="СИСТ / СД: Срабатывание ТЗоткл" w:value="СИСТ / СД: Срабатывание ТЗоткл"/>
                   <w:listItem w:displayText="СИСТ / СД: Срабатывание ТЗсигн" w:value="СИСТ / СД: Срабатывание ТЗсигн"/>
+                  <w:listItem w:displayText="СИСТ / СД: Срабатывание ТО" w:value="СИСТ / СД: Срабатывание ТО"/>
                   <w:listItem w:displayText="СИСТ / СД: Срабатывание УРОВ" w:value="СИСТ / СД: Срабатывание УРОВ"/>
                   <w:listItem w:displayText="СИСТ / ФК: Действие на В ВН" w:value="СИСТ / ФК: Действие на В ВН"/>
-                  <w:listItem w:displayText="СИСТ / ФК: Действие на В НН1" w:value="СИСТ / ФК: Действие на В НН1"/>
-                  <w:listItem w:displayText="СИСТ / ФК: Действие на В НН2" w:value="СИСТ / ФК: Действие на В НН2"/>
+                  <w:listItem w:displayText="СИСТ / ФК: Действие на В НН" w:value="СИСТ / ФК: Действие на В НН"/>
                   <w:listItem w:displayText="СИСТ / ФК: Комплект" w:value="СИСТ / ФК: Комплект"/>
                   <w:listItem w:displayText="СИСТ / ФК: Режим работы ГЗ РПН" w:value="СИСТ / ФК: Режим работы ГЗ РПН"/>
                   <w:listItem w:displayText="СИСТ / ФК: Режим работы ГЗ Т откл" w:value="СИСТ / ФК: Режим работы ГЗ Т откл"/>
                   <w:listItem w:displayText="СИСТ / ФК: Режим работы ГЗ Т сигн" w:value="СИСТ / ФК: Режим работы ГЗ Т сигн"/>
-                  <w:listItem w:displayText="СИСТ / ФК: Режим работы ДЗТ" w:value="СИСТ / ФК: Режим работы ДЗТ"/>
-                  <w:listItem w:displayText="СИСТ / ФК: Режим работы ЗПО" w:value="СИСТ / ФК: Режим работы ЗПО"/>
                   <w:listItem w:displayText="СИСТ / ФК: Режим работы УРОВ" w:value="СИСТ / ФК: Режим работы УРОВ"/>
                   <w:listItem w:displayText="СИСТ / ФК: Управление ИЭУ" w:value="СИСТ / ФК: Управление ИЭУ"/>
                   <w:listItem w:displayText="СИСТ / ШС: Переполнение буфера входных данных" w:value="СИСТ / ШС: Переполнение буфера входных данных"/>
@@ -10976,6 +11118,7 @@
                   <w:listItem w:displayText="Сборка сигн. / СС: Контроль оперативного тока НН" w:value="Сборка сигн. / СС: Контроль оперативного тока НН"/>
                   <w:listItem w:displayText="Сборка сигн. / СС: Низкая изоляция ГЗ" w:value="Сборка сигн. / СС: Низкая изоляция ГЗ"/>
                   <w:listItem w:displayText="Сборка сигн. / СС: Низкая изоляция ТЗ" w:value="Сборка сигн. / СС: Низкая изоляция ТЗ"/>
+                  <w:listItem w:displayText="Сборка сигн. / СС: Превышение времени переключения коммутационного аппарата" w:value="Сборка сигн. / СС: Превышение времени переключения коммутационного аппарата"/>
                   <w:listItem w:displayText="Сборка сигн. / СС: Сигнализация от ГЗ" w:value="Сборка сигн. / СС: Сигнализация от ГЗ"/>
                   <w:listItem w:displayText="Сборка сигн. / СС: Сигнализация от ТЗ" w:value="Сборка сигн. / СС: Сигнализация от ТЗ"/>
                   <w:listItem w:displayText="Сборка сигн. / СС: Сигнализация от ТС" w:value="Сборка сигн. / СС: Сигнализация от ТС"/>
@@ -10983,25 +11126,21 @@
                   <w:listItem w:displayText="ТК ЗДЗ / ТК ЗДЗ: Пуск" w:value="ТК ЗДЗ / ТК ЗДЗ: Пуск"/>
                   <w:listItem w:displayText="ТК ЗДЗ / ТК ЗДЗ: Функция введена в работу" w:value="ТК ЗДЗ / ТК ЗДЗ: Функция введена в работу"/>
                   <w:listItem w:displayText="ТК ЗДЗ / ТК ЗДЗ: Функция оперативно выведена из работы" w:value="ТК ЗДЗ / ТК ЗДЗ: Функция оперативно выведена из работы"/>
-                  <w:listItem w:displayText="ТО ЗПО / ТО ЗПО ВН: Пуск" w:value="ТО ЗПО / ТО ЗПО ВН: Пуск"/>
-                  <w:listItem w:displayText="ТО ЗПО / ТО ЗПО ВН: Функция введена в работу" w:value="ТО ЗПО / ТО ЗПО ВН: Функция введена в работу"/>
-                  <w:listItem w:displayText="ТО ЗПО / ТО ЗПО ВН: Функция оперативно выведена из работы" w:value="ТО ЗПО / ТО ЗПО ВН: Функция оперативно выведена из работы"/>
-                  <w:listItem w:displayText="ТО ЗПО / ТО ЗПО НН1: Пуск" w:value="ТО ЗПО / ТО ЗПО НН1: Пуск"/>
-                  <w:listItem w:displayText="ТО ЗПО / ТО ЗПО НН1: Функция введена в работу" w:value="ТО ЗПО / ТО ЗПО НН1: Функция введена в работу"/>
-                  <w:listItem w:displayText="ТО ЗПО / ТО ЗПО НН1: Функция оперативно выведена из работы" w:value="ТО ЗПО / ТО ЗПО НН1: Функция оперативно выведена из работы"/>
-                  <w:listItem w:displayText="ТО ЗПО / ТО ЗПО НН2: Пуск" w:value="ТО ЗПО / ТО ЗПО НН2: Пуск"/>
-                  <w:listItem w:displayText="ТО ЗПО / ТО ЗПО НН2: Функция введена в работу" w:value="ТО ЗПО / ТО ЗПО НН2: Функция введена в работу"/>
-                  <w:listItem w:displayText="ТО ЗПО / ТО ЗПО НН2: Функция оперативно выведена из работы" w:value="ТО ЗПО / ТО ЗПО НН2: Функция оперативно выведена из работы"/>
-                  <w:listItem w:displayText="ТО ЗПО / ТО ЗПО_общ: Пуск" w:value="ТО ЗПО / ТО ЗПО_общ: Пуск"/>
-                  <w:listItem w:displayText="ТО ЗПО / ТО ЗПО_общ: Функция введена в работу" w:value="ТО ЗПО / ТО ЗПО_общ: Функция введена в работу"/>
-                  <w:listItem w:displayText="ТО ЗПО / ТО ЗПО_общ: Функция оперативно выведена из работы" w:value="ТО ЗПО / ТО ЗПО_общ: Функция оперативно выведена из работы"/>
+                  <w:listItem w:displayText="ТО / ТО: Пуск" w:value="ТО / ТО: Пуск"/>
+                  <w:listItem w:displayText="ТО / ТО: Срабатывание" w:value="ТО / ТО: Срабатывание"/>
+                  <w:listItem w:displayText="ТО / ТО: Срабатывание на сигнал" w:value="ТО / ТО: Срабатывание на сигнал"/>
+                  <w:listItem w:displayText="ТО / ТО: Функция введена в работу" w:value="ТО / ТО: Функция введена в работу"/>
+                  <w:listItem w:displayText="ТО / ТО: Функция оперативно выведена из работы" w:value="ТО / ТО: Функция оперативно выведена из работы"/>
                   <w:listItem w:displayText="ТО РПН / ТО РПН: Пуск" w:value="ТО РПН / ТО РПН: Пуск"/>
                   <w:listItem w:displayText="ТО РПН / ТО РПН: Функция введена в работу" w:value="ТО РПН / ТО РПН: Функция введена в работу"/>
                   <w:listItem w:displayText="ТО РПН / ТО РПН: Функция оперативно выведена из работы" w:value="ТО РПН / ТО РПН: Функция оперативно выведена из работы"/>
+                  <w:listItem w:displayText="УВ / УВ: Включить" w:value="УВ / УВ: Включить"/>
+                  <w:listItem w:displayText="УВ / УВ: Функция введена в работу" w:value="УВ / УВ: Функция введена в работу"/>
                   <w:listItem w:displayText="УРОВ ВН / УРОВ: Пуск" w:value="УРОВ ВН / УРОВ: Пуск"/>
                   <w:listItem w:displayText="УРОВ ВН / УРОВ: Пуск ИО максимального тока" w:value="УРОВ ВН / УРОВ: Пуск ИО максимального тока"/>
-                  <w:listItem w:displayText="УРОВ ВН / УРОВ: Срабатывание УРОВ" w:value="УРОВ ВН / УРОВ: Срабатывание УРОВ"/>
-                  <w:listItem w:displayText="УРОВ ВН / УРОВ: Срабатывание УРОВ  'на себя'" w:value="УРОВ ВН / УРОВ: Срабатывание УРОВ  'на себя'"/>
+                  <w:listItem w:displayText="УРОВ ВН / УРОВ: Срабатывание" w:value="УРОВ ВН / УРОВ: Срабатывание"/>
+                  <w:listItem w:displayText="УРОВ ВН / УРОВ: Срабатывание  'на себя'" w:value="УРОВ ВН / УРОВ: Срабатывание  'на себя'"/>
+                  <w:listItem w:displayText="УРОВ ВН / УРОВ: Ускорение УРОВ" w:value="УРОВ ВН / УРОВ: Ускорение УРОВ"/>
                   <w:listItem w:displayText="УРОВ ВН / УРОВ: Функция введена в работу" w:value="УРОВ ВН / УРОВ: Функция введена в работу"/>
                   <w:listItem w:displayText="УРОВ ВН / УРОВ: Функция оперативно выведена из работы" w:value="УРОВ ВН / УРОВ: Функция оперативно выведена из работы"/>
                 </w:dropDownList>
@@ -11168,61 +11307,62 @@
                   <w:listItem w:displayText="ГЗ РПН на сигн " w:value="ГЗ РПН на сигн "/>
                   <w:listItem w:displayText="ГЗоткл на сигн " w:value="ГЗоткл на сигн "/>
                   <w:listItem w:displayText="ГЗсигн на откл " w:value="ГЗсигн на откл "/>
-                  <w:listItem w:displayText="ДТЗт на сигн " w:value="ДТЗт на сигн "/>
-                  <w:listItem w:displayText="ДТО на сигн " w:value="ДТО на сигн "/>
                   <w:listItem w:displayText="ДТм на сигн " w:value="ДТм на сигн "/>
                   <w:listItem w:displayText="ДТо на сигн " w:value="ДТо на сигн "/>
                   <w:listItem w:displayText="ДУм расшир на сигн " w:value="ДУм расшир на сигн "/>
+                  <w:listItem w:displayText="ЗОП на сигн " w:value="ЗОП на сигн "/>
                   <w:listItem w:displayText="ЗП на откл " w:value="ЗП на откл "/>
-                  <w:listItem w:displayText="ЗПО на сигн " w:value="ЗПО на сигн "/>
+                  <w:listItem w:displayText="МТЗ 1 ст на сигн " w:value="МТЗ 1 ст на сигн "/>
+                  <w:listItem w:displayText="МТЗ 2 ст на сигн " w:value="МТЗ 2 ст на сигн "/>
+                  <w:listItem w:displayText="МТЗ 3 ст на сигн " w:value="МТЗ 3 ст на сигн "/>
                   <w:listItem w:displayText="ОВ ГЗ РПН " w:value="ОВ ГЗ РПН "/>
                   <w:listItem w:displayText="ОВ ГЗоткл " w:value="ОВ ГЗоткл "/>
                   <w:listItem w:displayText="ОВ ГЗсигн " w:value="ОВ ГЗсигн "/>
-                  <w:listItem w:displayText="ОВ ДЗТ " w:value="ОВ ДЗТ "/>
-                  <w:listItem w:displayText="ОВ ДТЗт " w:value="ОВ ДТЗт "/>
-                  <w:listItem w:displayText="ОВ ДТО " w:value="ОВ ДТО "/>
+                  <w:listItem w:displayText="ОВ ЗОП " w:value="ОВ ЗОП "/>
                   <w:listItem w:displayText="ОВ ЗП " w:value="ОВ ЗП "/>
-                  <w:listItem w:displayText="ОВ ЗП ВН " w:value="ОВ ЗП ВН "/>
-                  <w:listItem w:displayText="ОВ ЗП НН1 " w:value="ОВ ЗП НН1 "/>
-                  <w:listItem w:displayText="ОВ ЗП НН2 " w:value="ОВ ЗП НН2 "/>
-                  <w:listItem w:displayText="ОВ ЗПО " w:value="ОВ ЗПО "/>
-                  <w:listItem w:displayText="ОВ КЦТ " w:value="ОВ КЦТ "/>
-                  <w:listItem w:displayText="ОВ КЦТнеб " w:value="ОВ КЦТнеб "/>
-                  <w:listItem w:displayText="ОВ КЦТст1 " w:value="ОВ КЦТст1 "/>
-                  <w:listItem w:displayText="ОВ КЦТст2 " w:value="ОВ КЦТст2 "/>
-                  <w:listItem w:displayText="ОВ КЦТст3 " w:value="ОВ КЦТст3 "/>
+                  <w:listItem w:displayText="ОВ КА " w:value="ОВ КА "/>
+                  <w:listItem w:displayText="ОВ КП " w:value="ОВ КП "/>
+                  <w:listItem w:displayText="ОВ КСВ " w:value="ОВ КСВ "/>
+                  <w:listItem w:displayText="ОВ КЦН НН " w:value="ОВ КЦН НН "/>
+                  <w:listItem w:displayText="ОВ ЛЗТ " w:value="ОВ ЛЗТ "/>
                   <w:listItem w:displayText="ОВ ЛО ВН " w:value="ОВ ЛО ВН "/>
                   <w:listItem w:displayText="ОВ ЛО ДТм " w:value="ОВ ЛО ДТм "/>
                   <w:listItem w:displayText="ОВ ЛО ДТо " w:value="ОВ ЛО ДТо "/>
                   <w:listItem w:displayText="ОВ ЛО ДУм расшир " w:value="ОВ ЛО ДУм расшир "/>
+                  <w:listItem w:displayText="ОВ ЛО НН " w:value="ОВ ЛО НН "/>
+                  <w:listItem w:displayText="ОВ ЛО НН / ЗАВР " w:value="ОВ ЛО НН / ЗАВР "/>
+                  <w:listItem w:displayText="ОВ ЛО НН / ЗАПВ " w:value="ОВ ЛО НН / ЗАПВ "/>
+                  <w:listItem w:displayText="ОВ ЛО НН / ЛО " w:value="ОВ ЛО НН / ЛО "/>
                   <w:listItem w:displayText="ОВ ЛО ОК " w:value="ОВ ЛО ОК "/>
                   <w:listItem w:displayText="ОВ ЛО ПК " w:value="ОВ ЛО ПК "/>
                   <w:listItem w:displayText="ОВ ЛО РД " w:value="ОВ ЛО РД "/>
                   <w:listItem w:displayText="ОВ ЛО Т " w:value="ОВ ЛО Т "/>
+                  <w:listItem w:displayText="ОВ ЛО Т / ЗАВР " w:value="ОВ ЛО Т / ЗАВР "/>
                   <w:listItem w:displayText="ОВ ЛО Т / ЗАПВ " w:value="ОВ ЛО Т / ЗАПВ "/>
                   <w:listItem w:displayText="ОВ ЛО Т / ЛО " w:value="ОВ ЛО Т / ЛО "/>
                   <w:listItem w:displayText="ОВ ЛО ТЗ " w:value="ОВ ЛО ТЗ "/>
                   <w:listItem w:displayText="ОВ ЛО ТС " w:value="ОВ ЛО ТС "/>
+                  <w:listItem w:displayText="ОВ МТЗ " w:value="ОВ МТЗ "/>
+                  <w:listItem w:displayText="ОВ МТЗ 1 ст " w:value="ОВ МТЗ 1 ст "/>
+                  <w:listItem w:displayText="ОВ МТЗ 2 ст " w:value="ОВ МТЗ 2 ст "/>
+                  <w:listItem w:displayText="ОВ МТЗ 3 ст " w:value="ОВ МТЗ 3 ст "/>
                   <w:listItem w:displayText="ОВ ПДС " w:value="ОВ ПДС "/>
                   <w:listItem w:displayText="ОВ ПДС НКУ " w:value="ОВ ПДС НКУ "/>
-                  <w:listItem w:displayText="ОВ РТПО " w:value="ОВ РТПО "/>
-                  <w:listItem w:displayText="ОВ РТПО ВН " w:value="ОВ РТПО ВН "/>
-                  <w:listItem w:displayText="ОВ РТПО НН1 " w:value="ОВ РТПО НН1 "/>
-                  <w:listItem w:displayText="ОВ РТПО НН2 " w:value="ОВ РТПО НН2 "/>
                   <w:listItem w:displayText="ОВ ТК ЗДЗ " w:value="ОВ ТК ЗДЗ "/>
-                  <w:listItem w:displayText="ОВ ТО ЗПО " w:value="ОВ ТО ЗПО "/>
-                  <w:listItem w:displayText="ОВ ТО ЗПО ВН " w:value="ОВ ТО ЗПО ВН "/>
-                  <w:listItem w:displayText="ОВ ТО ЗПО НН1 " w:value="ОВ ТО ЗПО НН1 "/>
-                  <w:listItem w:displayText="ОВ ТО ЗПО НН2 " w:value="ОВ ТО ЗПО НН2 "/>
+                  <w:listItem w:displayText="ОВ ТО " w:value="ОВ ТО "/>
                   <w:listItem w:displayText="ОВ ТО РПН " w:value="ОВ ТО РПН "/>
-                  <w:listItem w:displayText="ОВ УРОВ " w:value="ОВ УРОВ "/>
+                  <w:listItem w:displayText="ОВ УВ " w:value="ОВ УВ "/>
+                  <w:listItem w:displayText="ОВ УРОВ ВН " w:value="ОВ УРОВ ВН "/>
                   <w:listItem w:displayText="ОК на сигн " w:value="ОК на сигн "/>
                   <w:listItem w:displayText="ПК на сигн " w:value="ПК на сигн "/>
                   <w:listItem w:displayText="Прием сим.данных " w:value="Прием сим.данных "/>
                   <w:listItem w:displayText="РД на сигн " w:value="РД на сигн "/>
+                  <w:listItem w:displayText="Сброс КРВ " w:value="Сброс КРВ "/>
                   <w:listItem w:displayText="Сброс СД " w:value="Сброс СД "/>
                   <w:listItem w:displayText="Сброс блок. ГЗ,ТЗ " w:value="Сброс блок. ГЗ,ТЗ "/>
                   <w:listItem w:displayText="Сброс стат. " w:value="Сброс стат. "/>
+                  <w:listItem w:displayText="Сброс счет. опер. В " w:value="Сброс счет. опер. В "/>
+                  <w:listItem w:displayText="ТО на сигн " w:value="ТО на сигн "/>
                 </w:dropDownList>
                 <w:showingPlcHdr/>
                 <w:placeholder>

--- a/latex_gui/templ2.docx
+++ b/latex_gui/templ2.docx
@@ -7021,70 +7021,45 @@
                 <w:id w:val="0"/>
                 <w:dropDownList>
                   <w:listItem w:displayText="Не назначено" w:value=""/>
+                  <w:listItem w:displayText="t масла ЗПО " w:value="t масла ЗПО "/>
                   <w:listItem w:displayText="Авар. t масла " w:value="Авар. t масла "/>
                   <w:listItem w:displayText="Авар. t обмотки " w:value="Авар. t обмотки "/>
-                  <w:listItem w:displayText="Авар.уров.изоляц. В " w:value="Авар.уров.изоляц. В "/>
-                  <w:listItem w:displayText="Блокировка ЛЗТ 2 " w:value="Блокировка ЛЗТ 2 "/>
-                  <w:listItem w:displayText="Блокировка ЛЗТ1 " w:value="Блокировка ЛЗТ1 "/>
-                  <w:listItem w:displayText="В НН включен " w:value="В НН включен "/>
-                  <w:listItem w:displayText="В включен (б/к) " w:value="В включен (б/к) "/>
-                  <w:listItem w:displayText="В отключен (б/к) " w:value="В отключен (б/к) "/>
-                  <w:listItem w:displayText="Включить В от ПУ " w:value="Включить В от ПУ "/>
-                  <w:listItem w:displayText="Включить В от ТУ " w:value="Включить В от ТУ "/>
-                  <w:listItem w:displayText="Внеш. пуск ЛЗТ " w:value="Внеш. пуск ЛЗТ "/>
-                  <w:listItem w:displayText="Внеш.блок.упр.В " w:value="Внеш.блок.упр.В "/>
-                  <w:listItem w:displayText="Внеш.откл. от ЗДЗ " w:value="Внеш.откл. от ЗДЗ "/>
-                  <w:listItem w:displayText="Внеш.откл. от УРОВ " w:value="Внеш.откл. от УРОВ "/>
+                  <w:listItem w:displayText="Внеш. откл. от СО " w:value="Внеш. откл. от СО "/>
+                  <w:listItem w:displayText="Внеш.откл. от ЗДЗ1 " w:value="Внеш.откл. от ЗДЗ1 "/>
+                  <w:listItem w:displayText="Внеш.откл. от ЗДЗ2 " w:value="Внеш.откл. от ЗДЗ2 "/>
+                  <w:listItem w:displayText="Внеш.откл. от УРОВ1 " w:value="Внеш.откл. от УРОВ1 "/>
+                  <w:listItem w:displayText="Внеш.откл. от УРОВ2 " w:value="Внеш.откл. от УРОВ2 "/>
                   <w:listItem w:displayText="Выс.ур.масла РПН " w:value="Выс.ур.масла РПН "/>
                   <w:listItem w:displayText="Выс.ур.масла тр. " w:value="Выс.ур.масла тр. "/>
                   <w:listItem w:displayText="Дверь шкафа/отсека " w:value="Дверь шкафа/отсека "/>
-                  <w:listItem w:displayText="КПОН внеш. " w:value="КПОН внеш. "/>
-                  <w:listItem w:displayText="Ключ М/Д привода " w:value="Ключ М/Д привода "/>
                   <w:listItem w:displayText="Конт.струйн. реле " w:value="Конт.струйн. реле "/>
-                  <w:listItem w:displayText="Контроль цепи ЭМВ " w:value="Контроль цепи ЭМВ "/>
-                  <w:listItem w:displayText="Контроль цепи ЭМО1 " w:value="Контроль цепи ЭМО1 "/>
-                  <w:listItem w:displayText="Контроль цепи ЭМО2 " w:value="Контроль цепи ЭМО2 "/>
-                  <w:listItem w:displayText="Низ.уров.изоляц. В " w:value="Низ.уров.изоляц. В "/>
+                  <w:listItem w:displayText="Неиспр. сист. охл. " w:value="Неиспр. сист. охл. "/>
+                  <w:listItem w:displayText="Низк. t масла РПН " w:value="Низк. t масла РПН "/>
                   <w:listItem w:displayText="Низк.ур.масла РПН " w:value="Низк.ур.масла РПН "/>
                   <w:listItem w:displayText="Низк.ур.масла тр. " w:value="Низк.ур.масла тр. "/>
-                  <w:listItem w:displayText="ОТ ИЭУ ТН " w:value="ОТ ИЭУ ТН "/>
-                  <w:listItem w:displayText="ОТ ЦСВ " w:value="ОТ ЦСВ "/>
-                  <w:listItem w:displayText="ОТ ЭМО1, ЭМВ " w:value="ОТ ЭМО1, ЭМВ "/>
-                  <w:listItem w:displayText="ОТ ЭМО2 " w:value="ОТ ЭМО2 "/>
                   <w:listItem w:displayText="ОТ цепей ГЗ " w:value="ОТ цепей ГЗ "/>
-                  <w:listItem w:displayText="ОТ цепей ЗДЗ " w:value="ОТ цепей ЗДЗ "/>
-                  <w:listItem w:displayText="ОТ цепей ТЗ, ТС " w:value="ОТ цепей ТЗ, ТС "/>
-                  <w:listItem w:displayText="ОТ цепей УРОВ " w:value="ОТ цепей УРОВ "/>
-                  <w:listItem w:displayText="ОТ цепей ЭМО1, ЭМВ " w:value="ОТ цепей ЭМО1, ЭМВ "/>
-                  <w:listItem w:displayText="ОТ цепей ЭМО2 " w:value="ОТ цепей ЭМО2 "/>
-                  <w:listItem w:displayText="Опер. включить В " w:value="Опер. включить В "/>
-                  <w:listItem w:displayText="Опер. отключить В " w:value="Опер. отключить В "/>
-                  <w:listItem w:displayText="Откл. от кнопки " w:value="Откл. от кнопки "/>
+                  <w:listItem w:displayText="ОТ цепей ЗДЗ1 " w:value="ОТ цепей ЗДЗ1 "/>
+                  <w:listItem w:displayText="ОТ цепей ЗДЗ2 " w:value="ОТ цепей ЗДЗ2 "/>
+                  <w:listItem w:displayText="ОТ цепей ТЗ " w:value="ОТ цепей ТЗ "/>
+                  <w:listItem w:displayText="ОТ цепей УРОВ1 " w:value="ОТ цепей УРОВ1 "/>
+                  <w:listItem w:displayText="ОТ цепей УРОВ2 " w:value="ОТ цепей УРОВ2 "/>
+                  <w:listItem w:displayText="Отказ сист.охл. " w:value="Отказ сист.охл. "/>
                   <w:listItem w:displayText="Откл.конт.газ. реле " w:value="Откл.конт.газ. реле "/>
-                  <w:listItem w:displayText="Отключить В от ПУ " w:value="Отключить В от ПУ "/>
-                  <w:listItem w:displayText="Отключить В от ТУ " w:value="Отключить В от ТУ "/>
                   <w:listItem w:displayText="Повыш. t масла " w:value="Повыш. t масла "/>
                   <w:listItem w:displayText="Повыш. t обмотки " w:value="Повыш. t обмотки "/>
                   <w:listItem w:displayText="Положение SA1 " w:value="Положение SA1 "/>
                   <w:listItem w:displayText="Положение SA2 " w:value="Положение SA2 "/>
                   <w:listItem w:displayText="Положение SA3 " w:value="Положение SA3 "/>
                   <w:listItem w:displayText="Положение SA4 " w:value="Положение SA4 "/>
-                  <w:listItem w:displayText="Положение SA5 " w:value="Положение SA5 "/>
                   <w:listItem w:displayText="Положение SG1 " w:value="Положение SG1 "/>
                   <w:listItem w:displayText="Положение SG2 " w:value="Положение SG2 "/>
                   <w:listItem w:displayText="Положение SG3 " w:value="Положение SG3 "/>
-                  <w:listItem w:displayText="Пружина не заведена " w:value="Пружина не заведена "/>
                   <w:listItem w:displayText="Пуск УРОВ внешний " w:value="Пуск УРОВ внешний "/>
-                  <w:listItem w:displayText="Работа ЭМВ " w:value="Работа ЭМВ "/>
-                  <w:listItem w:displayText="Работа ЭМО1 " w:value="Работа ЭМО1 "/>
-                  <w:listItem w:displayText="Работа ЭМО2 " w:value="Работа ЭМО2 "/>
-                  <w:listItem w:displayText="СВ НН включен " w:value="СВ НН включен "/>
                   <w:listItem w:displayText="Сигн. внешн. 1 " w:value="Сигн. внешн. 1 "/>
                   <w:listItem w:displayText="Сигн. внешн. 2 " w:value="Сигн. внешн. 2 "/>
                   <w:listItem w:displayText="Сигн. внешн. 3 " w:value="Сигн. внешн. 3 "/>
                   <w:listItem w:displayText="Сигн. внешн. 4 " w:value="Сигн. внешн. 4 "/>
                   <w:listItem w:displayText="Сигн.конт.газ. реле " w:value="Сигн.конт.газ. реле "/>
-                  <w:listItem w:displayText="Сраб БНН внеш " w:value="Сраб БНН внеш "/>
                   <w:listItem w:displayText="Сраб. КИ ГЗ_РПН " w:value="Сраб. КИ ГЗ_РПН "/>
                   <w:listItem w:displayText="Сраб. КИ ГЗ_откл " w:value="Сраб. КИ ГЗ_откл "/>
                   <w:listItem w:displayText="Сраб. КИ ГЗ_сигн " w:value="Сраб. КИ ГЗ_сигн "/>
@@ -7344,63 +7319,98 @@
                 <w:id w:val="0"/>
                 <w:dropDownList>
                   <w:listItem w:displayText="Не назначено" w:value=""/>
-                  <w:listItem w:displayText="ЗОП / ЗОП: Пуск" w:value="ЗОП / ЗОП: Пуск"/>
-                  <w:listItem w:displayText="ЗОП / ЗОП: Пуск ИО по несимметрии токов прямой и обратной последовательности" w:value="ЗОП / ЗОП: Пуск ИО по несимметрии токов прямой и обратной последовательности"/>
-                  <w:listItem w:displayText="ЗОП / ЗОП: Пуск ИО тока обратной последовательности" w:value="ЗОП / ЗОП: Пуск ИО тока обратной последовательности"/>
-                  <w:listItem w:displayText="ЗОП / ЗОП: Срабатывание" w:value="ЗОП / ЗОП: Срабатывание"/>
-                  <w:listItem w:displayText="ЗОП / ЗОП: Срабатывание на сигнал" w:value="ЗОП / ЗОП: Срабатывание на сигнал"/>
-                  <w:listItem w:displayText="ЗОП / ЗОП: Функция введена в работу" w:value="ЗОП / ЗОП: Функция введена в работу"/>
-                  <w:listItem w:displayText="ЗОП / ЗОП: Функция оперативно выведена из работы" w:value="ЗОП / ЗОП: Функция оперативно выведена из работы"/>
-                  <w:listItem w:displayText="ЗП / ЗП: Пуск" w:value="ЗП / ЗП: Пуск"/>
-                  <w:listItem w:displayText="ЗП / ЗП: Пуск ИО максимального тока" w:value="ЗП / ЗП: Пуск ИО максимального тока"/>
+                  <w:listItem w:displayText="ДЗТ / БВКЗ: Срабатывание БВКЗ" w:value="ДЗТ / БВКЗ: Срабатывание БВКЗ"/>
+                  <w:listItem w:displayText="ДЗТ / БВКЗ: Срабатывание БВКЗ по фазе А" w:value="ДЗТ / БВКЗ: Срабатывание БВКЗ по фазе А"/>
+                  <w:listItem w:displayText="ДЗТ / БВКЗ: Срабатывание БВКЗ по фазе В" w:value="ДЗТ / БВКЗ: Срабатывание БВКЗ по фазе В"/>
+                  <w:listItem w:displayText="ДЗТ / БВКЗ: Срабатывание БВКЗ по фазе С" w:value="ДЗТ / БВКЗ: Срабатывание БВКЗ по фазе С"/>
+                  <w:listItem w:displayText="ДЗТ / Д2Г: Пуск Д2Г" w:value="ДЗТ / Д2Г: Пуск Д2Г"/>
+                  <w:listItem w:displayText="ДЗТ / Д2Г: Пуск Д2Г по фазе A" w:value="ДЗТ / Д2Г: Пуск Д2Г по фазе A"/>
+                  <w:listItem w:displayText="ДЗТ / Д2Г: Пуск Д2Г по фазе В" w:value="ДЗТ / Д2Г: Пуск Д2Г по фазе В"/>
+                  <w:listItem w:displayText="ДЗТ / Д2Г: Пуск Д2Г по фазе С" w:value="ДЗТ / Д2Г: Пуск Д2Г по фазе С"/>
+                  <w:listItem w:displayText="ДЗТ / Д5Г: Пуск Д5Г" w:value="ДЗТ / Д5Г: Пуск Д5Г"/>
+                  <w:listItem w:displayText="ДЗТ / Д5Г: Пуск Д5Г по фазе A" w:value="ДЗТ / Д5Г: Пуск Д5Г по фазе A"/>
+                  <w:listItem w:displayText="ДЗТ / Д5Г: Пуск Д5Г по фазе В" w:value="ДЗТ / Д5Г: Пуск Д5Г по фазе В"/>
+                  <w:listItem w:displayText="ДЗТ / Д5Г: Пуск Д5Г по фазе С" w:value="ДЗТ / Д5Г: Пуск Д5Г по фазе С"/>
+                  <w:listItem w:displayText="ДЗТ / ДТЗт: Пуск" w:value="ДЗТ / ДТЗт: Пуск"/>
+                  <w:listItem w:displayText="ДЗТ / ДТЗт: Пуск ДТО по фазе A" w:value="ДЗТ / ДТЗт: Пуск ДТО по фазе A"/>
+                  <w:listItem w:displayText="ДЗТ / ДТЗт: Пуск ДТО по фазе В" w:value="ДЗТ / ДТЗт: Пуск ДТО по фазе В"/>
+                  <w:listItem w:displayText="ДЗТ / ДТЗт: Пуск ДТО по фазе С" w:value="ДЗТ / ДТЗт: Пуск ДТО по фазе С"/>
+                  <w:listItem w:displayText="ДЗТ / ДТЗт: Срабатывание ДТЗт" w:value="ДЗТ / ДТЗт: Срабатывание ДТЗт"/>
+                  <w:listItem w:displayText="ДЗТ / ДТЗт: Срабатывание ДТЗт на сигнал" w:value="ДЗТ / ДТЗт: Срабатывание ДТЗт на сигнал"/>
+                  <w:listItem w:displayText="ДЗТ / ДТЗт: Срабатывание ДТЗт по фазе A" w:value="ДЗТ / ДТЗт: Срабатывание ДТЗт по фазе A"/>
+                  <w:listItem w:displayText="ДЗТ / ДТЗт: Срабатывание ДТЗт по фазе A на сигнал" w:value="ДЗТ / ДТЗт: Срабатывание ДТЗт по фазе A на сигнал"/>
+                  <w:listItem w:displayText="ДЗТ / ДТЗт: Срабатывание ДТЗт по фазе В" w:value="ДЗТ / ДТЗт: Срабатывание ДТЗт по фазе В"/>
+                  <w:listItem w:displayText="ДЗТ / ДТЗт: Срабатывание ДТЗт по фазе В на сигнал" w:value="ДЗТ / ДТЗт: Срабатывание ДТЗт по фазе В на сигнал"/>
+                  <w:listItem w:displayText="ДЗТ / ДТЗт: Срабатывание ДТЗт по фазе С" w:value="ДЗТ / ДТЗт: Срабатывание ДТЗт по фазе С"/>
+                  <w:listItem w:displayText="ДЗТ / ДТЗт: Срабатывание ДТЗт по фазе С на сигнал" w:value="ДЗТ / ДТЗт: Срабатывание ДТЗт по фазе С на сигнал"/>
+                  <w:listItem w:displayText="ДЗТ / ДТЗт: Функция введена в работу" w:value="ДЗТ / ДТЗт: Функция введена в работу"/>
+                  <w:listItem w:displayText="ДЗТ / ДТЗт: Функция оперативно выведена из работы" w:value="ДЗТ / ДТЗт: Функция оперативно выведена из работы"/>
+                  <w:listItem w:displayText="ДЗТ / ДТО: Пуск" w:value="ДЗТ / ДТО: Пуск"/>
+                  <w:listItem w:displayText="ДЗТ / ДТО: Пуск ДТО по фазе A" w:value="ДЗТ / ДТО: Пуск ДТО по фазе A"/>
+                  <w:listItem w:displayText="ДЗТ / ДТО: Пуск ДТО по фазе В" w:value="ДЗТ / ДТО: Пуск ДТО по фазе В"/>
+                  <w:listItem w:displayText="ДЗТ / ДТО: Пуск ДТО по фазе С" w:value="ДЗТ / ДТО: Пуск ДТО по фазе С"/>
+                  <w:listItem w:displayText="ДЗТ / ДТО: Срабатывание ДТО" w:value="ДЗТ / ДТО: Срабатывание ДТО"/>
+                  <w:listItem w:displayText="ДЗТ / ДТО: Срабатывание ДТО на сигнал" w:value="ДЗТ / ДТО: Срабатывание ДТО на сигнал"/>
+                  <w:listItem w:displayText="ДЗТ / ДТО: Срабатывание ДТО по фазе A" w:value="ДЗТ / ДТО: Срабатывание ДТО по фазе A"/>
+                  <w:listItem w:displayText="ДЗТ / ДТО: Срабатывание ДТО по фазе A на сигнал" w:value="ДЗТ / ДТО: Срабатывание ДТО по фазе A на сигнал"/>
+                  <w:listItem w:displayText="ДЗТ / ДТО: Срабатывание ДТО по фазе В" w:value="ДЗТ / ДТО: Срабатывание ДТО по фазе В"/>
+                  <w:listItem w:displayText="ДЗТ / ДТО: Срабатывание ДТО по фазе В на сигнал" w:value="ДЗТ / ДТО: Срабатывание ДТО по фазе В на сигнал"/>
+                  <w:listItem w:displayText="ДЗТ / ДТО: Срабатывание ДТО по фазе С" w:value="ДЗТ / ДТО: Срабатывание ДТО по фазе С"/>
+                  <w:listItem w:displayText="ДЗТ / ДТО: Срабатывание ДТО по фазе С на сигнал" w:value="ДЗТ / ДТО: Срабатывание ДТО по фазе С на сигнал"/>
+                  <w:listItem w:displayText="ДЗТ / ДТО: Функция введена в работу" w:value="ДЗТ / ДТО: Функция введена в работу"/>
+                  <w:listItem w:displayText="ДЗТ / ДТО: Функция оперативно выведена из работы" w:value="ДЗТ / ДТО: Функция оперативно выведена из работы"/>
+                  <w:listItem w:displayText="ДЗТ / КЦТнеб: Срабатывание КЦНнеб" w:value="ДЗТ / КЦТнеб: Срабатывание КЦНнеб"/>
+                  <w:listItem w:displayText="ДЗТ / КЦТнеб: Срабатывание КЦНнеб фазы А" w:value="ДЗТ / КЦТнеб: Срабатывание КЦНнеб фазы А"/>
+                  <w:listItem w:displayText="ДЗТ / КЦТнеб: Срабатывание КЦНнеб фазы В" w:value="ДЗТ / КЦТнеб: Срабатывание КЦНнеб фазы В"/>
+                  <w:listItem w:displayText="ДЗТ / КЦТнеб: Срабатывание КЦНнеб фазы С" w:value="ДЗТ / КЦТнеб: Срабатывание КЦНнеб фазы С"/>
+                  <w:listItem w:displayText="ДЗТ / КЦТнеб: Функция введена в работу" w:value="ДЗТ / КЦТнеб: Функция введена в работу"/>
+                  <w:listItem w:displayText="ДЗТ / КЦТнеб: Функция оперативно выведена из работы" w:value="ДЗТ / КЦТнеб: Функция оперативно выведена из работы"/>
+                  <w:listItem w:displayText="ЗП / ЗП ВН: Пуск" w:value="ЗП / ЗП ВН: Пуск"/>
+                  <w:listItem w:displayText="ЗП / ЗП ВН: Пуск ИО максимального тока" w:value="ЗП / ЗП ВН: Пуск ИО максимального тока"/>
+                  <w:listItem w:displayText="ЗП / ЗП ВН: Срабатывание" w:value="ЗП / ЗП ВН: Срабатывание"/>
+                  <w:listItem w:displayText="ЗП / ЗП ВН: Срабатывание на отключение" w:value="ЗП / ЗП ВН: Срабатывание на отключение"/>
+                  <w:listItem w:displayText="ЗП / ЗП ВН: Функция введена в работу" w:value="ЗП / ЗП ВН: Функция введена в работу"/>
+                  <w:listItem w:displayText="ЗП / ЗП ВН: Функция оперативно выведена из работы" w:value="ЗП / ЗП ВН: Функция оперативно выведена из работы"/>
+                  <w:listItem w:displayText="ЗП / ЗП НН1: Пуск" w:value="ЗП / ЗП НН1: Пуск"/>
+                  <w:listItem w:displayText="ЗП / ЗП НН1: Пуск ИО максимального тока" w:value="ЗП / ЗП НН1: Пуск ИО максимального тока"/>
+                  <w:listItem w:displayText="ЗП / ЗП НН1: Срабатывание" w:value="ЗП / ЗП НН1: Срабатывание"/>
+                  <w:listItem w:displayText="ЗП / ЗП НН1: Срабатывание на отключение" w:value="ЗП / ЗП НН1: Срабатывание на отключение"/>
+                  <w:listItem w:displayText="ЗП / ЗП НН1: Функция введена в работу" w:value="ЗП / ЗП НН1: Функция введена в работу"/>
+                  <w:listItem w:displayText="ЗП / ЗП НН1: Функция оперативно выведена из работы" w:value="ЗП / ЗП НН1: Функция оперативно выведена из работы"/>
+                  <w:listItem w:displayText="ЗП / ЗП НН2: Пуск" w:value="ЗП / ЗП НН2: Пуск"/>
+                  <w:listItem w:displayText="ЗП / ЗП НН2: Пуск ИО максимального тока" w:value="ЗП / ЗП НН2: Пуск ИО максимального тока"/>
+                  <w:listItem w:displayText="ЗП / ЗП НН2: Срабатывание" w:value="ЗП / ЗП НН2: Срабатывание"/>
+                  <w:listItem w:displayText="ЗП / ЗП НН2: Срабатывание на отключение" w:value="ЗП / ЗП НН2: Срабатывание на отключение"/>
+                  <w:listItem w:displayText="ЗП / ЗП НН2: Функция введена в работу" w:value="ЗП / ЗП НН2: Функция введена в работу"/>
+                  <w:listItem w:displayText="ЗП / ЗП НН2: Функция оперативно выведена из работы" w:value="ЗП / ЗП НН2: Функция оперативно выведена из работы"/>
                   <w:listItem w:displayText="ЗП / ЗП: Срабатывание" w:value="ЗП / ЗП: Срабатывание"/>
-                  <w:listItem w:displayText="ЗП / ЗП: Срабатывание на сигнал" w:value="ЗП / ЗП: Срабатывание на сигнал"/>
+                  <w:listItem w:displayText="ЗП / ЗП: Срабатывание на отключение" w:value="ЗП / ЗП: Срабатывание на отключение"/>
                   <w:listItem w:displayText="ЗП / ЗП: Функция введена в работу" w:value="ЗП / ЗП: Функция введена в работу"/>
                   <w:listItem w:displayText="ЗП / ЗП: Функция оперативно выведена из работы" w:value="ЗП / ЗП: Функция оперативно выведена из работы"/>
-                  <w:listItem w:displayText="КА / В: Выключатель включен" w:value="КА / В: Выключатель включен"/>
-                  <w:listItem w:displayText="КА / В: Выключатель отключен" w:value="КА / В: Выключатель отключен"/>
-                  <w:listItem w:displayText="КА / В: Индикация местного режима логического узла" w:value="КА / В: Индикация местного режима логического узла"/>
-                  <w:listItem w:displayText="КА / В: Индикация местного режима физического ключа" w:value="КА / В: Индикация местного режима физического ключа"/>
-                  <w:listItem w:displayText="КА / В: Команда 'включить' выключатель через выходное реле" w:value="КА / В: Команда 'включить' выключатель через выходное реле"/>
-                  <w:listItem w:displayText="КА / В: Команда 'отключить' выключатель через выходное реле" w:value="КА / В: Команда 'отключить' выключатель через выходное реле"/>
-                  <w:listItem w:displayText="КА / В: Неисправное положение выключателя" w:value="КА / В: Неисправное положение выключателя"/>
-                  <w:listItem w:displayText="КА / В: Промежуточное положение выключателя" w:value="КА / В: Промежуточное положение выключателя"/>
-                  <w:listItem w:displayText="КА / В: Функция введена в работу" w:value="КА / В: Функция введена в работу"/>
-                  <w:listItem w:displayText="КП / УВ: Включить выключатель" w:value="КП / УВ: Включить выключатель"/>
-                  <w:listItem w:displayText="КП / УВ: Идет переключение" w:value="КП / УВ: Идет переключение"/>
-                  <w:listItem w:displayText="КП / УВ: Отключить выключатель" w:value="КП / УВ: Отключить выключатель"/>
-                  <w:listItem w:displayText="КП / УВ: Положение В (Включено)" w:value="КП / УВ: Положение В (Включено)"/>
-                  <w:listItem w:displayText="КП / УВ: Положение В (Не определено)" w:value="КП / УВ: Положение В (Не определено)"/>
-                  <w:listItem w:displayText="КП / УВ: Положение В (Неисправность)" w:value="КП / УВ: Положение В (Неисправность)"/>
-                  <w:listItem w:displayText="КП / УВ: Положение В (Отключено)" w:value="КП / УВ: Положение В (Отключено)"/>
-                  <w:listItem w:displayText="КП / УВ: Сигнал превышения допустимого времени переключения" w:value="КП / УВ: Сигнал превышения допустимого времени переключения"/>
-                  <w:listItem w:displayText="КП / УВ: Функция введена в работу" w:value="КП / УВ: Функция введена в работу"/>
-                  <w:listItem w:displayText="КРВ / КРВ: Превышен коммутационный ресурс выключателя" w:value="КРВ / КРВ: Превышен коммутационный ресурс выключателя"/>
-                  <w:listItem w:displayText="КРВ / КРВ: Превышен механический ресурс выключателя" w:value="КРВ / КРВ: Превышен механический ресурс выключателя"/>
-                  <w:listItem w:displayText="КРВ / КРВ: Превышен ресурс выключателя" w:value="КРВ / КРВ: Превышен ресурс выключателя"/>
-                  <w:listItem w:displayText="КРВ / КРВ: Функция введена в работу" w:value="КРВ / КРВ: Функция введена в работу"/>
-                  <w:listItem w:displayText="КСВ / КСВ: Блокировка включения В" w:value="КСВ / КСВ: Блокировка включения В"/>
-                  <w:listItem w:displayText="КСВ / КСВ: Блокировка отключения В" w:value="КСВ / КСВ: Блокировка отключения В"/>
-                  <w:listItem w:displayText="КСВ / КСВ: В аварийно отключен" w:value="КСВ / КСВ: В аварийно отключен"/>
-                  <w:listItem w:displayText="КСВ / КСВ: В самопроизвольно отключен" w:value="КСВ / КСВ: В самопроизвольно отключен"/>
-                  <w:listItem w:displayText="КСВ / КСВ: Защита ЭМВ" w:value="КСВ / КСВ: Защита ЭМВ"/>
-                  <w:listItem w:displayText="КСВ / КСВ: Защита ЭМО1" w:value="КСВ / КСВ: Защита ЭМО1"/>
-                  <w:listItem w:displayText="КСВ / КСВ: Защита ЭМО2" w:value="КСВ / КСВ: Защита ЭМО2"/>
-                  <w:listItem w:displayText="КСВ / КСВ: Неисправность В" w:value="КСВ / КСВ: Неисправность В"/>
-                  <w:listItem w:displayText="КСВ / КСВ: Неисправность цепей ЭМУ" w:value="КСВ / КСВ: Неисправность цепей ЭМУ"/>
-                  <w:listItem w:displayText="КСВ / КСВ: Реле фиксации команды" w:value="КСВ / КСВ: Реле фиксации команды"/>
-                  <w:listItem w:displayText="КСВ / КСВ: Функция введена в работу" w:value="КСВ / КСВ: Функция введена в работу"/>
-                  <w:listItem w:displayText="КСВ / КСВ: Функция оперативно выведена из работы" w:value="КСВ / КСВ: Функция оперативно выведена из работы"/>
-                  <w:listItem w:displayText="КЦН НН / КЦН: Неисправность цепей напряжения" w:value="КЦН НН / КЦН: Неисправность цепей напряжения"/>
-                  <w:listItem w:displayText="КЦН НН / КЦН: Пуск" w:value="КЦН НН / КЦН: Пуск"/>
-                  <w:listItem w:displayText="КЦН НН / КЦН: Пуск органа максимального напряжения ОП" w:value="КЦН НН / КЦН: Пуск органа максимального напряжения ОП"/>
-                  <w:listItem w:displayText="КЦН НН / КЦН: Пуск органа минимального напряжения" w:value="КЦН НН / КЦН: Пуск органа минимального напряжения"/>
-                  <w:listItem w:displayText="КЦН НН / КЦН: Функция введена в работу" w:value="КЦН НН / КЦН: Функция введена в работу"/>
-                  <w:listItem w:displayText="КЦН НН / КЦН: Функция оперативно выведена из работы" w:value="КЦН НН / КЦН: Функция оперативно выведена из работы"/>
-                  <w:listItem w:displayText="ЛЗТ / ЛЗТ: Пуск" w:value="ЛЗТ / ЛЗТ: Пуск"/>
-                  <w:listItem w:displayText="ЛЗТ / ЛЗТ: Срабатывание" w:value="ЛЗТ / ЛЗТ: Срабатывание"/>
-                  <w:listItem w:displayText="ЛЗТ / ЛЗТ: Функция введена в работу" w:value="ЛЗТ / ЛЗТ: Функция введена в работу"/>
-                  <w:listItem w:displayText="ЛЗТ / ЛЗТ: Функция оперативно выведена из работы" w:value="ЛЗТ / ЛЗТ: Функция оперативно выведена из работы"/>
+                  <w:listItem w:displayText="ЗПО / ЗПО: Пуск" w:value="ЗПО / ЗПО: Пуск"/>
+                  <w:listItem w:displayText="ЗПО / ЗПО: Срабатывание ЗПО" w:value="ЗПО / ЗПО: Срабатывание ЗПО"/>
+                  <w:listItem w:displayText="ЗПО / ЗПО: Срабатывание ЗПО на сигнал" w:value="ЗПО / ЗПО: Срабатывание ЗПО на сигнал"/>
+                  <w:listItem w:displayText="ЗПО / ЗПО: Функция введена в работу" w:value="ЗПО / ЗПО: Функция введена в работу"/>
+                  <w:listItem w:displayText="ЗПО / ЗПО: Функция оперативно выведена из работы" w:value="ЗПО / ЗПО: Функция оперативно выведена из работы"/>
+                  <w:listItem w:displayText="КЦТ / КЦТ: Срабатывание" w:value="КЦТ / КЦТ: Срабатывание"/>
+                  <w:listItem w:displayText="КЦТ / КЦТст1: Пуск при асимметрии" w:value="КЦТ / КЦТст1: Пуск при асимметрии"/>
+                  <w:listItem w:displayText="КЦТ / КЦТст1: Пуск при обрыве провода" w:value="КЦТ / КЦТст1: Пуск при обрыве провода"/>
+                  <w:listItem w:displayText="КЦТ / КЦТст1: Срабатывание при асимметрии" w:value="КЦТ / КЦТст1: Срабатывание при асимметрии"/>
+                  <w:listItem w:displayText="КЦТ / КЦТст1: Срабатывание при обрыве провода" w:value="КЦТ / КЦТст1: Срабатывание при обрыве провода"/>
+                  <w:listItem w:displayText="КЦТ / КЦТст1: Функция введена в работу" w:value="КЦТ / КЦТст1: Функция введена в работу"/>
+                  <w:listItem w:displayText="КЦТ / КЦТст1: Функция оперативно выведена из работы" w:value="КЦТ / КЦТст1: Функция оперативно выведена из работы"/>
+                  <w:listItem w:displayText="КЦТ / КЦТст2: Пуск при асимметрии" w:value="КЦТ / КЦТст2: Пуск при асимметрии"/>
+                  <w:listItem w:displayText="КЦТ / КЦТст2: Пуск при обрыве провода" w:value="КЦТ / КЦТст2: Пуск при обрыве провода"/>
+                  <w:listItem w:displayText="КЦТ / КЦТст2: Срабатывание при асимметрии" w:value="КЦТ / КЦТст2: Срабатывание при асимметрии"/>
+                  <w:listItem w:displayText="КЦТ / КЦТст2: Срабатывание при обрыве провода" w:value="КЦТ / КЦТст2: Срабатывание при обрыве провода"/>
+                  <w:listItem w:displayText="КЦТ / КЦТст2: Функция введена в работу" w:value="КЦТ / КЦТст2: Функция введена в работу"/>
+                  <w:listItem w:displayText="КЦТ / КЦТст2: Функция оперативно выведена из работы" w:value="КЦТ / КЦТст2: Функция оперативно выведена из работы"/>
+                  <w:listItem w:displayText="КЦТ / КЦТст3: Пуск при асимметрии" w:value="КЦТ / КЦТст3: Пуск при асимметрии"/>
+                  <w:listItem w:displayText="КЦТ / КЦТст3: Пуск при обрыве провода" w:value="КЦТ / КЦТст3: Пуск при обрыве провода"/>
+                  <w:listItem w:displayText="КЦТ / КЦТст3: Срабатывание при асимметрии" w:value="КЦТ / КЦТст3: Срабатывание при асимметрии"/>
+                  <w:listItem w:displayText="КЦТ / КЦТст3: Срабатывание при обрыве провода" w:value="КЦТ / КЦТст3: Срабатывание при обрыве провода"/>
+                  <w:listItem w:displayText="КЦТ / КЦТст3: Функция введена в работу" w:value="КЦТ / КЦТст3: Функция введена в работу"/>
+                  <w:listItem w:displayText="КЦТ / КЦТст3: Функция оперативно выведена из работы" w:value="КЦТ / КЦТст3: Функция оперативно выведена из работы"/>
                   <w:listItem w:displayText="ЛО ВН / ЛО: Отключение" w:value="ЛО ВН / ЛО: Отключение"/>
                   <w:listItem w:displayText="ЛО ВН / ЛО: Отключить аварийно" w:value="ЛО ВН / ЛО: Отключить аварийно"/>
                   <w:listItem w:displayText="ЛО ВН / ЛО: Функция введена в работу" w:value="ЛО ВН / ЛО: Функция введена в работу"/>
@@ -7420,19 +7430,20 @@
                   <w:listItem w:displayText="ЛО ГЗсигн / ЛО: Срабатывание на сигнал" w:value="ЛО ГЗсигн / ЛО: Срабатывание на сигнал"/>
                   <w:listItem w:displayText="ЛО ГЗсигн / ЛО: Функция введена в работу" w:value="ЛО ГЗсигн / ЛО: Функция введена в работу"/>
                   <w:listItem w:displayText="ЛО ГЗсигн / ЛО: Функция оперативно выведена из работы" w:value="ЛО ГЗсигн / ЛО: Функция оперативно выведена из работы"/>
-                  <w:listItem w:displayText="ЛО НН / ЗАВР: Запрет АВР" w:value="ЛО НН / ЗАВР: Запрет АВР"/>
-                  <w:listItem w:displayText="ЛО НН / ЗАВР: Функция введена в работу" w:value="ЛО НН / ЗАВР: Функция введена в работу"/>
-                  <w:listItem w:displayText="ЛО НН / ЗАВР: Функция оперативно выведена из работы" w:value="ЛО НН / ЗАВР: Функция оперативно выведена из работы"/>
-                  <w:listItem w:displayText="ЛО НН / ЗАПВ: Запрет АПВ" w:value="ЛО НН / ЗАПВ: Запрет АПВ"/>
-                  <w:listItem w:displayText="ЛО НН / ЗАПВ: Функция введена в работу" w:value="ЛО НН / ЗАПВ: Функция введена в работу"/>
-                  <w:listItem w:displayText="ЛО НН / ЗАПВ: Функция оперативно выведена из работы" w:value="ЛО НН / ЗАПВ: Функция оперативно выведена из работы"/>
-                  <w:listItem w:displayText="ЛО НН / ЛО: Отключение" w:value="ЛО НН / ЛО: Отключение"/>
-                  <w:listItem w:displayText="ЛО НН / ЛО: Отключить аварийно" w:value="ЛО НН / ЛО: Отключить аварийно"/>
-                  <w:listItem w:displayText="ЛО НН / ЛО: Функция введена в работу" w:value="ЛО НН / ЛО: Функция введена в работу"/>
-                  <w:listItem w:displayText="ЛО НН / ЛО: Функция оперативно выведена из работы" w:value="ЛО НН / ЛО: Функция оперативно выведена из работы"/>
-                  <w:listItem w:displayText="ЛО Т / ЗАВР: Запрет АВР" w:value="ЛО Т / ЗАВР: Запрет АВР"/>
-                  <w:listItem w:displayText="ЛО Т / ЗАВР: Функция введена в работу" w:value="ЛО Т / ЗАВР: Функция введена в работу"/>
-                  <w:listItem w:displayText="ЛО Т / ЗАВР: Функция оперативно выведена из работы" w:value="ЛО Т / ЗАВР: Функция оперативно выведена из работы"/>
+                  <w:listItem w:displayText="ЛО НН1 / ЗАПВ: Запрет АПВ" w:value="ЛО НН1 / ЗАПВ: Запрет АПВ"/>
+                  <w:listItem w:displayText="ЛО НН1 / ЗАПВ: Функция введена в работу" w:value="ЛО НН1 / ЗАПВ: Функция введена в работу"/>
+                  <w:listItem w:displayText="ЛО НН1 / ЗАПВ: Функция оперативно выведена из работы" w:value="ЛО НН1 / ЗАПВ: Функция оперативно выведена из работы"/>
+                  <w:listItem w:displayText="ЛО НН1 / ЛО: Отключение" w:value="ЛО НН1 / ЛО: Отключение"/>
+                  <w:listItem w:displayText="ЛО НН1 / ЛО: Отключить аварийно" w:value="ЛО НН1 / ЛО: Отключить аварийно"/>
+                  <w:listItem w:displayText="ЛО НН1 / ЛО: Функция введена в работу" w:value="ЛО НН1 / ЛО: Функция введена в работу"/>
+                  <w:listItem w:displayText="ЛО НН1 / ЛО: Функция оперативно выведена из работы" w:value="ЛО НН1 / ЛО: Функция оперативно выведена из работы"/>
+                  <w:listItem w:displayText="ЛО НН2 / ЗАПВ: Запрет АПВ" w:value="ЛО НН2 / ЗАПВ: Запрет АПВ"/>
+                  <w:listItem w:displayText="ЛО НН2 / ЗАПВ: Функция введена в работу" w:value="ЛО НН2 / ЗАПВ: Функция введена в работу"/>
+                  <w:listItem w:displayText="ЛО НН2 / ЗАПВ: Функция оперативно выведена из работы" w:value="ЛО НН2 / ЗАПВ: Функция оперативно выведена из работы"/>
+                  <w:listItem w:displayText="ЛО НН2 / ЛО: Отключение" w:value="ЛО НН2 / ЛО: Отключение"/>
+                  <w:listItem w:displayText="ЛО НН2 / ЛО: Отключить аварийно" w:value="ЛО НН2 / ЛО: Отключить аварийно"/>
+                  <w:listItem w:displayText="ЛО НН2 / ЛО: Функция введена в работу" w:value="ЛО НН2 / ЛО: Функция введена в работу"/>
+                  <w:listItem w:displayText="ЛО НН2 / ЛО: Функция оперативно выведена из работы" w:value="ЛО НН2 / ЛО: Функция оперативно выведена из работы"/>
                   <w:listItem w:displayText="ЛО Т / ЗАПВ: Запрет АПВ" w:value="ЛО Т / ЗАПВ: Запрет АПВ"/>
                   <w:listItem w:displayText="ЛО Т / ЗАПВ: Функция введена в работу" w:value="ЛО Т / ЗАПВ: Функция введена в работу"/>
                   <w:listItem w:displayText="ЛО Т / ЗАПВ: Функция оперативно выведена из работы" w:value="ЛО Т / ЗАПВ: Функция оперативно выведена из работы"/>
@@ -7467,52 +7478,6 @@
                   <w:listItem w:displayText="ЛО ТС / ЛО ПК: Срабатывание на сигнал" w:value="ЛО ТС / ЛО ПК: Срабатывание на сигнал"/>
                   <w:listItem w:displayText="ЛО ТС / ЛО ПК: Функция введена в работу" w:value="ЛО ТС / ЛО ПК: Функция введена в работу"/>
                   <w:listItem w:displayText="ЛО ТС / ЛО ПК: Функция оперативно выведена из работы" w:value="ЛО ТС / ЛО ПК: Функция оперативно выведена из работы"/>
-                  <w:listItem w:displayText="МТЗ / БЛЗШ: Блокировка ЛЗШ" w:value="МТЗ / БЛЗШ: Блокировка ЛЗШ"/>
-                  <w:listItem w:displayText="МТЗ / БНТ: Пуск БНТ" w:value="МТЗ / БНТ: Пуск БНТ"/>
-                  <w:listItem w:displayText="МТЗ / БНТ: Пуск по фазе A" w:value="МТЗ / БНТ: Пуск по фазе A"/>
-                  <w:listItem w:displayText="МТЗ / БНТ: Пуск по фазе В" w:value="МТЗ / БНТ: Пуск по фазе В"/>
-                  <w:listItem w:displayText="МТЗ / БНТ: Пуск по фазе С" w:value="МТЗ / БНТ: Пуск по фазе С"/>
-                  <w:listItem w:displayText="МТЗ / КПОН: Пуск" w:value="МТЗ / КПОН: Пуск"/>
-                  <w:listItem w:displayText="МТЗ / КПОН: Функция введена в работу" w:value="МТЗ / КПОН: Функция введена в работу"/>
-                  <w:listItem w:displayText="МТЗ / КПОН: Функция оперативно выведена из работы" w:value="МТЗ / КПОН: Функция оперативно выведена из работы"/>
-                  <w:listItem w:displayText="МТЗ / МТЗ 1 ст: Пуск" w:value="МТЗ / МТЗ 1 ст: Пуск"/>
-                  <w:listItem w:displayText="МТЗ / МТЗ 1 ст: Пуск ИО тока по фазе А" w:value="МТЗ / МТЗ 1 ст: Пуск ИО тока по фазе А"/>
-                  <w:listItem w:displayText="МТЗ / МТЗ 1 ст: Пуск ИО тока по фазе В" w:value="МТЗ / МТЗ 1 ст: Пуск ИО тока по фазе В"/>
-                  <w:listItem w:displayText="МТЗ / МТЗ 1 ст: Пуск ИО тока по фазе С" w:value="МТЗ / МТЗ 1 ст: Пуск ИО тока по фазе С"/>
-                  <w:listItem w:displayText="МТЗ / МТЗ 1 ст: Пуск по фазе A" w:value="МТЗ / МТЗ 1 ст: Пуск по фазе A"/>
-                  <w:listItem w:displayText="МТЗ / МТЗ 1 ст: Пуск по фазе В" w:value="МТЗ / МТЗ 1 ст: Пуск по фазе В"/>
-                  <w:listItem w:displayText="МТЗ / МТЗ 1 ст: Пуск по фазе С" w:value="МТЗ / МТЗ 1 ст: Пуск по фазе С"/>
-                  <w:listItem w:displayText="МТЗ / МТЗ 1 ст: Срабатывание" w:value="МТЗ / МТЗ 1 ст: Срабатывание"/>
-                  <w:listItem w:displayText="МТЗ / МТЗ 1 ст: Срабатывание на сигнал" w:value="МТЗ / МТЗ 1 ст: Срабатывание на сигнал"/>
-                  <w:listItem w:displayText="МТЗ / МТЗ 1 ст: Функция введена в работу" w:value="МТЗ / МТЗ 1 ст: Функция введена в работу"/>
-                  <w:listItem w:displayText="МТЗ / МТЗ 1 ст: Функция оперативно выведена из работы" w:value="МТЗ / МТЗ 1 ст: Функция оперативно выведена из работы"/>
-                  <w:listItem w:displayText="МТЗ / МТЗ 2 ст: Пуск" w:value="МТЗ / МТЗ 2 ст: Пуск"/>
-                  <w:listItem w:displayText="МТЗ / МТЗ 2 ст: Пуск ИО тока по фазе А" w:value="МТЗ / МТЗ 2 ст: Пуск ИО тока по фазе А"/>
-                  <w:listItem w:displayText="МТЗ / МТЗ 2 ст: Пуск ИО тока по фазе В" w:value="МТЗ / МТЗ 2 ст: Пуск ИО тока по фазе В"/>
-                  <w:listItem w:displayText="МТЗ / МТЗ 2 ст: Пуск ИО тока по фазе С" w:value="МТЗ / МТЗ 2 ст: Пуск ИО тока по фазе С"/>
-                  <w:listItem w:displayText="МТЗ / МТЗ 2 ст: Пуск по фазе A" w:value="МТЗ / МТЗ 2 ст: Пуск по фазе A"/>
-                  <w:listItem w:displayText="МТЗ / МТЗ 2 ст: Пуск по фазе В" w:value="МТЗ / МТЗ 2 ст: Пуск по фазе В"/>
-                  <w:listItem w:displayText="МТЗ / МТЗ 2 ст: Пуск по фазе С" w:value="МТЗ / МТЗ 2 ст: Пуск по фазе С"/>
-                  <w:listItem w:displayText="МТЗ / МТЗ 2 ст: Срабатывание" w:value="МТЗ / МТЗ 2 ст: Срабатывание"/>
-                  <w:listItem w:displayText="МТЗ / МТЗ 2 ст: Срабатывание на сигнал" w:value="МТЗ / МТЗ 2 ст: Срабатывание на сигнал"/>
-                  <w:listItem w:displayText="МТЗ / МТЗ 2 ст: Функция введена в работу" w:value="МТЗ / МТЗ 2 ст: Функция введена в работу"/>
-                  <w:listItem w:displayText="МТЗ / МТЗ 2 ст: Функция оперативно выведена из работы" w:value="МТЗ / МТЗ 2 ст: Функция оперативно выведена из работы"/>
-                  <w:listItem w:displayText="МТЗ / МТЗ 3 ст: Пуск" w:value="МТЗ / МТЗ 3 ст: Пуск"/>
-                  <w:listItem w:displayText="МТЗ / МТЗ 3 ст: Пуск ИО тока по фазе А" w:value="МТЗ / МТЗ 3 ст: Пуск ИО тока по фазе А"/>
-                  <w:listItem w:displayText="МТЗ / МТЗ 3 ст: Пуск ИО тока по фазе В" w:value="МТЗ / МТЗ 3 ст: Пуск ИО тока по фазе В"/>
-                  <w:listItem w:displayText="МТЗ / МТЗ 3 ст: Пуск ИО тока по фазе С" w:value="МТЗ / МТЗ 3 ст: Пуск ИО тока по фазе С"/>
-                  <w:listItem w:displayText="МТЗ / МТЗ 3 ст: Пуск по фазе A" w:value="МТЗ / МТЗ 3 ст: Пуск по фазе A"/>
-                  <w:listItem w:displayText="МТЗ / МТЗ 3 ст: Пуск по фазе В" w:value="МТЗ / МТЗ 3 ст: Пуск по фазе В"/>
-                  <w:listItem w:displayText="МТЗ / МТЗ 3 ст: Пуск по фазе С" w:value="МТЗ / МТЗ 3 ст: Пуск по фазе С"/>
-                  <w:listItem w:displayText="МТЗ / МТЗ 3 ст: Срабатывание" w:value="МТЗ / МТЗ 3 ст: Срабатывание"/>
-                  <w:listItem w:displayText="МТЗ / МТЗ 3 ст: Срабатывание на сигнал" w:value="МТЗ / МТЗ 3 ст: Срабатывание на сигнал"/>
-                  <w:listItem w:displayText="МТЗ / МТЗ 3 ст: Функция введена в работу" w:value="МТЗ / МТЗ 3 ст: Функция введена в работу"/>
-                  <w:listItem w:displayText="МТЗ / МТЗ 3 ст: Функция оперативно выведена из работы" w:value="МТЗ / МТЗ 3 ст: Функция оперативно выведена из работы"/>
-                  <w:listItem w:displayText="ПДС / В: Ключ М/Д привода В" w:value="ПДС / В: Ключ М/Д привода В"/>
-                  <w:listItem w:displayText="ПДС / В: Положение В (Включено)" w:value="ПДС / В: Положение В (Включено)"/>
-                  <w:listItem w:displayText="ПДС / В: Положение В (Не определено)" w:value="ПДС / В: Положение В (Не определено)"/>
-                  <w:listItem w:displayText="ПДС / В: Положение В (Неисправность)" w:value="ПДС / В: Положение В (Неисправность)"/>
-                  <w:listItem w:displayText="ПДС / В: Положение В (Отключено)" w:value="ПДС / В: Положение В (Отключено)"/>
                   <w:listItem w:displayText="ПДС / ГЗ РПН: Низкая изоляция " w:value="ПДС / ГЗ РПН: Низкая изоляция "/>
                   <w:listItem w:displayText="ПДС / ГЗ РПН: Отключение" w:value="ПДС / ГЗ РПН: Отключение"/>
                   <w:listItem w:displayText="ПДС / ГЗ Т: Низкая изоляция ГЗоткл" w:value="ПДС / ГЗ Т: Низкая изоляция ГЗоткл"/>
@@ -7530,15 +7495,8 @@
                   <w:listItem w:displayText="ПДС / ДУм РПН: Низкий уровень масла" w:value="ПДС / ДУм РПН: Низкий уровень масла"/>
                   <w:listItem w:displayText="ПДС / ДУм расширителя: Высокий уровень масла" w:value="ПДС / ДУм расширителя: Высокий уровень масла"/>
                   <w:listItem w:displayText="ПДС / ДУм расширителя: Низкий уровень масла" w:value="ПДС / ДУм расширителя: Низкий уровень масла"/>
-                  <w:listItem w:displayText="ПДС / КИ: Аварийный уровень изоляции" w:value="ПДС / КИ: Аварийный уровень изоляции"/>
-                  <w:listItem w:displayText="ПДС / КИ: Низкий уровень изоляции" w:value="ПДС / КИ: Низкий уровень изоляции"/>
-                  <w:listItem w:displayText="ПДС / КПруж: Пружина не заведена" w:value="ПДС / КПруж: Пружина не заведена"/>
-                  <w:listItem w:displayText="ПДС / КЦВ: Контроль цепи ЭМВ" w:value="ПДС / КЦВ: Контроль цепи ЭМВ"/>
-                  <w:listItem w:displayText="ПДС / КЦВ: Контроль цепи ЭМО1" w:value="ПДС / КЦВ: Контроль цепи ЭМО1"/>
-                  <w:listItem w:displayText="ПДС / КЦВ: Контроль цепи ЭМО2" w:value="ПДС / КЦВ: Контроль цепи ЭМО2"/>
-                  <w:listItem w:displayText="ПДС / КЦВ: Работа ЭМВ" w:value="ПДС / КЦВ: Работа ЭМВ"/>
-                  <w:listItem w:displayText="ПДС / КЦВ: Работа ЭМО1" w:value="ПДС / КЦВ: Работа ЭМО1"/>
-                  <w:listItem w:displayText="ПДС / КЦВ: Работа ЭМО2" w:value="ПДС / КЦВ: Работа ЭМО2"/>
+                  <w:listItem w:displayText="ПДС / КСО: Авария" w:value="ПДС / КСО: Авария"/>
+                  <w:listItem w:displayText="ПДС / КСО: Неисправность" w:value="ПДС / КСО: Неисправность"/>
                   <w:listItem w:displayText="ПДС / ОК: Срабатывание" w:value="ПДС / ОК: Срабатывание"/>
                   <w:listItem w:displayText="ПДС / ПК: Срабатывание" w:value="ПДС / ПК: Срабатывание"/>
                   <w:listItem w:displayText="ПДС / РД: Низкая изоляция" w:value="ПДС / РД: Низкая изоляция"/>
@@ -7547,9 +7505,9 @@
                   <w:listItem w:displayText="ПДС НКУ / SA2: Цепь введена" w:value="ПДС НКУ / SA2: Цепь введена"/>
                   <w:listItem w:displayText="ПДС НКУ / SA3: Цепь введена" w:value="ПДС НКУ / SA3: Цепь введена"/>
                   <w:listItem w:displayText="ПДС НКУ / SA4: Цепь введена" w:value="ПДС НКУ / SA4: Цепь введена"/>
-                  <w:listItem w:displayText="ПДС НКУ / SA5: Цепь введена" w:value="ПДС НКУ / SA5: Цепь введена"/>
                   <w:listItem w:displayText="ПДС НКУ / SG1: Рабочее положение" w:value="ПДС НКУ / SG1: Рабочее положение"/>
                   <w:listItem w:displayText="ПДС НКУ / SG2: Рабочее положение" w:value="ПДС НКУ / SG2: Рабочее положение"/>
+                  <w:listItem w:displayText="ПДС НКУ / SG3: Рабочее положение" w:value="ПДС НКУ / SG3: Рабочее положение"/>
                   <w:listItem w:displayText="ПДС НКУ / ВнешСигн1: Срабатывание" w:value="ПДС НКУ / ВнешСигн1: Срабатывание"/>
                   <w:listItem w:displayText="ПДС НКУ / ВнешСигн2: Срабатывание" w:value="ПДС НКУ / ВнешСигн2: Срабатывание"/>
                   <w:listItem w:displayText="ПДС НКУ / ВнешСигн3: Срабатывание" w:value="ПДС НКУ / ВнешСигн3: Срабатывание"/>
@@ -7557,15 +7515,27 @@
                   <w:listItem w:displayText="ПДС НКУ / Дверь: Дверь шкафа закрыта" w:value="ПДС НКУ / Дверь: Дверь шкафа закрыта"/>
                   <w:listItem w:displayText="ПДС НКУ / Дверь: Дверь шкафа открыта" w:value="ПДС НКУ / Дверь: Дверь шкафа открыта"/>
                   <w:listItem w:displayText="ПДС НКУ / ОТ ГЗ: Неисправность" w:value="ПДС НКУ / ОТ ГЗ: Неисправность"/>
-                  <w:listItem w:displayText="ПДС НКУ / ОТ ЗДЗ: Неисправность" w:value="ПДС НКУ / ОТ ЗДЗ: Неисправность"/>
-                  <w:listItem w:displayText="ПДС НКУ / ОТ ИЭУ ТН: Неисправность" w:value="ПДС НКУ / ОТ ИЭУ ТН: Неисправность"/>
+                  <w:listItem w:displayText="ПДС НКУ / ОТ ЗДЗ1: Неисправность" w:value="ПДС НКУ / ОТ ЗДЗ1: Неисправность"/>
+                  <w:listItem w:displayText="ПДС НКУ / ОТ ЗДЗ2: Неисправность" w:value="ПДС НКУ / ОТ ЗДЗ2: Неисправность"/>
+                  <w:listItem w:displayText="ПДС НКУ / ОТ ИЭУ ТН1: Неисправность" w:value="ПДС НКУ / ОТ ИЭУ ТН1: Неисправность"/>
+                  <w:listItem w:displayText="ПДС НКУ / ОТ ИЭУ ТН2: Неисправность" w:value="ПДС НКУ / ОТ ИЭУ ТН2: Неисправность"/>
                   <w:listItem w:displayText="ПДС НКУ / ОТ ТЗ, ТС: Неисправность" w:value="ПДС НКУ / ОТ ТЗ, ТС: Неисправность"/>
-                  <w:listItem w:displayText="ПДС НКУ / ОТ УРОВ: Неисправность" w:value="ПДС НКУ / ОТ УРОВ: Неисправность"/>
-                  <w:listItem w:displayText="ПДС НКУ / ОТ ЭМО1, ЭМВ: Неисправность" w:value="ПДС НКУ / ОТ ЭМО1, ЭМВ: Неисправность"/>
-                  <w:listItem w:displayText="ПДС НКУ / ОТ ЭМО2: Неисправность" w:value="ПДС НКУ / ОТ ЭМО2: Неисправность"/>
-                  <w:listItem w:displayText="ПДС НКУ / ОТ цепей сигн. В: Неисправность" w:value="ПДС НКУ / ОТ цепей сигн. В: Неисправность"/>
-                  <w:listItem w:displayText="Пред. сигн. / ПС: Пуск предупредительной сигнализации" w:value="Пред. сигн. / ПС: Пуск предупредительной сигнализации"/>
-                  <w:listItem w:displayText="Пред. сигн. / ПС: Пуск предупредительной сигнализации (импульс)" w:value="Пред. сигн. / ПС: Пуск предупредительной сигнализации (импульс)"/>
+                  <w:listItem w:displayText="ПДС НКУ / ОТ УРОВ1: Неисправность" w:value="ПДС НКУ / ОТ УРОВ1: Неисправность"/>
+                  <w:listItem w:displayText="ПДС НКУ / ОТ УРОВ2: Неисправность" w:value="ПДС НКУ / ОТ УРОВ2: Неисправность"/>
+                  <w:listItem w:displayText="ПС / ПС: Пуск предупредительной сигнализации" w:value="ПС / ПС: Пуск предупредительной сигнализации"/>
+                  <w:listItem w:displayText="ПС / ПС: Пуск предупредительной сигнализации (импульс)" w:value="ПС / ПС: Пуск предупредительной сигнализации (импульс)"/>
+                  <w:listItem w:displayText="РТПО / РТПО ВН: Пуск" w:value="РТПО / РТПО ВН: Пуск"/>
+                  <w:listItem w:displayText="РТПО / РТПО ВН: Функция введена в работу" w:value="РТПО / РТПО ВН: Функция введена в работу"/>
+                  <w:listItem w:displayText="РТПО / РТПО ВН: Функция оперативно выведена из работы" w:value="РТПО / РТПО ВН: Функция оперативно выведена из работы"/>
+                  <w:listItem w:displayText="РТПО / РТПО НН1: Пуск" w:value="РТПО / РТПО НН1: Пуск"/>
+                  <w:listItem w:displayText="РТПО / РТПО НН1: Функция введена в работу" w:value="РТПО / РТПО НН1: Функция введена в работу"/>
+                  <w:listItem w:displayText="РТПО / РТПО НН1: Функция оперативно выведена из работы" w:value="РТПО / РТПО НН1: Функция оперативно выведена из работы"/>
+                  <w:listItem w:displayText="РТПО / РТПО НН2: Пуск" w:value="РТПО / РТПО НН2: Пуск"/>
+                  <w:listItem w:displayText="РТПО / РТПО НН2: Функция введена в работу" w:value="РТПО / РТПО НН2: Функция введена в работу"/>
+                  <w:listItem w:displayText="РТПО / РТПО НН2: Функция оперативно выведена из работы" w:value="РТПО / РТПО НН2: Функция оперативно выведена из работы"/>
+                  <w:listItem w:displayText="РТПО / РТПО_общ: Пуск" w:value="РТПО / РТПО_общ: Пуск"/>
+                  <w:listItem w:displayText="РТПО / РТПО_общ: Функция введена в работу" w:value="РТПО / РТПО_общ: Функция введена в работу"/>
+                  <w:listItem w:displayText="РТПО / РТПО_общ: Функция оперативно выведена из работы" w:value="РТПО / РТПО_общ: Функция оперативно выведена из работы"/>
                   <w:listItem w:displayText="СИСТ / БУ: Индикация местного управления" w:value="СИСТ / БУ: Индикация местного управления"/>
                   <w:listItem w:displayText="СИСТ / Диагностика: Изменение встраиваемого ПО" w:value="СИСТ / Диагностика: Изменение встраиваемого ПО"/>
                   <w:listItem w:displayText="СИСТ / Диагностика: Индикация логического узла-прокси" w:value="СИСТ / Диагностика: Индикация логического узла-прокси"/>
@@ -7581,8 +7551,6 @@
                   <w:listItem w:displayText="СИСТ / Диагностика: Неисправность модуля дискретных входов/выходов (слот М11)" w:value="СИСТ / Диагностика: Неисправность модуля дискретных входов/выходов (слот М11)"/>
                   <w:listItem w:displayText="СИСТ / Диагностика: Неисправность модуля дискретных входов/выходов (слот М3)" w:value="СИСТ / Диагностика: Неисправность модуля дискретных входов/выходов (слот М3)"/>
                   <w:listItem w:displayText="СИСТ / Диагностика: Неисправность модуля дискретных входов/выходов (слот М4)" w:value="СИСТ / Диагностика: Неисправность модуля дискретных входов/выходов (слот М4)"/>
-                  <w:listItem w:displayText="СИСТ / Диагностика: Неисправность модуля дискретных входов/выходов (слот М6)" w:value="СИСТ / Диагностика: Неисправность модуля дискретных входов/выходов (слот М6)"/>
-                  <w:listItem w:displayText="СИСТ / Диагностика: Неисправность модуля дискретных входов/выходов (слот М7)" w:value="СИСТ / Диагностика: Неисправность модуля дискретных входов/выходов (слот М7)"/>
                   <w:listItem w:displayText="СИСТ / Диагностика: Неисправность модуля дискретных входов/выходов (слот М8)" w:value="СИСТ / Диагностика: Неисправность модуля дискретных входов/выходов (слот М8)"/>
                   <w:listItem w:displayText="СИСТ / Диагностика: Неисправность модуля дискретных входов/выходов (слот М9)" w:value="СИСТ / Диагностика: Неисправность модуля дискретных входов/выходов (слот М9)"/>
                   <w:listItem w:displayText="СИСТ / Диагностика: Неисправность цепей оперативного питания" w:value="СИСТ / Диагностика: Неисправность цепей оперативного питания"/>
@@ -7837,80 +7805,87 @@
                   <w:listItem w:displayText="СИСТ / ПлДВых9: Состояние ДВых7" w:value="СИСТ / ПлДВых9: Состояние ДВых7"/>
                   <w:listItem w:displayText="СИСТ / ПлДВых9: Состояние ДВых8" w:value="СИСТ / ПлДВых9: Состояние ДВых8"/>
                   <w:listItem w:displayText="СИСТ / СД ФК: Действие на В ВН" w:value="СИСТ / СД ФК: Действие на В ВН"/>
-                  <w:listItem w:displayText="СИСТ / СД ФК: Действие на В НН" w:value="СИСТ / СД ФК: Действие на В НН"/>
+                  <w:listItem w:displayText="СИСТ / СД ФК: Действие на В НН1" w:value="СИСТ / СД ФК: Действие на В НН1"/>
+                  <w:listItem w:displayText="СИСТ / СД ФК: Действие на В НН2" w:value="СИСТ / СД ФК: Действие на В НН2"/>
                   <w:listItem w:displayText="СИСТ / СД ФК: Комплект" w:value="СИСТ / СД ФК: Комплект"/>
                   <w:listItem w:displayText="СИСТ / СД ФК: Режим работы ГЗ РПН" w:value="СИСТ / СД ФК: Режим работы ГЗ РПН"/>
                   <w:listItem w:displayText="СИСТ / СД ФК: Режим работы ГЗ Т откл" w:value="СИСТ / СД ФК: Режим работы ГЗ Т откл"/>
                   <w:listItem w:displayText="СИСТ / СД ФК: Режим работы ГЗ Т сигн" w:value="СИСТ / СД ФК: Режим работы ГЗ Т сигн"/>
+                  <w:listItem w:displayText="СИСТ / СД ФК: Режим работы ДЗТ" w:value="СИСТ / СД ФК: Режим работы ДЗТ"/>
+                  <w:listItem w:displayText="СИСТ / СД ФК: Режим работы ЗПО" w:value="СИСТ / СД ФК: Режим работы ЗПО"/>
                   <w:listItem w:displayText="СИСТ / СД ФК: Режим работы УРОВ" w:value="СИСТ / СД ФК: Режим работы УРОВ"/>
                   <w:listItem w:displayText="СИСТ / СД ФК: Управление ИЭУ" w:value="СИСТ / СД ФК: Управление ИЭУ"/>
                   <w:listItem w:displayText="СИСТ / СД: БИ выведены" w:value="СИСТ / СД: БИ выведены"/>
                   <w:listItem w:displayText="СИСТ / СД: Внешнее отключение" w:value="СИСТ / СД: Внешнее отключение"/>
                   <w:listItem w:displayText="СИСТ / СД: Выходные цепи разобраны" w:value="СИСТ / СД: Выходные цепи разобраны"/>
-                  <w:listItem w:displayText="СИСТ / СД: Неисправность В ВН" w:value="СИСТ / СД: Неисправность В ВН"/>
                   <w:listItem w:displayText="СИСТ / СД: Неисправность ШС-А" w:value="СИСТ / СД: Неисправность ШС-А"/>
                   <w:listItem w:displayText="СИСТ / СД: Неисправность ШС-В" w:value="СИСТ / СД: Неисправность ШС-В"/>
                   <w:listItem w:displayText="СИСТ / СД: Неисправность опер. тока ГЗ" w:value="СИСТ / СД: Неисправность опер. тока ГЗ"/>
                   <w:listItem w:displayText="СИСТ / СД: Неисправность опер. тока ТЗ, ТС" w:value="СИСТ / СД: Неисправность опер. тока ТЗ, ТС"/>
-                  <w:listItem w:displayText="СИСТ / СД: Неисправность сигн. В" w:value="СИСТ / СД: Неисправность сигн. В"/>
                   <w:listItem w:displayText="СИСТ / СД: Неисправность цепей ГЗ РПН" w:value="СИСТ / СД: Неисправность цепей ГЗ РПН"/>
                   <w:listItem w:displayText="СИСТ / СД: Неисправность цепей ГЗ Т" w:value="СИСТ / СД: Неисправность цепей ГЗ Т"/>
                   <w:listItem w:displayText="СИСТ / СД: Неисправность цепей ТЗ" w:value="СИСТ / СД: Неисправность цепей ТЗ"/>
                   <w:listItem w:displayText="СИСТ / СД: Потеря GOOSE" w:value="СИСТ / СД: Потеря GOOSE"/>
+                  <w:listItem w:displayText="СИСТ / СД: Пуск ЗПО" w:value="СИСТ / СД: Пуск ЗПО"/>
                   <w:listItem w:displayText="СИСТ / СД: Срабатывание ГЗ РПН" w:value="СИСТ / СД: Срабатывание ГЗ РПН"/>
                   <w:listItem w:displayText="СИСТ / СД: Срабатывание ГЗоткл" w:value="СИСТ / СД: Срабатывание ГЗоткл"/>
                   <w:listItem w:displayText="СИСТ / СД: Срабатывание ГЗсигн" w:value="СИСТ / СД: Срабатывание ГЗсигн"/>
+                  <w:listItem w:displayText="СИСТ / СД: Срабатывание ДЗТ" w:value="СИСТ / СД: Срабатывание ДЗТ"/>
                   <w:listItem w:displayText="СИСТ / СД: Срабатывание ЗП" w:value="СИСТ / СД: Срабатывание ЗП"/>
-                  <w:listItem w:displayText="СИСТ / СД: Срабатывание МТЗ" w:value="СИСТ / СД: Срабатывание МТЗ"/>
                   <w:listItem w:displayText="СИСТ / СД: Срабатывание ТЗоткл" w:value="СИСТ / СД: Срабатывание ТЗоткл"/>
                   <w:listItem w:displayText="СИСТ / СД: Срабатывание ТЗсигн" w:value="СИСТ / СД: Срабатывание ТЗсигн"/>
-                  <w:listItem w:displayText="СИСТ / СД: Срабатывание ТО" w:value="СИСТ / СД: Срабатывание ТО"/>
                   <w:listItem w:displayText="СИСТ / СД: Срабатывание УРОВ" w:value="СИСТ / СД: Срабатывание УРОВ"/>
                   <w:listItem w:displayText="СИСТ / ФК: Действие на В ВН" w:value="СИСТ / ФК: Действие на В ВН"/>
-                  <w:listItem w:displayText="СИСТ / ФК: Действие на В НН" w:value="СИСТ / ФК: Действие на В НН"/>
+                  <w:listItem w:displayText="СИСТ / ФК: Действие на В НН1" w:value="СИСТ / ФК: Действие на В НН1"/>
+                  <w:listItem w:displayText="СИСТ / ФК: Действие на В НН2" w:value="СИСТ / ФК: Действие на В НН2"/>
                   <w:listItem w:displayText="СИСТ / ФК: Комплект" w:value="СИСТ / ФК: Комплект"/>
                   <w:listItem w:displayText="СИСТ / ФК: Режим работы ГЗ РПН" w:value="СИСТ / ФК: Режим работы ГЗ РПН"/>
                   <w:listItem w:displayText="СИСТ / ФК: Режим работы ГЗ Т откл" w:value="СИСТ / ФК: Режим работы ГЗ Т откл"/>
                   <w:listItem w:displayText="СИСТ / ФК: Режим работы ГЗ Т сигн" w:value="СИСТ / ФК: Режим работы ГЗ Т сигн"/>
+                  <w:listItem w:displayText="СИСТ / ФК: Режим работы ДЗТ" w:value="СИСТ / ФК: Режим работы ДЗТ"/>
+                  <w:listItem w:displayText="СИСТ / ФК: Режим работы ЗПО" w:value="СИСТ / ФК: Режим работы ЗПО"/>
                   <w:listItem w:displayText="СИСТ / ФК: Режим работы УРОВ" w:value="СИСТ / ФК: Режим работы УРОВ"/>
                   <w:listItem w:displayText="СИСТ / ФК: Управление ИЭУ" w:value="СИСТ / ФК: Управление ИЭУ"/>
                   <w:listItem w:displayText="СИСТ / ШС: Переполнение буфера входных данных" w:value="СИСТ / ШС: Переполнение буфера входных данных"/>
                   <w:listItem w:displayText="СИСТ / ШС: Переполнение буфера выходных данных" w:value="СИСТ / ШС: Переполнение буфера выходных данных"/>
                   <w:listItem w:displayText="СИСТ / ШС: Состояние основного канала" w:value="СИСТ / ШС: Состояние основного канала"/>
                   <w:listItem w:displayText="СИСТ / ШС: Состояние резервного канала" w:value="СИСТ / ШС: Состояние резервного канала"/>
-                  <w:listItem w:displayText="Сборка сигн. / СС: БИ выведены" w:value="Сборка сигн. / СС: БИ выведены"/>
-                  <w:listItem w:displayText="Сборка сигн. / СС: Внешнее отключение" w:value="Сборка сигн. / СС: Внешнее отключение"/>
-                  <w:listItem w:displayText="Сборка сигн. / СС: Выходные цепи разобраны" w:value="Сборка сигн. / СС: Выходные цепи разобраны"/>
-                  <w:listItem w:displayText="Сборка сигн. / СС: ГЗ заблокирована" w:value="Сборка сигн. / СС: ГЗ заблокирована"/>
-                  <w:listItem w:displayText="Сборка сигн. / СС: Контроль оперативного тока" w:value="Сборка сигн. / СС: Контроль оперативного тока"/>
-                  <w:listItem w:displayText="Сборка сигн. / СС: Контроль оперативного тока НН" w:value="Сборка сигн. / СС: Контроль оперативного тока НН"/>
-                  <w:listItem w:displayText="Сборка сигн. / СС: Низкая изоляция ГЗ" w:value="Сборка сигн. / СС: Низкая изоляция ГЗ"/>
-                  <w:listItem w:displayText="Сборка сигн. / СС: Низкая изоляция ТЗ" w:value="Сборка сигн. / СС: Низкая изоляция ТЗ"/>
-                  <w:listItem w:displayText="Сборка сигн. / СС: Превышение времени переключения коммутационного аппарата" w:value="Сборка сигн. / СС: Превышение времени переключения коммутационного аппарата"/>
-                  <w:listItem w:displayText="Сборка сигн. / СС: Сигнализация от ГЗ" w:value="Сборка сигн. / СС: Сигнализация от ГЗ"/>
-                  <w:listItem w:displayText="Сборка сигн. / СС: Сигнализация от ТЗ" w:value="Сборка сигн. / СС: Сигнализация от ТЗ"/>
-                  <w:listItem w:displayText="Сборка сигн. / СС: Сигнализация от ТС" w:value="Сборка сигн. / СС: Сигнализация от ТС"/>
-                  <w:listItem w:displayText="Сборка сигн. / СС: ТЗ заблокирована" w:value="Сборка сигн. / СС: ТЗ заблокирована"/>
                   <w:listItem w:displayText="ТК ЗДЗ / ТК ЗДЗ: Пуск" w:value="ТК ЗДЗ / ТК ЗДЗ: Пуск"/>
                   <w:listItem w:displayText="ТК ЗДЗ / ТК ЗДЗ: Функция введена в работу" w:value="ТК ЗДЗ / ТК ЗДЗ: Функция введена в работу"/>
                   <w:listItem w:displayText="ТК ЗДЗ / ТК ЗДЗ: Функция оперативно выведена из работы" w:value="ТК ЗДЗ / ТК ЗДЗ: Функция оперативно выведена из работы"/>
-                  <w:listItem w:displayText="ТО / ТО: Пуск" w:value="ТО / ТО: Пуск"/>
-                  <w:listItem w:displayText="ТО / ТО: Срабатывание" w:value="ТО / ТО: Срабатывание"/>
-                  <w:listItem w:displayText="ТО / ТО: Срабатывание на сигнал" w:value="ТО / ТО: Срабатывание на сигнал"/>
-                  <w:listItem w:displayText="ТО / ТО: Функция введена в работу" w:value="ТО / ТО: Функция введена в работу"/>
-                  <w:listItem w:displayText="ТО / ТО: Функция оперативно выведена из работы" w:value="ТО / ТО: Функция оперативно выведена из работы"/>
+                  <w:listItem w:displayText="ТО ЗПО / ТО ЗПО ВН: Пуск" w:value="ТО ЗПО / ТО ЗПО ВН: Пуск"/>
+                  <w:listItem w:displayText="ТО ЗПО / ТО ЗПО ВН: Функция введена в работу" w:value="ТО ЗПО / ТО ЗПО ВН: Функция введена в работу"/>
+                  <w:listItem w:displayText="ТО ЗПО / ТО ЗПО ВН: Функция оперативно выведена из работы" w:value="ТО ЗПО / ТО ЗПО ВН: Функция оперативно выведена из работы"/>
+                  <w:listItem w:displayText="ТО ЗПО / ТО ЗПО НН1: Пуск" w:value="ТО ЗПО / ТО ЗПО НН1: Пуск"/>
+                  <w:listItem w:displayText="ТО ЗПО / ТО ЗПО НН1: Функция введена в работу" w:value="ТО ЗПО / ТО ЗПО НН1: Функция введена в работу"/>
+                  <w:listItem w:displayText="ТО ЗПО / ТО ЗПО НН1: Функция оперативно выведена из работы" w:value="ТО ЗПО / ТО ЗПО НН1: Функция оперативно выведена из работы"/>
+                  <w:listItem w:displayText="ТО ЗПО / ТО ЗПО НН2: Пуск" w:value="ТО ЗПО / ТО ЗПО НН2: Пуск"/>
+                  <w:listItem w:displayText="ТО ЗПО / ТО ЗПО НН2: Функция введена в работу" w:value="ТО ЗПО / ТО ЗПО НН2: Функция введена в работу"/>
+                  <w:listItem w:displayText="ТО ЗПО / ТО ЗПО НН2: Функция оперативно выведена из работы" w:value="ТО ЗПО / ТО ЗПО НН2: Функция оперативно выведена из работы"/>
+                  <w:listItem w:displayText="ТО ЗПО / ТО ЗПО_общ: Пуск" w:value="ТО ЗПО / ТО ЗПО_общ: Пуск"/>
+                  <w:listItem w:displayText="ТО ЗПО / ТО ЗПО_общ: Функция введена в работу" w:value="ТО ЗПО / ТО ЗПО_общ: Функция введена в работу"/>
+                  <w:listItem w:displayText="ТО ЗПО / ТО ЗПО_общ: Функция оперативно выведена из работы" w:value="ТО ЗПО / ТО ЗПО_общ: Функция оперативно выведена из работы"/>
                   <w:listItem w:displayText="ТО РПН / ТО РПН: Пуск" w:value="ТО РПН / ТО РПН: Пуск"/>
                   <w:listItem w:displayText="ТО РПН / ТО РПН: Функция введена в работу" w:value="ТО РПН / ТО РПН: Функция введена в работу"/>
                   <w:listItem w:displayText="ТО РПН / ТО РПН: Функция оперативно выведена из работы" w:value="ТО РПН / ТО РПН: Функция оперативно выведена из работы"/>
-                  <w:listItem w:displayText="УВ / УВ: Включить" w:value="УВ / УВ: Включить"/>
-                  <w:listItem w:displayText="УВ / УВ: Функция введена в работу" w:value="УВ / УВ: Функция введена в работу"/>
                   <w:listItem w:displayText="УРОВ ВН / УРОВ: Пуск" w:value="УРОВ ВН / УРОВ: Пуск"/>
                   <w:listItem w:displayText="УРОВ ВН / УРОВ: Пуск ИО максимального тока" w:value="УРОВ ВН / УРОВ: Пуск ИО максимального тока"/>
-                  <w:listItem w:displayText="УРОВ ВН / УРОВ: Срабатывание" w:value="УРОВ ВН / УРОВ: Срабатывание"/>
-                  <w:listItem w:displayText="УРОВ ВН / УРОВ: Срабатывание  'на себя'" w:value="УРОВ ВН / УРОВ: Срабатывание  'на себя'"/>
-                  <w:listItem w:displayText="УРОВ ВН / УРОВ: Ускорение УРОВ" w:value="УРОВ ВН / УРОВ: Ускорение УРОВ"/>
+                  <w:listItem w:displayText="УРОВ ВН / УРОВ: Срабатывание УРОВ" w:value="УРОВ ВН / УРОВ: Срабатывание УРОВ"/>
+                  <w:listItem w:displayText="УРОВ ВН / УРОВ: Срабатывание УРОВ  'на себя'" w:value="УРОВ ВН / УРОВ: Срабатывание УРОВ  'на себя'"/>
                   <w:listItem w:displayText="УРОВ ВН / УРОВ: Функция введена в работу" w:value="УРОВ ВН / УРОВ: Функция введена в работу"/>
                   <w:listItem w:displayText="УРОВ ВН / УРОВ: Функция оперативно выведена из работы" w:value="УРОВ ВН / УРОВ: Функция оперативно выведена из работы"/>
+                  <w:listItem w:displayText="ошибка / СС: БИ выведены" w:value="ошибка / СС: БИ выведены"/>
+                  <w:listItem w:displayText="ошибка / СС: Внешнее отключение" w:value="ошибка / СС: Внешнее отключение"/>
+                  <w:listItem w:displayText="ошибка / СС: Выходные цепи разобраны" w:value="ошибка / СС: Выходные цепи разобраны"/>
+                  <w:listItem w:displayText="ошибка / СС: ГЗ заблокирована" w:value="ошибка / СС: ГЗ заблокирована"/>
+                  <w:listItem w:displayText="ошибка / СС: Контроль оперативного тока" w:value="ошибка / СС: Контроль оперативного тока"/>
+                  <w:listItem w:displayText="ошибка / СС: Контроль оперативного тока НН" w:value="ошибка / СС: Контроль оперативного тока НН"/>
+                  <w:listItem w:displayText="ошибка / СС: Низкая изоляция ГЗ" w:value="ошибка / СС: Низкая изоляция ГЗ"/>
+                  <w:listItem w:displayText="ошибка / СС: Низкая изоляция ТЗ" w:value="ошибка / СС: Низкая изоляция ТЗ"/>
+                  <w:listItem w:displayText="ошибка / СС: Сигнализация от ГЗ" w:value="ошибка / СС: Сигнализация от ГЗ"/>
+                  <w:listItem w:displayText="ошибка / СС: Сигнализация от ТЗ" w:value="ошибка / СС: Сигнализация от ТЗ"/>
+                  <w:listItem w:displayText="ошибка / СС: Сигнализация от ТС" w:value="ошибка / СС: Сигнализация от ТС"/>
+                  <w:listItem w:displayText="ошибка / СС: ТЗ заблокирована" w:value="ошибка / СС: ТЗ заблокирована"/>
                 </w:dropDownList>
                 <w:showingPlcHdr/>
                 <w:placeholder>
@@ -7949,63 +7924,98 @@
                 <w:id w:val="0"/>
                 <w:dropDownList>
                   <w:listItem w:displayText="Не назначено" w:value=""/>
-                  <w:listItem w:displayText="ЗОП / ЗОП: Пуск" w:value="ЗОП / ЗОП: Пуск"/>
-                  <w:listItem w:displayText="ЗОП / ЗОП: Пуск ИО по несимметрии токов прямой и обратной последовательности" w:value="ЗОП / ЗОП: Пуск ИО по несимметрии токов прямой и обратной последовательности"/>
-                  <w:listItem w:displayText="ЗОП / ЗОП: Пуск ИО тока обратной последовательности" w:value="ЗОП / ЗОП: Пуск ИО тока обратной последовательности"/>
-                  <w:listItem w:displayText="ЗОП / ЗОП: Срабатывание" w:value="ЗОП / ЗОП: Срабатывание"/>
-                  <w:listItem w:displayText="ЗОП / ЗОП: Срабатывание на сигнал" w:value="ЗОП / ЗОП: Срабатывание на сигнал"/>
-                  <w:listItem w:displayText="ЗОП / ЗОП: Функция введена в работу" w:value="ЗОП / ЗОП: Функция введена в работу"/>
-                  <w:listItem w:displayText="ЗОП / ЗОП: Функция оперативно выведена из работы" w:value="ЗОП / ЗОП: Функция оперативно выведена из работы"/>
-                  <w:listItem w:displayText="ЗП / ЗП: Пуск" w:value="ЗП / ЗП: Пуск"/>
-                  <w:listItem w:displayText="ЗП / ЗП: Пуск ИО максимального тока" w:value="ЗП / ЗП: Пуск ИО максимального тока"/>
+                  <w:listItem w:displayText="ДЗТ / БВКЗ: Срабатывание БВКЗ" w:value="ДЗТ / БВКЗ: Срабатывание БВКЗ"/>
+                  <w:listItem w:displayText="ДЗТ / БВКЗ: Срабатывание БВКЗ по фазе А" w:value="ДЗТ / БВКЗ: Срабатывание БВКЗ по фазе А"/>
+                  <w:listItem w:displayText="ДЗТ / БВКЗ: Срабатывание БВКЗ по фазе В" w:value="ДЗТ / БВКЗ: Срабатывание БВКЗ по фазе В"/>
+                  <w:listItem w:displayText="ДЗТ / БВКЗ: Срабатывание БВКЗ по фазе С" w:value="ДЗТ / БВКЗ: Срабатывание БВКЗ по фазе С"/>
+                  <w:listItem w:displayText="ДЗТ / Д2Г: Пуск Д2Г" w:value="ДЗТ / Д2Г: Пуск Д2Г"/>
+                  <w:listItem w:displayText="ДЗТ / Д2Г: Пуск Д2Г по фазе A" w:value="ДЗТ / Д2Г: Пуск Д2Г по фазе A"/>
+                  <w:listItem w:displayText="ДЗТ / Д2Г: Пуск Д2Г по фазе В" w:value="ДЗТ / Д2Г: Пуск Д2Г по фазе В"/>
+                  <w:listItem w:displayText="ДЗТ / Д2Г: Пуск Д2Г по фазе С" w:value="ДЗТ / Д2Г: Пуск Д2Г по фазе С"/>
+                  <w:listItem w:displayText="ДЗТ / Д5Г: Пуск Д5Г" w:value="ДЗТ / Д5Г: Пуск Д5Г"/>
+                  <w:listItem w:displayText="ДЗТ / Д5Г: Пуск Д5Г по фазе A" w:value="ДЗТ / Д5Г: Пуск Д5Г по фазе A"/>
+                  <w:listItem w:displayText="ДЗТ / Д5Г: Пуск Д5Г по фазе В" w:value="ДЗТ / Д5Г: Пуск Д5Г по фазе В"/>
+                  <w:listItem w:displayText="ДЗТ / Д5Г: Пуск Д5Г по фазе С" w:value="ДЗТ / Д5Г: Пуск Д5Г по фазе С"/>
+                  <w:listItem w:displayText="ДЗТ / ДТЗт: Пуск" w:value="ДЗТ / ДТЗт: Пуск"/>
+                  <w:listItem w:displayText="ДЗТ / ДТЗт: Пуск ДТО по фазе A" w:value="ДЗТ / ДТЗт: Пуск ДТО по фазе A"/>
+                  <w:listItem w:displayText="ДЗТ / ДТЗт: Пуск ДТО по фазе В" w:value="ДЗТ / ДТЗт: Пуск ДТО по фазе В"/>
+                  <w:listItem w:displayText="ДЗТ / ДТЗт: Пуск ДТО по фазе С" w:value="ДЗТ / ДТЗт: Пуск ДТО по фазе С"/>
+                  <w:listItem w:displayText="ДЗТ / ДТЗт: Срабатывание ДТЗт" w:value="ДЗТ / ДТЗт: Срабатывание ДТЗт"/>
+                  <w:listItem w:displayText="ДЗТ / ДТЗт: Срабатывание ДТЗт на сигнал" w:value="ДЗТ / ДТЗт: Срабатывание ДТЗт на сигнал"/>
+                  <w:listItem w:displayText="ДЗТ / ДТЗт: Срабатывание ДТЗт по фазе A" w:value="ДЗТ / ДТЗт: Срабатывание ДТЗт по фазе A"/>
+                  <w:listItem w:displayText="ДЗТ / ДТЗт: Срабатывание ДТЗт по фазе A на сигнал" w:value="ДЗТ / ДТЗт: Срабатывание ДТЗт по фазе A на сигнал"/>
+                  <w:listItem w:displayText="ДЗТ / ДТЗт: Срабатывание ДТЗт по фазе В" w:value="ДЗТ / ДТЗт: Срабатывание ДТЗт по фазе В"/>
+                  <w:listItem w:displayText="ДЗТ / ДТЗт: Срабатывание ДТЗт по фазе В на сигнал" w:value="ДЗТ / ДТЗт: Срабатывание ДТЗт по фазе В на сигнал"/>
+                  <w:listItem w:displayText="ДЗТ / ДТЗт: Срабатывание ДТЗт по фазе С" w:value="ДЗТ / ДТЗт: Срабатывание ДТЗт по фазе С"/>
+                  <w:listItem w:displayText="ДЗТ / ДТЗт: Срабатывание ДТЗт по фазе С на сигнал" w:value="ДЗТ / ДТЗт: Срабатывание ДТЗт по фазе С на сигнал"/>
+                  <w:listItem w:displayText="ДЗТ / ДТЗт: Функция введена в работу" w:value="ДЗТ / ДТЗт: Функция введена в работу"/>
+                  <w:listItem w:displayText="ДЗТ / ДТЗт: Функция оперативно выведена из работы" w:value="ДЗТ / ДТЗт: Функция оперативно выведена из работы"/>
+                  <w:listItem w:displayText="ДЗТ / ДТО: Пуск" w:value="ДЗТ / ДТО: Пуск"/>
+                  <w:listItem w:displayText="ДЗТ / ДТО: Пуск ДТО по фазе A" w:value="ДЗТ / ДТО: Пуск ДТО по фазе A"/>
+                  <w:listItem w:displayText="ДЗТ / ДТО: Пуск ДТО по фазе В" w:value="ДЗТ / ДТО: Пуск ДТО по фазе В"/>
+                  <w:listItem w:displayText="ДЗТ / ДТО: Пуск ДТО по фазе С" w:value="ДЗТ / ДТО: Пуск ДТО по фазе С"/>
+                  <w:listItem w:displayText="ДЗТ / ДТО: Срабатывание ДТО" w:value="ДЗТ / ДТО: Срабатывание ДТО"/>
+                  <w:listItem w:displayText="ДЗТ / ДТО: Срабатывание ДТО на сигнал" w:value="ДЗТ / ДТО: Срабатывание ДТО на сигнал"/>
+                  <w:listItem w:displayText="ДЗТ / ДТО: Срабатывание ДТО по фазе A" w:value="ДЗТ / ДТО: Срабатывание ДТО по фазе A"/>
+                  <w:listItem w:displayText="ДЗТ / ДТО: Срабатывание ДТО по фазе A на сигнал" w:value="ДЗТ / ДТО: Срабатывание ДТО по фазе A на сигнал"/>
+                  <w:listItem w:displayText="ДЗТ / ДТО: Срабатывание ДТО по фазе В" w:value="ДЗТ / ДТО: Срабатывание ДТО по фазе В"/>
+                  <w:listItem w:displayText="ДЗТ / ДТО: Срабатывание ДТО по фазе В на сигнал" w:value="ДЗТ / ДТО: Срабатывание ДТО по фазе В на сигнал"/>
+                  <w:listItem w:displayText="ДЗТ / ДТО: Срабатывание ДТО по фазе С" w:value="ДЗТ / ДТО: Срабатывание ДТО по фазе С"/>
+                  <w:listItem w:displayText="ДЗТ / ДТО: Срабатывание ДТО по фазе С на сигнал" w:value="ДЗТ / ДТО: Срабатывание ДТО по фазе С на сигнал"/>
+                  <w:listItem w:displayText="ДЗТ / ДТО: Функция введена в работу" w:value="ДЗТ / ДТО: Функция введена в работу"/>
+                  <w:listItem w:displayText="ДЗТ / ДТО: Функция оперативно выведена из работы" w:value="ДЗТ / ДТО: Функция оперативно выведена из работы"/>
+                  <w:listItem w:displayText="ДЗТ / КЦТнеб: Срабатывание КЦНнеб" w:value="ДЗТ / КЦТнеб: Срабатывание КЦНнеб"/>
+                  <w:listItem w:displayText="ДЗТ / КЦТнеб: Срабатывание КЦНнеб фазы А" w:value="ДЗТ / КЦТнеб: Срабатывание КЦНнеб фазы А"/>
+                  <w:listItem w:displayText="ДЗТ / КЦТнеб: Срабатывание КЦНнеб фазы В" w:value="ДЗТ / КЦТнеб: Срабатывание КЦНнеб фазы В"/>
+                  <w:listItem w:displayText="ДЗТ / КЦТнеб: Срабатывание КЦНнеб фазы С" w:value="ДЗТ / КЦТнеб: Срабатывание КЦНнеб фазы С"/>
+                  <w:listItem w:displayText="ДЗТ / КЦТнеб: Функция введена в работу" w:value="ДЗТ / КЦТнеб: Функция введена в работу"/>
+                  <w:listItem w:displayText="ДЗТ / КЦТнеб: Функция оперативно выведена из работы" w:value="ДЗТ / КЦТнеб: Функция оперативно выведена из работы"/>
+                  <w:listItem w:displayText="ЗП / ЗП ВН: Пуск" w:value="ЗП / ЗП ВН: Пуск"/>
+                  <w:listItem w:displayText="ЗП / ЗП ВН: Пуск ИО максимального тока" w:value="ЗП / ЗП ВН: Пуск ИО максимального тока"/>
+                  <w:listItem w:displayText="ЗП / ЗП ВН: Срабатывание" w:value="ЗП / ЗП ВН: Срабатывание"/>
+                  <w:listItem w:displayText="ЗП / ЗП ВН: Срабатывание на отключение" w:value="ЗП / ЗП ВН: Срабатывание на отключение"/>
+                  <w:listItem w:displayText="ЗП / ЗП ВН: Функция введена в работу" w:value="ЗП / ЗП ВН: Функция введена в работу"/>
+                  <w:listItem w:displayText="ЗП / ЗП ВН: Функция оперативно выведена из работы" w:value="ЗП / ЗП ВН: Функция оперативно выведена из работы"/>
+                  <w:listItem w:displayText="ЗП / ЗП НН1: Пуск" w:value="ЗП / ЗП НН1: Пуск"/>
+                  <w:listItem w:displayText="ЗП / ЗП НН1: Пуск ИО максимального тока" w:value="ЗП / ЗП НН1: Пуск ИО максимального тока"/>
+                  <w:listItem w:displayText="ЗП / ЗП НН1: Срабатывание" w:value="ЗП / ЗП НН1: Срабатывание"/>
+                  <w:listItem w:displayText="ЗП / ЗП НН1: Срабатывание на отключение" w:value="ЗП / ЗП НН1: Срабатывание на отключение"/>
+                  <w:listItem w:displayText="ЗП / ЗП НН1: Функция введена в работу" w:value="ЗП / ЗП НН1: Функция введена в работу"/>
+                  <w:listItem w:displayText="ЗП / ЗП НН1: Функция оперативно выведена из работы" w:value="ЗП / ЗП НН1: Функция оперативно выведена из работы"/>
+                  <w:listItem w:displayText="ЗП / ЗП НН2: Пуск" w:value="ЗП / ЗП НН2: Пуск"/>
+                  <w:listItem w:displayText="ЗП / ЗП НН2: Пуск ИО максимального тока" w:value="ЗП / ЗП НН2: Пуск ИО максимального тока"/>
+                  <w:listItem w:displayText="ЗП / ЗП НН2: Срабатывание" w:value="ЗП / ЗП НН2: Срабатывание"/>
+                  <w:listItem w:displayText="ЗП / ЗП НН2: Срабатывание на отключение" w:value="ЗП / ЗП НН2: Срабатывание на отключение"/>
+                  <w:listItem w:displayText="ЗП / ЗП НН2: Функция введена в работу" w:value="ЗП / ЗП НН2: Функция введена в работу"/>
+                  <w:listItem w:displayText="ЗП / ЗП НН2: Функция оперативно выведена из работы" w:value="ЗП / ЗП НН2: Функция оперативно выведена из работы"/>
                   <w:listItem w:displayText="ЗП / ЗП: Срабатывание" w:value="ЗП / ЗП: Срабатывание"/>
-                  <w:listItem w:displayText="ЗП / ЗП: Срабатывание на сигнал" w:value="ЗП / ЗП: Срабатывание на сигнал"/>
+                  <w:listItem w:displayText="ЗП / ЗП: Срабатывание на отключение" w:value="ЗП / ЗП: Срабатывание на отключение"/>
                   <w:listItem w:displayText="ЗП / ЗП: Функция введена в работу" w:value="ЗП / ЗП: Функция введена в работу"/>
                   <w:listItem w:displayText="ЗП / ЗП: Функция оперативно выведена из работы" w:value="ЗП / ЗП: Функция оперативно выведена из работы"/>
-                  <w:listItem w:displayText="КА / В: Выключатель включен" w:value="КА / В: Выключатель включен"/>
-                  <w:listItem w:displayText="КА / В: Выключатель отключен" w:value="КА / В: Выключатель отключен"/>
-                  <w:listItem w:displayText="КА / В: Индикация местного режима логического узла" w:value="КА / В: Индикация местного режима логического узла"/>
-                  <w:listItem w:displayText="КА / В: Индикация местного режима физического ключа" w:value="КА / В: Индикация местного режима физического ключа"/>
-                  <w:listItem w:displayText="КА / В: Команда 'включить' выключатель через выходное реле" w:value="КА / В: Команда 'включить' выключатель через выходное реле"/>
-                  <w:listItem w:displayText="КА / В: Команда 'отключить' выключатель через выходное реле" w:value="КА / В: Команда 'отключить' выключатель через выходное реле"/>
-                  <w:listItem w:displayText="КА / В: Неисправное положение выключателя" w:value="КА / В: Неисправное положение выключателя"/>
-                  <w:listItem w:displayText="КА / В: Промежуточное положение выключателя" w:value="КА / В: Промежуточное положение выключателя"/>
-                  <w:listItem w:displayText="КА / В: Функция введена в работу" w:value="КА / В: Функция введена в работу"/>
-                  <w:listItem w:displayText="КП / УВ: Включить выключатель" w:value="КП / УВ: Включить выключатель"/>
-                  <w:listItem w:displayText="КП / УВ: Идет переключение" w:value="КП / УВ: Идет переключение"/>
-                  <w:listItem w:displayText="КП / УВ: Отключить выключатель" w:value="КП / УВ: Отключить выключатель"/>
-                  <w:listItem w:displayText="КП / УВ: Положение В (Включено)" w:value="КП / УВ: Положение В (Включено)"/>
-                  <w:listItem w:displayText="КП / УВ: Положение В (Не определено)" w:value="КП / УВ: Положение В (Не определено)"/>
-                  <w:listItem w:displayText="КП / УВ: Положение В (Неисправность)" w:value="КП / УВ: Положение В (Неисправность)"/>
-                  <w:listItem w:displayText="КП / УВ: Положение В (Отключено)" w:value="КП / УВ: Положение В (Отключено)"/>
-                  <w:listItem w:displayText="КП / УВ: Сигнал превышения допустимого времени переключения" w:value="КП / УВ: Сигнал превышения допустимого времени переключения"/>
-                  <w:listItem w:displayText="КП / УВ: Функция введена в работу" w:value="КП / УВ: Функция введена в работу"/>
-                  <w:listItem w:displayText="КРВ / КРВ: Превышен коммутационный ресурс выключателя" w:value="КРВ / КРВ: Превышен коммутационный ресурс выключателя"/>
-                  <w:listItem w:displayText="КРВ / КРВ: Превышен механический ресурс выключателя" w:value="КРВ / КРВ: Превышен механический ресурс выключателя"/>
-                  <w:listItem w:displayText="КРВ / КРВ: Превышен ресурс выключателя" w:value="КРВ / КРВ: Превышен ресурс выключателя"/>
-                  <w:listItem w:displayText="КРВ / КРВ: Функция введена в работу" w:value="КРВ / КРВ: Функция введена в работу"/>
-                  <w:listItem w:displayText="КСВ / КСВ: Блокировка включения В" w:value="КСВ / КСВ: Блокировка включения В"/>
-                  <w:listItem w:displayText="КСВ / КСВ: Блокировка отключения В" w:value="КСВ / КСВ: Блокировка отключения В"/>
-                  <w:listItem w:displayText="КСВ / КСВ: В аварийно отключен" w:value="КСВ / КСВ: В аварийно отключен"/>
-                  <w:listItem w:displayText="КСВ / КСВ: В самопроизвольно отключен" w:value="КСВ / КСВ: В самопроизвольно отключен"/>
-                  <w:listItem w:displayText="КСВ / КСВ: Защита ЭМВ" w:value="КСВ / КСВ: Защита ЭМВ"/>
-                  <w:listItem w:displayText="КСВ / КСВ: Защита ЭМО1" w:value="КСВ / КСВ: Защита ЭМО1"/>
-                  <w:listItem w:displayText="КСВ / КСВ: Защита ЭМО2" w:value="КСВ / КСВ: Защита ЭМО2"/>
-                  <w:listItem w:displayText="КСВ / КСВ: Неисправность В" w:value="КСВ / КСВ: Неисправность В"/>
-                  <w:listItem w:displayText="КСВ / КСВ: Неисправность цепей ЭМУ" w:value="КСВ / КСВ: Неисправность цепей ЭМУ"/>
-                  <w:listItem w:displayText="КСВ / КСВ: Реле фиксации команды" w:value="КСВ / КСВ: Реле фиксации команды"/>
-                  <w:listItem w:displayText="КСВ / КСВ: Функция введена в работу" w:value="КСВ / КСВ: Функция введена в работу"/>
-                  <w:listItem w:displayText="КСВ / КСВ: Функция оперативно выведена из работы" w:value="КСВ / КСВ: Функция оперативно выведена из работы"/>
-                  <w:listItem w:displayText="КЦН НН / КЦН: Неисправность цепей напряжения" w:value="КЦН НН / КЦН: Неисправность цепей напряжения"/>
-                  <w:listItem w:displayText="КЦН НН / КЦН: Пуск" w:value="КЦН НН / КЦН: Пуск"/>
-                  <w:listItem w:displayText="КЦН НН / КЦН: Пуск органа максимального напряжения ОП" w:value="КЦН НН / КЦН: Пуск органа максимального напряжения ОП"/>
-                  <w:listItem w:displayText="КЦН НН / КЦН: Пуск органа минимального напряжения" w:value="КЦН НН / КЦН: Пуск органа минимального напряжения"/>
-                  <w:listItem w:displayText="КЦН НН / КЦН: Функция введена в работу" w:value="КЦН НН / КЦН: Функция введена в работу"/>
-                  <w:listItem w:displayText="КЦН НН / КЦН: Функция оперативно выведена из работы" w:value="КЦН НН / КЦН: Функция оперативно выведена из работы"/>
-                  <w:listItem w:displayText="ЛЗТ / ЛЗТ: Пуск" w:value="ЛЗТ / ЛЗТ: Пуск"/>
-                  <w:listItem w:displayText="ЛЗТ / ЛЗТ: Срабатывание" w:value="ЛЗТ / ЛЗТ: Срабатывание"/>
-                  <w:listItem w:displayText="ЛЗТ / ЛЗТ: Функция введена в работу" w:value="ЛЗТ / ЛЗТ: Функция введена в работу"/>
-                  <w:listItem w:displayText="ЛЗТ / ЛЗТ: Функция оперативно выведена из работы" w:value="ЛЗТ / ЛЗТ: Функция оперативно выведена из работы"/>
+                  <w:listItem w:displayText="ЗПО / ЗПО: Пуск" w:value="ЗПО / ЗПО: Пуск"/>
+                  <w:listItem w:displayText="ЗПО / ЗПО: Срабатывание ЗПО" w:value="ЗПО / ЗПО: Срабатывание ЗПО"/>
+                  <w:listItem w:displayText="ЗПО / ЗПО: Срабатывание ЗПО на сигнал" w:value="ЗПО / ЗПО: Срабатывание ЗПО на сигнал"/>
+                  <w:listItem w:displayText="ЗПО / ЗПО: Функция введена в работу" w:value="ЗПО / ЗПО: Функция введена в работу"/>
+                  <w:listItem w:displayText="ЗПО / ЗПО: Функция оперативно выведена из работы" w:value="ЗПО / ЗПО: Функция оперативно выведена из работы"/>
+                  <w:listItem w:displayText="КЦТ / КЦТ: Срабатывание" w:value="КЦТ / КЦТ: Срабатывание"/>
+                  <w:listItem w:displayText="КЦТ / КЦТст1: Пуск при асимметрии" w:value="КЦТ / КЦТст1: Пуск при асимметрии"/>
+                  <w:listItem w:displayText="КЦТ / КЦТст1: Пуск при обрыве провода" w:value="КЦТ / КЦТст1: Пуск при обрыве провода"/>
+                  <w:listItem w:displayText="КЦТ / КЦТст1: Срабатывание при асимметрии" w:value="КЦТ / КЦТст1: Срабатывание при асимметрии"/>
+                  <w:listItem w:displayText="КЦТ / КЦТст1: Срабатывание при обрыве провода" w:value="КЦТ / КЦТст1: Срабатывание при обрыве провода"/>
+                  <w:listItem w:displayText="КЦТ / КЦТст1: Функция введена в работу" w:value="КЦТ / КЦТст1: Функция введена в работу"/>
+                  <w:listItem w:displayText="КЦТ / КЦТст1: Функция оперативно выведена из работы" w:value="КЦТ / КЦТст1: Функция оперативно выведена из работы"/>
+                  <w:listItem w:displayText="КЦТ / КЦТст2: Пуск при асимметрии" w:value="КЦТ / КЦТст2: Пуск при асимметрии"/>
+                  <w:listItem w:displayText="КЦТ / КЦТст2: Пуск при обрыве провода" w:value="КЦТ / КЦТст2: Пуск при обрыве провода"/>
+                  <w:listItem w:displayText="КЦТ / КЦТст2: Срабатывание при асимметрии" w:value="КЦТ / КЦТст2: Срабатывание при асимметрии"/>
+                  <w:listItem w:displayText="КЦТ / КЦТст2: Срабатывание при обрыве провода" w:value="КЦТ / КЦТст2: Срабатывание при обрыве провода"/>
+                  <w:listItem w:displayText="КЦТ / КЦТст2: Функция введена в работу" w:value="КЦТ / КЦТст2: Функция введена в работу"/>
+                  <w:listItem w:displayText="КЦТ / КЦТст2: Функция оперативно выведена из работы" w:value="КЦТ / КЦТст2: Функция оперативно выведена из работы"/>
+                  <w:listItem w:displayText="КЦТ / КЦТст3: Пуск при асимметрии" w:value="КЦТ / КЦТст3: Пуск при асимметрии"/>
+                  <w:listItem w:displayText="КЦТ / КЦТст3: Пуск при обрыве провода" w:value="КЦТ / КЦТст3: Пуск при обрыве провода"/>
+                  <w:listItem w:displayText="КЦТ / КЦТст3: Срабатывание при асимметрии" w:value="КЦТ / КЦТст3: Срабатывание при асимметрии"/>
+                  <w:listItem w:displayText="КЦТ / КЦТст3: Срабатывание при обрыве провода" w:value="КЦТ / КЦТст3: Срабатывание при обрыве провода"/>
+                  <w:listItem w:displayText="КЦТ / КЦТст3: Функция введена в работу" w:value="КЦТ / КЦТст3: Функция введена в работу"/>
+                  <w:listItem w:displayText="КЦТ / КЦТст3: Функция оперативно выведена из работы" w:value="КЦТ / КЦТст3: Функция оперативно выведена из работы"/>
                   <w:listItem w:displayText="ЛО ВН / ЛО: Отключение" w:value="ЛО ВН / ЛО: Отключение"/>
                   <w:listItem w:displayText="ЛО ВН / ЛО: Отключить аварийно" w:value="ЛО ВН / ЛО: Отключить аварийно"/>
                   <w:listItem w:displayText="ЛО ВН / ЛО: Функция введена в работу" w:value="ЛО ВН / ЛО: Функция введена в работу"/>
@@ -8025,19 +8035,20 @@
                   <w:listItem w:displayText="ЛО ГЗсигн / ЛО: Срабатывание на сигнал" w:value="ЛО ГЗсигн / ЛО: Срабатывание на сигнал"/>
                   <w:listItem w:displayText="ЛО ГЗсигн / ЛО: Функция введена в работу" w:value="ЛО ГЗсигн / ЛО: Функция введена в работу"/>
                   <w:listItem w:displayText="ЛО ГЗсигн / ЛО: Функция оперативно выведена из работы" w:value="ЛО ГЗсигн / ЛО: Функция оперативно выведена из работы"/>
-                  <w:listItem w:displayText="ЛО НН / ЗАВР: Запрет АВР" w:value="ЛО НН / ЗАВР: Запрет АВР"/>
-                  <w:listItem w:displayText="ЛО НН / ЗАВР: Функция введена в работу" w:value="ЛО НН / ЗАВР: Функция введена в работу"/>
-                  <w:listItem w:displayText="ЛО НН / ЗАВР: Функция оперативно выведена из работы" w:value="ЛО НН / ЗАВР: Функция оперативно выведена из работы"/>
-                  <w:listItem w:displayText="ЛО НН / ЗАПВ: Запрет АПВ" w:value="ЛО НН / ЗАПВ: Запрет АПВ"/>
-                  <w:listItem w:displayText="ЛО НН / ЗАПВ: Функция введена в работу" w:value="ЛО НН / ЗАПВ: Функция введена в работу"/>
-                  <w:listItem w:displayText="ЛО НН / ЗАПВ: Функция оперативно выведена из работы" w:value="ЛО НН / ЗАПВ: Функция оперативно выведена из работы"/>
-                  <w:listItem w:displayText="ЛО НН / ЛО: Отключение" w:value="ЛО НН / ЛО: Отключение"/>
-                  <w:listItem w:displayText="ЛО НН / ЛО: Отключить аварийно" w:value="ЛО НН / ЛО: Отключить аварийно"/>
-                  <w:listItem w:displayText="ЛО НН / ЛО: Функция введена в работу" w:value="ЛО НН / ЛО: Функция введена в работу"/>
-                  <w:listItem w:displayText="ЛО НН / ЛО: Функция оперативно выведена из работы" w:value="ЛО НН / ЛО: Функция оперативно выведена из работы"/>
-                  <w:listItem w:displayText="ЛО Т / ЗАВР: Запрет АВР" w:value="ЛО Т / ЗАВР: Запрет АВР"/>
-                  <w:listItem w:displayText="ЛО Т / ЗАВР: Функция введена в работу" w:value="ЛО Т / ЗАВР: Функция введена в работу"/>
-                  <w:listItem w:displayText="ЛО Т / ЗАВР: Функция оперативно выведена из работы" w:value="ЛО Т / ЗАВР: Функция оперативно выведена из работы"/>
+                  <w:listItem w:displayText="ЛО НН1 / ЗАПВ: Запрет АПВ" w:value="ЛО НН1 / ЗАПВ: Запрет АПВ"/>
+                  <w:listItem w:displayText="ЛО НН1 / ЗАПВ: Функция введена в работу" w:value="ЛО НН1 / ЗАПВ: Функция введена в работу"/>
+                  <w:listItem w:displayText="ЛО НН1 / ЗАПВ: Функция оперативно выведена из работы" w:value="ЛО НН1 / ЗАПВ: Функция оперативно выведена из работы"/>
+                  <w:listItem w:displayText="ЛО НН1 / ЛО: Отключение" w:value="ЛО НН1 / ЛО: Отключение"/>
+                  <w:listItem w:displayText="ЛО НН1 / ЛО: Отключить аварийно" w:value="ЛО НН1 / ЛО: Отключить аварийно"/>
+                  <w:listItem w:displayText="ЛО НН1 / ЛО: Функция введена в работу" w:value="ЛО НН1 / ЛО: Функция введена в работу"/>
+                  <w:listItem w:displayText="ЛО НН1 / ЛО: Функция оперативно выведена из работы" w:value="ЛО НН1 / ЛО: Функция оперативно выведена из работы"/>
+                  <w:listItem w:displayText="ЛО НН2 / ЗАПВ: Запрет АПВ" w:value="ЛО НН2 / ЗАПВ: Запрет АПВ"/>
+                  <w:listItem w:displayText="ЛО НН2 / ЗАПВ: Функция введена в работу" w:value="ЛО НН2 / ЗАПВ: Функция введена в работу"/>
+                  <w:listItem w:displayText="ЛО НН2 / ЗАПВ: Функция оперативно выведена из работы" w:value="ЛО НН2 / ЗАПВ: Функция оперативно выведена из работы"/>
+                  <w:listItem w:displayText="ЛО НН2 / ЛО: Отключение" w:value="ЛО НН2 / ЛО: Отключение"/>
+                  <w:listItem w:displayText="ЛО НН2 / ЛО: Отключить аварийно" w:value="ЛО НН2 / ЛО: Отключить аварийно"/>
+                  <w:listItem w:displayText="ЛО НН2 / ЛО: Функция введена в работу" w:value="ЛО НН2 / ЛО: Функция введена в работу"/>
+                  <w:listItem w:displayText="ЛО НН2 / ЛО: Функция оперативно выведена из работы" w:value="ЛО НН2 / ЛО: Функция оперативно выведена из работы"/>
                   <w:listItem w:displayText="ЛО Т / ЗАПВ: Запрет АПВ" w:value="ЛО Т / ЗАПВ: Запрет АПВ"/>
                   <w:listItem w:displayText="ЛО Т / ЗАПВ: Функция введена в работу" w:value="ЛО Т / ЗАПВ: Функция введена в работу"/>
                   <w:listItem w:displayText="ЛО Т / ЗАПВ: Функция оперативно выведена из работы" w:value="ЛО Т / ЗАПВ: Функция оперативно выведена из работы"/>
@@ -8072,52 +8083,6 @@
                   <w:listItem w:displayText="ЛО ТС / ЛО ПК: Срабатывание на сигнал" w:value="ЛО ТС / ЛО ПК: Срабатывание на сигнал"/>
                   <w:listItem w:displayText="ЛО ТС / ЛО ПК: Функция введена в работу" w:value="ЛО ТС / ЛО ПК: Функция введена в работу"/>
                   <w:listItem w:displayText="ЛО ТС / ЛО ПК: Функция оперативно выведена из работы" w:value="ЛО ТС / ЛО ПК: Функция оперативно выведена из работы"/>
-                  <w:listItem w:displayText="МТЗ / БЛЗШ: Блокировка ЛЗШ" w:value="МТЗ / БЛЗШ: Блокировка ЛЗШ"/>
-                  <w:listItem w:displayText="МТЗ / БНТ: Пуск БНТ" w:value="МТЗ / БНТ: Пуск БНТ"/>
-                  <w:listItem w:displayText="МТЗ / БНТ: Пуск по фазе A" w:value="МТЗ / БНТ: Пуск по фазе A"/>
-                  <w:listItem w:displayText="МТЗ / БНТ: Пуск по фазе В" w:value="МТЗ / БНТ: Пуск по фазе В"/>
-                  <w:listItem w:displayText="МТЗ / БНТ: Пуск по фазе С" w:value="МТЗ / БНТ: Пуск по фазе С"/>
-                  <w:listItem w:displayText="МТЗ / КПОН: Пуск" w:value="МТЗ / КПОН: Пуск"/>
-                  <w:listItem w:displayText="МТЗ / КПОН: Функция введена в работу" w:value="МТЗ / КПОН: Функция введена в работу"/>
-                  <w:listItem w:displayText="МТЗ / КПОН: Функция оперативно выведена из работы" w:value="МТЗ / КПОН: Функция оперативно выведена из работы"/>
-                  <w:listItem w:displayText="МТЗ / МТЗ 1 ст: Пуск" w:value="МТЗ / МТЗ 1 ст: Пуск"/>
-                  <w:listItem w:displayText="МТЗ / МТЗ 1 ст: Пуск ИО тока по фазе А" w:value="МТЗ / МТЗ 1 ст: Пуск ИО тока по фазе А"/>
-                  <w:listItem w:displayText="МТЗ / МТЗ 1 ст: Пуск ИО тока по фазе В" w:value="МТЗ / МТЗ 1 ст: Пуск ИО тока по фазе В"/>
-                  <w:listItem w:displayText="МТЗ / МТЗ 1 ст: Пуск ИО тока по фазе С" w:value="МТЗ / МТЗ 1 ст: Пуск ИО тока по фазе С"/>
-                  <w:listItem w:displayText="МТЗ / МТЗ 1 ст: Пуск по фазе A" w:value="МТЗ / МТЗ 1 ст: Пуск по фазе A"/>
-                  <w:listItem w:displayText="МТЗ / МТЗ 1 ст: Пуск по фазе В" w:value="МТЗ / МТЗ 1 ст: Пуск по фазе В"/>
-                  <w:listItem w:displayText="МТЗ / МТЗ 1 ст: Пуск по фазе С" w:value="МТЗ / МТЗ 1 ст: Пуск по фазе С"/>
-                  <w:listItem w:displayText="МТЗ / МТЗ 1 ст: Срабатывание" w:value="МТЗ / МТЗ 1 ст: Срабатывание"/>
-                  <w:listItem w:displayText="МТЗ / МТЗ 1 ст: Срабатывание на сигнал" w:value="МТЗ / МТЗ 1 ст: Срабатывание на сигнал"/>
-                  <w:listItem w:displayText="МТЗ / МТЗ 1 ст: Функция введена в работу" w:value="МТЗ / МТЗ 1 ст: Функция введена в работу"/>
-                  <w:listItem w:displayText="МТЗ / МТЗ 1 ст: Функция оперативно выведена из работы" w:value="МТЗ / МТЗ 1 ст: Функция оперативно выведена из работы"/>
-                  <w:listItem w:displayText="МТЗ / МТЗ 2 ст: Пуск" w:value="МТЗ / МТЗ 2 ст: Пуск"/>
-                  <w:listItem w:displayText="МТЗ / МТЗ 2 ст: Пуск ИО тока по фазе А" w:value="МТЗ / МТЗ 2 ст: Пуск ИО тока по фазе А"/>
-                  <w:listItem w:displayText="МТЗ / МТЗ 2 ст: Пуск ИО тока по фазе В" w:value="МТЗ / МТЗ 2 ст: Пуск ИО тока по фазе В"/>
-                  <w:listItem w:displayText="МТЗ / МТЗ 2 ст: Пуск ИО тока по фазе С" w:value="МТЗ / МТЗ 2 ст: Пуск ИО тока по фазе С"/>
-                  <w:listItem w:displayText="МТЗ / МТЗ 2 ст: Пуск по фазе A" w:value="МТЗ / МТЗ 2 ст: Пуск по фазе A"/>
-                  <w:listItem w:displayText="МТЗ / МТЗ 2 ст: Пуск по фазе В" w:value="МТЗ / МТЗ 2 ст: Пуск по фазе В"/>
-                  <w:listItem w:displayText="МТЗ / МТЗ 2 ст: Пуск по фазе С" w:value="МТЗ / МТЗ 2 ст: Пуск по фазе С"/>
-                  <w:listItem w:displayText="МТЗ / МТЗ 2 ст: Срабатывание" w:value="МТЗ / МТЗ 2 ст: Срабатывание"/>
-                  <w:listItem w:displayText="МТЗ / МТЗ 2 ст: Срабатывание на сигнал" w:value="МТЗ / МТЗ 2 ст: Срабатывание на сигнал"/>
-                  <w:listItem w:displayText="МТЗ / МТЗ 2 ст: Функция введена в работу" w:value="МТЗ / МТЗ 2 ст: Функция введена в работу"/>
-                  <w:listItem w:displayText="МТЗ / МТЗ 2 ст: Функция оперативно выведена из работы" w:value="МТЗ / МТЗ 2 ст: Функция оперативно выведена из работы"/>
-                  <w:listItem w:displayText="МТЗ / МТЗ 3 ст: Пуск" w:value="МТЗ / МТЗ 3 ст: Пуск"/>
-                  <w:listItem w:displayText="МТЗ / МТЗ 3 ст: Пуск ИО тока по фазе А" w:value="МТЗ / МТЗ 3 ст: Пуск ИО тока по фазе А"/>
-                  <w:listItem w:displayText="МТЗ / МТЗ 3 ст: Пуск ИО тока по фазе В" w:value="МТЗ / МТЗ 3 ст: Пуск ИО тока по фазе В"/>
-                  <w:listItem w:displayText="МТЗ / МТЗ 3 ст: Пуск ИО тока по фазе С" w:value="МТЗ / МТЗ 3 ст: Пуск ИО тока по фазе С"/>
-                  <w:listItem w:displayText="МТЗ / МТЗ 3 ст: Пуск по фазе A" w:value="МТЗ / МТЗ 3 ст: Пуск по фазе A"/>
-                  <w:listItem w:displayText="МТЗ / МТЗ 3 ст: Пуск по фазе В" w:value="МТЗ / МТЗ 3 ст: Пуск по фазе В"/>
-                  <w:listItem w:displayText="МТЗ / МТЗ 3 ст: Пуск по фазе С" w:value="МТЗ / МТЗ 3 ст: Пуск по фазе С"/>
-                  <w:listItem w:displayText="МТЗ / МТЗ 3 ст: Срабатывание" w:value="МТЗ / МТЗ 3 ст: Срабатывание"/>
-                  <w:listItem w:displayText="МТЗ / МТЗ 3 ст: Срабатывание на сигнал" w:value="МТЗ / МТЗ 3 ст: Срабатывание на сигнал"/>
-                  <w:listItem w:displayText="МТЗ / МТЗ 3 ст: Функция введена в работу" w:value="МТЗ / МТЗ 3 ст: Функция введена в работу"/>
-                  <w:listItem w:displayText="МТЗ / МТЗ 3 ст: Функция оперативно выведена из работы" w:value="МТЗ / МТЗ 3 ст: Функция оперативно выведена из работы"/>
-                  <w:listItem w:displayText="ПДС / В: Ключ М/Д привода В" w:value="ПДС / В: Ключ М/Д привода В"/>
-                  <w:listItem w:displayText="ПДС / В: Положение В (Включено)" w:value="ПДС / В: Положение В (Включено)"/>
-                  <w:listItem w:displayText="ПДС / В: Положение В (Не определено)" w:value="ПДС / В: Положение В (Не определено)"/>
-                  <w:listItem w:displayText="ПДС / В: Положение В (Неисправность)" w:value="ПДС / В: Положение В (Неисправность)"/>
-                  <w:listItem w:displayText="ПДС / В: Положение В (Отключено)" w:value="ПДС / В: Положение В (Отключено)"/>
                   <w:listItem w:displayText="ПДС / ГЗ РПН: Низкая изоляция " w:value="ПДС / ГЗ РПН: Низкая изоляция "/>
                   <w:listItem w:displayText="ПДС / ГЗ РПН: Отключение" w:value="ПДС / ГЗ РПН: Отключение"/>
                   <w:listItem w:displayText="ПДС / ГЗ Т: Низкая изоляция ГЗоткл" w:value="ПДС / ГЗ Т: Низкая изоляция ГЗоткл"/>
@@ -8135,15 +8100,8 @@
                   <w:listItem w:displayText="ПДС / ДУм РПН: Низкий уровень масла" w:value="ПДС / ДУм РПН: Низкий уровень масла"/>
                   <w:listItem w:displayText="ПДС / ДУм расширителя: Высокий уровень масла" w:value="ПДС / ДУм расширителя: Высокий уровень масла"/>
                   <w:listItem w:displayText="ПДС / ДУм расширителя: Низкий уровень масла" w:value="ПДС / ДУм расширителя: Низкий уровень масла"/>
-                  <w:listItem w:displayText="ПДС / КИ: Аварийный уровень изоляции" w:value="ПДС / КИ: Аварийный уровень изоляции"/>
-                  <w:listItem w:displayText="ПДС / КИ: Низкий уровень изоляции" w:value="ПДС / КИ: Низкий уровень изоляции"/>
-                  <w:listItem w:displayText="ПДС / КПруж: Пружина не заведена" w:value="ПДС / КПруж: Пружина не заведена"/>
-                  <w:listItem w:displayText="ПДС / КЦВ: Контроль цепи ЭМВ" w:value="ПДС / КЦВ: Контроль цепи ЭМВ"/>
-                  <w:listItem w:displayText="ПДС / КЦВ: Контроль цепи ЭМО1" w:value="ПДС / КЦВ: Контроль цепи ЭМО1"/>
-                  <w:listItem w:displayText="ПДС / КЦВ: Контроль цепи ЭМО2" w:value="ПДС / КЦВ: Контроль цепи ЭМО2"/>
-                  <w:listItem w:displayText="ПДС / КЦВ: Работа ЭМВ" w:value="ПДС / КЦВ: Работа ЭМВ"/>
-                  <w:listItem w:displayText="ПДС / КЦВ: Работа ЭМО1" w:value="ПДС / КЦВ: Работа ЭМО1"/>
-                  <w:listItem w:displayText="ПДС / КЦВ: Работа ЭМО2" w:value="ПДС / КЦВ: Работа ЭМО2"/>
+                  <w:listItem w:displayText="ПДС / КСО: Авария" w:value="ПДС / КСО: Авария"/>
+                  <w:listItem w:displayText="ПДС / КСО: Неисправность" w:value="ПДС / КСО: Неисправность"/>
                   <w:listItem w:displayText="ПДС / ОК: Срабатывание" w:value="ПДС / ОК: Срабатывание"/>
                   <w:listItem w:displayText="ПДС / ПК: Срабатывание" w:value="ПДС / ПК: Срабатывание"/>
                   <w:listItem w:displayText="ПДС / РД: Низкая изоляция" w:value="ПДС / РД: Низкая изоляция"/>
@@ -8152,9 +8110,9 @@
                   <w:listItem w:displayText="ПДС НКУ / SA2: Цепь введена" w:value="ПДС НКУ / SA2: Цепь введена"/>
                   <w:listItem w:displayText="ПДС НКУ / SA3: Цепь введена" w:value="ПДС НКУ / SA3: Цепь введена"/>
                   <w:listItem w:displayText="ПДС НКУ / SA4: Цепь введена" w:value="ПДС НКУ / SA4: Цепь введена"/>
-                  <w:listItem w:displayText="ПДС НКУ / SA5: Цепь введена" w:value="ПДС НКУ / SA5: Цепь введена"/>
                   <w:listItem w:displayText="ПДС НКУ / SG1: Рабочее положение" w:value="ПДС НКУ / SG1: Рабочее положение"/>
                   <w:listItem w:displayText="ПДС НКУ / SG2: Рабочее положение" w:value="ПДС НКУ / SG2: Рабочее положение"/>
+                  <w:listItem w:displayText="ПДС НКУ / SG3: Рабочее положение" w:value="ПДС НКУ / SG3: Рабочее положение"/>
                   <w:listItem w:displayText="ПДС НКУ / ВнешСигн1: Срабатывание" w:value="ПДС НКУ / ВнешСигн1: Срабатывание"/>
                   <w:listItem w:displayText="ПДС НКУ / ВнешСигн2: Срабатывание" w:value="ПДС НКУ / ВнешСигн2: Срабатывание"/>
                   <w:listItem w:displayText="ПДС НКУ / ВнешСигн3: Срабатывание" w:value="ПДС НКУ / ВнешСигн3: Срабатывание"/>
@@ -8162,15 +8120,27 @@
                   <w:listItem w:displayText="ПДС НКУ / Дверь: Дверь шкафа закрыта" w:value="ПДС НКУ / Дверь: Дверь шкафа закрыта"/>
                   <w:listItem w:displayText="ПДС НКУ / Дверь: Дверь шкафа открыта" w:value="ПДС НКУ / Дверь: Дверь шкафа открыта"/>
                   <w:listItem w:displayText="ПДС НКУ / ОТ ГЗ: Неисправность" w:value="ПДС НКУ / ОТ ГЗ: Неисправность"/>
-                  <w:listItem w:displayText="ПДС НКУ / ОТ ЗДЗ: Неисправность" w:value="ПДС НКУ / ОТ ЗДЗ: Неисправность"/>
-                  <w:listItem w:displayText="ПДС НКУ / ОТ ИЭУ ТН: Неисправность" w:value="ПДС НКУ / ОТ ИЭУ ТН: Неисправность"/>
+                  <w:listItem w:displayText="ПДС НКУ / ОТ ЗДЗ1: Неисправность" w:value="ПДС НКУ / ОТ ЗДЗ1: Неисправность"/>
+                  <w:listItem w:displayText="ПДС НКУ / ОТ ЗДЗ2: Неисправность" w:value="ПДС НКУ / ОТ ЗДЗ2: Неисправность"/>
+                  <w:listItem w:displayText="ПДС НКУ / ОТ ИЭУ ТН1: Неисправность" w:value="ПДС НКУ / ОТ ИЭУ ТН1: Неисправность"/>
+                  <w:listItem w:displayText="ПДС НКУ / ОТ ИЭУ ТН2: Неисправность" w:value="ПДС НКУ / ОТ ИЭУ ТН2: Неисправность"/>
                   <w:listItem w:displayText="ПДС НКУ / ОТ ТЗ, ТС: Неисправность" w:value="ПДС НКУ / ОТ ТЗ, ТС: Неисправность"/>
-                  <w:listItem w:displayText="ПДС НКУ / ОТ УРОВ: Неисправность" w:value="ПДС НКУ / ОТ УРОВ: Неисправность"/>
-                  <w:listItem w:displayText="ПДС НКУ / ОТ ЭМО1, ЭМВ: Неисправность" w:value="ПДС НКУ / ОТ ЭМО1, ЭМВ: Неисправность"/>
-                  <w:listItem w:displayText="ПДС НКУ / ОТ ЭМО2: Неисправность" w:value="ПДС НКУ / ОТ ЭМО2: Неисправность"/>
-                  <w:listItem w:displayText="ПДС НКУ / ОТ цепей сигн. В: Неисправность" w:value="ПДС НКУ / ОТ цепей сигн. В: Неисправность"/>
-                  <w:listItem w:displayText="Пред. сигн. / ПС: Пуск предупредительной сигнализации" w:value="Пред. сигн. / ПС: Пуск предупредительной сигнализации"/>
-                  <w:listItem w:displayText="Пред. сигн. / ПС: Пуск предупредительной сигнализации (импульс)" w:value="Пред. сигн. / ПС: Пуск предупредительной сигнализации (импульс)"/>
+                  <w:listItem w:displayText="ПДС НКУ / ОТ УРОВ1: Неисправность" w:value="ПДС НКУ / ОТ УРОВ1: Неисправность"/>
+                  <w:listItem w:displayText="ПДС НКУ / ОТ УРОВ2: Неисправность" w:value="ПДС НКУ / ОТ УРОВ2: Неисправность"/>
+                  <w:listItem w:displayText="ПС / ПС: Пуск предупредительной сигнализации" w:value="ПС / ПС: Пуск предупредительной сигнализации"/>
+                  <w:listItem w:displayText="ПС / ПС: Пуск предупредительной сигнализации (импульс)" w:value="ПС / ПС: Пуск предупредительной сигнализации (импульс)"/>
+                  <w:listItem w:displayText="РТПО / РТПО ВН: Пуск" w:value="РТПО / РТПО ВН: Пуск"/>
+                  <w:listItem w:displayText="РТПО / РТПО ВН: Функция введена в работу" w:value="РТПО / РТПО ВН: Функция введена в работу"/>
+                  <w:listItem w:displayText="РТПО / РТПО ВН: Функция оперативно выведена из работы" w:value="РТПО / РТПО ВН: Функция оперативно выведена из работы"/>
+                  <w:listItem w:displayText="РТПО / РТПО НН1: Пуск" w:value="РТПО / РТПО НН1: Пуск"/>
+                  <w:listItem w:displayText="РТПО / РТПО НН1: Функция введена в работу" w:value="РТПО / РТПО НН1: Функция введена в работу"/>
+                  <w:listItem w:displayText="РТПО / РТПО НН1: Функция оперативно выведена из работы" w:value="РТПО / РТПО НН1: Функция оперативно выведена из работы"/>
+                  <w:listItem w:displayText="РТПО / РТПО НН2: Пуск" w:value="РТПО / РТПО НН2: Пуск"/>
+                  <w:listItem w:displayText="РТПО / РТПО НН2: Функция введена в работу" w:value="РТПО / РТПО НН2: Функция введена в работу"/>
+                  <w:listItem w:displayText="РТПО / РТПО НН2: Функция оперативно выведена из работы" w:value="РТПО / РТПО НН2: Функция оперативно выведена из работы"/>
+                  <w:listItem w:displayText="РТПО / РТПО_общ: Пуск" w:value="РТПО / РТПО_общ: Пуск"/>
+                  <w:listItem w:displayText="РТПО / РТПО_общ: Функция введена в работу" w:value="РТПО / РТПО_общ: Функция введена в работу"/>
+                  <w:listItem w:displayText="РТПО / РТПО_общ: Функция оперативно выведена из работы" w:value="РТПО / РТПО_общ: Функция оперативно выведена из работы"/>
                   <w:listItem w:displayText="СИСТ / БУ: Индикация местного управления" w:value="СИСТ / БУ: Индикация местного управления"/>
                   <w:listItem w:displayText="СИСТ / Диагностика: Изменение встраиваемого ПО" w:value="СИСТ / Диагностика: Изменение встраиваемого ПО"/>
                   <w:listItem w:displayText="СИСТ / Диагностика: Индикация логического узла-прокси" w:value="СИСТ / Диагностика: Индикация логического узла-прокси"/>
@@ -8186,8 +8156,6 @@
                   <w:listItem w:displayText="СИСТ / Диагностика: Неисправность модуля дискретных входов/выходов (слот М11)" w:value="СИСТ / Диагностика: Неисправность модуля дискретных входов/выходов (слот М11)"/>
                   <w:listItem w:displayText="СИСТ / Диагностика: Неисправность модуля дискретных входов/выходов (слот М3)" w:value="СИСТ / Диагностика: Неисправность модуля дискретных входов/выходов (слот М3)"/>
                   <w:listItem w:displayText="СИСТ / Диагностика: Неисправность модуля дискретных входов/выходов (слот М4)" w:value="СИСТ / Диагностика: Неисправность модуля дискретных входов/выходов (слот М4)"/>
-                  <w:listItem w:displayText="СИСТ / Диагностика: Неисправность модуля дискретных входов/выходов (слот М6)" w:value="СИСТ / Диагностика: Неисправность модуля дискретных входов/выходов (слот М6)"/>
-                  <w:listItem w:displayText="СИСТ / Диагностика: Неисправность модуля дискретных входов/выходов (слот М7)" w:value="СИСТ / Диагностика: Неисправность модуля дискретных входов/выходов (слот М7)"/>
                   <w:listItem w:displayText="СИСТ / Диагностика: Неисправность модуля дискретных входов/выходов (слот М8)" w:value="СИСТ / Диагностика: Неисправность модуля дискретных входов/выходов (слот М8)"/>
                   <w:listItem w:displayText="СИСТ / Диагностика: Неисправность модуля дискретных входов/выходов (слот М9)" w:value="СИСТ / Диагностика: Неисправность модуля дискретных входов/выходов (слот М9)"/>
                   <w:listItem w:displayText="СИСТ / Диагностика: Неисправность цепей оперативного питания" w:value="СИСТ / Диагностика: Неисправность цепей оперативного питания"/>
@@ -8442,80 +8410,87 @@
                   <w:listItem w:displayText="СИСТ / ПлДВых9: Состояние ДВых7" w:value="СИСТ / ПлДВых9: Состояние ДВых7"/>
                   <w:listItem w:displayText="СИСТ / ПлДВых9: Состояние ДВых8" w:value="СИСТ / ПлДВых9: Состояние ДВых8"/>
                   <w:listItem w:displayText="СИСТ / СД ФК: Действие на В ВН" w:value="СИСТ / СД ФК: Действие на В ВН"/>
-                  <w:listItem w:displayText="СИСТ / СД ФК: Действие на В НН" w:value="СИСТ / СД ФК: Действие на В НН"/>
+                  <w:listItem w:displayText="СИСТ / СД ФК: Действие на В НН1" w:value="СИСТ / СД ФК: Действие на В НН1"/>
+                  <w:listItem w:displayText="СИСТ / СД ФК: Действие на В НН2" w:value="СИСТ / СД ФК: Действие на В НН2"/>
                   <w:listItem w:displayText="СИСТ / СД ФК: Комплект" w:value="СИСТ / СД ФК: Комплект"/>
                   <w:listItem w:displayText="СИСТ / СД ФК: Режим работы ГЗ РПН" w:value="СИСТ / СД ФК: Режим работы ГЗ РПН"/>
                   <w:listItem w:displayText="СИСТ / СД ФК: Режим работы ГЗ Т откл" w:value="СИСТ / СД ФК: Режим работы ГЗ Т откл"/>
                   <w:listItem w:displayText="СИСТ / СД ФК: Режим работы ГЗ Т сигн" w:value="СИСТ / СД ФК: Режим работы ГЗ Т сигн"/>
+                  <w:listItem w:displayText="СИСТ / СД ФК: Режим работы ДЗТ" w:value="СИСТ / СД ФК: Режим работы ДЗТ"/>
+                  <w:listItem w:displayText="СИСТ / СД ФК: Режим работы ЗПО" w:value="СИСТ / СД ФК: Режим работы ЗПО"/>
                   <w:listItem w:displayText="СИСТ / СД ФК: Режим работы УРОВ" w:value="СИСТ / СД ФК: Режим работы УРОВ"/>
                   <w:listItem w:displayText="СИСТ / СД ФК: Управление ИЭУ" w:value="СИСТ / СД ФК: Управление ИЭУ"/>
                   <w:listItem w:displayText="СИСТ / СД: БИ выведены" w:value="СИСТ / СД: БИ выведены"/>
                   <w:listItem w:displayText="СИСТ / СД: Внешнее отключение" w:value="СИСТ / СД: Внешнее отключение"/>
                   <w:listItem w:displayText="СИСТ / СД: Выходные цепи разобраны" w:value="СИСТ / СД: Выходные цепи разобраны"/>
-                  <w:listItem w:displayText="СИСТ / СД: Неисправность В ВН" w:value="СИСТ / СД: Неисправность В ВН"/>
                   <w:listItem w:displayText="СИСТ / СД: Неисправность ШС-А" w:value="СИСТ / СД: Неисправность ШС-А"/>
                   <w:listItem w:displayText="СИСТ / СД: Неисправность ШС-В" w:value="СИСТ / СД: Неисправность ШС-В"/>
                   <w:listItem w:displayText="СИСТ / СД: Неисправность опер. тока ГЗ" w:value="СИСТ / СД: Неисправность опер. тока ГЗ"/>
                   <w:listItem w:displayText="СИСТ / СД: Неисправность опер. тока ТЗ, ТС" w:value="СИСТ / СД: Неисправность опер. тока ТЗ, ТС"/>
-                  <w:listItem w:displayText="СИСТ / СД: Неисправность сигн. В" w:value="СИСТ / СД: Неисправность сигн. В"/>
                   <w:listItem w:displayText="СИСТ / СД: Неисправность цепей ГЗ РПН" w:value="СИСТ / СД: Неисправность цепей ГЗ РПН"/>
                   <w:listItem w:displayText="СИСТ / СД: Неисправность цепей ГЗ Т" w:value="СИСТ / СД: Неисправность цепей ГЗ Т"/>
                   <w:listItem w:displayText="СИСТ / СД: Неисправность цепей ТЗ" w:value="СИСТ / СД: Неисправность цепей ТЗ"/>
                   <w:listItem w:displayText="СИСТ / СД: Потеря GOOSE" w:value="СИСТ / СД: Потеря GOOSE"/>
+                  <w:listItem w:displayText="СИСТ / СД: Пуск ЗПО" w:value="СИСТ / СД: Пуск ЗПО"/>
                   <w:listItem w:displayText="СИСТ / СД: Срабатывание ГЗ РПН" w:value="СИСТ / СД: Срабатывание ГЗ РПН"/>
                   <w:listItem w:displayText="СИСТ / СД: Срабатывание ГЗоткл" w:value="СИСТ / СД: Срабатывание ГЗоткл"/>
                   <w:listItem w:displayText="СИСТ / СД: Срабатывание ГЗсигн" w:value="СИСТ / СД: Срабатывание ГЗсигн"/>
+                  <w:listItem w:displayText="СИСТ / СД: Срабатывание ДЗТ" w:value="СИСТ / СД: Срабатывание ДЗТ"/>
                   <w:listItem w:displayText="СИСТ / СД: Срабатывание ЗП" w:value="СИСТ / СД: Срабатывание ЗП"/>
-                  <w:listItem w:displayText="СИСТ / СД: Срабатывание МТЗ" w:value="СИСТ / СД: Срабатывание МТЗ"/>
                   <w:listItem w:displayText="СИСТ / СД: Срабатывание ТЗоткл" w:value="СИСТ / СД: Срабатывание ТЗоткл"/>
                   <w:listItem w:displayText="СИСТ / СД: Срабатывание ТЗсигн" w:value="СИСТ / СД: Срабатывание ТЗсигн"/>
-                  <w:listItem w:displayText="СИСТ / СД: Срабатывание ТО" w:value="СИСТ / СД: Срабатывание ТО"/>
                   <w:listItem w:displayText="СИСТ / СД: Срабатывание УРОВ" w:value="СИСТ / СД: Срабатывание УРОВ"/>
                   <w:listItem w:displayText="СИСТ / ФК: Действие на В ВН" w:value="СИСТ / ФК: Действие на В ВН"/>
-                  <w:listItem w:displayText="СИСТ / ФК: Действие на В НН" w:value="СИСТ / ФК: Действие на В НН"/>
+                  <w:listItem w:displayText="СИСТ / ФК: Действие на В НН1" w:value="СИСТ / ФК: Действие на В НН1"/>
+                  <w:listItem w:displayText="СИСТ / ФК: Действие на В НН2" w:value="СИСТ / ФК: Действие на В НН2"/>
                   <w:listItem w:displayText="СИСТ / ФК: Комплект" w:value="СИСТ / ФК: Комплект"/>
                   <w:listItem w:displayText="СИСТ / ФК: Режим работы ГЗ РПН" w:value="СИСТ / ФК: Режим работы ГЗ РПН"/>
                   <w:listItem w:displayText="СИСТ / ФК: Режим работы ГЗ Т откл" w:value="СИСТ / ФК: Режим работы ГЗ Т откл"/>
                   <w:listItem w:displayText="СИСТ / ФК: Режим работы ГЗ Т сигн" w:value="СИСТ / ФК: Режим работы ГЗ Т сигн"/>
+                  <w:listItem w:displayText="СИСТ / ФК: Режим работы ДЗТ" w:value="СИСТ / ФК: Режим работы ДЗТ"/>
+                  <w:listItem w:displayText="СИСТ / ФК: Режим работы ЗПО" w:value="СИСТ / ФК: Режим работы ЗПО"/>
                   <w:listItem w:displayText="СИСТ / ФК: Режим работы УРОВ" w:value="СИСТ / ФК: Режим работы УРОВ"/>
                   <w:listItem w:displayText="СИСТ / ФК: Управление ИЭУ" w:value="СИСТ / ФК: Управление ИЭУ"/>
                   <w:listItem w:displayText="СИСТ / ШС: Переполнение буфера входных данных" w:value="СИСТ / ШС: Переполнение буфера входных данных"/>
                   <w:listItem w:displayText="СИСТ / ШС: Переполнение буфера выходных данных" w:value="СИСТ / ШС: Переполнение буфера выходных данных"/>
                   <w:listItem w:displayText="СИСТ / ШС: Состояние основного канала" w:value="СИСТ / ШС: Состояние основного канала"/>
                   <w:listItem w:displayText="СИСТ / ШС: Состояние резервного канала" w:value="СИСТ / ШС: Состояние резервного канала"/>
-                  <w:listItem w:displayText="Сборка сигн. / СС: БИ выведены" w:value="Сборка сигн. / СС: БИ выведены"/>
-                  <w:listItem w:displayText="Сборка сигн. / СС: Внешнее отключение" w:value="Сборка сигн. / СС: Внешнее отключение"/>
-                  <w:listItem w:displayText="Сборка сигн. / СС: Выходные цепи разобраны" w:value="Сборка сигн. / СС: Выходные цепи разобраны"/>
-                  <w:listItem w:displayText="Сборка сигн. / СС: ГЗ заблокирована" w:value="Сборка сигн. / СС: ГЗ заблокирована"/>
-                  <w:listItem w:displayText="Сборка сигн. / СС: Контроль оперативного тока" w:value="Сборка сигн. / СС: Контроль оперативного тока"/>
-                  <w:listItem w:displayText="Сборка сигн. / СС: Контроль оперативного тока НН" w:value="Сборка сигн. / СС: Контроль оперативного тока НН"/>
-                  <w:listItem w:displayText="Сборка сигн. / СС: Низкая изоляция ГЗ" w:value="Сборка сигн. / СС: Низкая изоляция ГЗ"/>
-                  <w:listItem w:displayText="Сборка сигн. / СС: Низкая изоляция ТЗ" w:value="Сборка сигн. / СС: Низкая изоляция ТЗ"/>
-                  <w:listItem w:displayText="Сборка сигн. / СС: Превышение времени переключения коммутационного аппарата" w:value="Сборка сигн. / СС: Превышение времени переключения коммутационного аппарата"/>
-                  <w:listItem w:displayText="Сборка сигн. / СС: Сигнализация от ГЗ" w:value="Сборка сигн. / СС: Сигнализация от ГЗ"/>
-                  <w:listItem w:displayText="Сборка сигн. / СС: Сигнализация от ТЗ" w:value="Сборка сигн. / СС: Сигнализация от ТЗ"/>
-                  <w:listItem w:displayText="Сборка сигн. / СС: Сигнализация от ТС" w:value="Сборка сигн. / СС: Сигнализация от ТС"/>
-                  <w:listItem w:displayText="Сборка сигн. / СС: ТЗ заблокирована" w:value="Сборка сигн. / СС: ТЗ заблокирована"/>
                   <w:listItem w:displayText="ТК ЗДЗ / ТК ЗДЗ: Пуск" w:value="ТК ЗДЗ / ТК ЗДЗ: Пуск"/>
                   <w:listItem w:displayText="ТК ЗДЗ / ТК ЗДЗ: Функция введена в работу" w:value="ТК ЗДЗ / ТК ЗДЗ: Функция введена в работу"/>
                   <w:listItem w:displayText="ТК ЗДЗ / ТК ЗДЗ: Функция оперативно выведена из работы" w:value="ТК ЗДЗ / ТК ЗДЗ: Функция оперативно выведена из работы"/>
-                  <w:listItem w:displayText="ТО / ТО: Пуск" w:value="ТО / ТО: Пуск"/>
-                  <w:listItem w:displayText="ТО / ТО: Срабатывание" w:value="ТО / ТО: Срабатывание"/>
-                  <w:listItem w:displayText="ТО / ТО: Срабатывание на сигнал" w:value="ТО / ТО: Срабатывание на сигнал"/>
-                  <w:listItem w:displayText="ТО / ТО: Функция введена в работу" w:value="ТО / ТО: Функция введена в работу"/>
-                  <w:listItem w:displayText="ТО / ТО: Функция оперативно выведена из работы" w:value="ТО / ТО: Функция оперативно выведена из работы"/>
+                  <w:listItem w:displayText="ТО ЗПО / ТО ЗПО ВН: Пуск" w:value="ТО ЗПО / ТО ЗПО ВН: Пуск"/>
+                  <w:listItem w:displayText="ТО ЗПО / ТО ЗПО ВН: Функция введена в работу" w:value="ТО ЗПО / ТО ЗПО ВН: Функция введена в работу"/>
+                  <w:listItem w:displayText="ТО ЗПО / ТО ЗПО ВН: Функция оперативно выведена из работы" w:value="ТО ЗПО / ТО ЗПО ВН: Функция оперативно выведена из работы"/>
+                  <w:listItem w:displayText="ТО ЗПО / ТО ЗПО НН1: Пуск" w:value="ТО ЗПО / ТО ЗПО НН1: Пуск"/>
+                  <w:listItem w:displayText="ТО ЗПО / ТО ЗПО НН1: Функция введена в работу" w:value="ТО ЗПО / ТО ЗПО НН1: Функция введена в работу"/>
+                  <w:listItem w:displayText="ТО ЗПО / ТО ЗПО НН1: Функция оперативно выведена из работы" w:value="ТО ЗПО / ТО ЗПО НН1: Функция оперативно выведена из работы"/>
+                  <w:listItem w:displayText="ТО ЗПО / ТО ЗПО НН2: Пуск" w:value="ТО ЗПО / ТО ЗПО НН2: Пуск"/>
+                  <w:listItem w:displayText="ТО ЗПО / ТО ЗПО НН2: Функция введена в работу" w:value="ТО ЗПО / ТО ЗПО НН2: Функция введена в работу"/>
+                  <w:listItem w:displayText="ТО ЗПО / ТО ЗПО НН2: Функция оперативно выведена из работы" w:value="ТО ЗПО / ТО ЗПО НН2: Функция оперативно выведена из работы"/>
+                  <w:listItem w:displayText="ТО ЗПО / ТО ЗПО_общ: Пуск" w:value="ТО ЗПО / ТО ЗПО_общ: Пуск"/>
+                  <w:listItem w:displayText="ТО ЗПО / ТО ЗПО_общ: Функция введена в работу" w:value="ТО ЗПО / ТО ЗПО_общ: Функция введена в работу"/>
+                  <w:listItem w:displayText="ТО ЗПО / ТО ЗПО_общ: Функция оперативно выведена из работы" w:value="ТО ЗПО / ТО ЗПО_общ: Функция оперативно выведена из работы"/>
                   <w:listItem w:displayText="ТО РПН / ТО РПН: Пуск" w:value="ТО РПН / ТО РПН: Пуск"/>
                   <w:listItem w:displayText="ТО РПН / ТО РПН: Функция введена в работу" w:value="ТО РПН / ТО РПН: Функция введена в работу"/>
                   <w:listItem w:displayText="ТО РПН / ТО РПН: Функция оперативно выведена из работы" w:value="ТО РПН / ТО РПН: Функция оперативно выведена из работы"/>
-                  <w:listItem w:displayText="УВ / УВ: Включить" w:value="УВ / УВ: Включить"/>
-                  <w:listItem w:displayText="УВ / УВ: Функция введена в работу" w:value="УВ / УВ: Функция введена в работу"/>
                   <w:listItem w:displayText="УРОВ ВН / УРОВ: Пуск" w:value="УРОВ ВН / УРОВ: Пуск"/>
                   <w:listItem w:displayText="УРОВ ВН / УРОВ: Пуск ИО максимального тока" w:value="УРОВ ВН / УРОВ: Пуск ИО максимального тока"/>
-                  <w:listItem w:displayText="УРОВ ВН / УРОВ: Срабатывание" w:value="УРОВ ВН / УРОВ: Срабатывание"/>
-                  <w:listItem w:displayText="УРОВ ВН / УРОВ: Срабатывание  'на себя'" w:value="УРОВ ВН / УРОВ: Срабатывание  'на себя'"/>
-                  <w:listItem w:displayText="УРОВ ВН / УРОВ: Ускорение УРОВ" w:value="УРОВ ВН / УРОВ: Ускорение УРОВ"/>
+                  <w:listItem w:displayText="УРОВ ВН / УРОВ: Срабатывание УРОВ" w:value="УРОВ ВН / УРОВ: Срабатывание УРОВ"/>
+                  <w:listItem w:displayText="УРОВ ВН / УРОВ: Срабатывание УРОВ  'на себя'" w:value="УРОВ ВН / УРОВ: Срабатывание УРОВ  'на себя'"/>
                   <w:listItem w:displayText="УРОВ ВН / УРОВ: Функция введена в работу" w:value="УРОВ ВН / УРОВ: Функция введена в работу"/>
                   <w:listItem w:displayText="УРОВ ВН / УРОВ: Функция оперативно выведена из работы" w:value="УРОВ ВН / УРОВ: Функция оперативно выведена из работы"/>
+                  <w:listItem w:displayText="ошибка / СС: БИ выведены" w:value="ошибка / СС: БИ выведены"/>
+                  <w:listItem w:displayText="ошибка / СС: Внешнее отключение" w:value="ошибка / СС: Внешнее отключение"/>
+                  <w:listItem w:displayText="ошибка / СС: Выходные цепи разобраны" w:value="ошибка / СС: Выходные цепи разобраны"/>
+                  <w:listItem w:displayText="ошибка / СС: ГЗ заблокирована" w:value="ошибка / СС: ГЗ заблокирована"/>
+                  <w:listItem w:displayText="ошибка / СС: Контроль оперативного тока" w:value="ошибка / СС: Контроль оперативного тока"/>
+                  <w:listItem w:displayText="ошибка / СС: Контроль оперативного тока НН" w:value="ошибка / СС: Контроль оперативного тока НН"/>
+                  <w:listItem w:displayText="ошибка / СС: Низкая изоляция ГЗ" w:value="ошибка / СС: Низкая изоляция ГЗ"/>
+                  <w:listItem w:displayText="ошибка / СС: Низкая изоляция ТЗ" w:value="ошибка / СС: Низкая изоляция ТЗ"/>
+                  <w:listItem w:displayText="ошибка / СС: Сигнализация от ГЗ" w:value="ошибка / СС: Сигнализация от ГЗ"/>
+                  <w:listItem w:displayText="ошибка / СС: Сигнализация от ТЗ" w:value="ошибка / СС: Сигнализация от ТЗ"/>
+                  <w:listItem w:displayText="ошибка / СС: Сигнализация от ТС" w:value="ошибка / СС: Сигнализация от ТС"/>
+                  <w:listItem w:displayText="ошибка / СС: ТЗ заблокирована" w:value="ошибка / СС: ТЗ заблокирована"/>
                 </w:dropDownList>
                 <w:showingPlcHdr/>
                 <w:placeholder>
@@ -8554,63 +8529,98 @@
                 <w:id w:val="0"/>
                 <w:dropDownList>
                   <w:listItem w:displayText="Не назначено" w:value=""/>
-                  <w:listItem w:displayText="ЗОП / ЗОП: Пуск" w:value="ЗОП / ЗОП: Пуск"/>
-                  <w:listItem w:displayText="ЗОП / ЗОП: Пуск ИО по несимметрии токов прямой и обратной последовательности" w:value="ЗОП / ЗОП: Пуск ИО по несимметрии токов прямой и обратной последовательности"/>
-                  <w:listItem w:displayText="ЗОП / ЗОП: Пуск ИО тока обратной последовательности" w:value="ЗОП / ЗОП: Пуск ИО тока обратной последовательности"/>
-                  <w:listItem w:displayText="ЗОП / ЗОП: Срабатывание" w:value="ЗОП / ЗОП: Срабатывание"/>
-                  <w:listItem w:displayText="ЗОП / ЗОП: Срабатывание на сигнал" w:value="ЗОП / ЗОП: Срабатывание на сигнал"/>
-                  <w:listItem w:displayText="ЗОП / ЗОП: Функция введена в работу" w:value="ЗОП / ЗОП: Функция введена в работу"/>
-                  <w:listItem w:displayText="ЗОП / ЗОП: Функция оперативно выведена из работы" w:value="ЗОП / ЗОП: Функция оперативно выведена из работы"/>
-                  <w:listItem w:displayText="ЗП / ЗП: Пуск" w:value="ЗП / ЗП: Пуск"/>
-                  <w:listItem w:displayText="ЗП / ЗП: Пуск ИО максимального тока" w:value="ЗП / ЗП: Пуск ИО максимального тока"/>
+                  <w:listItem w:displayText="ДЗТ / БВКЗ: Срабатывание БВКЗ" w:value="ДЗТ / БВКЗ: Срабатывание БВКЗ"/>
+                  <w:listItem w:displayText="ДЗТ / БВКЗ: Срабатывание БВКЗ по фазе А" w:value="ДЗТ / БВКЗ: Срабатывание БВКЗ по фазе А"/>
+                  <w:listItem w:displayText="ДЗТ / БВКЗ: Срабатывание БВКЗ по фазе В" w:value="ДЗТ / БВКЗ: Срабатывание БВКЗ по фазе В"/>
+                  <w:listItem w:displayText="ДЗТ / БВКЗ: Срабатывание БВКЗ по фазе С" w:value="ДЗТ / БВКЗ: Срабатывание БВКЗ по фазе С"/>
+                  <w:listItem w:displayText="ДЗТ / Д2Г: Пуск Д2Г" w:value="ДЗТ / Д2Г: Пуск Д2Г"/>
+                  <w:listItem w:displayText="ДЗТ / Д2Г: Пуск Д2Г по фазе A" w:value="ДЗТ / Д2Г: Пуск Д2Г по фазе A"/>
+                  <w:listItem w:displayText="ДЗТ / Д2Г: Пуск Д2Г по фазе В" w:value="ДЗТ / Д2Г: Пуск Д2Г по фазе В"/>
+                  <w:listItem w:displayText="ДЗТ / Д2Г: Пуск Д2Г по фазе С" w:value="ДЗТ / Д2Г: Пуск Д2Г по фазе С"/>
+                  <w:listItem w:displayText="ДЗТ / Д5Г: Пуск Д5Г" w:value="ДЗТ / Д5Г: Пуск Д5Г"/>
+                  <w:listItem w:displayText="ДЗТ / Д5Г: Пуск Д5Г по фазе A" w:value="ДЗТ / Д5Г: Пуск Д5Г по фазе A"/>
+                  <w:listItem w:displayText="ДЗТ / Д5Г: Пуск Д5Г по фазе В" w:value="ДЗТ / Д5Г: Пуск Д5Г по фазе В"/>
+                  <w:listItem w:displayText="ДЗТ / Д5Г: Пуск Д5Г по фазе С" w:value="ДЗТ / Д5Г: Пуск Д5Г по фазе С"/>
+                  <w:listItem w:displayText="ДЗТ / ДТЗт: Пуск" w:value="ДЗТ / ДТЗт: Пуск"/>
+                  <w:listItem w:displayText="ДЗТ / ДТЗт: Пуск ДТО по фазе A" w:value="ДЗТ / ДТЗт: Пуск ДТО по фазе A"/>
+                  <w:listItem w:displayText="ДЗТ / ДТЗт: Пуск ДТО по фазе В" w:value="ДЗТ / ДТЗт: Пуск ДТО по фазе В"/>
+                  <w:listItem w:displayText="ДЗТ / ДТЗт: Пуск ДТО по фазе С" w:value="ДЗТ / ДТЗт: Пуск ДТО по фазе С"/>
+                  <w:listItem w:displayText="ДЗТ / ДТЗт: Срабатывание ДТЗт" w:value="ДЗТ / ДТЗт: Срабатывание ДТЗт"/>
+                  <w:listItem w:displayText="ДЗТ / ДТЗт: Срабатывание ДТЗт на сигнал" w:value="ДЗТ / ДТЗт: Срабатывание ДТЗт на сигнал"/>
+                  <w:listItem w:displayText="ДЗТ / ДТЗт: Срабатывание ДТЗт по фазе A" w:value="ДЗТ / ДТЗт: Срабатывание ДТЗт по фазе A"/>
+                  <w:listItem w:displayText="ДЗТ / ДТЗт: Срабатывание ДТЗт по фазе A на сигнал" w:value="ДЗТ / ДТЗт: Срабатывание ДТЗт по фазе A на сигнал"/>
+                  <w:listItem w:displayText="ДЗТ / ДТЗт: Срабатывание ДТЗт по фазе В" w:value="ДЗТ / ДТЗт: Срабатывание ДТЗт по фазе В"/>
+                  <w:listItem w:displayText="ДЗТ / ДТЗт: Срабатывание ДТЗт по фазе В на сигнал" w:value="ДЗТ / ДТЗт: Срабатывание ДТЗт по фазе В на сигнал"/>
+                  <w:listItem w:displayText="ДЗТ / ДТЗт: Срабатывание ДТЗт по фазе С" w:value="ДЗТ / ДТЗт: Срабатывание ДТЗт по фазе С"/>
+                  <w:listItem w:displayText="ДЗТ / ДТЗт: Срабатывание ДТЗт по фазе С на сигнал" w:value="ДЗТ / ДТЗт: Срабатывание ДТЗт по фазе С на сигнал"/>
+                  <w:listItem w:displayText="ДЗТ / ДТЗт: Функция введена в работу" w:value="ДЗТ / ДТЗт: Функция введена в работу"/>
+                  <w:listItem w:displayText="ДЗТ / ДТЗт: Функция оперативно выведена из работы" w:value="ДЗТ / ДТЗт: Функция оперативно выведена из работы"/>
+                  <w:listItem w:displayText="ДЗТ / ДТО: Пуск" w:value="ДЗТ / ДТО: Пуск"/>
+                  <w:listItem w:displayText="ДЗТ / ДТО: Пуск ДТО по фазе A" w:value="ДЗТ / ДТО: Пуск ДТО по фазе A"/>
+                  <w:listItem w:displayText="ДЗТ / ДТО: Пуск ДТО по фазе В" w:value="ДЗТ / ДТО: Пуск ДТО по фазе В"/>
+                  <w:listItem w:displayText="ДЗТ / ДТО: Пуск ДТО по фазе С" w:value="ДЗТ / ДТО: Пуск ДТО по фазе С"/>
+                  <w:listItem w:displayText="ДЗТ / ДТО: Срабатывание ДТО" w:value="ДЗТ / ДТО: Срабатывание ДТО"/>
+                  <w:listItem w:displayText="ДЗТ / ДТО: Срабатывание ДТО на сигнал" w:value="ДЗТ / ДТО: Срабатывание ДТО на сигнал"/>
+                  <w:listItem w:displayText="ДЗТ / ДТО: Срабатывание ДТО по фазе A" w:value="ДЗТ / ДТО: Срабатывание ДТО по фазе A"/>
+                  <w:listItem w:displayText="ДЗТ / ДТО: Срабатывание ДТО по фазе A на сигнал" w:value="ДЗТ / ДТО: Срабатывание ДТО по фазе A на сигнал"/>
+                  <w:listItem w:displayText="ДЗТ / ДТО: Срабатывание ДТО по фазе В" w:value="ДЗТ / ДТО: Срабатывание ДТО по фазе В"/>
+                  <w:listItem w:displayText="ДЗТ / ДТО: Срабатывание ДТО по фазе В на сигнал" w:value="ДЗТ / ДТО: Срабатывание ДТО по фазе В на сигнал"/>
+                  <w:listItem w:displayText="ДЗТ / ДТО: Срабатывание ДТО по фазе С" w:value="ДЗТ / ДТО: Срабатывание ДТО по фазе С"/>
+                  <w:listItem w:displayText="ДЗТ / ДТО: Срабатывание ДТО по фазе С на сигнал" w:value="ДЗТ / ДТО: Срабатывание ДТО по фазе С на сигнал"/>
+                  <w:listItem w:displayText="ДЗТ / ДТО: Функция введена в работу" w:value="ДЗТ / ДТО: Функция введена в работу"/>
+                  <w:listItem w:displayText="ДЗТ / ДТО: Функция оперативно выведена из работы" w:value="ДЗТ / ДТО: Функция оперативно выведена из работы"/>
+                  <w:listItem w:displayText="ДЗТ / КЦТнеб: Срабатывание КЦНнеб" w:value="ДЗТ / КЦТнеб: Срабатывание КЦНнеб"/>
+                  <w:listItem w:displayText="ДЗТ / КЦТнеб: Срабатывание КЦНнеб фазы А" w:value="ДЗТ / КЦТнеб: Срабатывание КЦНнеб фазы А"/>
+                  <w:listItem w:displayText="ДЗТ / КЦТнеб: Срабатывание КЦНнеб фазы В" w:value="ДЗТ / КЦТнеб: Срабатывание КЦНнеб фазы В"/>
+                  <w:listItem w:displayText="ДЗТ / КЦТнеб: Срабатывание КЦНнеб фазы С" w:value="ДЗТ / КЦТнеб: Срабатывание КЦНнеб фазы С"/>
+                  <w:listItem w:displayText="ДЗТ / КЦТнеб: Функция введена в работу" w:value="ДЗТ / КЦТнеб: Функция введена в работу"/>
+                  <w:listItem w:displayText="ДЗТ / КЦТнеб: Функция оперативно выведена из работы" w:value="ДЗТ / КЦТнеб: Функция оперативно выведена из работы"/>
+                  <w:listItem w:displayText="ЗП / ЗП ВН: Пуск" w:value="ЗП / ЗП ВН: Пуск"/>
+                  <w:listItem w:displayText="ЗП / ЗП ВН: Пуск ИО максимального тока" w:value="ЗП / ЗП ВН: Пуск ИО максимального тока"/>
+                  <w:listItem w:displayText="ЗП / ЗП ВН: Срабатывание" w:value="ЗП / ЗП ВН: Срабатывание"/>
+                  <w:listItem w:displayText="ЗП / ЗП ВН: Срабатывание на отключение" w:value="ЗП / ЗП ВН: Срабатывание на отключение"/>
+                  <w:listItem w:displayText="ЗП / ЗП ВН: Функция введена в работу" w:value="ЗП / ЗП ВН: Функция введена в работу"/>
+                  <w:listItem w:displayText="ЗП / ЗП ВН: Функция оперативно выведена из работы" w:value="ЗП / ЗП ВН: Функция оперативно выведена из работы"/>
+                  <w:listItem w:displayText="ЗП / ЗП НН1: Пуск" w:value="ЗП / ЗП НН1: Пуск"/>
+                  <w:listItem w:displayText="ЗП / ЗП НН1: Пуск ИО максимального тока" w:value="ЗП / ЗП НН1: Пуск ИО максимального тока"/>
+                  <w:listItem w:displayText="ЗП / ЗП НН1: Срабатывание" w:value="ЗП / ЗП НН1: Срабатывание"/>
+                  <w:listItem w:displayText="ЗП / ЗП НН1: Срабатывание на отключение" w:value="ЗП / ЗП НН1: Срабатывание на отключение"/>
+                  <w:listItem w:displayText="ЗП / ЗП НН1: Функция введена в работу" w:value="ЗП / ЗП НН1: Функция введена в работу"/>
+                  <w:listItem w:displayText="ЗП / ЗП НН1: Функция оперативно выведена из работы" w:value="ЗП / ЗП НН1: Функция оперативно выведена из работы"/>
+                  <w:listItem w:displayText="ЗП / ЗП НН2: Пуск" w:value="ЗП / ЗП НН2: Пуск"/>
+                  <w:listItem w:displayText="ЗП / ЗП НН2: Пуск ИО максимального тока" w:value="ЗП / ЗП НН2: Пуск ИО максимального тока"/>
+                  <w:listItem w:displayText="ЗП / ЗП НН2: Срабатывание" w:value="ЗП / ЗП НН2: Срабатывание"/>
+                  <w:listItem w:displayText="ЗП / ЗП НН2: Срабатывание на отключение" w:value="ЗП / ЗП НН2: Срабатывание на отключение"/>
+                  <w:listItem w:displayText="ЗП / ЗП НН2: Функция введена в работу" w:value="ЗП / ЗП НН2: Функция введена в работу"/>
+                  <w:listItem w:displayText="ЗП / ЗП НН2: Функция оперативно выведена из работы" w:value="ЗП / ЗП НН2: Функция оперативно выведена из работы"/>
                   <w:listItem w:displayText="ЗП / ЗП: Срабатывание" w:value="ЗП / ЗП: Срабатывание"/>
-                  <w:listItem w:displayText="ЗП / ЗП: Срабатывание на сигнал" w:value="ЗП / ЗП: Срабатывание на сигнал"/>
+                  <w:listItem w:displayText="ЗП / ЗП: Срабатывание на отключение" w:value="ЗП / ЗП: Срабатывание на отключение"/>
                   <w:listItem w:displayText="ЗП / ЗП: Функция введена в работу" w:value="ЗП / ЗП: Функция введена в работу"/>
                   <w:listItem w:displayText="ЗП / ЗП: Функция оперативно выведена из работы" w:value="ЗП / ЗП: Функция оперативно выведена из работы"/>
-                  <w:listItem w:displayText="КА / В: Выключатель включен" w:value="КА / В: Выключатель включен"/>
-                  <w:listItem w:displayText="КА / В: Выключатель отключен" w:value="КА / В: Выключатель отключен"/>
-                  <w:listItem w:displayText="КА / В: Индикация местного режима логического узла" w:value="КА / В: Индикация местного режима логического узла"/>
-                  <w:listItem w:displayText="КА / В: Индикация местного режима физического ключа" w:value="КА / В: Индикация местного режима физического ключа"/>
-                  <w:listItem w:displayText="КА / В: Команда 'включить' выключатель через выходное реле" w:value="КА / В: Команда 'включить' выключатель через выходное реле"/>
-                  <w:listItem w:displayText="КА / В: Команда 'отключить' выключатель через выходное реле" w:value="КА / В: Команда 'отключить' выключатель через выходное реле"/>
-                  <w:listItem w:displayText="КА / В: Неисправное положение выключателя" w:value="КА / В: Неисправное положение выключателя"/>
-                  <w:listItem w:displayText="КА / В: Промежуточное положение выключателя" w:value="КА / В: Промежуточное положение выключателя"/>
-                  <w:listItem w:displayText="КА / В: Функция введена в работу" w:value="КА / В: Функция введена в работу"/>
-                  <w:listItem w:displayText="КП / УВ: Включить выключатель" w:value="КП / УВ: Включить выключатель"/>
-                  <w:listItem w:displayText="КП / УВ: Идет переключение" w:value="КП / УВ: Идет переключение"/>
-                  <w:listItem w:displayText="КП / УВ: Отключить выключатель" w:value="КП / УВ: Отключить выключатель"/>
-                  <w:listItem w:displayText="КП / УВ: Положение В (Включено)" w:value="КП / УВ: Положение В (Включено)"/>
-                  <w:listItem w:displayText="КП / УВ: Положение В (Не определено)" w:value="КП / УВ: Положение В (Не определено)"/>
-                  <w:listItem w:displayText="КП / УВ: Положение В (Неисправность)" w:value="КП / УВ: Положение В (Неисправность)"/>
-                  <w:listItem w:displayText="КП / УВ: Положение В (Отключено)" w:value="КП / УВ: Положение В (Отключено)"/>
-                  <w:listItem w:displayText="КП / УВ: Сигнал превышения допустимого времени переключения" w:value="КП / УВ: Сигнал превышения допустимого времени переключения"/>
-                  <w:listItem w:displayText="КП / УВ: Функция введена в работу" w:value="КП / УВ: Функция введена в работу"/>
-                  <w:listItem w:displayText="КРВ / КРВ: Превышен коммутационный ресурс выключателя" w:value="КРВ / КРВ: Превышен коммутационный ресурс выключателя"/>
-                  <w:listItem w:displayText="КРВ / КРВ: Превышен механический ресурс выключателя" w:value="КРВ / КРВ: Превышен механический ресурс выключателя"/>
-                  <w:listItem w:displayText="КРВ / КРВ: Превышен ресурс выключателя" w:value="КРВ / КРВ: Превышен ресурс выключателя"/>
-                  <w:listItem w:displayText="КРВ / КРВ: Функция введена в работу" w:value="КРВ / КРВ: Функция введена в работу"/>
-                  <w:listItem w:displayText="КСВ / КСВ: Блокировка включения В" w:value="КСВ / КСВ: Блокировка включения В"/>
-                  <w:listItem w:displayText="КСВ / КСВ: Блокировка отключения В" w:value="КСВ / КСВ: Блокировка отключения В"/>
-                  <w:listItem w:displayText="КСВ / КСВ: В аварийно отключен" w:value="КСВ / КСВ: В аварийно отключен"/>
-                  <w:listItem w:displayText="КСВ / КСВ: В самопроизвольно отключен" w:value="КСВ / КСВ: В самопроизвольно отключен"/>
-                  <w:listItem w:displayText="КСВ / КСВ: Защита ЭМВ" w:value="КСВ / КСВ: Защита ЭМВ"/>
-                  <w:listItem w:displayText="КСВ / КСВ: Защита ЭМО1" w:value="КСВ / КСВ: Защита ЭМО1"/>
-                  <w:listItem w:displayText="КСВ / КСВ: Защита ЭМО2" w:value="КСВ / КСВ: Защита ЭМО2"/>
-                  <w:listItem w:displayText="КСВ / КСВ: Неисправность В" w:value="КСВ / КСВ: Неисправность В"/>
-                  <w:listItem w:displayText="КСВ / КСВ: Неисправность цепей ЭМУ" w:value="КСВ / КСВ: Неисправность цепей ЭМУ"/>
-                  <w:listItem w:displayText="КСВ / КСВ: Реле фиксации команды" w:value="КСВ / КСВ: Реле фиксации команды"/>
-                  <w:listItem w:displayText="КСВ / КСВ: Функция введена в работу" w:value="КСВ / КСВ: Функция введена в работу"/>
-                  <w:listItem w:displayText="КСВ / КСВ: Функция оперативно выведена из работы" w:value="КСВ / КСВ: Функция оперативно выведена из работы"/>
-                  <w:listItem w:displayText="КЦН НН / КЦН: Неисправность цепей напряжения" w:value="КЦН НН / КЦН: Неисправность цепей напряжения"/>
-                  <w:listItem w:displayText="КЦН НН / КЦН: Пуск" w:value="КЦН НН / КЦН: Пуск"/>
-                  <w:listItem w:displayText="КЦН НН / КЦН: Пуск органа максимального напряжения ОП" w:value="КЦН НН / КЦН: Пуск органа максимального напряжения ОП"/>
-                  <w:listItem w:displayText="КЦН НН / КЦН: Пуск органа минимального напряжения" w:value="КЦН НН / КЦН: Пуск органа минимального напряжения"/>
-                  <w:listItem w:displayText="КЦН НН / КЦН: Функция введена в работу" w:value="КЦН НН / КЦН: Функция введена в работу"/>
-                  <w:listItem w:displayText="КЦН НН / КЦН: Функция оперативно выведена из работы" w:value="КЦН НН / КЦН: Функция оперативно выведена из работы"/>
-                  <w:listItem w:displayText="ЛЗТ / ЛЗТ: Пуск" w:value="ЛЗТ / ЛЗТ: Пуск"/>
-                  <w:listItem w:displayText="ЛЗТ / ЛЗТ: Срабатывание" w:value="ЛЗТ / ЛЗТ: Срабатывание"/>
-                  <w:listItem w:displayText="ЛЗТ / ЛЗТ: Функция введена в работу" w:value="ЛЗТ / ЛЗТ: Функция введена в работу"/>
-                  <w:listItem w:displayText="ЛЗТ / ЛЗТ: Функция оперативно выведена из работы" w:value="ЛЗТ / ЛЗТ: Функция оперативно выведена из работы"/>
+                  <w:listItem w:displayText="ЗПО / ЗПО: Пуск" w:value="ЗПО / ЗПО: Пуск"/>
+                  <w:listItem w:displayText="ЗПО / ЗПО: Срабатывание ЗПО" w:value="ЗПО / ЗПО: Срабатывание ЗПО"/>
+                  <w:listItem w:displayText="ЗПО / ЗПО: Срабатывание ЗПО на сигнал" w:value="ЗПО / ЗПО: Срабатывание ЗПО на сигнал"/>
+                  <w:listItem w:displayText="ЗПО / ЗПО: Функция введена в работу" w:value="ЗПО / ЗПО: Функция введена в работу"/>
+                  <w:listItem w:displayText="ЗПО / ЗПО: Функция оперативно выведена из работы" w:value="ЗПО / ЗПО: Функция оперативно выведена из работы"/>
+                  <w:listItem w:displayText="КЦТ / КЦТ: Срабатывание" w:value="КЦТ / КЦТ: Срабатывание"/>
+                  <w:listItem w:displayText="КЦТ / КЦТст1: Пуск при асимметрии" w:value="КЦТ / КЦТст1: Пуск при асимметрии"/>
+                  <w:listItem w:displayText="КЦТ / КЦТст1: Пуск при обрыве провода" w:value="КЦТ / КЦТст1: Пуск при обрыве провода"/>
+                  <w:listItem w:displayText="КЦТ / КЦТст1: Срабатывание при асимметрии" w:value="КЦТ / КЦТст1: Срабатывание при асимметрии"/>
+                  <w:listItem w:displayText="КЦТ / КЦТст1: Срабатывание при обрыве провода" w:value="КЦТ / КЦТст1: Срабатывание при обрыве провода"/>
+                  <w:listItem w:displayText="КЦТ / КЦТст1: Функция введена в работу" w:value="КЦТ / КЦТст1: Функция введена в работу"/>
+                  <w:listItem w:displayText="КЦТ / КЦТст1: Функция оперативно выведена из работы" w:value="КЦТ / КЦТст1: Функция оперативно выведена из работы"/>
+                  <w:listItem w:displayText="КЦТ / КЦТст2: Пуск при асимметрии" w:value="КЦТ / КЦТст2: Пуск при асимметрии"/>
+                  <w:listItem w:displayText="КЦТ / КЦТст2: Пуск при обрыве провода" w:value="КЦТ / КЦТст2: Пуск при обрыве провода"/>
+                  <w:listItem w:displayText="КЦТ / КЦТст2: Срабатывание при асимметрии" w:value="КЦТ / КЦТст2: Срабатывание при асимметрии"/>
+                  <w:listItem w:displayText="КЦТ / КЦТст2: Срабатывание при обрыве провода" w:value="КЦТ / КЦТст2: Срабатывание при обрыве провода"/>
+                  <w:listItem w:displayText="КЦТ / КЦТст2: Функция введена в работу" w:value="КЦТ / КЦТст2: Функция введена в работу"/>
+                  <w:listItem w:displayText="КЦТ / КЦТст2: Функция оперативно выведена из работы" w:value="КЦТ / КЦТст2: Функция оперативно выведена из работы"/>
+                  <w:listItem w:displayText="КЦТ / КЦТст3: Пуск при асимметрии" w:value="КЦТ / КЦТст3: Пуск при асимметрии"/>
+                  <w:listItem w:displayText="КЦТ / КЦТст3: Пуск при обрыве провода" w:value="КЦТ / КЦТст3: Пуск при обрыве провода"/>
+                  <w:listItem w:displayText="КЦТ / КЦТст3: Срабатывание при асимметрии" w:value="КЦТ / КЦТст3: Срабатывание при асимметрии"/>
+                  <w:listItem w:displayText="КЦТ / КЦТст3: Срабатывание при обрыве провода" w:value="КЦТ / КЦТст3: Срабатывание при обрыве провода"/>
+                  <w:listItem w:displayText="КЦТ / КЦТст3: Функция введена в работу" w:value="КЦТ / КЦТст3: Функция введена в работу"/>
+                  <w:listItem w:displayText="КЦТ / КЦТст3: Функция оперативно выведена из работы" w:value="КЦТ / КЦТст3: Функция оперативно выведена из работы"/>
                   <w:listItem w:displayText="ЛО ВН / ЛО: Отключение" w:value="ЛО ВН / ЛО: Отключение"/>
                   <w:listItem w:displayText="ЛО ВН / ЛО: Отключить аварийно" w:value="ЛО ВН / ЛО: Отключить аварийно"/>
                   <w:listItem w:displayText="ЛО ВН / ЛО: Функция введена в работу" w:value="ЛО ВН / ЛО: Функция введена в работу"/>
@@ -8630,19 +8640,20 @@
                   <w:listItem w:displayText="ЛО ГЗсигн / ЛО: Срабатывание на сигнал" w:value="ЛО ГЗсигн / ЛО: Срабатывание на сигнал"/>
                   <w:listItem w:displayText="ЛО ГЗсигн / ЛО: Функция введена в работу" w:value="ЛО ГЗсигн / ЛО: Функция введена в работу"/>
                   <w:listItem w:displayText="ЛО ГЗсигн / ЛО: Функция оперативно выведена из работы" w:value="ЛО ГЗсигн / ЛО: Функция оперативно выведена из работы"/>
-                  <w:listItem w:displayText="ЛО НН / ЗАВР: Запрет АВР" w:value="ЛО НН / ЗАВР: Запрет АВР"/>
-                  <w:listItem w:displayText="ЛО НН / ЗАВР: Функция введена в работу" w:value="ЛО НН / ЗАВР: Функция введена в работу"/>
-                  <w:listItem w:displayText="ЛО НН / ЗАВР: Функция оперативно выведена из работы" w:value="ЛО НН / ЗАВР: Функция оперативно выведена из работы"/>
-                  <w:listItem w:displayText="ЛО НН / ЗАПВ: Запрет АПВ" w:value="ЛО НН / ЗАПВ: Запрет АПВ"/>
-                  <w:listItem w:displayText="ЛО НН / ЗАПВ: Функция введена в работу" w:value="ЛО НН / ЗАПВ: Функция введена в работу"/>
-                  <w:listItem w:displayText="ЛО НН / ЗАПВ: Функция оперативно выведена из работы" w:value="ЛО НН / ЗАПВ: Функция оперативно выведена из работы"/>
-                  <w:listItem w:displayText="ЛО НН / ЛО: Отключение" w:value="ЛО НН / ЛО: Отключение"/>
-                  <w:listItem w:displayText="ЛО НН / ЛО: Отключить аварийно" w:value="ЛО НН / ЛО: Отключить аварийно"/>
-                  <w:listItem w:displayText="ЛО НН / ЛО: Функция введена в работу" w:value="ЛО НН / ЛО: Функция введена в работу"/>
-                  <w:listItem w:displayText="ЛО НН / ЛО: Функция оперативно выведена из работы" w:value="ЛО НН / ЛО: Функция оперативно выведена из работы"/>
-                  <w:listItem w:displayText="ЛО Т / ЗАВР: Запрет АВР" w:value="ЛО Т / ЗАВР: Запрет АВР"/>
-                  <w:listItem w:displayText="ЛО Т / ЗАВР: Функция введена в работу" w:value="ЛО Т / ЗАВР: Функция введена в работу"/>
-                  <w:listItem w:displayText="ЛО Т / ЗАВР: Функция оперативно выведена из работы" w:value="ЛО Т / ЗАВР: Функция оперативно выведена из работы"/>
+                  <w:listItem w:displayText="ЛО НН1 / ЗАПВ: Запрет АПВ" w:value="ЛО НН1 / ЗАПВ: Запрет АПВ"/>
+                  <w:listItem w:displayText="ЛО НН1 / ЗАПВ: Функция введена в работу" w:value="ЛО НН1 / ЗАПВ: Функция введена в работу"/>
+                  <w:listItem w:displayText="ЛО НН1 / ЗАПВ: Функция оперативно выведена из работы" w:value="ЛО НН1 / ЗАПВ: Функция оперативно выведена из работы"/>
+                  <w:listItem w:displayText="ЛО НН1 / ЛО: Отключение" w:value="ЛО НН1 / ЛО: Отключение"/>
+                  <w:listItem w:displayText="ЛО НН1 / ЛО: Отключить аварийно" w:value="ЛО НН1 / ЛО: Отключить аварийно"/>
+                  <w:listItem w:displayText="ЛО НН1 / ЛО: Функция введена в работу" w:value="ЛО НН1 / ЛО: Функция введена в работу"/>
+                  <w:listItem w:displayText="ЛО НН1 / ЛО: Функция оперативно выведена из работы" w:value="ЛО НН1 / ЛО: Функция оперативно выведена из работы"/>
+                  <w:listItem w:displayText="ЛО НН2 / ЗАПВ: Запрет АПВ" w:value="ЛО НН2 / ЗАПВ: Запрет АПВ"/>
+                  <w:listItem w:displayText="ЛО НН2 / ЗАПВ: Функция введена в работу" w:value="ЛО НН2 / ЗАПВ: Функция введена в работу"/>
+                  <w:listItem w:displayText="ЛО НН2 / ЗАПВ: Функция оперативно выведена из работы" w:value="ЛО НН2 / ЗАПВ: Функция оперативно выведена из работы"/>
+                  <w:listItem w:displayText="ЛО НН2 / ЛО: Отключение" w:value="ЛО НН2 / ЛО: Отключение"/>
+                  <w:listItem w:displayText="ЛО НН2 / ЛО: Отключить аварийно" w:value="ЛО НН2 / ЛО: Отключить аварийно"/>
+                  <w:listItem w:displayText="ЛО НН2 / ЛО: Функция введена в работу" w:value="ЛО НН2 / ЛО: Функция введена в работу"/>
+                  <w:listItem w:displayText="ЛО НН2 / ЛО: Функция оперативно выведена из работы" w:value="ЛО НН2 / ЛО: Функция оперативно выведена из работы"/>
                   <w:listItem w:displayText="ЛО Т / ЗАПВ: Запрет АПВ" w:value="ЛО Т / ЗАПВ: Запрет АПВ"/>
                   <w:listItem w:displayText="ЛО Т / ЗАПВ: Функция введена в работу" w:value="ЛО Т / ЗАПВ: Функция введена в работу"/>
                   <w:listItem w:displayText="ЛО Т / ЗАПВ: Функция оперативно выведена из работы" w:value="ЛО Т / ЗАПВ: Функция оперативно выведена из работы"/>
@@ -8677,52 +8688,6 @@
                   <w:listItem w:displayText="ЛО ТС / ЛО ПК: Срабатывание на сигнал" w:value="ЛО ТС / ЛО ПК: Срабатывание на сигнал"/>
                   <w:listItem w:displayText="ЛО ТС / ЛО ПК: Функция введена в работу" w:value="ЛО ТС / ЛО ПК: Функция введена в работу"/>
                   <w:listItem w:displayText="ЛО ТС / ЛО ПК: Функция оперативно выведена из работы" w:value="ЛО ТС / ЛО ПК: Функция оперативно выведена из работы"/>
-                  <w:listItem w:displayText="МТЗ / БЛЗШ: Блокировка ЛЗШ" w:value="МТЗ / БЛЗШ: Блокировка ЛЗШ"/>
-                  <w:listItem w:displayText="МТЗ / БНТ: Пуск БНТ" w:value="МТЗ / БНТ: Пуск БНТ"/>
-                  <w:listItem w:displayText="МТЗ / БНТ: Пуск по фазе A" w:value="МТЗ / БНТ: Пуск по фазе A"/>
-                  <w:listItem w:displayText="МТЗ / БНТ: Пуск по фазе В" w:value="МТЗ / БНТ: Пуск по фазе В"/>
-                  <w:listItem w:displayText="МТЗ / БНТ: Пуск по фазе С" w:value="МТЗ / БНТ: Пуск по фазе С"/>
-                  <w:listItem w:displayText="МТЗ / КПОН: Пуск" w:value="МТЗ / КПОН: Пуск"/>
-                  <w:listItem w:displayText="МТЗ / КПОН: Функция введена в работу" w:value="МТЗ / КПОН: Функция введена в работу"/>
-                  <w:listItem w:displayText="МТЗ / КПОН: Функция оперативно выведена из работы" w:value="МТЗ / КПОН: Функция оперативно выведена из работы"/>
-                  <w:listItem w:displayText="МТЗ / МТЗ 1 ст: Пуск" w:value="МТЗ / МТЗ 1 ст: Пуск"/>
-                  <w:listItem w:displayText="МТЗ / МТЗ 1 ст: Пуск ИО тока по фазе А" w:value="МТЗ / МТЗ 1 ст: Пуск ИО тока по фазе А"/>
-                  <w:listItem w:displayText="МТЗ / МТЗ 1 ст: Пуск ИО тока по фазе В" w:value="МТЗ / МТЗ 1 ст: Пуск ИО тока по фазе В"/>
-                  <w:listItem w:displayText="МТЗ / МТЗ 1 ст: Пуск ИО тока по фазе С" w:value="МТЗ / МТЗ 1 ст: Пуск ИО тока по фазе С"/>
-                  <w:listItem w:displayText="МТЗ / МТЗ 1 ст: Пуск по фазе A" w:value="МТЗ / МТЗ 1 ст: Пуск по фазе A"/>
-                  <w:listItem w:displayText="МТЗ / МТЗ 1 ст: Пуск по фазе В" w:value="МТЗ / МТЗ 1 ст: Пуск по фазе В"/>
-                  <w:listItem w:displayText="МТЗ / МТЗ 1 ст: Пуск по фазе С" w:value="МТЗ / МТЗ 1 ст: Пуск по фазе С"/>
-                  <w:listItem w:displayText="МТЗ / МТЗ 1 ст: Срабатывание" w:value="МТЗ / МТЗ 1 ст: Срабатывание"/>
-                  <w:listItem w:displayText="МТЗ / МТЗ 1 ст: Срабатывание на сигнал" w:value="МТЗ / МТЗ 1 ст: Срабатывание на сигнал"/>
-                  <w:listItem w:displayText="МТЗ / МТЗ 1 ст: Функция введена в работу" w:value="МТЗ / МТЗ 1 ст: Функция введена в работу"/>
-                  <w:listItem w:displayText="МТЗ / МТЗ 1 ст: Функция оперативно выведена из работы" w:value="МТЗ / МТЗ 1 ст: Функция оперативно выведена из работы"/>
-                  <w:listItem w:displayText="МТЗ / МТЗ 2 ст: Пуск" w:value="МТЗ / МТЗ 2 ст: Пуск"/>
-                  <w:listItem w:displayText="МТЗ / МТЗ 2 ст: Пуск ИО тока по фазе А" w:value="МТЗ / МТЗ 2 ст: Пуск ИО тока по фазе А"/>
-                  <w:listItem w:displayText="МТЗ / МТЗ 2 ст: Пуск ИО тока по фазе В" w:value="МТЗ / МТЗ 2 ст: Пуск ИО тока по фазе В"/>
-                  <w:listItem w:displayText="МТЗ / МТЗ 2 ст: Пуск ИО тока по фазе С" w:value="МТЗ / МТЗ 2 ст: Пуск ИО тока по фазе С"/>
-                  <w:listItem w:displayText="МТЗ / МТЗ 2 ст: Пуск по фазе A" w:value="МТЗ / МТЗ 2 ст: Пуск по фазе A"/>
-                  <w:listItem w:displayText="МТЗ / МТЗ 2 ст: Пуск по фазе В" w:value="МТЗ / МТЗ 2 ст: Пуск по фазе В"/>
-                  <w:listItem w:displayText="МТЗ / МТЗ 2 ст: Пуск по фазе С" w:value="МТЗ / МТЗ 2 ст: Пуск по фазе С"/>
-                  <w:listItem w:displayText="МТЗ / МТЗ 2 ст: Срабатывание" w:value="МТЗ / МТЗ 2 ст: Срабатывание"/>
-                  <w:listItem w:displayText="МТЗ / МТЗ 2 ст: Срабатывание на сигнал" w:value="МТЗ / МТЗ 2 ст: Срабатывание на сигнал"/>
-                  <w:listItem w:displayText="МТЗ / МТЗ 2 ст: Функция введена в работу" w:value="МТЗ / МТЗ 2 ст: Функция введена в работу"/>
-                  <w:listItem w:displayText="МТЗ / МТЗ 2 ст: Функция оперативно выведена из работы" w:value="МТЗ / МТЗ 2 ст: Функция оперативно выведена из работы"/>
-                  <w:listItem w:displayText="МТЗ / МТЗ 3 ст: Пуск" w:value="МТЗ / МТЗ 3 ст: Пуск"/>
-                  <w:listItem w:displayText="МТЗ / МТЗ 3 ст: Пуск ИО тока по фазе А" w:value="МТЗ / МТЗ 3 ст: Пуск ИО тока по фазе А"/>
-                  <w:listItem w:displayText="МТЗ / МТЗ 3 ст: Пуск ИО тока по фазе В" w:value="МТЗ / МТЗ 3 ст: Пуск ИО тока по фазе В"/>
-                  <w:listItem w:displayText="МТЗ / МТЗ 3 ст: Пуск ИО тока по фазе С" w:value="МТЗ / МТЗ 3 ст: Пуск ИО тока по фазе С"/>
-                  <w:listItem w:displayText="МТЗ / МТЗ 3 ст: Пуск по фазе A" w:value="МТЗ / МТЗ 3 ст: Пуск по фазе A"/>
-                  <w:listItem w:displayText="МТЗ / МТЗ 3 ст: Пуск по фазе В" w:value="МТЗ / МТЗ 3 ст: Пуск по фазе В"/>
-                  <w:listItem w:displayText="МТЗ / МТЗ 3 ст: Пуск по фазе С" w:value="МТЗ / МТЗ 3 ст: Пуск по фазе С"/>
-                  <w:listItem w:displayText="МТЗ / МТЗ 3 ст: Срабатывание" w:value="МТЗ / МТЗ 3 ст: Срабатывание"/>
-                  <w:listItem w:displayText="МТЗ / МТЗ 3 ст: Срабатывание на сигнал" w:value="МТЗ / МТЗ 3 ст: Срабатывание на сигнал"/>
-                  <w:listItem w:displayText="МТЗ / МТЗ 3 ст: Функция введена в работу" w:value="МТЗ / МТЗ 3 ст: Функция введена в работу"/>
-                  <w:listItem w:displayText="МТЗ / МТЗ 3 ст: Функция оперативно выведена из работы" w:value="МТЗ / МТЗ 3 ст: Функция оперативно выведена из работы"/>
-                  <w:listItem w:displayText="ПДС / В: Ключ М/Д привода В" w:value="ПДС / В: Ключ М/Д привода В"/>
-                  <w:listItem w:displayText="ПДС / В: Положение В (Включено)" w:value="ПДС / В: Положение В (Включено)"/>
-                  <w:listItem w:displayText="ПДС / В: Положение В (Не определено)" w:value="ПДС / В: Положение В (Не определено)"/>
-                  <w:listItem w:displayText="ПДС / В: Положение В (Неисправность)" w:value="ПДС / В: Положение В (Неисправность)"/>
-                  <w:listItem w:displayText="ПДС / В: Положение В (Отключено)" w:value="ПДС / В: Положение В (Отключено)"/>
                   <w:listItem w:displayText="ПДС / ГЗ РПН: Низкая изоляция " w:value="ПДС / ГЗ РПН: Низкая изоляция "/>
                   <w:listItem w:displayText="ПДС / ГЗ РПН: Отключение" w:value="ПДС / ГЗ РПН: Отключение"/>
                   <w:listItem w:displayText="ПДС / ГЗ Т: Низкая изоляция ГЗоткл" w:value="ПДС / ГЗ Т: Низкая изоляция ГЗоткл"/>
@@ -8740,15 +8705,8 @@
                   <w:listItem w:displayText="ПДС / ДУм РПН: Низкий уровень масла" w:value="ПДС / ДУм РПН: Низкий уровень масла"/>
                   <w:listItem w:displayText="ПДС / ДУм расширителя: Высокий уровень масла" w:value="ПДС / ДУм расширителя: Высокий уровень масла"/>
                   <w:listItem w:displayText="ПДС / ДУм расширителя: Низкий уровень масла" w:value="ПДС / ДУм расширителя: Низкий уровень масла"/>
-                  <w:listItem w:displayText="ПДС / КИ: Аварийный уровень изоляции" w:value="ПДС / КИ: Аварийный уровень изоляции"/>
-                  <w:listItem w:displayText="ПДС / КИ: Низкий уровень изоляции" w:value="ПДС / КИ: Низкий уровень изоляции"/>
-                  <w:listItem w:displayText="ПДС / КПруж: Пружина не заведена" w:value="ПДС / КПруж: Пружина не заведена"/>
-                  <w:listItem w:displayText="ПДС / КЦВ: Контроль цепи ЭМВ" w:value="ПДС / КЦВ: Контроль цепи ЭМВ"/>
-                  <w:listItem w:displayText="ПДС / КЦВ: Контроль цепи ЭМО1" w:value="ПДС / КЦВ: Контроль цепи ЭМО1"/>
-                  <w:listItem w:displayText="ПДС / КЦВ: Контроль цепи ЭМО2" w:value="ПДС / КЦВ: Контроль цепи ЭМО2"/>
-                  <w:listItem w:displayText="ПДС / КЦВ: Работа ЭМВ" w:value="ПДС / КЦВ: Работа ЭМВ"/>
-                  <w:listItem w:displayText="ПДС / КЦВ: Работа ЭМО1" w:value="ПДС / КЦВ: Работа ЭМО1"/>
-                  <w:listItem w:displayText="ПДС / КЦВ: Работа ЭМО2" w:value="ПДС / КЦВ: Работа ЭМО2"/>
+                  <w:listItem w:displayText="ПДС / КСО: Авария" w:value="ПДС / КСО: Авария"/>
+                  <w:listItem w:displayText="ПДС / КСО: Неисправность" w:value="ПДС / КСО: Неисправность"/>
                   <w:listItem w:displayText="ПДС / ОК: Срабатывание" w:value="ПДС / ОК: Срабатывание"/>
                   <w:listItem w:displayText="ПДС / ПК: Срабатывание" w:value="ПДС / ПК: Срабатывание"/>
                   <w:listItem w:displayText="ПДС / РД: Низкая изоляция" w:value="ПДС / РД: Низкая изоляция"/>
@@ -8757,9 +8715,9 @@
                   <w:listItem w:displayText="ПДС НКУ / SA2: Цепь введена" w:value="ПДС НКУ / SA2: Цепь введена"/>
                   <w:listItem w:displayText="ПДС НКУ / SA3: Цепь введена" w:value="ПДС НКУ / SA3: Цепь введена"/>
                   <w:listItem w:displayText="ПДС НКУ / SA4: Цепь введена" w:value="ПДС НКУ / SA4: Цепь введена"/>
-                  <w:listItem w:displayText="ПДС НКУ / SA5: Цепь введена" w:value="ПДС НКУ / SA5: Цепь введена"/>
                   <w:listItem w:displayText="ПДС НКУ / SG1: Рабочее положение" w:value="ПДС НКУ / SG1: Рабочее положение"/>
                   <w:listItem w:displayText="ПДС НКУ / SG2: Рабочее положение" w:value="ПДС НКУ / SG2: Рабочее положение"/>
+                  <w:listItem w:displayText="ПДС НКУ / SG3: Рабочее положение" w:value="ПДС НКУ / SG3: Рабочее положение"/>
                   <w:listItem w:displayText="ПДС НКУ / ВнешСигн1: Срабатывание" w:value="ПДС НКУ / ВнешСигн1: Срабатывание"/>
                   <w:listItem w:displayText="ПДС НКУ / ВнешСигн2: Срабатывание" w:value="ПДС НКУ / ВнешСигн2: Срабатывание"/>
                   <w:listItem w:displayText="ПДС НКУ / ВнешСигн3: Срабатывание" w:value="ПДС НКУ / ВнешСигн3: Срабатывание"/>
@@ -8767,15 +8725,27 @@
                   <w:listItem w:displayText="ПДС НКУ / Дверь: Дверь шкафа закрыта" w:value="ПДС НКУ / Дверь: Дверь шкафа закрыта"/>
                   <w:listItem w:displayText="ПДС НКУ / Дверь: Дверь шкафа открыта" w:value="ПДС НКУ / Дверь: Дверь шкафа открыта"/>
                   <w:listItem w:displayText="ПДС НКУ / ОТ ГЗ: Неисправность" w:value="ПДС НКУ / ОТ ГЗ: Неисправность"/>
-                  <w:listItem w:displayText="ПДС НКУ / ОТ ЗДЗ: Неисправность" w:value="ПДС НКУ / ОТ ЗДЗ: Неисправность"/>
-                  <w:listItem w:displayText="ПДС НКУ / ОТ ИЭУ ТН: Неисправность" w:value="ПДС НКУ / ОТ ИЭУ ТН: Неисправность"/>
+                  <w:listItem w:displayText="ПДС НКУ / ОТ ЗДЗ1: Неисправность" w:value="ПДС НКУ / ОТ ЗДЗ1: Неисправность"/>
+                  <w:listItem w:displayText="ПДС НКУ / ОТ ЗДЗ2: Неисправность" w:value="ПДС НКУ / ОТ ЗДЗ2: Неисправность"/>
+                  <w:listItem w:displayText="ПДС НКУ / ОТ ИЭУ ТН1: Неисправность" w:value="ПДС НКУ / ОТ ИЭУ ТН1: Неисправность"/>
+                  <w:listItem w:displayText="ПДС НКУ / ОТ ИЭУ ТН2: Неисправность" w:value="ПДС НКУ / ОТ ИЭУ ТН2: Неисправность"/>
                   <w:listItem w:displayText="ПДС НКУ / ОТ ТЗ, ТС: Неисправность" w:value="ПДС НКУ / ОТ ТЗ, ТС: Неисправность"/>
-                  <w:listItem w:displayText="ПДС НКУ / ОТ УРОВ: Неисправность" w:value="ПДС НКУ / ОТ УРОВ: Неисправность"/>
-                  <w:listItem w:displayText="ПДС НКУ / ОТ ЭМО1, ЭМВ: Неисправность" w:value="ПДС НКУ / ОТ ЭМО1, ЭМВ: Неисправность"/>
-                  <w:listItem w:displayText="ПДС НКУ / ОТ ЭМО2: Неисправность" w:value="ПДС НКУ / ОТ ЭМО2: Неисправность"/>
-                  <w:listItem w:displayText="ПДС НКУ / ОТ цепей сигн. В: Неисправность" w:value="ПДС НКУ / ОТ цепей сигн. В: Неисправность"/>
-                  <w:listItem w:displayText="Пред. сигн. / ПС: Пуск предупредительной сигнализации" w:value="Пред. сигн. / ПС: Пуск предупредительной сигнализации"/>
-                  <w:listItem w:displayText="Пред. сигн. / ПС: Пуск предупредительной сигнализации (импульс)" w:value="Пред. сигн. / ПС: Пуск предупредительной сигнализации (импульс)"/>
+                  <w:listItem w:displayText="ПДС НКУ / ОТ УРОВ1: Неисправность" w:value="ПДС НКУ / ОТ УРОВ1: Неисправность"/>
+                  <w:listItem w:displayText="ПДС НКУ / ОТ УРОВ2: Неисправность" w:value="ПДС НКУ / ОТ УРОВ2: Неисправность"/>
+                  <w:listItem w:displayText="ПС / ПС: Пуск предупредительной сигнализации" w:value="ПС / ПС: Пуск предупредительной сигнализации"/>
+                  <w:listItem w:displayText="ПС / ПС: Пуск предупредительной сигнализации (импульс)" w:value="ПС / ПС: Пуск предупредительной сигнализации (импульс)"/>
+                  <w:listItem w:displayText="РТПО / РТПО ВН: Пуск" w:value="РТПО / РТПО ВН: Пуск"/>
+                  <w:listItem w:displayText="РТПО / РТПО ВН: Функция введена в работу" w:value="РТПО / РТПО ВН: Функция введена в работу"/>
+                  <w:listItem w:displayText="РТПО / РТПО ВН: Функция оперативно выведена из работы" w:value="РТПО / РТПО ВН: Функция оперативно выведена из работы"/>
+                  <w:listItem w:displayText="РТПО / РТПО НН1: Пуск" w:value="РТПО / РТПО НН1: Пуск"/>
+                  <w:listItem w:displayText="РТПО / РТПО НН1: Функция введена в работу" w:value="РТПО / РТПО НН1: Функция введена в работу"/>
+                  <w:listItem w:displayText="РТПО / РТПО НН1: Функция оперативно выведена из работы" w:value="РТПО / РТПО НН1: Функция оперативно выведена из работы"/>
+                  <w:listItem w:displayText="РТПО / РТПО НН2: Пуск" w:value="РТПО / РТПО НН2: Пуск"/>
+                  <w:listItem w:displayText="РТПО / РТПО НН2: Функция введена в работу" w:value="РТПО / РТПО НН2: Функция введена в работу"/>
+                  <w:listItem w:displayText="РТПО / РТПО НН2: Функция оперативно выведена из работы" w:value="РТПО / РТПО НН2: Функция оперативно выведена из работы"/>
+                  <w:listItem w:displayText="РТПО / РТПО_общ: Пуск" w:value="РТПО / РТПО_общ: Пуск"/>
+                  <w:listItem w:displayText="РТПО / РТПО_общ: Функция введена в работу" w:value="РТПО / РТПО_общ: Функция введена в работу"/>
+                  <w:listItem w:displayText="РТПО / РТПО_общ: Функция оперативно выведена из работы" w:value="РТПО / РТПО_общ: Функция оперативно выведена из работы"/>
                   <w:listItem w:displayText="СИСТ / БУ: Индикация местного управления" w:value="СИСТ / БУ: Индикация местного управления"/>
                   <w:listItem w:displayText="СИСТ / Диагностика: Изменение встраиваемого ПО" w:value="СИСТ / Диагностика: Изменение встраиваемого ПО"/>
                   <w:listItem w:displayText="СИСТ / Диагностика: Индикация логического узла-прокси" w:value="СИСТ / Диагностика: Индикация логического узла-прокси"/>
@@ -8791,8 +8761,6 @@
                   <w:listItem w:displayText="СИСТ / Диагностика: Неисправность модуля дискретных входов/выходов (слот М11)" w:value="СИСТ / Диагностика: Неисправность модуля дискретных входов/выходов (слот М11)"/>
                   <w:listItem w:displayText="СИСТ / Диагностика: Неисправность модуля дискретных входов/выходов (слот М3)" w:value="СИСТ / Диагностика: Неисправность модуля дискретных входов/выходов (слот М3)"/>
                   <w:listItem w:displayText="СИСТ / Диагностика: Неисправность модуля дискретных входов/выходов (слот М4)" w:value="СИСТ / Диагностика: Неисправность модуля дискретных входов/выходов (слот М4)"/>
-                  <w:listItem w:displayText="СИСТ / Диагностика: Неисправность модуля дискретных входов/выходов (слот М6)" w:value="СИСТ / Диагностика: Неисправность модуля дискретных входов/выходов (слот М6)"/>
-                  <w:listItem w:displayText="СИСТ / Диагностика: Неисправность модуля дискретных входов/выходов (слот М7)" w:value="СИСТ / Диагностика: Неисправность модуля дискретных входов/выходов (слот М7)"/>
                   <w:listItem w:displayText="СИСТ / Диагностика: Неисправность модуля дискретных входов/выходов (слот М8)" w:value="СИСТ / Диагностика: Неисправность модуля дискретных входов/выходов (слот М8)"/>
                   <w:listItem w:displayText="СИСТ / Диагностика: Неисправность модуля дискретных входов/выходов (слот М9)" w:value="СИСТ / Диагностика: Неисправность модуля дискретных входов/выходов (слот М9)"/>
                   <w:listItem w:displayText="СИСТ / Диагностика: Неисправность цепей оперативного питания" w:value="СИСТ / Диагностика: Неисправность цепей оперативного питания"/>
@@ -9047,80 +9015,87 @@
                   <w:listItem w:displayText="СИСТ / ПлДВых9: Состояние ДВых7" w:value="СИСТ / ПлДВых9: Состояние ДВых7"/>
                   <w:listItem w:displayText="СИСТ / ПлДВых9: Состояние ДВых8" w:value="СИСТ / ПлДВых9: Состояние ДВых8"/>
                   <w:listItem w:displayText="СИСТ / СД ФК: Действие на В ВН" w:value="СИСТ / СД ФК: Действие на В ВН"/>
-                  <w:listItem w:displayText="СИСТ / СД ФК: Действие на В НН" w:value="СИСТ / СД ФК: Действие на В НН"/>
+                  <w:listItem w:displayText="СИСТ / СД ФК: Действие на В НН1" w:value="СИСТ / СД ФК: Действие на В НН1"/>
+                  <w:listItem w:displayText="СИСТ / СД ФК: Действие на В НН2" w:value="СИСТ / СД ФК: Действие на В НН2"/>
                   <w:listItem w:displayText="СИСТ / СД ФК: Комплект" w:value="СИСТ / СД ФК: Комплект"/>
                   <w:listItem w:displayText="СИСТ / СД ФК: Режим работы ГЗ РПН" w:value="СИСТ / СД ФК: Режим работы ГЗ РПН"/>
                   <w:listItem w:displayText="СИСТ / СД ФК: Режим работы ГЗ Т откл" w:value="СИСТ / СД ФК: Режим работы ГЗ Т откл"/>
                   <w:listItem w:displayText="СИСТ / СД ФК: Режим работы ГЗ Т сигн" w:value="СИСТ / СД ФК: Режим работы ГЗ Т сигн"/>
+                  <w:listItem w:displayText="СИСТ / СД ФК: Режим работы ДЗТ" w:value="СИСТ / СД ФК: Режим работы ДЗТ"/>
+                  <w:listItem w:displayText="СИСТ / СД ФК: Режим работы ЗПО" w:value="СИСТ / СД ФК: Режим работы ЗПО"/>
                   <w:listItem w:displayText="СИСТ / СД ФК: Режим работы УРОВ" w:value="СИСТ / СД ФК: Режим работы УРОВ"/>
                   <w:listItem w:displayText="СИСТ / СД ФК: Управление ИЭУ" w:value="СИСТ / СД ФК: Управление ИЭУ"/>
                   <w:listItem w:displayText="СИСТ / СД: БИ выведены" w:value="СИСТ / СД: БИ выведены"/>
                   <w:listItem w:displayText="СИСТ / СД: Внешнее отключение" w:value="СИСТ / СД: Внешнее отключение"/>
                   <w:listItem w:displayText="СИСТ / СД: Выходные цепи разобраны" w:value="СИСТ / СД: Выходные цепи разобраны"/>
-                  <w:listItem w:displayText="СИСТ / СД: Неисправность В ВН" w:value="СИСТ / СД: Неисправность В ВН"/>
                   <w:listItem w:displayText="СИСТ / СД: Неисправность ШС-А" w:value="СИСТ / СД: Неисправность ШС-А"/>
                   <w:listItem w:displayText="СИСТ / СД: Неисправность ШС-В" w:value="СИСТ / СД: Неисправность ШС-В"/>
                   <w:listItem w:displayText="СИСТ / СД: Неисправность опер. тока ГЗ" w:value="СИСТ / СД: Неисправность опер. тока ГЗ"/>
                   <w:listItem w:displayText="СИСТ / СД: Неисправность опер. тока ТЗ, ТС" w:value="СИСТ / СД: Неисправность опер. тока ТЗ, ТС"/>
-                  <w:listItem w:displayText="СИСТ / СД: Неисправность сигн. В" w:value="СИСТ / СД: Неисправность сигн. В"/>
                   <w:listItem w:displayText="СИСТ / СД: Неисправность цепей ГЗ РПН" w:value="СИСТ / СД: Неисправность цепей ГЗ РПН"/>
                   <w:listItem w:displayText="СИСТ / СД: Неисправность цепей ГЗ Т" w:value="СИСТ / СД: Неисправность цепей ГЗ Т"/>
                   <w:listItem w:displayText="СИСТ / СД: Неисправность цепей ТЗ" w:value="СИСТ / СД: Неисправность цепей ТЗ"/>
                   <w:listItem w:displayText="СИСТ / СД: Потеря GOOSE" w:value="СИСТ / СД: Потеря GOOSE"/>
+                  <w:listItem w:displayText="СИСТ / СД: Пуск ЗПО" w:value="СИСТ / СД: Пуск ЗПО"/>
                   <w:listItem w:displayText="СИСТ / СД: Срабатывание ГЗ РПН" w:value="СИСТ / СД: Срабатывание ГЗ РПН"/>
                   <w:listItem w:displayText="СИСТ / СД: Срабатывание ГЗоткл" w:value="СИСТ / СД: Срабатывание ГЗоткл"/>
                   <w:listItem w:displayText="СИСТ / СД: Срабатывание ГЗсигн" w:value="СИСТ / СД: Срабатывание ГЗсигн"/>
+                  <w:listItem w:displayText="СИСТ / СД: Срабатывание ДЗТ" w:value="СИСТ / СД: Срабатывание ДЗТ"/>
                   <w:listItem w:displayText="СИСТ / СД: Срабатывание ЗП" w:value="СИСТ / СД: Срабатывание ЗП"/>
-                  <w:listItem w:displayText="СИСТ / СД: Срабатывание МТЗ" w:value="СИСТ / СД: Срабатывание МТЗ"/>
                   <w:listItem w:displayText="СИСТ / СД: Срабатывание ТЗоткл" w:value="СИСТ / СД: Срабатывание ТЗоткл"/>
                   <w:listItem w:displayText="СИСТ / СД: Срабатывание ТЗсигн" w:value="СИСТ / СД: Срабатывание ТЗсигн"/>
-                  <w:listItem w:displayText="СИСТ / СД: Срабатывание ТО" w:value="СИСТ / СД: Срабатывание ТО"/>
                   <w:listItem w:displayText="СИСТ / СД: Срабатывание УРОВ" w:value="СИСТ / СД: Срабатывание УРОВ"/>
                   <w:listItem w:displayText="СИСТ / ФК: Действие на В ВН" w:value="СИСТ / ФК: Действие на В ВН"/>
-                  <w:listItem w:displayText="СИСТ / ФК: Действие на В НН" w:value="СИСТ / ФК: Действие на В НН"/>
+                  <w:listItem w:displayText="СИСТ / ФК: Действие на В НН1" w:value="СИСТ / ФК: Действие на В НН1"/>
+                  <w:listItem w:displayText="СИСТ / ФК: Действие на В НН2" w:value="СИСТ / ФК: Действие на В НН2"/>
                   <w:listItem w:displayText="СИСТ / ФК: Комплект" w:value="СИСТ / ФК: Комплект"/>
                   <w:listItem w:displayText="СИСТ / ФК: Режим работы ГЗ РПН" w:value="СИСТ / ФК: Режим работы ГЗ РПН"/>
                   <w:listItem w:displayText="СИСТ / ФК: Режим работы ГЗ Т откл" w:value="СИСТ / ФК: Режим работы ГЗ Т откл"/>
                   <w:listItem w:displayText="СИСТ / ФК: Режим работы ГЗ Т сигн" w:value="СИСТ / ФК: Режим работы ГЗ Т сигн"/>
+                  <w:listItem w:displayText="СИСТ / ФК: Режим работы ДЗТ" w:value="СИСТ / ФК: Режим работы ДЗТ"/>
+                  <w:listItem w:displayText="СИСТ / ФК: Режим работы ЗПО" w:value="СИСТ / ФК: Режим работы ЗПО"/>
                   <w:listItem w:displayText="СИСТ / ФК: Режим работы УРОВ" w:value="СИСТ / ФК: Режим работы УРОВ"/>
                   <w:listItem w:displayText="СИСТ / ФК: Управление ИЭУ" w:value="СИСТ / ФК: Управление ИЭУ"/>
                   <w:listItem w:displayText="СИСТ / ШС: Переполнение буфера входных данных" w:value="СИСТ / ШС: Переполнение буфера входных данных"/>
                   <w:listItem w:displayText="СИСТ / ШС: Переполнение буфера выходных данных" w:value="СИСТ / ШС: Переполнение буфера выходных данных"/>
                   <w:listItem w:displayText="СИСТ / ШС: Состояние основного канала" w:value="СИСТ / ШС: Состояние основного канала"/>
                   <w:listItem w:displayText="СИСТ / ШС: Состояние резервного канала" w:value="СИСТ / ШС: Состояние резервного канала"/>
-                  <w:listItem w:displayText="Сборка сигн. / СС: БИ выведены" w:value="Сборка сигн. / СС: БИ выведены"/>
-                  <w:listItem w:displayText="Сборка сигн. / СС: Внешнее отключение" w:value="Сборка сигн. / СС: Внешнее отключение"/>
-                  <w:listItem w:displayText="Сборка сигн. / СС: Выходные цепи разобраны" w:value="Сборка сигн. / СС: Выходные цепи разобраны"/>
-                  <w:listItem w:displayText="Сборка сигн. / СС: ГЗ заблокирована" w:value="Сборка сигн. / СС: ГЗ заблокирована"/>
-                  <w:listItem w:displayText="Сборка сигн. / СС: Контроль оперативного тока" w:value="Сборка сигн. / СС: Контроль оперативного тока"/>
-                  <w:listItem w:displayText="Сборка сигн. / СС: Контроль оперативного тока НН" w:value="Сборка сигн. / СС: Контроль оперативного тока НН"/>
-                  <w:listItem w:displayText="Сборка сигн. / СС: Низкая изоляция ГЗ" w:value="Сборка сигн. / СС: Низкая изоляция ГЗ"/>
-                  <w:listItem w:displayText="Сборка сигн. / СС: Низкая изоляция ТЗ" w:value="Сборка сигн. / СС: Низкая изоляция ТЗ"/>
-                  <w:listItem w:displayText="Сборка сигн. / СС: Превышение времени переключения коммутационного аппарата" w:value="Сборка сигн. / СС: Превышение времени переключения коммутационного аппарата"/>
-                  <w:listItem w:displayText="Сборка сигн. / СС: Сигнализация от ГЗ" w:value="Сборка сигн. / СС: Сигнализация от ГЗ"/>
-                  <w:listItem w:displayText="Сборка сигн. / СС: Сигнализация от ТЗ" w:value="Сборка сигн. / СС: Сигнализация от ТЗ"/>
-                  <w:listItem w:displayText="Сборка сигн. / СС: Сигнализация от ТС" w:value="Сборка сигн. / СС: Сигнализация от ТС"/>
-                  <w:listItem w:displayText="Сборка сигн. / СС: ТЗ заблокирована" w:value="Сборка сигн. / СС: ТЗ заблокирована"/>
                   <w:listItem w:displayText="ТК ЗДЗ / ТК ЗДЗ: Пуск" w:value="ТК ЗДЗ / ТК ЗДЗ: Пуск"/>
                   <w:listItem w:displayText="ТК ЗДЗ / ТК ЗДЗ: Функция введена в работу" w:value="ТК ЗДЗ / ТК ЗДЗ: Функция введена в работу"/>
                   <w:listItem w:displayText="ТК ЗДЗ / ТК ЗДЗ: Функция оперативно выведена из работы" w:value="ТК ЗДЗ / ТК ЗДЗ: Функция оперативно выведена из работы"/>
-                  <w:listItem w:displayText="ТО / ТО: Пуск" w:value="ТО / ТО: Пуск"/>
-                  <w:listItem w:displayText="ТО / ТО: Срабатывание" w:value="ТО / ТО: Срабатывание"/>
-                  <w:listItem w:displayText="ТО / ТО: Срабатывание на сигнал" w:value="ТО / ТО: Срабатывание на сигнал"/>
-                  <w:listItem w:displayText="ТО / ТО: Функция введена в работу" w:value="ТО / ТО: Функция введена в работу"/>
-                  <w:listItem w:displayText="ТО / ТО: Функция оперативно выведена из работы" w:value="ТО / ТО: Функция оперативно выведена из работы"/>
+                  <w:listItem w:displayText="ТО ЗПО / ТО ЗПО ВН: Пуск" w:value="ТО ЗПО / ТО ЗПО ВН: Пуск"/>
+                  <w:listItem w:displayText="ТО ЗПО / ТО ЗПО ВН: Функция введена в работу" w:value="ТО ЗПО / ТО ЗПО ВН: Функция введена в работу"/>
+                  <w:listItem w:displayText="ТО ЗПО / ТО ЗПО ВН: Функция оперативно выведена из работы" w:value="ТО ЗПО / ТО ЗПО ВН: Функция оперативно выведена из работы"/>
+                  <w:listItem w:displayText="ТО ЗПО / ТО ЗПО НН1: Пуск" w:value="ТО ЗПО / ТО ЗПО НН1: Пуск"/>
+                  <w:listItem w:displayText="ТО ЗПО / ТО ЗПО НН1: Функция введена в работу" w:value="ТО ЗПО / ТО ЗПО НН1: Функция введена в работу"/>
+                  <w:listItem w:displayText="ТО ЗПО / ТО ЗПО НН1: Функция оперативно выведена из работы" w:value="ТО ЗПО / ТО ЗПО НН1: Функция оперативно выведена из работы"/>
+                  <w:listItem w:displayText="ТО ЗПО / ТО ЗПО НН2: Пуск" w:value="ТО ЗПО / ТО ЗПО НН2: Пуск"/>
+                  <w:listItem w:displayText="ТО ЗПО / ТО ЗПО НН2: Функция введена в работу" w:value="ТО ЗПО / ТО ЗПО НН2: Функция введена в работу"/>
+                  <w:listItem w:displayText="ТО ЗПО / ТО ЗПО НН2: Функция оперативно выведена из работы" w:value="ТО ЗПО / ТО ЗПО НН2: Функция оперативно выведена из работы"/>
+                  <w:listItem w:displayText="ТО ЗПО / ТО ЗПО_общ: Пуск" w:value="ТО ЗПО / ТО ЗПО_общ: Пуск"/>
+                  <w:listItem w:displayText="ТО ЗПО / ТО ЗПО_общ: Функция введена в работу" w:value="ТО ЗПО / ТО ЗПО_общ: Функция введена в работу"/>
+                  <w:listItem w:displayText="ТО ЗПО / ТО ЗПО_общ: Функция оперативно выведена из работы" w:value="ТО ЗПО / ТО ЗПО_общ: Функция оперативно выведена из работы"/>
                   <w:listItem w:displayText="ТО РПН / ТО РПН: Пуск" w:value="ТО РПН / ТО РПН: Пуск"/>
                   <w:listItem w:displayText="ТО РПН / ТО РПН: Функция введена в работу" w:value="ТО РПН / ТО РПН: Функция введена в работу"/>
                   <w:listItem w:displayText="ТО РПН / ТО РПН: Функция оперативно выведена из работы" w:value="ТО РПН / ТО РПН: Функция оперативно выведена из работы"/>
-                  <w:listItem w:displayText="УВ / УВ: Включить" w:value="УВ / УВ: Включить"/>
-                  <w:listItem w:displayText="УВ / УВ: Функция введена в работу" w:value="УВ / УВ: Функция введена в работу"/>
                   <w:listItem w:displayText="УРОВ ВН / УРОВ: Пуск" w:value="УРОВ ВН / УРОВ: Пуск"/>
                   <w:listItem w:displayText="УРОВ ВН / УРОВ: Пуск ИО максимального тока" w:value="УРОВ ВН / УРОВ: Пуск ИО максимального тока"/>
-                  <w:listItem w:displayText="УРОВ ВН / УРОВ: Срабатывание" w:value="УРОВ ВН / УРОВ: Срабатывание"/>
-                  <w:listItem w:displayText="УРОВ ВН / УРОВ: Срабатывание  'на себя'" w:value="УРОВ ВН / УРОВ: Срабатывание  'на себя'"/>
-                  <w:listItem w:displayText="УРОВ ВН / УРОВ: Ускорение УРОВ" w:value="УРОВ ВН / УРОВ: Ускорение УРОВ"/>
+                  <w:listItem w:displayText="УРОВ ВН / УРОВ: Срабатывание УРОВ" w:value="УРОВ ВН / УРОВ: Срабатывание УРОВ"/>
+                  <w:listItem w:displayText="УРОВ ВН / УРОВ: Срабатывание УРОВ  'на себя'" w:value="УРОВ ВН / УРОВ: Срабатывание УРОВ  'на себя'"/>
                   <w:listItem w:displayText="УРОВ ВН / УРОВ: Функция введена в работу" w:value="УРОВ ВН / УРОВ: Функция введена в работу"/>
                   <w:listItem w:displayText="УРОВ ВН / УРОВ: Функция оперативно выведена из работы" w:value="УРОВ ВН / УРОВ: Функция оперативно выведена из работы"/>
+                  <w:listItem w:displayText="ошибка / СС: БИ выведены" w:value="ошибка / СС: БИ выведены"/>
+                  <w:listItem w:displayText="ошибка / СС: Внешнее отключение" w:value="ошибка / СС: Внешнее отключение"/>
+                  <w:listItem w:displayText="ошибка / СС: Выходные цепи разобраны" w:value="ошибка / СС: Выходные цепи разобраны"/>
+                  <w:listItem w:displayText="ошибка / СС: ГЗ заблокирована" w:value="ошибка / СС: ГЗ заблокирована"/>
+                  <w:listItem w:displayText="ошибка / СС: Контроль оперативного тока" w:value="ошибка / СС: Контроль оперативного тока"/>
+                  <w:listItem w:displayText="ошибка / СС: Контроль оперативного тока НН" w:value="ошибка / СС: Контроль оперативного тока НН"/>
+                  <w:listItem w:displayText="ошибка / СС: Низкая изоляция ГЗ" w:value="ошибка / СС: Низкая изоляция ГЗ"/>
+                  <w:listItem w:displayText="ошибка / СС: Низкая изоляция ТЗ" w:value="ошибка / СС: Низкая изоляция ТЗ"/>
+                  <w:listItem w:displayText="ошибка / СС: Сигнализация от ГЗ" w:value="ошибка / СС: Сигнализация от ГЗ"/>
+                  <w:listItem w:displayText="ошибка / СС: Сигнализация от ТЗ" w:value="ошибка / СС: Сигнализация от ТЗ"/>
+                  <w:listItem w:displayText="ошибка / СС: Сигнализация от ТС" w:value="ошибка / СС: Сигнализация от ТС"/>
+                  <w:listItem w:displayText="ошибка / СС: ТЗ заблокирована" w:value="ошибка / СС: ТЗ заблокирована"/>
                 </w:dropDownList>
                 <w:showingPlcHdr/>
                 <w:placeholder>
@@ -9159,63 +9134,98 @@
                 <w:id w:val="0"/>
                 <w:dropDownList>
                   <w:listItem w:displayText="Не назначено" w:value=""/>
-                  <w:listItem w:displayText="ЗОП / ЗОП: Пуск" w:value="ЗОП / ЗОП: Пуск"/>
-                  <w:listItem w:displayText="ЗОП / ЗОП: Пуск ИО по несимметрии токов прямой и обратной последовательности" w:value="ЗОП / ЗОП: Пуск ИО по несимметрии токов прямой и обратной последовательности"/>
-                  <w:listItem w:displayText="ЗОП / ЗОП: Пуск ИО тока обратной последовательности" w:value="ЗОП / ЗОП: Пуск ИО тока обратной последовательности"/>
-                  <w:listItem w:displayText="ЗОП / ЗОП: Срабатывание" w:value="ЗОП / ЗОП: Срабатывание"/>
-                  <w:listItem w:displayText="ЗОП / ЗОП: Срабатывание на сигнал" w:value="ЗОП / ЗОП: Срабатывание на сигнал"/>
-                  <w:listItem w:displayText="ЗОП / ЗОП: Функция введена в работу" w:value="ЗОП / ЗОП: Функция введена в работу"/>
-                  <w:listItem w:displayText="ЗОП / ЗОП: Функция оперативно выведена из работы" w:value="ЗОП / ЗОП: Функция оперативно выведена из работы"/>
-                  <w:listItem w:displayText="ЗП / ЗП: Пуск" w:value="ЗП / ЗП: Пуск"/>
-                  <w:listItem w:displayText="ЗП / ЗП: Пуск ИО максимального тока" w:value="ЗП / ЗП: Пуск ИО максимального тока"/>
+                  <w:listItem w:displayText="ДЗТ / БВКЗ: Срабатывание БВКЗ" w:value="ДЗТ / БВКЗ: Срабатывание БВКЗ"/>
+                  <w:listItem w:displayText="ДЗТ / БВКЗ: Срабатывание БВКЗ по фазе А" w:value="ДЗТ / БВКЗ: Срабатывание БВКЗ по фазе А"/>
+                  <w:listItem w:displayText="ДЗТ / БВКЗ: Срабатывание БВКЗ по фазе В" w:value="ДЗТ / БВКЗ: Срабатывание БВКЗ по фазе В"/>
+                  <w:listItem w:displayText="ДЗТ / БВКЗ: Срабатывание БВКЗ по фазе С" w:value="ДЗТ / БВКЗ: Срабатывание БВКЗ по фазе С"/>
+                  <w:listItem w:displayText="ДЗТ / Д2Г: Пуск Д2Г" w:value="ДЗТ / Д2Г: Пуск Д2Г"/>
+                  <w:listItem w:displayText="ДЗТ / Д2Г: Пуск Д2Г по фазе A" w:value="ДЗТ / Д2Г: Пуск Д2Г по фазе A"/>
+                  <w:listItem w:displayText="ДЗТ / Д2Г: Пуск Д2Г по фазе В" w:value="ДЗТ / Д2Г: Пуск Д2Г по фазе В"/>
+                  <w:listItem w:displayText="ДЗТ / Д2Г: Пуск Д2Г по фазе С" w:value="ДЗТ / Д2Г: Пуск Д2Г по фазе С"/>
+                  <w:listItem w:displayText="ДЗТ / Д5Г: Пуск Д5Г" w:value="ДЗТ / Д5Г: Пуск Д5Г"/>
+                  <w:listItem w:displayText="ДЗТ / Д5Г: Пуск Д5Г по фазе A" w:value="ДЗТ / Д5Г: Пуск Д5Г по фазе A"/>
+                  <w:listItem w:displayText="ДЗТ / Д5Г: Пуск Д5Г по фазе В" w:value="ДЗТ / Д5Г: Пуск Д5Г по фазе В"/>
+                  <w:listItem w:displayText="ДЗТ / Д5Г: Пуск Д5Г по фазе С" w:value="ДЗТ / Д5Г: Пуск Д5Г по фазе С"/>
+                  <w:listItem w:displayText="ДЗТ / ДТЗт: Пуск" w:value="ДЗТ / ДТЗт: Пуск"/>
+                  <w:listItem w:displayText="ДЗТ / ДТЗт: Пуск ДТО по фазе A" w:value="ДЗТ / ДТЗт: Пуск ДТО по фазе A"/>
+                  <w:listItem w:displayText="ДЗТ / ДТЗт: Пуск ДТО по фазе В" w:value="ДЗТ / ДТЗт: Пуск ДТО по фазе В"/>
+                  <w:listItem w:displayText="ДЗТ / ДТЗт: Пуск ДТО по фазе С" w:value="ДЗТ / ДТЗт: Пуск ДТО по фазе С"/>
+                  <w:listItem w:displayText="ДЗТ / ДТЗт: Срабатывание ДТЗт" w:value="ДЗТ / ДТЗт: Срабатывание ДТЗт"/>
+                  <w:listItem w:displayText="ДЗТ / ДТЗт: Срабатывание ДТЗт на сигнал" w:value="ДЗТ / ДТЗт: Срабатывание ДТЗт на сигнал"/>
+                  <w:listItem w:displayText="ДЗТ / ДТЗт: Срабатывание ДТЗт по фазе A" w:value="ДЗТ / ДТЗт: Срабатывание ДТЗт по фазе A"/>
+                  <w:listItem w:displayText="ДЗТ / ДТЗт: Срабатывание ДТЗт по фазе A на сигнал" w:value="ДЗТ / ДТЗт: Срабатывание ДТЗт по фазе A на сигнал"/>
+                  <w:listItem w:displayText="ДЗТ / ДТЗт: Срабатывание ДТЗт по фазе В" w:value="ДЗТ / ДТЗт: Срабатывание ДТЗт по фазе В"/>
+                  <w:listItem w:displayText="ДЗТ / ДТЗт: Срабатывание ДТЗт по фазе В на сигнал" w:value="ДЗТ / ДТЗт: Срабатывание ДТЗт по фазе В на сигнал"/>
+                  <w:listItem w:displayText="ДЗТ / ДТЗт: Срабатывание ДТЗт по фазе С" w:value="ДЗТ / ДТЗт: Срабатывание ДТЗт по фазе С"/>
+                  <w:listItem w:displayText="ДЗТ / ДТЗт: Срабатывание ДТЗт по фазе С на сигнал" w:value="ДЗТ / ДТЗт: Срабатывание ДТЗт по фазе С на сигнал"/>
+                  <w:listItem w:displayText="ДЗТ / ДТЗт: Функция введена в работу" w:value="ДЗТ / ДТЗт: Функция введена в работу"/>
+                  <w:listItem w:displayText="ДЗТ / ДТЗт: Функция оперативно выведена из работы" w:value="ДЗТ / ДТЗт: Функция оперативно выведена из работы"/>
+                  <w:listItem w:displayText="ДЗТ / ДТО: Пуск" w:value="ДЗТ / ДТО: Пуск"/>
+                  <w:listItem w:displayText="ДЗТ / ДТО: Пуск ДТО по фазе A" w:value="ДЗТ / ДТО: Пуск ДТО по фазе A"/>
+                  <w:listItem w:displayText="ДЗТ / ДТО: Пуск ДТО по фазе В" w:value="ДЗТ / ДТО: Пуск ДТО по фазе В"/>
+                  <w:listItem w:displayText="ДЗТ / ДТО: Пуск ДТО по фазе С" w:value="ДЗТ / ДТО: Пуск ДТО по фазе С"/>
+                  <w:listItem w:displayText="ДЗТ / ДТО: Срабатывание ДТО" w:value="ДЗТ / ДТО: Срабатывание ДТО"/>
+                  <w:listItem w:displayText="ДЗТ / ДТО: Срабатывание ДТО на сигнал" w:value="ДЗТ / ДТО: Срабатывание ДТО на сигнал"/>
+                  <w:listItem w:displayText="ДЗТ / ДТО: Срабатывание ДТО по фазе A" w:value="ДЗТ / ДТО: Срабатывание ДТО по фазе A"/>
+                  <w:listItem w:displayText="ДЗТ / ДТО: Срабатывание ДТО по фазе A на сигнал" w:value="ДЗТ / ДТО: Срабатывание ДТО по фазе A на сигнал"/>
+                  <w:listItem w:displayText="ДЗТ / ДТО: Срабатывание ДТО по фазе В" w:value="ДЗТ / ДТО: Срабатывание ДТО по фазе В"/>
+                  <w:listItem w:displayText="ДЗТ / ДТО: Срабатывание ДТО по фазе В на сигнал" w:value="ДЗТ / ДТО: Срабатывание ДТО по фазе В на сигнал"/>
+                  <w:listItem w:displayText="ДЗТ / ДТО: Срабатывание ДТО по фазе С" w:value="ДЗТ / ДТО: Срабатывание ДТО по фазе С"/>
+                  <w:listItem w:displayText="ДЗТ / ДТО: Срабатывание ДТО по фазе С на сигнал" w:value="ДЗТ / ДТО: Срабатывание ДТО по фазе С на сигнал"/>
+                  <w:listItem w:displayText="ДЗТ / ДТО: Функция введена в работу" w:value="ДЗТ / ДТО: Функция введена в работу"/>
+                  <w:listItem w:displayText="ДЗТ / ДТО: Функция оперативно выведена из работы" w:value="ДЗТ / ДТО: Функция оперативно выведена из работы"/>
+                  <w:listItem w:displayText="ДЗТ / КЦТнеб: Срабатывание КЦНнеб" w:value="ДЗТ / КЦТнеб: Срабатывание КЦНнеб"/>
+                  <w:listItem w:displayText="ДЗТ / КЦТнеб: Срабатывание КЦНнеб фазы А" w:value="ДЗТ / КЦТнеб: Срабатывание КЦНнеб фазы А"/>
+                  <w:listItem w:displayText="ДЗТ / КЦТнеб: Срабатывание КЦНнеб фазы В" w:value="ДЗТ / КЦТнеб: Срабатывание КЦНнеб фазы В"/>
+                  <w:listItem w:displayText="ДЗТ / КЦТнеб: Срабатывание КЦНнеб фазы С" w:value="ДЗТ / КЦТнеб: Срабатывание КЦНнеб фазы С"/>
+                  <w:listItem w:displayText="ДЗТ / КЦТнеб: Функция введена в работу" w:value="ДЗТ / КЦТнеб: Функция введена в работу"/>
+                  <w:listItem w:displayText="ДЗТ / КЦТнеб: Функция оперативно выведена из работы" w:value="ДЗТ / КЦТнеб: Функция оперативно выведена из работы"/>
+                  <w:listItem w:displayText="ЗП / ЗП ВН: Пуск" w:value="ЗП / ЗП ВН: Пуск"/>
+                  <w:listItem w:displayText="ЗП / ЗП ВН: Пуск ИО максимального тока" w:value="ЗП / ЗП ВН: Пуск ИО максимального тока"/>
+                  <w:listItem w:displayText="ЗП / ЗП ВН: Срабатывание" w:value="ЗП / ЗП ВН: Срабатывание"/>
+                  <w:listItem w:displayText="ЗП / ЗП ВН: Срабатывание на отключение" w:value="ЗП / ЗП ВН: Срабатывание на отключение"/>
+                  <w:listItem w:displayText="ЗП / ЗП ВН: Функция введена в работу" w:value="ЗП / ЗП ВН: Функция введена в работу"/>
+                  <w:listItem w:displayText="ЗП / ЗП ВН: Функция оперативно выведена из работы" w:value="ЗП / ЗП ВН: Функция оперативно выведена из работы"/>
+                  <w:listItem w:displayText="ЗП / ЗП НН1: Пуск" w:value="ЗП / ЗП НН1: Пуск"/>
+                  <w:listItem w:displayText="ЗП / ЗП НН1: Пуск ИО максимального тока" w:value="ЗП / ЗП НН1: Пуск ИО максимального тока"/>
+                  <w:listItem w:displayText="ЗП / ЗП НН1: Срабатывание" w:value="ЗП / ЗП НН1: Срабатывание"/>
+                  <w:listItem w:displayText="ЗП / ЗП НН1: Срабатывание на отключение" w:value="ЗП / ЗП НН1: Срабатывание на отключение"/>
+                  <w:listItem w:displayText="ЗП / ЗП НН1: Функция введена в работу" w:value="ЗП / ЗП НН1: Функция введена в работу"/>
+                  <w:listItem w:displayText="ЗП / ЗП НН1: Функция оперативно выведена из работы" w:value="ЗП / ЗП НН1: Функция оперативно выведена из работы"/>
+                  <w:listItem w:displayText="ЗП / ЗП НН2: Пуск" w:value="ЗП / ЗП НН2: Пуск"/>
+                  <w:listItem w:displayText="ЗП / ЗП НН2: Пуск ИО максимального тока" w:value="ЗП / ЗП НН2: Пуск ИО максимального тока"/>
+                  <w:listItem w:displayText="ЗП / ЗП НН2: Срабатывание" w:value="ЗП / ЗП НН2: Срабатывание"/>
+                  <w:listItem w:displayText="ЗП / ЗП НН2: Срабатывание на отключение" w:value="ЗП / ЗП НН2: Срабатывание на отключение"/>
+                  <w:listItem w:displayText="ЗП / ЗП НН2: Функция введена в работу" w:value="ЗП / ЗП НН2: Функция введена в работу"/>
+                  <w:listItem w:displayText="ЗП / ЗП НН2: Функция оперативно выведена из работы" w:value="ЗП / ЗП НН2: Функция оперативно выведена из работы"/>
                   <w:listItem w:displayText="ЗП / ЗП: Срабатывание" w:value="ЗП / ЗП: Срабатывание"/>
-                  <w:listItem w:displayText="ЗП / ЗП: Срабатывание на сигнал" w:value="ЗП / ЗП: Срабатывание на сигнал"/>
+                  <w:listItem w:displayText="ЗП / ЗП: Срабатывание на отключение" w:value="ЗП / ЗП: Срабатывание на отключение"/>
                   <w:listItem w:displayText="ЗП / ЗП: Функция введена в работу" w:value="ЗП / ЗП: Функция введена в работу"/>
                   <w:listItem w:displayText="ЗП / ЗП: Функция оперативно выведена из работы" w:value="ЗП / ЗП: Функция оперативно выведена из работы"/>
-                  <w:listItem w:displayText="КА / В: Выключатель включен" w:value="КА / В: Выключатель включен"/>
-                  <w:listItem w:displayText="КА / В: Выключатель отключен" w:value="КА / В: Выключатель отключен"/>
-                  <w:listItem w:displayText="КА / В: Индикация местного режима логического узла" w:value="КА / В: Индикация местного режима логического узла"/>
-                  <w:listItem w:displayText="КА / В: Индикация местного режима физического ключа" w:value="КА / В: Индикация местного режима физического ключа"/>
-                  <w:listItem w:displayText="КА / В: Команда 'включить' выключатель через выходное реле" w:value="КА / В: Команда 'включить' выключатель через выходное реле"/>
-                  <w:listItem w:displayText="КА / В: Команда 'отключить' выключатель через выходное реле" w:value="КА / В: Команда 'отключить' выключатель через выходное реле"/>
-                  <w:listItem w:displayText="КА / В: Неисправное положение выключателя" w:value="КА / В: Неисправное положение выключателя"/>
-                  <w:listItem w:displayText="КА / В: Промежуточное положение выключателя" w:value="КА / В: Промежуточное положение выключателя"/>
-                  <w:listItem w:displayText="КА / В: Функция введена в работу" w:value="КА / В: Функция введена в работу"/>
-                  <w:listItem w:displayText="КП / УВ: Включить выключатель" w:value="КП / УВ: Включить выключатель"/>
-                  <w:listItem w:displayText="КП / УВ: Идет переключение" w:value="КП / УВ: Идет переключение"/>
-                  <w:listItem w:displayText="КП / УВ: Отключить выключатель" w:value="КП / УВ: Отключить выключатель"/>
-                  <w:listItem w:displayText="КП / УВ: Положение В (Включено)" w:value="КП / УВ: Положение В (Включено)"/>
-                  <w:listItem w:displayText="КП / УВ: Положение В (Не определено)" w:value="КП / УВ: Положение В (Не определено)"/>
-                  <w:listItem w:displayText="КП / УВ: Положение В (Неисправность)" w:value="КП / УВ: Положение В (Неисправность)"/>
-                  <w:listItem w:displayText="КП / УВ: Положение В (Отключено)" w:value="КП / УВ: Положение В (Отключено)"/>
-                  <w:listItem w:displayText="КП / УВ: Сигнал превышения допустимого времени переключения" w:value="КП / УВ: Сигнал превышения допустимого времени переключения"/>
-                  <w:listItem w:displayText="КП / УВ: Функция введена в работу" w:value="КП / УВ: Функция введена в работу"/>
-                  <w:listItem w:displayText="КРВ / КРВ: Превышен коммутационный ресурс выключателя" w:value="КРВ / КРВ: Превышен коммутационный ресурс выключателя"/>
-                  <w:listItem w:displayText="КРВ / КРВ: Превышен механический ресурс выключателя" w:value="КРВ / КРВ: Превышен механический ресурс выключателя"/>
-                  <w:listItem w:displayText="КРВ / КРВ: Превышен ресурс выключателя" w:value="КРВ / КРВ: Превышен ресурс выключателя"/>
-                  <w:listItem w:displayText="КРВ / КРВ: Функция введена в работу" w:value="КРВ / КРВ: Функция введена в работу"/>
-                  <w:listItem w:displayText="КСВ / КСВ: Блокировка включения В" w:value="КСВ / КСВ: Блокировка включения В"/>
-                  <w:listItem w:displayText="КСВ / КСВ: Блокировка отключения В" w:value="КСВ / КСВ: Блокировка отключения В"/>
-                  <w:listItem w:displayText="КСВ / КСВ: В аварийно отключен" w:value="КСВ / КСВ: В аварийно отключен"/>
-                  <w:listItem w:displayText="КСВ / КСВ: В самопроизвольно отключен" w:value="КСВ / КСВ: В самопроизвольно отключен"/>
-                  <w:listItem w:displayText="КСВ / КСВ: Защита ЭМВ" w:value="КСВ / КСВ: Защита ЭМВ"/>
-                  <w:listItem w:displayText="КСВ / КСВ: Защита ЭМО1" w:value="КСВ / КСВ: Защита ЭМО1"/>
-                  <w:listItem w:displayText="КСВ / КСВ: Защита ЭМО2" w:value="КСВ / КСВ: Защита ЭМО2"/>
-                  <w:listItem w:displayText="КСВ / КСВ: Неисправность В" w:value="КСВ / КСВ: Неисправность В"/>
-                  <w:listItem w:displayText="КСВ / КСВ: Неисправность цепей ЭМУ" w:value="КСВ / КСВ: Неисправность цепей ЭМУ"/>
-                  <w:listItem w:displayText="КСВ / КСВ: Реле фиксации команды" w:value="КСВ / КСВ: Реле фиксации команды"/>
-                  <w:listItem w:displayText="КСВ / КСВ: Функция введена в работу" w:value="КСВ / КСВ: Функция введена в работу"/>
-                  <w:listItem w:displayText="КСВ / КСВ: Функция оперативно выведена из работы" w:value="КСВ / КСВ: Функция оперативно выведена из работы"/>
-                  <w:listItem w:displayText="КЦН НН / КЦН: Неисправность цепей напряжения" w:value="КЦН НН / КЦН: Неисправность цепей напряжения"/>
-                  <w:listItem w:displayText="КЦН НН / КЦН: Пуск" w:value="КЦН НН / КЦН: Пуск"/>
-                  <w:listItem w:displayText="КЦН НН / КЦН: Пуск органа максимального напряжения ОП" w:value="КЦН НН / КЦН: Пуск органа максимального напряжения ОП"/>
-                  <w:listItem w:displayText="КЦН НН / КЦН: Пуск органа минимального напряжения" w:value="КЦН НН / КЦН: Пуск органа минимального напряжения"/>
-                  <w:listItem w:displayText="КЦН НН / КЦН: Функция введена в работу" w:value="КЦН НН / КЦН: Функция введена в работу"/>
-                  <w:listItem w:displayText="КЦН НН / КЦН: Функция оперативно выведена из работы" w:value="КЦН НН / КЦН: Функция оперативно выведена из работы"/>
-                  <w:listItem w:displayText="ЛЗТ / ЛЗТ: Пуск" w:value="ЛЗТ / ЛЗТ: Пуск"/>
-                  <w:listItem w:displayText="ЛЗТ / ЛЗТ: Срабатывание" w:value="ЛЗТ / ЛЗТ: Срабатывание"/>
-                  <w:listItem w:displayText="ЛЗТ / ЛЗТ: Функция введена в работу" w:value="ЛЗТ / ЛЗТ: Функция введена в работу"/>
-                  <w:listItem w:displayText="ЛЗТ / ЛЗТ: Функция оперативно выведена из работы" w:value="ЛЗТ / ЛЗТ: Функция оперативно выведена из работы"/>
+                  <w:listItem w:displayText="ЗПО / ЗПО: Пуск" w:value="ЗПО / ЗПО: Пуск"/>
+                  <w:listItem w:displayText="ЗПО / ЗПО: Срабатывание ЗПО" w:value="ЗПО / ЗПО: Срабатывание ЗПО"/>
+                  <w:listItem w:displayText="ЗПО / ЗПО: Срабатывание ЗПО на сигнал" w:value="ЗПО / ЗПО: Срабатывание ЗПО на сигнал"/>
+                  <w:listItem w:displayText="ЗПО / ЗПО: Функция введена в работу" w:value="ЗПО / ЗПО: Функция введена в работу"/>
+                  <w:listItem w:displayText="ЗПО / ЗПО: Функция оперативно выведена из работы" w:value="ЗПО / ЗПО: Функция оперативно выведена из работы"/>
+                  <w:listItem w:displayText="КЦТ / КЦТ: Срабатывание" w:value="КЦТ / КЦТ: Срабатывание"/>
+                  <w:listItem w:displayText="КЦТ / КЦТст1: Пуск при асимметрии" w:value="КЦТ / КЦТст1: Пуск при асимметрии"/>
+                  <w:listItem w:displayText="КЦТ / КЦТст1: Пуск при обрыве провода" w:value="КЦТ / КЦТст1: Пуск при обрыве провода"/>
+                  <w:listItem w:displayText="КЦТ / КЦТст1: Срабатывание при асимметрии" w:value="КЦТ / КЦТст1: Срабатывание при асимметрии"/>
+                  <w:listItem w:displayText="КЦТ / КЦТст1: Срабатывание при обрыве провода" w:value="КЦТ / КЦТст1: Срабатывание при обрыве провода"/>
+                  <w:listItem w:displayText="КЦТ / КЦТст1: Функция введена в работу" w:value="КЦТ / КЦТст1: Функция введена в работу"/>
+                  <w:listItem w:displayText="КЦТ / КЦТст1: Функция оперативно выведена из работы" w:value="КЦТ / КЦТст1: Функция оперативно выведена из работы"/>
+                  <w:listItem w:displayText="КЦТ / КЦТст2: Пуск при асимметрии" w:value="КЦТ / КЦТст2: Пуск при асимметрии"/>
+                  <w:listItem w:displayText="КЦТ / КЦТст2: Пуск при обрыве провода" w:value="КЦТ / КЦТст2: Пуск при обрыве провода"/>
+                  <w:listItem w:displayText="КЦТ / КЦТст2: Срабатывание при асимметрии" w:value="КЦТ / КЦТст2: Срабатывание при асимметрии"/>
+                  <w:listItem w:displayText="КЦТ / КЦТст2: Срабатывание при обрыве провода" w:value="КЦТ / КЦТст2: Срабатывание при обрыве провода"/>
+                  <w:listItem w:displayText="КЦТ / КЦТст2: Функция введена в работу" w:value="КЦТ / КЦТст2: Функция введена в работу"/>
+                  <w:listItem w:displayText="КЦТ / КЦТст2: Функция оперативно выведена из работы" w:value="КЦТ / КЦТст2: Функция оперативно выведена из работы"/>
+                  <w:listItem w:displayText="КЦТ / КЦТст3: Пуск при асимметрии" w:value="КЦТ / КЦТст3: Пуск при асимметрии"/>
+                  <w:listItem w:displayText="КЦТ / КЦТст3: Пуск при обрыве провода" w:value="КЦТ / КЦТст3: Пуск при обрыве провода"/>
+                  <w:listItem w:displayText="КЦТ / КЦТст3: Срабатывание при асимметрии" w:value="КЦТ / КЦТст3: Срабатывание при асимметрии"/>
+                  <w:listItem w:displayText="КЦТ / КЦТст3: Срабатывание при обрыве провода" w:value="КЦТ / КЦТст3: Срабатывание при обрыве провода"/>
+                  <w:listItem w:displayText="КЦТ / КЦТст3: Функция введена в работу" w:value="КЦТ / КЦТст3: Функция введена в работу"/>
+                  <w:listItem w:displayText="КЦТ / КЦТст3: Функция оперативно выведена из работы" w:value="КЦТ / КЦТст3: Функция оперативно выведена из работы"/>
                   <w:listItem w:displayText="ЛО ВН / ЛО: Отключение" w:value="ЛО ВН / ЛО: Отключение"/>
                   <w:listItem w:displayText="ЛО ВН / ЛО: Отключить аварийно" w:value="ЛО ВН / ЛО: Отключить аварийно"/>
                   <w:listItem w:displayText="ЛО ВН / ЛО: Функция введена в работу" w:value="ЛО ВН / ЛО: Функция введена в работу"/>
@@ -9235,19 +9245,20 @@
                   <w:listItem w:displayText="ЛО ГЗсигн / ЛО: Срабатывание на сигнал" w:value="ЛО ГЗсигн / ЛО: Срабатывание на сигнал"/>
                   <w:listItem w:displayText="ЛО ГЗсигн / ЛО: Функция введена в работу" w:value="ЛО ГЗсигн / ЛО: Функция введена в работу"/>
                   <w:listItem w:displayText="ЛО ГЗсигн / ЛО: Функция оперативно выведена из работы" w:value="ЛО ГЗсигн / ЛО: Функция оперативно выведена из работы"/>
-                  <w:listItem w:displayText="ЛО НН / ЗАВР: Запрет АВР" w:value="ЛО НН / ЗАВР: Запрет АВР"/>
-                  <w:listItem w:displayText="ЛО НН / ЗАВР: Функция введена в работу" w:value="ЛО НН / ЗАВР: Функция введена в работу"/>
-                  <w:listItem w:displayText="ЛО НН / ЗАВР: Функция оперативно выведена из работы" w:value="ЛО НН / ЗАВР: Функция оперативно выведена из работы"/>
-                  <w:listItem w:displayText="ЛО НН / ЗАПВ: Запрет АПВ" w:value="ЛО НН / ЗАПВ: Запрет АПВ"/>
-                  <w:listItem w:displayText="ЛО НН / ЗАПВ: Функция введена в работу" w:value="ЛО НН / ЗАПВ: Функция введена в работу"/>
-                  <w:listItem w:displayText="ЛО НН / ЗАПВ: Функция оперативно выведена из работы" w:value="ЛО НН / ЗАПВ: Функция оперативно выведена из работы"/>
-                  <w:listItem w:displayText="ЛО НН / ЛО: Отключение" w:value="ЛО НН / ЛО: Отключение"/>
-                  <w:listItem w:displayText="ЛО НН / ЛО: Отключить аварийно" w:value="ЛО НН / ЛО: Отключить аварийно"/>
-                  <w:listItem w:displayText="ЛО НН / ЛО: Функция введена в работу" w:value="ЛО НН / ЛО: Функция введена в работу"/>
-                  <w:listItem w:displayText="ЛО НН / ЛО: Функция оперативно выведена из работы" w:value="ЛО НН / ЛО: Функция оперативно выведена из работы"/>
-                  <w:listItem w:displayText="ЛО Т / ЗАВР: Запрет АВР" w:value="ЛО Т / ЗАВР: Запрет АВР"/>
-                  <w:listItem w:displayText="ЛО Т / ЗАВР: Функция введена в работу" w:value="ЛО Т / ЗАВР: Функция введена в работу"/>
-                  <w:listItem w:displayText="ЛО Т / ЗАВР: Функция оперативно выведена из работы" w:value="ЛО Т / ЗАВР: Функция оперативно выведена из работы"/>
+                  <w:listItem w:displayText="ЛО НН1 / ЗАПВ: Запрет АПВ" w:value="ЛО НН1 / ЗАПВ: Запрет АПВ"/>
+                  <w:listItem w:displayText="ЛО НН1 / ЗАПВ: Функция введена в работу" w:value="ЛО НН1 / ЗАПВ: Функция введена в работу"/>
+                  <w:listItem w:displayText="ЛО НН1 / ЗАПВ: Функция оперативно выведена из работы" w:value="ЛО НН1 / ЗАПВ: Функция оперативно выведена из работы"/>
+                  <w:listItem w:displayText="ЛО НН1 / ЛО: Отключение" w:value="ЛО НН1 / ЛО: Отключение"/>
+                  <w:listItem w:displayText="ЛО НН1 / ЛО: Отключить аварийно" w:value="ЛО НН1 / ЛО: Отключить аварийно"/>
+                  <w:listItem w:displayText="ЛО НН1 / ЛО: Функция введена в работу" w:value="ЛО НН1 / ЛО: Функция введена в работу"/>
+                  <w:listItem w:displayText="ЛО НН1 / ЛО: Функция оперативно выведена из работы" w:value="ЛО НН1 / ЛО: Функция оперативно выведена из работы"/>
+                  <w:listItem w:displayText="ЛО НН2 / ЗАПВ: Запрет АПВ" w:value="ЛО НН2 / ЗАПВ: Запрет АПВ"/>
+                  <w:listItem w:displayText="ЛО НН2 / ЗАПВ: Функция введена в работу" w:value="ЛО НН2 / ЗАПВ: Функция введена в работу"/>
+                  <w:listItem w:displayText="ЛО НН2 / ЗАПВ: Функция оперативно выведена из работы" w:value="ЛО НН2 / ЗАПВ: Функция оперативно выведена из работы"/>
+                  <w:listItem w:displayText="ЛО НН2 / ЛО: Отключение" w:value="ЛО НН2 / ЛО: Отключение"/>
+                  <w:listItem w:displayText="ЛО НН2 / ЛО: Отключить аварийно" w:value="ЛО НН2 / ЛО: Отключить аварийно"/>
+                  <w:listItem w:displayText="ЛО НН2 / ЛО: Функция введена в работу" w:value="ЛО НН2 / ЛО: Функция введена в работу"/>
+                  <w:listItem w:displayText="ЛО НН2 / ЛО: Функция оперативно выведена из работы" w:value="ЛО НН2 / ЛО: Функция оперативно выведена из работы"/>
                   <w:listItem w:displayText="ЛО Т / ЗАПВ: Запрет АПВ" w:value="ЛО Т / ЗАПВ: Запрет АПВ"/>
                   <w:listItem w:displayText="ЛО Т / ЗАПВ: Функция введена в работу" w:value="ЛО Т / ЗАПВ: Функция введена в работу"/>
                   <w:listItem w:displayText="ЛО Т / ЗАПВ: Функция оперативно выведена из работы" w:value="ЛО Т / ЗАПВ: Функция оперативно выведена из работы"/>
@@ -9282,52 +9293,6 @@
                   <w:listItem w:displayText="ЛО ТС / ЛО ПК: Срабатывание на сигнал" w:value="ЛО ТС / ЛО ПК: Срабатывание на сигнал"/>
                   <w:listItem w:displayText="ЛО ТС / ЛО ПК: Функция введена в работу" w:value="ЛО ТС / ЛО ПК: Функция введена в работу"/>
                   <w:listItem w:displayText="ЛО ТС / ЛО ПК: Функция оперативно выведена из работы" w:value="ЛО ТС / ЛО ПК: Функция оперативно выведена из работы"/>
-                  <w:listItem w:displayText="МТЗ / БЛЗШ: Блокировка ЛЗШ" w:value="МТЗ / БЛЗШ: Блокировка ЛЗШ"/>
-                  <w:listItem w:displayText="МТЗ / БНТ: Пуск БНТ" w:value="МТЗ / БНТ: Пуск БНТ"/>
-                  <w:listItem w:displayText="МТЗ / БНТ: Пуск по фазе A" w:value="МТЗ / БНТ: Пуск по фазе A"/>
-                  <w:listItem w:displayText="МТЗ / БНТ: Пуск по фазе В" w:value="МТЗ / БНТ: Пуск по фазе В"/>
-                  <w:listItem w:displayText="МТЗ / БНТ: Пуск по фазе С" w:value="МТЗ / БНТ: Пуск по фазе С"/>
-                  <w:listItem w:displayText="МТЗ / КПОН: Пуск" w:value="МТЗ / КПОН: Пуск"/>
-                  <w:listItem w:displayText="МТЗ / КПОН: Функция введена в работу" w:value="МТЗ / КПОН: Функция введена в работу"/>
-                  <w:listItem w:displayText="МТЗ / КПОН: Функция оперативно выведена из работы" w:value="МТЗ / КПОН: Функция оперативно выведена из работы"/>
-                  <w:listItem w:displayText="МТЗ / МТЗ 1 ст: Пуск" w:value="МТЗ / МТЗ 1 ст: Пуск"/>
-                  <w:listItem w:displayText="МТЗ / МТЗ 1 ст: Пуск ИО тока по фазе А" w:value="МТЗ / МТЗ 1 ст: Пуск ИО тока по фазе А"/>
-                  <w:listItem w:displayText="МТЗ / МТЗ 1 ст: Пуск ИО тока по фазе В" w:value="МТЗ / МТЗ 1 ст: Пуск ИО тока по фазе В"/>
-                  <w:listItem w:displayText="МТЗ / МТЗ 1 ст: Пуск ИО тока по фазе С" w:value="МТЗ / МТЗ 1 ст: Пуск ИО тока по фазе С"/>
-                  <w:listItem w:displayText="МТЗ / МТЗ 1 ст: Пуск по фазе A" w:value="МТЗ / МТЗ 1 ст: Пуск по фазе A"/>
-                  <w:listItem w:displayText="МТЗ / МТЗ 1 ст: Пуск по фазе В" w:value="МТЗ / МТЗ 1 ст: Пуск по фазе В"/>
-                  <w:listItem w:displayText="МТЗ / МТЗ 1 ст: Пуск по фазе С" w:value="МТЗ / МТЗ 1 ст: Пуск по фазе С"/>
-                  <w:listItem w:displayText="МТЗ / МТЗ 1 ст: Срабатывание" w:value="МТЗ / МТЗ 1 ст: Срабатывание"/>
-                  <w:listItem w:displayText="МТЗ / МТЗ 1 ст: Срабатывание на сигнал" w:value="МТЗ / МТЗ 1 ст: Срабатывание на сигнал"/>
-                  <w:listItem w:displayText="МТЗ / МТЗ 1 ст: Функция введена в работу" w:value="МТЗ / МТЗ 1 ст: Функция введена в работу"/>
-                  <w:listItem w:displayText="МТЗ / МТЗ 1 ст: Функция оперативно выведена из работы" w:value="МТЗ / МТЗ 1 ст: Функция оперативно выведена из работы"/>
-                  <w:listItem w:displayText="МТЗ / МТЗ 2 ст: Пуск" w:value="МТЗ / МТЗ 2 ст: Пуск"/>
-                  <w:listItem w:displayText="МТЗ / МТЗ 2 ст: Пуск ИО тока по фазе А" w:value="МТЗ / МТЗ 2 ст: Пуск ИО тока по фазе А"/>
-                  <w:listItem w:displayText="МТЗ / МТЗ 2 ст: Пуск ИО тока по фазе В" w:value="МТЗ / МТЗ 2 ст: Пуск ИО тока по фазе В"/>
-                  <w:listItem w:displayText="МТЗ / МТЗ 2 ст: Пуск ИО тока по фазе С" w:value="МТЗ / МТЗ 2 ст: Пуск ИО тока по фазе С"/>
-                  <w:listItem w:displayText="МТЗ / МТЗ 2 ст: Пуск по фазе A" w:value="МТЗ / МТЗ 2 ст: Пуск по фазе A"/>
-                  <w:listItem w:displayText="МТЗ / МТЗ 2 ст: Пуск по фазе В" w:value="МТЗ / МТЗ 2 ст: Пуск по фазе В"/>
-                  <w:listItem w:displayText="МТЗ / МТЗ 2 ст: Пуск по фазе С" w:value="МТЗ / МТЗ 2 ст: Пуск по фазе С"/>
-                  <w:listItem w:displayText="МТЗ / МТЗ 2 ст: Срабатывание" w:value="МТЗ / МТЗ 2 ст: Срабатывание"/>
-                  <w:listItem w:displayText="МТЗ / МТЗ 2 ст: Срабатывание на сигнал" w:value="МТЗ / МТЗ 2 ст: Срабатывание на сигнал"/>
-                  <w:listItem w:displayText="МТЗ / МТЗ 2 ст: Функция введена в работу" w:value="МТЗ / МТЗ 2 ст: Функция введена в работу"/>
-                  <w:listItem w:displayText="МТЗ / МТЗ 2 ст: Функция оперативно выведена из работы" w:value="МТЗ / МТЗ 2 ст: Функция оперативно выведена из работы"/>
-                  <w:listItem w:displayText="МТЗ / МТЗ 3 ст: Пуск" w:value="МТЗ / МТЗ 3 ст: Пуск"/>
-                  <w:listItem w:displayText="МТЗ / МТЗ 3 ст: Пуск ИО тока по фазе А" w:value="МТЗ / МТЗ 3 ст: Пуск ИО тока по фазе А"/>
-                  <w:listItem w:displayText="МТЗ / МТЗ 3 ст: Пуск ИО тока по фазе В" w:value="МТЗ / МТЗ 3 ст: Пуск ИО тока по фазе В"/>
-                  <w:listItem w:displayText="МТЗ / МТЗ 3 ст: Пуск ИО тока по фазе С" w:value="МТЗ / МТЗ 3 ст: Пуск ИО тока по фазе С"/>
-                  <w:listItem w:displayText="МТЗ / МТЗ 3 ст: Пуск по фазе A" w:value="МТЗ / МТЗ 3 ст: Пуск по фазе A"/>
-                  <w:listItem w:displayText="МТЗ / МТЗ 3 ст: Пуск по фазе В" w:value="МТЗ / МТЗ 3 ст: Пуск по фазе В"/>
-                  <w:listItem w:displayText="МТЗ / МТЗ 3 ст: Пуск по фазе С" w:value="МТЗ / МТЗ 3 ст: Пуск по фазе С"/>
-                  <w:listItem w:displayText="МТЗ / МТЗ 3 ст: Срабатывание" w:value="МТЗ / МТЗ 3 ст: Срабатывание"/>
-                  <w:listItem w:displayText="МТЗ / МТЗ 3 ст: Срабатывание на сигнал" w:value="МТЗ / МТЗ 3 ст: Срабатывание на сигнал"/>
-                  <w:listItem w:displayText="МТЗ / МТЗ 3 ст: Функция введена в работу" w:value="МТЗ / МТЗ 3 ст: Функция введена в работу"/>
-                  <w:listItem w:displayText="МТЗ / МТЗ 3 ст: Функция оперативно выведена из работы" w:value="МТЗ / МТЗ 3 ст: Функция оперативно выведена из работы"/>
-                  <w:listItem w:displayText="ПДС / В: Ключ М/Д привода В" w:value="ПДС / В: Ключ М/Д привода В"/>
-                  <w:listItem w:displayText="ПДС / В: Положение В (Включено)" w:value="ПДС / В: Положение В (Включено)"/>
-                  <w:listItem w:displayText="ПДС / В: Положение В (Не определено)" w:value="ПДС / В: Положение В (Не определено)"/>
-                  <w:listItem w:displayText="ПДС / В: Положение В (Неисправность)" w:value="ПДС / В: Положение В (Неисправность)"/>
-                  <w:listItem w:displayText="ПДС / В: Положение В (Отключено)" w:value="ПДС / В: Положение В (Отключено)"/>
                   <w:listItem w:displayText="ПДС / ГЗ РПН: Низкая изоляция " w:value="ПДС / ГЗ РПН: Низкая изоляция "/>
                   <w:listItem w:displayText="ПДС / ГЗ РПН: Отключение" w:value="ПДС / ГЗ РПН: Отключение"/>
                   <w:listItem w:displayText="ПДС / ГЗ Т: Низкая изоляция ГЗоткл" w:value="ПДС / ГЗ Т: Низкая изоляция ГЗоткл"/>
@@ -9345,15 +9310,8 @@
                   <w:listItem w:displayText="ПДС / ДУм РПН: Низкий уровень масла" w:value="ПДС / ДУм РПН: Низкий уровень масла"/>
                   <w:listItem w:displayText="ПДС / ДУм расширителя: Высокий уровень масла" w:value="ПДС / ДУм расширителя: Высокий уровень масла"/>
                   <w:listItem w:displayText="ПДС / ДУм расширителя: Низкий уровень масла" w:value="ПДС / ДУм расширителя: Низкий уровень масла"/>
-                  <w:listItem w:displayText="ПДС / КИ: Аварийный уровень изоляции" w:value="ПДС / КИ: Аварийный уровень изоляции"/>
-                  <w:listItem w:displayText="ПДС / КИ: Низкий уровень изоляции" w:value="ПДС / КИ: Низкий уровень изоляции"/>
-                  <w:listItem w:displayText="ПДС / КПруж: Пружина не заведена" w:value="ПДС / КПруж: Пружина не заведена"/>
-                  <w:listItem w:displayText="ПДС / КЦВ: Контроль цепи ЭМВ" w:value="ПДС / КЦВ: Контроль цепи ЭМВ"/>
-                  <w:listItem w:displayText="ПДС / КЦВ: Контроль цепи ЭМО1" w:value="ПДС / КЦВ: Контроль цепи ЭМО1"/>
-                  <w:listItem w:displayText="ПДС / КЦВ: Контроль цепи ЭМО2" w:value="ПДС / КЦВ: Контроль цепи ЭМО2"/>
-                  <w:listItem w:displayText="ПДС / КЦВ: Работа ЭМВ" w:value="ПДС / КЦВ: Работа ЭМВ"/>
-                  <w:listItem w:displayText="ПДС / КЦВ: Работа ЭМО1" w:value="ПДС / КЦВ: Работа ЭМО1"/>
-                  <w:listItem w:displayText="ПДС / КЦВ: Работа ЭМО2" w:value="ПДС / КЦВ: Работа ЭМО2"/>
+                  <w:listItem w:displayText="ПДС / КСО: Авария" w:value="ПДС / КСО: Авария"/>
+                  <w:listItem w:displayText="ПДС / КСО: Неисправность" w:value="ПДС / КСО: Неисправность"/>
                   <w:listItem w:displayText="ПДС / ОК: Срабатывание" w:value="ПДС / ОК: Срабатывание"/>
                   <w:listItem w:displayText="ПДС / ПК: Срабатывание" w:value="ПДС / ПК: Срабатывание"/>
                   <w:listItem w:displayText="ПДС / РД: Низкая изоляция" w:value="ПДС / РД: Низкая изоляция"/>
@@ -9362,9 +9320,9 @@
                   <w:listItem w:displayText="ПДС НКУ / SA2: Цепь введена" w:value="ПДС НКУ / SA2: Цепь введена"/>
                   <w:listItem w:displayText="ПДС НКУ / SA3: Цепь введена" w:value="ПДС НКУ / SA3: Цепь введена"/>
                   <w:listItem w:displayText="ПДС НКУ / SA4: Цепь введена" w:value="ПДС НКУ / SA4: Цепь введена"/>
-                  <w:listItem w:displayText="ПДС НКУ / SA5: Цепь введена" w:value="ПДС НКУ / SA5: Цепь введена"/>
                   <w:listItem w:displayText="ПДС НКУ / SG1: Рабочее положение" w:value="ПДС НКУ / SG1: Рабочее положение"/>
                   <w:listItem w:displayText="ПДС НКУ / SG2: Рабочее положение" w:value="ПДС НКУ / SG2: Рабочее положение"/>
+                  <w:listItem w:displayText="ПДС НКУ / SG3: Рабочее положение" w:value="ПДС НКУ / SG3: Рабочее положение"/>
                   <w:listItem w:displayText="ПДС НКУ / ВнешСигн1: Срабатывание" w:value="ПДС НКУ / ВнешСигн1: Срабатывание"/>
                   <w:listItem w:displayText="ПДС НКУ / ВнешСигн2: Срабатывание" w:value="ПДС НКУ / ВнешСигн2: Срабатывание"/>
                   <w:listItem w:displayText="ПДС НКУ / ВнешСигн3: Срабатывание" w:value="ПДС НКУ / ВнешСигн3: Срабатывание"/>
@@ -9372,15 +9330,27 @@
                   <w:listItem w:displayText="ПДС НКУ / Дверь: Дверь шкафа закрыта" w:value="ПДС НКУ / Дверь: Дверь шкафа закрыта"/>
                   <w:listItem w:displayText="ПДС НКУ / Дверь: Дверь шкафа открыта" w:value="ПДС НКУ / Дверь: Дверь шкафа открыта"/>
                   <w:listItem w:displayText="ПДС НКУ / ОТ ГЗ: Неисправность" w:value="ПДС НКУ / ОТ ГЗ: Неисправность"/>
-                  <w:listItem w:displayText="ПДС НКУ / ОТ ЗДЗ: Неисправность" w:value="ПДС НКУ / ОТ ЗДЗ: Неисправность"/>
-                  <w:listItem w:displayText="ПДС НКУ / ОТ ИЭУ ТН: Неисправность" w:value="ПДС НКУ / ОТ ИЭУ ТН: Неисправность"/>
+                  <w:listItem w:displayText="ПДС НКУ / ОТ ЗДЗ1: Неисправность" w:value="ПДС НКУ / ОТ ЗДЗ1: Неисправность"/>
+                  <w:listItem w:displayText="ПДС НКУ / ОТ ЗДЗ2: Неисправность" w:value="ПДС НКУ / ОТ ЗДЗ2: Неисправность"/>
+                  <w:listItem w:displayText="ПДС НКУ / ОТ ИЭУ ТН1: Неисправность" w:value="ПДС НКУ / ОТ ИЭУ ТН1: Неисправность"/>
+                  <w:listItem w:displayText="ПДС НКУ / ОТ ИЭУ ТН2: Неисправность" w:value="ПДС НКУ / ОТ ИЭУ ТН2: Неисправность"/>
                   <w:listItem w:displayText="ПДС НКУ / ОТ ТЗ, ТС: Неисправность" w:value="ПДС НКУ / ОТ ТЗ, ТС: Неисправность"/>
-                  <w:listItem w:displayText="ПДС НКУ / ОТ УРОВ: Неисправность" w:value="ПДС НКУ / ОТ УРОВ: Неисправность"/>
-                  <w:listItem w:displayText="ПДС НКУ / ОТ ЭМО1, ЭМВ: Неисправность" w:value="ПДС НКУ / ОТ ЭМО1, ЭМВ: Неисправность"/>
-                  <w:listItem w:displayText="ПДС НКУ / ОТ ЭМО2: Неисправность" w:value="ПДС НКУ / ОТ ЭМО2: Неисправность"/>
-                  <w:listItem w:displayText="ПДС НКУ / ОТ цепей сигн. В: Неисправность" w:value="ПДС НКУ / ОТ цепей сигн. В: Неисправность"/>
-                  <w:listItem w:displayText="Пред. сигн. / ПС: Пуск предупредительной сигнализации" w:value="Пред. сигн. / ПС: Пуск предупредительной сигнализации"/>
-                  <w:listItem w:displayText="Пред. сигн. / ПС: Пуск предупредительной сигнализации (импульс)" w:value="Пред. сигн. / ПС: Пуск предупредительной сигнализации (импульс)"/>
+                  <w:listItem w:displayText="ПДС НКУ / ОТ УРОВ1: Неисправность" w:value="ПДС НКУ / ОТ УРОВ1: Неисправность"/>
+                  <w:listItem w:displayText="ПДС НКУ / ОТ УРОВ2: Неисправность" w:value="ПДС НКУ / ОТ УРОВ2: Неисправность"/>
+                  <w:listItem w:displayText="ПС / ПС: Пуск предупредительной сигнализации" w:value="ПС / ПС: Пуск предупредительной сигнализации"/>
+                  <w:listItem w:displayText="ПС / ПС: Пуск предупредительной сигнализации (импульс)" w:value="ПС / ПС: Пуск предупредительной сигнализации (импульс)"/>
+                  <w:listItem w:displayText="РТПО / РТПО ВН: Пуск" w:value="РТПО / РТПО ВН: Пуск"/>
+                  <w:listItem w:displayText="РТПО / РТПО ВН: Функция введена в работу" w:value="РТПО / РТПО ВН: Функция введена в работу"/>
+                  <w:listItem w:displayText="РТПО / РТПО ВН: Функция оперативно выведена из работы" w:value="РТПО / РТПО ВН: Функция оперативно выведена из работы"/>
+                  <w:listItem w:displayText="РТПО / РТПО НН1: Пуск" w:value="РТПО / РТПО НН1: Пуск"/>
+                  <w:listItem w:displayText="РТПО / РТПО НН1: Функция введена в работу" w:value="РТПО / РТПО НН1: Функция введена в работу"/>
+                  <w:listItem w:displayText="РТПО / РТПО НН1: Функция оперативно выведена из работы" w:value="РТПО / РТПО НН1: Функция оперативно выведена из работы"/>
+                  <w:listItem w:displayText="РТПО / РТПО НН2: Пуск" w:value="РТПО / РТПО НН2: Пуск"/>
+                  <w:listItem w:displayText="РТПО / РТПО НН2: Функция введена в работу" w:value="РТПО / РТПО НН2: Функция введена в работу"/>
+                  <w:listItem w:displayText="РТПО / РТПО НН2: Функция оперативно выведена из работы" w:value="РТПО / РТПО НН2: Функция оперативно выведена из работы"/>
+                  <w:listItem w:displayText="РТПО / РТПО_общ: Пуск" w:value="РТПО / РТПО_общ: Пуск"/>
+                  <w:listItem w:displayText="РТПО / РТПО_общ: Функция введена в работу" w:value="РТПО / РТПО_общ: Функция введена в работу"/>
+                  <w:listItem w:displayText="РТПО / РТПО_общ: Функция оперативно выведена из работы" w:value="РТПО / РТПО_общ: Функция оперативно выведена из работы"/>
                   <w:listItem w:displayText="СИСТ / БУ: Индикация местного управления" w:value="СИСТ / БУ: Индикация местного управления"/>
                   <w:listItem w:displayText="СИСТ / Диагностика: Изменение встраиваемого ПО" w:value="СИСТ / Диагностика: Изменение встраиваемого ПО"/>
                   <w:listItem w:displayText="СИСТ / Диагностика: Индикация логического узла-прокси" w:value="СИСТ / Диагностика: Индикация логического узла-прокси"/>
@@ -9396,8 +9366,6 @@
                   <w:listItem w:displayText="СИСТ / Диагностика: Неисправность модуля дискретных входов/выходов (слот М11)" w:value="СИСТ / Диагностика: Неисправность модуля дискретных входов/выходов (слот М11)"/>
                   <w:listItem w:displayText="СИСТ / Диагностика: Неисправность модуля дискретных входов/выходов (слот М3)" w:value="СИСТ / Диагностика: Неисправность модуля дискретных входов/выходов (слот М3)"/>
                   <w:listItem w:displayText="СИСТ / Диагностика: Неисправность модуля дискретных входов/выходов (слот М4)" w:value="СИСТ / Диагностика: Неисправность модуля дискретных входов/выходов (слот М4)"/>
-                  <w:listItem w:displayText="СИСТ / Диагностика: Неисправность модуля дискретных входов/выходов (слот М6)" w:value="СИСТ / Диагностика: Неисправность модуля дискретных входов/выходов (слот М6)"/>
-                  <w:listItem w:displayText="СИСТ / Диагностика: Неисправность модуля дискретных входов/выходов (слот М7)" w:value="СИСТ / Диагностика: Неисправность модуля дискретных входов/выходов (слот М7)"/>
                   <w:listItem w:displayText="СИСТ / Диагностика: Неисправность модуля дискретных входов/выходов (слот М8)" w:value="СИСТ / Диагностика: Неисправность модуля дискретных входов/выходов (слот М8)"/>
                   <w:listItem w:displayText="СИСТ / Диагностика: Неисправность модуля дискретных входов/выходов (слот М9)" w:value="СИСТ / Диагностика: Неисправность модуля дискретных входов/выходов (слот М9)"/>
                   <w:listItem w:displayText="СИСТ / Диагностика: Неисправность цепей оперативного питания" w:value="СИСТ / Диагностика: Неисправность цепей оперативного питания"/>
@@ -9652,80 +9620,87 @@
                   <w:listItem w:displayText="СИСТ / ПлДВых9: Состояние ДВых7" w:value="СИСТ / ПлДВых9: Состояние ДВых7"/>
                   <w:listItem w:displayText="СИСТ / ПлДВых9: Состояние ДВых8" w:value="СИСТ / ПлДВых9: Состояние ДВых8"/>
                   <w:listItem w:displayText="СИСТ / СД ФК: Действие на В ВН" w:value="СИСТ / СД ФК: Действие на В ВН"/>
-                  <w:listItem w:displayText="СИСТ / СД ФК: Действие на В НН" w:value="СИСТ / СД ФК: Действие на В НН"/>
+                  <w:listItem w:displayText="СИСТ / СД ФК: Действие на В НН1" w:value="СИСТ / СД ФК: Действие на В НН1"/>
+                  <w:listItem w:displayText="СИСТ / СД ФК: Действие на В НН2" w:value="СИСТ / СД ФК: Действие на В НН2"/>
                   <w:listItem w:displayText="СИСТ / СД ФК: Комплект" w:value="СИСТ / СД ФК: Комплект"/>
                   <w:listItem w:displayText="СИСТ / СД ФК: Режим работы ГЗ РПН" w:value="СИСТ / СД ФК: Режим работы ГЗ РПН"/>
                   <w:listItem w:displayText="СИСТ / СД ФК: Режим работы ГЗ Т откл" w:value="СИСТ / СД ФК: Режим работы ГЗ Т откл"/>
                   <w:listItem w:displayText="СИСТ / СД ФК: Режим работы ГЗ Т сигн" w:value="СИСТ / СД ФК: Режим работы ГЗ Т сигн"/>
+                  <w:listItem w:displayText="СИСТ / СД ФК: Режим работы ДЗТ" w:value="СИСТ / СД ФК: Режим работы ДЗТ"/>
+                  <w:listItem w:displayText="СИСТ / СД ФК: Режим работы ЗПО" w:value="СИСТ / СД ФК: Режим работы ЗПО"/>
                   <w:listItem w:displayText="СИСТ / СД ФК: Режим работы УРОВ" w:value="СИСТ / СД ФК: Режим работы УРОВ"/>
                   <w:listItem w:displayText="СИСТ / СД ФК: Управление ИЭУ" w:value="СИСТ / СД ФК: Управление ИЭУ"/>
                   <w:listItem w:displayText="СИСТ / СД: БИ выведены" w:value="СИСТ / СД: БИ выведены"/>
                   <w:listItem w:displayText="СИСТ / СД: Внешнее отключение" w:value="СИСТ / СД: Внешнее отключение"/>
                   <w:listItem w:displayText="СИСТ / СД: Выходные цепи разобраны" w:value="СИСТ / СД: Выходные цепи разобраны"/>
-                  <w:listItem w:displayText="СИСТ / СД: Неисправность В ВН" w:value="СИСТ / СД: Неисправность В ВН"/>
                   <w:listItem w:displayText="СИСТ / СД: Неисправность ШС-А" w:value="СИСТ / СД: Неисправность ШС-А"/>
                   <w:listItem w:displayText="СИСТ / СД: Неисправность ШС-В" w:value="СИСТ / СД: Неисправность ШС-В"/>
                   <w:listItem w:displayText="СИСТ / СД: Неисправность опер. тока ГЗ" w:value="СИСТ / СД: Неисправность опер. тока ГЗ"/>
                   <w:listItem w:displayText="СИСТ / СД: Неисправность опер. тока ТЗ, ТС" w:value="СИСТ / СД: Неисправность опер. тока ТЗ, ТС"/>
-                  <w:listItem w:displayText="СИСТ / СД: Неисправность сигн. В" w:value="СИСТ / СД: Неисправность сигн. В"/>
                   <w:listItem w:displayText="СИСТ / СД: Неисправность цепей ГЗ РПН" w:value="СИСТ / СД: Неисправность цепей ГЗ РПН"/>
                   <w:listItem w:displayText="СИСТ / СД: Неисправность цепей ГЗ Т" w:value="СИСТ / СД: Неисправность цепей ГЗ Т"/>
                   <w:listItem w:displayText="СИСТ / СД: Неисправность цепей ТЗ" w:value="СИСТ / СД: Неисправность цепей ТЗ"/>
                   <w:listItem w:displayText="СИСТ / СД: Потеря GOOSE" w:value="СИСТ / СД: Потеря GOOSE"/>
+                  <w:listItem w:displayText="СИСТ / СД: Пуск ЗПО" w:value="СИСТ / СД: Пуск ЗПО"/>
                   <w:listItem w:displayText="СИСТ / СД: Срабатывание ГЗ РПН" w:value="СИСТ / СД: Срабатывание ГЗ РПН"/>
                   <w:listItem w:displayText="СИСТ / СД: Срабатывание ГЗоткл" w:value="СИСТ / СД: Срабатывание ГЗоткл"/>
                   <w:listItem w:displayText="СИСТ / СД: Срабатывание ГЗсигн" w:value="СИСТ / СД: Срабатывание ГЗсигн"/>
+                  <w:listItem w:displayText="СИСТ / СД: Срабатывание ДЗТ" w:value="СИСТ / СД: Срабатывание ДЗТ"/>
                   <w:listItem w:displayText="СИСТ / СД: Срабатывание ЗП" w:value="СИСТ / СД: Срабатывание ЗП"/>
-                  <w:listItem w:displayText="СИСТ / СД: Срабатывание МТЗ" w:value="СИСТ / СД: Срабатывание МТЗ"/>
                   <w:listItem w:displayText="СИСТ / СД: Срабатывание ТЗоткл" w:value="СИСТ / СД: Срабатывание ТЗоткл"/>
                   <w:listItem w:displayText="СИСТ / СД: Срабатывание ТЗсигн" w:value="СИСТ / СД: Срабатывание ТЗсигн"/>
-                  <w:listItem w:displayText="СИСТ / СД: Срабатывание ТО" w:value="СИСТ / СД: Срабатывание ТО"/>
                   <w:listItem w:displayText="СИСТ / СД: Срабатывание УРОВ" w:value="СИСТ / СД: Срабатывание УРОВ"/>
                   <w:listItem w:displayText="СИСТ / ФК: Действие на В ВН" w:value="СИСТ / ФК: Действие на В ВН"/>
-                  <w:listItem w:displayText="СИСТ / ФК: Действие на В НН" w:value="СИСТ / ФК: Действие на В НН"/>
+                  <w:listItem w:displayText="СИСТ / ФК: Действие на В НН1" w:value="СИСТ / ФК: Действие на В НН1"/>
+                  <w:listItem w:displayText="СИСТ / ФК: Действие на В НН2" w:value="СИСТ / ФК: Действие на В НН2"/>
                   <w:listItem w:displayText="СИСТ / ФК: Комплект" w:value="СИСТ / ФК: Комплект"/>
                   <w:listItem w:displayText="СИСТ / ФК: Режим работы ГЗ РПН" w:value="СИСТ / ФК: Режим работы ГЗ РПН"/>
                   <w:listItem w:displayText="СИСТ / ФК: Режим работы ГЗ Т откл" w:value="СИСТ / ФК: Режим работы ГЗ Т откл"/>
                   <w:listItem w:displayText="СИСТ / ФК: Режим работы ГЗ Т сигн" w:value="СИСТ / ФК: Режим работы ГЗ Т сигн"/>
+                  <w:listItem w:displayText="СИСТ / ФК: Режим работы ДЗТ" w:value="СИСТ / ФК: Режим работы ДЗТ"/>
+                  <w:listItem w:displayText="СИСТ / ФК: Режим работы ЗПО" w:value="СИСТ / ФК: Режим работы ЗПО"/>
                   <w:listItem w:displayText="СИСТ / ФК: Режим работы УРОВ" w:value="СИСТ / ФК: Режим работы УРОВ"/>
                   <w:listItem w:displayText="СИСТ / ФК: Управление ИЭУ" w:value="СИСТ / ФК: Управление ИЭУ"/>
                   <w:listItem w:displayText="СИСТ / ШС: Переполнение буфера входных данных" w:value="СИСТ / ШС: Переполнение буфера входных данных"/>
                   <w:listItem w:displayText="СИСТ / ШС: Переполнение буфера выходных данных" w:value="СИСТ / ШС: Переполнение буфера выходных данных"/>
                   <w:listItem w:displayText="СИСТ / ШС: Состояние основного канала" w:value="СИСТ / ШС: Состояние основного канала"/>
                   <w:listItem w:displayText="СИСТ / ШС: Состояние резервного канала" w:value="СИСТ / ШС: Состояние резервного канала"/>
-                  <w:listItem w:displayText="Сборка сигн. / СС: БИ выведены" w:value="Сборка сигн. / СС: БИ выведены"/>
-                  <w:listItem w:displayText="Сборка сигн. / СС: Внешнее отключение" w:value="Сборка сигн. / СС: Внешнее отключение"/>
-                  <w:listItem w:displayText="Сборка сигн. / СС: Выходные цепи разобраны" w:value="Сборка сигн. / СС: Выходные цепи разобраны"/>
-                  <w:listItem w:displayText="Сборка сигн. / СС: ГЗ заблокирована" w:value="Сборка сигн. / СС: ГЗ заблокирована"/>
-                  <w:listItem w:displayText="Сборка сигн. / СС: Контроль оперативного тока" w:value="Сборка сигн. / СС: Контроль оперативного тока"/>
-                  <w:listItem w:displayText="Сборка сигн. / СС: Контроль оперативного тока НН" w:value="Сборка сигн. / СС: Контроль оперативного тока НН"/>
-                  <w:listItem w:displayText="Сборка сигн. / СС: Низкая изоляция ГЗ" w:value="Сборка сигн. / СС: Низкая изоляция ГЗ"/>
-                  <w:listItem w:displayText="Сборка сигн. / СС: Низкая изоляция ТЗ" w:value="Сборка сигн. / СС: Низкая изоляция ТЗ"/>
-                  <w:listItem w:displayText="Сборка сигн. / СС: Превышение времени переключения коммутационного аппарата" w:value="Сборка сигн. / СС: Превышение времени переключения коммутационного аппарата"/>
-                  <w:listItem w:displayText="Сборка сигн. / СС: Сигнализация от ГЗ" w:value="Сборка сигн. / СС: Сигнализация от ГЗ"/>
-                  <w:listItem w:displayText="Сборка сигн. / СС: Сигнализация от ТЗ" w:value="Сборка сигн. / СС: Сигнализация от ТЗ"/>
-                  <w:listItem w:displayText="Сборка сигн. / СС: Сигнализация от ТС" w:value="Сборка сигн. / СС: Сигнализация от ТС"/>
-                  <w:listItem w:displayText="Сборка сигн. / СС: ТЗ заблокирована" w:value="Сборка сигн. / СС: ТЗ заблокирована"/>
                   <w:listItem w:displayText="ТК ЗДЗ / ТК ЗДЗ: Пуск" w:value="ТК ЗДЗ / ТК ЗДЗ: Пуск"/>
                   <w:listItem w:displayText="ТК ЗДЗ / ТК ЗДЗ: Функция введена в работу" w:value="ТК ЗДЗ / ТК ЗДЗ: Функция введена в работу"/>
                   <w:listItem w:displayText="ТК ЗДЗ / ТК ЗДЗ: Функция оперативно выведена из работы" w:value="ТК ЗДЗ / ТК ЗДЗ: Функция оперативно выведена из работы"/>
-                  <w:listItem w:displayText="ТО / ТО: Пуск" w:value="ТО / ТО: Пуск"/>
-                  <w:listItem w:displayText="ТО / ТО: Срабатывание" w:value="ТО / ТО: Срабатывание"/>
-                  <w:listItem w:displayText="ТО / ТО: Срабатывание на сигнал" w:value="ТО / ТО: Срабатывание на сигнал"/>
-                  <w:listItem w:displayText="ТО / ТО: Функция введена в работу" w:value="ТО / ТО: Функция введена в работу"/>
-                  <w:listItem w:displayText="ТО / ТО: Функция оперативно выведена из работы" w:value="ТО / ТО: Функция оперативно выведена из работы"/>
+                  <w:listItem w:displayText="ТО ЗПО / ТО ЗПО ВН: Пуск" w:value="ТО ЗПО / ТО ЗПО ВН: Пуск"/>
+                  <w:listItem w:displayText="ТО ЗПО / ТО ЗПО ВН: Функция введена в работу" w:value="ТО ЗПО / ТО ЗПО ВН: Функция введена в работу"/>
+                  <w:listItem w:displayText="ТО ЗПО / ТО ЗПО ВН: Функция оперативно выведена из работы" w:value="ТО ЗПО / ТО ЗПО ВН: Функция оперативно выведена из работы"/>
+                  <w:listItem w:displayText="ТО ЗПО / ТО ЗПО НН1: Пуск" w:value="ТО ЗПО / ТО ЗПО НН1: Пуск"/>
+                  <w:listItem w:displayText="ТО ЗПО / ТО ЗПО НН1: Функция введена в работу" w:value="ТО ЗПО / ТО ЗПО НН1: Функция введена в работу"/>
+                  <w:listItem w:displayText="ТО ЗПО / ТО ЗПО НН1: Функция оперативно выведена из работы" w:value="ТО ЗПО / ТО ЗПО НН1: Функция оперативно выведена из работы"/>
+                  <w:listItem w:displayText="ТО ЗПО / ТО ЗПО НН2: Пуск" w:value="ТО ЗПО / ТО ЗПО НН2: Пуск"/>
+                  <w:listItem w:displayText="ТО ЗПО / ТО ЗПО НН2: Функция введена в работу" w:value="ТО ЗПО / ТО ЗПО НН2: Функция введена в работу"/>
+                  <w:listItem w:displayText="ТО ЗПО / ТО ЗПО НН2: Функция оперативно выведена из работы" w:value="ТО ЗПО / ТО ЗПО НН2: Функция оперативно выведена из работы"/>
+                  <w:listItem w:displayText="ТО ЗПО / ТО ЗПО_общ: Пуск" w:value="ТО ЗПО / ТО ЗПО_общ: Пуск"/>
+                  <w:listItem w:displayText="ТО ЗПО / ТО ЗПО_общ: Функция введена в работу" w:value="ТО ЗПО / ТО ЗПО_общ: Функция введена в работу"/>
+                  <w:listItem w:displayText="ТО ЗПО / ТО ЗПО_общ: Функция оперативно выведена из работы" w:value="ТО ЗПО / ТО ЗПО_общ: Функция оперативно выведена из работы"/>
                   <w:listItem w:displayText="ТО РПН / ТО РПН: Пуск" w:value="ТО РПН / ТО РПН: Пуск"/>
                   <w:listItem w:displayText="ТО РПН / ТО РПН: Функция введена в работу" w:value="ТО РПН / ТО РПН: Функция введена в работу"/>
                   <w:listItem w:displayText="ТО РПН / ТО РПН: Функция оперативно выведена из работы" w:value="ТО РПН / ТО РПН: Функция оперативно выведена из работы"/>
-                  <w:listItem w:displayText="УВ / УВ: Включить" w:value="УВ / УВ: Включить"/>
-                  <w:listItem w:displayText="УВ / УВ: Функция введена в работу" w:value="УВ / УВ: Функция введена в работу"/>
                   <w:listItem w:displayText="УРОВ ВН / УРОВ: Пуск" w:value="УРОВ ВН / УРОВ: Пуск"/>
                   <w:listItem w:displayText="УРОВ ВН / УРОВ: Пуск ИО максимального тока" w:value="УРОВ ВН / УРОВ: Пуск ИО максимального тока"/>
-                  <w:listItem w:displayText="УРОВ ВН / УРОВ: Срабатывание" w:value="УРОВ ВН / УРОВ: Срабатывание"/>
-                  <w:listItem w:displayText="УРОВ ВН / УРОВ: Срабатывание  'на себя'" w:value="УРОВ ВН / УРОВ: Срабатывание  'на себя'"/>
-                  <w:listItem w:displayText="УРОВ ВН / УРОВ: Ускорение УРОВ" w:value="УРОВ ВН / УРОВ: Ускорение УРОВ"/>
+                  <w:listItem w:displayText="УРОВ ВН / УРОВ: Срабатывание УРОВ" w:value="УРОВ ВН / УРОВ: Срабатывание УРОВ"/>
+                  <w:listItem w:displayText="УРОВ ВН / УРОВ: Срабатывание УРОВ  'на себя'" w:value="УРОВ ВН / УРОВ: Срабатывание УРОВ  'на себя'"/>
                   <w:listItem w:displayText="УРОВ ВН / УРОВ: Функция введена в работу" w:value="УРОВ ВН / УРОВ: Функция введена в работу"/>
                   <w:listItem w:displayText="УРОВ ВН / УРОВ: Функция оперативно выведена из работы" w:value="УРОВ ВН / УРОВ: Функция оперативно выведена из работы"/>
+                  <w:listItem w:displayText="ошибка / СС: БИ выведены" w:value="ошибка / СС: БИ выведены"/>
+                  <w:listItem w:displayText="ошибка / СС: Внешнее отключение" w:value="ошибка / СС: Внешнее отключение"/>
+                  <w:listItem w:displayText="ошибка / СС: Выходные цепи разобраны" w:value="ошибка / СС: Выходные цепи разобраны"/>
+                  <w:listItem w:displayText="ошибка / СС: ГЗ заблокирована" w:value="ошибка / СС: ГЗ заблокирована"/>
+                  <w:listItem w:displayText="ошибка / СС: Контроль оперативного тока" w:value="ошибка / СС: Контроль оперативного тока"/>
+                  <w:listItem w:displayText="ошибка / СС: Контроль оперативного тока НН" w:value="ошибка / СС: Контроль оперативного тока НН"/>
+                  <w:listItem w:displayText="ошибка / СС: Низкая изоляция ГЗ" w:value="ошибка / СС: Низкая изоляция ГЗ"/>
+                  <w:listItem w:displayText="ошибка / СС: Низкая изоляция ТЗ" w:value="ошибка / СС: Низкая изоляция ТЗ"/>
+                  <w:listItem w:displayText="ошибка / СС: Сигнализация от ГЗ" w:value="ошибка / СС: Сигнализация от ГЗ"/>
+                  <w:listItem w:displayText="ошибка / СС: Сигнализация от ТЗ" w:value="ошибка / СС: Сигнализация от ТЗ"/>
+                  <w:listItem w:displayText="ошибка / СС: Сигнализация от ТС" w:value="ошибка / СС: Сигнализация от ТС"/>
+                  <w:listItem w:displayText="ошибка / СС: ТЗ заблокирована" w:value="ошибка / СС: ТЗ заблокирована"/>
                 </w:dropDownList>
                 <w:showingPlcHdr/>
                 <w:placeholder>
@@ -9764,63 +9739,98 @@
                 <w:id w:val="0"/>
                 <w:dropDownList>
                   <w:listItem w:displayText="Не назначено" w:value=""/>
-                  <w:listItem w:displayText="ЗОП / ЗОП: Пуск" w:value="ЗОП / ЗОП: Пуск"/>
-                  <w:listItem w:displayText="ЗОП / ЗОП: Пуск ИО по несимметрии токов прямой и обратной последовательности" w:value="ЗОП / ЗОП: Пуск ИО по несимметрии токов прямой и обратной последовательности"/>
-                  <w:listItem w:displayText="ЗОП / ЗОП: Пуск ИО тока обратной последовательности" w:value="ЗОП / ЗОП: Пуск ИО тока обратной последовательности"/>
-                  <w:listItem w:displayText="ЗОП / ЗОП: Срабатывание" w:value="ЗОП / ЗОП: Срабатывание"/>
-                  <w:listItem w:displayText="ЗОП / ЗОП: Срабатывание на сигнал" w:value="ЗОП / ЗОП: Срабатывание на сигнал"/>
-                  <w:listItem w:displayText="ЗОП / ЗОП: Функция введена в работу" w:value="ЗОП / ЗОП: Функция введена в работу"/>
-                  <w:listItem w:displayText="ЗОП / ЗОП: Функция оперативно выведена из работы" w:value="ЗОП / ЗОП: Функция оперативно выведена из работы"/>
-                  <w:listItem w:displayText="ЗП / ЗП: Пуск" w:value="ЗП / ЗП: Пуск"/>
-                  <w:listItem w:displayText="ЗП / ЗП: Пуск ИО максимального тока" w:value="ЗП / ЗП: Пуск ИО максимального тока"/>
+                  <w:listItem w:displayText="ДЗТ / БВКЗ: Срабатывание БВКЗ" w:value="ДЗТ / БВКЗ: Срабатывание БВКЗ"/>
+                  <w:listItem w:displayText="ДЗТ / БВКЗ: Срабатывание БВКЗ по фазе А" w:value="ДЗТ / БВКЗ: Срабатывание БВКЗ по фазе А"/>
+                  <w:listItem w:displayText="ДЗТ / БВКЗ: Срабатывание БВКЗ по фазе В" w:value="ДЗТ / БВКЗ: Срабатывание БВКЗ по фазе В"/>
+                  <w:listItem w:displayText="ДЗТ / БВКЗ: Срабатывание БВКЗ по фазе С" w:value="ДЗТ / БВКЗ: Срабатывание БВКЗ по фазе С"/>
+                  <w:listItem w:displayText="ДЗТ / Д2Г: Пуск Д2Г" w:value="ДЗТ / Д2Г: Пуск Д2Г"/>
+                  <w:listItem w:displayText="ДЗТ / Д2Г: Пуск Д2Г по фазе A" w:value="ДЗТ / Д2Г: Пуск Д2Г по фазе A"/>
+                  <w:listItem w:displayText="ДЗТ / Д2Г: Пуск Д2Г по фазе В" w:value="ДЗТ / Д2Г: Пуск Д2Г по фазе В"/>
+                  <w:listItem w:displayText="ДЗТ / Д2Г: Пуск Д2Г по фазе С" w:value="ДЗТ / Д2Г: Пуск Д2Г по фазе С"/>
+                  <w:listItem w:displayText="ДЗТ / Д5Г: Пуск Д5Г" w:value="ДЗТ / Д5Г: Пуск Д5Г"/>
+                  <w:listItem w:displayText="ДЗТ / Д5Г: Пуск Д5Г по фазе A" w:value="ДЗТ / Д5Г: Пуск Д5Г по фазе A"/>
+                  <w:listItem w:displayText="ДЗТ / Д5Г: Пуск Д5Г по фазе В" w:value="ДЗТ / Д5Г: Пуск Д5Г по фазе В"/>
+                  <w:listItem w:displayText="ДЗТ / Д5Г: Пуск Д5Г по фазе С" w:value="ДЗТ / Д5Г: Пуск Д5Г по фазе С"/>
+                  <w:listItem w:displayText="ДЗТ / ДТЗт: Пуск" w:value="ДЗТ / ДТЗт: Пуск"/>
+                  <w:listItem w:displayText="ДЗТ / ДТЗт: Пуск ДТО по фазе A" w:value="ДЗТ / ДТЗт: Пуск ДТО по фазе A"/>
+                  <w:listItem w:displayText="ДЗТ / ДТЗт: Пуск ДТО по фазе В" w:value="ДЗТ / ДТЗт: Пуск ДТО по фазе В"/>
+                  <w:listItem w:displayText="ДЗТ / ДТЗт: Пуск ДТО по фазе С" w:value="ДЗТ / ДТЗт: Пуск ДТО по фазе С"/>
+                  <w:listItem w:displayText="ДЗТ / ДТЗт: Срабатывание ДТЗт" w:value="ДЗТ / ДТЗт: Срабатывание ДТЗт"/>
+                  <w:listItem w:displayText="ДЗТ / ДТЗт: Срабатывание ДТЗт на сигнал" w:value="ДЗТ / ДТЗт: Срабатывание ДТЗт на сигнал"/>
+                  <w:listItem w:displayText="ДЗТ / ДТЗт: Срабатывание ДТЗт по фазе A" w:value="ДЗТ / ДТЗт: Срабатывание ДТЗт по фазе A"/>
+                  <w:listItem w:displayText="ДЗТ / ДТЗт: Срабатывание ДТЗт по фазе A на сигнал" w:value="ДЗТ / ДТЗт: Срабатывание ДТЗт по фазе A на сигнал"/>
+                  <w:listItem w:displayText="ДЗТ / ДТЗт: Срабатывание ДТЗт по фазе В" w:value="ДЗТ / ДТЗт: Срабатывание ДТЗт по фазе В"/>
+                  <w:listItem w:displayText="ДЗТ / ДТЗт: Срабатывание ДТЗт по фазе В на сигнал" w:value="ДЗТ / ДТЗт: Срабатывание ДТЗт по фазе В на сигнал"/>
+                  <w:listItem w:displayText="ДЗТ / ДТЗт: Срабатывание ДТЗт по фазе С" w:value="ДЗТ / ДТЗт: Срабатывание ДТЗт по фазе С"/>
+                  <w:listItem w:displayText="ДЗТ / ДТЗт: Срабатывание ДТЗт по фазе С на сигнал" w:value="ДЗТ / ДТЗт: Срабатывание ДТЗт по фазе С на сигнал"/>
+                  <w:listItem w:displayText="ДЗТ / ДТЗт: Функция введена в работу" w:value="ДЗТ / ДТЗт: Функция введена в работу"/>
+                  <w:listItem w:displayText="ДЗТ / ДТЗт: Функция оперативно выведена из работы" w:value="ДЗТ / ДТЗт: Функция оперативно выведена из работы"/>
+                  <w:listItem w:displayText="ДЗТ / ДТО: Пуск" w:value="ДЗТ / ДТО: Пуск"/>
+                  <w:listItem w:displayText="ДЗТ / ДТО: Пуск ДТО по фазе A" w:value="ДЗТ / ДТО: Пуск ДТО по фазе A"/>
+                  <w:listItem w:displayText="ДЗТ / ДТО: Пуск ДТО по фазе В" w:value="ДЗТ / ДТО: Пуск ДТО по фазе В"/>
+                  <w:listItem w:displayText="ДЗТ / ДТО: Пуск ДТО по фазе С" w:value="ДЗТ / ДТО: Пуск ДТО по фазе С"/>
+                  <w:listItem w:displayText="ДЗТ / ДТО: Срабатывание ДТО" w:value="ДЗТ / ДТО: Срабатывание ДТО"/>
+                  <w:listItem w:displayText="ДЗТ / ДТО: Срабатывание ДТО на сигнал" w:value="ДЗТ / ДТО: Срабатывание ДТО на сигнал"/>
+                  <w:listItem w:displayText="ДЗТ / ДТО: Срабатывание ДТО по фазе A" w:value="ДЗТ / ДТО: Срабатывание ДТО по фазе A"/>
+                  <w:listItem w:displayText="ДЗТ / ДТО: Срабатывание ДТО по фазе A на сигнал" w:value="ДЗТ / ДТО: Срабатывание ДТО по фазе A на сигнал"/>
+                  <w:listItem w:displayText="ДЗТ / ДТО: Срабатывание ДТО по фазе В" w:value="ДЗТ / ДТО: Срабатывание ДТО по фазе В"/>
+                  <w:listItem w:displayText="ДЗТ / ДТО: Срабатывание ДТО по фазе В на сигнал" w:value="ДЗТ / ДТО: Срабатывание ДТО по фазе В на сигнал"/>
+                  <w:listItem w:displayText="ДЗТ / ДТО: Срабатывание ДТО по фазе С" w:value="ДЗТ / ДТО: Срабатывание ДТО по фазе С"/>
+                  <w:listItem w:displayText="ДЗТ / ДТО: Срабатывание ДТО по фазе С на сигнал" w:value="ДЗТ / ДТО: Срабатывание ДТО по фазе С на сигнал"/>
+                  <w:listItem w:displayText="ДЗТ / ДТО: Функция введена в работу" w:value="ДЗТ / ДТО: Функция введена в работу"/>
+                  <w:listItem w:displayText="ДЗТ / ДТО: Функция оперативно выведена из работы" w:value="ДЗТ / ДТО: Функция оперативно выведена из работы"/>
+                  <w:listItem w:displayText="ДЗТ / КЦТнеб: Срабатывание КЦНнеб" w:value="ДЗТ / КЦТнеб: Срабатывание КЦНнеб"/>
+                  <w:listItem w:displayText="ДЗТ / КЦТнеб: Срабатывание КЦНнеб фазы А" w:value="ДЗТ / КЦТнеб: Срабатывание КЦНнеб фазы А"/>
+                  <w:listItem w:displayText="ДЗТ / КЦТнеб: Срабатывание КЦНнеб фазы В" w:value="ДЗТ / КЦТнеб: Срабатывание КЦНнеб фазы В"/>
+                  <w:listItem w:displayText="ДЗТ / КЦТнеб: Срабатывание КЦНнеб фазы С" w:value="ДЗТ / КЦТнеб: Срабатывание КЦНнеб фазы С"/>
+                  <w:listItem w:displayText="ДЗТ / КЦТнеб: Функция введена в работу" w:value="ДЗТ / КЦТнеб: Функция введена в работу"/>
+                  <w:listItem w:displayText="ДЗТ / КЦТнеб: Функция оперативно выведена из работы" w:value="ДЗТ / КЦТнеб: Функция оперативно выведена из работы"/>
+                  <w:listItem w:displayText="ЗП / ЗП ВН: Пуск" w:value="ЗП / ЗП ВН: Пуск"/>
+                  <w:listItem w:displayText="ЗП / ЗП ВН: Пуск ИО максимального тока" w:value="ЗП / ЗП ВН: Пуск ИО максимального тока"/>
+                  <w:listItem w:displayText="ЗП / ЗП ВН: Срабатывание" w:value="ЗП / ЗП ВН: Срабатывание"/>
+                  <w:listItem w:displayText="ЗП / ЗП ВН: Срабатывание на отключение" w:value="ЗП / ЗП ВН: Срабатывание на отключение"/>
+                  <w:listItem w:displayText="ЗП / ЗП ВН: Функция введена в работу" w:value="ЗП / ЗП ВН: Функция введена в работу"/>
+                  <w:listItem w:displayText="ЗП / ЗП ВН: Функция оперативно выведена из работы" w:value="ЗП / ЗП ВН: Функция оперативно выведена из работы"/>
+                  <w:listItem w:displayText="ЗП / ЗП НН1: Пуск" w:value="ЗП / ЗП НН1: Пуск"/>
+                  <w:listItem w:displayText="ЗП / ЗП НН1: Пуск ИО максимального тока" w:value="ЗП / ЗП НН1: Пуск ИО максимального тока"/>
+                  <w:listItem w:displayText="ЗП / ЗП НН1: Срабатывание" w:value="ЗП / ЗП НН1: Срабатывание"/>
+                  <w:listItem w:displayText="ЗП / ЗП НН1: Срабатывание на отключение" w:value="ЗП / ЗП НН1: Срабатывание на отключение"/>
+                  <w:listItem w:displayText="ЗП / ЗП НН1: Функция введена в работу" w:value="ЗП / ЗП НН1: Функция введена в работу"/>
+                  <w:listItem w:displayText="ЗП / ЗП НН1: Функция оперативно выведена из работы" w:value="ЗП / ЗП НН1: Функция оперативно выведена из работы"/>
+                  <w:listItem w:displayText="ЗП / ЗП НН2: Пуск" w:value="ЗП / ЗП НН2: Пуск"/>
+                  <w:listItem w:displayText="ЗП / ЗП НН2: Пуск ИО максимального тока" w:value="ЗП / ЗП НН2: Пуск ИО максимального тока"/>
+                  <w:listItem w:displayText="ЗП / ЗП НН2: Срабатывание" w:value="ЗП / ЗП НН2: Срабатывание"/>
+                  <w:listItem w:displayText="ЗП / ЗП НН2: Срабатывание на отключение" w:value="ЗП / ЗП НН2: Срабатывание на отключение"/>
+                  <w:listItem w:displayText="ЗП / ЗП НН2: Функция введена в работу" w:value="ЗП / ЗП НН2: Функция введена в работу"/>
+                  <w:listItem w:displayText="ЗП / ЗП НН2: Функция оперативно выведена из работы" w:value="ЗП / ЗП НН2: Функция оперативно выведена из работы"/>
                   <w:listItem w:displayText="ЗП / ЗП: Срабатывание" w:value="ЗП / ЗП: Срабатывание"/>
-                  <w:listItem w:displayText="ЗП / ЗП: Срабатывание на сигнал" w:value="ЗП / ЗП: Срабатывание на сигнал"/>
+                  <w:listItem w:displayText="ЗП / ЗП: Срабатывание на отключение" w:value="ЗП / ЗП: Срабатывание на отключение"/>
                   <w:listItem w:displayText="ЗП / ЗП: Функция введена в работу" w:value="ЗП / ЗП: Функция введена в работу"/>
                   <w:listItem w:displayText="ЗП / ЗП: Функция оперативно выведена из работы" w:value="ЗП / ЗП: Функция оперативно выведена из работы"/>
-                  <w:listItem w:displayText="КА / В: Выключатель включен" w:value="КА / В: Выключатель включен"/>
-                  <w:listItem w:displayText="КА / В: Выключатель отключен" w:value="КА / В: Выключатель отключен"/>
-                  <w:listItem w:displayText="КА / В: Индикация местного режима логического узла" w:value="КА / В: Индикация местного режима логического узла"/>
-                  <w:listItem w:displayText="КА / В: Индикация местного режима физического ключа" w:value="КА / В: Индикация местного режима физического ключа"/>
-                  <w:listItem w:displayText="КА / В: Команда 'включить' выключатель через выходное реле" w:value="КА / В: Команда 'включить' выключатель через выходное реле"/>
-                  <w:listItem w:displayText="КА / В: Команда 'отключить' выключатель через выходное реле" w:value="КА / В: Команда 'отключить' выключатель через выходное реле"/>
-                  <w:listItem w:displayText="КА / В: Неисправное положение выключателя" w:value="КА / В: Неисправное положение выключателя"/>
-                  <w:listItem w:displayText="КА / В: Промежуточное положение выключателя" w:value="КА / В: Промежуточное положение выключателя"/>
-                  <w:listItem w:displayText="КА / В: Функция введена в работу" w:value="КА / В: Функция введена в работу"/>
-                  <w:listItem w:displayText="КП / УВ: Включить выключатель" w:value="КП / УВ: Включить выключатель"/>
-                  <w:listItem w:displayText="КП / УВ: Идет переключение" w:value="КП / УВ: Идет переключение"/>
-                  <w:listItem w:displayText="КП / УВ: Отключить выключатель" w:value="КП / УВ: Отключить выключатель"/>
-                  <w:listItem w:displayText="КП / УВ: Положение В (Включено)" w:value="КП / УВ: Положение В (Включено)"/>
-                  <w:listItem w:displayText="КП / УВ: Положение В (Не определено)" w:value="КП / УВ: Положение В (Не определено)"/>
-                  <w:listItem w:displayText="КП / УВ: Положение В (Неисправность)" w:value="КП / УВ: Положение В (Неисправность)"/>
-                  <w:listItem w:displayText="КП / УВ: Положение В (Отключено)" w:value="КП / УВ: Положение В (Отключено)"/>
-                  <w:listItem w:displayText="КП / УВ: Сигнал превышения допустимого времени переключения" w:value="КП / УВ: Сигнал превышения допустимого времени переключения"/>
-                  <w:listItem w:displayText="КП / УВ: Функция введена в работу" w:value="КП / УВ: Функция введена в работу"/>
-                  <w:listItem w:displayText="КРВ / КРВ: Превышен коммутационный ресурс выключателя" w:value="КРВ / КРВ: Превышен коммутационный ресурс выключателя"/>
-                  <w:listItem w:displayText="КРВ / КРВ: Превышен механический ресурс выключателя" w:value="КРВ / КРВ: Превышен механический ресурс выключателя"/>
-                  <w:listItem w:displayText="КРВ / КРВ: Превышен ресурс выключателя" w:value="КРВ / КРВ: Превышен ресурс выключателя"/>
-                  <w:listItem w:displayText="КРВ / КРВ: Функция введена в работу" w:value="КРВ / КРВ: Функция введена в работу"/>
-                  <w:listItem w:displayText="КСВ / КСВ: Блокировка включения В" w:value="КСВ / КСВ: Блокировка включения В"/>
-                  <w:listItem w:displayText="КСВ / КСВ: Блокировка отключения В" w:value="КСВ / КСВ: Блокировка отключения В"/>
-                  <w:listItem w:displayText="КСВ / КСВ: В аварийно отключен" w:value="КСВ / КСВ: В аварийно отключен"/>
-                  <w:listItem w:displayText="КСВ / КСВ: В самопроизвольно отключен" w:value="КСВ / КСВ: В самопроизвольно отключен"/>
-                  <w:listItem w:displayText="КСВ / КСВ: Защита ЭМВ" w:value="КСВ / КСВ: Защита ЭМВ"/>
-                  <w:listItem w:displayText="КСВ / КСВ: Защита ЭМО1" w:value="КСВ / КСВ: Защита ЭМО1"/>
-                  <w:listItem w:displayText="КСВ / КСВ: Защита ЭМО2" w:value="КСВ / КСВ: Защита ЭМО2"/>
-                  <w:listItem w:displayText="КСВ / КСВ: Неисправность В" w:value="КСВ / КСВ: Неисправность В"/>
-                  <w:listItem w:displayText="КСВ / КСВ: Неисправность цепей ЭМУ" w:value="КСВ / КСВ: Неисправность цепей ЭМУ"/>
-                  <w:listItem w:displayText="КСВ / КСВ: Реле фиксации команды" w:value="КСВ / КСВ: Реле фиксации команды"/>
-                  <w:listItem w:displayText="КСВ / КСВ: Функция введена в работу" w:value="КСВ / КСВ: Функция введена в работу"/>
-                  <w:listItem w:displayText="КСВ / КСВ: Функция оперативно выведена из работы" w:value="КСВ / КСВ: Функция оперативно выведена из работы"/>
-                  <w:listItem w:displayText="КЦН НН / КЦН: Неисправность цепей напряжения" w:value="КЦН НН / КЦН: Неисправность цепей напряжения"/>
-                  <w:listItem w:displayText="КЦН НН / КЦН: Пуск" w:value="КЦН НН / КЦН: Пуск"/>
-                  <w:listItem w:displayText="КЦН НН / КЦН: Пуск органа максимального напряжения ОП" w:value="КЦН НН / КЦН: Пуск органа максимального напряжения ОП"/>
-                  <w:listItem w:displayText="КЦН НН / КЦН: Пуск органа минимального напряжения" w:value="КЦН НН / КЦН: Пуск органа минимального напряжения"/>
-                  <w:listItem w:displayText="КЦН НН / КЦН: Функция введена в работу" w:value="КЦН НН / КЦН: Функция введена в работу"/>
-                  <w:listItem w:displayText="КЦН НН / КЦН: Функция оперативно выведена из работы" w:value="КЦН НН / КЦН: Функция оперативно выведена из работы"/>
-                  <w:listItem w:displayText="ЛЗТ / ЛЗТ: Пуск" w:value="ЛЗТ / ЛЗТ: Пуск"/>
-                  <w:listItem w:displayText="ЛЗТ / ЛЗТ: Срабатывание" w:value="ЛЗТ / ЛЗТ: Срабатывание"/>
-                  <w:listItem w:displayText="ЛЗТ / ЛЗТ: Функция введена в работу" w:value="ЛЗТ / ЛЗТ: Функция введена в работу"/>
-                  <w:listItem w:displayText="ЛЗТ / ЛЗТ: Функция оперативно выведена из работы" w:value="ЛЗТ / ЛЗТ: Функция оперативно выведена из работы"/>
+                  <w:listItem w:displayText="ЗПО / ЗПО: Пуск" w:value="ЗПО / ЗПО: Пуск"/>
+                  <w:listItem w:displayText="ЗПО / ЗПО: Срабатывание ЗПО" w:value="ЗПО / ЗПО: Срабатывание ЗПО"/>
+                  <w:listItem w:displayText="ЗПО / ЗПО: Срабатывание ЗПО на сигнал" w:value="ЗПО / ЗПО: Срабатывание ЗПО на сигнал"/>
+                  <w:listItem w:displayText="ЗПО / ЗПО: Функция введена в работу" w:value="ЗПО / ЗПО: Функция введена в работу"/>
+                  <w:listItem w:displayText="ЗПО / ЗПО: Функция оперативно выведена из работы" w:value="ЗПО / ЗПО: Функция оперативно выведена из работы"/>
+                  <w:listItem w:displayText="КЦТ / КЦТ: Срабатывание" w:value="КЦТ / КЦТ: Срабатывание"/>
+                  <w:listItem w:displayText="КЦТ / КЦТст1: Пуск при асимметрии" w:value="КЦТ / КЦТст1: Пуск при асимметрии"/>
+                  <w:listItem w:displayText="КЦТ / КЦТст1: Пуск при обрыве провода" w:value="КЦТ / КЦТст1: Пуск при обрыве провода"/>
+                  <w:listItem w:displayText="КЦТ / КЦТст1: Срабатывание при асимметрии" w:value="КЦТ / КЦТст1: Срабатывание при асимметрии"/>
+                  <w:listItem w:displayText="КЦТ / КЦТст1: Срабатывание при обрыве провода" w:value="КЦТ / КЦТст1: Срабатывание при обрыве провода"/>
+                  <w:listItem w:displayText="КЦТ / КЦТст1: Функция введена в работу" w:value="КЦТ / КЦТст1: Функция введена в работу"/>
+                  <w:listItem w:displayText="КЦТ / КЦТст1: Функция оперативно выведена из работы" w:value="КЦТ / КЦТст1: Функция оперативно выведена из работы"/>
+                  <w:listItem w:displayText="КЦТ / КЦТст2: Пуск при асимметрии" w:value="КЦТ / КЦТст2: Пуск при асимметрии"/>
+                  <w:listItem w:displayText="КЦТ / КЦТст2: Пуск при обрыве провода" w:value="КЦТ / КЦТст2: Пуск при обрыве провода"/>
+                  <w:listItem w:displayText="КЦТ / КЦТст2: Срабатывание при асимметрии" w:value="КЦТ / КЦТст2: Срабатывание при асимметрии"/>
+                  <w:listItem w:displayText="КЦТ / КЦТст2: Срабатывание при обрыве провода" w:value="КЦТ / КЦТст2: Срабатывание при обрыве провода"/>
+                  <w:listItem w:displayText="КЦТ / КЦТст2: Функция введена в работу" w:value="КЦТ / КЦТст2: Функция введена в работу"/>
+                  <w:listItem w:displayText="КЦТ / КЦТст2: Функция оперативно выведена из работы" w:value="КЦТ / КЦТст2: Функция оперативно выведена из работы"/>
+                  <w:listItem w:displayText="КЦТ / КЦТст3: Пуск при асимметрии" w:value="КЦТ / КЦТст3: Пуск при асимметрии"/>
+                  <w:listItem w:displayText="КЦТ / КЦТст3: Пуск при обрыве провода" w:value="КЦТ / КЦТст3: Пуск при обрыве провода"/>
+                  <w:listItem w:displayText="КЦТ / КЦТст3: Срабатывание при асимметрии" w:value="КЦТ / КЦТст3: Срабатывание при асимметрии"/>
+                  <w:listItem w:displayText="КЦТ / КЦТст3: Срабатывание при обрыве провода" w:value="КЦТ / КЦТст3: Срабатывание при обрыве провода"/>
+                  <w:listItem w:displayText="КЦТ / КЦТст3: Функция введена в работу" w:value="КЦТ / КЦТст3: Функция введена в работу"/>
+                  <w:listItem w:displayText="КЦТ / КЦТст3: Функция оперативно выведена из работы" w:value="КЦТ / КЦТст3: Функция оперативно выведена из работы"/>
                   <w:listItem w:displayText="ЛО ВН / ЛО: Отключение" w:value="ЛО ВН / ЛО: Отключение"/>
                   <w:listItem w:displayText="ЛО ВН / ЛО: Отключить аварийно" w:value="ЛО ВН / ЛО: Отключить аварийно"/>
                   <w:listItem w:displayText="ЛО ВН / ЛО: Функция введена в работу" w:value="ЛО ВН / ЛО: Функция введена в работу"/>
@@ -9840,19 +9850,20 @@
                   <w:listItem w:displayText="ЛО ГЗсигн / ЛО: Срабатывание на сигнал" w:value="ЛО ГЗсигн / ЛО: Срабатывание на сигнал"/>
                   <w:listItem w:displayText="ЛО ГЗсигн / ЛО: Функция введена в работу" w:value="ЛО ГЗсигн / ЛО: Функция введена в работу"/>
                   <w:listItem w:displayText="ЛО ГЗсигн / ЛО: Функция оперативно выведена из работы" w:value="ЛО ГЗсигн / ЛО: Функция оперативно выведена из работы"/>
-                  <w:listItem w:displayText="ЛО НН / ЗАВР: Запрет АВР" w:value="ЛО НН / ЗАВР: Запрет АВР"/>
-                  <w:listItem w:displayText="ЛО НН / ЗАВР: Функция введена в работу" w:value="ЛО НН / ЗАВР: Функция введена в работу"/>
-                  <w:listItem w:displayText="ЛО НН / ЗАВР: Функция оперативно выведена из работы" w:value="ЛО НН / ЗАВР: Функция оперативно выведена из работы"/>
-                  <w:listItem w:displayText="ЛО НН / ЗАПВ: Запрет АПВ" w:value="ЛО НН / ЗАПВ: Запрет АПВ"/>
-                  <w:listItem w:displayText="ЛО НН / ЗАПВ: Функция введена в работу" w:value="ЛО НН / ЗАПВ: Функция введена в работу"/>
-                  <w:listItem w:displayText="ЛО НН / ЗАПВ: Функция оперативно выведена из работы" w:value="ЛО НН / ЗАПВ: Функция оперативно выведена из работы"/>
-                  <w:listItem w:displayText="ЛО НН / ЛО: Отключение" w:value="ЛО НН / ЛО: Отключение"/>
-                  <w:listItem w:displayText="ЛО НН / ЛО: Отключить аварийно" w:value="ЛО НН / ЛО: Отключить аварийно"/>
-                  <w:listItem w:displayText="ЛО НН / ЛО: Функция введена в работу" w:value="ЛО НН / ЛО: Функция введена в работу"/>
-                  <w:listItem w:displayText="ЛО НН / ЛО: Функция оперативно выведена из работы" w:value="ЛО НН / ЛО: Функция оперативно выведена из работы"/>
-                  <w:listItem w:displayText="ЛО Т / ЗАВР: Запрет АВР" w:value="ЛО Т / ЗАВР: Запрет АВР"/>
-                  <w:listItem w:displayText="ЛО Т / ЗАВР: Функция введена в работу" w:value="ЛО Т / ЗАВР: Функция введена в работу"/>
-                  <w:listItem w:displayText="ЛО Т / ЗАВР: Функция оперативно выведена из работы" w:value="ЛО Т / ЗАВР: Функция оперативно выведена из работы"/>
+                  <w:listItem w:displayText="ЛО НН1 / ЗАПВ: Запрет АПВ" w:value="ЛО НН1 / ЗАПВ: Запрет АПВ"/>
+                  <w:listItem w:displayText="ЛО НН1 / ЗАПВ: Функция введена в работу" w:value="ЛО НН1 / ЗАПВ: Функция введена в работу"/>
+                  <w:listItem w:displayText="ЛО НН1 / ЗАПВ: Функция оперативно выведена из работы" w:value="ЛО НН1 / ЗАПВ: Функция оперативно выведена из работы"/>
+                  <w:listItem w:displayText="ЛО НН1 / ЛО: Отключение" w:value="ЛО НН1 / ЛО: Отключение"/>
+                  <w:listItem w:displayText="ЛО НН1 / ЛО: Отключить аварийно" w:value="ЛО НН1 / ЛО: Отключить аварийно"/>
+                  <w:listItem w:displayText="ЛО НН1 / ЛО: Функция введена в работу" w:value="ЛО НН1 / ЛО: Функция введена в работу"/>
+                  <w:listItem w:displayText="ЛО НН1 / ЛО: Функция оперативно выведена из работы" w:value="ЛО НН1 / ЛО: Функция оперативно выведена из работы"/>
+                  <w:listItem w:displayText="ЛО НН2 / ЗАПВ: Запрет АПВ" w:value="ЛО НН2 / ЗАПВ: Запрет АПВ"/>
+                  <w:listItem w:displayText="ЛО НН2 / ЗАПВ: Функция введена в работу" w:value="ЛО НН2 / ЗАПВ: Функция введена в работу"/>
+                  <w:listItem w:displayText="ЛО НН2 / ЗАПВ: Функция оперативно выведена из работы" w:value="ЛО НН2 / ЗАПВ: Функция оперативно выведена из работы"/>
+                  <w:listItem w:displayText="ЛО НН2 / ЛО: Отключение" w:value="ЛО НН2 / ЛО: Отключение"/>
+                  <w:listItem w:displayText="ЛО НН2 / ЛО: Отключить аварийно" w:value="ЛО НН2 / ЛО: Отключить аварийно"/>
+                  <w:listItem w:displayText="ЛО НН2 / ЛО: Функция введена в работу" w:value="ЛО НН2 / ЛО: Функция введена в работу"/>
+                  <w:listItem w:displayText="ЛО НН2 / ЛО: Функция оперативно выведена из работы" w:value="ЛО НН2 / ЛО: Функция оперативно выведена из работы"/>
                   <w:listItem w:displayText="ЛО Т / ЗАПВ: Запрет АПВ" w:value="ЛО Т / ЗАПВ: Запрет АПВ"/>
                   <w:listItem w:displayText="ЛО Т / ЗАПВ: Функция введена в работу" w:value="ЛО Т / ЗАПВ: Функция введена в работу"/>
                   <w:listItem w:displayText="ЛО Т / ЗАПВ: Функция оперативно выведена из работы" w:value="ЛО Т / ЗАПВ: Функция оперативно выведена из работы"/>
@@ -9887,52 +9898,6 @@
                   <w:listItem w:displayText="ЛО ТС / ЛО ПК: Срабатывание на сигнал" w:value="ЛО ТС / ЛО ПК: Срабатывание на сигнал"/>
                   <w:listItem w:displayText="ЛО ТС / ЛО ПК: Функция введена в работу" w:value="ЛО ТС / ЛО ПК: Функция введена в работу"/>
                   <w:listItem w:displayText="ЛО ТС / ЛО ПК: Функция оперативно выведена из работы" w:value="ЛО ТС / ЛО ПК: Функция оперативно выведена из работы"/>
-                  <w:listItem w:displayText="МТЗ / БЛЗШ: Блокировка ЛЗШ" w:value="МТЗ / БЛЗШ: Блокировка ЛЗШ"/>
-                  <w:listItem w:displayText="МТЗ / БНТ: Пуск БНТ" w:value="МТЗ / БНТ: Пуск БНТ"/>
-                  <w:listItem w:displayText="МТЗ / БНТ: Пуск по фазе A" w:value="МТЗ / БНТ: Пуск по фазе A"/>
-                  <w:listItem w:displayText="МТЗ / БНТ: Пуск по фазе В" w:value="МТЗ / БНТ: Пуск по фазе В"/>
-                  <w:listItem w:displayText="МТЗ / БНТ: Пуск по фазе С" w:value="МТЗ / БНТ: Пуск по фазе С"/>
-                  <w:listItem w:displayText="МТЗ / КПОН: Пуск" w:value="МТЗ / КПОН: Пуск"/>
-                  <w:listItem w:displayText="МТЗ / КПОН: Функция введена в работу" w:value="МТЗ / КПОН: Функция введена в работу"/>
-                  <w:listItem w:displayText="МТЗ / КПОН: Функция оперативно выведена из работы" w:value="МТЗ / КПОН: Функция оперативно выведена из работы"/>
-                  <w:listItem w:displayText="МТЗ / МТЗ 1 ст: Пуск" w:value="МТЗ / МТЗ 1 ст: Пуск"/>
-                  <w:listItem w:displayText="МТЗ / МТЗ 1 ст: Пуск ИО тока по фазе А" w:value="МТЗ / МТЗ 1 ст: Пуск ИО тока по фазе А"/>
-                  <w:listItem w:displayText="МТЗ / МТЗ 1 ст: Пуск ИО тока по фазе В" w:value="МТЗ / МТЗ 1 ст: Пуск ИО тока по фазе В"/>
-                  <w:listItem w:displayText="МТЗ / МТЗ 1 ст: Пуск ИО тока по фазе С" w:value="МТЗ / МТЗ 1 ст: Пуск ИО тока по фазе С"/>
-                  <w:listItem w:displayText="МТЗ / МТЗ 1 ст: Пуск по фазе A" w:value="МТЗ / МТЗ 1 ст: Пуск по фазе A"/>
-                  <w:listItem w:displayText="МТЗ / МТЗ 1 ст: Пуск по фазе В" w:value="МТЗ / МТЗ 1 ст: Пуск по фазе В"/>
-                  <w:listItem w:displayText="МТЗ / МТЗ 1 ст: Пуск по фазе С" w:value="МТЗ / МТЗ 1 ст: Пуск по фазе С"/>
-                  <w:listItem w:displayText="МТЗ / МТЗ 1 ст: Срабатывание" w:value="МТЗ / МТЗ 1 ст: Срабатывание"/>
-                  <w:listItem w:displayText="МТЗ / МТЗ 1 ст: Срабатывание на сигнал" w:value="МТЗ / МТЗ 1 ст: Срабатывание на сигнал"/>
-                  <w:listItem w:displayText="МТЗ / МТЗ 1 ст: Функция введена в работу" w:value="МТЗ / МТЗ 1 ст: Функция введена в работу"/>
-                  <w:listItem w:displayText="МТЗ / МТЗ 1 ст: Функция оперативно выведена из работы" w:value="МТЗ / МТЗ 1 ст: Функция оперативно выведена из работы"/>
-                  <w:listItem w:displayText="МТЗ / МТЗ 2 ст: Пуск" w:value="МТЗ / МТЗ 2 ст: Пуск"/>
-                  <w:listItem w:displayText="МТЗ / МТЗ 2 ст: Пуск ИО тока по фазе А" w:value="МТЗ / МТЗ 2 ст: Пуск ИО тока по фазе А"/>
-                  <w:listItem w:displayText="МТЗ / МТЗ 2 ст: Пуск ИО тока по фазе В" w:value="МТЗ / МТЗ 2 ст: Пуск ИО тока по фазе В"/>
-                  <w:listItem w:displayText="МТЗ / МТЗ 2 ст: Пуск ИО тока по фазе С" w:value="МТЗ / МТЗ 2 ст: Пуск ИО тока по фазе С"/>
-                  <w:listItem w:displayText="МТЗ / МТЗ 2 ст: Пуск по фазе A" w:value="МТЗ / МТЗ 2 ст: Пуск по фазе A"/>
-                  <w:listItem w:displayText="МТЗ / МТЗ 2 ст: Пуск по фазе В" w:value="МТЗ / МТЗ 2 ст: Пуск по фазе В"/>
-                  <w:listItem w:displayText="МТЗ / МТЗ 2 ст: Пуск по фазе С" w:value="МТЗ / МТЗ 2 ст: Пуск по фазе С"/>
-                  <w:listItem w:displayText="МТЗ / МТЗ 2 ст: Срабатывание" w:value="МТЗ / МТЗ 2 ст: Срабатывание"/>
-                  <w:listItem w:displayText="МТЗ / МТЗ 2 ст: Срабатывание на сигнал" w:value="МТЗ / МТЗ 2 ст: Срабатывание на сигнал"/>
-                  <w:listItem w:displayText="МТЗ / МТЗ 2 ст: Функция введена в работу" w:value="МТЗ / МТЗ 2 ст: Функция введена в работу"/>
-                  <w:listItem w:displayText="МТЗ / МТЗ 2 ст: Функция оперативно выведена из работы" w:value="МТЗ / МТЗ 2 ст: Функция оперативно выведена из работы"/>
-                  <w:listItem w:displayText="МТЗ / МТЗ 3 ст: Пуск" w:value="МТЗ / МТЗ 3 ст: Пуск"/>
-                  <w:listItem w:displayText="МТЗ / МТЗ 3 ст: Пуск ИО тока по фазе А" w:value="МТЗ / МТЗ 3 ст: Пуск ИО тока по фазе А"/>
-                  <w:listItem w:displayText="МТЗ / МТЗ 3 ст: Пуск ИО тока по фазе В" w:value="МТЗ / МТЗ 3 ст: Пуск ИО тока по фазе В"/>
-                  <w:listItem w:displayText="МТЗ / МТЗ 3 ст: Пуск ИО тока по фазе С" w:value="МТЗ / МТЗ 3 ст: Пуск ИО тока по фазе С"/>
-                  <w:listItem w:displayText="МТЗ / МТЗ 3 ст: Пуск по фазе A" w:value="МТЗ / МТЗ 3 ст: Пуск по фазе A"/>
-                  <w:listItem w:displayText="МТЗ / МТЗ 3 ст: Пуск по фазе В" w:value="МТЗ / МТЗ 3 ст: Пуск по фазе В"/>
-                  <w:listItem w:displayText="МТЗ / МТЗ 3 ст: Пуск по фазе С" w:value="МТЗ / МТЗ 3 ст: Пуск по фазе С"/>
-                  <w:listItem w:displayText="МТЗ / МТЗ 3 ст: Срабатывание" w:value="МТЗ / МТЗ 3 ст: Срабатывание"/>
-                  <w:listItem w:displayText="МТЗ / МТЗ 3 ст: Срабатывание на сигнал" w:value="МТЗ / МТЗ 3 ст: Срабатывание на сигнал"/>
-                  <w:listItem w:displayText="МТЗ / МТЗ 3 ст: Функция введена в работу" w:value="МТЗ / МТЗ 3 ст: Функция введена в работу"/>
-                  <w:listItem w:displayText="МТЗ / МТЗ 3 ст: Функция оперативно выведена из работы" w:value="МТЗ / МТЗ 3 ст: Функция оперативно выведена из работы"/>
-                  <w:listItem w:displayText="ПДС / В: Ключ М/Д привода В" w:value="ПДС / В: Ключ М/Д привода В"/>
-                  <w:listItem w:displayText="ПДС / В: Положение В (Включено)" w:value="ПДС / В: Положение В (Включено)"/>
-                  <w:listItem w:displayText="ПДС / В: Положение В (Не определено)" w:value="ПДС / В: Положение В (Не определено)"/>
-                  <w:listItem w:displayText="ПДС / В: Положение В (Неисправность)" w:value="ПДС / В: Положение В (Неисправность)"/>
-                  <w:listItem w:displayText="ПДС / В: Положение В (Отключено)" w:value="ПДС / В: Положение В (Отключено)"/>
                   <w:listItem w:displayText="ПДС / ГЗ РПН: Низкая изоляция " w:value="ПДС / ГЗ РПН: Низкая изоляция "/>
                   <w:listItem w:displayText="ПДС / ГЗ РПН: Отключение" w:value="ПДС / ГЗ РПН: Отключение"/>
                   <w:listItem w:displayText="ПДС / ГЗ Т: Низкая изоляция ГЗоткл" w:value="ПДС / ГЗ Т: Низкая изоляция ГЗоткл"/>
@@ -9950,15 +9915,8 @@
                   <w:listItem w:displayText="ПДС / ДУм РПН: Низкий уровень масла" w:value="ПДС / ДУм РПН: Низкий уровень масла"/>
                   <w:listItem w:displayText="ПДС / ДУм расширителя: Высокий уровень масла" w:value="ПДС / ДУм расширителя: Высокий уровень масла"/>
                   <w:listItem w:displayText="ПДС / ДУм расширителя: Низкий уровень масла" w:value="ПДС / ДУм расширителя: Низкий уровень масла"/>
-                  <w:listItem w:displayText="ПДС / КИ: Аварийный уровень изоляции" w:value="ПДС / КИ: Аварийный уровень изоляции"/>
-                  <w:listItem w:displayText="ПДС / КИ: Низкий уровень изоляции" w:value="ПДС / КИ: Низкий уровень изоляции"/>
-                  <w:listItem w:displayText="ПДС / КПруж: Пружина не заведена" w:value="ПДС / КПруж: Пружина не заведена"/>
-                  <w:listItem w:displayText="ПДС / КЦВ: Контроль цепи ЭМВ" w:value="ПДС / КЦВ: Контроль цепи ЭМВ"/>
-                  <w:listItem w:displayText="ПДС / КЦВ: Контроль цепи ЭМО1" w:value="ПДС / КЦВ: Контроль цепи ЭМО1"/>
-                  <w:listItem w:displayText="ПДС / КЦВ: Контроль цепи ЭМО2" w:value="ПДС / КЦВ: Контроль цепи ЭМО2"/>
-                  <w:listItem w:displayText="ПДС / КЦВ: Работа ЭМВ" w:value="ПДС / КЦВ: Работа ЭМВ"/>
-                  <w:listItem w:displayText="ПДС / КЦВ: Работа ЭМО1" w:value="ПДС / КЦВ: Работа ЭМО1"/>
-                  <w:listItem w:displayText="ПДС / КЦВ: Работа ЭМО2" w:value="ПДС / КЦВ: Работа ЭМО2"/>
+                  <w:listItem w:displayText="ПДС / КСО: Авария" w:value="ПДС / КСО: Авария"/>
+                  <w:listItem w:displayText="ПДС / КСО: Неисправность" w:value="ПДС / КСО: Неисправность"/>
                   <w:listItem w:displayText="ПДС / ОК: Срабатывание" w:value="ПДС / ОК: Срабатывание"/>
                   <w:listItem w:displayText="ПДС / ПК: Срабатывание" w:value="ПДС / ПК: Срабатывание"/>
                   <w:listItem w:displayText="ПДС / РД: Низкая изоляция" w:value="ПДС / РД: Низкая изоляция"/>
@@ -9967,9 +9925,9 @@
                   <w:listItem w:displayText="ПДС НКУ / SA2: Цепь введена" w:value="ПДС НКУ / SA2: Цепь введена"/>
                   <w:listItem w:displayText="ПДС НКУ / SA3: Цепь введена" w:value="ПДС НКУ / SA3: Цепь введена"/>
                   <w:listItem w:displayText="ПДС НКУ / SA4: Цепь введена" w:value="ПДС НКУ / SA4: Цепь введена"/>
-                  <w:listItem w:displayText="ПДС НКУ / SA5: Цепь введена" w:value="ПДС НКУ / SA5: Цепь введена"/>
                   <w:listItem w:displayText="ПДС НКУ / SG1: Рабочее положение" w:value="ПДС НКУ / SG1: Рабочее положение"/>
                   <w:listItem w:displayText="ПДС НКУ / SG2: Рабочее положение" w:value="ПДС НКУ / SG2: Рабочее положение"/>
+                  <w:listItem w:displayText="ПДС НКУ / SG3: Рабочее положение" w:value="ПДС НКУ / SG3: Рабочее положение"/>
                   <w:listItem w:displayText="ПДС НКУ / ВнешСигн1: Срабатывание" w:value="ПДС НКУ / ВнешСигн1: Срабатывание"/>
                   <w:listItem w:displayText="ПДС НКУ / ВнешСигн2: Срабатывание" w:value="ПДС НКУ / ВнешСигн2: Срабатывание"/>
                   <w:listItem w:displayText="ПДС НКУ / ВнешСигн3: Срабатывание" w:value="ПДС НКУ / ВнешСигн3: Срабатывание"/>
@@ -9977,15 +9935,27 @@
                   <w:listItem w:displayText="ПДС НКУ / Дверь: Дверь шкафа закрыта" w:value="ПДС НКУ / Дверь: Дверь шкафа закрыта"/>
                   <w:listItem w:displayText="ПДС НКУ / Дверь: Дверь шкафа открыта" w:value="ПДС НКУ / Дверь: Дверь шкафа открыта"/>
                   <w:listItem w:displayText="ПДС НКУ / ОТ ГЗ: Неисправность" w:value="ПДС НКУ / ОТ ГЗ: Неисправность"/>
-                  <w:listItem w:displayText="ПДС НКУ / ОТ ЗДЗ: Неисправность" w:value="ПДС НКУ / ОТ ЗДЗ: Неисправность"/>
-                  <w:listItem w:displayText="ПДС НКУ / ОТ ИЭУ ТН: Неисправность" w:value="ПДС НКУ / ОТ ИЭУ ТН: Неисправность"/>
+                  <w:listItem w:displayText="ПДС НКУ / ОТ ЗДЗ1: Неисправность" w:value="ПДС НКУ / ОТ ЗДЗ1: Неисправность"/>
+                  <w:listItem w:displayText="ПДС НКУ / ОТ ЗДЗ2: Неисправность" w:value="ПДС НКУ / ОТ ЗДЗ2: Неисправность"/>
+                  <w:listItem w:displayText="ПДС НКУ / ОТ ИЭУ ТН1: Неисправность" w:value="ПДС НКУ / ОТ ИЭУ ТН1: Неисправность"/>
+                  <w:listItem w:displayText="ПДС НКУ / ОТ ИЭУ ТН2: Неисправность" w:value="ПДС НКУ / ОТ ИЭУ ТН2: Неисправность"/>
                   <w:listItem w:displayText="ПДС НКУ / ОТ ТЗ, ТС: Неисправность" w:value="ПДС НКУ / ОТ ТЗ, ТС: Неисправность"/>
-                  <w:listItem w:displayText="ПДС НКУ / ОТ УРОВ: Неисправность" w:value="ПДС НКУ / ОТ УРОВ: Неисправность"/>
-                  <w:listItem w:displayText="ПДС НКУ / ОТ ЭМО1, ЭМВ: Неисправность" w:value="ПДС НКУ / ОТ ЭМО1, ЭМВ: Неисправность"/>
-                  <w:listItem w:displayText="ПДС НКУ / ОТ ЭМО2: Неисправность" w:value="ПДС НКУ / ОТ ЭМО2: Неисправность"/>
-                  <w:listItem w:displayText="ПДС НКУ / ОТ цепей сигн. В: Неисправность" w:value="ПДС НКУ / ОТ цепей сигн. В: Неисправность"/>
-                  <w:listItem w:displayText="Пред. сигн. / ПС: Пуск предупредительной сигнализации" w:value="Пред. сигн. / ПС: Пуск предупредительной сигнализации"/>
-                  <w:listItem w:displayText="Пред. сигн. / ПС: Пуск предупредительной сигнализации (импульс)" w:value="Пред. сигн. / ПС: Пуск предупредительной сигнализации (импульс)"/>
+                  <w:listItem w:displayText="ПДС НКУ / ОТ УРОВ1: Неисправность" w:value="ПДС НКУ / ОТ УРОВ1: Неисправность"/>
+                  <w:listItem w:displayText="ПДС НКУ / ОТ УРОВ2: Неисправность" w:value="ПДС НКУ / ОТ УРОВ2: Неисправность"/>
+                  <w:listItem w:displayText="ПС / ПС: Пуск предупредительной сигнализации" w:value="ПС / ПС: Пуск предупредительной сигнализации"/>
+                  <w:listItem w:displayText="ПС / ПС: Пуск предупредительной сигнализации (импульс)" w:value="ПС / ПС: Пуск предупредительной сигнализации (импульс)"/>
+                  <w:listItem w:displayText="РТПО / РТПО ВН: Пуск" w:value="РТПО / РТПО ВН: Пуск"/>
+                  <w:listItem w:displayText="РТПО / РТПО ВН: Функция введена в работу" w:value="РТПО / РТПО ВН: Функция введена в работу"/>
+                  <w:listItem w:displayText="РТПО / РТПО ВН: Функция оперативно выведена из работы" w:value="РТПО / РТПО ВН: Функция оперативно выведена из работы"/>
+                  <w:listItem w:displayText="РТПО / РТПО НН1: Пуск" w:value="РТПО / РТПО НН1: Пуск"/>
+                  <w:listItem w:displayText="РТПО / РТПО НН1: Функция введена в работу" w:value="РТПО / РТПО НН1: Функция введена в работу"/>
+                  <w:listItem w:displayText="РТПО / РТПО НН1: Функция оперативно выведена из работы" w:value="РТПО / РТПО НН1: Функция оперативно выведена из работы"/>
+                  <w:listItem w:displayText="РТПО / РТПО НН2: Пуск" w:value="РТПО / РТПО НН2: Пуск"/>
+                  <w:listItem w:displayText="РТПО / РТПО НН2: Функция введена в работу" w:value="РТПО / РТПО НН2: Функция введена в работу"/>
+                  <w:listItem w:displayText="РТПО / РТПО НН2: Функция оперативно выведена из работы" w:value="РТПО / РТПО НН2: Функция оперативно выведена из работы"/>
+                  <w:listItem w:displayText="РТПО / РТПО_общ: Пуск" w:value="РТПО / РТПО_общ: Пуск"/>
+                  <w:listItem w:displayText="РТПО / РТПО_общ: Функция введена в работу" w:value="РТПО / РТПО_общ: Функция введена в работу"/>
+                  <w:listItem w:displayText="РТПО / РТПО_общ: Функция оперативно выведена из работы" w:value="РТПО / РТПО_общ: Функция оперативно выведена из работы"/>
                   <w:listItem w:displayText="СИСТ / БУ: Индикация местного управления" w:value="СИСТ / БУ: Индикация местного управления"/>
                   <w:listItem w:displayText="СИСТ / Диагностика: Изменение встраиваемого ПО" w:value="СИСТ / Диагностика: Изменение встраиваемого ПО"/>
                   <w:listItem w:displayText="СИСТ / Диагностика: Индикация логического узла-прокси" w:value="СИСТ / Диагностика: Индикация логического узла-прокси"/>
@@ -10001,8 +9971,6 @@
                   <w:listItem w:displayText="СИСТ / Диагностика: Неисправность модуля дискретных входов/выходов (слот М11)" w:value="СИСТ / Диагностика: Неисправность модуля дискретных входов/выходов (слот М11)"/>
                   <w:listItem w:displayText="СИСТ / Диагностика: Неисправность модуля дискретных входов/выходов (слот М3)" w:value="СИСТ / Диагностика: Неисправность модуля дискретных входов/выходов (слот М3)"/>
                   <w:listItem w:displayText="СИСТ / Диагностика: Неисправность модуля дискретных входов/выходов (слот М4)" w:value="СИСТ / Диагностика: Неисправность модуля дискретных входов/выходов (слот М4)"/>
-                  <w:listItem w:displayText="СИСТ / Диагностика: Неисправность модуля дискретных входов/выходов (слот М6)" w:value="СИСТ / Диагностика: Неисправность модуля дискретных входов/выходов (слот М6)"/>
-                  <w:listItem w:displayText="СИСТ / Диагностика: Неисправность модуля дискретных входов/выходов (слот М7)" w:value="СИСТ / Диагностика: Неисправность модуля дискретных входов/выходов (слот М7)"/>
                   <w:listItem w:displayText="СИСТ / Диагностика: Неисправность модуля дискретных входов/выходов (слот М8)" w:value="СИСТ / Диагностика: Неисправность модуля дискретных входов/выходов (слот М8)"/>
                   <w:listItem w:displayText="СИСТ / Диагностика: Неисправность модуля дискретных входов/выходов (слот М9)" w:value="СИСТ / Диагностика: Неисправность модуля дискретных входов/выходов (слот М9)"/>
                   <w:listItem w:displayText="СИСТ / Диагностика: Неисправность цепей оперативного питания" w:value="СИСТ / Диагностика: Неисправность цепей оперативного питания"/>
@@ -10257,80 +10225,87 @@
                   <w:listItem w:displayText="СИСТ / ПлДВых9: Состояние ДВых7" w:value="СИСТ / ПлДВых9: Состояние ДВых7"/>
                   <w:listItem w:displayText="СИСТ / ПлДВых9: Состояние ДВых8" w:value="СИСТ / ПлДВых9: Состояние ДВых8"/>
                   <w:listItem w:displayText="СИСТ / СД ФК: Действие на В ВН" w:value="СИСТ / СД ФК: Действие на В ВН"/>
-                  <w:listItem w:displayText="СИСТ / СД ФК: Действие на В НН" w:value="СИСТ / СД ФК: Действие на В НН"/>
+                  <w:listItem w:displayText="СИСТ / СД ФК: Действие на В НН1" w:value="СИСТ / СД ФК: Действие на В НН1"/>
+                  <w:listItem w:displayText="СИСТ / СД ФК: Действие на В НН2" w:value="СИСТ / СД ФК: Действие на В НН2"/>
                   <w:listItem w:displayText="СИСТ / СД ФК: Комплект" w:value="СИСТ / СД ФК: Комплект"/>
                   <w:listItem w:displayText="СИСТ / СД ФК: Режим работы ГЗ РПН" w:value="СИСТ / СД ФК: Режим работы ГЗ РПН"/>
                   <w:listItem w:displayText="СИСТ / СД ФК: Режим работы ГЗ Т откл" w:value="СИСТ / СД ФК: Режим работы ГЗ Т откл"/>
                   <w:listItem w:displayText="СИСТ / СД ФК: Режим работы ГЗ Т сигн" w:value="СИСТ / СД ФК: Режим работы ГЗ Т сигн"/>
+                  <w:listItem w:displayText="СИСТ / СД ФК: Режим работы ДЗТ" w:value="СИСТ / СД ФК: Режим работы ДЗТ"/>
+                  <w:listItem w:displayText="СИСТ / СД ФК: Режим работы ЗПО" w:value="СИСТ / СД ФК: Режим работы ЗПО"/>
                   <w:listItem w:displayText="СИСТ / СД ФК: Режим работы УРОВ" w:value="СИСТ / СД ФК: Режим работы УРОВ"/>
                   <w:listItem w:displayText="СИСТ / СД ФК: Управление ИЭУ" w:value="СИСТ / СД ФК: Управление ИЭУ"/>
                   <w:listItem w:displayText="СИСТ / СД: БИ выведены" w:value="СИСТ / СД: БИ выведены"/>
                   <w:listItem w:displayText="СИСТ / СД: Внешнее отключение" w:value="СИСТ / СД: Внешнее отключение"/>
                   <w:listItem w:displayText="СИСТ / СД: Выходные цепи разобраны" w:value="СИСТ / СД: Выходные цепи разобраны"/>
-                  <w:listItem w:displayText="СИСТ / СД: Неисправность В ВН" w:value="СИСТ / СД: Неисправность В ВН"/>
                   <w:listItem w:displayText="СИСТ / СД: Неисправность ШС-А" w:value="СИСТ / СД: Неисправность ШС-А"/>
                   <w:listItem w:displayText="СИСТ / СД: Неисправность ШС-В" w:value="СИСТ / СД: Неисправность ШС-В"/>
                   <w:listItem w:displayText="СИСТ / СД: Неисправность опер. тока ГЗ" w:value="СИСТ / СД: Неисправность опер. тока ГЗ"/>
                   <w:listItem w:displayText="СИСТ / СД: Неисправность опер. тока ТЗ, ТС" w:value="СИСТ / СД: Неисправность опер. тока ТЗ, ТС"/>
-                  <w:listItem w:displayText="СИСТ / СД: Неисправность сигн. В" w:value="СИСТ / СД: Неисправность сигн. В"/>
                   <w:listItem w:displayText="СИСТ / СД: Неисправность цепей ГЗ РПН" w:value="СИСТ / СД: Неисправность цепей ГЗ РПН"/>
                   <w:listItem w:displayText="СИСТ / СД: Неисправность цепей ГЗ Т" w:value="СИСТ / СД: Неисправность цепей ГЗ Т"/>
                   <w:listItem w:displayText="СИСТ / СД: Неисправность цепей ТЗ" w:value="СИСТ / СД: Неисправность цепей ТЗ"/>
                   <w:listItem w:displayText="СИСТ / СД: Потеря GOOSE" w:value="СИСТ / СД: Потеря GOOSE"/>
+                  <w:listItem w:displayText="СИСТ / СД: Пуск ЗПО" w:value="СИСТ / СД: Пуск ЗПО"/>
                   <w:listItem w:displayText="СИСТ / СД: Срабатывание ГЗ РПН" w:value="СИСТ / СД: Срабатывание ГЗ РПН"/>
                   <w:listItem w:displayText="СИСТ / СД: Срабатывание ГЗоткл" w:value="СИСТ / СД: Срабатывание ГЗоткл"/>
                   <w:listItem w:displayText="СИСТ / СД: Срабатывание ГЗсигн" w:value="СИСТ / СД: Срабатывание ГЗсигн"/>
+                  <w:listItem w:displayText="СИСТ / СД: Срабатывание ДЗТ" w:value="СИСТ / СД: Срабатывание ДЗТ"/>
                   <w:listItem w:displayText="СИСТ / СД: Срабатывание ЗП" w:value="СИСТ / СД: Срабатывание ЗП"/>
-                  <w:listItem w:displayText="СИСТ / СД: Срабатывание МТЗ" w:value="СИСТ / СД: Срабатывание МТЗ"/>
                   <w:listItem w:displayText="СИСТ / СД: Срабатывание ТЗоткл" w:value="СИСТ / СД: Срабатывание ТЗоткл"/>
                   <w:listItem w:displayText="СИСТ / СД: Срабатывание ТЗсигн" w:value="СИСТ / СД: Срабатывание ТЗсигн"/>
-                  <w:listItem w:displayText="СИСТ / СД: Срабатывание ТО" w:value="СИСТ / СД: Срабатывание ТО"/>
                   <w:listItem w:displayText="СИСТ / СД: Срабатывание УРОВ" w:value="СИСТ / СД: Срабатывание УРОВ"/>
                   <w:listItem w:displayText="СИСТ / ФК: Действие на В ВН" w:value="СИСТ / ФК: Действие на В ВН"/>
-                  <w:listItem w:displayText="СИСТ / ФК: Действие на В НН" w:value="СИСТ / ФК: Действие на В НН"/>
+                  <w:listItem w:displayText="СИСТ / ФК: Действие на В НН1" w:value="СИСТ / ФК: Действие на В НН1"/>
+                  <w:listItem w:displayText="СИСТ / ФК: Действие на В НН2" w:value="СИСТ / ФК: Действие на В НН2"/>
                   <w:listItem w:displayText="СИСТ / ФК: Комплект" w:value="СИСТ / ФК: Комплект"/>
                   <w:listItem w:displayText="СИСТ / ФК: Режим работы ГЗ РПН" w:value="СИСТ / ФК: Режим работы ГЗ РПН"/>
                   <w:listItem w:displayText="СИСТ / ФК: Режим работы ГЗ Т откл" w:value="СИСТ / ФК: Режим работы ГЗ Т откл"/>
                   <w:listItem w:displayText="СИСТ / ФК: Режим работы ГЗ Т сигн" w:value="СИСТ / ФК: Режим работы ГЗ Т сигн"/>
+                  <w:listItem w:displayText="СИСТ / ФК: Режим работы ДЗТ" w:value="СИСТ / ФК: Режим работы ДЗТ"/>
+                  <w:listItem w:displayText="СИСТ / ФК: Режим работы ЗПО" w:value="СИСТ / ФК: Режим работы ЗПО"/>
                   <w:listItem w:displayText="СИСТ / ФК: Режим работы УРОВ" w:value="СИСТ / ФК: Режим работы УРОВ"/>
                   <w:listItem w:displayText="СИСТ / ФК: Управление ИЭУ" w:value="СИСТ / ФК: Управление ИЭУ"/>
                   <w:listItem w:displayText="СИСТ / ШС: Переполнение буфера входных данных" w:value="СИСТ / ШС: Переполнение буфера входных данных"/>
                   <w:listItem w:displayText="СИСТ / ШС: Переполнение буфера выходных данных" w:value="СИСТ / ШС: Переполнение буфера выходных данных"/>
                   <w:listItem w:displayText="СИСТ / ШС: Состояние основного канала" w:value="СИСТ / ШС: Состояние основного канала"/>
                   <w:listItem w:displayText="СИСТ / ШС: Состояние резервного канала" w:value="СИСТ / ШС: Состояние резервного канала"/>
-                  <w:listItem w:displayText="Сборка сигн. / СС: БИ выведены" w:value="Сборка сигн. / СС: БИ выведены"/>
-                  <w:listItem w:displayText="Сборка сигн. / СС: Внешнее отключение" w:value="Сборка сигн. / СС: Внешнее отключение"/>
-                  <w:listItem w:displayText="Сборка сигн. / СС: Выходные цепи разобраны" w:value="Сборка сигн. / СС: Выходные цепи разобраны"/>
-                  <w:listItem w:displayText="Сборка сигн. / СС: ГЗ заблокирована" w:value="Сборка сигн. / СС: ГЗ заблокирована"/>
-                  <w:listItem w:displayText="Сборка сигн. / СС: Контроль оперативного тока" w:value="Сборка сигн. / СС: Контроль оперативного тока"/>
-                  <w:listItem w:displayText="Сборка сигн. / СС: Контроль оперативного тока НН" w:value="Сборка сигн. / СС: Контроль оперативного тока НН"/>
-                  <w:listItem w:displayText="Сборка сигн. / СС: Низкая изоляция ГЗ" w:value="Сборка сигн. / СС: Низкая изоляция ГЗ"/>
-                  <w:listItem w:displayText="Сборка сигн. / СС: Низкая изоляция ТЗ" w:value="Сборка сигн. / СС: Низкая изоляция ТЗ"/>
-                  <w:listItem w:displayText="Сборка сигн. / СС: Превышение времени переключения коммутационного аппарата" w:value="Сборка сигн. / СС: Превышение времени переключения коммутационного аппарата"/>
-                  <w:listItem w:displayText="Сборка сигн. / СС: Сигнализация от ГЗ" w:value="Сборка сигн. / СС: Сигнализация от ГЗ"/>
-                  <w:listItem w:displayText="Сборка сигн. / СС: Сигнализация от ТЗ" w:value="Сборка сигн. / СС: Сигнализация от ТЗ"/>
-                  <w:listItem w:displayText="Сборка сигн. / СС: Сигнализация от ТС" w:value="Сборка сигн. / СС: Сигнализация от ТС"/>
-                  <w:listItem w:displayText="Сборка сигн. / СС: ТЗ заблокирована" w:value="Сборка сигн. / СС: ТЗ заблокирована"/>
                   <w:listItem w:displayText="ТК ЗДЗ / ТК ЗДЗ: Пуск" w:value="ТК ЗДЗ / ТК ЗДЗ: Пуск"/>
                   <w:listItem w:displayText="ТК ЗДЗ / ТК ЗДЗ: Функция введена в работу" w:value="ТК ЗДЗ / ТК ЗДЗ: Функция введена в работу"/>
                   <w:listItem w:displayText="ТК ЗДЗ / ТК ЗДЗ: Функция оперативно выведена из работы" w:value="ТК ЗДЗ / ТК ЗДЗ: Функция оперативно выведена из работы"/>
-                  <w:listItem w:displayText="ТО / ТО: Пуск" w:value="ТО / ТО: Пуск"/>
-                  <w:listItem w:displayText="ТО / ТО: Срабатывание" w:value="ТО / ТО: Срабатывание"/>
-                  <w:listItem w:displayText="ТО / ТО: Срабатывание на сигнал" w:value="ТО / ТО: Срабатывание на сигнал"/>
-                  <w:listItem w:displayText="ТО / ТО: Функция введена в работу" w:value="ТО / ТО: Функция введена в работу"/>
-                  <w:listItem w:displayText="ТО / ТО: Функция оперативно выведена из работы" w:value="ТО / ТО: Функция оперативно выведена из работы"/>
+                  <w:listItem w:displayText="ТО ЗПО / ТО ЗПО ВН: Пуск" w:value="ТО ЗПО / ТО ЗПО ВН: Пуск"/>
+                  <w:listItem w:displayText="ТО ЗПО / ТО ЗПО ВН: Функция введена в работу" w:value="ТО ЗПО / ТО ЗПО ВН: Функция введена в работу"/>
+                  <w:listItem w:displayText="ТО ЗПО / ТО ЗПО ВН: Функция оперативно выведена из работы" w:value="ТО ЗПО / ТО ЗПО ВН: Функция оперативно выведена из работы"/>
+                  <w:listItem w:displayText="ТО ЗПО / ТО ЗПО НН1: Пуск" w:value="ТО ЗПО / ТО ЗПО НН1: Пуск"/>
+                  <w:listItem w:displayText="ТО ЗПО / ТО ЗПО НН1: Функция введена в работу" w:value="ТО ЗПО / ТО ЗПО НН1: Функция введена в работу"/>
+                  <w:listItem w:displayText="ТО ЗПО / ТО ЗПО НН1: Функция оперативно выведена из работы" w:value="ТО ЗПО / ТО ЗПО НН1: Функция оперативно выведена из работы"/>
+                  <w:listItem w:displayText="ТО ЗПО / ТО ЗПО НН2: Пуск" w:value="ТО ЗПО / ТО ЗПО НН2: Пуск"/>
+                  <w:listItem w:displayText="ТО ЗПО / ТО ЗПО НН2: Функция введена в работу" w:value="ТО ЗПО / ТО ЗПО НН2: Функция введена в работу"/>
+                  <w:listItem w:displayText="ТО ЗПО / ТО ЗПО НН2: Функция оперативно выведена из работы" w:value="ТО ЗПО / ТО ЗПО НН2: Функция оперативно выведена из работы"/>
+                  <w:listItem w:displayText="ТО ЗПО / ТО ЗПО_общ: Пуск" w:value="ТО ЗПО / ТО ЗПО_общ: Пуск"/>
+                  <w:listItem w:displayText="ТО ЗПО / ТО ЗПО_общ: Функция введена в работу" w:value="ТО ЗПО / ТО ЗПО_общ: Функция введена в работу"/>
+                  <w:listItem w:displayText="ТО ЗПО / ТО ЗПО_общ: Функция оперативно выведена из работы" w:value="ТО ЗПО / ТО ЗПО_общ: Функция оперативно выведена из работы"/>
                   <w:listItem w:displayText="ТО РПН / ТО РПН: Пуск" w:value="ТО РПН / ТО РПН: Пуск"/>
                   <w:listItem w:displayText="ТО РПН / ТО РПН: Функция введена в работу" w:value="ТО РПН / ТО РПН: Функция введена в работу"/>
                   <w:listItem w:displayText="ТО РПН / ТО РПН: Функция оперативно выведена из работы" w:value="ТО РПН / ТО РПН: Функция оперативно выведена из работы"/>
-                  <w:listItem w:displayText="УВ / УВ: Включить" w:value="УВ / УВ: Включить"/>
-                  <w:listItem w:displayText="УВ / УВ: Функция введена в работу" w:value="УВ / УВ: Функция введена в работу"/>
                   <w:listItem w:displayText="УРОВ ВН / УРОВ: Пуск" w:value="УРОВ ВН / УРОВ: Пуск"/>
                   <w:listItem w:displayText="УРОВ ВН / УРОВ: Пуск ИО максимального тока" w:value="УРОВ ВН / УРОВ: Пуск ИО максимального тока"/>
-                  <w:listItem w:displayText="УРОВ ВН / УРОВ: Срабатывание" w:value="УРОВ ВН / УРОВ: Срабатывание"/>
-                  <w:listItem w:displayText="УРОВ ВН / УРОВ: Срабатывание  'на себя'" w:value="УРОВ ВН / УРОВ: Срабатывание  'на себя'"/>
-                  <w:listItem w:displayText="УРОВ ВН / УРОВ: Ускорение УРОВ" w:value="УРОВ ВН / УРОВ: Ускорение УРОВ"/>
+                  <w:listItem w:displayText="УРОВ ВН / УРОВ: Срабатывание УРОВ" w:value="УРОВ ВН / УРОВ: Срабатывание УРОВ"/>
+                  <w:listItem w:displayText="УРОВ ВН / УРОВ: Срабатывание УРОВ  'на себя'" w:value="УРОВ ВН / УРОВ: Срабатывание УРОВ  'на себя'"/>
                   <w:listItem w:displayText="УРОВ ВН / УРОВ: Функция введена в работу" w:value="УРОВ ВН / УРОВ: Функция введена в работу"/>
                   <w:listItem w:displayText="УРОВ ВН / УРОВ: Функция оперативно выведена из работы" w:value="УРОВ ВН / УРОВ: Функция оперативно выведена из работы"/>
+                  <w:listItem w:displayText="ошибка / СС: БИ выведены" w:value="ошибка / СС: БИ выведены"/>
+                  <w:listItem w:displayText="ошибка / СС: Внешнее отключение" w:value="ошибка / СС: Внешнее отключение"/>
+                  <w:listItem w:displayText="ошибка / СС: Выходные цепи разобраны" w:value="ошибка / СС: Выходные цепи разобраны"/>
+                  <w:listItem w:displayText="ошибка / СС: ГЗ заблокирована" w:value="ошибка / СС: ГЗ заблокирована"/>
+                  <w:listItem w:displayText="ошибка / СС: Контроль оперативного тока" w:value="ошибка / СС: Контроль оперативного тока"/>
+                  <w:listItem w:displayText="ошибка / СС: Контроль оперативного тока НН" w:value="ошибка / СС: Контроль оперативного тока НН"/>
+                  <w:listItem w:displayText="ошибка / СС: Низкая изоляция ГЗ" w:value="ошибка / СС: Низкая изоляция ГЗ"/>
+                  <w:listItem w:displayText="ошибка / СС: Низкая изоляция ТЗ" w:value="ошибка / СС: Низкая изоляция ТЗ"/>
+                  <w:listItem w:displayText="ошибка / СС: Сигнализация от ГЗ" w:value="ошибка / СС: Сигнализация от ГЗ"/>
+                  <w:listItem w:displayText="ошибка / СС: Сигнализация от ТЗ" w:value="ошибка / СС: Сигнализация от ТЗ"/>
+                  <w:listItem w:displayText="ошибка / СС: Сигнализация от ТС" w:value="ошибка / СС: Сигнализация от ТС"/>
+                  <w:listItem w:displayText="ошибка / СС: ТЗ заблокирована" w:value="ошибка / СС: ТЗ заблокирована"/>
                 </w:dropDownList>
                 <w:showingPlcHdr/>
                 <w:placeholder>
@@ -10576,63 +10551,98 @@
                 <w:id w:val="0"/>
                 <w:dropDownList>
                   <w:listItem w:displayText="Не назначено" w:value=""/>
-                  <w:listItem w:displayText="ЗОП / ЗОП: Пуск" w:value="ЗОП / ЗОП: Пуск"/>
-                  <w:listItem w:displayText="ЗОП / ЗОП: Пуск ИО по несимметрии токов прямой и обратной последовательности" w:value="ЗОП / ЗОП: Пуск ИО по несимметрии токов прямой и обратной последовательности"/>
-                  <w:listItem w:displayText="ЗОП / ЗОП: Пуск ИО тока обратной последовательности" w:value="ЗОП / ЗОП: Пуск ИО тока обратной последовательности"/>
-                  <w:listItem w:displayText="ЗОП / ЗОП: Срабатывание" w:value="ЗОП / ЗОП: Срабатывание"/>
-                  <w:listItem w:displayText="ЗОП / ЗОП: Срабатывание на сигнал" w:value="ЗОП / ЗОП: Срабатывание на сигнал"/>
-                  <w:listItem w:displayText="ЗОП / ЗОП: Функция введена в работу" w:value="ЗОП / ЗОП: Функция введена в работу"/>
-                  <w:listItem w:displayText="ЗОП / ЗОП: Функция оперативно выведена из работы" w:value="ЗОП / ЗОП: Функция оперативно выведена из работы"/>
-                  <w:listItem w:displayText="ЗП / ЗП: Пуск" w:value="ЗП / ЗП: Пуск"/>
-                  <w:listItem w:displayText="ЗП / ЗП: Пуск ИО максимального тока" w:value="ЗП / ЗП: Пуск ИО максимального тока"/>
+                  <w:listItem w:displayText="ДЗТ / БВКЗ: Срабатывание БВКЗ" w:value="ДЗТ / БВКЗ: Срабатывание БВКЗ"/>
+                  <w:listItem w:displayText="ДЗТ / БВКЗ: Срабатывание БВКЗ по фазе А" w:value="ДЗТ / БВКЗ: Срабатывание БВКЗ по фазе А"/>
+                  <w:listItem w:displayText="ДЗТ / БВКЗ: Срабатывание БВКЗ по фазе В" w:value="ДЗТ / БВКЗ: Срабатывание БВКЗ по фазе В"/>
+                  <w:listItem w:displayText="ДЗТ / БВКЗ: Срабатывание БВКЗ по фазе С" w:value="ДЗТ / БВКЗ: Срабатывание БВКЗ по фазе С"/>
+                  <w:listItem w:displayText="ДЗТ / Д2Г: Пуск Д2Г" w:value="ДЗТ / Д2Г: Пуск Д2Г"/>
+                  <w:listItem w:displayText="ДЗТ / Д2Г: Пуск Д2Г по фазе A" w:value="ДЗТ / Д2Г: Пуск Д2Г по фазе A"/>
+                  <w:listItem w:displayText="ДЗТ / Д2Г: Пуск Д2Г по фазе В" w:value="ДЗТ / Д2Г: Пуск Д2Г по фазе В"/>
+                  <w:listItem w:displayText="ДЗТ / Д2Г: Пуск Д2Г по фазе С" w:value="ДЗТ / Д2Г: Пуск Д2Г по фазе С"/>
+                  <w:listItem w:displayText="ДЗТ / Д5Г: Пуск Д5Г" w:value="ДЗТ / Д5Г: Пуск Д5Г"/>
+                  <w:listItem w:displayText="ДЗТ / Д5Г: Пуск Д5Г по фазе A" w:value="ДЗТ / Д5Г: Пуск Д5Г по фазе A"/>
+                  <w:listItem w:displayText="ДЗТ / Д5Г: Пуск Д5Г по фазе В" w:value="ДЗТ / Д5Г: Пуск Д5Г по фазе В"/>
+                  <w:listItem w:displayText="ДЗТ / Д5Г: Пуск Д5Г по фазе С" w:value="ДЗТ / Д5Г: Пуск Д5Г по фазе С"/>
+                  <w:listItem w:displayText="ДЗТ / ДТЗт: Пуск" w:value="ДЗТ / ДТЗт: Пуск"/>
+                  <w:listItem w:displayText="ДЗТ / ДТЗт: Пуск ДТО по фазе A" w:value="ДЗТ / ДТЗт: Пуск ДТО по фазе A"/>
+                  <w:listItem w:displayText="ДЗТ / ДТЗт: Пуск ДТО по фазе В" w:value="ДЗТ / ДТЗт: Пуск ДТО по фазе В"/>
+                  <w:listItem w:displayText="ДЗТ / ДТЗт: Пуск ДТО по фазе С" w:value="ДЗТ / ДТЗт: Пуск ДТО по фазе С"/>
+                  <w:listItem w:displayText="ДЗТ / ДТЗт: Срабатывание ДТЗт" w:value="ДЗТ / ДТЗт: Срабатывание ДТЗт"/>
+                  <w:listItem w:displayText="ДЗТ / ДТЗт: Срабатывание ДТЗт на сигнал" w:value="ДЗТ / ДТЗт: Срабатывание ДТЗт на сигнал"/>
+                  <w:listItem w:displayText="ДЗТ / ДТЗт: Срабатывание ДТЗт по фазе A" w:value="ДЗТ / ДТЗт: Срабатывание ДТЗт по фазе A"/>
+                  <w:listItem w:displayText="ДЗТ / ДТЗт: Срабатывание ДТЗт по фазе A на сигнал" w:value="ДЗТ / ДТЗт: Срабатывание ДТЗт по фазе A на сигнал"/>
+                  <w:listItem w:displayText="ДЗТ / ДТЗт: Срабатывание ДТЗт по фазе В" w:value="ДЗТ / ДТЗт: Срабатывание ДТЗт по фазе В"/>
+                  <w:listItem w:displayText="ДЗТ / ДТЗт: Срабатывание ДТЗт по фазе В на сигнал" w:value="ДЗТ / ДТЗт: Срабатывание ДТЗт по фазе В на сигнал"/>
+                  <w:listItem w:displayText="ДЗТ / ДТЗт: Срабатывание ДТЗт по фазе С" w:value="ДЗТ / ДТЗт: Срабатывание ДТЗт по фазе С"/>
+                  <w:listItem w:displayText="ДЗТ / ДТЗт: Срабатывание ДТЗт по фазе С на сигнал" w:value="ДЗТ / ДТЗт: Срабатывание ДТЗт по фазе С на сигнал"/>
+                  <w:listItem w:displayText="ДЗТ / ДТЗт: Функция введена в работу" w:value="ДЗТ / ДТЗт: Функция введена в работу"/>
+                  <w:listItem w:displayText="ДЗТ / ДТЗт: Функция оперативно выведена из работы" w:value="ДЗТ / ДТЗт: Функция оперативно выведена из работы"/>
+                  <w:listItem w:displayText="ДЗТ / ДТО: Пуск" w:value="ДЗТ / ДТО: Пуск"/>
+                  <w:listItem w:displayText="ДЗТ / ДТО: Пуск ДТО по фазе A" w:value="ДЗТ / ДТО: Пуск ДТО по фазе A"/>
+                  <w:listItem w:displayText="ДЗТ / ДТО: Пуск ДТО по фазе В" w:value="ДЗТ / ДТО: Пуск ДТО по фазе В"/>
+                  <w:listItem w:displayText="ДЗТ / ДТО: Пуск ДТО по фазе С" w:value="ДЗТ / ДТО: Пуск ДТО по фазе С"/>
+                  <w:listItem w:displayText="ДЗТ / ДТО: Срабатывание ДТО" w:value="ДЗТ / ДТО: Срабатывание ДТО"/>
+                  <w:listItem w:displayText="ДЗТ / ДТО: Срабатывание ДТО на сигнал" w:value="ДЗТ / ДТО: Срабатывание ДТО на сигнал"/>
+                  <w:listItem w:displayText="ДЗТ / ДТО: Срабатывание ДТО по фазе A" w:value="ДЗТ / ДТО: Срабатывание ДТО по фазе A"/>
+                  <w:listItem w:displayText="ДЗТ / ДТО: Срабатывание ДТО по фазе A на сигнал" w:value="ДЗТ / ДТО: Срабатывание ДТО по фазе A на сигнал"/>
+                  <w:listItem w:displayText="ДЗТ / ДТО: Срабатывание ДТО по фазе В" w:value="ДЗТ / ДТО: Срабатывание ДТО по фазе В"/>
+                  <w:listItem w:displayText="ДЗТ / ДТО: Срабатывание ДТО по фазе В на сигнал" w:value="ДЗТ / ДТО: Срабатывание ДТО по фазе В на сигнал"/>
+                  <w:listItem w:displayText="ДЗТ / ДТО: Срабатывание ДТО по фазе С" w:value="ДЗТ / ДТО: Срабатывание ДТО по фазе С"/>
+                  <w:listItem w:displayText="ДЗТ / ДТО: Срабатывание ДТО по фазе С на сигнал" w:value="ДЗТ / ДТО: Срабатывание ДТО по фазе С на сигнал"/>
+                  <w:listItem w:displayText="ДЗТ / ДТО: Функция введена в работу" w:value="ДЗТ / ДТО: Функция введена в работу"/>
+                  <w:listItem w:displayText="ДЗТ / ДТО: Функция оперативно выведена из работы" w:value="ДЗТ / ДТО: Функция оперативно выведена из работы"/>
+                  <w:listItem w:displayText="ДЗТ / КЦТнеб: Срабатывание КЦНнеб" w:value="ДЗТ / КЦТнеб: Срабатывание КЦНнеб"/>
+                  <w:listItem w:displayText="ДЗТ / КЦТнеб: Срабатывание КЦНнеб фазы А" w:value="ДЗТ / КЦТнеб: Срабатывание КЦНнеб фазы А"/>
+                  <w:listItem w:displayText="ДЗТ / КЦТнеб: Срабатывание КЦНнеб фазы В" w:value="ДЗТ / КЦТнеб: Срабатывание КЦНнеб фазы В"/>
+                  <w:listItem w:displayText="ДЗТ / КЦТнеб: Срабатывание КЦНнеб фазы С" w:value="ДЗТ / КЦТнеб: Срабатывание КЦНнеб фазы С"/>
+                  <w:listItem w:displayText="ДЗТ / КЦТнеб: Функция введена в работу" w:value="ДЗТ / КЦТнеб: Функция введена в работу"/>
+                  <w:listItem w:displayText="ДЗТ / КЦТнеб: Функция оперативно выведена из работы" w:value="ДЗТ / КЦТнеб: Функция оперативно выведена из работы"/>
+                  <w:listItem w:displayText="ЗП / ЗП ВН: Пуск" w:value="ЗП / ЗП ВН: Пуск"/>
+                  <w:listItem w:displayText="ЗП / ЗП ВН: Пуск ИО максимального тока" w:value="ЗП / ЗП ВН: Пуск ИО максимального тока"/>
+                  <w:listItem w:displayText="ЗП / ЗП ВН: Срабатывание" w:value="ЗП / ЗП ВН: Срабатывание"/>
+                  <w:listItem w:displayText="ЗП / ЗП ВН: Срабатывание на отключение" w:value="ЗП / ЗП ВН: Срабатывание на отключение"/>
+                  <w:listItem w:displayText="ЗП / ЗП ВН: Функция введена в работу" w:value="ЗП / ЗП ВН: Функция введена в работу"/>
+                  <w:listItem w:displayText="ЗП / ЗП ВН: Функция оперативно выведена из работы" w:value="ЗП / ЗП ВН: Функция оперативно выведена из работы"/>
+                  <w:listItem w:displayText="ЗП / ЗП НН1: Пуск" w:value="ЗП / ЗП НН1: Пуск"/>
+                  <w:listItem w:displayText="ЗП / ЗП НН1: Пуск ИО максимального тока" w:value="ЗП / ЗП НН1: Пуск ИО максимального тока"/>
+                  <w:listItem w:displayText="ЗП / ЗП НН1: Срабатывание" w:value="ЗП / ЗП НН1: Срабатывание"/>
+                  <w:listItem w:displayText="ЗП / ЗП НН1: Срабатывание на отключение" w:value="ЗП / ЗП НН1: Срабатывание на отключение"/>
+                  <w:listItem w:displayText="ЗП / ЗП НН1: Функция введена в работу" w:value="ЗП / ЗП НН1: Функция введена в работу"/>
+                  <w:listItem w:displayText="ЗП / ЗП НН1: Функция оперативно выведена из работы" w:value="ЗП / ЗП НН1: Функция оперативно выведена из работы"/>
+                  <w:listItem w:displayText="ЗП / ЗП НН2: Пуск" w:value="ЗП / ЗП НН2: Пуск"/>
+                  <w:listItem w:displayText="ЗП / ЗП НН2: Пуск ИО максимального тока" w:value="ЗП / ЗП НН2: Пуск ИО максимального тока"/>
+                  <w:listItem w:displayText="ЗП / ЗП НН2: Срабатывание" w:value="ЗП / ЗП НН2: Срабатывание"/>
+                  <w:listItem w:displayText="ЗП / ЗП НН2: Срабатывание на отключение" w:value="ЗП / ЗП НН2: Срабатывание на отключение"/>
+                  <w:listItem w:displayText="ЗП / ЗП НН2: Функция введена в работу" w:value="ЗП / ЗП НН2: Функция введена в работу"/>
+                  <w:listItem w:displayText="ЗП / ЗП НН2: Функция оперативно выведена из работы" w:value="ЗП / ЗП НН2: Функция оперативно выведена из работы"/>
                   <w:listItem w:displayText="ЗП / ЗП: Срабатывание" w:value="ЗП / ЗП: Срабатывание"/>
-                  <w:listItem w:displayText="ЗП / ЗП: Срабатывание на сигнал" w:value="ЗП / ЗП: Срабатывание на сигнал"/>
+                  <w:listItem w:displayText="ЗП / ЗП: Срабатывание на отключение" w:value="ЗП / ЗП: Срабатывание на отключение"/>
                   <w:listItem w:displayText="ЗП / ЗП: Функция введена в работу" w:value="ЗП / ЗП: Функция введена в работу"/>
                   <w:listItem w:displayText="ЗП / ЗП: Функция оперативно выведена из работы" w:value="ЗП / ЗП: Функция оперативно выведена из работы"/>
-                  <w:listItem w:displayText="КА / В: Выключатель включен" w:value="КА / В: Выключатель включен"/>
-                  <w:listItem w:displayText="КА / В: Выключатель отключен" w:value="КА / В: Выключатель отключен"/>
-                  <w:listItem w:displayText="КА / В: Индикация местного режима логического узла" w:value="КА / В: Индикация местного режима логического узла"/>
-                  <w:listItem w:displayText="КА / В: Индикация местного режима физического ключа" w:value="КА / В: Индикация местного режима физического ключа"/>
-                  <w:listItem w:displayText="КА / В: Команда 'включить' выключатель через выходное реле" w:value="КА / В: Команда 'включить' выключатель через выходное реле"/>
-                  <w:listItem w:displayText="КА / В: Команда 'отключить' выключатель через выходное реле" w:value="КА / В: Команда 'отключить' выключатель через выходное реле"/>
-                  <w:listItem w:displayText="КА / В: Неисправное положение выключателя" w:value="КА / В: Неисправное положение выключателя"/>
-                  <w:listItem w:displayText="КА / В: Промежуточное положение выключателя" w:value="КА / В: Промежуточное положение выключателя"/>
-                  <w:listItem w:displayText="КА / В: Функция введена в работу" w:value="КА / В: Функция введена в работу"/>
-                  <w:listItem w:displayText="КП / УВ: Включить выключатель" w:value="КП / УВ: Включить выключатель"/>
-                  <w:listItem w:displayText="КП / УВ: Идет переключение" w:value="КП / УВ: Идет переключение"/>
-                  <w:listItem w:displayText="КП / УВ: Отключить выключатель" w:value="КП / УВ: Отключить выключатель"/>
-                  <w:listItem w:displayText="КП / УВ: Положение В (Включено)" w:value="КП / УВ: Положение В (Включено)"/>
-                  <w:listItem w:displayText="КП / УВ: Положение В (Не определено)" w:value="КП / УВ: Положение В (Не определено)"/>
-                  <w:listItem w:displayText="КП / УВ: Положение В (Неисправность)" w:value="КП / УВ: Положение В (Неисправность)"/>
-                  <w:listItem w:displayText="КП / УВ: Положение В (Отключено)" w:value="КП / УВ: Положение В (Отключено)"/>
-                  <w:listItem w:displayText="КП / УВ: Сигнал превышения допустимого времени переключения" w:value="КП / УВ: Сигнал превышения допустимого времени переключения"/>
-                  <w:listItem w:displayText="КП / УВ: Функция введена в работу" w:value="КП / УВ: Функция введена в работу"/>
-                  <w:listItem w:displayText="КРВ / КРВ: Превышен коммутационный ресурс выключателя" w:value="КРВ / КРВ: Превышен коммутационный ресурс выключателя"/>
-                  <w:listItem w:displayText="КРВ / КРВ: Превышен механический ресурс выключателя" w:value="КРВ / КРВ: Превышен механический ресурс выключателя"/>
-                  <w:listItem w:displayText="КРВ / КРВ: Превышен ресурс выключателя" w:value="КРВ / КРВ: Превышен ресурс выключателя"/>
-                  <w:listItem w:displayText="КРВ / КРВ: Функция введена в работу" w:value="КРВ / КРВ: Функция введена в работу"/>
-                  <w:listItem w:displayText="КСВ / КСВ: Блокировка включения В" w:value="КСВ / КСВ: Блокировка включения В"/>
-                  <w:listItem w:displayText="КСВ / КСВ: Блокировка отключения В" w:value="КСВ / КСВ: Блокировка отключения В"/>
-                  <w:listItem w:displayText="КСВ / КСВ: В аварийно отключен" w:value="КСВ / КСВ: В аварийно отключен"/>
-                  <w:listItem w:displayText="КСВ / КСВ: В самопроизвольно отключен" w:value="КСВ / КСВ: В самопроизвольно отключен"/>
-                  <w:listItem w:displayText="КСВ / КСВ: Защита ЭМВ" w:value="КСВ / КСВ: Защита ЭМВ"/>
-                  <w:listItem w:displayText="КСВ / КСВ: Защита ЭМО1" w:value="КСВ / КСВ: Защита ЭМО1"/>
-                  <w:listItem w:displayText="КСВ / КСВ: Защита ЭМО2" w:value="КСВ / КСВ: Защита ЭМО2"/>
-                  <w:listItem w:displayText="КСВ / КСВ: Неисправность В" w:value="КСВ / КСВ: Неисправность В"/>
-                  <w:listItem w:displayText="КСВ / КСВ: Неисправность цепей ЭМУ" w:value="КСВ / КСВ: Неисправность цепей ЭМУ"/>
-                  <w:listItem w:displayText="КСВ / КСВ: Реле фиксации команды" w:value="КСВ / КСВ: Реле фиксации команды"/>
-                  <w:listItem w:displayText="КСВ / КСВ: Функция введена в работу" w:value="КСВ / КСВ: Функция введена в работу"/>
-                  <w:listItem w:displayText="КСВ / КСВ: Функция оперативно выведена из работы" w:value="КСВ / КСВ: Функция оперативно выведена из работы"/>
-                  <w:listItem w:displayText="КЦН НН / КЦН: Неисправность цепей напряжения" w:value="КЦН НН / КЦН: Неисправность цепей напряжения"/>
-                  <w:listItem w:displayText="КЦН НН / КЦН: Пуск" w:value="КЦН НН / КЦН: Пуск"/>
-                  <w:listItem w:displayText="КЦН НН / КЦН: Пуск органа максимального напряжения ОП" w:value="КЦН НН / КЦН: Пуск органа максимального напряжения ОП"/>
-                  <w:listItem w:displayText="КЦН НН / КЦН: Пуск органа минимального напряжения" w:value="КЦН НН / КЦН: Пуск органа минимального напряжения"/>
-                  <w:listItem w:displayText="КЦН НН / КЦН: Функция введена в работу" w:value="КЦН НН / КЦН: Функция введена в работу"/>
-                  <w:listItem w:displayText="КЦН НН / КЦН: Функция оперативно выведена из работы" w:value="КЦН НН / КЦН: Функция оперативно выведена из работы"/>
-                  <w:listItem w:displayText="ЛЗТ / ЛЗТ: Пуск" w:value="ЛЗТ / ЛЗТ: Пуск"/>
-                  <w:listItem w:displayText="ЛЗТ / ЛЗТ: Срабатывание" w:value="ЛЗТ / ЛЗТ: Срабатывание"/>
-                  <w:listItem w:displayText="ЛЗТ / ЛЗТ: Функция введена в работу" w:value="ЛЗТ / ЛЗТ: Функция введена в работу"/>
-                  <w:listItem w:displayText="ЛЗТ / ЛЗТ: Функция оперативно выведена из работы" w:value="ЛЗТ / ЛЗТ: Функция оперативно выведена из работы"/>
+                  <w:listItem w:displayText="ЗПО / ЗПО: Пуск" w:value="ЗПО / ЗПО: Пуск"/>
+                  <w:listItem w:displayText="ЗПО / ЗПО: Срабатывание ЗПО" w:value="ЗПО / ЗПО: Срабатывание ЗПО"/>
+                  <w:listItem w:displayText="ЗПО / ЗПО: Срабатывание ЗПО на сигнал" w:value="ЗПО / ЗПО: Срабатывание ЗПО на сигнал"/>
+                  <w:listItem w:displayText="ЗПО / ЗПО: Функция введена в работу" w:value="ЗПО / ЗПО: Функция введена в работу"/>
+                  <w:listItem w:displayText="ЗПО / ЗПО: Функция оперативно выведена из работы" w:value="ЗПО / ЗПО: Функция оперативно выведена из работы"/>
+                  <w:listItem w:displayText="КЦТ / КЦТ: Срабатывание" w:value="КЦТ / КЦТ: Срабатывание"/>
+                  <w:listItem w:displayText="КЦТ / КЦТст1: Пуск при асимметрии" w:value="КЦТ / КЦТст1: Пуск при асимметрии"/>
+                  <w:listItem w:displayText="КЦТ / КЦТст1: Пуск при обрыве провода" w:value="КЦТ / КЦТст1: Пуск при обрыве провода"/>
+                  <w:listItem w:displayText="КЦТ / КЦТст1: Срабатывание при асимметрии" w:value="КЦТ / КЦТст1: Срабатывание при асимметрии"/>
+                  <w:listItem w:displayText="КЦТ / КЦТст1: Срабатывание при обрыве провода" w:value="КЦТ / КЦТст1: Срабатывание при обрыве провода"/>
+                  <w:listItem w:displayText="КЦТ / КЦТст1: Функция введена в работу" w:value="КЦТ / КЦТст1: Функция введена в работу"/>
+                  <w:listItem w:displayText="КЦТ / КЦТст1: Функция оперативно выведена из работы" w:value="КЦТ / КЦТст1: Функция оперативно выведена из работы"/>
+                  <w:listItem w:displayText="КЦТ / КЦТст2: Пуск при асимметрии" w:value="КЦТ / КЦТст2: Пуск при асимметрии"/>
+                  <w:listItem w:displayText="КЦТ / КЦТст2: Пуск при обрыве провода" w:value="КЦТ / КЦТст2: Пуск при обрыве провода"/>
+                  <w:listItem w:displayText="КЦТ / КЦТст2: Срабатывание при асимметрии" w:value="КЦТ / КЦТст2: Срабатывание при асимметрии"/>
+                  <w:listItem w:displayText="КЦТ / КЦТст2: Срабатывание при обрыве провода" w:value="КЦТ / КЦТст2: Срабатывание при обрыве провода"/>
+                  <w:listItem w:displayText="КЦТ / КЦТст2: Функция введена в работу" w:value="КЦТ / КЦТст2: Функция введена в работу"/>
+                  <w:listItem w:displayText="КЦТ / КЦТст2: Функция оперативно выведена из работы" w:value="КЦТ / КЦТст2: Функция оперативно выведена из работы"/>
+                  <w:listItem w:displayText="КЦТ / КЦТст3: Пуск при асимметрии" w:value="КЦТ / КЦТст3: Пуск при асимметрии"/>
+                  <w:listItem w:displayText="КЦТ / КЦТст3: Пуск при обрыве провода" w:value="КЦТ / КЦТст3: Пуск при обрыве провода"/>
+                  <w:listItem w:displayText="КЦТ / КЦТст3: Срабатывание при асимметрии" w:value="КЦТ / КЦТст3: Срабатывание при асимметрии"/>
+                  <w:listItem w:displayText="КЦТ / КЦТст3: Срабатывание при обрыве провода" w:value="КЦТ / КЦТст3: Срабатывание при обрыве провода"/>
+                  <w:listItem w:displayText="КЦТ / КЦТст3: Функция введена в работу" w:value="КЦТ / КЦТст3: Функция введена в работу"/>
+                  <w:listItem w:displayText="КЦТ / КЦТст3: Функция оперативно выведена из работы" w:value="КЦТ / КЦТст3: Функция оперативно выведена из работы"/>
                   <w:listItem w:displayText="ЛО ВН / ЛО: Отключение" w:value="ЛО ВН / ЛО: Отключение"/>
                   <w:listItem w:displayText="ЛО ВН / ЛО: Отключить аварийно" w:value="ЛО ВН / ЛО: Отключить аварийно"/>
                   <w:listItem w:displayText="ЛО ВН / ЛО: Функция введена в работу" w:value="ЛО ВН / ЛО: Функция введена в работу"/>
@@ -10652,19 +10662,20 @@
                   <w:listItem w:displayText="ЛО ГЗсигн / ЛО: Срабатывание на сигнал" w:value="ЛО ГЗсигн / ЛО: Срабатывание на сигнал"/>
                   <w:listItem w:displayText="ЛО ГЗсигн / ЛО: Функция введена в работу" w:value="ЛО ГЗсигн / ЛО: Функция введена в работу"/>
                   <w:listItem w:displayText="ЛО ГЗсигн / ЛО: Функция оперативно выведена из работы" w:value="ЛО ГЗсигн / ЛО: Функция оперативно выведена из работы"/>
-                  <w:listItem w:displayText="ЛО НН / ЗАВР: Запрет АВР" w:value="ЛО НН / ЗАВР: Запрет АВР"/>
-                  <w:listItem w:displayText="ЛО НН / ЗАВР: Функция введена в работу" w:value="ЛО НН / ЗАВР: Функция введена в работу"/>
-                  <w:listItem w:displayText="ЛО НН / ЗАВР: Функция оперативно выведена из работы" w:value="ЛО НН / ЗАВР: Функция оперативно выведена из работы"/>
-                  <w:listItem w:displayText="ЛО НН / ЗАПВ: Запрет АПВ" w:value="ЛО НН / ЗАПВ: Запрет АПВ"/>
-                  <w:listItem w:displayText="ЛО НН / ЗАПВ: Функция введена в работу" w:value="ЛО НН / ЗАПВ: Функция введена в работу"/>
-                  <w:listItem w:displayText="ЛО НН / ЗАПВ: Функция оперативно выведена из работы" w:value="ЛО НН / ЗАПВ: Функция оперативно выведена из работы"/>
-                  <w:listItem w:displayText="ЛО НН / ЛО: Отключение" w:value="ЛО НН / ЛО: Отключение"/>
-                  <w:listItem w:displayText="ЛО НН / ЛО: Отключить аварийно" w:value="ЛО НН / ЛО: Отключить аварийно"/>
-                  <w:listItem w:displayText="ЛО НН / ЛО: Функция введена в работу" w:value="ЛО НН / ЛО: Функция введена в работу"/>
-                  <w:listItem w:displayText="ЛО НН / ЛО: Функция оперативно выведена из работы" w:value="ЛО НН / ЛО: Функция оперативно выведена из работы"/>
-                  <w:listItem w:displayText="ЛО Т / ЗАВР: Запрет АВР" w:value="ЛО Т / ЗАВР: Запрет АВР"/>
-                  <w:listItem w:displayText="ЛО Т / ЗАВР: Функция введена в работу" w:value="ЛО Т / ЗАВР: Функция введена в работу"/>
-                  <w:listItem w:displayText="ЛО Т / ЗАВР: Функция оперативно выведена из работы" w:value="ЛО Т / ЗАВР: Функция оперативно выведена из работы"/>
+                  <w:listItem w:displayText="ЛО НН1 / ЗАПВ: Запрет АПВ" w:value="ЛО НН1 / ЗАПВ: Запрет АПВ"/>
+                  <w:listItem w:displayText="ЛО НН1 / ЗАПВ: Функция введена в работу" w:value="ЛО НН1 / ЗАПВ: Функция введена в работу"/>
+                  <w:listItem w:displayText="ЛО НН1 / ЗАПВ: Функция оперативно выведена из работы" w:value="ЛО НН1 / ЗАПВ: Функция оперативно выведена из работы"/>
+                  <w:listItem w:displayText="ЛО НН1 / ЛО: Отключение" w:value="ЛО НН1 / ЛО: Отключение"/>
+                  <w:listItem w:displayText="ЛО НН1 / ЛО: Отключить аварийно" w:value="ЛО НН1 / ЛО: Отключить аварийно"/>
+                  <w:listItem w:displayText="ЛО НН1 / ЛО: Функция введена в работу" w:value="ЛО НН1 / ЛО: Функция введена в работу"/>
+                  <w:listItem w:displayText="ЛО НН1 / ЛО: Функция оперативно выведена из работы" w:value="ЛО НН1 / ЛО: Функция оперативно выведена из работы"/>
+                  <w:listItem w:displayText="ЛО НН2 / ЗАПВ: Запрет АПВ" w:value="ЛО НН2 / ЗАПВ: Запрет АПВ"/>
+                  <w:listItem w:displayText="ЛО НН2 / ЗАПВ: Функция введена в работу" w:value="ЛО НН2 / ЗАПВ: Функция введена в работу"/>
+                  <w:listItem w:displayText="ЛО НН2 / ЗАПВ: Функция оперативно выведена из работы" w:value="ЛО НН2 / ЗАПВ: Функция оперативно выведена из работы"/>
+                  <w:listItem w:displayText="ЛО НН2 / ЛО: Отключение" w:value="ЛО НН2 / ЛО: Отключение"/>
+                  <w:listItem w:displayText="ЛО НН2 / ЛО: Отключить аварийно" w:value="ЛО НН2 / ЛО: Отключить аварийно"/>
+                  <w:listItem w:displayText="ЛО НН2 / ЛО: Функция введена в работу" w:value="ЛО НН2 / ЛО: Функция введена в работу"/>
+                  <w:listItem w:displayText="ЛО НН2 / ЛО: Функция оперативно выведена из работы" w:value="ЛО НН2 / ЛО: Функция оперативно выведена из работы"/>
                   <w:listItem w:displayText="ЛО Т / ЗАПВ: Запрет АПВ" w:value="ЛО Т / ЗАПВ: Запрет АПВ"/>
                   <w:listItem w:displayText="ЛО Т / ЗАПВ: Функция введена в работу" w:value="ЛО Т / ЗАПВ: Функция введена в работу"/>
                   <w:listItem w:displayText="ЛО Т / ЗАПВ: Функция оперативно выведена из работы" w:value="ЛО Т / ЗАПВ: Функция оперативно выведена из работы"/>
@@ -10699,52 +10710,6 @@
                   <w:listItem w:displayText="ЛО ТС / ЛО ПК: Срабатывание на сигнал" w:value="ЛО ТС / ЛО ПК: Срабатывание на сигнал"/>
                   <w:listItem w:displayText="ЛО ТС / ЛО ПК: Функция введена в работу" w:value="ЛО ТС / ЛО ПК: Функция введена в работу"/>
                   <w:listItem w:displayText="ЛО ТС / ЛО ПК: Функция оперативно выведена из работы" w:value="ЛО ТС / ЛО ПК: Функция оперативно выведена из работы"/>
-                  <w:listItem w:displayText="МТЗ / БЛЗШ: Блокировка ЛЗШ" w:value="МТЗ / БЛЗШ: Блокировка ЛЗШ"/>
-                  <w:listItem w:displayText="МТЗ / БНТ: Пуск БНТ" w:value="МТЗ / БНТ: Пуск БНТ"/>
-                  <w:listItem w:displayText="МТЗ / БНТ: Пуск по фазе A" w:value="МТЗ / БНТ: Пуск по фазе A"/>
-                  <w:listItem w:displayText="МТЗ / БНТ: Пуск по фазе В" w:value="МТЗ / БНТ: Пуск по фазе В"/>
-                  <w:listItem w:displayText="МТЗ / БНТ: Пуск по фазе С" w:value="МТЗ / БНТ: Пуск по фазе С"/>
-                  <w:listItem w:displayText="МТЗ / КПОН: Пуск" w:value="МТЗ / КПОН: Пуск"/>
-                  <w:listItem w:displayText="МТЗ / КПОН: Функция введена в работу" w:value="МТЗ / КПОН: Функция введена в работу"/>
-                  <w:listItem w:displayText="МТЗ / КПОН: Функция оперативно выведена из работы" w:value="МТЗ / КПОН: Функция оперативно выведена из работы"/>
-                  <w:listItem w:displayText="МТЗ / МТЗ 1 ст: Пуск" w:value="МТЗ / МТЗ 1 ст: Пуск"/>
-                  <w:listItem w:displayText="МТЗ / МТЗ 1 ст: Пуск ИО тока по фазе А" w:value="МТЗ / МТЗ 1 ст: Пуск ИО тока по фазе А"/>
-                  <w:listItem w:displayText="МТЗ / МТЗ 1 ст: Пуск ИО тока по фазе В" w:value="МТЗ / МТЗ 1 ст: Пуск ИО тока по фазе В"/>
-                  <w:listItem w:displayText="МТЗ / МТЗ 1 ст: Пуск ИО тока по фазе С" w:value="МТЗ / МТЗ 1 ст: Пуск ИО тока по фазе С"/>
-                  <w:listItem w:displayText="МТЗ / МТЗ 1 ст: Пуск по фазе A" w:value="МТЗ / МТЗ 1 ст: Пуск по фазе A"/>
-                  <w:listItem w:displayText="МТЗ / МТЗ 1 ст: Пуск по фазе В" w:value="МТЗ / МТЗ 1 ст: Пуск по фазе В"/>
-                  <w:listItem w:displayText="МТЗ / МТЗ 1 ст: Пуск по фазе С" w:value="МТЗ / МТЗ 1 ст: Пуск по фазе С"/>
-                  <w:listItem w:displayText="МТЗ / МТЗ 1 ст: Срабатывание" w:value="МТЗ / МТЗ 1 ст: Срабатывание"/>
-                  <w:listItem w:displayText="МТЗ / МТЗ 1 ст: Срабатывание на сигнал" w:value="МТЗ / МТЗ 1 ст: Срабатывание на сигнал"/>
-                  <w:listItem w:displayText="МТЗ / МТЗ 1 ст: Функция введена в работу" w:value="МТЗ / МТЗ 1 ст: Функция введена в работу"/>
-                  <w:listItem w:displayText="МТЗ / МТЗ 1 ст: Функция оперативно выведена из работы" w:value="МТЗ / МТЗ 1 ст: Функция оперативно выведена из работы"/>
-                  <w:listItem w:displayText="МТЗ / МТЗ 2 ст: Пуск" w:value="МТЗ / МТЗ 2 ст: Пуск"/>
-                  <w:listItem w:displayText="МТЗ / МТЗ 2 ст: Пуск ИО тока по фазе А" w:value="МТЗ / МТЗ 2 ст: Пуск ИО тока по фазе А"/>
-                  <w:listItem w:displayText="МТЗ / МТЗ 2 ст: Пуск ИО тока по фазе В" w:value="МТЗ / МТЗ 2 ст: Пуск ИО тока по фазе В"/>
-                  <w:listItem w:displayText="МТЗ / МТЗ 2 ст: Пуск ИО тока по фазе С" w:value="МТЗ / МТЗ 2 ст: Пуск ИО тока по фазе С"/>
-                  <w:listItem w:displayText="МТЗ / МТЗ 2 ст: Пуск по фазе A" w:value="МТЗ / МТЗ 2 ст: Пуск по фазе A"/>
-                  <w:listItem w:displayText="МТЗ / МТЗ 2 ст: Пуск по фазе В" w:value="МТЗ / МТЗ 2 ст: Пуск по фазе В"/>
-                  <w:listItem w:displayText="МТЗ / МТЗ 2 ст: Пуск по фазе С" w:value="МТЗ / МТЗ 2 ст: Пуск по фазе С"/>
-                  <w:listItem w:displayText="МТЗ / МТЗ 2 ст: Срабатывание" w:value="МТЗ / МТЗ 2 ст: Срабатывание"/>
-                  <w:listItem w:displayText="МТЗ / МТЗ 2 ст: Срабатывание на сигнал" w:value="МТЗ / МТЗ 2 ст: Срабатывание на сигнал"/>
-                  <w:listItem w:displayText="МТЗ / МТЗ 2 ст: Функция введена в работу" w:value="МТЗ / МТЗ 2 ст: Функция введена в работу"/>
-                  <w:listItem w:displayText="МТЗ / МТЗ 2 ст: Функция оперативно выведена из работы" w:value="МТЗ / МТЗ 2 ст: Функция оперативно выведена из работы"/>
-                  <w:listItem w:displayText="МТЗ / МТЗ 3 ст: Пуск" w:value="МТЗ / МТЗ 3 ст: Пуск"/>
-                  <w:listItem w:displayText="МТЗ / МТЗ 3 ст: Пуск ИО тока по фазе А" w:value="МТЗ / МТЗ 3 ст: Пуск ИО тока по фазе А"/>
-                  <w:listItem w:displayText="МТЗ / МТЗ 3 ст: Пуск ИО тока по фазе В" w:value="МТЗ / МТЗ 3 ст: Пуск ИО тока по фазе В"/>
-                  <w:listItem w:displayText="МТЗ / МТЗ 3 ст: Пуск ИО тока по фазе С" w:value="МТЗ / МТЗ 3 ст: Пуск ИО тока по фазе С"/>
-                  <w:listItem w:displayText="МТЗ / МТЗ 3 ст: Пуск по фазе A" w:value="МТЗ / МТЗ 3 ст: Пуск по фазе A"/>
-                  <w:listItem w:displayText="МТЗ / МТЗ 3 ст: Пуск по фазе В" w:value="МТЗ / МТЗ 3 ст: Пуск по фазе В"/>
-                  <w:listItem w:displayText="МТЗ / МТЗ 3 ст: Пуск по фазе С" w:value="МТЗ / МТЗ 3 ст: Пуск по фазе С"/>
-                  <w:listItem w:displayText="МТЗ / МТЗ 3 ст: Срабатывание" w:value="МТЗ / МТЗ 3 ст: Срабатывание"/>
-                  <w:listItem w:displayText="МТЗ / МТЗ 3 ст: Срабатывание на сигнал" w:value="МТЗ / МТЗ 3 ст: Срабатывание на сигнал"/>
-                  <w:listItem w:displayText="МТЗ / МТЗ 3 ст: Функция введена в работу" w:value="МТЗ / МТЗ 3 ст: Функция введена в работу"/>
-                  <w:listItem w:displayText="МТЗ / МТЗ 3 ст: Функция оперативно выведена из работы" w:value="МТЗ / МТЗ 3 ст: Функция оперативно выведена из работы"/>
-                  <w:listItem w:displayText="ПДС / В: Ключ М/Д привода В" w:value="ПДС / В: Ключ М/Д привода В"/>
-                  <w:listItem w:displayText="ПДС / В: Положение В (Включено)" w:value="ПДС / В: Положение В (Включено)"/>
-                  <w:listItem w:displayText="ПДС / В: Положение В (Не определено)" w:value="ПДС / В: Положение В (Не определено)"/>
-                  <w:listItem w:displayText="ПДС / В: Положение В (Неисправность)" w:value="ПДС / В: Положение В (Неисправность)"/>
-                  <w:listItem w:displayText="ПДС / В: Положение В (Отключено)" w:value="ПДС / В: Положение В (Отключено)"/>
                   <w:listItem w:displayText="ПДС / ГЗ РПН: Низкая изоляция " w:value="ПДС / ГЗ РПН: Низкая изоляция "/>
                   <w:listItem w:displayText="ПДС / ГЗ РПН: Отключение" w:value="ПДС / ГЗ РПН: Отключение"/>
                   <w:listItem w:displayText="ПДС / ГЗ Т: Низкая изоляция ГЗоткл" w:value="ПДС / ГЗ Т: Низкая изоляция ГЗоткл"/>
@@ -10762,15 +10727,8 @@
                   <w:listItem w:displayText="ПДС / ДУм РПН: Низкий уровень масла" w:value="ПДС / ДУм РПН: Низкий уровень масла"/>
                   <w:listItem w:displayText="ПДС / ДУм расширителя: Высокий уровень масла" w:value="ПДС / ДУм расширителя: Высокий уровень масла"/>
                   <w:listItem w:displayText="ПДС / ДУм расширителя: Низкий уровень масла" w:value="ПДС / ДУм расширителя: Низкий уровень масла"/>
-                  <w:listItem w:displayText="ПДС / КИ: Аварийный уровень изоляции" w:value="ПДС / КИ: Аварийный уровень изоляции"/>
-                  <w:listItem w:displayText="ПДС / КИ: Низкий уровень изоляции" w:value="ПДС / КИ: Низкий уровень изоляции"/>
-                  <w:listItem w:displayText="ПДС / КПруж: Пружина не заведена" w:value="ПДС / КПруж: Пружина не заведена"/>
-                  <w:listItem w:displayText="ПДС / КЦВ: Контроль цепи ЭМВ" w:value="ПДС / КЦВ: Контроль цепи ЭМВ"/>
-                  <w:listItem w:displayText="ПДС / КЦВ: Контроль цепи ЭМО1" w:value="ПДС / КЦВ: Контроль цепи ЭМО1"/>
-                  <w:listItem w:displayText="ПДС / КЦВ: Контроль цепи ЭМО2" w:value="ПДС / КЦВ: Контроль цепи ЭМО2"/>
-                  <w:listItem w:displayText="ПДС / КЦВ: Работа ЭМВ" w:value="ПДС / КЦВ: Работа ЭМВ"/>
-                  <w:listItem w:displayText="ПДС / КЦВ: Работа ЭМО1" w:value="ПДС / КЦВ: Работа ЭМО1"/>
-                  <w:listItem w:displayText="ПДС / КЦВ: Работа ЭМО2" w:value="ПДС / КЦВ: Работа ЭМО2"/>
+                  <w:listItem w:displayText="ПДС / КСО: Авария" w:value="ПДС / КСО: Авария"/>
+                  <w:listItem w:displayText="ПДС / КСО: Неисправность" w:value="ПДС / КСО: Неисправность"/>
                   <w:listItem w:displayText="ПДС / ОК: Срабатывание" w:value="ПДС / ОК: Срабатывание"/>
                   <w:listItem w:displayText="ПДС / ПК: Срабатывание" w:value="ПДС / ПК: Срабатывание"/>
                   <w:listItem w:displayText="ПДС / РД: Низкая изоляция" w:value="ПДС / РД: Низкая изоляция"/>
@@ -10779,9 +10737,9 @@
                   <w:listItem w:displayText="ПДС НКУ / SA2: Цепь введена" w:value="ПДС НКУ / SA2: Цепь введена"/>
                   <w:listItem w:displayText="ПДС НКУ / SA3: Цепь введена" w:value="ПДС НКУ / SA3: Цепь введена"/>
                   <w:listItem w:displayText="ПДС НКУ / SA4: Цепь введена" w:value="ПДС НКУ / SA4: Цепь введена"/>
-                  <w:listItem w:displayText="ПДС НКУ / SA5: Цепь введена" w:value="ПДС НКУ / SA5: Цепь введена"/>
                   <w:listItem w:displayText="ПДС НКУ / SG1: Рабочее положение" w:value="ПДС НКУ / SG1: Рабочее положение"/>
                   <w:listItem w:displayText="ПДС НКУ / SG2: Рабочее положение" w:value="ПДС НКУ / SG2: Рабочее положение"/>
+                  <w:listItem w:displayText="ПДС НКУ / SG3: Рабочее положение" w:value="ПДС НКУ / SG3: Рабочее положение"/>
                   <w:listItem w:displayText="ПДС НКУ / ВнешСигн1: Срабатывание" w:value="ПДС НКУ / ВнешСигн1: Срабатывание"/>
                   <w:listItem w:displayText="ПДС НКУ / ВнешСигн2: Срабатывание" w:value="ПДС НКУ / ВнешСигн2: Срабатывание"/>
                   <w:listItem w:displayText="ПДС НКУ / ВнешСигн3: Срабатывание" w:value="ПДС НКУ / ВнешСигн3: Срабатывание"/>
@@ -10789,15 +10747,27 @@
                   <w:listItem w:displayText="ПДС НКУ / Дверь: Дверь шкафа закрыта" w:value="ПДС НКУ / Дверь: Дверь шкафа закрыта"/>
                   <w:listItem w:displayText="ПДС НКУ / Дверь: Дверь шкафа открыта" w:value="ПДС НКУ / Дверь: Дверь шкафа открыта"/>
                   <w:listItem w:displayText="ПДС НКУ / ОТ ГЗ: Неисправность" w:value="ПДС НКУ / ОТ ГЗ: Неисправность"/>
-                  <w:listItem w:displayText="ПДС НКУ / ОТ ЗДЗ: Неисправность" w:value="ПДС НКУ / ОТ ЗДЗ: Неисправность"/>
-                  <w:listItem w:displayText="ПДС НКУ / ОТ ИЭУ ТН: Неисправность" w:value="ПДС НКУ / ОТ ИЭУ ТН: Неисправность"/>
+                  <w:listItem w:displayText="ПДС НКУ / ОТ ЗДЗ1: Неисправность" w:value="ПДС НКУ / ОТ ЗДЗ1: Неисправность"/>
+                  <w:listItem w:displayText="ПДС НКУ / ОТ ЗДЗ2: Неисправность" w:value="ПДС НКУ / ОТ ЗДЗ2: Неисправность"/>
+                  <w:listItem w:displayText="ПДС НКУ / ОТ ИЭУ ТН1: Неисправность" w:value="ПДС НКУ / ОТ ИЭУ ТН1: Неисправность"/>
+                  <w:listItem w:displayText="ПДС НКУ / ОТ ИЭУ ТН2: Неисправность" w:value="ПДС НКУ / ОТ ИЭУ ТН2: Неисправность"/>
                   <w:listItem w:displayText="ПДС НКУ / ОТ ТЗ, ТС: Неисправность" w:value="ПДС НКУ / ОТ ТЗ, ТС: Неисправность"/>
-                  <w:listItem w:displayText="ПДС НКУ / ОТ УРОВ: Неисправность" w:value="ПДС НКУ / ОТ УРОВ: Неисправность"/>
-                  <w:listItem w:displayText="ПДС НКУ / ОТ ЭМО1, ЭМВ: Неисправность" w:value="ПДС НКУ / ОТ ЭМО1, ЭМВ: Неисправность"/>
-                  <w:listItem w:displayText="ПДС НКУ / ОТ ЭМО2: Неисправность" w:value="ПДС НКУ / ОТ ЭМО2: Неисправность"/>
-                  <w:listItem w:displayText="ПДС НКУ / ОТ цепей сигн. В: Неисправность" w:value="ПДС НКУ / ОТ цепей сигн. В: Неисправность"/>
-                  <w:listItem w:displayText="Пред. сигн. / ПС: Пуск предупредительной сигнализации" w:value="Пред. сигн. / ПС: Пуск предупредительной сигнализации"/>
-                  <w:listItem w:displayText="Пред. сигн. / ПС: Пуск предупредительной сигнализации (импульс)" w:value="Пред. сигн. / ПС: Пуск предупредительной сигнализации (импульс)"/>
+                  <w:listItem w:displayText="ПДС НКУ / ОТ УРОВ1: Неисправность" w:value="ПДС НКУ / ОТ УРОВ1: Неисправность"/>
+                  <w:listItem w:displayText="ПДС НКУ / ОТ УРОВ2: Неисправность" w:value="ПДС НКУ / ОТ УРОВ2: Неисправность"/>
+                  <w:listItem w:displayText="ПС / ПС: Пуск предупредительной сигнализации" w:value="ПС / ПС: Пуск предупредительной сигнализации"/>
+                  <w:listItem w:displayText="ПС / ПС: Пуск предупредительной сигнализации (импульс)" w:value="ПС / ПС: Пуск предупредительной сигнализации (импульс)"/>
+                  <w:listItem w:displayText="РТПО / РТПО ВН: Пуск" w:value="РТПО / РТПО ВН: Пуск"/>
+                  <w:listItem w:displayText="РТПО / РТПО ВН: Функция введена в работу" w:value="РТПО / РТПО ВН: Функция введена в работу"/>
+                  <w:listItem w:displayText="РТПО / РТПО ВН: Функция оперативно выведена из работы" w:value="РТПО / РТПО ВН: Функция оперативно выведена из работы"/>
+                  <w:listItem w:displayText="РТПО / РТПО НН1: Пуск" w:value="РТПО / РТПО НН1: Пуск"/>
+                  <w:listItem w:displayText="РТПО / РТПО НН1: Функция введена в работу" w:value="РТПО / РТПО НН1: Функция введена в работу"/>
+                  <w:listItem w:displayText="РТПО / РТПО НН1: Функция оперативно выведена из работы" w:value="РТПО / РТПО НН1: Функция оперативно выведена из работы"/>
+                  <w:listItem w:displayText="РТПО / РТПО НН2: Пуск" w:value="РТПО / РТПО НН2: Пуск"/>
+                  <w:listItem w:displayText="РТПО / РТПО НН2: Функция введена в работу" w:value="РТПО / РТПО НН2: Функция введена в работу"/>
+                  <w:listItem w:displayText="РТПО / РТПО НН2: Функция оперативно выведена из работы" w:value="РТПО / РТПО НН2: Функция оперативно выведена из работы"/>
+                  <w:listItem w:displayText="РТПО / РТПО_общ: Пуск" w:value="РТПО / РТПО_общ: Пуск"/>
+                  <w:listItem w:displayText="РТПО / РТПО_общ: Функция введена в работу" w:value="РТПО / РТПО_общ: Функция введена в работу"/>
+                  <w:listItem w:displayText="РТПО / РТПО_общ: Функция оперативно выведена из работы" w:value="РТПО / РТПО_общ: Функция оперативно выведена из работы"/>
                   <w:listItem w:displayText="СИСТ / БУ: Индикация местного управления" w:value="СИСТ / БУ: Индикация местного управления"/>
                   <w:listItem w:displayText="СИСТ / Диагностика: Изменение встраиваемого ПО" w:value="СИСТ / Диагностика: Изменение встраиваемого ПО"/>
                   <w:listItem w:displayText="СИСТ / Диагностика: Индикация логического узла-прокси" w:value="СИСТ / Диагностика: Индикация логического узла-прокси"/>
@@ -10813,8 +10783,6 @@
                   <w:listItem w:displayText="СИСТ / Диагностика: Неисправность модуля дискретных входов/выходов (слот М11)" w:value="СИСТ / Диагностика: Неисправность модуля дискретных входов/выходов (слот М11)"/>
                   <w:listItem w:displayText="СИСТ / Диагностика: Неисправность модуля дискретных входов/выходов (слот М3)" w:value="СИСТ / Диагностика: Неисправность модуля дискретных входов/выходов (слот М3)"/>
                   <w:listItem w:displayText="СИСТ / Диагностика: Неисправность модуля дискретных входов/выходов (слот М4)" w:value="СИСТ / Диагностика: Неисправность модуля дискретных входов/выходов (слот М4)"/>
-                  <w:listItem w:displayText="СИСТ / Диагностика: Неисправность модуля дискретных входов/выходов (слот М6)" w:value="СИСТ / Диагностика: Неисправность модуля дискретных входов/выходов (слот М6)"/>
-                  <w:listItem w:displayText="СИСТ / Диагностика: Неисправность модуля дискретных входов/выходов (слот М7)" w:value="СИСТ / Диагностика: Неисправность модуля дискретных входов/выходов (слот М7)"/>
                   <w:listItem w:displayText="СИСТ / Диагностика: Неисправность модуля дискретных входов/выходов (слот М8)" w:value="СИСТ / Диагностика: Неисправность модуля дискретных входов/выходов (слот М8)"/>
                   <w:listItem w:displayText="СИСТ / Диагностика: Неисправность модуля дискретных входов/выходов (слот М9)" w:value="СИСТ / Диагностика: Неисправность модуля дискретных входов/выходов (слот М9)"/>
                   <w:listItem w:displayText="СИСТ / Диагностика: Неисправность цепей оперативного питания" w:value="СИСТ / Диагностика: Неисправность цепей оперативного питания"/>
@@ -11069,80 +11037,87 @@
                   <w:listItem w:displayText="СИСТ / ПлДВых9: Состояние ДВых7" w:value="СИСТ / ПлДВых9: Состояние ДВых7"/>
                   <w:listItem w:displayText="СИСТ / ПлДВых9: Состояние ДВых8" w:value="СИСТ / ПлДВых9: Состояние ДВых8"/>
                   <w:listItem w:displayText="СИСТ / СД ФК: Действие на В ВН" w:value="СИСТ / СД ФК: Действие на В ВН"/>
-                  <w:listItem w:displayText="СИСТ / СД ФК: Действие на В НН" w:value="СИСТ / СД ФК: Действие на В НН"/>
+                  <w:listItem w:displayText="СИСТ / СД ФК: Действие на В НН1" w:value="СИСТ / СД ФК: Действие на В НН1"/>
+                  <w:listItem w:displayText="СИСТ / СД ФК: Действие на В НН2" w:value="СИСТ / СД ФК: Действие на В НН2"/>
                   <w:listItem w:displayText="СИСТ / СД ФК: Комплект" w:value="СИСТ / СД ФК: Комплект"/>
                   <w:listItem w:displayText="СИСТ / СД ФК: Режим работы ГЗ РПН" w:value="СИСТ / СД ФК: Режим работы ГЗ РПН"/>
                   <w:listItem w:displayText="СИСТ / СД ФК: Режим работы ГЗ Т откл" w:value="СИСТ / СД ФК: Режим работы ГЗ Т откл"/>
                   <w:listItem w:displayText="СИСТ / СД ФК: Режим работы ГЗ Т сигн" w:value="СИСТ / СД ФК: Режим работы ГЗ Т сигн"/>
+                  <w:listItem w:displayText="СИСТ / СД ФК: Режим работы ДЗТ" w:value="СИСТ / СД ФК: Режим работы ДЗТ"/>
+                  <w:listItem w:displayText="СИСТ / СД ФК: Режим работы ЗПО" w:value="СИСТ / СД ФК: Режим работы ЗПО"/>
                   <w:listItem w:displayText="СИСТ / СД ФК: Режим работы УРОВ" w:value="СИСТ / СД ФК: Режим работы УРОВ"/>
                   <w:listItem w:displayText="СИСТ / СД ФК: Управление ИЭУ" w:value="СИСТ / СД ФК: Управление ИЭУ"/>
                   <w:listItem w:displayText="СИСТ / СД: БИ выведены" w:value="СИСТ / СД: БИ выведены"/>
                   <w:listItem w:displayText="СИСТ / СД: Внешнее отключение" w:value="СИСТ / СД: Внешнее отключение"/>
                   <w:listItem w:displayText="СИСТ / СД: Выходные цепи разобраны" w:value="СИСТ / СД: Выходные цепи разобраны"/>
-                  <w:listItem w:displayText="СИСТ / СД: Неисправность В ВН" w:value="СИСТ / СД: Неисправность В ВН"/>
                   <w:listItem w:displayText="СИСТ / СД: Неисправность ШС-А" w:value="СИСТ / СД: Неисправность ШС-А"/>
                   <w:listItem w:displayText="СИСТ / СД: Неисправность ШС-В" w:value="СИСТ / СД: Неисправность ШС-В"/>
                   <w:listItem w:displayText="СИСТ / СД: Неисправность опер. тока ГЗ" w:value="СИСТ / СД: Неисправность опер. тока ГЗ"/>
                   <w:listItem w:displayText="СИСТ / СД: Неисправность опер. тока ТЗ, ТС" w:value="СИСТ / СД: Неисправность опер. тока ТЗ, ТС"/>
-                  <w:listItem w:displayText="СИСТ / СД: Неисправность сигн. В" w:value="СИСТ / СД: Неисправность сигн. В"/>
                   <w:listItem w:displayText="СИСТ / СД: Неисправность цепей ГЗ РПН" w:value="СИСТ / СД: Неисправность цепей ГЗ РПН"/>
                   <w:listItem w:displayText="СИСТ / СД: Неисправность цепей ГЗ Т" w:value="СИСТ / СД: Неисправность цепей ГЗ Т"/>
                   <w:listItem w:displayText="СИСТ / СД: Неисправность цепей ТЗ" w:value="СИСТ / СД: Неисправность цепей ТЗ"/>
                   <w:listItem w:displayText="СИСТ / СД: Потеря GOOSE" w:value="СИСТ / СД: Потеря GOOSE"/>
+                  <w:listItem w:displayText="СИСТ / СД: Пуск ЗПО" w:value="СИСТ / СД: Пуск ЗПО"/>
                   <w:listItem w:displayText="СИСТ / СД: Срабатывание ГЗ РПН" w:value="СИСТ / СД: Срабатывание ГЗ РПН"/>
                   <w:listItem w:displayText="СИСТ / СД: Срабатывание ГЗоткл" w:value="СИСТ / СД: Срабатывание ГЗоткл"/>
                   <w:listItem w:displayText="СИСТ / СД: Срабатывание ГЗсигн" w:value="СИСТ / СД: Срабатывание ГЗсигн"/>
+                  <w:listItem w:displayText="СИСТ / СД: Срабатывание ДЗТ" w:value="СИСТ / СД: Срабатывание ДЗТ"/>
                   <w:listItem w:displayText="СИСТ / СД: Срабатывание ЗП" w:value="СИСТ / СД: Срабатывание ЗП"/>
-                  <w:listItem w:displayText="СИСТ / СД: Срабатывание МТЗ" w:value="СИСТ / СД: Срабатывание МТЗ"/>
                   <w:listItem w:displayText="СИСТ / СД: Срабатывание ТЗоткл" w:value="СИСТ / СД: Срабатывание ТЗоткл"/>
                   <w:listItem w:displayText="СИСТ / СД: Срабатывание ТЗсигн" w:value="СИСТ / СД: Срабатывание ТЗсигн"/>
-                  <w:listItem w:displayText="СИСТ / СД: Срабатывание ТО" w:value="СИСТ / СД: Срабатывание ТО"/>
                   <w:listItem w:displayText="СИСТ / СД: Срабатывание УРОВ" w:value="СИСТ / СД: Срабатывание УРОВ"/>
                   <w:listItem w:displayText="СИСТ / ФК: Действие на В ВН" w:value="СИСТ / ФК: Действие на В ВН"/>
-                  <w:listItem w:displayText="СИСТ / ФК: Действие на В НН" w:value="СИСТ / ФК: Действие на В НН"/>
+                  <w:listItem w:displayText="СИСТ / ФК: Действие на В НН1" w:value="СИСТ / ФК: Действие на В НН1"/>
+                  <w:listItem w:displayText="СИСТ / ФК: Действие на В НН2" w:value="СИСТ / ФК: Действие на В НН2"/>
                   <w:listItem w:displayText="СИСТ / ФК: Комплект" w:value="СИСТ / ФК: Комплект"/>
                   <w:listItem w:displayText="СИСТ / ФК: Режим работы ГЗ РПН" w:value="СИСТ / ФК: Режим работы ГЗ РПН"/>
                   <w:listItem w:displayText="СИСТ / ФК: Режим работы ГЗ Т откл" w:value="СИСТ / ФК: Режим работы ГЗ Т откл"/>
                   <w:listItem w:displayText="СИСТ / ФК: Режим работы ГЗ Т сигн" w:value="СИСТ / ФК: Режим работы ГЗ Т сигн"/>
+                  <w:listItem w:displayText="СИСТ / ФК: Режим работы ДЗТ" w:value="СИСТ / ФК: Режим работы ДЗТ"/>
+                  <w:listItem w:displayText="СИСТ / ФК: Режим работы ЗПО" w:value="СИСТ / ФК: Режим работы ЗПО"/>
                   <w:listItem w:displayText="СИСТ / ФК: Режим работы УРОВ" w:value="СИСТ / ФК: Режим работы УРОВ"/>
                   <w:listItem w:displayText="СИСТ / ФК: Управление ИЭУ" w:value="СИСТ / ФК: Управление ИЭУ"/>
                   <w:listItem w:displayText="СИСТ / ШС: Переполнение буфера входных данных" w:value="СИСТ / ШС: Переполнение буфера входных данных"/>
                   <w:listItem w:displayText="СИСТ / ШС: Переполнение буфера выходных данных" w:value="СИСТ / ШС: Переполнение буфера выходных данных"/>
                   <w:listItem w:displayText="СИСТ / ШС: Состояние основного канала" w:value="СИСТ / ШС: Состояние основного канала"/>
                   <w:listItem w:displayText="СИСТ / ШС: Состояние резервного канала" w:value="СИСТ / ШС: Состояние резервного канала"/>
-                  <w:listItem w:displayText="Сборка сигн. / СС: БИ выведены" w:value="Сборка сигн. / СС: БИ выведены"/>
-                  <w:listItem w:displayText="Сборка сигн. / СС: Внешнее отключение" w:value="Сборка сигн. / СС: Внешнее отключение"/>
-                  <w:listItem w:displayText="Сборка сигн. / СС: Выходные цепи разобраны" w:value="Сборка сигн. / СС: Выходные цепи разобраны"/>
-                  <w:listItem w:displayText="Сборка сигн. / СС: ГЗ заблокирована" w:value="Сборка сигн. / СС: ГЗ заблокирована"/>
-                  <w:listItem w:displayText="Сборка сигн. / СС: Контроль оперативного тока" w:value="Сборка сигн. / СС: Контроль оперативного тока"/>
-                  <w:listItem w:displayText="Сборка сигн. / СС: Контроль оперативного тока НН" w:value="Сборка сигн. / СС: Контроль оперативного тока НН"/>
-                  <w:listItem w:displayText="Сборка сигн. / СС: Низкая изоляция ГЗ" w:value="Сборка сигн. / СС: Низкая изоляция ГЗ"/>
-                  <w:listItem w:displayText="Сборка сигн. / СС: Низкая изоляция ТЗ" w:value="Сборка сигн. / СС: Низкая изоляция ТЗ"/>
-                  <w:listItem w:displayText="Сборка сигн. / СС: Превышение времени переключения коммутационного аппарата" w:value="Сборка сигн. / СС: Превышение времени переключения коммутационного аппарата"/>
-                  <w:listItem w:displayText="Сборка сигн. / СС: Сигнализация от ГЗ" w:value="Сборка сигн. / СС: Сигнализация от ГЗ"/>
-                  <w:listItem w:displayText="Сборка сигн. / СС: Сигнализация от ТЗ" w:value="Сборка сигн. / СС: Сигнализация от ТЗ"/>
-                  <w:listItem w:displayText="Сборка сигн. / СС: Сигнализация от ТС" w:value="Сборка сигн. / СС: Сигнализация от ТС"/>
-                  <w:listItem w:displayText="Сборка сигн. / СС: ТЗ заблокирована" w:value="Сборка сигн. / СС: ТЗ заблокирована"/>
                   <w:listItem w:displayText="ТК ЗДЗ / ТК ЗДЗ: Пуск" w:value="ТК ЗДЗ / ТК ЗДЗ: Пуск"/>
                   <w:listItem w:displayText="ТК ЗДЗ / ТК ЗДЗ: Функция введена в работу" w:value="ТК ЗДЗ / ТК ЗДЗ: Функция введена в работу"/>
                   <w:listItem w:displayText="ТК ЗДЗ / ТК ЗДЗ: Функция оперативно выведена из работы" w:value="ТК ЗДЗ / ТК ЗДЗ: Функция оперативно выведена из работы"/>
-                  <w:listItem w:displayText="ТО / ТО: Пуск" w:value="ТО / ТО: Пуск"/>
-                  <w:listItem w:displayText="ТО / ТО: Срабатывание" w:value="ТО / ТО: Срабатывание"/>
-                  <w:listItem w:displayText="ТО / ТО: Срабатывание на сигнал" w:value="ТО / ТО: Срабатывание на сигнал"/>
-                  <w:listItem w:displayText="ТО / ТО: Функция введена в работу" w:value="ТО / ТО: Функция введена в работу"/>
-                  <w:listItem w:displayText="ТО / ТО: Функция оперативно выведена из работы" w:value="ТО / ТО: Функция оперативно выведена из работы"/>
+                  <w:listItem w:displayText="ТО ЗПО / ТО ЗПО ВН: Пуск" w:value="ТО ЗПО / ТО ЗПО ВН: Пуск"/>
+                  <w:listItem w:displayText="ТО ЗПО / ТО ЗПО ВН: Функция введена в работу" w:value="ТО ЗПО / ТО ЗПО ВН: Функция введена в работу"/>
+                  <w:listItem w:displayText="ТО ЗПО / ТО ЗПО ВН: Функция оперативно выведена из работы" w:value="ТО ЗПО / ТО ЗПО ВН: Функция оперативно выведена из работы"/>
+                  <w:listItem w:displayText="ТО ЗПО / ТО ЗПО НН1: Пуск" w:value="ТО ЗПО / ТО ЗПО НН1: Пуск"/>
+                  <w:listItem w:displayText="ТО ЗПО / ТО ЗПО НН1: Функция введена в работу" w:value="ТО ЗПО / ТО ЗПО НН1: Функция введена в работу"/>
+                  <w:listItem w:displayText="ТО ЗПО / ТО ЗПО НН1: Функция оперативно выведена из работы" w:value="ТО ЗПО / ТО ЗПО НН1: Функция оперативно выведена из работы"/>
+                  <w:listItem w:displayText="ТО ЗПО / ТО ЗПО НН2: Пуск" w:value="ТО ЗПО / ТО ЗПО НН2: Пуск"/>
+                  <w:listItem w:displayText="ТО ЗПО / ТО ЗПО НН2: Функция введена в работу" w:value="ТО ЗПО / ТО ЗПО НН2: Функция введена в работу"/>
+                  <w:listItem w:displayText="ТО ЗПО / ТО ЗПО НН2: Функция оперативно выведена из работы" w:value="ТО ЗПО / ТО ЗПО НН2: Функция оперативно выведена из работы"/>
+                  <w:listItem w:displayText="ТО ЗПО / ТО ЗПО_общ: Пуск" w:value="ТО ЗПО / ТО ЗПО_общ: Пуск"/>
+                  <w:listItem w:displayText="ТО ЗПО / ТО ЗПО_общ: Функция введена в работу" w:value="ТО ЗПО / ТО ЗПО_общ: Функция введена в работу"/>
+                  <w:listItem w:displayText="ТО ЗПО / ТО ЗПО_общ: Функция оперативно выведена из работы" w:value="ТО ЗПО / ТО ЗПО_общ: Функция оперативно выведена из работы"/>
                   <w:listItem w:displayText="ТО РПН / ТО РПН: Пуск" w:value="ТО РПН / ТО РПН: Пуск"/>
                   <w:listItem w:displayText="ТО РПН / ТО РПН: Функция введена в работу" w:value="ТО РПН / ТО РПН: Функция введена в работу"/>
                   <w:listItem w:displayText="ТО РПН / ТО РПН: Функция оперативно выведена из работы" w:value="ТО РПН / ТО РПН: Функция оперативно выведена из работы"/>
-                  <w:listItem w:displayText="УВ / УВ: Включить" w:value="УВ / УВ: Включить"/>
-                  <w:listItem w:displayText="УВ / УВ: Функция введена в работу" w:value="УВ / УВ: Функция введена в работу"/>
                   <w:listItem w:displayText="УРОВ ВН / УРОВ: Пуск" w:value="УРОВ ВН / УРОВ: Пуск"/>
                   <w:listItem w:displayText="УРОВ ВН / УРОВ: Пуск ИО максимального тока" w:value="УРОВ ВН / УРОВ: Пуск ИО максимального тока"/>
-                  <w:listItem w:displayText="УРОВ ВН / УРОВ: Срабатывание" w:value="УРОВ ВН / УРОВ: Срабатывание"/>
-                  <w:listItem w:displayText="УРОВ ВН / УРОВ: Срабатывание  'на себя'" w:value="УРОВ ВН / УРОВ: Срабатывание  'на себя'"/>
-                  <w:listItem w:displayText="УРОВ ВН / УРОВ: Ускорение УРОВ" w:value="УРОВ ВН / УРОВ: Ускорение УРОВ"/>
+                  <w:listItem w:displayText="УРОВ ВН / УРОВ: Срабатывание УРОВ" w:value="УРОВ ВН / УРОВ: Срабатывание УРОВ"/>
+                  <w:listItem w:displayText="УРОВ ВН / УРОВ: Срабатывание УРОВ  'на себя'" w:value="УРОВ ВН / УРОВ: Срабатывание УРОВ  'на себя'"/>
                   <w:listItem w:displayText="УРОВ ВН / УРОВ: Функция введена в работу" w:value="УРОВ ВН / УРОВ: Функция введена в работу"/>
                   <w:listItem w:displayText="УРОВ ВН / УРОВ: Функция оперативно выведена из работы" w:value="УРОВ ВН / УРОВ: Функция оперативно выведена из работы"/>
+                  <w:listItem w:displayText="ошибка / СС: БИ выведены" w:value="ошибка / СС: БИ выведены"/>
+                  <w:listItem w:displayText="ошибка / СС: Внешнее отключение" w:value="ошибка / СС: Внешнее отключение"/>
+                  <w:listItem w:displayText="ошибка / СС: Выходные цепи разобраны" w:value="ошибка / СС: Выходные цепи разобраны"/>
+                  <w:listItem w:displayText="ошибка / СС: ГЗ заблокирована" w:value="ошибка / СС: ГЗ заблокирована"/>
+                  <w:listItem w:displayText="ошибка / СС: Контроль оперативного тока" w:value="ошибка / СС: Контроль оперативного тока"/>
+                  <w:listItem w:displayText="ошибка / СС: Контроль оперативного тока НН" w:value="ошибка / СС: Контроль оперативного тока НН"/>
+                  <w:listItem w:displayText="ошибка / СС: Низкая изоляция ГЗ" w:value="ошибка / СС: Низкая изоляция ГЗ"/>
+                  <w:listItem w:displayText="ошибка / СС: Низкая изоляция ТЗ" w:value="ошибка / СС: Низкая изоляция ТЗ"/>
+                  <w:listItem w:displayText="ошибка / СС: Сигнализация от ГЗ" w:value="ошибка / СС: Сигнализация от ГЗ"/>
+                  <w:listItem w:displayText="ошибка / СС: Сигнализация от ТЗ" w:value="ошибка / СС: Сигнализация от ТЗ"/>
+                  <w:listItem w:displayText="ошибка / СС: Сигнализация от ТС" w:value="ошибка / СС: Сигнализация от ТС"/>
+                  <w:listItem w:displayText="ошибка / СС: ТЗ заблокирована" w:value="ошибка / СС: ТЗ заблокирована"/>
                 </w:dropDownList>
                 <w:showingPlcHdr/>
                 <w:placeholder>
@@ -11307,62 +11282,67 @@
                   <w:listItem w:displayText="ГЗ РПН на сигн " w:value="ГЗ РПН на сигн "/>
                   <w:listItem w:displayText="ГЗоткл на сигн " w:value="ГЗоткл на сигн "/>
                   <w:listItem w:displayText="ГЗсигн на откл " w:value="ГЗсигн на откл "/>
+                  <w:listItem w:displayText="ДТЗт на сигн " w:value="ДТЗт на сигн "/>
+                  <w:listItem w:displayText="ДТО на сигн " w:value="ДТО на сигн "/>
                   <w:listItem w:displayText="ДТм на сигн " w:value="ДТм на сигн "/>
                   <w:listItem w:displayText="ДТо на сигн " w:value="ДТо на сигн "/>
                   <w:listItem w:displayText="ДУм расшир на сигн " w:value="ДУм расшир на сигн "/>
-                  <w:listItem w:displayText="ЗОП на сигн " w:value="ЗОП на сигн "/>
                   <w:listItem w:displayText="ЗП на откл " w:value="ЗП на откл "/>
-                  <w:listItem w:displayText="МТЗ 1 ст на сигн " w:value="МТЗ 1 ст на сигн "/>
-                  <w:listItem w:displayText="МТЗ 2 ст на сигн " w:value="МТЗ 2 ст на сигн "/>
-                  <w:listItem w:displayText="МТЗ 3 ст на сигн " w:value="МТЗ 3 ст на сигн "/>
+                  <w:listItem w:displayText="ЗПО на сигн " w:value="ЗПО на сигн "/>
                   <w:listItem w:displayText="ОВ ГЗ РПН " w:value="ОВ ГЗ РПН "/>
                   <w:listItem w:displayText="ОВ ГЗоткл " w:value="ОВ ГЗоткл "/>
                   <w:listItem w:displayText="ОВ ГЗсигн " w:value="ОВ ГЗсигн "/>
-                  <w:listItem w:displayText="ОВ ЗОП " w:value="ОВ ЗОП "/>
+                  <w:listItem w:displayText="ОВ ДЗТ " w:value="ОВ ДЗТ "/>
+                  <w:listItem w:displayText="ОВ ДТЗт " w:value="ОВ ДТЗт "/>
+                  <w:listItem w:displayText="ОВ ДТО " w:value="ОВ ДТО "/>
                   <w:listItem w:displayText="ОВ ЗП " w:value="ОВ ЗП "/>
-                  <w:listItem w:displayText="ОВ КА " w:value="ОВ КА "/>
-                  <w:listItem w:displayText="ОВ КП " w:value="ОВ КП "/>
-                  <w:listItem w:displayText="ОВ КСВ " w:value="ОВ КСВ "/>
-                  <w:listItem w:displayText="ОВ КЦН НН " w:value="ОВ КЦН НН "/>
-                  <w:listItem w:displayText="ОВ ЛЗТ " w:value="ОВ ЛЗТ "/>
+                  <w:listItem w:displayText="ОВ ЗП ВН " w:value="ОВ ЗП ВН "/>
+                  <w:listItem w:displayText="ОВ ЗП НН1 " w:value="ОВ ЗП НН1 "/>
+                  <w:listItem w:displayText="ОВ ЗП НН2 " w:value="ОВ ЗП НН2 "/>
+                  <w:listItem w:displayText="ОВ ЗПО " w:value="ОВ ЗПО "/>
+                  <w:listItem w:displayText="ОВ КЦТ " w:value="ОВ КЦТ "/>
+                  <w:listItem w:displayText="ОВ КЦТнеб " w:value="ОВ КЦТнеб "/>
+                  <w:listItem w:displayText="ОВ КЦТст1 " w:value="ОВ КЦТст1 "/>
+                  <w:listItem w:displayText="ОВ КЦТст2 " w:value="ОВ КЦТст2 "/>
+                  <w:listItem w:displayText="ОВ КЦТст3 " w:value="ОВ КЦТст3 "/>
                   <w:listItem w:displayText="ОВ ЛО ВН " w:value="ОВ ЛО ВН "/>
                   <w:listItem w:displayText="ОВ ЛО ДТм " w:value="ОВ ЛО ДТм "/>
                   <w:listItem w:displayText="ОВ ЛО ДТо " w:value="ОВ ЛО ДТо "/>
                   <w:listItem w:displayText="ОВ ЛО ДУм расшир " w:value="ОВ ЛО ДУм расшир "/>
-                  <w:listItem w:displayText="ОВ ЛО НН " w:value="ОВ ЛО НН "/>
-                  <w:listItem w:displayText="ОВ ЛО НН / ЗАВР " w:value="ОВ ЛО НН / ЗАВР "/>
-                  <w:listItem w:displayText="ОВ ЛО НН / ЗАПВ " w:value="ОВ ЛО НН / ЗАПВ "/>
-                  <w:listItem w:displayText="ОВ ЛО НН / ЛО " w:value="ОВ ЛО НН / ЛО "/>
+                  <w:listItem w:displayText="ОВ ЛО НН1 " w:value="ОВ ЛО НН1 "/>
+                  <w:listItem w:displayText="ОВ ЛО НН1 / ЗАПВ " w:value="ОВ ЛО НН1 / ЗАПВ "/>
+                  <w:listItem w:displayText="ОВ ЛО НН1 / ЛО " w:value="ОВ ЛО НН1 / ЛО "/>
+                  <w:listItem w:displayText="ОВ ЛО НН2 " w:value="ОВ ЛО НН2 "/>
+                  <w:listItem w:displayText="ОВ ЛО НН2 / ЗАПВ " w:value="ОВ ЛО НН2 / ЗАПВ "/>
+                  <w:listItem w:displayText="ОВ ЛО НН2 / ЛО " w:value="ОВ ЛО НН2 / ЛО "/>
                   <w:listItem w:displayText="ОВ ЛО ОК " w:value="ОВ ЛО ОК "/>
                   <w:listItem w:displayText="ОВ ЛО ПК " w:value="ОВ ЛО ПК "/>
                   <w:listItem w:displayText="ОВ ЛО РД " w:value="ОВ ЛО РД "/>
                   <w:listItem w:displayText="ОВ ЛО Т " w:value="ОВ ЛО Т "/>
-                  <w:listItem w:displayText="ОВ ЛО Т / ЗАВР " w:value="ОВ ЛО Т / ЗАВР "/>
                   <w:listItem w:displayText="ОВ ЛО Т / ЗАПВ " w:value="ОВ ЛО Т / ЗАПВ "/>
                   <w:listItem w:displayText="ОВ ЛО Т / ЛО " w:value="ОВ ЛО Т / ЛО "/>
                   <w:listItem w:displayText="ОВ ЛО ТЗ " w:value="ОВ ЛО ТЗ "/>
                   <w:listItem w:displayText="ОВ ЛО ТС " w:value="ОВ ЛО ТС "/>
-                  <w:listItem w:displayText="ОВ МТЗ " w:value="ОВ МТЗ "/>
-                  <w:listItem w:displayText="ОВ МТЗ 1 ст " w:value="ОВ МТЗ 1 ст "/>
-                  <w:listItem w:displayText="ОВ МТЗ 2 ст " w:value="ОВ МТЗ 2 ст "/>
-                  <w:listItem w:displayText="ОВ МТЗ 3 ст " w:value="ОВ МТЗ 3 ст "/>
                   <w:listItem w:displayText="ОВ ПДС " w:value="ОВ ПДС "/>
                   <w:listItem w:displayText="ОВ ПДС НКУ " w:value="ОВ ПДС НКУ "/>
+                  <w:listItem w:displayText="ОВ РТПО " w:value="ОВ РТПО "/>
+                  <w:listItem w:displayText="ОВ РТПО ВН " w:value="ОВ РТПО ВН "/>
+                  <w:listItem w:displayText="ОВ РТПО НН1 " w:value="ОВ РТПО НН1 "/>
+                  <w:listItem w:displayText="ОВ РТПО НН2 " w:value="ОВ РТПО НН2 "/>
                   <w:listItem w:displayText="ОВ ТК ЗДЗ " w:value="ОВ ТК ЗДЗ "/>
-                  <w:listItem w:displayText="ОВ ТО " w:value="ОВ ТО "/>
+                  <w:listItem w:displayText="ОВ ТО ЗПО " w:value="ОВ ТО ЗПО "/>
+                  <w:listItem w:displayText="ОВ ТО ЗПО ВН " w:value="ОВ ТО ЗПО ВН "/>
+                  <w:listItem w:displayText="ОВ ТО ЗПО НН1 " w:value="ОВ ТО ЗПО НН1 "/>
+                  <w:listItem w:displayText="ОВ ТО ЗПО НН2 " w:value="ОВ ТО ЗПО НН2 "/>
                   <w:listItem w:displayText="ОВ ТО РПН " w:value="ОВ ТО РПН "/>
-                  <w:listItem w:displayText="ОВ УВ " w:value="ОВ УВ "/>
-                  <w:listItem w:displayText="ОВ УРОВ ВН " w:value="ОВ УРОВ ВН "/>
+                  <w:listItem w:displayText="ОВ УРОВ " w:value="ОВ УРОВ "/>
                   <w:listItem w:displayText="ОК на сигн " w:value="ОК на сигн "/>
                   <w:listItem w:displayText="ПК на сигн " w:value="ПК на сигн "/>
                   <w:listItem w:displayText="Прием сим.данных " w:value="Прием сим.данных "/>
                   <w:listItem w:displayText="РД на сигн " w:value="РД на сигн "/>
-                  <w:listItem w:displayText="Сброс КРВ " w:value="Сброс КРВ "/>
                   <w:listItem w:displayText="Сброс СД " w:value="Сброс СД "/>
                   <w:listItem w:displayText="Сброс блок. ГЗ,ТЗ " w:value="Сброс блок. ГЗ,ТЗ "/>
                   <w:listItem w:displayText="Сброс стат. " w:value="Сброс стат. "/>
-                  <w:listItem w:displayText="Сброс счет. опер. В " w:value="Сброс счет. опер. В "/>
-                  <w:listItem w:displayText="ТО на сигн " w:value="ТО на сигн "/>
                 </w:dropDownList>
                 <w:showingPlcHdr/>
                 <w:placeholder>

--- a/latex_gui/templ2.docx
+++ b/latex_gui/templ2.docx
@@ -7021,45 +7021,70 @@
                 <w:id w:val="0"/>
                 <w:dropDownList>
                   <w:listItem w:displayText="Не назначено" w:value=""/>
-                  <w:listItem w:displayText="t масла ЗПО " w:value="t масла ЗПО "/>
                   <w:listItem w:displayText="Авар. t масла " w:value="Авар. t масла "/>
                   <w:listItem w:displayText="Авар. t обмотки " w:value="Авар. t обмотки "/>
-                  <w:listItem w:displayText="Внеш. откл. от СО " w:value="Внеш. откл. от СО "/>
-                  <w:listItem w:displayText="Внеш.откл. от ЗДЗ1 " w:value="Внеш.откл. от ЗДЗ1 "/>
-                  <w:listItem w:displayText="Внеш.откл. от ЗДЗ2 " w:value="Внеш.откл. от ЗДЗ2 "/>
-                  <w:listItem w:displayText="Внеш.откл. от УРОВ1 " w:value="Внеш.откл. от УРОВ1 "/>
-                  <w:listItem w:displayText="Внеш.откл. от УРОВ2 " w:value="Внеш.откл. от УРОВ2 "/>
+                  <w:listItem w:displayText="Авар.уров.изоляц. В " w:value="Авар.уров.изоляц. В "/>
+                  <w:listItem w:displayText="Блокировка ЛЗТ 2 " w:value="Блокировка ЛЗТ 2 "/>
+                  <w:listItem w:displayText="Блокировка ЛЗТ1 " w:value="Блокировка ЛЗТ1 "/>
+                  <w:listItem w:displayText="В НН включен " w:value="В НН включен "/>
+                  <w:listItem w:displayText="В включен (б/к) " w:value="В включен (б/к) "/>
+                  <w:listItem w:displayText="В отключен (б/к) " w:value="В отключен (б/к) "/>
+                  <w:listItem w:displayText="Включить В от ПУ " w:value="Включить В от ПУ "/>
+                  <w:listItem w:displayText="Включить В от ТУ " w:value="Включить В от ТУ "/>
+                  <w:listItem w:displayText="Внеш. пуск ЛЗТ " w:value="Внеш. пуск ЛЗТ "/>
+                  <w:listItem w:displayText="Внеш.блок.упр.В " w:value="Внеш.блок.упр.В "/>
+                  <w:listItem w:displayText="Внеш.откл. от ЗДЗ " w:value="Внеш.откл. от ЗДЗ "/>
+                  <w:listItem w:displayText="Внеш.откл. от УРОВ " w:value="Внеш.откл. от УРОВ "/>
                   <w:listItem w:displayText="Выс.ур.масла РПН " w:value="Выс.ур.масла РПН "/>
                   <w:listItem w:displayText="Выс.ур.масла тр. " w:value="Выс.ур.масла тр. "/>
                   <w:listItem w:displayText="Дверь шкафа/отсека " w:value="Дверь шкафа/отсека "/>
+                  <w:listItem w:displayText="КПОН внеш. " w:value="КПОН внеш. "/>
+                  <w:listItem w:displayText="Ключ М/Д привода " w:value="Ключ М/Д привода "/>
                   <w:listItem w:displayText="Конт.струйн. реле " w:value="Конт.струйн. реле "/>
-                  <w:listItem w:displayText="Неиспр. сист. охл. " w:value="Неиспр. сист. охл. "/>
-                  <w:listItem w:displayText="Низк. t масла РПН " w:value="Низк. t масла РПН "/>
+                  <w:listItem w:displayText="Контроль цепи ЭМВ " w:value="Контроль цепи ЭМВ "/>
+                  <w:listItem w:displayText="Контроль цепи ЭМО1 " w:value="Контроль цепи ЭМО1 "/>
+                  <w:listItem w:displayText="Контроль цепи ЭМО2 " w:value="Контроль цепи ЭМО2 "/>
+                  <w:listItem w:displayText="Низ.уров.изоляц. В " w:value="Низ.уров.изоляц. В "/>
                   <w:listItem w:displayText="Низк.ур.масла РПН " w:value="Низк.ур.масла РПН "/>
                   <w:listItem w:displayText="Низк.ур.масла тр. " w:value="Низк.ур.масла тр. "/>
+                  <w:listItem w:displayText="ОТ ИЭУ ТН " w:value="ОТ ИЭУ ТН "/>
+                  <w:listItem w:displayText="ОТ ЦСВ " w:value="ОТ ЦСВ "/>
+                  <w:listItem w:displayText="ОТ ЭМО1, ЭМВ " w:value="ОТ ЭМО1, ЭМВ "/>
+                  <w:listItem w:displayText="ОТ ЭМО2 " w:value="ОТ ЭМО2 "/>
                   <w:listItem w:displayText="ОТ цепей ГЗ " w:value="ОТ цепей ГЗ "/>
-                  <w:listItem w:displayText="ОТ цепей ЗДЗ1 " w:value="ОТ цепей ЗДЗ1 "/>
-                  <w:listItem w:displayText="ОТ цепей ЗДЗ2 " w:value="ОТ цепей ЗДЗ2 "/>
-                  <w:listItem w:displayText="ОТ цепей ТЗ " w:value="ОТ цепей ТЗ "/>
-                  <w:listItem w:displayText="ОТ цепей УРОВ1 " w:value="ОТ цепей УРОВ1 "/>
-                  <w:listItem w:displayText="ОТ цепей УРОВ2 " w:value="ОТ цепей УРОВ2 "/>
-                  <w:listItem w:displayText="Отказ сист.охл. " w:value="Отказ сист.охл. "/>
+                  <w:listItem w:displayText="ОТ цепей ЗДЗ " w:value="ОТ цепей ЗДЗ "/>
+                  <w:listItem w:displayText="ОТ цепей ТЗ, ТС " w:value="ОТ цепей ТЗ, ТС "/>
+                  <w:listItem w:displayText="ОТ цепей УРОВ " w:value="ОТ цепей УРОВ "/>
+                  <w:listItem w:displayText="ОТ цепей ЭМО1, ЭМВ " w:value="ОТ цепей ЭМО1, ЭМВ "/>
+                  <w:listItem w:displayText="ОТ цепей ЭМО2 " w:value="ОТ цепей ЭМО2 "/>
+                  <w:listItem w:displayText="Опер. включить В " w:value="Опер. включить В "/>
+                  <w:listItem w:displayText="Опер. отключить В " w:value="Опер. отключить В "/>
+                  <w:listItem w:displayText="Откл. от кнопки " w:value="Откл. от кнопки "/>
                   <w:listItem w:displayText="Откл.конт.газ. реле " w:value="Откл.конт.газ. реле "/>
+                  <w:listItem w:displayText="Отключить В от ПУ " w:value="Отключить В от ПУ "/>
+                  <w:listItem w:displayText="Отключить В от ТУ " w:value="Отключить В от ТУ "/>
                   <w:listItem w:displayText="Повыш. t масла " w:value="Повыш. t масла "/>
                   <w:listItem w:displayText="Повыш. t обмотки " w:value="Повыш. t обмотки "/>
                   <w:listItem w:displayText="Положение SA1 " w:value="Положение SA1 "/>
                   <w:listItem w:displayText="Положение SA2 " w:value="Положение SA2 "/>
                   <w:listItem w:displayText="Положение SA3 " w:value="Положение SA3 "/>
                   <w:listItem w:displayText="Положение SA4 " w:value="Положение SA4 "/>
+                  <w:listItem w:displayText="Положение SA5 " w:value="Положение SA5 "/>
                   <w:listItem w:displayText="Положение SG1 " w:value="Положение SG1 "/>
                   <w:listItem w:displayText="Положение SG2 " w:value="Положение SG2 "/>
                   <w:listItem w:displayText="Положение SG3 " w:value="Положение SG3 "/>
+                  <w:listItem w:displayText="Пружина не заведена " w:value="Пружина не заведена "/>
                   <w:listItem w:displayText="Пуск УРОВ внешний " w:value="Пуск УРОВ внешний "/>
+                  <w:listItem w:displayText="Работа ЭМВ " w:value="Работа ЭМВ "/>
+                  <w:listItem w:displayText="Работа ЭМО1 " w:value="Работа ЭМО1 "/>
+                  <w:listItem w:displayText="Работа ЭМО2 " w:value="Работа ЭМО2 "/>
+                  <w:listItem w:displayText="СВ НН включен " w:value="СВ НН включен "/>
                   <w:listItem w:displayText="Сигн. внешн. 1 " w:value="Сигн. внешн. 1 "/>
                   <w:listItem w:displayText="Сигн. внешн. 2 " w:value="Сигн. внешн. 2 "/>
                   <w:listItem w:displayText="Сигн. внешн. 3 " w:value="Сигн. внешн. 3 "/>
                   <w:listItem w:displayText="Сигн. внешн. 4 " w:value="Сигн. внешн. 4 "/>
                   <w:listItem w:displayText="Сигн.конт.газ. реле " w:value="Сигн.конт.газ. реле "/>
+                  <w:listItem w:displayText="Сраб БНН внеш " w:value="Сраб БНН внеш "/>
                   <w:listItem w:displayText="Сраб. КИ ГЗ_РПН " w:value="Сраб. КИ ГЗ_РПН "/>
                   <w:listItem w:displayText="Сраб. КИ ГЗ_откл " w:value="Сраб. КИ ГЗ_откл "/>
                   <w:listItem w:displayText="Сраб. КИ ГЗ_сигн " w:value="Сраб. КИ ГЗ_сигн "/>
@@ -7319,98 +7344,63 @@
                 <w:id w:val="0"/>
                 <w:dropDownList>
                   <w:listItem w:displayText="Не назначено" w:value=""/>
-                  <w:listItem w:displayText="ДЗТ / БВКЗ: Срабатывание БВКЗ" w:value="ДЗТ / БВКЗ: Срабатывание БВКЗ"/>
-                  <w:listItem w:displayText="ДЗТ / БВКЗ: Срабатывание БВКЗ по фазе А" w:value="ДЗТ / БВКЗ: Срабатывание БВКЗ по фазе А"/>
-                  <w:listItem w:displayText="ДЗТ / БВКЗ: Срабатывание БВКЗ по фазе В" w:value="ДЗТ / БВКЗ: Срабатывание БВКЗ по фазе В"/>
-                  <w:listItem w:displayText="ДЗТ / БВКЗ: Срабатывание БВКЗ по фазе С" w:value="ДЗТ / БВКЗ: Срабатывание БВКЗ по фазе С"/>
-                  <w:listItem w:displayText="ДЗТ / Д2Г: Пуск Д2Г" w:value="ДЗТ / Д2Г: Пуск Д2Г"/>
-                  <w:listItem w:displayText="ДЗТ / Д2Г: Пуск Д2Г по фазе A" w:value="ДЗТ / Д2Г: Пуск Д2Г по фазе A"/>
-                  <w:listItem w:displayText="ДЗТ / Д2Г: Пуск Д2Г по фазе В" w:value="ДЗТ / Д2Г: Пуск Д2Г по фазе В"/>
-                  <w:listItem w:displayText="ДЗТ / Д2Г: Пуск Д2Г по фазе С" w:value="ДЗТ / Д2Г: Пуск Д2Г по фазе С"/>
-                  <w:listItem w:displayText="ДЗТ / Д5Г: Пуск Д5Г" w:value="ДЗТ / Д5Г: Пуск Д5Г"/>
-                  <w:listItem w:displayText="ДЗТ / Д5Г: Пуск Д5Г по фазе A" w:value="ДЗТ / Д5Г: Пуск Д5Г по фазе A"/>
-                  <w:listItem w:displayText="ДЗТ / Д5Г: Пуск Д5Г по фазе В" w:value="ДЗТ / Д5Г: Пуск Д5Г по фазе В"/>
-                  <w:listItem w:displayText="ДЗТ / Д5Г: Пуск Д5Г по фазе С" w:value="ДЗТ / Д5Г: Пуск Д5Г по фазе С"/>
-                  <w:listItem w:displayText="ДЗТ / ДТЗт: Пуск" w:value="ДЗТ / ДТЗт: Пуск"/>
-                  <w:listItem w:displayText="ДЗТ / ДТЗт: Пуск ДТО по фазе A" w:value="ДЗТ / ДТЗт: Пуск ДТО по фазе A"/>
-                  <w:listItem w:displayText="ДЗТ / ДТЗт: Пуск ДТО по фазе В" w:value="ДЗТ / ДТЗт: Пуск ДТО по фазе В"/>
-                  <w:listItem w:displayText="ДЗТ / ДТЗт: Пуск ДТО по фазе С" w:value="ДЗТ / ДТЗт: Пуск ДТО по фазе С"/>
-                  <w:listItem w:displayText="ДЗТ / ДТЗт: Срабатывание ДТЗт" w:value="ДЗТ / ДТЗт: Срабатывание ДТЗт"/>
-                  <w:listItem w:displayText="ДЗТ / ДТЗт: Срабатывание ДТЗт на сигнал" w:value="ДЗТ / ДТЗт: Срабатывание ДТЗт на сигнал"/>
-                  <w:listItem w:displayText="ДЗТ / ДТЗт: Срабатывание ДТЗт по фазе A" w:value="ДЗТ / ДТЗт: Срабатывание ДТЗт по фазе A"/>
-                  <w:listItem w:displayText="ДЗТ / ДТЗт: Срабатывание ДТЗт по фазе A на сигнал" w:value="ДЗТ / ДТЗт: Срабатывание ДТЗт по фазе A на сигнал"/>
-                  <w:listItem w:displayText="ДЗТ / ДТЗт: Срабатывание ДТЗт по фазе В" w:value="ДЗТ / ДТЗт: Срабатывание ДТЗт по фазе В"/>
-                  <w:listItem w:displayText="ДЗТ / ДТЗт: Срабатывание ДТЗт по фазе В на сигнал" w:value="ДЗТ / ДТЗт: Срабатывание ДТЗт по фазе В на сигнал"/>
-                  <w:listItem w:displayText="ДЗТ / ДТЗт: Срабатывание ДТЗт по фазе С" w:value="ДЗТ / ДТЗт: Срабатывание ДТЗт по фазе С"/>
-                  <w:listItem w:displayText="ДЗТ / ДТЗт: Срабатывание ДТЗт по фазе С на сигнал" w:value="ДЗТ / ДТЗт: Срабатывание ДТЗт по фазе С на сигнал"/>
-                  <w:listItem w:displayText="ДЗТ / ДТЗт: Функция введена в работу" w:value="ДЗТ / ДТЗт: Функция введена в работу"/>
-                  <w:listItem w:displayText="ДЗТ / ДТЗт: Функция оперативно выведена из работы" w:value="ДЗТ / ДТЗт: Функция оперативно выведена из работы"/>
-                  <w:listItem w:displayText="ДЗТ / ДТО: Пуск" w:value="ДЗТ / ДТО: Пуск"/>
-                  <w:listItem w:displayText="ДЗТ / ДТО: Пуск ДТО по фазе A" w:value="ДЗТ / ДТО: Пуск ДТО по фазе A"/>
-                  <w:listItem w:displayText="ДЗТ / ДТО: Пуск ДТО по фазе В" w:value="ДЗТ / ДТО: Пуск ДТО по фазе В"/>
-                  <w:listItem w:displayText="ДЗТ / ДТО: Пуск ДТО по фазе С" w:value="ДЗТ / ДТО: Пуск ДТО по фазе С"/>
-                  <w:listItem w:displayText="ДЗТ / ДТО: Срабатывание ДТО" w:value="ДЗТ / ДТО: Срабатывание ДТО"/>
-                  <w:listItem w:displayText="ДЗТ / ДТО: Срабатывание ДТО на сигнал" w:value="ДЗТ / ДТО: Срабатывание ДТО на сигнал"/>
-                  <w:listItem w:displayText="ДЗТ / ДТО: Срабатывание ДТО по фазе A" w:value="ДЗТ / ДТО: Срабатывание ДТО по фазе A"/>
-                  <w:listItem w:displayText="ДЗТ / ДТО: Срабатывание ДТО по фазе A на сигнал" w:value="ДЗТ / ДТО: Срабатывание ДТО по фазе A на сигнал"/>
-                  <w:listItem w:displayText="ДЗТ / ДТО: Срабатывание ДТО по фазе В" w:value="ДЗТ / ДТО: Срабатывание ДТО по фазе В"/>
-                  <w:listItem w:displayText="ДЗТ / ДТО: Срабатывание ДТО по фазе В на сигнал" w:value="ДЗТ / ДТО: Срабатывание ДТО по фазе В на сигнал"/>
-                  <w:listItem w:displayText="ДЗТ / ДТО: Срабатывание ДТО по фазе С" w:value="ДЗТ / ДТО: Срабатывание ДТО по фазе С"/>
-                  <w:listItem w:displayText="ДЗТ / ДТО: Срабатывание ДТО по фазе С на сигнал" w:value="ДЗТ / ДТО: Срабатывание ДТО по фазе С на сигнал"/>
-                  <w:listItem w:displayText="ДЗТ / ДТО: Функция введена в работу" w:value="ДЗТ / ДТО: Функция введена в работу"/>
-                  <w:listItem w:displayText="ДЗТ / ДТО: Функция оперативно выведена из работы" w:value="ДЗТ / ДТО: Функция оперативно выведена из работы"/>
-                  <w:listItem w:displayText="ДЗТ / КЦТнеб: Срабатывание КЦНнеб" w:value="ДЗТ / КЦТнеб: Срабатывание КЦНнеб"/>
-                  <w:listItem w:displayText="ДЗТ / КЦТнеб: Срабатывание КЦНнеб фазы А" w:value="ДЗТ / КЦТнеб: Срабатывание КЦНнеб фазы А"/>
-                  <w:listItem w:displayText="ДЗТ / КЦТнеб: Срабатывание КЦНнеб фазы В" w:value="ДЗТ / КЦТнеб: Срабатывание КЦНнеб фазы В"/>
-                  <w:listItem w:displayText="ДЗТ / КЦТнеб: Срабатывание КЦНнеб фазы С" w:value="ДЗТ / КЦТнеб: Срабатывание КЦНнеб фазы С"/>
-                  <w:listItem w:displayText="ДЗТ / КЦТнеб: Функция введена в работу" w:value="ДЗТ / КЦТнеб: Функция введена в работу"/>
-                  <w:listItem w:displayText="ДЗТ / КЦТнеб: Функция оперативно выведена из работы" w:value="ДЗТ / КЦТнеб: Функция оперативно выведена из работы"/>
-                  <w:listItem w:displayText="ЗП / ЗП ВН: Пуск" w:value="ЗП / ЗП ВН: Пуск"/>
-                  <w:listItem w:displayText="ЗП / ЗП ВН: Пуск ИО максимального тока" w:value="ЗП / ЗП ВН: Пуск ИО максимального тока"/>
-                  <w:listItem w:displayText="ЗП / ЗП ВН: Срабатывание" w:value="ЗП / ЗП ВН: Срабатывание"/>
-                  <w:listItem w:displayText="ЗП / ЗП ВН: Срабатывание на отключение" w:value="ЗП / ЗП ВН: Срабатывание на отключение"/>
-                  <w:listItem w:displayText="ЗП / ЗП ВН: Функция введена в работу" w:value="ЗП / ЗП ВН: Функция введена в работу"/>
-                  <w:listItem w:displayText="ЗП / ЗП ВН: Функция оперативно выведена из работы" w:value="ЗП / ЗП ВН: Функция оперативно выведена из работы"/>
-                  <w:listItem w:displayText="ЗП / ЗП НН1: Пуск" w:value="ЗП / ЗП НН1: Пуск"/>
-                  <w:listItem w:displayText="ЗП / ЗП НН1: Пуск ИО максимального тока" w:value="ЗП / ЗП НН1: Пуск ИО максимального тока"/>
-                  <w:listItem w:displayText="ЗП / ЗП НН1: Срабатывание" w:value="ЗП / ЗП НН1: Срабатывание"/>
-                  <w:listItem w:displayText="ЗП / ЗП НН1: Срабатывание на отключение" w:value="ЗП / ЗП НН1: Срабатывание на отключение"/>
-                  <w:listItem w:displayText="ЗП / ЗП НН1: Функция введена в работу" w:value="ЗП / ЗП НН1: Функция введена в работу"/>
-                  <w:listItem w:displayText="ЗП / ЗП НН1: Функция оперативно выведена из работы" w:value="ЗП / ЗП НН1: Функция оперативно выведена из работы"/>
-                  <w:listItem w:displayText="ЗП / ЗП НН2: Пуск" w:value="ЗП / ЗП НН2: Пуск"/>
-                  <w:listItem w:displayText="ЗП / ЗП НН2: Пуск ИО максимального тока" w:value="ЗП / ЗП НН2: Пуск ИО максимального тока"/>
-                  <w:listItem w:displayText="ЗП / ЗП НН2: Срабатывание" w:value="ЗП / ЗП НН2: Срабатывание"/>
-                  <w:listItem w:displayText="ЗП / ЗП НН2: Срабатывание на отключение" w:value="ЗП / ЗП НН2: Срабатывание на отключение"/>
-                  <w:listItem w:displayText="ЗП / ЗП НН2: Функция введена в работу" w:value="ЗП / ЗП НН2: Функция введена в работу"/>
-                  <w:listItem w:displayText="ЗП / ЗП НН2: Функция оперативно выведена из работы" w:value="ЗП / ЗП НН2: Функция оперативно выведена из работы"/>
+                  <w:listItem w:displayText="ЗОП / ЗОП: Пуск" w:value="ЗОП / ЗОП: Пуск"/>
+                  <w:listItem w:displayText="ЗОП / ЗОП: Пуск ИО по несимметрии токов прямой и обратной последовательности" w:value="ЗОП / ЗОП: Пуск ИО по несимметрии токов прямой и обратной последовательности"/>
+                  <w:listItem w:displayText="ЗОП / ЗОП: Пуск ИО тока обратной последовательности" w:value="ЗОП / ЗОП: Пуск ИО тока обратной последовательности"/>
+                  <w:listItem w:displayText="ЗОП / ЗОП: Срабатывание" w:value="ЗОП / ЗОП: Срабатывание"/>
+                  <w:listItem w:displayText="ЗОП / ЗОП: Срабатывание на сигнал" w:value="ЗОП / ЗОП: Срабатывание на сигнал"/>
+                  <w:listItem w:displayText="ЗОП / ЗОП: Функция введена в работу" w:value="ЗОП / ЗОП: Функция введена в работу"/>
+                  <w:listItem w:displayText="ЗОП / ЗОП: Функция оперативно выведена из работы" w:value="ЗОП / ЗОП: Функция оперативно выведена из работы"/>
+                  <w:listItem w:displayText="ЗП / ЗП: Пуск" w:value="ЗП / ЗП: Пуск"/>
+                  <w:listItem w:displayText="ЗП / ЗП: Пуск ИО максимального тока" w:value="ЗП / ЗП: Пуск ИО максимального тока"/>
                   <w:listItem w:displayText="ЗП / ЗП: Срабатывание" w:value="ЗП / ЗП: Срабатывание"/>
                   <w:listItem w:displayText="ЗП / ЗП: Срабатывание на отключение" w:value="ЗП / ЗП: Срабатывание на отключение"/>
                   <w:listItem w:displayText="ЗП / ЗП: Функция введена в работу" w:value="ЗП / ЗП: Функция введена в работу"/>
                   <w:listItem w:displayText="ЗП / ЗП: Функция оперативно выведена из работы" w:value="ЗП / ЗП: Функция оперативно выведена из работы"/>
-                  <w:listItem w:displayText="ЗПО / ЗПО: Пуск" w:value="ЗПО / ЗПО: Пуск"/>
-                  <w:listItem w:displayText="ЗПО / ЗПО: Срабатывание ЗПО" w:value="ЗПО / ЗПО: Срабатывание ЗПО"/>
-                  <w:listItem w:displayText="ЗПО / ЗПО: Срабатывание ЗПО на сигнал" w:value="ЗПО / ЗПО: Срабатывание ЗПО на сигнал"/>
-                  <w:listItem w:displayText="ЗПО / ЗПО: Функция введена в работу" w:value="ЗПО / ЗПО: Функция введена в работу"/>
-                  <w:listItem w:displayText="ЗПО / ЗПО: Функция оперативно выведена из работы" w:value="ЗПО / ЗПО: Функция оперативно выведена из работы"/>
-                  <w:listItem w:displayText="КЦТ / КЦТ: Срабатывание" w:value="КЦТ / КЦТ: Срабатывание"/>
-                  <w:listItem w:displayText="КЦТ / КЦТст1: Пуск при асимметрии" w:value="КЦТ / КЦТст1: Пуск при асимметрии"/>
-                  <w:listItem w:displayText="КЦТ / КЦТст1: Пуск при обрыве провода" w:value="КЦТ / КЦТст1: Пуск при обрыве провода"/>
-                  <w:listItem w:displayText="КЦТ / КЦТст1: Срабатывание при асимметрии" w:value="КЦТ / КЦТст1: Срабатывание при асимметрии"/>
-                  <w:listItem w:displayText="КЦТ / КЦТст1: Срабатывание при обрыве провода" w:value="КЦТ / КЦТст1: Срабатывание при обрыве провода"/>
-                  <w:listItem w:displayText="КЦТ / КЦТст1: Функция введена в работу" w:value="КЦТ / КЦТст1: Функция введена в работу"/>
-                  <w:listItem w:displayText="КЦТ / КЦТст1: Функция оперативно выведена из работы" w:value="КЦТ / КЦТст1: Функция оперативно выведена из работы"/>
-                  <w:listItem w:displayText="КЦТ / КЦТст2: Пуск при асимметрии" w:value="КЦТ / КЦТст2: Пуск при асимметрии"/>
-                  <w:listItem w:displayText="КЦТ / КЦТст2: Пуск при обрыве провода" w:value="КЦТ / КЦТст2: Пуск при обрыве провода"/>
-                  <w:listItem w:displayText="КЦТ / КЦТст2: Срабатывание при асимметрии" w:value="КЦТ / КЦТст2: Срабатывание при асимметрии"/>
-                  <w:listItem w:displayText="КЦТ / КЦТст2: Срабатывание при обрыве провода" w:value="КЦТ / КЦТст2: Срабатывание при обрыве провода"/>
-                  <w:listItem w:displayText="КЦТ / КЦТст2: Функция введена в работу" w:value="КЦТ / КЦТст2: Функция введена в работу"/>
-                  <w:listItem w:displayText="КЦТ / КЦТст2: Функция оперативно выведена из работы" w:value="КЦТ / КЦТст2: Функция оперативно выведена из работы"/>
-                  <w:listItem w:displayText="КЦТ / КЦТст3: Пуск при асимметрии" w:value="КЦТ / КЦТст3: Пуск при асимметрии"/>
-                  <w:listItem w:displayText="КЦТ / КЦТст3: Пуск при обрыве провода" w:value="КЦТ / КЦТст3: Пуск при обрыве провода"/>
-                  <w:listItem w:displayText="КЦТ / КЦТст3: Срабатывание при асимметрии" w:value="КЦТ / КЦТст3: Срабатывание при асимметрии"/>
-                  <w:listItem w:displayText="КЦТ / КЦТст3: Срабатывание при обрыве провода" w:value="КЦТ / КЦТст3: Срабатывание при обрыве провода"/>
-                  <w:listItem w:displayText="КЦТ / КЦТст3: Функция введена в работу" w:value="КЦТ / КЦТст3: Функция введена в работу"/>
-                  <w:listItem w:displayText="КЦТ / КЦТст3: Функция оперативно выведена из работы" w:value="КЦТ / КЦТст3: Функция оперативно выведена из работы"/>
+                  <w:listItem w:displayText="КА / В: Выключатель включен" w:value="КА / В: Выключатель включен"/>
+                  <w:listItem w:displayText="КА / В: Выключатель отключен" w:value="КА / В: Выключатель отключен"/>
+                  <w:listItem w:displayText="КА / В: Индикация местного режима логического узла" w:value="КА / В: Индикация местного режима логического узла"/>
+                  <w:listItem w:displayText="КА / В: Индикация местного режима физического ключа" w:value="КА / В: Индикация местного режима физического ключа"/>
+                  <w:listItem w:displayText="КА / В: Команда 'включить' выключатель через выходное реле" w:value="КА / В: Команда 'включить' выключатель через выходное реле"/>
+                  <w:listItem w:displayText="КА / В: Команда 'отключить' выключатель через выходное реле" w:value="КА / В: Команда 'отключить' выключатель через выходное реле"/>
+                  <w:listItem w:displayText="КА / В: Неисправное положение выключателя" w:value="КА / В: Неисправное положение выключателя"/>
+                  <w:listItem w:displayText="КА / В: Промежуточное положение выключателя" w:value="КА / В: Промежуточное положение выключателя"/>
+                  <w:listItem w:displayText="КА / В: Функция введена в работу" w:value="КА / В: Функция введена в работу"/>
+                  <w:listItem w:displayText="КП / УВ: Включить выключатель" w:value="КП / УВ: Включить выключатель"/>
+                  <w:listItem w:displayText="КП / УВ: Идет переключение" w:value="КП / УВ: Идет переключение"/>
+                  <w:listItem w:displayText="КП / УВ: Отключить выключатель" w:value="КП / УВ: Отключить выключатель"/>
+                  <w:listItem w:displayText="КП / УВ: Положение В (Включено)" w:value="КП / УВ: Положение В (Включено)"/>
+                  <w:listItem w:displayText="КП / УВ: Положение В (Не определено)" w:value="КП / УВ: Положение В (Не определено)"/>
+                  <w:listItem w:displayText="КП / УВ: Положение В (Неисправность)" w:value="КП / УВ: Положение В (Неисправность)"/>
+                  <w:listItem w:displayText="КП / УВ: Положение В (Отключено)" w:value="КП / УВ: Положение В (Отключено)"/>
+                  <w:listItem w:displayText="КП / УВ: Сигнал превышения допустимого времени переключения" w:value="КП / УВ: Сигнал превышения допустимого времени переключения"/>
+                  <w:listItem w:displayText="КП / УВ: Функция введена в работу" w:value="КП / УВ: Функция введена в работу"/>
+                  <w:listItem w:displayText="КРВ / КРВ: Превышен коммутационный ресурс выключателя" w:value="КРВ / КРВ: Превышен коммутационный ресурс выключателя"/>
+                  <w:listItem w:displayText="КРВ / КРВ: Превышен механический ресурс выключателя" w:value="КРВ / КРВ: Превышен механический ресурс выключателя"/>
+                  <w:listItem w:displayText="КРВ / КРВ: Превышен ресурс выключателя" w:value="КРВ / КРВ: Превышен ресурс выключателя"/>
+                  <w:listItem w:displayText="КРВ / КРВ: Функция введена в работу" w:value="КРВ / КРВ: Функция введена в работу"/>
+                  <w:listItem w:displayText="КСВ / КСВ: Блокировка включения В" w:value="КСВ / КСВ: Блокировка включения В"/>
+                  <w:listItem w:displayText="КСВ / КСВ: Блокировка отключения В" w:value="КСВ / КСВ: Блокировка отключения В"/>
+                  <w:listItem w:displayText="КСВ / КСВ: В аварийно отключен" w:value="КСВ / КСВ: В аварийно отключен"/>
+                  <w:listItem w:displayText="КСВ / КСВ: В самопроизвольно отключен" w:value="КСВ / КСВ: В самопроизвольно отключен"/>
+                  <w:listItem w:displayText="КСВ / КСВ: Защита ЭМВ" w:value="КСВ / КСВ: Защита ЭМВ"/>
+                  <w:listItem w:displayText="КСВ / КСВ: Защита ЭМО1" w:value="КСВ / КСВ: Защита ЭМО1"/>
+                  <w:listItem w:displayText="КСВ / КСВ: Защита ЭМО2" w:value="КСВ / КСВ: Защита ЭМО2"/>
+                  <w:listItem w:displayText="КСВ / КСВ: Неисправность В" w:value="КСВ / КСВ: Неисправность В"/>
+                  <w:listItem w:displayText="КСВ / КСВ: Неисправность цепей ЭМУ" w:value="КСВ / КСВ: Неисправность цепей ЭМУ"/>
+                  <w:listItem w:displayText="КСВ / КСВ: Реле фиксации команды" w:value="КСВ / КСВ: Реле фиксации команды"/>
+                  <w:listItem w:displayText="КСВ / КСВ: Функция введена в работу" w:value="КСВ / КСВ: Функция введена в работу"/>
+                  <w:listItem w:displayText="КСВ / КСВ: Функция оперативно выведена из работы" w:value="КСВ / КСВ: Функция оперативно выведена из работы"/>
+                  <w:listItem w:displayText="КЦН НН / КЦН: Неисправность цепей напряжения" w:value="КЦН НН / КЦН: Неисправность цепей напряжения"/>
+                  <w:listItem w:displayText="КЦН НН / КЦН: Пуск" w:value="КЦН НН / КЦН: Пуск"/>
+                  <w:listItem w:displayText="КЦН НН / КЦН: Пуск органа максимального напряжения ОП" w:value="КЦН НН / КЦН: Пуск органа максимального напряжения ОП"/>
+                  <w:listItem w:displayText="КЦН НН / КЦН: Пуск органа минимального напряжения" w:value="КЦН НН / КЦН: Пуск органа минимального напряжения"/>
+                  <w:listItem w:displayText="КЦН НН / КЦН: Функция введена в работу" w:value="КЦН НН / КЦН: Функция введена в работу"/>
+                  <w:listItem w:displayText="КЦН НН / КЦН: Функция оперативно выведена из работы" w:value="КЦН НН / КЦН: Функция оперативно выведена из работы"/>
+                  <w:listItem w:displayText="ЛЗТ / ЛЗТ: Пуск" w:value="ЛЗТ / ЛЗТ: Пуск"/>
+                  <w:listItem w:displayText="ЛЗТ / ЛЗТ: Срабатывание" w:value="ЛЗТ / ЛЗТ: Срабатывание"/>
+                  <w:listItem w:displayText="ЛЗТ / ЛЗТ: Функция введена в работу" w:value="ЛЗТ / ЛЗТ: Функция введена в работу"/>
+                  <w:listItem w:displayText="ЛЗТ / ЛЗТ: Функция оперативно выведена из работы" w:value="ЛЗТ / ЛЗТ: Функция оперативно выведена из работы"/>
                   <w:listItem w:displayText="ЛО ВН / ЛО: Отключение" w:value="ЛО ВН / ЛО: Отключение"/>
                   <w:listItem w:displayText="ЛО ВН / ЛО: Отключить аварийно" w:value="ЛО ВН / ЛО: Отключить аварийно"/>
                   <w:listItem w:displayText="ЛО ВН / ЛО: Функция введена в работу" w:value="ЛО ВН / ЛО: Функция введена в работу"/>
@@ -7430,20 +7420,19 @@
                   <w:listItem w:displayText="ЛО ГЗсигн / ЛО: Срабатывание на сигнал" w:value="ЛО ГЗсигн / ЛО: Срабатывание на сигнал"/>
                   <w:listItem w:displayText="ЛО ГЗсигн / ЛО: Функция введена в работу" w:value="ЛО ГЗсигн / ЛО: Функция введена в работу"/>
                   <w:listItem w:displayText="ЛО ГЗсигн / ЛО: Функция оперативно выведена из работы" w:value="ЛО ГЗсигн / ЛО: Функция оперативно выведена из работы"/>
-                  <w:listItem w:displayText="ЛО НН1 / ЗАПВ: Запрет АПВ" w:value="ЛО НН1 / ЗАПВ: Запрет АПВ"/>
-                  <w:listItem w:displayText="ЛО НН1 / ЗАПВ: Функция введена в работу" w:value="ЛО НН1 / ЗАПВ: Функция введена в работу"/>
-                  <w:listItem w:displayText="ЛО НН1 / ЗАПВ: Функция оперативно выведена из работы" w:value="ЛО НН1 / ЗАПВ: Функция оперативно выведена из работы"/>
-                  <w:listItem w:displayText="ЛО НН1 / ЛО: Отключение" w:value="ЛО НН1 / ЛО: Отключение"/>
-                  <w:listItem w:displayText="ЛО НН1 / ЛО: Отключить аварийно" w:value="ЛО НН1 / ЛО: Отключить аварийно"/>
-                  <w:listItem w:displayText="ЛО НН1 / ЛО: Функция введена в работу" w:value="ЛО НН1 / ЛО: Функция введена в работу"/>
-                  <w:listItem w:displayText="ЛО НН1 / ЛО: Функция оперативно выведена из работы" w:value="ЛО НН1 / ЛО: Функция оперативно выведена из работы"/>
-                  <w:listItem w:displayText="ЛО НН2 / ЗАПВ: Запрет АПВ" w:value="ЛО НН2 / ЗАПВ: Запрет АПВ"/>
-                  <w:listItem w:displayText="ЛО НН2 / ЗАПВ: Функция введена в работу" w:value="ЛО НН2 / ЗАПВ: Функция введена в работу"/>
-                  <w:listItem w:displayText="ЛО НН2 / ЗАПВ: Функция оперативно выведена из работы" w:value="ЛО НН2 / ЗАПВ: Функция оперативно выведена из работы"/>
-                  <w:listItem w:displayText="ЛО НН2 / ЛО: Отключение" w:value="ЛО НН2 / ЛО: Отключение"/>
-                  <w:listItem w:displayText="ЛО НН2 / ЛО: Отключить аварийно" w:value="ЛО НН2 / ЛО: Отключить аварийно"/>
-                  <w:listItem w:displayText="ЛО НН2 / ЛО: Функция введена в работу" w:value="ЛО НН2 / ЛО: Функция введена в работу"/>
-                  <w:listItem w:displayText="ЛО НН2 / ЛО: Функция оперативно выведена из работы" w:value="ЛО НН2 / ЛО: Функция оперативно выведена из работы"/>
+                  <w:listItem w:displayText="ЛО НН / ЗАВР: Запрет АВР" w:value="ЛО НН / ЗАВР: Запрет АВР"/>
+                  <w:listItem w:displayText="ЛО НН / ЗАВР: Функция введена в работу" w:value="ЛО НН / ЗАВР: Функция введена в работу"/>
+                  <w:listItem w:displayText="ЛО НН / ЗАВР: Функция оперативно выведена из работы" w:value="ЛО НН / ЗАВР: Функция оперативно выведена из работы"/>
+                  <w:listItem w:displayText="ЛО НН / ЗАПВ: Запрет АПВ" w:value="ЛО НН / ЗАПВ: Запрет АПВ"/>
+                  <w:listItem w:displayText="ЛО НН / ЗАПВ: Функция введена в работу" w:value="ЛО НН / ЗАПВ: Функция введена в работу"/>
+                  <w:listItem w:displayText="ЛО НН / ЗАПВ: Функция оперативно выведена из работы" w:value="ЛО НН / ЗАПВ: Функция оперативно выведена из работы"/>
+                  <w:listItem w:displayText="ЛО НН / ЛО: Отключение" w:value="ЛО НН / ЛО: Отключение"/>
+                  <w:listItem w:displayText="ЛО НН / ЛО: Отключить аварийно" w:value="ЛО НН / ЛО: Отключить аварийно"/>
+                  <w:listItem w:displayText="ЛО НН / ЛО: Функция введена в работу" w:value="ЛО НН / ЛО: Функция введена в работу"/>
+                  <w:listItem w:displayText="ЛО НН / ЛО: Функция оперативно выведена из работы" w:value="ЛО НН / ЛО: Функция оперативно выведена из работы"/>
+                  <w:listItem w:displayText="ЛО Т / ЗАВР: Запрет АВР" w:value="ЛО Т / ЗАВР: Запрет АВР"/>
+                  <w:listItem w:displayText="ЛО Т / ЗАВР: Функция введена в работу" w:value="ЛО Т / ЗАВР: Функция введена в работу"/>
+                  <w:listItem w:displayText="ЛО Т / ЗАВР: Функция оперативно выведена из работы" w:value="ЛО Т / ЗАВР: Функция оперативно выведена из работы"/>
                   <w:listItem w:displayText="ЛО Т / ЗАПВ: Запрет АПВ" w:value="ЛО Т / ЗАПВ: Запрет АПВ"/>
                   <w:listItem w:displayText="ЛО Т / ЗАПВ: Функция введена в работу" w:value="ЛО Т / ЗАПВ: Функция введена в работу"/>
                   <w:listItem w:displayText="ЛО Т / ЗАПВ: Функция оперативно выведена из работы" w:value="ЛО Т / ЗАПВ: Функция оперативно выведена из работы"/>
@@ -7478,6 +7467,52 @@
                   <w:listItem w:displayText="ЛО ТС / ЛО ПК: Срабатывание на сигнал" w:value="ЛО ТС / ЛО ПК: Срабатывание на сигнал"/>
                   <w:listItem w:displayText="ЛО ТС / ЛО ПК: Функция введена в работу" w:value="ЛО ТС / ЛО ПК: Функция введена в работу"/>
                   <w:listItem w:displayText="ЛО ТС / ЛО ПК: Функция оперативно выведена из работы" w:value="ЛО ТС / ЛО ПК: Функция оперативно выведена из работы"/>
+                  <w:listItem w:displayText="МТЗ / БЛЗШ: Блокировка ЛЗШ" w:value="МТЗ / БЛЗШ: Блокировка ЛЗШ"/>
+                  <w:listItem w:displayText="МТЗ / БНТ: Пуск БНТ" w:value="МТЗ / БНТ: Пуск БНТ"/>
+                  <w:listItem w:displayText="МТЗ / БНТ: Пуск по фазе A" w:value="МТЗ / БНТ: Пуск по фазе A"/>
+                  <w:listItem w:displayText="МТЗ / БНТ: Пуск по фазе В" w:value="МТЗ / БНТ: Пуск по фазе В"/>
+                  <w:listItem w:displayText="МТЗ / БНТ: Пуск по фазе С" w:value="МТЗ / БНТ: Пуск по фазе С"/>
+                  <w:listItem w:displayText="МТЗ / КПОН: Пуск" w:value="МТЗ / КПОН: Пуск"/>
+                  <w:listItem w:displayText="МТЗ / КПОН: Функция введена в работу" w:value="МТЗ / КПОН: Функция введена в работу"/>
+                  <w:listItem w:displayText="МТЗ / КПОН: Функция оперативно выведена из работы" w:value="МТЗ / КПОН: Функция оперативно выведена из работы"/>
+                  <w:listItem w:displayText="МТЗ / МТЗ 1 ст: Пуск" w:value="МТЗ / МТЗ 1 ст: Пуск"/>
+                  <w:listItem w:displayText="МТЗ / МТЗ 1 ст: Пуск ИО тока по фазе А" w:value="МТЗ / МТЗ 1 ст: Пуск ИО тока по фазе А"/>
+                  <w:listItem w:displayText="МТЗ / МТЗ 1 ст: Пуск ИО тока по фазе В" w:value="МТЗ / МТЗ 1 ст: Пуск ИО тока по фазе В"/>
+                  <w:listItem w:displayText="МТЗ / МТЗ 1 ст: Пуск ИО тока по фазе С" w:value="МТЗ / МТЗ 1 ст: Пуск ИО тока по фазе С"/>
+                  <w:listItem w:displayText="МТЗ / МТЗ 1 ст: Пуск по фазе A" w:value="МТЗ / МТЗ 1 ст: Пуск по фазе A"/>
+                  <w:listItem w:displayText="МТЗ / МТЗ 1 ст: Пуск по фазе В" w:value="МТЗ / МТЗ 1 ст: Пуск по фазе В"/>
+                  <w:listItem w:displayText="МТЗ / МТЗ 1 ст: Пуск по фазе С" w:value="МТЗ / МТЗ 1 ст: Пуск по фазе С"/>
+                  <w:listItem w:displayText="МТЗ / МТЗ 1 ст: Срабатывание" w:value="МТЗ / МТЗ 1 ст: Срабатывание"/>
+                  <w:listItem w:displayText="МТЗ / МТЗ 1 ст: Срабатывание на сигнал" w:value="МТЗ / МТЗ 1 ст: Срабатывание на сигнал"/>
+                  <w:listItem w:displayText="МТЗ / МТЗ 1 ст: Функция введена в работу" w:value="МТЗ / МТЗ 1 ст: Функция введена в работу"/>
+                  <w:listItem w:displayText="МТЗ / МТЗ 1 ст: Функция оперативно выведена из работы" w:value="МТЗ / МТЗ 1 ст: Функция оперативно выведена из работы"/>
+                  <w:listItem w:displayText="МТЗ / МТЗ 2 ст: Пуск" w:value="МТЗ / МТЗ 2 ст: Пуск"/>
+                  <w:listItem w:displayText="МТЗ / МТЗ 2 ст: Пуск ИО тока по фазе А" w:value="МТЗ / МТЗ 2 ст: Пуск ИО тока по фазе А"/>
+                  <w:listItem w:displayText="МТЗ / МТЗ 2 ст: Пуск ИО тока по фазе В" w:value="МТЗ / МТЗ 2 ст: Пуск ИО тока по фазе В"/>
+                  <w:listItem w:displayText="МТЗ / МТЗ 2 ст: Пуск ИО тока по фазе С" w:value="МТЗ / МТЗ 2 ст: Пуск ИО тока по фазе С"/>
+                  <w:listItem w:displayText="МТЗ / МТЗ 2 ст: Пуск по фазе A" w:value="МТЗ / МТЗ 2 ст: Пуск по фазе A"/>
+                  <w:listItem w:displayText="МТЗ / МТЗ 2 ст: Пуск по фазе В" w:value="МТЗ / МТЗ 2 ст: Пуск по фазе В"/>
+                  <w:listItem w:displayText="МТЗ / МТЗ 2 ст: Пуск по фазе С" w:value="МТЗ / МТЗ 2 ст: Пуск по фазе С"/>
+                  <w:listItem w:displayText="МТЗ / МТЗ 2 ст: Срабатывание" w:value="МТЗ / МТЗ 2 ст: Срабатывание"/>
+                  <w:listItem w:displayText="МТЗ / МТЗ 2 ст: Срабатывание на сигнал" w:value="МТЗ / МТЗ 2 ст: Срабатывание на сигнал"/>
+                  <w:listItem w:displayText="МТЗ / МТЗ 2 ст: Функция введена в работу" w:value="МТЗ / МТЗ 2 ст: Функция введена в работу"/>
+                  <w:listItem w:displayText="МТЗ / МТЗ 2 ст: Функция оперативно выведена из работы" w:value="МТЗ / МТЗ 2 ст: Функция оперативно выведена из работы"/>
+                  <w:listItem w:displayText="МТЗ / МТЗ 3 ст: Пуск" w:value="МТЗ / МТЗ 3 ст: Пуск"/>
+                  <w:listItem w:displayText="МТЗ / МТЗ 3 ст: Пуск ИО тока по фазе А" w:value="МТЗ / МТЗ 3 ст: Пуск ИО тока по фазе А"/>
+                  <w:listItem w:displayText="МТЗ / МТЗ 3 ст: Пуск ИО тока по фазе В" w:value="МТЗ / МТЗ 3 ст: Пуск ИО тока по фазе В"/>
+                  <w:listItem w:displayText="МТЗ / МТЗ 3 ст: Пуск ИО тока по фазе С" w:value="МТЗ / МТЗ 3 ст: Пуск ИО тока по фазе С"/>
+                  <w:listItem w:displayText="МТЗ / МТЗ 3 ст: Пуск по фазе A" w:value="МТЗ / МТЗ 3 ст: Пуск по фазе A"/>
+                  <w:listItem w:displayText="МТЗ / МТЗ 3 ст: Пуск по фазе В" w:value="МТЗ / МТЗ 3 ст: Пуск по фазе В"/>
+                  <w:listItem w:displayText="МТЗ / МТЗ 3 ст: Пуск по фазе С" w:value="МТЗ / МТЗ 3 ст: Пуск по фазе С"/>
+                  <w:listItem w:displayText="МТЗ / МТЗ 3 ст: Срабатывание" w:value="МТЗ / МТЗ 3 ст: Срабатывание"/>
+                  <w:listItem w:displayText="МТЗ / МТЗ 3 ст: Срабатывание на сигнал" w:value="МТЗ / МТЗ 3 ст: Срабатывание на сигнал"/>
+                  <w:listItem w:displayText="МТЗ / МТЗ 3 ст: Функция введена в работу" w:value="МТЗ / МТЗ 3 ст: Функция введена в работу"/>
+                  <w:listItem w:displayText="МТЗ / МТЗ 3 ст: Функция оперативно выведена из работы" w:value="МТЗ / МТЗ 3 ст: Функция оперативно выведена из работы"/>
+                  <w:listItem w:displayText="ПДС / В: Ключ М/Д привода В" w:value="ПДС / В: Ключ М/Д привода В"/>
+                  <w:listItem w:displayText="ПДС / В: Положение В (Включено)" w:value="ПДС / В: Положение В (Включено)"/>
+                  <w:listItem w:displayText="ПДС / В: Положение В (Не определено)" w:value="ПДС / В: Положение В (Не определено)"/>
+                  <w:listItem w:displayText="ПДС / В: Положение В (Неисправность)" w:value="ПДС / В: Положение В (Неисправность)"/>
+                  <w:listItem w:displayText="ПДС / В: Положение В (Отключено)" w:value="ПДС / В: Положение В (Отключено)"/>
                   <w:listItem w:displayText="ПДС / ГЗ РПН: Низкая изоляция " w:value="ПДС / ГЗ РПН: Низкая изоляция "/>
                   <w:listItem w:displayText="ПДС / ГЗ РПН: Отключение" w:value="ПДС / ГЗ РПН: Отключение"/>
                   <w:listItem w:displayText="ПДС / ГЗ Т: Низкая изоляция ГЗоткл" w:value="ПДС / ГЗ Т: Низкая изоляция ГЗоткл"/>
@@ -7495,8 +7530,15 @@
                   <w:listItem w:displayText="ПДС / ДУм РПН: Низкий уровень масла" w:value="ПДС / ДУм РПН: Низкий уровень масла"/>
                   <w:listItem w:displayText="ПДС / ДУм расширителя: Высокий уровень масла" w:value="ПДС / ДУм расширителя: Высокий уровень масла"/>
                   <w:listItem w:displayText="ПДС / ДУм расширителя: Низкий уровень масла" w:value="ПДС / ДУм расширителя: Низкий уровень масла"/>
-                  <w:listItem w:displayText="ПДС / КСО: Авария" w:value="ПДС / КСО: Авария"/>
-                  <w:listItem w:displayText="ПДС / КСО: Неисправность" w:value="ПДС / КСО: Неисправность"/>
+                  <w:listItem w:displayText="ПДС / КИ: Аварийный уровень изоляции" w:value="ПДС / КИ: Аварийный уровень изоляции"/>
+                  <w:listItem w:displayText="ПДС / КИ: Низкий уровень изоляции" w:value="ПДС / КИ: Низкий уровень изоляции"/>
+                  <w:listItem w:displayText="ПДС / КПруж: Пружина не заведена" w:value="ПДС / КПруж: Пружина не заведена"/>
+                  <w:listItem w:displayText="ПДС / КЦВ: Контроль цепи ЭМВ" w:value="ПДС / КЦВ: Контроль цепи ЭМВ"/>
+                  <w:listItem w:displayText="ПДС / КЦВ: Контроль цепи ЭМО1" w:value="ПДС / КЦВ: Контроль цепи ЭМО1"/>
+                  <w:listItem w:displayText="ПДС / КЦВ: Контроль цепи ЭМО2" w:value="ПДС / КЦВ: Контроль цепи ЭМО2"/>
+                  <w:listItem w:displayText="ПДС / КЦВ: Работа ЭМВ" w:value="ПДС / КЦВ: Работа ЭМВ"/>
+                  <w:listItem w:displayText="ПДС / КЦВ: Работа ЭМО1" w:value="ПДС / КЦВ: Работа ЭМО1"/>
+                  <w:listItem w:displayText="ПДС / КЦВ: Работа ЭМО2" w:value="ПДС / КЦВ: Работа ЭМО2"/>
                   <w:listItem w:displayText="ПДС / ОК: Срабатывание" w:value="ПДС / ОК: Срабатывание"/>
                   <w:listItem w:displayText="ПДС / ПК: Срабатывание" w:value="ПДС / ПК: Срабатывание"/>
                   <w:listItem w:displayText="ПДС / РД: Низкая изоляция" w:value="ПДС / РД: Низкая изоляция"/>
@@ -7505,9 +7547,9 @@
                   <w:listItem w:displayText="ПДС НКУ / SA2: Цепь введена" w:value="ПДС НКУ / SA2: Цепь введена"/>
                   <w:listItem w:displayText="ПДС НКУ / SA3: Цепь введена" w:value="ПДС НКУ / SA3: Цепь введена"/>
                   <w:listItem w:displayText="ПДС НКУ / SA4: Цепь введена" w:value="ПДС НКУ / SA4: Цепь введена"/>
+                  <w:listItem w:displayText="ПДС НКУ / SA5: Цепь введена" w:value="ПДС НКУ / SA5: Цепь введена"/>
                   <w:listItem w:displayText="ПДС НКУ / SG1: Рабочее положение" w:value="ПДС НКУ / SG1: Рабочее положение"/>
                   <w:listItem w:displayText="ПДС НКУ / SG2: Рабочее положение" w:value="ПДС НКУ / SG2: Рабочее положение"/>
-                  <w:listItem w:displayText="ПДС НКУ / SG3: Рабочее положение" w:value="ПДС НКУ / SG3: Рабочее положение"/>
                   <w:listItem w:displayText="ПДС НКУ / ВнешСигн1: Срабатывание" w:value="ПДС НКУ / ВнешСигн1: Срабатывание"/>
                   <w:listItem w:displayText="ПДС НКУ / ВнешСигн2: Срабатывание" w:value="ПДС НКУ / ВнешСигн2: Срабатывание"/>
                   <w:listItem w:displayText="ПДС НКУ / ВнешСигн3: Срабатывание" w:value="ПДС НКУ / ВнешСигн3: Срабатывание"/>
@@ -7515,27 +7557,15 @@
                   <w:listItem w:displayText="ПДС НКУ / Дверь: Дверь шкафа закрыта" w:value="ПДС НКУ / Дверь: Дверь шкафа закрыта"/>
                   <w:listItem w:displayText="ПДС НКУ / Дверь: Дверь шкафа открыта" w:value="ПДС НКУ / Дверь: Дверь шкафа открыта"/>
                   <w:listItem w:displayText="ПДС НКУ / ОТ ГЗ: Неисправность" w:value="ПДС НКУ / ОТ ГЗ: Неисправность"/>
-                  <w:listItem w:displayText="ПДС НКУ / ОТ ЗДЗ1: Неисправность" w:value="ПДС НКУ / ОТ ЗДЗ1: Неисправность"/>
-                  <w:listItem w:displayText="ПДС НКУ / ОТ ЗДЗ2: Неисправность" w:value="ПДС НКУ / ОТ ЗДЗ2: Неисправность"/>
-                  <w:listItem w:displayText="ПДС НКУ / ОТ ИЭУ ТН1: Неисправность" w:value="ПДС НКУ / ОТ ИЭУ ТН1: Неисправность"/>
-                  <w:listItem w:displayText="ПДС НКУ / ОТ ИЭУ ТН2: Неисправность" w:value="ПДС НКУ / ОТ ИЭУ ТН2: Неисправность"/>
+                  <w:listItem w:displayText="ПДС НКУ / ОТ ЗДЗ: Неисправность" w:value="ПДС НКУ / ОТ ЗДЗ: Неисправность"/>
+                  <w:listItem w:displayText="ПДС НКУ / ОТ ИЭУ ТН: Неисправность" w:value="ПДС НКУ / ОТ ИЭУ ТН: Неисправность"/>
                   <w:listItem w:displayText="ПДС НКУ / ОТ ТЗ, ТС: Неисправность" w:value="ПДС НКУ / ОТ ТЗ, ТС: Неисправность"/>
-                  <w:listItem w:displayText="ПДС НКУ / ОТ УРОВ1: Неисправность" w:value="ПДС НКУ / ОТ УРОВ1: Неисправность"/>
-                  <w:listItem w:displayText="ПДС НКУ / ОТ УРОВ2: Неисправность" w:value="ПДС НКУ / ОТ УРОВ2: Неисправность"/>
-                  <w:listItem w:displayText="ПС / ПС: Пуск предупредительной сигнализации" w:value="ПС / ПС: Пуск предупредительной сигнализации"/>
-                  <w:listItem w:displayText="ПС / ПС: Пуск предупредительной сигнализации (импульс)" w:value="ПС / ПС: Пуск предупредительной сигнализации (импульс)"/>
-                  <w:listItem w:displayText="РТПО / РТПО ВН: Пуск" w:value="РТПО / РТПО ВН: Пуск"/>
-                  <w:listItem w:displayText="РТПО / РТПО ВН: Функция введена в работу" w:value="РТПО / РТПО ВН: Функция введена в работу"/>
-                  <w:listItem w:displayText="РТПО / РТПО ВН: Функция оперативно выведена из работы" w:value="РТПО / РТПО ВН: Функция оперативно выведена из работы"/>
-                  <w:listItem w:displayText="РТПО / РТПО НН1: Пуск" w:value="РТПО / РТПО НН1: Пуск"/>
-                  <w:listItem w:displayText="РТПО / РТПО НН1: Функция введена в работу" w:value="РТПО / РТПО НН1: Функция введена в работу"/>
-                  <w:listItem w:displayText="РТПО / РТПО НН1: Функция оперативно выведена из работы" w:value="РТПО / РТПО НН1: Функция оперативно выведена из работы"/>
-                  <w:listItem w:displayText="РТПО / РТПО НН2: Пуск" w:value="РТПО / РТПО НН2: Пуск"/>
-                  <w:listItem w:displayText="РТПО / РТПО НН2: Функция введена в работу" w:value="РТПО / РТПО НН2: Функция введена в работу"/>
-                  <w:listItem w:displayText="РТПО / РТПО НН2: Функция оперативно выведена из работы" w:value="РТПО / РТПО НН2: Функция оперативно выведена из работы"/>
-                  <w:listItem w:displayText="РТПО / РТПО_общ: Пуск" w:value="РТПО / РТПО_общ: Пуск"/>
-                  <w:listItem w:displayText="РТПО / РТПО_общ: Функция введена в работу" w:value="РТПО / РТПО_общ: Функция введена в работу"/>
-                  <w:listItem w:displayText="РТПО / РТПО_общ: Функция оперативно выведена из работы" w:value="РТПО / РТПО_общ: Функция оперативно выведена из работы"/>
+                  <w:listItem w:displayText="ПДС НКУ / ОТ УРОВ: Неисправность" w:value="ПДС НКУ / ОТ УРОВ: Неисправность"/>
+                  <w:listItem w:displayText="ПДС НКУ / ОТ ЭМО1, ЭМВ: Неисправность" w:value="ПДС НКУ / ОТ ЭМО1, ЭМВ: Неисправность"/>
+                  <w:listItem w:displayText="ПДС НКУ / ОТ ЭМО2: Неисправность" w:value="ПДС НКУ / ОТ ЭМО2: Неисправность"/>
+                  <w:listItem w:displayText="ПДС НКУ / ОТ цепей сигн. В: Неисправность" w:value="ПДС НКУ / ОТ цепей сигн. В: Неисправность"/>
+                  <w:listItem w:displayText="Пред. сигн. / ПС: Пуск предупредительной сигнализации" w:value="Пред. сигн. / ПС: Пуск предупредительной сигнализации"/>
+                  <w:listItem w:displayText="Пред. сигн. / ПС: Пуск предупредительной сигнализации (импульс)" w:value="Пред. сигн. / ПС: Пуск предупредительной сигнализации (импульс)"/>
                   <w:listItem w:displayText="СИСТ / БУ: Индикация местного управления" w:value="СИСТ / БУ: Индикация местного управления"/>
                   <w:listItem w:displayText="СИСТ / Диагностика: Изменение встраиваемого ПО" w:value="СИСТ / Диагностика: Изменение встраиваемого ПО"/>
                   <w:listItem w:displayText="СИСТ / Диагностика: Индикация логического узла-прокси" w:value="СИСТ / Диагностика: Индикация логического узла-прокси"/>
@@ -7551,6 +7581,8 @@
                   <w:listItem w:displayText="СИСТ / Диагностика: Неисправность модуля дискретных входов/выходов (слот М11)" w:value="СИСТ / Диагностика: Неисправность модуля дискретных входов/выходов (слот М11)"/>
                   <w:listItem w:displayText="СИСТ / Диагностика: Неисправность модуля дискретных входов/выходов (слот М3)" w:value="СИСТ / Диагностика: Неисправность модуля дискретных входов/выходов (слот М3)"/>
                   <w:listItem w:displayText="СИСТ / Диагностика: Неисправность модуля дискретных входов/выходов (слот М4)" w:value="СИСТ / Диагностика: Неисправность модуля дискретных входов/выходов (слот М4)"/>
+                  <w:listItem w:displayText="СИСТ / Диагностика: Неисправность модуля дискретных входов/выходов (слот М6)" w:value="СИСТ / Диагностика: Неисправность модуля дискретных входов/выходов (слот М6)"/>
+                  <w:listItem w:displayText="СИСТ / Диагностика: Неисправность модуля дискретных входов/выходов (слот М7)" w:value="СИСТ / Диагностика: Неисправность модуля дискретных входов/выходов (слот М7)"/>
                   <w:listItem w:displayText="СИСТ / Диагностика: Неисправность модуля дискретных входов/выходов (слот М8)" w:value="СИСТ / Диагностика: Неисправность модуля дискретных входов/выходов (слот М8)"/>
                   <w:listItem w:displayText="СИСТ / Диагностика: Неисправность модуля дискретных входов/выходов (слот М9)" w:value="СИСТ / Диагностика: Неисправность модуля дискретных входов/выходов (слот М9)"/>
                   <w:listItem w:displayText="СИСТ / Диагностика: Неисправность цепей оперативного питания" w:value="СИСТ / Диагностика: Неисправность цепей оперативного питания"/>
@@ -7805,87 +7837,80 @@
                   <w:listItem w:displayText="СИСТ / ПлДВых9: Состояние ДВых7" w:value="СИСТ / ПлДВых9: Состояние ДВых7"/>
                   <w:listItem w:displayText="СИСТ / ПлДВых9: Состояние ДВых8" w:value="СИСТ / ПлДВых9: Состояние ДВых8"/>
                   <w:listItem w:displayText="СИСТ / СД ФК: Действие на В ВН" w:value="СИСТ / СД ФК: Действие на В ВН"/>
-                  <w:listItem w:displayText="СИСТ / СД ФК: Действие на В НН1" w:value="СИСТ / СД ФК: Действие на В НН1"/>
-                  <w:listItem w:displayText="СИСТ / СД ФК: Действие на В НН2" w:value="СИСТ / СД ФК: Действие на В НН2"/>
+                  <w:listItem w:displayText="СИСТ / СД ФК: Действие на В НН" w:value="СИСТ / СД ФК: Действие на В НН"/>
                   <w:listItem w:displayText="СИСТ / СД ФК: Комплект" w:value="СИСТ / СД ФК: Комплект"/>
                   <w:listItem w:displayText="СИСТ / СД ФК: Режим работы ГЗ РПН" w:value="СИСТ / СД ФК: Режим работы ГЗ РПН"/>
                   <w:listItem w:displayText="СИСТ / СД ФК: Режим работы ГЗ Т откл" w:value="СИСТ / СД ФК: Режим работы ГЗ Т откл"/>
                   <w:listItem w:displayText="СИСТ / СД ФК: Режим работы ГЗ Т сигн" w:value="СИСТ / СД ФК: Режим работы ГЗ Т сигн"/>
-                  <w:listItem w:displayText="СИСТ / СД ФК: Режим работы ДЗТ" w:value="СИСТ / СД ФК: Режим работы ДЗТ"/>
-                  <w:listItem w:displayText="СИСТ / СД ФК: Режим работы ЗПО" w:value="СИСТ / СД ФК: Режим работы ЗПО"/>
                   <w:listItem w:displayText="СИСТ / СД ФК: Режим работы УРОВ" w:value="СИСТ / СД ФК: Режим работы УРОВ"/>
                   <w:listItem w:displayText="СИСТ / СД ФК: Управление ИЭУ" w:value="СИСТ / СД ФК: Управление ИЭУ"/>
                   <w:listItem w:displayText="СИСТ / СД: БИ выведены" w:value="СИСТ / СД: БИ выведены"/>
                   <w:listItem w:displayText="СИСТ / СД: Внешнее отключение" w:value="СИСТ / СД: Внешнее отключение"/>
                   <w:listItem w:displayText="СИСТ / СД: Выходные цепи разобраны" w:value="СИСТ / СД: Выходные цепи разобраны"/>
+                  <w:listItem w:displayText="СИСТ / СД: Неисправность В ВН" w:value="СИСТ / СД: Неисправность В ВН"/>
                   <w:listItem w:displayText="СИСТ / СД: Неисправность ШС-А" w:value="СИСТ / СД: Неисправность ШС-А"/>
                   <w:listItem w:displayText="СИСТ / СД: Неисправность ШС-В" w:value="СИСТ / СД: Неисправность ШС-В"/>
                   <w:listItem w:displayText="СИСТ / СД: Неисправность опер. тока ГЗ" w:value="СИСТ / СД: Неисправность опер. тока ГЗ"/>
                   <w:listItem w:displayText="СИСТ / СД: Неисправность опер. тока ТЗ, ТС" w:value="СИСТ / СД: Неисправность опер. тока ТЗ, ТС"/>
+                  <w:listItem w:displayText="СИСТ / СД: Неисправность сигн. В" w:value="СИСТ / СД: Неисправность сигн. В"/>
                   <w:listItem w:displayText="СИСТ / СД: Неисправность цепей ГЗ РПН" w:value="СИСТ / СД: Неисправность цепей ГЗ РПН"/>
                   <w:listItem w:displayText="СИСТ / СД: Неисправность цепей ГЗ Т" w:value="СИСТ / СД: Неисправность цепей ГЗ Т"/>
                   <w:listItem w:displayText="СИСТ / СД: Неисправность цепей ТЗ" w:value="СИСТ / СД: Неисправность цепей ТЗ"/>
                   <w:listItem w:displayText="СИСТ / СД: Потеря GOOSE" w:value="СИСТ / СД: Потеря GOOSE"/>
-                  <w:listItem w:displayText="СИСТ / СД: Пуск ЗПО" w:value="СИСТ / СД: Пуск ЗПО"/>
                   <w:listItem w:displayText="СИСТ / СД: Срабатывание ГЗ РПН" w:value="СИСТ / СД: Срабатывание ГЗ РПН"/>
                   <w:listItem w:displayText="СИСТ / СД: Срабатывание ГЗоткл" w:value="СИСТ / СД: Срабатывание ГЗоткл"/>
                   <w:listItem w:displayText="СИСТ / СД: Срабатывание ГЗсигн" w:value="СИСТ / СД: Срабатывание ГЗсигн"/>
-                  <w:listItem w:displayText="СИСТ / СД: Срабатывание ДЗТ" w:value="СИСТ / СД: Срабатывание ДЗТ"/>
                   <w:listItem w:displayText="СИСТ / СД: Срабатывание ЗП" w:value="СИСТ / СД: Срабатывание ЗП"/>
+                  <w:listItem w:displayText="СИСТ / СД: Срабатывание МТЗ" w:value="СИСТ / СД: Срабатывание МТЗ"/>
                   <w:listItem w:displayText="СИСТ / СД: Срабатывание ТЗоткл" w:value="СИСТ / СД: Срабатывание ТЗоткл"/>
                   <w:listItem w:displayText="СИСТ / СД: Срабатывание ТЗсигн" w:value="СИСТ / СД: Срабатывание ТЗсигн"/>
+                  <w:listItem w:displayText="СИСТ / СД: Срабатывание ТО" w:value="СИСТ / СД: Срабатывание ТО"/>
                   <w:listItem w:displayText="СИСТ / СД: Срабатывание УРОВ" w:value="СИСТ / СД: Срабатывание УРОВ"/>
                   <w:listItem w:displayText="СИСТ / ФК: Действие на В ВН" w:value="СИСТ / ФК: Действие на В ВН"/>
-                  <w:listItem w:displayText="СИСТ / ФК: Действие на В НН1" w:value="СИСТ / ФК: Действие на В НН1"/>
-                  <w:listItem w:displayText="СИСТ / ФК: Действие на В НН2" w:value="СИСТ / ФК: Действие на В НН2"/>
+                  <w:listItem w:displayText="СИСТ / ФК: Действие на В НН" w:value="СИСТ / ФК: Действие на В НН"/>
                   <w:listItem w:displayText="СИСТ / ФК: Комплект" w:value="СИСТ / ФК: Комплект"/>
                   <w:listItem w:displayText="СИСТ / ФК: Режим работы ГЗ РПН" w:value="СИСТ / ФК: Режим работы ГЗ РПН"/>
                   <w:listItem w:displayText="СИСТ / ФК: Режим работы ГЗ Т откл" w:value="СИСТ / ФК: Режим работы ГЗ Т откл"/>
                   <w:listItem w:displayText="СИСТ / ФК: Режим работы ГЗ Т сигн" w:value="СИСТ / ФК: Режим работы ГЗ Т сигн"/>
-                  <w:listItem w:displayText="СИСТ / ФК: Режим работы ДЗТ" w:value="СИСТ / ФК: Режим работы ДЗТ"/>
-                  <w:listItem w:displayText="СИСТ / ФК: Режим работы ЗПО" w:value="СИСТ / ФК: Режим работы ЗПО"/>
                   <w:listItem w:displayText="СИСТ / ФК: Режим работы УРОВ" w:value="СИСТ / ФК: Режим работы УРОВ"/>
                   <w:listItem w:displayText="СИСТ / ФК: Управление ИЭУ" w:value="СИСТ / ФК: Управление ИЭУ"/>
                   <w:listItem w:displayText="СИСТ / ШС: Переполнение буфера входных данных" w:value="СИСТ / ШС: Переполнение буфера входных данных"/>
                   <w:listItem w:displayText="СИСТ / ШС: Переполнение буфера выходных данных" w:value="СИСТ / ШС: Переполнение буфера выходных данных"/>
                   <w:listItem w:displayText="СИСТ / ШС: Состояние основного канала" w:value="СИСТ / ШС: Состояние основного канала"/>
                   <w:listItem w:displayText="СИСТ / ШС: Состояние резервного канала" w:value="СИСТ / ШС: Состояние резервного канала"/>
+                  <w:listItem w:displayText="Сборка сигн. / СС: БИ выведены" w:value="Сборка сигн. / СС: БИ выведены"/>
+                  <w:listItem w:displayText="Сборка сигн. / СС: Внешнее отключение" w:value="Сборка сигн. / СС: Внешнее отключение"/>
+                  <w:listItem w:displayText="Сборка сигн. / СС: Выходные цепи разобраны" w:value="Сборка сигн. / СС: Выходные цепи разобраны"/>
+                  <w:listItem w:displayText="Сборка сигн. / СС: ГЗ заблокирована" w:value="Сборка сигн. / СС: ГЗ заблокирована"/>
+                  <w:listItem w:displayText="Сборка сигн. / СС: Контроль оперативного тока" w:value="Сборка сигн. / СС: Контроль оперативного тока"/>
+                  <w:listItem w:displayText="Сборка сигн. / СС: Контроль оперативного тока НН" w:value="Сборка сигн. / СС: Контроль оперативного тока НН"/>
+                  <w:listItem w:displayText="Сборка сигн. / СС: Низкая изоляция ГЗ" w:value="Сборка сигн. / СС: Низкая изоляция ГЗ"/>
+                  <w:listItem w:displayText="Сборка сигн. / СС: Низкая изоляция ТЗ" w:value="Сборка сигн. / СС: Низкая изоляция ТЗ"/>
+                  <w:listItem w:displayText="Сборка сигн. / СС: Превышение времени переключения коммутационного аппарата" w:value="Сборка сигн. / СС: Превышение времени переключения коммутационного аппарата"/>
+                  <w:listItem w:displayText="Сборка сигн. / СС: Сигнализация от ГЗ" w:value="Сборка сигн. / СС: Сигнализация от ГЗ"/>
+                  <w:listItem w:displayText="Сборка сигн. / СС: Сигнализация от ТЗ" w:value="Сборка сигн. / СС: Сигнализация от ТЗ"/>
+                  <w:listItem w:displayText="Сборка сигн. / СС: Сигнализация от ТС" w:value="Сборка сигн. / СС: Сигнализация от ТС"/>
+                  <w:listItem w:displayText="Сборка сигн. / СС: ТЗ заблокирована" w:value="Сборка сигн. / СС: ТЗ заблокирована"/>
                   <w:listItem w:displayText="ТК ЗДЗ / ТК ЗДЗ: Пуск" w:value="ТК ЗДЗ / ТК ЗДЗ: Пуск"/>
                   <w:listItem w:displayText="ТК ЗДЗ / ТК ЗДЗ: Функция введена в работу" w:value="ТК ЗДЗ / ТК ЗДЗ: Функция введена в работу"/>
                   <w:listItem w:displayText="ТК ЗДЗ / ТК ЗДЗ: Функция оперативно выведена из работы" w:value="ТК ЗДЗ / ТК ЗДЗ: Функция оперативно выведена из работы"/>
-                  <w:listItem w:displayText="ТО ЗПО / ТО ЗПО ВН: Пуск" w:value="ТО ЗПО / ТО ЗПО ВН: Пуск"/>
-                  <w:listItem w:displayText="ТО ЗПО / ТО ЗПО ВН: Функция введена в работу" w:value="ТО ЗПО / ТО ЗПО ВН: Функция введена в работу"/>
-                  <w:listItem w:displayText="ТО ЗПО / ТО ЗПО ВН: Функция оперативно выведена из работы" w:value="ТО ЗПО / ТО ЗПО ВН: Функция оперативно выведена из работы"/>
-                  <w:listItem w:displayText="ТО ЗПО / ТО ЗПО НН1: Пуск" w:value="ТО ЗПО / ТО ЗПО НН1: Пуск"/>
-                  <w:listItem w:displayText="ТО ЗПО / ТО ЗПО НН1: Функция введена в работу" w:value="ТО ЗПО / ТО ЗПО НН1: Функция введена в работу"/>
-                  <w:listItem w:displayText="ТО ЗПО / ТО ЗПО НН1: Функция оперативно выведена из работы" w:value="ТО ЗПО / ТО ЗПО НН1: Функция оперативно выведена из работы"/>
-                  <w:listItem w:displayText="ТО ЗПО / ТО ЗПО НН2: Пуск" w:value="ТО ЗПО / ТО ЗПО НН2: Пуск"/>
-                  <w:listItem w:displayText="ТО ЗПО / ТО ЗПО НН2: Функция введена в работу" w:value="ТО ЗПО / ТО ЗПО НН2: Функция введена в работу"/>
-                  <w:listItem w:displayText="ТО ЗПО / ТО ЗПО НН2: Функция оперативно выведена из работы" w:value="ТО ЗПО / ТО ЗПО НН2: Функция оперативно выведена из работы"/>
-                  <w:listItem w:displayText="ТО ЗПО / ТО ЗПО_общ: Пуск" w:value="ТО ЗПО / ТО ЗПО_общ: Пуск"/>
-                  <w:listItem w:displayText="ТО ЗПО / ТО ЗПО_общ: Функция введена в работу" w:value="ТО ЗПО / ТО ЗПО_общ: Функция введена в работу"/>
-                  <w:listItem w:displayText="ТО ЗПО / ТО ЗПО_общ: Функция оперативно выведена из работы" w:value="ТО ЗПО / ТО ЗПО_общ: Функция оперативно выведена из работы"/>
+                  <w:listItem w:displayText="ТО / ТО: Пуск" w:value="ТО / ТО: Пуск"/>
+                  <w:listItem w:displayText="ТО / ТО: Срабатывание" w:value="ТО / ТО: Срабатывание"/>
+                  <w:listItem w:displayText="ТО / ТО: Срабатывание на сигнал" w:value="ТО / ТО: Срабатывание на сигнал"/>
+                  <w:listItem w:displayText="ТО / ТО: Функция введена в работу" w:value="ТО / ТО: Функция введена в работу"/>
+                  <w:listItem w:displayText="ТО / ТО: Функция оперативно выведена из работы" w:value="ТО / ТО: Функция оперативно выведена из работы"/>
                   <w:listItem w:displayText="ТО РПН / ТО РПН: Пуск" w:value="ТО РПН / ТО РПН: Пуск"/>
                   <w:listItem w:displayText="ТО РПН / ТО РПН: Функция введена в работу" w:value="ТО РПН / ТО РПН: Функция введена в работу"/>
                   <w:listItem w:displayText="ТО РПН / ТО РПН: Функция оперативно выведена из работы" w:value="ТО РПН / ТО РПН: Функция оперативно выведена из работы"/>
+                  <w:listItem w:displayText="УВ / УВ: Включить" w:value="УВ / УВ: Включить"/>
+                  <w:listItem w:displayText="УВ / УВ: Функция введена в работу" w:value="УВ / УВ: Функция введена в работу"/>
                   <w:listItem w:displayText="УРОВ ВН / УРОВ: Пуск" w:value="УРОВ ВН / УРОВ: Пуск"/>
                   <w:listItem w:displayText="УРОВ ВН / УРОВ: Пуск ИО максимального тока" w:value="УРОВ ВН / УРОВ: Пуск ИО максимального тока"/>
-                  <w:listItem w:displayText="УРОВ ВН / УРОВ: Срабатывание УРОВ" w:value="УРОВ ВН / УРОВ: Срабатывание УРОВ"/>
-                  <w:listItem w:displayText="УРОВ ВН / УРОВ: Срабатывание УРОВ  'на себя'" w:value="УРОВ ВН / УРОВ: Срабатывание УРОВ  'на себя'"/>
+                  <w:listItem w:displayText="УРОВ ВН / УРОВ: Срабатывание" w:value="УРОВ ВН / УРОВ: Срабатывание"/>
+                  <w:listItem w:displayText="УРОВ ВН / УРОВ: Срабатывание  'на себя'" w:value="УРОВ ВН / УРОВ: Срабатывание  'на себя'"/>
+                  <w:listItem w:displayText="УРОВ ВН / УРОВ: Ускорение УРОВ" w:value="УРОВ ВН / УРОВ: Ускорение УРОВ"/>
                   <w:listItem w:displayText="УРОВ ВН / УРОВ: Функция введена в работу" w:value="УРОВ ВН / УРОВ: Функция введена в работу"/>
                   <w:listItem w:displayText="УРОВ ВН / УРОВ: Функция оперативно выведена из работы" w:value="УРОВ ВН / УРОВ: Функция оперативно выведена из работы"/>
-                  <w:listItem w:displayText="ошибка / СС: БИ выведены" w:value="ошибка / СС: БИ выведены"/>
-                  <w:listItem w:displayText="ошибка / СС: Внешнее отключение" w:value="ошибка / СС: Внешнее отключение"/>
-                  <w:listItem w:displayText="ошибка / СС: Выходные цепи разобраны" w:value="ошибка / СС: Выходные цепи разобраны"/>
-                  <w:listItem w:displayText="ошибка / СС: ГЗ заблокирована" w:value="ошибка / СС: ГЗ заблокирована"/>
-                  <w:listItem w:displayText="ошибка / СС: Контроль оперативного тока" w:value="ошибка / СС: Контроль оперативного тока"/>
-                  <w:listItem w:displayText="ошибка / СС: Контроль оперативного тока НН" w:value="ошибка / СС: Контроль оперативного тока НН"/>
-                  <w:listItem w:displayText="ошибка / СС: Низкая изоляция ГЗ" w:value="ошибка / СС: Низкая изоляция ГЗ"/>
-                  <w:listItem w:displayText="ошибка / СС: Низкая изоляция ТЗ" w:value="ошибка / СС: Низкая изоляция ТЗ"/>
-                  <w:listItem w:displayText="ошибка / СС: Сигнализация от ГЗ" w:value="ошибка / СС: Сигнализация от ГЗ"/>
-                  <w:listItem w:displayText="ошибка / СС: Сигнализация от ТЗ" w:value="ошибка / СС: Сигнализация от ТЗ"/>
-                  <w:listItem w:displayText="ошибка / СС: Сигнализация от ТС" w:value="ошибка / СС: Сигнализация от ТС"/>
-                  <w:listItem w:displayText="ошибка / СС: ТЗ заблокирована" w:value="ошибка / СС: ТЗ заблокирована"/>
                 </w:dropDownList>
                 <w:showingPlcHdr/>
                 <w:placeholder>
@@ -7924,98 +7949,63 @@
                 <w:id w:val="0"/>
                 <w:dropDownList>
                   <w:listItem w:displayText="Не назначено" w:value=""/>
-                  <w:listItem w:displayText="ДЗТ / БВКЗ: Срабатывание БВКЗ" w:value="ДЗТ / БВКЗ: Срабатывание БВКЗ"/>
-                  <w:listItem w:displayText="ДЗТ / БВКЗ: Срабатывание БВКЗ по фазе А" w:value="ДЗТ / БВКЗ: Срабатывание БВКЗ по фазе А"/>
-                  <w:listItem w:displayText="ДЗТ / БВКЗ: Срабатывание БВКЗ по фазе В" w:value="ДЗТ / БВКЗ: Срабатывание БВКЗ по фазе В"/>
-                  <w:listItem w:displayText="ДЗТ / БВКЗ: Срабатывание БВКЗ по фазе С" w:value="ДЗТ / БВКЗ: Срабатывание БВКЗ по фазе С"/>
-                  <w:listItem w:displayText="ДЗТ / Д2Г: Пуск Д2Г" w:value="ДЗТ / Д2Г: Пуск Д2Г"/>
-                  <w:listItem w:displayText="ДЗТ / Д2Г: Пуск Д2Г по фазе A" w:value="ДЗТ / Д2Г: Пуск Д2Г по фазе A"/>
-                  <w:listItem w:displayText="ДЗТ / Д2Г: Пуск Д2Г по фазе В" w:value="ДЗТ / Д2Г: Пуск Д2Г по фазе В"/>
-                  <w:listItem w:displayText="ДЗТ / Д2Г: Пуск Д2Г по фазе С" w:value="ДЗТ / Д2Г: Пуск Д2Г по фазе С"/>
-                  <w:listItem w:displayText="ДЗТ / Д5Г: Пуск Д5Г" w:value="ДЗТ / Д5Г: Пуск Д5Г"/>
-                  <w:listItem w:displayText="ДЗТ / Д5Г: Пуск Д5Г по фазе A" w:value="ДЗТ / Д5Г: Пуск Д5Г по фазе A"/>
-                  <w:listItem w:displayText="ДЗТ / Д5Г: Пуск Д5Г по фазе В" w:value="ДЗТ / Д5Г: Пуск Д5Г по фазе В"/>
-                  <w:listItem w:displayText="ДЗТ / Д5Г: Пуск Д5Г по фазе С" w:value="ДЗТ / Д5Г: Пуск Д5Г по фазе С"/>
-                  <w:listItem w:displayText="ДЗТ / ДТЗт: Пуск" w:value="ДЗТ / ДТЗт: Пуск"/>
-                  <w:listItem w:displayText="ДЗТ / ДТЗт: Пуск ДТО по фазе A" w:value="ДЗТ / ДТЗт: Пуск ДТО по фазе A"/>
-                  <w:listItem w:displayText="ДЗТ / ДТЗт: Пуск ДТО по фазе В" w:value="ДЗТ / ДТЗт: Пуск ДТО по фазе В"/>
-                  <w:listItem w:displayText="ДЗТ / ДТЗт: Пуск ДТО по фазе С" w:value="ДЗТ / ДТЗт: Пуск ДТО по фазе С"/>
-                  <w:listItem w:displayText="ДЗТ / ДТЗт: Срабатывание ДТЗт" w:value="ДЗТ / ДТЗт: Срабатывание ДТЗт"/>
-                  <w:listItem w:displayText="ДЗТ / ДТЗт: Срабатывание ДТЗт на сигнал" w:value="ДЗТ / ДТЗт: Срабатывание ДТЗт на сигнал"/>
-                  <w:listItem w:displayText="ДЗТ / ДТЗт: Срабатывание ДТЗт по фазе A" w:value="ДЗТ / ДТЗт: Срабатывание ДТЗт по фазе A"/>
-                  <w:listItem w:displayText="ДЗТ / ДТЗт: Срабатывание ДТЗт по фазе A на сигнал" w:value="ДЗТ / ДТЗт: Срабатывание ДТЗт по фазе A на сигнал"/>
-                  <w:listItem w:displayText="ДЗТ / ДТЗт: Срабатывание ДТЗт по фазе В" w:value="ДЗТ / ДТЗт: Срабатывание ДТЗт по фазе В"/>
-                  <w:listItem w:displayText="ДЗТ / ДТЗт: Срабатывание ДТЗт по фазе В на сигнал" w:value="ДЗТ / ДТЗт: Срабатывание ДТЗт по фазе В на сигнал"/>
-                  <w:listItem w:displayText="ДЗТ / ДТЗт: Срабатывание ДТЗт по фазе С" w:value="ДЗТ / ДТЗт: Срабатывание ДТЗт по фазе С"/>
-                  <w:listItem w:displayText="ДЗТ / ДТЗт: Срабатывание ДТЗт по фазе С на сигнал" w:value="ДЗТ / ДТЗт: Срабатывание ДТЗт по фазе С на сигнал"/>
-                  <w:listItem w:displayText="ДЗТ / ДТЗт: Функция введена в работу" w:value="ДЗТ / ДТЗт: Функция введена в работу"/>
-                  <w:listItem w:displayText="ДЗТ / ДТЗт: Функция оперативно выведена из работы" w:value="ДЗТ / ДТЗт: Функция оперативно выведена из работы"/>
-                  <w:listItem w:displayText="ДЗТ / ДТО: Пуск" w:value="ДЗТ / ДТО: Пуск"/>
-                  <w:listItem w:displayText="ДЗТ / ДТО: Пуск ДТО по фазе A" w:value="ДЗТ / ДТО: Пуск ДТО по фазе A"/>
-                  <w:listItem w:displayText="ДЗТ / ДТО: Пуск ДТО по фазе В" w:value="ДЗТ / ДТО: Пуск ДТО по фазе В"/>
-                  <w:listItem w:displayText="ДЗТ / ДТО: Пуск ДТО по фазе С" w:value="ДЗТ / ДТО: Пуск ДТО по фазе С"/>
-                  <w:listItem w:displayText="ДЗТ / ДТО: Срабатывание ДТО" w:value="ДЗТ / ДТО: Срабатывание ДТО"/>
-                  <w:listItem w:displayText="ДЗТ / ДТО: Срабатывание ДТО на сигнал" w:value="ДЗТ / ДТО: Срабатывание ДТО на сигнал"/>
-                  <w:listItem w:displayText="ДЗТ / ДТО: Срабатывание ДТО по фазе A" w:value="ДЗТ / ДТО: Срабатывание ДТО по фазе A"/>
-                  <w:listItem w:displayText="ДЗТ / ДТО: Срабатывание ДТО по фазе A на сигнал" w:value="ДЗТ / ДТО: Срабатывание ДТО по фазе A на сигнал"/>
-                  <w:listItem w:displayText="ДЗТ / ДТО: Срабатывание ДТО по фазе В" w:value="ДЗТ / ДТО: Срабатывание ДТО по фазе В"/>
-                  <w:listItem w:displayText="ДЗТ / ДТО: Срабатывание ДТО по фазе В на сигнал" w:value="ДЗТ / ДТО: Срабатывание ДТО по фазе В на сигнал"/>
-                  <w:listItem w:displayText="ДЗТ / ДТО: Срабатывание ДТО по фазе С" w:value="ДЗТ / ДТО: Срабатывание ДТО по фазе С"/>
-                  <w:listItem w:displayText="ДЗТ / ДТО: Срабатывание ДТО по фазе С на сигнал" w:value="ДЗТ / ДТО: Срабатывание ДТО по фазе С на сигнал"/>
-                  <w:listItem w:displayText="ДЗТ / ДТО: Функция введена в работу" w:value="ДЗТ / ДТО: Функция введена в работу"/>
-                  <w:listItem w:displayText="ДЗТ / ДТО: Функция оперативно выведена из работы" w:value="ДЗТ / ДТО: Функция оперативно выведена из работы"/>
-                  <w:listItem w:displayText="ДЗТ / КЦТнеб: Срабатывание КЦНнеб" w:value="ДЗТ / КЦТнеб: Срабатывание КЦНнеб"/>
-                  <w:listItem w:displayText="ДЗТ / КЦТнеб: Срабатывание КЦНнеб фазы А" w:value="ДЗТ / КЦТнеб: Срабатывание КЦНнеб фазы А"/>
-                  <w:listItem w:displayText="ДЗТ / КЦТнеб: Срабатывание КЦНнеб фазы В" w:value="ДЗТ / КЦТнеб: Срабатывание КЦНнеб фазы В"/>
-                  <w:listItem w:displayText="ДЗТ / КЦТнеб: Срабатывание КЦНнеб фазы С" w:value="ДЗТ / КЦТнеб: Срабатывание КЦНнеб фазы С"/>
-                  <w:listItem w:displayText="ДЗТ / КЦТнеб: Функция введена в работу" w:value="ДЗТ / КЦТнеб: Функция введена в работу"/>
-                  <w:listItem w:displayText="ДЗТ / КЦТнеб: Функция оперативно выведена из работы" w:value="ДЗТ / КЦТнеб: Функция оперативно выведена из работы"/>
-                  <w:listItem w:displayText="ЗП / ЗП ВН: Пуск" w:value="ЗП / ЗП ВН: Пуск"/>
-                  <w:listItem w:displayText="ЗП / ЗП ВН: Пуск ИО максимального тока" w:value="ЗП / ЗП ВН: Пуск ИО максимального тока"/>
-                  <w:listItem w:displayText="ЗП / ЗП ВН: Срабатывание" w:value="ЗП / ЗП ВН: Срабатывание"/>
-                  <w:listItem w:displayText="ЗП / ЗП ВН: Срабатывание на отключение" w:value="ЗП / ЗП ВН: Срабатывание на отключение"/>
-                  <w:listItem w:displayText="ЗП / ЗП ВН: Функция введена в работу" w:value="ЗП / ЗП ВН: Функция введена в работу"/>
-                  <w:listItem w:displayText="ЗП / ЗП ВН: Функция оперативно выведена из работы" w:value="ЗП / ЗП ВН: Функция оперативно выведена из работы"/>
-                  <w:listItem w:displayText="ЗП / ЗП НН1: Пуск" w:value="ЗП / ЗП НН1: Пуск"/>
-                  <w:listItem w:displayText="ЗП / ЗП НН1: Пуск ИО максимального тока" w:value="ЗП / ЗП НН1: Пуск ИО максимального тока"/>
-                  <w:listItem w:displayText="ЗП / ЗП НН1: Срабатывание" w:value="ЗП / ЗП НН1: Срабатывание"/>
-                  <w:listItem w:displayText="ЗП / ЗП НН1: Срабатывание на отключение" w:value="ЗП / ЗП НН1: Срабатывание на отключение"/>
-                  <w:listItem w:displayText="ЗП / ЗП НН1: Функция введена в работу" w:value="ЗП / ЗП НН1: Функция введена в работу"/>
-                  <w:listItem w:displayText="ЗП / ЗП НН1: Функция оперативно выведена из работы" w:value="ЗП / ЗП НН1: Функция оперативно выведена из работы"/>
-                  <w:listItem w:displayText="ЗП / ЗП НН2: Пуск" w:value="ЗП / ЗП НН2: Пуск"/>
-                  <w:listItem w:displayText="ЗП / ЗП НН2: Пуск ИО максимального тока" w:value="ЗП / ЗП НН2: Пуск ИО максимального тока"/>
-                  <w:listItem w:displayText="ЗП / ЗП НН2: Срабатывание" w:value="ЗП / ЗП НН2: Срабатывание"/>
-                  <w:listItem w:displayText="ЗП / ЗП НН2: Срабатывание на отключение" w:value="ЗП / ЗП НН2: Срабатывание на отключение"/>
-                  <w:listItem w:displayText="ЗП / ЗП НН2: Функция введена в работу" w:value="ЗП / ЗП НН2: Функция введена в работу"/>
-                  <w:listItem w:displayText="ЗП / ЗП НН2: Функция оперативно выведена из работы" w:value="ЗП / ЗП НН2: Функция оперативно выведена из работы"/>
+                  <w:listItem w:displayText="ЗОП / ЗОП: Пуск" w:value="ЗОП / ЗОП: Пуск"/>
+                  <w:listItem w:displayText="ЗОП / ЗОП: Пуск ИО по несимметрии токов прямой и обратной последовательности" w:value="ЗОП / ЗОП: Пуск ИО по несимметрии токов прямой и обратной последовательности"/>
+                  <w:listItem w:displayText="ЗОП / ЗОП: Пуск ИО тока обратной последовательности" w:value="ЗОП / ЗОП: Пуск ИО тока обратной последовательности"/>
+                  <w:listItem w:displayText="ЗОП / ЗОП: Срабатывание" w:value="ЗОП / ЗОП: Срабатывание"/>
+                  <w:listItem w:displayText="ЗОП / ЗОП: Срабатывание на сигнал" w:value="ЗОП / ЗОП: Срабатывание на сигнал"/>
+                  <w:listItem w:displayText="ЗОП / ЗОП: Функция введена в работу" w:value="ЗОП / ЗОП: Функция введена в работу"/>
+                  <w:listItem w:displayText="ЗОП / ЗОП: Функция оперативно выведена из работы" w:value="ЗОП / ЗОП: Функция оперативно выведена из работы"/>
+                  <w:listItem w:displayText="ЗП / ЗП: Пуск" w:value="ЗП / ЗП: Пуск"/>
+                  <w:listItem w:displayText="ЗП / ЗП: Пуск ИО максимального тока" w:value="ЗП / ЗП: Пуск ИО максимального тока"/>
                   <w:listItem w:displayText="ЗП / ЗП: Срабатывание" w:value="ЗП / ЗП: Срабатывание"/>
                   <w:listItem w:displayText="ЗП / ЗП: Срабатывание на отключение" w:value="ЗП / ЗП: Срабатывание на отключение"/>
                   <w:listItem w:displayText="ЗП / ЗП: Функция введена в работу" w:value="ЗП / ЗП: Функция введена в работу"/>
                   <w:listItem w:displayText="ЗП / ЗП: Функция оперативно выведена из работы" w:value="ЗП / ЗП: Функция оперативно выведена из работы"/>
-                  <w:listItem w:displayText="ЗПО / ЗПО: Пуск" w:value="ЗПО / ЗПО: Пуск"/>
-                  <w:listItem w:displayText="ЗПО / ЗПО: Срабатывание ЗПО" w:value="ЗПО / ЗПО: Срабатывание ЗПО"/>
-                  <w:listItem w:displayText="ЗПО / ЗПО: Срабатывание ЗПО на сигнал" w:value="ЗПО / ЗПО: Срабатывание ЗПО на сигнал"/>
-                  <w:listItem w:displayText="ЗПО / ЗПО: Функция введена в работу" w:value="ЗПО / ЗПО: Функция введена в работу"/>
-                  <w:listItem w:displayText="ЗПО / ЗПО: Функция оперативно выведена из работы" w:value="ЗПО / ЗПО: Функция оперативно выведена из работы"/>
-                  <w:listItem w:displayText="КЦТ / КЦТ: Срабатывание" w:value="КЦТ / КЦТ: Срабатывание"/>
-                  <w:listItem w:displayText="КЦТ / КЦТст1: Пуск при асимметрии" w:value="КЦТ / КЦТст1: Пуск при асимметрии"/>
-                  <w:listItem w:displayText="КЦТ / КЦТст1: Пуск при обрыве провода" w:value="КЦТ / КЦТст1: Пуск при обрыве провода"/>
-                  <w:listItem w:displayText="КЦТ / КЦТст1: Срабатывание при асимметрии" w:value="КЦТ / КЦТст1: Срабатывание при асимметрии"/>
-                  <w:listItem w:displayText="КЦТ / КЦТст1: Срабатывание при обрыве провода" w:value="КЦТ / КЦТст1: Срабатывание при обрыве провода"/>
-                  <w:listItem w:displayText="КЦТ / КЦТст1: Функция введена в работу" w:value="КЦТ / КЦТст1: Функция введена в работу"/>
-                  <w:listItem w:displayText="КЦТ / КЦТст1: Функция оперативно выведена из работы" w:value="КЦТ / КЦТст1: Функция оперативно выведена из работы"/>
-                  <w:listItem w:displayText="КЦТ / КЦТст2: Пуск при асимметрии" w:value="КЦТ / КЦТст2: Пуск при асимметрии"/>
-                  <w:listItem w:displayText="КЦТ / КЦТст2: Пуск при обрыве провода" w:value="КЦТ / КЦТст2: Пуск при обрыве провода"/>
-                  <w:listItem w:displayText="КЦТ / КЦТст2: Срабатывание при асимметрии" w:value="КЦТ / КЦТст2: Срабатывание при асимметрии"/>
-                  <w:listItem w:displayText="КЦТ / КЦТст2: Срабатывание при обрыве провода" w:value="КЦТ / КЦТст2: Срабатывание при обрыве провода"/>
-                  <w:listItem w:displayText="КЦТ / КЦТст2: Функция введена в работу" w:value="КЦТ / КЦТст2: Функция введена в работу"/>
-                  <w:listItem w:displayText="КЦТ / КЦТст2: Функция оперативно выведена из работы" w:value="КЦТ / КЦТст2: Функция оперативно выведена из работы"/>
-                  <w:listItem w:displayText="КЦТ / КЦТст3: Пуск при асимметрии" w:value="КЦТ / КЦТст3: Пуск при асимметрии"/>
-                  <w:listItem w:displayText="КЦТ / КЦТст3: Пуск при обрыве провода" w:value="КЦТ / КЦТст3: Пуск при обрыве провода"/>
-                  <w:listItem w:displayText="КЦТ / КЦТст3: Срабатывание при асимметрии" w:value="КЦТ / КЦТст3: Срабатывание при асимметрии"/>
-                  <w:listItem w:displayText="КЦТ / КЦТст3: Срабатывание при обрыве провода" w:value="КЦТ / КЦТст3: Срабатывание при обрыве провода"/>
-                  <w:listItem w:displayText="КЦТ / КЦТст3: Функция введена в работу" w:value="КЦТ / КЦТст3: Функция введена в работу"/>
-                  <w:listItem w:displayText="КЦТ / КЦТст3: Функция оперативно выведена из работы" w:value="КЦТ / КЦТст3: Функция оперативно выведена из работы"/>
+                  <w:listItem w:displayText="КА / В: Выключатель включен" w:value="КА / В: Выключатель включен"/>
+                  <w:listItem w:displayText="КА / В: Выключатель отключен" w:value="КА / В: Выключатель отключен"/>
+                  <w:listItem w:displayText="КА / В: Индикация местного режима логического узла" w:value="КА / В: Индикация местного режима логического узла"/>
+                  <w:listItem w:displayText="КА / В: Индикация местного режима физического ключа" w:value="КА / В: Индикация местного режима физического ключа"/>
+                  <w:listItem w:displayText="КА / В: Команда 'включить' выключатель через выходное реле" w:value="КА / В: Команда 'включить' выключатель через выходное реле"/>
+                  <w:listItem w:displayText="КА / В: Команда 'отключить' выключатель через выходное реле" w:value="КА / В: Команда 'отключить' выключатель через выходное реле"/>
+                  <w:listItem w:displayText="КА / В: Неисправное положение выключателя" w:value="КА / В: Неисправное положение выключателя"/>
+                  <w:listItem w:displayText="КА / В: Промежуточное положение выключателя" w:value="КА / В: Промежуточное положение выключателя"/>
+                  <w:listItem w:displayText="КА / В: Функция введена в работу" w:value="КА / В: Функция введена в работу"/>
+                  <w:listItem w:displayText="КП / УВ: Включить выключатель" w:value="КП / УВ: Включить выключатель"/>
+                  <w:listItem w:displayText="КП / УВ: Идет переключение" w:value="КП / УВ: Идет переключение"/>
+                  <w:listItem w:displayText="КП / УВ: Отключить выключатель" w:value="КП / УВ: Отключить выключатель"/>
+                  <w:listItem w:displayText="КП / УВ: Положение В (Включено)" w:value="КП / УВ: Положение В (Включено)"/>
+                  <w:listItem w:displayText="КП / УВ: Положение В (Не определено)" w:value="КП / УВ: Положение В (Не определено)"/>
+                  <w:listItem w:displayText="КП / УВ: Положение В (Неисправность)" w:value="КП / УВ: Положение В (Неисправность)"/>
+                  <w:listItem w:displayText="КП / УВ: Положение В (Отключено)" w:value="КП / УВ: Положение В (Отключено)"/>
+                  <w:listItem w:displayText="КП / УВ: Сигнал превышения допустимого времени переключения" w:value="КП / УВ: Сигнал превышения допустимого времени переключения"/>
+                  <w:listItem w:displayText="КП / УВ: Функция введена в работу" w:value="КП / УВ: Функция введена в работу"/>
+                  <w:listItem w:displayText="КРВ / КРВ: Превышен коммутационный ресурс выключателя" w:value="КРВ / КРВ: Превышен коммутационный ресурс выключателя"/>
+                  <w:listItem w:displayText="КРВ / КРВ: Превышен механический ресурс выключателя" w:value="КРВ / КРВ: Превышен механический ресурс выключателя"/>
+                  <w:listItem w:displayText="КРВ / КРВ: Превышен ресурс выключателя" w:value="КРВ / КРВ: Превышен ресурс выключателя"/>
+                  <w:listItem w:displayText="КРВ / КРВ: Функция введена в работу" w:value="КРВ / КРВ: Функция введена в работу"/>
+                  <w:listItem w:displayText="КСВ / КСВ: Блокировка включения В" w:value="КСВ / КСВ: Блокировка включения В"/>
+                  <w:listItem w:displayText="КСВ / КСВ: Блокировка отключения В" w:value="КСВ / КСВ: Блокировка отключения В"/>
+                  <w:listItem w:displayText="КСВ / КСВ: В аварийно отключен" w:value="КСВ / КСВ: В аварийно отключен"/>
+                  <w:listItem w:displayText="КСВ / КСВ: В самопроизвольно отключен" w:value="КСВ / КСВ: В самопроизвольно отключен"/>
+                  <w:listItem w:displayText="КСВ / КСВ: Защита ЭМВ" w:value="КСВ / КСВ: Защита ЭМВ"/>
+                  <w:listItem w:displayText="КСВ / КСВ: Защита ЭМО1" w:value="КСВ / КСВ: Защита ЭМО1"/>
+                  <w:listItem w:displayText="КСВ / КСВ: Защита ЭМО2" w:value="КСВ / КСВ: Защита ЭМО2"/>
+                  <w:listItem w:displayText="КСВ / КСВ: Неисправность В" w:value="КСВ / КСВ: Неисправность В"/>
+                  <w:listItem w:displayText="КСВ / КСВ: Неисправность цепей ЭМУ" w:value="КСВ / КСВ: Неисправность цепей ЭМУ"/>
+                  <w:listItem w:displayText="КСВ / КСВ: Реле фиксации команды" w:value="КСВ / КСВ: Реле фиксации команды"/>
+                  <w:listItem w:displayText="КСВ / КСВ: Функция введена в работу" w:value="КСВ / КСВ: Функция введена в работу"/>
+                  <w:listItem w:displayText="КСВ / КСВ: Функция оперативно выведена из работы" w:value="КСВ / КСВ: Функция оперативно выведена из работы"/>
+                  <w:listItem w:displayText="КЦН НН / КЦН: Неисправность цепей напряжения" w:value="КЦН НН / КЦН: Неисправность цепей напряжения"/>
+                  <w:listItem w:displayText="КЦН НН / КЦН: Пуск" w:value="КЦН НН / КЦН: Пуск"/>
+                  <w:listItem w:displayText="КЦН НН / КЦН: Пуск органа максимального напряжения ОП" w:value="КЦН НН / КЦН: Пуск органа максимального напряжения ОП"/>
+                  <w:listItem w:displayText="КЦН НН / КЦН: Пуск органа минимального напряжения" w:value="КЦН НН / КЦН: Пуск органа минимального напряжения"/>
+                  <w:listItem w:displayText="КЦН НН / КЦН: Функция введена в работу" w:value="КЦН НН / КЦН: Функция введена в работу"/>
+                  <w:listItem w:displayText="КЦН НН / КЦН: Функция оперативно выведена из работы" w:value="КЦН НН / КЦН: Функция оперативно выведена из работы"/>
+                  <w:listItem w:displayText="ЛЗТ / ЛЗТ: Пуск" w:value="ЛЗТ / ЛЗТ: Пуск"/>
+                  <w:listItem w:displayText="ЛЗТ / ЛЗТ: Срабатывание" w:value="ЛЗТ / ЛЗТ: Срабатывание"/>
+                  <w:listItem w:displayText="ЛЗТ / ЛЗТ: Функция введена в работу" w:value="ЛЗТ / ЛЗТ: Функция введена в работу"/>
+                  <w:listItem w:displayText="ЛЗТ / ЛЗТ: Функция оперативно выведена из работы" w:value="ЛЗТ / ЛЗТ: Функция оперативно выведена из работы"/>
                   <w:listItem w:displayText="ЛО ВН / ЛО: Отключение" w:value="ЛО ВН / ЛО: Отключение"/>
                   <w:listItem w:displayText="ЛО ВН / ЛО: Отключить аварийно" w:value="ЛО ВН / ЛО: Отключить аварийно"/>
                   <w:listItem w:displayText="ЛО ВН / ЛО: Функция введена в работу" w:value="ЛО ВН / ЛО: Функция введена в работу"/>
@@ -8035,20 +8025,19 @@
                   <w:listItem w:displayText="ЛО ГЗсигн / ЛО: Срабатывание на сигнал" w:value="ЛО ГЗсигн / ЛО: Срабатывание на сигнал"/>
                   <w:listItem w:displayText="ЛО ГЗсигн / ЛО: Функция введена в работу" w:value="ЛО ГЗсигн / ЛО: Функция введена в работу"/>
                   <w:listItem w:displayText="ЛО ГЗсигн / ЛО: Функция оперативно выведена из работы" w:value="ЛО ГЗсигн / ЛО: Функция оперативно выведена из работы"/>
-                  <w:listItem w:displayText="ЛО НН1 / ЗАПВ: Запрет АПВ" w:value="ЛО НН1 / ЗАПВ: Запрет АПВ"/>
-                  <w:listItem w:displayText="ЛО НН1 / ЗАПВ: Функция введена в работу" w:value="ЛО НН1 / ЗАПВ: Функция введена в работу"/>
-                  <w:listItem w:displayText="ЛО НН1 / ЗАПВ: Функция оперативно выведена из работы" w:value="ЛО НН1 / ЗАПВ: Функция оперативно выведена из работы"/>
-                  <w:listItem w:displayText="ЛО НН1 / ЛО: Отключение" w:value="ЛО НН1 / ЛО: Отключение"/>
-                  <w:listItem w:displayText="ЛО НН1 / ЛО: Отключить аварийно" w:value="ЛО НН1 / ЛО: Отключить аварийно"/>
-                  <w:listItem w:displayText="ЛО НН1 / ЛО: Функция введена в работу" w:value="ЛО НН1 / ЛО: Функция введена в работу"/>
-                  <w:listItem w:displayText="ЛО НН1 / ЛО: Функция оперативно выведена из работы" w:value="ЛО НН1 / ЛО: Функция оперативно выведена из работы"/>
-                  <w:listItem w:displayText="ЛО НН2 / ЗАПВ: Запрет АПВ" w:value="ЛО НН2 / ЗАПВ: Запрет АПВ"/>
-                  <w:listItem w:displayText="ЛО НН2 / ЗАПВ: Функция введена в работу" w:value="ЛО НН2 / ЗАПВ: Функция введена в работу"/>
-                  <w:listItem w:displayText="ЛО НН2 / ЗАПВ: Функция оперативно выведена из работы" w:value="ЛО НН2 / ЗАПВ: Функция оперативно выведена из работы"/>
-                  <w:listItem w:displayText="ЛО НН2 / ЛО: Отключение" w:value="ЛО НН2 / ЛО: Отключение"/>
-                  <w:listItem w:displayText="ЛО НН2 / ЛО: Отключить аварийно" w:value="ЛО НН2 / ЛО: Отключить аварийно"/>
-                  <w:listItem w:displayText="ЛО НН2 / ЛО: Функция введена в работу" w:value="ЛО НН2 / ЛО: Функция введена в работу"/>
-                  <w:listItem w:displayText="ЛО НН2 / ЛО: Функция оперативно выведена из работы" w:value="ЛО НН2 / ЛО: Функция оперативно выведена из работы"/>
+                  <w:listItem w:displayText="ЛО НН / ЗАВР: Запрет АВР" w:value="ЛО НН / ЗАВР: Запрет АВР"/>
+                  <w:listItem w:displayText="ЛО НН / ЗАВР: Функция введена в работу" w:value="ЛО НН / ЗАВР: Функция введена в работу"/>
+                  <w:listItem w:displayText="ЛО НН / ЗАВР: Функция оперативно выведена из работы" w:value="ЛО НН / ЗАВР: Функция оперативно выведена из работы"/>
+                  <w:listItem w:displayText="ЛО НН / ЗАПВ: Запрет АПВ" w:value="ЛО НН / ЗАПВ: Запрет АПВ"/>
+                  <w:listItem w:displayText="ЛО НН / ЗАПВ: Функция введена в работу" w:value="ЛО НН / ЗАПВ: Функция введена в работу"/>
+                  <w:listItem w:displayText="ЛО НН / ЗАПВ: Функция оперативно выведена из работы" w:value="ЛО НН / ЗАПВ: Функция оперативно выведена из работы"/>
+                  <w:listItem w:displayText="ЛО НН / ЛО: Отключение" w:value="ЛО НН / ЛО: Отключение"/>
+                  <w:listItem w:displayText="ЛО НН / ЛО: Отключить аварийно" w:value="ЛО НН / ЛО: Отключить аварийно"/>
+                  <w:listItem w:displayText="ЛО НН / ЛО: Функция введена в работу" w:value="ЛО НН / ЛО: Функция введена в работу"/>
+                  <w:listItem w:displayText="ЛО НН / ЛО: Функция оперативно выведена из работы" w:value="ЛО НН / ЛО: Функция оперативно выведена из работы"/>
+                  <w:listItem w:displayText="ЛО Т / ЗАВР: Запрет АВР" w:value="ЛО Т / ЗАВР: Запрет АВР"/>
+                  <w:listItem w:displayText="ЛО Т / ЗАВР: Функция введена в работу" w:value="ЛО Т / ЗАВР: Функция введена в работу"/>
+                  <w:listItem w:displayText="ЛО Т / ЗАВР: Функция оперативно выведена из работы" w:value="ЛО Т / ЗАВР: Функция оперативно выведена из работы"/>
                   <w:listItem w:displayText="ЛО Т / ЗАПВ: Запрет АПВ" w:value="ЛО Т / ЗАПВ: Запрет АПВ"/>
                   <w:listItem w:displayText="ЛО Т / ЗАПВ: Функция введена в работу" w:value="ЛО Т / ЗАПВ: Функция введена в работу"/>
                   <w:listItem w:displayText="ЛО Т / ЗАПВ: Функция оперативно выведена из работы" w:value="ЛО Т / ЗАПВ: Функция оперативно выведена из работы"/>
@@ -8083,6 +8072,52 @@
                   <w:listItem w:displayText="ЛО ТС / ЛО ПК: Срабатывание на сигнал" w:value="ЛО ТС / ЛО ПК: Срабатывание на сигнал"/>
                   <w:listItem w:displayText="ЛО ТС / ЛО ПК: Функция введена в работу" w:value="ЛО ТС / ЛО ПК: Функция введена в работу"/>
                   <w:listItem w:displayText="ЛО ТС / ЛО ПК: Функция оперативно выведена из работы" w:value="ЛО ТС / ЛО ПК: Функция оперативно выведена из работы"/>
+                  <w:listItem w:displayText="МТЗ / БЛЗШ: Блокировка ЛЗШ" w:value="МТЗ / БЛЗШ: Блокировка ЛЗШ"/>
+                  <w:listItem w:displayText="МТЗ / БНТ: Пуск БНТ" w:value="МТЗ / БНТ: Пуск БНТ"/>
+                  <w:listItem w:displayText="МТЗ / БНТ: Пуск по фазе A" w:value="МТЗ / БНТ: Пуск по фазе A"/>
+                  <w:listItem w:displayText="МТЗ / БНТ: Пуск по фазе В" w:value="МТЗ / БНТ: Пуск по фазе В"/>
+                  <w:listItem w:displayText="МТЗ / БНТ: Пуск по фазе С" w:value="МТЗ / БНТ: Пуск по фазе С"/>
+                  <w:listItem w:displayText="МТЗ / КПОН: Пуск" w:value="МТЗ / КПОН: Пуск"/>
+                  <w:listItem w:displayText="МТЗ / КПОН: Функция введена в работу" w:value="МТЗ / КПОН: Функция введена в работу"/>
+                  <w:listItem w:displayText="МТЗ / КПОН: Функция оперативно выведена из работы" w:value="МТЗ / КПОН: Функция оперативно выведена из работы"/>
+                  <w:listItem w:displayText="МТЗ / МТЗ 1 ст: Пуск" w:value="МТЗ / МТЗ 1 ст: Пуск"/>
+                  <w:listItem w:displayText="МТЗ / МТЗ 1 ст: Пуск ИО тока по фазе А" w:value="МТЗ / МТЗ 1 ст: Пуск ИО тока по фазе А"/>
+                  <w:listItem w:displayText="МТЗ / МТЗ 1 ст: Пуск ИО тока по фазе В" w:value="МТЗ / МТЗ 1 ст: Пуск ИО тока по фазе В"/>
+                  <w:listItem w:displayText="МТЗ / МТЗ 1 ст: Пуск ИО тока по фазе С" w:value="МТЗ / МТЗ 1 ст: Пуск ИО тока по фазе С"/>
+                  <w:listItem w:displayText="МТЗ / МТЗ 1 ст: Пуск по фазе A" w:value="МТЗ / МТЗ 1 ст: Пуск по фазе A"/>
+                  <w:listItem w:displayText="МТЗ / МТЗ 1 ст: Пуск по фазе В" w:value="МТЗ / МТЗ 1 ст: Пуск по фазе В"/>
+                  <w:listItem w:displayText="МТЗ / МТЗ 1 ст: Пуск по фазе С" w:value="МТЗ / МТЗ 1 ст: Пуск по фазе С"/>
+                  <w:listItem w:displayText="МТЗ / МТЗ 1 ст: Срабатывание" w:value="МТЗ / МТЗ 1 ст: Срабатывание"/>
+                  <w:listItem w:displayText="МТЗ / МТЗ 1 ст: Срабатывание на сигнал" w:value="МТЗ / МТЗ 1 ст: Срабатывание на сигнал"/>
+                  <w:listItem w:displayText="МТЗ / МТЗ 1 ст: Функция введена в работу" w:value="МТЗ / МТЗ 1 ст: Функция введена в работу"/>
+                  <w:listItem w:displayText="МТЗ / МТЗ 1 ст: Функция оперативно выведена из работы" w:value="МТЗ / МТЗ 1 ст: Функция оперативно выведена из работы"/>
+                  <w:listItem w:displayText="МТЗ / МТЗ 2 ст: Пуск" w:value="МТЗ / МТЗ 2 ст: Пуск"/>
+                  <w:listItem w:displayText="МТЗ / МТЗ 2 ст: Пуск ИО тока по фазе А" w:value="МТЗ / МТЗ 2 ст: Пуск ИО тока по фазе А"/>
+                  <w:listItem w:displayText="МТЗ / МТЗ 2 ст: Пуск ИО тока по фазе В" w:value="МТЗ / МТЗ 2 ст: Пуск ИО тока по фазе В"/>
+                  <w:listItem w:displayText="МТЗ / МТЗ 2 ст: Пуск ИО тока по фазе С" w:value="МТЗ / МТЗ 2 ст: Пуск ИО тока по фазе С"/>
+                  <w:listItem w:displayText="МТЗ / МТЗ 2 ст: Пуск по фазе A" w:value="МТЗ / МТЗ 2 ст: Пуск по фазе A"/>
+                  <w:listItem w:displayText="МТЗ / МТЗ 2 ст: Пуск по фазе В" w:value="МТЗ / МТЗ 2 ст: Пуск по фазе В"/>
+                  <w:listItem w:displayText="МТЗ / МТЗ 2 ст: Пуск по фазе С" w:value="МТЗ / МТЗ 2 ст: Пуск по фазе С"/>
+                  <w:listItem w:displayText="МТЗ / МТЗ 2 ст: Срабатывание" w:value="МТЗ / МТЗ 2 ст: Срабатывание"/>
+                  <w:listItem w:displayText="МТЗ / МТЗ 2 ст: Срабатывание на сигнал" w:value="МТЗ / МТЗ 2 ст: Срабатывание на сигнал"/>
+                  <w:listItem w:displayText="МТЗ / МТЗ 2 ст: Функция введена в работу" w:value="МТЗ / МТЗ 2 ст: Функция введена в работу"/>
+                  <w:listItem w:displayText="МТЗ / МТЗ 2 ст: Функция оперативно выведена из работы" w:value="МТЗ / МТЗ 2 ст: Функция оперативно выведена из работы"/>
+                  <w:listItem w:displayText="МТЗ / МТЗ 3 ст: Пуск" w:value="МТЗ / МТЗ 3 ст: Пуск"/>
+                  <w:listItem w:displayText="МТЗ / МТЗ 3 ст: Пуск ИО тока по фазе А" w:value="МТЗ / МТЗ 3 ст: Пуск ИО тока по фазе А"/>
+                  <w:listItem w:displayText="МТЗ / МТЗ 3 ст: Пуск ИО тока по фазе В" w:value="МТЗ / МТЗ 3 ст: Пуск ИО тока по фазе В"/>
+                  <w:listItem w:displayText="МТЗ / МТЗ 3 ст: Пуск ИО тока по фазе С" w:value="МТЗ / МТЗ 3 ст: Пуск ИО тока по фазе С"/>
+                  <w:listItem w:displayText="МТЗ / МТЗ 3 ст: Пуск по фазе A" w:value="МТЗ / МТЗ 3 ст: Пуск по фазе A"/>
+                  <w:listItem w:displayText="МТЗ / МТЗ 3 ст: Пуск по фазе В" w:value="МТЗ / МТЗ 3 ст: Пуск по фазе В"/>
+                  <w:listItem w:displayText="МТЗ / МТЗ 3 ст: Пуск по фазе С" w:value="МТЗ / МТЗ 3 ст: Пуск по фазе С"/>
+                  <w:listItem w:displayText="МТЗ / МТЗ 3 ст: Срабатывание" w:value="МТЗ / МТЗ 3 ст: Срабатывание"/>
+                  <w:listItem w:displayText="МТЗ / МТЗ 3 ст: Срабатывание на сигнал" w:value="МТЗ / МТЗ 3 ст: Срабатывание на сигнал"/>
+                  <w:listItem w:displayText="МТЗ / МТЗ 3 ст: Функция введена в работу" w:value="МТЗ / МТЗ 3 ст: Функция введена в работу"/>
+                  <w:listItem w:displayText="МТЗ / МТЗ 3 ст: Функция оперативно выведена из работы" w:value="МТЗ / МТЗ 3 ст: Функция оперативно выведена из работы"/>
+                  <w:listItem w:displayText="ПДС / В: Ключ М/Д привода В" w:value="ПДС / В: Ключ М/Д привода В"/>
+                  <w:listItem w:displayText="ПДС / В: Положение В (Включено)" w:value="ПДС / В: Положение В (Включено)"/>
+                  <w:listItem w:displayText="ПДС / В: Положение В (Не определено)" w:value="ПДС / В: Положение В (Не определено)"/>
+                  <w:listItem w:displayText="ПДС / В: Положение В (Неисправность)" w:value="ПДС / В: Положение В (Неисправность)"/>
+                  <w:listItem w:displayText="ПДС / В: Положение В (Отключено)" w:value="ПДС / В: Положение В (Отключено)"/>
                   <w:listItem w:displayText="ПДС / ГЗ РПН: Низкая изоляция " w:value="ПДС / ГЗ РПН: Низкая изоляция "/>
                   <w:listItem w:displayText="ПДС / ГЗ РПН: Отключение" w:value="ПДС / ГЗ РПН: Отключение"/>
                   <w:listItem w:displayText="ПДС / ГЗ Т: Низкая изоляция ГЗоткл" w:value="ПДС / ГЗ Т: Низкая изоляция ГЗоткл"/>
@@ -8100,8 +8135,15 @@
                   <w:listItem w:displayText="ПДС / ДУм РПН: Низкий уровень масла" w:value="ПДС / ДУм РПН: Низкий уровень масла"/>
                   <w:listItem w:displayText="ПДС / ДУм расширителя: Высокий уровень масла" w:value="ПДС / ДУм расширителя: Высокий уровень масла"/>
                   <w:listItem w:displayText="ПДС / ДУм расширителя: Низкий уровень масла" w:value="ПДС / ДУм расширителя: Низкий уровень масла"/>
-                  <w:listItem w:displayText="ПДС / КСО: Авария" w:value="ПДС / КСО: Авария"/>
-                  <w:listItem w:displayText="ПДС / КСО: Неисправность" w:value="ПДС / КСО: Неисправность"/>
+                  <w:listItem w:displayText="ПДС / КИ: Аварийный уровень изоляции" w:value="ПДС / КИ: Аварийный уровень изоляции"/>
+                  <w:listItem w:displayText="ПДС / КИ: Низкий уровень изоляции" w:value="ПДС / КИ: Низкий уровень изоляции"/>
+                  <w:listItem w:displayText="ПДС / КПруж: Пружина не заведена" w:value="ПДС / КПруж: Пружина не заведена"/>
+                  <w:listItem w:displayText="ПДС / КЦВ: Контроль цепи ЭМВ" w:value="ПДС / КЦВ: Контроль цепи ЭМВ"/>
+                  <w:listItem w:displayText="ПДС / КЦВ: Контроль цепи ЭМО1" w:value="ПДС / КЦВ: Контроль цепи ЭМО1"/>
+                  <w:listItem w:displayText="ПДС / КЦВ: Контроль цепи ЭМО2" w:value="ПДС / КЦВ: Контроль цепи ЭМО2"/>
+                  <w:listItem w:displayText="ПДС / КЦВ: Работа ЭМВ" w:value="ПДС / КЦВ: Работа ЭМВ"/>
+                  <w:listItem w:displayText="ПДС / КЦВ: Работа ЭМО1" w:value="ПДС / КЦВ: Работа ЭМО1"/>
+                  <w:listItem w:displayText="ПДС / КЦВ: Работа ЭМО2" w:value="ПДС / КЦВ: Работа ЭМО2"/>
                   <w:listItem w:displayText="ПДС / ОК: Срабатывание" w:value="ПДС / ОК: Срабатывание"/>
                   <w:listItem w:displayText="ПДС / ПК: Срабатывание" w:value="ПДС / ПК: Срабатывание"/>
                   <w:listItem w:displayText="ПДС / РД: Низкая изоляция" w:value="ПДС / РД: Низкая изоляция"/>
@@ -8110,9 +8152,9 @@
                   <w:listItem w:displayText="ПДС НКУ / SA2: Цепь введена" w:value="ПДС НКУ / SA2: Цепь введена"/>
                   <w:listItem w:displayText="ПДС НКУ / SA3: Цепь введена" w:value="ПДС НКУ / SA3: Цепь введена"/>
                   <w:listItem w:displayText="ПДС НКУ / SA4: Цепь введена" w:value="ПДС НКУ / SA4: Цепь введена"/>
+                  <w:listItem w:displayText="ПДС НКУ / SA5: Цепь введена" w:value="ПДС НКУ / SA5: Цепь введена"/>
                   <w:listItem w:displayText="ПДС НКУ / SG1: Рабочее положение" w:value="ПДС НКУ / SG1: Рабочее положение"/>
                   <w:listItem w:displayText="ПДС НКУ / SG2: Рабочее положение" w:value="ПДС НКУ / SG2: Рабочее положение"/>
-                  <w:listItem w:displayText="ПДС НКУ / SG3: Рабочее положение" w:value="ПДС НКУ / SG3: Рабочее положение"/>
                   <w:listItem w:displayText="ПДС НКУ / ВнешСигн1: Срабатывание" w:value="ПДС НКУ / ВнешСигн1: Срабатывание"/>
                   <w:listItem w:displayText="ПДС НКУ / ВнешСигн2: Срабатывание" w:value="ПДС НКУ / ВнешСигн2: Срабатывание"/>
                   <w:listItem w:displayText="ПДС НКУ / ВнешСигн3: Срабатывание" w:value="ПДС НКУ / ВнешСигн3: Срабатывание"/>
@@ -8120,27 +8162,15 @@
                   <w:listItem w:displayText="ПДС НКУ / Дверь: Дверь шкафа закрыта" w:value="ПДС НКУ / Дверь: Дверь шкафа закрыта"/>
                   <w:listItem w:displayText="ПДС НКУ / Дверь: Дверь шкафа открыта" w:value="ПДС НКУ / Дверь: Дверь шкафа открыта"/>
                   <w:listItem w:displayText="ПДС НКУ / ОТ ГЗ: Неисправность" w:value="ПДС НКУ / ОТ ГЗ: Неисправность"/>
-                  <w:listItem w:displayText="ПДС НКУ / ОТ ЗДЗ1: Неисправность" w:value="ПДС НКУ / ОТ ЗДЗ1: Неисправность"/>
-                  <w:listItem w:displayText="ПДС НКУ / ОТ ЗДЗ2: Неисправность" w:value="ПДС НКУ / ОТ ЗДЗ2: Неисправность"/>
-                  <w:listItem w:displayText="ПДС НКУ / ОТ ИЭУ ТН1: Неисправность" w:value="ПДС НКУ / ОТ ИЭУ ТН1: Неисправность"/>
-                  <w:listItem w:displayText="ПДС НКУ / ОТ ИЭУ ТН2: Неисправность" w:value="ПДС НКУ / ОТ ИЭУ ТН2: Неисправность"/>
+                  <w:listItem w:displayText="ПДС НКУ / ОТ ЗДЗ: Неисправность" w:value="ПДС НКУ / ОТ ЗДЗ: Неисправность"/>
+                  <w:listItem w:displayText="ПДС НКУ / ОТ ИЭУ ТН: Неисправность" w:value="ПДС НКУ / ОТ ИЭУ ТН: Неисправность"/>
                   <w:listItem w:displayText="ПДС НКУ / ОТ ТЗ, ТС: Неисправность" w:value="ПДС НКУ / ОТ ТЗ, ТС: Неисправность"/>
-                  <w:listItem w:displayText="ПДС НКУ / ОТ УРОВ1: Неисправность" w:value="ПДС НКУ / ОТ УРОВ1: Неисправность"/>
-                  <w:listItem w:displayText="ПДС НКУ / ОТ УРОВ2: Неисправность" w:value="ПДС НКУ / ОТ УРОВ2: Неисправность"/>
-                  <w:listItem w:displayText="ПС / ПС: Пуск предупредительной сигнализации" w:value="ПС / ПС: Пуск предупредительной сигнализации"/>
-                  <w:listItem w:displayText="ПС / ПС: Пуск предупредительной сигнализации (импульс)" w:value="ПС / ПС: Пуск предупредительной сигнализации (импульс)"/>
-                  <w:listItem w:displayText="РТПО / РТПО ВН: Пуск" w:value="РТПО / РТПО ВН: Пуск"/>
-                  <w:listItem w:displayText="РТПО / РТПО ВН: Функция введена в работу" w:value="РТПО / РТПО ВН: Функция введена в работу"/>
-                  <w:listItem w:displayText="РТПО / РТПО ВН: Функция оперативно выведена из работы" w:value="РТПО / РТПО ВН: Функция оперативно выведена из работы"/>
-                  <w:listItem w:displayText="РТПО / РТПО НН1: Пуск" w:value="РТПО / РТПО НН1: Пуск"/>
-                  <w:listItem w:displayText="РТПО / РТПО НН1: Функция введена в работу" w:value="РТПО / РТПО НН1: Функция введена в работу"/>
-                  <w:listItem w:displayText="РТПО / РТПО НН1: Функция оперативно выведена из работы" w:value="РТПО / РТПО НН1: Функция оперативно выведена из работы"/>
-                  <w:listItem w:displayText="РТПО / РТПО НН2: Пуск" w:value="РТПО / РТПО НН2: Пуск"/>
-                  <w:listItem w:displayText="РТПО / РТПО НН2: Функция введена в работу" w:value="РТПО / РТПО НН2: Функция введена в работу"/>
-                  <w:listItem w:displayText="РТПО / РТПО НН2: Функция оперативно выведена из работы" w:value="РТПО / РТПО НН2: Функция оперативно выведена из работы"/>
-                  <w:listItem w:displayText="РТПО / РТПО_общ: Пуск" w:value="РТПО / РТПО_общ: Пуск"/>
-                  <w:listItem w:displayText="РТПО / РТПО_общ: Функция введена в работу" w:value="РТПО / РТПО_общ: Функция введена в работу"/>
-                  <w:listItem w:displayText="РТПО / РТПО_общ: Функция оперативно выведена из работы" w:value="РТПО / РТПО_общ: Функция оперативно выведена из работы"/>
+                  <w:listItem w:displayText="ПДС НКУ / ОТ УРОВ: Неисправность" w:value="ПДС НКУ / ОТ УРОВ: Неисправность"/>
+                  <w:listItem w:displayText="ПДС НКУ / ОТ ЭМО1, ЭМВ: Неисправность" w:value="ПДС НКУ / ОТ ЭМО1, ЭМВ: Неисправность"/>
+                  <w:listItem w:displayText="ПДС НКУ / ОТ ЭМО2: Неисправность" w:value="ПДС НКУ / ОТ ЭМО2: Неисправность"/>
+                  <w:listItem w:displayText="ПДС НКУ / ОТ цепей сигн. В: Неисправность" w:value="ПДС НКУ / ОТ цепей сигн. В: Неисправность"/>
+                  <w:listItem w:displayText="Пред. сигн. / ПС: Пуск предупредительной сигнализации" w:value="Пред. сигн. / ПС: Пуск предупредительной сигнализации"/>
+                  <w:listItem w:displayText="Пред. сигн. / ПС: Пуск предупредительной сигнализации (импульс)" w:value="Пред. сигн. / ПС: Пуск предупредительной сигнализации (импульс)"/>
                   <w:listItem w:displayText="СИСТ / БУ: Индикация местного управления" w:value="СИСТ / БУ: Индикация местного управления"/>
                   <w:listItem w:displayText="СИСТ / Диагностика: Изменение встраиваемого ПО" w:value="СИСТ / Диагностика: Изменение встраиваемого ПО"/>
                   <w:listItem w:displayText="СИСТ / Диагностика: Индикация логического узла-прокси" w:value="СИСТ / Диагностика: Индикация логического узла-прокси"/>
@@ -8156,6 +8186,8 @@
                   <w:listItem w:displayText="СИСТ / Диагностика: Неисправность модуля дискретных входов/выходов (слот М11)" w:value="СИСТ / Диагностика: Неисправность модуля дискретных входов/выходов (слот М11)"/>
                   <w:listItem w:displayText="СИСТ / Диагностика: Неисправность модуля дискретных входов/выходов (слот М3)" w:value="СИСТ / Диагностика: Неисправность модуля дискретных входов/выходов (слот М3)"/>
                   <w:listItem w:displayText="СИСТ / Диагностика: Неисправность модуля дискретных входов/выходов (слот М4)" w:value="СИСТ / Диагностика: Неисправность модуля дискретных входов/выходов (слот М4)"/>
+                  <w:listItem w:displayText="СИСТ / Диагностика: Неисправность модуля дискретных входов/выходов (слот М6)" w:value="СИСТ / Диагностика: Неисправность модуля дискретных входов/выходов (слот М6)"/>
+                  <w:listItem w:displayText="СИСТ / Диагностика: Неисправность модуля дискретных входов/выходов (слот М7)" w:value="СИСТ / Диагностика: Неисправность модуля дискретных входов/выходов (слот М7)"/>
                   <w:listItem w:displayText="СИСТ / Диагностика: Неисправность модуля дискретных входов/выходов (слот М8)" w:value="СИСТ / Диагностика: Неисправность модуля дискретных входов/выходов (слот М8)"/>
                   <w:listItem w:displayText="СИСТ / Диагностика: Неисправность модуля дискретных входов/выходов (слот М9)" w:value="СИСТ / Диагностика: Неисправность модуля дискретных входов/выходов (слот М9)"/>
                   <w:listItem w:displayText="СИСТ / Диагностика: Неисправность цепей оперативного питания" w:value="СИСТ / Диагностика: Неисправность цепей оперативного питания"/>
@@ -8410,87 +8442,80 @@
                   <w:listItem w:displayText="СИСТ / ПлДВых9: Состояние ДВых7" w:value="СИСТ / ПлДВых9: Состояние ДВых7"/>
                   <w:listItem w:displayText="СИСТ / ПлДВых9: Состояние ДВых8" w:value="СИСТ / ПлДВых9: Состояние ДВых8"/>
                   <w:listItem w:displayText="СИСТ / СД ФК: Действие на В ВН" w:value="СИСТ / СД ФК: Действие на В ВН"/>
-                  <w:listItem w:displayText="СИСТ / СД ФК: Действие на В НН1" w:value="СИСТ / СД ФК: Действие на В НН1"/>
-                  <w:listItem w:displayText="СИСТ / СД ФК: Действие на В НН2" w:value="СИСТ / СД ФК: Действие на В НН2"/>
+                  <w:listItem w:displayText="СИСТ / СД ФК: Действие на В НН" w:value="СИСТ / СД ФК: Действие на В НН"/>
                   <w:listItem w:displayText="СИСТ / СД ФК: Комплект" w:value="СИСТ / СД ФК: Комплект"/>
                   <w:listItem w:displayText="СИСТ / СД ФК: Режим работы ГЗ РПН" w:value="СИСТ / СД ФК: Режим работы ГЗ РПН"/>
                   <w:listItem w:displayText="СИСТ / СД ФК: Режим работы ГЗ Т откл" w:value="СИСТ / СД ФК: Режим работы ГЗ Т откл"/>
                   <w:listItem w:displayText="СИСТ / СД ФК: Режим работы ГЗ Т сигн" w:value="СИСТ / СД ФК: Режим работы ГЗ Т сигн"/>
-                  <w:listItem w:displayText="СИСТ / СД ФК: Режим работы ДЗТ" w:value="СИСТ / СД ФК: Режим работы ДЗТ"/>
-                  <w:listItem w:displayText="СИСТ / СД ФК: Режим работы ЗПО" w:value="СИСТ / СД ФК: Режим работы ЗПО"/>
                   <w:listItem w:displayText="СИСТ / СД ФК: Режим работы УРОВ" w:value="СИСТ / СД ФК: Режим работы УРОВ"/>
                   <w:listItem w:displayText="СИСТ / СД ФК: Управление ИЭУ" w:value="СИСТ / СД ФК: Управление ИЭУ"/>
                   <w:listItem w:displayText="СИСТ / СД: БИ выведены" w:value="СИСТ / СД: БИ выведены"/>
                   <w:listItem w:displayText="СИСТ / СД: Внешнее отключение" w:value="СИСТ / СД: Внешнее отключение"/>
                   <w:listItem w:displayText="СИСТ / СД: Выходные цепи разобраны" w:value="СИСТ / СД: Выходные цепи разобраны"/>
+                  <w:listItem w:displayText="СИСТ / СД: Неисправность В ВН" w:value="СИСТ / СД: Неисправность В ВН"/>
                   <w:listItem w:displayText="СИСТ / СД: Неисправность ШС-А" w:value="СИСТ / СД: Неисправность ШС-А"/>
                   <w:listItem w:displayText="СИСТ / СД: Неисправность ШС-В" w:value="СИСТ / СД: Неисправность ШС-В"/>
                   <w:listItem w:displayText="СИСТ / СД: Неисправность опер. тока ГЗ" w:value="СИСТ / СД: Неисправность опер. тока ГЗ"/>
                   <w:listItem w:displayText="СИСТ / СД: Неисправность опер. тока ТЗ, ТС" w:value="СИСТ / СД: Неисправность опер. тока ТЗ, ТС"/>
+                  <w:listItem w:displayText="СИСТ / СД: Неисправность сигн. В" w:value="СИСТ / СД: Неисправность сигн. В"/>
                   <w:listItem w:displayText="СИСТ / СД: Неисправность цепей ГЗ РПН" w:value="СИСТ / СД: Неисправность цепей ГЗ РПН"/>
                   <w:listItem w:displayText="СИСТ / СД: Неисправность цепей ГЗ Т" w:value="СИСТ / СД: Неисправность цепей ГЗ Т"/>
                   <w:listItem w:displayText="СИСТ / СД: Неисправность цепей ТЗ" w:value="СИСТ / СД: Неисправность цепей ТЗ"/>
                   <w:listItem w:displayText="СИСТ / СД: Потеря GOOSE" w:value="СИСТ / СД: Потеря GOOSE"/>
-                  <w:listItem w:displayText="СИСТ / СД: Пуск ЗПО" w:value="СИСТ / СД: Пуск ЗПО"/>
                   <w:listItem w:displayText="СИСТ / СД: Срабатывание ГЗ РПН" w:value="СИСТ / СД: Срабатывание ГЗ РПН"/>
                   <w:listItem w:displayText="СИСТ / СД: Срабатывание ГЗоткл" w:value="СИСТ / СД: Срабатывание ГЗоткл"/>
                   <w:listItem w:displayText="СИСТ / СД: Срабатывание ГЗсигн" w:value="СИСТ / СД: Срабатывание ГЗсигн"/>
-                  <w:listItem w:displayText="СИСТ / СД: Срабатывание ДЗТ" w:value="СИСТ / СД: Срабатывание ДЗТ"/>
                   <w:listItem w:displayText="СИСТ / СД: Срабатывание ЗП" w:value="СИСТ / СД: Срабатывание ЗП"/>
+                  <w:listItem w:displayText="СИСТ / СД: Срабатывание МТЗ" w:value="СИСТ / СД: Срабатывание МТЗ"/>
                   <w:listItem w:displayText="СИСТ / СД: Срабатывание ТЗоткл" w:value="СИСТ / СД: Срабатывание ТЗоткл"/>
                   <w:listItem w:displayText="СИСТ / СД: Срабатывание ТЗсигн" w:value="СИСТ / СД: Срабатывание ТЗсигн"/>
+                  <w:listItem w:displayText="СИСТ / СД: Срабатывание ТО" w:value="СИСТ / СД: Срабатывание ТО"/>
                   <w:listItem w:displayText="СИСТ / СД: Срабатывание УРОВ" w:value="СИСТ / СД: Срабатывание УРОВ"/>
                   <w:listItem w:displayText="СИСТ / ФК: Действие на В ВН" w:value="СИСТ / ФК: Действие на В ВН"/>
-                  <w:listItem w:displayText="СИСТ / ФК: Действие на В НН1" w:value="СИСТ / ФК: Действие на В НН1"/>
-                  <w:listItem w:displayText="СИСТ / ФК: Действие на В НН2" w:value="СИСТ / ФК: Действие на В НН2"/>
+                  <w:listItem w:displayText="СИСТ / ФК: Действие на В НН" w:value="СИСТ / ФК: Действие на В НН"/>
                   <w:listItem w:displayText="СИСТ / ФК: Комплект" w:value="СИСТ / ФК: Комплект"/>
                   <w:listItem w:displayText="СИСТ / ФК: Режим работы ГЗ РПН" w:value="СИСТ / ФК: Режим работы ГЗ РПН"/>
                   <w:listItem w:displayText="СИСТ / ФК: Режим работы ГЗ Т откл" w:value="СИСТ / ФК: Режим работы ГЗ Т откл"/>
                   <w:listItem w:displayText="СИСТ / ФК: Режим работы ГЗ Т сигн" w:value="СИСТ / ФК: Режим работы ГЗ Т сигн"/>
-                  <w:listItem w:displayText="СИСТ / ФК: Режим работы ДЗТ" w:value="СИСТ / ФК: Режим работы ДЗТ"/>
-                  <w:listItem w:displayText="СИСТ / ФК: Режим работы ЗПО" w:value="СИСТ / ФК: Режим работы ЗПО"/>
                   <w:listItem w:displayText="СИСТ / ФК: Режим работы УРОВ" w:value="СИСТ / ФК: Режим работы УРОВ"/>
                   <w:listItem w:displayText="СИСТ / ФК: Управление ИЭУ" w:value="СИСТ / ФК: Управление ИЭУ"/>
                   <w:listItem w:displayText="СИСТ / ШС: Переполнение буфера входных данных" w:value="СИСТ / ШС: Переполнение буфера входных данных"/>
                   <w:listItem w:displayText="СИСТ / ШС: Переполнение буфера выходных данных" w:value="СИСТ / ШС: Переполнение буфера выходных данных"/>
                   <w:listItem w:displayText="СИСТ / ШС: Состояние основного канала" w:value="СИСТ / ШС: Состояние основного канала"/>
                   <w:listItem w:displayText="СИСТ / ШС: Состояние резервного канала" w:value="СИСТ / ШС: Состояние резервного канала"/>
+                  <w:listItem w:displayText="Сборка сигн. / СС: БИ выведены" w:value="Сборка сигн. / СС: БИ выведены"/>
+                  <w:listItem w:displayText="Сборка сигн. / СС: Внешнее отключение" w:value="Сборка сигн. / СС: Внешнее отключение"/>
+                  <w:listItem w:displayText="Сборка сигн. / СС: Выходные цепи разобраны" w:value="Сборка сигн. / СС: Выходные цепи разобраны"/>
+                  <w:listItem w:displayText="Сборка сигн. / СС: ГЗ заблокирована" w:value="Сборка сигн. / СС: ГЗ заблокирована"/>
+                  <w:listItem w:displayText="Сборка сигн. / СС: Контроль оперативного тока" w:value="Сборка сигн. / СС: Контроль оперативного тока"/>
+                  <w:listItem w:displayText="Сборка сигн. / СС: Контроль оперативного тока НН" w:value="Сборка сигн. / СС: Контроль оперативного тока НН"/>
+                  <w:listItem w:displayText="Сборка сигн. / СС: Низкая изоляция ГЗ" w:value="Сборка сигн. / СС: Низкая изоляция ГЗ"/>
+                  <w:listItem w:displayText="Сборка сигн. / СС: Низкая изоляция ТЗ" w:value="Сборка сигн. / СС: Низкая изоляция ТЗ"/>
+                  <w:listItem w:displayText="Сборка сигн. / СС: Превышение времени переключения коммутационного аппарата" w:value="Сборка сигн. / СС: Превышение времени переключения коммутационного аппарата"/>
+                  <w:listItem w:displayText="Сборка сигн. / СС: Сигнализация от ГЗ" w:value="Сборка сигн. / СС: Сигнализация от ГЗ"/>
+                  <w:listItem w:displayText="Сборка сигн. / СС: Сигнализация от ТЗ" w:value="Сборка сигн. / СС: Сигнализация от ТЗ"/>
+                  <w:listItem w:displayText="Сборка сигн. / СС: Сигнализация от ТС" w:value="Сборка сигн. / СС: Сигнализация от ТС"/>
+                  <w:listItem w:displayText="Сборка сигн. / СС: ТЗ заблокирована" w:value="Сборка сигн. / СС: ТЗ заблокирована"/>
                   <w:listItem w:displayText="ТК ЗДЗ / ТК ЗДЗ: Пуск" w:value="ТК ЗДЗ / ТК ЗДЗ: Пуск"/>
                   <w:listItem w:displayText="ТК ЗДЗ / ТК ЗДЗ: Функция введена в работу" w:value="ТК ЗДЗ / ТК ЗДЗ: Функция введена в работу"/>
                   <w:listItem w:displayText="ТК ЗДЗ / ТК ЗДЗ: Функция оперативно выведена из работы" w:value="ТК ЗДЗ / ТК ЗДЗ: Функция оперативно выведена из работы"/>
-                  <w:listItem w:displayText="ТО ЗПО / ТО ЗПО ВН: Пуск" w:value="ТО ЗПО / ТО ЗПО ВН: Пуск"/>
-                  <w:listItem w:displayText="ТО ЗПО / ТО ЗПО ВН: Функция введена в работу" w:value="ТО ЗПО / ТО ЗПО ВН: Функция введена в работу"/>
-                  <w:listItem w:displayText="ТО ЗПО / ТО ЗПО ВН: Функция оперативно выведена из работы" w:value="ТО ЗПО / ТО ЗПО ВН: Функция оперативно выведена из работы"/>
-                  <w:listItem w:displayText="ТО ЗПО / ТО ЗПО НН1: Пуск" w:value="ТО ЗПО / ТО ЗПО НН1: Пуск"/>
-                  <w:listItem w:displayText="ТО ЗПО / ТО ЗПО НН1: Функция введена в работу" w:value="ТО ЗПО / ТО ЗПО НН1: Функция введена в работу"/>
-                  <w:listItem w:displayText="ТО ЗПО / ТО ЗПО НН1: Функция оперативно выведена из работы" w:value="ТО ЗПО / ТО ЗПО НН1: Функция оперативно выведена из работы"/>
-                  <w:listItem w:displayText="ТО ЗПО / ТО ЗПО НН2: Пуск" w:value="ТО ЗПО / ТО ЗПО НН2: Пуск"/>
-                  <w:listItem w:displayText="ТО ЗПО / ТО ЗПО НН2: Функция введена в работу" w:value="ТО ЗПО / ТО ЗПО НН2: Функция введена в работу"/>
-                  <w:listItem w:displayText="ТО ЗПО / ТО ЗПО НН2: Функция оперативно выведена из работы" w:value="ТО ЗПО / ТО ЗПО НН2: Функция оперативно выведена из работы"/>
-                  <w:listItem w:displayText="ТО ЗПО / ТО ЗПО_общ: Пуск" w:value="ТО ЗПО / ТО ЗПО_общ: Пуск"/>
-                  <w:listItem w:displayText="ТО ЗПО / ТО ЗПО_общ: Функция введена в работу" w:value="ТО ЗПО / ТО ЗПО_общ: Функция введена в работу"/>
-                  <w:listItem w:displayText="ТО ЗПО / ТО ЗПО_общ: Функция оперативно выведена из работы" w:value="ТО ЗПО / ТО ЗПО_общ: Функция оперативно выведена из работы"/>
+                  <w:listItem w:displayText="ТО / ТО: Пуск" w:value="ТО / ТО: Пуск"/>
+                  <w:listItem w:displayText="ТО / ТО: Срабатывание" w:value="ТО / ТО: Срабатывание"/>
+                  <w:listItem w:displayText="ТО / ТО: Срабатывание на сигнал" w:value="ТО / ТО: Срабатывание на сигнал"/>
+                  <w:listItem w:displayText="ТО / ТО: Функция введена в работу" w:value="ТО / ТО: Функция введена в работу"/>
+                  <w:listItem w:displayText="ТО / ТО: Функция оперативно выведена из работы" w:value="ТО / ТО: Функция оперативно выведена из работы"/>
                   <w:listItem w:displayText="ТО РПН / ТО РПН: Пуск" w:value="ТО РПН / ТО РПН: Пуск"/>
                   <w:listItem w:displayText="ТО РПН / ТО РПН: Функция введена в работу" w:value="ТО РПН / ТО РПН: Функция введена в работу"/>
                   <w:listItem w:displayText="ТО РПН / ТО РПН: Функция оперативно выведена из работы" w:value="ТО РПН / ТО РПН: Функция оперативно выведена из работы"/>
+                  <w:listItem w:displayText="УВ / УВ: Включить" w:value="УВ / УВ: Включить"/>
+                  <w:listItem w:displayText="УВ / УВ: Функция введена в работу" w:value="УВ / УВ: Функция введена в работу"/>
                   <w:listItem w:displayText="УРОВ ВН / УРОВ: Пуск" w:value="УРОВ ВН / УРОВ: Пуск"/>
                   <w:listItem w:displayText="УРОВ ВН / УРОВ: Пуск ИО максимального тока" w:value="УРОВ ВН / УРОВ: Пуск ИО максимального тока"/>
-                  <w:listItem w:displayText="УРОВ ВН / УРОВ: Срабатывание УРОВ" w:value="УРОВ ВН / УРОВ: Срабатывание УРОВ"/>
-                  <w:listItem w:displayText="УРОВ ВН / УРОВ: Срабатывание УРОВ  'на себя'" w:value="УРОВ ВН / УРОВ: Срабатывание УРОВ  'на себя'"/>
+                  <w:listItem w:displayText="УРОВ ВН / УРОВ: Срабатывание" w:value="УРОВ ВН / УРОВ: Срабатывание"/>
+                  <w:listItem w:displayText="УРОВ ВН / УРОВ: Срабатывание  'на себя'" w:value="УРОВ ВН / УРОВ: Срабатывание  'на себя'"/>
+                  <w:listItem w:displayText="УРОВ ВН / УРОВ: Ускорение УРОВ" w:value="УРОВ ВН / УРОВ: Ускорение УРОВ"/>
                   <w:listItem w:displayText="УРОВ ВН / УРОВ: Функция введена в работу" w:value="УРОВ ВН / УРОВ: Функция введена в работу"/>
                   <w:listItem w:displayText="УРОВ ВН / УРОВ: Функция оперативно выведена из работы" w:value="УРОВ ВН / УРОВ: Функция оперативно выведена из работы"/>
-                  <w:listItem w:displayText="ошибка / СС: БИ выведены" w:value="ошибка / СС: БИ выведены"/>
-                  <w:listItem w:displayText="ошибка / СС: Внешнее отключение" w:value="ошибка / СС: Внешнее отключение"/>
-                  <w:listItem w:displayText="ошибка / СС: Выходные цепи разобраны" w:value="ошибка / СС: Выходные цепи разобраны"/>
-                  <w:listItem w:displayText="ошибка / СС: ГЗ заблокирована" w:value="ошибка / СС: ГЗ заблокирована"/>
-                  <w:listItem w:displayText="ошибка / СС: Контроль оперативного тока" w:value="ошибка / СС: Контроль оперативного тока"/>
-                  <w:listItem w:displayText="ошибка / СС: Контроль оперативного тока НН" w:value="ошибка / СС: Контроль оперативного тока НН"/>
-                  <w:listItem w:displayText="ошибка / СС: Низкая изоляция ГЗ" w:value="ошибка / СС: Низкая изоляция ГЗ"/>
-                  <w:listItem w:displayText="ошибка / СС: Низкая изоляция ТЗ" w:value="ошибка / СС: Низкая изоляция ТЗ"/>
-                  <w:listItem w:displayText="ошибка / СС: Сигнализация от ГЗ" w:value="ошибка / СС: Сигнализация от ГЗ"/>
-                  <w:listItem w:displayText="ошибка / СС: Сигнализация от ТЗ" w:value="ошибка / СС: Сигнализация от ТЗ"/>
-                  <w:listItem w:displayText="ошибка / СС: Сигнализация от ТС" w:value="ошибка / СС: Сигнализация от ТС"/>
-                  <w:listItem w:displayText="ошибка / СС: ТЗ заблокирована" w:value="ошибка / СС: ТЗ заблокирована"/>
                 </w:dropDownList>
                 <w:showingPlcHdr/>
                 <w:placeholder>
@@ -8529,98 +8554,63 @@
                 <w:id w:val="0"/>
                 <w:dropDownList>
                   <w:listItem w:displayText="Не назначено" w:value=""/>
-                  <w:listItem w:displayText="ДЗТ / БВКЗ: Срабатывание БВКЗ" w:value="ДЗТ / БВКЗ: Срабатывание БВКЗ"/>
-                  <w:listItem w:displayText="ДЗТ / БВКЗ: Срабатывание БВКЗ по фазе А" w:value="ДЗТ / БВКЗ: Срабатывание БВКЗ по фазе А"/>
-                  <w:listItem w:displayText="ДЗТ / БВКЗ: Срабатывание БВКЗ по фазе В" w:value="ДЗТ / БВКЗ: Срабатывание БВКЗ по фазе В"/>
-                  <w:listItem w:displayText="ДЗТ / БВКЗ: Срабатывание БВКЗ по фазе С" w:value="ДЗТ / БВКЗ: Срабатывание БВКЗ по фазе С"/>
-                  <w:listItem w:displayText="ДЗТ / Д2Г: Пуск Д2Г" w:value="ДЗТ / Д2Г: Пуск Д2Г"/>
-                  <w:listItem w:displayText="ДЗТ / Д2Г: Пуск Д2Г по фазе A" w:value="ДЗТ / Д2Г: Пуск Д2Г по фазе A"/>
-                  <w:listItem w:displayText="ДЗТ / Д2Г: Пуск Д2Г по фазе В" w:value="ДЗТ / Д2Г: Пуск Д2Г по фазе В"/>
-                  <w:listItem w:displayText="ДЗТ / Д2Г: Пуск Д2Г по фазе С" w:value="ДЗТ / Д2Г: Пуск Д2Г по фазе С"/>
-                  <w:listItem w:displayText="ДЗТ / Д5Г: Пуск Д5Г" w:value="ДЗТ / Д5Г: Пуск Д5Г"/>
-                  <w:listItem w:displayText="ДЗТ / Д5Г: Пуск Д5Г по фазе A" w:value="ДЗТ / Д5Г: Пуск Д5Г по фазе A"/>
-                  <w:listItem w:displayText="ДЗТ / Д5Г: Пуск Д5Г по фазе В" w:value="ДЗТ / Д5Г: Пуск Д5Г по фазе В"/>
-                  <w:listItem w:displayText="ДЗТ / Д5Г: Пуск Д5Г по фазе С" w:value="ДЗТ / Д5Г: Пуск Д5Г по фазе С"/>
-                  <w:listItem w:displayText="ДЗТ / ДТЗт: Пуск" w:value="ДЗТ / ДТЗт: Пуск"/>
-                  <w:listItem w:displayText="ДЗТ / ДТЗт: Пуск ДТО по фазе A" w:value="ДЗТ / ДТЗт: Пуск ДТО по фазе A"/>
-                  <w:listItem w:displayText="ДЗТ / ДТЗт: Пуск ДТО по фазе В" w:value="ДЗТ / ДТЗт: Пуск ДТО по фазе В"/>
-                  <w:listItem w:displayText="ДЗТ / ДТЗт: Пуск ДТО по фазе С" w:value="ДЗТ / ДТЗт: Пуск ДТО по фазе С"/>
-                  <w:listItem w:displayText="ДЗТ / ДТЗт: Срабатывание ДТЗт" w:value="ДЗТ / ДТЗт: Срабатывание ДТЗт"/>
-                  <w:listItem w:displayText="ДЗТ / ДТЗт: Срабатывание ДТЗт на сигнал" w:value="ДЗТ / ДТЗт: Срабатывание ДТЗт на сигнал"/>
-                  <w:listItem w:displayText="ДЗТ / ДТЗт: Срабатывание ДТЗт по фазе A" w:value="ДЗТ / ДТЗт: Срабатывание ДТЗт по фазе A"/>
-                  <w:listItem w:displayText="ДЗТ / ДТЗт: Срабатывание ДТЗт по фазе A на сигнал" w:value="ДЗТ / ДТЗт: Срабатывание ДТЗт по фазе A на сигнал"/>
-                  <w:listItem w:displayText="ДЗТ / ДТЗт: Срабатывание ДТЗт по фазе В" w:value="ДЗТ / ДТЗт: Срабатывание ДТЗт по фазе В"/>
-                  <w:listItem w:displayText="ДЗТ / ДТЗт: Срабатывание ДТЗт по фазе В на сигнал" w:value="ДЗТ / ДТЗт: Срабатывание ДТЗт по фазе В на сигнал"/>
-                  <w:listItem w:displayText="ДЗТ / ДТЗт: Срабатывание ДТЗт по фазе С" w:value="ДЗТ / ДТЗт: Срабатывание ДТЗт по фазе С"/>
-                  <w:listItem w:displayText="ДЗТ / ДТЗт: Срабатывание ДТЗт по фазе С на сигнал" w:value="ДЗТ / ДТЗт: Срабатывание ДТЗт по фазе С на сигнал"/>
-                  <w:listItem w:displayText="ДЗТ / ДТЗт: Функция введена в работу" w:value="ДЗТ / ДТЗт: Функция введена в работу"/>
-                  <w:listItem w:displayText="ДЗТ / ДТЗт: Функция оперативно выведена из работы" w:value="ДЗТ / ДТЗт: Функция оперативно выведена из работы"/>
-                  <w:listItem w:displayText="ДЗТ / ДТО: Пуск" w:value="ДЗТ / ДТО: Пуск"/>
-                  <w:listItem w:displayText="ДЗТ / ДТО: Пуск ДТО по фазе A" w:value="ДЗТ / ДТО: Пуск ДТО по фазе A"/>
-                  <w:listItem w:displayText="ДЗТ / ДТО: Пуск ДТО по фазе В" w:value="ДЗТ / ДТО: Пуск ДТО по фазе В"/>
-                  <w:listItem w:displayText="ДЗТ / ДТО: Пуск ДТО по фазе С" w:value="ДЗТ / ДТО: Пуск ДТО по фазе С"/>
-                  <w:listItem w:displayText="ДЗТ / ДТО: Срабатывание ДТО" w:value="ДЗТ / ДТО: Срабатывание ДТО"/>
-                  <w:listItem w:displayText="ДЗТ / ДТО: Срабатывание ДТО на сигнал" w:value="ДЗТ / ДТО: Срабатывание ДТО на сигнал"/>
-                  <w:listItem w:displayText="ДЗТ / ДТО: Срабатывание ДТО по фазе A" w:value="ДЗТ / ДТО: Срабатывание ДТО по фазе A"/>
-                  <w:listItem w:displayText="ДЗТ / ДТО: Срабатывание ДТО по фазе A на сигнал" w:value="ДЗТ / ДТО: Срабатывание ДТО по фазе A на сигнал"/>
-                  <w:listItem w:displayText="ДЗТ / ДТО: Срабатывание ДТО по фазе В" w:value="ДЗТ / ДТО: Срабатывание ДТО по фазе В"/>
-                  <w:listItem w:displayText="ДЗТ / ДТО: Срабатывание ДТО по фазе В на сигнал" w:value="ДЗТ / ДТО: Срабатывание ДТО по фазе В на сигнал"/>
-                  <w:listItem w:displayText="ДЗТ / ДТО: Срабатывание ДТО по фазе С" w:value="ДЗТ / ДТО: Срабатывание ДТО по фазе С"/>
-                  <w:listItem w:displayText="ДЗТ / ДТО: Срабатывание ДТО по фазе С на сигнал" w:value="ДЗТ / ДТО: Срабатывание ДТО по фазе С на сигнал"/>
-                  <w:listItem w:displayText="ДЗТ / ДТО: Функция введена в работу" w:value="ДЗТ / ДТО: Функция введена в работу"/>
-                  <w:listItem w:displayText="ДЗТ / ДТО: Функция оперативно выведена из работы" w:value="ДЗТ / ДТО: Функция оперативно выведена из работы"/>
-                  <w:listItem w:displayText="ДЗТ / КЦТнеб: Срабатывание КЦНнеб" w:value="ДЗТ / КЦТнеб: Срабатывание КЦНнеб"/>
-                  <w:listItem w:displayText="ДЗТ / КЦТнеб: Срабатывание КЦНнеб фазы А" w:value="ДЗТ / КЦТнеб: Срабатывание КЦНнеб фазы А"/>
-                  <w:listItem w:displayText="ДЗТ / КЦТнеб: Срабатывание КЦНнеб фазы В" w:value="ДЗТ / КЦТнеб: Срабатывание КЦНнеб фазы В"/>
-                  <w:listItem w:displayText="ДЗТ / КЦТнеб: Срабатывание КЦНнеб фазы С" w:value="ДЗТ / КЦТнеб: Срабатывание КЦНнеб фазы С"/>
-                  <w:listItem w:displayText="ДЗТ / КЦТнеб: Функция введена в работу" w:value="ДЗТ / КЦТнеб: Функция введена в работу"/>
-                  <w:listItem w:displayText="ДЗТ / КЦТнеб: Функция оперативно выведена из работы" w:value="ДЗТ / КЦТнеб: Функция оперативно выведена из работы"/>
-                  <w:listItem w:displayText="ЗП / ЗП ВН: Пуск" w:value="ЗП / ЗП ВН: Пуск"/>
-                  <w:listItem w:displayText="ЗП / ЗП ВН: Пуск ИО максимального тока" w:value="ЗП / ЗП ВН: Пуск ИО максимального тока"/>
-                  <w:listItem w:displayText="ЗП / ЗП ВН: Срабатывание" w:value="ЗП / ЗП ВН: Срабатывание"/>
-                  <w:listItem w:displayText="ЗП / ЗП ВН: Срабатывание на отключение" w:value="ЗП / ЗП ВН: Срабатывание на отключение"/>
-                  <w:listItem w:displayText="ЗП / ЗП ВН: Функция введена в работу" w:value="ЗП / ЗП ВН: Функция введена в работу"/>
-                  <w:listItem w:displayText="ЗП / ЗП ВН: Функция оперативно выведена из работы" w:value="ЗП / ЗП ВН: Функция оперативно выведена из работы"/>
-                  <w:listItem w:displayText="ЗП / ЗП НН1: Пуск" w:value="ЗП / ЗП НН1: Пуск"/>
-                  <w:listItem w:displayText="ЗП / ЗП НН1: Пуск ИО максимального тока" w:value="ЗП / ЗП НН1: Пуск ИО максимального тока"/>
-                  <w:listItem w:displayText="ЗП / ЗП НН1: Срабатывание" w:value="ЗП / ЗП НН1: Срабатывание"/>
-                  <w:listItem w:displayText="ЗП / ЗП НН1: Срабатывание на отключение" w:value="ЗП / ЗП НН1: Срабатывание на отключение"/>
-                  <w:listItem w:displayText="ЗП / ЗП НН1: Функция введена в работу" w:value="ЗП / ЗП НН1: Функция введена в работу"/>
-                  <w:listItem w:displayText="ЗП / ЗП НН1: Функция оперативно выведена из работы" w:value="ЗП / ЗП НН1: Функция оперативно выведена из работы"/>
-                  <w:listItem w:displayText="ЗП / ЗП НН2: Пуск" w:value="ЗП / ЗП НН2: Пуск"/>
-                  <w:listItem w:displayText="ЗП / ЗП НН2: Пуск ИО максимального тока" w:value="ЗП / ЗП НН2: Пуск ИО максимального тока"/>
-                  <w:listItem w:displayText="ЗП / ЗП НН2: Срабатывание" w:value="ЗП / ЗП НН2: Срабатывание"/>
-                  <w:listItem w:displayText="ЗП / ЗП НН2: Срабатывание на отключение" w:value="ЗП / ЗП НН2: Срабатывание на отключение"/>
-                  <w:listItem w:displayText="ЗП / ЗП НН2: Функция введена в работу" w:value="ЗП / ЗП НН2: Функция введена в работу"/>
-                  <w:listItem w:displayText="ЗП / ЗП НН2: Функция оперативно выведена из работы" w:value="ЗП / ЗП НН2: Функция оперативно выведена из работы"/>
+                  <w:listItem w:displayText="ЗОП / ЗОП: Пуск" w:value="ЗОП / ЗОП: Пуск"/>
+                  <w:listItem w:displayText="ЗОП / ЗОП: Пуск ИО по несимметрии токов прямой и обратной последовательности" w:value="ЗОП / ЗОП: Пуск ИО по несимметрии токов прямой и обратной последовательности"/>
+                  <w:listItem w:displayText="ЗОП / ЗОП: Пуск ИО тока обратной последовательности" w:value="ЗОП / ЗОП: Пуск ИО тока обратной последовательности"/>
+                  <w:listItem w:displayText="ЗОП / ЗОП: Срабатывание" w:value="ЗОП / ЗОП: Срабатывание"/>
+                  <w:listItem w:displayText="ЗОП / ЗОП: Срабатывание на сигнал" w:value="ЗОП / ЗОП: Срабатывание на сигнал"/>
+                  <w:listItem w:displayText="ЗОП / ЗОП: Функция введена в работу" w:value="ЗОП / ЗОП: Функция введена в работу"/>
+                  <w:listItem w:displayText="ЗОП / ЗОП: Функция оперативно выведена из работы" w:value="ЗОП / ЗОП: Функция оперативно выведена из работы"/>
+                  <w:listItem w:displayText="ЗП / ЗП: Пуск" w:value="ЗП / ЗП: Пуск"/>
+                  <w:listItem w:displayText="ЗП / ЗП: Пуск ИО максимального тока" w:value="ЗП / ЗП: Пуск ИО максимального тока"/>
                   <w:listItem w:displayText="ЗП / ЗП: Срабатывание" w:value="ЗП / ЗП: Срабатывание"/>
                   <w:listItem w:displayText="ЗП / ЗП: Срабатывание на отключение" w:value="ЗП / ЗП: Срабатывание на отключение"/>
                   <w:listItem w:displayText="ЗП / ЗП: Функция введена в работу" w:value="ЗП / ЗП: Функция введена в работу"/>
                   <w:listItem w:displayText="ЗП / ЗП: Функция оперативно выведена из работы" w:value="ЗП / ЗП: Функция оперативно выведена из работы"/>
-                  <w:listItem w:displayText="ЗПО / ЗПО: Пуск" w:value="ЗПО / ЗПО: Пуск"/>
-                  <w:listItem w:displayText="ЗПО / ЗПО: Срабатывание ЗПО" w:value="ЗПО / ЗПО: Срабатывание ЗПО"/>
-                  <w:listItem w:displayText="ЗПО / ЗПО: Срабатывание ЗПО на сигнал" w:value="ЗПО / ЗПО: Срабатывание ЗПО на сигнал"/>
-                  <w:listItem w:displayText="ЗПО / ЗПО: Функция введена в работу" w:value="ЗПО / ЗПО: Функция введена в работу"/>
-                  <w:listItem w:displayText="ЗПО / ЗПО: Функция оперативно выведена из работы" w:value="ЗПО / ЗПО: Функция оперативно выведена из работы"/>
-                  <w:listItem w:displayText="КЦТ / КЦТ: Срабатывание" w:value="КЦТ / КЦТ: Срабатывание"/>
-                  <w:listItem w:displayText="КЦТ / КЦТст1: Пуск при асимметрии" w:value="КЦТ / КЦТст1: Пуск при асимметрии"/>
-                  <w:listItem w:displayText="КЦТ / КЦТст1: Пуск при обрыве провода" w:value="КЦТ / КЦТст1: Пуск при обрыве провода"/>
-                  <w:listItem w:displayText="КЦТ / КЦТст1: Срабатывание при асимметрии" w:value="КЦТ / КЦТст1: Срабатывание при асимметрии"/>
-                  <w:listItem w:displayText="КЦТ / КЦТст1: Срабатывание при обрыве провода" w:value="КЦТ / КЦТст1: Срабатывание при обрыве провода"/>
-                  <w:listItem w:displayText="КЦТ / КЦТст1: Функция введена в работу" w:value="КЦТ / КЦТст1: Функция введена в работу"/>
-                  <w:listItem w:displayText="КЦТ / КЦТст1: Функция оперативно выведена из работы" w:value="КЦТ / КЦТст1: Функция оперативно выведена из работы"/>
-                  <w:listItem w:displayText="КЦТ / КЦТст2: Пуск при асимметрии" w:value="КЦТ / КЦТст2: Пуск при асимметрии"/>
-                  <w:listItem w:displayText="КЦТ / КЦТст2: Пуск при обрыве провода" w:value="КЦТ / КЦТст2: Пуск при обрыве провода"/>
-                  <w:listItem w:displayText="КЦТ / КЦТст2: Срабатывание при асимметрии" w:value="КЦТ / КЦТст2: Срабатывание при асимметрии"/>
-                  <w:listItem w:displayText="КЦТ / КЦТст2: Срабатывание при обрыве провода" w:value="КЦТ / КЦТст2: Срабатывание при обрыве провода"/>
-                  <w:listItem w:displayText="КЦТ / КЦТст2: Функция введена в работу" w:value="КЦТ / КЦТст2: Функция введена в работу"/>
-                  <w:listItem w:displayText="КЦТ / КЦТст2: Функция оперативно выведена из работы" w:value="КЦТ / КЦТст2: Функция оперативно выведена из работы"/>
-                  <w:listItem w:displayText="КЦТ / КЦТст3: Пуск при асимметрии" w:value="КЦТ / КЦТст3: Пуск при асимметрии"/>
-                  <w:listItem w:displayText="КЦТ / КЦТст3: Пуск при обрыве провода" w:value="КЦТ / КЦТст3: Пуск при обрыве провода"/>
-                  <w:listItem w:displayText="КЦТ / КЦТст3: Срабатывание при асимметрии" w:value="КЦТ / КЦТст3: Срабатывание при асимметрии"/>
-                  <w:listItem w:displayText="КЦТ / КЦТст3: Срабатывание при обрыве провода" w:value="КЦТ / КЦТст3: Срабатывание при обрыве провода"/>
-                  <w:listItem w:displayText="КЦТ / КЦТст3: Функция введена в работу" w:value="КЦТ / КЦТст3: Функция введена в работу"/>
-                  <w:listItem w:displayText="КЦТ / КЦТст3: Функция оперативно выведена из работы" w:value="КЦТ / КЦТст3: Функция оперативно выведена из работы"/>
+                  <w:listItem w:displayText="КА / В: Выключатель включен" w:value="КА / В: Выключатель включен"/>
+                  <w:listItem w:displayText="КА / В: Выключатель отключен" w:value="КА / В: Выключатель отключен"/>
+                  <w:listItem w:displayText="КА / В: Индикация местного режима логического узла" w:value="КА / В: Индикация местного режима логического узла"/>
+                  <w:listItem w:displayText="КА / В: Индикация местного режима физического ключа" w:value="КА / В: Индикация местного режима физического ключа"/>
+                  <w:listItem w:displayText="КА / В: Команда 'включить' выключатель через выходное реле" w:value="КА / В: Команда 'включить' выключатель через выходное реле"/>
+                  <w:listItem w:displayText="КА / В: Команда 'отключить' выключатель через выходное реле" w:value="КА / В: Команда 'отключить' выключатель через выходное реле"/>
+                  <w:listItem w:displayText="КА / В: Неисправное положение выключателя" w:value="КА / В: Неисправное положение выключателя"/>
+                  <w:listItem w:displayText="КА / В: Промежуточное положение выключателя" w:value="КА / В: Промежуточное положение выключателя"/>
+                  <w:listItem w:displayText="КА / В: Функция введена в работу" w:value="КА / В: Функция введена в работу"/>
+                  <w:listItem w:displayText="КП / УВ: Включить выключатель" w:value="КП / УВ: Включить выключатель"/>
+                  <w:listItem w:displayText="КП / УВ: Идет переключение" w:value="КП / УВ: Идет переключение"/>
+                  <w:listItem w:displayText="КП / УВ: Отключить выключатель" w:value="КП / УВ: Отключить выключатель"/>
+                  <w:listItem w:displayText="КП / УВ: Положение В (Включено)" w:value="КП / УВ: Положение В (Включено)"/>
+                  <w:listItem w:displayText="КП / УВ: Положение В (Не определено)" w:value="КП / УВ: Положение В (Не определено)"/>
+                  <w:listItem w:displayText="КП / УВ: Положение В (Неисправность)" w:value="КП / УВ: Положение В (Неисправность)"/>
+                  <w:listItem w:displayText="КП / УВ: Положение В (Отключено)" w:value="КП / УВ: Положение В (Отключено)"/>
+                  <w:listItem w:displayText="КП / УВ: Сигнал превышения допустимого времени переключения" w:value="КП / УВ: Сигнал превышения допустимого времени переключения"/>
+                  <w:listItem w:displayText="КП / УВ: Функция введена в работу" w:value="КП / УВ: Функция введена в работу"/>
+                  <w:listItem w:displayText="КРВ / КРВ: Превышен коммутационный ресурс выключателя" w:value="КРВ / КРВ: Превышен коммутационный ресурс выключателя"/>
+                  <w:listItem w:displayText="КРВ / КРВ: Превышен механический ресурс выключателя" w:value="КРВ / КРВ: Превышен механический ресурс выключателя"/>
+                  <w:listItem w:displayText="КРВ / КРВ: Превышен ресурс выключателя" w:value="КРВ / КРВ: Превышен ресурс выключателя"/>
+                  <w:listItem w:displayText="КРВ / КРВ: Функция введена в работу" w:value="КРВ / КРВ: Функция введена в работу"/>
+                  <w:listItem w:displayText="КСВ / КСВ: Блокировка включения В" w:value="КСВ / КСВ: Блокировка включения В"/>
+                  <w:listItem w:displayText="КСВ / КСВ: Блокировка отключения В" w:value="КСВ / КСВ: Блокировка отключения В"/>
+                  <w:listItem w:displayText="КСВ / КСВ: В аварийно отключен" w:value="КСВ / КСВ: В аварийно отключен"/>
+                  <w:listItem w:displayText="КСВ / КСВ: В самопроизвольно отключен" w:value="КСВ / КСВ: В самопроизвольно отключен"/>
+                  <w:listItem w:displayText="КСВ / КСВ: Защита ЭМВ" w:value="КСВ / КСВ: Защита ЭМВ"/>
+                  <w:listItem w:displayText="КСВ / КСВ: Защита ЭМО1" w:value="КСВ / КСВ: Защита ЭМО1"/>
+                  <w:listItem w:displayText="КСВ / КСВ: Защита ЭМО2" w:value="КСВ / КСВ: Защита ЭМО2"/>
+                  <w:listItem w:displayText="КСВ / КСВ: Неисправность В" w:value="КСВ / КСВ: Неисправность В"/>
+                  <w:listItem w:displayText="КСВ / КСВ: Неисправность цепей ЭМУ" w:value="КСВ / КСВ: Неисправность цепей ЭМУ"/>
+                  <w:listItem w:displayText="КСВ / КСВ: Реле фиксации команды" w:value="КСВ / КСВ: Реле фиксации команды"/>
+                  <w:listItem w:displayText="КСВ / КСВ: Функция введена в работу" w:value="КСВ / КСВ: Функция введена в работу"/>
+                  <w:listItem w:displayText="КСВ / КСВ: Функция оперативно выведена из работы" w:value="КСВ / КСВ: Функция оперативно выведена из работы"/>
+                  <w:listItem w:displayText="КЦН НН / КЦН: Неисправность цепей напряжения" w:value="КЦН НН / КЦН: Неисправность цепей напряжения"/>
+                  <w:listItem w:displayText="КЦН НН / КЦН: Пуск" w:value="КЦН НН / КЦН: Пуск"/>
+                  <w:listItem w:displayText="КЦН НН / КЦН: Пуск органа максимального напряжения ОП" w:value="КЦН НН / КЦН: Пуск органа максимального напряжения ОП"/>
+                  <w:listItem w:displayText="КЦН НН / КЦН: Пуск органа минимального напряжения" w:value="КЦН НН / КЦН: Пуск органа минимального напряжения"/>
+                  <w:listItem w:displayText="КЦН НН / КЦН: Функция введена в работу" w:value="КЦН НН / КЦН: Функция введена в работу"/>
+                  <w:listItem w:displayText="КЦН НН / КЦН: Функция оперативно выведена из работы" w:value="КЦН НН / КЦН: Функция оперативно выведена из работы"/>
+                  <w:listItem w:displayText="ЛЗТ / ЛЗТ: Пуск" w:value="ЛЗТ / ЛЗТ: Пуск"/>
+                  <w:listItem w:displayText="ЛЗТ / ЛЗТ: Срабатывание" w:value="ЛЗТ / ЛЗТ: Срабатывание"/>
+                  <w:listItem w:displayText="ЛЗТ / ЛЗТ: Функция введена в работу" w:value="ЛЗТ / ЛЗТ: Функция введена в работу"/>
+                  <w:listItem w:displayText="ЛЗТ / ЛЗТ: Функция оперативно выведена из работы" w:value="ЛЗТ / ЛЗТ: Функция оперативно выведена из работы"/>
                   <w:listItem w:displayText="ЛО ВН / ЛО: Отключение" w:value="ЛО ВН / ЛО: Отключение"/>
                   <w:listItem w:displayText="ЛО ВН / ЛО: Отключить аварийно" w:value="ЛО ВН / ЛО: Отключить аварийно"/>
                   <w:listItem w:displayText="ЛО ВН / ЛО: Функция введена в работу" w:value="ЛО ВН / ЛО: Функция введена в работу"/>
@@ -8640,20 +8630,19 @@
                   <w:listItem w:displayText="ЛО ГЗсигн / ЛО: Срабатывание на сигнал" w:value="ЛО ГЗсигн / ЛО: Срабатывание на сигнал"/>
                   <w:listItem w:displayText="ЛО ГЗсигн / ЛО: Функция введена в работу" w:value="ЛО ГЗсигн / ЛО: Функция введена в работу"/>
                   <w:listItem w:displayText="ЛО ГЗсигн / ЛО: Функция оперативно выведена из работы" w:value="ЛО ГЗсигн / ЛО: Функция оперативно выведена из работы"/>
-                  <w:listItem w:displayText="ЛО НН1 / ЗАПВ: Запрет АПВ" w:value="ЛО НН1 / ЗАПВ: Запрет АПВ"/>
-                  <w:listItem w:displayText="ЛО НН1 / ЗАПВ: Функция введена в работу" w:value="ЛО НН1 / ЗАПВ: Функция введена в работу"/>
-                  <w:listItem w:displayText="ЛО НН1 / ЗАПВ: Функция оперативно выведена из работы" w:value="ЛО НН1 / ЗАПВ: Функция оперативно выведена из работы"/>
-                  <w:listItem w:displayText="ЛО НН1 / ЛО: Отключение" w:value="ЛО НН1 / ЛО: Отключение"/>
-                  <w:listItem w:displayText="ЛО НН1 / ЛО: Отключить аварийно" w:value="ЛО НН1 / ЛО: Отключить аварийно"/>
-                  <w:listItem w:displayText="ЛО НН1 / ЛО: Функция введена в работу" w:value="ЛО НН1 / ЛО: Функция введена в работу"/>
-                  <w:listItem w:displayText="ЛО НН1 / ЛО: Функция оперативно выведена из работы" w:value="ЛО НН1 / ЛО: Функция оперативно выведена из работы"/>
-                  <w:listItem w:displayText="ЛО НН2 / ЗАПВ: Запрет АПВ" w:value="ЛО НН2 / ЗАПВ: Запрет АПВ"/>
-                  <w:listItem w:displayText="ЛО НН2 / ЗАПВ: Функция введена в работу" w:value="ЛО НН2 / ЗАПВ: Функция введена в работу"/>
-                  <w:listItem w:displayText="ЛО НН2 / ЗАПВ: Функция оперативно выведена из работы" w:value="ЛО НН2 / ЗАПВ: Функция оперативно выведена из работы"/>
-                  <w:listItem w:displayText="ЛО НН2 / ЛО: Отключение" w:value="ЛО НН2 / ЛО: Отключение"/>
-                  <w:listItem w:displayText="ЛО НН2 / ЛО: Отключить аварийно" w:value="ЛО НН2 / ЛО: Отключить аварийно"/>
-                  <w:listItem w:displayText="ЛО НН2 / ЛО: Функция введена в работу" w:value="ЛО НН2 / ЛО: Функция введена в работу"/>
-                  <w:listItem w:displayText="ЛО НН2 / ЛО: Функция оперативно выведена из работы" w:value="ЛО НН2 / ЛО: Функция оперативно выведена из работы"/>
+                  <w:listItem w:displayText="ЛО НН / ЗАВР: Запрет АВР" w:value="ЛО НН / ЗАВР: Запрет АВР"/>
+                  <w:listItem w:displayText="ЛО НН / ЗАВР: Функция введена в работу" w:value="ЛО НН / ЗАВР: Функция введена в работу"/>
+                  <w:listItem w:displayText="ЛО НН / ЗАВР: Функция оперативно выведена из работы" w:value="ЛО НН / ЗАВР: Функция оперативно выведена из работы"/>
+                  <w:listItem w:displayText="ЛО НН / ЗАПВ: Запрет АПВ" w:value="ЛО НН / ЗАПВ: Запрет АПВ"/>
+                  <w:listItem w:displayText="ЛО НН / ЗАПВ: Функция введена в работу" w:value="ЛО НН / ЗАПВ: Функция введена в работу"/>
+                  <w:listItem w:displayText="ЛО НН / ЗАПВ: Функция оперативно выведена из работы" w:value="ЛО НН / ЗАПВ: Функция оперативно выведена из работы"/>
+                  <w:listItem w:displayText="ЛО НН / ЛО: Отключение" w:value="ЛО НН / ЛО: Отключение"/>
+                  <w:listItem w:displayText="ЛО НН / ЛО: Отключить аварийно" w:value="ЛО НН / ЛО: Отключить аварийно"/>
+                  <w:listItem w:displayText="ЛО НН / ЛО: Функция введена в работу" w:value="ЛО НН / ЛО: Функция введена в работу"/>
+                  <w:listItem w:displayText="ЛО НН / ЛО: Функция оперативно выведена из работы" w:value="ЛО НН / ЛО: Функция оперативно выведена из работы"/>
+                  <w:listItem w:displayText="ЛО Т / ЗАВР: Запрет АВР" w:value="ЛО Т / ЗАВР: Запрет АВР"/>
+                  <w:listItem w:displayText="ЛО Т / ЗАВР: Функция введена в работу" w:value="ЛО Т / ЗАВР: Функция введена в работу"/>
+                  <w:listItem w:displayText="ЛО Т / ЗАВР: Функция оперативно выведена из работы" w:value="ЛО Т / ЗАВР: Функция оперативно выведена из работы"/>
                   <w:listItem w:displayText="ЛО Т / ЗАПВ: Запрет АПВ" w:value="ЛО Т / ЗАПВ: Запрет АПВ"/>
                   <w:listItem w:displayText="ЛО Т / ЗАПВ: Функция введена в работу" w:value="ЛО Т / ЗАПВ: Функция введена в работу"/>
                   <w:listItem w:displayText="ЛО Т / ЗАПВ: Функция оперативно выведена из работы" w:value="ЛО Т / ЗАПВ: Функция оперативно выведена из работы"/>
@@ -8688,6 +8677,52 @@
                   <w:listItem w:displayText="ЛО ТС / ЛО ПК: Срабатывание на сигнал" w:value="ЛО ТС / ЛО ПК: Срабатывание на сигнал"/>
                   <w:listItem w:displayText="ЛО ТС / ЛО ПК: Функция введена в работу" w:value="ЛО ТС / ЛО ПК: Функция введена в работу"/>
                   <w:listItem w:displayText="ЛО ТС / ЛО ПК: Функция оперативно выведена из работы" w:value="ЛО ТС / ЛО ПК: Функция оперативно выведена из работы"/>
+                  <w:listItem w:displayText="МТЗ / БЛЗШ: Блокировка ЛЗШ" w:value="МТЗ / БЛЗШ: Блокировка ЛЗШ"/>
+                  <w:listItem w:displayText="МТЗ / БНТ: Пуск БНТ" w:value="МТЗ / БНТ: Пуск БНТ"/>
+                  <w:listItem w:displayText="МТЗ / БНТ: Пуск по фазе A" w:value="МТЗ / БНТ: Пуск по фазе A"/>
+                  <w:listItem w:displayText="МТЗ / БНТ: Пуск по фазе В" w:value="МТЗ / БНТ: Пуск по фазе В"/>
+                  <w:listItem w:displayText="МТЗ / БНТ: Пуск по фазе С" w:value="МТЗ / БНТ: Пуск по фазе С"/>
+                  <w:listItem w:displayText="МТЗ / КПОН: Пуск" w:value="МТЗ / КПОН: Пуск"/>
+                  <w:listItem w:displayText="МТЗ / КПОН: Функция введена в работу" w:value="МТЗ / КПОН: Функция введена в работу"/>
+                  <w:listItem w:displayText="МТЗ / КПОН: Функция оперативно выведена из работы" w:value="МТЗ / КПОН: Функция оперативно выведена из работы"/>
+                  <w:listItem w:displayText="МТЗ / МТЗ 1 ст: Пуск" w:value="МТЗ / МТЗ 1 ст: Пуск"/>
+                  <w:listItem w:displayText="МТЗ / МТЗ 1 ст: Пуск ИО тока по фазе А" w:value="МТЗ / МТЗ 1 ст: Пуск ИО тока по фазе А"/>
+                  <w:listItem w:displayText="МТЗ / МТЗ 1 ст: Пуск ИО тока по фазе В" w:value="МТЗ / МТЗ 1 ст: Пуск ИО тока по фазе В"/>
+                  <w:listItem w:displayText="МТЗ / МТЗ 1 ст: Пуск ИО тока по фазе С" w:value="МТЗ / МТЗ 1 ст: Пуск ИО тока по фазе С"/>
+                  <w:listItem w:displayText="МТЗ / МТЗ 1 ст: Пуск по фазе A" w:value="МТЗ / МТЗ 1 ст: Пуск по фазе A"/>
+                  <w:listItem w:displayText="МТЗ / МТЗ 1 ст: Пуск по фазе В" w:value="МТЗ / МТЗ 1 ст: Пуск по фазе В"/>
+                  <w:listItem w:displayText="МТЗ / МТЗ 1 ст: Пуск по фазе С" w:value="МТЗ / МТЗ 1 ст: Пуск по фазе С"/>
+                  <w:listItem w:displayText="МТЗ / МТЗ 1 ст: Срабатывание" w:value="МТЗ / МТЗ 1 ст: Срабатывание"/>
+                  <w:listItem w:displayText="МТЗ / МТЗ 1 ст: Срабатывание на сигнал" w:value="МТЗ / МТЗ 1 ст: Срабатывание на сигнал"/>
+                  <w:listItem w:displayText="МТЗ / МТЗ 1 ст: Функция введена в работу" w:value="МТЗ / МТЗ 1 ст: Функция введена в работу"/>
+                  <w:listItem w:displayText="МТЗ / МТЗ 1 ст: Функция оперативно выведена из работы" w:value="МТЗ / МТЗ 1 ст: Функция оперативно выведена из работы"/>
+                  <w:listItem w:displayText="МТЗ / МТЗ 2 ст: Пуск" w:value="МТЗ / МТЗ 2 ст: Пуск"/>
+                  <w:listItem w:displayText="МТЗ / МТЗ 2 ст: Пуск ИО тока по фазе А" w:value="МТЗ / МТЗ 2 ст: Пуск ИО тока по фазе А"/>
+                  <w:listItem w:displayText="МТЗ / МТЗ 2 ст: Пуск ИО тока по фазе В" w:value="МТЗ / МТЗ 2 ст: Пуск ИО тока по фазе В"/>
+                  <w:listItem w:displayText="МТЗ / МТЗ 2 ст: Пуск ИО тока по фазе С" w:value="МТЗ / МТЗ 2 ст: Пуск ИО тока по фазе С"/>
+                  <w:listItem w:displayText="МТЗ / МТЗ 2 ст: Пуск по фазе A" w:value="МТЗ / МТЗ 2 ст: Пуск по фазе A"/>
+                  <w:listItem w:displayText="МТЗ / МТЗ 2 ст: Пуск по фазе В" w:value="МТЗ / МТЗ 2 ст: Пуск по фазе В"/>
+                  <w:listItem w:displayText="МТЗ / МТЗ 2 ст: Пуск по фазе С" w:value="МТЗ / МТЗ 2 ст: Пуск по фазе С"/>
+                  <w:listItem w:displayText="МТЗ / МТЗ 2 ст: Срабатывание" w:value="МТЗ / МТЗ 2 ст: Срабатывание"/>
+                  <w:listItem w:displayText="МТЗ / МТЗ 2 ст: Срабатывание на сигнал" w:value="МТЗ / МТЗ 2 ст: Срабатывание на сигнал"/>
+                  <w:listItem w:displayText="МТЗ / МТЗ 2 ст: Функция введена в работу" w:value="МТЗ / МТЗ 2 ст: Функция введена в работу"/>
+                  <w:listItem w:displayText="МТЗ / МТЗ 2 ст: Функция оперативно выведена из работы" w:value="МТЗ / МТЗ 2 ст: Функция оперативно выведена из работы"/>
+                  <w:listItem w:displayText="МТЗ / МТЗ 3 ст: Пуск" w:value="МТЗ / МТЗ 3 ст: Пуск"/>
+                  <w:listItem w:displayText="МТЗ / МТЗ 3 ст: Пуск ИО тока по фазе А" w:value="МТЗ / МТЗ 3 ст: Пуск ИО тока по фазе А"/>
+                  <w:listItem w:displayText="МТЗ / МТЗ 3 ст: Пуск ИО тока по фазе В" w:value="МТЗ / МТЗ 3 ст: Пуск ИО тока по фазе В"/>
+                  <w:listItem w:displayText="МТЗ / МТЗ 3 ст: Пуск ИО тока по фазе С" w:value="МТЗ / МТЗ 3 ст: Пуск ИО тока по фазе С"/>
+                  <w:listItem w:displayText="МТЗ / МТЗ 3 ст: Пуск по фазе A" w:value="МТЗ / МТЗ 3 ст: Пуск по фазе A"/>
+                  <w:listItem w:displayText="МТЗ / МТЗ 3 ст: Пуск по фазе В" w:value="МТЗ / МТЗ 3 ст: Пуск по фазе В"/>
+                  <w:listItem w:displayText="МТЗ / МТЗ 3 ст: Пуск по фазе С" w:value="МТЗ / МТЗ 3 ст: Пуск по фазе С"/>
+                  <w:listItem w:displayText="МТЗ / МТЗ 3 ст: Срабатывание" w:value="МТЗ / МТЗ 3 ст: Срабатывание"/>
+                  <w:listItem w:displayText="МТЗ / МТЗ 3 ст: Срабатывание на сигнал" w:value="МТЗ / МТЗ 3 ст: Срабатывание на сигнал"/>
+                  <w:listItem w:displayText="МТЗ / МТЗ 3 ст: Функция введена в работу" w:value="МТЗ / МТЗ 3 ст: Функция введена в работу"/>
+                  <w:listItem w:displayText="МТЗ / МТЗ 3 ст: Функция оперативно выведена из работы" w:value="МТЗ / МТЗ 3 ст: Функция оперативно выведена из работы"/>
+                  <w:listItem w:displayText="ПДС / В: Ключ М/Д привода В" w:value="ПДС / В: Ключ М/Д привода В"/>
+                  <w:listItem w:displayText="ПДС / В: Положение В (Включено)" w:value="ПДС / В: Положение В (Включено)"/>
+                  <w:listItem w:displayText="ПДС / В: Положение В (Не определено)" w:value="ПДС / В: Положение В (Не определено)"/>
+                  <w:listItem w:displayText="ПДС / В: Положение В (Неисправность)" w:value="ПДС / В: Положение В (Неисправность)"/>
+                  <w:listItem w:displayText="ПДС / В: Положение В (Отключено)" w:value="ПДС / В: Положение В (Отключено)"/>
                   <w:listItem w:displayText="ПДС / ГЗ РПН: Низкая изоляция " w:value="ПДС / ГЗ РПН: Низкая изоляция "/>
                   <w:listItem w:displayText="ПДС / ГЗ РПН: Отключение" w:value="ПДС / ГЗ РПН: Отключение"/>
                   <w:listItem w:displayText="ПДС / ГЗ Т: Низкая изоляция ГЗоткл" w:value="ПДС / ГЗ Т: Низкая изоляция ГЗоткл"/>
@@ -8705,8 +8740,15 @@
                   <w:listItem w:displayText="ПДС / ДУм РПН: Низкий уровень масла" w:value="ПДС / ДУм РПН: Низкий уровень масла"/>
                   <w:listItem w:displayText="ПДС / ДУм расширителя: Высокий уровень масла" w:value="ПДС / ДУм расширителя: Высокий уровень масла"/>
                   <w:listItem w:displayText="ПДС / ДУм расширителя: Низкий уровень масла" w:value="ПДС / ДУм расширителя: Низкий уровень масла"/>
-                  <w:listItem w:displayText="ПДС / КСО: Авария" w:value="ПДС / КСО: Авария"/>
-                  <w:listItem w:displayText="ПДС / КСО: Неисправность" w:value="ПДС / КСО: Неисправность"/>
+                  <w:listItem w:displayText="ПДС / КИ: Аварийный уровень изоляции" w:value="ПДС / КИ: Аварийный уровень изоляции"/>
+                  <w:listItem w:displayText="ПДС / КИ: Низкий уровень изоляции" w:value="ПДС / КИ: Низкий уровень изоляции"/>
+                  <w:listItem w:displayText="ПДС / КПруж: Пружина не заведена" w:value="ПДС / КПруж: Пружина не заведена"/>
+                  <w:listItem w:displayText="ПДС / КЦВ: Контроль цепи ЭМВ" w:value="ПДС / КЦВ: Контроль цепи ЭМВ"/>
+                  <w:listItem w:displayText="ПДС / КЦВ: Контроль цепи ЭМО1" w:value="ПДС / КЦВ: Контроль цепи ЭМО1"/>
+                  <w:listItem w:displayText="ПДС / КЦВ: Контроль цепи ЭМО2" w:value="ПДС / КЦВ: Контроль цепи ЭМО2"/>
+                  <w:listItem w:displayText="ПДС / КЦВ: Работа ЭМВ" w:value="ПДС / КЦВ: Работа ЭМВ"/>
+                  <w:listItem w:displayText="ПДС / КЦВ: Работа ЭМО1" w:value="ПДС / КЦВ: Работа ЭМО1"/>
+                  <w:listItem w:displayText="ПДС / КЦВ: Работа ЭМО2" w:value="ПДС / КЦВ: Работа ЭМО2"/>
                   <w:listItem w:displayText="ПДС / ОК: Срабатывание" w:value="ПДС / ОК: Срабатывание"/>
                   <w:listItem w:displayText="ПДС / ПК: Срабатывание" w:value="ПДС / ПК: Срабатывание"/>
                   <w:listItem w:displayText="ПДС / РД: Низкая изоляция" w:value="ПДС / РД: Низкая изоляция"/>
@@ -8715,9 +8757,9 @@
                   <w:listItem w:displayText="ПДС НКУ / SA2: Цепь введена" w:value="ПДС НКУ / SA2: Цепь введена"/>
                   <w:listItem w:displayText="ПДС НКУ / SA3: Цепь введена" w:value="ПДС НКУ / SA3: Цепь введена"/>
                   <w:listItem w:displayText="ПДС НКУ / SA4: Цепь введена" w:value="ПДС НКУ / SA4: Цепь введена"/>
+                  <w:listItem w:displayText="ПДС НКУ / SA5: Цепь введена" w:value="ПДС НКУ / SA5: Цепь введена"/>
                   <w:listItem w:displayText="ПДС НКУ / SG1: Рабочее положение" w:value="ПДС НКУ / SG1: Рабочее положение"/>
                   <w:listItem w:displayText="ПДС НКУ / SG2: Рабочее положение" w:value="ПДС НКУ / SG2: Рабочее положение"/>
-                  <w:listItem w:displayText="ПДС НКУ / SG3: Рабочее положение" w:value="ПДС НКУ / SG3: Рабочее положение"/>
                   <w:listItem w:displayText="ПДС НКУ / ВнешСигн1: Срабатывание" w:value="ПДС НКУ / ВнешСигн1: Срабатывание"/>
                   <w:listItem w:displayText="ПДС НКУ / ВнешСигн2: Срабатывание" w:value="ПДС НКУ / ВнешСигн2: Срабатывание"/>
                   <w:listItem w:displayText="ПДС НКУ / ВнешСигн3: Срабатывание" w:value="ПДС НКУ / ВнешСигн3: Срабатывание"/>
@@ -8725,27 +8767,15 @@
                   <w:listItem w:displayText="ПДС НКУ / Дверь: Дверь шкафа закрыта" w:value="ПДС НКУ / Дверь: Дверь шкафа закрыта"/>
                   <w:listItem w:displayText="ПДС НКУ / Дверь: Дверь шкафа открыта" w:value="ПДС НКУ / Дверь: Дверь шкафа открыта"/>
                   <w:listItem w:displayText="ПДС НКУ / ОТ ГЗ: Неисправность" w:value="ПДС НКУ / ОТ ГЗ: Неисправность"/>
-                  <w:listItem w:displayText="ПДС НКУ / ОТ ЗДЗ1: Неисправность" w:value="ПДС НКУ / ОТ ЗДЗ1: Неисправность"/>
-                  <w:listItem w:displayText="ПДС НКУ / ОТ ЗДЗ2: Неисправность" w:value="ПДС НКУ / ОТ ЗДЗ2: Неисправность"/>
-                  <w:listItem w:displayText="ПДС НКУ / ОТ ИЭУ ТН1: Неисправность" w:value="ПДС НКУ / ОТ ИЭУ ТН1: Неисправность"/>
-                  <w:listItem w:displayText="ПДС НКУ / ОТ ИЭУ ТН2: Неисправность" w:value="ПДС НКУ / ОТ ИЭУ ТН2: Неисправность"/>
+                  <w:listItem w:displayText="ПДС НКУ / ОТ ЗДЗ: Неисправность" w:value="ПДС НКУ / ОТ ЗДЗ: Неисправность"/>
+                  <w:listItem w:displayText="ПДС НКУ / ОТ ИЭУ ТН: Неисправность" w:value="ПДС НКУ / ОТ ИЭУ ТН: Неисправность"/>
                   <w:listItem w:displayText="ПДС НКУ / ОТ ТЗ, ТС: Неисправность" w:value="ПДС НКУ / ОТ ТЗ, ТС: Неисправность"/>
-                  <w:listItem w:displayText="ПДС НКУ / ОТ УРОВ1: Неисправность" w:value="ПДС НКУ / ОТ УРОВ1: Неисправность"/>
-                  <w:listItem w:displayText="ПДС НКУ / ОТ УРОВ2: Неисправность" w:value="ПДС НКУ / ОТ УРОВ2: Неисправность"/>
-                  <w:listItem w:displayText="ПС / ПС: Пуск предупредительной сигнализации" w:value="ПС / ПС: Пуск предупредительной сигнализации"/>
-                  <w:listItem w:displayText="ПС / ПС: Пуск предупредительной сигнализации (импульс)" w:value="ПС / ПС: Пуск предупредительной сигнализации (импульс)"/>
-                  <w:listItem w:displayText="РТПО / РТПО ВН: Пуск" w:value="РТПО / РТПО ВН: Пуск"/>
-                  <w:listItem w:displayText="РТПО / РТПО ВН: Функция введена в работу" w:value="РТПО / РТПО ВН: Функция введена в работу"/>
-                  <w:listItem w:displayText="РТПО / РТПО ВН: Функция оперативно выведена из работы" w:value="РТПО / РТПО ВН: Функция оперативно выведена из работы"/>
-                  <w:listItem w:displayText="РТПО / РТПО НН1: Пуск" w:value="РТПО / РТПО НН1: Пуск"/>
-                  <w:listItem w:displayText="РТПО / РТПО НН1: Функция введена в работу" w:value="РТПО / РТПО НН1: Функция введена в работу"/>
-                  <w:listItem w:displayText="РТПО / РТПО НН1: Функция оперативно выведена из работы" w:value="РТПО / РТПО НН1: Функция оперативно выведена из работы"/>
-                  <w:listItem w:displayText="РТПО / РТПО НН2: Пуск" w:value="РТПО / РТПО НН2: Пуск"/>
-                  <w:listItem w:displayText="РТПО / РТПО НН2: Функция введена в работу" w:value="РТПО / РТПО НН2: Функция введена в работу"/>
-                  <w:listItem w:displayText="РТПО / РТПО НН2: Функция оперативно выведена из работы" w:value="РТПО / РТПО НН2: Функция оперативно выведена из работы"/>
-                  <w:listItem w:displayText="РТПО / РТПО_общ: Пуск" w:value="РТПО / РТПО_общ: Пуск"/>
-                  <w:listItem w:displayText="РТПО / РТПО_общ: Функция введена в работу" w:value="РТПО / РТПО_общ: Функция введена в работу"/>
-                  <w:listItem w:displayText="РТПО / РТПО_общ: Функция оперативно выведена из работы" w:value="РТПО / РТПО_общ: Функция оперативно выведена из работы"/>
+                  <w:listItem w:displayText="ПДС НКУ / ОТ УРОВ: Неисправность" w:value="ПДС НКУ / ОТ УРОВ: Неисправность"/>
+                  <w:listItem w:displayText="ПДС НКУ / ОТ ЭМО1, ЭМВ: Неисправность" w:value="ПДС НКУ / ОТ ЭМО1, ЭМВ: Неисправность"/>
+                  <w:listItem w:displayText="ПДС НКУ / ОТ ЭМО2: Неисправность" w:value="ПДС НКУ / ОТ ЭМО2: Неисправность"/>
+                  <w:listItem w:displayText="ПДС НКУ / ОТ цепей сигн. В: Неисправность" w:value="ПДС НКУ / ОТ цепей сигн. В: Неисправность"/>
+                  <w:listItem w:displayText="Пред. сигн. / ПС: Пуск предупредительной сигнализации" w:value="Пред. сигн. / ПС: Пуск предупредительной сигнализации"/>
+                  <w:listItem w:displayText="Пред. сигн. / ПС: Пуск предупредительной сигнализации (импульс)" w:value="Пред. сигн. / ПС: Пуск предупредительной сигнализации (импульс)"/>
                   <w:listItem w:displayText="СИСТ / БУ: Индикация местного управления" w:value="СИСТ / БУ: Индикация местного управления"/>
                   <w:listItem w:displayText="СИСТ / Диагностика: Изменение встраиваемого ПО" w:value="СИСТ / Диагностика: Изменение встраиваемого ПО"/>
                   <w:listItem w:displayText="СИСТ / Диагностика: Индикация логического узла-прокси" w:value="СИСТ / Диагностика: Индикация логического узла-прокси"/>
@@ -8761,6 +8791,8 @@
                   <w:listItem w:displayText="СИСТ / Диагностика: Неисправность модуля дискретных входов/выходов (слот М11)" w:value="СИСТ / Диагностика: Неисправность модуля дискретных входов/выходов (слот М11)"/>
                   <w:listItem w:displayText="СИСТ / Диагностика: Неисправность модуля дискретных входов/выходов (слот М3)" w:value="СИСТ / Диагностика: Неисправность модуля дискретных входов/выходов (слот М3)"/>
                   <w:listItem w:displayText="СИСТ / Диагностика: Неисправность модуля дискретных входов/выходов (слот М4)" w:value="СИСТ / Диагностика: Неисправность модуля дискретных входов/выходов (слот М4)"/>
+                  <w:listItem w:displayText="СИСТ / Диагностика: Неисправность модуля дискретных входов/выходов (слот М6)" w:value="СИСТ / Диагностика: Неисправность модуля дискретных входов/выходов (слот М6)"/>
+                  <w:listItem w:displayText="СИСТ / Диагностика: Неисправность модуля дискретных входов/выходов (слот М7)" w:value="СИСТ / Диагностика: Неисправность модуля дискретных входов/выходов (слот М7)"/>
                   <w:listItem w:displayText="СИСТ / Диагностика: Неисправность модуля дискретных входов/выходов (слот М8)" w:value="СИСТ / Диагностика: Неисправность модуля дискретных входов/выходов (слот М8)"/>
                   <w:listItem w:displayText="СИСТ / Диагностика: Неисправность модуля дискретных входов/выходов (слот М9)" w:value="СИСТ / Диагностика: Неисправность модуля дискретных входов/выходов (слот М9)"/>
                   <w:listItem w:displayText="СИСТ / Диагностика: Неисправность цепей оперативного питания" w:value="СИСТ / Диагностика: Неисправность цепей оперативного питания"/>
@@ -9015,87 +9047,80 @@
                   <w:listItem w:displayText="СИСТ / ПлДВых9: Состояние ДВых7" w:value="СИСТ / ПлДВых9: Состояние ДВых7"/>
                   <w:listItem w:displayText="СИСТ / ПлДВых9: Состояние ДВых8" w:value="СИСТ / ПлДВых9: Состояние ДВых8"/>
                   <w:listItem w:displayText="СИСТ / СД ФК: Действие на В ВН" w:value="СИСТ / СД ФК: Действие на В ВН"/>
-                  <w:listItem w:displayText="СИСТ / СД ФК: Действие на В НН1" w:value="СИСТ / СД ФК: Действие на В НН1"/>
-                  <w:listItem w:displayText="СИСТ / СД ФК: Действие на В НН2" w:value="СИСТ / СД ФК: Действие на В НН2"/>
+                  <w:listItem w:displayText="СИСТ / СД ФК: Действие на В НН" w:value="СИСТ / СД ФК: Действие на В НН"/>
                   <w:listItem w:displayText="СИСТ / СД ФК: Комплект" w:value="СИСТ / СД ФК: Комплект"/>
                   <w:listItem w:displayText="СИСТ / СД ФК: Режим работы ГЗ РПН" w:value="СИСТ / СД ФК: Режим работы ГЗ РПН"/>
                   <w:listItem w:displayText="СИСТ / СД ФК: Режим работы ГЗ Т откл" w:value="СИСТ / СД ФК: Режим работы ГЗ Т откл"/>
                   <w:listItem w:displayText="СИСТ / СД ФК: Режим работы ГЗ Т сигн" w:value="СИСТ / СД ФК: Режим работы ГЗ Т сигн"/>
-                  <w:listItem w:displayText="СИСТ / СД ФК: Режим работы ДЗТ" w:value="СИСТ / СД ФК: Режим работы ДЗТ"/>
-                  <w:listItem w:displayText="СИСТ / СД ФК: Режим работы ЗПО" w:value="СИСТ / СД ФК: Режим работы ЗПО"/>
                   <w:listItem w:displayText="СИСТ / СД ФК: Режим работы УРОВ" w:value="СИСТ / СД ФК: Режим работы УРОВ"/>
                   <w:listItem w:displayText="СИСТ / СД ФК: Управление ИЭУ" w:value="СИСТ / СД ФК: Управление ИЭУ"/>
                   <w:listItem w:displayText="СИСТ / СД: БИ выведены" w:value="СИСТ / СД: БИ выведены"/>
                   <w:listItem w:displayText="СИСТ / СД: Внешнее отключение" w:value="СИСТ / СД: Внешнее отключение"/>
                   <w:listItem w:displayText="СИСТ / СД: Выходные цепи разобраны" w:value="СИСТ / СД: Выходные цепи разобраны"/>
+                  <w:listItem w:displayText="СИСТ / СД: Неисправность В ВН" w:value="СИСТ / СД: Неисправность В ВН"/>
                   <w:listItem w:displayText="СИСТ / СД: Неисправность ШС-А" w:value="СИСТ / СД: Неисправность ШС-А"/>
                   <w:listItem w:displayText="СИСТ / СД: Неисправность ШС-В" w:value="СИСТ / СД: Неисправность ШС-В"/>
                   <w:listItem w:displayText="СИСТ / СД: Неисправность опер. тока ГЗ" w:value="СИСТ / СД: Неисправность опер. тока ГЗ"/>
                   <w:listItem w:displayText="СИСТ / СД: Неисправность опер. тока ТЗ, ТС" w:value="СИСТ / СД: Неисправность опер. тока ТЗ, ТС"/>
+                  <w:listItem w:displayText="СИСТ / СД: Неисправность сигн. В" w:value="СИСТ / СД: Неисправность сигн. В"/>
                   <w:listItem w:displayText="СИСТ / СД: Неисправность цепей ГЗ РПН" w:value="СИСТ / СД: Неисправность цепей ГЗ РПН"/>
                   <w:listItem w:displayText="СИСТ / СД: Неисправность цепей ГЗ Т" w:value="СИСТ / СД: Неисправность цепей ГЗ Т"/>
                   <w:listItem w:displayText="СИСТ / СД: Неисправность цепей ТЗ" w:value="СИСТ / СД: Неисправность цепей ТЗ"/>
                   <w:listItem w:displayText="СИСТ / СД: Потеря GOOSE" w:value="СИСТ / СД: Потеря GOOSE"/>
-                  <w:listItem w:displayText="СИСТ / СД: Пуск ЗПО" w:value="СИСТ / СД: Пуск ЗПО"/>
                   <w:listItem w:displayText="СИСТ / СД: Срабатывание ГЗ РПН" w:value="СИСТ / СД: Срабатывание ГЗ РПН"/>
                   <w:listItem w:displayText="СИСТ / СД: Срабатывание ГЗоткл" w:value="СИСТ / СД: Срабатывание ГЗоткл"/>
                   <w:listItem w:displayText="СИСТ / СД: Срабатывание ГЗсигн" w:value="СИСТ / СД: Срабатывание ГЗсигн"/>
-                  <w:listItem w:displayText="СИСТ / СД: Срабатывание ДЗТ" w:value="СИСТ / СД: Срабатывание ДЗТ"/>
                   <w:listItem w:displayText="СИСТ / СД: Срабатывание ЗП" w:value="СИСТ / СД: Срабатывание ЗП"/>
+                  <w:listItem w:displayText="СИСТ / СД: Срабатывание МТЗ" w:value="СИСТ / СД: Срабатывание МТЗ"/>
                   <w:listItem w:displayText="СИСТ / СД: Срабатывание ТЗоткл" w:value="СИСТ / СД: Срабатывание ТЗоткл"/>
                   <w:listItem w:displayText="СИСТ / СД: Срабатывание ТЗсигн" w:value="СИСТ / СД: Срабатывание ТЗсигн"/>
+                  <w:listItem w:displayText="СИСТ / СД: Срабатывание ТО" w:value="СИСТ / СД: Срабатывание ТО"/>
                   <w:listItem w:displayText="СИСТ / СД: Срабатывание УРОВ" w:value="СИСТ / СД: Срабатывание УРОВ"/>
                   <w:listItem w:displayText="СИСТ / ФК: Действие на В ВН" w:value="СИСТ / ФК: Действие на В ВН"/>
-                  <w:listItem w:displayText="СИСТ / ФК: Действие на В НН1" w:value="СИСТ / ФК: Действие на В НН1"/>
-                  <w:listItem w:displayText="СИСТ / ФК: Действие на В НН2" w:value="СИСТ / ФК: Действие на В НН2"/>
+                  <w:listItem w:displayText="СИСТ / ФК: Действие на В НН" w:value="СИСТ / ФК: Действие на В НН"/>
                   <w:listItem w:displayText="СИСТ / ФК: Комплект" w:value="СИСТ / ФК: Комплект"/>
                   <w:listItem w:displayText="СИСТ / ФК: Режим работы ГЗ РПН" w:value="СИСТ / ФК: Режим работы ГЗ РПН"/>
                   <w:listItem w:displayText="СИСТ / ФК: Режим работы ГЗ Т откл" w:value="СИСТ / ФК: Режим работы ГЗ Т откл"/>
                   <w:listItem w:displayText="СИСТ / ФК: Режим работы ГЗ Т сигн" w:value="СИСТ / ФК: Режим работы ГЗ Т сигн"/>
-                  <w:listItem w:displayText="СИСТ / ФК: Режим работы ДЗТ" w:value="СИСТ / ФК: Режим работы ДЗТ"/>
-                  <w:listItem w:displayText="СИСТ / ФК: Режим работы ЗПО" w:value="СИСТ / ФК: Режим работы ЗПО"/>
                   <w:listItem w:displayText="СИСТ / ФК: Режим работы УРОВ" w:value="СИСТ / ФК: Режим работы УРОВ"/>
                   <w:listItem w:displayText="СИСТ / ФК: Управление ИЭУ" w:value="СИСТ / ФК: Управление ИЭУ"/>
                   <w:listItem w:displayText="СИСТ / ШС: Переполнение буфера входных данных" w:value="СИСТ / ШС: Переполнение буфера входных данных"/>
                   <w:listItem w:displayText="СИСТ / ШС: Переполнение буфера выходных данных" w:value="СИСТ / ШС: Переполнение буфера выходных данных"/>
                   <w:listItem w:displayText="СИСТ / ШС: Состояние основного канала" w:value="СИСТ / ШС: Состояние основного канала"/>
                   <w:listItem w:displayText="СИСТ / ШС: Состояние резервного канала" w:value="СИСТ / ШС: Состояние резервного канала"/>
+                  <w:listItem w:displayText="Сборка сигн. / СС: БИ выведены" w:value="Сборка сигн. / СС: БИ выведены"/>
+                  <w:listItem w:displayText="Сборка сигн. / СС: Внешнее отключение" w:value="Сборка сигн. / СС: Внешнее отключение"/>
+                  <w:listItem w:displayText="Сборка сигн. / СС: Выходные цепи разобраны" w:value="Сборка сигн. / СС: Выходные цепи разобраны"/>
+                  <w:listItem w:displayText="Сборка сигн. / СС: ГЗ заблокирована" w:value="Сборка сигн. / СС: ГЗ заблокирована"/>
+                  <w:listItem w:displayText="Сборка сигн. / СС: Контроль оперативного тока" w:value="Сборка сигн. / СС: Контроль оперативного тока"/>
+                  <w:listItem w:displayText="Сборка сигн. / СС: Контроль оперативного тока НН" w:value="Сборка сигн. / СС: Контроль оперативного тока НН"/>
+                  <w:listItem w:displayText="Сборка сигн. / СС: Низкая изоляция ГЗ" w:value="Сборка сигн. / СС: Низкая изоляция ГЗ"/>
+                  <w:listItem w:displayText="Сборка сигн. / СС: Низкая изоляция ТЗ" w:value="Сборка сигн. / СС: Низкая изоляция ТЗ"/>
+                  <w:listItem w:displayText="Сборка сигн. / СС: Превышение времени переключения коммутационного аппарата" w:value="Сборка сигн. / СС: Превышение времени переключения коммутационного аппарата"/>
+                  <w:listItem w:displayText="Сборка сигн. / СС: Сигнализация от ГЗ" w:value="Сборка сигн. / СС: Сигнализация от ГЗ"/>
+                  <w:listItem w:displayText="Сборка сигн. / СС: Сигнализация от ТЗ" w:value="Сборка сигн. / СС: Сигнализация от ТЗ"/>
+                  <w:listItem w:displayText="Сборка сигн. / СС: Сигнализация от ТС" w:value="Сборка сигн. / СС: Сигнализация от ТС"/>
+                  <w:listItem w:displayText="Сборка сигн. / СС: ТЗ заблокирована" w:value="Сборка сигн. / СС: ТЗ заблокирована"/>
                   <w:listItem w:displayText="ТК ЗДЗ / ТК ЗДЗ: Пуск" w:value="ТК ЗДЗ / ТК ЗДЗ: Пуск"/>
                   <w:listItem w:displayText="ТК ЗДЗ / ТК ЗДЗ: Функция введена в работу" w:value="ТК ЗДЗ / ТК ЗДЗ: Функция введена в работу"/>
                   <w:listItem w:displayText="ТК ЗДЗ / ТК ЗДЗ: Функция оперативно выведена из работы" w:value="ТК ЗДЗ / ТК ЗДЗ: Функция оперативно выведена из работы"/>
-                  <w:listItem w:displayText="ТО ЗПО / ТО ЗПО ВН: Пуск" w:value="ТО ЗПО / ТО ЗПО ВН: Пуск"/>
-                  <w:listItem w:displayText="ТО ЗПО / ТО ЗПО ВН: Функция введена в работу" w:value="ТО ЗПО / ТО ЗПО ВН: Функция введена в работу"/>
-                  <w:listItem w:displayText="ТО ЗПО / ТО ЗПО ВН: Функция оперативно выведена из работы" w:value="ТО ЗПО / ТО ЗПО ВН: Функция оперативно выведена из работы"/>
-                  <w:listItem w:displayText="ТО ЗПО / ТО ЗПО НН1: Пуск" w:value="ТО ЗПО / ТО ЗПО НН1: Пуск"/>
-                  <w:listItem w:displayText="ТО ЗПО / ТО ЗПО НН1: Функция введена в работу" w:value="ТО ЗПО / ТО ЗПО НН1: Функция введена в работу"/>
-                  <w:listItem w:displayText="ТО ЗПО / ТО ЗПО НН1: Функция оперативно выведена из работы" w:value="ТО ЗПО / ТО ЗПО НН1: Функция оперативно выведена из работы"/>
-                  <w:listItem w:displayText="ТО ЗПО / ТО ЗПО НН2: Пуск" w:value="ТО ЗПО / ТО ЗПО НН2: Пуск"/>
-                  <w:listItem w:displayText="ТО ЗПО / ТО ЗПО НН2: Функция введена в работу" w:value="ТО ЗПО / ТО ЗПО НН2: Функция введена в работу"/>
-                  <w:listItem w:displayText="ТО ЗПО / ТО ЗПО НН2: Функция оперативно выведена из работы" w:value="ТО ЗПО / ТО ЗПО НН2: Функция оперативно выведена из работы"/>
-                  <w:listItem w:displayText="ТО ЗПО / ТО ЗПО_общ: Пуск" w:value="ТО ЗПО / ТО ЗПО_общ: Пуск"/>
-                  <w:listItem w:displayText="ТО ЗПО / ТО ЗПО_общ: Функция введена в работу" w:value="ТО ЗПО / ТО ЗПО_общ: Функция введена в работу"/>
-                  <w:listItem w:displayText="ТО ЗПО / ТО ЗПО_общ: Функция оперативно выведена из работы" w:value="ТО ЗПО / ТО ЗПО_общ: Функция оперативно выведена из работы"/>
+                  <w:listItem w:displayText="ТО / ТО: Пуск" w:value="ТО / ТО: Пуск"/>
+                  <w:listItem w:displayText="ТО / ТО: Срабатывание" w:value="ТО / ТО: Срабатывание"/>
+                  <w:listItem w:displayText="ТО / ТО: Срабатывание на сигнал" w:value="ТО / ТО: Срабатывание на сигнал"/>
+                  <w:listItem w:displayText="ТО / ТО: Функция введена в работу" w:value="ТО / ТО: Функция введена в работу"/>
+                  <w:listItem w:displayText="ТО / ТО: Функция оперативно выведена из работы" w:value="ТО / ТО: Функция оперативно выведена из работы"/>
                   <w:listItem w:displayText="ТО РПН / ТО РПН: Пуск" w:value="ТО РПН / ТО РПН: Пуск"/>
                   <w:listItem w:displayText="ТО РПН / ТО РПН: Функция введена в работу" w:value="ТО РПН / ТО РПН: Функция введена в работу"/>
                   <w:listItem w:displayText="ТО РПН / ТО РПН: Функция оперативно выведена из работы" w:value="ТО РПН / ТО РПН: Функция оперативно выведена из работы"/>
+                  <w:listItem w:displayText="УВ / УВ: Включить" w:value="УВ / УВ: Включить"/>
+                  <w:listItem w:displayText="УВ / УВ: Функция введена в работу" w:value="УВ / УВ: Функция введена в работу"/>
                   <w:listItem w:displayText="УРОВ ВН / УРОВ: Пуск" w:value="УРОВ ВН / УРОВ: Пуск"/>
                   <w:listItem w:displayText="УРОВ ВН / УРОВ: Пуск ИО максимального тока" w:value="УРОВ ВН / УРОВ: Пуск ИО максимального тока"/>
-                  <w:listItem w:displayText="УРОВ ВН / УРОВ: Срабатывание УРОВ" w:value="УРОВ ВН / УРОВ: Срабатывание УРОВ"/>
-                  <w:listItem w:displayText="УРОВ ВН / УРОВ: Срабатывание УРОВ  'на себя'" w:value="УРОВ ВН / УРОВ: Срабатывание УРОВ  'на себя'"/>
+                  <w:listItem w:displayText="УРОВ ВН / УРОВ: Срабатывание" w:value="УРОВ ВН / УРОВ: Срабатывание"/>
+                  <w:listItem w:displayText="УРОВ ВН / УРОВ: Срабатывание  'на себя'" w:value="УРОВ ВН / УРОВ: Срабатывание  'на себя'"/>
+                  <w:listItem w:displayText="УРОВ ВН / УРОВ: Ускорение УРОВ" w:value="УРОВ ВН / УРОВ: Ускорение УРОВ"/>
                   <w:listItem w:displayText="УРОВ ВН / УРОВ: Функция введена в работу" w:value="УРОВ ВН / УРОВ: Функция введена в работу"/>
                   <w:listItem w:displayText="УРОВ ВН / УРОВ: Функция оперативно выведена из работы" w:value="УРОВ ВН / УРОВ: Функция оперативно выведена из работы"/>
-                  <w:listItem w:displayText="ошибка / СС: БИ выведены" w:value="ошибка / СС: БИ выведены"/>
-                  <w:listItem w:displayText="ошибка / СС: Внешнее отключение" w:value="ошибка / СС: Внешнее отключение"/>
-                  <w:listItem w:displayText="ошибка / СС: Выходные цепи разобраны" w:value="ошибка / СС: Выходные цепи разобраны"/>
-                  <w:listItem w:displayText="ошибка / СС: ГЗ заблокирована" w:value="ошибка / СС: ГЗ заблокирована"/>
-                  <w:listItem w:displayText="ошибка / СС: Контроль оперативного тока" w:value="ошибка / СС: Контроль оперативного тока"/>
-                  <w:listItem w:displayText="ошибка / СС: Контроль оперативного тока НН" w:value="ошибка / СС: Контроль оперативного тока НН"/>
-                  <w:listItem w:displayText="ошибка / СС: Низкая изоляция ГЗ" w:value="ошибка / СС: Низкая изоляция ГЗ"/>
-                  <w:listItem w:displayText="ошибка / СС: Низкая изоляция ТЗ" w:value="ошибка / СС: Низкая изоляция ТЗ"/>
-                  <w:listItem w:displayText="ошибка / СС: Сигнализация от ГЗ" w:value="ошибка / СС: Сигнализация от ГЗ"/>
-                  <w:listItem w:displayText="ошибка / СС: Сигнализация от ТЗ" w:value="ошибка / СС: Сигнализация от ТЗ"/>
-                  <w:listItem w:displayText="ошибка / СС: Сигнализация от ТС" w:value="ошибка / СС: Сигнализация от ТС"/>
-                  <w:listItem w:displayText="ошибка / СС: ТЗ заблокирована" w:value="ошибка / СС: ТЗ заблокирована"/>
                 </w:dropDownList>
                 <w:showingPlcHdr/>
                 <w:placeholder>
@@ -9134,98 +9159,63 @@
                 <w:id w:val="0"/>
                 <w:dropDownList>
                   <w:listItem w:displayText="Не назначено" w:value=""/>
-                  <w:listItem w:displayText="ДЗТ / БВКЗ: Срабатывание БВКЗ" w:value="ДЗТ / БВКЗ: Срабатывание БВКЗ"/>
-                  <w:listItem w:displayText="ДЗТ / БВКЗ: Срабатывание БВКЗ по фазе А" w:value="ДЗТ / БВКЗ: Срабатывание БВКЗ по фазе А"/>
-                  <w:listItem w:displayText="ДЗТ / БВКЗ: Срабатывание БВКЗ по фазе В" w:value="ДЗТ / БВКЗ: Срабатывание БВКЗ по фазе В"/>
-                  <w:listItem w:displayText="ДЗТ / БВКЗ: Срабатывание БВКЗ по фазе С" w:value="ДЗТ / БВКЗ: Срабатывание БВКЗ по фазе С"/>
-                  <w:listItem w:displayText="ДЗТ / Д2Г: Пуск Д2Г" w:value="ДЗТ / Д2Г: Пуск Д2Г"/>
-                  <w:listItem w:displayText="ДЗТ / Д2Г: Пуск Д2Г по фазе A" w:value="ДЗТ / Д2Г: Пуск Д2Г по фазе A"/>
-                  <w:listItem w:displayText="ДЗТ / Д2Г: Пуск Д2Г по фазе В" w:value="ДЗТ / Д2Г: Пуск Д2Г по фазе В"/>
-                  <w:listItem w:displayText="ДЗТ / Д2Г: Пуск Д2Г по фазе С" w:value="ДЗТ / Д2Г: Пуск Д2Г по фазе С"/>
-                  <w:listItem w:displayText="ДЗТ / Д5Г: Пуск Д5Г" w:value="ДЗТ / Д5Г: Пуск Д5Г"/>
-                  <w:listItem w:displayText="ДЗТ / Д5Г: Пуск Д5Г по фазе A" w:value="ДЗТ / Д5Г: Пуск Д5Г по фазе A"/>
-                  <w:listItem w:displayText="ДЗТ / Д5Г: Пуск Д5Г по фазе В" w:value="ДЗТ / Д5Г: Пуск Д5Г по фазе В"/>
-                  <w:listItem w:displayText="ДЗТ / Д5Г: Пуск Д5Г по фазе С" w:value="ДЗТ / Д5Г: Пуск Д5Г по фазе С"/>
-                  <w:listItem w:displayText="ДЗТ / ДТЗт: Пуск" w:value="ДЗТ / ДТЗт: Пуск"/>
-                  <w:listItem w:displayText="ДЗТ / ДТЗт: Пуск ДТО по фазе A" w:value="ДЗТ / ДТЗт: Пуск ДТО по фазе A"/>
-                  <w:listItem w:displayText="ДЗТ / ДТЗт: Пуск ДТО по фазе В" w:value="ДЗТ / ДТЗт: Пуск ДТО по фазе В"/>
-                  <w:listItem w:displayText="ДЗТ / ДТЗт: Пуск ДТО по фазе С" w:value="ДЗТ / ДТЗт: Пуск ДТО по фазе С"/>
-                  <w:listItem w:displayText="ДЗТ / ДТЗт: Срабатывание ДТЗт" w:value="ДЗТ / ДТЗт: Срабатывание ДТЗт"/>
-                  <w:listItem w:displayText="ДЗТ / ДТЗт: Срабатывание ДТЗт на сигнал" w:value="ДЗТ / ДТЗт: Срабатывание ДТЗт на сигнал"/>
-                  <w:listItem w:displayText="ДЗТ / ДТЗт: Срабатывание ДТЗт по фазе A" w:value="ДЗТ / ДТЗт: Срабатывание ДТЗт по фазе A"/>
-                  <w:listItem w:displayText="ДЗТ / ДТЗт: Срабатывание ДТЗт по фазе A на сигнал" w:value="ДЗТ / ДТЗт: Срабатывание ДТЗт по фазе A на сигнал"/>
-                  <w:listItem w:displayText="ДЗТ / ДТЗт: Срабатывание ДТЗт по фазе В" w:value="ДЗТ / ДТЗт: Срабатывание ДТЗт по фазе В"/>
-                  <w:listItem w:displayText="ДЗТ / ДТЗт: Срабатывание ДТЗт по фазе В на сигнал" w:value="ДЗТ / ДТЗт: Срабатывание ДТЗт по фазе В на сигнал"/>
-                  <w:listItem w:displayText="ДЗТ / ДТЗт: Срабатывание ДТЗт по фазе С" w:value="ДЗТ / ДТЗт: Срабатывание ДТЗт по фазе С"/>
-                  <w:listItem w:displayText="ДЗТ / ДТЗт: Срабатывание ДТЗт по фазе С на сигнал" w:value="ДЗТ / ДТЗт: Срабатывание ДТЗт по фазе С на сигнал"/>
-                  <w:listItem w:displayText="ДЗТ / ДТЗт: Функция введена в работу" w:value="ДЗТ / ДТЗт: Функция введена в работу"/>
-                  <w:listItem w:displayText="ДЗТ / ДТЗт: Функция оперативно выведена из работы" w:value="ДЗТ / ДТЗт: Функция оперативно выведена из работы"/>
-                  <w:listItem w:displayText="ДЗТ / ДТО: Пуск" w:value="ДЗТ / ДТО: Пуск"/>
-                  <w:listItem w:displayText="ДЗТ / ДТО: Пуск ДТО по фазе A" w:value="ДЗТ / ДТО: Пуск ДТО по фазе A"/>
-                  <w:listItem w:displayText="ДЗТ / ДТО: Пуск ДТО по фазе В" w:value="ДЗТ / ДТО: Пуск ДТО по фазе В"/>
-                  <w:listItem w:displayText="ДЗТ / ДТО: Пуск ДТО по фазе С" w:value="ДЗТ / ДТО: Пуск ДТО по фазе С"/>
-                  <w:listItem w:displayText="ДЗТ / ДТО: Срабатывание ДТО" w:value="ДЗТ / ДТО: Срабатывание ДТО"/>
-                  <w:listItem w:displayText="ДЗТ / ДТО: Срабатывание ДТО на сигнал" w:value="ДЗТ / ДТО: Срабатывание ДТО на сигнал"/>
-                  <w:listItem w:displayText="ДЗТ / ДТО: Срабатывание ДТО по фазе A" w:value="ДЗТ / ДТО: Срабатывание ДТО по фазе A"/>
-                  <w:listItem w:displayText="ДЗТ / ДТО: Срабатывание ДТО по фазе A на сигнал" w:value="ДЗТ / ДТО: Срабатывание ДТО по фазе A на сигнал"/>
-                  <w:listItem w:displayText="ДЗТ / ДТО: Срабатывание ДТО по фазе В" w:value="ДЗТ / ДТО: Срабатывание ДТО по фазе В"/>
-                  <w:listItem w:displayText="ДЗТ / ДТО: Срабатывание ДТО по фазе В на сигнал" w:value="ДЗТ / ДТО: Срабатывание ДТО по фазе В на сигнал"/>
-                  <w:listItem w:displayText="ДЗТ / ДТО: Срабатывание ДТО по фазе С" w:value="ДЗТ / ДТО: Срабатывание ДТО по фазе С"/>
-                  <w:listItem w:displayText="ДЗТ / ДТО: Срабатывание ДТО по фазе С на сигнал" w:value="ДЗТ / ДТО: Срабатывание ДТО по фазе С на сигнал"/>
-                  <w:listItem w:displayText="ДЗТ / ДТО: Функция введена в работу" w:value="ДЗТ / ДТО: Функция введена в работу"/>
-                  <w:listItem w:displayText="ДЗТ / ДТО: Функция оперативно выведена из работы" w:value="ДЗТ / ДТО: Функция оперативно выведена из работы"/>
-                  <w:listItem w:displayText="ДЗТ / КЦТнеб: Срабатывание КЦНнеб" w:value="ДЗТ / КЦТнеб: Срабатывание КЦНнеб"/>
-                  <w:listItem w:displayText="ДЗТ / КЦТнеб: Срабатывание КЦНнеб фазы А" w:value="ДЗТ / КЦТнеб: Срабатывание КЦНнеб фазы А"/>
-                  <w:listItem w:displayText="ДЗТ / КЦТнеб: Срабатывание КЦНнеб фазы В" w:value="ДЗТ / КЦТнеб: Срабатывание КЦНнеб фазы В"/>
-                  <w:listItem w:displayText="ДЗТ / КЦТнеб: Срабатывание КЦНнеб фазы С" w:value="ДЗТ / КЦТнеб: Срабатывание КЦНнеб фазы С"/>
-                  <w:listItem w:displayText="ДЗТ / КЦТнеб: Функция введена в работу" w:value="ДЗТ / КЦТнеб: Функция введена в работу"/>
-                  <w:listItem w:displayText="ДЗТ / КЦТнеб: Функция оперативно выведена из работы" w:value="ДЗТ / КЦТнеб: Функция оперативно выведена из работы"/>
-                  <w:listItem w:displayText="ЗП / ЗП ВН: Пуск" w:value="ЗП / ЗП ВН: Пуск"/>
-                  <w:listItem w:displayText="ЗП / ЗП ВН: Пуск ИО максимального тока" w:value="ЗП / ЗП ВН: Пуск ИО максимального тока"/>
-                  <w:listItem w:displayText="ЗП / ЗП ВН: Срабатывание" w:value="ЗП / ЗП ВН: Срабатывание"/>
-                  <w:listItem w:displayText="ЗП / ЗП ВН: Срабатывание на отключение" w:value="ЗП / ЗП ВН: Срабатывание на отключение"/>
-                  <w:listItem w:displayText="ЗП / ЗП ВН: Функция введена в работу" w:value="ЗП / ЗП ВН: Функция введена в работу"/>
-                  <w:listItem w:displayText="ЗП / ЗП ВН: Функция оперативно выведена из работы" w:value="ЗП / ЗП ВН: Функция оперативно выведена из работы"/>
-                  <w:listItem w:displayText="ЗП / ЗП НН1: Пуск" w:value="ЗП / ЗП НН1: Пуск"/>
-                  <w:listItem w:displayText="ЗП / ЗП НН1: Пуск ИО максимального тока" w:value="ЗП / ЗП НН1: Пуск ИО максимального тока"/>
-                  <w:listItem w:displayText="ЗП / ЗП НН1: Срабатывание" w:value="ЗП / ЗП НН1: Срабатывание"/>
-                  <w:listItem w:displayText="ЗП / ЗП НН1: Срабатывание на отключение" w:value="ЗП / ЗП НН1: Срабатывание на отключение"/>
-                  <w:listItem w:displayText="ЗП / ЗП НН1: Функция введена в работу" w:value="ЗП / ЗП НН1: Функция введена в работу"/>
-                  <w:listItem w:displayText="ЗП / ЗП НН1: Функция оперативно выведена из работы" w:value="ЗП / ЗП НН1: Функция оперативно выведена из работы"/>
-                  <w:listItem w:displayText="ЗП / ЗП НН2: Пуск" w:value="ЗП / ЗП НН2: Пуск"/>
-                  <w:listItem w:displayText="ЗП / ЗП НН2: Пуск ИО максимального тока" w:value="ЗП / ЗП НН2: Пуск ИО максимального тока"/>
-                  <w:listItem w:displayText="ЗП / ЗП НН2: Срабатывание" w:value="ЗП / ЗП НН2: Срабатывание"/>
-                  <w:listItem w:displayText="ЗП / ЗП НН2: Срабатывание на отключение" w:value="ЗП / ЗП НН2: Срабатывание на отключение"/>
-                  <w:listItem w:displayText="ЗП / ЗП НН2: Функция введена в работу" w:value="ЗП / ЗП НН2: Функция введена в работу"/>
-                  <w:listItem w:displayText="ЗП / ЗП НН2: Функция оперативно выведена из работы" w:value="ЗП / ЗП НН2: Функция оперативно выведена из работы"/>
+                  <w:listItem w:displayText="ЗОП / ЗОП: Пуск" w:value="ЗОП / ЗОП: Пуск"/>
+                  <w:listItem w:displayText="ЗОП / ЗОП: Пуск ИО по несимметрии токов прямой и обратной последовательности" w:value="ЗОП / ЗОП: Пуск ИО по несимметрии токов прямой и обратной последовательности"/>
+                  <w:listItem w:displayText="ЗОП / ЗОП: Пуск ИО тока обратной последовательности" w:value="ЗОП / ЗОП: Пуск ИО тока обратной последовательности"/>
+                  <w:listItem w:displayText="ЗОП / ЗОП: Срабатывание" w:value="ЗОП / ЗОП: Срабатывание"/>
+                  <w:listItem w:displayText="ЗОП / ЗОП: Срабатывание на сигнал" w:value="ЗОП / ЗОП: Срабатывание на сигнал"/>
+                  <w:listItem w:displayText="ЗОП / ЗОП: Функция введена в работу" w:value="ЗОП / ЗОП: Функция введена в работу"/>
+                  <w:listItem w:displayText="ЗОП / ЗОП: Функция оперативно выведена из работы" w:value="ЗОП / ЗОП: Функция оперативно выведена из работы"/>
+                  <w:listItem w:displayText="ЗП / ЗП: Пуск" w:value="ЗП / ЗП: Пуск"/>
+                  <w:listItem w:displayText="ЗП / ЗП: Пуск ИО максимального тока" w:value="ЗП / ЗП: Пуск ИО максимального тока"/>
                   <w:listItem w:displayText="ЗП / ЗП: Срабатывание" w:value="ЗП / ЗП: Срабатывание"/>
                   <w:listItem w:displayText="ЗП / ЗП: Срабатывание на отключение" w:value="ЗП / ЗП: Срабатывание на отключение"/>
                   <w:listItem w:displayText="ЗП / ЗП: Функция введена в работу" w:value="ЗП / ЗП: Функция введена в работу"/>
                   <w:listItem w:displayText="ЗП / ЗП: Функция оперативно выведена из работы" w:value="ЗП / ЗП: Функция оперативно выведена из работы"/>
-                  <w:listItem w:displayText="ЗПО / ЗПО: Пуск" w:value="ЗПО / ЗПО: Пуск"/>
-                  <w:listItem w:displayText="ЗПО / ЗПО: Срабатывание ЗПО" w:value="ЗПО / ЗПО: Срабатывание ЗПО"/>
-                  <w:listItem w:displayText="ЗПО / ЗПО: Срабатывание ЗПО на сигнал" w:value="ЗПО / ЗПО: Срабатывание ЗПО на сигнал"/>
-                  <w:listItem w:displayText="ЗПО / ЗПО: Функция введена в работу" w:value="ЗПО / ЗПО: Функция введена в работу"/>
-                  <w:listItem w:displayText="ЗПО / ЗПО: Функция оперативно выведена из работы" w:value="ЗПО / ЗПО: Функция оперативно выведена из работы"/>
-                  <w:listItem w:displayText="КЦТ / КЦТ: Срабатывание" w:value="КЦТ / КЦТ: Срабатывание"/>
-                  <w:listItem w:displayText="КЦТ / КЦТст1: Пуск при асимметрии" w:value="КЦТ / КЦТст1: Пуск при асимметрии"/>
-                  <w:listItem w:displayText="КЦТ / КЦТст1: Пуск при обрыве провода" w:value="КЦТ / КЦТст1: Пуск при обрыве провода"/>
-                  <w:listItem w:displayText="КЦТ / КЦТст1: Срабатывание при асимметрии" w:value="КЦТ / КЦТст1: Срабатывание при асимметрии"/>
-                  <w:listItem w:displayText="КЦТ / КЦТст1: Срабатывание при обрыве провода" w:value="КЦТ / КЦТст1: Срабатывание при обрыве провода"/>
-                  <w:listItem w:displayText="КЦТ / КЦТст1: Функция введена в работу" w:value="КЦТ / КЦТст1: Функция введена в работу"/>
-                  <w:listItem w:displayText="КЦТ / КЦТст1: Функция оперативно выведена из работы" w:value="КЦТ / КЦТст1: Функция оперативно выведена из работы"/>
-                  <w:listItem w:displayText="КЦТ / КЦТст2: Пуск при асимметрии" w:value="КЦТ / КЦТст2: Пуск при асимметрии"/>
-                  <w:listItem w:displayText="КЦТ / КЦТст2: Пуск при обрыве провода" w:value="КЦТ / КЦТст2: Пуск при обрыве провода"/>
-                  <w:listItem w:displayText="КЦТ / КЦТст2: Срабатывание при асимметрии" w:value="КЦТ / КЦТст2: Срабатывание при асимметрии"/>
-                  <w:listItem w:displayText="КЦТ / КЦТст2: Срабатывание при обрыве провода" w:value="КЦТ / КЦТст2: Срабатывание при обрыве провода"/>
-                  <w:listItem w:displayText="КЦТ / КЦТст2: Функция введена в работу" w:value="КЦТ / КЦТст2: Функция введена в работу"/>
-                  <w:listItem w:displayText="КЦТ / КЦТст2: Функция оперативно выведена из работы" w:value="КЦТ / КЦТст2: Функция оперативно выведена из работы"/>
-                  <w:listItem w:displayText="КЦТ / КЦТст3: Пуск при асимметрии" w:value="КЦТ / КЦТст3: Пуск при асимметрии"/>
-                  <w:listItem w:displayText="КЦТ / КЦТст3: Пуск при обрыве провода" w:value="КЦТ / КЦТст3: Пуск при обрыве провода"/>
-                  <w:listItem w:displayText="КЦТ / КЦТст3: Срабатывание при асимметрии" w:value="КЦТ / КЦТст3: Срабатывание при асимметрии"/>
-                  <w:listItem w:displayText="КЦТ / КЦТст3: Срабатывание при обрыве провода" w:value="КЦТ / КЦТст3: Срабатывание при обрыве провода"/>
-                  <w:listItem w:displayText="КЦТ / КЦТст3: Функция введена в работу" w:value="КЦТ / КЦТст3: Функция введена в работу"/>
-                  <w:listItem w:displayText="КЦТ / КЦТст3: Функция оперативно выведена из работы" w:value="КЦТ / КЦТст3: Функция оперативно выведена из работы"/>
+                  <w:listItem w:displayText="КА / В: Выключатель включен" w:value="КА / В: Выключатель включен"/>
+                  <w:listItem w:displayText="КА / В: Выключатель отключен" w:value="КА / В: Выключатель отключен"/>
+                  <w:listItem w:displayText="КА / В: Индикация местного режима логического узла" w:value="КА / В: Индикация местного режима логического узла"/>
+                  <w:listItem w:displayText="КА / В: Индикация местного режима физического ключа" w:value="КА / В: Индикация местного режима физического ключа"/>
+                  <w:listItem w:displayText="КА / В: Команда 'включить' выключатель через выходное реле" w:value="КА / В: Команда 'включить' выключатель через выходное реле"/>
+                  <w:listItem w:displayText="КА / В: Команда 'отключить' выключатель через выходное реле" w:value="КА / В: Команда 'отключить' выключатель через выходное реле"/>
+                  <w:listItem w:displayText="КА / В: Неисправное положение выключателя" w:value="КА / В: Неисправное положение выключателя"/>
+                  <w:listItem w:displayText="КА / В: Промежуточное положение выключателя" w:value="КА / В: Промежуточное положение выключателя"/>
+                  <w:listItem w:displayText="КА / В: Функция введена в работу" w:value="КА / В: Функция введена в работу"/>
+                  <w:listItem w:displayText="КП / УВ: Включить выключатель" w:value="КП / УВ: Включить выключатель"/>
+                  <w:listItem w:displayText="КП / УВ: Идет переключение" w:value="КП / УВ: Идет переключение"/>
+                  <w:listItem w:displayText="КП / УВ: Отключить выключатель" w:value="КП / УВ: Отключить выключатель"/>
+                  <w:listItem w:displayText="КП / УВ: Положение В (Включено)" w:value="КП / УВ: Положение В (Включено)"/>
+                  <w:listItem w:displayText="КП / УВ: Положение В (Не определено)" w:value="КП / УВ: Положение В (Не определено)"/>
+                  <w:listItem w:displayText="КП / УВ: Положение В (Неисправность)" w:value="КП / УВ: Положение В (Неисправность)"/>
+                  <w:listItem w:displayText="КП / УВ: Положение В (Отключено)" w:value="КП / УВ: Положение В (Отключено)"/>
+                  <w:listItem w:displayText="КП / УВ: Сигнал превышения допустимого времени переключения" w:value="КП / УВ: Сигнал превышения допустимого времени переключения"/>
+                  <w:listItem w:displayText="КП / УВ: Функция введена в работу" w:value="КП / УВ: Функция введена в работу"/>
+                  <w:listItem w:displayText="КРВ / КРВ: Превышен коммутационный ресурс выключателя" w:value="КРВ / КРВ: Превышен коммутационный ресурс выключателя"/>
+                  <w:listItem w:displayText="КРВ / КРВ: Превышен механический ресурс выключателя" w:value="КРВ / КРВ: Превышен механический ресурс выключателя"/>
+                  <w:listItem w:displayText="КРВ / КРВ: Превышен ресурс выключателя" w:value="КРВ / КРВ: Превышен ресурс выключателя"/>
+                  <w:listItem w:displayText="КРВ / КРВ: Функция введена в работу" w:value="КРВ / КРВ: Функция введена в работу"/>
+                  <w:listItem w:displayText="КСВ / КСВ: Блокировка включения В" w:value="КСВ / КСВ: Блокировка включения В"/>
+                  <w:listItem w:displayText="КСВ / КСВ: Блокировка отключения В" w:value="КСВ / КСВ: Блокировка отключения В"/>
+                  <w:listItem w:displayText="КСВ / КСВ: В аварийно отключен" w:value="КСВ / КСВ: В аварийно отключен"/>
+                  <w:listItem w:displayText="КСВ / КСВ: В самопроизвольно отключен" w:value="КСВ / КСВ: В самопроизвольно отключен"/>
+                  <w:listItem w:displayText="КСВ / КСВ: Защита ЭМВ" w:value="КСВ / КСВ: Защита ЭМВ"/>
+                  <w:listItem w:displayText="КСВ / КСВ: Защита ЭМО1" w:value="КСВ / КСВ: Защита ЭМО1"/>
+                  <w:listItem w:displayText="КСВ / КСВ: Защита ЭМО2" w:value="КСВ / КСВ: Защита ЭМО2"/>
+                  <w:listItem w:displayText="КСВ / КСВ: Неисправность В" w:value="КСВ / КСВ: Неисправность В"/>
+                  <w:listItem w:displayText="КСВ / КСВ: Неисправность цепей ЭМУ" w:value="КСВ / КСВ: Неисправность цепей ЭМУ"/>
+                  <w:listItem w:displayText="КСВ / КСВ: Реле фиксации команды" w:value="КСВ / КСВ: Реле фиксации команды"/>
+                  <w:listItem w:displayText="КСВ / КСВ: Функция введена в работу" w:value="КСВ / КСВ: Функция введена в работу"/>
+                  <w:listItem w:displayText="КСВ / КСВ: Функция оперативно выведена из работы" w:value="КСВ / КСВ: Функция оперативно выведена из работы"/>
+                  <w:listItem w:displayText="КЦН НН / КЦН: Неисправность цепей напряжения" w:value="КЦН НН / КЦН: Неисправность цепей напряжения"/>
+                  <w:listItem w:displayText="КЦН НН / КЦН: Пуск" w:value="КЦН НН / КЦН: Пуск"/>
+                  <w:listItem w:displayText="КЦН НН / КЦН: Пуск органа максимального напряжения ОП" w:value="КЦН НН / КЦН: Пуск органа максимального напряжения ОП"/>
+                  <w:listItem w:displayText="КЦН НН / КЦН: Пуск органа минимального напряжения" w:value="КЦН НН / КЦН: Пуск органа минимального напряжения"/>
+                  <w:listItem w:displayText="КЦН НН / КЦН: Функция введена в работу" w:value="КЦН НН / КЦН: Функция введена в работу"/>
+                  <w:listItem w:displayText="КЦН НН / КЦН: Функция оперативно выведена из работы" w:value="КЦН НН / КЦН: Функция оперативно выведена из работы"/>
+                  <w:listItem w:displayText="ЛЗТ / ЛЗТ: Пуск" w:value="ЛЗТ / ЛЗТ: Пуск"/>
+                  <w:listItem w:displayText="ЛЗТ / ЛЗТ: Срабатывание" w:value="ЛЗТ / ЛЗТ: Срабатывание"/>
+                  <w:listItem w:displayText="ЛЗТ / ЛЗТ: Функция введена в работу" w:value="ЛЗТ / ЛЗТ: Функция введена в работу"/>
+                  <w:listItem w:displayText="ЛЗТ / ЛЗТ: Функция оперативно выведена из работы" w:value="ЛЗТ / ЛЗТ: Функция оперативно выведена из работы"/>
                   <w:listItem w:displayText="ЛО ВН / ЛО: Отключение" w:value="ЛО ВН / ЛО: Отключение"/>
                   <w:listItem w:displayText="ЛО ВН / ЛО: Отключить аварийно" w:value="ЛО ВН / ЛО: Отключить аварийно"/>
                   <w:listItem w:displayText="ЛО ВН / ЛО: Функция введена в работу" w:value="ЛО ВН / ЛО: Функция введена в работу"/>
@@ -9245,20 +9235,19 @@
                   <w:listItem w:displayText="ЛО ГЗсигн / ЛО: Срабатывание на сигнал" w:value="ЛО ГЗсигн / ЛО: Срабатывание на сигнал"/>
                   <w:listItem w:displayText="ЛО ГЗсигн / ЛО: Функция введена в работу" w:value="ЛО ГЗсигн / ЛО: Функция введена в работу"/>
                   <w:listItem w:displayText="ЛО ГЗсигн / ЛО: Функция оперативно выведена из работы" w:value="ЛО ГЗсигн / ЛО: Функция оперативно выведена из работы"/>
-                  <w:listItem w:displayText="ЛО НН1 / ЗАПВ: Запрет АПВ" w:value="ЛО НН1 / ЗАПВ: Запрет АПВ"/>
-                  <w:listItem w:displayText="ЛО НН1 / ЗАПВ: Функция введена в работу" w:value="ЛО НН1 / ЗАПВ: Функция введена в работу"/>
-                  <w:listItem w:displayText="ЛО НН1 / ЗАПВ: Функция оперативно выведена из работы" w:value="ЛО НН1 / ЗАПВ: Функция оперативно выведена из работы"/>
-                  <w:listItem w:displayText="ЛО НН1 / ЛО: Отключение" w:value="ЛО НН1 / ЛО: Отключение"/>
-                  <w:listItem w:displayText="ЛО НН1 / ЛО: Отключить аварийно" w:value="ЛО НН1 / ЛО: Отключить аварийно"/>
-                  <w:listItem w:displayText="ЛО НН1 / ЛО: Функция введена в работу" w:value="ЛО НН1 / ЛО: Функция введена в работу"/>
-                  <w:listItem w:displayText="ЛО НН1 / ЛО: Функция оперативно выведена из работы" w:value="ЛО НН1 / ЛО: Функция оперативно выведена из работы"/>
-                  <w:listItem w:displayText="ЛО НН2 / ЗАПВ: Запрет АПВ" w:value="ЛО НН2 / ЗАПВ: Запрет АПВ"/>
-                  <w:listItem w:displayText="ЛО НН2 / ЗАПВ: Функция введена в работу" w:value="ЛО НН2 / ЗАПВ: Функция введена в работу"/>
-                  <w:listItem w:displayText="ЛО НН2 / ЗАПВ: Функция оперативно выведена из работы" w:value="ЛО НН2 / ЗАПВ: Функция оперативно выведена из работы"/>
-                  <w:listItem w:displayText="ЛО НН2 / ЛО: Отключение" w:value="ЛО НН2 / ЛО: Отключение"/>
-                  <w:listItem w:displayText="ЛО НН2 / ЛО: Отключить аварийно" w:value="ЛО НН2 / ЛО: Отключить аварийно"/>
-                  <w:listItem w:displayText="ЛО НН2 / ЛО: Функция введена в работу" w:value="ЛО НН2 / ЛО: Функция введена в работу"/>
-                  <w:listItem w:displayText="ЛО НН2 / ЛО: Функция оперативно выведена из работы" w:value="ЛО НН2 / ЛО: Функция оперативно выведена из работы"/>
+                  <w:listItem w:displayText="ЛО НН / ЗАВР: Запрет АВР" w:value="ЛО НН / ЗАВР: Запрет АВР"/>
+                  <w:listItem w:displayText="ЛО НН / ЗАВР: Функция введена в работу" w:value="ЛО НН / ЗАВР: Функция введена в работу"/>
+                  <w:listItem w:displayText="ЛО НН / ЗАВР: Функция оперативно выведена из работы" w:value="ЛО НН / ЗАВР: Функция оперативно выведена из работы"/>
+                  <w:listItem w:displayText="ЛО НН / ЗАПВ: Запрет АПВ" w:value="ЛО НН / ЗАПВ: Запрет АПВ"/>
+                  <w:listItem w:displayText="ЛО НН / ЗАПВ: Функция введена в работу" w:value="ЛО НН / ЗАПВ: Функция введена в работу"/>
+                  <w:listItem w:displayText="ЛО НН / ЗАПВ: Функция оперативно выведена из работы" w:value="ЛО НН / ЗАПВ: Функция оперативно выведена из работы"/>
+                  <w:listItem w:displayText="ЛО НН / ЛО: Отключение" w:value="ЛО НН / ЛО: Отключение"/>
+                  <w:listItem w:displayText="ЛО НН / ЛО: Отключить аварийно" w:value="ЛО НН / ЛО: Отключить аварийно"/>
+                  <w:listItem w:displayText="ЛО НН / ЛО: Функция введена в работу" w:value="ЛО НН / ЛО: Функция введена в работу"/>
+                  <w:listItem w:displayText="ЛО НН / ЛО: Функция оперативно выведена из работы" w:value="ЛО НН / ЛО: Функция оперативно выведена из работы"/>
+                  <w:listItem w:displayText="ЛО Т / ЗАВР: Запрет АВР" w:value="ЛО Т / ЗАВР: Запрет АВР"/>
+                  <w:listItem w:displayText="ЛО Т / ЗАВР: Функция введена в работу" w:value="ЛО Т / ЗАВР: Функция введена в работу"/>
+                  <w:listItem w:displayText="ЛО Т / ЗАВР: Функция оперативно выведена из работы" w:value="ЛО Т / ЗАВР: Функция оперативно выведена из работы"/>
                   <w:listItem w:displayText="ЛО Т / ЗАПВ: Запрет АПВ" w:value="ЛО Т / ЗАПВ: Запрет АПВ"/>
                   <w:listItem w:displayText="ЛО Т / ЗАПВ: Функция введена в работу" w:value="ЛО Т / ЗАПВ: Функция введена в работу"/>
                   <w:listItem w:displayText="ЛО Т / ЗАПВ: Функция оперативно выведена из работы" w:value="ЛО Т / ЗАПВ: Функция оперативно выведена из работы"/>
@@ -9293,6 +9282,52 @@
                   <w:listItem w:displayText="ЛО ТС / ЛО ПК: Срабатывание на сигнал" w:value="ЛО ТС / ЛО ПК: Срабатывание на сигнал"/>
                   <w:listItem w:displayText="ЛО ТС / ЛО ПК: Функция введена в работу" w:value="ЛО ТС / ЛО ПК: Функция введена в работу"/>
                   <w:listItem w:displayText="ЛО ТС / ЛО ПК: Функция оперативно выведена из работы" w:value="ЛО ТС / ЛО ПК: Функция оперативно выведена из работы"/>
+                  <w:listItem w:displayText="МТЗ / БЛЗШ: Блокировка ЛЗШ" w:value="МТЗ / БЛЗШ: Блокировка ЛЗШ"/>
+                  <w:listItem w:displayText="МТЗ / БНТ: Пуск БНТ" w:value="МТЗ / БНТ: Пуск БНТ"/>
+                  <w:listItem w:displayText="МТЗ / БНТ: Пуск по фазе A" w:value="МТЗ / БНТ: Пуск по фазе A"/>
+                  <w:listItem w:displayText="МТЗ / БНТ: Пуск по фазе В" w:value="МТЗ / БНТ: Пуск по фазе В"/>
+                  <w:listItem w:displayText="МТЗ / БНТ: Пуск по фазе С" w:value="МТЗ / БНТ: Пуск по фазе С"/>
+                  <w:listItem w:displayText="МТЗ / КПОН: Пуск" w:value="МТЗ / КПОН: Пуск"/>
+                  <w:listItem w:displayText="МТЗ / КПОН: Функция введена в работу" w:value="МТЗ / КПОН: Функция введена в работу"/>
+                  <w:listItem w:displayText="МТЗ / КПОН: Функция оперативно выведена из работы" w:value="МТЗ / КПОН: Функция оперативно выведена из работы"/>
+                  <w:listItem w:displayText="МТЗ / МТЗ 1 ст: Пуск" w:value="МТЗ / МТЗ 1 ст: Пуск"/>
+                  <w:listItem w:displayText="МТЗ / МТЗ 1 ст: Пуск ИО тока по фазе А" w:value="МТЗ / МТЗ 1 ст: Пуск ИО тока по фазе А"/>
+                  <w:listItem w:displayText="МТЗ / МТЗ 1 ст: Пуск ИО тока по фазе В" w:value="МТЗ / МТЗ 1 ст: Пуск ИО тока по фазе В"/>
+                  <w:listItem w:displayText="МТЗ / МТЗ 1 ст: Пуск ИО тока по фазе С" w:value="МТЗ / МТЗ 1 ст: Пуск ИО тока по фазе С"/>
+                  <w:listItem w:displayText="МТЗ / МТЗ 1 ст: Пуск по фазе A" w:value="МТЗ / МТЗ 1 ст: Пуск по фазе A"/>
+                  <w:listItem w:displayText="МТЗ / МТЗ 1 ст: Пуск по фазе В" w:value="МТЗ / МТЗ 1 ст: Пуск по фазе В"/>
+                  <w:listItem w:displayText="МТЗ / МТЗ 1 ст: Пуск по фазе С" w:value="МТЗ / МТЗ 1 ст: Пуск по фазе С"/>
+                  <w:listItem w:displayText="МТЗ / МТЗ 1 ст: Срабатывание" w:value="МТЗ / МТЗ 1 ст: Срабатывание"/>
+                  <w:listItem w:displayText="МТЗ / МТЗ 1 ст: Срабатывание на сигнал" w:value="МТЗ / МТЗ 1 ст: Срабатывание на сигнал"/>
+                  <w:listItem w:displayText="МТЗ / МТЗ 1 ст: Функция введена в работу" w:value="МТЗ / МТЗ 1 ст: Функция введена в работу"/>
+                  <w:listItem w:displayText="МТЗ / МТЗ 1 ст: Функция оперативно выведена из работы" w:value="МТЗ / МТЗ 1 ст: Функция оперативно выведена из работы"/>
+                  <w:listItem w:displayText="МТЗ / МТЗ 2 ст: Пуск" w:value="МТЗ / МТЗ 2 ст: Пуск"/>
+                  <w:listItem w:displayText="МТЗ / МТЗ 2 ст: Пуск ИО тока по фазе А" w:value="МТЗ / МТЗ 2 ст: Пуск ИО тока по фазе А"/>
+                  <w:listItem w:displayText="МТЗ / МТЗ 2 ст: Пуск ИО тока по фазе В" w:value="МТЗ / МТЗ 2 ст: Пуск ИО тока по фазе В"/>
+                  <w:listItem w:displayText="МТЗ / МТЗ 2 ст: Пуск ИО тока по фазе С" w:value="МТЗ / МТЗ 2 ст: Пуск ИО тока по фазе С"/>
+                  <w:listItem w:displayText="МТЗ / МТЗ 2 ст: Пуск по фазе A" w:value="МТЗ / МТЗ 2 ст: Пуск по фазе A"/>
+                  <w:listItem w:displayText="МТЗ / МТЗ 2 ст: Пуск по фазе В" w:value="МТЗ / МТЗ 2 ст: Пуск по фазе В"/>
+                  <w:listItem w:displayText="МТЗ / МТЗ 2 ст: Пуск по фазе С" w:value="МТЗ / МТЗ 2 ст: Пуск по фазе С"/>
+                  <w:listItem w:displayText="МТЗ / МТЗ 2 ст: Срабатывание" w:value="МТЗ / МТЗ 2 ст: Срабатывание"/>
+                  <w:listItem w:displayText="МТЗ / МТЗ 2 ст: Срабатывание на сигнал" w:value="МТЗ / МТЗ 2 ст: Срабатывание на сигнал"/>
+                  <w:listItem w:displayText="МТЗ / МТЗ 2 ст: Функция введена в работу" w:value="МТЗ / МТЗ 2 ст: Функция введена в работу"/>
+                  <w:listItem w:displayText="МТЗ / МТЗ 2 ст: Функция оперативно выведена из работы" w:value="МТЗ / МТЗ 2 ст: Функция оперативно выведена из работы"/>
+                  <w:listItem w:displayText="МТЗ / МТЗ 3 ст: Пуск" w:value="МТЗ / МТЗ 3 ст: Пуск"/>
+                  <w:listItem w:displayText="МТЗ / МТЗ 3 ст: Пуск ИО тока по фазе А" w:value="МТЗ / МТЗ 3 ст: Пуск ИО тока по фазе А"/>
+                  <w:listItem w:displayText="МТЗ / МТЗ 3 ст: Пуск ИО тока по фазе В" w:value="МТЗ / МТЗ 3 ст: Пуск ИО тока по фазе В"/>
+                  <w:listItem w:displayText="МТЗ / МТЗ 3 ст: Пуск ИО тока по фазе С" w:value="МТЗ / МТЗ 3 ст: Пуск ИО тока по фазе С"/>
+                  <w:listItem w:displayText="МТЗ / МТЗ 3 ст: Пуск по фазе A" w:value="МТЗ / МТЗ 3 ст: Пуск по фазе A"/>
+                  <w:listItem w:displayText="МТЗ / МТЗ 3 ст: Пуск по фазе В" w:value="МТЗ / МТЗ 3 ст: Пуск по фазе В"/>
+                  <w:listItem w:displayText="МТЗ / МТЗ 3 ст: Пуск по фазе С" w:value="МТЗ / МТЗ 3 ст: Пуск по фазе С"/>
+                  <w:listItem w:displayText="МТЗ / МТЗ 3 ст: Срабатывание" w:value="МТЗ / МТЗ 3 ст: Срабатывание"/>
+                  <w:listItem w:displayText="МТЗ / МТЗ 3 ст: Срабатывание на сигнал" w:value="МТЗ / МТЗ 3 ст: Срабатывание на сигнал"/>
+                  <w:listItem w:displayText="МТЗ / МТЗ 3 ст: Функция введена в работу" w:value="МТЗ / МТЗ 3 ст: Функция введена в работу"/>
+                  <w:listItem w:displayText="МТЗ / МТЗ 3 ст: Функция оперативно выведена из работы" w:value="МТЗ / МТЗ 3 ст: Функция оперативно выведена из работы"/>
+                  <w:listItem w:displayText="ПДС / В: Ключ М/Д привода В" w:value="ПДС / В: Ключ М/Д привода В"/>
+                  <w:listItem w:displayText="ПДС / В: Положение В (Включено)" w:value="ПДС / В: Положение В (Включено)"/>
+                  <w:listItem w:displayText="ПДС / В: Положение В (Не определено)" w:value="ПДС / В: Положение В (Не определено)"/>
+                  <w:listItem w:displayText="ПДС / В: Положение В (Неисправность)" w:value="ПДС / В: Положение В (Неисправность)"/>
+                  <w:listItem w:displayText="ПДС / В: Положение В (Отключено)" w:value="ПДС / В: Положение В (Отключено)"/>
                   <w:listItem w:displayText="ПДС / ГЗ РПН: Низкая изоляция " w:value="ПДС / ГЗ РПН: Низкая изоляция "/>
                   <w:listItem w:displayText="ПДС / ГЗ РПН: Отключение" w:value="ПДС / ГЗ РПН: Отключение"/>
                   <w:listItem w:displayText="ПДС / ГЗ Т: Низкая изоляция ГЗоткл" w:value="ПДС / ГЗ Т: Низкая изоляция ГЗоткл"/>
@@ -9310,8 +9345,15 @@
                   <w:listItem w:displayText="ПДС / ДУм РПН: Низкий уровень масла" w:value="ПДС / ДУм РПН: Низкий уровень масла"/>
                   <w:listItem w:displayText="ПДС / ДУм расширителя: Высокий уровень масла" w:value="ПДС / ДУм расширителя: Высокий уровень масла"/>
                   <w:listItem w:displayText="ПДС / ДУм расширителя: Низкий уровень масла" w:value="ПДС / ДУм расширителя: Низкий уровень масла"/>
-                  <w:listItem w:displayText="ПДС / КСО: Авария" w:value="ПДС / КСО: Авария"/>
-                  <w:listItem w:displayText="ПДС / КСО: Неисправность" w:value="ПДС / КСО: Неисправность"/>
+                  <w:listItem w:displayText="ПДС / КИ: Аварийный уровень изоляции" w:value="ПДС / КИ: Аварийный уровень изоляции"/>
+                  <w:listItem w:displayText="ПДС / КИ: Низкий уровень изоляции" w:value="ПДС / КИ: Низкий уровень изоляции"/>
+                  <w:listItem w:displayText="ПДС / КПруж: Пружина не заведена" w:value="ПДС / КПруж: Пружина не заведена"/>
+                  <w:listItem w:displayText="ПДС / КЦВ: Контроль цепи ЭМВ" w:value="ПДС / КЦВ: Контроль цепи ЭМВ"/>
+                  <w:listItem w:displayText="ПДС / КЦВ: Контроль цепи ЭМО1" w:value="ПДС / КЦВ: Контроль цепи ЭМО1"/>
+                  <w:listItem w:displayText="ПДС / КЦВ: Контроль цепи ЭМО2" w:value="ПДС / КЦВ: Контроль цепи ЭМО2"/>
+                  <w:listItem w:displayText="ПДС / КЦВ: Работа ЭМВ" w:value="ПДС / КЦВ: Работа ЭМВ"/>
+                  <w:listItem w:displayText="ПДС / КЦВ: Работа ЭМО1" w:value="ПДС / КЦВ: Работа ЭМО1"/>
+                  <w:listItem w:displayText="ПДС / КЦВ: Работа ЭМО2" w:value="ПДС / КЦВ: Работа ЭМО2"/>
                   <w:listItem w:displayText="ПДС / ОК: Срабатывание" w:value="ПДС / ОК: Срабатывание"/>
                   <w:listItem w:displayText="ПДС / ПК: Срабатывание" w:value="ПДС / ПК: Срабатывание"/>
                   <w:listItem w:displayText="ПДС / РД: Низкая изоляция" w:value="ПДС / РД: Низкая изоляция"/>
@@ -9320,9 +9362,9 @@
                   <w:listItem w:displayText="ПДС НКУ / SA2: Цепь введена" w:value="ПДС НКУ / SA2: Цепь введена"/>
                   <w:listItem w:displayText="ПДС НКУ / SA3: Цепь введена" w:value="ПДС НКУ / SA3: Цепь введена"/>
                   <w:listItem w:displayText="ПДС НКУ / SA4: Цепь введена" w:value="ПДС НКУ / SA4: Цепь введена"/>
+                  <w:listItem w:displayText="ПДС НКУ / SA5: Цепь введена" w:value="ПДС НКУ / SA5: Цепь введена"/>
                   <w:listItem w:displayText="ПДС НКУ / SG1: Рабочее положение" w:value="ПДС НКУ / SG1: Рабочее положение"/>
                   <w:listItem w:displayText="ПДС НКУ / SG2: Рабочее положение" w:value="ПДС НКУ / SG2: Рабочее положение"/>
-                  <w:listItem w:displayText="ПДС НКУ / SG3: Рабочее положение" w:value="ПДС НКУ / SG3: Рабочее положение"/>
                   <w:listItem w:displayText="ПДС НКУ / ВнешСигн1: Срабатывание" w:value="ПДС НКУ / ВнешСигн1: Срабатывание"/>
                   <w:listItem w:displayText="ПДС НКУ / ВнешСигн2: Срабатывание" w:value="ПДС НКУ / ВнешСигн2: Срабатывание"/>
                   <w:listItem w:displayText="ПДС НКУ / ВнешСигн3: Срабатывание" w:value="ПДС НКУ / ВнешСигн3: Срабатывание"/>
@@ -9330,27 +9372,15 @@
                   <w:listItem w:displayText="ПДС НКУ / Дверь: Дверь шкафа закрыта" w:value="ПДС НКУ / Дверь: Дверь шкафа закрыта"/>
                   <w:listItem w:displayText="ПДС НКУ / Дверь: Дверь шкафа открыта" w:value="ПДС НКУ / Дверь: Дверь шкафа открыта"/>
                   <w:listItem w:displayText="ПДС НКУ / ОТ ГЗ: Неисправность" w:value="ПДС НКУ / ОТ ГЗ: Неисправность"/>
-                  <w:listItem w:displayText="ПДС НКУ / ОТ ЗДЗ1: Неисправность" w:value="ПДС НКУ / ОТ ЗДЗ1: Неисправность"/>
-                  <w:listItem w:displayText="ПДС НКУ / ОТ ЗДЗ2: Неисправность" w:value="ПДС НКУ / ОТ ЗДЗ2: Неисправность"/>
-                  <w:listItem w:displayText="ПДС НКУ / ОТ ИЭУ ТН1: Неисправность" w:value="ПДС НКУ / ОТ ИЭУ ТН1: Неисправность"/>
-                  <w:listItem w:displayText="ПДС НКУ / ОТ ИЭУ ТН2: Неисправность" w:value="ПДС НКУ / ОТ ИЭУ ТН2: Неисправность"/>
+                  <w:listItem w:displayText="ПДС НКУ / ОТ ЗДЗ: Неисправность" w:value="ПДС НКУ / ОТ ЗДЗ: Неисправность"/>
+                  <w:listItem w:displayText="ПДС НКУ / ОТ ИЭУ ТН: Неисправность" w:value="ПДС НКУ / ОТ ИЭУ ТН: Неисправность"/>
                   <w:listItem w:displayText="ПДС НКУ / ОТ ТЗ, ТС: Неисправность" w:value="ПДС НКУ / ОТ ТЗ, ТС: Неисправность"/>
-                  <w:listItem w:displayText="ПДС НКУ / ОТ УРОВ1: Неисправность" w:value="ПДС НКУ / ОТ УРОВ1: Неисправность"/>
-                  <w:listItem w:displayText="ПДС НКУ / ОТ УРОВ2: Неисправность" w:value="ПДС НКУ / ОТ УРОВ2: Неисправность"/>
-                  <w:listItem w:displayText="ПС / ПС: Пуск предупредительной сигнализации" w:value="ПС / ПС: Пуск предупредительной сигнализации"/>
-                  <w:listItem w:displayText="ПС / ПС: Пуск предупредительной сигнализации (импульс)" w:value="ПС / ПС: Пуск предупредительной сигнализации (импульс)"/>
-                  <w:listItem w:displayText="РТПО / РТПО ВН: Пуск" w:value="РТПО / РТПО ВН: Пуск"/>
-                  <w:listItem w:displayText="РТПО / РТПО ВН: Функция введена в работу" w:value="РТПО / РТПО ВН: Функция введена в работу"/>
-                  <w:listItem w:displayText="РТПО / РТПО ВН: Функция оперативно выведена из работы" w:value="РТПО / РТПО ВН: Функция оперативно выведена из работы"/>
-                  <w:listItem w:displayText="РТПО / РТПО НН1: Пуск" w:value="РТПО / РТПО НН1: Пуск"/>
-                  <w:listItem w:displayText="РТПО / РТПО НН1: Функция введена в работу" w:value="РТПО / РТПО НН1: Функция введена в работу"/>
-                  <w:listItem w:displayText="РТПО / РТПО НН1: Функция оперативно выведена из работы" w:value="РТПО / РТПО НН1: Функция оперативно выведена из работы"/>
-                  <w:listItem w:displayText="РТПО / РТПО НН2: Пуск" w:value="РТПО / РТПО НН2: Пуск"/>
-                  <w:listItem w:displayText="РТПО / РТПО НН2: Функция введена в работу" w:value="РТПО / РТПО НН2: Функция введена в работу"/>
-                  <w:listItem w:displayText="РТПО / РТПО НН2: Функция оперативно выведена из работы" w:value="РТПО / РТПО НН2: Функция оперативно выведена из работы"/>
-                  <w:listItem w:displayText="РТПО / РТПО_общ: Пуск" w:value="РТПО / РТПО_общ: Пуск"/>
-                  <w:listItem w:displayText="РТПО / РТПО_общ: Функция введена в работу" w:value="РТПО / РТПО_общ: Функция введена в работу"/>
-                  <w:listItem w:displayText="РТПО / РТПО_общ: Функция оперативно выведена из работы" w:value="РТПО / РТПО_общ: Функция оперативно выведена из работы"/>
+                  <w:listItem w:displayText="ПДС НКУ / ОТ УРОВ: Неисправность" w:value="ПДС НКУ / ОТ УРОВ: Неисправность"/>
+                  <w:listItem w:displayText="ПДС НКУ / ОТ ЭМО1, ЭМВ: Неисправность" w:value="ПДС НКУ / ОТ ЭМО1, ЭМВ: Неисправность"/>
+                  <w:listItem w:displayText="ПДС НКУ / ОТ ЭМО2: Неисправность" w:value="ПДС НКУ / ОТ ЭМО2: Неисправность"/>
+                  <w:listItem w:displayText="ПДС НКУ / ОТ цепей сигн. В: Неисправность" w:value="ПДС НКУ / ОТ цепей сигн. В: Неисправность"/>
+                  <w:listItem w:displayText="Пред. сигн. / ПС: Пуск предупредительной сигнализации" w:value="Пред. сигн. / ПС: Пуск предупредительной сигнализации"/>
+                  <w:listItem w:displayText="Пред. сигн. / ПС: Пуск предупредительной сигнализации (импульс)" w:value="Пред. сигн. / ПС: Пуск предупредительной сигнализации (импульс)"/>
                   <w:listItem w:displayText="СИСТ / БУ: Индикация местного управления" w:value="СИСТ / БУ: Индикация местного управления"/>
                   <w:listItem w:displayText="СИСТ / Диагностика: Изменение встраиваемого ПО" w:value="СИСТ / Диагностика: Изменение встраиваемого ПО"/>
                   <w:listItem w:displayText="СИСТ / Диагностика: Индикация логического узла-прокси" w:value="СИСТ / Диагностика: Индикация логического узла-прокси"/>
@@ -9366,6 +9396,8 @@
                   <w:listItem w:displayText="СИСТ / Диагностика: Неисправность модуля дискретных входов/выходов (слот М11)" w:value="СИСТ / Диагностика: Неисправность модуля дискретных входов/выходов (слот М11)"/>
                   <w:listItem w:displayText="СИСТ / Диагностика: Неисправность модуля дискретных входов/выходов (слот М3)" w:value="СИСТ / Диагностика: Неисправность модуля дискретных входов/выходов (слот М3)"/>
                   <w:listItem w:displayText="СИСТ / Диагностика: Неисправность модуля дискретных входов/выходов (слот М4)" w:value="СИСТ / Диагностика: Неисправность модуля дискретных входов/выходов (слот М4)"/>
+                  <w:listItem w:displayText="СИСТ / Диагностика: Неисправность модуля дискретных входов/выходов (слот М6)" w:value="СИСТ / Диагностика: Неисправность модуля дискретных входов/выходов (слот М6)"/>
+                  <w:listItem w:displayText="СИСТ / Диагностика: Неисправность модуля дискретных входов/выходов (слот М7)" w:value="СИСТ / Диагностика: Неисправность модуля дискретных входов/выходов (слот М7)"/>
                   <w:listItem w:displayText="СИСТ / Диагностика: Неисправность модуля дискретных входов/выходов (слот М8)" w:value="СИСТ / Диагностика: Неисправность модуля дискретных входов/выходов (слот М8)"/>
                   <w:listItem w:displayText="СИСТ / Диагностика: Неисправность модуля дискретных входов/выходов (слот М9)" w:value="СИСТ / Диагностика: Неисправность модуля дискретных входов/выходов (слот М9)"/>
                   <w:listItem w:displayText="СИСТ / Диагностика: Неисправность цепей оперативного питания" w:value="СИСТ / Диагностика: Неисправность цепей оперативного питания"/>
@@ -9620,87 +9652,80 @@
                   <w:listItem w:displayText="СИСТ / ПлДВых9: Состояние ДВых7" w:value="СИСТ / ПлДВых9: Состояние ДВых7"/>
                   <w:listItem w:displayText="СИСТ / ПлДВых9: Состояние ДВых8" w:value="СИСТ / ПлДВых9: Состояние ДВых8"/>
                   <w:listItem w:displayText="СИСТ / СД ФК: Действие на В ВН" w:value="СИСТ / СД ФК: Действие на В ВН"/>
-                  <w:listItem w:displayText="СИСТ / СД ФК: Действие на В НН1" w:value="СИСТ / СД ФК: Действие на В НН1"/>
-                  <w:listItem w:displayText="СИСТ / СД ФК: Действие на В НН2" w:value="СИСТ / СД ФК: Действие на В НН2"/>
+                  <w:listItem w:displayText="СИСТ / СД ФК: Действие на В НН" w:value="СИСТ / СД ФК: Действие на В НН"/>
                   <w:listItem w:displayText="СИСТ / СД ФК: Комплект" w:value="СИСТ / СД ФК: Комплект"/>
                   <w:listItem w:displayText="СИСТ / СД ФК: Режим работы ГЗ РПН" w:value="СИСТ / СД ФК: Режим работы ГЗ РПН"/>
                   <w:listItem w:displayText="СИСТ / СД ФК: Режим работы ГЗ Т откл" w:value="СИСТ / СД ФК: Режим работы ГЗ Т откл"/>
                   <w:listItem w:displayText="СИСТ / СД ФК: Режим работы ГЗ Т сигн" w:value="СИСТ / СД ФК: Режим работы ГЗ Т сигн"/>
-                  <w:listItem w:displayText="СИСТ / СД ФК: Режим работы ДЗТ" w:value="СИСТ / СД ФК: Режим работы ДЗТ"/>
-                  <w:listItem w:displayText="СИСТ / СД ФК: Режим работы ЗПО" w:value="СИСТ / СД ФК: Режим работы ЗПО"/>
                   <w:listItem w:displayText="СИСТ / СД ФК: Режим работы УРОВ" w:value="СИСТ / СД ФК: Режим работы УРОВ"/>
                   <w:listItem w:displayText="СИСТ / СД ФК: Управление ИЭУ" w:value="СИСТ / СД ФК: Управление ИЭУ"/>
                   <w:listItem w:displayText="СИСТ / СД: БИ выведены" w:value="СИСТ / СД: БИ выведены"/>
                   <w:listItem w:displayText="СИСТ / СД: Внешнее отключение" w:value="СИСТ / СД: Внешнее отключение"/>
                   <w:listItem w:displayText="СИСТ / СД: Выходные цепи разобраны" w:value="СИСТ / СД: Выходные цепи разобраны"/>
+                  <w:listItem w:displayText="СИСТ / СД: Неисправность В ВН" w:value="СИСТ / СД: Неисправность В ВН"/>
                   <w:listItem w:displayText="СИСТ / СД: Неисправность ШС-А" w:value="СИСТ / СД: Неисправность ШС-А"/>
                   <w:listItem w:displayText="СИСТ / СД: Неисправность ШС-В" w:value="СИСТ / СД: Неисправность ШС-В"/>
                   <w:listItem w:displayText="СИСТ / СД: Неисправность опер. тока ГЗ" w:value="СИСТ / СД: Неисправность опер. тока ГЗ"/>
                   <w:listItem w:displayText="СИСТ / СД: Неисправность опер. тока ТЗ, ТС" w:value="СИСТ / СД: Неисправность опер. тока ТЗ, ТС"/>
+                  <w:listItem w:displayText="СИСТ / СД: Неисправность сигн. В" w:value="СИСТ / СД: Неисправность сигн. В"/>
                   <w:listItem w:displayText="СИСТ / СД: Неисправность цепей ГЗ РПН" w:value="СИСТ / СД: Неисправность цепей ГЗ РПН"/>
                   <w:listItem w:displayText="СИСТ / СД: Неисправность цепей ГЗ Т" w:value="СИСТ / СД: Неисправность цепей ГЗ Т"/>
                   <w:listItem w:displayText="СИСТ / СД: Неисправность цепей ТЗ" w:value="СИСТ / СД: Неисправность цепей ТЗ"/>
                   <w:listItem w:displayText="СИСТ / СД: Потеря GOOSE" w:value="СИСТ / СД: Потеря GOOSE"/>
-                  <w:listItem w:displayText="СИСТ / СД: Пуск ЗПО" w:value="СИСТ / СД: Пуск ЗПО"/>
                   <w:listItem w:displayText="СИСТ / СД: Срабатывание ГЗ РПН" w:value="СИСТ / СД: Срабатывание ГЗ РПН"/>
                   <w:listItem w:displayText="СИСТ / СД: Срабатывание ГЗоткл" w:value="СИСТ / СД: Срабатывание ГЗоткл"/>
                   <w:listItem w:displayText="СИСТ / СД: Срабатывание ГЗсигн" w:value="СИСТ / СД: Срабатывание ГЗсигн"/>
-                  <w:listItem w:displayText="СИСТ / СД: Срабатывание ДЗТ" w:value="СИСТ / СД: Срабатывание ДЗТ"/>
                   <w:listItem w:displayText="СИСТ / СД: Срабатывание ЗП" w:value="СИСТ / СД: Срабатывание ЗП"/>
+                  <w:listItem w:displayText="СИСТ / СД: Срабатывание МТЗ" w:value="СИСТ / СД: Срабатывание МТЗ"/>
                   <w:listItem w:displayText="СИСТ / СД: Срабатывание ТЗоткл" w:value="СИСТ / СД: Срабатывание ТЗоткл"/>
                   <w:listItem w:displayText="СИСТ / СД: Срабатывание ТЗсигн" w:value="СИСТ / СД: Срабатывание ТЗсигн"/>
+                  <w:listItem w:displayText="СИСТ / СД: Срабатывание ТО" w:value="СИСТ / СД: Срабатывание ТО"/>
                   <w:listItem w:displayText="СИСТ / СД: Срабатывание УРОВ" w:value="СИСТ / СД: Срабатывание УРОВ"/>
                   <w:listItem w:displayText="СИСТ / ФК: Действие на В ВН" w:value="СИСТ / ФК: Действие на В ВН"/>
-                  <w:listItem w:displayText="СИСТ / ФК: Действие на В НН1" w:value="СИСТ / ФК: Действие на В НН1"/>
-                  <w:listItem w:displayText="СИСТ / ФК: Действие на В НН2" w:value="СИСТ / ФК: Действие на В НН2"/>
+                  <w:listItem w:displayText="СИСТ / ФК: Действие на В НН" w:value="СИСТ / ФК: Действие на В НН"/>
                   <w:listItem w:displayText="СИСТ / ФК: Комплект" w:value="СИСТ / ФК: Комплект"/>
                   <w:listItem w:displayText="СИСТ / ФК: Режим работы ГЗ РПН" w:value="СИСТ / ФК: Режим работы ГЗ РПН"/>
                   <w:listItem w:displayText="СИСТ / ФК: Режим работы ГЗ Т откл" w:value="СИСТ / ФК: Режим работы ГЗ Т откл"/>
                   <w:listItem w:displayText="СИСТ / ФК: Режим работы ГЗ Т сигн" w:value="СИСТ / ФК: Режим работы ГЗ Т сигн"/>
-                  <w:listItem w:displayText="СИСТ / ФК: Режим работы ДЗТ" w:value="СИСТ / ФК: Режим работы ДЗТ"/>
-                  <w:listItem w:displayText="СИСТ / ФК: Режим работы ЗПО" w:value="СИСТ / ФК: Режим работы ЗПО"/>
                   <w:listItem w:displayText="СИСТ / ФК: Режим работы УРОВ" w:value="СИСТ / ФК: Режим работы УРОВ"/>
                   <w:listItem w:displayText="СИСТ / ФК: Управление ИЭУ" w:value="СИСТ / ФК: Управление ИЭУ"/>
                   <w:listItem w:displayText="СИСТ / ШС: Переполнение буфера входных данных" w:value="СИСТ / ШС: Переполнение буфера входных данных"/>
                   <w:listItem w:displayText="СИСТ / ШС: Переполнение буфера выходных данных" w:value="СИСТ / ШС: Переполнение буфера выходных данных"/>
                   <w:listItem w:displayText="СИСТ / ШС: Состояние основного канала" w:value="СИСТ / ШС: Состояние основного канала"/>
                   <w:listItem w:displayText="СИСТ / ШС: Состояние резервного канала" w:value="СИСТ / ШС: Состояние резервного канала"/>
+                  <w:listItem w:displayText="Сборка сигн. / СС: БИ выведены" w:value="Сборка сигн. / СС: БИ выведены"/>
+                  <w:listItem w:displayText="Сборка сигн. / СС: Внешнее отключение" w:value="Сборка сигн. / СС: Внешнее отключение"/>
+                  <w:listItem w:displayText="Сборка сигн. / СС: Выходные цепи разобраны" w:value="Сборка сигн. / СС: Выходные цепи разобраны"/>
+                  <w:listItem w:displayText="Сборка сигн. / СС: ГЗ заблокирована" w:value="Сборка сигн. / СС: ГЗ заблокирована"/>
+                  <w:listItem w:displayText="Сборка сигн. / СС: Контроль оперативного тока" w:value="Сборка сигн. / СС: Контроль оперативного тока"/>
+                  <w:listItem w:displayText="Сборка сигн. / СС: Контроль оперативного тока НН" w:value="Сборка сигн. / СС: Контроль оперативного тока НН"/>
+                  <w:listItem w:displayText="Сборка сигн. / СС: Низкая изоляция ГЗ" w:value="Сборка сигн. / СС: Низкая изоляция ГЗ"/>
+                  <w:listItem w:displayText="Сборка сигн. / СС: Низкая изоляция ТЗ" w:value="Сборка сигн. / СС: Низкая изоляция ТЗ"/>
+                  <w:listItem w:displayText="Сборка сигн. / СС: Превышение времени переключения коммутационного аппарата" w:value="Сборка сигн. / СС: Превышение времени переключения коммутационного аппарата"/>
+                  <w:listItem w:displayText="Сборка сигн. / СС: Сигнализация от ГЗ" w:value="Сборка сигн. / СС: Сигнализация от ГЗ"/>
+                  <w:listItem w:displayText="Сборка сигн. / СС: Сигнализация от ТЗ" w:value="Сборка сигн. / СС: Сигнализация от ТЗ"/>
+                  <w:listItem w:displayText="Сборка сигн. / СС: Сигнализация от ТС" w:value="Сборка сигн. / СС: Сигнализация от ТС"/>
+                  <w:listItem w:displayText="Сборка сигн. / СС: ТЗ заблокирована" w:value="Сборка сигн. / СС: ТЗ заблокирована"/>
                   <w:listItem w:displayText="ТК ЗДЗ / ТК ЗДЗ: Пуск" w:value="ТК ЗДЗ / ТК ЗДЗ: Пуск"/>
                   <w:listItem w:displayText="ТК ЗДЗ / ТК ЗДЗ: Функция введена в работу" w:value="ТК ЗДЗ / ТК ЗДЗ: Функция введена в работу"/>
                   <w:listItem w:displayText="ТК ЗДЗ / ТК ЗДЗ: Функция оперативно выведена из работы" w:value="ТК ЗДЗ / ТК ЗДЗ: Функция оперативно выведена из работы"/>
-                  <w:listItem w:displayText="ТО ЗПО / ТО ЗПО ВН: Пуск" w:value="ТО ЗПО / ТО ЗПО ВН: Пуск"/>
-                  <w:listItem w:displayText="ТО ЗПО / ТО ЗПО ВН: Функция введена в работу" w:value="ТО ЗПО / ТО ЗПО ВН: Функция введена в работу"/>
-                  <w:listItem w:displayText="ТО ЗПО / ТО ЗПО ВН: Функция оперативно выведена из работы" w:value="ТО ЗПО / ТО ЗПО ВН: Функция оперативно выведена из работы"/>
-                  <w:listItem w:displayText="ТО ЗПО / ТО ЗПО НН1: Пуск" w:value="ТО ЗПО / ТО ЗПО НН1: Пуск"/>
-                  <w:listItem w:displayText="ТО ЗПО / ТО ЗПО НН1: Функция введена в работу" w:value="ТО ЗПО / ТО ЗПО НН1: Функция введена в работу"/>
-                  <w:listItem w:displayText="ТО ЗПО / ТО ЗПО НН1: Функция оперативно выведена из работы" w:value="ТО ЗПО / ТО ЗПО НН1: Функция оперативно выведена из работы"/>
-                  <w:listItem w:displayText="ТО ЗПО / ТО ЗПО НН2: Пуск" w:value="ТО ЗПО / ТО ЗПО НН2: Пуск"/>
-                  <w:listItem w:displayText="ТО ЗПО / ТО ЗПО НН2: Функция введена в работу" w:value="ТО ЗПО / ТО ЗПО НН2: Функция введена в работу"/>
-                  <w:listItem w:displayText="ТО ЗПО / ТО ЗПО НН2: Функция оперативно выведена из работы" w:value="ТО ЗПО / ТО ЗПО НН2: Функция оперативно выведена из работы"/>
-                  <w:listItem w:displayText="ТО ЗПО / ТО ЗПО_общ: Пуск" w:value="ТО ЗПО / ТО ЗПО_общ: Пуск"/>
-                  <w:listItem w:displayText="ТО ЗПО / ТО ЗПО_общ: Функция введена в работу" w:value="ТО ЗПО / ТО ЗПО_общ: Функция введена в работу"/>
-                  <w:listItem w:displayText="ТО ЗПО / ТО ЗПО_общ: Функция оперативно выведена из работы" w:value="ТО ЗПО / ТО ЗПО_общ: Функция оперативно выведена из работы"/>
+                  <w:listItem w:displayText="ТО / ТО: Пуск" w:value="ТО / ТО: Пуск"/>
+                  <w:listItem w:displayText="ТО / ТО: Срабатывание" w:value="ТО / ТО: Срабатывание"/>
+                  <w:listItem w:displayText="ТО / ТО: Срабатывание на сигнал" w:value="ТО / ТО: Срабатывание на сигнал"/>
+                  <w:listItem w:displayText="ТО / ТО: Функция введена в работу" w:value="ТО / ТО: Функция введена в работу"/>
+                  <w:listItem w:displayText="ТО / ТО: Функция оперативно выведена из работы" w:value="ТО / ТО: Функция оперативно выведена из работы"/>
                   <w:listItem w:displayText="ТО РПН / ТО РПН: Пуск" w:value="ТО РПН / ТО РПН: Пуск"/>
                   <w:listItem w:displayText="ТО РПН / ТО РПН: Функция введена в работу" w:value="ТО РПН / ТО РПН: Функция введена в работу"/>
                   <w:listItem w:displayText="ТО РПН / ТО РПН: Функция оперативно выведена из работы" w:value="ТО РПН / ТО РПН: Функция оперативно выведена из работы"/>
+                  <w:listItem w:displayText="УВ / УВ: Включить" w:value="УВ / УВ: Включить"/>
+                  <w:listItem w:displayText="УВ / УВ: Функция введена в работу" w:value="УВ / УВ: Функция введена в работу"/>
                   <w:listItem w:displayText="УРОВ ВН / УРОВ: Пуск" w:value="УРОВ ВН / УРОВ: Пуск"/>
                   <w:listItem w:displayText="УРОВ ВН / УРОВ: Пуск ИО максимального тока" w:value="УРОВ ВН / УРОВ: Пуск ИО максимального тока"/>
-                  <w:listItem w:displayText="УРОВ ВН / УРОВ: Срабатывание УРОВ" w:value="УРОВ ВН / УРОВ: Срабатывание УРОВ"/>
-                  <w:listItem w:displayText="УРОВ ВН / УРОВ: Срабатывание УРОВ  'на себя'" w:value="УРОВ ВН / УРОВ: Срабатывание УРОВ  'на себя'"/>
+                  <w:listItem w:displayText="УРОВ ВН / УРОВ: Срабатывание" w:value="УРОВ ВН / УРОВ: Срабатывание"/>
+                  <w:listItem w:displayText="УРОВ ВН / УРОВ: Срабатывание  'на себя'" w:value="УРОВ ВН / УРОВ: Срабатывание  'на себя'"/>
+                  <w:listItem w:displayText="УРОВ ВН / УРОВ: Ускорение УРОВ" w:value="УРОВ ВН / УРОВ: Ускорение УРОВ"/>
                   <w:listItem w:displayText="УРОВ ВН / УРОВ: Функция введена в работу" w:value="УРОВ ВН / УРОВ: Функция введена в работу"/>
                   <w:listItem w:displayText="УРОВ ВН / УРОВ: Функция оперативно выведена из работы" w:value="УРОВ ВН / УРОВ: Функция оперативно выведена из работы"/>
-                  <w:listItem w:displayText="ошибка / СС: БИ выведены" w:value="ошибка / СС: БИ выведены"/>
-                  <w:listItem w:displayText="ошибка / СС: Внешнее отключение" w:value="ошибка / СС: Внешнее отключение"/>
-                  <w:listItem w:displayText="ошибка / СС: Выходные цепи разобраны" w:value="ошибка / СС: Выходные цепи разобраны"/>
-                  <w:listItem w:displayText="ошибка / СС: ГЗ заблокирована" w:value="ошибка / СС: ГЗ заблокирована"/>
-                  <w:listItem w:displayText="ошибка / СС: Контроль оперативного тока" w:value="ошибка / СС: Контроль оперативного тока"/>
-                  <w:listItem w:displayText="ошибка / СС: Контроль оперативного тока НН" w:value="ошибка / СС: Контроль оперативного тока НН"/>
-                  <w:listItem w:displayText="ошибка / СС: Низкая изоляция ГЗ" w:value="ошибка / СС: Низкая изоляция ГЗ"/>
-                  <w:listItem w:displayText="ошибка / СС: Низкая изоляция ТЗ" w:value="ошибка / СС: Низкая изоляция ТЗ"/>
-                  <w:listItem w:displayText="ошибка / СС: Сигнализация от ГЗ" w:value="ошибка / СС: Сигнализация от ГЗ"/>
-                  <w:listItem w:displayText="ошибка / СС: Сигнализация от ТЗ" w:value="ошибка / СС: Сигнализация от ТЗ"/>
-                  <w:listItem w:displayText="ошибка / СС: Сигнализация от ТС" w:value="ошибка / СС: Сигнализация от ТС"/>
-                  <w:listItem w:displayText="ошибка / СС: ТЗ заблокирована" w:value="ошибка / СС: ТЗ заблокирована"/>
                 </w:dropDownList>
                 <w:showingPlcHdr/>
                 <w:placeholder>
@@ -9739,98 +9764,63 @@
                 <w:id w:val="0"/>
                 <w:dropDownList>
                   <w:listItem w:displayText="Не назначено" w:value=""/>
-                  <w:listItem w:displayText="ДЗТ / БВКЗ: Срабатывание БВКЗ" w:value="ДЗТ / БВКЗ: Срабатывание БВКЗ"/>
-                  <w:listItem w:displayText="ДЗТ / БВКЗ: Срабатывание БВКЗ по фазе А" w:value="ДЗТ / БВКЗ: Срабатывание БВКЗ по фазе А"/>
-                  <w:listItem w:displayText="ДЗТ / БВКЗ: Срабатывание БВКЗ по фазе В" w:value="ДЗТ / БВКЗ: Срабатывание БВКЗ по фазе В"/>
-                  <w:listItem w:displayText="ДЗТ / БВКЗ: Срабатывание БВКЗ по фазе С" w:value="ДЗТ / БВКЗ: Срабатывание БВКЗ по фазе С"/>
-                  <w:listItem w:displayText="ДЗТ / Д2Г: Пуск Д2Г" w:value="ДЗТ / Д2Г: Пуск Д2Г"/>
-                  <w:listItem w:displayText="ДЗТ / Д2Г: Пуск Д2Г по фазе A" w:value="ДЗТ / Д2Г: Пуск Д2Г по фазе A"/>
-                  <w:listItem w:displayText="ДЗТ / Д2Г: Пуск Д2Г по фазе В" w:value="ДЗТ / Д2Г: Пуск Д2Г по фазе В"/>
-                  <w:listItem w:displayText="ДЗТ / Д2Г: Пуск Д2Г по фазе С" w:value="ДЗТ / Д2Г: Пуск Д2Г по фазе С"/>
-                  <w:listItem w:displayText="ДЗТ / Д5Г: Пуск Д5Г" w:value="ДЗТ / Д5Г: Пуск Д5Г"/>
-                  <w:listItem w:displayText="ДЗТ / Д5Г: Пуск Д5Г по фазе A" w:value="ДЗТ / Д5Г: Пуск Д5Г по фазе A"/>
-                  <w:listItem w:displayText="ДЗТ / Д5Г: Пуск Д5Г по фазе В" w:value="ДЗТ / Д5Г: Пуск Д5Г по фазе В"/>
-                  <w:listItem w:displayText="ДЗТ / Д5Г: Пуск Д5Г по фазе С" w:value="ДЗТ / Д5Г: Пуск Д5Г по фазе С"/>
-                  <w:listItem w:displayText="ДЗТ / ДТЗт: Пуск" w:value="ДЗТ / ДТЗт: Пуск"/>
-                  <w:listItem w:displayText="ДЗТ / ДТЗт: Пуск ДТО по фазе A" w:value="ДЗТ / ДТЗт: Пуск ДТО по фазе A"/>
-                  <w:listItem w:displayText="ДЗТ / ДТЗт: Пуск ДТО по фазе В" w:value="ДЗТ / ДТЗт: Пуск ДТО по фазе В"/>
-                  <w:listItem w:displayText="ДЗТ / ДТЗт: Пуск ДТО по фазе С" w:value="ДЗТ / ДТЗт: Пуск ДТО по фазе С"/>
-                  <w:listItem w:displayText="ДЗТ / ДТЗт: Срабатывание ДТЗт" w:value="ДЗТ / ДТЗт: Срабатывание ДТЗт"/>
-                  <w:listItem w:displayText="ДЗТ / ДТЗт: Срабатывание ДТЗт на сигнал" w:value="ДЗТ / ДТЗт: Срабатывание ДТЗт на сигнал"/>
-                  <w:listItem w:displayText="ДЗТ / ДТЗт: Срабатывание ДТЗт по фазе A" w:value="ДЗТ / ДТЗт: Срабатывание ДТЗт по фазе A"/>
-                  <w:listItem w:displayText="ДЗТ / ДТЗт: Срабатывание ДТЗт по фазе A на сигнал" w:value="ДЗТ / ДТЗт: Срабатывание ДТЗт по фазе A на сигнал"/>
-                  <w:listItem w:displayText="ДЗТ / ДТЗт: Срабатывание ДТЗт по фазе В" w:value="ДЗТ / ДТЗт: Срабатывание ДТЗт по фазе В"/>
-                  <w:listItem w:displayText="ДЗТ / ДТЗт: Срабатывание ДТЗт по фазе В на сигнал" w:value="ДЗТ / ДТЗт: Срабатывание ДТЗт по фазе В на сигнал"/>
-                  <w:listItem w:displayText="ДЗТ / ДТЗт: Срабатывание ДТЗт по фазе С" w:value="ДЗТ / ДТЗт: Срабатывание ДТЗт по фазе С"/>
-                  <w:listItem w:displayText="ДЗТ / ДТЗт: Срабатывание ДТЗт по фазе С на сигнал" w:value="ДЗТ / ДТЗт: Срабатывание ДТЗт по фазе С на сигнал"/>
-                  <w:listItem w:displayText="ДЗТ / ДТЗт: Функция введена в работу" w:value="ДЗТ / ДТЗт: Функция введена в работу"/>
-                  <w:listItem w:displayText="ДЗТ / ДТЗт: Функция оперативно выведена из работы" w:value="ДЗТ / ДТЗт: Функция оперативно выведена из работы"/>
-                  <w:listItem w:displayText="ДЗТ / ДТО: Пуск" w:value="ДЗТ / ДТО: Пуск"/>
-                  <w:listItem w:displayText="ДЗТ / ДТО: Пуск ДТО по фазе A" w:value="ДЗТ / ДТО: Пуск ДТО по фазе A"/>
-                  <w:listItem w:displayText="ДЗТ / ДТО: Пуск ДТО по фазе В" w:value="ДЗТ / ДТО: Пуск ДТО по фазе В"/>
-                  <w:listItem w:displayText="ДЗТ / ДТО: Пуск ДТО по фазе С" w:value="ДЗТ / ДТО: Пуск ДТО по фазе С"/>
-                  <w:listItem w:displayText="ДЗТ / ДТО: Срабатывание ДТО" w:value="ДЗТ / ДТО: Срабатывание ДТО"/>
-                  <w:listItem w:displayText="ДЗТ / ДТО: Срабатывание ДТО на сигнал" w:value="ДЗТ / ДТО: Срабатывание ДТО на сигнал"/>
-                  <w:listItem w:displayText="ДЗТ / ДТО: Срабатывание ДТО по фазе A" w:value="ДЗТ / ДТО: Срабатывание ДТО по фазе A"/>
-                  <w:listItem w:displayText="ДЗТ / ДТО: Срабатывание ДТО по фазе A на сигнал" w:value="ДЗТ / ДТО: Срабатывание ДТО по фазе A на сигнал"/>
-                  <w:listItem w:displayText="ДЗТ / ДТО: Срабатывание ДТО по фазе В" w:value="ДЗТ / ДТО: Срабатывание ДТО по фазе В"/>
-                  <w:listItem w:displayText="ДЗТ / ДТО: Срабатывание ДТО по фазе В на сигнал" w:value="ДЗТ / ДТО: Срабатывание ДТО по фазе В на сигнал"/>
-                  <w:listItem w:displayText="ДЗТ / ДТО: Срабатывание ДТО по фазе С" w:value="ДЗТ / ДТО: Срабатывание ДТО по фазе С"/>
-                  <w:listItem w:displayText="ДЗТ / ДТО: Срабатывание ДТО по фазе С на сигнал" w:value="ДЗТ / ДТО: Срабатывание ДТО по фазе С на сигнал"/>
-                  <w:listItem w:displayText="ДЗТ / ДТО: Функция введена в работу" w:value="ДЗТ / ДТО: Функция введена в работу"/>
-                  <w:listItem w:displayText="ДЗТ / ДТО: Функция оперативно выведена из работы" w:value="ДЗТ / ДТО: Функция оперативно выведена из работы"/>
-                  <w:listItem w:displayText="ДЗТ / КЦТнеб: Срабатывание КЦНнеб" w:value="ДЗТ / КЦТнеб: Срабатывание КЦНнеб"/>
-                  <w:listItem w:displayText="ДЗТ / КЦТнеб: Срабатывание КЦНнеб фазы А" w:value="ДЗТ / КЦТнеб: Срабатывание КЦНнеб фазы А"/>
-                  <w:listItem w:displayText="ДЗТ / КЦТнеб: Срабатывание КЦНнеб фазы В" w:value="ДЗТ / КЦТнеб: Срабатывание КЦНнеб фазы В"/>
-                  <w:listItem w:displayText="ДЗТ / КЦТнеб: Срабатывание КЦНнеб фазы С" w:value="ДЗТ / КЦТнеб: Срабатывание КЦНнеб фазы С"/>
-                  <w:listItem w:displayText="ДЗТ / КЦТнеб: Функция введена в работу" w:value="ДЗТ / КЦТнеб: Функция введена в работу"/>
-                  <w:listItem w:displayText="ДЗТ / КЦТнеб: Функция оперативно выведена из работы" w:value="ДЗТ / КЦТнеб: Функция оперативно выведена из работы"/>
-                  <w:listItem w:displayText="ЗП / ЗП ВН: Пуск" w:value="ЗП / ЗП ВН: Пуск"/>
-                  <w:listItem w:displayText="ЗП / ЗП ВН: Пуск ИО максимального тока" w:value="ЗП / ЗП ВН: Пуск ИО максимального тока"/>
-                  <w:listItem w:displayText="ЗП / ЗП ВН: Срабатывание" w:value="ЗП / ЗП ВН: Срабатывание"/>
-                  <w:listItem w:displayText="ЗП / ЗП ВН: Срабатывание на отключение" w:value="ЗП / ЗП ВН: Срабатывание на отключение"/>
-                  <w:listItem w:displayText="ЗП / ЗП ВН: Функция введена в работу" w:value="ЗП / ЗП ВН: Функция введена в работу"/>
-                  <w:listItem w:displayText="ЗП / ЗП ВН: Функция оперативно выведена из работы" w:value="ЗП / ЗП ВН: Функция оперативно выведена из работы"/>
-                  <w:listItem w:displayText="ЗП / ЗП НН1: Пуск" w:value="ЗП / ЗП НН1: Пуск"/>
-                  <w:listItem w:displayText="ЗП / ЗП НН1: Пуск ИО максимального тока" w:value="ЗП / ЗП НН1: Пуск ИО максимального тока"/>
-                  <w:listItem w:displayText="ЗП / ЗП НН1: Срабатывание" w:value="ЗП / ЗП НН1: Срабатывание"/>
-                  <w:listItem w:displayText="ЗП / ЗП НН1: Срабатывание на отключение" w:value="ЗП / ЗП НН1: Срабатывание на отключение"/>
-                  <w:listItem w:displayText="ЗП / ЗП НН1: Функция введена в работу" w:value="ЗП / ЗП НН1: Функция введена в работу"/>
-                  <w:listItem w:displayText="ЗП / ЗП НН1: Функция оперативно выведена из работы" w:value="ЗП / ЗП НН1: Функция оперативно выведена из работы"/>
-                  <w:listItem w:displayText="ЗП / ЗП НН2: Пуск" w:value="ЗП / ЗП НН2: Пуск"/>
-                  <w:listItem w:displayText="ЗП / ЗП НН2: Пуск ИО максимального тока" w:value="ЗП / ЗП НН2: Пуск ИО максимального тока"/>
-                  <w:listItem w:displayText="ЗП / ЗП НН2: Срабатывание" w:value="ЗП / ЗП НН2: Срабатывание"/>
-                  <w:listItem w:displayText="ЗП / ЗП НН2: Срабатывание на отключение" w:value="ЗП / ЗП НН2: Срабатывание на отключение"/>
-                  <w:listItem w:displayText="ЗП / ЗП НН2: Функция введена в работу" w:value="ЗП / ЗП НН2: Функция введена в работу"/>
-                  <w:listItem w:displayText="ЗП / ЗП НН2: Функция оперативно выведена из работы" w:value="ЗП / ЗП НН2: Функция оперативно выведена из работы"/>
+                  <w:listItem w:displayText="ЗОП / ЗОП: Пуск" w:value="ЗОП / ЗОП: Пуск"/>
+                  <w:listItem w:displayText="ЗОП / ЗОП: Пуск ИО по несимметрии токов прямой и обратной последовательности" w:value="ЗОП / ЗОП: Пуск ИО по несимметрии токов прямой и обратной последовательности"/>
+                  <w:listItem w:displayText="ЗОП / ЗОП: Пуск ИО тока обратной последовательности" w:value="ЗОП / ЗОП: Пуск ИО тока обратной последовательности"/>
+                  <w:listItem w:displayText="ЗОП / ЗОП: Срабатывание" w:value="ЗОП / ЗОП: Срабатывание"/>
+                  <w:listItem w:displayText="ЗОП / ЗОП: Срабатывание на сигнал" w:value="ЗОП / ЗОП: Срабатывание на сигнал"/>
+                  <w:listItem w:displayText="ЗОП / ЗОП: Функция введена в работу" w:value="ЗОП / ЗОП: Функция введена в работу"/>
+                  <w:listItem w:displayText="ЗОП / ЗОП: Функция оперативно выведена из работы" w:value="ЗОП / ЗОП: Функция оперативно выведена из работы"/>
+                  <w:listItem w:displayText="ЗП / ЗП: Пуск" w:value="ЗП / ЗП: Пуск"/>
+                  <w:listItem w:displayText="ЗП / ЗП: Пуск ИО максимального тока" w:value="ЗП / ЗП: Пуск ИО максимального тока"/>
                   <w:listItem w:displayText="ЗП / ЗП: Срабатывание" w:value="ЗП / ЗП: Срабатывание"/>
                   <w:listItem w:displayText="ЗП / ЗП: Срабатывание на отключение" w:value="ЗП / ЗП: Срабатывание на отключение"/>
                   <w:listItem w:displayText="ЗП / ЗП: Функция введена в работу" w:value="ЗП / ЗП: Функция введена в работу"/>
                   <w:listItem w:displayText="ЗП / ЗП: Функция оперативно выведена из работы" w:value="ЗП / ЗП: Функция оперативно выведена из работы"/>
-                  <w:listItem w:displayText="ЗПО / ЗПО: Пуск" w:value="ЗПО / ЗПО: Пуск"/>
-                  <w:listItem w:displayText="ЗПО / ЗПО: Срабатывание ЗПО" w:value="ЗПО / ЗПО: Срабатывание ЗПО"/>
-                  <w:listItem w:displayText="ЗПО / ЗПО: Срабатывание ЗПО на сигнал" w:value="ЗПО / ЗПО: Срабатывание ЗПО на сигнал"/>
-                  <w:listItem w:displayText="ЗПО / ЗПО: Функция введена в работу" w:value="ЗПО / ЗПО: Функция введена в работу"/>
-                  <w:listItem w:displayText="ЗПО / ЗПО: Функция оперативно выведена из работы" w:value="ЗПО / ЗПО: Функция оперативно выведена из работы"/>
-                  <w:listItem w:displayText="КЦТ / КЦТ: Срабатывание" w:value="КЦТ / КЦТ: Срабатывание"/>
-                  <w:listItem w:displayText="КЦТ / КЦТст1: Пуск при асимметрии" w:value="КЦТ / КЦТст1: Пуск при асимметрии"/>
-                  <w:listItem w:displayText="КЦТ / КЦТст1: Пуск при обрыве провода" w:value="КЦТ / КЦТст1: Пуск при обрыве провода"/>
-                  <w:listItem w:displayText="КЦТ / КЦТст1: Срабатывание при асимметрии" w:value="КЦТ / КЦТст1: Срабатывание при асимметрии"/>
-                  <w:listItem w:displayText="КЦТ / КЦТст1: Срабатывание при обрыве провода" w:value="КЦТ / КЦТст1: Срабатывание при обрыве провода"/>
-                  <w:listItem w:displayText="КЦТ / КЦТст1: Функция введена в работу" w:value="КЦТ / КЦТст1: Функция введена в работу"/>
-                  <w:listItem w:displayText="КЦТ / КЦТст1: Функция оперативно выведена из работы" w:value="КЦТ / КЦТст1: Функция оперативно выведена из работы"/>
-                  <w:listItem w:displayText="КЦТ / КЦТст2: Пуск при асимметрии" w:value="КЦТ / КЦТст2: Пуск при асимметрии"/>
-                  <w:listItem w:displayText="КЦТ / КЦТст2: Пуск при обрыве провода" w:value="КЦТ / КЦТст2: Пуск при обрыве провода"/>
-                  <w:listItem w:displayText="КЦТ / КЦТст2: Срабатывание при асимметрии" w:value="КЦТ / КЦТст2: Срабатывание при асимметрии"/>
-                  <w:listItem w:displayText="КЦТ / КЦТст2: Срабатывание при обрыве провода" w:value="КЦТ / КЦТст2: Срабатывание при обрыве провода"/>
-                  <w:listItem w:displayText="КЦТ / КЦТст2: Функция введена в работу" w:value="КЦТ / КЦТст2: Функция введена в работу"/>
-                  <w:listItem w:displayText="КЦТ / КЦТст2: Функция оперативно выведена из работы" w:value="КЦТ / КЦТст2: Функция оперативно выведена из работы"/>
-                  <w:listItem w:displayText="КЦТ / КЦТст3: Пуск при асимметрии" w:value="КЦТ / КЦТст3: Пуск при асимметрии"/>
-                  <w:listItem w:displayText="КЦТ / КЦТст3: Пуск при обрыве провода" w:value="КЦТ / КЦТст3: Пуск при обрыве провода"/>
-                  <w:listItem w:displayText="КЦТ / КЦТст3: Срабатывание при асимметрии" w:value="КЦТ / КЦТст3: Срабатывание при асимметрии"/>
-                  <w:listItem w:displayText="КЦТ / КЦТст3: Срабатывание при обрыве провода" w:value="КЦТ / КЦТст3: Срабатывание при обрыве провода"/>
-                  <w:listItem w:displayText="КЦТ / КЦТст3: Функция введена в работу" w:value="КЦТ / КЦТст3: Функция введена в работу"/>
-                  <w:listItem w:displayText="КЦТ / КЦТст3: Функция оперативно выведена из работы" w:value="КЦТ / КЦТст3: Функция оперативно выведена из работы"/>
+                  <w:listItem w:displayText="КА / В: Выключатель включен" w:value="КА / В: Выключатель включен"/>
+                  <w:listItem w:displayText="КА / В: Выключатель отключен" w:value="КА / В: Выключатель отключен"/>
+                  <w:listItem w:displayText="КА / В: Индикация местного режима логического узла" w:value="КА / В: Индикация местного режима логического узла"/>
+                  <w:listItem w:displayText="КА / В: Индикация местного режима физического ключа" w:value="КА / В: Индикация местного режима физического ключа"/>
+                  <w:listItem w:displayText="КА / В: Команда 'включить' выключатель через выходное реле" w:value="КА / В: Команда 'включить' выключатель через выходное реле"/>
+                  <w:listItem w:displayText="КА / В: Команда 'отключить' выключатель через выходное реле" w:value="КА / В: Команда 'отключить' выключатель через выходное реле"/>
+                  <w:listItem w:displayText="КА / В: Неисправное положение выключателя" w:value="КА / В: Неисправное положение выключателя"/>
+                  <w:listItem w:displayText="КА / В: Промежуточное положение выключателя" w:value="КА / В: Промежуточное положение выключателя"/>
+                  <w:listItem w:displayText="КА / В: Функция введена в работу" w:value="КА / В: Функция введена в работу"/>
+                  <w:listItem w:displayText="КП / УВ: Включить выключатель" w:value="КП / УВ: Включить выключатель"/>
+                  <w:listItem w:displayText="КП / УВ: Идет переключение" w:value="КП / УВ: Идет переключение"/>
+                  <w:listItem w:displayText="КП / УВ: Отключить выключатель" w:value="КП / УВ: Отключить выключатель"/>
+                  <w:listItem w:displayText="КП / УВ: Положение В (Включено)" w:value="КП / УВ: Положение В (Включено)"/>
+                  <w:listItem w:displayText="КП / УВ: Положение В (Не определено)" w:value="КП / УВ: Положение В (Не определено)"/>
+                  <w:listItem w:displayText="КП / УВ: Положение В (Неисправность)" w:value="КП / УВ: Положение В (Неисправность)"/>
+                  <w:listItem w:displayText="КП / УВ: Положение В (Отключено)" w:value="КП / УВ: Положение В (Отключено)"/>
+                  <w:listItem w:displayText="КП / УВ: Сигнал превышения допустимого времени переключения" w:value="КП / УВ: Сигнал превышения допустимого времени переключения"/>
+                  <w:listItem w:displayText="КП / УВ: Функция введена в работу" w:value="КП / УВ: Функция введена в работу"/>
+                  <w:listItem w:displayText="КРВ / КРВ: Превышен коммутационный ресурс выключателя" w:value="КРВ / КРВ: Превышен коммутационный ресурс выключателя"/>
+                  <w:listItem w:displayText="КРВ / КРВ: Превышен механический ресурс выключателя" w:value="КРВ / КРВ: Превышен механический ресурс выключателя"/>
+                  <w:listItem w:displayText="КРВ / КРВ: Превышен ресурс выключателя" w:value="КРВ / КРВ: Превышен ресурс выключателя"/>
+                  <w:listItem w:displayText="КРВ / КРВ: Функция введена в работу" w:value="КРВ / КРВ: Функция введена в работу"/>
+                  <w:listItem w:displayText="КСВ / КСВ: Блокировка включения В" w:value="КСВ / КСВ: Блокировка включения В"/>
+                  <w:listItem w:displayText="КСВ / КСВ: Блокировка отключения В" w:value="КСВ / КСВ: Блокировка отключения В"/>
+                  <w:listItem w:displayText="КСВ / КСВ: В аварийно отключен" w:value="КСВ / КСВ: В аварийно отключен"/>
+                  <w:listItem w:displayText="КСВ / КСВ: В самопроизвольно отключен" w:value="КСВ / КСВ: В самопроизвольно отключен"/>
+                  <w:listItem w:displayText="КСВ / КСВ: Защита ЭМВ" w:value="КСВ / КСВ: Защита ЭМВ"/>
+                  <w:listItem w:displayText="КСВ / КСВ: Защита ЭМО1" w:value="КСВ / КСВ: Защита ЭМО1"/>
+                  <w:listItem w:displayText="КСВ / КСВ: Защита ЭМО2" w:value="КСВ / КСВ: Защита ЭМО2"/>
+                  <w:listItem w:displayText="КСВ / КСВ: Неисправность В" w:value="КСВ / КСВ: Неисправность В"/>
+                  <w:listItem w:displayText="КСВ / КСВ: Неисправность цепей ЭМУ" w:value="КСВ / КСВ: Неисправность цепей ЭМУ"/>
+                  <w:listItem w:displayText="КСВ / КСВ: Реле фиксации команды" w:value="КСВ / КСВ: Реле фиксации команды"/>
+                  <w:listItem w:displayText="КСВ / КСВ: Функция введена в работу" w:value="КСВ / КСВ: Функция введена в работу"/>
+                  <w:listItem w:displayText="КСВ / КСВ: Функция оперативно выведена из работы" w:value="КСВ / КСВ: Функция оперативно выведена из работы"/>
+                  <w:listItem w:displayText="КЦН НН / КЦН: Неисправность цепей напряжения" w:value="КЦН НН / КЦН: Неисправность цепей напряжения"/>
+                  <w:listItem w:displayText="КЦН НН / КЦН: Пуск" w:value="КЦН НН / КЦН: Пуск"/>
+                  <w:listItem w:displayText="КЦН НН / КЦН: Пуск органа максимального напряжения ОП" w:value="КЦН НН / КЦН: Пуск органа максимального напряжения ОП"/>
+                  <w:listItem w:displayText="КЦН НН / КЦН: Пуск органа минимального напряжения" w:value="КЦН НН / КЦН: Пуск органа минимального напряжения"/>
+                  <w:listItem w:displayText="КЦН НН / КЦН: Функция введена в работу" w:value="КЦН НН / КЦН: Функция введена в работу"/>
+                  <w:listItem w:displayText="КЦН НН / КЦН: Функция оперативно выведена из работы" w:value="КЦН НН / КЦН: Функция оперативно выведена из работы"/>
+                  <w:listItem w:displayText="ЛЗТ / ЛЗТ: Пуск" w:value="ЛЗТ / ЛЗТ: Пуск"/>
+                  <w:listItem w:displayText="ЛЗТ / ЛЗТ: Срабатывание" w:value="ЛЗТ / ЛЗТ: Срабатывание"/>
+                  <w:listItem w:displayText="ЛЗТ / ЛЗТ: Функция введена в работу" w:value="ЛЗТ / ЛЗТ: Функция введена в работу"/>
+                  <w:listItem w:displayText="ЛЗТ / ЛЗТ: Функция оперативно выведена из работы" w:value="ЛЗТ / ЛЗТ: Функция оперативно выведена из работы"/>
                   <w:listItem w:displayText="ЛО ВН / ЛО: Отключение" w:value="ЛО ВН / ЛО: Отключение"/>
                   <w:listItem w:displayText="ЛО ВН / ЛО: Отключить аварийно" w:value="ЛО ВН / ЛО: Отключить аварийно"/>
                   <w:listItem w:displayText="ЛО ВН / ЛО: Функция введена в работу" w:value="ЛО ВН / ЛО: Функция введена в работу"/>
@@ -9850,20 +9840,19 @@
                   <w:listItem w:displayText="ЛО ГЗсигн / ЛО: Срабатывание на сигнал" w:value="ЛО ГЗсигн / ЛО: Срабатывание на сигнал"/>
                   <w:listItem w:displayText="ЛО ГЗсигн / ЛО: Функция введена в работу" w:value="ЛО ГЗсигн / ЛО: Функция введена в работу"/>
                   <w:listItem w:displayText="ЛО ГЗсигн / ЛО: Функция оперативно выведена из работы" w:value="ЛО ГЗсигн / ЛО: Функция оперативно выведена из работы"/>
-                  <w:listItem w:displayText="ЛО НН1 / ЗАПВ: Запрет АПВ" w:value="ЛО НН1 / ЗАПВ: Запрет АПВ"/>
-                  <w:listItem w:displayText="ЛО НН1 / ЗАПВ: Функция введена в работу" w:value="ЛО НН1 / ЗАПВ: Функция введена в работу"/>
-                  <w:listItem w:displayText="ЛО НН1 / ЗАПВ: Функция оперативно выведена из работы" w:value="ЛО НН1 / ЗАПВ: Функция оперативно выведена из работы"/>
-                  <w:listItem w:displayText="ЛО НН1 / ЛО: Отключение" w:value="ЛО НН1 / ЛО: Отключение"/>
-                  <w:listItem w:displayText="ЛО НН1 / ЛО: Отключить аварийно" w:value="ЛО НН1 / ЛО: Отключить аварийно"/>
-                  <w:listItem w:displayText="ЛО НН1 / ЛО: Функция введена в работу" w:value="ЛО НН1 / ЛО: Функция введена в работу"/>
-                  <w:listItem w:displayText="ЛО НН1 / ЛО: Функция оперативно выведена из работы" w:value="ЛО НН1 / ЛО: Функция оперативно выведена из работы"/>
-                  <w:listItem w:displayText="ЛО НН2 / ЗАПВ: Запрет АПВ" w:value="ЛО НН2 / ЗАПВ: Запрет АПВ"/>
-                  <w:listItem w:displayText="ЛО НН2 / ЗАПВ: Функция введена в работу" w:value="ЛО НН2 / ЗАПВ: Функция введена в работу"/>
-                  <w:listItem w:displayText="ЛО НН2 / ЗАПВ: Функция оперативно выведена из работы" w:value="ЛО НН2 / ЗАПВ: Функция оперативно выведена из работы"/>
-                  <w:listItem w:displayText="ЛО НН2 / ЛО: Отключение" w:value="ЛО НН2 / ЛО: Отключение"/>
-                  <w:listItem w:displayText="ЛО НН2 / ЛО: Отключить аварийно" w:value="ЛО НН2 / ЛО: Отключить аварийно"/>
-                  <w:listItem w:displayText="ЛО НН2 / ЛО: Функция введена в работу" w:value="ЛО НН2 / ЛО: Функция введена в работу"/>
-                  <w:listItem w:displayText="ЛО НН2 / ЛО: Функция оперативно выведена из работы" w:value="ЛО НН2 / ЛО: Функция оперативно выведена из работы"/>
+                  <w:listItem w:displayText="ЛО НН / ЗАВР: Запрет АВР" w:value="ЛО НН / ЗАВР: Запрет АВР"/>
+                  <w:listItem w:displayText="ЛО НН / ЗАВР: Функция введена в работу" w:value="ЛО НН / ЗАВР: Функция введена в работу"/>
+                  <w:listItem w:displayText="ЛО НН / ЗАВР: Функция оперативно выведена из работы" w:value="ЛО НН / ЗАВР: Функция оперативно выведена из работы"/>
+                  <w:listItem w:displayText="ЛО НН / ЗАПВ: Запрет АПВ" w:value="ЛО НН / ЗАПВ: Запрет АПВ"/>
+                  <w:listItem w:displayText="ЛО НН / ЗАПВ: Функция введена в работу" w:value="ЛО НН / ЗАПВ: Функция введена в работу"/>
+                  <w:listItem w:displayText="ЛО НН / ЗАПВ: Функция оперативно выведена из работы" w:value="ЛО НН / ЗАПВ: Функция оперативно выведена из работы"/>
+                  <w:listItem w:displayText="ЛО НН / ЛО: Отключение" w:value="ЛО НН / ЛО: Отключение"/>
+                  <w:listItem w:displayText="ЛО НН / ЛО: Отключить аварийно" w:value="ЛО НН / ЛО: Отключить аварийно"/>
+                  <w:listItem w:displayText="ЛО НН / ЛО: Функция введена в работу" w:value="ЛО НН / ЛО: Функция введена в работу"/>
+                  <w:listItem w:displayText="ЛО НН / ЛО: Функция оперативно выведена из работы" w:value="ЛО НН / ЛО: Функция оперативно выведена из работы"/>
+                  <w:listItem w:displayText="ЛО Т / ЗАВР: Запрет АВР" w:value="ЛО Т / ЗАВР: Запрет АВР"/>
+                  <w:listItem w:displayText="ЛО Т / ЗАВР: Функция введена в работу" w:value="ЛО Т / ЗАВР: Функция введена в работу"/>
+                  <w:listItem w:displayText="ЛО Т / ЗАВР: Функция оперативно выведена из работы" w:value="ЛО Т / ЗАВР: Функция оперативно выведена из работы"/>
                   <w:listItem w:displayText="ЛО Т / ЗАПВ: Запрет АПВ" w:value="ЛО Т / ЗАПВ: Запрет АПВ"/>
                   <w:listItem w:displayText="ЛО Т / ЗАПВ: Функция введена в работу" w:value="ЛО Т / ЗАПВ: Функция введена в работу"/>
                   <w:listItem w:displayText="ЛО Т / ЗАПВ: Функция оперативно выведена из работы" w:value="ЛО Т / ЗАПВ: Функция оперативно выведена из работы"/>
@@ -9898,6 +9887,52 @@
                   <w:listItem w:displayText="ЛО ТС / ЛО ПК: Срабатывание на сигнал" w:value="ЛО ТС / ЛО ПК: Срабатывание на сигнал"/>
                   <w:listItem w:displayText="ЛО ТС / ЛО ПК: Функция введена в работу" w:value="ЛО ТС / ЛО ПК: Функция введена в работу"/>
                   <w:listItem w:displayText="ЛО ТС / ЛО ПК: Функция оперативно выведена из работы" w:value="ЛО ТС / ЛО ПК: Функция оперативно выведена из работы"/>
+                  <w:listItem w:displayText="МТЗ / БЛЗШ: Блокировка ЛЗШ" w:value="МТЗ / БЛЗШ: Блокировка ЛЗШ"/>
+                  <w:listItem w:displayText="МТЗ / БНТ: Пуск БНТ" w:value="МТЗ / БНТ: Пуск БНТ"/>
+                  <w:listItem w:displayText="МТЗ / БНТ: Пуск по фазе A" w:value="МТЗ / БНТ: Пуск по фазе A"/>
+                  <w:listItem w:displayText="МТЗ / БНТ: Пуск по фазе В" w:value="МТЗ / БНТ: Пуск по фазе В"/>
+                  <w:listItem w:displayText="МТЗ / БНТ: Пуск по фазе С" w:value="МТЗ / БНТ: Пуск по фазе С"/>
+                  <w:listItem w:displayText="МТЗ / КПОН: Пуск" w:value="МТЗ / КПОН: Пуск"/>
+                  <w:listItem w:displayText="МТЗ / КПОН: Функция введена в работу" w:value="МТЗ / КПОН: Функция введена в работу"/>
+                  <w:listItem w:displayText="МТЗ / КПОН: Функция оперативно выведена из работы" w:value="МТЗ / КПОН: Функция оперативно выведена из работы"/>
+                  <w:listItem w:displayText="МТЗ / МТЗ 1 ст: Пуск" w:value="МТЗ / МТЗ 1 ст: Пуск"/>
+                  <w:listItem w:displayText="МТЗ / МТЗ 1 ст: Пуск ИО тока по фазе А" w:value="МТЗ / МТЗ 1 ст: Пуск ИО тока по фазе А"/>
+                  <w:listItem w:displayText="МТЗ / МТЗ 1 ст: Пуск ИО тока по фазе В" w:value="МТЗ / МТЗ 1 ст: Пуск ИО тока по фазе В"/>
+                  <w:listItem w:displayText="МТЗ / МТЗ 1 ст: Пуск ИО тока по фазе С" w:value="МТЗ / МТЗ 1 ст: Пуск ИО тока по фазе С"/>
+                  <w:listItem w:displayText="МТЗ / МТЗ 1 ст: Пуск по фазе A" w:value="МТЗ / МТЗ 1 ст: Пуск по фазе A"/>
+                  <w:listItem w:displayText="МТЗ / МТЗ 1 ст: Пуск по фазе В" w:value="МТЗ / МТЗ 1 ст: Пуск по фазе В"/>
+                  <w:listItem w:displayText="МТЗ / МТЗ 1 ст: Пуск по фазе С" w:value="МТЗ / МТЗ 1 ст: Пуск по фазе С"/>
+                  <w:listItem w:displayText="МТЗ / МТЗ 1 ст: Срабатывание" w:value="МТЗ / МТЗ 1 ст: Срабатывание"/>
+                  <w:listItem w:displayText="МТЗ / МТЗ 1 ст: Срабатывание на сигнал" w:value="МТЗ / МТЗ 1 ст: Срабатывание на сигнал"/>
+                  <w:listItem w:displayText="МТЗ / МТЗ 1 ст: Функция введена в работу" w:value="МТЗ / МТЗ 1 ст: Функция введена в работу"/>
+                  <w:listItem w:displayText="МТЗ / МТЗ 1 ст: Функция оперативно выведена из работы" w:value="МТЗ / МТЗ 1 ст: Функция оперативно выведена из работы"/>
+                  <w:listItem w:displayText="МТЗ / МТЗ 2 ст: Пуск" w:value="МТЗ / МТЗ 2 ст: Пуск"/>
+                  <w:listItem w:displayText="МТЗ / МТЗ 2 ст: Пуск ИО тока по фазе А" w:value="МТЗ / МТЗ 2 ст: Пуск ИО тока по фазе А"/>
+                  <w:listItem w:displayText="МТЗ / МТЗ 2 ст: Пуск ИО тока по фазе В" w:value="МТЗ / МТЗ 2 ст: Пуск ИО тока по фазе В"/>
+                  <w:listItem w:displayText="МТЗ / МТЗ 2 ст: Пуск ИО тока по фазе С" w:value="МТЗ / МТЗ 2 ст: Пуск ИО тока по фазе С"/>
+                  <w:listItem w:displayText="МТЗ / МТЗ 2 ст: Пуск по фазе A" w:value="МТЗ / МТЗ 2 ст: Пуск по фазе A"/>
+                  <w:listItem w:displayText="МТЗ / МТЗ 2 ст: Пуск по фазе В" w:value="МТЗ / МТЗ 2 ст: Пуск по фазе В"/>
+                  <w:listItem w:displayText="МТЗ / МТЗ 2 ст: Пуск по фазе С" w:value="МТЗ / МТЗ 2 ст: Пуск по фазе С"/>
+                  <w:listItem w:displayText="МТЗ / МТЗ 2 ст: Срабатывание" w:value="МТЗ / МТЗ 2 ст: Срабатывание"/>
+                  <w:listItem w:displayText="МТЗ / МТЗ 2 ст: Срабатывание на сигнал" w:value="МТЗ / МТЗ 2 ст: Срабатывание на сигнал"/>
+                  <w:listItem w:displayText="МТЗ / МТЗ 2 ст: Функция введена в работу" w:value="МТЗ / МТЗ 2 ст: Функция введена в работу"/>
+                  <w:listItem w:displayText="МТЗ / МТЗ 2 ст: Функция оперативно выведена из работы" w:value="МТЗ / МТЗ 2 ст: Функция оперативно выведена из работы"/>
+                  <w:listItem w:displayText="МТЗ / МТЗ 3 ст: Пуск" w:value="МТЗ / МТЗ 3 ст: Пуск"/>
+                  <w:listItem w:displayText="МТЗ / МТЗ 3 ст: Пуск ИО тока по фазе А" w:value="МТЗ / МТЗ 3 ст: Пуск ИО тока по фазе А"/>
+                  <w:listItem w:displayText="МТЗ / МТЗ 3 ст: Пуск ИО тока по фазе В" w:value="МТЗ / МТЗ 3 ст: Пуск ИО тока по фазе В"/>
+                  <w:listItem w:displayText="МТЗ / МТЗ 3 ст: Пуск ИО тока по фазе С" w:value="МТЗ / МТЗ 3 ст: Пуск ИО тока по фазе С"/>
+                  <w:listItem w:displayText="МТЗ / МТЗ 3 ст: Пуск по фазе A" w:value="МТЗ / МТЗ 3 ст: Пуск по фазе A"/>
+                  <w:listItem w:displayText="МТЗ / МТЗ 3 ст: Пуск по фазе В" w:value="МТЗ / МТЗ 3 ст: Пуск по фазе В"/>
+                  <w:listItem w:displayText="МТЗ / МТЗ 3 ст: Пуск по фазе С" w:value="МТЗ / МТЗ 3 ст: Пуск по фазе С"/>
+                  <w:listItem w:displayText="МТЗ / МТЗ 3 ст: Срабатывание" w:value="МТЗ / МТЗ 3 ст: Срабатывание"/>
+                  <w:listItem w:displayText="МТЗ / МТЗ 3 ст: Срабатывание на сигнал" w:value="МТЗ / МТЗ 3 ст: Срабатывание на сигнал"/>
+                  <w:listItem w:displayText="МТЗ / МТЗ 3 ст: Функция введена в работу" w:value="МТЗ / МТЗ 3 ст: Функция введена в работу"/>
+                  <w:listItem w:displayText="МТЗ / МТЗ 3 ст: Функция оперативно выведена из работы" w:value="МТЗ / МТЗ 3 ст: Функция оперативно выведена из работы"/>
+                  <w:listItem w:displayText="ПДС / В: Ключ М/Д привода В" w:value="ПДС / В: Ключ М/Д привода В"/>
+                  <w:listItem w:displayText="ПДС / В: Положение В (Включено)" w:value="ПДС / В: Положение В (Включено)"/>
+                  <w:listItem w:displayText="ПДС / В: Положение В (Не определено)" w:value="ПДС / В: Положение В (Не определено)"/>
+                  <w:listItem w:displayText="ПДС / В: Положение В (Неисправность)" w:value="ПДС / В: Положение В (Неисправность)"/>
+                  <w:listItem w:displayText="ПДС / В: Положение В (Отключено)" w:value="ПДС / В: Положение В (Отключено)"/>
                   <w:listItem w:displayText="ПДС / ГЗ РПН: Низкая изоляция " w:value="ПДС / ГЗ РПН: Низкая изоляция "/>
                   <w:listItem w:displayText="ПДС / ГЗ РПН: Отключение" w:value="ПДС / ГЗ РПН: Отключение"/>
                   <w:listItem w:displayText="ПДС / ГЗ Т: Низкая изоляция ГЗоткл" w:value="ПДС / ГЗ Т: Низкая изоляция ГЗоткл"/>
@@ -9915,8 +9950,15 @@
                   <w:listItem w:displayText="ПДС / ДУм РПН: Низкий уровень масла" w:value="ПДС / ДУм РПН: Низкий уровень масла"/>
                   <w:listItem w:displayText="ПДС / ДУм расширителя: Высокий уровень масла" w:value="ПДС / ДУм расширителя: Высокий уровень масла"/>
                   <w:listItem w:displayText="ПДС / ДУм расширителя: Низкий уровень масла" w:value="ПДС / ДУм расширителя: Низкий уровень масла"/>
-                  <w:listItem w:displayText="ПДС / КСО: Авария" w:value="ПДС / КСО: Авария"/>
-                  <w:listItem w:displayText="ПДС / КСО: Неисправность" w:value="ПДС / КСО: Неисправность"/>
+                  <w:listItem w:displayText="ПДС / КИ: Аварийный уровень изоляции" w:value="ПДС / КИ: Аварийный уровень изоляции"/>
+                  <w:listItem w:displayText="ПДС / КИ: Низкий уровень изоляции" w:value="ПДС / КИ: Низкий уровень изоляции"/>
+                  <w:listItem w:displayText="ПДС / КПруж: Пружина не заведена" w:value="ПДС / КПруж: Пружина не заведена"/>
+                  <w:listItem w:displayText="ПДС / КЦВ: Контроль цепи ЭМВ" w:value="ПДС / КЦВ: Контроль цепи ЭМВ"/>
+                  <w:listItem w:displayText="ПДС / КЦВ: Контроль цепи ЭМО1" w:value="ПДС / КЦВ: Контроль цепи ЭМО1"/>
+                  <w:listItem w:displayText="ПДС / КЦВ: Контроль цепи ЭМО2" w:value="ПДС / КЦВ: Контроль цепи ЭМО2"/>
+                  <w:listItem w:displayText="ПДС / КЦВ: Работа ЭМВ" w:value="ПДС / КЦВ: Работа ЭМВ"/>
+                  <w:listItem w:displayText="ПДС / КЦВ: Работа ЭМО1" w:value="ПДС / КЦВ: Работа ЭМО1"/>
+                  <w:listItem w:displayText="ПДС / КЦВ: Работа ЭМО2" w:value="ПДС / КЦВ: Работа ЭМО2"/>
                   <w:listItem w:displayText="ПДС / ОК: Срабатывание" w:value="ПДС / ОК: Срабатывание"/>
                   <w:listItem w:displayText="ПДС / ПК: Срабатывание" w:value="ПДС / ПК: Срабатывание"/>
                   <w:listItem w:displayText="ПДС / РД: Низкая изоляция" w:value="ПДС / РД: Низкая изоляция"/>
@@ -9925,9 +9967,9 @@
                   <w:listItem w:displayText="ПДС НКУ / SA2: Цепь введена" w:value="ПДС НКУ / SA2: Цепь введена"/>
                   <w:listItem w:displayText="ПДС НКУ / SA3: Цепь введена" w:value="ПДС НКУ / SA3: Цепь введена"/>
                   <w:listItem w:displayText="ПДС НКУ / SA4: Цепь введена" w:value="ПДС НКУ / SA4: Цепь введена"/>
+                  <w:listItem w:displayText="ПДС НКУ / SA5: Цепь введена" w:value="ПДС НКУ / SA5: Цепь введена"/>
                   <w:listItem w:displayText="ПДС НКУ / SG1: Рабочее положение" w:value="ПДС НКУ / SG1: Рабочее положение"/>
                   <w:listItem w:displayText="ПДС НКУ / SG2: Рабочее положение" w:value="ПДС НКУ / SG2: Рабочее положение"/>
-                  <w:listItem w:displayText="ПДС НКУ / SG3: Рабочее положение" w:value="ПДС НКУ / SG3: Рабочее положение"/>
                   <w:listItem w:displayText="ПДС НКУ / ВнешСигн1: Срабатывание" w:value="ПДС НКУ / ВнешСигн1: Срабатывание"/>
                   <w:listItem w:displayText="ПДС НКУ / ВнешСигн2: Срабатывание" w:value="ПДС НКУ / ВнешСигн2: Срабатывание"/>
                   <w:listItem w:displayText="ПДС НКУ / ВнешСигн3: Срабатывание" w:value="ПДС НКУ / ВнешСигн3: Срабатывание"/>
@@ -9935,27 +9977,15 @@
                   <w:listItem w:displayText="ПДС НКУ / Дверь: Дверь шкафа закрыта" w:value="ПДС НКУ / Дверь: Дверь шкафа закрыта"/>
                   <w:listItem w:displayText="ПДС НКУ / Дверь: Дверь шкафа открыта" w:value="ПДС НКУ / Дверь: Дверь шкафа открыта"/>
                   <w:listItem w:displayText="ПДС НКУ / ОТ ГЗ: Неисправность" w:value="ПДС НКУ / ОТ ГЗ: Неисправность"/>
-                  <w:listItem w:displayText="ПДС НКУ / ОТ ЗДЗ1: Неисправность" w:value="ПДС НКУ / ОТ ЗДЗ1: Неисправность"/>
-                  <w:listItem w:displayText="ПДС НКУ / ОТ ЗДЗ2: Неисправность" w:value="ПДС НКУ / ОТ ЗДЗ2: Неисправность"/>
-                  <w:listItem w:displayText="ПДС НКУ / ОТ ИЭУ ТН1: Неисправность" w:value="ПДС НКУ / ОТ ИЭУ ТН1: Неисправность"/>
-                  <w:listItem w:displayText="ПДС НКУ / ОТ ИЭУ ТН2: Неисправность" w:value="ПДС НКУ / ОТ ИЭУ ТН2: Неисправность"/>
+                  <w:listItem w:displayText="ПДС НКУ / ОТ ЗДЗ: Неисправность" w:value="ПДС НКУ / ОТ ЗДЗ: Неисправность"/>
+                  <w:listItem w:displayText="ПДС НКУ / ОТ ИЭУ ТН: Неисправность" w:value="ПДС НКУ / ОТ ИЭУ ТН: Неисправность"/>
                   <w:listItem w:displayText="ПДС НКУ / ОТ ТЗ, ТС: Неисправность" w:value="ПДС НКУ / ОТ ТЗ, ТС: Неисправность"/>
-                  <w:listItem w:displayText="ПДС НКУ / ОТ УРОВ1: Неисправность" w:value="ПДС НКУ / ОТ УРОВ1: Неисправность"/>
-                  <w:listItem w:displayText="ПДС НКУ / ОТ УРОВ2: Неисправность" w:value="ПДС НКУ / ОТ УРОВ2: Неисправность"/>
-                  <w:listItem w:displayText="ПС / ПС: Пуск предупредительной сигнализации" w:value="ПС / ПС: Пуск предупредительной сигнализации"/>
-                  <w:listItem w:displayText="ПС / ПС: Пуск предупредительной сигнализации (импульс)" w:value="ПС / ПС: Пуск предупредительной сигнализации (импульс)"/>
-                  <w:listItem w:displayText="РТПО / РТПО ВН: Пуск" w:value="РТПО / РТПО ВН: Пуск"/>
-                  <w:listItem w:displayText="РТПО / РТПО ВН: Функция введена в работу" w:value="РТПО / РТПО ВН: Функция введена в работу"/>
-                  <w:listItem w:displayText="РТПО / РТПО ВН: Функция оперативно выведена из работы" w:value="РТПО / РТПО ВН: Функция оперативно выведена из работы"/>
-                  <w:listItem w:displayText="РТПО / РТПО НН1: Пуск" w:value="РТПО / РТПО НН1: Пуск"/>
-                  <w:listItem w:displayText="РТПО / РТПО НН1: Функция введена в работу" w:value="РТПО / РТПО НН1: Функция введена в работу"/>
-                  <w:listItem w:displayText="РТПО / РТПО НН1: Функция оперативно выведена из работы" w:value="РТПО / РТПО НН1: Функция оперативно выведена из работы"/>
-                  <w:listItem w:displayText="РТПО / РТПО НН2: Пуск" w:value="РТПО / РТПО НН2: Пуск"/>
-                  <w:listItem w:displayText="РТПО / РТПО НН2: Функция введена в работу" w:value="РТПО / РТПО НН2: Функция введена в работу"/>
-                  <w:listItem w:displayText="РТПО / РТПО НН2: Функция оперативно выведена из работы" w:value="РТПО / РТПО НН2: Функция оперативно выведена из работы"/>
-                  <w:listItem w:displayText="РТПО / РТПО_общ: Пуск" w:value="РТПО / РТПО_общ: Пуск"/>
-                  <w:listItem w:displayText="РТПО / РТПО_общ: Функция введена в работу" w:value="РТПО / РТПО_общ: Функция введена в работу"/>
-                  <w:listItem w:displayText="РТПО / РТПО_общ: Функция оперативно выведена из работы" w:value="РТПО / РТПО_общ: Функция оперативно выведена из работы"/>
+                  <w:listItem w:displayText="ПДС НКУ / ОТ УРОВ: Неисправность" w:value="ПДС НКУ / ОТ УРОВ: Неисправность"/>
+                  <w:listItem w:displayText="ПДС НКУ / ОТ ЭМО1, ЭМВ: Неисправность" w:value="ПДС НКУ / ОТ ЭМО1, ЭМВ: Неисправность"/>
+                  <w:listItem w:displayText="ПДС НКУ / ОТ ЭМО2: Неисправность" w:value="ПДС НКУ / ОТ ЭМО2: Неисправность"/>
+                  <w:listItem w:displayText="ПДС НКУ / ОТ цепей сигн. В: Неисправность" w:value="ПДС НКУ / ОТ цепей сигн. В: Неисправность"/>
+                  <w:listItem w:displayText="Пред. сигн. / ПС: Пуск предупредительной сигнализации" w:value="Пред. сигн. / ПС: Пуск предупредительной сигнализации"/>
+                  <w:listItem w:displayText="Пред. сигн. / ПС: Пуск предупредительной сигнализации (импульс)" w:value="Пред. сигн. / ПС: Пуск предупредительной сигнализации (импульс)"/>
                   <w:listItem w:displayText="СИСТ / БУ: Индикация местного управления" w:value="СИСТ / БУ: Индикация местного управления"/>
                   <w:listItem w:displayText="СИСТ / Диагностика: Изменение встраиваемого ПО" w:value="СИСТ / Диагностика: Изменение встраиваемого ПО"/>
                   <w:listItem w:displayText="СИСТ / Диагностика: Индикация логического узла-прокси" w:value="СИСТ / Диагностика: Индикация логического узла-прокси"/>
@@ -9971,6 +10001,8 @@
                   <w:listItem w:displayText="СИСТ / Диагностика: Неисправность модуля дискретных входов/выходов (слот М11)" w:value="СИСТ / Диагностика: Неисправность модуля дискретных входов/выходов (слот М11)"/>
                   <w:listItem w:displayText="СИСТ / Диагностика: Неисправность модуля дискретных входов/выходов (слот М3)" w:value="СИСТ / Диагностика: Неисправность модуля дискретных входов/выходов (слот М3)"/>
                   <w:listItem w:displayText="СИСТ / Диагностика: Неисправность модуля дискретных входов/выходов (слот М4)" w:value="СИСТ / Диагностика: Неисправность модуля дискретных входов/выходов (слот М4)"/>
+                  <w:listItem w:displayText="СИСТ / Диагностика: Неисправность модуля дискретных входов/выходов (слот М6)" w:value="СИСТ / Диагностика: Неисправность модуля дискретных входов/выходов (слот М6)"/>
+                  <w:listItem w:displayText="СИСТ / Диагностика: Неисправность модуля дискретных входов/выходов (слот М7)" w:value="СИСТ / Диагностика: Неисправность модуля дискретных входов/выходов (слот М7)"/>
                   <w:listItem w:displayText="СИСТ / Диагностика: Неисправность модуля дискретных входов/выходов (слот М8)" w:value="СИСТ / Диагностика: Неисправность модуля дискретных входов/выходов (слот М8)"/>
                   <w:listItem w:displayText="СИСТ / Диагностика: Неисправность модуля дискретных входов/выходов (слот М9)" w:value="СИСТ / Диагностика: Неисправность модуля дискретных входов/выходов (слот М9)"/>
                   <w:listItem w:displayText="СИСТ / Диагностика: Неисправность цепей оперативного питания" w:value="СИСТ / Диагностика: Неисправность цепей оперативного питания"/>
@@ -10225,87 +10257,80 @@
                   <w:listItem w:displayText="СИСТ / ПлДВых9: Состояние ДВых7" w:value="СИСТ / ПлДВых9: Состояние ДВых7"/>
                   <w:listItem w:displayText="СИСТ / ПлДВых9: Состояние ДВых8" w:value="СИСТ / ПлДВых9: Состояние ДВых8"/>
                   <w:listItem w:displayText="СИСТ / СД ФК: Действие на В ВН" w:value="СИСТ / СД ФК: Действие на В ВН"/>
-                  <w:listItem w:displayText="СИСТ / СД ФК: Действие на В НН1" w:value="СИСТ / СД ФК: Действие на В НН1"/>
-                  <w:listItem w:displayText="СИСТ / СД ФК: Действие на В НН2" w:value="СИСТ / СД ФК: Действие на В НН2"/>
+                  <w:listItem w:displayText="СИСТ / СД ФК: Действие на В НН" w:value="СИСТ / СД ФК: Действие на В НН"/>
                   <w:listItem w:displayText="СИСТ / СД ФК: Комплект" w:value="СИСТ / СД ФК: Комплект"/>
                   <w:listItem w:displayText="СИСТ / СД ФК: Режим работы ГЗ РПН" w:value="СИСТ / СД ФК: Режим работы ГЗ РПН"/>
                   <w:listItem w:displayText="СИСТ / СД ФК: Режим работы ГЗ Т откл" w:value="СИСТ / СД ФК: Режим работы ГЗ Т откл"/>
                   <w:listItem w:displayText="СИСТ / СД ФК: Режим работы ГЗ Т сигн" w:value="СИСТ / СД ФК: Режим работы ГЗ Т сигн"/>
-                  <w:listItem w:displayText="СИСТ / СД ФК: Режим работы ДЗТ" w:value="СИСТ / СД ФК: Режим работы ДЗТ"/>
-                  <w:listItem w:displayText="СИСТ / СД ФК: Режим работы ЗПО" w:value="СИСТ / СД ФК: Режим работы ЗПО"/>
                   <w:listItem w:displayText="СИСТ / СД ФК: Режим работы УРОВ" w:value="СИСТ / СД ФК: Режим работы УРОВ"/>
                   <w:listItem w:displayText="СИСТ / СД ФК: Управление ИЭУ" w:value="СИСТ / СД ФК: Управление ИЭУ"/>
                   <w:listItem w:displayText="СИСТ / СД: БИ выведены" w:value="СИСТ / СД: БИ выведены"/>
                   <w:listItem w:displayText="СИСТ / СД: Внешнее отключение" w:value="СИСТ / СД: Внешнее отключение"/>
                   <w:listItem w:displayText="СИСТ / СД: Выходные цепи разобраны" w:value="СИСТ / СД: Выходные цепи разобраны"/>
+                  <w:listItem w:displayText="СИСТ / СД: Неисправность В ВН" w:value="СИСТ / СД: Неисправность В ВН"/>
                   <w:listItem w:displayText="СИСТ / СД: Неисправность ШС-А" w:value="СИСТ / СД: Неисправность ШС-А"/>
                   <w:listItem w:displayText="СИСТ / СД: Неисправность ШС-В" w:value="СИСТ / СД: Неисправность ШС-В"/>
                   <w:listItem w:displayText="СИСТ / СД: Неисправность опер. тока ГЗ" w:value="СИСТ / СД: Неисправность опер. тока ГЗ"/>
                   <w:listItem w:displayText="СИСТ / СД: Неисправность опер. тока ТЗ, ТС" w:value="СИСТ / СД: Неисправность опер. тока ТЗ, ТС"/>
+                  <w:listItem w:displayText="СИСТ / СД: Неисправность сигн. В" w:value="СИСТ / СД: Неисправность сигн. В"/>
                   <w:listItem w:displayText="СИСТ / СД: Неисправность цепей ГЗ РПН" w:value="СИСТ / СД: Неисправность цепей ГЗ РПН"/>
                   <w:listItem w:displayText="СИСТ / СД: Неисправность цепей ГЗ Т" w:value="СИСТ / СД: Неисправность цепей ГЗ Т"/>
                   <w:listItem w:displayText="СИСТ / СД: Неисправность цепей ТЗ" w:value="СИСТ / СД: Неисправность цепей ТЗ"/>
                   <w:listItem w:displayText="СИСТ / СД: Потеря GOOSE" w:value="СИСТ / СД: Потеря GOOSE"/>
-                  <w:listItem w:displayText="СИСТ / СД: Пуск ЗПО" w:value="СИСТ / СД: Пуск ЗПО"/>
                   <w:listItem w:displayText="СИСТ / СД: Срабатывание ГЗ РПН" w:value="СИСТ / СД: Срабатывание ГЗ РПН"/>
                   <w:listItem w:displayText="СИСТ / СД: Срабатывание ГЗоткл" w:value="СИСТ / СД: Срабатывание ГЗоткл"/>
                   <w:listItem w:displayText="СИСТ / СД: Срабатывание ГЗсигн" w:value="СИСТ / СД: Срабатывание ГЗсигн"/>
-                  <w:listItem w:displayText="СИСТ / СД: Срабатывание ДЗТ" w:value="СИСТ / СД: Срабатывание ДЗТ"/>
                   <w:listItem w:displayText="СИСТ / СД: Срабатывание ЗП" w:value="СИСТ / СД: Срабатывание ЗП"/>
+                  <w:listItem w:displayText="СИСТ / СД: Срабатывание МТЗ" w:value="СИСТ / СД: Срабатывание МТЗ"/>
                   <w:listItem w:displayText="СИСТ / СД: Срабатывание ТЗоткл" w:value="СИСТ / СД: Срабатывание ТЗоткл"/>
                   <w:listItem w:displayText="СИСТ / СД: Срабатывание ТЗсигн" w:value="СИСТ / СД: Срабатывание ТЗсигн"/>
+                  <w:listItem w:displayText="СИСТ / СД: Срабатывание ТО" w:value="СИСТ / СД: Срабатывание ТО"/>
                   <w:listItem w:displayText="СИСТ / СД: Срабатывание УРОВ" w:value="СИСТ / СД: Срабатывание УРОВ"/>
                   <w:listItem w:displayText="СИСТ / ФК: Действие на В ВН" w:value="СИСТ / ФК: Действие на В ВН"/>
-                  <w:listItem w:displayText="СИСТ / ФК: Действие на В НН1" w:value="СИСТ / ФК: Действие на В НН1"/>
-                  <w:listItem w:displayText="СИСТ / ФК: Действие на В НН2" w:value="СИСТ / ФК: Действие на В НН2"/>
+                  <w:listItem w:displayText="СИСТ / ФК: Действие на В НН" w:value="СИСТ / ФК: Действие на В НН"/>
                   <w:listItem w:displayText="СИСТ / ФК: Комплект" w:value="СИСТ / ФК: Комплект"/>
                   <w:listItem w:displayText="СИСТ / ФК: Режим работы ГЗ РПН" w:value="СИСТ / ФК: Режим работы ГЗ РПН"/>
                   <w:listItem w:displayText="СИСТ / ФК: Режим работы ГЗ Т откл" w:value="СИСТ / ФК: Режим работы ГЗ Т откл"/>
                   <w:listItem w:displayText="СИСТ / ФК: Режим работы ГЗ Т сигн" w:value="СИСТ / ФК: Режим работы ГЗ Т сигн"/>
-                  <w:listItem w:displayText="СИСТ / ФК: Режим работы ДЗТ" w:value="СИСТ / ФК: Режим работы ДЗТ"/>
-                  <w:listItem w:displayText="СИСТ / ФК: Режим работы ЗПО" w:value="СИСТ / ФК: Режим работы ЗПО"/>
                   <w:listItem w:displayText="СИСТ / ФК: Режим работы УРОВ" w:value="СИСТ / ФК: Режим работы УРОВ"/>
                   <w:listItem w:displayText="СИСТ / ФК: Управление ИЭУ" w:value="СИСТ / ФК: Управление ИЭУ"/>
                   <w:listItem w:displayText="СИСТ / ШС: Переполнение буфера входных данных" w:value="СИСТ / ШС: Переполнение буфера входных данных"/>
                   <w:listItem w:displayText="СИСТ / ШС: Переполнение буфера выходных данных" w:value="СИСТ / ШС: Переполнение буфера выходных данных"/>
                   <w:listItem w:displayText="СИСТ / ШС: Состояние основного канала" w:value="СИСТ / ШС: Состояние основного канала"/>
                   <w:listItem w:displayText="СИСТ / ШС: Состояние резервного канала" w:value="СИСТ / ШС: Состояние резервного канала"/>
+                  <w:listItem w:displayText="Сборка сигн. / СС: БИ выведены" w:value="Сборка сигн. / СС: БИ выведены"/>
+                  <w:listItem w:displayText="Сборка сигн. / СС: Внешнее отключение" w:value="Сборка сигн. / СС: Внешнее отключение"/>
+                  <w:listItem w:displayText="Сборка сигн. / СС: Выходные цепи разобраны" w:value="Сборка сигн. / СС: Выходные цепи разобраны"/>
+                  <w:listItem w:displayText="Сборка сигн. / СС: ГЗ заблокирована" w:value="Сборка сигн. / СС: ГЗ заблокирована"/>
+                  <w:listItem w:displayText="Сборка сигн. / СС: Контроль оперативного тока" w:value="Сборка сигн. / СС: Контроль оперативного тока"/>
+                  <w:listItem w:displayText="Сборка сигн. / СС: Контроль оперативного тока НН" w:value="Сборка сигн. / СС: Контроль оперативного тока НН"/>
+                  <w:listItem w:displayText="Сборка сигн. / СС: Низкая изоляция ГЗ" w:value="Сборка сигн. / СС: Низкая изоляция ГЗ"/>
+                  <w:listItem w:displayText="Сборка сигн. / СС: Низкая изоляция ТЗ" w:value="Сборка сигн. / СС: Низкая изоляция ТЗ"/>
+                  <w:listItem w:displayText="Сборка сигн. / СС: Превышение времени переключения коммутационного аппарата" w:value="Сборка сигн. / СС: Превышение времени переключения коммутационного аппарата"/>
+                  <w:listItem w:displayText="Сборка сигн. / СС: Сигнализация от ГЗ" w:value="Сборка сигн. / СС: Сигнализация от ГЗ"/>
+                  <w:listItem w:displayText="Сборка сигн. / СС: Сигнализация от ТЗ" w:value="Сборка сигн. / СС: Сигнализация от ТЗ"/>
+                  <w:listItem w:displayText="Сборка сигн. / СС: Сигнализация от ТС" w:value="Сборка сигн. / СС: Сигнализация от ТС"/>
+                  <w:listItem w:displayText="Сборка сигн. / СС: ТЗ заблокирована" w:value="Сборка сигн. / СС: ТЗ заблокирована"/>
                   <w:listItem w:displayText="ТК ЗДЗ / ТК ЗДЗ: Пуск" w:value="ТК ЗДЗ / ТК ЗДЗ: Пуск"/>
                   <w:listItem w:displayText="ТК ЗДЗ / ТК ЗДЗ: Функция введена в работу" w:value="ТК ЗДЗ / ТК ЗДЗ: Функция введена в работу"/>
                   <w:listItem w:displayText="ТК ЗДЗ / ТК ЗДЗ: Функция оперативно выведена из работы" w:value="ТК ЗДЗ / ТК ЗДЗ: Функция оперативно выведена из работы"/>
-                  <w:listItem w:displayText="ТО ЗПО / ТО ЗПО ВН: Пуск" w:value="ТО ЗПО / ТО ЗПО ВН: Пуск"/>
-                  <w:listItem w:displayText="ТО ЗПО / ТО ЗПО ВН: Функция введена в работу" w:value="ТО ЗПО / ТО ЗПО ВН: Функция введена в работу"/>
-                  <w:listItem w:displayText="ТО ЗПО / ТО ЗПО ВН: Функция оперативно выведена из работы" w:value="ТО ЗПО / ТО ЗПО ВН: Функция оперативно выведена из работы"/>
-                  <w:listItem w:displayText="ТО ЗПО / ТО ЗПО НН1: Пуск" w:value="ТО ЗПО / ТО ЗПО НН1: Пуск"/>
-                  <w:listItem w:displayText="ТО ЗПО / ТО ЗПО НН1: Функция введена в работу" w:value="ТО ЗПО / ТО ЗПО НН1: Функция введена в работу"/>
-                  <w:listItem w:displayText="ТО ЗПО / ТО ЗПО НН1: Функция оперативно выведена из работы" w:value="ТО ЗПО / ТО ЗПО НН1: Функция оперативно выведена из работы"/>
-                  <w:listItem w:displayText="ТО ЗПО / ТО ЗПО НН2: Пуск" w:value="ТО ЗПО / ТО ЗПО НН2: Пуск"/>
-                  <w:listItem w:displayText="ТО ЗПО / ТО ЗПО НН2: Функция введена в работу" w:value="ТО ЗПО / ТО ЗПО НН2: Функция введена в работу"/>
-                  <w:listItem w:displayText="ТО ЗПО / ТО ЗПО НН2: Функция оперативно выведена из работы" w:value="ТО ЗПО / ТО ЗПО НН2: Функция оперативно выведена из работы"/>
-                  <w:listItem w:displayText="ТО ЗПО / ТО ЗПО_общ: Пуск" w:value="ТО ЗПО / ТО ЗПО_общ: Пуск"/>
-                  <w:listItem w:displayText="ТО ЗПО / ТО ЗПО_общ: Функция введена в работу" w:value="ТО ЗПО / ТО ЗПО_общ: Функция введена в работу"/>
-                  <w:listItem w:displayText="ТО ЗПО / ТО ЗПО_общ: Функция оперативно выведена из работы" w:value="ТО ЗПО / ТО ЗПО_общ: Функция оперативно выведена из работы"/>
+                  <w:listItem w:displayText="ТО / ТО: Пуск" w:value="ТО / ТО: Пуск"/>
+                  <w:listItem w:displayText="ТО / ТО: Срабатывание" w:value="ТО / ТО: Срабатывание"/>
+                  <w:listItem w:displayText="ТО / ТО: Срабатывание на сигнал" w:value="ТО / ТО: Срабатывание на сигнал"/>
+                  <w:listItem w:displayText="ТО / ТО: Функция введена в работу" w:value="ТО / ТО: Функция введена в работу"/>
+                  <w:listItem w:displayText="ТО / ТО: Функция оперативно выведена из работы" w:value="ТО / ТО: Функция оперативно выведена из работы"/>
                   <w:listItem w:displayText="ТО РПН / ТО РПН: Пуск" w:value="ТО РПН / ТО РПН: Пуск"/>
                   <w:listItem w:displayText="ТО РПН / ТО РПН: Функция введена в работу" w:value="ТО РПН / ТО РПН: Функция введена в работу"/>
                   <w:listItem w:displayText="ТО РПН / ТО РПН: Функция оперативно выведена из работы" w:value="ТО РПН / ТО РПН: Функция оперативно выведена из работы"/>
+                  <w:listItem w:displayText="УВ / УВ: Включить" w:value="УВ / УВ: Включить"/>
+                  <w:listItem w:displayText="УВ / УВ: Функция введена в работу" w:value="УВ / УВ: Функция введена в работу"/>
                   <w:listItem w:displayText="УРОВ ВН / УРОВ: Пуск" w:value="УРОВ ВН / УРОВ: Пуск"/>
                   <w:listItem w:displayText="УРОВ ВН / УРОВ: Пуск ИО максимального тока" w:value="УРОВ ВН / УРОВ: Пуск ИО максимального тока"/>
-                  <w:listItem w:displayText="УРОВ ВН / УРОВ: Срабатывание УРОВ" w:value="УРОВ ВН / УРОВ: Срабатывание УРОВ"/>
-                  <w:listItem w:displayText="УРОВ ВН / УРОВ: Срабатывание УРОВ  'на себя'" w:value="УРОВ ВН / УРОВ: Срабатывание УРОВ  'на себя'"/>
+                  <w:listItem w:displayText="УРОВ ВН / УРОВ: Срабатывание" w:value="УРОВ ВН / УРОВ: Срабатывание"/>
+                  <w:listItem w:displayText="УРОВ ВН / УРОВ: Срабатывание  'на себя'" w:value="УРОВ ВН / УРОВ: Срабатывание  'на себя'"/>
+                  <w:listItem w:displayText="УРОВ ВН / УРОВ: Ускорение УРОВ" w:value="УРОВ ВН / УРОВ: Ускорение УРОВ"/>
                   <w:listItem w:displayText="УРОВ ВН / УРОВ: Функция введена в работу" w:value="УРОВ ВН / УРОВ: Функция введена в работу"/>
                   <w:listItem w:displayText="УРОВ ВН / УРОВ: Функция оперативно выведена из работы" w:value="УРОВ ВН / УРОВ: Функция оперативно выведена из работы"/>
-                  <w:listItem w:displayText="ошибка / СС: БИ выведены" w:value="ошибка / СС: БИ выведены"/>
-                  <w:listItem w:displayText="ошибка / СС: Внешнее отключение" w:value="ошибка / СС: Внешнее отключение"/>
-                  <w:listItem w:displayText="ошибка / СС: Выходные цепи разобраны" w:value="ошибка / СС: Выходные цепи разобраны"/>
-                  <w:listItem w:displayText="ошибка / СС: ГЗ заблокирована" w:value="ошибка / СС: ГЗ заблокирована"/>
-                  <w:listItem w:displayText="ошибка / СС: Контроль оперативного тока" w:value="ошибка / СС: Контроль оперативного тока"/>
-                  <w:listItem w:displayText="ошибка / СС: Контроль оперативного тока НН" w:value="ошибка / СС: Контроль оперативного тока НН"/>
-                  <w:listItem w:displayText="ошибка / СС: Низкая изоляция ГЗ" w:value="ошибка / СС: Низкая изоляция ГЗ"/>
-                  <w:listItem w:displayText="ошибка / СС: Низкая изоляция ТЗ" w:value="ошибка / СС: Низкая изоляция ТЗ"/>
-                  <w:listItem w:displayText="ошибка / СС: Сигнализация от ГЗ" w:value="ошибка / СС: Сигнализация от ГЗ"/>
-                  <w:listItem w:displayText="ошибка / СС: Сигнализация от ТЗ" w:value="ошибка / СС: Сигнализация от ТЗ"/>
-                  <w:listItem w:displayText="ошибка / СС: Сигнализация от ТС" w:value="ошибка / СС: Сигнализация от ТС"/>
-                  <w:listItem w:displayText="ошибка / СС: ТЗ заблокирована" w:value="ошибка / СС: ТЗ заблокирована"/>
                 </w:dropDownList>
                 <w:showingPlcHdr/>
                 <w:placeholder>
@@ -10551,98 +10576,63 @@
                 <w:id w:val="0"/>
                 <w:dropDownList>
                   <w:listItem w:displayText="Не назначено" w:value=""/>
-                  <w:listItem w:displayText="ДЗТ / БВКЗ: Срабатывание БВКЗ" w:value="ДЗТ / БВКЗ: Срабатывание БВКЗ"/>
-                  <w:listItem w:displayText="ДЗТ / БВКЗ: Срабатывание БВКЗ по фазе А" w:value="ДЗТ / БВКЗ: Срабатывание БВКЗ по фазе А"/>
-                  <w:listItem w:displayText="ДЗТ / БВКЗ: Срабатывание БВКЗ по фазе В" w:value="ДЗТ / БВКЗ: Срабатывание БВКЗ по фазе В"/>
-                  <w:listItem w:displayText="ДЗТ / БВКЗ: Срабатывание БВКЗ по фазе С" w:value="ДЗТ / БВКЗ: Срабатывание БВКЗ по фазе С"/>
-                  <w:listItem w:displayText="ДЗТ / Д2Г: Пуск Д2Г" w:value="ДЗТ / Д2Г: Пуск Д2Г"/>
-                  <w:listItem w:displayText="ДЗТ / Д2Г: Пуск Д2Г по фазе A" w:value="ДЗТ / Д2Г: Пуск Д2Г по фазе A"/>
-                  <w:listItem w:displayText="ДЗТ / Д2Г: Пуск Д2Г по фазе В" w:value="ДЗТ / Д2Г: Пуск Д2Г по фазе В"/>
-                  <w:listItem w:displayText="ДЗТ / Д2Г: Пуск Д2Г по фазе С" w:value="ДЗТ / Д2Г: Пуск Д2Г по фазе С"/>
-                  <w:listItem w:displayText="ДЗТ / Д5Г: Пуск Д5Г" w:value="ДЗТ / Д5Г: Пуск Д5Г"/>
-                  <w:listItem w:displayText="ДЗТ / Д5Г: Пуск Д5Г по фазе A" w:value="ДЗТ / Д5Г: Пуск Д5Г по фазе A"/>
-                  <w:listItem w:displayText="ДЗТ / Д5Г: Пуск Д5Г по фазе В" w:value="ДЗТ / Д5Г: Пуск Д5Г по фазе В"/>
-                  <w:listItem w:displayText="ДЗТ / Д5Г: Пуск Д5Г по фазе С" w:value="ДЗТ / Д5Г: Пуск Д5Г по фазе С"/>
-                  <w:listItem w:displayText="ДЗТ / ДТЗт: Пуск" w:value="ДЗТ / ДТЗт: Пуск"/>
-                  <w:listItem w:displayText="ДЗТ / ДТЗт: Пуск ДТО по фазе A" w:value="ДЗТ / ДТЗт: Пуск ДТО по фазе A"/>
-                  <w:listItem w:displayText="ДЗТ / ДТЗт: Пуск ДТО по фазе В" w:value="ДЗТ / ДТЗт: Пуск ДТО по фазе В"/>
-                  <w:listItem w:displayText="ДЗТ / ДТЗт: Пуск ДТО по фазе С" w:value="ДЗТ / ДТЗт: Пуск ДТО по фазе С"/>
-                  <w:listItem w:displayText="ДЗТ / ДТЗт: Срабатывание ДТЗт" w:value="ДЗТ / ДТЗт: Срабатывание ДТЗт"/>
-                  <w:listItem w:displayText="ДЗТ / ДТЗт: Срабатывание ДТЗт на сигнал" w:value="ДЗТ / ДТЗт: Срабатывание ДТЗт на сигнал"/>
-                  <w:listItem w:displayText="ДЗТ / ДТЗт: Срабатывание ДТЗт по фазе A" w:value="ДЗТ / ДТЗт: Срабатывание ДТЗт по фазе A"/>
-                  <w:listItem w:displayText="ДЗТ / ДТЗт: Срабатывание ДТЗт по фазе A на сигнал" w:value="ДЗТ / ДТЗт: Срабатывание ДТЗт по фазе A на сигнал"/>
-                  <w:listItem w:displayText="ДЗТ / ДТЗт: Срабатывание ДТЗт по фазе В" w:value="ДЗТ / ДТЗт: Срабатывание ДТЗт по фазе В"/>
-                  <w:listItem w:displayText="ДЗТ / ДТЗт: Срабатывание ДТЗт по фазе В на сигнал" w:value="ДЗТ / ДТЗт: Срабатывание ДТЗт по фазе В на сигнал"/>
-                  <w:listItem w:displayText="ДЗТ / ДТЗт: Срабатывание ДТЗт по фазе С" w:value="ДЗТ / ДТЗт: Срабатывание ДТЗт по фазе С"/>
-                  <w:listItem w:displayText="ДЗТ / ДТЗт: Срабатывание ДТЗт по фазе С на сигнал" w:value="ДЗТ / ДТЗт: Срабатывание ДТЗт по фазе С на сигнал"/>
-                  <w:listItem w:displayText="ДЗТ / ДТЗт: Функция введена в работу" w:value="ДЗТ / ДТЗт: Функция введена в работу"/>
-                  <w:listItem w:displayText="ДЗТ / ДТЗт: Функция оперативно выведена из работы" w:value="ДЗТ / ДТЗт: Функция оперативно выведена из работы"/>
-                  <w:listItem w:displayText="ДЗТ / ДТО: Пуск" w:value="ДЗТ / ДТО: Пуск"/>
-                  <w:listItem w:displayText="ДЗТ / ДТО: Пуск ДТО по фазе A" w:value="ДЗТ / ДТО: Пуск ДТО по фазе A"/>
-                  <w:listItem w:displayText="ДЗТ / ДТО: Пуск ДТО по фазе В" w:value="ДЗТ / ДТО: Пуск ДТО по фазе В"/>
-                  <w:listItem w:displayText="ДЗТ / ДТО: Пуск ДТО по фазе С" w:value="ДЗТ / ДТО: Пуск ДТО по фазе С"/>
-                  <w:listItem w:displayText="ДЗТ / ДТО: Срабатывание ДТО" w:value="ДЗТ / ДТО: Срабатывание ДТО"/>
-                  <w:listItem w:displayText="ДЗТ / ДТО: Срабатывание ДТО на сигнал" w:value="ДЗТ / ДТО: Срабатывание ДТО на сигнал"/>
-                  <w:listItem w:displayText="ДЗТ / ДТО: Срабатывание ДТО по фазе A" w:value="ДЗТ / ДТО: Срабатывание ДТО по фазе A"/>
-                  <w:listItem w:displayText="ДЗТ / ДТО: Срабатывание ДТО по фазе A на сигнал" w:value="ДЗТ / ДТО: Срабатывание ДТО по фазе A на сигнал"/>
-                  <w:listItem w:displayText="ДЗТ / ДТО: Срабатывание ДТО по фазе В" w:value="ДЗТ / ДТО: Срабатывание ДТО по фазе В"/>
-                  <w:listItem w:displayText="ДЗТ / ДТО: Срабатывание ДТО по фазе В на сигнал" w:value="ДЗТ / ДТО: Срабатывание ДТО по фазе В на сигнал"/>
-                  <w:listItem w:displayText="ДЗТ / ДТО: Срабатывание ДТО по фазе С" w:value="ДЗТ / ДТО: Срабатывание ДТО по фазе С"/>
-                  <w:listItem w:displayText="ДЗТ / ДТО: Срабатывание ДТО по фазе С на сигнал" w:value="ДЗТ / ДТО: Срабатывание ДТО по фазе С на сигнал"/>
-                  <w:listItem w:displayText="ДЗТ / ДТО: Функция введена в работу" w:value="ДЗТ / ДТО: Функция введена в работу"/>
-                  <w:listItem w:displayText="ДЗТ / ДТО: Функция оперативно выведена из работы" w:value="ДЗТ / ДТО: Функция оперативно выведена из работы"/>
-                  <w:listItem w:displayText="ДЗТ / КЦТнеб: Срабатывание КЦНнеб" w:value="ДЗТ / КЦТнеб: Срабатывание КЦНнеб"/>
-                  <w:listItem w:displayText="ДЗТ / КЦТнеб: Срабатывание КЦНнеб фазы А" w:value="ДЗТ / КЦТнеб: Срабатывание КЦНнеб фазы А"/>
-                  <w:listItem w:displayText="ДЗТ / КЦТнеб: Срабатывание КЦНнеб фазы В" w:value="ДЗТ / КЦТнеб: Срабатывание КЦНнеб фазы В"/>
-                  <w:listItem w:displayText="ДЗТ / КЦТнеб: Срабатывание КЦНнеб фазы С" w:value="ДЗТ / КЦТнеб: Срабатывание КЦНнеб фазы С"/>
-                  <w:listItem w:displayText="ДЗТ / КЦТнеб: Функция введена в работу" w:value="ДЗТ / КЦТнеб: Функция введена в работу"/>
-                  <w:listItem w:displayText="ДЗТ / КЦТнеб: Функция оперативно выведена из работы" w:value="ДЗТ / КЦТнеб: Функция оперативно выведена из работы"/>
-                  <w:listItem w:displayText="ЗП / ЗП ВН: Пуск" w:value="ЗП / ЗП ВН: Пуск"/>
-                  <w:listItem w:displayText="ЗП / ЗП ВН: Пуск ИО максимального тока" w:value="ЗП / ЗП ВН: Пуск ИО максимального тока"/>
-                  <w:listItem w:displayText="ЗП / ЗП ВН: Срабатывание" w:value="ЗП / ЗП ВН: Срабатывание"/>
-                  <w:listItem w:displayText="ЗП / ЗП ВН: Срабатывание на отключение" w:value="ЗП / ЗП ВН: Срабатывание на отключение"/>
-                  <w:listItem w:displayText="ЗП / ЗП ВН: Функция введена в работу" w:value="ЗП / ЗП ВН: Функция введена в работу"/>
-                  <w:listItem w:displayText="ЗП / ЗП ВН: Функция оперативно выведена из работы" w:value="ЗП / ЗП ВН: Функция оперативно выведена из работы"/>
-                  <w:listItem w:displayText="ЗП / ЗП НН1: Пуск" w:value="ЗП / ЗП НН1: Пуск"/>
-                  <w:listItem w:displayText="ЗП / ЗП НН1: Пуск ИО максимального тока" w:value="ЗП / ЗП НН1: Пуск ИО максимального тока"/>
-                  <w:listItem w:displayText="ЗП / ЗП НН1: Срабатывание" w:value="ЗП / ЗП НН1: Срабатывание"/>
-                  <w:listItem w:displayText="ЗП / ЗП НН1: Срабатывание на отключение" w:value="ЗП / ЗП НН1: Срабатывание на отключение"/>
-                  <w:listItem w:displayText="ЗП / ЗП НН1: Функция введена в работу" w:value="ЗП / ЗП НН1: Функция введена в работу"/>
-                  <w:listItem w:displayText="ЗП / ЗП НН1: Функция оперативно выведена из работы" w:value="ЗП / ЗП НН1: Функция оперативно выведена из работы"/>
-                  <w:listItem w:displayText="ЗП / ЗП НН2: Пуск" w:value="ЗП / ЗП НН2: Пуск"/>
-                  <w:listItem w:displayText="ЗП / ЗП НН2: Пуск ИО максимального тока" w:value="ЗП / ЗП НН2: Пуск ИО максимального тока"/>
-                  <w:listItem w:displayText="ЗП / ЗП НН2: Срабатывание" w:value="ЗП / ЗП НН2: Срабатывание"/>
-                  <w:listItem w:displayText="ЗП / ЗП НН2: Срабатывание на отключение" w:value="ЗП / ЗП НН2: Срабатывание на отключение"/>
-                  <w:listItem w:displayText="ЗП / ЗП НН2: Функция введена в работу" w:value="ЗП / ЗП НН2: Функция введена в работу"/>
-                  <w:listItem w:displayText="ЗП / ЗП НН2: Функция оперативно выведена из работы" w:value="ЗП / ЗП НН2: Функция оперативно выведена из работы"/>
+                  <w:listItem w:displayText="ЗОП / ЗОП: Пуск" w:value="ЗОП / ЗОП: Пуск"/>
+                  <w:listItem w:displayText="ЗОП / ЗОП: Пуск ИО по несимметрии токов прямой и обратной последовательности" w:value="ЗОП / ЗОП: Пуск ИО по несимметрии токов прямой и обратной последовательности"/>
+                  <w:listItem w:displayText="ЗОП / ЗОП: Пуск ИО тока обратной последовательности" w:value="ЗОП / ЗОП: Пуск ИО тока обратной последовательности"/>
+                  <w:listItem w:displayText="ЗОП / ЗОП: Срабатывание" w:value="ЗОП / ЗОП: Срабатывание"/>
+                  <w:listItem w:displayText="ЗОП / ЗОП: Срабатывание на сигнал" w:value="ЗОП / ЗОП: Срабатывание на сигнал"/>
+                  <w:listItem w:displayText="ЗОП / ЗОП: Функция введена в работу" w:value="ЗОП / ЗОП: Функция введена в работу"/>
+                  <w:listItem w:displayText="ЗОП / ЗОП: Функция оперативно выведена из работы" w:value="ЗОП / ЗОП: Функция оперативно выведена из работы"/>
+                  <w:listItem w:displayText="ЗП / ЗП: Пуск" w:value="ЗП / ЗП: Пуск"/>
+                  <w:listItem w:displayText="ЗП / ЗП: Пуск ИО максимального тока" w:value="ЗП / ЗП: Пуск ИО максимального тока"/>
                   <w:listItem w:displayText="ЗП / ЗП: Срабатывание" w:value="ЗП / ЗП: Срабатывание"/>
                   <w:listItem w:displayText="ЗП / ЗП: Срабатывание на отключение" w:value="ЗП / ЗП: Срабатывание на отключение"/>
                   <w:listItem w:displayText="ЗП / ЗП: Функция введена в работу" w:value="ЗП / ЗП: Функция введена в работу"/>
                   <w:listItem w:displayText="ЗП / ЗП: Функция оперативно выведена из работы" w:value="ЗП / ЗП: Функция оперативно выведена из работы"/>
-                  <w:listItem w:displayText="ЗПО / ЗПО: Пуск" w:value="ЗПО / ЗПО: Пуск"/>
-                  <w:listItem w:displayText="ЗПО / ЗПО: Срабатывание ЗПО" w:value="ЗПО / ЗПО: Срабатывание ЗПО"/>
-                  <w:listItem w:displayText="ЗПО / ЗПО: Срабатывание ЗПО на сигнал" w:value="ЗПО / ЗПО: Срабатывание ЗПО на сигнал"/>
-                  <w:listItem w:displayText="ЗПО / ЗПО: Функция введена в работу" w:value="ЗПО / ЗПО: Функция введена в работу"/>
-                  <w:listItem w:displayText="ЗПО / ЗПО: Функция оперативно выведена из работы" w:value="ЗПО / ЗПО: Функция оперативно выведена из работы"/>
-                  <w:listItem w:displayText="КЦТ / КЦТ: Срабатывание" w:value="КЦТ / КЦТ: Срабатывание"/>
-                  <w:listItem w:displayText="КЦТ / КЦТст1: Пуск при асимметрии" w:value="КЦТ / КЦТст1: Пуск при асимметрии"/>
-                  <w:listItem w:displayText="КЦТ / КЦТст1: Пуск при обрыве провода" w:value="КЦТ / КЦТст1: Пуск при обрыве провода"/>
-                  <w:listItem w:displayText="КЦТ / КЦТст1: Срабатывание при асимметрии" w:value="КЦТ / КЦТст1: Срабатывание при асимметрии"/>
-                  <w:listItem w:displayText="КЦТ / КЦТст1: Срабатывание при обрыве провода" w:value="КЦТ / КЦТст1: Срабатывание при обрыве провода"/>
-                  <w:listItem w:displayText="КЦТ / КЦТст1: Функция введена в работу" w:value="КЦТ / КЦТст1: Функция введена в работу"/>
-                  <w:listItem w:displayText="КЦТ / КЦТст1: Функция оперативно выведена из работы" w:value="КЦТ / КЦТст1: Функция оперативно выведена из работы"/>
-                  <w:listItem w:displayText="КЦТ / КЦТст2: Пуск при асимметрии" w:value="КЦТ / КЦТст2: Пуск при асимметрии"/>
-                  <w:listItem w:displayText="КЦТ / КЦТст2: Пуск при обрыве провода" w:value="КЦТ / КЦТст2: Пуск при обрыве провода"/>
-                  <w:listItem w:displayText="КЦТ / КЦТст2: Срабатывание при асимметрии" w:value="КЦТ / КЦТст2: Срабатывание при асимметрии"/>
-                  <w:listItem w:displayText="КЦТ / КЦТст2: Срабатывание при обрыве провода" w:value="КЦТ / КЦТст2: Срабатывание при обрыве провода"/>
-                  <w:listItem w:displayText="КЦТ / КЦТст2: Функция введена в работу" w:value="КЦТ / КЦТст2: Функция введена в работу"/>
-                  <w:listItem w:displayText="КЦТ / КЦТст2: Функция оперативно выведена из работы" w:value="КЦТ / КЦТст2: Функция оперативно выведена из работы"/>
-                  <w:listItem w:displayText="КЦТ / КЦТст3: Пуск при асимметрии" w:value="КЦТ / КЦТст3: Пуск при асимметрии"/>
-                  <w:listItem w:displayText="КЦТ / КЦТст3: Пуск при обрыве провода" w:value="КЦТ / КЦТст3: Пуск при обрыве провода"/>
-                  <w:listItem w:displayText="КЦТ / КЦТст3: Срабатывание при асимметрии" w:value="КЦТ / КЦТст3: Срабатывание при асимметрии"/>
-                  <w:listItem w:displayText="КЦТ / КЦТст3: Срабатывание при обрыве провода" w:value="КЦТ / КЦТст3: Срабатывание при обрыве провода"/>
-                  <w:listItem w:displayText="КЦТ / КЦТст3: Функция введена в работу" w:value="КЦТ / КЦТст3: Функция введена в работу"/>
-                  <w:listItem w:displayText="КЦТ / КЦТст3: Функция оперативно выведена из работы" w:value="КЦТ / КЦТст3: Функция оперативно выведена из работы"/>
+                  <w:listItem w:displayText="КА / В: Выключатель включен" w:value="КА / В: Выключатель включен"/>
+                  <w:listItem w:displayText="КА / В: Выключатель отключен" w:value="КА / В: Выключатель отключен"/>
+                  <w:listItem w:displayText="КА / В: Индикация местного режима логического узла" w:value="КА / В: Индикация местного режима логического узла"/>
+                  <w:listItem w:displayText="КА / В: Индикация местного режима физического ключа" w:value="КА / В: Индикация местного режима физического ключа"/>
+                  <w:listItem w:displayText="КА / В: Команда 'включить' выключатель через выходное реле" w:value="КА / В: Команда 'включить' выключатель через выходное реле"/>
+                  <w:listItem w:displayText="КА / В: Команда 'отключить' выключатель через выходное реле" w:value="КА / В: Команда 'отключить' выключатель через выходное реле"/>
+                  <w:listItem w:displayText="КА / В: Неисправное положение выключателя" w:value="КА / В: Неисправное положение выключателя"/>
+                  <w:listItem w:displayText="КА / В: Промежуточное положение выключателя" w:value="КА / В: Промежуточное положение выключателя"/>
+                  <w:listItem w:displayText="КА / В: Функция введена в работу" w:value="КА / В: Функция введена в работу"/>
+                  <w:listItem w:displayText="КП / УВ: Включить выключатель" w:value="КП / УВ: Включить выключатель"/>
+                  <w:listItem w:displayText="КП / УВ: Идет переключение" w:value="КП / УВ: Идет переключение"/>
+                  <w:listItem w:displayText="КП / УВ: Отключить выключатель" w:value="КП / УВ: Отключить выключатель"/>
+                  <w:listItem w:displayText="КП / УВ: Положение В (Включено)" w:value="КП / УВ: Положение В (Включено)"/>
+                  <w:listItem w:displayText="КП / УВ: Положение В (Не определено)" w:value="КП / УВ: Положение В (Не определено)"/>
+                  <w:listItem w:displayText="КП / УВ: Положение В (Неисправность)" w:value="КП / УВ: Положение В (Неисправность)"/>
+                  <w:listItem w:displayText="КП / УВ: Положение В (Отключено)" w:value="КП / УВ: Положение В (Отключено)"/>
+                  <w:listItem w:displayText="КП / УВ: Сигнал превышения допустимого времени переключения" w:value="КП / УВ: Сигнал превышения допустимого времени переключения"/>
+                  <w:listItem w:displayText="КП / УВ: Функция введена в работу" w:value="КП / УВ: Функция введена в работу"/>
+                  <w:listItem w:displayText="КРВ / КРВ: Превышен коммутационный ресурс выключателя" w:value="КРВ / КРВ: Превышен коммутационный ресурс выключателя"/>
+                  <w:listItem w:displayText="КРВ / КРВ: Превышен механический ресурс выключателя" w:value="КРВ / КРВ: Превышен механический ресурс выключателя"/>
+                  <w:listItem w:displayText="КРВ / КРВ: Превышен ресурс выключателя" w:value="КРВ / КРВ: Превышен ресурс выключателя"/>
+                  <w:listItem w:displayText="КРВ / КРВ: Функция введена в работу" w:value="КРВ / КРВ: Функция введена в работу"/>
+                  <w:listItem w:displayText="КСВ / КСВ: Блокировка включения В" w:value="КСВ / КСВ: Блокировка включения В"/>
+                  <w:listItem w:displayText="КСВ / КСВ: Блокировка отключения В" w:value="КСВ / КСВ: Блокировка отключения В"/>
+                  <w:listItem w:displayText="КСВ / КСВ: В аварийно отключен" w:value="КСВ / КСВ: В аварийно отключен"/>
+                  <w:listItem w:displayText="КСВ / КСВ: В самопроизвольно отключен" w:value="КСВ / КСВ: В самопроизвольно отключен"/>
+                  <w:listItem w:displayText="КСВ / КСВ: Защита ЭМВ" w:value="КСВ / КСВ: Защита ЭМВ"/>
+                  <w:listItem w:displayText="КСВ / КСВ: Защита ЭМО1" w:value="КСВ / КСВ: Защита ЭМО1"/>
+                  <w:listItem w:displayText="КСВ / КСВ: Защита ЭМО2" w:value="КСВ / КСВ: Защита ЭМО2"/>
+                  <w:listItem w:displayText="КСВ / КСВ: Неисправность В" w:value="КСВ / КСВ: Неисправность В"/>
+                  <w:listItem w:displayText="КСВ / КСВ: Неисправность цепей ЭМУ" w:value="КСВ / КСВ: Неисправность цепей ЭМУ"/>
+                  <w:listItem w:displayText="КСВ / КСВ: Реле фиксации команды" w:value="КСВ / КСВ: Реле фиксации команды"/>
+                  <w:listItem w:displayText="КСВ / КСВ: Функция введена в работу" w:value="КСВ / КСВ: Функция введена в работу"/>
+                  <w:listItem w:displayText="КСВ / КСВ: Функция оперативно выведена из работы" w:value="КСВ / КСВ: Функция оперативно выведена из работы"/>
+                  <w:listItem w:displayText="КЦН НН / КЦН: Неисправность цепей напряжения" w:value="КЦН НН / КЦН: Неисправность цепей напряжения"/>
+                  <w:listItem w:displayText="КЦН НН / КЦН: Пуск" w:value="КЦН НН / КЦН: Пуск"/>
+                  <w:listItem w:displayText="КЦН НН / КЦН: Пуск органа максимального напряжения ОП" w:value="КЦН НН / КЦН: Пуск органа максимального напряжения ОП"/>
+                  <w:listItem w:displayText="КЦН НН / КЦН: Пуск органа минимального напряжения" w:value="КЦН НН / КЦН: Пуск органа минимального напряжения"/>
+                  <w:listItem w:displayText="КЦН НН / КЦН: Функция введена в работу" w:value="КЦН НН / КЦН: Функция введена в работу"/>
+                  <w:listItem w:displayText="КЦН НН / КЦН: Функция оперативно выведена из работы" w:value="КЦН НН / КЦН: Функция оперативно выведена из работы"/>
+                  <w:listItem w:displayText="ЛЗТ / ЛЗТ: Пуск" w:value="ЛЗТ / ЛЗТ: Пуск"/>
+                  <w:listItem w:displayText="ЛЗТ / ЛЗТ: Срабатывание" w:value="ЛЗТ / ЛЗТ: Срабатывание"/>
+                  <w:listItem w:displayText="ЛЗТ / ЛЗТ: Функция введена в работу" w:value="ЛЗТ / ЛЗТ: Функция введена в работу"/>
+                  <w:listItem w:displayText="ЛЗТ / ЛЗТ: Функция оперативно выведена из работы" w:value="ЛЗТ / ЛЗТ: Функция оперативно выведена из работы"/>
                   <w:listItem w:displayText="ЛО ВН / ЛО: Отключение" w:value="ЛО ВН / ЛО: Отключение"/>
                   <w:listItem w:displayText="ЛО ВН / ЛО: Отключить аварийно" w:value="ЛО ВН / ЛО: Отключить аварийно"/>
                   <w:listItem w:displayText="ЛО ВН / ЛО: Функция введена в работу" w:value="ЛО ВН / ЛО: Функция введена в работу"/>
@@ -10662,20 +10652,19 @@
                   <w:listItem w:displayText="ЛО ГЗсигн / ЛО: Срабатывание на сигнал" w:value="ЛО ГЗсигн / ЛО: Срабатывание на сигнал"/>
                   <w:listItem w:displayText="ЛО ГЗсигн / ЛО: Функция введена в работу" w:value="ЛО ГЗсигн / ЛО: Функция введена в работу"/>
                   <w:listItem w:displayText="ЛО ГЗсигн / ЛО: Функция оперативно выведена из работы" w:value="ЛО ГЗсигн / ЛО: Функция оперативно выведена из работы"/>
-                  <w:listItem w:displayText="ЛО НН1 / ЗАПВ: Запрет АПВ" w:value="ЛО НН1 / ЗАПВ: Запрет АПВ"/>
-                  <w:listItem w:displayText="ЛО НН1 / ЗАПВ: Функция введена в работу" w:value="ЛО НН1 / ЗАПВ: Функция введена в работу"/>
-                  <w:listItem w:displayText="ЛО НН1 / ЗАПВ: Функция оперативно выведена из работы" w:value="ЛО НН1 / ЗАПВ: Функция оперативно выведена из работы"/>
-                  <w:listItem w:displayText="ЛО НН1 / ЛО: Отключение" w:value="ЛО НН1 / ЛО: Отключение"/>
-                  <w:listItem w:displayText="ЛО НН1 / ЛО: Отключить аварийно" w:value="ЛО НН1 / ЛО: Отключить аварийно"/>
-                  <w:listItem w:displayText="ЛО НН1 / ЛО: Функция введена в работу" w:value="ЛО НН1 / ЛО: Функция введена в работу"/>
-                  <w:listItem w:displayText="ЛО НН1 / ЛО: Функция оперативно выведена из работы" w:value="ЛО НН1 / ЛО: Функция оперативно выведена из работы"/>
-                  <w:listItem w:displayText="ЛО НН2 / ЗАПВ: Запрет АПВ" w:value="ЛО НН2 / ЗАПВ: Запрет АПВ"/>
-                  <w:listItem w:displayText="ЛО НН2 / ЗАПВ: Функция введена в работу" w:value="ЛО НН2 / ЗАПВ: Функция введена в работу"/>
-                  <w:listItem w:displayText="ЛО НН2 / ЗАПВ: Функция оперативно выведена из работы" w:value="ЛО НН2 / ЗАПВ: Функция оперативно выведена из работы"/>
-                  <w:listItem w:displayText="ЛО НН2 / ЛО: Отключение" w:value="ЛО НН2 / ЛО: Отключение"/>
-                  <w:listItem w:displayText="ЛО НН2 / ЛО: Отключить аварийно" w:value="ЛО НН2 / ЛО: Отключить аварийно"/>
-                  <w:listItem w:displayText="ЛО НН2 / ЛО: Функция введена в работу" w:value="ЛО НН2 / ЛО: Функция введена в работу"/>
-                  <w:listItem w:displayText="ЛО НН2 / ЛО: Функция оперативно выведена из работы" w:value="ЛО НН2 / ЛО: Функция оперативно выведена из работы"/>
+                  <w:listItem w:displayText="ЛО НН / ЗАВР: Запрет АВР" w:value="ЛО НН / ЗАВР: Запрет АВР"/>
+                  <w:listItem w:displayText="ЛО НН / ЗАВР: Функция введена в работу" w:value="ЛО НН / ЗАВР: Функция введена в работу"/>
+                  <w:listItem w:displayText="ЛО НН / ЗАВР: Функция оперативно выведена из работы" w:value="ЛО НН / ЗАВР: Функция оперативно выведена из работы"/>
+                  <w:listItem w:displayText="ЛО НН / ЗАПВ: Запрет АПВ" w:value="ЛО НН / ЗАПВ: Запрет АПВ"/>
+                  <w:listItem w:displayText="ЛО НН / ЗАПВ: Функция введена в работу" w:value="ЛО НН / ЗАПВ: Функция введена в работу"/>
+                  <w:listItem w:displayText="ЛО НН / ЗАПВ: Функция оперативно выведена из работы" w:value="ЛО НН / ЗАПВ: Функция оперативно выведена из работы"/>
+                  <w:listItem w:displayText="ЛО НН / ЛО: Отключение" w:value="ЛО НН / ЛО: Отключение"/>
+                  <w:listItem w:displayText="ЛО НН / ЛО: Отключить аварийно" w:value="ЛО НН / ЛО: Отключить аварийно"/>
+                  <w:listItem w:displayText="ЛО НН / ЛО: Функция введена в работу" w:value="ЛО НН / ЛО: Функция введена в работу"/>
+                  <w:listItem w:displayText="ЛО НН / ЛО: Функция оперативно выведена из работы" w:value="ЛО НН / ЛО: Функция оперативно выведена из работы"/>
+                  <w:listItem w:displayText="ЛО Т / ЗАВР: Запрет АВР" w:value="ЛО Т / ЗАВР: Запрет АВР"/>
+                  <w:listItem w:displayText="ЛО Т / ЗАВР: Функция введена в работу" w:value="ЛО Т / ЗАВР: Функция введена в работу"/>
+                  <w:listItem w:displayText="ЛО Т / ЗАВР: Функция оперативно выведена из работы" w:value="ЛО Т / ЗАВР: Функция оперативно выведена из работы"/>
                   <w:listItem w:displayText="ЛО Т / ЗАПВ: Запрет АПВ" w:value="ЛО Т / ЗАПВ: Запрет АПВ"/>
                   <w:listItem w:displayText="ЛО Т / ЗАПВ: Функция введена в работу" w:value="ЛО Т / ЗАПВ: Функция введена в работу"/>
                   <w:listItem w:displayText="ЛО Т / ЗАПВ: Функция оперативно выведена из работы" w:value="ЛО Т / ЗАПВ: Функция оперативно выведена из работы"/>
@@ -10710,6 +10699,52 @@
                   <w:listItem w:displayText="ЛО ТС / ЛО ПК: Срабатывание на сигнал" w:value="ЛО ТС / ЛО ПК: Срабатывание на сигнал"/>
                   <w:listItem w:displayText="ЛО ТС / ЛО ПК: Функция введена в работу" w:value="ЛО ТС / ЛО ПК: Функция введена в работу"/>
                   <w:listItem w:displayText="ЛО ТС / ЛО ПК: Функция оперативно выведена из работы" w:value="ЛО ТС / ЛО ПК: Функция оперативно выведена из работы"/>
+                  <w:listItem w:displayText="МТЗ / БЛЗШ: Блокировка ЛЗШ" w:value="МТЗ / БЛЗШ: Блокировка ЛЗШ"/>
+                  <w:listItem w:displayText="МТЗ / БНТ: Пуск БНТ" w:value="МТЗ / БНТ: Пуск БНТ"/>
+                  <w:listItem w:displayText="МТЗ / БНТ: Пуск по фазе A" w:value="МТЗ / БНТ: Пуск по фазе A"/>
+                  <w:listItem w:displayText="МТЗ / БНТ: Пуск по фазе В" w:value="МТЗ / БНТ: Пуск по фазе В"/>
+                  <w:listItem w:displayText="МТЗ / БНТ: Пуск по фазе С" w:value="МТЗ / БНТ: Пуск по фазе С"/>
+                  <w:listItem w:displayText="МТЗ / КПОН: Пуск" w:value="МТЗ / КПОН: Пуск"/>
+                  <w:listItem w:displayText="МТЗ / КПОН: Функция введена в работу" w:value="МТЗ / КПОН: Функция введена в работу"/>
+                  <w:listItem w:displayText="МТЗ / КПОН: Функция оперативно выведена из работы" w:value="МТЗ / КПОН: Функция оперативно выведена из работы"/>
+                  <w:listItem w:displayText="МТЗ / МТЗ 1 ст: Пуск" w:value="МТЗ / МТЗ 1 ст: Пуск"/>
+                  <w:listItem w:displayText="МТЗ / МТЗ 1 ст: Пуск ИО тока по фазе А" w:value="МТЗ / МТЗ 1 ст: Пуск ИО тока по фазе А"/>
+                  <w:listItem w:displayText="МТЗ / МТЗ 1 ст: Пуск ИО тока по фазе В" w:value="МТЗ / МТЗ 1 ст: Пуск ИО тока по фазе В"/>
+                  <w:listItem w:displayText="МТЗ / МТЗ 1 ст: Пуск ИО тока по фазе С" w:value="МТЗ / МТЗ 1 ст: Пуск ИО тока по фазе С"/>
+                  <w:listItem w:displayText="МТЗ / МТЗ 1 ст: Пуск по фазе A" w:value="МТЗ / МТЗ 1 ст: Пуск по фазе A"/>
+                  <w:listItem w:displayText="МТЗ / МТЗ 1 ст: Пуск по фазе В" w:value="МТЗ / МТЗ 1 ст: Пуск по фазе В"/>
+                  <w:listItem w:displayText="МТЗ / МТЗ 1 ст: Пуск по фазе С" w:value="МТЗ / МТЗ 1 ст: Пуск по фазе С"/>
+                  <w:listItem w:displayText="МТЗ / МТЗ 1 ст: Срабатывание" w:value="МТЗ / МТЗ 1 ст: Срабатывание"/>
+                  <w:listItem w:displayText="МТЗ / МТЗ 1 ст: Срабатывание на сигнал" w:value="МТЗ / МТЗ 1 ст: Срабатывание на сигнал"/>
+                  <w:listItem w:displayText="МТЗ / МТЗ 1 ст: Функция введена в работу" w:value="МТЗ / МТЗ 1 ст: Функция введена в работу"/>
+                  <w:listItem w:displayText="МТЗ / МТЗ 1 ст: Функция оперативно выведена из работы" w:value="МТЗ / МТЗ 1 ст: Функция оперативно выведена из работы"/>
+                  <w:listItem w:displayText="МТЗ / МТЗ 2 ст: Пуск" w:value="МТЗ / МТЗ 2 ст: Пуск"/>
+                  <w:listItem w:displayText="МТЗ / МТЗ 2 ст: Пуск ИО тока по фазе А" w:value="МТЗ / МТЗ 2 ст: Пуск ИО тока по фазе А"/>
+                  <w:listItem w:displayText="МТЗ / МТЗ 2 ст: Пуск ИО тока по фазе В" w:value="МТЗ / МТЗ 2 ст: Пуск ИО тока по фазе В"/>
+                  <w:listItem w:displayText="МТЗ / МТЗ 2 ст: Пуск ИО тока по фазе С" w:value="МТЗ / МТЗ 2 ст: Пуск ИО тока по фазе С"/>
+                  <w:listItem w:displayText="МТЗ / МТЗ 2 ст: Пуск по фазе A" w:value="МТЗ / МТЗ 2 ст: Пуск по фазе A"/>
+                  <w:listItem w:displayText="МТЗ / МТЗ 2 ст: Пуск по фазе В" w:value="МТЗ / МТЗ 2 ст: Пуск по фазе В"/>
+                  <w:listItem w:displayText="МТЗ / МТЗ 2 ст: Пуск по фазе С" w:value="МТЗ / МТЗ 2 ст: Пуск по фазе С"/>
+                  <w:listItem w:displayText="МТЗ / МТЗ 2 ст: Срабатывание" w:value="МТЗ / МТЗ 2 ст: Срабатывание"/>
+                  <w:listItem w:displayText="МТЗ / МТЗ 2 ст: Срабатывание на сигнал" w:value="МТЗ / МТЗ 2 ст: Срабатывание на сигнал"/>
+                  <w:listItem w:displayText="МТЗ / МТЗ 2 ст: Функция введена в работу" w:value="МТЗ / МТЗ 2 ст: Функция введена в работу"/>
+                  <w:listItem w:displayText="МТЗ / МТЗ 2 ст: Функция оперативно выведена из работы" w:value="МТЗ / МТЗ 2 ст: Функция оперативно выведена из работы"/>
+                  <w:listItem w:displayText="МТЗ / МТЗ 3 ст: Пуск" w:value="МТЗ / МТЗ 3 ст: Пуск"/>
+                  <w:listItem w:displayText="МТЗ / МТЗ 3 ст: Пуск ИО тока по фазе А" w:value="МТЗ / МТЗ 3 ст: Пуск ИО тока по фазе А"/>
+                  <w:listItem w:displayText="МТЗ / МТЗ 3 ст: Пуск ИО тока по фазе В" w:value="МТЗ / МТЗ 3 ст: Пуск ИО тока по фазе В"/>
+                  <w:listItem w:displayText="МТЗ / МТЗ 3 ст: Пуск ИО тока по фазе С" w:value="МТЗ / МТЗ 3 ст: Пуск ИО тока по фазе С"/>
+                  <w:listItem w:displayText="МТЗ / МТЗ 3 ст: Пуск по фазе A" w:value="МТЗ / МТЗ 3 ст: Пуск по фазе A"/>
+                  <w:listItem w:displayText="МТЗ / МТЗ 3 ст: Пуск по фазе В" w:value="МТЗ / МТЗ 3 ст: Пуск по фазе В"/>
+                  <w:listItem w:displayText="МТЗ / МТЗ 3 ст: Пуск по фазе С" w:value="МТЗ / МТЗ 3 ст: Пуск по фазе С"/>
+                  <w:listItem w:displayText="МТЗ / МТЗ 3 ст: Срабатывание" w:value="МТЗ / МТЗ 3 ст: Срабатывание"/>
+                  <w:listItem w:displayText="МТЗ / МТЗ 3 ст: Срабатывание на сигнал" w:value="МТЗ / МТЗ 3 ст: Срабатывание на сигнал"/>
+                  <w:listItem w:displayText="МТЗ / МТЗ 3 ст: Функция введена в работу" w:value="МТЗ / МТЗ 3 ст: Функция введена в работу"/>
+                  <w:listItem w:displayText="МТЗ / МТЗ 3 ст: Функция оперативно выведена из работы" w:value="МТЗ / МТЗ 3 ст: Функция оперативно выведена из работы"/>
+                  <w:listItem w:displayText="ПДС / В: Ключ М/Д привода В" w:value="ПДС / В: Ключ М/Д привода В"/>
+                  <w:listItem w:displayText="ПДС / В: Положение В (Включено)" w:value="ПДС / В: Положение В (Включено)"/>
+                  <w:listItem w:displayText="ПДС / В: Положение В (Не определено)" w:value="ПДС / В: Положение В (Не определено)"/>
+                  <w:listItem w:displayText="ПДС / В: Положение В (Неисправность)" w:value="ПДС / В: Положение В (Неисправность)"/>
+                  <w:listItem w:displayText="ПДС / В: Положение В (Отключено)" w:value="ПДС / В: Положение В (Отключено)"/>
                   <w:listItem w:displayText="ПДС / ГЗ РПН: Низкая изоляция " w:value="ПДС / ГЗ РПН: Низкая изоляция "/>
                   <w:listItem w:displayText="ПДС / ГЗ РПН: Отключение" w:value="ПДС / ГЗ РПН: Отключение"/>
                   <w:listItem w:displayText="ПДС / ГЗ Т: Низкая изоляция ГЗоткл" w:value="ПДС / ГЗ Т: Низкая изоляция ГЗоткл"/>
@@ -10727,8 +10762,15 @@
                   <w:listItem w:displayText="ПДС / ДУм РПН: Низкий уровень масла" w:value="ПДС / ДУм РПН: Низкий уровень масла"/>
                   <w:listItem w:displayText="ПДС / ДУм расширителя: Высокий уровень масла" w:value="ПДС / ДУм расширителя: Высокий уровень масла"/>
                   <w:listItem w:displayText="ПДС / ДУм расширителя: Низкий уровень масла" w:value="ПДС / ДУм расширителя: Низкий уровень масла"/>
-                  <w:listItem w:displayText="ПДС / КСО: Авария" w:value="ПДС / КСО: Авария"/>
-                  <w:listItem w:displayText="ПДС / КСО: Неисправность" w:value="ПДС / КСО: Неисправность"/>
+                  <w:listItem w:displayText="ПДС / КИ: Аварийный уровень изоляции" w:value="ПДС / КИ: Аварийный уровень изоляции"/>
+                  <w:listItem w:displayText="ПДС / КИ: Низкий уровень изоляции" w:value="ПДС / КИ: Низкий уровень изоляции"/>
+                  <w:listItem w:displayText="ПДС / КПруж: Пружина не заведена" w:value="ПДС / КПруж: Пружина не заведена"/>
+                  <w:listItem w:displayText="ПДС / КЦВ: Контроль цепи ЭМВ" w:value="ПДС / КЦВ: Контроль цепи ЭМВ"/>
+                  <w:listItem w:displayText="ПДС / КЦВ: Контроль цепи ЭМО1" w:value="ПДС / КЦВ: Контроль цепи ЭМО1"/>
+                  <w:listItem w:displayText="ПДС / КЦВ: Контроль цепи ЭМО2" w:value="ПДС / КЦВ: Контроль цепи ЭМО2"/>
+                  <w:listItem w:displayText="ПДС / КЦВ: Работа ЭМВ" w:value="ПДС / КЦВ: Работа ЭМВ"/>
+                  <w:listItem w:displayText="ПДС / КЦВ: Работа ЭМО1" w:value="ПДС / КЦВ: Работа ЭМО1"/>
+                  <w:listItem w:displayText="ПДС / КЦВ: Работа ЭМО2" w:value="ПДС / КЦВ: Работа ЭМО2"/>
                   <w:listItem w:displayText="ПДС / ОК: Срабатывание" w:value="ПДС / ОК: Срабатывание"/>
                   <w:listItem w:displayText="ПДС / ПК: Срабатывание" w:value="ПДС / ПК: Срабатывание"/>
                   <w:listItem w:displayText="ПДС / РД: Низкая изоляция" w:value="ПДС / РД: Низкая изоляция"/>
@@ -10737,9 +10779,9 @@
                   <w:listItem w:displayText="ПДС НКУ / SA2: Цепь введена" w:value="ПДС НКУ / SA2: Цепь введена"/>
                   <w:listItem w:displayText="ПДС НКУ / SA3: Цепь введена" w:value="ПДС НКУ / SA3: Цепь введена"/>
                   <w:listItem w:displayText="ПДС НКУ / SA4: Цепь введена" w:value="ПДС НКУ / SA4: Цепь введена"/>
+                  <w:listItem w:displayText="ПДС НКУ / SA5: Цепь введена" w:value="ПДС НКУ / SA5: Цепь введена"/>
                   <w:listItem w:displayText="ПДС НКУ / SG1: Рабочее положение" w:value="ПДС НКУ / SG1: Рабочее положение"/>
                   <w:listItem w:displayText="ПДС НКУ / SG2: Рабочее положение" w:value="ПДС НКУ / SG2: Рабочее положение"/>
-                  <w:listItem w:displayText="ПДС НКУ / SG3: Рабочее положение" w:value="ПДС НКУ / SG3: Рабочее положение"/>
                   <w:listItem w:displayText="ПДС НКУ / ВнешСигн1: Срабатывание" w:value="ПДС НКУ / ВнешСигн1: Срабатывание"/>
                   <w:listItem w:displayText="ПДС НКУ / ВнешСигн2: Срабатывание" w:value="ПДС НКУ / ВнешСигн2: Срабатывание"/>
                   <w:listItem w:displayText="ПДС НКУ / ВнешСигн3: Срабатывание" w:value="ПДС НКУ / ВнешСигн3: Срабатывание"/>
@@ -10747,27 +10789,15 @@
                   <w:listItem w:displayText="ПДС НКУ / Дверь: Дверь шкафа закрыта" w:value="ПДС НКУ / Дверь: Дверь шкафа закрыта"/>
                   <w:listItem w:displayText="ПДС НКУ / Дверь: Дверь шкафа открыта" w:value="ПДС НКУ / Дверь: Дверь шкафа открыта"/>
                   <w:listItem w:displayText="ПДС НКУ / ОТ ГЗ: Неисправность" w:value="ПДС НКУ / ОТ ГЗ: Неисправность"/>
-                  <w:listItem w:displayText="ПДС НКУ / ОТ ЗДЗ1: Неисправность" w:value="ПДС НКУ / ОТ ЗДЗ1: Неисправность"/>
-                  <w:listItem w:displayText="ПДС НКУ / ОТ ЗДЗ2: Неисправность" w:value="ПДС НКУ / ОТ ЗДЗ2: Неисправность"/>
-                  <w:listItem w:displayText="ПДС НКУ / ОТ ИЭУ ТН1: Неисправность" w:value="ПДС НКУ / ОТ ИЭУ ТН1: Неисправность"/>
-                  <w:listItem w:displayText="ПДС НКУ / ОТ ИЭУ ТН2: Неисправность" w:value="ПДС НКУ / ОТ ИЭУ ТН2: Неисправность"/>
+                  <w:listItem w:displayText="ПДС НКУ / ОТ ЗДЗ: Неисправность" w:value="ПДС НКУ / ОТ ЗДЗ: Неисправность"/>
+                  <w:listItem w:displayText="ПДС НКУ / ОТ ИЭУ ТН: Неисправность" w:value="ПДС НКУ / ОТ ИЭУ ТН: Неисправность"/>
                   <w:listItem w:displayText="ПДС НКУ / ОТ ТЗ, ТС: Неисправность" w:value="ПДС НКУ / ОТ ТЗ, ТС: Неисправность"/>
-                  <w:listItem w:displayText="ПДС НКУ / ОТ УРОВ1: Неисправность" w:value="ПДС НКУ / ОТ УРОВ1: Неисправность"/>
-                  <w:listItem w:displayText="ПДС НКУ / ОТ УРОВ2: Неисправность" w:value="ПДС НКУ / ОТ УРОВ2: Неисправность"/>
-                  <w:listItem w:displayText="ПС / ПС: Пуск предупредительной сигнализации" w:value="ПС / ПС: Пуск предупредительной сигнализации"/>
-                  <w:listItem w:displayText="ПС / ПС: Пуск предупредительной сигнализации (импульс)" w:value="ПС / ПС: Пуск предупредительной сигнализации (импульс)"/>
-                  <w:listItem w:displayText="РТПО / РТПО ВН: Пуск" w:value="РТПО / РТПО ВН: Пуск"/>
-                  <w:listItem w:displayText="РТПО / РТПО ВН: Функция введена в работу" w:value="РТПО / РТПО ВН: Функция введена в работу"/>
-                  <w:listItem w:displayText="РТПО / РТПО ВН: Функция оперативно выведена из работы" w:value="РТПО / РТПО ВН: Функция оперативно выведена из работы"/>
-                  <w:listItem w:displayText="РТПО / РТПО НН1: Пуск" w:value="РТПО / РТПО НН1: Пуск"/>
-                  <w:listItem w:displayText="РТПО / РТПО НН1: Функция введена в работу" w:value="РТПО / РТПО НН1: Функция введена в работу"/>
-                  <w:listItem w:displayText="РТПО / РТПО НН1: Функция оперативно выведена из работы" w:value="РТПО / РТПО НН1: Функция оперативно выведена из работы"/>
-                  <w:listItem w:displayText="РТПО / РТПО НН2: Пуск" w:value="РТПО / РТПО НН2: Пуск"/>
-                  <w:listItem w:displayText="РТПО / РТПО НН2: Функция введена в работу" w:value="РТПО / РТПО НН2: Функция введена в работу"/>
-                  <w:listItem w:displayText="РТПО / РТПО НН2: Функция оперативно выведена из работы" w:value="РТПО / РТПО НН2: Функция оперативно выведена из работы"/>
-                  <w:listItem w:displayText="РТПО / РТПО_общ: Пуск" w:value="РТПО / РТПО_общ: Пуск"/>
-                  <w:listItem w:displayText="РТПО / РТПО_общ: Функция введена в работу" w:value="РТПО / РТПО_общ: Функция введена в работу"/>
-                  <w:listItem w:displayText="РТПО / РТПО_общ: Функция оперативно выведена из работы" w:value="РТПО / РТПО_общ: Функция оперативно выведена из работы"/>
+                  <w:listItem w:displayText="ПДС НКУ / ОТ УРОВ: Неисправность" w:value="ПДС НКУ / ОТ УРОВ: Неисправность"/>
+                  <w:listItem w:displayText="ПДС НКУ / ОТ ЭМО1, ЭМВ: Неисправность" w:value="ПДС НКУ / ОТ ЭМО1, ЭМВ: Неисправность"/>
+                  <w:listItem w:displayText="ПДС НКУ / ОТ ЭМО2: Неисправность" w:value="ПДС НКУ / ОТ ЭМО2: Неисправность"/>
+                  <w:listItem w:displayText="ПДС НКУ / ОТ цепей сигн. В: Неисправность" w:value="ПДС НКУ / ОТ цепей сигн. В: Неисправность"/>
+                  <w:listItem w:displayText="Пред. сигн. / ПС: Пуск предупредительной сигнализации" w:value="Пред. сигн. / ПС: Пуск предупредительной сигнализации"/>
+                  <w:listItem w:displayText="Пред. сигн. / ПС: Пуск предупредительной сигнализации (импульс)" w:value="Пред. сигн. / ПС: Пуск предупредительной сигнализации (импульс)"/>
                   <w:listItem w:displayText="СИСТ / БУ: Индикация местного управления" w:value="СИСТ / БУ: Индикация местного управления"/>
                   <w:listItem w:displayText="СИСТ / Диагностика: Изменение встраиваемого ПО" w:value="СИСТ / Диагностика: Изменение встраиваемого ПО"/>
                   <w:listItem w:displayText="СИСТ / Диагностика: Индикация логического узла-прокси" w:value="СИСТ / Диагностика: Индикация логического узла-прокси"/>
@@ -10783,6 +10813,8 @@
                   <w:listItem w:displayText="СИСТ / Диагностика: Неисправность модуля дискретных входов/выходов (слот М11)" w:value="СИСТ / Диагностика: Неисправность модуля дискретных входов/выходов (слот М11)"/>
                   <w:listItem w:displayText="СИСТ / Диагностика: Неисправность модуля дискретных входов/выходов (слот М3)" w:value="СИСТ / Диагностика: Неисправность модуля дискретных входов/выходов (слот М3)"/>
                   <w:listItem w:displayText="СИСТ / Диагностика: Неисправность модуля дискретных входов/выходов (слот М4)" w:value="СИСТ / Диагностика: Неисправность модуля дискретных входов/выходов (слот М4)"/>
+                  <w:listItem w:displayText="СИСТ / Диагностика: Неисправность модуля дискретных входов/выходов (слот М6)" w:value="СИСТ / Диагностика: Неисправность модуля дискретных входов/выходов (слот М6)"/>
+                  <w:listItem w:displayText="СИСТ / Диагностика: Неисправность модуля дискретных входов/выходов (слот М7)" w:value="СИСТ / Диагностика: Неисправность модуля дискретных входов/выходов (слот М7)"/>
                   <w:listItem w:displayText="СИСТ / Диагностика: Неисправность модуля дискретных входов/выходов (слот М8)" w:value="СИСТ / Диагностика: Неисправность модуля дискретных входов/выходов (слот М8)"/>
                   <w:listItem w:displayText="СИСТ / Диагностика: Неисправность модуля дискретных входов/выходов (слот М9)" w:value="СИСТ / Диагностика: Неисправность модуля дискретных входов/выходов (слот М9)"/>
                   <w:listItem w:displayText="СИСТ / Диагностика: Неисправность цепей оперативного питания" w:value="СИСТ / Диагностика: Неисправность цепей оперативного питания"/>
@@ -11037,87 +11069,80 @@
                   <w:listItem w:displayText="СИСТ / ПлДВых9: Состояние ДВых7" w:value="СИСТ / ПлДВых9: Состояние ДВых7"/>
                   <w:listItem w:displayText="СИСТ / ПлДВых9: Состояние ДВых8" w:value="СИСТ / ПлДВых9: Состояние ДВых8"/>
                   <w:listItem w:displayText="СИСТ / СД ФК: Действие на В ВН" w:value="СИСТ / СД ФК: Действие на В ВН"/>
-                  <w:listItem w:displayText="СИСТ / СД ФК: Действие на В НН1" w:value="СИСТ / СД ФК: Действие на В НН1"/>
-                  <w:listItem w:displayText="СИСТ / СД ФК: Действие на В НН2" w:value="СИСТ / СД ФК: Действие на В НН2"/>
+                  <w:listItem w:displayText="СИСТ / СД ФК: Действие на В НН" w:value="СИСТ / СД ФК: Действие на В НН"/>
                   <w:listItem w:displayText="СИСТ / СД ФК: Комплект" w:value="СИСТ / СД ФК: Комплект"/>
                   <w:listItem w:displayText="СИСТ / СД ФК: Режим работы ГЗ РПН" w:value="СИСТ / СД ФК: Режим работы ГЗ РПН"/>
                   <w:listItem w:displayText="СИСТ / СД ФК: Режим работы ГЗ Т откл" w:value="СИСТ / СД ФК: Режим работы ГЗ Т откл"/>
                   <w:listItem w:displayText="СИСТ / СД ФК: Режим работы ГЗ Т сигн" w:value="СИСТ / СД ФК: Режим работы ГЗ Т сигн"/>
-                  <w:listItem w:displayText="СИСТ / СД ФК: Режим работы ДЗТ" w:value="СИСТ / СД ФК: Режим работы ДЗТ"/>
-                  <w:listItem w:displayText="СИСТ / СД ФК: Режим работы ЗПО" w:value="СИСТ / СД ФК: Режим работы ЗПО"/>
                   <w:listItem w:displayText="СИСТ / СД ФК: Режим работы УРОВ" w:value="СИСТ / СД ФК: Режим работы УРОВ"/>
                   <w:listItem w:displayText="СИСТ / СД ФК: Управление ИЭУ" w:value="СИСТ / СД ФК: Управление ИЭУ"/>
                   <w:listItem w:displayText="СИСТ / СД: БИ выведены" w:value="СИСТ / СД: БИ выведены"/>
                   <w:listItem w:displayText="СИСТ / СД: Внешнее отключение" w:value="СИСТ / СД: Внешнее отключение"/>
                   <w:listItem w:displayText="СИСТ / СД: Выходные цепи разобраны" w:value="СИСТ / СД: Выходные цепи разобраны"/>
+                  <w:listItem w:displayText="СИСТ / СД: Неисправность В ВН" w:value="СИСТ / СД: Неисправность В ВН"/>
                   <w:listItem w:displayText="СИСТ / СД: Неисправность ШС-А" w:value="СИСТ / СД: Неисправность ШС-А"/>
                   <w:listItem w:displayText="СИСТ / СД: Неисправность ШС-В" w:value="СИСТ / СД: Неисправность ШС-В"/>
                   <w:listItem w:displayText="СИСТ / СД: Неисправность опер. тока ГЗ" w:value="СИСТ / СД: Неисправность опер. тока ГЗ"/>
                   <w:listItem w:displayText="СИСТ / СД: Неисправность опер. тока ТЗ, ТС" w:value="СИСТ / СД: Неисправность опер. тока ТЗ, ТС"/>
+                  <w:listItem w:displayText="СИСТ / СД: Неисправность сигн. В" w:value="СИСТ / СД: Неисправность сигн. В"/>
                   <w:listItem w:displayText="СИСТ / СД: Неисправность цепей ГЗ РПН" w:value="СИСТ / СД: Неисправность цепей ГЗ РПН"/>
                   <w:listItem w:displayText="СИСТ / СД: Неисправность цепей ГЗ Т" w:value="СИСТ / СД: Неисправность цепей ГЗ Т"/>
                   <w:listItem w:displayText="СИСТ / СД: Неисправность цепей ТЗ" w:value="СИСТ / СД: Неисправность цепей ТЗ"/>
                   <w:listItem w:displayText="СИСТ / СД: Потеря GOOSE" w:value="СИСТ / СД: Потеря GOOSE"/>
-                  <w:listItem w:displayText="СИСТ / СД: Пуск ЗПО" w:value="СИСТ / СД: Пуск ЗПО"/>
                   <w:listItem w:displayText="СИСТ / СД: Срабатывание ГЗ РПН" w:value="СИСТ / СД: Срабатывание ГЗ РПН"/>
                   <w:listItem w:displayText="СИСТ / СД: Срабатывание ГЗоткл" w:value="СИСТ / СД: Срабатывание ГЗоткл"/>
                   <w:listItem w:displayText="СИСТ / СД: Срабатывание ГЗсигн" w:value="СИСТ / СД: Срабатывание ГЗсигн"/>
-                  <w:listItem w:displayText="СИСТ / СД: Срабатывание ДЗТ" w:value="СИСТ / СД: Срабатывание ДЗТ"/>
                   <w:listItem w:displayText="СИСТ / СД: Срабатывание ЗП" w:value="СИСТ / СД: Срабатывание ЗП"/>
+                  <w:listItem w:displayText="СИСТ / СД: Срабатывание МТЗ" w:value="СИСТ / СД: Срабатывание МТЗ"/>
                   <w:listItem w:displayText="СИСТ / СД: Срабатывание ТЗоткл" w:value="СИСТ / СД: Срабатывание ТЗоткл"/>
                   <w:listItem w:displayText="СИСТ / СД: Срабатывание ТЗсигн" w:value="СИСТ / СД: Срабатывание ТЗсигн"/>
+                  <w:listItem w:displayText="СИСТ / СД: Срабатывание ТО" w:value="СИСТ / СД: Срабатывание ТО"/>
                   <w:listItem w:displayText="СИСТ / СД: Срабатывание УРОВ" w:value="СИСТ / СД: Срабатывание УРОВ"/>
                   <w:listItem w:displayText="СИСТ / ФК: Действие на В ВН" w:value="СИСТ / ФК: Действие на В ВН"/>
-                  <w:listItem w:displayText="СИСТ / ФК: Действие на В НН1" w:value="СИСТ / ФК: Действие на В НН1"/>
-                  <w:listItem w:displayText="СИСТ / ФК: Действие на В НН2" w:value="СИСТ / ФК: Действие на В НН2"/>
+                  <w:listItem w:displayText="СИСТ / ФК: Действие на В НН" w:value="СИСТ / ФК: Действие на В НН"/>
                   <w:listItem w:displayText="СИСТ / ФК: Комплект" w:value="СИСТ / ФК: Комплект"/>
                   <w:listItem w:displayText="СИСТ / ФК: Режим работы ГЗ РПН" w:value="СИСТ / ФК: Режим работы ГЗ РПН"/>
                   <w:listItem w:displayText="СИСТ / ФК: Режим работы ГЗ Т откл" w:value="СИСТ / ФК: Режим работы ГЗ Т откл"/>
                   <w:listItem w:displayText="СИСТ / ФК: Режим работы ГЗ Т сигн" w:value="СИСТ / ФК: Режим работы ГЗ Т сигн"/>
-                  <w:listItem w:displayText="СИСТ / ФК: Режим работы ДЗТ" w:value="СИСТ / ФК: Режим работы ДЗТ"/>
-                  <w:listItem w:displayText="СИСТ / ФК: Режим работы ЗПО" w:value="СИСТ / ФК: Режим работы ЗПО"/>
                   <w:listItem w:displayText="СИСТ / ФК: Режим работы УРОВ" w:value="СИСТ / ФК: Режим работы УРОВ"/>
                   <w:listItem w:displayText="СИСТ / ФК: Управление ИЭУ" w:value="СИСТ / ФК: Управление ИЭУ"/>
                   <w:listItem w:displayText="СИСТ / ШС: Переполнение буфера входных данных" w:value="СИСТ / ШС: Переполнение буфера входных данных"/>
                   <w:listItem w:displayText="СИСТ / ШС: Переполнение буфера выходных данных" w:value="СИСТ / ШС: Переполнение буфера выходных данных"/>
                   <w:listItem w:displayText="СИСТ / ШС: Состояние основного канала" w:value="СИСТ / ШС: Состояние основного канала"/>
                   <w:listItem w:displayText="СИСТ / ШС: Состояние резервного канала" w:value="СИСТ / ШС: Состояние резервного канала"/>
+                  <w:listItem w:displayText="Сборка сигн. / СС: БИ выведены" w:value="Сборка сигн. / СС: БИ выведены"/>
+                  <w:listItem w:displayText="Сборка сигн. / СС: Внешнее отключение" w:value="Сборка сигн. / СС: Внешнее отключение"/>
+                  <w:listItem w:displayText="Сборка сигн. / СС: Выходные цепи разобраны" w:value="Сборка сигн. / СС: Выходные цепи разобраны"/>
+                  <w:listItem w:displayText="Сборка сигн. / СС: ГЗ заблокирована" w:value="Сборка сигн. / СС: ГЗ заблокирована"/>
+                  <w:listItem w:displayText="Сборка сигн. / СС: Контроль оперативного тока" w:value="Сборка сигн. / СС: Контроль оперативного тока"/>
+                  <w:listItem w:displayText="Сборка сигн. / СС: Контроль оперативного тока НН" w:value="Сборка сигн. / СС: Контроль оперативного тока НН"/>
+                  <w:listItem w:displayText="Сборка сигн. / СС: Низкая изоляция ГЗ" w:value="Сборка сигн. / СС: Низкая изоляция ГЗ"/>
+                  <w:listItem w:displayText="Сборка сигн. / СС: Низкая изоляция ТЗ" w:value="Сборка сигн. / СС: Низкая изоляция ТЗ"/>
+                  <w:listItem w:displayText="Сборка сигн. / СС: Превышение времени переключения коммутационного аппарата" w:value="Сборка сигн. / СС: Превышение времени переключения коммутационного аппарата"/>
+                  <w:listItem w:displayText="Сборка сигн. / СС: Сигнализация от ГЗ" w:value="Сборка сигн. / СС: Сигнализация от ГЗ"/>
+                  <w:listItem w:displayText="Сборка сигн. / СС: Сигнализация от ТЗ" w:value="Сборка сигн. / СС: Сигнализация от ТЗ"/>
+                  <w:listItem w:displayText="Сборка сигн. / СС: Сигнализация от ТС" w:value="Сборка сигн. / СС: Сигнализация от ТС"/>
+                  <w:listItem w:displayText="Сборка сигн. / СС: ТЗ заблокирована" w:value="Сборка сигн. / СС: ТЗ заблокирована"/>
                   <w:listItem w:displayText="ТК ЗДЗ / ТК ЗДЗ: Пуск" w:value="ТК ЗДЗ / ТК ЗДЗ: Пуск"/>
                   <w:listItem w:displayText="ТК ЗДЗ / ТК ЗДЗ: Функция введена в работу" w:value="ТК ЗДЗ / ТК ЗДЗ: Функция введена в работу"/>
                   <w:listItem w:displayText="ТК ЗДЗ / ТК ЗДЗ: Функция оперативно выведена из работы" w:value="ТК ЗДЗ / ТК ЗДЗ: Функция оперативно выведена из работы"/>
-                  <w:listItem w:displayText="ТО ЗПО / ТО ЗПО ВН: Пуск" w:value="ТО ЗПО / ТО ЗПО ВН: Пуск"/>
-                  <w:listItem w:displayText="ТО ЗПО / ТО ЗПО ВН: Функция введена в работу" w:value="ТО ЗПО / ТО ЗПО ВН: Функция введена в работу"/>
-                  <w:listItem w:displayText="ТО ЗПО / ТО ЗПО ВН: Функция оперативно выведена из работы" w:value="ТО ЗПО / ТО ЗПО ВН: Функция оперативно выведена из работы"/>
-                  <w:listItem w:displayText="ТО ЗПО / ТО ЗПО НН1: Пуск" w:value="ТО ЗПО / ТО ЗПО НН1: Пуск"/>
-                  <w:listItem w:displayText="ТО ЗПО / ТО ЗПО НН1: Функция введена в работу" w:value="ТО ЗПО / ТО ЗПО НН1: Функция введена в работу"/>
-                  <w:listItem w:displayText="ТО ЗПО / ТО ЗПО НН1: Функция оперативно выведена из работы" w:value="ТО ЗПО / ТО ЗПО НН1: Функция оперативно выведена из работы"/>
-                  <w:listItem w:displayText="ТО ЗПО / ТО ЗПО НН2: Пуск" w:value="ТО ЗПО / ТО ЗПО НН2: Пуск"/>
-                  <w:listItem w:displayText="ТО ЗПО / ТО ЗПО НН2: Функция введена в работу" w:value="ТО ЗПО / ТО ЗПО НН2: Функция введена в работу"/>
-                  <w:listItem w:displayText="ТО ЗПО / ТО ЗПО НН2: Функция оперативно выведена из работы" w:value="ТО ЗПО / ТО ЗПО НН2: Функция оперативно выведена из работы"/>
-                  <w:listItem w:displayText="ТО ЗПО / ТО ЗПО_общ: Пуск" w:value="ТО ЗПО / ТО ЗПО_общ: Пуск"/>
-                  <w:listItem w:displayText="ТО ЗПО / ТО ЗПО_общ: Функция введена в работу" w:value="ТО ЗПО / ТО ЗПО_общ: Функция введена в работу"/>
-                  <w:listItem w:displayText="ТО ЗПО / ТО ЗПО_общ: Функция оперативно выведена из работы" w:value="ТО ЗПО / ТО ЗПО_общ: Функция оперативно выведена из работы"/>
+                  <w:listItem w:displayText="ТО / ТО: Пуск" w:value="ТО / ТО: Пуск"/>
+                  <w:listItem w:displayText="ТО / ТО: Срабатывание" w:value="ТО / ТО: Срабатывание"/>
+                  <w:listItem w:displayText="ТО / ТО: Срабатывание на сигнал" w:value="ТО / ТО: Срабатывание на сигнал"/>
+                  <w:listItem w:displayText="ТО / ТО: Функция введена в работу" w:value="ТО / ТО: Функция введена в работу"/>
+                  <w:listItem w:displayText="ТО / ТО: Функция оперативно выведена из работы" w:value="ТО / ТО: Функция оперативно выведена из работы"/>
                   <w:listItem w:displayText="ТО РПН / ТО РПН: Пуск" w:value="ТО РПН / ТО РПН: Пуск"/>
                   <w:listItem w:displayText="ТО РПН / ТО РПН: Функция введена в работу" w:value="ТО РПН / ТО РПН: Функция введена в работу"/>
                   <w:listItem w:displayText="ТО РПН / ТО РПН: Функция оперативно выведена из работы" w:value="ТО РПН / ТО РПН: Функция оперативно выведена из работы"/>
+                  <w:listItem w:displayText="УВ / УВ: Включить" w:value="УВ / УВ: Включить"/>
+                  <w:listItem w:displayText="УВ / УВ: Функция введена в работу" w:value="УВ / УВ: Функция введена в работу"/>
                   <w:listItem w:displayText="УРОВ ВН / УРОВ: Пуск" w:value="УРОВ ВН / УРОВ: Пуск"/>
                   <w:listItem w:displayText="УРОВ ВН / УРОВ: Пуск ИО максимального тока" w:value="УРОВ ВН / УРОВ: Пуск ИО максимального тока"/>
-                  <w:listItem w:displayText="УРОВ ВН / УРОВ: Срабатывание УРОВ" w:value="УРОВ ВН / УРОВ: Срабатывание УРОВ"/>
-                  <w:listItem w:displayText="УРОВ ВН / УРОВ: Срабатывание УРОВ  'на себя'" w:value="УРОВ ВН / УРОВ: Срабатывание УРОВ  'на себя'"/>
+                  <w:listItem w:displayText="УРОВ ВН / УРОВ: Срабатывание" w:value="УРОВ ВН / УРОВ: Срабатывание"/>
+                  <w:listItem w:displayText="УРОВ ВН / УРОВ: Срабатывание  'на себя'" w:value="УРОВ ВН / УРОВ: Срабатывание  'на себя'"/>
+                  <w:listItem w:displayText="УРОВ ВН / УРОВ: Ускорение УРОВ" w:value="УРОВ ВН / УРОВ: Ускорение УРОВ"/>
                   <w:listItem w:displayText="УРОВ ВН / УРОВ: Функция введена в работу" w:value="УРОВ ВН / УРОВ: Функция введена в работу"/>
                   <w:listItem w:displayText="УРОВ ВН / УРОВ: Функция оперативно выведена из работы" w:value="УРОВ ВН / УРОВ: Функция оперативно выведена из работы"/>
-                  <w:listItem w:displayText="ошибка / СС: БИ выведены" w:value="ошибка / СС: БИ выведены"/>
-                  <w:listItem w:displayText="ошибка / СС: Внешнее отключение" w:value="ошибка / СС: Внешнее отключение"/>
-                  <w:listItem w:displayText="ошибка / СС: Выходные цепи разобраны" w:value="ошибка / СС: Выходные цепи разобраны"/>
-                  <w:listItem w:displayText="ошибка / СС: ГЗ заблокирована" w:value="ошибка / СС: ГЗ заблокирована"/>
-                  <w:listItem w:displayText="ошибка / СС: Контроль оперативного тока" w:value="ошибка / СС: Контроль оперативного тока"/>
-                  <w:listItem w:displayText="ошибка / СС: Контроль оперативного тока НН" w:value="ошибка / СС: Контроль оперативного тока НН"/>
-                  <w:listItem w:displayText="ошибка / СС: Низкая изоляция ГЗ" w:value="ошибка / СС: Низкая изоляция ГЗ"/>
-                  <w:listItem w:displayText="ошибка / СС: Низкая изоляция ТЗ" w:value="ошибка / СС: Низкая изоляция ТЗ"/>
-                  <w:listItem w:displayText="ошибка / СС: Сигнализация от ГЗ" w:value="ошибка / СС: Сигнализация от ГЗ"/>
-                  <w:listItem w:displayText="ошибка / СС: Сигнализация от ТЗ" w:value="ошибка / СС: Сигнализация от ТЗ"/>
-                  <w:listItem w:displayText="ошибка / СС: Сигнализация от ТС" w:value="ошибка / СС: Сигнализация от ТС"/>
-                  <w:listItem w:displayText="ошибка / СС: ТЗ заблокирована" w:value="ошибка / СС: ТЗ заблокирована"/>
                 </w:dropDownList>
                 <w:showingPlcHdr/>
                 <w:placeholder>
@@ -11282,67 +11307,62 @@
                   <w:listItem w:displayText="ГЗ РПН на сигн " w:value="ГЗ РПН на сигн "/>
                   <w:listItem w:displayText="ГЗоткл на сигн " w:value="ГЗоткл на сигн "/>
                   <w:listItem w:displayText="ГЗсигн на откл " w:value="ГЗсигн на откл "/>
-                  <w:listItem w:displayText="ДТЗт на сигн " w:value="ДТЗт на сигн "/>
-                  <w:listItem w:displayText="ДТО на сигн " w:value="ДТО на сигн "/>
                   <w:listItem w:displayText="ДТм на сигн " w:value="ДТм на сигн "/>
                   <w:listItem w:displayText="ДТо на сигн " w:value="ДТо на сигн "/>
                   <w:listItem w:displayText="ДУм расшир на сигн " w:value="ДУм расшир на сигн "/>
+                  <w:listItem w:displayText="ЗОП на сигн " w:value="ЗОП на сигн "/>
                   <w:listItem w:displayText="ЗП на откл " w:value="ЗП на откл "/>
-                  <w:listItem w:displayText="ЗПО на сигн " w:value="ЗПО на сигн "/>
+                  <w:listItem w:displayText="МТЗ 1 ст на сигн " w:value="МТЗ 1 ст на сигн "/>
+                  <w:listItem w:displayText="МТЗ 2 ст на сигн " w:value="МТЗ 2 ст на сигн "/>
+                  <w:listItem w:displayText="МТЗ 3 ст на сигн " w:value="МТЗ 3 ст на сигн "/>
                   <w:listItem w:displayText="ОВ ГЗ РПН " w:value="ОВ ГЗ РПН "/>
                   <w:listItem w:displayText="ОВ ГЗоткл " w:value="ОВ ГЗоткл "/>
                   <w:listItem w:displayText="ОВ ГЗсигн " w:value="ОВ ГЗсигн "/>
-                  <w:listItem w:displayText="ОВ ДЗТ " w:value="ОВ ДЗТ "/>
-                  <w:listItem w:displayText="ОВ ДТЗт " w:value="ОВ ДТЗт "/>
-                  <w:listItem w:displayText="ОВ ДТО " w:value="ОВ ДТО "/>
+                  <w:listItem w:displayText="ОВ ЗОП " w:value="ОВ ЗОП "/>
                   <w:listItem w:displayText="ОВ ЗП " w:value="ОВ ЗП "/>
-                  <w:listItem w:displayText="ОВ ЗП ВН " w:value="ОВ ЗП ВН "/>
-                  <w:listItem w:displayText="ОВ ЗП НН1 " w:value="ОВ ЗП НН1 "/>
-                  <w:listItem w:displayText="ОВ ЗП НН2 " w:value="ОВ ЗП НН2 "/>
-                  <w:listItem w:displayText="ОВ ЗПО " w:value="ОВ ЗПО "/>
-                  <w:listItem w:displayText="ОВ КЦТ " w:value="ОВ КЦТ "/>
-                  <w:listItem w:displayText="ОВ КЦТнеб " w:value="ОВ КЦТнеб "/>
-                  <w:listItem w:displayText="ОВ КЦТст1 " w:value="ОВ КЦТст1 "/>
-                  <w:listItem w:displayText="ОВ КЦТст2 " w:value="ОВ КЦТст2 "/>
-                  <w:listItem w:displayText="ОВ КЦТст3 " w:value="ОВ КЦТст3 "/>
+                  <w:listItem w:displayText="ОВ КА " w:value="ОВ КА "/>
+                  <w:listItem w:displayText="ОВ КП " w:value="ОВ КП "/>
+                  <w:listItem w:displayText="ОВ КСВ " w:value="ОВ КСВ "/>
+                  <w:listItem w:displayText="ОВ КЦН НН " w:value="ОВ КЦН НН "/>
+                  <w:listItem w:displayText="ОВ ЛЗТ " w:value="ОВ ЛЗТ "/>
                   <w:listItem w:displayText="ОВ ЛО ВН " w:value="ОВ ЛО ВН "/>
                   <w:listItem w:displayText="ОВ ЛО ДТм " w:value="ОВ ЛО ДТм "/>
                   <w:listItem w:displayText="ОВ ЛО ДТо " w:value="ОВ ЛО ДТо "/>
                   <w:listItem w:displayText="ОВ ЛО ДУм расшир " w:value="ОВ ЛО ДУм расшир "/>
-                  <w:listItem w:displayText="ОВ ЛО НН1 " w:value="ОВ ЛО НН1 "/>
-                  <w:listItem w:displayText="ОВ ЛО НН1 / ЗАПВ " w:value="ОВ ЛО НН1 / ЗАПВ "/>
-                  <w:listItem w:displayText="ОВ ЛО НН1 / ЛО " w:value="ОВ ЛО НН1 / ЛО "/>
-                  <w:listItem w:displayText="ОВ ЛО НН2 " w:value="ОВ ЛО НН2 "/>
-                  <w:listItem w:displayText="ОВ ЛО НН2 / ЗАПВ " w:value="ОВ ЛО НН2 / ЗАПВ "/>
-                  <w:listItem w:displayText="ОВ ЛО НН2 / ЛО " w:value="ОВ ЛО НН2 / ЛО "/>
+                  <w:listItem w:displayText="ОВ ЛО НН " w:value="ОВ ЛО НН "/>
+                  <w:listItem w:displayText="ОВ ЛО НН / ЗАВР " w:value="ОВ ЛО НН / ЗАВР "/>
+                  <w:listItem w:displayText="ОВ ЛО НН / ЗАПВ " w:value="ОВ ЛО НН / ЗАПВ "/>
+                  <w:listItem w:displayText="ОВ ЛО НН / ЛО " w:value="ОВ ЛО НН / ЛО "/>
                   <w:listItem w:displayText="ОВ ЛО ОК " w:value="ОВ ЛО ОК "/>
                   <w:listItem w:displayText="ОВ ЛО ПК " w:value="ОВ ЛО ПК "/>
                   <w:listItem w:displayText="ОВ ЛО РД " w:value="ОВ ЛО РД "/>
                   <w:listItem w:displayText="ОВ ЛО Т " w:value="ОВ ЛО Т "/>
+                  <w:listItem w:displayText="ОВ ЛО Т / ЗАВР " w:value="ОВ ЛО Т / ЗАВР "/>
                   <w:listItem w:displayText="ОВ ЛО Т / ЗАПВ " w:value="ОВ ЛО Т / ЗАПВ "/>
                   <w:listItem w:displayText="ОВ ЛО Т / ЛО " w:value="ОВ ЛО Т / ЛО "/>
                   <w:listItem w:displayText="ОВ ЛО ТЗ " w:value="ОВ ЛО ТЗ "/>
                   <w:listItem w:displayText="ОВ ЛО ТС " w:value="ОВ ЛО ТС "/>
+                  <w:listItem w:displayText="ОВ МТЗ " w:value="ОВ МТЗ "/>
+                  <w:listItem w:displayText="ОВ МТЗ 1 ст " w:value="ОВ МТЗ 1 ст "/>
+                  <w:listItem w:displayText="ОВ МТЗ 2 ст " w:value="ОВ МТЗ 2 ст "/>
+                  <w:listItem w:displayText="ОВ МТЗ 3 ст " w:value="ОВ МТЗ 3 ст "/>
                   <w:listItem w:displayText="ОВ ПДС " w:value="ОВ ПДС "/>
                   <w:listItem w:displayText="ОВ ПДС НКУ " w:value="ОВ ПДС НКУ "/>
-                  <w:listItem w:displayText="ОВ РТПО " w:value="ОВ РТПО "/>
-                  <w:listItem w:displayText="ОВ РТПО ВН " w:value="ОВ РТПО ВН "/>
-                  <w:listItem w:displayText="ОВ РТПО НН1 " w:value="ОВ РТПО НН1 "/>
-                  <w:listItem w:displayText="ОВ РТПО НН2 " w:value="ОВ РТПО НН2 "/>
                   <w:listItem w:displayText="ОВ ТК ЗДЗ " w:value="ОВ ТК ЗДЗ "/>
-                  <w:listItem w:displayText="ОВ ТО ЗПО " w:value="ОВ ТО ЗПО "/>
-                  <w:listItem w:displayText="ОВ ТО ЗПО ВН " w:value="ОВ ТО ЗПО ВН "/>
-                  <w:listItem w:displayText="ОВ ТО ЗПО НН1 " w:value="ОВ ТО ЗПО НН1 "/>
-                  <w:listItem w:displayText="ОВ ТО ЗПО НН2 " w:value="ОВ ТО ЗПО НН2 "/>
+                  <w:listItem w:displayText="ОВ ТО " w:value="ОВ ТО "/>
                   <w:listItem w:displayText="ОВ ТО РПН " w:value="ОВ ТО РПН "/>
-                  <w:listItem w:displayText="ОВ УРОВ " w:value="ОВ УРОВ "/>
+                  <w:listItem w:displayText="ОВ УВ " w:value="ОВ УВ "/>
+                  <w:listItem w:displayText="ОВ УРОВ ВН " w:value="ОВ УРОВ ВН "/>
                   <w:listItem w:displayText="ОК на сигн " w:value="ОК на сигн "/>
                   <w:listItem w:displayText="ПК на сигн " w:value="ПК на сигн "/>
                   <w:listItem w:displayText="Прием сим.данных " w:value="Прием сим.данных "/>
                   <w:listItem w:displayText="РД на сигн " w:value="РД на сигн "/>
+                  <w:listItem w:displayText="Сброс КРВ " w:value="Сброс КРВ "/>
                   <w:listItem w:displayText="Сброс СД " w:value="Сброс СД "/>
                   <w:listItem w:displayText="Сброс блок. ГЗ,ТЗ " w:value="Сброс блок. ГЗ,ТЗ "/>
                   <w:listItem w:displayText="Сброс стат. " w:value="Сброс стат. "/>
+                  <w:listItem w:displayText="Сброс счет. опер. В " w:value="Сброс счет. опер. В "/>
+                  <w:listItem w:displayText="ТО на сигн " w:value="ТО на сигн "/>
                 </w:dropDownList>
                 <w:showingPlcHdr/>
                 <w:placeholder>

--- a/latex_gui/templ2.docx
+++ b/latex_gui/templ2.docx
@@ -5387,6 +5387,9 @@
               <w:jc w:val="center"/>
             </w:pPr>
             <w:r>
+              <w:rPr>
+                <w:sz w:val="22"/>
+              </w:rPr>
               <w:t>№</w:t>
             </w:r>
           </w:p>
@@ -5403,6 +5406,9 @@
               <w:jc w:val="center"/>
             </w:pPr>
             <w:r>
+              <w:rPr>
+                <w:sz w:val="22"/>
+              </w:rPr>
               <w:t>Описание</w:t>
             </w:r>
           </w:p>
@@ -5419,6 +5425,9 @@
               <w:jc w:val="center"/>
             </w:pPr>
             <w:r>
+              <w:rPr>
+                <w:sz w:val="22"/>
+              </w:rPr>
               <w:t>Наименование</w:t>
             </w:r>
           </w:p>
@@ -5435,6 +5444,9 @@
               <w:jc w:val="center"/>
             </w:pPr>
             <w:r>
+              <w:rPr>
+                <w:sz w:val="22"/>
+              </w:rPr>
               <w:t>Значение / Диапазон</w:t>
             </w:r>
           </w:p>
@@ -5451,6 +5463,9 @@
               <w:jc w:val="center"/>
             </w:pPr>
             <w:r>
+              <w:rPr>
+                <w:sz w:val="22"/>
+              </w:rPr>
               <w:t>Ед. изм.</w:t>
             </w:r>
           </w:p>
@@ -5467,6 +5482,9 @@
               <w:jc w:val="center"/>
             </w:pPr>
             <w:r>
+              <w:rPr>
+                <w:sz w:val="22"/>
+              </w:rPr>
               <w:t>Шаг</w:t>
             </w:r>
           </w:p>
@@ -5483,6 +5501,9 @@
               <w:jc w:val="center"/>
             </w:pPr>
             <w:r>
+              <w:rPr>
+                <w:sz w:val="22"/>
+              </w:rPr>
               <w:t>Значение по умолчанию</w:t>
             </w:r>
           </w:p>
@@ -5499,6 +5520,9 @@
               <w:jc w:val="center"/>
             </w:pPr>
             <w:r>
+              <w:rPr>
+                <w:sz w:val="22"/>
+              </w:rPr>
               <w:t>Уставка</w:t>
             </w:r>
           </w:p>
@@ -5531,6 +5555,9 @@
               <w:jc w:val="center"/>
             </w:pPr>
             <w:r>
+              <w:rPr>
+                <w:sz w:val="22"/>
+              </w:rPr>
               <w:t>ПО</w:t>
             </w:r>
           </w:p>
@@ -5541,6 +5568,9 @@
           </w:tcPr>
           <w:p>
             <w:r>
+              <w:rPr>
+                <w:sz w:val="22"/>
+              </w:rPr>
               <w:t>ФСУ</w:t>
             </w:r>
           </w:p>
@@ -5589,6 +5619,9 @@
           </w:tcPr>
           <w:p>
             <w:r>
+              <w:rPr>
+                <w:sz w:val="22"/>
+              </w:rPr>
               <w:t>{%tr for param_name, param_data in bin_input.properties.items() %}</w:t>
             </w:r>
           </w:p>
@@ -5604,6 +5637,9 @@
               <w:jc w:val="center"/>
             </w:pPr>
             <w:r>
+              <w:rPr>
+                <w:sz w:val="22"/>
+              </w:rPr>
               <w:t>{{ loop.index }}</w:t>
             </w:r>
           </w:p>
@@ -5614,6 +5650,9 @@
           </w:tcPr>
           <w:p>
             <w:r>
+              <w:rPr>
+                <w:sz w:val="22"/>
+              </w:rPr>
               <w:t>{{ param_data.description }}</w:t>
             </w:r>
           </w:p>
@@ -5624,6 +5663,9 @@
           </w:tcPr>
           <w:p>
             <w:r>
+              <w:rPr>
+                <w:sz w:val="22"/>
+              </w:rPr>
               <w:t>{{ param_data.name_in_software }}</w:t>
             </w:r>
           </w:p>
@@ -5637,6 +5679,9 @@
               <w:jc w:val="center"/>
             </w:pPr>
             <w:r>
+              <w:rPr>
+                <w:sz w:val="22"/>
+              </w:rPr>
               <w:t>{{ param_data.name_in_fsu }}</w:t>
             </w:r>
           </w:p>
@@ -5647,6 +5692,9 @@
           </w:tcPr>
           <w:p>
             <w:r>
+              <w:rPr>
+                <w:sz w:val="22"/>
+              </w:rPr>
               <w:t>{{ param_data.value_range }}</w:t>
             </w:r>
           </w:p>
@@ -5660,6 +5708,9 @@
               <w:jc w:val="center"/>
             </w:pPr>
             <w:r>
+              <w:rPr>
+                <w:sz w:val="22"/>
+              </w:rPr>
               <w:t>{{ param_data.unit }}</w:t>
             </w:r>
           </w:p>
@@ -5673,6 +5724,9 @@
               <w:jc w:val="center"/>
             </w:pPr>
             <w:r>
+              <w:rPr>
+                <w:sz w:val="22"/>
+              </w:rPr>
               <w:t>{{ param_data.step }}</w:t>
             </w:r>
           </w:p>
@@ -5686,6 +5740,9 @@
               <w:jc w:val="center"/>
             </w:pPr>
             <w:r>
+              <w:rPr>
+                <w:sz w:val="22"/>
+              </w:rPr>
               <w:t>{{ param_data.default_value }}</w:t>
             </w:r>
           </w:p>
@@ -5696,6 +5753,9 @@
           </w:tcPr>
           <w:p>
             <w:r>
+              <w:rPr>
+                <w:sz w:val="22"/>
+              </w:rPr>
               <w:t>{{ param_data.setpoint }}</w:t>
             </w:r>
           </w:p>
@@ -5712,6 +5772,9 @@
               <w:pStyle w:val="affa"/>
             </w:pPr>
             <w:r>
+              <w:rPr>
+                <w:sz w:val="22"/>
+              </w:rPr>
               <w:t>{%tr endfor %}</w:t>
             </w:r>
           </w:p>
@@ -5784,6 +5847,9 @@
               <w:jc w:val="center"/>
             </w:pPr>
             <w:r>
+              <w:rPr>
+                <w:sz w:val="22"/>
+              </w:rPr>
               <w:t>№</w:t>
             </w:r>
           </w:p>
@@ -5800,6 +5866,9 @@
               <w:jc w:val="center"/>
             </w:pPr>
             <w:r>
+              <w:rPr>
+                <w:sz w:val="22"/>
+              </w:rPr>
               <w:t>Описание</w:t>
             </w:r>
           </w:p>
@@ -5816,6 +5885,9 @@
               <w:jc w:val="center"/>
             </w:pPr>
             <w:r>
+              <w:rPr>
+                <w:sz w:val="22"/>
+              </w:rPr>
               <w:t>Наименование</w:t>
             </w:r>
           </w:p>
@@ -5832,6 +5904,9 @@
               <w:jc w:val="center"/>
             </w:pPr>
             <w:r>
+              <w:rPr>
+                <w:sz w:val="22"/>
+              </w:rPr>
               <w:t>Значение / Диапазон</w:t>
             </w:r>
           </w:p>
@@ -5848,6 +5923,9 @@
               <w:jc w:val="center"/>
             </w:pPr>
             <w:r>
+              <w:rPr>
+                <w:sz w:val="22"/>
+              </w:rPr>
               <w:t>Ед. изм.</w:t>
             </w:r>
           </w:p>
@@ -5864,6 +5942,9 @@
               <w:jc w:val="center"/>
             </w:pPr>
             <w:r>
+              <w:rPr>
+                <w:sz w:val="22"/>
+              </w:rPr>
               <w:t>Шаг</w:t>
             </w:r>
           </w:p>
@@ -5880,6 +5961,9 @@
               <w:jc w:val="center"/>
             </w:pPr>
             <w:r>
+              <w:rPr>
+                <w:sz w:val="22"/>
+              </w:rPr>
               <w:t>Значение по умолчанию</w:t>
             </w:r>
           </w:p>
@@ -5896,6 +5980,9 @@
               <w:jc w:val="center"/>
             </w:pPr>
             <w:r>
+              <w:rPr>
+                <w:sz w:val="22"/>
+              </w:rPr>
               <w:t>Уставка</w:t>
             </w:r>
           </w:p>
@@ -5928,6 +6015,9 @@
               <w:jc w:val="center"/>
             </w:pPr>
             <w:r>
+              <w:rPr>
+                <w:sz w:val="22"/>
+              </w:rPr>
               <w:t>ПО</w:t>
             </w:r>
           </w:p>
@@ -5938,6 +6028,9 @@
           </w:tcPr>
           <w:p>
             <w:r>
+              <w:rPr>
+                <w:sz w:val="22"/>
+              </w:rPr>
               <w:t>ФСУ</w:t>
             </w:r>
           </w:p>
@@ -5986,6 +6079,9 @@
           </w:tcPr>
           <w:p>
             <w:r>
+              <w:rPr>
+                <w:sz w:val="22"/>
+              </w:rPr>
               <w:t>{%tr for param_name, param_data in bin_output.properties.items() %}</w:t>
             </w:r>
           </w:p>
@@ -6001,6 +6097,9 @@
               <w:jc w:val="center"/>
             </w:pPr>
             <w:r>
+              <w:rPr>
+                <w:sz w:val="22"/>
+              </w:rPr>
               <w:t>{{ loop.index }}</w:t>
             </w:r>
           </w:p>
@@ -6011,6 +6110,9 @@
           </w:tcPr>
           <w:p>
             <w:r>
+              <w:rPr>
+                <w:sz w:val="22"/>
+              </w:rPr>
               <w:t>{{ param_data.description }}</w:t>
             </w:r>
           </w:p>
@@ -6021,6 +6123,9 @@
           </w:tcPr>
           <w:p>
             <w:r>
+              <w:rPr>
+                <w:sz w:val="22"/>
+              </w:rPr>
               <w:t>{{ param_data.name_in_software }}</w:t>
             </w:r>
           </w:p>
@@ -6034,6 +6139,9 @@
               <w:jc w:val="center"/>
             </w:pPr>
             <w:r>
+              <w:rPr>
+                <w:sz w:val="22"/>
+              </w:rPr>
               <w:t>{{ param_data.name_in_fsu }}</w:t>
             </w:r>
           </w:p>
@@ -6044,6 +6152,9 @@
           </w:tcPr>
           <w:p>
             <w:r>
+              <w:rPr>
+                <w:sz w:val="22"/>
+              </w:rPr>
               <w:t>{{ param_data.value_range }}</w:t>
             </w:r>
           </w:p>
@@ -6057,6 +6168,9 @@
               <w:jc w:val="center"/>
             </w:pPr>
             <w:r>
+              <w:rPr>
+                <w:sz w:val="22"/>
+              </w:rPr>
               <w:t>{{ param_data.unit }}</w:t>
             </w:r>
           </w:p>
@@ -6070,6 +6184,9 @@
               <w:jc w:val="center"/>
             </w:pPr>
             <w:r>
+              <w:rPr>
+                <w:sz w:val="22"/>
+              </w:rPr>
               <w:t>{{ param_data.step }}</w:t>
             </w:r>
           </w:p>
@@ -6083,6 +6200,9 @@
               <w:jc w:val="center"/>
             </w:pPr>
             <w:r>
+              <w:rPr>
+                <w:sz w:val="22"/>
+              </w:rPr>
               <w:t>{{ param_data.default_value }}</w:t>
             </w:r>
           </w:p>
@@ -6093,6 +6213,9 @@
           </w:tcPr>
           <w:p>
             <w:r>
+              <w:rPr>
+                <w:sz w:val="22"/>
+              </w:rPr>
               <w:t>{{ param_data.setpoint }}</w:t>
             </w:r>
           </w:p>
@@ -6109,6 +6232,9 @@
               <w:pStyle w:val="affa"/>
             </w:pPr>
             <w:r>
+              <w:rPr>
+                <w:sz w:val="22"/>
+              </w:rPr>
               <w:t>{%tr endfor %}</w:t>
             </w:r>
           </w:p>
@@ -6199,6 +6325,9 @@
               <w:jc w:val="center"/>
             </w:pPr>
             <w:r>
+              <w:rPr>
+                <w:sz w:val="22"/>
+              </w:rPr>
               <w:t>№</w:t>
             </w:r>
           </w:p>
@@ -6215,6 +6344,9 @@
               <w:jc w:val="center"/>
             </w:pPr>
             <w:r>
+              <w:rPr>
+                <w:sz w:val="22"/>
+              </w:rPr>
               <w:t>Описание</w:t>
             </w:r>
           </w:p>
@@ -6231,6 +6363,9 @@
               <w:jc w:val="center"/>
             </w:pPr>
             <w:r>
+              <w:rPr>
+                <w:sz w:val="22"/>
+              </w:rPr>
               <w:t>Наименование</w:t>
             </w:r>
           </w:p>
@@ -6247,6 +6382,9 @@
               <w:jc w:val="center"/>
             </w:pPr>
             <w:r>
+              <w:rPr>
+                <w:sz w:val="22"/>
+              </w:rPr>
               <w:t>Значение / Диапазон</w:t>
             </w:r>
           </w:p>
@@ -6263,6 +6401,9 @@
               <w:jc w:val="center"/>
             </w:pPr>
             <w:r>
+              <w:rPr>
+                <w:sz w:val="22"/>
+              </w:rPr>
               <w:t>Ед. изм.</w:t>
             </w:r>
           </w:p>
@@ -6279,6 +6420,9 @@
               <w:jc w:val="center"/>
             </w:pPr>
             <w:r>
+              <w:rPr>
+                <w:sz w:val="22"/>
+              </w:rPr>
               <w:t>Шаг</w:t>
             </w:r>
           </w:p>
@@ -6295,6 +6439,9 @@
               <w:jc w:val="center"/>
             </w:pPr>
             <w:r>
+              <w:rPr>
+                <w:sz w:val="22"/>
+              </w:rPr>
               <w:t>Значение по умолчанию</w:t>
             </w:r>
           </w:p>
@@ -6311,6 +6458,9 @@
               <w:jc w:val="center"/>
             </w:pPr>
             <w:r>
+              <w:rPr>
+                <w:sz w:val="22"/>
+              </w:rPr>
               <w:t>Уставка</w:t>
             </w:r>
           </w:p>
@@ -6343,6 +6493,9 @@
               <w:jc w:val="center"/>
             </w:pPr>
             <w:r>
+              <w:rPr>
+                <w:sz w:val="22"/>
+              </w:rPr>
               <w:t>ПО</w:t>
             </w:r>
           </w:p>
@@ -6353,6 +6506,9 @@
           </w:tcPr>
           <w:p>
             <w:r>
+              <w:rPr>
+                <w:sz w:val="22"/>
+              </w:rPr>
               <w:t>ФСУ</w:t>
             </w:r>
           </w:p>
@@ -6401,6 +6557,9 @@
           </w:tcPr>
           <w:p>
             <w:r>
+              <w:rPr>
+                <w:sz w:val="22"/>
+              </w:rPr>
               <w:t>{%tr for param_name, param_data in rza_func.properties.items() %}</w:t>
             </w:r>
           </w:p>
@@ -6416,6 +6575,9 @@
               <w:jc w:val="center"/>
             </w:pPr>
             <w:r>
+              <w:rPr>
+                <w:sz w:val="22"/>
+              </w:rPr>
               <w:t>{{ loop.index }}</w:t>
             </w:r>
           </w:p>
@@ -6426,6 +6588,9 @@
           </w:tcPr>
           <w:p>
             <w:r>
+              <w:rPr>
+                <w:sz w:val="22"/>
+              </w:rPr>
               <w:t>{{ param_data.description }}</w:t>
             </w:r>
           </w:p>
@@ -6436,6 +6601,9 @@
           </w:tcPr>
           <w:p>
             <w:r>
+              <w:rPr>
+                <w:sz w:val="22"/>
+              </w:rPr>
               <w:t>{{ param_data.name_in_software }}</w:t>
             </w:r>
           </w:p>
@@ -6449,6 +6617,9 @@
               <w:jc w:val="center"/>
             </w:pPr>
             <w:r>
+              <w:rPr>
+                <w:sz w:val="22"/>
+              </w:rPr>
               <w:t>{{ param_data.name_in_fsu }}</w:t>
             </w:r>
           </w:p>
@@ -6459,6 +6630,9 @@
           </w:tcPr>
           <w:p>
             <w:r>
+              <w:rPr>
+                <w:sz w:val="22"/>
+              </w:rPr>
               <w:t>{{ param_data.value_range }}</w:t>
             </w:r>
           </w:p>
@@ -6472,6 +6646,9 @@
               <w:jc w:val="center"/>
             </w:pPr>
             <w:r>
+              <w:rPr>
+                <w:sz w:val="22"/>
+              </w:rPr>
               <w:t>{{ param_data.unit }}</w:t>
             </w:r>
           </w:p>
@@ -6485,6 +6662,9 @@
               <w:jc w:val="center"/>
             </w:pPr>
             <w:r>
+              <w:rPr>
+                <w:sz w:val="22"/>
+              </w:rPr>
               <w:t>{{ param_data.step }}</w:t>
             </w:r>
           </w:p>
@@ -6498,6 +6678,9 @@
               <w:jc w:val="center"/>
             </w:pPr>
             <w:r>
+              <w:rPr>
+                <w:sz w:val="22"/>
+              </w:rPr>
               <w:t>{{ param_data.default_value }}</w:t>
             </w:r>
           </w:p>
@@ -6508,6 +6691,9 @@
           </w:tcPr>
           <w:p>
             <w:r>
+              <w:rPr>
+                <w:sz w:val="22"/>
+              </w:rPr>
               <w:t>{{ param_data.setpoint }}</w:t>
             </w:r>
           </w:p>
@@ -6524,6 +6710,9 @@
               <w:pStyle w:val="affa"/>
             </w:pPr>
             <w:r>
+              <w:rPr>
+                <w:sz w:val="22"/>
+              </w:rPr>
               <w:t>{%tr endfor %}</w:t>
             </w:r>
           </w:p>
@@ -6602,6 +6791,9 @@
               <w:jc w:val="center"/>
             </w:pPr>
             <w:r>
+              <w:rPr>
+                <w:sz w:val="22"/>
+              </w:rPr>
               <w:t>Параметр</w:t>
             </w:r>
           </w:p>
@@ -6618,6 +6810,9 @@
               <w:jc w:val="center"/>
             </w:pPr>
             <w:r>
+              <w:rPr>
+                <w:sz w:val="22"/>
+              </w:rPr>
               <w:t>Журнал событий регистрация (Не выполняется /По переднему фронту/ По заднему фронту/ По любому изменению)</w:t>
             </w:r>
           </w:p>
@@ -6634,6 +6829,9 @@
               <w:jc w:val="center"/>
             </w:pPr>
             <w:r>
+              <w:rPr>
+                <w:sz w:val="22"/>
+              </w:rPr>
               <w:t>Осциллограф Пуск (Не выполняется/ По переднему фронту/ По заднему фронту/ По любому изменению)</w:t>
             </w:r>
           </w:p>
@@ -6650,6 +6848,9 @@
               <w:jc w:val="center"/>
             </w:pPr>
             <w:r>
+              <w:rPr>
+                <w:sz w:val="22"/>
+              </w:rPr>
               <w:t>Осциллограф регистрация (Выведено/ Введено)</w:t>
             </w:r>
           </w:p>
@@ -6668,6 +6869,9 @@
               <w:jc w:val="center"/>
             </w:pPr>
             <w:r>
+              <w:rPr>
+                <w:sz w:val="22"/>
+              </w:rPr>
               <w:t>Наименование</w:t>
             </w:r>
           </w:p>
@@ -6681,6 +6885,9 @@
               <w:jc w:val="center"/>
             </w:pPr>
             <w:r>
+              <w:rPr>
+                <w:sz w:val="22"/>
+              </w:rPr>
               <w:t>Обозначение ФСУ</w:t>
             </w:r>
           </w:p>
@@ -6715,6 +6922,9 @@
           </w:tcPr>
           <w:p>
             <w:r>
+              <w:rPr>
+                <w:sz w:val="22"/>
+              </w:rPr>
               <w:t>{%tr for param_name, param_data in regs.properties.items() %}</w:t>
             </w:r>
           </w:p>
@@ -6727,6 +6937,9 @@
           </w:tcPr>
           <w:p>
             <w:r>
+              <w:rPr>
+                <w:sz w:val="22"/>
+              </w:rPr>
               <w:t>{{ param_data.name }}</w:t>
             </w:r>
           </w:p>
@@ -6737,6 +6950,9 @@
           </w:tcPr>
           <w:p>
             <w:r>
+              <w:rPr>
+                <w:sz w:val="22"/>
+              </w:rPr>
               <w:t>{{ param_data.fsu }}</w:t>
             </w:r>
           </w:p>
@@ -6877,6 +7093,9 @@
               <w:pStyle w:val="affa"/>
             </w:pPr>
             <w:r>
+              <w:rPr>
+                <w:sz w:val="22"/>
+              </w:rPr>
               <w:t>{%tr endfor %}</w:t>
             </w:r>
           </w:p>
@@ -7021,40 +7240,40 @@
                 <w:id w:val="0"/>
                 <w:dropDownList>
                   <w:listItem w:displayText="Не назначено" w:value=""/>
-                  <w:listItem w:displayText="Авар. t масла " w:value="Авар. t масла "/>
-                  <w:listItem w:displayText="Авар. t обмотки " w:value="Авар. t обмотки "/>
                   <w:listItem w:displayText="Авар.уров.изоляц. В " w:value="Авар.уров.изоляц. В "/>
                   <w:listItem w:displayText="Блокировка ЛЗТ 2 " w:value="Блокировка ЛЗТ 2 "/>
                   <w:listItem w:displayText="Блокировка ЛЗТ1 " w:value="Блокировка ЛЗТ1 "/>
-                  <w:listItem w:displayText="В НН включен " w:value="В НН включен "/>
+                  <w:listItem w:displayText="В НН1 включен " w:value="В НН1 включен "/>
+                  <w:listItem w:displayText="В НН2 включен " w:value="В НН2 включен "/>
                   <w:listItem w:displayText="В включен (б/к) " w:value="В включен (б/к) "/>
                   <w:listItem w:displayText="В отключен (б/к) " w:value="В отключен (б/к) "/>
                   <w:listItem w:displayText="Включить В от ПУ " w:value="Включить В от ПУ "/>
                   <w:listItem w:displayText="Включить В от ТУ " w:value="Включить В от ТУ "/>
                   <w:listItem w:displayText="Внеш. пуск ЛЗТ " w:value="Внеш. пуск ЛЗТ "/>
                   <w:listItem w:displayText="Внеш.блок.упр.В " w:value="Внеш.блок.упр.В "/>
-                  <w:listItem w:displayText="Внеш.откл. от ЗДЗ " w:value="Внеш.откл. от ЗДЗ "/>
-                  <w:listItem w:displayText="Внеш.откл. от УРОВ " w:value="Внеш.откл. от УРОВ "/>
-                  <w:listItem w:displayText="Выс.ур.масла РПН " w:value="Выс.ур.масла РПН "/>
-                  <w:listItem w:displayText="Выс.ур.масла тр. " w:value="Выс.ур.масла тр. "/>
+                  <w:listItem w:displayText="Внеш.откл. от ЗДЗ1 " w:value="Внеш.откл. от ЗДЗ1 "/>
+                  <w:listItem w:displayText="Внеш.откл. от ЗДЗ2 " w:value="Внеш.откл. от ЗДЗ2 "/>
+                  <w:listItem w:displayText="Внеш.откл. от УРОВ1 " w:value="Внеш.откл. от УРОВ1 "/>
+                  <w:listItem w:displayText="Внеш.откл. от УРОВ2 " w:value="Внеш.откл. от УРОВ2 "/>
                   <w:listItem w:displayText="Дверь шкафа/отсека " w:value="Дверь шкафа/отсека "/>
-                  <w:listItem w:displayText="КПОН внеш. " w:value="КПОН внеш. "/>
+                  <w:listItem w:displayText="КПОН1 внеш. " w:value="КПОН1 внеш. "/>
+                  <w:listItem w:displayText="КПОН2 внеш. " w:value="КПОН2 внеш. "/>
                   <w:listItem w:displayText="Ключ М/Д привода " w:value="Ключ М/Д привода "/>
                   <w:listItem w:displayText="Конт.струйн. реле " w:value="Конт.струйн. реле "/>
                   <w:listItem w:displayText="Контроль цепи ЭМВ " w:value="Контроль цепи ЭМВ "/>
                   <w:listItem w:displayText="Контроль цепи ЭМО1 " w:value="Контроль цепи ЭМО1 "/>
                   <w:listItem w:displayText="Контроль цепи ЭМО2 " w:value="Контроль цепи ЭМО2 "/>
                   <w:listItem w:displayText="Низ.уров.изоляц. В " w:value="Низ.уров.изоляц. В "/>
-                  <w:listItem w:displayText="Низк.ур.масла РПН " w:value="Низк.ур.масла РПН "/>
-                  <w:listItem w:displayText="Низк.ур.масла тр. " w:value="Низк.ур.масла тр. "/>
-                  <w:listItem w:displayText="ОТ ИЭУ ТН " w:value="ОТ ИЭУ ТН "/>
+                  <w:listItem w:displayText="ОТ ИЭУ ТН1 " w:value="ОТ ИЭУ ТН1 "/>
+                  <w:listItem w:displayText="ОТ ИЭУ ТН2 " w:value="ОТ ИЭУ ТН2 "/>
                   <w:listItem w:displayText="ОТ ЦСВ " w:value="ОТ ЦСВ "/>
                   <w:listItem w:displayText="ОТ ЭМО1, ЭМВ " w:value="ОТ ЭМО1, ЭМВ "/>
                   <w:listItem w:displayText="ОТ ЭМО2 " w:value="ОТ ЭМО2 "/>
                   <w:listItem w:displayText="ОТ цепей ГЗ " w:value="ОТ цепей ГЗ "/>
-                  <w:listItem w:displayText="ОТ цепей ЗДЗ " w:value="ОТ цепей ЗДЗ "/>
-                  <w:listItem w:displayText="ОТ цепей ТЗ, ТС " w:value="ОТ цепей ТЗ, ТС "/>
-                  <w:listItem w:displayText="ОТ цепей УРОВ " w:value="ОТ цепей УРОВ "/>
+                  <w:listItem w:displayText="ОТ цепей ЗДЗ1 " w:value="ОТ цепей ЗДЗ1 "/>
+                  <w:listItem w:displayText="ОТ цепей ЗДЗ2 " w:value="ОТ цепей ЗДЗ2 "/>
+                  <w:listItem w:displayText="ОТ цепей УРОВ1 " w:value="ОТ цепей УРОВ1 "/>
+                  <w:listItem w:displayText="ОТ цепей УРОВ2 " w:value="ОТ цепей УРОВ2 "/>
                   <w:listItem w:displayText="ОТ цепей ЭМО1, ЭМВ " w:value="ОТ цепей ЭМО1, ЭМВ "/>
                   <w:listItem w:displayText="ОТ цепей ЭМО2 " w:value="ОТ цепей ЭМО2 "/>
                   <w:listItem w:displayText="Опер. включить В " w:value="Опер. включить В "/>
@@ -7063,13 +7282,12 @@
                   <w:listItem w:displayText="Откл.конт.газ. реле " w:value="Откл.конт.газ. реле "/>
                   <w:listItem w:displayText="Отключить В от ПУ " w:value="Отключить В от ПУ "/>
                   <w:listItem w:displayText="Отключить В от ТУ " w:value="Отключить В от ТУ "/>
-                  <w:listItem w:displayText="Повыш. t масла " w:value="Повыш. t масла "/>
-                  <w:listItem w:displayText="Повыш. t обмотки " w:value="Повыш. t обмотки "/>
                   <w:listItem w:displayText="Положение SA1 " w:value="Положение SA1 "/>
                   <w:listItem w:displayText="Положение SA2 " w:value="Положение SA2 "/>
                   <w:listItem w:displayText="Положение SA3 " w:value="Положение SA3 "/>
                   <w:listItem w:displayText="Положение SA4 " w:value="Положение SA4 "/>
                   <w:listItem w:displayText="Положение SA5 " w:value="Положение SA5 "/>
+                  <w:listItem w:displayText="Положение SA6 " w:value="Положение SA6 "/>
                   <w:listItem w:displayText="Положение SG1 " w:value="Положение SG1 "/>
                   <w:listItem w:displayText="Положение SG2 " w:value="Положение SG2 "/>
                   <w:listItem w:displayText="Положение SG3 " w:value="Положение SG3 "/>
@@ -7078,25 +7296,19 @@
                   <w:listItem w:displayText="Работа ЭМВ " w:value="Работа ЭМВ "/>
                   <w:listItem w:displayText="Работа ЭМО1 " w:value="Работа ЭМО1 "/>
                   <w:listItem w:displayText="Работа ЭМО2 " w:value="Работа ЭМО2 "/>
-                  <w:listItem w:displayText="СВ НН включен " w:value="СВ НН включен "/>
+                  <w:listItem w:displayText="СВ НН1 включен " w:value="СВ НН1 включен "/>
+                  <w:listItem w:displayText="СВ НН2 включен " w:value="СВ НН2 включен "/>
                   <w:listItem w:displayText="Сигн. внешн. 1 " w:value="Сигн. внешн. 1 "/>
                   <w:listItem w:displayText="Сигн. внешн. 2 " w:value="Сигн. внешн. 2 "/>
                   <w:listItem w:displayText="Сигн. внешн. 3 " w:value="Сигн. внешн. 3 "/>
                   <w:listItem w:displayText="Сигн. внешн. 4 " w:value="Сигн. внешн. 4 "/>
                   <w:listItem w:displayText="Сигн.конт.газ. реле " w:value="Сигн.конт.газ. реле "/>
-                  <w:listItem w:displayText="Сраб БНН внеш " w:value="Сраб БНН внеш "/>
+                  <w:listItem w:displayText="Сраб БНН1 внеш " w:value="Сраб БНН1 внеш "/>
+                  <w:listItem w:displayText="Сраб БНН2 внеш " w:value="Сраб БНН2 внеш "/>
                   <w:listItem w:displayText="Сраб. КИ ГЗ_РПН " w:value="Сраб. КИ ГЗ_РПН "/>
                   <w:listItem w:displayText="Сраб. КИ ГЗ_откл " w:value="Сраб. КИ ГЗ_откл "/>
                   <w:listItem w:displayText="Сраб. КИ ГЗ_сигн " w:value="Сраб. КИ ГЗ_сигн "/>
-                  <w:listItem w:displayText="Сраб. КИ ДТм " w:value="Сраб. КИ ДТм "/>
-                  <w:listItem w:displayText="Сраб. КИ ДТо " w:value="Сраб. КИ ДТо "/>
-                  <w:listItem w:displayText="Сраб. КИ Дто " w:value="Сраб. КИ Дто "/>
-                  <w:listItem w:displayText="Сраб. КИ датч.давл. " w:value="Сраб. КИ датч.давл. "/>
                   <w:listItem w:displayText="Сраб. КИГЗ_РПН " w:value="Сраб. КИГЗ_РПН "/>
-                  <w:listItem w:displayText="Сраб. датч. давл. " w:value="Сраб. датч. давл. "/>
-                  <w:listItem w:displayText="Сраб. датч.давл. " w:value="Сраб. датч.давл. "/>
-                  <w:listItem w:displayText="Сраб.отсеч.клапана " w:value="Сраб.отсеч.клапана "/>
-                  <w:listItem w:displayText="Сраб.пред.клапана " w:value="Сраб.пред.клапана "/>
                 </w:dropDownList>
                 <w:showingPlcHdr/>
                 <w:placeholder>
@@ -7391,12 +7603,18 @@
                   <w:listItem w:displayText="КСВ / КСВ: Реле фиксации команды" w:value="КСВ / КСВ: Реле фиксации команды"/>
                   <w:listItem w:displayText="КСВ / КСВ: Функция введена в работу" w:value="КСВ / КСВ: Функция введена в работу"/>
                   <w:listItem w:displayText="КСВ / КСВ: Функция оперативно выведена из работы" w:value="КСВ / КСВ: Функция оперативно выведена из работы"/>
-                  <w:listItem w:displayText="КЦН НН / КЦН: Неисправность цепей напряжения" w:value="КЦН НН / КЦН: Неисправность цепей напряжения"/>
-                  <w:listItem w:displayText="КЦН НН / КЦН: Пуск" w:value="КЦН НН / КЦН: Пуск"/>
-                  <w:listItem w:displayText="КЦН НН / КЦН: Пуск органа максимального напряжения ОП" w:value="КЦН НН / КЦН: Пуск органа максимального напряжения ОП"/>
-                  <w:listItem w:displayText="КЦН НН / КЦН: Пуск органа минимального напряжения" w:value="КЦН НН / КЦН: Пуск органа минимального напряжения"/>
-                  <w:listItem w:displayText="КЦН НН / КЦН: Функция введена в работу" w:value="КЦН НН / КЦН: Функция введена в работу"/>
-                  <w:listItem w:displayText="КЦН НН / КЦН: Функция оперативно выведена из работы" w:value="КЦН НН / КЦН: Функция оперативно выведена из работы"/>
+                  <w:listItem w:displayText="КЦН НН1 / КЦН: Неисправность цепей напряжения" w:value="КЦН НН1 / КЦН: Неисправность цепей напряжения"/>
+                  <w:listItem w:displayText="КЦН НН1 / КЦН: Пуск" w:value="КЦН НН1 / КЦН: Пуск"/>
+                  <w:listItem w:displayText="КЦН НН1 / КЦН: Пуск органа максимального напряжения ОП" w:value="КЦН НН1 / КЦН: Пуск органа максимального напряжения ОП"/>
+                  <w:listItem w:displayText="КЦН НН1 / КЦН: Пуск органа минимального напряжения" w:value="КЦН НН1 / КЦН: Пуск органа минимального напряжения"/>
+                  <w:listItem w:displayText="КЦН НН1 / КЦН: Функция введена в работу" w:value="КЦН НН1 / КЦН: Функция введена в работу"/>
+                  <w:listItem w:displayText="КЦН НН1 / КЦН: Функция оперативно выведена из работы" w:value="КЦН НН1 / КЦН: Функция оперативно выведена из работы"/>
+                  <w:listItem w:displayText="КЦН НН2 / КЦН: Неисправность цепей напряжения" w:value="КЦН НН2 / КЦН: Неисправность цепей напряжения"/>
+                  <w:listItem w:displayText="КЦН НН2 / КЦН: Пуск" w:value="КЦН НН2 / КЦН: Пуск"/>
+                  <w:listItem w:displayText="КЦН НН2 / КЦН: Пуск органа максимального напряжения ОП" w:value="КЦН НН2 / КЦН: Пуск органа максимального напряжения ОП"/>
+                  <w:listItem w:displayText="КЦН НН2 / КЦН: Пуск органа минимального напряжения" w:value="КЦН НН2 / КЦН: Пуск органа минимального напряжения"/>
+                  <w:listItem w:displayText="КЦН НН2 / КЦН: Функция введена в работу" w:value="КЦН НН2 / КЦН: Функция введена в работу"/>
+                  <w:listItem w:displayText="КЦН НН2 / КЦН: Функция оперативно выведена из работы" w:value="КЦН НН2 / КЦН: Функция оперативно выведена из работы"/>
                   <w:listItem w:displayText="ЛЗТ / ЛЗТ: Пуск" w:value="ЛЗТ / ЛЗТ: Пуск"/>
                   <w:listItem w:displayText="ЛЗТ / ЛЗТ: Срабатывание" w:value="ЛЗТ / ЛЗТ: Срабатывание"/>
                   <w:listItem w:displayText="ЛЗТ / ЛЗТ: Функция введена в работу" w:value="ЛЗТ / ЛЗТ: Функция введена в работу"/>
@@ -7420,16 +7638,26 @@
                   <w:listItem w:displayText="ЛО ГЗсигн / ЛО: Срабатывание на сигнал" w:value="ЛО ГЗсигн / ЛО: Срабатывание на сигнал"/>
                   <w:listItem w:displayText="ЛО ГЗсигн / ЛО: Функция введена в работу" w:value="ЛО ГЗсигн / ЛО: Функция введена в работу"/>
                   <w:listItem w:displayText="ЛО ГЗсигн / ЛО: Функция оперативно выведена из работы" w:value="ЛО ГЗсигн / ЛО: Функция оперативно выведена из работы"/>
-                  <w:listItem w:displayText="ЛО НН / ЗАВР: Запрет АВР" w:value="ЛО НН / ЗАВР: Запрет АВР"/>
-                  <w:listItem w:displayText="ЛО НН / ЗАВР: Функция введена в работу" w:value="ЛО НН / ЗАВР: Функция введена в работу"/>
-                  <w:listItem w:displayText="ЛО НН / ЗАВР: Функция оперативно выведена из работы" w:value="ЛО НН / ЗАВР: Функция оперативно выведена из работы"/>
-                  <w:listItem w:displayText="ЛО НН / ЗАПВ: Запрет АПВ" w:value="ЛО НН / ЗАПВ: Запрет АПВ"/>
-                  <w:listItem w:displayText="ЛО НН / ЗАПВ: Функция введена в работу" w:value="ЛО НН / ЗАПВ: Функция введена в работу"/>
-                  <w:listItem w:displayText="ЛО НН / ЗАПВ: Функция оперативно выведена из работы" w:value="ЛО НН / ЗАПВ: Функция оперативно выведена из работы"/>
-                  <w:listItem w:displayText="ЛО НН / ЛО: Отключение" w:value="ЛО НН / ЛО: Отключение"/>
-                  <w:listItem w:displayText="ЛО НН / ЛО: Отключить аварийно" w:value="ЛО НН / ЛО: Отключить аварийно"/>
-                  <w:listItem w:displayText="ЛО НН / ЛО: Функция введена в работу" w:value="ЛО НН / ЛО: Функция введена в работу"/>
-                  <w:listItem w:displayText="ЛО НН / ЛО: Функция оперативно выведена из работы" w:value="ЛО НН / ЛО: Функция оперативно выведена из работы"/>
+                  <w:listItem w:displayText="ЛО НН1 / ЗАВР: Запрет АВР" w:value="ЛО НН1 / ЗАВР: Запрет АВР"/>
+                  <w:listItem w:displayText="ЛО НН1 / ЗАВР: Функция введена в работу" w:value="ЛО НН1 / ЗАВР: Функция введена в работу"/>
+                  <w:listItem w:displayText="ЛО НН1 / ЗАВР: Функция оперативно выведена из работы" w:value="ЛО НН1 / ЗАВР: Функция оперативно выведена из работы"/>
+                  <w:listItem w:displayText="ЛО НН1 / ЗАПВ: Запрет АПВ" w:value="ЛО НН1 / ЗАПВ: Запрет АПВ"/>
+                  <w:listItem w:displayText="ЛО НН1 / ЗАПВ: Функция введена в работу" w:value="ЛО НН1 / ЗАПВ: Функция введена в работу"/>
+                  <w:listItem w:displayText="ЛО НН1 / ЗАПВ: Функция оперативно выведена из работы" w:value="ЛО НН1 / ЗАПВ: Функция оперативно выведена из работы"/>
+                  <w:listItem w:displayText="ЛО НН1 / ЛО: Отключение" w:value="ЛО НН1 / ЛО: Отключение"/>
+                  <w:listItem w:displayText="ЛО НН1 / ЛО: Отключить аварийно" w:value="ЛО НН1 / ЛО: Отключить аварийно"/>
+                  <w:listItem w:displayText="ЛО НН1 / ЛО: Функция введена в работу" w:value="ЛО НН1 / ЛО: Функция введена в работу"/>
+                  <w:listItem w:displayText="ЛО НН1 / ЛО: Функция оперативно выведена из работы" w:value="ЛО НН1 / ЛО: Функция оперативно выведена из работы"/>
+                  <w:listItem w:displayText="ЛО НН2 / ЗАВР: Запрет АВР" w:value="ЛО НН2 / ЗАВР: Запрет АВР"/>
+                  <w:listItem w:displayText="ЛО НН2 / ЗАВР: Функция введена в работу" w:value="ЛО НН2 / ЗАВР: Функция введена в работу"/>
+                  <w:listItem w:displayText="ЛО НН2 / ЗАВР: Функция оперативно выведена из работы" w:value="ЛО НН2 / ЗАВР: Функция оперативно выведена из работы"/>
+                  <w:listItem w:displayText="ЛО НН2 / ЗАПВ: Запрет АПВ" w:value="ЛО НН2 / ЗАПВ: Запрет АПВ"/>
+                  <w:listItem w:displayText="ЛО НН2 / ЗАПВ: Функция введена в работу" w:value="ЛО НН2 / ЗАПВ: Функция введена в работу"/>
+                  <w:listItem w:displayText="ЛО НН2 / ЗАПВ: Функция оперативно выведена из работы" w:value="ЛО НН2 / ЗАПВ: Функция оперативно выведена из работы"/>
+                  <w:listItem w:displayText="ЛО НН2 / ЛО: Отключение" w:value="ЛО НН2 / ЛО: Отключение"/>
+                  <w:listItem w:displayText="ЛО НН2 / ЛО: Отключить аварийно" w:value="ЛО НН2 / ЛО: Отключить аварийно"/>
+                  <w:listItem w:displayText="ЛО НН2 / ЛО: Функция введена в работу" w:value="ЛО НН2 / ЛО: Функция введена в работу"/>
+                  <w:listItem w:displayText="ЛО НН2 / ЛО: Функция оперативно выведена из работы" w:value="ЛО НН2 / ЛО: Функция оперативно выведена из работы"/>
                   <w:listItem w:displayText="ЛО Т / ЗАВР: Запрет АВР" w:value="ЛО Т / ЗАВР: Запрет АВР"/>
                   <w:listItem w:displayText="ЛО Т / ЗАВР: Функция введена в работу" w:value="ЛО Т / ЗАВР: Функция введена в работу"/>
                   <w:listItem w:displayText="ЛО Т / ЗАВР: Функция оперативно выведена из работы" w:value="ЛО Т / ЗАВР: Функция оперативно выведена из работы"/>
@@ -7440,41 +7668,17 @@
                   <w:listItem w:displayText="ЛО Т / ЛО: Срабатывание" w:value="ЛО Т / ЛО: Срабатывание"/>
                   <w:listItem w:displayText="ЛО Т / ЛО: Функция введена в работу" w:value="ЛО Т / ЛО: Функция введена в работу"/>
                   <w:listItem w:displayText="ЛО Т / ЛО: Функция оперативно выведена из работы" w:value="ЛО Т / ЛО: Функция оперативно выведена из работы"/>
-                  <w:listItem w:displayText="ЛО ТЗ / ЛО ДТм: Срабатывание" w:value="ЛО ТЗ / ЛО ДТм: Срабатывание"/>
-                  <w:listItem w:displayText="ЛО ТЗ / ЛО ДТм: Срабатывание датчика температуры масла заблокировано" w:value="ЛО ТЗ / ЛО ДТм: Срабатывание датчика температуры масла заблокировано"/>
-                  <w:listItem w:displayText="ЛО ТЗ / ЛО ДТм: Срабатывание на сигнал" w:value="ЛО ТЗ / ЛО ДТм: Срабатывание на сигнал"/>
-                  <w:listItem w:displayText="ЛО ТЗ / ЛО ДТм: Функция введена в работу" w:value="ЛО ТЗ / ЛО ДТм: Функция введена в работу"/>
-                  <w:listItem w:displayText="ЛО ТЗ / ЛО ДТм: Функция оперативно выведена из работы" w:value="ЛО ТЗ / ЛО ДТм: Функция оперативно выведена из работы"/>
-                  <w:listItem w:displayText="ЛО ТЗ / ЛО ДТо: Срабатывание" w:value="ЛО ТЗ / ЛО ДТо: Срабатывание"/>
-                  <w:listItem w:displayText="ЛО ТЗ / ЛО ДТо: Срабатывание датчика температуры обмотки заблокировано" w:value="ЛО ТЗ / ЛО ДТо: Срабатывание датчика температуры обмотки заблокировано"/>
-                  <w:listItem w:displayText="ЛО ТЗ / ЛО ДТо: Срабатывание на сигнал" w:value="ЛО ТЗ / ЛО ДТо: Срабатывание на сигнал"/>
-                  <w:listItem w:displayText="ЛО ТЗ / ЛО ДТо: Функция введена в работу" w:value="ЛО ТЗ / ЛО ДТо: Функция введена в работу"/>
-                  <w:listItem w:displayText="ЛО ТЗ / ЛО ДТо: Функция оперативно выведена из работы" w:value="ЛО ТЗ / ЛО ДТо: Функция оперативно выведена из работы"/>
-                  <w:listItem w:displayText="ЛО ТЗ / ЛО РД: Срабатывание" w:value="ЛО ТЗ / ЛО РД: Срабатывание"/>
-                  <w:listItem w:displayText="ЛО ТЗ / ЛО РД: Срабатывание на сигнал" w:value="ЛО ТЗ / ЛО РД: Срабатывание на сигнал"/>
-                  <w:listItem w:displayText="ЛО ТЗ / ЛО РД: Срабатывание реле давления заблокировано" w:value="ЛО ТЗ / ЛО РД: Срабатывание реле давления заблокировано"/>
-                  <w:listItem w:displayText="ЛО ТЗ / ЛО РД: Функция введена в работу" w:value="ЛО ТЗ / ЛО РД: Функция введена в работу"/>
-                  <w:listItem w:displayText="ЛО ТЗ / ЛО РД: Функция оперативно выведена из работы" w:value="ЛО ТЗ / ЛО РД: Функция оперативно выведена из работы"/>
-                  <w:listItem w:displayText="ЛО ТС / ЛО ДУм расширителя: Срабатывание" w:value="ЛО ТС / ЛО ДУм расширителя: Срабатывание"/>
-                  <w:listItem w:displayText="ЛО ТС / ЛО ДУм расширителя: Срабатывание на сигнал" w:value="ЛО ТС / ЛО ДУм расширителя: Срабатывание на сигнал"/>
-                  <w:listItem w:displayText="ЛО ТС / ЛО ДУм расширителя: Функция введена в работу" w:value="ЛО ТС / ЛО ДУм расширителя: Функция введена в работу"/>
-                  <w:listItem w:displayText="ЛО ТС / ЛО ДУм расширителя: Функция оперативно выведена из работы" w:value="ЛО ТС / ЛО ДУм расширителя: Функция оперативно выведена из работы"/>
-                  <w:listItem w:displayText="ЛО ТС / ЛО ОК: Срабатывание" w:value="ЛО ТС / ЛО ОК: Срабатывание"/>
-                  <w:listItem w:displayText="ЛО ТС / ЛО ОК: Срабатывание на сигнал" w:value="ЛО ТС / ЛО ОК: Срабатывание на сигнал"/>
-                  <w:listItem w:displayText="ЛО ТС / ЛО ОК: Функция введена в работу" w:value="ЛО ТС / ЛО ОК: Функция введена в работу"/>
-                  <w:listItem w:displayText="ЛО ТС / ЛО ОК: Функция оперативно выведена из работы" w:value="ЛО ТС / ЛО ОК: Функция оперативно выведена из работы"/>
-                  <w:listItem w:displayText="ЛО ТС / ЛО ПК: Срабатывание" w:value="ЛО ТС / ЛО ПК: Срабатывание"/>
-                  <w:listItem w:displayText="ЛО ТС / ЛО ПК: Срабатывание на сигнал" w:value="ЛО ТС / ЛО ПК: Срабатывание на сигнал"/>
-                  <w:listItem w:displayText="ЛО ТС / ЛО ПК: Функция введена в работу" w:value="ЛО ТС / ЛО ПК: Функция введена в работу"/>
-                  <w:listItem w:displayText="ЛО ТС / ЛО ПК: Функция оперативно выведена из работы" w:value="ЛО ТС / ЛО ПК: Функция оперативно выведена из работы"/>
                   <w:listItem w:displayText="МТЗ / БЛЗШ: Блокировка ЛЗШ" w:value="МТЗ / БЛЗШ: Блокировка ЛЗШ"/>
                   <w:listItem w:displayText="МТЗ / БНТ: Пуск БНТ" w:value="МТЗ / БНТ: Пуск БНТ"/>
                   <w:listItem w:displayText="МТЗ / БНТ: Пуск по фазе A" w:value="МТЗ / БНТ: Пуск по фазе A"/>
                   <w:listItem w:displayText="МТЗ / БНТ: Пуск по фазе В" w:value="МТЗ / БНТ: Пуск по фазе В"/>
                   <w:listItem w:displayText="МТЗ / БНТ: Пуск по фазе С" w:value="МТЗ / БНТ: Пуск по фазе С"/>
-                  <w:listItem w:displayText="МТЗ / КПОН: Пуск" w:value="МТЗ / КПОН: Пуск"/>
-                  <w:listItem w:displayText="МТЗ / КПОН: Функция введена в работу" w:value="МТЗ / КПОН: Функция введена в работу"/>
-                  <w:listItem w:displayText="МТЗ / КПОН: Функция оперативно выведена из работы" w:value="МТЗ / КПОН: Функция оперативно выведена из работы"/>
+                  <w:listItem w:displayText="МТЗ / КПОН1: Пуск" w:value="МТЗ / КПОН1: Пуск"/>
+                  <w:listItem w:displayText="МТЗ / КПОН1: Функция введена в работу" w:value="МТЗ / КПОН1: Функция введена в работу"/>
+                  <w:listItem w:displayText="МТЗ / КПОН1: Функция оперативно выведена из работы" w:value="МТЗ / КПОН1: Функция оперативно выведена из работы"/>
+                  <w:listItem w:displayText="МТЗ / КПОН2: Пуск" w:value="МТЗ / КПОН2: Пуск"/>
+                  <w:listItem w:displayText="МТЗ / КПОН2: Функция введена в работу" w:value="МТЗ / КПОН2: Функция введена в работу"/>
+                  <w:listItem w:displayText="МТЗ / КПОН2: Функция оперативно выведена из работы" w:value="МТЗ / КПОН2: Функция оперативно выведена из работы"/>
                   <w:listItem w:displayText="МТЗ / МТЗ 1 ст: Пуск" w:value="МТЗ / МТЗ 1 ст: Пуск"/>
                   <w:listItem w:displayText="МТЗ / МТЗ 1 ст: Пуск ИО тока по фазе А" w:value="МТЗ / МТЗ 1 ст: Пуск ИО тока по фазе А"/>
                   <w:listItem w:displayText="МТЗ / МТЗ 1 ст: Пуск ИО тока по фазе В" w:value="МТЗ / МТЗ 1 ст: Пуск ИО тока по фазе В"/>
@@ -7519,17 +7723,6 @@
                   <w:listItem w:displayText="ПДС / ГЗ Т: Низкая изоляция ГЗсигн" w:value="ПДС / ГЗ Т: Низкая изоляция ГЗсигн"/>
                   <w:listItem w:displayText="ПДС / ГЗ Т: Отключение" w:value="ПДС / ГЗ Т: Отключение"/>
                   <w:listItem w:displayText="ПДС / ГЗ Т: Сигнал" w:value="ПДС / ГЗ Т: Сигнал"/>
-                  <w:listItem w:displayText="ПДС / ДТм РПН: Срабатывание" w:value="ПДС / ДТм РПН: Срабатывание"/>
-                  <w:listItem w:displayText="ПДС / ДТм: Низкая изоляция" w:value="ПДС / ДТм: Низкая изоляция"/>
-                  <w:listItem w:displayText="ПДС / ДТм: Отключение" w:value="ПДС / ДТм: Отключение"/>
-                  <w:listItem w:displayText="ПДС / ДТм: Сигнал" w:value="ПДС / ДТм: Сигнал"/>
-                  <w:listItem w:displayText="ПДС / ДТо: Низкая изоляция" w:value="ПДС / ДТо: Низкая изоляция"/>
-                  <w:listItem w:displayText="ПДС / ДТо: Отключение" w:value="ПДС / ДТо: Отключение"/>
-                  <w:listItem w:displayText="ПДС / ДТо: Сигнал" w:value="ПДС / ДТо: Сигнал"/>
-                  <w:listItem w:displayText="ПДС / ДУм РПН: Высокий уровень масла" w:value="ПДС / ДУм РПН: Высокий уровень масла"/>
-                  <w:listItem w:displayText="ПДС / ДУм РПН: Низкий уровень масла" w:value="ПДС / ДУм РПН: Низкий уровень масла"/>
-                  <w:listItem w:displayText="ПДС / ДУм расширителя: Высокий уровень масла" w:value="ПДС / ДУм расширителя: Высокий уровень масла"/>
-                  <w:listItem w:displayText="ПДС / ДУм расширителя: Низкий уровень масла" w:value="ПДС / ДУм расширителя: Низкий уровень масла"/>
                   <w:listItem w:displayText="ПДС / КИ: Аварийный уровень изоляции" w:value="ПДС / КИ: Аварийный уровень изоляции"/>
                   <w:listItem w:displayText="ПДС / КИ: Низкий уровень изоляции" w:value="ПДС / КИ: Низкий уровень изоляции"/>
                   <w:listItem w:displayText="ПДС / КПруж: Пружина не заведена" w:value="ПДС / КПруж: Пружина не заведена"/>
@@ -7539,17 +7732,15 @@
                   <w:listItem w:displayText="ПДС / КЦВ: Работа ЭМВ" w:value="ПДС / КЦВ: Работа ЭМВ"/>
                   <w:listItem w:displayText="ПДС / КЦВ: Работа ЭМО1" w:value="ПДС / КЦВ: Работа ЭМО1"/>
                   <w:listItem w:displayText="ПДС / КЦВ: Работа ЭМО2" w:value="ПДС / КЦВ: Работа ЭМО2"/>
-                  <w:listItem w:displayText="ПДС / ОК: Срабатывание" w:value="ПДС / ОК: Срабатывание"/>
-                  <w:listItem w:displayText="ПДС / ПК: Срабатывание" w:value="ПДС / ПК: Срабатывание"/>
-                  <w:listItem w:displayText="ПДС / РД: Низкая изоляция" w:value="ПДС / РД: Низкая изоляция"/>
-                  <w:listItem w:displayText="ПДС / РД: Отключение" w:value="ПДС / РД: Отключение"/>
                   <w:listItem w:displayText="ПДС НКУ / SA1: Цепь введена" w:value="ПДС НКУ / SA1: Цепь введена"/>
                   <w:listItem w:displayText="ПДС НКУ / SA2: Цепь введена" w:value="ПДС НКУ / SA2: Цепь введена"/>
                   <w:listItem w:displayText="ПДС НКУ / SA3: Цепь введена" w:value="ПДС НКУ / SA3: Цепь введена"/>
                   <w:listItem w:displayText="ПДС НКУ / SA4: Цепь введена" w:value="ПДС НКУ / SA4: Цепь введена"/>
                   <w:listItem w:displayText="ПДС НКУ / SA5: Цепь введена" w:value="ПДС НКУ / SA5: Цепь введена"/>
+                  <w:listItem w:displayText="ПДС НКУ / SA6: Цепь введена" w:value="ПДС НКУ / SA6: Цепь введена"/>
                   <w:listItem w:displayText="ПДС НКУ / SG1: Рабочее положение" w:value="ПДС НКУ / SG1: Рабочее положение"/>
                   <w:listItem w:displayText="ПДС НКУ / SG2: Рабочее положение" w:value="ПДС НКУ / SG2: Рабочее положение"/>
+                  <w:listItem w:displayText="ПДС НКУ / SG3: Рабочее положение" w:value="ПДС НКУ / SG3: Рабочее положение"/>
                   <w:listItem w:displayText="ПДС НКУ / ВнешСигн1: Срабатывание" w:value="ПДС НКУ / ВнешСигн1: Срабатывание"/>
                   <w:listItem w:displayText="ПДС НКУ / ВнешСигн2: Срабатывание" w:value="ПДС НКУ / ВнешСигн2: Срабатывание"/>
                   <w:listItem w:displayText="ПДС НКУ / ВнешСигн3: Срабатывание" w:value="ПДС НКУ / ВнешСигн3: Срабатывание"/>
@@ -7557,15 +7748,15 @@
                   <w:listItem w:displayText="ПДС НКУ / Дверь: Дверь шкафа закрыта" w:value="ПДС НКУ / Дверь: Дверь шкафа закрыта"/>
                   <w:listItem w:displayText="ПДС НКУ / Дверь: Дверь шкафа открыта" w:value="ПДС НКУ / Дверь: Дверь шкафа открыта"/>
                   <w:listItem w:displayText="ПДС НКУ / ОТ ГЗ: Неисправность" w:value="ПДС НКУ / ОТ ГЗ: Неисправность"/>
-                  <w:listItem w:displayText="ПДС НКУ / ОТ ЗДЗ: Неисправность" w:value="ПДС НКУ / ОТ ЗДЗ: Неисправность"/>
-                  <w:listItem w:displayText="ПДС НКУ / ОТ ИЭУ ТН: Неисправность" w:value="ПДС НКУ / ОТ ИЭУ ТН: Неисправность"/>
-                  <w:listItem w:displayText="ПДС НКУ / ОТ ТЗ, ТС: Неисправность" w:value="ПДС НКУ / ОТ ТЗ, ТС: Неисправность"/>
-                  <w:listItem w:displayText="ПДС НКУ / ОТ УРОВ: Неисправность" w:value="ПДС НКУ / ОТ УРОВ: Неисправность"/>
+                  <w:listItem w:displayText="ПДС НКУ / ОТ ЗДЗ1: Неисправность" w:value="ПДС НКУ / ОТ ЗДЗ1: Неисправность"/>
+                  <w:listItem w:displayText="ПДС НКУ / ОТ ЗДЗ2: Неисправность" w:value="ПДС НКУ / ОТ ЗДЗ2: Неисправность"/>
+                  <w:listItem w:displayText="ПДС НКУ / ОТ ИЭУ ТН1: Неисправность" w:value="ПДС НКУ / ОТ ИЭУ ТН1: Неисправность"/>
+                  <w:listItem w:displayText="ПДС НКУ / ОТ ИЭУ ТН2: Неисправность" w:value="ПДС НКУ / ОТ ИЭУ ТН2: Неисправность"/>
+                  <w:listItem w:displayText="ПДС НКУ / ОТ УРОВ1: Неисправность" w:value="ПДС НКУ / ОТ УРОВ1: Неисправность"/>
+                  <w:listItem w:displayText="ПДС НКУ / ОТ УРОВ2: Неисправность" w:value="ПДС НКУ / ОТ УРОВ2: Неисправность"/>
                   <w:listItem w:displayText="ПДС НКУ / ОТ ЭМО1, ЭМВ: Неисправность" w:value="ПДС НКУ / ОТ ЭМО1, ЭМВ: Неисправность"/>
                   <w:listItem w:displayText="ПДС НКУ / ОТ ЭМО2: Неисправность" w:value="ПДС НКУ / ОТ ЭМО2: Неисправность"/>
                   <w:listItem w:displayText="ПДС НКУ / ОТ цепей сигн. В: Неисправность" w:value="ПДС НКУ / ОТ цепей сигн. В: Неисправность"/>
-                  <w:listItem w:displayText="Пред. сигн. / ПС: Пуск предупредительной сигнализации" w:value="Пред. сигн. / ПС: Пуск предупредительной сигнализации"/>
-                  <w:listItem w:displayText="Пред. сигн. / ПС: Пуск предупредительной сигнализации (импульс)" w:value="Пред. сигн. / ПС: Пуск предупредительной сигнализации (импульс)"/>
                   <w:listItem w:displayText="СИСТ / БУ: Индикация местного управления" w:value="СИСТ / БУ: Индикация местного управления"/>
                   <w:listItem w:displayText="СИСТ / Диагностика: Изменение встраиваемого ПО" w:value="СИСТ / Диагностика: Изменение встраиваемого ПО"/>
                   <w:listItem w:displayText="СИСТ / Диагностика: Индикация логического узла-прокси" w:value="СИСТ / Диагностика: Индикация логического узла-прокси"/>
@@ -7581,6 +7772,7 @@
                   <w:listItem w:displayText="СИСТ / Диагностика: Неисправность модуля дискретных входов/выходов (слот М11)" w:value="СИСТ / Диагностика: Неисправность модуля дискретных входов/выходов (слот М11)"/>
                   <w:listItem w:displayText="СИСТ / Диагностика: Неисправность модуля дискретных входов/выходов (слот М3)" w:value="СИСТ / Диагностика: Неисправность модуля дискретных входов/выходов (слот М3)"/>
                   <w:listItem w:displayText="СИСТ / Диагностика: Неисправность модуля дискретных входов/выходов (слот М4)" w:value="СИСТ / Диагностика: Неисправность модуля дискретных входов/выходов (слот М4)"/>
+                  <w:listItem w:displayText="СИСТ / Диагностика: Неисправность модуля дискретных входов/выходов (слот М5)" w:value="СИСТ / Диагностика: Неисправность модуля дискретных входов/выходов (слот М5)"/>
                   <w:listItem w:displayText="СИСТ / Диагностика: Неисправность модуля дискретных входов/выходов (слот М6)" w:value="СИСТ / Диагностика: Неисправность модуля дискретных входов/выходов (слот М6)"/>
                   <w:listItem w:displayText="СИСТ / Диагностика: Неисправность модуля дискретных входов/выходов (слот М7)" w:value="СИСТ / Диагностика: Неисправность модуля дискретных входов/выходов (слот М7)"/>
                   <w:listItem w:displayText="СИСТ / Диагностика: Неисправность модуля дискретных входов/выходов (слот М8)" w:value="СИСТ / Диагностика: Неисправность модуля дискретных входов/выходов (слот М8)"/>
@@ -7837,7 +8029,8 @@
                   <w:listItem w:displayText="СИСТ / ПлДВых9: Состояние ДВых7" w:value="СИСТ / ПлДВых9: Состояние ДВых7"/>
                   <w:listItem w:displayText="СИСТ / ПлДВых9: Состояние ДВых8" w:value="СИСТ / ПлДВых9: Состояние ДВых8"/>
                   <w:listItem w:displayText="СИСТ / СД ФК: Действие на В ВН" w:value="СИСТ / СД ФК: Действие на В ВН"/>
-                  <w:listItem w:displayText="СИСТ / СД ФК: Действие на В НН" w:value="СИСТ / СД ФК: Действие на В НН"/>
+                  <w:listItem w:displayText="СИСТ / СД ФК: Действие на В НН1" w:value="СИСТ / СД ФК: Действие на В НН1"/>
+                  <w:listItem w:displayText="СИСТ / СД ФК: Действие на В НН2" w:value="СИСТ / СД ФК: Действие на В НН2"/>
                   <w:listItem w:displayText="СИСТ / СД ФК: Комплект" w:value="СИСТ / СД ФК: Комплект"/>
                   <w:listItem w:displayText="СИСТ / СД ФК: Режим работы ГЗ РПН" w:value="СИСТ / СД ФК: Режим работы ГЗ РПН"/>
                   <w:listItem w:displayText="СИСТ / СД ФК: Режим работы ГЗ Т откл" w:value="СИСТ / СД ФК: Режим работы ГЗ Т откл"/>
@@ -7851,23 +8044,18 @@
                   <w:listItem w:displayText="СИСТ / СД: Неисправность ШС-А" w:value="СИСТ / СД: Неисправность ШС-А"/>
                   <w:listItem w:displayText="СИСТ / СД: Неисправность ШС-В" w:value="СИСТ / СД: Неисправность ШС-В"/>
                   <w:listItem w:displayText="СИСТ / СД: Неисправность опер. тока ГЗ" w:value="СИСТ / СД: Неисправность опер. тока ГЗ"/>
-                  <w:listItem w:displayText="СИСТ / СД: Неисправность опер. тока ТЗ, ТС" w:value="СИСТ / СД: Неисправность опер. тока ТЗ, ТС"/>
                   <w:listItem w:displayText="СИСТ / СД: Неисправность сигн. В" w:value="СИСТ / СД: Неисправность сигн. В"/>
                   <w:listItem w:displayText="СИСТ / СД: Неисправность цепей ГЗ РПН" w:value="СИСТ / СД: Неисправность цепей ГЗ РПН"/>
                   <w:listItem w:displayText="СИСТ / СД: Неисправность цепей ГЗ Т" w:value="СИСТ / СД: Неисправность цепей ГЗ Т"/>
-                  <w:listItem w:displayText="СИСТ / СД: Неисправность цепей ТЗ" w:value="СИСТ / СД: Неисправность цепей ТЗ"/>
                   <w:listItem w:displayText="СИСТ / СД: Потеря GOOSE" w:value="СИСТ / СД: Потеря GOOSE"/>
                   <w:listItem w:displayText="СИСТ / СД: Срабатывание ГЗ РПН" w:value="СИСТ / СД: Срабатывание ГЗ РПН"/>
                   <w:listItem w:displayText="СИСТ / СД: Срабатывание ГЗоткл" w:value="СИСТ / СД: Срабатывание ГЗоткл"/>
                   <w:listItem w:displayText="СИСТ / СД: Срабатывание ГЗсигн" w:value="СИСТ / СД: Срабатывание ГЗсигн"/>
-                  <w:listItem w:displayText="СИСТ / СД: Срабатывание ЗП" w:value="СИСТ / СД: Срабатывание ЗП"/>
                   <w:listItem w:displayText="СИСТ / СД: Срабатывание МТЗ" w:value="СИСТ / СД: Срабатывание МТЗ"/>
-                  <w:listItem w:displayText="СИСТ / СД: Срабатывание ТЗоткл" w:value="СИСТ / СД: Срабатывание ТЗоткл"/>
-                  <w:listItem w:displayText="СИСТ / СД: Срабатывание ТЗсигн" w:value="СИСТ / СД: Срабатывание ТЗсигн"/>
-                  <w:listItem w:displayText="СИСТ / СД: Срабатывание ТО" w:value="СИСТ / СД: Срабатывание ТО"/>
                   <w:listItem w:displayText="СИСТ / СД: Срабатывание УРОВ" w:value="СИСТ / СД: Срабатывание УРОВ"/>
                   <w:listItem w:displayText="СИСТ / ФК: Действие на В ВН" w:value="СИСТ / ФК: Действие на В ВН"/>
-                  <w:listItem w:displayText="СИСТ / ФК: Действие на В НН" w:value="СИСТ / ФК: Действие на В НН"/>
+                  <w:listItem w:displayText="СИСТ / ФК: Действие на В НН1" w:value="СИСТ / ФК: Действие на В НН1"/>
+                  <w:listItem w:displayText="СИСТ / ФК: Действие на В НН2" w:value="СИСТ / ФК: Действие на В НН2"/>
                   <w:listItem w:displayText="СИСТ / ФК: Комплект" w:value="СИСТ / ФК: Комплект"/>
                   <w:listItem w:displayText="СИСТ / ФК: Режим работы ГЗ РПН" w:value="СИСТ / ФК: Режим работы ГЗ РПН"/>
                   <w:listItem w:displayText="СИСТ / ФК: Режим работы ГЗ Т откл" w:value="СИСТ / ФК: Режим работы ГЗ Т откл"/>
@@ -7878,19 +8066,6 @@
                   <w:listItem w:displayText="СИСТ / ШС: Переполнение буфера выходных данных" w:value="СИСТ / ШС: Переполнение буфера выходных данных"/>
                   <w:listItem w:displayText="СИСТ / ШС: Состояние основного канала" w:value="СИСТ / ШС: Состояние основного канала"/>
                   <w:listItem w:displayText="СИСТ / ШС: Состояние резервного канала" w:value="СИСТ / ШС: Состояние резервного канала"/>
-                  <w:listItem w:displayText="Сборка сигн. / СС: БИ выведены" w:value="Сборка сигн. / СС: БИ выведены"/>
-                  <w:listItem w:displayText="Сборка сигн. / СС: Внешнее отключение" w:value="Сборка сигн. / СС: Внешнее отключение"/>
-                  <w:listItem w:displayText="Сборка сигн. / СС: Выходные цепи разобраны" w:value="Сборка сигн. / СС: Выходные цепи разобраны"/>
-                  <w:listItem w:displayText="Сборка сигн. / СС: ГЗ заблокирована" w:value="Сборка сигн. / СС: ГЗ заблокирована"/>
-                  <w:listItem w:displayText="Сборка сигн. / СС: Контроль оперативного тока" w:value="Сборка сигн. / СС: Контроль оперативного тока"/>
-                  <w:listItem w:displayText="Сборка сигн. / СС: Контроль оперативного тока НН" w:value="Сборка сигн. / СС: Контроль оперативного тока НН"/>
-                  <w:listItem w:displayText="Сборка сигн. / СС: Низкая изоляция ГЗ" w:value="Сборка сигн. / СС: Низкая изоляция ГЗ"/>
-                  <w:listItem w:displayText="Сборка сигн. / СС: Низкая изоляция ТЗ" w:value="Сборка сигн. / СС: Низкая изоляция ТЗ"/>
-                  <w:listItem w:displayText="Сборка сигн. / СС: Превышение времени переключения коммутационного аппарата" w:value="Сборка сигн. / СС: Превышение времени переключения коммутационного аппарата"/>
-                  <w:listItem w:displayText="Сборка сигн. / СС: Сигнализация от ГЗ" w:value="Сборка сигн. / СС: Сигнализация от ГЗ"/>
-                  <w:listItem w:displayText="Сборка сигн. / СС: Сигнализация от ТЗ" w:value="Сборка сигн. / СС: Сигнализация от ТЗ"/>
-                  <w:listItem w:displayText="Сборка сигн. / СС: Сигнализация от ТС" w:value="Сборка сигн. / СС: Сигнализация от ТС"/>
-                  <w:listItem w:displayText="Сборка сигн. / СС: ТЗ заблокирована" w:value="Сборка сигн. / СС: ТЗ заблокирована"/>
                   <w:listItem w:displayText="ТК ЗДЗ / ТК ЗДЗ: Пуск" w:value="ТК ЗДЗ / ТК ЗДЗ: Пуск"/>
                   <w:listItem w:displayText="ТК ЗДЗ / ТК ЗДЗ: Функция введена в работу" w:value="ТК ЗДЗ / ТК ЗДЗ: Функция введена в работу"/>
                   <w:listItem w:displayText="ТК ЗДЗ / ТК ЗДЗ: Функция оперативно выведена из работы" w:value="ТК ЗДЗ / ТК ЗДЗ: Функция оперативно выведена из работы"/>
@@ -7911,6 +8086,18 @@
                   <w:listItem w:displayText="УРОВ ВН / УРОВ: Ускорение УРОВ" w:value="УРОВ ВН / УРОВ: Ускорение УРОВ"/>
                   <w:listItem w:displayText="УРОВ ВН / УРОВ: Функция введена в работу" w:value="УРОВ ВН / УРОВ: Функция введена в работу"/>
                   <w:listItem w:displayText="УРОВ ВН / УРОВ: Функция оперативно выведена из работы" w:value="УРОВ ВН / УРОВ: Функция оперативно выведена из работы"/>
+                  <w:listItem w:displayText="ошибка / ПС: Пуск предупредительной сигнализации" w:value="ошибка / ПС: Пуск предупредительной сигнализации"/>
+                  <w:listItem w:displayText="ошибка / ПС: Пуск предупредительной сигнализации (импульс)" w:value="ошибка / ПС: Пуск предупредительной сигнализации (импульс)"/>
+                  <w:listItem w:displayText="ошибка / СС: БИ выведены" w:value="ошибка / СС: БИ выведены"/>
+                  <w:listItem w:displayText="ошибка / СС: Выходные цепи разобраны" w:value="ошибка / СС: Выходные цепи разобраны"/>
+                  <w:listItem w:displayText="ошибка / СС: ГЗ заблокирована" w:value="ошибка / СС: ГЗ заблокирована"/>
+                  <w:listItem w:displayText="ошибка / СС: Контроль оперативного тока" w:value="ошибка / СС: Контроль оперативного тока"/>
+                  <w:listItem w:displayText="ошибка / СС: Низкая изоляция ГЗ" w:value="ошибка / СС: Низкая изоляция ГЗ"/>
+                  <w:listItem w:displayText="ошибка / СС: Низкая изоляция ТЗ" w:value="ошибка / СС: Низкая изоляция ТЗ"/>
+                  <w:listItem w:displayText="ошибка / СС: Превышение времени переключения коммутационного аппарата" w:value="ошибка / СС: Превышение времени переключения коммутационного аппарата"/>
+                  <w:listItem w:displayText="ошибка / СС: Сигнализация от ГЗ" w:value="ошибка / СС: Сигнализация от ГЗ"/>
+                  <w:listItem w:displayText="ошибка / СС: Сигнализация от ТЗ" w:value="ошибка / СС: Сигнализация от ТЗ"/>
+                  <w:listItem w:displayText="ошибка / СС: ТЗ заблокирована" w:value="ошибка / СС: ТЗ заблокирована"/>
                 </w:dropDownList>
                 <w:showingPlcHdr/>
                 <w:placeholder>
@@ -7996,12 +8183,18 @@
                   <w:listItem w:displayText="КСВ / КСВ: Реле фиксации команды" w:value="КСВ / КСВ: Реле фиксации команды"/>
                   <w:listItem w:displayText="КСВ / КСВ: Функция введена в работу" w:value="КСВ / КСВ: Функция введена в работу"/>
                   <w:listItem w:displayText="КСВ / КСВ: Функция оперативно выведена из работы" w:value="КСВ / КСВ: Функция оперативно выведена из работы"/>
-                  <w:listItem w:displayText="КЦН НН / КЦН: Неисправность цепей напряжения" w:value="КЦН НН / КЦН: Неисправность цепей напряжения"/>
-                  <w:listItem w:displayText="КЦН НН / КЦН: Пуск" w:value="КЦН НН / КЦН: Пуск"/>
-                  <w:listItem w:displayText="КЦН НН / КЦН: Пуск органа максимального напряжения ОП" w:value="КЦН НН / КЦН: Пуск органа максимального напряжения ОП"/>
-                  <w:listItem w:displayText="КЦН НН / КЦН: Пуск органа минимального напряжения" w:value="КЦН НН / КЦН: Пуск органа минимального напряжения"/>
-                  <w:listItem w:displayText="КЦН НН / КЦН: Функция введена в работу" w:value="КЦН НН / КЦН: Функция введена в работу"/>
-                  <w:listItem w:displayText="КЦН НН / КЦН: Функция оперативно выведена из работы" w:value="КЦН НН / КЦН: Функция оперативно выведена из работы"/>
+                  <w:listItem w:displayText="КЦН НН1 / КЦН: Неисправность цепей напряжения" w:value="КЦН НН1 / КЦН: Неисправность цепей напряжения"/>
+                  <w:listItem w:displayText="КЦН НН1 / КЦН: Пуск" w:value="КЦН НН1 / КЦН: Пуск"/>
+                  <w:listItem w:displayText="КЦН НН1 / КЦН: Пуск органа максимального напряжения ОП" w:value="КЦН НН1 / КЦН: Пуск органа максимального напряжения ОП"/>
+                  <w:listItem w:displayText="КЦН НН1 / КЦН: Пуск органа минимального напряжения" w:value="КЦН НН1 / КЦН: Пуск органа минимального напряжения"/>
+                  <w:listItem w:displayText="КЦН НН1 / КЦН: Функция введена в работу" w:value="КЦН НН1 / КЦН: Функция введена в работу"/>
+                  <w:listItem w:displayText="КЦН НН1 / КЦН: Функция оперативно выведена из работы" w:value="КЦН НН1 / КЦН: Функция оперативно выведена из работы"/>
+                  <w:listItem w:displayText="КЦН НН2 / КЦН: Неисправность цепей напряжения" w:value="КЦН НН2 / КЦН: Неисправность цепей напряжения"/>
+                  <w:listItem w:displayText="КЦН НН2 / КЦН: Пуск" w:value="КЦН НН2 / КЦН: Пуск"/>
+                  <w:listItem w:displayText="КЦН НН2 / КЦН: Пуск органа максимального напряжения ОП" w:value="КЦН НН2 / КЦН: Пуск органа максимального напряжения ОП"/>
+                  <w:listItem w:displayText="КЦН НН2 / КЦН: Пуск органа минимального напряжения" w:value="КЦН НН2 / КЦН: Пуск органа минимального напряжения"/>
+                  <w:listItem w:displayText="КЦН НН2 / КЦН: Функция введена в работу" w:value="КЦН НН2 / КЦН: Функция введена в работу"/>
+                  <w:listItem w:displayText="КЦН НН2 / КЦН: Функция оперативно выведена из работы" w:value="КЦН НН2 / КЦН: Функция оперативно выведена из работы"/>
                   <w:listItem w:displayText="ЛЗТ / ЛЗТ: Пуск" w:value="ЛЗТ / ЛЗТ: Пуск"/>
                   <w:listItem w:displayText="ЛЗТ / ЛЗТ: Срабатывание" w:value="ЛЗТ / ЛЗТ: Срабатывание"/>
                   <w:listItem w:displayText="ЛЗТ / ЛЗТ: Функция введена в работу" w:value="ЛЗТ / ЛЗТ: Функция введена в работу"/>
@@ -8025,16 +8218,26 @@
                   <w:listItem w:displayText="ЛО ГЗсигн / ЛО: Срабатывание на сигнал" w:value="ЛО ГЗсигн / ЛО: Срабатывание на сигнал"/>
                   <w:listItem w:displayText="ЛО ГЗсигн / ЛО: Функция введена в работу" w:value="ЛО ГЗсигн / ЛО: Функция введена в работу"/>
                   <w:listItem w:displayText="ЛО ГЗсигн / ЛО: Функция оперативно выведена из работы" w:value="ЛО ГЗсигн / ЛО: Функция оперативно выведена из работы"/>
-                  <w:listItem w:displayText="ЛО НН / ЗАВР: Запрет АВР" w:value="ЛО НН / ЗАВР: Запрет АВР"/>
-                  <w:listItem w:displayText="ЛО НН / ЗАВР: Функция введена в работу" w:value="ЛО НН / ЗАВР: Функция введена в работу"/>
-                  <w:listItem w:displayText="ЛО НН / ЗАВР: Функция оперативно выведена из работы" w:value="ЛО НН / ЗАВР: Функция оперативно выведена из работы"/>
-                  <w:listItem w:displayText="ЛО НН / ЗАПВ: Запрет АПВ" w:value="ЛО НН / ЗАПВ: Запрет АПВ"/>
-                  <w:listItem w:displayText="ЛО НН / ЗАПВ: Функция введена в работу" w:value="ЛО НН / ЗАПВ: Функция введена в работу"/>
-                  <w:listItem w:displayText="ЛО НН / ЗАПВ: Функция оперативно выведена из работы" w:value="ЛО НН / ЗАПВ: Функция оперативно выведена из работы"/>
-                  <w:listItem w:displayText="ЛО НН / ЛО: Отключение" w:value="ЛО НН / ЛО: Отключение"/>
-                  <w:listItem w:displayText="ЛО НН / ЛО: Отключить аварийно" w:value="ЛО НН / ЛО: Отключить аварийно"/>
-                  <w:listItem w:displayText="ЛО НН / ЛО: Функция введена в работу" w:value="ЛО НН / ЛО: Функция введена в работу"/>
-                  <w:listItem w:displayText="ЛО НН / ЛО: Функция оперативно выведена из работы" w:value="ЛО НН / ЛО: Функция оперативно выведена из работы"/>
+                  <w:listItem w:displayText="ЛО НН1 / ЗАВР: Запрет АВР" w:value="ЛО НН1 / ЗАВР: Запрет АВР"/>
+                  <w:listItem w:displayText="ЛО НН1 / ЗАВР: Функция введена в работу" w:value="ЛО НН1 / ЗАВР: Функция введена в работу"/>
+                  <w:listItem w:displayText="ЛО НН1 / ЗАВР: Функция оперативно выведена из работы" w:value="ЛО НН1 / ЗАВР: Функция оперативно выведена из работы"/>
+                  <w:listItem w:displayText="ЛО НН1 / ЗАПВ: Запрет АПВ" w:value="ЛО НН1 / ЗАПВ: Запрет АПВ"/>
+                  <w:listItem w:displayText="ЛО НН1 / ЗАПВ: Функция введена в работу" w:value="ЛО НН1 / ЗАПВ: Функция введена в работу"/>
+                  <w:listItem w:displayText="ЛО НН1 / ЗАПВ: Функция оперативно выведена из работы" w:value="ЛО НН1 / ЗАПВ: Функция оперативно выведена из работы"/>
+                  <w:listItem w:displayText="ЛО НН1 / ЛО: Отключение" w:value="ЛО НН1 / ЛО: Отключение"/>
+                  <w:listItem w:displayText="ЛО НН1 / ЛО: Отключить аварийно" w:value="ЛО НН1 / ЛО: Отключить аварийно"/>
+                  <w:listItem w:displayText="ЛО НН1 / ЛО: Функция введена в работу" w:value="ЛО НН1 / ЛО: Функция введена в работу"/>
+                  <w:listItem w:displayText="ЛО НН1 / ЛО: Функция оперативно выведена из работы" w:value="ЛО НН1 / ЛО: Функция оперативно выведена из работы"/>
+                  <w:listItem w:displayText="ЛО НН2 / ЗАВР: Запрет АВР" w:value="ЛО НН2 / ЗАВР: Запрет АВР"/>
+                  <w:listItem w:displayText="ЛО НН2 / ЗАВР: Функция введена в работу" w:value="ЛО НН2 / ЗАВР: Функция введена в работу"/>
+                  <w:listItem w:displayText="ЛО НН2 / ЗАВР: Функция оперативно выведена из работы" w:value="ЛО НН2 / ЗАВР: Функция оперативно выведена из работы"/>
+                  <w:listItem w:displayText="ЛО НН2 / ЗАПВ: Запрет АПВ" w:value="ЛО НН2 / ЗАПВ: Запрет АПВ"/>
+                  <w:listItem w:displayText="ЛО НН2 / ЗАПВ: Функция введена в работу" w:value="ЛО НН2 / ЗАПВ: Функция введена в работу"/>
+                  <w:listItem w:displayText="ЛО НН2 / ЗАПВ: Функция оперативно выведена из работы" w:value="ЛО НН2 / ЗАПВ: Функция оперативно выведена из работы"/>
+                  <w:listItem w:displayText="ЛО НН2 / ЛО: Отключение" w:value="ЛО НН2 / ЛО: Отключение"/>
+                  <w:listItem w:displayText="ЛО НН2 / ЛО: Отключить аварийно" w:value="ЛО НН2 / ЛО: Отключить аварийно"/>
+                  <w:listItem w:displayText="ЛО НН2 / ЛО: Функция введена в работу" w:value="ЛО НН2 / ЛО: Функция введена в работу"/>
+                  <w:listItem w:displayText="ЛО НН2 / ЛО: Функция оперативно выведена из работы" w:value="ЛО НН2 / ЛО: Функция оперативно выведена из работы"/>
                   <w:listItem w:displayText="ЛО Т / ЗАВР: Запрет АВР" w:value="ЛО Т / ЗАВР: Запрет АВР"/>
                   <w:listItem w:displayText="ЛО Т / ЗАВР: Функция введена в работу" w:value="ЛО Т / ЗАВР: Функция введена в работу"/>
                   <w:listItem w:displayText="ЛО Т / ЗАВР: Функция оперативно выведена из работы" w:value="ЛО Т / ЗАВР: Функция оперативно выведена из работы"/>
@@ -8045,41 +8248,17 @@
                   <w:listItem w:displayText="ЛО Т / ЛО: Срабатывание" w:value="ЛО Т / ЛО: Срабатывание"/>
                   <w:listItem w:displayText="ЛО Т / ЛО: Функция введена в работу" w:value="ЛО Т / ЛО: Функция введена в работу"/>
                   <w:listItem w:displayText="ЛО Т / ЛО: Функция оперативно выведена из работы" w:value="ЛО Т / ЛО: Функция оперативно выведена из работы"/>
-                  <w:listItem w:displayText="ЛО ТЗ / ЛО ДТм: Срабатывание" w:value="ЛО ТЗ / ЛО ДТм: Срабатывание"/>
-                  <w:listItem w:displayText="ЛО ТЗ / ЛО ДТм: Срабатывание датчика температуры масла заблокировано" w:value="ЛО ТЗ / ЛО ДТм: Срабатывание датчика температуры масла заблокировано"/>
-                  <w:listItem w:displayText="ЛО ТЗ / ЛО ДТм: Срабатывание на сигнал" w:value="ЛО ТЗ / ЛО ДТм: Срабатывание на сигнал"/>
-                  <w:listItem w:displayText="ЛО ТЗ / ЛО ДТм: Функция введена в работу" w:value="ЛО ТЗ / ЛО ДТм: Функция введена в работу"/>
-                  <w:listItem w:displayText="ЛО ТЗ / ЛО ДТм: Функция оперативно выведена из работы" w:value="ЛО ТЗ / ЛО ДТм: Функция оперативно выведена из работы"/>
-                  <w:listItem w:displayText="ЛО ТЗ / ЛО ДТо: Срабатывание" w:value="ЛО ТЗ / ЛО ДТо: Срабатывание"/>
-                  <w:listItem w:displayText="ЛО ТЗ / ЛО ДТо: Срабатывание датчика температуры обмотки заблокировано" w:value="ЛО ТЗ / ЛО ДТо: Срабатывание датчика температуры обмотки заблокировано"/>
-                  <w:listItem w:displayText="ЛО ТЗ / ЛО ДТо: Срабатывание на сигнал" w:value="ЛО ТЗ / ЛО ДТо: Срабатывание на сигнал"/>
-                  <w:listItem w:displayText="ЛО ТЗ / ЛО ДТо: Функция введена в работу" w:value="ЛО ТЗ / ЛО ДТо: Функция введена в работу"/>
-                  <w:listItem w:displayText="ЛО ТЗ / ЛО ДТо: Функция оперативно выведена из работы" w:value="ЛО ТЗ / ЛО ДТо: Функция оперативно выведена из работы"/>
-                  <w:listItem w:displayText="ЛО ТЗ / ЛО РД: Срабатывание" w:value="ЛО ТЗ / ЛО РД: Срабатывание"/>
-                  <w:listItem w:displayText="ЛО ТЗ / ЛО РД: Срабатывание на сигнал" w:value="ЛО ТЗ / ЛО РД: Срабатывание на сигнал"/>
-                  <w:listItem w:displayText="ЛО ТЗ / ЛО РД: Срабатывание реле давления заблокировано" w:value="ЛО ТЗ / ЛО РД: Срабатывание реле давления заблокировано"/>
-                  <w:listItem w:displayText="ЛО ТЗ / ЛО РД: Функция введена в работу" w:value="ЛО ТЗ / ЛО РД: Функция введена в работу"/>
-                  <w:listItem w:displayText="ЛО ТЗ / ЛО РД: Функция оперативно выведена из работы" w:value="ЛО ТЗ / ЛО РД: Функция оперативно выведена из работы"/>
-                  <w:listItem w:displayText="ЛО ТС / ЛО ДУм расширителя: Срабатывание" w:value="ЛО ТС / ЛО ДУм расширителя: Срабатывание"/>
-                  <w:listItem w:displayText="ЛО ТС / ЛО ДУм расширителя: Срабатывание на сигнал" w:value="ЛО ТС / ЛО ДУм расширителя: Срабатывание на сигнал"/>
-                  <w:listItem w:displayText="ЛО ТС / ЛО ДУм расширителя: Функция введена в работу" w:value="ЛО ТС / ЛО ДУм расширителя: Функция введена в работу"/>
-                  <w:listItem w:displayText="ЛО ТС / ЛО ДУм расширителя: Функция оперативно выведена из работы" w:value="ЛО ТС / ЛО ДУм расширителя: Функция оперативно выведена из работы"/>
-                  <w:listItem w:displayText="ЛО ТС / ЛО ОК: Срабатывание" w:value="ЛО ТС / ЛО ОК: Срабатывание"/>
-                  <w:listItem w:displayText="ЛО ТС / ЛО ОК: Срабатывание на сигнал" w:value="ЛО ТС / ЛО ОК: Срабатывание на сигнал"/>
-                  <w:listItem w:displayText="ЛО ТС / ЛО ОК: Функция введена в работу" w:value="ЛО ТС / ЛО ОК: Функция введена в работу"/>
-                  <w:listItem w:displayText="ЛО ТС / ЛО ОК: Функция оперативно выведена из работы" w:value="ЛО ТС / ЛО ОК: Функция оперативно выведена из работы"/>
-                  <w:listItem w:displayText="ЛО ТС / ЛО ПК: Срабатывание" w:value="ЛО ТС / ЛО ПК: Срабатывание"/>
-                  <w:listItem w:displayText="ЛО ТС / ЛО ПК: Срабатывание на сигнал" w:value="ЛО ТС / ЛО ПК: Срабатывание на сигнал"/>
-                  <w:listItem w:displayText="ЛО ТС / ЛО ПК: Функция введена в работу" w:value="ЛО ТС / ЛО ПК: Функция введена в работу"/>
-                  <w:listItem w:displayText="ЛО ТС / ЛО ПК: Функция оперативно выведена из работы" w:value="ЛО ТС / ЛО ПК: Функция оперативно выведена из работы"/>
                   <w:listItem w:displayText="МТЗ / БЛЗШ: Блокировка ЛЗШ" w:value="МТЗ / БЛЗШ: Блокировка ЛЗШ"/>
                   <w:listItem w:displayText="МТЗ / БНТ: Пуск БНТ" w:value="МТЗ / БНТ: Пуск БНТ"/>
                   <w:listItem w:displayText="МТЗ / БНТ: Пуск по фазе A" w:value="МТЗ / БНТ: Пуск по фазе A"/>
                   <w:listItem w:displayText="МТЗ / БНТ: Пуск по фазе В" w:value="МТЗ / БНТ: Пуск по фазе В"/>
                   <w:listItem w:displayText="МТЗ / БНТ: Пуск по фазе С" w:value="МТЗ / БНТ: Пуск по фазе С"/>
-                  <w:listItem w:displayText="МТЗ / КПОН: Пуск" w:value="МТЗ / КПОН: Пуск"/>
-                  <w:listItem w:displayText="МТЗ / КПОН: Функция введена в работу" w:value="МТЗ / КПОН: Функция введена в работу"/>
-                  <w:listItem w:displayText="МТЗ / КПОН: Функция оперативно выведена из работы" w:value="МТЗ / КПОН: Функция оперативно выведена из работы"/>
+                  <w:listItem w:displayText="МТЗ / КПОН1: Пуск" w:value="МТЗ / КПОН1: Пуск"/>
+                  <w:listItem w:displayText="МТЗ / КПОН1: Функция введена в работу" w:value="МТЗ / КПОН1: Функция введена в работу"/>
+                  <w:listItem w:displayText="МТЗ / КПОН1: Функция оперативно выведена из работы" w:value="МТЗ / КПОН1: Функция оперативно выведена из работы"/>
+                  <w:listItem w:displayText="МТЗ / КПОН2: Пуск" w:value="МТЗ / КПОН2: Пуск"/>
+                  <w:listItem w:displayText="МТЗ / КПОН2: Функция введена в работу" w:value="МТЗ / КПОН2: Функция введена в работу"/>
+                  <w:listItem w:displayText="МТЗ / КПОН2: Функция оперативно выведена из работы" w:value="МТЗ / КПОН2: Функция оперативно выведена из работы"/>
                   <w:listItem w:displayText="МТЗ / МТЗ 1 ст: Пуск" w:value="МТЗ / МТЗ 1 ст: Пуск"/>
                   <w:listItem w:displayText="МТЗ / МТЗ 1 ст: Пуск ИО тока по фазе А" w:value="МТЗ / МТЗ 1 ст: Пуск ИО тока по фазе А"/>
                   <w:listItem w:displayText="МТЗ / МТЗ 1 ст: Пуск ИО тока по фазе В" w:value="МТЗ / МТЗ 1 ст: Пуск ИО тока по фазе В"/>
@@ -8124,17 +8303,6 @@
                   <w:listItem w:displayText="ПДС / ГЗ Т: Низкая изоляция ГЗсигн" w:value="ПДС / ГЗ Т: Низкая изоляция ГЗсигн"/>
                   <w:listItem w:displayText="ПДС / ГЗ Т: Отключение" w:value="ПДС / ГЗ Т: Отключение"/>
                   <w:listItem w:displayText="ПДС / ГЗ Т: Сигнал" w:value="ПДС / ГЗ Т: Сигнал"/>
-                  <w:listItem w:displayText="ПДС / ДТм РПН: Срабатывание" w:value="ПДС / ДТм РПН: Срабатывание"/>
-                  <w:listItem w:displayText="ПДС / ДТм: Низкая изоляция" w:value="ПДС / ДТм: Низкая изоляция"/>
-                  <w:listItem w:displayText="ПДС / ДТм: Отключение" w:value="ПДС / ДТм: Отключение"/>
-                  <w:listItem w:displayText="ПДС / ДТм: Сигнал" w:value="ПДС / ДТм: Сигнал"/>
-                  <w:listItem w:displayText="ПДС / ДТо: Низкая изоляция" w:value="ПДС / ДТо: Низкая изоляция"/>
-                  <w:listItem w:displayText="ПДС / ДТо: Отключение" w:value="ПДС / ДТо: Отключение"/>
-                  <w:listItem w:displayText="ПДС / ДТо: Сигнал" w:value="ПДС / ДТо: Сигнал"/>
-                  <w:listItem w:displayText="ПДС / ДУм РПН: Высокий уровень масла" w:value="ПДС / ДУм РПН: Высокий уровень масла"/>
-                  <w:listItem w:displayText="ПДС / ДУм РПН: Низкий уровень масла" w:value="ПДС / ДУм РПН: Низкий уровень масла"/>
-                  <w:listItem w:displayText="ПДС / ДУм расширителя: Высокий уровень масла" w:value="ПДС / ДУм расширителя: Высокий уровень масла"/>
-                  <w:listItem w:displayText="ПДС / ДУм расширителя: Низкий уровень масла" w:value="ПДС / ДУм расширителя: Низкий уровень масла"/>
                   <w:listItem w:displayText="ПДС / КИ: Аварийный уровень изоляции" w:value="ПДС / КИ: Аварийный уровень изоляции"/>
                   <w:listItem w:displayText="ПДС / КИ: Низкий уровень изоляции" w:value="ПДС / КИ: Низкий уровень изоляции"/>
                   <w:listItem w:displayText="ПДС / КПруж: Пружина не заведена" w:value="ПДС / КПруж: Пружина не заведена"/>
@@ -8144,17 +8312,15 @@
                   <w:listItem w:displayText="ПДС / КЦВ: Работа ЭМВ" w:value="ПДС / КЦВ: Работа ЭМВ"/>
                   <w:listItem w:displayText="ПДС / КЦВ: Работа ЭМО1" w:value="ПДС / КЦВ: Работа ЭМО1"/>
                   <w:listItem w:displayText="ПДС / КЦВ: Работа ЭМО2" w:value="ПДС / КЦВ: Работа ЭМО2"/>
-                  <w:listItem w:displayText="ПДС / ОК: Срабатывание" w:value="ПДС / ОК: Срабатывание"/>
-                  <w:listItem w:displayText="ПДС / ПК: Срабатывание" w:value="ПДС / ПК: Срабатывание"/>
-                  <w:listItem w:displayText="ПДС / РД: Низкая изоляция" w:value="ПДС / РД: Низкая изоляция"/>
-                  <w:listItem w:displayText="ПДС / РД: Отключение" w:value="ПДС / РД: Отключение"/>
                   <w:listItem w:displayText="ПДС НКУ / SA1: Цепь введена" w:value="ПДС НКУ / SA1: Цепь введена"/>
                   <w:listItem w:displayText="ПДС НКУ / SA2: Цепь введена" w:value="ПДС НКУ / SA2: Цепь введена"/>
                   <w:listItem w:displayText="ПДС НКУ / SA3: Цепь введена" w:value="ПДС НКУ / SA3: Цепь введена"/>
                   <w:listItem w:displayText="ПДС НКУ / SA4: Цепь введена" w:value="ПДС НКУ / SA4: Цепь введена"/>
                   <w:listItem w:displayText="ПДС НКУ / SA5: Цепь введена" w:value="ПДС НКУ / SA5: Цепь введена"/>
+                  <w:listItem w:displayText="ПДС НКУ / SA6: Цепь введена" w:value="ПДС НКУ / SA6: Цепь введена"/>
                   <w:listItem w:displayText="ПДС НКУ / SG1: Рабочее положение" w:value="ПДС НКУ / SG1: Рабочее положение"/>
                   <w:listItem w:displayText="ПДС НКУ / SG2: Рабочее положение" w:value="ПДС НКУ / SG2: Рабочее положение"/>
+                  <w:listItem w:displayText="ПДС НКУ / SG3: Рабочее положение" w:value="ПДС НКУ / SG3: Рабочее положение"/>
                   <w:listItem w:displayText="ПДС НКУ / ВнешСигн1: Срабатывание" w:value="ПДС НКУ / ВнешСигн1: Срабатывание"/>
                   <w:listItem w:displayText="ПДС НКУ / ВнешСигн2: Срабатывание" w:value="ПДС НКУ / ВнешСигн2: Срабатывание"/>
                   <w:listItem w:displayText="ПДС НКУ / ВнешСигн3: Срабатывание" w:value="ПДС НКУ / ВнешСигн3: Срабатывание"/>
@@ -8162,15 +8328,15 @@
                   <w:listItem w:displayText="ПДС НКУ / Дверь: Дверь шкафа закрыта" w:value="ПДС НКУ / Дверь: Дверь шкафа закрыта"/>
                   <w:listItem w:displayText="ПДС НКУ / Дверь: Дверь шкафа открыта" w:value="ПДС НКУ / Дверь: Дверь шкафа открыта"/>
                   <w:listItem w:displayText="ПДС НКУ / ОТ ГЗ: Неисправность" w:value="ПДС НКУ / ОТ ГЗ: Неисправность"/>
-                  <w:listItem w:displayText="ПДС НКУ / ОТ ЗДЗ: Неисправность" w:value="ПДС НКУ / ОТ ЗДЗ: Неисправность"/>
-                  <w:listItem w:displayText="ПДС НКУ / ОТ ИЭУ ТН: Неисправность" w:value="ПДС НКУ / ОТ ИЭУ ТН: Неисправность"/>
-                  <w:listItem w:displayText="ПДС НКУ / ОТ ТЗ, ТС: Неисправность" w:value="ПДС НКУ / ОТ ТЗ, ТС: Неисправность"/>
-                  <w:listItem w:displayText="ПДС НКУ / ОТ УРОВ: Неисправность" w:value="ПДС НКУ / ОТ УРОВ: Неисправность"/>
+                  <w:listItem w:displayText="ПДС НКУ / ОТ ЗДЗ1: Неисправность" w:value="ПДС НКУ / ОТ ЗДЗ1: Неисправность"/>
+                  <w:listItem w:displayText="ПДС НКУ / ОТ ЗДЗ2: Неисправность" w:value="ПДС НКУ / ОТ ЗДЗ2: Неисправность"/>
+                  <w:listItem w:displayText="ПДС НКУ / ОТ ИЭУ ТН1: Неисправность" w:value="ПДС НКУ / ОТ ИЭУ ТН1: Неисправность"/>
+                  <w:listItem w:displayText="ПДС НКУ / ОТ ИЭУ ТН2: Неисправность" w:value="ПДС НКУ / ОТ ИЭУ ТН2: Неисправность"/>
+                  <w:listItem w:displayText="ПДС НКУ / ОТ УРОВ1: Неисправность" w:value="ПДС НКУ / ОТ УРОВ1: Неисправность"/>
+                  <w:listItem w:displayText="ПДС НКУ / ОТ УРОВ2: Неисправность" w:value="ПДС НКУ / ОТ УРОВ2: Неисправность"/>
                   <w:listItem w:displayText="ПДС НКУ / ОТ ЭМО1, ЭМВ: Неисправность" w:value="ПДС НКУ / ОТ ЭМО1, ЭМВ: Неисправность"/>
                   <w:listItem w:displayText="ПДС НКУ / ОТ ЭМО2: Неисправность" w:value="ПДС НКУ / ОТ ЭМО2: Неисправность"/>
                   <w:listItem w:displayText="ПДС НКУ / ОТ цепей сигн. В: Неисправность" w:value="ПДС НКУ / ОТ цепей сигн. В: Неисправность"/>
-                  <w:listItem w:displayText="Пред. сигн. / ПС: Пуск предупредительной сигнализации" w:value="Пред. сигн. / ПС: Пуск предупредительной сигнализации"/>
-                  <w:listItem w:displayText="Пред. сигн. / ПС: Пуск предупредительной сигнализации (импульс)" w:value="Пред. сигн. / ПС: Пуск предупредительной сигнализации (импульс)"/>
                   <w:listItem w:displayText="СИСТ / БУ: Индикация местного управления" w:value="СИСТ / БУ: Индикация местного управления"/>
                   <w:listItem w:displayText="СИСТ / Диагностика: Изменение встраиваемого ПО" w:value="СИСТ / Диагностика: Изменение встраиваемого ПО"/>
                   <w:listItem w:displayText="СИСТ / Диагностика: Индикация логического узла-прокси" w:value="СИСТ / Диагностика: Индикация логического узла-прокси"/>
@@ -8186,6 +8352,7 @@
                   <w:listItem w:displayText="СИСТ / Диагностика: Неисправность модуля дискретных входов/выходов (слот М11)" w:value="СИСТ / Диагностика: Неисправность модуля дискретных входов/выходов (слот М11)"/>
                   <w:listItem w:displayText="СИСТ / Диагностика: Неисправность модуля дискретных входов/выходов (слот М3)" w:value="СИСТ / Диагностика: Неисправность модуля дискретных входов/выходов (слот М3)"/>
                   <w:listItem w:displayText="СИСТ / Диагностика: Неисправность модуля дискретных входов/выходов (слот М4)" w:value="СИСТ / Диагностика: Неисправность модуля дискретных входов/выходов (слот М4)"/>
+                  <w:listItem w:displayText="СИСТ / Диагностика: Неисправность модуля дискретных входов/выходов (слот М5)" w:value="СИСТ / Диагностика: Неисправность модуля дискретных входов/выходов (слот М5)"/>
                   <w:listItem w:displayText="СИСТ / Диагностика: Неисправность модуля дискретных входов/выходов (слот М6)" w:value="СИСТ / Диагностика: Неисправность модуля дискретных входов/выходов (слот М6)"/>
                   <w:listItem w:displayText="СИСТ / Диагностика: Неисправность модуля дискретных входов/выходов (слот М7)" w:value="СИСТ / Диагностика: Неисправность модуля дискретных входов/выходов (слот М7)"/>
                   <w:listItem w:displayText="СИСТ / Диагностика: Неисправность модуля дискретных входов/выходов (слот М8)" w:value="СИСТ / Диагностика: Неисправность модуля дискретных входов/выходов (слот М8)"/>
@@ -8442,7 +8609,8 @@
                   <w:listItem w:displayText="СИСТ / ПлДВых9: Состояние ДВых7" w:value="СИСТ / ПлДВых9: Состояние ДВых7"/>
                   <w:listItem w:displayText="СИСТ / ПлДВых9: Состояние ДВых8" w:value="СИСТ / ПлДВых9: Состояние ДВых8"/>
                   <w:listItem w:displayText="СИСТ / СД ФК: Действие на В ВН" w:value="СИСТ / СД ФК: Действие на В ВН"/>
-                  <w:listItem w:displayText="СИСТ / СД ФК: Действие на В НН" w:value="СИСТ / СД ФК: Действие на В НН"/>
+                  <w:listItem w:displayText="СИСТ / СД ФК: Действие на В НН1" w:value="СИСТ / СД ФК: Действие на В НН1"/>
+                  <w:listItem w:displayText="СИСТ / СД ФК: Действие на В НН2" w:value="СИСТ / СД ФК: Действие на В НН2"/>
                   <w:listItem w:displayText="СИСТ / СД ФК: Комплект" w:value="СИСТ / СД ФК: Комплект"/>
                   <w:listItem w:displayText="СИСТ / СД ФК: Режим работы ГЗ РПН" w:value="СИСТ / СД ФК: Режим работы ГЗ РПН"/>
                   <w:listItem w:displayText="СИСТ / СД ФК: Режим работы ГЗ Т откл" w:value="СИСТ / СД ФК: Режим работы ГЗ Т откл"/>
@@ -8456,23 +8624,18 @@
                   <w:listItem w:displayText="СИСТ / СД: Неисправность ШС-А" w:value="СИСТ / СД: Неисправность ШС-А"/>
                   <w:listItem w:displayText="СИСТ / СД: Неисправность ШС-В" w:value="СИСТ / СД: Неисправность ШС-В"/>
                   <w:listItem w:displayText="СИСТ / СД: Неисправность опер. тока ГЗ" w:value="СИСТ / СД: Неисправность опер. тока ГЗ"/>
-                  <w:listItem w:displayText="СИСТ / СД: Неисправность опер. тока ТЗ, ТС" w:value="СИСТ / СД: Неисправность опер. тока ТЗ, ТС"/>
                   <w:listItem w:displayText="СИСТ / СД: Неисправность сигн. В" w:value="СИСТ / СД: Неисправность сигн. В"/>
                   <w:listItem w:displayText="СИСТ / СД: Неисправность цепей ГЗ РПН" w:value="СИСТ / СД: Неисправность цепей ГЗ РПН"/>
                   <w:listItem w:displayText="СИСТ / СД: Неисправность цепей ГЗ Т" w:value="СИСТ / СД: Неисправность цепей ГЗ Т"/>
-                  <w:listItem w:displayText="СИСТ / СД: Неисправность цепей ТЗ" w:value="СИСТ / СД: Неисправность цепей ТЗ"/>
                   <w:listItem w:displayText="СИСТ / СД: Потеря GOOSE" w:value="СИСТ / СД: Потеря GOOSE"/>
                   <w:listItem w:displayText="СИСТ / СД: Срабатывание ГЗ РПН" w:value="СИСТ / СД: Срабатывание ГЗ РПН"/>
                   <w:listItem w:displayText="СИСТ / СД: Срабатывание ГЗоткл" w:value="СИСТ / СД: Срабатывание ГЗоткл"/>
                   <w:listItem w:displayText="СИСТ / СД: Срабатывание ГЗсигн" w:value="СИСТ / СД: Срабатывание ГЗсигн"/>
-                  <w:listItem w:displayText="СИСТ / СД: Срабатывание ЗП" w:value="СИСТ / СД: Срабатывание ЗП"/>
                   <w:listItem w:displayText="СИСТ / СД: Срабатывание МТЗ" w:value="СИСТ / СД: Срабатывание МТЗ"/>
-                  <w:listItem w:displayText="СИСТ / СД: Срабатывание ТЗоткл" w:value="СИСТ / СД: Срабатывание ТЗоткл"/>
-                  <w:listItem w:displayText="СИСТ / СД: Срабатывание ТЗсигн" w:value="СИСТ / СД: Срабатывание ТЗсигн"/>
-                  <w:listItem w:displayText="СИСТ / СД: Срабатывание ТО" w:value="СИСТ / СД: Срабатывание ТО"/>
                   <w:listItem w:displayText="СИСТ / СД: Срабатывание УРОВ" w:value="СИСТ / СД: Срабатывание УРОВ"/>
                   <w:listItem w:displayText="СИСТ / ФК: Действие на В ВН" w:value="СИСТ / ФК: Действие на В ВН"/>
-                  <w:listItem w:displayText="СИСТ / ФК: Действие на В НН" w:value="СИСТ / ФК: Действие на В НН"/>
+                  <w:listItem w:displayText="СИСТ / ФК: Действие на В НН1" w:value="СИСТ / ФК: Действие на В НН1"/>
+                  <w:listItem w:displayText="СИСТ / ФК: Действие на В НН2" w:value="СИСТ / ФК: Действие на В НН2"/>
                   <w:listItem w:displayText="СИСТ / ФК: Комплект" w:value="СИСТ / ФК: Комплект"/>
                   <w:listItem w:displayText="СИСТ / ФК: Режим работы ГЗ РПН" w:value="СИСТ / ФК: Режим работы ГЗ РПН"/>
                   <w:listItem w:displayText="СИСТ / ФК: Режим работы ГЗ Т откл" w:value="СИСТ / ФК: Режим работы ГЗ Т откл"/>
@@ -8483,19 +8646,6 @@
                   <w:listItem w:displayText="СИСТ / ШС: Переполнение буфера выходных данных" w:value="СИСТ / ШС: Переполнение буфера выходных данных"/>
                   <w:listItem w:displayText="СИСТ / ШС: Состояние основного канала" w:value="СИСТ / ШС: Состояние основного канала"/>
                   <w:listItem w:displayText="СИСТ / ШС: Состояние резервного канала" w:value="СИСТ / ШС: Состояние резервного канала"/>
-                  <w:listItem w:displayText="Сборка сигн. / СС: БИ выведены" w:value="Сборка сигн. / СС: БИ выведены"/>
-                  <w:listItem w:displayText="Сборка сигн. / СС: Внешнее отключение" w:value="Сборка сигн. / СС: Внешнее отключение"/>
-                  <w:listItem w:displayText="Сборка сигн. / СС: Выходные цепи разобраны" w:value="Сборка сигн. / СС: Выходные цепи разобраны"/>
-                  <w:listItem w:displayText="Сборка сигн. / СС: ГЗ заблокирована" w:value="Сборка сигн. / СС: ГЗ заблокирована"/>
-                  <w:listItem w:displayText="Сборка сигн. / СС: Контроль оперативного тока" w:value="Сборка сигн. / СС: Контроль оперативного тока"/>
-                  <w:listItem w:displayText="Сборка сигн. / СС: Контроль оперативного тока НН" w:value="Сборка сигн. / СС: Контроль оперативного тока НН"/>
-                  <w:listItem w:displayText="Сборка сигн. / СС: Низкая изоляция ГЗ" w:value="Сборка сигн. / СС: Низкая изоляция ГЗ"/>
-                  <w:listItem w:displayText="Сборка сигн. / СС: Низкая изоляция ТЗ" w:value="Сборка сигн. / СС: Низкая изоляция ТЗ"/>
-                  <w:listItem w:displayText="Сборка сигн. / СС: Превышение времени переключения коммутационного аппарата" w:value="Сборка сигн. / СС: Превышение времени переключения коммутационного аппарата"/>
-                  <w:listItem w:displayText="Сборка сигн. / СС: Сигнализация от ГЗ" w:value="Сборка сигн. / СС: Сигнализация от ГЗ"/>
-                  <w:listItem w:displayText="Сборка сигн. / СС: Сигнализация от ТЗ" w:value="Сборка сигн. / СС: Сигнализация от ТЗ"/>
-                  <w:listItem w:displayText="Сборка сигн. / СС: Сигнализация от ТС" w:value="Сборка сигн. / СС: Сигнализация от ТС"/>
-                  <w:listItem w:displayText="Сборка сигн. / СС: ТЗ заблокирована" w:value="Сборка сигн. / СС: ТЗ заблокирована"/>
                   <w:listItem w:displayText="ТК ЗДЗ / ТК ЗДЗ: Пуск" w:value="ТК ЗДЗ / ТК ЗДЗ: Пуск"/>
                   <w:listItem w:displayText="ТК ЗДЗ / ТК ЗДЗ: Функция введена в работу" w:value="ТК ЗДЗ / ТК ЗДЗ: Функция введена в работу"/>
                   <w:listItem w:displayText="ТК ЗДЗ / ТК ЗДЗ: Функция оперативно выведена из работы" w:value="ТК ЗДЗ / ТК ЗДЗ: Функция оперативно выведена из работы"/>
@@ -8516,6 +8666,18 @@
                   <w:listItem w:displayText="УРОВ ВН / УРОВ: Ускорение УРОВ" w:value="УРОВ ВН / УРОВ: Ускорение УРОВ"/>
                   <w:listItem w:displayText="УРОВ ВН / УРОВ: Функция введена в работу" w:value="УРОВ ВН / УРОВ: Функция введена в работу"/>
                   <w:listItem w:displayText="УРОВ ВН / УРОВ: Функция оперативно выведена из работы" w:value="УРОВ ВН / УРОВ: Функция оперативно выведена из работы"/>
+                  <w:listItem w:displayText="ошибка / ПС: Пуск предупредительной сигнализации" w:value="ошибка / ПС: Пуск предупредительной сигнализации"/>
+                  <w:listItem w:displayText="ошибка / ПС: Пуск предупредительной сигнализации (импульс)" w:value="ошибка / ПС: Пуск предупредительной сигнализации (импульс)"/>
+                  <w:listItem w:displayText="ошибка / СС: БИ выведены" w:value="ошибка / СС: БИ выведены"/>
+                  <w:listItem w:displayText="ошибка / СС: Выходные цепи разобраны" w:value="ошибка / СС: Выходные цепи разобраны"/>
+                  <w:listItem w:displayText="ошибка / СС: ГЗ заблокирована" w:value="ошибка / СС: ГЗ заблокирована"/>
+                  <w:listItem w:displayText="ошибка / СС: Контроль оперативного тока" w:value="ошибка / СС: Контроль оперативного тока"/>
+                  <w:listItem w:displayText="ошибка / СС: Низкая изоляция ГЗ" w:value="ошибка / СС: Низкая изоляция ГЗ"/>
+                  <w:listItem w:displayText="ошибка / СС: Низкая изоляция ТЗ" w:value="ошибка / СС: Низкая изоляция ТЗ"/>
+                  <w:listItem w:displayText="ошибка / СС: Превышение времени переключения коммутационного аппарата" w:value="ошибка / СС: Превышение времени переключения коммутационного аппарата"/>
+                  <w:listItem w:displayText="ошибка / СС: Сигнализация от ГЗ" w:value="ошибка / СС: Сигнализация от ГЗ"/>
+                  <w:listItem w:displayText="ошибка / СС: Сигнализация от ТЗ" w:value="ошибка / СС: Сигнализация от ТЗ"/>
+                  <w:listItem w:displayText="ошибка / СС: ТЗ заблокирована" w:value="ошибка / СС: ТЗ заблокирована"/>
                 </w:dropDownList>
                 <w:showingPlcHdr/>
                 <w:placeholder>
@@ -8601,12 +8763,18 @@
                   <w:listItem w:displayText="КСВ / КСВ: Реле фиксации команды" w:value="КСВ / КСВ: Реле фиксации команды"/>
                   <w:listItem w:displayText="КСВ / КСВ: Функция введена в работу" w:value="КСВ / КСВ: Функция введена в работу"/>
                   <w:listItem w:displayText="КСВ / КСВ: Функция оперативно выведена из работы" w:value="КСВ / КСВ: Функция оперативно выведена из работы"/>
-                  <w:listItem w:displayText="КЦН НН / КЦН: Неисправность цепей напряжения" w:value="КЦН НН / КЦН: Неисправность цепей напряжения"/>
-                  <w:listItem w:displayText="КЦН НН / КЦН: Пуск" w:value="КЦН НН / КЦН: Пуск"/>
-                  <w:listItem w:displayText="КЦН НН / КЦН: Пуск органа максимального напряжения ОП" w:value="КЦН НН / КЦН: Пуск органа максимального напряжения ОП"/>
-                  <w:listItem w:displayText="КЦН НН / КЦН: Пуск органа минимального напряжения" w:value="КЦН НН / КЦН: Пуск органа минимального напряжения"/>
-                  <w:listItem w:displayText="КЦН НН / КЦН: Функция введена в работу" w:value="КЦН НН / КЦН: Функция введена в работу"/>
-                  <w:listItem w:displayText="КЦН НН / КЦН: Функция оперативно выведена из работы" w:value="КЦН НН / КЦН: Функция оперативно выведена из работы"/>
+                  <w:listItem w:displayText="КЦН НН1 / КЦН: Неисправность цепей напряжения" w:value="КЦН НН1 / КЦН: Неисправность цепей напряжения"/>
+                  <w:listItem w:displayText="КЦН НН1 / КЦН: Пуск" w:value="КЦН НН1 / КЦН: Пуск"/>
+                  <w:listItem w:displayText="КЦН НН1 / КЦН: Пуск органа максимального напряжения ОП" w:value="КЦН НН1 / КЦН: Пуск органа максимального напряжения ОП"/>
+                  <w:listItem w:displayText="КЦН НН1 / КЦН: Пуск органа минимального напряжения" w:value="КЦН НН1 / КЦН: Пуск органа минимального напряжения"/>
+                  <w:listItem w:displayText="КЦН НН1 / КЦН: Функция введена в работу" w:value="КЦН НН1 / КЦН: Функция введена в работу"/>
+                  <w:listItem w:displayText="КЦН НН1 / КЦН: Функция оперативно выведена из работы" w:value="КЦН НН1 / КЦН: Функция оперативно выведена из работы"/>
+                  <w:listItem w:displayText="КЦН НН2 / КЦН: Неисправность цепей напряжения" w:value="КЦН НН2 / КЦН: Неисправность цепей напряжения"/>
+                  <w:listItem w:displayText="КЦН НН2 / КЦН: Пуск" w:value="КЦН НН2 / КЦН: Пуск"/>
+                  <w:listItem w:displayText="КЦН НН2 / КЦН: Пуск органа максимального напряжения ОП" w:value="КЦН НН2 / КЦН: Пуск органа максимального напряжения ОП"/>
+                  <w:listItem w:displayText="КЦН НН2 / КЦН: Пуск органа минимального напряжения" w:value="КЦН НН2 / КЦН: Пуск органа минимального напряжения"/>
+                  <w:listItem w:displayText="КЦН НН2 / КЦН: Функция введена в работу" w:value="КЦН НН2 / КЦН: Функция введена в работу"/>
+                  <w:listItem w:displayText="КЦН НН2 / КЦН: Функция оперативно выведена из работы" w:value="КЦН НН2 / КЦН: Функция оперативно выведена из работы"/>
                   <w:listItem w:displayText="ЛЗТ / ЛЗТ: Пуск" w:value="ЛЗТ / ЛЗТ: Пуск"/>
                   <w:listItem w:displayText="ЛЗТ / ЛЗТ: Срабатывание" w:value="ЛЗТ / ЛЗТ: Срабатывание"/>
                   <w:listItem w:displayText="ЛЗТ / ЛЗТ: Функция введена в работу" w:value="ЛЗТ / ЛЗТ: Функция введена в работу"/>
@@ -8630,16 +8798,26 @@
                   <w:listItem w:displayText="ЛО ГЗсигн / ЛО: Срабатывание на сигнал" w:value="ЛО ГЗсигн / ЛО: Срабатывание на сигнал"/>
                   <w:listItem w:displayText="ЛО ГЗсигн / ЛО: Функция введена в работу" w:value="ЛО ГЗсигн / ЛО: Функция введена в работу"/>
                   <w:listItem w:displayText="ЛО ГЗсигн / ЛО: Функция оперативно выведена из работы" w:value="ЛО ГЗсигн / ЛО: Функция оперативно выведена из работы"/>
-                  <w:listItem w:displayText="ЛО НН / ЗАВР: Запрет АВР" w:value="ЛО НН / ЗАВР: Запрет АВР"/>
-                  <w:listItem w:displayText="ЛО НН / ЗАВР: Функция введена в работу" w:value="ЛО НН / ЗАВР: Функция введена в работу"/>
-                  <w:listItem w:displayText="ЛО НН / ЗАВР: Функция оперативно выведена из работы" w:value="ЛО НН / ЗАВР: Функция оперативно выведена из работы"/>
-                  <w:listItem w:displayText="ЛО НН / ЗАПВ: Запрет АПВ" w:value="ЛО НН / ЗАПВ: Запрет АПВ"/>
-                  <w:listItem w:displayText="ЛО НН / ЗАПВ: Функция введена в работу" w:value="ЛО НН / ЗАПВ: Функция введена в работу"/>
-                  <w:listItem w:displayText="ЛО НН / ЗАПВ: Функция оперативно выведена из работы" w:value="ЛО НН / ЗАПВ: Функция оперативно выведена из работы"/>
-                  <w:listItem w:displayText="ЛО НН / ЛО: Отключение" w:value="ЛО НН / ЛО: Отключение"/>
-                  <w:listItem w:displayText="ЛО НН / ЛО: Отключить аварийно" w:value="ЛО НН / ЛО: Отключить аварийно"/>
-                  <w:listItem w:displayText="ЛО НН / ЛО: Функция введена в работу" w:value="ЛО НН / ЛО: Функция введена в работу"/>
-                  <w:listItem w:displayText="ЛО НН / ЛО: Функция оперативно выведена из работы" w:value="ЛО НН / ЛО: Функция оперативно выведена из работы"/>
+                  <w:listItem w:displayText="ЛО НН1 / ЗАВР: Запрет АВР" w:value="ЛО НН1 / ЗАВР: Запрет АВР"/>
+                  <w:listItem w:displayText="ЛО НН1 / ЗАВР: Функция введена в работу" w:value="ЛО НН1 / ЗАВР: Функция введена в работу"/>
+                  <w:listItem w:displayText="ЛО НН1 / ЗАВР: Функция оперативно выведена из работы" w:value="ЛО НН1 / ЗАВР: Функция оперативно выведена из работы"/>
+                  <w:listItem w:displayText="ЛО НН1 / ЗАПВ: Запрет АПВ" w:value="ЛО НН1 / ЗАПВ: Запрет АПВ"/>
+                  <w:listItem w:displayText="ЛО НН1 / ЗАПВ: Функция введена в работу" w:value="ЛО НН1 / ЗАПВ: Функция введена в работу"/>
+                  <w:listItem w:displayText="ЛО НН1 / ЗАПВ: Функция оперативно выведена из работы" w:value="ЛО НН1 / ЗАПВ: Функция оперативно выведена из работы"/>
+                  <w:listItem w:displayText="ЛО НН1 / ЛО: Отключение" w:value="ЛО НН1 / ЛО: Отключение"/>
+                  <w:listItem w:displayText="ЛО НН1 / ЛО: Отключить аварийно" w:value="ЛО НН1 / ЛО: Отключить аварийно"/>
+                  <w:listItem w:displayText="ЛО НН1 / ЛО: Функция введена в работу" w:value="ЛО НН1 / ЛО: Функция введена в работу"/>
+                  <w:listItem w:displayText="ЛО НН1 / ЛО: Функция оперативно выведена из работы" w:value="ЛО НН1 / ЛО: Функция оперативно выведена из работы"/>
+                  <w:listItem w:displayText="ЛО НН2 / ЗАВР: Запрет АВР" w:value="ЛО НН2 / ЗАВР: Запрет АВР"/>
+                  <w:listItem w:displayText="ЛО НН2 / ЗАВР: Функция введена в работу" w:value="ЛО НН2 / ЗАВР: Функция введена в работу"/>
+                  <w:listItem w:displayText="ЛО НН2 / ЗАВР: Функция оперативно выведена из работы" w:value="ЛО НН2 / ЗАВР: Функция оперативно выведена из работы"/>
+                  <w:listItem w:displayText="ЛО НН2 / ЗАПВ: Запрет АПВ" w:value="ЛО НН2 / ЗАПВ: Запрет АПВ"/>
+                  <w:listItem w:displayText="ЛО НН2 / ЗАПВ: Функция введена в работу" w:value="ЛО НН2 / ЗАПВ: Функция введена в работу"/>
+                  <w:listItem w:displayText="ЛО НН2 / ЗАПВ: Функция оперативно выведена из работы" w:value="ЛО НН2 / ЗАПВ: Функция оперативно выведена из работы"/>
+                  <w:listItem w:displayText="ЛО НН2 / ЛО: Отключение" w:value="ЛО НН2 / ЛО: Отключение"/>
+                  <w:listItem w:displayText="ЛО НН2 / ЛО: Отключить аварийно" w:value="ЛО НН2 / ЛО: Отключить аварийно"/>
+                  <w:listItem w:displayText="ЛО НН2 / ЛО: Функция введена в работу" w:value="ЛО НН2 / ЛО: Функция введена в работу"/>
+                  <w:listItem w:displayText="ЛО НН2 / ЛО: Функция оперативно выведена из работы" w:value="ЛО НН2 / ЛО: Функция оперативно выведена из работы"/>
                   <w:listItem w:displayText="ЛО Т / ЗАВР: Запрет АВР" w:value="ЛО Т / ЗАВР: Запрет АВР"/>
                   <w:listItem w:displayText="ЛО Т / ЗАВР: Функция введена в работу" w:value="ЛО Т / ЗАВР: Функция введена в работу"/>
                   <w:listItem w:displayText="ЛО Т / ЗАВР: Функция оперативно выведена из работы" w:value="ЛО Т / ЗАВР: Функция оперативно выведена из работы"/>
@@ -8650,41 +8828,17 @@
                   <w:listItem w:displayText="ЛО Т / ЛО: Срабатывание" w:value="ЛО Т / ЛО: Срабатывание"/>
                   <w:listItem w:displayText="ЛО Т / ЛО: Функция введена в работу" w:value="ЛО Т / ЛО: Функция введена в работу"/>
                   <w:listItem w:displayText="ЛО Т / ЛО: Функция оперативно выведена из работы" w:value="ЛО Т / ЛО: Функция оперативно выведена из работы"/>
-                  <w:listItem w:displayText="ЛО ТЗ / ЛО ДТм: Срабатывание" w:value="ЛО ТЗ / ЛО ДТм: Срабатывание"/>
-                  <w:listItem w:displayText="ЛО ТЗ / ЛО ДТм: Срабатывание датчика температуры масла заблокировано" w:value="ЛО ТЗ / ЛО ДТм: Срабатывание датчика температуры масла заблокировано"/>
-                  <w:listItem w:displayText="ЛО ТЗ / ЛО ДТм: Срабатывание на сигнал" w:value="ЛО ТЗ / ЛО ДТм: Срабатывание на сигнал"/>
-                  <w:listItem w:displayText="ЛО ТЗ / ЛО ДТм: Функция введена в работу" w:value="ЛО ТЗ / ЛО ДТм: Функция введена в работу"/>
-                  <w:listItem w:displayText="ЛО ТЗ / ЛО ДТм: Функция оперативно выведена из работы" w:value="ЛО ТЗ / ЛО ДТм: Функция оперативно выведена из работы"/>
-                  <w:listItem w:displayText="ЛО ТЗ / ЛО ДТо: Срабатывание" w:value="ЛО ТЗ / ЛО ДТо: Срабатывание"/>
-                  <w:listItem w:displayText="ЛО ТЗ / ЛО ДТо: Срабатывание датчика температуры обмотки заблокировано" w:value="ЛО ТЗ / ЛО ДТо: Срабатывание датчика температуры обмотки заблокировано"/>
-                  <w:listItem w:displayText="ЛО ТЗ / ЛО ДТо: Срабатывание на сигнал" w:value="ЛО ТЗ / ЛО ДТо: Срабатывание на сигнал"/>
-                  <w:listItem w:displayText="ЛО ТЗ / ЛО ДТо: Функция введена в работу" w:value="ЛО ТЗ / ЛО ДТо: Функция введена в работу"/>
-                  <w:listItem w:displayText="ЛО ТЗ / ЛО ДТо: Функция оперативно выведена из работы" w:value="ЛО ТЗ / ЛО ДТо: Функция оперативно выведена из работы"/>
-                  <w:listItem w:displayText="ЛО ТЗ / ЛО РД: Срабатывание" w:value="ЛО ТЗ / ЛО РД: Срабатывание"/>
-                  <w:listItem w:displayText="ЛО ТЗ / ЛО РД: Срабатывание на сигнал" w:value="ЛО ТЗ / ЛО РД: Срабатывание на сигнал"/>
-                  <w:listItem w:displayText="ЛО ТЗ / ЛО РД: Срабатывание реле давления заблокировано" w:value="ЛО ТЗ / ЛО РД: Срабатывание реле давления заблокировано"/>
-                  <w:listItem w:displayText="ЛО ТЗ / ЛО РД: Функция введена в работу" w:value="ЛО ТЗ / ЛО РД: Функция введена в работу"/>
-                  <w:listItem w:displayText="ЛО ТЗ / ЛО РД: Функция оперативно выведена из работы" w:value="ЛО ТЗ / ЛО РД: Функция оперативно выведена из работы"/>
-                  <w:listItem w:displayText="ЛО ТС / ЛО ДУм расширителя: Срабатывание" w:value="ЛО ТС / ЛО ДУм расширителя: Срабатывание"/>
-                  <w:listItem w:displayText="ЛО ТС / ЛО ДУм расширителя: Срабатывание на сигнал" w:value="ЛО ТС / ЛО ДУм расширителя: Срабатывание на сигнал"/>
-                  <w:listItem w:displayText="ЛО ТС / ЛО ДУм расширителя: Функция введена в работу" w:value="ЛО ТС / ЛО ДУм расширителя: Функция введена в работу"/>
-                  <w:listItem w:displayText="ЛО ТС / ЛО ДУм расширителя: Функция оперативно выведена из работы" w:value="ЛО ТС / ЛО ДУм расширителя: Функция оперативно выведена из работы"/>
-                  <w:listItem w:displayText="ЛО ТС / ЛО ОК: Срабатывание" w:value="ЛО ТС / ЛО ОК: Срабатывание"/>
-                  <w:listItem w:displayText="ЛО ТС / ЛО ОК: Срабатывание на сигнал" w:value="ЛО ТС / ЛО ОК: Срабатывание на сигнал"/>
-                  <w:listItem w:displayText="ЛО ТС / ЛО ОК: Функция введена в работу" w:value="ЛО ТС / ЛО ОК: Функция введена в работу"/>
-                  <w:listItem w:displayText="ЛО ТС / ЛО ОК: Функция оперативно выведена из работы" w:value="ЛО ТС / ЛО ОК: Функция оперативно выведена из работы"/>
-                  <w:listItem w:displayText="ЛО ТС / ЛО ПК: Срабатывание" w:value="ЛО ТС / ЛО ПК: Срабатывание"/>
-                  <w:listItem w:displayText="ЛО ТС / ЛО ПК: Срабатывание на сигнал" w:value="ЛО ТС / ЛО ПК: Срабатывание на сигнал"/>
-                  <w:listItem w:displayText="ЛО ТС / ЛО ПК: Функция введена в работу" w:value="ЛО ТС / ЛО ПК: Функция введена в работу"/>
-                  <w:listItem w:displayText="ЛО ТС / ЛО ПК: Функция оперативно выведена из работы" w:value="ЛО ТС / ЛО ПК: Функция оперативно выведена из работы"/>
                   <w:listItem w:displayText="МТЗ / БЛЗШ: Блокировка ЛЗШ" w:value="МТЗ / БЛЗШ: Блокировка ЛЗШ"/>
                   <w:listItem w:displayText="МТЗ / БНТ: Пуск БНТ" w:value="МТЗ / БНТ: Пуск БНТ"/>
                   <w:listItem w:displayText="МТЗ / БНТ: Пуск по фазе A" w:value="МТЗ / БНТ: Пуск по фазе A"/>
                   <w:listItem w:displayText="МТЗ / БНТ: Пуск по фазе В" w:value="МТЗ / БНТ: Пуск по фазе В"/>
                   <w:listItem w:displayText="МТЗ / БНТ: Пуск по фазе С" w:value="МТЗ / БНТ: Пуск по фазе С"/>
-                  <w:listItem w:displayText="МТЗ / КПОН: Пуск" w:value="МТЗ / КПОН: Пуск"/>
-                  <w:listItem w:displayText="МТЗ / КПОН: Функция введена в работу" w:value="МТЗ / КПОН: Функция введена в работу"/>
-                  <w:listItem w:displayText="МТЗ / КПОН: Функция оперативно выведена из работы" w:value="МТЗ / КПОН: Функция оперативно выведена из работы"/>
+                  <w:listItem w:displayText="МТЗ / КПОН1: Пуск" w:value="МТЗ / КПОН1: Пуск"/>
+                  <w:listItem w:displayText="МТЗ / КПОН1: Функция введена в работу" w:value="МТЗ / КПОН1: Функция введена в работу"/>
+                  <w:listItem w:displayText="МТЗ / КПОН1: Функция оперативно выведена из работы" w:value="МТЗ / КПОН1: Функция оперативно выведена из работы"/>
+                  <w:listItem w:displayText="МТЗ / КПОН2: Пуск" w:value="МТЗ / КПОН2: Пуск"/>
+                  <w:listItem w:displayText="МТЗ / КПОН2: Функция введена в работу" w:value="МТЗ / КПОН2: Функция введена в работу"/>
+                  <w:listItem w:displayText="МТЗ / КПОН2: Функция оперативно выведена из работы" w:value="МТЗ / КПОН2: Функция оперативно выведена из работы"/>
                   <w:listItem w:displayText="МТЗ / МТЗ 1 ст: Пуск" w:value="МТЗ / МТЗ 1 ст: Пуск"/>
                   <w:listItem w:displayText="МТЗ / МТЗ 1 ст: Пуск ИО тока по фазе А" w:value="МТЗ / МТЗ 1 ст: Пуск ИО тока по фазе А"/>
                   <w:listItem w:displayText="МТЗ / МТЗ 1 ст: Пуск ИО тока по фазе В" w:value="МТЗ / МТЗ 1 ст: Пуск ИО тока по фазе В"/>
@@ -8729,17 +8883,6 @@
                   <w:listItem w:displayText="ПДС / ГЗ Т: Низкая изоляция ГЗсигн" w:value="ПДС / ГЗ Т: Низкая изоляция ГЗсигн"/>
                   <w:listItem w:displayText="ПДС / ГЗ Т: Отключение" w:value="ПДС / ГЗ Т: Отключение"/>
                   <w:listItem w:displayText="ПДС / ГЗ Т: Сигнал" w:value="ПДС / ГЗ Т: Сигнал"/>
-                  <w:listItem w:displayText="ПДС / ДТм РПН: Срабатывание" w:value="ПДС / ДТм РПН: Срабатывание"/>
-                  <w:listItem w:displayText="ПДС / ДТм: Низкая изоляция" w:value="ПДС / ДТм: Низкая изоляция"/>
-                  <w:listItem w:displayText="ПДС / ДТм: Отключение" w:value="ПДС / ДТм: Отключение"/>
-                  <w:listItem w:displayText="ПДС / ДТм: Сигнал" w:value="ПДС / ДТм: Сигнал"/>
-                  <w:listItem w:displayText="ПДС / ДТо: Низкая изоляция" w:value="ПДС / ДТо: Низкая изоляция"/>
-                  <w:listItem w:displayText="ПДС / ДТо: Отключение" w:value="ПДС / ДТо: Отключение"/>
-                  <w:listItem w:displayText="ПДС / ДТо: Сигнал" w:value="ПДС / ДТо: Сигнал"/>
-                  <w:listItem w:displayText="ПДС / ДУм РПН: Высокий уровень масла" w:value="ПДС / ДУм РПН: Высокий уровень масла"/>
-                  <w:listItem w:displayText="ПДС / ДУм РПН: Низкий уровень масла" w:value="ПДС / ДУм РПН: Низкий уровень масла"/>
-                  <w:listItem w:displayText="ПДС / ДУм расширителя: Высокий уровень масла" w:value="ПДС / ДУм расширителя: Высокий уровень масла"/>
-                  <w:listItem w:displayText="ПДС / ДУм расширителя: Низкий уровень масла" w:value="ПДС / ДУм расширителя: Низкий уровень масла"/>
                   <w:listItem w:displayText="ПДС / КИ: Аварийный уровень изоляции" w:value="ПДС / КИ: Аварийный уровень изоляции"/>
                   <w:listItem w:displayText="ПДС / КИ: Низкий уровень изоляции" w:value="ПДС / КИ: Низкий уровень изоляции"/>
                   <w:listItem w:displayText="ПДС / КПруж: Пружина не заведена" w:value="ПДС / КПруж: Пружина не заведена"/>
@@ -8749,17 +8892,15 @@
                   <w:listItem w:displayText="ПДС / КЦВ: Работа ЭМВ" w:value="ПДС / КЦВ: Работа ЭМВ"/>
                   <w:listItem w:displayText="ПДС / КЦВ: Работа ЭМО1" w:value="ПДС / КЦВ: Работа ЭМО1"/>
                   <w:listItem w:displayText="ПДС / КЦВ: Работа ЭМО2" w:value="ПДС / КЦВ: Работа ЭМО2"/>
-                  <w:listItem w:displayText="ПДС / ОК: Срабатывание" w:value="ПДС / ОК: Срабатывание"/>
-                  <w:listItem w:displayText="ПДС / ПК: Срабатывание" w:value="ПДС / ПК: Срабатывание"/>
-                  <w:listItem w:displayText="ПДС / РД: Низкая изоляция" w:value="ПДС / РД: Низкая изоляция"/>
-                  <w:listItem w:displayText="ПДС / РД: Отключение" w:value="ПДС / РД: Отключение"/>
                   <w:listItem w:displayText="ПДС НКУ / SA1: Цепь введена" w:value="ПДС НКУ / SA1: Цепь введена"/>
                   <w:listItem w:displayText="ПДС НКУ / SA2: Цепь введена" w:value="ПДС НКУ / SA2: Цепь введена"/>
                   <w:listItem w:displayText="ПДС НКУ / SA3: Цепь введена" w:value="ПДС НКУ / SA3: Цепь введена"/>
                   <w:listItem w:displayText="ПДС НКУ / SA4: Цепь введена" w:value="ПДС НКУ / SA4: Цепь введена"/>
                   <w:listItem w:displayText="ПДС НКУ / SA5: Цепь введена" w:value="ПДС НКУ / SA5: Цепь введена"/>
+                  <w:listItem w:displayText="ПДС НКУ / SA6: Цепь введена" w:value="ПДС НКУ / SA6: Цепь введена"/>
                   <w:listItem w:displayText="ПДС НКУ / SG1: Рабочее положение" w:value="ПДС НКУ / SG1: Рабочее положение"/>
                   <w:listItem w:displayText="ПДС НКУ / SG2: Рабочее положение" w:value="ПДС НКУ / SG2: Рабочее положение"/>
+                  <w:listItem w:displayText="ПДС НКУ / SG3: Рабочее положение" w:value="ПДС НКУ / SG3: Рабочее положение"/>
                   <w:listItem w:displayText="ПДС НКУ / ВнешСигн1: Срабатывание" w:value="ПДС НКУ / ВнешСигн1: Срабатывание"/>
                   <w:listItem w:displayText="ПДС НКУ / ВнешСигн2: Срабатывание" w:value="ПДС НКУ / ВнешСигн2: Срабатывание"/>
                   <w:listItem w:displayText="ПДС НКУ / ВнешСигн3: Срабатывание" w:value="ПДС НКУ / ВнешСигн3: Срабатывание"/>
@@ -8767,15 +8908,15 @@
                   <w:listItem w:displayText="ПДС НКУ / Дверь: Дверь шкафа закрыта" w:value="ПДС НКУ / Дверь: Дверь шкафа закрыта"/>
                   <w:listItem w:displayText="ПДС НКУ / Дверь: Дверь шкафа открыта" w:value="ПДС НКУ / Дверь: Дверь шкафа открыта"/>
                   <w:listItem w:displayText="ПДС НКУ / ОТ ГЗ: Неисправность" w:value="ПДС НКУ / ОТ ГЗ: Неисправность"/>
-                  <w:listItem w:displayText="ПДС НКУ / ОТ ЗДЗ: Неисправность" w:value="ПДС НКУ / ОТ ЗДЗ: Неисправность"/>
-                  <w:listItem w:displayText="ПДС НКУ / ОТ ИЭУ ТН: Неисправность" w:value="ПДС НКУ / ОТ ИЭУ ТН: Неисправность"/>
-                  <w:listItem w:displayText="ПДС НКУ / ОТ ТЗ, ТС: Неисправность" w:value="ПДС НКУ / ОТ ТЗ, ТС: Неисправность"/>
-                  <w:listItem w:displayText="ПДС НКУ / ОТ УРОВ: Неисправность" w:value="ПДС НКУ / ОТ УРОВ: Неисправность"/>
+                  <w:listItem w:displayText="ПДС НКУ / ОТ ЗДЗ1: Неисправность" w:value="ПДС НКУ / ОТ ЗДЗ1: Неисправность"/>
+                  <w:listItem w:displayText="ПДС НКУ / ОТ ЗДЗ2: Неисправность" w:value="ПДС НКУ / ОТ ЗДЗ2: Неисправность"/>
+                  <w:listItem w:displayText="ПДС НКУ / ОТ ИЭУ ТН1: Неисправность" w:value="ПДС НКУ / ОТ ИЭУ ТН1: Неисправность"/>
+                  <w:listItem w:displayText="ПДС НКУ / ОТ ИЭУ ТН2: Неисправность" w:value="ПДС НКУ / ОТ ИЭУ ТН2: Неисправность"/>
+                  <w:listItem w:displayText="ПДС НКУ / ОТ УРОВ1: Неисправность" w:value="ПДС НКУ / ОТ УРОВ1: Неисправность"/>
+                  <w:listItem w:displayText="ПДС НКУ / ОТ УРОВ2: Неисправность" w:value="ПДС НКУ / ОТ УРОВ2: Неисправность"/>
                   <w:listItem w:displayText="ПДС НКУ / ОТ ЭМО1, ЭМВ: Неисправность" w:value="ПДС НКУ / ОТ ЭМО1, ЭМВ: Неисправность"/>
                   <w:listItem w:displayText="ПДС НКУ / ОТ ЭМО2: Неисправность" w:value="ПДС НКУ / ОТ ЭМО2: Неисправность"/>
                   <w:listItem w:displayText="ПДС НКУ / ОТ цепей сигн. В: Неисправность" w:value="ПДС НКУ / ОТ цепей сигн. В: Неисправность"/>
-                  <w:listItem w:displayText="Пред. сигн. / ПС: Пуск предупредительной сигнализации" w:value="Пред. сигн. / ПС: Пуск предупредительной сигнализации"/>
-                  <w:listItem w:displayText="Пред. сигн. / ПС: Пуск предупредительной сигнализации (импульс)" w:value="Пред. сигн. / ПС: Пуск предупредительной сигнализации (импульс)"/>
                   <w:listItem w:displayText="СИСТ / БУ: Индикация местного управления" w:value="СИСТ / БУ: Индикация местного управления"/>
                   <w:listItem w:displayText="СИСТ / Диагностика: Изменение встраиваемого ПО" w:value="СИСТ / Диагностика: Изменение встраиваемого ПО"/>
                   <w:listItem w:displayText="СИСТ / Диагностика: Индикация логического узла-прокси" w:value="СИСТ / Диагностика: Индикация логического узла-прокси"/>
@@ -8791,6 +8932,7 @@
                   <w:listItem w:displayText="СИСТ / Диагностика: Неисправность модуля дискретных входов/выходов (слот М11)" w:value="СИСТ / Диагностика: Неисправность модуля дискретных входов/выходов (слот М11)"/>
                   <w:listItem w:displayText="СИСТ / Диагностика: Неисправность модуля дискретных входов/выходов (слот М3)" w:value="СИСТ / Диагностика: Неисправность модуля дискретных входов/выходов (слот М3)"/>
                   <w:listItem w:displayText="СИСТ / Диагностика: Неисправность модуля дискретных входов/выходов (слот М4)" w:value="СИСТ / Диагностика: Неисправность модуля дискретных входов/выходов (слот М4)"/>
+                  <w:listItem w:displayText="СИСТ / Диагностика: Неисправность модуля дискретных входов/выходов (слот М5)" w:value="СИСТ / Диагностика: Неисправность модуля дискретных входов/выходов (слот М5)"/>
                   <w:listItem w:displayText="СИСТ / Диагностика: Неисправность модуля дискретных входов/выходов (слот М6)" w:value="СИСТ / Диагностика: Неисправность модуля дискретных входов/выходов (слот М6)"/>
                   <w:listItem w:displayText="СИСТ / Диагностика: Неисправность модуля дискретных входов/выходов (слот М7)" w:value="СИСТ / Диагностика: Неисправность модуля дискретных входов/выходов (слот М7)"/>
                   <w:listItem w:displayText="СИСТ / Диагностика: Неисправность модуля дискретных входов/выходов (слот М8)" w:value="СИСТ / Диагностика: Неисправность модуля дискретных входов/выходов (слот М8)"/>
@@ -9047,7 +9189,8 @@
                   <w:listItem w:displayText="СИСТ / ПлДВых9: Состояние ДВых7" w:value="СИСТ / ПлДВых9: Состояние ДВых7"/>
                   <w:listItem w:displayText="СИСТ / ПлДВых9: Состояние ДВых8" w:value="СИСТ / ПлДВых9: Состояние ДВых8"/>
                   <w:listItem w:displayText="СИСТ / СД ФК: Действие на В ВН" w:value="СИСТ / СД ФК: Действие на В ВН"/>
-                  <w:listItem w:displayText="СИСТ / СД ФК: Действие на В НН" w:value="СИСТ / СД ФК: Действие на В НН"/>
+                  <w:listItem w:displayText="СИСТ / СД ФК: Действие на В НН1" w:value="СИСТ / СД ФК: Действие на В НН1"/>
+                  <w:listItem w:displayText="СИСТ / СД ФК: Действие на В НН2" w:value="СИСТ / СД ФК: Действие на В НН2"/>
                   <w:listItem w:displayText="СИСТ / СД ФК: Комплект" w:value="СИСТ / СД ФК: Комплект"/>
                   <w:listItem w:displayText="СИСТ / СД ФК: Режим работы ГЗ РПН" w:value="СИСТ / СД ФК: Режим работы ГЗ РПН"/>
                   <w:listItem w:displayText="СИСТ / СД ФК: Режим работы ГЗ Т откл" w:value="СИСТ / СД ФК: Режим работы ГЗ Т откл"/>
@@ -9061,23 +9204,18 @@
                   <w:listItem w:displayText="СИСТ / СД: Неисправность ШС-А" w:value="СИСТ / СД: Неисправность ШС-А"/>
                   <w:listItem w:displayText="СИСТ / СД: Неисправность ШС-В" w:value="СИСТ / СД: Неисправность ШС-В"/>
                   <w:listItem w:displayText="СИСТ / СД: Неисправность опер. тока ГЗ" w:value="СИСТ / СД: Неисправность опер. тока ГЗ"/>
-                  <w:listItem w:displayText="СИСТ / СД: Неисправность опер. тока ТЗ, ТС" w:value="СИСТ / СД: Неисправность опер. тока ТЗ, ТС"/>
                   <w:listItem w:displayText="СИСТ / СД: Неисправность сигн. В" w:value="СИСТ / СД: Неисправность сигн. В"/>
                   <w:listItem w:displayText="СИСТ / СД: Неисправность цепей ГЗ РПН" w:value="СИСТ / СД: Неисправность цепей ГЗ РПН"/>
                   <w:listItem w:displayText="СИСТ / СД: Неисправность цепей ГЗ Т" w:value="СИСТ / СД: Неисправность цепей ГЗ Т"/>
-                  <w:listItem w:displayText="СИСТ / СД: Неисправность цепей ТЗ" w:value="СИСТ / СД: Неисправность цепей ТЗ"/>
                   <w:listItem w:displayText="СИСТ / СД: Потеря GOOSE" w:value="СИСТ / СД: Потеря GOOSE"/>
                   <w:listItem w:displayText="СИСТ / СД: Срабатывание ГЗ РПН" w:value="СИСТ / СД: Срабатывание ГЗ РПН"/>
                   <w:listItem w:displayText="СИСТ / СД: Срабатывание ГЗоткл" w:value="СИСТ / СД: Срабатывание ГЗоткл"/>
                   <w:listItem w:displayText="СИСТ / СД: Срабатывание ГЗсигн" w:value="СИСТ / СД: Срабатывание ГЗсигн"/>
-                  <w:listItem w:displayText="СИСТ / СД: Срабатывание ЗП" w:value="СИСТ / СД: Срабатывание ЗП"/>
                   <w:listItem w:displayText="СИСТ / СД: Срабатывание МТЗ" w:value="СИСТ / СД: Срабатывание МТЗ"/>
-                  <w:listItem w:displayText="СИСТ / СД: Срабатывание ТЗоткл" w:value="СИСТ / СД: Срабатывание ТЗоткл"/>
-                  <w:listItem w:displayText="СИСТ / СД: Срабатывание ТЗсигн" w:value="СИСТ / СД: Срабатывание ТЗсигн"/>
-                  <w:listItem w:displayText="СИСТ / СД: Срабатывание ТО" w:value="СИСТ / СД: Срабатывание ТО"/>
                   <w:listItem w:displayText="СИСТ / СД: Срабатывание УРОВ" w:value="СИСТ / СД: Срабатывание УРОВ"/>
                   <w:listItem w:displayText="СИСТ / ФК: Действие на В ВН" w:value="СИСТ / ФК: Действие на В ВН"/>
-                  <w:listItem w:displayText="СИСТ / ФК: Действие на В НН" w:value="СИСТ / ФК: Действие на В НН"/>
+                  <w:listItem w:displayText="СИСТ / ФК: Действие на В НН1" w:value="СИСТ / ФК: Действие на В НН1"/>
+                  <w:listItem w:displayText="СИСТ / ФК: Действие на В НН2" w:value="СИСТ / ФК: Действие на В НН2"/>
                   <w:listItem w:displayText="СИСТ / ФК: Комплект" w:value="СИСТ / ФК: Комплект"/>
                   <w:listItem w:displayText="СИСТ / ФК: Режим работы ГЗ РПН" w:value="СИСТ / ФК: Режим работы ГЗ РПН"/>
                   <w:listItem w:displayText="СИСТ / ФК: Режим работы ГЗ Т откл" w:value="СИСТ / ФК: Режим работы ГЗ Т откл"/>
@@ -9088,19 +9226,6 @@
                   <w:listItem w:displayText="СИСТ / ШС: Переполнение буфера выходных данных" w:value="СИСТ / ШС: Переполнение буфера выходных данных"/>
                   <w:listItem w:displayText="СИСТ / ШС: Состояние основного канала" w:value="СИСТ / ШС: Состояние основного канала"/>
                   <w:listItem w:displayText="СИСТ / ШС: Состояние резервного канала" w:value="СИСТ / ШС: Состояние резервного канала"/>
-                  <w:listItem w:displayText="Сборка сигн. / СС: БИ выведены" w:value="Сборка сигн. / СС: БИ выведены"/>
-                  <w:listItem w:displayText="Сборка сигн. / СС: Внешнее отключение" w:value="Сборка сигн. / СС: Внешнее отключение"/>
-                  <w:listItem w:displayText="Сборка сигн. / СС: Выходные цепи разобраны" w:value="Сборка сигн. / СС: Выходные цепи разобраны"/>
-                  <w:listItem w:displayText="Сборка сигн. / СС: ГЗ заблокирована" w:value="Сборка сигн. / СС: ГЗ заблокирована"/>
-                  <w:listItem w:displayText="Сборка сигн. / СС: Контроль оперативного тока" w:value="Сборка сигн. / СС: Контроль оперативного тока"/>
-                  <w:listItem w:displayText="Сборка сигн. / СС: Контроль оперативного тока НН" w:value="Сборка сигн. / СС: Контроль оперативного тока НН"/>
-                  <w:listItem w:displayText="Сборка сигн. / СС: Низкая изоляция ГЗ" w:value="Сборка сигн. / СС: Низкая изоляция ГЗ"/>
-                  <w:listItem w:displayText="Сборка сигн. / СС: Низкая изоляция ТЗ" w:value="Сборка сигн. / СС: Низкая изоляция ТЗ"/>
-                  <w:listItem w:displayText="Сборка сигн. / СС: Превышение времени переключения коммутационного аппарата" w:value="Сборка сигн. / СС: Превышение времени переключения коммутационного аппарата"/>
-                  <w:listItem w:displayText="Сборка сигн. / СС: Сигнализация от ГЗ" w:value="Сборка сигн. / СС: Сигнализация от ГЗ"/>
-                  <w:listItem w:displayText="Сборка сигн. / СС: Сигнализация от ТЗ" w:value="Сборка сигн. / СС: Сигнализация от ТЗ"/>
-                  <w:listItem w:displayText="Сборка сигн. / СС: Сигнализация от ТС" w:value="Сборка сигн. / СС: Сигнализация от ТС"/>
-                  <w:listItem w:displayText="Сборка сигн. / СС: ТЗ заблокирована" w:value="Сборка сигн. / СС: ТЗ заблокирована"/>
                   <w:listItem w:displayText="ТК ЗДЗ / ТК ЗДЗ: Пуск" w:value="ТК ЗДЗ / ТК ЗДЗ: Пуск"/>
                   <w:listItem w:displayText="ТК ЗДЗ / ТК ЗДЗ: Функция введена в работу" w:value="ТК ЗДЗ / ТК ЗДЗ: Функция введена в работу"/>
                   <w:listItem w:displayText="ТК ЗДЗ / ТК ЗДЗ: Функция оперативно выведена из работы" w:value="ТК ЗДЗ / ТК ЗДЗ: Функция оперативно выведена из работы"/>
@@ -9121,6 +9246,18 @@
                   <w:listItem w:displayText="УРОВ ВН / УРОВ: Ускорение УРОВ" w:value="УРОВ ВН / УРОВ: Ускорение УРОВ"/>
                   <w:listItem w:displayText="УРОВ ВН / УРОВ: Функция введена в работу" w:value="УРОВ ВН / УРОВ: Функция введена в работу"/>
                   <w:listItem w:displayText="УРОВ ВН / УРОВ: Функция оперативно выведена из работы" w:value="УРОВ ВН / УРОВ: Функция оперативно выведена из работы"/>
+                  <w:listItem w:displayText="ошибка / ПС: Пуск предупредительной сигнализации" w:value="ошибка / ПС: Пуск предупредительной сигнализации"/>
+                  <w:listItem w:displayText="ошибка / ПС: Пуск предупредительной сигнализации (импульс)" w:value="ошибка / ПС: Пуск предупредительной сигнализации (импульс)"/>
+                  <w:listItem w:displayText="ошибка / СС: БИ выведены" w:value="ошибка / СС: БИ выведены"/>
+                  <w:listItem w:displayText="ошибка / СС: Выходные цепи разобраны" w:value="ошибка / СС: Выходные цепи разобраны"/>
+                  <w:listItem w:displayText="ошибка / СС: ГЗ заблокирована" w:value="ошибка / СС: ГЗ заблокирована"/>
+                  <w:listItem w:displayText="ошибка / СС: Контроль оперативного тока" w:value="ошибка / СС: Контроль оперативного тока"/>
+                  <w:listItem w:displayText="ошибка / СС: Низкая изоляция ГЗ" w:value="ошибка / СС: Низкая изоляция ГЗ"/>
+                  <w:listItem w:displayText="ошибка / СС: Низкая изоляция ТЗ" w:value="ошибка / СС: Низкая изоляция ТЗ"/>
+                  <w:listItem w:displayText="ошибка / СС: Превышение времени переключения коммутационного аппарата" w:value="ошибка / СС: Превышение времени переключения коммутационного аппарата"/>
+                  <w:listItem w:displayText="ошибка / СС: Сигнализация от ГЗ" w:value="ошибка / СС: Сигнализация от ГЗ"/>
+                  <w:listItem w:displayText="ошибка / СС: Сигнализация от ТЗ" w:value="ошибка / СС: Сигнализация от ТЗ"/>
+                  <w:listItem w:displayText="ошибка / СС: ТЗ заблокирована" w:value="ошибка / СС: ТЗ заблокирована"/>
                 </w:dropDownList>
                 <w:showingPlcHdr/>
                 <w:placeholder>
@@ -9206,12 +9343,18 @@
                   <w:listItem w:displayText="КСВ / КСВ: Реле фиксации команды" w:value="КСВ / КСВ: Реле фиксации команды"/>
                   <w:listItem w:displayText="КСВ / КСВ: Функция введена в работу" w:value="КСВ / КСВ: Функция введена в работу"/>
                   <w:listItem w:displayText="КСВ / КСВ: Функция оперативно выведена из работы" w:value="КСВ / КСВ: Функция оперативно выведена из работы"/>
-                  <w:listItem w:displayText="КЦН НН / КЦН: Неисправность цепей напряжения" w:value="КЦН НН / КЦН: Неисправность цепей напряжения"/>
-                  <w:listItem w:displayText="КЦН НН / КЦН: Пуск" w:value="КЦН НН / КЦН: Пуск"/>
-                  <w:listItem w:displayText="КЦН НН / КЦН: Пуск органа максимального напряжения ОП" w:value="КЦН НН / КЦН: Пуск органа максимального напряжения ОП"/>
-                  <w:listItem w:displayText="КЦН НН / КЦН: Пуск органа минимального напряжения" w:value="КЦН НН / КЦН: Пуск органа минимального напряжения"/>
-                  <w:listItem w:displayText="КЦН НН / КЦН: Функция введена в работу" w:value="КЦН НН / КЦН: Функция введена в работу"/>
-                  <w:listItem w:displayText="КЦН НН / КЦН: Функция оперативно выведена из работы" w:value="КЦН НН / КЦН: Функция оперативно выведена из работы"/>
+                  <w:listItem w:displayText="КЦН НН1 / КЦН: Неисправность цепей напряжения" w:value="КЦН НН1 / КЦН: Неисправность цепей напряжения"/>
+                  <w:listItem w:displayText="КЦН НН1 / КЦН: Пуск" w:value="КЦН НН1 / КЦН: Пуск"/>
+                  <w:listItem w:displayText="КЦН НН1 / КЦН: Пуск органа максимального напряжения ОП" w:value="КЦН НН1 / КЦН: Пуск органа максимального напряжения ОП"/>
+                  <w:listItem w:displayText="КЦН НН1 / КЦН: Пуск органа минимального напряжения" w:value="КЦН НН1 / КЦН: Пуск органа минимального напряжения"/>
+                  <w:listItem w:displayText="КЦН НН1 / КЦН: Функция введена в работу" w:value="КЦН НН1 / КЦН: Функция введена в работу"/>
+                  <w:listItem w:displayText="КЦН НН1 / КЦН: Функция оперативно выведена из работы" w:value="КЦН НН1 / КЦН: Функция оперативно выведена из работы"/>
+                  <w:listItem w:displayText="КЦН НН2 / КЦН: Неисправность цепей напряжения" w:value="КЦН НН2 / КЦН: Неисправность цепей напряжения"/>
+                  <w:listItem w:displayText="КЦН НН2 / КЦН: Пуск" w:value="КЦН НН2 / КЦН: Пуск"/>
+                  <w:listItem w:displayText="КЦН НН2 / КЦН: Пуск органа максимального напряжения ОП" w:value="КЦН НН2 / КЦН: Пуск органа максимального напряжения ОП"/>
+                  <w:listItem w:displayText="КЦН НН2 / КЦН: Пуск органа минимального напряжения" w:value="КЦН НН2 / КЦН: Пуск органа минимального напряжения"/>
+                  <w:listItem w:displayText="КЦН НН2 / КЦН: Функция введена в работу" w:value="КЦН НН2 / КЦН: Функция введена в работу"/>
+                  <w:listItem w:displayText="КЦН НН2 / КЦН: Функция оперативно выведена из работы" w:value="КЦН НН2 / КЦН: Функция оперативно выведена из работы"/>
                   <w:listItem w:displayText="ЛЗТ / ЛЗТ: Пуск" w:value="ЛЗТ / ЛЗТ: Пуск"/>
                   <w:listItem w:displayText="ЛЗТ / ЛЗТ: Срабатывание" w:value="ЛЗТ / ЛЗТ: Срабатывание"/>
                   <w:listItem w:displayText="ЛЗТ / ЛЗТ: Функция введена в работу" w:value="ЛЗТ / ЛЗТ: Функция введена в работу"/>
@@ -9235,16 +9378,26 @@
                   <w:listItem w:displayText="ЛО ГЗсигн / ЛО: Срабатывание на сигнал" w:value="ЛО ГЗсигн / ЛО: Срабатывание на сигнал"/>
                   <w:listItem w:displayText="ЛО ГЗсигн / ЛО: Функция введена в работу" w:value="ЛО ГЗсигн / ЛО: Функция введена в работу"/>
                   <w:listItem w:displayText="ЛО ГЗсигн / ЛО: Функция оперативно выведена из работы" w:value="ЛО ГЗсигн / ЛО: Функция оперативно выведена из работы"/>
-                  <w:listItem w:displayText="ЛО НН / ЗАВР: Запрет АВР" w:value="ЛО НН / ЗАВР: Запрет АВР"/>
-                  <w:listItem w:displayText="ЛО НН / ЗАВР: Функция введена в работу" w:value="ЛО НН / ЗАВР: Функция введена в работу"/>
-                  <w:listItem w:displayText="ЛО НН / ЗАВР: Функция оперативно выведена из работы" w:value="ЛО НН / ЗАВР: Функция оперативно выведена из работы"/>
-                  <w:listItem w:displayText="ЛО НН / ЗАПВ: Запрет АПВ" w:value="ЛО НН / ЗАПВ: Запрет АПВ"/>
-                  <w:listItem w:displayText="ЛО НН / ЗАПВ: Функция введена в работу" w:value="ЛО НН / ЗАПВ: Функция введена в работу"/>
-                  <w:listItem w:displayText="ЛО НН / ЗАПВ: Функция оперативно выведена из работы" w:value="ЛО НН / ЗАПВ: Функция оперативно выведена из работы"/>
-                  <w:listItem w:displayText="ЛО НН / ЛО: Отключение" w:value="ЛО НН / ЛО: Отключение"/>
-                  <w:listItem w:displayText="ЛО НН / ЛО: Отключить аварийно" w:value="ЛО НН / ЛО: Отключить аварийно"/>
-                  <w:listItem w:displayText="ЛО НН / ЛО: Функция введена в работу" w:value="ЛО НН / ЛО: Функция введена в работу"/>
-                  <w:listItem w:displayText="ЛО НН / ЛО: Функция оперативно выведена из работы" w:value="ЛО НН / ЛО: Функция оперативно выведена из работы"/>
+                  <w:listItem w:displayText="ЛО НН1 / ЗАВР: Запрет АВР" w:value="ЛО НН1 / ЗАВР: Запрет АВР"/>
+                  <w:listItem w:displayText="ЛО НН1 / ЗАВР: Функция введена в работу" w:value="ЛО НН1 / ЗАВР: Функция введена в работу"/>
+                  <w:listItem w:displayText="ЛО НН1 / ЗАВР: Функция оперативно выведена из работы" w:value="ЛО НН1 / ЗАВР: Функция оперативно выведена из работы"/>
+                  <w:listItem w:displayText="ЛО НН1 / ЗАПВ: Запрет АПВ" w:value="ЛО НН1 / ЗАПВ: Запрет АПВ"/>
+                  <w:listItem w:displayText="ЛО НН1 / ЗАПВ: Функция введена в работу" w:value="ЛО НН1 / ЗАПВ: Функция введена в работу"/>
+                  <w:listItem w:displayText="ЛО НН1 / ЗАПВ: Функция оперативно выведена из работы" w:value="ЛО НН1 / ЗАПВ: Функция оперативно выведена из работы"/>
+                  <w:listItem w:displayText="ЛО НН1 / ЛО: Отключение" w:value="ЛО НН1 / ЛО: Отключение"/>
+                  <w:listItem w:displayText="ЛО НН1 / ЛО: Отключить аварийно" w:value="ЛО НН1 / ЛО: Отключить аварийно"/>
+                  <w:listItem w:displayText="ЛО НН1 / ЛО: Функция введена в работу" w:value="ЛО НН1 / ЛО: Функция введена в работу"/>
+                  <w:listItem w:displayText="ЛО НН1 / ЛО: Функция оперативно выведена из работы" w:value="ЛО НН1 / ЛО: Функция оперативно выведена из работы"/>
+                  <w:listItem w:displayText="ЛО НН2 / ЗАВР: Запрет АВР" w:value="ЛО НН2 / ЗАВР: Запрет АВР"/>
+                  <w:listItem w:displayText="ЛО НН2 / ЗАВР: Функция введена в работу" w:value="ЛО НН2 / ЗАВР: Функция введена в работу"/>
+                  <w:listItem w:displayText="ЛО НН2 / ЗАВР: Функция оперативно выведена из работы" w:value="ЛО НН2 / ЗАВР: Функция оперативно выведена из работы"/>
+                  <w:listItem w:displayText="ЛО НН2 / ЗАПВ: Запрет АПВ" w:value="ЛО НН2 / ЗАПВ: Запрет АПВ"/>
+                  <w:listItem w:displayText="ЛО НН2 / ЗАПВ: Функция введена в работу" w:value="ЛО НН2 / ЗАПВ: Функция введена в работу"/>
+                  <w:listItem w:displayText="ЛО НН2 / ЗАПВ: Функция оперативно выведена из работы" w:value="ЛО НН2 / ЗАПВ: Функция оперативно выведена из работы"/>
+                  <w:listItem w:displayText="ЛО НН2 / ЛО: Отключение" w:value="ЛО НН2 / ЛО: Отключение"/>
+                  <w:listItem w:displayText="ЛО НН2 / ЛО: Отключить аварийно" w:value="ЛО НН2 / ЛО: Отключить аварийно"/>
+                  <w:listItem w:displayText="ЛО НН2 / ЛО: Функция введена в работу" w:value="ЛО НН2 / ЛО: Функция введена в работу"/>
+                  <w:listItem w:displayText="ЛО НН2 / ЛО: Функция оперативно выведена из работы" w:value="ЛО НН2 / ЛО: Функция оперативно выведена из работы"/>
                   <w:listItem w:displayText="ЛО Т / ЗАВР: Запрет АВР" w:value="ЛО Т / ЗАВР: Запрет АВР"/>
                   <w:listItem w:displayText="ЛО Т / ЗАВР: Функция введена в работу" w:value="ЛО Т / ЗАВР: Функция введена в работу"/>
                   <w:listItem w:displayText="ЛО Т / ЗАВР: Функция оперативно выведена из работы" w:value="ЛО Т / ЗАВР: Функция оперативно выведена из работы"/>
@@ -9255,41 +9408,17 @@
                   <w:listItem w:displayText="ЛО Т / ЛО: Срабатывание" w:value="ЛО Т / ЛО: Срабатывание"/>
                   <w:listItem w:displayText="ЛО Т / ЛО: Функция введена в работу" w:value="ЛО Т / ЛО: Функция введена в работу"/>
                   <w:listItem w:displayText="ЛО Т / ЛО: Функция оперативно выведена из работы" w:value="ЛО Т / ЛО: Функция оперативно выведена из работы"/>
-                  <w:listItem w:displayText="ЛО ТЗ / ЛО ДТм: Срабатывание" w:value="ЛО ТЗ / ЛО ДТм: Срабатывание"/>
-                  <w:listItem w:displayText="ЛО ТЗ / ЛО ДТм: Срабатывание датчика температуры масла заблокировано" w:value="ЛО ТЗ / ЛО ДТм: Срабатывание датчика температуры масла заблокировано"/>
-                  <w:listItem w:displayText="ЛО ТЗ / ЛО ДТм: Срабатывание на сигнал" w:value="ЛО ТЗ / ЛО ДТм: Срабатывание на сигнал"/>
-                  <w:listItem w:displayText="ЛО ТЗ / ЛО ДТм: Функция введена в работу" w:value="ЛО ТЗ / ЛО ДТм: Функция введена в работу"/>
-                  <w:listItem w:displayText="ЛО ТЗ / ЛО ДТм: Функция оперативно выведена из работы" w:value="ЛО ТЗ / ЛО ДТм: Функция оперативно выведена из работы"/>
-                  <w:listItem w:displayText="ЛО ТЗ / ЛО ДТо: Срабатывание" w:value="ЛО ТЗ / ЛО ДТо: Срабатывание"/>
-                  <w:listItem w:displayText="ЛО ТЗ / ЛО ДТо: Срабатывание датчика температуры обмотки заблокировано" w:value="ЛО ТЗ / ЛО ДТо: Срабатывание датчика температуры обмотки заблокировано"/>
-                  <w:listItem w:displayText="ЛО ТЗ / ЛО ДТо: Срабатывание на сигнал" w:value="ЛО ТЗ / ЛО ДТо: Срабатывание на сигнал"/>
-                  <w:listItem w:displayText="ЛО ТЗ / ЛО ДТо: Функция введена в работу" w:value="ЛО ТЗ / ЛО ДТо: Функция введена в работу"/>
-                  <w:listItem w:displayText="ЛО ТЗ / ЛО ДТо: Функция оперативно выведена из работы" w:value="ЛО ТЗ / ЛО ДТо: Функция оперативно выведена из работы"/>
-                  <w:listItem w:displayText="ЛО ТЗ / ЛО РД: Срабатывание" w:value="ЛО ТЗ / ЛО РД: Срабатывание"/>
-                  <w:listItem w:displayText="ЛО ТЗ / ЛО РД: Срабатывание на сигнал" w:value="ЛО ТЗ / ЛО РД: Срабатывание на сигнал"/>
-                  <w:listItem w:displayText="ЛО ТЗ / ЛО РД: Срабатывание реле давления заблокировано" w:value="ЛО ТЗ / ЛО РД: Срабатывание реле давления заблокировано"/>
-                  <w:listItem w:displayText="ЛО ТЗ / ЛО РД: Функция введена в работу" w:value="ЛО ТЗ / ЛО РД: Функция введена в работу"/>
-                  <w:listItem w:displayText="ЛО ТЗ / ЛО РД: Функция оперативно выведена из работы" w:value="ЛО ТЗ / ЛО РД: Функция оперативно выведена из работы"/>
-                  <w:listItem w:displayText="ЛО ТС / ЛО ДУм расширителя: Срабатывание" w:value="ЛО ТС / ЛО ДУм расширителя: Срабатывание"/>
-                  <w:listItem w:displayText="ЛО ТС / ЛО ДУм расширителя: Срабатывание на сигнал" w:value="ЛО ТС / ЛО ДУм расширителя: Срабатывание на сигнал"/>
-                  <w:listItem w:displayText="ЛО ТС / ЛО ДУм расширителя: Функция введена в работу" w:value="ЛО ТС / ЛО ДУм расширителя: Функция введена в работу"/>
-                  <w:listItem w:displayText="ЛО ТС / ЛО ДУм расширителя: Функция оперативно выведена из работы" w:value="ЛО ТС / ЛО ДУм расширителя: Функция оперативно выведена из работы"/>
-                  <w:listItem w:displayText="ЛО ТС / ЛО ОК: Срабатывание" w:value="ЛО ТС / ЛО ОК: Срабатывание"/>
-                  <w:listItem w:displayText="ЛО ТС / ЛО ОК: Срабатывание на сигнал" w:value="ЛО ТС / ЛО ОК: Срабатывание на сигнал"/>
-                  <w:listItem w:displayText="ЛО ТС / ЛО ОК: Функция введена в работу" w:value="ЛО ТС / ЛО ОК: Функция введена в работу"/>
-                  <w:listItem w:displayText="ЛО ТС / ЛО ОК: Функция оперативно выведена из работы" w:value="ЛО ТС / ЛО ОК: Функция оперативно выведена из работы"/>
-                  <w:listItem w:displayText="ЛО ТС / ЛО ПК: Срабатывание" w:value="ЛО ТС / ЛО ПК: Срабатывание"/>
-                  <w:listItem w:displayText="ЛО ТС / ЛО ПК: Срабатывание на сигнал" w:value="ЛО ТС / ЛО ПК: Срабатывание на сигнал"/>
-                  <w:listItem w:displayText="ЛО ТС / ЛО ПК: Функция введена в работу" w:value="ЛО ТС / ЛО ПК: Функция введена в работу"/>
-                  <w:listItem w:displayText="ЛО ТС / ЛО ПК: Функция оперативно выведена из работы" w:value="ЛО ТС / ЛО ПК: Функция оперативно выведена из работы"/>
                   <w:listItem w:displayText="МТЗ / БЛЗШ: Блокировка ЛЗШ" w:value="МТЗ / БЛЗШ: Блокировка ЛЗШ"/>
                   <w:listItem w:displayText="МТЗ / БНТ: Пуск БНТ" w:value="МТЗ / БНТ: Пуск БНТ"/>
                   <w:listItem w:displayText="МТЗ / БНТ: Пуск по фазе A" w:value="МТЗ / БНТ: Пуск по фазе A"/>
                   <w:listItem w:displayText="МТЗ / БНТ: Пуск по фазе В" w:value="МТЗ / БНТ: Пуск по фазе В"/>
                   <w:listItem w:displayText="МТЗ / БНТ: Пуск по фазе С" w:value="МТЗ / БНТ: Пуск по фазе С"/>
-                  <w:listItem w:displayText="МТЗ / КПОН: Пуск" w:value="МТЗ / КПОН: Пуск"/>
-                  <w:listItem w:displayText="МТЗ / КПОН: Функция введена в работу" w:value="МТЗ / КПОН: Функция введена в работу"/>
-                  <w:listItem w:displayText="МТЗ / КПОН: Функция оперативно выведена из работы" w:value="МТЗ / КПОН: Функция оперативно выведена из работы"/>
+                  <w:listItem w:displayText="МТЗ / КПОН1: Пуск" w:value="МТЗ / КПОН1: Пуск"/>
+                  <w:listItem w:displayText="МТЗ / КПОН1: Функция введена в работу" w:value="МТЗ / КПОН1: Функция введена в работу"/>
+                  <w:listItem w:displayText="МТЗ / КПОН1: Функция оперативно выведена из работы" w:value="МТЗ / КПОН1: Функция оперативно выведена из работы"/>
+                  <w:listItem w:displayText="МТЗ / КПОН2: Пуск" w:value="МТЗ / КПОН2: Пуск"/>
+                  <w:listItem w:displayText="МТЗ / КПОН2: Функция введена в работу" w:value="МТЗ / КПОН2: Функция введена в работу"/>
+                  <w:listItem w:displayText="МТЗ / КПОН2: Функция оперативно выведена из работы" w:value="МТЗ / КПОН2: Функция оперативно выведена из работы"/>
                   <w:listItem w:displayText="МТЗ / МТЗ 1 ст: Пуск" w:value="МТЗ / МТЗ 1 ст: Пуск"/>
                   <w:listItem w:displayText="МТЗ / МТЗ 1 ст: Пуск ИО тока по фазе А" w:value="МТЗ / МТЗ 1 ст: Пуск ИО тока по фазе А"/>
                   <w:listItem w:displayText="МТЗ / МТЗ 1 ст: Пуск ИО тока по фазе В" w:value="МТЗ / МТЗ 1 ст: Пуск ИО тока по фазе В"/>
@@ -9334,17 +9463,6 @@
                   <w:listItem w:displayText="ПДС / ГЗ Т: Низкая изоляция ГЗсигн" w:value="ПДС / ГЗ Т: Низкая изоляция ГЗсигн"/>
                   <w:listItem w:displayText="ПДС / ГЗ Т: Отключение" w:value="ПДС / ГЗ Т: Отключение"/>
                   <w:listItem w:displayText="ПДС / ГЗ Т: Сигнал" w:value="ПДС / ГЗ Т: Сигнал"/>
-                  <w:listItem w:displayText="ПДС / ДТм РПН: Срабатывание" w:value="ПДС / ДТм РПН: Срабатывание"/>
-                  <w:listItem w:displayText="ПДС / ДТм: Низкая изоляция" w:value="ПДС / ДТм: Низкая изоляция"/>
-                  <w:listItem w:displayText="ПДС / ДТм: Отключение" w:value="ПДС / ДТм: Отключение"/>
-                  <w:listItem w:displayText="ПДС / ДТм: Сигнал" w:value="ПДС / ДТм: Сигнал"/>
-                  <w:listItem w:displayText="ПДС / ДТо: Низкая изоляция" w:value="ПДС / ДТо: Низкая изоляция"/>
-                  <w:listItem w:displayText="ПДС / ДТо: Отключение" w:value="ПДС / ДТо: Отключение"/>
-                  <w:listItem w:displayText="ПДС / ДТо: Сигнал" w:value="ПДС / ДТо: Сигнал"/>
-                  <w:listItem w:displayText="ПДС / ДУм РПН: Высокий уровень масла" w:value="ПДС / ДУм РПН: Высокий уровень масла"/>
-                  <w:listItem w:displayText="ПДС / ДУм РПН: Низкий уровень масла" w:value="ПДС / ДУм РПН: Низкий уровень масла"/>
-                  <w:listItem w:displayText="ПДС / ДУм расширителя: Высокий уровень масла" w:value="ПДС / ДУм расширителя: Высокий уровень масла"/>
-                  <w:listItem w:displayText="ПДС / ДУм расширителя: Низкий уровень масла" w:value="ПДС / ДУм расширителя: Низкий уровень масла"/>
                   <w:listItem w:displayText="ПДС / КИ: Аварийный уровень изоляции" w:value="ПДС / КИ: Аварийный уровень изоляции"/>
                   <w:listItem w:displayText="ПДС / КИ: Низкий уровень изоляции" w:value="ПДС / КИ: Низкий уровень изоляции"/>
                   <w:listItem w:displayText="ПДС / КПруж: Пружина не заведена" w:value="ПДС / КПруж: Пружина не заведена"/>
@@ -9354,17 +9472,15 @@
                   <w:listItem w:displayText="ПДС / КЦВ: Работа ЭМВ" w:value="ПДС / КЦВ: Работа ЭМВ"/>
                   <w:listItem w:displayText="ПДС / КЦВ: Работа ЭМО1" w:value="ПДС / КЦВ: Работа ЭМО1"/>
                   <w:listItem w:displayText="ПДС / КЦВ: Работа ЭМО2" w:value="ПДС / КЦВ: Работа ЭМО2"/>
-                  <w:listItem w:displayText="ПДС / ОК: Срабатывание" w:value="ПДС / ОК: Срабатывание"/>
-                  <w:listItem w:displayText="ПДС / ПК: Срабатывание" w:value="ПДС / ПК: Срабатывание"/>
-                  <w:listItem w:displayText="ПДС / РД: Низкая изоляция" w:value="ПДС / РД: Низкая изоляция"/>
-                  <w:listItem w:displayText="ПДС / РД: Отключение" w:value="ПДС / РД: Отключение"/>
                   <w:listItem w:displayText="ПДС НКУ / SA1: Цепь введена" w:value="ПДС НКУ / SA1: Цепь введена"/>
                   <w:listItem w:displayText="ПДС НКУ / SA2: Цепь введена" w:value="ПДС НКУ / SA2: Цепь введена"/>
                   <w:listItem w:displayText="ПДС НКУ / SA3: Цепь введена" w:value="ПДС НКУ / SA3: Цепь введена"/>
                   <w:listItem w:displayText="ПДС НКУ / SA4: Цепь введена" w:value="ПДС НКУ / SA4: Цепь введена"/>
                   <w:listItem w:displayText="ПДС НКУ / SA5: Цепь введена" w:value="ПДС НКУ / SA5: Цепь введена"/>
+                  <w:listItem w:displayText="ПДС НКУ / SA6: Цепь введена" w:value="ПДС НКУ / SA6: Цепь введена"/>
                   <w:listItem w:displayText="ПДС НКУ / SG1: Рабочее положение" w:value="ПДС НКУ / SG1: Рабочее положение"/>
                   <w:listItem w:displayText="ПДС НКУ / SG2: Рабочее положение" w:value="ПДС НКУ / SG2: Рабочее положение"/>
+                  <w:listItem w:displayText="ПДС НКУ / SG3: Рабочее положение" w:value="ПДС НКУ / SG3: Рабочее положение"/>
                   <w:listItem w:displayText="ПДС НКУ / ВнешСигн1: Срабатывание" w:value="ПДС НКУ / ВнешСигн1: Срабатывание"/>
                   <w:listItem w:displayText="ПДС НКУ / ВнешСигн2: Срабатывание" w:value="ПДС НКУ / ВнешСигн2: Срабатывание"/>
                   <w:listItem w:displayText="ПДС НКУ / ВнешСигн3: Срабатывание" w:value="ПДС НКУ / ВнешСигн3: Срабатывание"/>
@@ -9372,15 +9488,15 @@
                   <w:listItem w:displayText="ПДС НКУ / Дверь: Дверь шкафа закрыта" w:value="ПДС НКУ / Дверь: Дверь шкафа закрыта"/>
                   <w:listItem w:displayText="ПДС НКУ / Дверь: Дверь шкафа открыта" w:value="ПДС НКУ / Дверь: Дверь шкафа открыта"/>
                   <w:listItem w:displayText="ПДС НКУ / ОТ ГЗ: Неисправность" w:value="ПДС НКУ / ОТ ГЗ: Неисправность"/>
-                  <w:listItem w:displayText="ПДС НКУ / ОТ ЗДЗ: Неисправность" w:value="ПДС НКУ / ОТ ЗДЗ: Неисправность"/>
-                  <w:listItem w:displayText="ПДС НКУ / ОТ ИЭУ ТН: Неисправность" w:value="ПДС НКУ / ОТ ИЭУ ТН: Неисправность"/>
-                  <w:listItem w:displayText="ПДС НКУ / ОТ ТЗ, ТС: Неисправность" w:value="ПДС НКУ / ОТ ТЗ, ТС: Неисправность"/>
-                  <w:listItem w:displayText="ПДС НКУ / ОТ УРОВ: Неисправность" w:value="ПДС НКУ / ОТ УРОВ: Неисправность"/>
+                  <w:listItem w:displayText="ПДС НКУ / ОТ ЗДЗ1: Неисправность" w:value="ПДС НКУ / ОТ ЗДЗ1: Неисправность"/>
+                  <w:listItem w:displayText="ПДС НКУ / ОТ ЗДЗ2: Неисправность" w:value="ПДС НКУ / ОТ ЗДЗ2: Неисправность"/>
+                  <w:listItem w:displayText="ПДС НКУ / ОТ ИЭУ ТН1: Неисправность" w:value="ПДС НКУ / ОТ ИЭУ ТН1: Неисправность"/>
+                  <w:listItem w:displayText="ПДС НКУ / ОТ ИЭУ ТН2: Неисправность" w:value="ПДС НКУ / ОТ ИЭУ ТН2: Неисправность"/>
+                  <w:listItem w:displayText="ПДС НКУ / ОТ УРОВ1: Неисправность" w:value="ПДС НКУ / ОТ УРОВ1: Неисправность"/>
+                  <w:listItem w:displayText="ПДС НКУ / ОТ УРОВ2: Неисправность" w:value="ПДС НКУ / ОТ УРОВ2: Неисправность"/>
                   <w:listItem w:displayText="ПДС НКУ / ОТ ЭМО1, ЭМВ: Неисправность" w:value="ПДС НКУ / ОТ ЭМО1, ЭМВ: Неисправность"/>
                   <w:listItem w:displayText="ПДС НКУ / ОТ ЭМО2: Неисправность" w:value="ПДС НКУ / ОТ ЭМО2: Неисправность"/>
                   <w:listItem w:displayText="ПДС НКУ / ОТ цепей сигн. В: Неисправность" w:value="ПДС НКУ / ОТ цепей сигн. В: Неисправность"/>
-                  <w:listItem w:displayText="Пред. сигн. / ПС: Пуск предупредительной сигнализации" w:value="Пред. сигн. / ПС: Пуск предупредительной сигнализации"/>
-                  <w:listItem w:displayText="Пред. сигн. / ПС: Пуск предупредительной сигнализации (импульс)" w:value="Пред. сигн. / ПС: Пуск предупредительной сигнализации (импульс)"/>
                   <w:listItem w:displayText="СИСТ / БУ: Индикация местного управления" w:value="СИСТ / БУ: Индикация местного управления"/>
                   <w:listItem w:displayText="СИСТ / Диагностика: Изменение встраиваемого ПО" w:value="СИСТ / Диагностика: Изменение встраиваемого ПО"/>
                   <w:listItem w:displayText="СИСТ / Диагностика: Индикация логического узла-прокси" w:value="СИСТ / Диагностика: Индикация логического узла-прокси"/>
@@ -9396,6 +9512,7 @@
                   <w:listItem w:displayText="СИСТ / Диагностика: Неисправность модуля дискретных входов/выходов (слот М11)" w:value="СИСТ / Диагностика: Неисправность модуля дискретных входов/выходов (слот М11)"/>
                   <w:listItem w:displayText="СИСТ / Диагностика: Неисправность модуля дискретных входов/выходов (слот М3)" w:value="СИСТ / Диагностика: Неисправность модуля дискретных входов/выходов (слот М3)"/>
                   <w:listItem w:displayText="СИСТ / Диагностика: Неисправность модуля дискретных входов/выходов (слот М4)" w:value="СИСТ / Диагностика: Неисправность модуля дискретных входов/выходов (слот М4)"/>
+                  <w:listItem w:displayText="СИСТ / Диагностика: Неисправность модуля дискретных входов/выходов (слот М5)" w:value="СИСТ / Диагностика: Неисправность модуля дискретных входов/выходов (слот М5)"/>
                   <w:listItem w:displayText="СИСТ / Диагностика: Неисправность модуля дискретных входов/выходов (слот М6)" w:value="СИСТ / Диагностика: Неисправность модуля дискретных входов/выходов (слот М6)"/>
                   <w:listItem w:displayText="СИСТ / Диагностика: Неисправность модуля дискретных входов/выходов (слот М7)" w:value="СИСТ / Диагностика: Неисправность модуля дискретных входов/выходов (слот М7)"/>
                   <w:listItem w:displayText="СИСТ / Диагностика: Неисправность модуля дискретных входов/выходов (слот М8)" w:value="СИСТ / Диагностика: Неисправность модуля дискретных входов/выходов (слот М8)"/>
@@ -9652,7 +9769,8 @@
                   <w:listItem w:displayText="СИСТ / ПлДВых9: Состояние ДВых7" w:value="СИСТ / ПлДВых9: Состояние ДВых7"/>
                   <w:listItem w:displayText="СИСТ / ПлДВых9: Состояние ДВых8" w:value="СИСТ / ПлДВых9: Состояние ДВых8"/>
                   <w:listItem w:displayText="СИСТ / СД ФК: Действие на В ВН" w:value="СИСТ / СД ФК: Действие на В ВН"/>
-                  <w:listItem w:displayText="СИСТ / СД ФК: Действие на В НН" w:value="СИСТ / СД ФК: Действие на В НН"/>
+                  <w:listItem w:displayText="СИСТ / СД ФК: Действие на В НН1" w:value="СИСТ / СД ФК: Действие на В НН1"/>
+                  <w:listItem w:displayText="СИСТ / СД ФК: Действие на В НН2" w:value="СИСТ / СД ФК: Действие на В НН2"/>
                   <w:listItem w:displayText="СИСТ / СД ФК: Комплект" w:value="СИСТ / СД ФК: Комплект"/>
                   <w:listItem w:displayText="СИСТ / СД ФК: Режим работы ГЗ РПН" w:value="СИСТ / СД ФК: Режим работы ГЗ РПН"/>
                   <w:listItem w:displayText="СИСТ / СД ФК: Режим работы ГЗ Т откл" w:value="СИСТ / СД ФК: Режим работы ГЗ Т откл"/>
@@ -9666,23 +9784,18 @@
                   <w:listItem w:displayText="СИСТ / СД: Неисправность ШС-А" w:value="СИСТ / СД: Неисправность ШС-А"/>
                   <w:listItem w:displayText="СИСТ / СД: Неисправность ШС-В" w:value="СИСТ / СД: Неисправность ШС-В"/>
                   <w:listItem w:displayText="СИСТ / СД: Неисправность опер. тока ГЗ" w:value="СИСТ / СД: Неисправность опер. тока ГЗ"/>
-                  <w:listItem w:displayText="СИСТ / СД: Неисправность опер. тока ТЗ, ТС" w:value="СИСТ / СД: Неисправность опер. тока ТЗ, ТС"/>
                   <w:listItem w:displayText="СИСТ / СД: Неисправность сигн. В" w:value="СИСТ / СД: Неисправность сигн. В"/>
                   <w:listItem w:displayText="СИСТ / СД: Неисправность цепей ГЗ РПН" w:value="СИСТ / СД: Неисправность цепей ГЗ РПН"/>
                   <w:listItem w:displayText="СИСТ / СД: Неисправность цепей ГЗ Т" w:value="СИСТ / СД: Неисправность цепей ГЗ Т"/>
-                  <w:listItem w:displayText="СИСТ / СД: Неисправность цепей ТЗ" w:value="СИСТ / СД: Неисправность цепей ТЗ"/>
                   <w:listItem w:displayText="СИСТ / СД: Потеря GOOSE" w:value="СИСТ / СД: Потеря GOOSE"/>
                   <w:listItem w:displayText="СИСТ / СД: Срабатывание ГЗ РПН" w:value="СИСТ / СД: Срабатывание ГЗ РПН"/>
                   <w:listItem w:displayText="СИСТ / СД: Срабатывание ГЗоткл" w:value="СИСТ / СД: Срабатывание ГЗоткл"/>
                   <w:listItem w:displayText="СИСТ / СД: Срабатывание ГЗсигн" w:value="СИСТ / СД: Срабатывание ГЗсигн"/>
-                  <w:listItem w:displayText="СИСТ / СД: Срабатывание ЗП" w:value="СИСТ / СД: Срабатывание ЗП"/>
                   <w:listItem w:displayText="СИСТ / СД: Срабатывание МТЗ" w:value="СИСТ / СД: Срабатывание МТЗ"/>
-                  <w:listItem w:displayText="СИСТ / СД: Срабатывание ТЗоткл" w:value="СИСТ / СД: Срабатывание ТЗоткл"/>
-                  <w:listItem w:displayText="СИСТ / СД: Срабатывание ТЗсигн" w:value="СИСТ / СД: Срабатывание ТЗсигн"/>
-                  <w:listItem w:displayText="СИСТ / СД: Срабатывание ТО" w:value="СИСТ / СД: Срабатывание ТО"/>
                   <w:listItem w:displayText="СИСТ / СД: Срабатывание УРОВ" w:value="СИСТ / СД: Срабатывание УРОВ"/>
                   <w:listItem w:displayText="СИСТ / ФК: Действие на В ВН" w:value="СИСТ / ФК: Действие на В ВН"/>
-                  <w:listItem w:displayText="СИСТ / ФК: Действие на В НН" w:value="СИСТ / ФК: Действие на В НН"/>
+                  <w:listItem w:displayText="СИСТ / ФК: Действие на В НН1" w:value="СИСТ / ФК: Действие на В НН1"/>
+                  <w:listItem w:displayText="СИСТ / ФК: Действие на В НН2" w:value="СИСТ / ФК: Действие на В НН2"/>
                   <w:listItem w:displayText="СИСТ / ФК: Комплект" w:value="СИСТ / ФК: Комплект"/>
                   <w:listItem w:displayText="СИСТ / ФК: Режим работы ГЗ РПН" w:value="СИСТ / ФК: Режим работы ГЗ РПН"/>
                   <w:listItem w:displayText="СИСТ / ФК: Режим работы ГЗ Т откл" w:value="СИСТ / ФК: Режим работы ГЗ Т откл"/>
@@ -9693,19 +9806,6 @@
                   <w:listItem w:displayText="СИСТ / ШС: Переполнение буфера выходных данных" w:value="СИСТ / ШС: Переполнение буфера выходных данных"/>
                   <w:listItem w:displayText="СИСТ / ШС: Состояние основного канала" w:value="СИСТ / ШС: Состояние основного канала"/>
                   <w:listItem w:displayText="СИСТ / ШС: Состояние резервного канала" w:value="СИСТ / ШС: Состояние резервного канала"/>
-                  <w:listItem w:displayText="Сборка сигн. / СС: БИ выведены" w:value="Сборка сигн. / СС: БИ выведены"/>
-                  <w:listItem w:displayText="Сборка сигн. / СС: Внешнее отключение" w:value="Сборка сигн. / СС: Внешнее отключение"/>
-                  <w:listItem w:displayText="Сборка сигн. / СС: Выходные цепи разобраны" w:value="Сборка сигн. / СС: Выходные цепи разобраны"/>
-                  <w:listItem w:displayText="Сборка сигн. / СС: ГЗ заблокирована" w:value="Сборка сигн. / СС: ГЗ заблокирована"/>
-                  <w:listItem w:displayText="Сборка сигн. / СС: Контроль оперативного тока" w:value="Сборка сигн. / СС: Контроль оперативного тока"/>
-                  <w:listItem w:displayText="Сборка сигн. / СС: Контроль оперативного тока НН" w:value="Сборка сигн. / СС: Контроль оперативного тока НН"/>
-                  <w:listItem w:displayText="Сборка сигн. / СС: Низкая изоляция ГЗ" w:value="Сборка сигн. / СС: Низкая изоляция ГЗ"/>
-                  <w:listItem w:displayText="Сборка сигн. / СС: Низкая изоляция ТЗ" w:value="Сборка сигн. / СС: Низкая изоляция ТЗ"/>
-                  <w:listItem w:displayText="Сборка сигн. / СС: Превышение времени переключения коммутационного аппарата" w:value="Сборка сигн. / СС: Превышение времени переключения коммутационного аппарата"/>
-                  <w:listItem w:displayText="Сборка сигн. / СС: Сигнализация от ГЗ" w:value="Сборка сигн. / СС: Сигнализация от ГЗ"/>
-                  <w:listItem w:displayText="Сборка сигн. / СС: Сигнализация от ТЗ" w:value="Сборка сигн. / СС: Сигнализация от ТЗ"/>
-                  <w:listItem w:displayText="Сборка сигн. / СС: Сигнализация от ТС" w:value="Сборка сигн. / СС: Сигнализация от ТС"/>
-                  <w:listItem w:displayText="Сборка сигн. / СС: ТЗ заблокирована" w:value="Сборка сигн. / СС: ТЗ заблокирована"/>
                   <w:listItem w:displayText="ТК ЗДЗ / ТК ЗДЗ: Пуск" w:value="ТК ЗДЗ / ТК ЗДЗ: Пуск"/>
                   <w:listItem w:displayText="ТК ЗДЗ / ТК ЗДЗ: Функция введена в работу" w:value="ТК ЗДЗ / ТК ЗДЗ: Функция введена в работу"/>
                   <w:listItem w:displayText="ТК ЗДЗ / ТК ЗДЗ: Функция оперативно выведена из работы" w:value="ТК ЗДЗ / ТК ЗДЗ: Функция оперативно выведена из работы"/>
@@ -9726,6 +9826,18 @@
                   <w:listItem w:displayText="УРОВ ВН / УРОВ: Ускорение УРОВ" w:value="УРОВ ВН / УРОВ: Ускорение УРОВ"/>
                   <w:listItem w:displayText="УРОВ ВН / УРОВ: Функция введена в работу" w:value="УРОВ ВН / УРОВ: Функция введена в работу"/>
                   <w:listItem w:displayText="УРОВ ВН / УРОВ: Функция оперативно выведена из работы" w:value="УРОВ ВН / УРОВ: Функция оперативно выведена из работы"/>
+                  <w:listItem w:displayText="ошибка / ПС: Пуск предупредительной сигнализации" w:value="ошибка / ПС: Пуск предупредительной сигнализации"/>
+                  <w:listItem w:displayText="ошибка / ПС: Пуск предупредительной сигнализации (импульс)" w:value="ошибка / ПС: Пуск предупредительной сигнализации (импульс)"/>
+                  <w:listItem w:displayText="ошибка / СС: БИ выведены" w:value="ошибка / СС: БИ выведены"/>
+                  <w:listItem w:displayText="ошибка / СС: Выходные цепи разобраны" w:value="ошибка / СС: Выходные цепи разобраны"/>
+                  <w:listItem w:displayText="ошибка / СС: ГЗ заблокирована" w:value="ошибка / СС: ГЗ заблокирована"/>
+                  <w:listItem w:displayText="ошибка / СС: Контроль оперативного тока" w:value="ошибка / СС: Контроль оперативного тока"/>
+                  <w:listItem w:displayText="ошибка / СС: Низкая изоляция ГЗ" w:value="ошибка / СС: Низкая изоляция ГЗ"/>
+                  <w:listItem w:displayText="ошибка / СС: Низкая изоляция ТЗ" w:value="ошибка / СС: Низкая изоляция ТЗ"/>
+                  <w:listItem w:displayText="ошибка / СС: Превышение времени переключения коммутационного аппарата" w:value="ошибка / СС: Превышение времени переключения коммутационного аппарата"/>
+                  <w:listItem w:displayText="ошибка / СС: Сигнализация от ГЗ" w:value="ошибка / СС: Сигнализация от ГЗ"/>
+                  <w:listItem w:displayText="ошибка / СС: Сигнализация от ТЗ" w:value="ошибка / СС: Сигнализация от ТЗ"/>
+                  <w:listItem w:displayText="ошибка / СС: ТЗ заблокирована" w:value="ошибка / СС: ТЗ заблокирована"/>
                 </w:dropDownList>
                 <w:showingPlcHdr/>
                 <w:placeholder>
@@ -9811,12 +9923,18 @@
                   <w:listItem w:displayText="КСВ / КСВ: Реле фиксации команды" w:value="КСВ / КСВ: Реле фиксации команды"/>
                   <w:listItem w:displayText="КСВ / КСВ: Функция введена в работу" w:value="КСВ / КСВ: Функция введена в работу"/>
                   <w:listItem w:displayText="КСВ / КСВ: Функция оперативно выведена из работы" w:value="КСВ / КСВ: Функция оперативно выведена из работы"/>
-                  <w:listItem w:displayText="КЦН НН / КЦН: Неисправность цепей напряжения" w:value="КЦН НН / КЦН: Неисправность цепей напряжения"/>
-                  <w:listItem w:displayText="КЦН НН / КЦН: Пуск" w:value="КЦН НН / КЦН: Пуск"/>
-                  <w:listItem w:displayText="КЦН НН / КЦН: Пуск органа максимального напряжения ОП" w:value="КЦН НН / КЦН: Пуск органа максимального напряжения ОП"/>
-                  <w:listItem w:displayText="КЦН НН / КЦН: Пуск органа минимального напряжения" w:value="КЦН НН / КЦН: Пуск органа минимального напряжения"/>
-                  <w:listItem w:displayText="КЦН НН / КЦН: Функция введена в работу" w:value="КЦН НН / КЦН: Функция введена в работу"/>
-                  <w:listItem w:displayText="КЦН НН / КЦН: Функция оперативно выведена из работы" w:value="КЦН НН / КЦН: Функция оперативно выведена из работы"/>
+                  <w:listItem w:displayText="КЦН НН1 / КЦН: Неисправность цепей напряжения" w:value="КЦН НН1 / КЦН: Неисправность цепей напряжения"/>
+                  <w:listItem w:displayText="КЦН НН1 / КЦН: Пуск" w:value="КЦН НН1 / КЦН: Пуск"/>
+                  <w:listItem w:displayText="КЦН НН1 / КЦН: Пуск органа максимального напряжения ОП" w:value="КЦН НН1 / КЦН: Пуск органа максимального напряжения ОП"/>
+                  <w:listItem w:displayText="КЦН НН1 / КЦН: Пуск органа минимального напряжения" w:value="КЦН НН1 / КЦН: Пуск органа минимального напряжения"/>
+                  <w:listItem w:displayText="КЦН НН1 / КЦН: Функция введена в работу" w:value="КЦН НН1 / КЦН: Функция введена в работу"/>
+                  <w:listItem w:displayText="КЦН НН1 / КЦН: Функция оперативно выведена из работы" w:value="КЦН НН1 / КЦН: Функция оперативно выведена из работы"/>
+                  <w:listItem w:displayText="КЦН НН2 / КЦН: Неисправность цепей напряжения" w:value="КЦН НН2 / КЦН: Неисправность цепей напряжения"/>
+                  <w:listItem w:displayText="КЦН НН2 / КЦН: Пуск" w:value="КЦН НН2 / КЦН: Пуск"/>
+                  <w:listItem w:displayText="КЦН НН2 / КЦН: Пуск органа максимального напряжения ОП" w:value="КЦН НН2 / КЦН: Пуск органа максимального напряжения ОП"/>
+                  <w:listItem w:displayText="КЦН НН2 / КЦН: Пуск органа минимального напряжения" w:value="КЦН НН2 / КЦН: Пуск органа минимального напряжения"/>
+                  <w:listItem w:displayText="КЦН НН2 / КЦН: Функция введена в работу" w:value="КЦН НН2 / КЦН: Функция введена в работу"/>
+                  <w:listItem w:displayText="КЦН НН2 / КЦН: Функция оперативно выведена из работы" w:value="КЦН НН2 / КЦН: Функция оперативно выведена из работы"/>
                   <w:listItem w:displayText="ЛЗТ / ЛЗТ: Пуск" w:value="ЛЗТ / ЛЗТ: Пуск"/>
                   <w:listItem w:displayText="ЛЗТ / ЛЗТ: Срабатывание" w:value="ЛЗТ / ЛЗТ: Срабатывание"/>
                   <w:listItem w:displayText="ЛЗТ / ЛЗТ: Функция введена в работу" w:value="ЛЗТ / ЛЗТ: Функция введена в работу"/>
@@ -9840,16 +9958,26 @@
                   <w:listItem w:displayText="ЛО ГЗсигн / ЛО: Срабатывание на сигнал" w:value="ЛО ГЗсигн / ЛО: Срабатывание на сигнал"/>
                   <w:listItem w:displayText="ЛО ГЗсигн / ЛО: Функция введена в работу" w:value="ЛО ГЗсигн / ЛО: Функция введена в работу"/>
                   <w:listItem w:displayText="ЛО ГЗсигн / ЛО: Функция оперативно выведена из работы" w:value="ЛО ГЗсигн / ЛО: Функция оперативно выведена из работы"/>
-                  <w:listItem w:displayText="ЛО НН / ЗАВР: Запрет АВР" w:value="ЛО НН / ЗАВР: Запрет АВР"/>
-                  <w:listItem w:displayText="ЛО НН / ЗАВР: Функция введена в работу" w:value="ЛО НН / ЗАВР: Функция введена в работу"/>
-                  <w:listItem w:displayText="ЛО НН / ЗАВР: Функция оперативно выведена из работы" w:value="ЛО НН / ЗАВР: Функция оперативно выведена из работы"/>
-                  <w:listItem w:displayText="ЛО НН / ЗАПВ: Запрет АПВ" w:value="ЛО НН / ЗАПВ: Запрет АПВ"/>
-                  <w:listItem w:displayText="ЛО НН / ЗАПВ: Функция введена в работу" w:value="ЛО НН / ЗАПВ: Функция введена в работу"/>
-                  <w:listItem w:displayText="ЛО НН / ЗАПВ: Функция оперативно выведена из работы" w:value="ЛО НН / ЗАПВ: Функция оперативно выведена из работы"/>
-                  <w:listItem w:displayText="ЛО НН / ЛО: Отключение" w:value="ЛО НН / ЛО: Отключение"/>
-                  <w:listItem w:displayText="ЛО НН / ЛО: Отключить аварийно" w:value="ЛО НН / ЛО: Отключить аварийно"/>
-                  <w:listItem w:displayText="ЛО НН / ЛО: Функция введена в работу" w:value="ЛО НН / ЛО: Функция введена в работу"/>
-                  <w:listItem w:displayText="ЛО НН / ЛО: Функция оперативно выведена из работы" w:value="ЛО НН / ЛО: Функция оперативно выведена из работы"/>
+                  <w:listItem w:displayText="ЛО НН1 / ЗАВР: Запрет АВР" w:value="ЛО НН1 / ЗАВР: Запрет АВР"/>
+                  <w:listItem w:displayText="ЛО НН1 / ЗАВР: Функция введена в работу" w:value="ЛО НН1 / ЗАВР: Функция введена в работу"/>
+                  <w:listItem w:displayText="ЛО НН1 / ЗАВР: Функция оперативно выведена из работы" w:value="ЛО НН1 / ЗАВР: Функция оперативно выведена из работы"/>
+                  <w:listItem w:displayText="ЛО НН1 / ЗАПВ: Запрет АПВ" w:value="ЛО НН1 / ЗАПВ: Запрет АПВ"/>
+                  <w:listItem w:displayText="ЛО НН1 / ЗАПВ: Функция введена в работу" w:value="ЛО НН1 / ЗАПВ: Функция введена в работу"/>
+                  <w:listItem w:displayText="ЛО НН1 / ЗАПВ: Функция оперативно выведена из работы" w:value="ЛО НН1 / ЗАПВ: Функция оперативно выведена из работы"/>
+                  <w:listItem w:displayText="ЛО НН1 / ЛО: Отключение" w:value="ЛО НН1 / ЛО: Отключение"/>
+                  <w:listItem w:displayText="ЛО НН1 / ЛО: Отключить аварийно" w:value="ЛО НН1 / ЛО: Отключить аварийно"/>
+                  <w:listItem w:displayText="ЛО НН1 / ЛО: Функция введена в работу" w:value="ЛО НН1 / ЛО: Функция введена в работу"/>
+                  <w:listItem w:displayText="ЛО НН1 / ЛО: Функция оперативно выведена из работы" w:value="ЛО НН1 / ЛО: Функция оперативно выведена из работы"/>
+                  <w:listItem w:displayText="ЛО НН2 / ЗАВР: Запрет АВР" w:value="ЛО НН2 / ЗАВР: Запрет АВР"/>
+                  <w:listItem w:displayText="ЛО НН2 / ЗАВР: Функция введена в работу" w:value="ЛО НН2 / ЗАВР: Функция введена в работу"/>
+                  <w:listItem w:displayText="ЛО НН2 / ЗАВР: Функция оперативно выведена из работы" w:value="ЛО НН2 / ЗАВР: Функция оперативно выведена из работы"/>
+                  <w:listItem w:displayText="ЛО НН2 / ЗАПВ: Запрет АПВ" w:value="ЛО НН2 / ЗАПВ: Запрет АПВ"/>
+                  <w:listItem w:displayText="ЛО НН2 / ЗАПВ: Функция введена в работу" w:value="ЛО НН2 / ЗАПВ: Функция введена в работу"/>
+                  <w:listItem w:displayText="ЛО НН2 / ЗАПВ: Функция оперативно выведена из работы" w:value="ЛО НН2 / ЗАПВ: Функция оперативно выведена из работы"/>
+                  <w:listItem w:displayText="ЛО НН2 / ЛО: Отключение" w:value="ЛО НН2 / ЛО: Отключение"/>
+                  <w:listItem w:displayText="ЛО НН2 / ЛО: Отключить аварийно" w:value="ЛО НН2 / ЛО: Отключить аварийно"/>
+                  <w:listItem w:displayText="ЛО НН2 / ЛО: Функция введена в работу" w:value="ЛО НН2 / ЛО: Функция введена в работу"/>
+                  <w:listItem w:displayText="ЛО НН2 / ЛО: Функция оперативно выведена из работы" w:value="ЛО НН2 / ЛО: Функция оперативно выведена из работы"/>
                   <w:listItem w:displayText="ЛО Т / ЗАВР: Запрет АВР" w:value="ЛО Т / ЗАВР: Запрет АВР"/>
                   <w:listItem w:displayText="ЛО Т / ЗАВР: Функция введена в работу" w:value="ЛО Т / ЗАВР: Функция введена в работу"/>
                   <w:listItem w:displayText="ЛО Т / ЗАВР: Функция оперативно выведена из работы" w:value="ЛО Т / ЗАВР: Функция оперативно выведена из работы"/>
@@ -9860,41 +9988,17 @@
                   <w:listItem w:displayText="ЛО Т / ЛО: Срабатывание" w:value="ЛО Т / ЛО: Срабатывание"/>
                   <w:listItem w:displayText="ЛО Т / ЛО: Функция введена в работу" w:value="ЛО Т / ЛО: Функция введена в работу"/>
                   <w:listItem w:displayText="ЛО Т / ЛО: Функция оперативно выведена из работы" w:value="ЛО Т / ЛО: Функция оперативно выведена из работы"/>
-                  <w:listItem w:displayText="ЛО ТЗ / ЛО ДТм: Срабатывание" w:value="ЛО ТЗ / ЛО ДТм: Срабатывание"/>
-                  <w:listItem w:displayText="ЛО ТЗ / ЛО ДТм: Срабатывание датчика температуры масла заблокировано" w:value="ЛО ТЗ / ЛО ДТм: Срабатывание датчика температуры масла заблокировано"/>
-                  <w:listItem w:displayText="ЛО ТЗ / ЛО ДТм: Срабатывание на сигнал" w:value="ЛО ТЗ / ЛО ДТм: Срабатывание на сигнал"/>
-                  <w:listItem w:displayText="ЛО ТЗ / ЛО ДТм: Функция введена в работу" w:value="ЛО ТЗ / ЛО ДТм: Функция введена в работу"/>
-                  <w:listItem w:displayText="ЛО ТЗ / ЛО ДТм: Функция оперативно выведена из работы" w:value="ЛО ТЗ / ЛО ДТм: Функция оперативно выведена из работы"/>
-                  <w:listItem w:displayText="ЛО ТЗ / ЛО ДТо: Срабатывание" w:value="ЛО ТЗ / ЛО ДТо: Срабатывание"/>
-                  <w:listItem w:displayText="ЛО ТЗ / ЛО ДТо: Срабатывание датчика температуры обмотки заблокировано" w:value="ЛО ТЗ / ЛО ДТо: Срабатывание датчика температуры обмотки заблокировано"/>
-                  <w:listItem w:displayText="ЛО ТЗ / ЛО ДТо: Срабатывание на сигнал" w:value="ЛО ТЗ / ЛО ДТо: Срабатывание на сигнал"/>
-                  <w:listItem w:displayText="ЛО ТЗ / ЛО ДТо: Функция введена в работу" w:value="ЛО ТЗ / ЛО ДТо: Функция введена в работу"/>
-                  <w:listItem w:displayText="ЛО ТЗ / ЛО ДТо: Функция оперативно выведена из работы" w:value="ЛО ТЗ / ЛО ДТо: Функция оперативно выведена из работы"/>
-                  <w:listItem w:displayText="ЛО ТЗ / ЛО РД: Срабатывание" w:value="ЛО ТЗ / ЛО РД: Срабатывание"/>
-                  <w:listItem w:displayText="ЛО ТЗ / ЛО РД: Срабатывание на сигнал" w:value="ЛО ТЗ / ЛО РД: Срабатывание на сигнал"/>
-                  <w:listItem w:displayText="ЛО ТЗ / ЛО РД: Срабатывание реле давления заблокировано" w:value="ЛО ТЗ / ЛО РД: Срабатывание реле давления заблокировано"/>
-                  <w:listItem w:displayText="ЛО ТЗ / ЛО РД: Функция введена в работу" w:value="ЛО ТЗ / ЛО РД: Функция введена в работу"/>
-                  <w:listItem w:displayText="ЛО ТЗ / ЛО РД: Функция оперативно выведена из работы" w:value="ЛО ТЗ / ЛО РД: Функция оперативно выведена из работы"/>
-                  <w:listItem w:displayText="ЛО ТС / ЛО ДУм расширителя: Срабатывание" w:value="ЛО ТС / ЛО ДУм расширителя: Срабатывание"/>
-                  <w:listItem w:displayText="ЛО ТС / ЛО ДУм расширителя: Срабатывание на сигнал" w:value="ЛО ТС / ЛО ДУм расширителя: Срабатывание на сигнал"/>
-                  <w:listItem w:displayText="ЛО ТС / ЛО ДУм расширителя: Функция введена в работу" w:value="ЛО ТС / ЛО ДУм расширителя: Функция введена в работу"/>
-                  <w:listItem w:displayText="ЛО ТС / ЛО ДУм расширителя: Функция оперативно выведена из работы" w:value="ЛО ТС / ЛО ДУм расширителя: Функция оперативно выведена из работы"/>
-                  <w:listItem w:displayText="ЛО ТС / ЛО ОК: Срабатывание" w:value="ЛО ТС / ЛО ОК: Срабатывание"/>
-                  <w:listItem w:displayText="ЛО ТС / ЛО ОК: Срабатывание на сигнал" w:value="ЛО ТС / ЛО ОК: Срабатывание на сигнал"/>
-                  <w:listItem w:displayText="ЛО ТС / ЛО ОК: Функция введена в работу" w:value="ЛО ТС / ЛО ОК: Функция введена в работу"/>
-                  <w:listItem w:displayText="ЛО ТС / ЛО ОК: Функция оперативно выведена из работы" w:value="ЛО ТС / ЛО ОК: Функция оперативно выведена из работы"/>
-                  <w:listItem w:displayText="ЛО ТС / ЛО ПК: Срабатывание" w:value="ЛО ТС / ЛО ПК: Срабатывание"/>
-                  <w:listItem w:displayText="ЛО ТС / ЛО ПК: Срабатывание на сигнал" w:value="ЛО ТС / ЛО ПК: Срабатывание на сигнал"/>
-                  <w:listItem w:displayText="ЛО ТС / ЛО ПК: Функция введена в работу" w:value="ЛО ТС / ЛО ПК: Функция введена в работу"/>
-                  <w:listItem w:displayText="ЛО ТС / ЛО ПК: Функция оперативно выведена из работы" w:value="ЛО ТС / ЛО ПК: Функция оперативно выведена из работы"/>
                   <w:listItem w:displayText="МТЗ / БЛЗШ: Блокировка ЛЗШ" w:value="МТЗ / БЛЗШ: Блокировка ЛЗШ"/>
                   <w:listItem w:displayText="МТЗ / БНТ: Пуск БНТ" w:value="МТЗ / БНТ: Пуск БНТ"/>
                   <w:listItem w:displayText="МТЗ / БНТ: Пуск по фазе A" w:value="МТЗ / БНТ: Пуск по фазе A"/>
                   <w:listItem w:displayText="МТЗ / БНТ: Пуск по фазе В" w:value="МТЗ / БНТ: Пуск по фазе В"/>
                   <w:listItem w:displayText="МТЗ / БНТ: Пуск по фазе С" w:value="МТЗ / БНТ: Пуск по фазе С"/>
-                  <w:listItem w:displayText="МТЗ / КПОН: Пуск" w:value="МТЗ / КПОН: Пуск"/>
-                  <w:listItem w:displayText="МТЗ / КПОН: Функция введена в работу" w:value="МТЗ / КПОН: Функция введена в работу"/>
-                  <w:listItem w:displayText="МТЗ / КПОН: Функция оперативно выведена из работы" w:value="МТЗ / КПОН: Функция оперативно выведена из работы"/>
+                  <w:listItem w:displayText="МТЗ / КПОН1: Пуск" w:value="МТЗ / КПОН1: Пуск"/>
+                  <w:listItem w:displayText="МТЗ / КПОН1: Функция введена в работу" w:value="МТЗ / КПОН1: Функция введена в работу"/>
+                  <w:listItem w:displayText="МТЗ / КПОН1: Функция оперативно выведена из работы" w:value="МТЗ / КПОН1: Функция оперативно выведена из работы"/>
+                  <w:listItem w:displayText="МТЗ / КПОН2: Пуск" w:value="МТЗ / КПОН2: Пуск"/>
+                  <w:listItem w:displayText="МТЗ / КПОН2: Функция введена в работу" w:value="МТЗ / КПОН2: Функция введена в работу"/>
+                  <w:listItem w:displayText="МТЗ / КПОН2: Функция оперативно выведена из работы" w:value="МТЗ / КПОН2: Функция оперативно выведена из работы"/>
                   <w:listItem w:displayText="МТЗ / МТЗ 1 ст: Пуск" w:value="МТЗ / МТЗ 1 ст: Пуск"/>
                   <w:listItem w:displayText="МТЗ / МТЗ 1 ст: Пуск ИО тока по фазе А" w:value="МТЗ / МТЗ 1 ст: Пуск ИО тока по фазе А"/>
                   <w:listItem w:displayText="МТЗ / МТЗ 1 ст: Пуск ИО тока по фазе В" w:value="МТЗ / МТЗ 1 ст: Пуск ИО тока по фазе В"/>
@@ -9939,17 +10043,6 @@
                   <w:listItem w:displayText="ПДС / ГЗ Т: Низкая изоляция ГЗсигн" w:value="ПДС / ГЗ Т: Низкая изоляция ГЗсигн"/>
                   <w:listItem w:displayText="ПДС / ГЗ Т: Отключение" w:value="ПДС / ГЗ Т: Отключение"/>
                   <w:listItem w:displayText="ПДС / ГЗ Т: Сигнал" w:value="ПДС / ГЗ Т: Сигнал"/>
-                  <w:listItem w:displayText="ПДС / ДТм РПН: Срабатывание" w:value="ПДС / ДТм РПН: Срабатывание"/>
-                  <w:listItem w:displayText="ПДС / ДТм: Низкая изоляция" w:value="ПДС / ДТм: Низкая изоляция"/>
-                  <w:listItem w:displayText="ПДС / ДТм: Отключение" w:value="ПДС / ДТм: Отключение"/>
-                  <w:listItem w:displayText="ПДС / ДТм: Сигнал" w:value="ПДС / ДТм: Сигнал"/>
-                  <w:listItem w:displayText="ПДС / ДТо: Низкая изоляция" w:value="ПДС / ДТо: Низкая изоляция"/>
-                  <w:listItem w:displayText="ПДС / ДТо: Отключение" w:value="ПДС / ДТо: Отключение"/>
-                  <w:listItem w:displayText="ПДС / ДТо: Сигнал" w:value="ПДС / ДТо: Сигнал"/>
-                  <w:listItem w:displayText="ПДС / ДУм РПН: Высокий уровень масла" w:value="ПДС / ДУм РПН: Высокий уровень масла"/>
-                  <w:listItem w:displayText="ПДС / ДУм РПН: Низкий уровень масла" w:value="ПДС / ДУм РПН: Низкий уровень масла"/>
-                  <w:listItem w:displayText="ПДС / ДУм расширителя: Высокий уровень масла" w:value="ПДС / ДУм расширителя: Высокий уровень масла"/>
-                  <w:listItem w:displayText="ПДС / ДУм расширителя: Низкий уровень масла" w:value="ПДС / ДУм расширителя: Низкий уровень масла"/>
                   <w:listItem w:displayText="ПДС / КИ: Аварийный уровень изоляции" w:value="ПДС / КИ: Аварийный уровень изоляции"/>
                   <w:listItem w:displayText="ПДС / КИ: Низкий уровень изоляции" w:value="ПДС / КИ: Низкий уровень изоляции"/>
                   <w:listItem w:displayText="ПДС / КПруж: Пружина не заведена" w:value="ПДС / КПруж: Пружина не заведена"/>
@@ -9959,17 +10052,15 @@
                   <w:listItem w:displayText="ПДС / КЦВ: Работа ЭМВ" w:value="ПДС / КЦВ: Работа ЭМВ"/>
                   <w:listItem w:displayText="ПДС / КЦВ: Работа ЭМО1" w:value="ПДС / КЦВ: Работа ЭМО1"/>
                   <w:listItem w:displayText="ПДС / КЦВ: Работа ЭМО2" w:value="ПДС / КЦВ: Работа ЭМО2"/>
-                  <w:listItem w:displayText="ПДС / ОК: Срабатывание" w:value="ПДС / ОК: Срабатывание"/>
-                  <w:listItem w:displayText="ПДС / ПК: Срабатывание" w:value="ПДС / ПК: Срабатывание"/>
-                  <w:listItem w:displayText="ПДС / РД: Низкая изоляция" w:value="ПДС / РД: Низкая изоляция"/>
-                  <w:listItem w:displayText="ПДС / РД: Отключение" w:value="ПДС / РД: Отключение"/>
                   <w:listItem w:displayText="ПДС НКУ / SA1: Цепь введена" w:value="ПДС НКУ / SA1: Цепь введена"/>
                   <w:listItem w:displayText="ПДС НКУ / SA2: Цепь введена" w:value="ПДС НКУ / SA2: Цепь введена"/>
                   <w:listItem w:displayText="ПДС НКУ / SA3: Цепь введена" w:value="ПДС НКУ / SA3: Цепь введена"/>
                   <w:listItem w:displayText="ПДС НКУ / SA4: Цепь введена" w:value="ПДС НКУ / SA4: Цепь введена"/>
                   <w:listItem w:displayText="ПДС НКУ / SA5: Цепь введена" w:value="ПДС НКУ / SA5: Цепь введена"/>
+                  <w:listItem w:displayText="ПДС НКУ / SA6: Цепь введена" w:value="ПДС НКУ / SA6: Цепь введена"/>
                   <w:listItem w:displayText="ПДС НКУ / SG1: Рабочее положение" w:value="ПДС НКУ / SG1: Рабочее положение"/>
                   <w:listItem w:displayText="ПДС НКУ / SG2: Рабочее положение" w:value="ПДС НКУ / SG2: Рабочее положение"/>
+                  <w:listItem w:displayText="ПДС НКУ / SG3: Рабочее положение" w:value="ПДС НКУ / SG3: Рабочее положение"/>
                   <w:listItem w:displayText="ПДС НКУ / ВнешСигн1: Срабатывание" w:value="ПДС НКУ / ВнешСигн1: Срабатывание"/>
                   <w:listItem w:displayText="ПДС НКУ / ВнешСигн2: Срабатывание" w:value="ПДС НКУ / ВнешСигн2: Срабатывание"/>
                   <w:listItem w:displayText="ПДС НКУ / ВнешСигн3: Срабатывание" w:value="ПДС НКУ / ВнешСигн3: Срабатывание"/>
@@ -9977,15 +10068,15 @@
                   <w:listItem w:displayText="ПДС НКУ / Дверь: Дверь шкафа закрыта" w:value="ПДС НКУ / Дверь: Дверь шкафа закрыта"/>
                   <w:listItem w:displayText="ПДС НКУ / Дверь: Дверь шкафа открыта" w:value="ПДС НКУ / Дверь: Дверь шкафа открыта"/>
                   <w:listItem w:displayText="ПДС НКУ / ОТ ГЗ: Неисправность" w:value="ПДС НКУ / ОТ ГЗ: Неисправность"/>
-                  <w:listItem w:displayText="ПДС НКУ / ОТ ЗДЗ: Неисправность" w:value="ПДС НКУ / ОТ ЗДЗ: Неисправность"/>
-                  <w:listItem w:displayText="ПДС НКУ / ОТ ИЭУ ТН: Неисправность" w:value="ПДС НКУ / ОТ ИЭУ ТН: Неисправность"/>
-                  <w:listItem w:displayText="ПДС НКУ / ОТ ТЗ, ТС: Неисправность" w:value="ПДС НКУ / ОТ ТЗ, ТС: Неисправность"/>
-                  <w:listItem w:displayText="ПДС НКУ / ОТ УРОВ: Неисправность" w:value="ПДС НКУ / ОТ УРОВ: Неисправность"/>
+                  <w:listItem w:displayText="ПДС НКУ / ОТ ЗДЗ1: Неисправность" w:value="ПДС НКУ / ОТ ЗДЗ1: Неисправность"/>
+                  <w:listItem w:displayText="ПДС НКУ / ОТ ЗДЗ2: Неисправность" w:value="ПДС НКУ / ОТ ЗДЗ2: Неисправность"/>
+                  <w:listItem w:displayText="ПДС НКУ / ОТ ИЭУ ТН1: Неисправность" w:value="ПДС НКУ / ОТ ИЭУ ТН1: Неисправность"/>
+                  <w:listItem w:displayText="ПДС НКУ / ОТ ИЭУ ТН2: Неисправность" w:value="ПДС НКУ / ОТ ИЭУ ТН2: Неисправность"/>
+                  <w:listItem w:displayText="ПДС НКУ / ОТ УРОВ1: Неисправность" w:value="ПДС НКУ / ОТ УРОВ1: Неисправность"/>
+                  <w:listItem w:displayText="ПДС НКУ / ОТ УРОВ2: Неисправность" w:value="ПДС НКУ / ОТ УРОВ2: Неисправность"/>
                   <w:listItem w:displayText="ПДС НКУ / ОТ ЭМО1, ЭМВ: Неисправность" w:value="ПДС НКУ / ОТ ЭМО1, ЭМВ: Неисправность"/>
                   <w:listItem w:displayText="ПДС НКУ / ОТ ЭМО2: Неисправность" w:value="ПДС НКУ / ОТ ЭМО2: Неисправность"/>
                   <w:listItem w:displayText="ПДС НКУ / ОТ цепей сигн. В: Неисправность" w:value="ПДС НКУ / ОТ цепей сигн. В: Неисправность"/>
-                  <w:listItem w:displayText="Пред. сигн. / ПС: Пуск предупредительной сигнализации" w:value="Пред. сигн. / ПС: Пуск предупредительной сигнализации"/>
-                  <w:listItem w:displayText="Пред. сигн. / ПС: Пуск предупредительной сигнализации (импульс)" w:value="Пред. сигн. / ПС: Пуск предупредительной сигнализации (импульс)"/>
                   <w:listItem w:displayText="СИСТ / БУ: Индикация местного управления" w:value="СИСТ / БУ: Индикация местного управления"/>
                   <w:listItem w:displayText="СИСТ / Диагностика: Изменение встраиваемого ПО" w:value="СИСТ / Диагностика: Изменение встраиваемого ПО"/>
                   <w:listItem w:displayText="СИСТ / Диагностика: Индикация логического узла-прокси" w:value="СИСТ / Диагностика: Индикация логического узла-прокси"/>
@@ -10001,6 +10092,7 @@
                   <w:listItem w:displayText="СИСТ / Диагностика: Неисправность модуля дискретных входов/выходов (слот М11)" w:value="СИСТ / Диагностика: Неисправность модуля дискретных входов/выходов (слот М11)"/>
                   <w:listItem w:displayText="СИСТ / Диагностика: Неисправность модуля дискретных входов/выходов (слот М3)" w:value="СИСТ / Диагностика: Неисправность модуля дискретных входов/выходов (слот М3)"/>
                   <w:listItem w:displayText="СИСТ / Диагностика: Неисправность модуля дискретных входов/выходов (слот М4)" w:value="СИСТ / Диагностика: Неисправность модуля дискретных входов/выходов (слот М4)"/>
+                  <w:listItem w:displayText="СИСТ / Диагностика: Неисправность модуля дискретных входов/выходов (слот М5)" w:value="СИСТ / Диагностика: Неисправность модуля дискретных входов/выходов (слот М5)"/>
                   <w:listItem w:displayText="СИСТ / Диагностика: Неисправность модуля дискретных входов/выходов (слот М6)" w:value="СИСТ / Диагностика: Неисправность модуля дискретных входов/выходов (слот М6)"/>
                   <w:listItem w:displayText="СИСТ / Диагностика: Неисправность модуля дискретных входов/выходов (слот М7)" w:value="СИСТ / Диагностика: Неисправность модуля дискретных входов/выходов (слот М7)"/>
                   <w:listItem w:displayText="СИСТ / Диагностика: Неисправность модуля дискретных входов/выходов (слот М8)" w:value="СИСТ / Диагностика: Неисправность модуля дискретных входов/выходов (слот М8)"/>
@@ -10257,7 +10349,8 @@
                   <w:listItem w:displayText="СИСТ / ПлДВых9: Состояние ДВых7" w:value="СИСТ / ПлДВых9: Состояние ДВых7"/>
                   <w:listItem w:displayText="СИСТ / ПлДВых9: Состояние ДВых8" w:value="СИСТ / ПлДВых9: Состояние ДВых8"/>
                   <w:listItem w:displayText="СИСТ / СД ФК: Действие на В ВН" w:value="СИСТ / СД ФК: Действие на В ВН"/>
-                  <w:listItem w:displayText="СИСТ / СД ФК: Действие на В НН" w:value="СИСТ / СД ФК: Действие на В НН"/>
+                  <w:listItem w:displayText="СИСТ / СД ФК: Действие на В НН1" w:value="СИСТ / СД ФК: Действие на В НН1"/>
+                  <w:listItem w:displayText="СИСТ / СД ФК: Действие на В НН2" w:value="СИСТ / СД ФК: Действие на В НН2"/>
                   <w:listItem w:displayText="СИСТ / СД ФК: Комплект" w:value="СИСТ / СД ФК: Комплект"/>
                   <w:listItem w:displayText="СИСТ / СД ФК: Режим работы ГЗ РПН" w:value="СИСТ / СД ФК: Режим работы ГЗ РПН"/>
                   <w:listItem w:displayText="СИСТ / СД ФК: Режим работы ГЗ Т откл" w:value="СИСТ / СД ФК: Режим работы ГЗ Т откл"/>
@@ -10271,23 +10364,18 @@
                   <w:listItem w:displayText="СИСТ / СД: Неисправность ШС-А" w:value="СИСТ / СД: Неисправность ШС-А"/>
                   <w:listItem w:displayText="СИСТ / СД: Неисправность ШС-В" w:value="СИСТ / СД: Неисправность ШС-В"/>
                   <w:listItem w:displayText="СИСТ / СД: Неисправность опер. тока ГЗ" w:value="СИСТ / СД: Неисправность опер. тока ГЗ"/>
-                  <w:listItem w:displayText="СИСТ / СД: Неисправность опер. тока ТЗ, ТС" w:value="СИСТ / СД: Неисправность опер. тока ТЗ, ТС"/>
                   <w:listItem w:displayText="СИСТ / СД: Неисправность сигн. В" w:value="СИСТ / СД: Неисправность сигн. В"/>
                   <w:listItem w:displayText="СИСТ / СД: Неисправность цепей ГЗ РПН" w:value="СИСТ / СД: Неисправность цепей ГЗ РПН"/>
                   <w:listItem w:displayText="СИСТ / СД: Неисправность цепей ГЗ Т" w:value="СИСТ / СД: Неисправность цепей ГЗ Т"/>
-                  <w:listItem w:displayText="СИСТ / СД: Неисправность цепей ТЗ" w:value="СИСТ / СД: Неисправность цепей ТЗ"/>
                   <w:listItem w:displayText="СИСТ / СД: Потеря GOOSE" w:value="СИСТ / СД: Потеря GOOSE"/>
                   <w:listItem w:displayText="СИСТ / СД: Срабатывание ГЗ РПН" w:value="СИСТ / СД: Срабатывание ГЗ РПН"/>
                   <w:listItem w:displayText="СИСТ / СД: Срабатывание ГЗоткл" w:value="СИСТ / СД: Срабатывание ГЗоткл"/>
                   <w:listItem w:displayText="СИСТ / СД: Срабатывание ГЗсигн" w:value="СИСТ / СД: Срабатывание ГЗсигн"/>
-                  <w:listItem w:displayText="СИСТ / СД: Срабатывание ЗП" w:value="СИСТ / СД: Срабатывание ЗП"/>
                   <w:listItem w:displayText="СИСТ / СД: Срабатывание МТЗ" w:value="СИСТ / СД: Срабатывание МТЗ"/>
-                  <w:listItem w:displayText="СИСТ / СД: Срабатывание ТЗоткл" w:value="СИСТ / СД: Срабатывание ТЗоткл"/>
-                  <w:listItem w:displayText="СИСТ / СД: Срабатывание ТЗсигн" w:value="СИСТ / СД: Срабатывание ТЗсигн"/>
-                  <w:listItem w:displayText="СИСТ / СД: Срабатывание ТО" w:value="СИСТ / СД: Срабатывание ТО"/>
                   <w:listItem w:displayText="СИСТ / СД: Срабатывание УРОВ" w:value="СИСТ / СД: Срабатывание УРОВ"/>
                   <w:listItem w:displayText="СИСТ / ФК: Действие на В ВН" w:value="СИСТ / ФК: Действие на В ВН"/>
-                  <w:listItem w:displayText="СИСТ / ФК: Действие на В НН" w:value="СИСТ / ФК: Действие на В НН"/>
+                  <w:listItem w:displayText="СИСТ / ФК: Действие на В НН1" w:value="СИСТ / ФК: Действие на В НН1"/>
+                  <w:listItem w:displayText="СИСТ / ФК: Действие на В НН2" w:value="СИСТ / ФК: Действие на В НН2"/>
                   <w:listItem w:displayText="СИСТ / ФК: Комплект" w:value="СИСТ / ФК: Комплект"/>
                   <w:listItem w:displayText="СИСТ / ФК: Режим работы ГЗ РПН" w:value="СИСТ / ФК: Режим работы ГЗ РПН"/>
                   <w:listItem w:displayText="СИСТ / ФК: Режим работы ГЗ Т откл" w:value="СИСТ / ФК: Режим работы ГЗ Т откл"/>
@@ -10298,19 +10386,6 @@
                   <w:listItem w:displayText="СИСТ / ШС: Переполнение буфера выходных данных" w:value="СИСТ / ШС: Переполнение буфера выходных данных"/>
                   <w:listItem w:displayText="СИСТ / ШС: Состояние основного канала" w:value="СИСТ / ШС: Состояние основного канала"/>
                   <w:listItem w:displayText="СИСТ / ШС: Состояние резервного канала" w:value="СИСТ / ШС: Состояние резервного канала"/>
-                  <w:listItem w:displayText="Сборка сигн. / СС: БИ выведены" w:value="Сборка сигн. / СС: БИ выведены"/>
-                  <w:listItem w:displayText="Сборка сигн. / СС: Внешнее отключение" w:value="Сборка сигн. / СС: Внешнее отключение"/>
-                  <w:listItem w:displayText="Сборка сигн. / СС: Выходные цепи разобраны" w:value="Сборка сигн. / СС: Выходные цепи разобраны"/>
-                  <w:listItem w:displayText="Сборка сигн. / СС: ГЗ заблокирована" w:value="Сборка сигн. / СС: ГЗ заблокирована"/>
-                  <w:listItem w:displayText="Сборка сигн. / СС: Контроль оперативного тока" w:value="Сборка сигн. / СС: Контроль оперативного тока"/>
-                  <w:listItem w:displayText="Сборка сигн. / СС: Контроль оперативного тока НН" w:value="Сборка сигн. / СС: Контроль оперативного тока НН"/>
-                  <w:listItem w:displayText="Сборка сигн. / СС: Низкая изоляция ГЗ" w:value="Сборка сигн. / СС: Низкая изоляция ГЗ"/>
-                  <w:listItem w:displayText="Сборка сигн. / СС: Низкая изоляция ТЗ" w:value="Сборка сигн. / СС: Низкая изоляция ТЗ"/>
-                  <w:listItem w:displayText="Сборка сигн. / СС: Превышение времени переключения коммутационного аппарата" w:value="Сборка сигн. / СС: Превышение времени переключения коммутационного аппарата"/>
-                  <w:listItem w:displayText="Сборка сигн. / СС: Сигнализация от ГЗ" w:value="Сборка сигн. / СС: Сигнализация от ГЗ"/>
-                  <w:listItem w:displayText="Сборка сигн. / СС: Сигнализация от ТЗ" w:value="Сборка сигн. / СС: Сигнализация от ТЗ"/>
-                  <w:listItem w:displayText="Сборка сигн. / СС: Сигнализация от ТС" w:value="Сборка сигн. / СС: Сигнализация от ТС"/>
-                  <w:listItem w:displayText="Сборка сигн. / СС: ТЗ заблокирована" w:value="Сборка сигн. / СС: ТЗ заблокирована"/>
                   <w:listItem w:displayText="ТК ЗДЗ / ТК ЗДЗ: Пуск" w:value="ТК ЗДЗ / ТК ЗДЗ: Пуск"/>
                   <w:listItem w:displayText="ТК ЗДЗ / ТК ЗДЗ: Функция введена в работу" w:value="ТК ЗДЗ / ТК ЗДЗ: Функция введена в работу"/>
                   <w:listItem w:displayText="ТК ЗДЗ / ТК ЗДЗ: Функция оперативно выведена из работы" w:value="ТК ЗДЗ / ТК ЗДЗ: Функция оперативно выведена из работы"/>
@@ -10331,6 +10406,18 @@
                   <w:listItem w:displayText="УРОВ ВН / УРОВ: Ускорение УРОВ" w:value="УРОВ ВН / УРОВ: Ускорение УРОВ"/>
                   <w:listItem w:displayText="УРОВ ВН / УРОВ: Функция введена в работу" w:value="УРОВ ВН / УРОВ: Функция введена в работу"/>
                   <w:listItem w:displayText="УРОВ ВН / УРОВ: Функция оперативно выведена из работы" w:value="УРОВ ВН / УРОВ: Функция оперативно выведена из работы"/>
+                  <w:listItem w:displayText="ошибка / ПС: Пуск предупредительной сигнализации" w:value="ошибка / ПС: Пуск предупредительной сигнализации"/>
+                  <w:listItem w:displayText="ошибка / ПС: Пуск предупредительной сигнализации (импульс)" w:value="ошибка / ПС: Пуск предупредительной сигнализации (импульс)"/>
+                  <w:listItem w:displayText="ошибка / СС: БИ выведены" w:value="ошибка / СС: БИ выведены"/>
+                  <w:listItem w:displayText="ошибка / СС: Выходные цепи разобраны" w:value="ошибка / СС: Выходные цепи разобраны"/>
+                  <w:listItem w:displayText="ошибка / СС: ГЗ заблокирована" w:value="ошибка / СС: ГЗ заблокирована"/>
+                  <w:listItem w:displayText="ошибка / СС: Контроль оперативного тока" w:value="ошибка / СС: Контроль оперативного тока"/>
+                  <w:listItem w:displayText="ошибка / СС: Низкая изоляция ГЗ" w:value="ошибка / СС: Низкая изоляция ГЗ"/>
+                  <w:listItem w:displayText="ошибка / СС: Низкая изоляция ТЗ" w:value="ошибка / СС: Низкая изоляция ТЗ"/>
+                  <w:listItem w:displayText="ошибка / СС: Превышение времени переключения коммутационного аппарата" w:value="ошибка / СС: Превышение времени переключения коммутационного аппарата"/>
+                  <w:listItem w:displayText="ошибка / СС: Сигнализация от ГЗ" w:value="ошибка / СС: Сигнализация от ГЗ"/>
+                  <w:listItem w:displayText="ошибка / СС: Сигнализация от ТЗ" w:value="ошибка / СС: Сигнализация от ТЗ"/>
+                  <w:listItem w:displayText="ошибка / СС: ТЗ заблокирована" w:value="ошибка / СС: ТЗ заблокирована"/>
                 </w:dropDownList>
                 <w:showingPlcHdr/>
                 <w:placeholder>
@@ -10623,12 +10710,18 @@
                   <w:listItem w:displayText="КСВ / КСВ: Реле фиксации команды" w:value="КСВ / КСВ: Реле фиксации команды"/>
                   <w:listItem w:displayText="КСВ / КСВ: Функция введена в работу" w:value="КСВ / КСВ: Функция введена в работу"/>
                   <w:listItem w:displayText="КСВ / КСВ: Функция оперативно выведена из работы" w:value="КСВ / КСВ: Функция оперативно выведена из работы"/>
-                  <w:listItem w:displayText="КЦН НН / КЦН: Неисправность цепей напряжения" w:value="КЦН НН / КЦН: Неисправность цепей напряжения"/>
-                  <w:listItem w:displayText="КЦН НН / КЦН: Пуск" w:value="КЦН НН / КЦН: Пуск"/>
-                  <w:listItem w:displayText="КЦН НН / КЦН: Пуск органа максимального напряжения ОП" w:value="КЦН НН / КЦН: Пуск органа максимального напряжения ОП"/>
-                  <w:listItem w:displayText="КЦН НН / КЦН: Пуск органа минимального напряжения" w:value="КЦН НН / КЦН: Пуск органа минимального напряжения"/>
-                  <w:listItem w:displayText="КЦН НН / КЦН: Функция введена в работу" w:value="КЦН НН / КЦН: Функция введена в работу"/>
-                  <w:listItem w:displayText="КЦН НН / КЦН: Функция оперативно выведена из работы" w:value="КЦН НН / КЦН: Функция оперативно выведена из работы"/>
+                  <w:listItem w:displayText="КЦН НН1 / КЦН: Неисправность цепей напряжения" w:value="КЦН НН1 / КЦН: Неисправность цепей напряжения"/>
+                  <w:listItem w:displayText="КЦН НН1 / КЦН: Пуск" w:value="КЦН НН1 / КЦН: Пуск"/>
+                  <w:listItem w:displayText="КЦН НН1 / КЦН: Пуск органа максимального напряжения ОП" w:value="КЦН НН1 / КЦН: Пуск органа максимального напряжения ОП"/>
+                  <w:listItem w:displayText="КЦН НН1 / КЦН: Пуск органа минимального напряжения" w:value="КЦН НН1 / КЦН: Пуск органа минимального напряжения"/>
+                  <w:listItem w:displayText="КЦН НН1 / КЦН: Функция введена в работу" w:value="КЦН НН1 / КЦН: Функция введена в работу"/>
+                  <w:listItem w:displayText="КЦН НН1 / КЦН: Функция оперативно выведена из работы" w:value="КЦН НН1 / КЦН: Функция оперативно выведена из работы"/>
+                  <w:listItem w:displayText="КЦН НН2 / КЦН: Неисправность цепей напряжения" w:value="КЦН НН2 / КЦН: Неисправность цепей напряжения"/>
+                  <w:listItem w:displayText="КЦН НН2 / КЦН: Пуск" w:value="КЦН НН2 / КЦН: Пуск"/>
+                  <w:listItem w:displayText="КЦН НН2 / КЦН: Пуск органа максимального напряжения ОП" w:value="КЦН НН2 / КЦН: Пуск органа максимального напряжения ОП"/>
+                  <w:listItem w:displayText="КЦН НН2 / КЦН: Пуск органа минимального напряжения" w:value="КЦН НН2 / КЦН: Пуск органа минимального напряжения"/>
+                  <w:listItem w:displayText="КЦН НН2 / КЦН: Функция введена в работу" w:value="КЦН НН2 / КЦН: Функция введена в работу"/>
+                  <w:listItem w:displayText="КЦН НН2 / КЦН: Функция оперативно выведена из работы" w:value="КЦН НН2 / КЦН: Функция оперативно выведена из работы"/>
                   <w:listItem w:displayText="ЛЗТ / ЛЗТ: Пуск" w:value="ЛЗТ / ЛЗТ: Пуск"/>
                   <w:listItem w:displayText="ЛЗТ / ЛЗТ: Срабатывание" w:value="ЛЗТ / ЛЗТ: Срабатывание"/>
                   <w:listItem w:displayText="ЛЗТ / ЛЗТ: Функция введена в работу" w:value="ЛЗТ / ЛЗТ: Функция введена в работу"/>
@@ -10652,16 +10745,26 @@
                   <w:listItem w:displayText="ЛО ГЗсигн / ЛО: Срабатывание на сигнал" w:value="ЛО ГЗсигн / ЛО: Срабатывание на сигнал"/>
                   <w:listItem w:displayText="ЛО ГЗсигн / ЛО: Функция введена в работу" w:value="ЛО ГЗсигн / ЛО: Функция введена в работу"/>
                   <w:listItem w:displayText="ЛО ГЗсигн / ЛО: Функция оперативно выведена из работы" w:value="ЛО ГЗсигн / ЛО: Функция оперативно выведена из работы"/>
-                  <w:listItem w:displayText="ЛО НН / ЗАВР: Запрет АВР" w:value="ЛО НН / ЗАВР: Запрет АВР"/>
-                  <w:listItem w:displayText="ЛО НН / ЗАВР: Функция введена в работу" w:value="ЛО НН / ЗАВР: Функция введена в работу"/>
-                  <w:listItem w:displayText="ЛО НН / ЗАВР: Функция оперативно выведена из работы" w:value="ЛО НН / ЗАВР: Функция оперативно выведена из работы"/>
-                  <w:listItem w:displayText="ЛО НН / ЗАПВ: Запрет АПВ" w:value="ЛО НН / ЗАПВ: Запрет АПВ"/>
-                  <w:listItem w:displayText="ЛО НН / ЗАПВ: Функция введена в работу" w:value="ЛО НН / ЗАПВ: Функция введена в работу"/>
-                  <w:listItem w:displayText="ЛО НН / ЗАПВ: Функция оперативно выведена из работы" w:value="ЛО НН / ЗАПВ: Функция оперативно выведена из работы"/>
-                  <w:listItem w:displayText="ЛО НН / ЛО: Отключение" w:value="ЛО НН / ЛО: Отключение"/>
-                  <w:listItem w:displayText="ЛО НН / ЛО: Отключить аварийно" w:value="ЛО НН / ЛО: Отключить аварийно"/>
-                  <w:listItem w:displayText="ЛО НН / ЛО: Функция введена в работу" w:value="ЛО НН / ЛО: Функция введена в работу"/>
-                  <w:listItem w:displayText="ЛО НН / ЛО: Функция оперативно выведена из работы" w:value="ЛО НН / ЛО: Функция оперативно выведена из работы"/>
+                  <w:listItem w:displayText="ЛО НН1 / ЗАВР: Запрет АВР" w:value="ЛО НН1 / ЗАВР: Запрет АВР"/>
+                  <w:listItem w:displayText="ЛО НН1 / ЗАВР: Функция введена в работу" w:value="ЛО НН1 / ЗАВР: Функция введена в работу"/>
+                  <w:listItem w:displayText="ЛО НН1 / ЗАВР: Функция оперативно выведена из работы" w:value="ЛО НН1 / ЗАВР: Функция оперативно выведена из работы"/>
+                  <w:listItem w:displayText="ЛО НН1 / ЗАПВ: Запрет АПВ" w:value="ЛО НН1 / ЗАПВ: Запрет АПВ"/>
+                  <w:listItem w:displayText="ЛО НН1 / ЗАПВ: Функция введена в работу" w:value="ЛО НН1 / ЗАПВ: Функция введена в работу"/>
+                  <w:listItem w:displayText="ЛО НН1 / ЗАПВ: Функция оперативно выведена из работы" w:value="ЛО НН1 / ЗАПВ: Функция оперативно выведена из работы"/>
+                  <w:listItem w:displayText="ЛО НН1 / ЛО: Отключение" w:value="ЛО НН1 / ЛО: Отключение"/>
+                  <w:listItem w:displayText="ЛО НН1 / ЛО: Отключить аварийно" w:value="ЛО НН1 / ЛО: Отключить аварийно"/>
+                  <w:listItem w:displayText="ЛО НН1 / ЛО: Функция введена в работу" w:value="ЛО НН1 / ЛО: Функция введена в работу"/>
+                  <w:listItem w:displayText="ЛО НН1 / ЛО: Функция оперативно выведена из работы" w:value="ЛО НН1 / ЛО: Функция оперативно выведена из работы"/>
+                  <w:listItem w:displayText="ЛО НН2 / ЗАВР: Запрет АВР" w:value="ЛО НН2 / ЗАВР: Запрет АВР"/>
+                  <w:listItem w:displayText="ЛО НН2 / ЗАВР: Функция введена в работу" w:value="ЛО НН2 / ЗАВР: Функция введена в работу"/>
+                  <w:listItem w:displayText="ЛО НН2 / ЗАВР: Функция оперативно выведена из работы" w:value="ЛО НН2 / ЗАВР: Функция оперативно выведена из работы"/>
+                  <w:listItem w:displayText="ЛО НН2 / ЗАПВ: Запрет АПВ" w:value="ЛО НН2 / ЗАПВ: Запрет АПВ"/>
+                  <w:listItem w:displayText="ЛО НН2 / ЗАПВ: Функция введена в работу" w:value="ЛО НН2 / ЗАПВ: Функция введена в работу"/>
+                  <w:listItem w:displayText="ЛО НН2 / ЗАПВ: Функция оперативно выведена из работы" w:value="ЛО НН2 / ЗАПВ: Функция оперативно выведена из работы"/>
+                  <w:listItem w:displayText="ЛО НН2 / ЛО: Отключение" w:value="ЛО НН2 / ЛО: Отключение"/>
+                  <w:listItem w:displayText="ЛО НН2 / ЛО: Отключить аварийно" w:value="ЛО НН2 / ЛО: Отключить аварийно"/>
+                  <w:listItem w:displayText="ЛО НН2 / ЛО: Функция введена в работу" w:value="ЛО НН2 / ЛО: Функция введена в работу"/>
+                  <w:listItem w:displayText="ЛО НН2 / ЛО: Функция оперативно выведена из работы" w:value="ЛО НН2 / ЛО: Функция оперативно выведена из работы"/>
                   <w:listItem w:displayText="ЛО Т / ЗАВР: Запрет АВР" w:value="ЛО Т / ЗАВР: Запрет АВР"/>
                   <w:listItem w:displayText="ЛО Т / ЗАВР: Функция введена в работу" w:value="ЛО Т / ЗАВР: Функция введена в работу"/>
                   <w:listItem w:displayText="ЛО Т / ЗАВР: Функция оперативно выведена из работы" w:value="ЛО Т / ЗАВР: Функция оперативно выведена из работы"/>
@@ -10672,41 +10775,17 @@
                   <w:listItem w:displayText="ЛО Т / ЛО: Срабатывание" w:value="ЛО Т / ЛО: Срабатывание"/>
                   <w:listItem w:displayText="ЛО Т / ЛО: Функция введена в работу" w:value="ЛО Т / ЛО: Функция введена в работу"/>
                   <w:listItem w:displayText="ЛО Т / ЛО: Функция оперативно выведена из работы" w:value="ЛО Т / ЛО: Функция оперативно выведена из работы"/>
-                  <w:listItem w:displayText="ЛО ТЗ / ЛО ДТм: Срабатывание" w:value="ЛО ТЗ / ЛО ДТм: Срабатывание"/>
-                  <w:listItem w:displayText="ЛО ТЗ / ЛО ДТм: Срабатывание датчика температуры масла заблокировано" w:value="ЛО ТЗ / ЛО ДТм: Срабатывание датчика температуры масла заблокировано"/>
-                  <w:listItem w:displayText="ЛО ТЗ / ЛО ДТм: Срабатывание на сигнал" w:value="ЛО ТЗ / ЛО ДТм: Срабатывание на сигнал"/>
-                  <w:listItem w:displayText="ЛО ТЗ / ЛО ДТм: Функция введена в работу" w:value="ЛО ТЗ / ЛО ДТм: Функция введена в работу"/>
-                  <w:listItem w:displayText="ЛО ТЗ / ЛО ДТм: Функция оперативно выведена из работы" w:value="ЛО ТЗ / ЛО ДТм: Функция оперативно выведена из работы"/>
-                  <w:listItem w:displayText="ЛО ТЗ / ЛО ДТо: Срабатывание" w:value="ЛО ТЗ / ЛО ДТо: Срабатывание"/>
-                  <w:listItem w:displayText="ЛО ТЗ / ЛО ДТо: Срабатывание датчика температуры обмотки заблокировано" w:value="ЛО ТЗ / ЛО ДТо: Срабатывание датчика температуры обмотки заблокировано"/>
-                  <w:listItem w:displayText="ЛО ТЗ / ЛО ДТо: Срабатывание на сигнал" w:value="ЛО ТЗ / ЛО ДТо: Срабатывание на сигнал"/>
-                  <w:listItem w:displayText="ЛО ТЗ / ЛО ДТо: Функция введена в работу" w:value="ЛО ТЗ / ЛО ДТо: Функция введена в работу"/>
-                  <w:listItem w:displayText="ЛО ТЗ / ЛО ДТо: Функция оперативно выведена из работы" w:value="ЛО ТЗ / ЛО ДТо: Функция оперативно выведена из работы"/>
-                  <w:listItem w:displayText="ЛО ТЗ / ЛО РД: Срабатывание" w:value="ЛО ТЗ / ЛО РД: Срабатывание"/>
-                  <w:listItem w:displayText="ЛО ТЗ / ЛО РД: Срабатывание на сигнал" w:value="ЛО ТЗ / ЛО РД: Срабатывание на сигнал"/>
-                  <w:listItem w:displayText="ЛО ТЗ / ЛО РД: Срабатывание реле давления заблокировано" w:value="ЛО ТЗ / ЛО РД: Срабатывание реле давления заблокировано"/>
-                  <w:listItem w:displayText="ЛО ТЗ / ЛО РД: Функция введена в работу" w:value="ЛО ТЗ / ЛО РД: Функция введена в работу"/>
-                  <w:listItem w:displayText="ЛО ТЗ / ЛО РД: Функция оперативно выведена из работы" w:value="ЛО ТЗ / ЛО РД: Функция оперативно выведена из работы"/>
-                  <w:listItem w:displayText="ЛО ТС / ЛО ДУм расширителя: Срабатывание" w:value="ЛО ТС / ЛО ДУм расширителя: Срабатывание"/>
-                  <w:listItem w:displayText="ЛО ТС / ЛО ДУм расширителя: Срабатывание на сигнал" w:value="ЛО ТС / ЛО ДУм расширителя: Срабатывание на сигнал"/>
-                  <w:listItem w:displayText="ЛО ТС / ЛО ДУм расширителя: Функция введена в работу" w:value="ЛО ТС / ЛО ДУм расширителя: Функция введена в работу"/>
-                  <w:listItem w:displayText="ЛО ТС / ЛО ДУм расширителя: Функция оперативно выведена из работы" w:value="ЛО ТС / ЛО ДУм расширителя: Функция оперативно выведена из работы"/>
-                  <w:listItem w:displayText="ЛО ТС / ЛО ОК: Срабатывание" w:value="ЛО ТС / ЛО ОК: Срабатывание"/>
-                  <w:listItem w:displayText="ЛО ТС / ЛО ОК: Срабатывание на сигнал" w:value="ЛО ТС / ЛО ОК: Срабатывание на сигнал"/>
-                  <w:listItem w:displayText="ЛО ТС / ЛО ОК: Функция введена в работу" w:value="ЛО ТС / ЛО ОК: Функция введена в работу"/>
-                  <w:listItem w:displayText="ЛО ТС / ЛО ОК: Функция оперативно выведена из работы" w:value="ЛО ТС / ЛО ОК: Функция оперативно выведена из работы"/>
-                  <w:listItem w:displayText="ЛО ТС / ЛО ПК: Срабатывание" w:value="ЛО ТС / ЛО ПК: Срабатывание"/>
-                  <w:listItem w:displayText="ЛО ТС / ЛО ПК: Срабатывание на сигнал" w:value="ЛО ТС / ЛО ПК: Срабатывание на сигнал"/>
-                  <w:listItem w:displayText="ЛО ТС / ЛО ПК: Функция введена в работу" w:value="ЛО ТС / ЛО ПК: Функция введена в работу"/>
-                  <w:listItem w:displayText="ЛО ТС / ЛО ПК: Функция оперативно выведена из работы" w:value="ЛО ТС / ЛО ПК: Функция оперативно выведена из работы"/>
                   <w:listItem w:displayText="МТЗ / БЛЗШ: Блокировка ЛЗШ" w:value="МТЗ / БЛЗШ: Блокировка ЛЗШ"/>
                   <w:listItem w:displayText="МТЗ / БНТ: Пуск БНТ" w:value="МТЗ / БНТ: Пуск БНТ"/>
                   <w:listItem w:displayText="МТЗ / БНТ: Пуск по фазе A" w:value="МТЗ / БНТ: Пуск по фазе A"/>
                   <w:listItem w:displayText="МТЗ / БНТ: Пуск по фазе В" w:value="МТЗ / БНТ: Пуск по фазе В"/>
                   <w:listItem w:displayText="МТЗ / БНТ: Пуск по фазе С" w:value="МТЗ / БНТ: Пуск по фазе С"/>
-                  <w:listItem w:displayText="МТЗ / КПОН: Пуск" w:value="МТЗ / КПОН: Пуск"/>
-                  <w:listItem w:displayText="МТЗ / КПОН: Функция введена в работу" w:value="МТЗ / КПОН: Функция введена в работу"/>
-                  <w:listItem w:displayText="МТЗ / КПОН: Функция оперативно выведена из работы" w:value="МТЗ / КПОН: Функция оперативно выведена из работы"/>
+                  <w:listItem w:displayText="МТЗ / КПОН1: Пуск" w:value="МТЗ / КПОН1: Пуск"/>
+                  <w:listItem w:displayText="МТЗ / КПОН1: Функция введена в работу" w:value="МТЗ / КПОН1: Функция введена в работу"/>
+                  <w:listItem w:displayText="МТЗ / КПОН1: Функция оперативно выведена из работы" w:value="МТЗ / КПОН1: Функция оперативно выведена из работы"/>
+                  <w:listItem w:displayText="МТЗ / КПОН2: Пуск" w:value="МТЗ / КПОН2: Пуск"/>
+                  <w:listItem w:displayText="МТЗ / КПОН2: Функция введена в работу" w:value="МТЗ / КПОН2: Функция введена в работу"/>
+                  <w:listItem w:displayText="МТЗ / КПОН2: Функция оперативно выведена из работы" w:value="МТЗ / КПОН2: Функция оперативно выведена из работы"/>
                   <w:listItem w:displayText="МТЗ / МТЗ 1 ст: Пуск" w:value="МТЗ / МТЗ 1 ст: Пуск"/>
                   <w:listItem w:displayText="МТЗ / МТЗ 1 ст: Пуск ИО тока по фазе А" w:value="МТЗ / МТЗ 1 ст: Пуск ИО тока по фазе А"/>
                   <w:listItem w:displayText="МТЗ / МТЗ 1 ст: Пуск ИО тока по фазе В" w:value="МТЗ / МТЗ 1 ст: Пуск ИО тока по фазе В"/>
@@ -10751,17 +10830,6 @@
                   <w:listItem w:displayText="ПДС / ГЗ Т: Низкая изоляция ГЗсигн" w:value="ПДС / ГЗ Т: Низкая изоляция ГЗсигн"/>
                   <w:listItem w:displayText="ПДС / ГЗ Т: Отключение" w:value="ПДС / ГЗ Т: Отключение"/>
                   <w:listItem w:displayText="ПДС / ГЗ Т: Сигнал" w:value="ПДС / ГЗ Т: Сигнал"/>
-                  <w:listItem w:displayText="ПДС / ДТм РПН: Срабатывание" w:value="ПДС / ДТм РПН: Срабатывание"/>
-                  <w:listItem w:displayText="ПДС / ДТм: Низкая изоляция" w:value="ПДС / ДТм: Низкая изоляция"/>
-                  <w:listItem w:displayText="ПДС / ДТм: Отключение" w:value="ПДС / ДТм: Отключение"/>
-                  <w:listItem w:displayText="ПДС / ДТм: Сигнал" w:value="ПДС / ДТм: Сигнал"/>
-                  <w:listItem w:displayText="ПДС / ДТо: Низкая изоляция" w:value="ПДС / ДТо: Низкая изоляция"/>
-                  <w:listItem w:displayText="ПДС / ДТо: Отключение" w:value="ПДС / ДТо: Отключение"/>
-                  <w:listItem w:displayText="ПДС / ДТо: Сигнал" w:value="ПДС / ДТо: Сигнал"/>
-                  <w:listItem w:displayText="ПДС / ДУм РПН: Высокий уровень масла" w:value="ПДС / ДУм РПН: Высокий уровень масла"/>
-                  <w:listItem w:displayText="ПДС / ДУм РПН: Низкий уровень масла" w:value="ПДС / ДУм РПН: Низкий уровень масла"/>
-                  <w:listItem w:displayText="ПДС / ДУм расширителя: Высокий уровень масла" w:value="ПДС / ДУм расширителя: Высокий уровень масла"/>
-                  <w:listItem w:displayText="ПДС / ДУм расширителя: Низкий уровень масла" w:value="ПДС / ДУм расширителя: Низкий уровень масла"/>
                   <w:listItem w:displayText="ПДС / КИ: Аварийный уровень изоляции" w:value="ПДС / КИ: Аварийный уровень изоляции"/>
                   <w:listItem w:displayText="ПДС / КИ: Низкий уровень изоляции" w:value="ПДС / КИ: Низкий уровень изоляции"/>
                   <w:listItem w:displayText="ПДС / КПруж: Пружина не заведена" w:value="ПДС / КПруж: Пружина не заведена"/>
@@ -10771,17 +10839,15 @@
                   <w:listItem w:displayText="ПДС / КЦВ: Работа ЭМВ" w:value="ПДС / КЦВ: Работа ЭМВ"/>
                   <w:listItem w:displayText="ПДС / КЦВ: Работа ЭМО1" w:value="ПДС / КЦВ: Работа ЭМО1"/>
                   <w:listItem w:displayText="ПДС / КЦВ: Работа ЭМО2" w:value="ПДС / КЦВ: Работа ЭМО2"/>
-                  <w:listItem w:displayText="ПДС / ОК: Срабатывание" w:value="ПДС / ОК: Срабатывание"/>
-                  <w:listItem w:displayText="ПДС / ПК: Срабатывание" w:value="ПДС / ПК: Срабатывание"/>
-                  <w:listItem w:displayText="ПДС / РД: Низкая изоляция" w:value="ПДС / РД: Низкая изоляция"/>
-                  <w:listItem w:displayText="ПДС / РД: Отключение" w:value="ПДС / РД: Отключение"/>
                   <w:listItem w:displayText="ПДС НКУ / SA1: Цепь введена" w:value="ПДС НКУ / SA1: Цепь введена"/>
                   <w:listItem w:displayText="ПДС НКУ / SA2: Цепь введена" w:value="ПДС НКУ / SA2: Цепь введена"/>
                   <w:listItem w:displayText="ПДС НКУ / SA3: Цепь введена" w:value="ПДС НКУ / SA3: Цепь введена"/>
                   <w:listItem w:displayText="ПДС НКУ / SA4: Цепь введена" w:value="ПДС НКУ / SA4: Цепь введена"/>
                   <w:listItem w:displayText="ПДС НКУ / SA5: Цепь введена" w:value="ПДС НКУ / SA5: Цепь введена"/>
+                  <w:listItem w:displayText="ПДС НКУ / SA6: Цепь введена" w:value="ПДС НКУ / SA6: Цепь введена"/>
                   <w:listItem w:displayText="ПДС НКУ / SG1: Рабочее положение" w:value="ПДС НКУ / SG1: Рабочее положение"/>
                   <w:listItem w:displayText="ПДС НКУ / SG2: Рабочее положение" w:value="ПДС НКУ / SG2: Рабочее положение"/>
+                  <w:listItem w:displayText="ПДС НКУ / SG3: Рабочее положение" w:value="ПДС НКУ / SG3: Рабочее положение"/>
                   <w:listItem w:displayText="ПДС НКУ / ВнешСигн1: Срабатывание" w:value="ПДС НКУ / ВнешСигн1: Срабатывание"/>
                   <w:listItem w:displayText="ПДС НКУ / ВнешСигн2: Срабатывание" w:value="ПДС НКУ / ВнешСигн2: Срабатывание"/>
                   <w:listItem w:displayText="ПДС НКУ / ВнешСигн3: Срабатывание" w:value="ПДС НКУ / ВнешСигн3: Срабатывание"/>
@@ -10789,15 +10855,15 @@
                   <w:listItem w:displayText="ПДС НКУ / Дверь: Дверь шкафа закрыта" w:value="ПДС НКУ / Дверь: Дверь шкафа закрыта"/>
                   <w:listItem w:displayText="ПДС НКУ / Дверь: Дверь шкафа открыта" w:value="ПДС НКУ / Дверь: Дверь шкафа открыта"/>
                   <w:listItem w:displayText="ПДС НКУ / ОТ ГЗ: Неисправность" w:value="ПДС НКУ / ОТ ГЗ: Неисправность"/>
-                  <w:listItem w:displayText="ПДС НКУ / ОТ ЗДЗ: Неисправность" w:value="ПДС НКУ / ОТ ЗДЗ: Неисправность"/>
-                  <w:listItem w:displayText="ПДС НКУ / ОТ ИЭУ ТН: Неисправность" w:value="ПДС НКУ / ОТ ИЭУ ТН: Неисправность"/>
-                  <w:listItem w:displayText="ПДС НКУ / ОТ ТЗ, ТС: Неисправность" w:value="ПДС НКУ / ОТ ТЗ, ТС: Неисправность"/>
-                  <w:listItem w:displayText="ПДС НКУ / ОТ УРОВ: Неисправность" w:value="ПДС НКУ / ОТ УРОВ: Неисправность"/>
+                  <w:listItem w:displayText="ПДС НКУ / ОТ ЗДЗ1: Неисправность" w:value="ПДС НКУ / ОТ ЗДЗ1: Неисправность"/>
+                  <w:listItem w:displayText="ПДС НКУ / ОТ ЗДЗ2: Неисправность" w:value="ПДС НКУ / ОТ ЗДЗ2: Неисправность"/>
+                  <w:listItem w:displayText="ПДС НКУ / ОТ ИЭУ ТН1: Неисправность" w:value="ПДС НКУ / ОТ ИЭУ ТН1: Неисправность"/>
+                  <w:listItem w:displayText="ПДС НКУ / ОТ ИЭУ ТН2: Неисправность" w:value="ПДС НКУ / ОТ ИЭУ ТН2: Неисправность"/>
+                  <w:listItem w:displayText="ПДС НКУ / ОТ УРОВ1: Неисправность" w:value="ПДС НКУ / ОТ УРОВ1: Неисправность"/>
+                  <w:listItem w:displayText="ПДС НКУ / ОТ УРОВ2: Неисправность" w:value="ПДС НКУ / ОТ УРОВ2: Неисправность"/>
                   <w:listItem w:displayText="ПДС НКУ / ОТ ЭМО1, ЭМВ: Неисправность" w:value="ПДС НКУ / ОТ ЭМО1, ЭМВ: Неисправность"/>
                   <w:listItem w:displayText="ПДС НКУ / ОТ ЭМО2: Неисправность" w:value="ПДС НКУ / ОТ ЭМО2: Неисправность"/>
                   <w:listItem w:displayText="ПДС НКУ / ОТ цепей сигн. В: Неисправность" w:value="ПДС НКУ / ОТ цепей сигн. В: Неисправность"/>
-                  <w:listItem w:displayText="Пред. сигн. / ПС: Пуск предупредительной сигнализации" w:value="Пред. сигн. / ПС: Пуск предупредительной сигнализации"/>
-                  <w:listItem w:displayText="Пред. сигн. / ПС: Пуск предупредительной сигнализации (импульс)" w:value="Пред. сигн. / ПС: Пуск предупредительной сигнализации (импульс)"/>
                   <w:listItem w:displayText="СИСТ / БУ: Индикация местного управления" w:value="СИСТ / БУ: Индикация местного управления"/>
                   <w:listItem w:displayText="СИСТ / Диагностика: Изменение встраиваемого ПО" w:value="СИСТ / Диагностика: Изменение встраиваемого ПО"/>
                   <w:listItem w:displayText="СИСТ / Диагностика: Индикация логического узла-прокси" w:value="СИСТ / Диагностика: Индикация логического узла-прокси"/>
@@ -10813,6 +10879,7 @@
                   <w:listItem w:displayText="СИСТ / Диагностика: Неисправность модуля дискретных входов/выходов (слот М11)" w:value="СИСТ / Диагностика: Неисправность модуля дискретных входов/выходов (слот М11)"/>
                   <w:listItem w:displayText="СИСТ / Диагностика: Неисправность модуля дискретных входов/выходов (слот М3)" w:value="СИСТ / Диагностика: Неисправность модуля дискретных входов/выходов (слот М3)"/>
                   <w:listItem w:displayText="СИСТ / Диагностика: Неисправность модуля дискретных входов/выходов (слот М4)" w:value="СИСТ / Диагностика: Неисправность модуля дискретных входов/выходов (слот М4)"/>
+                  <w:listItem w:displayText="СИСТ / Диагностика: Неисправность модуля дискретных входов/выходов (слот М5)" w:value="СИСТ / Диагностика: Неисправность модуля дискретных входов/выходов (слот М5)"/>
                   <w:listItem w:displayText="СИСТ / Диагностика: Неисправность модуля дискретных входов/выходов (слот М6)" w:value="СИСТ / Диагностика: Неисправность модуля дискретных входов/выходов (слот М6)"/>
                   <w:listItem w:displayText="СИСТ / Диагностика: Неисправность модуля дискретных входов/выходов (слот М7)" w:value="СИСТ / Диагностика: Неисправность модуля дискретных входов/выходов (слот М7)"/>
                   <w:listItem w:displayText="СИСТ / Диагностика: Неисправность модуля дискретных входов/выходов (слот М8)" w:value="СИСТ / Диагностика: Неисправность модуля дискретных входов/выходов (слот М8)"/>
@@ -11069,7 +11136,8 @@
                   <w:listItem w:displayText="СИСТ / ПлДВых9: Состояние ДВых7" w:value="СИСТ / ПлДВых9: Состояние ДВых7"/>
                   <w:listItem w:displayText="СИСТ / ПлДВых9: Состояние ДВых8" w:value="СИСТ / ПлДВых9: Состояние ДВых8"/>
                   <w:listItem w:displayText="СИСТ / СД ФК: Действие на В ВН" w:value="СИСТ / СД ФК: Действие на В ВН"/>
-                  <w:listItem w:displayText="СИСТ / СД ФК: Действие на В НН" w:value="СИСТ / СД ФК: Действие на В НН"/>
+                  <w:listItem w:displayText="СИСТ / СД ФК: Действие на В НН1" w:value="СИСТ / СД ФК: Действие на В НН1"/>
+                  <w:listItem w:displayText="СИСТ / СД ФК: Действие на В НН2" w:value="СИСТ / СД ФК: Действие на В НН2"/>
                   <w:listItem w:displayText="СИСТ / СД ФК: Комплект" w:value="СИСТ / СД ФК: Комплект"/>
                   <w:listItem w:displayText="СИСТ / СД ФК: Режим работы ГЗ РПН" w:value="СИСТ / СД ФК: Режим работы ГЗ РПН"/>
                   <w:listItem w:displayText="СИСТ / СД ФК: Режим работы ГЗ Т откл" w:value="СИСТ / СД ФК: Режим работы ГЗ Т откл"/>
@@ -11083,23 +11151,18 @@
                   <w:listItem w:displayText="СИСТ / СД: Неисправность ШС-А" w:value="СИСТ / СД: Неисправность ШС-А"/>
                   <w:listItem w:displayText="СИСТ / СД: Неисправность ШС-В" w:value="СИСТ / СД: Неисправность ШС-В"/>
                   <w:listItem w:displayText="СИСТ / СД: Неисправность опер. тока ГЗ" w:value="СИСТ / СД: Неисправность опер. тока ГЗ"/>
-                  <w:listItem w:displayText="СИСТ / СД: Неисправность опер. тока ТЗ, ТС" w:value="СИСТ / СД: Неисправность опер. тока ТЗ, ТС"/>
                   <w:listItem w:displayText="СИСТ / СД: Неисправность сигн. В" w:value="СИСТ / СД: Неисправность сигн. В"/>
                   <w:listItem w:displayText="СИСТ / СД: Неисправность цепей ГЗ РПН" w:value="СИСТ / СД: Неисправность цепей ГЗ РПН"/>
                   <w:listItem w:displayText="СИСТ / СД: Неисправность цепей ГЗ Т" w:value="СИСТ / СД: Неисправность цепей ГЗ Т"/>
-                  <w:listItem w:displayText="СИСТ / СД: Неисправность цепей ТЗ" w:value="СИСТ / СД: Неисправность цепей ТЗ"/>
                   <w:listItem w:displayText="СИСТ / СД: Потеря GOOSE" w:value="СИСТ / СД: Потеря GOOSE"/>
                   <w:listItem w:displayText="СИСТ / СД: Срабатывание ГЗ РПН" w:value="СИСТ / СД: Срабатывание ГЗ РПН"/>
                   <w:listItem w:displayText="СИСТ / СД: Срабатывание ГЗоткл" w:value="СИСТ / СД: Срабатывание ГЗоткл"/>
                   <w:listItem w:displayText="СИСТ / СД: Срабатывание ГЗсигн" w:value="СИСТ / СД: Срабатывание ГЗсигн"/>
-                  <w:listItem w:displayText="СИСТ / СД: Срабатывание ЗП" w:value="СИСТ / СД: Срабатывание ЗП"/>
                   <w:listItem w:displayText="СИСТ / СД: Срабатывание МТЗ" w:value="СИСТ / СД: Срабатывание МТЗ"/>
-                  <w:listItem w:displayText="СИСТ / СД: Срабатывание ТЗоткл" w:value="СИСТ / СД: Срабатывание ТЗоткл"/>
-                  <w:listItem w:displayText="СИСТ / СД: Срабатывание ТЗсигн" w:value="СИСТ / СД: Срабатывание ТЗсигн"/>
-                  <w:listItem w:displayText="СИСТ / СД: Срабатывание ТО" w:value="СИСТ / СД: Срабатывание ТО"/>
                   <w:listItem w:displayText="СИСТ / СД: Срабатывание УРОВ" w:value="СИСТ / СД: Срабатывание УРОВ"/>
                   <w:listItem w:displayText="СИСТ / ФК: Действие на В ВН" w:value="СИСТ / ФК: Действие на В ВН"/>
-                  <w:listItem w:displayText="СИСТ / ФК: Действие на В НН" w:value="СИСТ / ФК: Действие на В НН"/>
+                  <w:listItem w:displayText="СИСТ / ФК: Действие на В НН1" w:value="СИСТ / ФК: Действие на В НН1"/>
+                  <w:listItem w:displayText="СИСТ / ФК: Действие на В НН2" w:value="СИСТ / ФК: Действие на В НН2"/>
                   <w:listItem w:displayText="СИСТ / ФК: Комплект" w:value="СИСТ / ФК: Комплект"/>
                   <w:listItem w:displayText="СИСТ / ФК: Режим работы ГЗ РПН" w:value="СИСТ / ФК: Режим работы ГЗ РПН"/>
                   <w:listItem w:displayText="СИСТ / ФК: Режим работы ГЗ Т откл" w:value="СИСТ / ФК: Режим работы ГЗ Т откл"/>
@@ -11110,19 +11173,6 @@
                   <w:listItem w:displayText="СИСТ / ШС: Переполнение буфера выходных данных" w:value="СИСТ / ШС: Переполнение буфера выходных данных"/>
                   <w:listItem w:displayText="СИСТ / ШС: Состояние основного канала" w:value="СИСТ / ШС: Состояние основного канала"/>
                   <w:listItem w:displayText="СИСТ / ШС: Состояние резервного канала" w:value="СИСТ / ШС: Состояние резервного канала"/>
-                  <w:listItem w:displayText="Сборка сигн. / СС: БИ выведены" w:value="Сборка сигн. / СС: БИ выведены"/>
-                  <w:listItem w:displayText="Сборка сигн. / СС: Внешнее отключение" w:value="Сборка сигн. / СС: Внешнее отключение"/>
-                  <w:listItem w:displayText="Сборка сигн. / СС: Выходные цепи разобраны" w:value="Сборка сигн. / СС: Выходные цепи разобраны"/>
-                  <w:listItem w:displayText="Сборка сигн. / СС: ГЗ заблокирована" w:value="Сборка сигн. / СС: ГЗ заблокирована"/>
-                  <w:listItem w:displayText="Сборка сигн. / СС: Контроль оперативного тока" w:value="Сборка сигн. / СС: Контроль оперативного тока"/>
-                  <w:listItem w:displayText="Сборка сигн. / СС: Контроль оперативного тока НН" w:value="Сборка сигн. / СС: Контроль оперативного тока НН"/>
-                  <w:listItem w:displayText="Сборка сигн. / СС: Низкая изоляция ГЗ" w:value="Сборка сигн. / СС: Низкая изоляция ГЗ"/>
-                  <w:listItem w:displayText="Сборка сигн. / СС: Низкая изоляция ТЗ" w:value="Сборка сигн. / СС: Низкая изоляция ТЗ"/>
-                  <w:listItem w:displayText="Сборка сигн. / СС: Превышение времени переключения коммутационного аппарата" w:value="Сборка сигн. / СС: Превышение времени переключения коммутационного аппарата"/>
-                  <w:listItem w:displayText="Сборка сигн. / СС: Сигнализация от ГЗ" w:value="Сборка сигн. / СС: Сигнализация от ГЗ"/>
-                  <w:listItem w:displayText="Сборка сигн. / СС: Сигнализация от ТЗ" w:value="Сборка сигн. / СС: Сигнализация от ТЗ"/>
-                  <w:listItem w:displayText="Сборка сигн. / СС: Сигнализация от ТС" w:value="Сборка сигн. / СС: Сигнализация от ТС"/>
-                  <w:listItem w:displayText="Сборка сигн. / СС: ТЗ заблокирована" w:value="Сборка сигн. / СС: ТЗ заблокирована"/>
                   <w:listItem w:displayText="ТК ЗДЗ / ТК ЗДЗ: Пуск" w:value="ТК ЗДЗ / ТК ЗДЗ: Пуск"/>
                   <w:listItem w:displayText="ТК ЗДЗ / ТК ЗДЗ: Функция введена в работу" w:value="ТК ЗДЗ / ТК ЗДЗ: Функция введена в работу"/>
                   <w:listItem w:displayText="ТК ЗДЗ / ТК ЗДЗ: Функция оперативно выведена из работы" w:value="ТК ЗДЗ / ТК ЗДЗ: Функция оперативно выведена из работы"/>
@@ -11143,6 +11193,18 @@
                   <w:listItem w:displayText="УРОВ ВН / УРОВ: Ускорение УРОВ" w:value="УРОВ ВН / УРОВ: Ускорение УРОВ"/>
                   <w:listItem w:displayText="УРОВ ВН / УРОВ: Функция введена в работу" w:value="УРОВ ВН / УРОВ: Функция введена в работу"/>
                   <w:listItem w:displayText="УРОВ ВН / УРОВ: Функция оперативно выведена из работы" w:value="УРОВ ВН / УРОВ: Функция оперативно выведена из работы"/>
+                  <w:listItem w:displayText="ошибка / ПС: Пуск предупредительной сигнализации" w:value="ошибка / ПС: Пуск предупредительной сигнализации"/>
+                  <w:listItem w:displayText="ошибка / ПС: Пуск предупредительной сигнализации (импульс)" w:value="ошибка / ПС: Пуск предупредительной сигнализации (импульс)"/>
+                  <w:listItem w:displayText="ошибка / СС: БИ выведены" w:value="ошибка / СС: БИ выведены"/>
+                  <w:listItem w:displayText="ошибка / СС: Выходные цепи разобраны" w:value="ошибка / СС: Выходные цепи разобраны"/>
+                  <w:listItem w:displayText="ошибка / СС: ГЗ заблокирована" w:value="ошибка / СС: ГЗ заблокирована"/>
+                  <w:listItem w:displayText="ошибка / СС: Контроль оперативного тока" w:value="ошибка / СС: Контроль оперативного тока"/>
+                  <w:listItem w:displayText="ошибка / СС: Низкая изоляция ГЗ" w:value="ошибка / СС: Низкая изоляция ГЗ"/>
+                  <w:listItem w:displayText="ошибка / СС: Низкая изоляция ТЗ" w:value="ошибка / СС: Низкая изоляция ТЗ"/>
+                  <w:listItem w:displayText="ошибка / СС: Превышение времени переключения коммутационного аппарата" w:value="ошибка / СС: Превышение времени переключения коммутационного аппарата"/>
+                  <w:listItem w:displayText="ошибка / СС: Сигнализация от ГЗ" w:value="ошибка / СС: Сигнализация от ГЗ"/>
+                  <w:listItem w:displayText="ошибка / СС: Сигнализация от ТЗ" w:value="ошибка / СС: Сигнализация от ТЗ"/>
+                  <w:listItem w:displayText="ошибка / СС: ТЗ заблокирована" w:value="ошибка / СС: ТЗ заблокирована"/>
                 </w:dropDownList>
                 <w:showingPlcHdr/>
                 <w:placeholder>
@@ -11307,9 +11369,6 @@
                   <w:listItem w:displayText="ГЗ РПН на сигн " w:value="ГЗ РПН на сигн "/>
                   <w:listItem w:displayText="ГЗоткл на сигн " w:value="ГЗоткл на сигн "/>
                   <w:listItem w:displayText="ГЗсигн на откл " w:value="ГЗсигн на откл "/>
-                  <w:listItem w:displayText="ДТм на сигн " w:value="ДТм на сигн "/>
-                  <w:listItem w:displayText="ДТо на сигн " w:value="ДТо на сигн "/>
-                  <w:listItem w:displayText="ДУм расшир на сигн " w:value="ДУм расшир на сигн "/>
                   <w:listItem w:displayText="ЗОП на сигн " w:value="ЗОП на сигн "/>
                   <w:listItem w:displayText="ЗП на откл " w:value="ЗП на откл "/>
                   <w:listItem w:displayText="МТЗ 1 ст на сигн " w:value="МТЗ 1 ст на сигн "/>
@@ -11323,25 +11382,22 @@
                   <w:listItem w:displayText="ОВ КА " w:value="ОВ КА "/>
                   <w:listItem w:displayText="ОВ КП " w:value="ОВ КП "/>
                   <w:listItem w:displayText="ОВ КСВ " w:value="ОВ КСВ "/>
-                  <w:listItem w:displayText="ОВ КЦН НН " w:value="ОВ КЦН НН "/>
+                  <w:listItem w:displayText="ОВ КЦН НН1 " w:value="ОВ КЦН НН1 "/>
+                  <w:listItem w:displayText="ОВ КЦН НН2 " w:value="ОВ КЦН НН2 "/>
                   <w:listItem w:displayText="ОВ ЛЗТ " w:value="ОВ ЛЗТ "/>
                   <w:listItem w:displayText="ОВ ЛО ВН " w:value="ОВ ЛО ВН "/>
-                  <w:listItem w:displayText="ОВ ЛО ДТм " w:value="ОВ ЛО ДТм "/>
-                  <w:listItem w:displayText="ОВ ЛО ДТо " w:value="ОВ ЛО ДТо "/>
-                  <w:listItem w:displayText="ОВ ЛО ДУм расшир " w:value="ОВ ЛО ДУм расшир "/>
-                  <w:listItem w:displayText="ОВ ЛО НН " w:value="ОВ ЛО НН "/>
-                  <w:listItem w:displayText="ОВ ЛО НН / ЗАВР " w:value="ОВ ЛО НН / ЗАВР "/>
-                  <w:listItem w:displayText="ОВ ЛО НН / ЗАПВ " w:value="ОВ ЛО НН / ЗАПВ "/>
-                  <w:listItem w:displayText="ОВ ЛО НН / ЛО " w:value="ОВ ЛО НН / ЛО "/>
-                  <w:listItem w:displayText="ОВ ЛО ОК " w:value="ОВ ЛО ОК "/>
-                  <w:listItem w:displayText="ОВ ЛО ПК " w:value="ОВ ЛО ПК "/>
-                  <w:listItem w:displayText="ОВ ЛО РД " w:value="ОВ ЛО РД "/>
+                  <w:listItem w:displayText="ОВ ЛО НН1 " w:value="ОВ ЛО НН1 "/>
+                  <w:listItem w:displayText="ОВ ЛО НН1 / ЗАВР " w:value="ОВ ЛО НН1 / ЗАВР "/>
+                  <w:listItem w:displayText="ОВ ЛО НН1 / ЗАПВ " w:value="ОВ ЛО НН1 / ЗАПВ "/>
+                  <w:listItem w:displayText="ОВ ЛО НН1 / ЛО " w:value="ОВ ЛО НН1 / ЛО "/>
+                  <w:listItem w:displayText="ОВ ЛО НН2 " w:value="ОВ ЛО НН2 "/>
+                  <w:listItem w:displayText="ОВ ЛО НН2 / ЗАВР " w:value="ОВ ЛО НН2 / ЗАВР "/>
+                  <w:listItem w:displayText="ОВ ЛО НН2 / ЗАПВ " w:value="ОВ ЛО НН2 / ЗАПВ "/>
+                  <w:listItem w:displayText="ОВ ЛО НН2 / ЛО " w:value="ОВ ЛО НН2 / ЛО "/>
                   <w:listItem w:displayText="ОВ ЛО Т " w:value="ОВ ЛО Т "/>
                   <w:listItem w:displayText="ОВ ЛО Т / ЗАВР " w:value="ОВ ЛО Т / ЗАВР "/>
                   <w:listItem w:displayText="ОВ ЛО Т / ЗАПВ " w:value="ОВ ЛО Т / ЗАПВ "/>
                   <w:listItem w:displayText="ОВ ЛО Т / ЛО " w:value="ОВ ЛО Т / ЛО "/>
-                  <w:listItem w:displayText="ОВ ЛО ТЗ " w:value="ОВ ЛО ТЗ "/>
-                  <w:listItem w:displayText="ОВ ЛО ТС " w:value="ОВ ЛО ТС "/>
                   <w:listItem w:displayText="ОВ МТЗ " w:value="ОВ МТЗ "/>
                   <w:listItem w:displayText="ОВ МТЗ 1 ст " w:value="ОВ МТЗ 1 ст "/>
                   <w:listItem w:displayText="ОВ МТЗ 2 ст " w:value="ОВ МТЗ 2 ст "/>
@@ -11353,10 +11409,7 @@
                   <w:listItem w:displayText="ОВ ТО РПН " w:value="ОВ ТО РПН "/>
                   <w:listItem w:displayText="ОВ УВ " w:value="ОВ УВ "/>
                   <w:listItem w:displayText="ОВ УРОВ ВН " w:value="ОВ УРОВ ВН "/>
-                  <w:listItem w:displayText="ОК на сигн " w:value="ОК на сигн "/>
-                  <w:listItem w:displayText="ПК на сигн " w:value="ПК на сигн "/>
                   <w:listItem w:displayText="Прием сим.данных " w:value="Прием сим.данных "/>
-                  <w:listItem w:displayText="РД на сигн " w:value="РД на сигн "/>
                   <w:listItem w:displayText="Сброс КРВ " w:value="Сброс КРВ "/>
                   <w:listItem w:displayText="Сброс СД " w:value="Сброс СД "/>
                   <w:listItem w:displayText="Сброс блок. ГЗ,ТЗ " w:value="Сброс блок. ГЗ,ТЗ "/>

--- a/latex_gui/templ2.docx
+++ b/latex_gui/templ2.docx
@@ -7240,75 +7240,57 @@
                 <w:id w:val="0"/>
                 <w:dropDownList>
                   <w:listItem w:displayText="Не назначено" w:value=""/>
-                  <w:listItem w:displayText="Авар.уров.изоляц. В " w:value="Авар.уров.изоляц. В "/>
-                  <w:listItem w:displayText="Блокировка ЛЗТ 2 " w:value="Блокировка ЛЗТ 2 "/>
-                  <w:listItem w:displayText="Блокировка ЛЗТ1 " w:value="Блокировка ЛЗТ1 "/>
-                  <w:listItem w:displayText="В НН1 включен " w:value="В НН1 включен "/>
-                  <w:listItem w:displayText="В НН2 включен " w:value="В НН2 включен "/>
-                  <w:listItem w:displayText="В включен (б/к) " w:value="В включен (б/к) "/>
-                  <w:listItem w:displayText="В отключен (б/к) " w:value="В отключен (б/к) "/>
-                  <w:listItem w:displayText="Включить В от ПУ " w:value="Включить В от ПУ "/>
-                  <w:listItem w:displayText="Включить В от ТУ " w:value="Включить В от ТУ "/>
-                  <w:listItem w:displayText="Внеш. пуск ЛЗТ " w:value="Внеш. пуск ЛЗТ "/>
-                  <w:listItem w:displayText="Внеш.блок.упр.В " w:value="Внеш.блок.упр.В "/>
+                  <w:listItem w:displayText="t масла ЗПО " w:value="t масла ЗПО "/>
+                  <w:listItem w:displayText="Авар. t масла " w:value="Авар. t масла "/>
+                  <w:listItem w:displayText="Авар. t обмотки " w:value="Авар. t обмотки "/>
+                  <w:listItem w:displayText="Внеш. откл. от СО " w:value="Внеш. откл. от СО "/>
                   <w:listItem w:displayText="Внеш.откл. от ЗДЗ1 " w:value="Внеш.откл. от ЗДЗ1 "/>
                   <w:listItem w:displayText="Внеш.откл. от ЗДЗ2 " w:value="Внеш.откл. от ЗДЗ2 "/>
                   <w:listItem w:displayText="Внеш.откл. от УРОВ1 " w:value="Внеш.откл. от УРОВ1 "/>
                   <w:listItem w:displayText="Внеш.откл. от УРОВ2 " w:value="Внеш.откл. от УРОВ2 "/>
+                  <w:listItem w:displayText="Выс.ур.масла РПН " w:value="Выс.ур.масла РПН "/>
+                  <w:listItem w:displayText="Выс.ур.масла тр. " w:value="Выс.ур.масла тр. "/>
                   <w:listItem w:displayText="Дверь шкафа/отсека " w:value="Дверь шкафа/отсека "/>
-                  <w:listItem w:displayText="КПОН1 внеш. " w:value="КПОН1 внеш. "/>
-                  <w:listItem w:displayText="КПОН2 внеш. " w:value="КПОН2 внеш. "/>
-                  <w:listItem w:displayText="Ключ М/Д привода " w:value="Ключ М/Д привода "/>
                   <w:listItem w:displayText="Конт.струйн. реле " w:value="Конт.струйн. реле "/>
-                  <w:listItem w:displayText="Контроль цепи ЭМВ " w:value="Контроль цепи ЭМВ "/>
-                  <w:listItem w:displayText="Контроль цепи ЭМО1 " w:value="Контроль цепи ЭМО1 "/>
-                  <w:listItem w:displayText="Контроль цепи ЭМО2 " w:value="Контроль цепи ЭМО2 "/>
-                  <w:listItem w:displayText="Низ.уров.изоляц. В " w:value="Низ.уров.изоляц. В "/>
-                  <w:listItem w:displayText="ОТ ИЭУ ТН1 " w:value="ОТ ИЭУ ТН1 "/>
-                  <w:listItem w:displayText="ОТ ИЭУ ТН2 " w:value="ОТ ИЭУ ТН2 "/>
-                  <w:listItem w:displayText="ОТ ЦСВ " w:value="ОТ ЦСВ "/>
-                  <w:listItem w:displayText="ОТ ЭМО1, ЭМВ " w:value="ОТ ЭМО1, ЭМВ "/>
-                  <w:listItem w:displayText="ОТ ЭМО2 " w:value="ОТ ЭМО2 "/>
+                  <w:listItem w:displayText="Неиспр. сист. охл. " w:value="Неиспр. сист. охл. "/>
+                  <w:listItem w:displayText="Низк. t масла РПН " w:value="Низк. t масла РПН "/>
+                  <w:listItem w:displayText="Низк.ур.масла РПН " w:value="Низк.ур.масла РПН "/>
+                  <w:listItem w:displayText="Низк.ур.масла тр. " w:value="Низк.ур.масла тр. "/>
                   <w:listItem w:displayText="ОТ цепей ГЗ " w:value="ОТ цепей ГЗ "/>
                   <w:listItem w:displayText="ОТ цепей ЗДЗ1 " w:value="ОТ цепей ЗДЗ1 "/>
                   <w:listItem w:displayText="ОТ цепей ЗДЗ2 " w:value="ОТ цепей ЗДЗ2 "/>
+                  <w:listItem w:displayText="ОТ цепей ТЗ " w:value="ОТ цепей ТЗ "/>
                   <w:listItem w:displayText="ОТ цепей УРОВ1 " w:value="ОТ цепей УРОВ1 "/>
                   <w:listItem w:displayText="ОТ цепей УРОВ2 " w:value="ОТ цепей УРОВ2 "/>
-                  <w:listItem w:displayText="ОТ цепей ЭМО1, ЭМВ " w:value="ОТ цепей ЭМО1, ЭМВ "/>
-                  <w:listItem w:displayText="ОТ цепей ЭМО2 " w:value="ОТ цепей ЭМО2 "/>
-                  <w:listItem w:displayText="Опер. включить В " w:value="Опер. включить В "/>
-                  <w:listItem w:displayText="Опер. отключить В " w:value="Опер. отключить В "/>
-                  <w:listItem w:displayText="Откл. от кнопки " w:value="Откл. от кнопки "/>
+                  <w:listItem w:displayText="Отказ сист.охл. " w:value="Отказ сист.охл. "/>
                   <w:listItem w:displayText="Откл.конт.газ. реле " w:value="Откл.конт.газ. реле "/>
-                  <w:listItem w:displayText="Отключить В от ПУ " w:value="Отключить В от ПУ "/>
-                  <w:listItem w:displayText="Отключить В от ТУ " w:value="Отключить В от ТУ "/>
+                  <w:listItem w:displayText="Повыш. t масла " w:value="Повыш. t масла "/>
+                  <w:listItem w:displayText="Повыш. t обмотки " w:value="Повыш. t обмотки "/>
                   <w:listItem w:displayText="Положение SA1 " w:value="Положение SA1 "/>
                   <w:listItem w:displayText="Положение SA2 " w:value="Положение SA2 "/>
                   <w:listItem w:displayText="Положение SA3 " w:value="Положение SA3 "/>
                   <w:listItem w:displayText="Положение SA4 " w:value="Положение SA4 "/>
-                  <w:listItem w:displayText="Положение SA5 " w:value="Положение SA5 "/>
-                  <w:listItem w:displayText="Положение SA6 " w:value="Положение SA6 "/>
                   <w:listItem w:displayText="Положение SG1 " w:value="Положение SG1 "/>
                   <w:listItem w:displayText="Положение SG2 " w:value="Положение SG2 "/>
                   <w:listItem w:displayText="Положение SG3 " w:value="Положение SG3 "/>
-                  <w:listItem w:displayText="Пружина не заведена " w:value="Пружина не заведена "/>
                   <w:listItem w:displayText="Пуск УРОВ внешний " w:value="Пуск УРОВ внешний "/>
-                  <w:listItem w:displayText="Работа ЭМВ " w:value="Работа ЭМВ "/>
-                  <w:listItem w:displayText="Работа ЭМО1 " w:value="Работа ЭМО1 "/>
-                  <w:listItem w:displayText="Работа ЭМО2 " w:value="Работа ЭМО2 "/>
-                  <w:listItem w:displayText="СВ НН1 включен " w:value="СВ НН1 включен "/>
-                  <w:listItem w:displayText="СВ НН2 включен " w:value="СВ НН2 включен "/>
                   <w:listItem w:displayText="Сигн. внешн. 1 " w:value="Сигн. внешн. 1 "/>
                   <w:listItem w:displayText="Сигн. внешн. 2 " w:value="Сигн. внешн. 2 "/>
                   <w:listItem w:displayText="Сигн. внешн. 3 " w:value="Сигн. внешн. 3 "/>
                   <w:listItem w:displayText="Сигн. внешн. 4 " w:value="Сигн. внешн. 4 "/>
                   <w:listItem w:displayText="Сигн.конт.газ. реле " w:value="Сигн.конт.газ. реле "/>
-                  <w:listItem w:displayText="Сраб БНН1 внеш " w:value="Сраб БНН1 внеш "/>
-                  <w:listItem w:displayText="Сраб БНН2 внеш " w:value="Сраб БНН2 внеш "/>
                   <w:listItem w:displayText="Сраб. КИ ГЗ_РПН " w:value="Сраб. КИ ГЗ_РПН "/>
                   <w:listItem w:displayText="Сраб. КИ ГЗ_откл " w:value="Сраб. КИ ГЗ_откл "/>
                   <w:listItem w:displayText="Сраб. КИ ГЗ_сигн " w:value="Сраб. КИ ГЗ_сигн "/>
+                  <w:listItem w:displayText="Сраб. КИ ДТм " w:value="Сраб. КИ ДТм "/>
+                  <w:listItem w:displayText="Сраб. КИ ДТо " w:value="Сраб. КИ ДТо "/>
+                  <w:listItem w:displayText="Сраб. КИ Дто " w:value="Сраб. КИ Дто "/>
+                  <w:listItem w:displayText="Сраб. КИ датч.давл. " w:value="Сраб. КИ датч.давл. "/>
                   <w:listItem w:displayText="Сраб. КИГЗ_РПН " w:value="Сраб. КИГЗ_РПН "/>
+                  <w:listItem w:displayText="Сраб. датч. давл. " w:value="Сраб. датч. давл. "/>
+                  <w:listItem w:displayText="Сраб. датч.давл. " w:value="Сраб. датч.давл. "/>
+                  <w:listItem w:displayText="Сраб.отсеч.клапана " w:value="Сраб.отсеч.клапана "/>
+                  <w:listItem w:displayText="Сраб.пред.клапана " w:value="Сраб.пред.клапана "/>
                 </w:dropDownList>
                 <w:showingPlcHdr/>
                 <w:placeholder>
@@ -7556,69 +7538,98 @@
                 <w:id w:val="0"/>
                 <w:dropDownList>
                   <w:listItem w:displayText="Не назначено" w:value=""/>
-                  <w:listItem w:displayText="ЗОП / ЗОП: Пуск" w:value="ЗОП / ЗОП: Пуск"/>
-                  <w:listItem w:displayText="ЗОП / ЗОП: Пуск ИО по несимметрии токов прямой и обратной последовательности" w:value="ЗОП / ЗОП: Пуск ИО по несимметрии токов прямой и обратной последовательности"/>
-                  <w:listItem w:displayText="ЗОП / ЗОП: Пуск ИО тока обратной последовательности" w:value="ЗОП / ЗОП: Пуск ИО тока обратной последовательности"/>
-                  <w:listItem w:displayText="ЗОП / ЗОП: Срабатывание" w:value="ЗОП / ЗОП: Срабатывание"/>
-                  <w:listItem w:displayText="ЗОП / ЗОП: Срабатывание на сигнал" w:value="ЗОП / ЗОП: Срабатывание на сигнал"/>
-                  <w:listItem w:displayText="ЗОП / ЗОП: Функция введена в работу" w:value="ЗОП / ЗОП: Функция введена в работу"/>
-                  <w:listItem w:displayText="ЗОП / ЗОП: Функция оперативно выведена из работы" w:value="ЗОП / ЗОП: Функция оперативно выведена из работы"/>
-                  <w:listItem w:displayText="ЗП / ЗП: Пуск" w:value="ЗП / ЗП: Пуск"/>
-                  <w:listItem w:displayText="ЗП / ЗП: Пуск ИО максимального тока" w:value="ЗП / ЗП: Пуск ИО максимального тока"/>
+                  <w:listItem w:displayText="ДЗТ / БВКЗ: Срабатывание БВКЗ" w:value="ДЗТ / БВКЗ: Срабатывание БВКЗ"/>
+                  <w:listItem w:displayText="ДЗТ / БВКЗ: Срабатывание БВКЗ по фазе А" w:value="ДЗТ / БВКЗ: Срабатывание БВКЗ по фазе А"/>
+                  <w:listItem w:displayText="ДЗТ / БВКЗ: Срабатывание БВКЗ по фазе В" w:value="ДЗТ / БВКЗ: Срабатывание БВКЗ по фазе В"/>
+                  <w:listItem w:displayText="ДЗТ / БВКЗ: Срабатывание БВКЗ по фазе С" w:value="ДЗТ / БВКЗ: Срабатывание БВКЗ по фазе С"/>
+                  <w:listItem w:displayText="ДЗТ / Д2Г: Пуск Д2Г" w:value="ДЗТ / Д2Г: Пуск Д2Г"/>
+                  <w:listItem w:displayText="ДЗТ / Д2Г: Пуск Д2Г по фазе A" w:value="ДЗТ / Д2Г: Пуск Д2Г по фазе A"/>
+                  <w:listItem w:displayText="ДЗТ / Д2Г: Пуск Д2Г по фазе В" w:value="ДЗТ / Д2Г: Пуск Д2Г по фазе В"/>
+                  <w:listItem w:displayText="ДЗТ / Д2Г: Пуск Д2Г по фазе С" w:value="ДЗТ / Д2Г: Пуск Д2Г по фазе С"/>
+                  <w:listItem w:displayText="ДЗТ / Д5Г: Пуск Д5Г" w:value="ДЗТ / Д5Г: Пуск Д5Г"/>
+                  <w:listItem w:displayText="ДЗТ / Д5Г: Пуск Д5Г по фазе A" w:value="ДЗТ / Д5Г: Пуск Д5Г по фазе A"/>
+                  <w:listItem w:displayText="ДЗТ / Д5Г: Пуск Д5Г по фазе В" w:value="ДЗТ / Д5Г: Пуск Д5Г по фазе В"/>
+                  <w:listItem w:displayText="ДЗТ / Д5Г: Пуск Д5Г по фазе С" w:value="ДЗТ / Д5Г: Пуск Д5Г по фазе С"/>
+                  <w:listItem w:displayText="ДЗТ / ДТЗт: Пуск" w:value="ДЗТ / ДТЗт: Пуск"/>
+                  <w:listItem w:displayText="ДЗТ / ДТЗт: Пуск ДТО по фазе A" w:value="ДЗТ / ДТЗт: Пуск ДТО по фазе A"/>
+                  <w:listItem w:displayText="ДЗТ / ДТЗт: Пуск ДТО по фазе В" w:value="ДЗТ / ДТЗт: Пуск ДТО по фазе В"/>
+                  <w:listItem w:displayText="ДЗТ / ДТЗт: Пуск ДТО по фазе С" w:value="ДЗТ / ДТЗт: Пуск ДТО по фазе С"/>
+                  <w:listItem w:displayText="ДЗТ / ДТЗт: Срабатывание ДТЗт" w:value="ДЗТ / ДТЗт: Срабатывание ДТЗт"/>
+                  <w:listItem w:displayText="ДЗТ / ДТЗт: Срабатывание ДТЗт на сигнал" w:value="ДЗТ / ДТЗт: Срабатывание ДТЗт на сигнал"/>
+                  <w:listItem w:displayText="ДЗТ / ДТЗт: Срабатывание ДТЗт по фазе A" w:value="ДЗТ / ДТЗт: Срабатывание ДТЗт по фазе A"/>
+                  <w:listItem w:displayText="ДЗТ / ДТЗт: Срабатывание ДТЗт по фазе A на сигнал" w:value="ДЗТ / ДТЗт: Срабатывание ДТЗт по фазе A на сигнал"/>
+                  <w:listItem w:displayText="ДЗТ / ДТЗт: Срабатывание ДТЗт по фазе В" w:value="ДЗТ / ДТЗт: Срабатывание ДТЗт по фазе В"/>
+                  <w:listItem w:displayText="ДЗТ / ДТЗт: Срабатывание ДТЗт по фазе В на сигнал" w:value="ДЗТ / ДТЗт: Срабатывание ДТЗт по фазе В на сигнал"/>
+                  <w:listItem w:displayText="ДЗТ / ДТЗт: Срабатывание ДТЗт по фазе С" w:value="ДЗТ / ДТЗт: Срабатывание ДТЗт по фазе С"/>
+                  <w:listItem w:displayText="ДЗТ / ДТЗт: Срабатывание ДТЗт по фазе С на сигнал" w:value="ДЗТ / ДТЗт: Срабатывание ДТЗт по фазе С на сигнал"/>
+                  <w:listItem w:displayText="ДЗТ / ДТЗт: Функция введена в работу" w:value="ДЗТ / ДТЗт: Функция введена в работу"/>
+                  <w:listItem w:displayText="ДЗТ / ДТЗт: Функция оперативно выведена из работы" w:value="ДЗТ / ДТЗт: Функция оперативно выведена из работы"/>
+                  <w:listItem w:displayText="ДЗТ / ДТО: Пуск" w:value="ДЗТ / ДТО: Пуск"/>
+                  <w:listItem w:displayText="ДЗТ / ДТО: Пуск ДТО по фазе A" w:value="ДЗТ / ДТО: Пуск ДТО по фазе A"/>
+                  <w:listItem w:displayText="ДЗТ / ДТО: Пуск ДТО по фазе В" w:value="ДЗТ / ДТО: Пуск ДТО по фазе В"/>
+                  <w:listItem w:displayText="ДЗТ / ДТО: Пуск ДТО по фазе С" w:value="ДЗТ / ДТО: Пуск ДТО по фазе С"/>
+                  <w:listItem w:displayText="ДЗТ / ДТО: Срабатывание ДТО" w:value="ДЗТ / ДТО: Срабатывание ДТО"/>
+                  <w:listItem w:displayText="ДЗТ / ДТО: Срабатывание ДТО на сигнал" w:value="ДЗТ / ДТО: Срабатывание ДТО на сигнал"/>
+                  <w:listItem w:displayText="ДЗТ / ДТО: Срабатывание ДТО по фазе A" w:value="ДЗТ / ДТО: Срабатывание ДТО по фазе A"/>
+                  <w:listItem w:displayText="ДЗТ / ДТО: Срабатывание ДТО по фазе A на сигнал" w:value="ДЗТ / ДТО: Срабатывание ДТО по фазе A на сигнал"/>
+                  <w:listItem w:displayText="ДЗТ / ДТО: Срабатывание ДТО по фазе В" w:value="ДЗТ / ДТО: Срабатывание ДТО по фазе В"/>
+                  <w:listItem w:displayText="ДЗТ / ДТО: Срабатывание ДТО по фазе В на сигнал" w:value="ДЗТ / ДТО: Срабатывание ДТО по фазе В на сигнал"/>
+                  <w:listItem w:displayText="ДЗТ / ДТО: Срабатывание ДТО по фазе С" w:value="ДЗТ / ДТО: Срабатывание ДТО по фазе С"/>
+                  <w:listItem w:displayText="ДЗТ / ДТО: Срабатывание ДТО по фазе С на сигнал" w:value="ДЗТ / ДТО: Срабатывание ДТО по фазе С на сигнал"/>
+                  <w:listItem w:displayText="ДЗТ / ДТО: Функция введена в работу" w:value="ДЗТ / ДТО: Функция введена в работу"/>
+                  <w:listItem w:displayText="ДЗТ / ДТО: Функция оперативно выведена из работы" w:value="ДЗТ / ДТО: Функция оперативно выведена из работы"/>
+                  <w:listItem w:displayText="ДЗТ / КЦТнеб: Срабатывание" w:value="ДЗТ / КЦТнеб: Срабатывание"/>
+                  <w:listItem w:displayText="ДЗТ / КЦТнеб: Срабатывание фазы А" w:value="ДЗТ / КЦТнеб: Срабатывание фазы А"/>
+                  <w:listItem w:displayText="ДЗТ / КЦТнеб: Срабатывание фазы В" w:value="ДЗТ / КЦТнеб: Срабатывание фазы В"/>
+                  <w:listItem w:displayText="ДЗТ / КЦТнеб: Срабатывание фазы С" w:value="ДЗТ / КЦТнеб: Срабатывание фазы С"/>
+                  <w:listItem w:displayText="ДЗТ / КЦТнеб: Функция введена в работу" w:value="ДЗТ / КЦТнеб: Функция введена в работу"/>
+                  <w:listItem w:displayText="ДЗТ / КЦТнеб: Функция оперативно выведена из работы" w:value="ДЗТ / КЦТнеб: Функция оперативно выведена из работы"/>
+                  <w:listItem w:displayText="ЗП / ЗП ВН: Пуск" w:value="ЗП / ЗП ВН: Пуск"/>
+                  <w:listItem w:displayText="ЗП / ЗП ВН: Пуск ИО максимального тока" w:value="ЗП / ЗП ВН: Пуск ИО максимального тока"/>
+                  <w:listItem w:displayText="ЗП / ЗП ВН: Срабатывание" w:value="ЗП / ЗП ВН: Срабатывание"/>
+                  <w:listItem w:displayText="ЗП / ЗП ВН: Срабатывание на отключение" w:value="ЗП / ЗП ВН: Срабатывание на отключение"/>
+                  <w:listItem w:displayText="ЗП / ЗП ВН: Функция введена в работу" w:value="ЗП / ЗП ВН: Функция введена в работу"/>
+                  <w:listItem w:displayText="ЗП / ЗП ВН: Функция оперативно выведена из работы" w:value="ЗП / ЗП ВН: Функция оперативно выведена из работы"/>
+                  <w:listItem w:displayText="ЗП / ЗП НН1: Пуск" w:value="ЗП / ЗП НН1: Пуск"/>
+                  <w:listItem w:displayText="ЗП / ЗП НН1: Пуск ИО максимального тока" w:value="ЗП / ЗП НН1: Пуск ИО максимального тока"/>
+                  <w:listItem w:displayText="ЗП / ЗП НН1: Срабатывание" w:value="ЗП / ЗП НН1: Срабатывание"/>
+                  <w:listItem w:displayText="ЗП / ЗП НН1: Срабатывание на отключение" w:value="ЗП / ЗП НН1: Срабатывание на отключение"/>
+                  <w:listItem w:displayText="ЗП / ЗП НН1: Функция введена в работу" w:value="ЗП / ЗП НН1: Функция введена в работу"/>
+                  <w:listItem w:displayText="ЗП / ЗП НН1: Функция оперативно выведена из работы" w:value="ЗП / ЗП НН1: Функция оперативно выведена из работы"/>
+                  <w:listItem w:displayText="ЗП / ЗП НН2: Пуск" w:value="ЗП / ЗП НН2: Пуск"/>
+                  <w:listItem w:displayText="ЗП / ЗП НН2: Пуск ИО максимального тока" w:value="ЗП / ЗП НН2: Пуск ИО максимального тока"/>
+                  <w:listItem w:displayText="ЗП / ЗП НН2: Срабатывание" w:value="ЗП / ЗП НН2: Срабатывание"/>
+                  <w:listItem w:displayText="ЗП / ЗП НН2: Срабатывание на отключение" w:value="ЗП / ЗП НН2: Срабатывание на отключение"/>
+                  <w:listItem w:displayText="ЗП / ЗП НН2: Функция введена в работу" w:value="ЗП / ЗП НН2: Функция введена в работу"/>
+                  <w:listItem w:displayText="ЗП / ЗП НН2: Функция оперативно выведена из работы" w:value="ЗП / ЗП НН2: Функция оперативно выведена из работы"/>
                   <w:listItem w:displayText="ЗП / ЗП: Срабатывание" w:value="ЗП / ЗП: Срабатывание"/>
                   <w:listItem w:displayText="ЗП / ЗП: Срабатывание на отключение" w:value="ЗП / ЗП: Срабатывание на отключение"/>
                   <w:listItem w:displayText="ЗП / ЗП: Функция введена в работу" w:value="ЗП / ЗП: Функция введена в работу"/>
                   <w:listItem w:displayText="ЗП / ЗП: Функция оперативно выведена из работы" w:value="ЗП / ЗП: Функция оперативно выведена из работы"/>
-                  <w:listItem w:displayText="КА / В: Выключатель включен" w:value="КА / В: Выключатель включен"/>
-                  <w:listItem w:displayText="КА / В: Выключатель отключен" w:value="КА / В: Выключатель отключен"/>
-                  <w:listItem w:displayText="КА / В: Индикация местного режима логического узла" w:value="КА / В: Индикация местного режима логического узла"/>
-                  <w:listItem w:displayText="КА / В: Индикация местного режима физического ключа" w:value="КА / В: Индикация местного режима физического ключа"/>
-                  <w:listItem w:displayText="КА / В: Команда 'включить' выключатель через выходное реле" w:value="КА / В: Команда 'включить' выключатель через выходное реле"/>
-                  <w:listItem w:displayText="КА / В: Команда 'отключить' выключатель через выходное реле" w:value="КА / В: Команда 'отключить' выключатель через выходное реле"/>
-                  <w:listItem w:displayText="КА / В: Неисправное положение выключателя" w:value="КА / В: Неисправное положение выключателя"/>
-                  <w:listItem w:displayText="КА / В: Промежуточное положение выключателя" w:value="КА / В: Промежуточное положение выключателя"/>
-                  <w:listItem w:displayText="КА / В: Функция введена в работу" w:value="КА / В: Функция введена в работу"/>
-                  <w:listItem w:displayText="КП / УВ: Включить выключатель" w:value="КП / УВ: Включить выключатель"/>
-                  <w:listItem w:displayText="КП / УВ: Идет переключение" w:value="КП / УВ: Идет переключение"/>
-                  <w:listItem w:displayText="КП / УВ: Отключить выключатель" w:value="КП / УВ: Отключить выключатель"/>
-                  <w:listItem w:displayText="КП / УВ: Положение В (Включено)" w:value="КП / УВ: Положение В (Включено)"/>
-                  <w:listItem w:displayText="КП / УВ: Положение В (Не определено)" w:value="КП / УВ: Положение В (Не определено)"/>
-                  <w:listItem w:displayText="КП / УВ: Положение В (Неисправность)" w:value="КП / УВ: Положение В (Неисправность)"/>
-                  <w:listItem w:displayText="КП / УВ: Положение В (Отключено)" w:value="КП / УВ: Положение В (Отключено)"/>
-                  <w:listItem w:displayText="КП / УВ: Сигнал превышения допустимого времени переключения" w:value="КП / УВ: Сигнал превышения допустимого времени переключения"/>
-                  <w:listItem w:displayText="КП / УВ: Функция введена в работу" w:value="КП / УВ: Функция введена в работу"/>
-                  <w:listItem w:displayText="КРВ / КРВ: Превышен коммутационный ресурс выключателя" w:value="КРВ / КРВ: Превышен коммутационный ресурс выключателя"/>
-                  <w:listItem w:displayText="КРВ / КРВ: Превышен механический ресурс выключателя" w:value="КРВ / КРВ: Превышен механический ресурс выключателя"/>
-                  <w:listItem w:displayText="КРВ / КРВ: Превышен ресурс выключателя" w:value="КРВ / КРВ: Превышен ресурс выключателя"/>
-                  <w:listItem w:displayText="КРВ / КРВ: Функция введена в работу" w:value="КРВ / КРВ: Функция введена в работу"/>
-                  <w:listItem w:displayText="КСВ / КСВ: Блокировка включения В" w:value="КСВ / КСВ: Блокировка включения В"/>
-                  <w:listItem w:displayText="КСВ / КСВ: Блокировка отключения В" w:value="КСВ / КСВ: Блокировка отключения В"/>
-                  <w:listItem w:displayText="КСВ / КСВ: В аварийно отключен" w:value="КСВ / КСВ: В аварийно отключен"/>
-                  <w:listItem w:displayText="КСВ / КСВ: В самопроизвольно отключен" w:value="КСВ / КСВ: В самопроизвольно отключен"/>
-                  <w:listItem w:displayText="КСВ / КСВ: Защита ЭМВ" w:value="КСВ / КСВ: Защита ЭМВ"/>
-                  <w:listItem w:displayText="КСВ / КСВ: Защита ЭМО1" w:value="КСВ / КСВ: Защита ЭМО1"/>
-                  <w:listItem w:displayText="КСВ / КСВ: Защита ЭМО2" w:value="КСВ / КСВ: Защита ЭМО2"/>
-                  <w:listItem w:displayText="КСВ / КСВ: Неисправность В" w:value="КСВ / КСВ: Неисправность В"/>
-                  <w:listItem w:displayText="КСВ / КСВ: Неисправность цепей ЭМУ" w:value="КСВ / КСВ: Неисправность цепей ЭМУ"/>
-                  <w:listItem w:displayText="КСВ / КСВ: Реле фиксации команды" w:value="КСВ / КСВ: Реле фиксации команды"/>
-                  <w:listItem w:displayText="КСВ / КСВ: Функция введена в работу" w:value="КСВ / КСВ: Функция введена в работу"/>
-                  <w:listItem w:displayText="КСВ / КСВ: Функция оперативно выведена из работы" w:value="КСВ / КСВ: Функция оперативно выведена из работы"/>
-                  <w:listItem w:displayText="КЦН НН1 / КЦН: Неисправность цепей напряжения" w:value="КЦН НН1 / КЦН: Неисправность цепей напряжения"/>
-                  <w:listItem w:displayText="КЦН НН1 / КЦН: Пуск" w:value="КЦН НН1 / КЦН: Пуск"/>
-                  <w:listItem w:displayText="КЦН НН1 / КЦН: Пуск органа максимального напряжения ОП" w:value="КЦН НН1 / КЦН: Пуск органа максимального напряжения ОП"/>
-                  <w:listItem w:displayText="КЦН НН1 / КЦН: Пуск органа минимального напряжения" w:value="КЦН НН1 / КЦН: Пуск органа минимального напряжения"/>
-                  <w:listItem w:displayText="КЦН НН1 / КЦН: Функция введена в работу" w:value="КЦН НН1 / КЦН: Функция введена в работу"/>
-                  <w:listItem w:displayText="КЦН НН1 / КЦН: Функция оперативно выведена из работы" w:value="КЦН НН1 / КЦН: Функция оперативно выведена из работы"/>
-                  <w:listItem w:displayText="КЦН НН2 / КЦН: Неисправность цепей напряжения" w:value="КЦН НН2 / КЦН: Неисправность цепей напряжения"/>
-                  <w:listItem w:displayText="КЦН НН2 / КЦН: Пуск" w:value="КЦН НН2 / КЦН: Пуск"/>
-                  <w:listItem w:displayText="КЦН НН2 / КЦН: Пуск органа максимального напряжения ОП" w:value="КЦН НН2 / КЦН: Пуск органа максимального напряжения ОП"/>
-                  <w:listItem w:displayText="КЦН НН2 / КЦН: Пуск органа минимального напряжения" w:value="КЦН НН2 / КЦН: Пуск органа минимального напряжения"/>
-                  <w:listItem w:displayText="КЦН НН2 / КЦН: Функция введена в работу" w:value="КЦН НН2 / КЦН: Функция введена в работу"/>
-                  <w:listItem w:displayText="КЦН НН2 / КЦН: Функция оперативно выведена из работы" w:value="КЦН НН2 / КЦН: Функция оперативно выведена из работы"/>
-                  <w:listItem w:displayText="ЛЗТ / ЛЗТ: Пуск" w:value="ЛЗТ / ЛЗТ: Пуск"/>
-                  <w:listItem w:displayText="ЛЗТ / ЛЗТ: Срабатывание" w:value="ЛЗТ / ЛЗТ: Срабатывание"/>
-                  <w:listItem w:displayText="ЛЗТ / ЛЗТ: Функция введена в работу" w:value="ЛЗТ / ЛЗТ: Функция введена в работу"/>
-                  <w:listItem w:displayText="ЛЗТ / ЛЗТ: Функция оперативно выведена из работы" w:value="ЛЗТ / ЛЗТ: Функция оперативно выведена из работы"/>
+                  <w:listItem w:displayText="ЗПО / ЗПО: Пуск" w:value="ЗПО / ЗПО: Пуск"/>
+                  <w:listItem w:displayText="ЗПО / ЗПО: Срабатывание ЗПО" w:value="ЗПО / ЗПО: Срабатывание ЗПО"/>
+                  <w:listItem w:displayText="ЗПО / ЗПО: Срабатывание ЗПО на сигнал" w:value="ЗПО / ЗПО: Срабатывание ЗПО на сигнал"/>
+                  <w:listItem w:displayText="ЗПО / ЗПО: Функция введена в работу" w:value="ЗПО / ЗПО: Функция введена в работу"/>
+                  <w:listItem w:displayText="ЗПО / ЗПО: Функция оперативно выведена из работы" w:value="ЗПО / ЗПО: Функция оперативно выведена из работы"/>
+                  <w:listItem w:displayText="КЦТ / КЦТ: Срабатывание" w:value="КЦТ / КЦТ: Срабатывание"/>
+                  <w:listItem w:displayText="КЦТ / КЦТст1: Пуск при асимметрии" w:value="КЦТ / КЦТст1: Пуск при асимметрии"/>
+                  <w:listItem w:displayText="КЦТ / КЦТст1: Пуск при обрыве провода" w:value="КЦТ / КЦТст1: Пуск при обрыве провода"/>
+                  <w:listItem w:displayText="КЦТ / КЦТст1: Срабатывание при асимметрии" w:value="КЦТ / КЦТст1: Срабатывание при асимметрии"/>
+                  <w:listItem w:displayText="КЦТ / КЦТст1: Срабатывание при обрыве провода" w:value="КЦТ / КЦТст1: Срабатывание при обрыве провода"/>
+                  <w:listItem w:displayText="КЦТ / КЦТст1: Функция введена в работу" w:value="КЦТ / КЦТст1: Функция введена в работу"/>
+                  <w:listItem w:displayText="КЦТ / КЦТст1: Функция оперативно выведена из работы" w:value="КЦТ / КЦТст1: Функция оперативно выведена из работы"/>
+                  <w:listItem w:displayText="КЦТ / КЦТст2: Пуск при асимметрии" w:value="КЦТ / КЦТст2: Пуск при асимметрии"/>
+                  <w:listItem w:displayText="КЦТ / КЦТст2: Пуск при обрыве провода" w:value="КЦТ / КЦТст2: Пуск при обрыве провода"/>
+                  <w:listItem w:displayText="КЦТ / КЦТст2: Срабатывание при асимметрии" w:value="КЦТ / КЦТст2: Срабатывание при асимметрии"/>
+                  <w:listItem w:displayText="КЦТ / КЦТст2: Срабатывание при обрыве провода" w:value="КЦТ / КЦТст2: Срабатывание при обрыве провода"/>
+                  <w:listItem w:displayText="КЦТ / КЦТст2: Функция введена в работу" w:value="КЦТ / КЦТст2: Функция введена в работу"/>
+                  <w:listItem w:displayText="КЦТ / КЦТст2: Функция оперативно выведена из работы" w:value="КЦТ / КЦТст2: Функция оперативно выведена из работы"/>
+                  <w:listItem w:displayText="КЦТ / КЦТст3: Пуск при асимметрии" w:value="КЦТ / КЦТст3: Пуск при асимметрии"/>
+                  <w:listItem w:displayText="КЦТ / КЦТст3: Пуск при обрыве провода" w:value="КЦТ / КЦТст3: Пуск при обрыве провода"/>
+                  <w:listItem w:displayText="КЦТ / КЦТст3: Срабатывание при асимметрии" w:value="КЦТ / КЦТст3: Срабатывание при асимметрии"/>
+                  <w:listItem w:displayText="КЦТ / КЦТст3: Срабатывание при обрыве провода" w:value="КЦТ / КЦТст3: Срабатывание при обрыве провода"/>
+                  <w:listItem w:displayText="КЦТ / КЦТст3: Функция введена в работу" w:value="КЦТ / КЦТст3: Функция введена в работу"/>
+                  <w:listItem w:displayText="КЦТ / КЦТст3: Функция оперативно выведена из работы" w:value="КЦТ / КЦТст3: Функция оперативно выведена из работы"/>
                   <w:listItem w:displayText="ЛО ВН / ЛО: Отключение" w:value="ЛО ВН / ЛО: Отключение"/>
                   <w:listItem w:displayText="ЛО ВН / ЛО: Отключить аварийно" w:value="ЛО ВН / ЛО: Отключить аварийно"/>
                   <w:listItem w:displayText="ЛО ВН / ЛО: Функция введена в работу" w:value="ЛО ВН / ЛО: Функция введена в работу"/>
@@ -7638,9 +7649,6 @@
                   <w:listItem w:displayText="ЛО ГЗсигн / ЛО: Срабатывание на сигнал" w:value="ЛО ГЗсигн / ЛО: Срабатывание на сигнал"/>
                   <w:listItem w:displayText="ЛО ГЗсигн / ЛО: Функция введена в работу" w:value="ЛО ГЗсигн / ЛО: Функция введена в работу"/>
                   <w:listItem w:displayText="ЛО ГЗсигн / ЛО: Функция оперативно выведена из работы" w:value="ЛО ГЗсигн / ЛО: Функция оперативно выведена из работы"/>
-                  <w:listItem w:displayText="ЛО НН1 / ЗАВР: Запрет АВР" w:value="ЛО НН1 / ЗАВР: Запрет АВР"/>
-                  <w:listItem w:displayText="ЛО НН1 / ЗАВР: Функция введена в работу" w:value="ЛО НН1 / ЗАВР: Функция введена в работу"/>
-                  <w:listItem w:displayText="ЛО НН1 / ЗАВР: Функция оперативно выведена из работы" w:value="ЛО НН1 / ЗАВР: Функция оперативно выведена из работы"/>
                   <w:listItem w:displayText="ЛО НН1 / ЗАПВ: Запрет АПВ" w:value="ЛО НН1 / ЗАПВ: Запрет АПВ"/>
                   <w:listItem w:displayText="ЛО НН1 / ЗАПВ: Функция введена в работу" w:value="ЛО НН1 / ЗАПВ: Функция введена в работу"/>
                   <w:listItem w:displayText="ЛО НН1 / ЗАПВ: Функция оперативно выведена из работы" w:value="ЛО НН1 / ЗАПВ: Функция оперативно выведена из работы"/>
@@ -7648,9 +7656,6 @@
                   <w:listItem w:displayText="ЛО НН1 / ЛО: Отключить аварийно" w:value="ЛО НН1 / ЛО: Отключить аварийно"/>
                   <w:listItem w:displayText="ЛО НН1 / ЛО: Функция введена в работу" w:value="ЛО НН1 / ЛО: Функция введена в работу"/>
                   <w:listItem w:displayText="ЛО НН1 / ЛО: Функция оперативно выведена из работы" w:value="ЛО НН1 / ЛО: Функция оперативно выведена из работы"/>
-                  <w:listItem w:displayText="ЛО НН2 / ЗАВР: Запрет АВР" w:value="ЛО НН2 / ЗАВР: Запрет АВР"/>
-                  <w:listItem w:displayText="ЛО НН2 / ЗАВР: Функция введена в работу" w:value="ЛО НН2 / ЗАВР: Функция введена в работу"/>
-                  <w:listItem w:displayText="ЛО НН2 / ЗАВР: Функция оперативно выведена из работы" w:value="ЛО НН2 / ЗАВР: Функция оперативно выведена из работы"/>
                   <w:listItem w:displayText="ЛО НН2 / ЗАПВ: Запрет АПВ" w:value="ЛО НН2 / ЗАПВ: Запрет АПВ"/>
                   <w:listItem w:displayText="ЛО НН2 / ЗАПВ: Функция введена в работу" w:value="ЛО НН2 / ЗАПВ: Функция введена в работу"/>
                   <w:listItem w:displayText="ЛО НН2 / ЗАПВ: Функция оперативно выведена из работы" w:value="ЛО НН2 / ЗАПВ: Функция оперативно выведена из работы"/>
@@ -7658,9 +7663,6 @@
                   <w:listItem w:displayText="ЛО НН2 / ЛО: Отключить аварийно" w:value="ЛО НН2 / ЛО: Отключить аварийно"/>
                   <w:listItem w:displayText="ЛО НН2 / ЛО: Функция введена в работу" w:value="ЛО НН2 / ЛО: Функция введена в работу"/>
                   <w:listItem w:displayText="ЛО НН2 / ЛО: Функция оперативно выведена из работы" w:value="ЛО НН2 / ЛО: Функция оперативно выведена из работы"/>
-                  <w:listItem w:displayText="ЛО Т / ЗАВР: Запрет АВР" w:value="ЛО Т / ЗАВР: Запрет АВР"/>
-                  <w:listItem w:displayText="ЛО Т / ЗАВР: Функция введена в работу" w:value="ЛО Т / ЗАВР: Функция введена в работу"/>
-                  <w:listItem w:displayText="ЛО Т / ЗАВР: Функция оперативно выведена из работы" w:value="ЛО Т / ЗАВР: Функция оперативно выведена из работы"/>
                   <w:listItem w:displayText="ЛО Т / ЗАПВ: Запрет АПВ" w:value="ЛО Т / ЗАПВ: Запрет АПВ"/>
                   <w:listItem w:displayText="ЛО Т / ЗАПВ: Функция введена в работу" w:value="ЛО Т / ЗАПВ: Функция введена в работу"/>
                   <w:listItem w:displayText="ЛО Т / ЗАПВ: Функция оперативно выведена из работы" w:value="ЛО Т / ЗАПВ: Функция оперативно выведена из работы"/>
@@ -7668,76 +7670,60 @@
                   <w:listItem w:displayText="ЛО Т / ЛО: Срабатывание" w:value="ЛО Т / ЛО: Срабатывание"/>
                   <w:listItem w:displayText="ЛО Т / ЛО: Функция введена в работу" w:value="ЛО Т / ЛО: Функция введена в работу"/>
                   <w:listItem w:displayText="ЛО Т / ЛО: Функция оперативно выведена из работы" w:value="ЛО Т / ЛО: Функция оперативно выведена из работы"/>
-                  <w:listItem w:displayText="МТЗ / БЛЗШ: Блокировка ЛЗШ" w:value="МТЗ / БЛЗШ: Блокировка ЛЗШ"/>
-                  <w:listItem w:displayText="МТЗ / БНТ: Пуск БНТ" w:value="МТЗ / БНТ: Пуск БНТ"/>
-                  <w:listItem w:displayText="МТЗ / БНТ: Пуск по фазе A" w:value="МТЗ / БНТ: Пуск по фазе A"/>
-                  <w:listItem w:displayText="МТЗ / БНТ: Пуск по фазе В" w:value="МТЗ / БНТ: Пуск по фазе В"/>
-                  <w:listItem w:displayText="МТЗ / БНТ: Пуск по фазе С" w:value="МТЗ / БНТ: Пуск по фазе С"/>
-                  <w:listItem w:displayText="МТЗ / КПОН1: Пуск" w:value="МТЗ / КПОН1: Пуск"/>
-                  <w:listItem w:displayText="МТЗ / КПОН1: Функция введена в работу" w:value="МТЗ / КПОН1: Функция введена в работу"/>
-                  <w:listItem w:displayText="МТЗ / КПОН1: Функция оперативно выведена из работы" w:value="МТЗ / КПОН1: Функция оперативно выведена из работы"/>
-                  <w:listItem w:displayText="МТЗ / КПОН2: Пуск" w:value="МТЗ / КПОН2: Пуск"/>
-                  <w:listItem w:displayText="МТЗ / КПОН2: Функция введена в работу" w:value="МТЗ / КПОН2: Функция введена в работу"/>
-                  <w:listItem w:displayText="МТЗ / КПОН2: Функция оперативно выведена из работы" w:value="МТЗ / КПОН2: Функция оперативно выведена из работы"/>
-                  <w:listItem w:displayText="МТЗ / МТЗ 1 ст: Пуск" w:value="МТЗ / МТЗ 1 ст: Пуск"/>
-                  <w:listItem w:displayText="МТЗ / МТЗ 1 ст: Пуск ИО тока по фазе А" w:value="МТЗ / МТЗ 1 ст: Пуск ИО тока по фазе А"/>
-                  <w:listItem w:displayText="МТЗ / МТЗ 1 ст: Пуск ИО тока по фазе В" w:value="МТЗ / МТЗ 1 ст: Пуск ИО тока по фазе В"/>
-                  <w:listItem w:displayText="МТЗ / МТЗ 1 ст: Пуск ИО тока по фазе С" w:value="МТЗ / МТЗ 1 ст: Пуск ИО тока по фазе С"/>
-                  <w:listItem w:displayText="МТЗ / МТЗ 1 ст: Пуск по фазе A" w:value="МТЗ / МТЗ 1 ст: Пуск по фазе A"/>
-                  <w:listItem w:displayText="МТЗ / МТЗ 1 ст: Пуск по фазе В" w:value="МТЗ / МТЗ 1 ст: Пуск по фазе В"/>
-                  <w:listItem w:displayText="МТЗ / МТЗ 1 ст: Пуск по фазе С" w:value="МТЗ / МТЗ 1 ст: Пуск по фазе С"/>
-                  <w:listItem w:displayText="МТЗ / МТЗ 1 ст: Срабатывание" w:value="МТЗ / МТЗ 1 ст: Срабатывание"/>
-                  <w:listItem w:displayText="МТЗ / МТЗ 1 ст: Срабатывание на сигнал" w:value="МТЗ / МТЗ 1 ст: Срабатывание на сигнал"/>
-                  <w:listItem w:displayText="МТЗ / МТЗ 1 ст: Функция введена в работу" w:value="МТЗ / МТЗ 1 ст: Функция введена в работу"/>
-                  <w:listItem w:displayText="МТЗ / МТЗ 1 ст: Функция оперативно выведена из работы" w:value="МТЗ / МТЗ 1 ст: Функция оперативно выведена из работы"/>
-                  <w:listItem w:displayText="МТЗ / МТЗ 2 ст: Пуск" w:value="МТЗ / МТЗ 2 ст: Пуск"/>
-                  <w:listItem w:displayText="МТЗ / МТЗ 2 ст: Пуск ИО тока по фазе А" w:value="МТЗ / МТЗ 2 ст: Пуск ИО тока по фазе А"/>
-                  <w:listItem w:displayText="МТЗ / МТЗ 2 ст: Пуск ИО тока по фазе В" w:value="МТЗ / МТЗ 2 ст: Пуск ИО тока по фазе В"/>
-                  <w:listItem w:displayText="МТЗ / МТЗ 2 ст: Пуск ИО тока по фазе С" w:value="МТЗ / МТЗ 2 ст: Пуск ИО тока по фазе С"/>
-                  <w:listItem w:displayText="МТЗ / МТЗ 2 ст: Пуск по фазе A" w:value="МТЗ / МТЗ 2 ст: Пуск по фазе A"/>
-                  <w:listItem w:displayText="МТЗ / МТЗ 2 ст: Пуск по фазе В" w:value="МТЗ / МТЗ 2 ст: Пуск по фазе В"/>
-                  <w:listItem w:displayText="МТЗ / МТЗ 2 ст: Пуск по фазе С" w:value="МТЗ / МТЗ 2 ст: Пуск по фазе С"/>
-                  <w:listItem w:displayText="МТЗ / МТЗ 2 ст: Срабатывание" w:value="МТЗ / МТЗ 2 ст: Срабатывание"/>
-                  <w:listItem w:displayText="МТЗ / МТЗ 2 ст: Срабатывание на сигнал" w:value="МТЗ / МТЗ 2 ст: Срабатывание на сигнал"/>
-                  <w:listItem w:displayText="МТЗ / МТЗ 2 ст: Функция введена в работу" w:value="МТЗ / МТЗ 2 ст: Функция введена в работу"/>
-                  <w:listItem w:displayText="МТЗ / МТЗ 2 ст: Функция оперативно выведена из работы" w:value="МТЗ / МТЗ 2 ст: Функция оперативно выведена из работы"/>
-                  <w:listItem w:displayText="МТЗ / МТЗ 3 ст: Пуск" w:value="МТЗ / МТЗ 3 ст: Пуск"/>
-                  <w:listItem w:displayText="МТЗ / МТЗ 3 ст: Пуск ИО тока по фазе А" w:value="МТЗ / МТЗ 3 ст: Пуск ИО тока по фазе А"/>
-                  <w:listItem w:displayText="МТЗ / МТЗ 3 ст: Пуск ИО тока по фазе В" w:value="МТЗ / МТЗ 3 ст: Пуск ИО тока по фазе В"/>
-                  <w:listItem w:displayText="МТЗ / МТЗ 3 ст: Пуск ИО тока по фазе С" w:value="МТЗ / МТЗ 3 ст: Пуск ИО тока по фазе С"/>
-                  <w:listItem w:displayText="МТЗ / МТЗ 3 ст: Пуск по фазе A" w:value="МТЗ / МТЗ 3 ст: Пуск по фазе A"/>
-                  <w:listItem w:displayText="МТЗ / МТЗ 3 ст: Пуск по фазе В" w:value="МТЗ / МТЗ 3 ст: Пуск по фазе В"/>
-                  <w:listItem w:displayText="МТЗ / МТЗ 3 ст: Пуск по фазе С" w:value="МТЗ / МТЗ 3 ст: Пуск по фазе С"/>
-                  <w:listItem w:displayText="МТЗ / МТЗ 3 ст: Срабатывание" w:value="МТЗ / МТЗ 3 ст: Срабатывание"/>
-                  <w:listItem w:displayText="МТЗ / МТЗ 3 ст: Срабатывание на сигнал" w:value="МТЗ / МТЗ 3 ст: Срабатывание на сигнал"/>
-                  <w:listItem w:displayText="МТЗ / МТЗ 3 ст: Функция введена в работу" w:value="МТЗ / МТЗ 3 ст: Функция введена в работу"/>
-                  <w:listItem w:displayText="МТЗ / МТЗ 3 ст: Функция оперативно выведена из работы" w:value="МТЗ / МТЗ 3 ст: Функция оперативно выведена из работы"/>
-                  <w:listItem w:displayText="ПДС / В: Ключ М/Д привода В" w:value="ПДС / В: Ключ М/Д привода В"/>
-                  <w:listItem w:displayText="ПДС / В: Положение В (Включено)" w:value="ПДС / В: Положение В (Включено)"/>
-                  <w:listItem w:displayText="ПДС / В: Положение В (Не определено)" w:value="ПДС / В: Положение В (Не определено)"/>
-                  <w:listItem w:displayText="ПДС / В: Положение В (Неисправность)" w:value="ПДС / В: Положение В (Неисправность)"/>
-                  <w:listItem w:displayText="ПДС / В: Положение В (Отключено)" w:value="ПДС / В: Положение В (Отключено)"/>
+                  <w:listItem w:displayText="ЛО ТЗ / ЛО ДТм: Срабатывание" w:value="ЛО ТЗ / ЛО ДТм: Срабатывание"/>
+                  <w:listItem w:displayText="ЛО ТЗ / ЛО ДТм: Срабатывание датчика температуры масла заблокировано" w:value="ЛО ТЗ / ЛО ДТм: Срабатывание датчика температуры масла заблокировано"/>
+                  <w:listItem w:displayText="ЛО ТЗ / ЛО ДТм: Срабатывание на сигнал" w:value="ЛО ТЗ / ЛО ДТм: Срабатывание на сигнал"/>
+                  <w:listItem w:displayText="ЛО ТЗ / ЛО ДТм: Функция введена в работу" w:value="ЛО ТЗ / ЛО ДТм: Функция введена в работу"/>
+                  <w:listItem w:displayText="ЛО ТЗ / ЛО ДТм: Функция оперативно выведена из работы" w:value="ЛО ТЗ / ЛО ДТм: Функция оперативно выведена из работы"/>
+                  <w:listItem w:displayText="ЛО ТЗ / ЛО ДТо: Срабатывание" w:value="ЛО ТЗ / ЛО ДТо: Срабатывание"/>
+                  <w:listItem w:displayText="ЛО ТЗ / ЛО ДТо: Срабатывание датчика температуры обмотки заблокировано" w:value="ЛО ТЗ / ЛО ДТо: Срабатывание датчика температуры обмотки заблокировано"/>
+                  <w:listItem w:displayText="ЛО ТЗ / ЛО ДТо: Срабатывание на сигнал" w:value="ЛО ТЗ / ЛО ДТо: Срабатывание на сигнал"/>
+                  <w:listItem w:displayText="ЛО ТЗ / ЛО ДТо: Функция введена в работу" w:value="ЛО ТЗ / ЛО ДТо: Функция введена в работу"/>
+                  <w:listItem w:displayText="ЛО ТЗ / ЛО ДТо: Функция оперативно выведена из работы" w:value="ЛО ТЗ / ЛО ДТо: Функция оперативно выведена из работы"/>
+                  <w:listItem w:displayText="ЛО ТЗ / ЛО РД: Срабатывание" w:value="ЛО ТЗ / ЛО РД: Срабатывание"/>
+                  <w:listItem w:displayText="ЛО ТЗ / ЛО РД: Срабатывание на сигнал" w:value="ЛО ТЗ / ЛО РД: Срабатывание на сигнал"/>
+                  <w:listItem w:displayText="ЛО ТЗ / ЛО РД: Срабатывание реле давления заблокировано" w:value="ЛО ТЗ / ЛО РД: Срабатывание реле давления заблокировано"/>
+                  <w:listItem w:displayText="ЛО ТЗ / ЛО РД: Функция введена в работу" w:value="ЛО ТЗ / ЛО РД: Функция введена в работу"/>
+                  <w:listItem w:displayText="ЛО ТЗ / ЛО РД: Функция оперативно выведена из работы" w:value="ЛО ТЗ / ЛО РД: Функция оперативно выведена из работы"/>
+                  <w:listItem w:displayText="ЛО ТС / ЛО ДУм расширителя: Срабатывание" w:value="ЛО ТС / ЛО ДУм расширителя: Срабатывание"/>
+                  <w:listItem w:displayText="ЛО ТС / ЛО ДУм расширителя: Срабатывание на сигнал" w:value="ЛО ТС / ЛО ДУм расширителя: Срабатывание на сигнал"/>
+                  <w:listItem w:displayText="ЛО ТС / ЛО ДУм расширителя: Функция введена в работу" w:value="ЛО ТС / ЛО ДУм расширителя: Функция введена в работу"/>
+                  <w:listItem w:displayText="ЛО ТС / ЛО ДУм расширителя: Функция оперативно выведена из работы" w:value="ЛО ТС / ЛО ДУм расширителя: Функция оперативно выведена из работы"/>
+                  <w:listItem w:displayText="ЛО ТС / ЛО ОК: Срабатывание" w:value="ЛО ТС / ЛО ОК: Срабатывание"/>
+                  <w:listItem w:displayText="ЛО ТС / ЛО ОК: Срабатывание на сигнал" w:value="ЛО ТС / ЛО ОК: Срабатывание на сигнал"/>
+                  <w:listItem w:displayText="ЛО ТС / ЛО ОК: Функция введена в работу" w:value="ЛО ТС / ЛО ОК: Функция введена в работу"/>
+                  <w:listItem w:displayText="ЛО ТС / ЛО ОК: Функция оперативно выведена из работы" w:value="ЛО ТС / ЛО ОК: Функция оперативно выведена из работы"/>
+                  <w:listItem w:displayText="ЛО ТС / ЛО ПК: Срабатывание" w:value="ЛО ТС / ЛО ПК: Срабатывание"/>
+                  <w:listItem w:displayText="ЛО ТС / ЛО ПК: Срабатывание на сигнал" w:value="ЛО ТС / ЛО ПК: Срабатывание на сигнал"/>
+                  <w:listItem w:displayText="ЛО ТС / ЛО ПК: Функция введена в работу" w:value="ЛО ТС / ЛО ПК: Функция введена в работу"/>
+                  <w:listItem w:displayText="ЛО ТС / ЛО ПК: Функция оперативно выведена из работы" w:value="ЛО ТС / ЛО ПК: Функция оперативно выведена из работы"/>
                   <w:listItem w:displayText="ПДС / ГЗ РПН: Низкая изоляция " w:value="ПДС / ГЗ РПН: Низкая изоляция "/>
                   <w:listItem w:displayText="ПДС / ГЗ РПН: Отключение" w:value="ПДС / ГЗ РПН: Отключение"/>
                   <w:listItem w:displayText="ПДС / ГЗ Т: Низкая изоляция ГЗоткл" w:value="ПДС / ГЗ Т: Низкая изоляция ГЗоткл"/>
                   <w:listItem w:displayText="ПДС / ГЗ Т: Низкая изоляция ГЗсигн" w:value="ПДС / ГЗ Т: Низкая изоляция ГЗсигн"/>
                   <w:listItem w:displayText="ПДС / ГЗ Т: Отключение" w:value="ПДС / ГЗ Т: Отключение"/>
                   <w:listItem w:displayText="ПДС / ГЗ Т: Сигнал" w:value="ПДС / ГЗ Т: Сигнал"/>
-                  <w:listItem w:displayText="ПДС / КИ: Аварийный уровень изоляции" w:value="ПДС / КИ: Аварийный уровень изоляции"/>
-                  <w:listItem w:displayText="ПДС / КИ: Низкий уровень изоляции" w:value="ПДС / КИ: Низкий уровень изоляции"/>
-                  <w:listItem w:displayText="ПДС / КПруж: Пружина не заведена" w:value="ПДС / КПруж: Пружина не заведена"/>
-                  <w:listItem w:displayText="ПДС / КЦВ: Контроль цепи ЭМВ" w:value="ПДС / КЦВ: Контроль цепи ЭМВ"/>
-                  <w:listItem w:displayText="ПДС / КЦВ: Контроль цепи ЭМО1" w:value="ПДС / КЦВ: Контроль цепи ЭМО1"/>
-                  <w:listItem w:displayText="ПДС / КЦВ: Контроль цепи ЭМО2" w:value="ПДС / КЦВ: Контроль цепи ЭМО2"/>
-                  <w:listItem w:displayText="ПДС / КЦВ: Работа ЭМВ" w:value="ПДС / КЦВ: Работа ЭМВ"/>
-                  <w:listItem w:displayText="ПДС / КЦВ: Работа ЭМО1" w:value="ПДС / КЦВ: Работа ЭМО1"/>
-                  <w:listItem w:displayText="ПДС / КЦВ: Работа ЭМО2" w:value="ПДС / КЦВ: Работа ЭМО2"/>
+                  <w:listItem w:displayText="ПДС / ДТм РПН: Срабатывание" w:value="ПДС / ДТм РПН: Срабатывание"/>
+                  <w:listItem w:displayText="ПДС / ДТм: Низкая изоляция" w:value="ПДС / ДТм: Низкая изоляция"/>
+                  <w:listItem w:displayText="ПДС / ДТм: Отключение" w:value="ПДС / ДТм: Отключение"/>
+                  <w:listItem w:displayText="ПДС / ДТм: Сигнал" w:value="ПДС / ДТм: Сигнал"/>
+                  <w:listItem w:displayText="ПДС / ДТо: Низкая изоляция" w:value="ПДС / ДТо: Низкая изоляция"/>
+                  <w:listItem w:displayText="ПДС / ДТо: Отключение" w:value="ПДС / ДТо: Отключение"/>
+                  <w:listItem w:displayText="ПДС / ДТо: Сигнал" w:value="ПДС / ДТо: Сигнал"/>
+                  <w:listItem w:displayText="ПДС / ДУм РПН: Высокий уровень масла" w:value="ПДС / ДУм РПН: Высокий уровень масла"/>
+                  <w:listItem w:displayText="ПДС / ДУм РПН: Низкий уровень масла" w:value="ПДС / ДУм РПН: Низкий уровень масла"/>
+                  <w:listItem w:displayText="ПДС / ДУм расширителя: Высокий уровень масла" w:value="ПДС / ДУм расширителя: Высокий уровень масла"/>
+                  <w:listItem w:displayText="ПДС / ДУм расширителя: Низкий уровень масла" w:value="ПДС / ДУм расширителя: Низкий уровень масла"/>
+                  <w:listItem w:displayText="ПДС / КСО: Авария" w:value="ПДС / КСО: Авария"/>
+                  <w:listItem w:displayText="ПДС / КСО: Неисправность" w:value="ПДС / КСО: Неисправность"/>
+                  <w:listItem w:displayText="ПДС / ОК: Срабатывание" w:value="ПДС / ОК: Срабатывание"/>
+                  <w:listItem w:displayText="ПДС / ПК: Срабатывание" w:value="ПДС / ПК: Срабатывание"/>
+                  <w:listItem w:displayText="ПДС / РД: Низкая изоляция" w:value="ПДС / РД: Низкая изоляция"/>
+                  <w:listItem w:displayText="ПДС / РД: Отключение" w:value="ПДС / РД: Отключение"/>
                   <w:listItem w:displayText="ПДС НКУ / SA1: Цепь введена" w:value="ПДС НКУ / SA1: Цепь введена"/>
                   <w:listItem w:displayText="ПДС НКУ / SA2: Цепь введена" w:value="ПДС НКУ / SA2: Цепь введена"/>
                   <w:listItem w:displayText="ПДС НКУ / SA3: Цепь введена" w:value="ПДС НКУ / SA3: Цепь введена"/>
                   <w:listItem w:displayText="ПДС НКУ / SA4: Цепь введена" w:value="ПДС НКУ / SA4: Цепь введена"/>
-                  <w:listItem w:displayText="ПДС НКУ / SA5: Цепь введена" w:value="ПДС НКУ / SA5: Цепь введена"/>
-                  <w:listItem w:displayText="ПДС НКУ / SA6: Цепь введена" w:value="ПДС НКУ / SA6: Цепь введена"/>
                   <w:listItem w:displayText="ПДС НКУ / SG1: Рабочее положение" w:value="ПДС НКУ / SG1: Рабочее положение"/>
                   <w:listItem w:displayText="ПДС НКУ / SG2: Рабочее положение" w:value="ПДС НКУ / SG2: Рабочее положение"/>
                   <w:listItem w:displayText="ПДС НКУ / SG3: Рабочее положение" w:value="ПДС НКУ / SG3: Рабочее положение"/>
@@ -7752,11 +7738,23 @@
                   <w:listItem w:displayText="ПДС НКУ / ОТ ЗДЗ2: Неисправность" w:value="ПДС НКУ / ОТ ЗДЗ2: Неисправность"/>
                   <w:listItem w:displayText="ПДС НКУ / ОТ ИЭУ ТН1: Неисправность" w:value="ПДС НКУ / ОТ ИЭУ ТН1: Неисправность"/>
                   <w:listItem w:displayText="ПДС НКУ / ОТ ИЭУ ТН2: Неисправность" w:value="ПДС НКУ / ОТ ИЭУ ТН2: Неисправность"/>
+                  <w:listItem w:displayText="ПДС НКУ / ОТ ТЗ, ТС: Неисправность" w:value="ПДС НКУ / ОТ ТЗ, ТС: Неисправность"/>
                   <w:listItem w:displayText="ПДС НКУ / ОТ УРОВ1: Неисправность" w:value="ПДС НКУ / ОТ УРОВ1: Неисправность"/>
                   <w:listItem w:displayText="ПДС НКУ / ОТ УРОВ2: Неисправность" w:value="ПДС НКУ / ОТ УРОВ2: Неисправность"/>
-                  <w:listItem w:displayText="ПДС НКУ / ОТ ЭМО1, ЭМВ: Неисправность" w:value="ПДС НКУ / ОТ ЭМО1, ЭМВ: Неисправность"/>
-                  <w:listItem w:displayText="ПДС НКУ / ОТ ЭМО2: Неисправность" w:value="ПДС НКУ / ОТ ЭМО2: Неисправность"/>
-                  <w:listItem w:displayText="ПДС НКУ / ОТ цепей сигн. В: Неисправность" w:value="ПДС НКУ / ОТ цепей сигн. В: Неисправность"/>
+                  <w:listItem w:displayText="ПС / ПС: Пуск предупредительной сигнализации" w:value="ПС / ПС: Пуск предупредительной сигнализации"/>
+                  <w:listItem w:displayText="ПС / ПС: Пуск предупредительной сигнализации (импульс)" w:value="ПС / ПС: Пуск предупредительной сигнализации (импульс)"/>
+                  <w:listItem w:displayText="РТПО / РТПО ВН: Пуск" w:value="РТПО / РТПО ВН: Пуск"/>
+                  <w:listItem w:displayText="РТПО / РТПО ВН: Функция введена в работу" w:value="РТПО / РТПО ВН: Функция введена в работу"/>
+                  <w:listItem w:displayText="РТПО / РТПО ВН: Функция оперативно выведена из работы" w:value="РТПО / РТПО ВН: Функция оперативно выведена из работы"/>
+                  <w:listItem w:displayText="РТПО / РТПО НН1: Пуск" w:value="РТПО / РТПО НН1: Пуск"/>
+                  <w:listItem w:displayText="РТПО / РТПО НН1: Функция введена в работу" w:value="РТПО / РТПО НН1: Функция введена в работу"/>
+                  <w:listItem w:displayText="РТПО / РТПО НН1: Функция оперативно выведена из работы" w:value="РТПО / РТПО НН1: Функция оперативно выведена из работы"/>
+                  <w:listItem w:displayText="РТПО / РТПО НН2: Пуск" w:value="РТПО / РТПО НН2: Пуск"/>
+                  <w:listItem w:displayText="РТПО / РТПО НН2: Функция введена в работу" w:value="РТПО / РТПО НН2: Функция введена в работу"/>
+                  <w:listItem w:displayText="РТПО / РТПО НН2: Функция оперативно выведена из работы" w:value="РТПО / РТПО НН2: Функция оперативно выведена из работы"/>
+                  <w:listItem w:displayText="РТПО / РТПО_общ: Пуск" w:value="РТПО / РТПО_общ: Пуск"/>
+                  <w:listItem w:displayText="РТПО / РТПО_общ: Функция введена в работу" w:value="РТПО / РТПО_общ: Функция введена в работу"/>
+                  <w:listItem w:displayText="РТПО / РТПО_общ: Функция оперативно выведена из работы" w:value="РТПО / РТПО_общ: Функция оперативно выведена из работы"/>
                   <w:listItem w:displayText="СИСТ / БУ: Индикация местного управления" w:value="СИСТ / БУ: Индикация местного управления"/>
                   <w:listItem w:displayText="СИСТ / Диагностика: Изменение встраиваемого ПО" w:value="СИСТ / Диагностика: Изменение встраиваемого ПО"/>
                   <w:listItem w:displayText="СИСТ / Диагностика: Индикация логического узла-прокси" w:value="СИСТ / Диагностика: Индикация логического узла-прокси"/>
@@ -7772,9 +7770,6 @@
                   <w:listItem w:displayText="СИСТ / Диагностика: Неисправность модуля дискретных входов/выходов (слот М11)" w:value="СИСТ / Диагностика: Неисправность модуля дискретных входов/выходов (слот М11)"/>
                   <w:listItem w:displayText="СИСТ / Диагностика: Неисправность модуля дискретных входов/выходов (слот М3)" w:value="СИСТ / Диагностика: Неисправность модуля дискретных входов/выходов (слот М3)"/>
                   <w:listItem w:displayText="СИСТ / Диагностика: Неисправность модуля дискретных входов/выходов (слот М4)" w:value="СИСТ / Диагностика: Неисправность модуля дискретных входов/выходов (слот М4)"/>
-                  <w:listItem w:displayText="СИСТ / Диагностика: Неисправность модуля дискретных входов/выходов (слот М5)" w:value="СИСТ / Диагностика: Неисправность модуля дискретных входов/выходов (слот М5)"/>
-                  <w:listItem w:displayText="СИСТ / Диагностика: Неисправность модуля дискретных входов/выходов (слот М6)" w:value="СИСТ / Диагностика: Неисправность модуля дискретных входов/выходов (слот М6)"/>
-                  <w:listItem w:displayText="СИСТ / Диагностика: Неисправность модуля дискретных входов/выходов (слот М7)" w:value="СИСТ / Диагностика: Неисправность модуля дискретных входов/выходов (слот М7)"/>
                   <w:listItem w:displayText="СИСТ / Диагностика: Неисправность модуля дискретных входов/выходов (слот М8)" w:value="СИСТ / Диагностика: Неисправность модуля дискретных входов/выходов (слот М8)"/>
                   <w:listItem w:displayText="СИСТ / Диагностика: Неисправность модуля дискретных входов/выходов (слот М9)" w:value="СИСТ / Диагностика: Неисправность модуля дискретных входов/выходов (слот М9)"/>
                   <w:listItem w:displayText="СИСТ / Диагностика: Неисправность цепей оперативного питания" w:value="СИСТ / Диагностика: Неисправность цепей оперативного питания"/>
@@ -8035,23 +8030,29 @@
                   <w:listItem w:displayText="СИСТ / СД ФК: Режим работы ГЗ РПН" w:value="СИСТ / СД ФК: Режим работы ГЗ РПН"/>
                   <w:listItem w:displayText="СИСТ / СД ФК: Режим работы ГЗ Т откл" w:value="СИСТ / СД ФК: Режим работы ГЗ Т откл"/>
                   <w:listItem w:displayText="СИСТ / СД ФК: Режим работы ГЗ Т сигн" w:value="СИСТ / СД ФК: Режим работы ГЗ Т сигн"/>
+                  <w:listItem w:displayText="СИСТ / СД ФК: Режим работы ДЗТ" w:value="СИСТ / СД ФК: Режим работы ДЗТ"/>
+                  <w:listItem w:displayText="СИСТ / СД ФК: Режим работы ЗПО" w:value="СИСТ / СД ФК: Режим работы ЗПО"/>
                   <w:listItem w:displayText="СИСТ / СД ФК: Режим работы УРОВ" w:value="СИСТ / СД ФК: Режим работы УРОВ"/>
                   <w:listItem w:displayText="СИСТ / СД ФК: Управление ИЭУ" w:value="СИСТ / СД ФК: Управление ИЭУ"/>
                   <w:listItem w:displayText="СИСТ / СД: БИ выведены" w:value="СИСТ / СД: БИ выведены"/>
                   <w:listItem w:displayText="СИСТ / СД: Внешнее отключение" w:value="СИСТ / СД: Внешнее отключение"/>
                   <w:listItem w:displayText="СИСТ / СД: Выходные цепи разобраны" w:value="СИСТ / СД: Выходные цепи разобраны"/>
-                  <w:listItem w:displayText="СИСТ / СД: Неисправность В ВН" w:value="СИСТ / СД: Неисправность В ВН"/>
                   <w:listItem w:displayText="СИСТ / СД: Неисправность ШС-А" w:value="СИСТ / СД: Неисправность ШС-А"/>
                   <w:listItem w:displayText="СИСТ / СД: Неисправность ШС-В" w:value="СИСТ / СД: Неисправность ШС-В"/>
                   <w:listItem w:displayText="СИСТ / СД: Неисправность опер. тока ГЗ" w:value="СИСТ / СД: Неисправность опер. тока ГЗ"/>
-                  <w:listItem w:displayText="СИСТ / СД: Неисправность сигн. В" w:value="СИСТ / СД: Неисправность сигн. В"/>
+                  <w:listItem w:displayText="СИСТ / СД: Неисправность опер. тока ТЗ, ТС" w:value="СИСТ / СД: Неисправность опер. тока ТЗ, ТС"/>
                   <w:listItem w:displayText="СИСТ / СД: Неисправность цепей ГЗ РПН" w:value="СИСТ / СД: Неисправность цепей ГЗ РПН"/>
                   <w:listItem w:displayText="СИСТ / СД: Неисправность цепей ГЗ Т" w:value="СИСТ / СД: Неисправность цепей ГЗ Т"/>
+                  <w:listItem w:displayText="СИСТ / СД: Неисправность цепей ТЗ" w:value="СИСТ / СД: Неисправность цепей ТЗ"/>
                   <w:listItem w:displayText="СИСТ / СД: Потеря GOOSE" w:value="СИСТ / СД: Потеря GOOSE"/>
+                  <w:listItem w:displayText="СИСТ / СД: Пуск ЗПО" w:value="СИСТ / СД: Пуск ЗПО"/>
                   <w:listItem w:displayText="СИСТ / СД: Срабатывание ГЗ РПН" w:value="СИСТ / СД: Срабатывание ГЗ РПН"/>
                   <w:listItem w:displayText="СИСТ / СД: Срабатывание ГЗоткл" w:value="СИСТ / СД: Срабатывание ГЗоткл"/>
                   <w:listItem w:displayText="СИСТ / СД: Срабатывание ГЗсигн" w:value="СИСТ / СД: Срабатывание ГЗсигн"/>
-                  <w:listItem w:displayText="СИСТ / СД: Срабатывание МТЗ" w:value="СИСТ / СД: Срабатывание МТЗ"/>
+                  <w:listItem w:displayText="СИСТ / СД: Срабатывание ДЗТ" w:value="СИСТ / СД: Срабатывание ДЗТ"/>
+                  <w:listItem w:displayText="СИСТ / СД: Срабатывание ЗП" w:value="СИСТ / СД: Срабатывание ЗП"/>
+                  <w:listItem w:displayText="СИСТ / СД: Срабатывание ТЗоткл" w:value="СИСТ / СД: Срабатывание ТЗоткл"/>
+                  <w:listItem w:displayText="СИСТ / СД: Срабатывание ТЗсигн" w:value="СИСТ / СД: Срабатывание ТЗсигн"/>
                   <w:listItem w:displayText="СИСТ / СД: Срабатывание УРОВ" w:value="СИСТ / СД: Срабатывание УРОВ"/>
                   <w:listItem w:displayText="СИСТ / ФК: Действие на В ВН" w:value="СИСТ / ФК: Действие на В ВН"/>
                   <w:listItem w:displayText="СИСТ / ФК: Действие на В НН1" w:value="СИСТ / ФК: Действие на В НН1"/>
@@ -8060,6 +8061,8 @@
                   <w:listItem w:displayText="СИСТ / ФК: Режим работы ГЗ РПН" w:value="СИСТ / ФК: Режим работы ГЗ РПН"/>
                   <w:listItem w:displayText="СИСТ / ФК: Режим работы ГЗ Т откл" w:value="СИСТ / ФК: Режим работы ГЗ Т откл"/>
                   <w:listItem w:displayText="СИСТ / ФК: Режим работы ГЗ Т сигн" w:value="СИСТ / ФК: Режим работы ГЗ Т сигн"/>
+                  <w:listItem w:displayText="СИСТ / ФК: Режим работы ДЗТ" w:value="СИСТ / ФК: Режим работы ДЗТ"/>
+                  <w:listItem w:displayText="СИСТ / ФК: Режим работы ЗПО" w:value="СИСТ / ФК: Режим работы ЗПО"/>
                   <w:listItem w:displayText="СИСТ / ФК: Режим работы УРОВ" w:value="СИСТ / ФК: Режим работы УРОВ"/>
                   <w:listItem w:displayText="СИСТ / ФК: Управление ИЭУ" w:value="СИСТ / ФК: Управление ИЭУ"/>
                   <w:listItem w:displayText="СИСТ / ШС: Переполнение буфера входных данных" w:value="СИСТ / ШС: Переполнение буфера входных данных"/>
@@ -8069,34 +8072,38 @@
                   <w:listItem w:displayText="ТК ЗДЗ / ТК ЗДЗ: Пуск" w:value="ТК ЗДЗ / ТК ЗДЗ: Пуск"/>
                   <w:listItem w:displayText="ТК ЗДЗ / ТК ЗДЗ: Функция введена в работу" w:value="ТК ЗДЗ / ТК ЗДЗ: Функция введена в работу"/>
                   <w:listItem w:displayText="ТК ЗДЗ / ТК ЗДЗ: Функция оперативно выведена из работы" w:value="ТК ЗДЗ / ТК ЗДЗ: Функция оперативно выведена из работы"/>
-                  <w:listItem w:displayText="ТО / ТО: Пуск" w:value="ТО / ТО: Пуск"/>
-                  <w:listItem w:displayText="ТО / ТО: Срабатывание" w:value="ТО / ТО: Срабатывание"/>
-                  <w:listItem w:displayText="ТО / ТО: Срабатывание на сигнал" w:value="ТО / ТО: Срабатывание на сигнал"/>
-                  <w:listItem w:displayText="ТО / ТО: Функция введена в работу" w:value="ТО / ТО: Функция введена в работу"/>
-                  <w:listItem w:displayText="ТО / ТО: Функция оперативно выведена из работы" w:value="ТО / ТО: Функция оперативно выведена из работы"/>
+                  <w:listItem w:displayText="ТО ЗПО / ТО ЗПО ВН: Пуск" w:value="ТО ЗПО / ТО ЗПО ВН: Пуск"/>
+                  <w:listItem w:displayText="ТО ЗПО / ТО ЗПО ВН: Функция введена в работу" w:value="ТО ЗПО / ТО ЗПО ВН: Функция введена в работу"/>
+                  <w:listItem w:displayText="ТО ЗПО / ТО ЗПО ВН: Функция оперативно выведена из работы" w:value="ТО ЗПО / ТО ЗПО ВН: Функция оперативно выведена из работы"/>
+                  <w:listItem w:displayText="ТО ЗПО / ТО ЗПО НН1: Пуск" w:value="ТО ЗПО / ТО ЗПО НН1: Пуск"/>
+                  <w:listItem w:displayText="ТО ЗПО / ТО ЗПО НН1: Функция введена в работу" w:value="ТО ЗПО / ТО ЗПО НН1: Функция введена в работу"/>
+                  <w:listItem w:displayText="ТО ЗПО / ТО ЗПО НН1: Функция оперативно выведена из работы" w:value="ТО ЗПО / ТО ЗПО НН1: Функция оперативно выведена из работы"/>
+                  <w:listItem w:displayText="ТО ЗПО / ТО ЗПО НН2: Пуск" w:value="ТО ЗПО / ТО ЗПО НН2: Пуск"/>
+                  <w:listItem w:displayText="ТО ЗПО / ТО ЗПО НН2: Функция введена в работу" w:value="ТО ЗПО / ТО ЗПО НН2: Функция введена в работу"/>
+                  <w:listItem w:displayText="ТО ЗПО / ТО ЗПО НН2: Функция оперативно выведена из работы" w:value="ТО ЗПО / ТО ЗПО НН2: Функция оперативно выведена из работы"/>
+                  <w:listItem w:displayText="ТО ЗПО / ТО ЗПО_общ: Пуск" w:value="ТО ЗПО / ТО ЗПО_общ: Пуск"/>
+                  <w:listItem w:displayText="ТО ЗПО / ТО ЗПО_общ: Функция введена в работу" w:value="ТО ЗПО / ТО ЗПО_общ: Функция введена в работу"/>
+                  <w:listItem w:displayText="ТО ЗПО / ТО ЗПО_общ: Функция оперативно выведена из работы" w:value="ТО ЗПО / ТО ЗПО_общ: Функция оперативно выведена из работы"/>
                   <w:listItem w:displayText="ТО РПН / ТО РПН: Пуск" w:value="ТО РПН / ТО РПН: Пуск"/>
                   <w:listItem w:displayText="ТО РПН / ТО РПН: Функция введена в работу" w:value="ТО РПН / ТО РПН: Функция введена в работу"/>
                   <w:listItem w:displayText="ТО РПН / ТО РПН: Функция оперативно выведена из работы" w:value="ТО РПН / ТО РПН: Функция оперативно выведена из работы"/>
-                  <w:listItem w:displayText="УВ / УВ: Включить" w:value="УВ / УВ: Включить"/>
-                  <w:listItem w:displayText="УВ / УВ: Функция введена в работу" w:value="УВ / УВ: Функция введена в работу"/>
                   <w:listItem w:displayText="УРОВ ВН / УРОВ: Пуск" w:value="УРОВ ВН / УРОВ: Пуск"/>
                   <w:listItem w:displayText="УРОВ ВН / УРОВ: Пуск ИО максимального тока" w:value="УРОВ ВН / УРОВ: Пуск ИО максимального тока"/>
-                  <w:listItem w:displayText="УРОВ ВН / УРОВ: Срабатывание" w:value="УРОВ ВН / УРОВ: Срабатывание"/>
-                  <w:listItem w:displayText="УРОВ ВН / УРОВ: Срабатывание  'на себя'" w:value="УРОВ ВН / УРОВ: Срабатывание  'на себя'"/>
-                  <w:listItem w:displayText="УРОВ ВН / УРОВ: Ускорение УРОВ" w:value="УРОВ ВН / УРОВ: Ускорение УРОВ"/>
+                  <w:listItem w:displayText="УРОВ ВН / УРОВ: Срабатывание УРОВ" w:value="УРОВ ВН / УРОВ: Срабатывание УРОВ"/>
+                  <w:listItem w:displayText="УРОВ ВН / УРОВ: Срабатывание УРОВ  'на себя'" w:value="УРОВ ВН / УРОВ: Срабатывание УРОВ  'на себя'"/>
                   <w:listItem w:displayText="УРОВ ВН / УРОВ: Функция введена в работу" w:value="УРОВ ВН / УРОВ: Функция введена в работу"/>
                   <w:listItem w:displayText="УРОВ ВН / УРОВ: Функция оперативно выведена из работы" w:value="УРОВ ВН / УРОВ: Функция оперативно выведена из работы"/>
-                  <w:listItem w:displayText="ошибка / ПС: Пуск предупредительной сигнализации" w:value="ошибка / ПС: Пуск предупредительной сигнализации"/>
-                  <w:listItem w:displayText="ошибка / ПС: Пуск предупредительной сигнализации (импульс)" w:value="ошибка / ПС: Пуск предупредительной сигнализации (импульс)"/>
                   <w:listItem w:displayText="ошибка / СС: БИ выведены" w:value="ошибка / СС: БИ выведены"/>
+                  <w:listItem w:displayText="ошибка / СС: Внешнее отключение" w:value="ошибка / СС: Внешнее отключение"/>
                   <w:listItem w:displayText="ошибка / СС: Выходные цепи разобраны" w:value="ошибка / СС: Выходные цепи разобраны"/>
                   <w:listItem w:displayText="ошибка / СС: ГЗ заблокирована" w:value="ошибка / СС: ГЗ заблокирована"/>
                   <w:listItem w:displayText="ошибка / СС: Контроль оперативного тока" w:value="ошибка / СС: Контроль оперативного тока"/>
+                  <w:listItem w:displayText="ошибка / СС: Контроль оперативного тока НН" w:value="ошибка / СС: Контроль оперативного тока НН"/>
                   <w:listItem w:displayText="ошибка / СС: Низкая изоляция ГЗ" w:value="ошибка / СС: Низкая изоляция ГЗ"/>
                   <w:listItem w:displayText="ошибка / СС: Низкая изоляция ТЗ" w:value="ошибка / СС: Низкая изоляция ТЗ"/>
-                  <w:listItem w:displayText="ошибка / СС: Превышение времени переключения коммутационного аппарата" w:value="ошибка / СС: Превышение времени переключения коммутационного аппарата"/>
                   <w:listItem w:displayText="ошибка / СС: Сигнализация от ГЗ" w:value="ошибка / СС: Сигнализация от ГЗ"/>
                   <w:listItem w:displayText="ошибка / СС: Сигнализация от ТЗ" w:value="ошибка / СС: Сигнализация от ТЗ"/>
+                  <w:listItem w:displayText="ошибка / СС: Сигнализация от ТС" w:value="ошибка / СС: Сигнализация от ТС"/>
                   <w:listItem w:displayText="ошибка / СС: ТЗ заблокирована" w:value="ошибка / СС: ТЗ заблокирована"/>
                 </w:dropDownList>
                 <w:showingPlcHdr/>
@@ -8136,69 +8143,98 @@
                 <w:id w:val="0"/>
                 <w:dropDownList>
                   <w:listItem w:displayText="Не назначено" w:value=""/>
-                  <w:listItem w:displayText="ЗОП / ЗОП: Пуск" w:value="ЗОП / ЗОП: Пуск"/>
-                  <w:listItem w:displayText="ЗОП / ЗОП: Пуск ИО по несимметрии токов прямой и обратной последовательности" w:value="ЗОП / ЗОП: Пуск ИО по несимметрии токов прямой и обратной последовательности"/>
-                  <w:listItem w:displayText="ЗОП / ЗОП: Пуск ИО тока обратной последовательности" w:value="ЗОП / ЗОП: Пуск ИО тока обратной последовательности"/>
-                  <w:listItem w:displayText="ЗОП / ЗОП: Срабатывание" w:value="ЗОП / ЗОП: Срабатывание"/>
-                  <w:listItem w:displayText="ЗОП / ЗОП: Срабатывание на сигнал" w:value="ЗОП / ЗОП: Срабатывание на сигнал"/>
-                  <w:listItem w:displayText="ЗОП / ЗОП: Функция введена в работу" w:value="ЗОП / ЗОП: Функция введена в работу"/>
-                  <w:listItem w:displayText="ЗОП / ЗОП: Функция оперативно выведена из работы" w:value="ЗОП / ЗОП: Функция оперативно выведена из работы"/>
-                  <w:listItem w:displayText="ЗП / ЗП: Пуск" w:value="ЗП / ЗП: Пуск"/>
-                  <w:listItem w:displayText="ЗП / ЗП: Пуск ИО максимального тока" w:value="ЗП / ЗП: Пуск ИО максимального тока"/>
+                  <w:listItem w:displayText="ДЗТ / БВКЗ: Срабатывание БВКЗ" w:value="ДЗТ / БВКЗ: Срабатывание БВКЗ"/>
+                  <w:listItem w:displayText="ДЗТ / БВКЗ: Срабатывание БВКЗ по фазе А" w:value="ДЗТ / БВКЗ: Срабатывание БВКЗ по фазе А"/>
+                  <w:listItem w:displayText="ДЗТ / БВКЗ: Срабатывание БВКЗ по фазе В" w:value="ДЗТ / БВКЗ: Срабатывание БВКЗ по фазе В"/>
+                  <w:listItem w:displayText="ДЗТ / БВКЗ: Срабатывание БВКЗ по фазе С" w:value="ДЗТ / БВКЗ: Срабатывание БВКЗ по фазе С"/>
+                  <w:listItem w:displayText="ДЗТ / Д2Г: Пуск Д2Г" w:value="ДЗТ / Д2Г: Пуск Д2Г"/>
+                  <w:listItem w:displayText="ДЗТ / Д2Г: Пуск Д2Г по фазе A" w:value="ДЗТ / Д2Г: Пуск Д2Г по фазе A"/>
+                  <w:listItem w:displayText="ДЗТ / Д2Г: Пуск Д2Г по фазе В" w:value="ДЗТ / Д2Г: Пуск Д2Г по фазе В"/>
+                  <w:listItem w:displayText="ДЗТ / Д2Г: Пуск Д2Г по фазе С" w:value="ДЗТ / Д2Г: Пуск Д2Г по фазе С"/>
+                  <w:listItem w:displayText="ДЗТ / Д5Г: Пуск Д5Г" w:value="ДЗТ / Д5Г: Пуск Д5Г"/>
+                  <w:listItem w:displayText="ДЗТ / Д5Г: Пуск Д5Г по фазе A" w:value="ДЗТ / Д5Г: Пуск Д5Г по фазе A"/>
+                  <w:listItem w:displayText="ДЗТ / Д5Г: Пуск Д5Г по фазе В" w:value="ДЗТ / Д5Г: Пуск Д5Г по фазе В"/>
+                  <w:listItem w:displayText="ДЗТ / Д5Г: Пуск Д5Г по фазе С" w:value="ДЗТ / Д5Г: Пуск Д5Г по фазе С"/>
+                  <w:listItem w:displayText="ДЗТ / ДТЗт: Пуск" w:value="ДЗТ / ДТЗт: Пуск"/>
+                  <w:listItem w:displayText="ДЗТ / ДТЗт: Пуск ДТО по фазе A" w:value="ДЗТ / ДТЗт: Пуск ДТО по фазе A"/>
+                  <w:listItem w:displayText="ДЗТ / ДТЗт: Пуск ДТО по фазе В" w:value="ДЗТ / ДТЗт: Пуск ДТО по фазе В"/>
+                  <w:listItem w:displayText="ДЗТ / ДТЗт: Пуск ДТО по фазе С" w:value="ДЗТ / ДТЗт: Пуск ДТО по фазе С"/>
+                  <w:listItem w:displayText="ДЗТ / ДТЗт: Срабатывание ДТЗт" w:value="ДЗТ / ДТЗт: Срабатывание ДТЗт"/>
+                  <w:listItem w:displayText="ДЗТ / ДТЗт: Срабатывание ДТЗт на сигнал" w:value="ДЗТ / ДТЗт: Срабатывание ДТЗт на сигнал"/>
+                  <w:listItem w:displayText="ДЗТ / ДТЗт: Срабатывание ДТЗт по фазе A" w:value="ДЗТ / ДТЗт: Срабатывание ДТЗт по фазе A"/>
+                  <w:listItem w:displayText="ДЗТ / ДТЗт: Срабатывание ДТЗт по фазе A на сигнал" w:value="ДЗТ / ДТЗт: Срабатывание ДТЗт по фазе A на сигнал"/>
+                  <w:listItem w:displayText="ДЗТ / ДТЗт: Срабатывание ДТЗт по фазе В" w:value="ДЗТ / ДТЗт: Срабатывание ДТЗт по фазе В"/>
+                  <w:listItem w:displayText="ДЗТ / ДТЗт: Срабатывание ДТЗт по фазе В на сигнал" w:value="ДЗТ / ДТЗт: Срабатывание ДТЗт по фазе В на сигнал"/>
+                  <w:listItem w:displayText="ДЗТ / ДТЗт: Срабатывание ДТЗт по фазе С" w:value="ДЗТ / ДТЗт: Срабатывание ДТЗт по фазе С"/>
+                  <w:listItem w:displayText="ДЗТ / ДТЗт: Срабатывание ДТЗт по фазе С на сигнал" w:value="ДЗТ / ДТЗт: Срабатывание ДТЗт по фазе С на сигнал"/>
+                  <w:listItem w:displayText="ДЗТ / ДТЗт: Функция введена в работу" w:value="ДЗТ / ДТЗт: Функция введена в работу"/>
+                  <w:listItem w:displayText="ДЗТ / ДТЗт: Функция оперативно выведена из работы" w:value="ДЗТ / ДТЗт: Функция оперативно выведена из работы"/>
+                  <w:listItem w:displayText="ДЗТ / ДТО: Пуск" w:value="ДЗТ / ДТО: Пуск"/>
+                  <w:listItem w:displayText="ДЗТ / ДТО: Пуск ДТО по фазе A" w:value="ДЗТ / ДТО: Пуск ДТО по фазе A"/>
+                  <w:listItem w:displayText="ДЗТ / ДТО: Пуск ДТО по фазе В" w:value="ДЗТ / ДТО: Пуск ДТО по фазе В"/>
+                  <w:listItem w:displayText="ДЗТ / ДТО: Пуск ДТО по фазе С" w:value="ДЗТ / ДТО: Пуск ДТО по фазе С"/>
+                  <w:listItem w:displayText="ДЗТ / ДТО: Срабатывание ДТО" w:value="ДЗТ / ДТО: Срабатывание ДТО"/>
+                  <w:listItem w:displayText="ДЗТ / ДТО: Срабатывание ДТО на сигнал" w:value="ДЗТ / ДТО: Срабатывание ДТО на сигнал"/>
+                  <w:listItem w:displayText="ДЗТ / ДТО: Срабатывание ДТО по фазе A" w:value="ДЗТ / ДТО: Срабатывание ДТО по фазе A"/>
+                  <w:listItem w:displayText="ДЗТ / ДТО: Срабатывание ДТО по фазе A на сигнал" w:value="ДЗТ / ДТО: Срабатывание ДТО по фазе A на сигнал"/>
+                  <w:listItem w:displayText="ДЗТ / ДТО: Срабатывание ДТО по фазе В" w:value="ДЗТ / ДТО: Срабатывание ДТО по фазе В"/>
+                  <w:listItem w:displayText="ДЗТ / ДТО: Срабатывание ДТО по фазе В на сигнал" w:value="ДЗТ / ДТО: Срабатывание ДТО по фазе В на сигнал"/>
+                  <w:listItem w:displayText="ДЗТ / ДТО: Срабатывание ДТО по фазе С" w:value="ДЗТ / ДТО: Срабатывание ДТО по фазе С"/>
+                  <w:listItem w:displayText="ДЗТ / ДТО: Срабатывание ДТО по фазе С на сигнал" w:value="ДЗТ / ДТО: Срабатывание ДТО по фазе С на сигнал"/>
+                  <w:listItem w:displayText="ДЗТ / ДТО: Функция введена в работу" w:value="ДЗТ / ДТО: Функция введена в работу"/>
+                  <w:listItem w:displayText="ДЗТ / ДТО: Функция оперативно выведена из работы" w:value="ДЗТ / ДТО: Функция оперативно выведена из работы"/>
+                  <w:listItem w:displayText="ДЗТ / КЦТнеб: Срабатывание" w:value="ДЗТ / КЦТнеб: Срабатывание"/>
+                  <w:listItem w:displayText="ДЗТ / КЦТнеб: Срабатывание фазы А" w:value="ДЗТ / КЦТнеб: Срабатывание фазы А"/>
+                  <w:listItem w:displayText="ДЗТ / КЦТнеб: Срабатывание фазы В" w:value="ДЗТ / КЦТнеб: Срабатывание фазы В"/>
+                  <w:listItem w:displayText="ДЗТ / КЦТнеб: Срабатывание фазы С" w:value="ДЗТ / КЦТнеб: Срабатывание фазы С"/>
+                  <w:listItem w:displayText="ДЗТ / КЦТнеб: Функция введена в работу" w:value="ДЗТ / КЦТнеб: Функция введена в работу"/>
+                  <w:listItem w:displayText="ДЗТ / КЦТнеб: Функция оперативно выведена из работы" w:value="ДЗТ / КЦТнеб: Функция оперативно выведена из работы"/>
+                  <w:listItem w:displayText="ЗП / ЗП ВН: Пуск" w:value="ЗП / ЗП ВН: Пуск"/>
+                  <w:listItem w:displayText="ЗП / ЗП ВН: Пуск ИО максимального тока" w:value="ЗП / ЗП ВН: Пуск ИО максимального тока"/>
+                  <w:listItem w:displayText="ЗП / ЗП ВН: Срабатывание" w:value="ЗП / ЗП ВН: Срабатывание"/>
+                  <w:listItem w:displayText="ЗП / ЗП ВН: Срабатывание на отключение" w:value="ЗП / ЗП ВН: Срабатывание на отключение"/>
+                  <w:listItem w:displayText="ЗП / ЗП ВН: Функция введена в работу" w:value="ЗП / ЗП ВН: Функция введена в работу"/>
+                  <w:listItem w:displayText="ЗП / ЗП ВН: Функция оперативно выведена из работы" w:value="ЗП / ЗП ВН: Функция оперативно выведена из работы"/>
+                  <w:listItem w:displayText="ЗП / ЗП НН1: Пуск" w:value="ЗП / ЗП НН1: Пуск"/>
+                  <w:listItem w:displayText="ЗП / ЗП НН1: Пуск ИО максимального тока" w:value="ЗП / ЗП НН1: Пуск ИО максимального тока"/>
+                  <w:listItem w:displayText="ЗП / ЗП НН1: Срабатывание" w:value="ЗП / ЗП НН1: Срабатывание"/>
+                  <w:listItem w:displayText="ЗП / ЗП НН1: Срабатывание на отключение" w:value="ЗП / ЗП НН1: Срабатывание на отключение"/>
+                  <w:listItem w:displayText="ЗП / ЗП НН1: Функция введена в работу" w:value="ЗП / ЗП НН1: Функция введена в работу"/>
+                  <w:listItem w:displayText="ЗП / ЗП НН1: Функция оперативно выведена из работы" w:value="ЗП / ЗП НН1: Функция оперативно выведена из работы"/>
+                  <w:listItem w:displayText="ЗП / ЗП НН2: Пуск" w:value="ЗП / ЗП НН2: Пуск"/>
+                  <w:listItem w:displayText="ЗП / ЗП НН2: Пуск ИО максимального тока" w:value="ЗП / ЗП НН2: Пуск ИО максимального тока"/>
+                  <w:listItem w:displayText="ЗП / ЗП НН2: Срабатывание" w:value="ЗП / ЗП НН2: Срабатывание"/>
+                  <w:listItem w:displayText="ЗП / ЗП НН2: Срабатывание на отключение" w:value="ЗП / ЗП НН2: Срабатывание на отключение"/>
+                  <w:listItem w:displayText="ЗП / ЗП НН2: Функция введена в работу" w:value="ЗП / ЗП НН2: Функция введена в работу"/>
+                  <w:listItem w:displayText="ЗП / ЗП НН2: Функция оперативно выведена из работы" w:value="ЗП / ЗП НН2: Функция оперативно выведена из работы"/>
                   <w:listItem w:displayText="ЗП / ЗП: Срабатывание" w:value="ЗП / ЗП: Срабатывание"/>
                   <w:listItem w:displayText="ЗП / ЗП: Срабатывание на отключение" w:value="ЗП / ЗП: Срабатывание на отключение"/>
                   <w:listItem w:displayText="ЗП / ЗП: Функция введена в работу" w:value="ЗП / ЗП: Функция введена в работу"/>
                   <w:listItem w:displayText="ЗП / ЗП: Функция оперативно выведена из работы" w:value="ЗП / ЗП: Функция оперативно выведена из работы"/>
-                  <w:listItem w:displayText="КА / В: Выключатель включен" w:value="КА / В: Выключатель включен"/>
-                  <w:listItem w:displayText="КА / В: Выключатель отключен" w:value="КА / В: Выключатель отключен"/>
-                  <w:listItem w:displayText="КА / В: Индикация местного режима логического узла" w:value="КА / В: Индикация местного режима логического узла"/>
-                  <w:listItem w:displayText="КА / В: Индикация местного режима физического ключа" w:value="КА / В: Индикация местного режима физического ключа"/>
-                  <w:listItem w:displayText="КА / В: Команда 'включить' выключатель через выходное реле" w:value="КА / В: Команда 'включить' выключатель через выходное реле"/>
-                  <w:listItem w:displayText="КА / В: Команда 'отключить' выключатель через выходное реле" w:value="КА / В: Команда 'отключить' выключатель через выходное реле"/>
-                  <w:listItem w:displayText="КА / В: Неисправное положение выключателя" w:value="КА / В: Неисправное положение выключателя"/>
-                  <w:listItem w:displayText="КА / В: Промежуточное положение выключателя" w:value="КА / В: Промежуточное положение выключателя"/>
-                  <w:listItem w:displayText="КА / В: Функция введена в работу" w:value="КА / В: Функция введена в работу"/>
-                  <w:listItem w:displayText="КП / УВ: Включить выключатель" w:value="КП / УВ: Включить выключатель"/>
-                  <w:listItem w:displayText="КП / УВ: Идет переключение" w:value="КП / УВ: Идет переключение"/>
-                  <w:listItem w:displayText="КП / УВ: Отключить выключатель" w:value="КП / УВ: Отключить выключатель"/>
-                  <w:listItem w:displayText="КП / УВ: Положение В (Включено)" w:value="КП / УВ: Положение В (Включено)"/>
-                  <w:listItem w:displayText="КП / УВ: Положение В (Не определено)" w:value="КП / УВ: Положение В (Не определено)"/>
-                  <w:listItem w:displayText="КП / УВ: Положение В (Неисправность)" w:value="КП / УВ: Положение В (Неисправность)"/>
-                  <w:listItem w:displayText="КП / УВ: Положение В (Отключено)" w:value="КП / УВ: Положение В (Отключено)"/>
-                  <w:listItem w:displayText="КП / УВ: Сигнал превышения допустимого времени переключения" w:value="КП / УВ: Сигнал превышения допустимого времени переключения"/>
-                  <w:listItem w:displayText="КП / УВ: Функция введена в работу" w:value="КП / УВ: Функция введена в работу"/>
-                  <w:listItem w:displayText="КРВ / КРВ: Превышен коммутационный ресурс выключателя" w:value="КРВ / КРВ: Превышен коммутационный ресурс выключателя"/>
-                  <w:listItem w:displayText="КРВ / КРВ: Превышен механический ресурс выключателя" w:value="КРВ / КРВ: Превышен механический ресурс выключателя"/>
-                  <w:listItem w:displayText="КРВ / КРВ: Превышен ресурс выключателя" w:value="КРВ / КРВ: Превышен ресурс выключателя"/>
-                  <w:listItem w:displayText="КРВ / КРВ: Функция введена в работу" w:value="КРВ / КРВ: Функция введена в работу"/>
-                  <w:listItem w:displayText="КСВ / КСВ: Блокировка включения В" w:value="КСВ / КСВ: Блокировка включения В"/>
-                  <w:listItem w:displayText="КСВ / КСВ: Блокировка отключения В" w:value="КСВ / КСВ: Блокировка отключения В"/>
-                  <w:listItem w:displayText="КСВ / КСВ: В аварийно отключен" w:value="КСВ / КСВ: В аварийно отключен"/>
-                  <w:listItem w:displayText="КСВ / КСВ: В самопроизвольно отключен" w:value="КСВ / КСВ: В самопроизвольно отключен"/>
-                  <w:listItem w:displayText="КСВ / КСВ: Защита ЭМВ" w:value="КСВ / КСВ: Защита ЭМВ"/>
-                  <w:listItem w:displayText="КСВ / КСВ: Защита ЭМО1" w:value="КСВ / КСВ: Защита ЭМО1"/>
-                  <w:listItem w:displayText="КСВ / КСВ: Защита ЭМО2" w:value="КСВ / КСВ: Защита ЭМО2"/>
-                  <w:listItem w:displayText="КСВ / КСВ: Неисправность В" w:value="КСВ / КСВ: Неисправность В"/>
-                  <w:listItem w:displayText="КСВ / КСВ: Неисправность цепей ЭМУ" w:value="КСВ / КСВ: Неисправность цепей ЭМУ"/>
-                  <w:listItem w:displayText="КСВ / КСВ: Реле фиксации команды" w:value="КСВ / КСВ: Реле фиксации команды"/>
-                  <w:listItem w:displayText="КСВ / КСВ: Функция введена в работу" w:value="КСВ / КСВ: Функция введена в работу"/>
-                  <w:listItem w:displayText="КСВ / КСВ: Функция оперативно выведена из работы" w:value="КСВ / КСВ: Функция оперативно выведена из работы"/>
-                  <w:listItem w:displayText="КЦН НН1 / КЦН: Неисправность цепей напряжения" w:value="КЦН НН1 / КЦН: Неисправность цепей напряжения"/>
-                  <w:listItem w:displayText="КЦН НН1 / КЦН: Пуск" w:value="КЦН НН1 / КЦН: Пуск"/>
-                  <w:listItem w:displayText="КЦН НН1 / КЦН: Пуск органа максимального напряжения ОП" w:value="КЦН НН1 / КЦН: Пуск органа максимального напряжения ОП"/>
-                  <w:listItem w:displayText="КЦН НН1 / КЦН: Пуск органа минимального напряжения" w:value="КЦН НН1 / КЦН: Пуск органа минимального напряжения"/>
-                  <w:listItem w:displayText="КЦН НН1 / КЦН: Функция введена в работу" w:value="КЦН НН1 / КЦН: Функция введена в работу"/>
-                  <w:listItem w:displayText="КЦН НН1 / КЦН: Функция оперативно выведена из работы" w:value="КЦН НН1 / КЦН: Функция оперативно выведена из работы"/>
-                  <w:listItem w:displayText="КЦН НН2 / КЦН: Неисправность цепей напряжения" w:value="КЦН НН2 / КЦН: Неисправность цепей напряжения"/>
-                  <w:listItem w:displayText="КЦН НН2 / КЦН: Пуск" w:value="КЦН НН2 / КЦН: Пуск"/>
-                  <w:listItem w:displayText="КЦН НН2 / КЦН: Пуск органа максимального напряжения ОП" w:value="КЦН НН2 / КЦН: Пуск органа максимального напряжения ОП"/>
-                  <w:listItem w:displayText="КЦН НН2 / КЦН: Пуск органа минимального напряжения" w:value="КЦН НН2 / КЦН: Пуск органа минимального напряжения"/>
-                  <w:listItem w:displayText="КЦН НН2 / КЦН: Функция введена в работу" w:value="КЦН НН2 / КЦН: Функция введена в работу"/>
-                  <w:listItem w:displayText="КЦН НН2 / КЦН: Функция оперативно выведена из работы" w:value="КЦН НН2 / КЦН: Функция оперативно выведена из работы"/>
-                  <w:listItem w:displayText="ЛЗТ / ЛЗТ: Пуск" w:value="ЛЗТ / ЛЗТ: Пуск"/>
-                  <w:listItem w:displayText="ЛЗТ / ЛЗТ: Срабатывание" w:value="ЛЗТ / ЛЗТ: Срабатывание"/>
-                  <w:listItem w:displayText="ЛЗТ / ЛЗТ: Функция введена в работу" w:value="ЛЗТ / ЛЗТ: Функция введена в работу"/>
-                  <w:listItem w:displayText="ЛЗТ / ЛЗТ: Функция оперативно выведена из работы" w:value="ЛЗТ / ЛЗТ: Функция оперативно выведена из работы"/>
+                  <w:listItem w:displayText="ЗПО / ЗПО: Пуск" w:value="ЗПО / ЗПО: Пуск"/>
+                  <w:listItem w:displayText="ЗПО / ЗПО: Срабатывание ЗПО" w:value="ЗПО / ЗПО: Срабатывание ЗПО"/>
+                  <w:listItem w:displayText="ЗПО / ЗПО: Срабатывание ЗПО на сигнал" w:value="ЗПО / ЗПО: Срабатывание ЗПО на сигнал"/>
+                  <w:listItem w:displayText="ЗПО / ЗПО: Функция введена в работу" w:value="ЗПО / ЗПО: Функция введена в работу"/>
+                  <w:listItem w:displayText="ЗПО / ЗПО: Функция оперативно выведена из работы" w:value="ЗПО / ЗПО: Функция оперативно выведена из работы"/>
+                  <w:listItem w:displayText="КЦТ / КЦТ: Срабатывание" w:value="КЦТ / КЦТ: Срабатывание"/>
+                  <w:listItem w:displayText="КЦТ / КЦТст1: Пуск при асимметрии" w:value="КЦТ / КЦТст1: Пуск при асимметрии"/>
+                  <w:listItem w:displayText="КЦТ / КЦТст1: Пуск при обрыве провода" w:value="КЦТ / КЦТст1: Пуск при обрыве провода"/>
+                  <w:listItem w:displayText="КЦТ / КЦТст1: Срабатывание при асимметрии" w:value="КЦТ / КЦТст1: Срабатывание при асимметрии"/>
+                  <w:listItem w:displayText="КЦТ / КЦТст1: Срабатывание при обрыве провода" w:value="КЦТ / КЦТст1: Срабатывание при обрыве провода"/>
+                  <w:listItem w:displayText="КЦТ / КЦТст1: Функция введена в работу" w:value="КЦТ / КЦТст1: Функция введена в работу"/>
+                  <w:listItem w:displayText="КЦТ / КЦТст1: Функция оперативно выведена из работы" w:value="КЦТ / КЦТст1: Функция оперативно выведена из работы"/>
+                  <w:listItem w:displayText="КЦТ / КЦТст2: Пуск при асимметрии" w:value="КЦТ / КЦТст2: Пуск при асимметрии"/>
+                  <w:listItem w:displayText="КЦТ / КЦТст2: Пуск при обрыве провода" w:value="КЦТ / КЦТст2: Пуск при обрыве провода"/>
+                  <w:listItem w:displayText="КЦТ / КЦТст2: Срабатывание при асимметрии" w:value="КЦТ / КЦТст2: Срабатывание при асимметрии"/>
+                  <w:listItem w:displayText="КЦТ / КЦТст2: Срабатывание при обрыве провода" w:value="КЦТ / КЦТст2: Срабатывание при обрыве провода"/>
+                  <w:listItem w:displayText="КЦТ / КЦТст2: Функция введена в работу" w:value="КЦТ / КЦТст2: Функция введена в работу"/>
+                  <w:listItem w:displayText="КЦТ / КЦТст2: Функция оперативно выведена из работы" w:value="КЦТ / КЦТст2: Функция оперативно выведена из работы"/>
+                  <w:listItem w:displayText="КЦТ / КЦТст3: Пуск при асимметрии" w:value="КЦТ / КЦТст3: Пуск при асимметрии"/>
+                  <w:listItem w:displayText="КЦТ / КЦТст3: Пуск при обрыве провода" w:value="КЦТ / КЦТст3: Пуск при обрыве провода"/>
+                  <w:listItem w:displayText="КЦТ / КЦТст3: Срабатывание при асимметрии" w:value="КЦТ / КЦТст3: Срабатывание при асимметрии"/>
+                  <w:listItem w:displayText="КЦТ / КЦТст3: Срабатывание при обрыве провода" w:value="КЦТ / КЦТст3: Срабатывание при обрыве провода"/>
+                  <w:listItem w:displayText="КЦТ / КЦТст3: Функция введена в работу" w:value="КЦТ / КЦТст3: Функция введена в работу"/>
+                  <w:listItem w:displayText="КЦТ / КЦТст3: Функция оперативно выведена из работы" w:value="КЦТ / КЦТст3: Функция оперативно выведена из работы"/>
                   <w:listItem w:displayText="ЛО ВН / ЛО: Отключение" w:value="ЛО ВН / ЛО: Отключение"/>
                   <w:listItem w:displayText="ЛО ВН / ЛО: Отключить аварийно" w:value="ЛО ВН / ЛО: Отключить аварийно"/>
                   <w:listItem w:displayText="ЛО ВН / ЛО: Функция введена в работу" w:value="ЛО ВН / ЛО: Функция введена в работу"/>
@@ -8218,9 +8254,6 @@
                   <w:listItem w:displayText="ЛО ГЗсигн / ЛО: Срабатывание на сигнал" w:value="ЛО ГЗсигн / ЛО: Срабатывание на сигнал"/>
                   <w:listItem w:displayText="ЛО ГЗсигн / ЛО: Функция введена в работу" w:value="ЛО ГЗсигн / ЛО: Функция введена в работу"/>
                   <w:listItem w:displayText="ЛО ГЗсигн / ЛО: Функция оперативно выведена из работы" w:value="ЛО ГЗсигн / ЛО: Функция оперативно выведена из работы"/>
-                  <w:listItem w:displayText="ЛО НН1 / ЗАВР: Запрет АВР" w:value="ЛО НН1 / ЗАВР: Запрет АВР"/>
-                  <w:listItem w:displayText="ЛО НН1 / ЗАВР: Функция введена в работу" w:value="ЛО НН1 / ЗАВР: Функция введена в работу"/>
-                  <w:listItem w:displayText="ЛО НН1 / ЗАВР: Функция оперативно выведена из работы" w:value="ЛО НН1 / ЗАВР: Функция оперативно выведена из работы"/>
                   <w:listItem w:displayText="ЛО НН1 / ЗАПВ: Запрет АПВ" w:value="ЛО НН1 / ЗАПВ: Запрет АПВ"/>
                   <w:listItem w:displayText="ЛО НН1 / ЗАПВ: Функция введена в работу" w:value="ЛО НН1 / ЗАПВ: Функция введена в работу"/>
                   <w:listItem w:displayText="ЛО НН1 / ЗАПВ: Функция оперативно выведена из работы" w:value="ЛО НН1 / ЗАПВ: Функция оперативно выведена из работы"/>
@@ -8228,9 +8261,6 @@
                   <w:listItem w:displayText="ЛО НН1 / ЛО: Отключить аварийно" w:value="ЛО НН1 / ЛО: Отключить аварийно"/>
                   <w:listItem w:displayText="ЛО НН1 / ЛО: Функция введена в работу" w:value="ЛО НН1 / ЛО: Функция введена в работу"/>
                   <w:listItem w:displayText="ЛО НН1 / ЛО: Функция оперативно выведена из работы" w:value="ЛО НН1 / ЛО: Функция оперативно выведена из работы"/>
-                  <w:listItem w:displayText="ЛО НН2 / ЗАВР: Запрет АВР" w:value="ЛО НН2 / ЗАВР: Запрет АВР"/>
-                  <w:listItem w:displayText="ЛО НН2 / ЗАВР: Функция введена в работу" w:value="ЛО НН2 / ЗАВР: Функция введена в работу"/>
-                  <w:listItem w:displayText="ЛО НН2 / ЗАВР: Функция оперативно выведена из работы" w:value="ЛО НН2 / ЗАВР: Функция оперативно выведена из работы"/>
                   <w:listItem w:displayText="ЛО НН2 / ЗАПВ: Запрет АПВ" w:value="ЛО НН2 / ЗАПВ: Запрет АПВ"/>
                   <w:listItem w:displayText="ЛО НН2 / ЗАПВ: Функция введена в работу" w:value="ЛО НН2 / ЗАПВ: Функция введена в работу"/>
                   <w:listItem w:displayText="ЛО НН2 / ЗАПВ: Функция оперативно выведена из работы" w:value="ЛО НН2 / ЗАПВ: Функция оперативно выведена из работы"/>
@@ -8238,9 +8268,6 @@
                   <w:listItem w:displayText="ЛО НН2 / ЛО: Отключить аварийно" w:value="ЛО НН2 / ЛО: Отключить аварийно"/>
                   <w:listItem w:displayText="ЛО НН2 / ЛО: Функция введена в работу" w:value="ЛО НН2 / ЛО: Функция введена в работу"/>
                   <w:listItem w:displayText="ЛО НН2 / ЛО: Функция оперативно выведена из работы" w:value="ЛО НН2 / ЛО: Функция оперативно выведена из работы"/>
-                  <w:listItem w:displayText="ЛО Т / ЗАВР: Запрет АВР" w:value="ЛО Т / ЗАВР: Запрет АВР"/>
-                  <w:listItem w:displayText="ЛО Т / ЗАВР: Функция введена в работу" w:value="ЛО Т / ЗАВР: Функция введена в работу"/>
-                  <w:listItem w:displayText="ЛО Т / ЗАВР: Функция оперативно выведена из работы" w:value="ЛО Т / ЗАВР: Функция оперативно выведена из работы"/>
                   <w:listItem w:displayText="ЛО Т / ЗАПВ: Запрет АПВ" w:value="ЛО Т / ЗАПВ: Запрет АПВ"/>
                   <w:listItem w:displayText="ЛО Т / ЗАПВ: Функция введена в работу" w:value="ЛО Т / ЗАПВ: Функция введена в работу"/>
                   <w:listItem w:displayText="ЛО Т / ЗАПВ: Функция оперативно выведена из работы" w:value="ЛО Т / ЗАПВ: Функция оперативно выведена из работы"/>
@@ -8248,76 +8275,60 @@
                   <w:listItem w:displayText="ЛО Т / ЛО: Срабатывание" w:value="ЛО Т / ЛО: Срабатывание"/>
                   <w:listItem w:displayText="ЛО Т / ЛО: Функция введена в работу" w:value="ЛО Т / ЛО: Функция введена в работу"/>
                   <w:listItem w:displayText="ЛО Т / ЛО: Функция оперативно выведена из работы" w:value="ЛО Т / ЛО: Функция оперативно выведена из работы"/>
-                  <w:listItem w:displayText="МТЗ / БЛЗШ: Блокировка ЛЗШ" w:value="МТЗ / БЛЗШ: Блокировка ЛЗШ"/>
-                  <w:listItem w:displayText="МТЗ / БНТ: Пуск БНТ" w:value="МТЗ / БНТ: Пуск БНТ"/>
-                  <w:listItem w:displayText="МТЗ / БНТ: Пуск по фазе A" w:value="МТЗ / БНТ: Пуск по фазе A"/>
-                  <w:listItem w:displayText="МТЗ / БНТ: Пуск по фазе В" w:value="МТЗ / БНТ: Пуск по фазе В"/>
-                  <w:listItem w:displayText="МТЗ / БНТ: Пуск по фазе С" w:value="МТЗ / БНТ: Пуск по фазе С"/>
-                  <w:listItem w:displayText="МТЗ / КПОН1: Пуск" w:value="МТЗ / КПОН1: Пуск"/>
-                  <w:listItem w:displayText="МТЗ / КПОН1: Функция введена в работу" w:value="МТЗ / КПОН1: Функция введена в работу"/>
-                  <w:listItem w:displayText="МТЗ / КПОН1: Функция оперативно выведена из работы" w:value="МТЗ / КПОН1: Функция оперативно выведена из работы"/>
-                  <w:listItem w:displayText="МТЗ / КПОН2: Пуск" w:value="МТЗ / КПОН2: Пуск"/>
-                  <w:listItem w:displayText="МТЗ / КПОН2: Функция введена в работу" w:value="МТЗ / КПОН2: Функция введена в работу"/>
-                  <w:listItem w:displayText="МТЗ / КПОН2: Функция оперативно выведена из работы" w:value="МТЗ / КПОН2: Функция оперативно выведена из работы"/>
-                  <w:listItem w:displayText="МТЗ / МТЗ 1 ст: Пуск" w:value="МТЗ / МТЗ 1 ст: Пуск"/>
-                  <w:listItem w:displayText="МТЗ / МТЗ 1 ст: Пуск ИО тока по фазе А" w:value="МТЗ / МТЗ 1 ст: Пуск ИО тока по фазе А"/>
-                  <w:listItem w:displayText="МТЗ / МТЗ 1 ст: Пуск ИО тока по фазе В" w:value="МТЗ / МТЗ 1 ст: Пуск ИО тока по фазе В"/>
-                  <w:listItem w:displayText="МТЗ / МТЗ 1 ст: Пуск ИО тока по фазе С" w:value="МТЗ / МТЗ 1 ст: Пуск ИО тока по фазе С"/>
-                  <w:listItem w:displayText="МТЗ / МТЗ 1 ст: Пуск по фазе A" w:value="МТЗ / МТЗ 1 ст: Пуск по фазе A"/>
-                  <w:listItem w:displayText="МТЗ / МТЗ 1 ст: Пуск по фазе В" w:value="МТЗ / МТЗ 1 ст: Пуск по фазе В"/>
-                  <w:listItem w:displayText="МТЗ / МТЗ 1 ст: Пуск по фазе С" w:value="МТЗ / МТЗ 1 ст: Пуск по фазе С"/>
-                  <w:listItem w:displayText="МТЗ / МТЗ 1 ст: Срабатывание" w:value="МТЗ / МТЗ 1 ст: Срабатывание"/>
-                  <w:listItem w:displayText="МТЗ / МТЗ 1 ст: Срабатывание на сигнал" w:value="МТЗ / МТЗ 1 ст: Срабатывание на сигнал"/>
-                  <w:listItem w:displayText="МТЗ / МТЗ 1 ст: Функция введена в работу" w:value="МТЗ / МТЗ 1 ст: Функция введена в работу"/>
-                  <w:listItem w:displayText="МТЗ / МТЗ 1 ст: Функция оперативно выведена из работы" w:value="МТЗ / МТЗ 1 ст: Функция оперативно выведена из работы"/>
-                  <w:listItem w:displayText="МТЗ / МТЗ 2 ст: Пуск" w:value="МТЗ / МТЗ 2 ст: Пуск"/>
-                  <w:listItem w:displayText="МТЗ / МТЗ 2 ст: Пуск ИО тока по фазе А" w:value="МТЗ / МТЗ 2 ст: Пуск ИО тока по фазе А"/>
-                  <w:listItem w:displayText="МТЗ / МТЗ 2 ст: Пуск ИО тока по фазе В" w:value="МТЗ / МТЗ 2 ст: Пуск ИО тока по фазе В"/>
-                  <w:listItem w:displayText="МТЗ / МТЗ 2 ст: Пуск ИО тока по фазе С" w:value="МТЗ / МТЗ 2 ст: Пуск ИО тока по фазе С"/>
-                  <w:listItem w:displayText="МТЗ / МТЗ 2 ст: Пуск по фазе A" w:value="МТЗ / МТЗ 2 ст: Пуск по фазе A"/>
-                  <w:listItem w:displayText="МТЗ / МТЗ 2 ст: Пуск по фазе В" w:value="МТЗ / МТЗ 2 ст: Пуск по фазе В"/>
-                  <w:listItem w:displayText="МТЗ / МТЗ 2 ст: Пуск по фазе С" w:value="МТЗ / МТЗ 2 ст: Пуск по фазе С"/>
-                  <w:listItem w:displayText="МТЗ / МТЗ 2 ст: Срабатывание" w:value="МТЗ / МТЗ 2 ст: Срабатывание"/>
-                  <w:listItem w:displayText="МТЗ / МТЗ 2 ст: Срабатывание на сигнал" w:value="МТЗ / МТЗ 2 ст: Срабатывание на сигнал"/>
-                  <w:listItem w:displayText="МТЗ / МТЗ 2 ст: Функция введена в работу" w:value="МТЗ / МТЗ 2 ст: Функция введена в работу"/>
-                  <w:listItem w:displayText="МТЗ / МТЗ 2 ст: Функция оперативно выведена из работы" w:value="МТЗ / МТЗ 2 ст: Функция оперативно выведена из работы"/>
-                  <w:listItem w:displayText="МТЗ / МТЗ 3 ст: Пуск" w:value="МТЗ / МТЗ 3 ст: Пуск"/>
-                  <w:listItem w:displayText="МТЗ / МТЗ 3 ст: Пуск ИО тока по фазе А" w:value="МТЗ / МТЗ 3 ст: Пуск ИО тока по фазе А"/>
-                  <w:listItem w:displayText="МТЗ / МТЗ 3 ст: Пуск ИО тока по фазе В" w:value="МТЗ / МТЗ 3 ст: Пуск ИО тока по фазе В"/>
-                  <w:listItem w:displayText="МТЗ / МТЗ 3 ст: Пуск ИО тока по фазе С" w:value="МТЗ / МТЗ 3 ст: Пуск ИО тока по фазе С"/>
-                  <w:listItem w:displayText="МТЗ / МТЗ 3 ст: Пуск по фазе A" w:value="МТЗ / МТЗ 3 ст: Пуск по фазе A"/>
-                  <w:listItem w:displayText="МТЗ / МТЗ 3 ст: Пуск по фазе В" w:value="МТЗ / МТЗ 3 ст: Пуск по фазе В"/>
-                  <w:listItem w:displayText="МТЗ / МТЗ 3 ст: Пуск по фазе С" w:value="МТЗ / МТЗ 3 ст: Пуск по фазе С"/>
-                  <w:listItem w:displayText="МТЗ / МТЗ 3 ст: Срабатывание" w:value="МТЗ / МТЗ 3 ст: Срабатывание"/>
-                  <w:listItem w:displayText="МТЗ / МТЗ 3 ст: Срабатывание на сигнал" w:value="МТЗ / МТЗ 3 ст: Срабатывание на сигнал"/>
-                  <w:listItem w:displayText="МТЗ / МТЗ 3 ст: Функция введена в работу" w:value="МТЗ / МТЗ 3 ст: Функция введена в работу"/>
-                  <w:listItem w:displayText="МТЗ / МТЗ 3 ст: Функция оперативно выведена из работы" w:value="МТЗ / МТЗ 3 ст: Функция оперативно выведена из работы"/>
-                  <w:listItem w:displayText="ПДС / В: Ключ М/Д привода В" w:value="ПДС / В: Ключ М/Д привода В"/>
-                  <w:listItem w:displayText="ПДС / В: Положение В (Включено)" w:value="ПДС / В: Положение В (Включено)"/>
-                  <w:listItem w:displayText="ПДС / В: Положение В (Не определено)" w:value="ПДС / В: Положение В (Не определено)"/>
-                  <w:listItem w:displayText="ПДС / В: Положение В (Неисправность)" w:value="ПДС / В: Положение В (Неисправность)"/>
-                  <w:listItem w:displayText="ПДС / В: Положение В (Отключено)" w:value="ПДС / В: Положение В (Отключено)"/>
+                  <w:listItem w:displayText="ЛО ТЗ / ЛО ДТм: Срабатывание" w:value="ЛО ТЗ / ЛО ДТм: Срабатывание"/>
+                  <w:listItem w:displayText="ЛО ТЗ / ЛО ДТм: Срабатывание датчика температуры масла заблокировано" w:value="ЛО ТЗ / ЛО ДТм: Срабатывание датчика температуры масла заблокировано"/>
+                  <w:listItem w:displayText="ЛО ТЗ / ЛО ДТм: Срабатывание на сигнал" w:value="ЛО ТЗ / ЛО ДТм: Срабатывание на сигнал"/>
+                  <w:listItem w:displayText="ЛО ТЗ / ЛО ДТм: Функция введена в работу" w:value="ЛО ТЗ / ЛО ДТм: Функция введена в работу"/>
+                  <w:listItem w:displayText="ЛО ТЗ / ЛО ДТм: Функция оперативно выведена из работы" w:value="ЛО ТЗ / ЛО ДТм: Функция оперативно выведена из работы"/>
+                  <w:listItem w:displayText="ЛО ТЗ / ЛО ДТо: Срабатывание" w:value="ЛО ТЗ / ЛО ДТо: Срабатывание"/>
+                  <w:listItem w:displayText="ЛО ТЗ / ЛО ДТо: Срабатывание датчика температуры обмотки заблокировано" w:value="ЛО ТЗ / ЛО ДТо: Срабатывание датчика температуры обмотки заблокировано"/>
+                  <w:listItem w:displayText="ЛО ТЗ / ЛО ДТо: Срабатывание на сигнал" w:value="ЛО ТЗ / ЛО ДТо: Срабатывание на сигнал"/>
+                  <w:listItem w:displayText="ЛО ТЗ / ЛО ДТо: Функция введена в работу" w:value="ЛО ТЗ / ЛО ДТо: Функция введена в работу"/>
+                  <w:listItem w:displayText="ЛО ТЗ / ЛО ДТо: Функция оперативно выведена из работы" w:value="ЛО ТЗ / ЛО ДТо: Функция оперативно выведена из работы"/>
+                  <w:listItem w:displayText="ЛО ТЗ / ЛО РД: Срабатывание" w:value="ЛО ТЗ / ЛО РД: Срабатывание"/>
+                  <w:listItem w:displayText="ЛО ТЗ / ЛО РД: Срабатывание на сигнал" w:value="ЛО ТЗ / ЛО РД: Срабатывание на сигнал"/>
+                  <w:listItem w:displayText="ЛО ТЗ / ЛО РД: Срабатывание реле давления заблокировано" w:value="ЛО ТЗ / ЛО РД: Срабатывание реле давления заблокировано"/>
+                  <w:listItem w:displayText="ЛО ТЗ / ЛО РД: Функция введена в работу" w:value="ЛО ТЗ / ЛО РД: Функция введена в работу"/>
+                  <w:listItem w:displayText="ЛО ТЗ / ЛО РД: Функция оперативно выведена из работы" w:value="ЛО ТЗ / ЛО РД: Функция оперативно выведена из работы"/>
+                  <w:listItem w:displayText="ЛО ТС / ЛО ДУм расширителя: Срабатывание" w:value="ЛО ТС / ЛО ДУм расширителя: Срабатывание"/>
+                  <w:listItem w:displayText="ЛО ТС / ЛО ДУм расширителя: Срабатывание на сигнал" w:value="ЛО ТС / ЛО ДУм расширителя: Срабатывание на сигнал"/>
+                  <w:listItem w:displayText="ЛО ТС / ЛО ДУм расширителя: Функция введена в работу" w:value="ЛО ТС / ЛО ДУм расширителя: Функция введена в работу"/>
+                  <w:listItem w:displayText="ЛО ТС / ЛО ДУм расширителя: Функция оперативно выведена из работы" w:value="ЛО ТС / ЛО ДУм расширителя: Функция оперативно выведена из работы"/>
+                  <w:listItem w:displayText="ЛО ТС / ЛО ОК: Срабатывание" w:value="ЛО ТС / ЛО ОК: Срабатывание"/>
+                  <w:listItem w:displayText="ЛО ТС / ЛО ОК: Срабатывание на сигнал" w:value="ЛО ТС / ЛО ОК: Срабатывание на сигнал"/>
+                  <w:listItem w:displayText="ЛО ТС / ЛО ОК: Функция введена в работу" w:value="ЛО ТС / ЛО ОК: Функция введена в работу"/>
+                  <w:listItem w:displayText="ЛО ТС / ЛО ОК: Функция оперативно выведена из работы" w:value="ЛО ТС / ЛО ОК: Функция оперативно выведена из работы"/>
+                  <w:listItem w:displayText="ЛО ТС / ЛО ПК: Срабатывание" w:value="ЛО ТС / ЛО ПК: Срабатывание"/>
+                  <w:listItem w:displayText="ЛО ТС / ЛО ПК: Срабатывание на сигнал" w:value="ЛО ТС / ЛО ПК: Срабатывание на сигнал"/>
+                  <w:listItem w:displayText="ЛО ТС / ЛО ПК: Функция введена в работу" w:value="ЛО ТС / ЛО ПК: Функция введена в работу"/>
+                  <w:listItem w:displayText="ЛО ТС / ЛО ПК: Функция оперативно выведена из работы" w:value="ЛО ТС / ЛО ПК: Функция оперативно выведена из работы"/>
                   <w:listItem w:displayText="ПДС / ГЗ РПН: Низкая изоляция " w:value="ПДС / ГЗ РПН: Низкая изоляция "/>
                   <w:listItem w:displayText="ПДС / ГЗ РПН: Отключение" w:value="ПДС / ГЗ РПН: Отключение"/>
                   <w:listItem w:displayText="ПДС / ГЗ Т: Низкая изоляция ГЗоткл" w:value="ПДС / ГЗ Т: Низкая изоляция ГЗоткл"/>
                   <w:listItem w:displayText="ПДС / ГЗ Т: Низкая изоляция ГЗсигн" w:value="ПДС / ГЗ Т: Низкая изоляция ГЗсигн"/>
                   <w:listItem w:displayText="ПДС / ГЗ Т: Отключение" w:value="ПДС / ГЗ Т: Отключение"/>
                   <w:listItem w:displayText="ПДС / ГЗ Т: Сигнал" w:value="ПДС / ГЗ Т: Сигнал"/>
-                  <w:listItem w:displayText="ПДС / КИ: Аварийный уровень изоляции" w:value="ПДС / КИ: Аварийный уровень изоляции"/>
-                  <w:listItem w:displayText="ПДС / КИ: Низкий уровень изоляции" w:value="ПДС / КИ: Низкий уровень изоляции"/>
-                  <w:listItem w:displayText="ПДС / КПруж: Пружина не заведена" w:value="ПДС / КПруж: Пружина не заведена"/>
-                  <w:listItem w:displayText="ПДС / КЦВ: Контроль цепи ЭМВ" w:value="ПДС / КЦВ: Контроль цепи ЭМВ"/>
-                  <w:listItem w:displayText="ПДС / КЦВ: Контроль цепи ЭМО1" w:value="ПДС / КЦВ: Контроль цепи ЭМО1"/>
-                  <w:listItem w:displayText="ПДС / КЦВ: Контроль цепи ЭМО2" w:value="ПДС / КЦВ: Контроль цепи ЭМО2"/>
-                  <w:listItem w:displayText="ПДС / КЦВ: Работа ЭМВ" w:value="ПДС / КЦВ: Работа ЭМВ"/>
-                  <w:listItem w:displayText="ПДС / КЦВ: Работа ЭМО1" w:value="ПДС / КЦВ: Работа ЭМО1"/>
-                  <w:listItem w:displayText="ПДС / КЦВ: Работа ЭМО2" w:value="ПДС / КЦВ: Работа ЭМО2"/>
+                  <w:listItem w:displayText="ПДС / ДТм РПН: Срабатывание" w:value="ПДС / ДТм РПН: Срабатывание"/>
+                  <w:listItem w:displayText="ПДС / ДТм: Низкая изоляция" w:value="ПДС / ДТм: Низкая изоляция"/>
+                  <w:listItem w:displayText="ПДС / ДТм: Отключение" w:value="ПДС / ДТм: Отключение"/>
+                  <w:listItem w:displayText="ПДС / ДТм: Сигнал" w:value="ПДС / ДТм: Сигнал"/>
+                  <w:listItem w:displayText="ПДС / ДТо: Низкая изоляция" w:value="ПДС / ДТо: Низкая изоляция"/>
+                  <w:listItem w:displayText="ПДС / ДТо: Отключение" w:value="ПДС / ДТо: Отключение"/>
+                  <w:listItem w:displayText="ПДС / ДТо: Сигнал" w:value="ПДС / ДТо: Сигнал"/>
+                  <w:listItem w:displayText="ПДС / ДУм РПН: Высокий уровень масла" w:value="ПДС / ДУм РПН: Высокий уровень масла"/>
+                  <w:listItem w:displayText="ПДС / ДУм РПН: Низкий уровень масла" w:value="ПДС / ДУм РПН: Низкий уровень масла"/>
+                  <w:listItem w:displayText="ПДС / ДУм расширителя: Высокий уровень масла" w:value="ПДС / ДУм расширителя: Высокий уровень масла"/>
+                  <w:listItem w:displayText="ПДС / ДУм расширителя: Низкий уровень масла" w:value="ПДС / ДУм расширителя: Низкий уровень масла"/>
+                  <w:listItem w:displayText="ПДС / КСО: Авария" w:value="ПДС / КСО: Авария"/>
+                  <w:listItem w:displayText="ПДС / КСО: Неисправность" w:value="ПДС / КСО: Неисправность"/>
+                  <w:listItem w:displayText="ПДС / ОК: Срабатывание" w:value="ПДС / ОК: Срабатывание"/>
+                  <w:listItem w:displayText="ПДС / ПК: Срабатывание" w:value="ПДС / ПК: Срабатывание"/>
+                  <w:listItem w:displayText="ПДС / РД: Низкая изоляция" w:value="ПДС / РД: Низкая изоляция"/>
+                  <w:listItem w:displayText="ПДС / РД: Отключение" w:value="ПДС / РД: Отключение"/>
                   <w:listItem w:displayText="ПДС НКУ / SA1: Цепь введена" w:value="ПДС НКУ / SA1: Цепь введена"/>
                   <w:listItem w:displayText="ПДС НКУ / SA2: Цепь введена" w:value="ПДС НКУ / SA2: Цепь введена"/>
                   <w:listItem w:displayText="ПДС НКУ / SA3: Цепь введена" w:value="ПДС НКУ / SA3: Цепь введена"/>
                   <w:listItem w:displayText="ПДС НКУ / SA4: Цепь введена" w:value="ПДС НКУ / SA4: Цепь введена"/>
-                  <w:listItem w:displayText="ПДС НКУ / SA5: Цепь введена" w:value="ПДС НКУ / SA5: Цепь введена"/>
-                  <w:listItem w:displayText="ПДС НКУ / SA6: Цепь введена" w:value="ПДС НКУ / SA6: Цепь введена"/>
                   <w:listItem w:displayText="ПДС НКУ / SG1: Рабочее положение" w:value="ПДС НКУ / SG1: Рабочее положение"/>
                   <w:listItem w:displayText="ПДС НКУ / SG2: Рабочее положение" w:value="ПДС НКУ / SG2: Рабочее положение"/>
                   <w:listItem w:displayText="ПДС НКУ / SG3: Рабочее положение" w:value="ПДС НКУ / SG3: Рабочее положение"/>
@@ -8332,11 +8343,23 @@
                   <w:listItem w:displayText="ПДС НКУ / ОТ ЗДЗ2: Неисправность" w:value="ПДС НКУ / ОТ ЗДЗ2: Неисправность"/>
                   <w:listItem w:displayText="ПДС НКУ / ОТ ИЭУ ТН1: Неисправность" w:value="ПДС НКУ / ОТ ИЭУ ТН1: Неисправность"/>
                   <w:listItem w:displayText="ПДС НКУ / ОТ ИЭУ ТН2: Неисправность" w:value="ПДС НКУ / ОТ ИЭУ ТН2: Неисправность"/>
+                  <w:listItem w:displayText="ПДС НКУ / ОТ ТЗ, ТС: Неисправность" w:value="ПДС НКУ / ОТ ТЗ, ТС: Неисправность"/>
                   <w:listItem w:displayText="ПДС НКУ / ОТ УРОВ1: Неисправность" w:value="ПДС НКУ / ОТ УРОВ1: Неисправность"/>
                   <w:listItem w:displayText="ПДС НКУ / ОТ УРОВ2: Неисправность" w:value="ПДС НКУ / ОТ УРОВ2: Неисправность"/>
-                  <w:listItem w:displayText="ПДС НКУ / ОТ ЭМО1, ЭМВ: Неисправность" w:value="ПДС НКУ / ОТ ЭМО1, ЭМВ: Неисправность"/>
-                  <w:listItem w:displayText="ПДС НКУ / ОТ ЭМО2: Неисправность" w:value="ПДС НКУ / ОТ ЭМО2: Неисправность"/>
-                  <w:listItem w:displayText="ПДС НКУ / ОТ цепей сигн. В: Неисправность" w:value="ПДС НКУ / ОТ цепей сигн. В: Неисправность"/>
+                  <w:listItem w:displayText="ПС / ПС: Пуск предупредительной сигнализации" w:value="ПС / ПС: Пуск предупредительной сигнализации"/>
+                  <w:listItem w:displayText="ПС / ПС: Пуск предупредительной сигнализации (импульс)" w:value="ПС / ПС: Пуск предупредительной сигнализации (импульс)"/>
+                  <w:listItem w:displayText="РТПО / РТПО ВН: Пуск" w:value="РТПО / РТПО ВН: Пуск"/>
+                  <w:listItem w:displayText="РТПО / РТПО ВН: Функция введена в работу" w:value="РТПО / РТПО ВН: Функция введена в работу"/>
+                  <w:listItem w:displayText="РТПО / РТПО ВН: Функция оперативно выведена из работы" w:value="РТПО / РТПО ВН: Функция оперативно выведена из работы"/>
+                  <w:listItem w:displayText="РТПО / РТПО НН1: Пуск" w:value="РТПО / РТПО НН1: Пуск"/>
+                  <w:listItem w:displayText="РТПО / РТПО НН1: Функция введена в работу" w:value="РТПО / РТПО НН1: Функция введена в работу"/>
+                  <w:listItem w:displayText="РТПО / РТПО НН1: Функция оперативно выведена из работы" w:value="РТПО / РТПО НН1: Функция оперативно выведена из работы"/>
+                  <w:listItem w:displayText="РТПО / РТПО НН2: Пуск" w:value="РТПО / РТПО НН2: Пуск"/>
+                  <w:listItem w:displayText="РТПО / РТПО НН2: Функция введена в работу" w:value="РТПО / РТПО НН2: Функция введена в работу"/>
+                  <w:listItem w:displayText="РТПО / РТПО НН2: Функция оперативно выведена из работы" w:value="РТПО / РТПО НН2: Функция оперативно выведена из работы"/>
+                  <w:listItem w:displayText="РТПО / РТПО_общ: Пуск" w:value="РТПО / РТПО_общ: Пуск"/>
+                  <w:listItem w:displayText="РТПО / РТПО_общ: Функция введена в работу" w:value="РТПО / РТПО_общ: Функция введена в работу"/>
+                  <w:listItem w:displayText="РТПО / РТПО_общ: Функция оперативно выведена из работы" w:value="РТПО / РТПО_общ: Функция оперативно выведена из работы"/>
                   <w:listItem w:displayText="СИСТ / БУ: Индикация местного управления" w:value="СИСТ / БУ: Индикация местного управления"/>
                   <w:listItem w:displayText="СИСТ / Диагностика: Изменение встраиваемого ПО" w:value="СИСТ / Диагностика: Изменение встраиваемого ПО"/>
                   <w:listItem w:displayText="СИСТ / Диагностика: Индикация логического узла-прокси" w:value="СИСТ / Диагностика: Индикация логического узла-прокси"/>
@@ -8352,9 +8375,6 @@
                   <w:listItem w:displayText="СИСТ / Диагностика: Неисправность модуля дискретных входов/выходов (слот М11)" w:value="СИСТ / Диагностика: Неисправность модуля дискретных входов/выходов (слот М11)"/>
                   <w:listItem w:displayText="СИСТ / Диагностика: Неисправность модуля дискретных входов/выходов (слот М3)" w:value="СИСТ / Диагностика: Неисправность модуля дискретных входов/выходов (слот М3)"/>
                   <w:listItem w:displayText="СИСТ / Диагностика: Неисправность модуля дискретных входов/выходов (слот М4)" w:value="СИСТ / Диагностика: Неисправность модуля дискретных входов/выходов (слот М4)"/>
-                  <w:listItem w:displayText="СИСТ / Диагностика: Неисправность модуля дискретных входов/выходов (слот М5)" w:value="СИСТ / Диагностика: Неисправность модуля дискретных входов/выходов (слот М5)"/>
-                  <w:listItem w:displayText="СИСТ / Диагностика: Неисправность модуля дискретных входов/выходов (слот М6)" w:value="СИСТ / Диагностика: Неисправность модуля дискретных входов/выходов (слот М6)"/>
-                  <w:listItem w:displayText="СИСТ / Диагностика: Неисправность модуля дискретных входов/выходов (слот М7)" w:value="СИСТ / Диагностика: Неисправность модуля дискретных входов/выходов (слот М7)"/>
                   <w:listItem w:displayText="СИСТ / Диагностика: Неисправность модуля дискретных входов/выходов (слот М8)" w:value="СИСТ / Диагностика: Неисправность модуля дискретных входов/выходов (слот М8)"/>
                   <w:listItem w:displayText="СИСТ / Диагностика: Неисправность модуля дискретных входов/выходов (слот М9)" w:value="СИСТ / Диагностика: Неисправность модуля дискретных входов/выходов (слот М9)"/>
                   <w:listItem w:displayText="СИСТ / Диагностика: Неисправность цепей оперативного питания" w:value="СИСТ / Диагностика: Неисправность цепей оперативного питания"/>
@@ -8615,23 +8635,29 @@
                   <w:listItem w:displayText="СИСТ / СД ФК: Режим работы ГЗ РПН" w:value="СИСТ / СД ФК: Режим работы ГЗ РПН"/>
                   <w:listItem w:displayText="СИСТ / СД ФК: Режим работы ГЗ Т откл" w:value="СИСТ / СД ФК: Режим работы ГЗ Т откл"/>
                   <w:listItem w:displayText="СИСТ / СД ФК: Режим работы ГЗ Т сигн" w:value="СИСТ / СД ФК: Режим работы ГЗ Т сигн"/>
+                  <w:listItem w:displayText="СИСТ / СД ФК: Режим работы ДЗТ" w:value="СИСТ / СД ФК: Режим работы ДЗТ"/>
+                  <w:listItem w:displayText="СИСТ / СД ФК: Режим работы ЗПО" w:value="СИСТ / СД ФК: Режим работы ЗПО"/>
                   <w:listItem w:displayText="СИСТ / СД ФК: Режим работы УРОВ" w:value="СИСТ / СД ФК: Режим работы УРОВ"/>
                   <w:listItem w:displayText="СИСТ / СД ФК: Управление ИЭУ" w:value="СИСТ / СД ФК: Управление ИЭУ"/>
                   <w:listItem w:displayText="СИСТ / СД: БИ выведены" w:value="СИСТ / СД: БИ выведены"/>
                   <w:listItem w:displayText="СИСТ / СД: Внешнее отключение" w:value="СИСТ / СД: Внешнее отключение"/>
                   <w:listItem w:displayText="СИСТ / СД: Выходные цепи разобраны" w:value="СИСТ / СД: Выходные цепи разобраны"/>
-                  <w:listItem w:displayText="СИСТ / СД: Неисправность В ВН" w:value="СИСТ / СД: Неисправность В ВН"/>
                   <w:listItem w:displayText="СИСТ / СД: Неисправность ШС-А" w:value="СИСТ / СД: Неисправность ШС-А"/>
                   <w:listItem w:displayText="СИСТ / СД: Неисправность ШС-В" w:value="СИСТ / СД: Неисправность ШС-В"/>
                   <w:listItem w:displayText="СИСТ / СД: Неисправность опер. тока ГЗ" w:value="СИСТ / СД: Неисправность опер. тока ГЗ"/>
-                  <w:listItem w:displayText="СИСТ / СД: Неисправность сигн. В" w:value="СИСТ / СД: Неисправность сигн. В"/>
+                  <w:listItem w:displayText="СИСТ / СД: Неисправность опер. тока ТЗ, ТС" w:value="СИСТ / СД: Неисправность опер. тока ТЗ, ТС"/>
                   <w:listItem w:displayText="СИСТ / СД: Неисправность цепей ГЗ РПН" w:value="СИСТ / СД: Неисправность цепей ГЗ РПН"/>
                   <w:listItem w:displayText="СИСТ / СД: Неисправность цепей ГЗ Т" w:value="СИСТ / СД: Неисправность цепей ГЗ Т"/>
+                  <w:listItem w:displayText="СИСТ / СД: Неисправность цепей ТЗ" w:value="СИСТ / СД: Неисправность цепей ТЗ"/>
                   <w:listItem w:displayText="СИСТ / СД: Потеря GOOSE" w:value="СИСТ / СД: Потеря GOOSE"/>
+                  <w:listItem w:displayText="СИСТ / СД: Пуск ЗПО" w:value="СИСТ / СД: Пуск ЗПО"/>
                   <w:listItem w:displayText="СИСТ / СД: Срабатывание ГЗ РПН" w:value="СИСТ / СД: Срабатывание ГЗ РПН"/>
                   <w:listItem w:displayText="СИСТ / СД: Срабатывание ГЗоткл" w:value="СИСТ / СД: Срабатывание ГЗоткл"/>
                   <w:listItem w:displayText="СИСТ / СД: Срабатывание ГЗсигн" w:value="СИСТ / СД: Срабатывание ГЗсигн"/>
-                  <w:listItem w:displayText="СИСТ / СД: Срабатывание МТЗ" w:value="СИСТ / СД: Срабатывание МТЗ"/>
+                  <w:listItem w:displayText="СИСТ / СД: Срабатывание ДЗТ" w:value="СИСТ / СД: Срабатывание ДЗТ"/>
+                  <w:listItem w:displayText="СИСТ / СД: Срабатывание ЗП" w:value="СИСТ / СД: Срабатывание ЗП"/>
+                  <w:listItem w:displayText="СИСТ / СД: Срабатывание ТЗоткл" w:value="СИСТ / СД: Срабатывание ТЗоткл"/>
+                  <w:listItem w:displayText="СИСТ / СД: Срабатывание ТЗсигн" w:value="СИСТ / СД: Срабатывание ТЗсигн"/>
                   <w:listItem w:displayText="СИСТ / СД: Срабатывание УРОВ" w:value="СИСТ / СД: Срабатывание УРОВ"/>
                   <w:listItem w:displayText="СИСТ / ФК: Действие на В ВН" w:value="СИСТ / ФК: Действие на В ВН"/>
                   <w:listItem w:displayText="СИСТ / ФК: Действие на В НН1" w:value="СИСТ / ФК: Действие на В НН1"/>
@@ -8640,6 +8666,8 @@
                   <w:listItem w:displayText="СИСТ / ФК: Режим работы ГЗ РПН" w:value="СИСТ / ФК: Режим работы ГЗ РПН"/>
                   <w:listItem w:displayText="СИСТ / ФК: Режим работы ГЗ Т откл" w:value="СИСТ / ФК: Режим работы ГЗ Т откл"/>
                   <w:listItem w:displayText="СИСТ / ФК: Режим работы ГЗ Т сигн" w:value="СИСТ / ФК: Режим работы ГЗ Т сигн"/>
+                  <w:listItem w:displayText="СИСТ / ФК: Режим работы ДЗТ" w:value="СИСТ / ФК: Режим работы ДЗТ"/>
+                  <w:listItem w:displayText="СИСТ / ФК: Режим работы ЗПО" w:value="СИСТ / ФК: Режим работы ЗПО"/>
                   <w:listItem w:displayText="СИСТ / ФК: Режим работы УРОВ" w:value="СИСТ / ФК: Режим работы УРОВ"/>
                   <w:listItem w:displayText="СИСТ / ФК: Управление ИЭУ" w:value="СИСТ / ФК: Управление ИЭУ"/>
                   <w:listItem w:displayText="СИСТ / ШС: Переполнение буфера входных данных" w:value="СИСТ / ШС: Переполнение буфера входных данных"/>
@@ -8649,34 +8677,38 @@
                   <w:listItem w:displayText="ТК ЗДЗ / ТК ЗДЗ: Пуск" w:value="ТК ЗДЗ / ТК ЗДЗ: Пуск"/>
                   <w:listItem w:displayText="ТК ЗДЗ / ТК ЗДЗ: Функция введена в работу" w:value="ТК ЗДЗ / ТК ЗДЗ: Функция введена в работу"/>
                   <w:listItem w:displayText="ТК ЗДЗ / ТК ЗДЗ: Функция оперативно выведена из работы" w:value="ТК ЗДЗ / ТК ЗДЗ: Функция оперативно выведена из работы"/>
-                  <w:listItem w:displayText="ТО / ТО: Пуск" w:value="ТО / ТО: Пуск"/>
-                  <w:listItem w:displayText="ТО / ТО: Срабатывание" w:value="ТО / ТО: Срабатывание"/>
-                  <w:listItem w:displayText="ТО / ТО: Срабатывание на сигнал" w:value="ТО / ТО: Срабатывание на сигнал"/>
-                  <w:listItem w:displayText="ТО / ТО: Функция введена в работу" w:value="ТО / ТО: Функция введена в работу"/>
-                  <w:listItem w:displayText="ТО / ТО: Функция оперативно выведена из работы" w:value="ТО / ТО: Функция оперативно выведена из работы"/>
+                  <w:listItem w:displayText="ТО ЗПО / ТО ЗПО ВН: Пуск" w:value="ТО ЗПО / ТО ЗПО ВН: Пуск"/>
+                  <w:listItem w:displayText="ТО ЗПО / ТО ЗПО ВН: Функция введена в работу" w:value="ТО ЗПО / ТО ЗПО ВН: Функция введена в работу"/>
+                  <w:listItem w:displayText="ТО ЗПО / ТО ЗПО ВН: Функция оперативно выведена из работы" w:value="ТО ЗПО / ТО ЗПО ВН: Функция оперативно выведена из работы"/>
+                  <w:listItem w:displayText="ТО ЗПО / ТО ЗПО НН1: Пуск" w:value="ТО ЗПО / ТО ЗПО НН1: Пуск"/>
+                  <w:listItem w:displayText="ТО ЗПО / ТО ЗПО НН1: Функция введена в работу" w:value="ТО ЗПО / ТО ЗПО НН1: Функция введена в работу"/>
+                  <w:listItem w:displayText="ТО ЗПО / ТО ЗПО НН1: Функция оперативно выведена из работы" w:value="ТО ЗПО / ТО ЗПО НН1: Функция оперативно выведена из работы"/>
+                  <w:listItem w:displayText="ТО ЗПО / ТО ЗПО НН2: Пуск" w:value="ТО ЗПО / ТО ЗПО НН2: Пуск"/>
+                  <w:listItem w:displayText="ТО ЗПО / ТО ЗПО НН2: Функция введена в работу" w:value="ТО ЗПО / ТО ЗПО НН2: Функция введена в работу"/>
+                  <w:listItem w:displayText="ТО ЗПО / ТО ЗПО НН2: Функция оперативно выведена из работы" w:value="ТО ЗПО / ТО ЗПО НН2: Функция оперативно выведена из работы"/>
+                  <w:listItem w:displayText="ТО ЗПО / ТО ЗПО_общ: Пуск" w:value="ТО ЗПО / ТО ЗПО_общ: Пуск"/>
+                  <w:listItem w:displayText="ТО ЗПО / ТО ЗПО_общ: Функция введена в работу" w:value="ТО ЗПО / ТО ЗПО_общ: Функция введена в работу"/>
+                  <w:listItem w:displayText="ТО ЗПО / ТО ЗПО_общ: Функция оперативно выведена из работы" w:value="ТО ЗПО / ТО ЗПО_общ: Функция оперативно выведена из работы"/>
                   <w:listItem w:displayText="ТО РПН / ТО РПН: Пуск" w:value="ТО РПН / ТО РПН: Пуск"/>
                   <w:listItem w:displayText="ТО РПН / ТО РПН: Функция введена в работу" w:value="ТО РПН / ТО РПН: Функция введена в работу"/>
                   <w:listItem w:displayText="ТО РПН / ТО РПН: Функция оперативно выведена из работы" w:value="ТО РПН / ТО РПН: Функция оперативно выведена из работы"/>
-                  <w:listItem w:displayText="УВ / УВ: Включить" w:value="УВ / УВ: Включить"/>
-                  <w:listItem w:displayText="УВ / УВ: Функция введена в работу" w:value="УВ / УВ: Функция введена в работу"/>
                   <w:listItem w:displayText="УРОВ ВН / УРОВ: Пуск" w:value="УРОВ ВН / УРОВ: Пуск"/>
                   <w:listItem w:displayText="УРОВ ВН / УРОВ: Пуск ИО максимального тока" w:value="УРОВ ВН / УРОВ: Пуск ИО максимального тока"/>
-                  <w:listItem w:displayText="УРОВ ВН / УРОВ: Срабатывание" w:value="УРОВ ВН / УРОВ: Срабатывание"/>
-                  <w:listItem w:displayText="УРОВ ВН / УРОВ: Срабатывание  'на себя'" w:value="УРОВ ВН / УРОВ: Срабатывание  'на себя'"/>
-                  <w:listItem w:displayText="УРОВ ВН / УРОВ: Ускорение УРОВ" w:value="УРОВ ВН / УРОВ: Ускорение УРОВ"/>
+                  <w:listItem w:displayText="УРОВ ВН / УРОВ: Срабатывание УРОВ" w:value="УРОВ ВН / УРОВ: Срабатывание УРОВ"/>
+                  <w:listItem w:displayText="УРОВ ВН / УРОВ: Срабатывание УРОВ  'на себя'" w:value="УРОВ ВН / УРОВ: Срабатывание УРОВ  'на себя'"/>
                   <w:listItem w:displayText="УРОВ ВН / УРОВ: Функция введена в работу" w:value="УРОВ ВН / УРОВ: Функция введена в работу"/>
                   <w:listItem w:displayText="УРОВ ВН / УРОВ: Функция оперативно выведена из работы" w:value="УРОВ ВН / УРОВ: Функция оперативно выведена из работы"/>
-                  <w:listItem w:displayText="ошибка / ПС: Пуск предупредительной сигнализации" w:value="ошибка / ПС: Пуск предупредительной сигнализации"/>
-                  <w:listItem w:displayText="ошибка / ПС: Пуск предупредительной сигнализации (импульс)" w:value="ошибка / ПС: Пуск предупредительной сигнализации (импульс)"/>
                   <w:listItem w:displayText="ошибка / СС: БИ выведены" w:value="ошибка / СС: БИ выведены"/>
+                  <w:listItem w:displayText="ошибка / СС: Внешнее отключение" w:value="ошибка / СС: Внешнее отключение"/>
                   <w:listItem w:displayText="ошибка / СС: Выходные цепи разобраны" w:value="ошибка / СС: Выходные цепи разобраны"/>
                   <w:listItem w:displayText="ошибка / СС: ГЗ заблокирована" w:value="ошибка / СС: ГЗ заблокирована"/>
                   <w:listItem w:displayText="ошибка / СС: Контроль оперативного тока" w:value="ошибка / СС: Контроль оперативного тока"/>
+                  <w:listItem w:displayText="ошибка / СС: Контроль оперативного тока НН" w:value="ошибка / СС: Контроль оперативного тока НН"/>
                   <w:listItem w:displayText="ошибка / СС: Низкая изоляция ГЗ" w:value="ошибка / СС: Низкая изоляция ГЗ"/>
                   <w:listItem w:displayText="ошибка / СС: Низкая изоляция ТЗ" w:value="ошибка / СС: Низкая изоляция ТЗ"/>
-                  <w:listItem w:displayText="ошибка / СС: Превышение времени переключения коммутационного аппарата" w:value="ошибка / СС: Превышение времени переключения коммутационного аппарата"/>
                   <w:listItem w:displayText="ошибка / СС: Сигнализация от ГЗ" w:value="ошибка / СС: Сигнализация от ГЗ"/>
                   <w:listItem w:displayText="ошибка / СС: Сигнализация от ТЗ" w:value="ошибка / СС: Сигнализация от ТЗ"/>
+                  <w:listItem w:displayText="ошибка / СС: Сигнализация от ТС" w:value="ошибка / СС: Сигнализация от ТС"/>
                   <w:listItem w:displayText="ошибка / СС: ТЗ заблокирована" w:value="ошибка / СС: ТЗ заблокирована"/>
                 </w:dropDownList>
                 <w:showingPlcHdr/>
@@ -8716,69 +8748,98 @@
                 <w:id w:val="0"/>
                 <w:dropDownList>
                   <w:listItem w:displayText="Не назначено" w:value=""/>
-                  <w:listItem w:displayText="ЗОП / ЗОП: Пуск" w:value="ЗОП / ЗОП: Пуск"/>
-                  <w:listItem w:displayText="ЗОП / ЗОП: Пуск ИО по несимметрии токов прямой и обратной последовательности" w:value="ЗОП / ЗОП: Пуск ИО по несимметрии токов прямой и обратной последовательности"/>
-                  <w:listItem w:displayText="ЗОП / ЗОП: Пуск ИО тока обратной последовательности" w:value="ЗОП / ЗОП: Пуск ИО тока обратной последовательности"/>
-                  <w:listItem w:displayText="ЗОП / ЗОП: Срабатывание" w:value="ЗОП / ЗОП: Срабатывание"/>
-                  <w:listItem w:displayText="ЗОП / ЗОП: Срабатывание на сигнал" w:value="ЗОП / ЗОП: Срабатывание на сигнал"/>
-                  <w:listItem w:displayText="ЗОП / ЗОП: Функция введена в работу" w:value="ЗОП / ЗОП: Функция введена в работу"/>
-                  <w:listItem w:displayText="ЗОП / ЗОП: Функция оперативно выведена из работы" w:value="ЗОП / ЗОП: Функция оперативно выведена из работы"/>
-                  <w:listItem w:displayText="ЗП / ЗП: Пуск" w:value="ЗП / ЗП: Пуск"/>
-                  <w:listItem w:displayText="ЗП / ЗП: Пуск ИО максимального тока" w:value="ЗП / ЗП: Пуск ИО максимального тока"/>
+                  <w:listItem w:displayText="ДЗТ / БВКЗ: Срабатывание БВКЗ" w:value="ДЗТ / БВКЗ: Срабатывание БВКЗ"/>
+                  <w:listItem w:displayText="ДЗТ / БВКЗ: Срабатывание БВКЗ по фазе А" w:value="ДЗТ / БВКЗ: Срабатывание БВКЗ по фазе А"/>
+                  <w:listItem w:displayText="ДЗТ / БВКЗ: Срабатывание БВКЗ по фазе В" w:value="ДЗТ / БВКЗ: Срабатывание БВКЗ по фазе В"/>
+                  <w:listItem w:displayText="ДЗТ / БВКЗ: Срабатывание БВКЗ по фазе С" w:value="ДЗТ / БВКЗ: Срабатывание БВКЗ по фазе С"/>
+                  <w:listItem w:displayText="ДЗТ / Д2Г: Пуск Д2Г" w:value="ДЗТ / Д2Г: Пуск Д2Г"/>
+                  <w:listItem w:displayText="ДЗТ / Д2Г: Пуск Д2Г по фазе A" w:value="ДЗТ / Д2Г: Пуск Д2Г по фазе A"/>
+                  <w:listItem w:displayText="ДЗТ / Д2Г: Пуск Д2Г по фазе В" w:value="ДЗТ / Д2Г: Пуск Д2Г по фазе В"/>
+                  <w:listItem w:displayText="ДЗТ / Д2Г: Пуск Д2Г по фазе С" w:value="ДЗТ / Д2Г: Пуск Д2Г по фазе С"/>
+                  <w:listItem w:displayText="ДЗТ / Д5Г: Пуск Д5Г" w:value="ДЗТ / Д5Г: Пуск Д5Г"/>
+                  <w:listItem w:displayText="ДЗТ / Д5Г: Пуск Д5Г по фазе A" w:value="ДЗТ / Д5Г: Пуск Д5Г по фазе A"/>
+                  <w:listItem w:displayText="ДЗТ / Д5Г: Пуск Д5Г по фазе В" w:value="ДЗТ / Д5Г: Пуск Д5Г по фазе В"/>
+                  <w:listItem w:displayText="ДЗТ / Д5Г: Пуск Д5Г по фазе С" w:value="ДЗТ / Д5Г: Пуск Д5Г по фазе С"/>
+                  <w:listItem w:displayText="ДЗТ / ДТЗт: Пуск" w:value="ДЗТ / ДТЗт: Пуск"/>
+                  <w:listItem w:displayText="ДЗТ / ДТЗт: Пуск ДТО по фазе A" w:value="ДЗТ / ДТЗт: Пуск ДТО по фазе A"/>
+                  <w:listItem w:displayText="ДЗТ / ДТЗт: Пуск ДТО по фазе В" w:value="ДЗТ / ДТЗт: Пуск ДТО по фазе В"/>
+                  <w:listItem w:displayText="ДЗТ / ДТЗт: Пуск ДТО по фазе С" w:value="ДЗТ / ДТЗт: Пуск ДТО по фазе С"/>
+                  <w:listItem w:displayText="ДЗТ / ДТЗт: Срабатывание ДТЗт" w:value="ДЗТ / ДТЗт: Срабатывание ДТЗт"/>
+                  <w:listItem w:displayText="ДЗТ / ДТЗт: Срабатывание ДТЗт на сигнал" w:value="ДЗТ / ДТЗт: Срабатывание ДТЗт на сигнал"/>
+                  <w:listItem w:displayText="ДЗТ / ДТЗт: Срабатывание ДТЗт по фазе A" w:value="ДЗТ / ДТЗт: Срабатывание ДТЗт по фазе A"/>
+                  <w:listItem w:displayText="ДЗТ / ДТЗт: Срабатывание ДТЗт по фазе A на сигнал" w:value="ДЗТ / ДТЗт: Срабатывание ДТЗт по фазе A на сигнал"/>
+                  <w:listItem w:displayText="ДЗТ / ДТЗт: Срабатывание ДТЗт по фазе В" w:value="ДЗТ / ДТЗт: Срабатывание ДТЗт по фазе В"/>
+                  <w:listItem w:displayText="ДЗТ / ДТЗт: Срабатывание ДТЗт по фазе В на сигнал" w:value="ДЗТ / ДТЗт: Срабатывание ДТЗт по фазе В на сигнал"/>
+                  <w:listItem w:displayText="ДЗТ / ДТЗт: Срабатывание ДТЗт по фазе С" w:value="ДЗТ / ДТЗт: Срабатывание ДТЗт по фазе С"/>
+                  <w:listItem w:displayText="ДЗТ / ДТЗт: Срабатывание ДТЗт по фазе С на сигнал" w:value="ДЗТ / ДТЗт: Срабатывание ДТЗт по фазе С на сигнал"/>
+                  <w:listItem w:displayText="ДЗТ / ДТЗт: Функция введена в работу" w:value="ДЗТ / ДТЗт: Функция введена в работу"/>
+                  <w:listItem w:displayText="ДЗТ / ДТЗт: Функция оперативно выведена из работы" w:value="ДЗТ / ДТЗт: Функция оперативно выведена из работы"/>
+                  <w:listItem w:displayText="ДЗТ / ДТО: Пуск" w:value="ДЗТ / ДТО: Пуск"/>
+                  <w:listItem w:displayText="ДЗТ / ДТО: Пуск ДТО по фазе A" w:value="ДЗТ / ДТО: Пуск ДТО по фазе A"/>
+                  <w:listItem w:displayText="ДЗТ / ДТО: Пуск ДТО по фазе В" w:value="ДЗТ / ДТО: Пуск ДТО по фазе В"/>
+                  <w:listItem w:displayText="ДЗТ / ДТО: Пуск ДТО по фазе С" w:value="ДЗТ / ДТО: Пуск ДТО по фазе С"/>
+                  <w:listItem w:displayText="ДЗТ / ДТО: Срабатывание ДТО" w:value="ДЗТ / ДТО: Срабатывание ДТО"/>
+                  <w:listItem w:displayText="ДЗТ / ДТО: Срабатывание ДТО на сигнал" w:value="ДЗТ / ДТО: Срабатывание ДТО на сигнал"/>
+                  <w:listItem w:displayText="ДЗТ / ДТО: Срабатывание ДТО по фазе A" w:value="ДЗТ / ДТО: Срабатывание ДТО по фазе A"/>
+                  <w:listItem w:displayText="ДЗТ / ДТО: Срабатывание ДТО по фазе A на сигнал" w:value="ДЗТ / ДТО: Срабатывание ДТО по фазе A на сигнал"/>
+                  <w:listItem w:displayText="ДЗТ / ДТО: Срабатывание ДТО по фазе В" w:value="ДЗТ / ДТО: Срабатывание ДТО по фазе В"/>
+                  <w:listItem w:displayText="ДЗТ / ДТО: Срабатывание ДТО по фазе В на сигнал" w:value="ДЗТ / ДТО: Срабатывание ДТО по фазе В на сигнал"/>
+                  <w:listItem w:displayText="ДЗТ / ДТО: Срабатывание ДТО по фазе С" w:value="ДЗТ / ДТО: Срабатывание ДТО по фазе С"/>
+                  <w:listItem w:displayText="ДЗТ / ДТО: Срабатывание ДТО по фазе С на сигнал" w:value="ДЗТ / ДТО: Срабатывание ДТО по фазе С на сигнал"/>
+                  <w:listItem w:displayText="ДЗТ / ДТО: Функция введена в работу" w:value="ДЗТ / ДТО: Функция введена в работу"/>
+                  <w:listItem w:displayText="ДЗТ / ДТО: Функция оперативно выведена из работы" w:value="ДЗТ / ДТО: Функция оперативно выведена из работы"/>
+                  <w:listItem w:displayText="ДЗТ / КЦТнеб: Срабатывание" w:value="ДЗТ / КЦТнеб: Срабатывание"/>
+                  <w:listItem w:displayText="ДЗТ / КЦТнеб: Срабатывание фазы А" w:value="ДЗТ / КЦТнеб: Срабатывание фазы А"/>
+                  <w:listItem w:displayText="ДЗТ / КЦТнеб: Срабатывание фазы В" w:value="ДЗТ / КЦТнеб: Срабатывание фазы В"/>
+                  <w:listItem w:displayText="ДЗТ / КЦТнеб: Срабатывание фазы С" w:value="ДЗТ / КЦТнеб: Срабатывание фазы С"/>
+                  <w:listItem w:displayText="ДЗТ / КЦТнеб: Функция введена в работу" w:value="ДЗТ / КЦТнеб: Функция введена в работу"/>
+                  <w:listItem w:displayText="ДЗТ / КЦТнеб: Функция оперативно выведена из работы" w:value="ДЗТ / КЦТнеб: Функция оперативно выведена из работы"/>
+                  <w:listItem w:displayText="ЗП / ЗП ВН: Пуск" w:value="ЗП / ЗП ВН: Пуск"/>
+                  <w:listItem w:displayText="ЗП / ЗП ВН: Пуск ИО максимального тока" w:value="ЗП / ЗП ВН: Пуск ИО максимального тока"/>
+                  <w:listItem w:displayText="ЗП / ЗП ВН: Срабатывание" w:value="ЗП / ЗП ВН: Срабатывание"/>
+                  <w:listItem w:displayText="ЗП / ЗП ВН: Срабатывание на отключение" w:value="ЗП / ЗП ВН: Срабатывание на отключение"/>
+                  <w:listItem w:displayText="ЗП / ЗП ВН: Функция введена в работу" w:value="ЗП / ЗП ВН: Функция введена в работу"/>
+                  <w:listItem w:displayText="ЗП / ЗП ВН: Функция оперативно выведена из работы" w:value="ЗП / ЗП ВН: Функция оперативно выведена из работы"/>
+                  <w:listItem w:displayText="ЗП / ЗП НН1: Пуск" w:value="ЗП / ЗП НН1: Пуск"/>
+                  <w:listItem w:displayText="ЗП / ЗП НН1: Пуск ИО максимального тока" w:value="ЗП / ЗП НН1: Пуск ИО максимального тока"/>
+                  <w:listItem w:displayText="ЗП / ЗП НН1: Срабатывание" w:value="ЗП / ЗП НН1: Срабатывание"/>
+                  <w:listItem w:displayText="ЗП / ЗП НН1: Срабатывание на отключение" w:value="ЗП / ЗП НН1: Срабатывание на отключение"/>
+                  <w:listItem w:displayText="ЗП / ЗП НН1: Функция введена в работу" w:value="ЗП / ЗП НН1: Функция введена в работу"/>
+                  <w:listItem w:displayText="ЗП / ЗП НН1: Функция оперативно выведена из работы" w:value="ЗП / ЗП НН1: Функция оперативно выведена из работы"/>
+                  <w:listItem w:displayText="ЗП / ЗП НН2: Пуск" w:value="ЗП / ЗП НН2: Пуск"/>
+                  <w:listItem w:displayText="ЗП / ЗП НН2: Пуск ИО максимального тока" w:value="ЗП / ЗП НН2: Пуск ИО максимального тока"/>
+                  <w:listItem w:displayText="ЗП / ЗП НН2: Срабатывание" w:value="ЗП / ЗП НН2: Срабатывание"/>
+                  <w:listItem w:displayText="ЗП / ЗП НН2: Срабатывание на отключение" w:value="ЗП / ЗП НН2: Срабатывание на отключение"/>
+                  <w:listItem w:displayText="ЗП / ЗП НН2: Функция введена в работу" w:value="ЗП / ЗП НН2: Функция введена в работу"/>
+                  <w:listItem w:displayText="ЗП / ЗП НН2: Функция оперативно выведена из работы" w:value="ЗП / ЗП НН2: Функция оперативно выведена из работы"/>
                   <w:listItem w:displayText="ЗП / ЗП: Срабатывание" w:value="ЗП / ЗП: Срабатывание"/>
                   <w:listItem w:displayText="ЗП / ЗП: Срабатывание на отключение" w:value="ЗП / ЗП: Срабатывание на отключение"/>
                   <w:listItem w:displayText="ЗП / ЗП: Функция введена в работу" w:value="ЗП / ЗП: Функция введена в работу"/>
                   <w:listItem w:displayText="ЗП / ЗП: Функция оперативно выведена из работы" w:value="ЗП / ЗП: Функция оперативно выведена из работы"/>
-                  <w:listItem w:displayText="КА / В: Выключатель включен" w:value="КА / В: Выключатель включен"/>
-                  <w:listItem w:displayText="КА / В: Выключатель отключен" w:value="КА / В: Выключатель отключен"/>
-                  <w:listItem w:displayText="КА / В: Индикация местного режима логического узла" w:value="КА / В: Индикация местного режима логического узла"/>
-                  <w:listItem w:displayText="КА / В: Индикация местного режима физического ключа" w:value="КА / В: Индикация местного режима физического ключа"/>
-                  <w:listItem w:displayText="КА / В: Команда 'включить' выключатель через выходное реле" w:value="КА / В: Команда 'включить' выключатель через выходное реле"/>
-                  <w:listItem w:displayText="КА / В: Команда 'отключить' выключатель через выходное реле" w:value="КА / В: Команда 'отключить' выключатель через выходное реле"/>
-                  <w:listItem w:displayText="КА / В: Неисправное положение выключателя" w:value="КА / В: Неисправное положение выключателя"/>
-                  <w:listItem w:displayText="КА / В: Промежуточное положение выключателя" w:value="КА / В: Промежуточное положение выключателя"/>
-                  <w:listItem w:displayText="КА / В: Функция введена в работу" w:value="КА / В: Функция введена в работу"/>
-                  <w:listItem w:displayText="КП / УВ: Включить выключатель" w:value="КП / УВ: Включить выключатель"/>
-                  <w:listItem w:displayText="КП / УВ: Идет переключение" w:value="КП / УВ: Идет переключение"/>
-                  <w:listItem w:displayText="КП / УВ: Отключить выключатель" w:value="КП / УВ: Отключить выключатель"/>
-                  <w:listItem w:displayText="КП / УВ: Положение В (Включено)" w:value="КП / УВ: Положение В (Включено)"/>
-                  <w:listItem w:displayText="КП / УВ: Положение В (Не определено)" w:value="КП / УВ: Положение В (Не определено)"/>
-                  <w:listItem w:displayText="КП / УВ: Положение В (Неисправность)" w:value="КП / УВ: Положение В (Неисправность)"/>
-                  <w:listItem w:displayText="КП / УВ: Положение В (Отключено)" w:value="КП / УВ: Положение В (Отключено)"/>
-                  <w:listItem w:displayText="КП / УВ: Сигнал превышения допустимого времени переключения" w:value="КП / УВ: Сигнал превышения допустимого времени переключения"/>
-                  <w:listItem w:displayText="КП / УВ: Функция введена в работу" w:value="КП / УВ: Функция введена в работу"/>
-                  <w:listItem w:displayText="КРВ / КРВ: Превышен коммутационный ресурс выключателя" w:value="КРВ / КРВ: Превышен коммутационный ресурс выключателя"/>
-                  <w:listItem w:displayText="КРВ / КРВ: Превышен механический ресурс выключателя" w:value="КРВ / КРВ: Превышен механический ресурс выключателя"/>
-                  <w:listItem w:displayText="КРВ / КРВ: Превышен ресурс выключателя" w:value="КРВ / КРВ: Превышен ресурс выключателя"/>
-                  <w:listItem w:displayText="КРВ / КРВ: Функция введена в работу" w:value="КРВ / КРВ: Функция введена в работу"/>
-                  <w:listItem w:displayText="КСВ / КСВ: Блокировка включения В" w:value="КСВ / КСВ: Блокировка включения В"/>
-                  <w:listItem w:displayText="КСВ / КСВ: Блокировка отключения В" w:value="КСВ / КСВ: Блокировка отключения В"/>
-                  <w:listItem w:displayText="КСВ / КСВ: В аварийно отключен" w:value="КСВ / КСВ: В аварийно отключен"/>
-                  <w:listItem w:displayText="КСВ / КСВ: В самопроизвольно отключен" w:value="КСВ / КСВ: В самопроизвольно отключен"/>
-                  <w:listItem w:displayText="КСВ / КСВ: Защита ЭМВ" w:value="КСВ / КСВ: Защита ЭМВ"/>
-                  <w:listItem w:displayText="КСВ / КСВ: Защита ЭМО1" w:value="КСВ / КСВ: Защита ЭМО1"/>
-                  <w:listItem w:displayText="КСВ / КСВ: Защита ЭМО2" w:value="КСВ / КСВ: Защита ЭМО2"/>
-                  <w:listItem w:displayText="КСВ / КСВ: Неисправность В" w:value="КСВ / КСВ: Неисправность В"/>
-                  <w:listItem w:displayText="КСВ / КСВ: Неисправность цепей ЭМУ" w:value="КСВ / КСВ: Неисправность цепей ЭМУ"/>
-                  <w:listItem w:displayText="КСВ / КСВ: Реле фиксации команды" w:value="КСВ / КСВ: Реле фиксации команды"/>
-                  <w:listItem w:displayText="КСВ / КСВ: Функция введена в работу" w:value="КСВ / КСВ: Функция введена в работу"/>
-                  <w:listItem w:displayText="КСВ / КСВ: Функция оперативно выведена из работы" w:value="КСВ / КСВ: Функция оперативно выведена из работы"/>
-                  <w:listItem w:displayText="КЦН НН1 / КЦН: Неисправность цепей напряжения" w:value="КЦН НН1 / КЦН: Неисправность цепей напряжения"/>
-                  <w:listItem w:displayText="КЦН НН1 / КЦН: Пуск" w:value="КЦН НН1 / КЦН: Пуск"/>
-                  <w:listItem w:displayText="КЦН НН1 / КЦН: Пуск органа максимального напряжения ОП" w:value="КЦН НН1 / КЦН: Пуск органа максимального напряжения ОП"/>
-                  <w:listItem w:displayText="КЦН НН1 / КЦН: Пуск органа минимального напряжения" w:value="КЦН НН1 / КЦН: Пуск органа минимального напряжения"/>
-                  <w:listItem w:displayText="КЦН НН1 / КЦН: Функция введена в работу" w:value="КЦН НН1 / КЦН: Функция введена в работу"/>
-                  <w:listItem w:displayText="КЦН НН1 / КЦН: Функция оперативно выведена из работы" w:value="КЦН НН1 / КЦН: Функция оперативно выведена из работы"/>
-                  <w:listItem w:displayText="КЦН НН2 / КЦН: Неисправность цепей напряжения" w:value="КЦН НН2 / КЦН: Неисправность цепей напряжения"/>
-                  <w:listItem w:displayText="КЦН НН2 / КЦН: Пуск" w:value="КЦН НН2 / КЦН: Пуск"/>
-                  <w:listItem w:displayText="КЦН НН2 / КЦН: Пуск органа максимального напряжения ОП" w:value="КЦН НН2 / КЦН: Пуск органа максимального напряжения ОП"/>
-                  <w:listItem w:displayText="КЦН НН2 / КЦН: Пуск органа минимального напряжения" w:value="КЦН НН2 / КЦН: Пуск органа минимального напряжения"/>
-                  <w:listItem w:displayText="КЦН НН2 / КЦН: Функция введена в работу" w:value="КЦН НН2 / КЦН: Функция введена в работу"/>
-                  <w:listItem w:displayText="КЦН НН2 / КЦН: Функция оперативно выведена из работы" w:value="КЦН НН2 / КЦН: Функция оперативно выведена из работы"/>
-                  <w:listItem w:displayText="ЛЗТ / ЛЗТ: Пуск" w:value="ЛЗТ / ЛЗТ: Пуск"/>
-                  <w:listItem w:displayText="ЛЗТ / ЛЗТ: Срабатывание" w:value="ЛЗТ / ЛЗТ: Срабатывание"/>
-                  <w:listItem w:displayText="ЛЗТ / ЛЗТ: Функция введена в работу" w:value="ЛЗТ / ЛЗТ: Функция введена в работу"/>
-                  <w:listItem w:displayText="ЛЗТ / ЛЗТ: Функция оперативно выведена из работы" w:value="ЛЗТ / ЛЗТ: Функция оперативно выведена из работы"/>
+                  <w:listItem w:displayText="ЗПО / ЗПО: Пуск" w:value="ЗПО / ЗПО: Пуск"/>
+                  <w:listItem w:displayText="ЗПО / ЗПО: Срабатывание ЗПО" w:value="ЗПО / ЗПО: Срабатывание ЗПО"/>
+                  <w:listItem w:displayText="ЗПО / ЗПО: Срабатывание ЗПО на сигнал" w:value="ЗПО / ЗПО: Срабатывание ЗПО на сигнал"/>
+                  <w:listItem w:displayText="ЗПО / ЗПО: Функция введена в работу" w:value="ЗПО / ЗПО: Функция введена в работу"/>
+                  <w:listItem w:displayText="ЗПО / ЗПО: Функция оперативно выведена из работы" w:value="ЗПО / ЗПО: Функция оперативно выведена из работы"/>
+                  <w:listItem w:displayText="КЦТ / КЦТ: Срабатывание" w:value="КЦТ / КЦТ: Срабатывание"/>
+                  <w:listItem w:displayText="КЦТ / КЦТст1: Пуск при асимметрии" w:value="КЦТ / КЦТст1: Пуск при асимметрии"/>
+                  <w:listItem w:displayText="КЦТ / КЦТст1: Пуск при обрыве провода" w:value="КЦТ / КЦТст1: Пуск при обрыве провода"/>
+                  <w:listItem w:displayText="КЦТ / КЦТст1: Срабатывание при асимметрии" w:value="КЦТ / КЦТст1: Срабатывание при асимметрии"/>
+                  <w:listItem w:displayText="КЦТ / КЦТст1: Срабатывание при обрыве провода" w:value="КЦТ / КЦТст1: Срабатывание при обрыве провода"/>
+                  <w:listItem w:displayText="КЦТ / КЦТст1: Функция введена в работу" w:value="КЦТ / КЦТст1: Функция введена в работу"/>
+                  <w:listItem w:displayText="КЦТ / КЦТст1: Функция оперативно выведена из работы" w:value="КЦТ / КЦТст1: Функция оперативно выведена из работы"/>
+                  <w:listItem w:displayText="КЦТ / КЦТст2: Пуск при асимметрии" w:value="КЦТ / КЦТст2: Пуск при асимметрии"/>
+                  <w:listItem w:displayText="КЦТ / КЦТст2: Пуск при обрыве провода" w:value="КЦТ / КЦТст2: Пуск при обрыве провода"/>
+                  <w:listItem w:displayText="КЦТ / КЦТст2: Срабатывание при асимметрии" w:value="КЦТ / КЦТст2: Срабатывание при асимметрии"/>
+                  <w:listItem w:displayText="КЦТ / КЦТст2: Срабатывание при обрыве провода" w:value="КЦТ / КЦТст2: Срабатывание при обрыве провода"/>
+                  <w:listItem w:displayText="КЦТ / КЦТст2: Функция введена в работу" w:value="КЦТ / КЦТст2: Функция введена в работу"/>
+                  <w:listItem w:displayText="КЦТ / КЦТст2: Функция оперативно выведена из работы" w:value="КЦТ / КЦТст2: Функция оперативно выведена из работы"/>
+                  <w:listItem w:displayText="КЦТ / КЦТст3: Пуск при асимметрии" w:value="КЦТ / КЦТст3: Пуск при асимметрии"/>
+                  <w:listItem w:displayText="КЦТ / КЦТст3: Пуск при обрыве провода" w:value="КЦТ / КЦТст3: Пуск при обрыве провода"/>
+                  <w:listItem w:displayText="КЦТ / КЦТст3: Срабатывание при асимметрии" w:value="КЦТ / КЦТст3: Срабатывание при асимметрии"/>
+                  <w:listItem w:displayText="КЦТ / КЦТст3: Срабатывание при обрыве провода" w:value="КЦТ / КЦТст3: Срабатывание при обрыве провода"/>
+                  <w:listItem w:displayText="КЦТ / КЦТст3: Функция введена в работу" w:value="КЦТ / КЦТст3: Функция введена в работу"/>
+                  <w:listItem w:displayText="КЦТ / КЦТст3: Функция оперативно выведена из работы" w:value="КЦТ / КЦТст3: Функция оперативно выведена из работы"/>
                   <w:listItem w:displayText="ЛО ВН / ЛО: Отключение" w:value="ЛО ВН / ЛО: Отключение"/>
                   <w:listItem w:displayText="ЛО ВН / ЛО: Отключить аварийно" w:value="ЛО ВН / ЛО: Отключить аварийно"/>
                   <w:listItem w:displayText="ЛО ВН / ЛО: Функция введена в работу" w:value="ЛО ВН / ЛО: Функция введена в работу"/>
@@ -8798,9 +8859,6 @@
                   <w:listItem w:displayText="ЛО ГЗсигн / ЛО: Срабатывание на сигнал" w:value="ЛО ГЗсигн / ЛО: Срабатывание на сигнал"/>
                   <w:listItem w:displayText="ЛО ГЗсигн / ЛО: Функция введена в работу" w:value="ЛО ГЗсигн / ЛО: Функция введена в работу"/>
                   <w:listItem w:displayText="ЛО ГЗсигн / ЛО: Функция оперативно выведена из работы" w:value="ЛО ГЗсигн / ЛО: Функция оперативно выведена из работы"/>
-                  <w:listItem w:displayText="ЛО НН1 / ЗАВР: Запрет АВР" w:value="ЛО НН1 / ЗАВР: Запрет АВР"/>
-                  <w:listItem w:displayText="ЛО НН1 / ЗАВР: Функция введена в работу" w:value="ЛО НН1 / ЗАВР: Функция введена в работу"/>
-                  <w:listItem w:displayText="ЛО НН1 / ЗАВР: Функция оперативно выведена из работы" w:value="ЛО НН1 / ЗАВР: Функция оперативно выведена из работы"/>
                   <w:listItem w:displayText="ЛО НН1 / ЗАПВ: Запрет АПВ" w:value="ЛО НН1 / ЗАПВ: Запрет АПВ"/>
                   <w:listItem w:displayText="ЛО НН1 / ЗАПВ: Функция введена в работу" w:value="ЛО НН1 / ЗАПВ: Функция введена в работу"/>
                   <w:listItem w:displayText="ЛО НН1 / ЗАПВ: Функция оперативно выведена из работы" w:value="ЛО НН1 / ЗАПВ: Функция оперативно выведена из работы"/>
@@ -8808,9 +8866,6 @@
                   <w:listItem w:displayText="ЛО НН1 / ЛО: Отключить аварийно" w:value="ЛО НН1 / ЛО: Отключить аварийно"/>
                   <w:listItem w:displayText="ЛО НН1 / ЛО: Функция введена в работу" w:value="ЛО НН1 / ЛО: Функция введена в работу"/>
                   <w:listItem w:displayText="ЛО НН1 / ЛО: Функция оперативно выведена из работы" w:value="ЛО НН1 / ЛО: Функция оперативно выведена из работы"/>
-                  <w:listItem w:displayText="ЛО НН2 / ЗАВР: Запрет АВР" w:value="ЛО НН2 / ЗАВР: Запрет АВР"/>
-                  <w:listItem w:displayText="ЛО НН2 / ЗАВР: Функция введена в работу" w:value="ЛО НН2 / ЗАВР: Функция введена в работу"/>
-                  <w:listItem w:displayText="ЛО НН2 / ЗАВР: Функция оперативно выведена из работы" w:value="ЛО НН2 / ЗАВР: Функция оперативно выведена из работы"/>
                   <w:listItem w:displayText="ЛО НН2 / ЗАПВ: Запрет АПВ" w:value="ЛО НН2 / ЗАПВ: Запрет АПВ"/>
                   <w:listItem w:displayText="ЛО НН2 / ЗАПВ: Функция введена в работу" w:value="ЛО НН2 / ЗАПВ: Функция введена в работу"/>
                   <w:listItem w:displayText="ЛО НН2 / ЗАПВ: Функция оперативно выведена из работы" w:value="ЛО НН2 / ЗАПВ: Функция оперативно выведена из работы"/>
@@ -8818,9 +8873,6 @@
                   <w:listItem w:displayText="ЛО НН2 / ЛО: Отключить аварийно" w:value="ЛО НН2 / ЛО: Отключить аварийно"/>
                   <w:listItem w:displayText="ЛО НН2 / ЛО: Функция введена в работу" w:value="ЛО НН2 / ЛО: Функция введена в работу"/>
                   <w:listItem w:displayText="ЛО НН2 / ЛО: Функция оперативно выведена из работы" w:value="ЛО НН2 / ЛО: Функция оперативно выведена из работы"/>
-                  <w:listItem w:displayText="ЛО Т / ЗАВР: Запрет АВР" w:value="ЛО Т / ЗАВР: Запрет АВР"/>
-                  <w:listItem w:displayText="ЛО Т / ЗАВР: Функция введена в работу" w:value="ЛО Т / ЗАВР: Функция введена в работу"/>
-                  <w:listItem w:displayText="ЛО Т / ЗАВР: Функция оперативно выведена из работы" w:value="ЛО Т / ЗАВР: Функция оперативно выведена из работы"/>
                   <w:listItem w:displayText="ЛО Т / ЗАПВ: Запрет АПВ" w:value="ЛО Т / ЗАПВ: Запрет АПВ"/>
                   <w:listItem w:displayText="ЛО Т / ЗАПВ: Функция введена в работу" w:value="ЛО Т / ЗАПВ: Функция введена в работу"/>
                   <w:listItem w:displayText="ЛО Т / ЗАПВ: Функция оперативно выведена из работы" w:value="ЛО Т / ЗАПВ: Функция оперативно выведена из работы"/>
@@ -8828,76 +8880,60 @@
                   <w:listItem w:displayText="ЛО Т / ЛО: Срабатывание" w:value="ЛО Т / ЛО: Срабатывание"/>
                   <w:listItem w:displayText="ЛО Т / ЛО: Функция введена в работу" w:value="ЛО Т / ЛО: Функция введена в работу"/>
                   <w:listItem w:displayText="ЛО Т / ЛО: Функция оперативно выведена из работы" w:value="ЛО Т / ЛО: Функция оперативно выведена из работы"/>
-                  <w:listItem w:displayText="МТЗ / БЛЗШ: Блокировка ЛЗШ" w:value="МТЗ / БЛЗШ: Блокировка ЛЗШ"/>
-                  <w:listItem w:displayText="МТЗ / БНТ: Пуск БНТ" w:value="МТЗ / БНТ: Пуск БНТ"/>
-                  <w:listItem w:displayText="МТЗ / БНТ: Пуск по фазе A" w:value="МТЗ / БНТ: Пуск по фазе A"/>
-                  <w:listItem w:displayText="МТЗ / БНТ: Пуск по фазе В" w:value="МТЗ / БНТ: Пуск по фазе В"/>
-                  <w:listItem w:displayText="МТЗ / БНТ: Пуск по фазе С" w:value="МТЗ / БНТ: Пуск по фазе С"/>
-                  <w:listItem w:displayText="МТЗ / КПОН1: Пуск" w:value="МТЗ / КПОН1: Пуск"/>
-                  <w:listItem w:displayText="МТЗ / КПОН1: Функция введена в работу" w:value="МТЗ / КПОН1: Функция введена в работу"/>
-                  <w:listItem w:displayText="МТЗ / КПОН1: Функция оперативно выведена из работы" w:value="МТЗ / КПОН1: Функция оперативно выведена из работы"/>
-                  <w:listItem w:displayText="МТЗ / КПОН2: Пуск" w:value="МТЗ / КПОН2: Пуск"/>
-                  <w:listItem w:displayText="МТЗ / КПОН2: Функция введена в работу" w:value="МТЗ / КПОН2: Функция введена в работу"/>
-                  <w:listItem w:displayText="МТЗ / КПОН2: Функция оперативно выведена из работы" w:value="МТЗ / КПОН2: Функция оперативно выведена из работы"/>
-                  <w:listItem w:displayText="МТЗ / МТЗ 1 ст: Пуск" w:value="МТЗ / МТЗ 1 ст: Пуск"/>
-                  <w:listItem w:displayText="МТЗ / МТЗ 1 ст: Пуск ИО тока по фазе А" w:value="МТЗ / МТЗ 1 ст: Пуск ИО тока по фазе А"/>
-                  <w:listItem w:displayText="МТЗ / МТЗ 1 ст: Пуск ИО тока по фазе В" w:value="МТЗ / МТЗ 1 ст: Пуск ИО тока по фазе В"/>
-                  <w:listItem w:displayText="МТЗ / МТЗ 1 ст: Пуск ИО тока по фазе С" w:value="МТЗ / МТЗ 1 ст: Пуск ИО тока по фазе С"/>
-                  <w:listItem w:displayText="МТЗ / МТЗ 1 ст: Пуск по фазе A" w:value="МТЗ / МТЗ 1 ст: Пуск по фазе A"/>
-                  <w:listItem w:displayText="МТЗ / МТЗ 1 ст: Пуск по фазе В" w:value="МТЗ / МТЗ 1 ст: Пуск по фазе В"/>
-                  <w:listItem w:displayText="МТЗ / МТЗ 1 ст: Пуск по фазе С" w:value="МТЗ / МТЗ 1 ст: Пуск по фазе С"/>
-                  <w:listItem w:displayText="МТЗ / МТЗ 1 ст: Срабатывание" w:value="МТЗ / МТЗ 1 ст: Срабатывание"/>
-                  <w:listItem w:displayText="МТЗ / МТЗ 1 ст: Срабатывание на сигнал" w:value="МТЗ / МТЗ 1 ст: Срабатывание на сигнал"/>
-                  <w:listItem w:displayText="МТЗ / МТЗ 1 ст: Функция введена в работу" w:value="МТЗ / МТЗ 1 ст: Функция введена в работу"/>
-                  <w:listItem w:displayText="МТЗ / МТЗ 1 ст: Функция оперативно выведена из работы" w:value="МТЗ / МТЗ 1 ст: Функция оперативно выведена из работы"/>
-                  <w:listItem w:displayText="МТЗ / МТЗ 2 ст: Пуск" w:value="МТЗ / МТЗ 2 ст: Пуск"/>
-                  <w:listItem w:displayText="МТЗ / МТЗ 2 ст: Пуск ИО тока по фазе А" w:value="МТЗ / МТЗ 2 ст: Пуск ИО тока по фазе А"/>
-                  <w:listItem w:displayText="МТЗ / МТЗ 2 ст: Пуск ИО тока по фазе В" w:value="МТЗ / МТЗ 2 ст: Пуск ИО тока по фазе В"/>
-                  <w:listItem w:displayText="МТЗ / МТЗ 2 ст: Пуск ИО тока по фазе С" w:value="МТЗ / МТЗ 2 ст: Пуск ИО тока по фазе С"/>
-                  <w:listItem w:displayText="МТЗ / МТЗ 2 ст: Пуск по фазе A" w:value="МТЗ / МТЗ 2 ст: Пуск по фазе A"/>
-                  <w:listItem w:displayText="МТЗ / МТЗ 2 ст: Пуск по фазе В" w:value="МТЗ / МТЗ 2 ст: Пуск по фазе В"/>
-                  <w:listItem w:displayText="МТЗ / МТЗ 2 ст: Пуск по фазе С" w:value="МТЗ / МТЗ 2 ст: Пуск по фазе С"/>
-                  <w:listItem w:displayText="МТЗ / МТЗ 2 ст: Срабатывание" w:value="МТЗ / МТЗ 2 ст: Срабатывание"/>
-                  <w:listItem w:displayText="МТЗ / МТЗ 2 ст: Срабатывание на сигнал" w:value="МТЗ / МТЗ 2 ст: Срабатывание на сигнал"/>
-                  <w:listItem w:displayText="МТЗ / МТЗ 2 ст: Функция введена в работу" w:value="МТЗ / МТЗ 2 ст: Функция введена в работу"/>
-                  <w:listItem w:displayText="МТЗ / МТЗ 2 ст: Функция оперативно выведена из работы" w:value="МТЗ / МТЗ 2 ст: Функция оперативно выведена из работы"/>
-                  <w:listItem w:displayText="МТЗ / МТЗ 3 ст: Пуск" w:value="МТЗ / МТЗ 3 ст: Пуск"/>
-                  <w:listItem w:displayText="МТЗ / МТЗ 3 ст: Пуск ИО тока по фазе А" w:value="МТЗ / МТЗ 3 ст: Пуск ИО тока по фазе А"/>
-                  <w:listItem w:displayText="МТЗ / МТЗ 3 ст: Пуск ИО тока по фазе В" w:value="МТЗ / МТЗ 3 ст: Пуск ИО тока по фазе В"/>
-                  <w:listItem w:displayText="МТЗ / МТЗ 3 ст: Пуск ИО тока по фазе С" w:value="МТЗ / МТЗ 3 ст: Пуск ИО тока по фазе С"/>
-                  <w:listItem w:displayText="МТЗ / МТЗ 3 ст: Пуск по фазе A" w:value="МТЗ / МТЗ 3 ст: Пуск по фазе A"/>
-                  <w:listItem w:displayText="МТЗ / МТЗ 3 ст: Пуск по фазе В" w:value="МТЗ / МТЗ 3 ст: Пуск по фазе В"/>
-                  <w:listItem w:displayText="МТЗ / МТЗ 3 ст: Пуск по фазе С" w:value="МТЗ / МТЗ 3 ст: Пуск по фазе С"/>
-                  <w:listItem w:displayText="МТЗ / МТЗ 3 ст: Срабатывание" w:value="МТЗ / МТЗ 3 ст: Срабатывание"/>
-                  <w:listItem w:displayText="МТЗ / МТЗ 3 ст: Срабатывание на сигнал" w:value="МТЗ / МТЗ 3 ст: Срабатывание на сигнал"/>
-                  <w:listItem w:displayText="МТЗ / МТЗ 3 ст: Функция введена в работу" w:value="МТЗ / МТЗ 3 ст: Функция введена в работу"/>
-                  <w:listItem w:displayText="МТЗ / МТЗ 3 ст: Функция оперативно выведена из работы" w:value="МТЗ / МТЗ 3 ст: Функция оперативно выведена из работы"/>
-                  <w:listItem w:displayText="ПДС / В: Ключ М/Д привода В" w:value="ПДС / В: Ключ М/Д привода В"/>
-                  <w:listItem w:displayText="ПДС / В: Положение В (Включено)" w:value="ПДС / В: Положение В (Включено)"/>
-                  <w:listItem w:displayText="ПДС / В: Положение В (Не определено)" w:value="ПДС / В: Положение В (Не определено)"/>
-                  <w:listItem w:displayText="ПДС / В: Положение В (Неисправность)" w:value="ПДС / В: Положение В (Неисправность)"/>
-                  <w:listItem w:displayText="ПДС / В: Положение В (Отключено)" w:value="ПДС / В: Положение В (Отключено)"/>
+                  <w:listItem w:displayText="ЛО ТЗ / ЛО ДТм: Срабатывание" w:value="ЛО ТЗ / ЛО ДТм: Срабатывание"/>
+                  <w:listItem w:displayText="ЛО ТЗ / ЛО ДТм: Срабатывание датчика температуры масла заблокировано" w:value="ЛО ТЗ / ЛО ДТм: Срабатывание датчика температуры масла заблокировано"/>
+                  <w:listItem w:displayText="ЛО ТЗ / ЛО ДТм: Срабатывание на сигнал" w:value="ЛО ТЗ / ЛО ДТм: Срабатывание на сигнал"/>
+                  <w:listItem w:displayText="ЛО ТЗ / ЛО ДТм: Функция введена в работу" w:value="ЛО ТЗ / ЛО ДТм: Функция введена в работу"/>
+                  <w:listItem w:displayText="ЛО ТЗ / ЛО ДТм: Функция оперативно выведена из работы" w:value="ЛО ТЗ / ЛО ДТм: Функция оперативно выведена из работы"/>
+                  <w:listItem w:displayText="ЛО ТЗ / ЛО ДТо: Срабатывание" w:value="ЛО ТЗ / ЛО ДТо: Срабатывание"/>
+                  <w:listItem w:displayText="ЛО ТЗ / ЛО ДТо: Срабатывание датчика температуры обмотки заблокировано" w:value="ЛО ТЗ / ЛО ДТо: Срабатывание датчика температуры обмотки заблокировано"/>
+                  <w:listItem w:displayText="ЛО ТЗ / ЛО ДТо: Срабатывание на сигнал" w:value="ЛО ТЗ / ЛО ДТо: Срабатывание на сигнал"/>
+                  <w:listItem w:displayText="ЛО ТЗ / ЛО ДТо: Функция введена в работу" w:value="ЛО ТЗ / ЛО ДТо: Функция введена в работу"/>
+                  <w:listItem w:displayText="ЛО ТЗ / ЛО ДТо: Функция оперативно выведена из работы" w:value="ЛО ТЗ / ЛО ДТо: Функция оперативно выведена из работы"/>
+                  <w:listItem w:displayText="ЛО ТЗ / ЛО РД: Срабатывание" w:value="ЛО ТЗ / ЛО РД: Срабатывание"/>
+                  <w:listItem w:displayText="ЛО ТЗ / ЛО РД: Срабатывание на сигнал" w:value="ЛО ТЗ / ЛО РД: Срабатывание на сигнал"/>
+                  <w:listItem w:displayText="ЛО ТЗ / ЛО РД: Срабатывание реле давления заблокировано" w:value="ЛО ТЗ / ЛО РД: Срабатывание реле давления заблокировано"/>
+                  <w:listItem w:displayText="ЛО ТЗ / ЛО РД: Функция введена в работу" w:value="ЛО ТЗ / ЛО РД: Функция введена в работу"/>
+                  <w:listItem w:displayText="ЛО ТЗ / ЛО РД: Функция оперативно выведена из работы" w:value="ЛО ТЗ / ЛО РД: Функция оперативно выведена из работы"/>
+                  <w:listItem w:displayText="ЛО ТС / ЛО ДУм расширителя: Срабатывание" w:value="ЛО ТС / ЛО ДУм расширителя: Срабатывание"/>
+                  <w:listItem w:displayText="ЛО ТС / ЛО ДУм расширителя: Срабатывание на сигнал" w:value="ЛО ТС / ЛО ДУм расширителя: Срабатывание на сигнал"/>
+                  <w:listItem w:displayText="ЛО ТС / ЛО ДУм расширителя: Функция введена в работу" w:value="ЛО ТС / ЛО ДУм расширителя: Функция введена в работу"/>
+                  <w:listItem w:displayText="ЛО ТС / ЛО ДУм расширителя: Функция оперативно выведена из работы" w:value="ЛО ТС / ЛО ДУм расширителя: Функция оперативно выведена из работы"/>
+                  <w:listItem w:displayText="ЛО ТС / ЛО ОК: Срабатывание" w:value="ЛО ТС / ЛО ОК: Срабатывание"/>
+                  <w:listItem w:displayText="ЛО ТС / ЛО ОК: Срабатывание на сигнал" w:value="ЛО ТС / ЛО ОК: Срабатывание на сигнал"/>
+                  <w:listItem w:displayText="ЛО ТС / ЛО ОК: Функция введена в работу" w:value="ЛО ТС / ЛО ОК: Функция введена в работу"/>
+                  <w:listItem w:displayText="ЛО ТС / ЛО ОК: Функция оперативно выведена из работы" w:value="ЛО ТС / ЛО ОК: Функция оперативно выведена из работы"/>
+                  <w:listItem w:displayText="ЛО ТС / ЛО ПК: Срабатывание" w:value="ЛО ТС / ЛО ПК: Срабатывание"/>
+                  <w:listItem w:displayText="ЛО ТС / ЛО ПК: Срабатывание на сигнал" w:value="ЛО ТС / ЛО ПК: Срабатывание на сигнал"/>
+                  <w:listItem w:displayText="ЛО ТС / ЛО ПК: Функция введена в работу" w:value="ЛО ТС / ЛО ПК: Функция введена в работу"/>
+                  <w:listItem w:displayText="ЛО ТС / ЛО ПК: Функция оперативно выведена из работы" w:value="ЛО ТС / ЛО ПК: Функция оперативно выведена из работы"/>
                   <w:listItem w:displayText="ПДС / ГЗ РПН: Низкая изоляция " w:value="ПДС / ГЗ РПН: Низкая изоляция "/>
                   <w:listItem w:displayText="ПДС / ГЗ РПН: Отключение" w:value="ПДС / ГЗ РПН: Отключение"/>
                   <w:listItem w:displayText="ПДС / ГЗ Т: Низкая изоляция ГЗоткл" w:value="ПДС / ГЗ Т: Низкая изоляция ГЗоткл"/>
                   <w:listItem w:displayText="ПДС / ГЗ Т: Низкая изоляция ГЗсигн" w:value="ПДС / ГЗ Т: Низкая изоляция ГЗсигн"/>
                   <w:listItem w:displayText="ПДС / ГЗ Т: Отключение" w:value="ПДС / ГЗ Т: Отключение"/>
                   <w:listItem w:displayText="ПДС / ГЗ Т: Сигнал" w:value="ПДС / ГЗ Т: Сигнал"/>
-                  <w:listItem w:displayText="ПДС / КИ: Аварийный уровень изоляции" w:value="ПДС / КИ: Аварийный уровень изоляции"/>
-                  <w:listItem w:displayText="ПДС / КИ: Низкий уровень изоляции" w:value="ПДС / КИ: Низкий уровень изоляции"/>
-                  <w:listItem w:displayText="ПДС / КПруж: Пружина не заведена" w:value="ПДС / КПруж: Пружина не заведена"/>
-                  <w:listItem w:displayText="ПДС / КЦВ: Контроль цепи ЭМВ" w:value="ПДС / КЦВ: Контроль цепи ЭМВ"/>
-                  <w:listItem w:displayText="ПДС / КЦВ: Контроль цепи ЭМО1" w:value="ПДС / КЦВ: Контроль цепи ЭМО1"/>
-                  <w:listItem w:displayText="ПДС / КЦВ: Контроль цепи ЭМО2" w:value="ПДС / КЦВ: Контроль цепи ЭМО2"/>
-                  <w:listItem w:displayText="ПДС / КЦВ: Работа ЭМВ" w:value="ПДС / КЦВ: Работа ЭМВ"/>
-                  <w:listItem w:displayText="ПДС / КЦВ: Работа ЭМО1" w:value="ПДС / КЦВ: Работа ЭМО1"/>
-                  <w:listItem w:displayText="ПДС / КЦВ: Работа ЭМО2" w:value="ПДС / КЦВ: Работа ЭМО2"/>
+                  <w:listItem w:displayText="ПДС / ДТм РПН: Срабатывание" w:value="ПДС / ДТм РПН: Срабатывание"/>
+                  <w:listItem w:displayText="ПДС / ДТм: Низкая изоляция" w:value="ПДС / ДТм: Низкая изоляция"/>
+                  <w:listItem w:displayText="ПДС / ДТм: Отключение" w:value="ПДС / ДТм: Отключение"/>
+                  <w:listItem w:displayText="ПДС / ДТм: Сигнал" w:value="ПДС / ДТм: Сигнал"/>
+                  <w:listItem w:displayText="ПДС / ДТо: Низкая изоляция" w:value="ПДС / ДТо: Низкая изоляция"/>
+                  <w:listItem w:displayText="ПДС / ДТо: Отключение" w:value="ПДС / ДТо: Отключение"/>
+                  <w:listItem w:displayText="ПДС / ДТо: Сигнал" w:value="ПДС / ДТо: Сигнал"/>
+                  <w:listItem w:displayText="ПДС / ДУм РПН: Высокий уровень масла" w:value="ПДС / ДУм РПН: Высокий уровень масла"/>
+                  <w:listItem w:displayText="ПДС / ДУм РПН: Низкий уровень масла" w:value="ПДС / ДУм РПН: Низкий уровень масла"/>
+                  <w:listItem w:displayText="ПДС / ДУм расширителя: Высокий уровень масла" w:value="ПДС / ДУм расширителя: Высокий уровень масла"/>
+                  <w:listItem w:displayText="ПДС / ДУм расширителя: Низкий уровень масла" w:value="ПДС / ДУм расширителя: Низкий уровень масла"/>
+                  <w:listItem w:displayText="ПДС / КСО: Авария" w:value="ПДС / КСО: Авария"/>
+                  <w:listItem w:displayText="ПДС / КСО: Неисправность" w:value="ПДС / КСО: Неисправность"/>
+                  <w:listItem w:displayText="ПДС / ОК: Срабатывание" w:value="ПДС / ОК: Срабатывание"/>
+                  <w:listItem w:displayText="ПДС / ПК: Срабатывание" w:value="ПДС / ПК: Срабатывание"/>
+                  <w:listItem w:displayText="ПДС / РД: Низкая изоляция" w:value="ПДС / РД: Низкая изоляция"/>
+                  <w:listItem w:displayText="ПДС / РД: Отключение" w:value="ПДС / РД: Отключение"/>
                   <w:listItem w:displayText="ПДС НКУ / SA1: Цепь введена" w:value="ПДС НКУ / SA1: Цепь введена"/>
                   <w:listItem w:displayText="ПДС НКУ / SA2: Цепь введена" w:value="ПДС НКУ / SA2: Цепь введена"/>
                   <w:listItem w:displayText="ПДС НКУ / SA3: Цепь введена" w:value="ПДС НКУ / SA3: Цепь введена"/>
                   <w:listItem w:displayText="ПДС НКУ / SA4: Цепь введена" w:value="ПДС НКУ / SA4: Цепь введена"/>
-                  <w:listItem w:displayText="ПДС НКУ / SA5: Цепь введена" w:value="ПДС НКУ / SA5: Цепь введена"/>
-                  <w:listItem w:displayText="ПДС НКУ / SA6: Цепь введена" w:value="ПДС НКУ / SA6: Цепь введена"/>
                   <w:listItem w:displayText="ПДС НКУ / SG1: Рабочее положение" w:value="ПДС НКУ / SG1: Рабочее положение"/>
                   <w:listItem w:displayText="ПДС НКУ / SG2: Рабочее положение" w:value="ПДС НКУ / SG2: Рабочее положение"/>
                   <w:listItem w:displayText="ПДС НКУ / SG3: Рабочее положение" w:value="ПДС НКУ / SG3: Рабочее положение"/>
@@ -8912,11 +8948,23 @@
                   <w:listItem w:displayText="ПДС НКУ / ОТ ЗДЗ2: Неисправность" w:value="ПДС НКУ / ОТ ЗДЗ2: Неисправность"/>
                   <w:listItem w:displayText="ПДС НКУ / ОТ ИЭУ ТН1: Неисправность" w:value="ПДС НКУ / ОТ ИЭУ ТН1: Неисправность"/>
                   <w:listItem w:displayText="ПДС НКУ / ОТ ИЭУ ТН2: Неисправность" w:value="ПДС НКУ / ОТ ИЭУ ТН2: Неисправность"/>
+                  <w:listItem w:displayText="ПДС НКУ / ОТ ТЗ, ТС: Неисправность" w:value="ПДС НКУ / ОТ ТЗ, ТС: Неисправность"/>
                   <w:listItem w:displayText="ПДС НКУ / ОТ УРОВ1: Неисправность" w:value="ПДС НКУ / ОТ УРОВ1: Неисправность"/>
                   <w:listItem w:displayText="ПДС НКУ / ОТ УРОВ2: Неисправность" w:value="ПДС НКУ / ОТ УРОВ2: Неисправность"/>
-                  <w:listItem w:displayText="ПДС НКУ / ОТ ЭМО1, ЭМВ: Неисправность" w:value="ПДС НКУ / ОТ ЭМО1, ЭМВ: Неисправность"/>
-                  <w:listItem w:displayText="ПДС НКУ / ОТ ЭМО2: Неисправность" w:value="ПДС НКУ / ОТ ЭМО2: Неисправность"/>
-                  <w:listItem w:displayText="ПДС НКУ / ОТ цепей сигн. В: Неисправность" w:value="ПДС НКУ / ОТ цепей сигн. В: Неисправность"/>
+                  <w:listItem w:displayText="ПС / ПС: Пуск предупредительной сигнализации" w:value="ПС / ПС: Пуск предупредительной сигнализации"/>
+                  <w:listItem w:displayText="ПС / ПС: Пуск предупредительной сигнализации (импульс)" w:value="ПС / ПС: Пуск предупредительной сигнализации (импульс)"/>
+                  <w:listItem w:displayText="РТПО / РТПО ВН: Пуск" w:value="РТПО / РТПО ВН: Пуск"/>
+                  <w:listItem w:displayText="РТПО / РТПО ВН: Функция введена в работу" w:value="РТПО / РТПО ВН: Функция введена в работу"/>
+                  <w:listItem w:displayText="РТПО / РТПО ВН: Функция оперативно выведена из работы" w:value="РТПО / РТПО ВН: Функция оперативно выведена из работы"/>
+                  <w:listItem w:displayText="РТПО / РТПО НН1: Пуск" w:value="РТПО / РТПО НН1: Пуск"/>
+                  <w:listItem w:displayText="РТПО / РТПО НН1: Функция введена в работу" w:value="РТПО / РТПО НН1: Функция введена в работу"/>
+                  <w:listItem w:displayText="РТПО / РТПО НН1: Функция оперативно выведена из работы" w:value="РТПО / РТПО НН1: Функция оперативно выведена из работы"/>
+                  <w:listItem w:displayText="РТПО / РТПО НН2: Пуск" w:value="РТПО / РТПО НН2: Пуск"/>
+                  <w:listItem w:displayText="РТПО / РТПО НН2: Функция введена в работу" w:value="РТПО / РТПО НН2: Функция введена в работу"/>
+                  <w:listItem w:displayText="РТПО / РТПО НН2: Функция оперативно выведена из работы" w:value="РТПО / РТПО НН2: Функция оперативно выведена из работы"/>
+                  <w:listItem w:displayText="РТПО / РТПО_общ: Пуск" w:value="РТПО / РТПО_общ: Пуск"/>
+                  <w:listItem w:displayText="РТПО / РТПО_общ: Функция введена в работу" w:value="РТПО / РТПО_общ: Функция введена в работу"/>
+                  <w:listItem w:displayText="РТПО / РТПО_общ: Функция оперативно выведена из работы" w:value="РТПО / РТПО_общ: Функция оперативно выведена из работы"/>
                   <w:listItem w:displayText="СИСТ / БУ: Индикация местного управления" w:value="СИСТ / БУ: Индикация местного управления"/>
                   <w:listItem w:displayText="СИСТ / Диагностика: Изменение встраиваемого ПО" w:value="СИСТ / Диагностика: Изменение встраиваемого ПО"/>
                   <w:listItem w:displayText="СИСТ / Диагностика: Индикация логического узла-прокси" w:value="СИСТ / Диагностика: Индикация логического узла-прокси"/>
@@ -8932,9 +8980,6 @@
                   <w:listItem w:displayText="СИСТ / Диагностика: Неисправность модуля дискретных входов/выходов (слот М11)" w:value="СИСТ / Диагностика: Неисправность модуля дискретных входов/выходов (слот М11)"/>
                   <w:listItem w:displayText="СИСТ / Диагностика: Неисправность модуля дискретных входов/выходов (слот М3)" w:value="СИСТ / Диагностика: Неисправность модуля дискретных входов/выходов (слот М3)"/>
                   <w:listItem w:displayText="СИСТ / Диагностика: Неисправность модуля дискретных входов/выходов (слот М4)" w:value="СИСТ / Диагностика: Неисправность модуля дискретных входов/выходов (слот М4)"/>
-                  <w:listItem w:displayText="СИСТ / Диагностика: Неисправность модуля дискретных входов/выходов (слот М5)" w:value="СИСТ / Диагностика: Неисправность модуля дискретных входов/выходов (слот М5)"/>
-                  <w:listItem w:displayText="СИСТ / Диагностика: Неисправность модуля дискретных входов/выходов (слот М6)" w:value="СИСТ / Диагностика: Неисправность модуля дискретных входов/выходов (слот М6)"/>
-                  <w:listItem w:displayText="СИСТ / Диагностика: Неисправность модуля дискретных входов/выходов (слот М7)" w:value="СИСТ / Диагностика: Неисправность модуля дискретных входов/выходов (слот М7)"/>
                   <w:listItem w:displayText="СИСТ / Диагностика: Неисправность модуля дискретных входов/выходов (слот М8)" w:value="СИСТ / Диагностика: Неисправность модуля дискретных входов/выходов (слот М8)"/>
                   <w:listItem w:displayText="СИСТ / Диагностика: Неисправность модуля дискретных входов/выходов (слот М9)" w:value="СИСТ / Диагностика: Неисправность модуля дискретных входов/выходов (слот М9)"/>
                   <w:listItem w:displayText="СИСТ / Диагностика: Неисправность цепей оперативного питания" w:value="СИСТ / Диагностика: Неисправность цепей оперативного питания"/>
@@ -9195,23 +9240,29 @@
                   <w:listItem w:displayText="СИСТ / СД ФК: Режим работы ГЗ РПН" w:value="СИСТ / СД ФК: Режим работы ГЗ РПН"/>
                   <w:listItem w:displayText="СИСТ / СД ФК: Режим работы ГЗ Т откл" w:value="СИСТ / СД ФК: Режим работы ГЗ Т откл"/>
                   <w:listItem w:displayText="СИСТ / СД ФК: Режим работы ГЗ Т сигн" w:value="СИСТ / СД ФК: Режим работы ГЗ Т сигн"/>
+                  <w:listItem w:displayText="СИСТ / СД ФК: Режим работы ДЗТ" w:value="СИСТ / СД ФК: Режим работы ДЗТ"/>
+                  <w:listItem w:displayText="СИСТ / СД ФК: Режим работы ЗПО" w:value="СИСТ / СД ФК: Режим работы ЗПО"/>
                   <w:listItem w:displayText="СИСТ / СД ФК: Режим работы УРОВ" w:value="СИСТ / СД ФК: Режим работы УРОВ"/>
                   <w:listItem w:displayText="СИСТ / СД ФК: Управление ИЭУ" w:value="СИСТ / СД ФК: Управление ИЭУ"/>
                   <w:listItem w:displayText="СИСТ / СД: БИ выведены" w:value="СИСТ / СД: БИ выведены"/>
                   <w:listItem w:displayText="СИСТ / СД: Внешнее отключение" w:value="СИСТ / СД: Внешнее отключение"/>
                   <w:listItem w:displayText="СИСТ / СД: Выходные цепи разобраны" w:value="СИСТ / СД: Выходные цепи разобраны"/>
-                  <w:listItem w:displayText="СИСТ / СД: Неисправность В ВН" w:value="СИСТ / СД: Неисправность В ВН"/>
                   <w:listItem w:displayText="СИСТ / СД: Неисправность ШС-А" w:value="СИСТ / СД: Неисправность ШС-А"/>
                   <w:listItem w:displayText="СИСТ / СД: Неисправность ШС-В" w:value="СИСТ / СД: Неисправность ШС-В"/>
                   <w:listItem w:displayText="СИСТ / СД: Неисправность опер. тока ГЗ" w:value="СИСТ / СД: Неисправность опер. тока ГЗ"/>
-                  <w:listItem w:displayText="СИСТ / СД: Неисправность сигн. В" w:value="СИСТ / СД: Неисправность сигн. В"/>
+                  <w:listItem w:displayText="СИСТ / СД: Неисправность опер. тока ТЗ, ТС" w:value="СИСТ / СД: Неисправность опер. тока ТЗ, ТС"/>
                   <w:listItem w:displayText="СИСТ / СД: Неисправность цепей ГЗ РПН" w:value="СИСТ / СД: Неисправность цепей ГЗ РПН"/>
                   <w:listItem w:displayText="СИСТ / СД: Неисправность цепей ГЗ Т" w:value="СИСТ / СД: Неисправность цепей ГЗ Т"/>
+                  <w:listItem w:displayText="СИСТ / СД: Неисправность цепей ТЗ" w:value="СИСТ / СД: Неисправность цепей ТЗ"/>
                   <w:listItem w:displayText="СИСТ / СД: Потеря GOOSE" w:value="СИСТ / СД: Потеря GOOSE"/>
+                  <w:listItem w:displayText="СИСТ / СД: Пуск ЗПО" w:value="СИСТ / СД: Пуск ЗПО"/>
                   <w:listItem w:displayText="СИСТ / СД: Срабатывание ГЗ РПН" w:value="СИСТ / СД: Срабатывание ГЗ РПН"/>
                   <w:listItem w:displayText="СИСТ / СД: Срабатывание ГЗоткл" w:value="СИСТ / СД: Срабатывание ГЗоткл"/>
                   <w:listItem w:displayText="СИСТ / СД: Срабатывание ГЗсигн" w:value="СИСТ / СД: Срабатывание ГЗсигн"/>
-                  <w:listItem w:displayText="СИСТ / СД: Срабатывание МТЗ" w:value="СИСТ / СД: Срабатывание МТЗ"/>
+                  <w:listItem w:displayText="СИСТ / СД: Срабатывание ДЗТ" w:value="СИСТ / СД: Срабатывание ДЗТ"/>
+                  <w:listItem w:displayText="СИСТ / СД: Срабатывание ЗП" w:value="СИСТ / СД: Срабатывание ЗП"/>
+                  <w:listItem w:displayText="СИСТ / СД: Срабатывание ТЗоткл" w:value="СИСТ / СД: Срабатывание ТЗоткл"/>
+                  <w:listItem w:displayText="СИСТ / СД: Срабатывание ТЗсигн" w:value="СИСТ / СД: Срабатывание ТЗсигн"/>
                   <w:listItem w:displayText="СИСТ / СД: Срабатывание УРОВ" w:value="СИСТ / СД: Срабатывание УРОВ"/>
                   <w:listItem w:displayText="СИСТ / ФК: Действие на В ВН" w:value="СИСТ / ФК: Действие на В ВН"/>
                   <w:listItem w:displayText="СИСТ / ФК: Действие на В НН1" w:value="СИСТ / ФК: Действие на В НН1"/>
@@ -9220,6 +9271,8 @@
                   <w:listItem w:displayText="СИСТ / ФК: Режим работы ГЗ РПН" w:value="СИСТ / ФК: Режим работы ГЗ РПН"/>
                   <w:listItem w:displayText="СИСТ / ФК: Режим работы ГЗ Т откл" w:value="СИСТ / ФК: Режим работы ГЗ Т откл"/>
                   <w:listItem w:displayText="СИСТ / ФК: Режим работы ГЗ Т сигн" w:value="СИСТ / ФК: Режим работы ГЗ Т сигн"/>
+                  <w:listItem w:displayText="СИСТ / ФК: Режим работы ДЗТ" w:value="СИСТ / ФК: Режим работы ДЗТ"/>
+                  <w:listItem w:displayText="СИСТ / ФК: Режим работы ЗПО" w:value="СИСТ / ФК: Режим работы ЗПО"/>
                   <w:listItem w:displayText="СИСТ / ФК: Режим работы УРОВ" w:value="СИСТ / ФК: Режим работы УРОВ"/>
                   <w:listItem w:displayText="СИСТ / ФК: Управление ИЭУ" w:value="СИСТ / ФК: Управление ИЭУ"/>
                   <w:listItem w:displayText="СИСТ / ШС: Переполнение буфера входных данных" w:value="СИСТ / ШС: Переполнение буфера входных данных"/>
@@ -9229,34 +9282,38 @@
                   <w:listItem w:displayText="ТК ЗДЗ / ТК ЗДЗ: Пуск" w:value="ТК ЗДЗ / ТК ЗДЗ: Пуск"/>
                   <w:listItem w:displayText="ТК ЗДЗ / ТК ЗДЗ: Функция введена в работу" w:value="ТК ЗДЗ / ТК ЗДЗ: Функция введена в работу"/>
                   <w:listItem w:displayText="ТК ЗДЗ / ТК ЗДЗ: Функция оперативно выведена из работы" w:value="ТК ЗДЗ / ТК ЗДЗ: Функция оперативно выведена из работы"/>
-                  <w:listItem w:displayText="ТО / ТО: Пуск" w:value="ТО / ТО: Пуск"/>
-                  <w:listItem w:displayText="ТО / ТО: Срабатывание" w:value="ТО / ТО: Срабатывание"/>
-                  <w:listItem w:displayText="ТО / ТО: Срабатывание на сигнал" w:value="ТО / ТО: Срабатывание на сигнал"/>
-                  <w:listItem w:displayText="ТО / ТО: Функция введена в работу" w:value="ТО / ТО: Функция введена в работу"/>
-                  <w:listItem w:displayText="ТО / ТО: Функция оперативно выведена из работы" w:value="ТО / ТО: Функция оперативно выведена из работы"/>
+                  <w:listItem w:displayText="ТО ЗПО / ТО ЗПО ВН: Пуск" w:value="ТО ЗПО / ТО ЗПО ВН: Пуск"/>
+                  <w:listItem w:displayText="ТО ЗПО / ТО ЗПО ВН: Функция введена в работу" w:value="ТО ЗПО / ТО ЗПО ВН: Функция введена в работу"/>
+                  <w:listItem w:displayText="ТО ЗПО / ТО ЗПО ВН: Функция оперативно выведена из работы" w:value="ТО ЗПО / ТО ЗПО ВН: Функция оперативно выведена из работы"/>
+                  <w:listItem w:displayText="ТО ЗПО / ТО ЗПО НН1: Пуск" w:value="ТО ЗПО / ТО ЗПО НН1: Пуск"/>
+                  <w:listItem w:displayText="ТО ЗПО / ТО ЗПО НН1: Функция введена в работу" w:value="ТО ЗПО / ТО ЗПО НН1: Функция введена в работу"/>
+                  <w:listItem w:displayText="ТО ЗПО / ТО ЗПО НН1: Функция оперативно выведена из работы" w:value="ТО ЗПО / ТО ЗПО НН1: Функция оперативно выведена из работы"/>
+                  <w:listItem w:displayText="ТО ЗПО / ТО ЗПО НН2: Пуск" w:value="ТО ЗПО / ТО ЗПО НН2: Пуск"/>
+                  <w:listItem w:displayText="ТО ЗПО / ТО ЗПО НН2: Функция введена в работу" w:value="ТО ЗПО / ТО ЗПО НН2: Функция введена в работу"/>
+                  <w:listItem w:displayText="ТО ЗПО / ТО ЗПО НН2: Функция оперативно выведена из работы" w:value="ТО ЗПО / ТО ЗПО НН2: Функция оперативно выведена из работы"/>
+                  <w:listItem w:displayText="ТО ЗПО / ТО ЗПО_общ: Пуск" w:value="ТО ЗПО / ТО ЗПО_общ: Пуск"/>
+                  <w:listItem w:displayText="ТО ЗПО / ТО ЗПО_общ: Функция введена в работу" w:value="ТО ЗПО / ТО ЗПО_общ: Функция введена в работу"/>
+                  <w:listItem w:displayText="ТО ЗПО / ТО ЗПО_общ: Функция оперативно выведена из работы" w:value="ТО ЗПО / ТО ЗПО_общ: Функция оперативно выведена из работы"/>
                   <w:listItem w:displayText="ТО РПН / ТО РПН: Пуск" w:value="ТО РПН / ТО РПН: Пуск"/>
                   <w:listItem w:displayText="ТО РПН / ТО РПН: Функция введена в работу" w:value="ТО РПН / ТО РПН: Функция введена в работу"/>
                   <w:listItem w:displayText="ТО РПН / ТО РПН: Функция оперативно выведена из работы" w:value="ТО РПН / ТО РПН: Функция оперативно выведена из работы"/>
-                  <w:listItem w:displayText="УВ / УВ: Включить" w:value="УВ / УВ: Включить"/>
-                  <w:listItem w:displayText="УВ / УВ: Функция введена в работу" w:value="УВ / УВ: Функция введена в работу"/>
                   <w:listItem w:displayText="УРОВ ВН / УРОВ: Пуск" w:value="УРОВ ВН / УРОВ: Пуск"/>
                   <w:listItem w:displayText="УРОВ ВН / УРОВ: Пуск ИО максимального тока" w:value="УРОВ ВН / УРОВ: Пуск ИО максимального тока"/>
-                  <w:listItem w:displayText="УРОВ ВН / УРОВ: Срабатывание" w:value="УРОВ ВН / УРОВ: Срабатывание"/>
-                  <w:listItem w:displayText="УРОВ ВН / УРОВ: Срабатывание  'на себя'" w:value="УРОВ ВН / УРОВ: Срабатывание  'на себя'"/>
-                  <w:listItem w:displayText="УРОВ ВН / УРОВ: Ускорение УРОВ" w:value="УРОВ ВН / УРОВ: Ускорение УРОВ"/>
+                  <w:listItem w:displayText="УРОВ ВН / УРОВ: Срабатывание УРОВ" w:value="УРОВ ВН / УРОВ: Срабатывание УРОВ"/>
+                  <w:listItem w:displayText="УРОВ ВН / УРОВ: Срабатывание УРОВ  'на себя'" w:value="УРОВ ВН / УРОВ: Срабатывание УРОВ  'на себя'"/>
                   <w:listItem w:displayText="УРОВ ВН / УРОВ: Функция введена в работу" w:value="УРОВ ВН / УРОВ: Функция введена в работу"/>
                   <w:listItem w:displayText="УРОВ ВН / УРОВ: Функция оперативно выведена из работы" w:value="УРОВ ВН / УРОВ: Функция оперативно выведена из работы"/>
-                  <w:listItem w:displayText="ошибка / ПС: Пуск предупредительной сигнализации" w:value="ошибка / ПС: Пуск предупредительной сигнализации"/>
-                  <w:listItem w:displayText="ошибка / ПС: Пуск предупредительной сигнализации (импульс)" w:value="ошибка / ПС: Пуск предупредительной сигнализации (импульс)"/>
                   <w:listItem w:displayText="ошибка / СС: БИ выведены" w:value="ошибка / СС: БИ выведены"/>
+                  <w:listItem w:displayText="ошибка / СС: Внешнее отключение" w:value="ошибка / СС: Внешнее отключение"/>
                   <w:listItem w:displayText="ошибка / СС: Выходные цепи разобраны" w:value="ошибка / СС: Выходные цепи разобраны"/>
                   <w:listItem w:displayText="ошибка / СС: ГЗ заблокирована" w:value="ошибка / СС: ГЗ заблокирована"/>
                   <w:listItem w:displayText="ошибка / СС: Контроль оперативного тока" w:value="ошибка / СС: Контроль оперативного тока"/>
+                  <w:listItem w:displayText="ошибка / СС: Контроль оперативного тока НН" w:value="ошибка / СС: Контроль оперативного тока НН"/>
                   <w:listItem w:displayText="ошибка / СС: Низкая изоляция ГЗ" w:value="ошибка / СС: Низкая изоляция ГЗ"/>
                   <w:listItem w:displayText="ошибка / СС: Низкая изоляция ТЗ" w:value="ошибка / СС: Низкая изоляция ТЗ"/>
-                  <w:listItem w:displayText="ошибка / СС: Превышение времени переключения коммутационного аппарата" w:value="ошибка / СС: Превышение времени переключения коммутационного аппарата"/>
                   <w:listItem w:displayText="ошибка / СС: Сигнализация от ГЗ" w:value="ошибка / СС: Сигнализация от ГЗ"/>
                   <w:listItem w:displayText="ошибка / СС: Сигнализация от ТЗ" w:value="ошибка / СС: Сигнализация от ТЗ"/>
+                  <w:listItem w:displayText="ошибка / СС: Сигнализация от ТС" w:value="ошибка / СС: Сигнализация от ТС"/>
                   <w:listItem w:displayText="ошибка / СС: ТЗ заблокирована" w:value="ошибка / СС: ТЗ заблокирована"/>
                 </w:dropDownList>
                 <w:showingPlcHdr/>
@@ -9296,69 +9353,98 @@
                 <w:id w:val="0"/>
                 <w:dropDownList>
                   <w:listItem w:displayText="Не назначено" w:value=""/>
-                  <w:listItem w:displayText="ЗОП / ЗОП: Пуск" w:value="ЗОП / ЗОП: Пуск"/>
-                  <w:listItem w:displayText="ЗОП / ЗОП: Пуск ИО по несимметрии токов прямой и обратной последовательности" w:value="ЗОП / ЗОП: Пуск ИО по несимметрии токов прямой и обратной последовательности"/>
-                  <w:listItem w:displayText="ЗОП / ЗОП: Пуск ИО тока обратной последовательности" w:value="ЗОП / ЗОП: Пуск ИО тока обратной последовательности"/>
-                  <w:listItem w:displayText="ЗОП / ЗОП: Срабатывание" w:value="ЗОП / ЗОП: Срабатывание"/>
-                  <w:listItem w:displayText="ЗОП / ЗОП: Срабатывание на сигнал" w:value="ЗОП / ЗОП: Срабатывание на сигнал"/>
-                  <w:listItem w:displayText="ЗОП / ЗОП: Функция введена в работу" w:value="ЗОП / ЗОП: Функция введена в работу"/>
-                  <w:listItem w:displayText="ЗОП / ЗОП: Функция оперативно выведена из работы" w:value="ЗОП / ЗОП: Функция оперативно выведена из работы"/>
-                  <w:listItem w:displayText="ЗП / ЗП: Пуск" w:value="ЗП / ЗП: Пуск"/>
-                  <w:listItem w:displayText="ЗП / ЗП: Пуск ИО максимального тока" w:value="ЗП / ЗП: Пуск ИО максимального тока"/>
+                  <w:listItem w:displayText="ДЗТ / БВКЗ: Срабатывание БВКЗ" w:value="ДЗТ / БВКЗ: Срабатывание БВКЗ"/>
+                  <w:listItem w:displayText="ДЗТ / БВКЗ: Срабатывание БВКЗ по фазе А" w:value="ДЗТ / БВКЗ: Срабатывание БВКЗ по фазе А"/>
+                  <w:listItem w:displayText="ДЗТ / БВКЗ: Срабатывание БВКЗ по фазе В" w:value="ДЗТ / БВКЗ: Срабатывание БВКЗ по фазе В"/>
+                  <w:listItem w:displayText="ДЗТ / БВКЗ: Срабатывание БВКЗ по фазе С" w:value="ДЗТ / БВКЗ: Срабатывание БВКЗ по фазе С"/>
+                  <w:listItem w:displayText="ДЗТ / Д2Г: Пуск Д2Г" w:value="ДЗТ / Д2Г: Пуск Д2Г"/>
+                  <w:listItem w:displayText="ДЗТ / Д2Г: Пуск Д2Г по фазе A" w:value="ДЗТ / Д2Г: Пуск Д2Г по фазе A"/>
+                  <w:listItem w:displayText="ДЗТ / Д2Г: Пуск Д2Г по фазе В" w:value="ДЗТ / Д2Г: Пуск Д2Г по фазе В"/>
+                  <w:listItem w:displayText="ДЗТ / Д2Г: Пуск Д2Г по фазе С" w:value="ДЗТ / Д2Г: Пуск Д2Г по фазе С"/>
+                  <w:listItem w:displayText="ДЗТ / Д5Г: Пуск Д5Г" w:value="ДЗТ / Д5Г: Пуск Д5Г"/>
+                  <w:listItem w:displayText="ДЗТ / Д5Г: Пуск Д5Г по фазе A" w:value="ДЗТ / Д5Г: Пуск Д5Г по фазе A"/>
+                  <w:listItem w:displayText="ДЗТ / Д5Г: Пуск Д5Г по фазе В" w:value="ДЗТ / Д5Г: Пуск Д5Г по фазе В"/>
+                  <w:listItem w:displayText="ДЗТ / Д5Г: Пуск Д5Г по фазе С" w:value="ДЗТ / Д5Г: Пуск Д5Г по фазе С"/>
+                  <w:listItem w:displayText="ДЗТ / ДТЗт: Пуск" w:value="ДЗТ / ДТЗт: Пуск"/>
+                  <w:listItem w:displayText="ДЗТ / ДТЗт: Пуск ДТО по фазе A" w:value="ДЗТ / ДТЗт: Пуск ДТО по фазе A"/>
+                  <w:listItem w:displayText="ДЗТ / ДТЗт: Пуск ДТО по фазе В" w:value="ДЗТ / ДТЗт: Пуск ДТО по фазе В"/>
+                  <w:listItem w:displayText="ДЗТ / ДТЗт: Пуск ДТО по фазе С" w:value="ДЗТ / ДТЗт: Пуск ДТО по фазе С"/>
+                  <w:listItem w:displayText="ДЗТ / ДТЗт: Срабатывание ДТЗт" w:value="ДЗТ / ДТЗт: Срабатывание ДТЗт"/>
+                  <w:listItem w:displayText="ДЗТ / ДТЗт: Срабатывание ДТЗт на сигнал" w:value="ДЗТ / ДТЗт: Срабатывание ДТЗт на сигнал"/>
+                  <w:listItem w:displayText="ДЗТ / ДТЗт: Срабатывание ДТЗт по фазе A" w:value="ДЗТ / ДТЗт: Срабатывание ДТЗт по фазе A"/>
+                  <w:listItem w:displayText="ДЗТ / ДТЗт: Срабатывание ДТЗт по фазе A на сигнал" w:value="ДЗТ / ДТЗт: Срабатывание ДТЗт по фазе A на сигнал"/>
+                  <w:listItem w:displayText="ДЗТ / ДТЗт: Срабатывание ДТЗт по фазе В" w:value="ДЗТ / ДТЗт: Срабатывание ДТЗт по фазе В"/>
+                  <w:listItem w:displayText="ДЗТ / ДТЗт: Срабатывание ДТЗт по фазе В на сигнал" w:value="ДЗТ / ДТЗт: Срабатывание ДТЗт по фазе В на сигнал"/>
+                  <w:listItem w:displayText="ДЗТ / ДТЗт: Срабатывание ДТЗт по фазе С" w:value="ДЗТ / ДТЗт: Срабатывание ДТЗт по фазе С"/>
+                  <w:listItem w:displayText="ДЗТ / ДТЗт: Срабатывание ДТЗт по фазе С на сигнал" w:value="ДЗТ / ДТЗт: Срабатывание ДТЗт по фазе С на сигнал"/>
+                  <w:listItem w:displayText="ДЗТ / ДТЗт: Функция введена в работу" w:value="ДЗТ / ДТЗт: Функция введена в работу"/>
+                  <w:listItem w:displayText="ДЗТ / ДТЗт: Функция оперативно выведена из работы" w:value="ДЗТ / ДТЗт: Функция оперативно выведена из работы"/>
+                  <w:listItem w:displayText="ДЗТ / ДТО: Пуск" w:value="ДЗТ / ДТО: Пуск"/>
+                  <w:listItem w:displayText="ДЗТ / ДТО: Пуск ДТО по фазе A" w:value="ДЗТ / ДТО: Пуск ДТО по фазе A"/>
+                  <w:listItem w:displayText="ДЗТ / ДТО: Пуск ДТО по фазе В" w:value="ДЗТ / ДТО: Пуск ДТО по фазе В"/>
+                  <w:listItem w:displayText="ДЗТ / ДТО: Пуск ДТО по фазе С" w:value="ДЗТ / ДТО: Пуск ДТО по фазе С"/>
+                  <w:listItem w:displayText="ДЗТ / ДТО: Срабатывание ДТО" w:value="ДЗТ / ДТО: Срабатывание ДТО"/>
+                  <w:listItem w:displayText="ДЗТ / ДТО: Срабатывание ДТО на сигнал" w:value="ДЗТ / ДТО: Срабатывание ДТО на сигнал"/>
+                  <w:listItem w:displayText="ДЗТ / ДТО: Срабатывание ДТО по фазе A" w:value="ДЗТ / ДТО: Срабатывание ДТО по фазе A"/>
+                  <w:listItem w:displayText="ДЗТ / ДТО: Срабатывание ДТО по фазе A на сигнал" w:value="ДЗТ / ДТО: Срабатывание ДТО по фазе A на сигнал"/>
+                  <w:listItem w:displayText="ДЗТ / ДТО: Срабатывание ДТО по фазе В" w:value="ДЗТ / ДТО: Срабатывание ДТО по фазе В"/>
+                  <w:listItem w:displayText="ДЗТ / ДТО: Срабатывание ДТО по фазе В на сигнал" w:value="ДЗТ / ДТО: Срабатывание ДТО по фазе В на сигнал"/>
+                  <w:listItem w:displayText="ДЗТ / ДТО: Срабатывание ДТО по фазе С" w:value="ДЗТ / ДТО: Срабатывание ДТО по фазе С"/>
+                  <w:listItem w:displayText="ДЗТ / ДТО: Срабатывание ДТО по фазе С на сигнал" w:value="ДЗТ / ДТО: Срабатывание ДТО по фазе С на сигнал"/>
+                  <w:listItem w:displayText="ДЗТ / ДТО: Функция введена в работу" w:value="ДЗТ / ДТО: Функция введена в работу"/>
+                  <w:listItem w:displayText="ДЗТ / ДТО: Функция оперативно выведена из работы" w:value="ДЗТ / ДТО: Функция оперативно выведена из работы"/>
+                  <w:listItem w:displayText="ДЗТ / КЦТнеб: Срабатывание" w:value="ДЗТ / КЦТнеб: Срабатывание"/>
+                  <w:listItem w:displayText="ДЗТ / КЦТнеб: Срабатывание фазы А" w:value="ДЗТ / КЦТнеб: Срабатывание фазы А"/>
+                  <w:listItem w:displayText="ДЗТ / КЦТнеб: Срабатывание фазы В" w:value="ДЗТ / КЦТнеб: Срабатывание фазы В"/>
+                  <w:listItem w:displayText="ДЗТ / КЦТнеб: Срабатывание фазы С" w:value="ДЗТ / КЦТнеб: Срабатывание фазы С"/>
+                  <w:listItem w:displayText="ДЗТ / КЦТнеб: Функция введена в работу" w:value="ДЗТ / КЦТнеб: Функция введена в работу"/>
+                  <w:listItem w:displayText="ДЗТ / КЦТнеб: Функция оперативно выведена из работы" w:value="ДЗТ / КЦТнеб: Функция оперативно выведена из работы"/>
+                  <w:listItem w:displayText="ЗП / ЗП ВН: Пуск" w:value="ЗП / ЗП ВН: Пуск"/>
+                  <w:listItem w:displayText="ЗП / ЗП ВН: Пуск ИО максимального тока" w:value="ЗП / ЗП ВН: Пуск ИО максимального тока"/>
+                  <w:listItem w:displayText="ЗП / ЗП ВН: Срабатывание" w:value="ЗП / ЗП ВН: Срабатывание"/>
+                  <w:listItem w:displayText="ЗП / ЗП ВН: Срабатывание на отключение" w:value="ЗП / ЗП ВН: Срабатывание на отключение"/>
+                  <w:listItem w:displayText="ЗП / ЗП ВН: Функция введена в работу" w:value="ЗП / ЗП ВН: Функция введена в работу"/>
+                  <w:listItem w:displayText="ЗП / ЗП ВН: Функция оперативно выведена из работы" w:value="ЗП / ЗП ВН: Функция оперативно выведена из работы"/>
+                  <w:listItem w:displayText="ЗП / ЗП НН1: Пуск" w:value="ЗП / ЗП НН1: Пуск"/>
+                  <w:listItem w:displayText="ЗП / ЗП НН1: Пуск ИО максимального тока" w:value="ЗП / ЗП НН1: Пуск ИО максимального тока"/>
+                  <w:listItem w:displayText="ЗП / ЗП НН1: Срабатывание" w:value="ЗП / ЗП НН1: Срабатывание"/>
+                  <w:listItem w:displayText="ЗП / ЗП НН1: Срабатывание на отключение" w:value="ЗП / ЗП НН1: Срабатывание на отключение"/>
+                  <w:listItem w:displayText="ЗП / ЗП НН1: Функция введена в работу" w:value="ЗП / ЗП НН1: Функция введена в работу"/>
+                  <w:listItem w:displayText="ЗП / ЗП НН1: Функция оперативно выведена из работы" w:value="ЗП / ЗП НН1: Функция оперативно выведена из работы"/>
+                  <w:listItem w:displayText="ЗП / ЗП НН2: Пуск" w:value="ЗП / ЗП НН2: Пуск"/>
+                  <w:listItem w:displayText="ЗП / ЗП НН2: Пуск ИО максимального тока" w:value="ЗП / ЗП НН2: Пуск ИО максимального тока"/>
+                  <w:listItem w:displayText="ЗП / ЗП НН2: Срабатывание" w:value="ЗП / ЗП НН2: Срабатывание"/>
+                  <w:listItem w:displayText="ЗП / ЗП НН2: Срабатывание на отключение" w:value="ЗП / ЗП НН2: Срабатывание на отключение"/>
+                  <w:listItem w:displayText="ЗП / ЗП НН2: Функция введена в работу" w:value="ЗП / ЗП НН2: Функция введена в работу"/>
+                  <w:listItem w:displayText="ЗП / ЗП НН2: Функция оперативно выведена из работы" w:value="ЗП / ЗП НН2: Функция оперативно выведена из работы"/>
                   <w:listItem w:displayText="ЗП / ЗП: Срабатывание" w:value="ЗП / ЗП: Срабатывание"/>
                   <w:listItem w:displayText="ЗП / ЗП: Срабатывание на отключение" w:value="ЗП / ЗП: Срабатывание на отключение"/>
                   <w:listItem w:displayText="ЗП / ЗП: Функция введена в работу" w:value="ЗП / ЗП: Функция введена в работу"/>
                   <w:listItem w:displayText="ЗП / ЗП: Функция оперативно выведена из работы" w:value="ЗП / ЗП: Функция оперативно выведена из работы"/>
-                  <w:listItem w:displayText="КА / В: Выключатель включен" w:value="КА / В: Выключатель включен"/>
-                  <w:listItem w:displayText="КА / В: Выключатель отключен" w:value="КА / В: Выключатель отключен"/>
-                  <w:listItem w:displayText="КА / В: Индикация местного режима логического узла" w:value="КА / В: Индикация местного режима логического узла"/>
-                  <w:listItem w:displayText="КА / В: Индикация местного режима физического ключа" w:value="КА / В: Индикация местного режима физического ключа"/>
-                  <w:listItem w:displayText="КА / В: Команда 'включить' выключатель через выходное реле" w:value="КА / В: Команда 'включить' выключатель через выходное реле"/>
-                  <w:listItem w:displayText="КА / В: Команда 'отключить' выключатель через выходное реле" w:value="КА / В: Команда 'отключить' выключатель через выходное реле"/>
-                  <w:listItem w:displayText="КА / В: Неисправное положение выключателя" w:value="КА / В: Неисправное положение выключателя"/>
-                  <w:listItem w:displayText="КА / В: Промежуточное положение выключателя" w:value="КА / В: Промежуточное положение выключателя"/>
-                  <w:listItem w:displayText="КА / В: Функция введена в работу" w:value="КА / В: Функция введена в работу"/>
-                  <w:listItem w:displayText="КП / УВ: Включить выключатель" w:value="КП / УВ: Включить выключатель"/>
-                  <w:listItem w:displayText="КП / УВ: Идет переключение" w:value="КП / УВ: Идет переключение"/>
-                  <w:listItem w:displayText="КП / УВ: Отключить выключатель" w:value="КП / УВ: Отключить выключатель"/>
-                  <w:listItem w:displayText="КП / УВ: Положение В (Включено)" w:value="КП / УВ: Положение В (Включено)"/>
-                  <w:listItem w:displayText="КП / УВ: Положение В (Не определено)" w:value="КП / УВ: Положение В (Не определено)"/>
-                  <w:listItem w:displayText="КП / УВ: Положение В (Неисправность)" w:value="КП / УВ: Положение В (Неисправность)"/>
-                  <w:listItem w:displayText="КП / УВ: Положение В (Отключено)" w:value="КП / УВ: Положение В (Отключено)"/>
-                  <w:listItem w:displayText="КП / УВ: Сигнал превышения допустимого времени переключения" w:value="КП / УВ: Сигнал превышения допустимого времени переключения"/>
-                  <w:listItem w:displayText="КП / УВ: Функция введена в работу" w:value="КП / УВ: Функция введена в работу"/>
-                  <w:listItem w:displayText="КРВ / КРВ: Превышен коммутационный ресурс выключателя" w:value="КРВ / КРВ: Превышен коммутационный ресурс выключателя"/>
-                  <w:listItem w:displayText="КРВ / КРВ: Превышен механический ресурс выключателя" w:value="КРВ / КРВ: Превышен механический ресурс выключателя"/>
-                  <w:listItem w:displayText="КРВ / КРВ: Превышен ресурс выключателя" w:value="КРВ / КРВ: Превышен ресурс выключателя"/>
-                  <w:listItem w:displayText="КРВ / КРВ: Функция введена в работу" w:value="КРВ / КРВ: Функция введена в работу"/>
-                  <w:listItem w:displayText="КСВ / КСВ: Блокировка включения В" w:value="КСВ / КСВ: Блокировка включения В"/>
-                  <w:listItem w:displayText="КСВ / КСВ: Блокировка отключения В" w:value="КСВ / КСВ: Блокировка отключения В"/>
-                  <w:listItem w:displayText="КСВ / КСВ: В аварийно отключен" w:value="КСВ / КСВ: В аварийно отключен"/>
-                  <w:listItem w:displayText="КСВ / КСВ: В самопроизвольно отключен" w:value="КСВ / КСВ: В самопроизвольно отключен"/>
-                  <w:listItem w:displayText="КСВ / КСВ: Защита ЭМВ" w:value="КСВ / КСВ: Защита ЭМВ"/>
-                  <w:listItem w:displayText="КСВ / КСВ: Защита ЭМО1" w:value="КСВ / КСВ: Защита ЭМО1"/>
-                  <w:listItem w:displayText="КСВ / КСВ: Защита ЭМО2" w:value="КСВ / КСВ: Защита ЭМО2"/>
-                  <w:listItem w:displayText="КСВ / КСВ: Неисправность В" w:value="КСВ / КСВ: Неисправность В"/>
-                  <w:listItem w:displayText="КСВ / КСВ: Неисправность цепей ЭМУ" w:value="КСВ / КСВ: Неисправность цепей ЭМУ"/>
-                  <w:listItem w:displayText="КСВ / КСВ: Реле фиксации команды" w:value="КСВ / КСВ: Реле фиксации команды"/>
-                  <w:listItem w:displayText="КСВ / КСВ: Функция введена в работу" w:value="КСВ / КСВ: Функция введена в работу"/>
-                  <w:listItem w:displayText="КСВ / КСВ: Функция оперативно выведена из работы" w:value="КСВ / КСВ: Функция оперативно выведена из работы"/>
-                  <w:listItem w:displayText="КЦН НН1 / КЦН: Неисправность цепей напряжения" w:value="КЦН НН1 / КЦН: Неисправность цепей напряжения"/>
-                  <w:listItem w:displayText="КЦН НН1 / КЦН: Пуск" w:value="КЦН НН1 / КЦН: Пуск"/>
-                  <w:listItem w:displayText="КЦН НН1 / КЦН: Пуск органа максимального напряжения ОП" w:value="КЦН НН1 / КЦН: Пуск органа максимального напряжения ОП"/>
-                  <w:listItem w:displayText="КЦН НН1 / КЦН: Пуск органа минимального напряжения" w:value="КЦН НН1 / КЦН: Пуск органа минимального напряжения"/>
-                  <w:listItem w:displayText="КЦН НН1 / КЦН: Функция введена в работу" w:value="КЦН НН1 / КЦН: Функция введена в работу"/>
-                  <w:listItem w:displayText="КЦН НН1 / КЦН: Функция оперативно выведена из работы" w:value="КЦН НН1 / КЦН: Функция оперативно выведена из работы"/>
-                  <w:listItem w:displayText="КЦН НН2 / КЦН: Неисправность цепей напряжения" w:value="КЦН НН2 / КЦН: Неисправность цепей напряжения"/>
-                  <w:listItem w:displayText="КЦН НН2 / КЦН: Пуск" w:value="КЦН НН2 / КЦН: Пуск"/>
-                  <w:listItem w:displayText="КЦН НН2 / КЦН: Пуск органа максимального напряжения ОП" w:value="КЦН НН2 / КЦН: Пуск органа максимального напряжения ОП"/>
-                  <w:listItem w:displayText="КЦН НН2 / КЦН: Пуск органа минимального напряжения" w:value="КЦН НН2 / КЦН: Пуск органа минимального напряжения"/>
-                  <w:listItem w:displayText="КЦН НН2 / КЦН: Функция введена в работу" w:value="КЦН НН2 / КЦН: Функция введена в работу"/>
-                  <w:listItem w:displayText="КЦН НН2 / КЦН: Функция оперативно выведена из работы" w:value="КЦН НН2 / КЦН: Функция оперативно выведена из работы"/>
-                  <w:listItem w:displayText="ЛЗТ / ЛЗТ: Пуск" w:value="ЛЗТ / ЛЗТ: Пуск"/>
-                  <w:listItem w:displayText="ЛЗТ / ЛЗТ: Срабатывание" w:value="ЛЗТ / ЛЗТ: Срабатывание"/>
-                  <w:listItem w:displayText="ЛЗТ / ЛЗТ: Функция введена в работу" w:value="ЛЗТ / ЛЗТ: Функция введена в работу"/>
-                  <w:listItem w:displayText="ЛЗТ / ЛЗТ: Функция оперативно выведена из работы" w:value="ЛЗТ / ЛЗТ: Функция оперативно выведена из работы"/>
+                  <w:listItem w:displayText="ЗПО / ЗПО: Пуск" w:value="ЗПО / ЗПО: Пуск"/>
+                  <w:listItem w:displayText="ЗПО / ЗПО: Срабатывание ЗПО" w:value="ЗПО / ЗПО: Срабатывание ЗПО"/>
+                  <w:listItem w:displayText="ЗПО / ЗПО: Срабатывание ЗПО на сигнал" w:value="ЗПО / ЗПО: Срабатывание ЗПО на сигнал"/>
+                  <w:listItem w:displayText="ЗПО / ЗПО: Функция введена в работу" w:value="ЗПО / ЗПО: Функция введена в работу"/>
+                  <w:listItem w:displayText="ЗПО / ЗПО: Функция оперативно выведена из работы" w:value="ЗПО / ЗПО: Функция оперативно выведена из работы"/>
+                  <w:listItem w:displayText="КЦТ / КЦТ: Срабатывание" w:value="КЦТ / КЦТ: Срабатывание"/>
+                  <w:listItem w:displayText="КЦТ / КЦТст1: Пуск при асимметрии" w:value="КЦТ / КЦТст1: Пуск при асимметрии"/>
+                  <w:listItem w:displayText="КЦТ / КЦТст1: Пуск при обрыве провода" w:value="КЦТ / КЦТст1: Пуск при обрыве провода"/>
+                  <w:listItem w:displayText="КЦТ / КЦТст1: Срабатывание при асимметрии" w:value="КЦТ / КЦТст1: Срабатывание при асимметрии"/>
+                  <w:listItem w:displayText="КЦТ / КЦТст1: Срабатывание при обрыве провода" w:value="КЦТ / КЦТст1: Срабатывание при обрыве провода"/>
+                  <w:listItem w:displayText="КЦТ / КЦТст1: Функция введена в работу" w:value="КЦТ / КЦТст1: Функция введена в работу"/>
+                  <w:listItem w:displayText="КЦТ / КЦТст1: Функция оперативно выведена из работы" w:value="КЦТ / КЦТст1: Функция оперативно выведена из работы"/>
+                  <w:listItem w:displayText="КЦТ / КЦТст2: Пуск при асимметрии" w:value="КЦТ / КЦТст2: Пуск при асимметрии"/>
+                  <w:listItem w:displayText="КЦТ / КЦТст2: Пуск при обрыве провода" w:value="КЦТ / КЦТст2: Пуск при обрыве провода"/>
+                  <w:listItem w:displayText="КЦТ / КЦТст2: Срабатывание при асимметрии" w:value="КЦТ / КЦТст2: Срабатывание при асимметрии"/>
+                  <w:listItem w:displayText="КЦТ / КЦТст2: Срабатывание при обрыве провода" w:value="КЦТ / КЦТст2: Срабатывание при обрыве провода"/>
+                  <w:listItem w:displayText="КЦТ / КЦТст2: Функция введена в работу" w:value="КЦТ / КЦТст2: Функция введена в работу"/>
+                  <w:listItem w:displayText="КЦТ / КЦТст2: Функция оперативно выведена из работы" w:value="КЦТ / КЦТст2: Функция оперативно выведена из работы"/>
+                  <w:listItem w:displayText="КЦТ / КЦТст3: Пуск при асимметрии" w:value="КЦТ / КЦТст3: Пуск при асимметрии"/>
+                  <w:listItem w:displayText="КЦТ / КЦТст3: Пуск при обрыве провода" w:value="КЦТ / КЦТст3: Пуск при обрыве провода"/>
+                  <w:listItem w:displayText="КЦТ / КЦТст3: Срабатывание при асимметрии" w:value="КЦТ / КЦТст3: Срабатывание при асимметрии"/>
+                  <w:listItem w:displayText="КЦТ / КЦТст3: Срабатывание при обрыве провода" w:value="КЦТ / КЦТст3: Срабатывание при обрыве провода"/>
+                  <w:listItem w:displayText="КЦТ / КЦТст3: Функция введена в работу" w:value="КЦТ / КЦТст3: Функция введена в работу"/>
+                  <w:listItem w:displayText="КЦТ / КЦТст3: Функция оперативно выведена из работы" w:value="КЦТ / КЦТст3: Функция оперативно выведена из работы"/>
                   <w:listItem w:displayText="ЛО ВН / ЛО: Отключение" w:value="ЛО ВН / ЛО: Отключение"/>
                   <w:listItem w:displayText="ЛО ВН / ЛО: Отключить аварийно" w:value="ЛО ВН / ЛО: Отключить аварийно"/>
                   <w:listItem w:displayText="ЛО ВН / ЛО: Функция введена в работу" w:value="ЛО ВН / ЛО: Функция введена в работу"/>
@@ -9378,9 +9464,6 @@
                   <w:listItem w:displayText="ЛО ГЗсигн / ЛО: Срабатывание на сигнал" w:value="ЛО ГЗсигн / ЛО: Срабатывание на сигнал"/>
                   <w:listItem w:displayText="ЛО ГЗсигн / ЛО: Функция введена в работу" w:value="ЛО ГЗсигн / ЛО: Функция введена в работу"/>
                   <w:listItem w:displayText="ЛО ГЗсигн / ЛО: Функция оперативно выведена из работы" w:value="ЛО ГЗсигн / ЛО: Функция оперативно выведена из работы"/>
-                  <w:listItem w:displayText="ЛО НН1 / ЗАВР: Запрет АВР" w:value="ЛО НН1 / ЗАВР: Запрет АВР"/>
-                  <w:listItem w:displayText="ЛО НН1 / ЗАВР: Функция введена в работу" w:value="ЛО НН1 / ЗАВР: Функция введена в работу"/>
-                  <w:listItem w:displayText="ЛО НН1 / ЗАВР: Функция оперативно выведена из работы" w:value="ЛО НН1 / ЗАВР: Функция оперативно выведена из работы"/>
                   <w:listItem w:displayText="ЛО НН1 / ЗАПВ: Запрет АПВ" w:value="ЛО НН1 / ЗАПВ: Запрет АПВ"/>
                   <w:listItem w:displayText="ЛО НН1 / ЗАПВ: Функция введена в работу" w:value="ЛО НН1 / ЗАПВ: Функция введена в работу"/>
                   <w:listItem w:displayText="ЛО НН1 / ЗАПВ: Функция оперативно выведена из работы" w:value="ЛО НН1 / ЗАПВ: Функция оперативно выведена из работы"/>
@@ -9388,9 +9471,6 @@
                   <w:listItem w:displayText="ЛО НН1 / ЛО: Отключить аварийно" w:value="ЛО НН1 / ЛО: Отключить аварийно"/>
                   <w:listItem w:displayText="ЛО НН1 / ЛО: Функция введена в работу" w:value="ЛО НН1 / ЛО: Функция введена в работу"/>
                   <w:listItem w:displayText="ЛО НН1 / ЛО: Функция оперативно выведена из работы" w:value="ЛО НН1 / ЛО: Функция оперативно выведена из работы"/>
-                  <w:listItem w:displayText="ЛО НН2 / ЗАВР: Запрет АВР" w:value="ЛО НН2 / ЗАВР: Запрет АВР"/>
-                  <w:listItem w:displayText="ЛО НН2 / ЗАВР: Функция введена в работу" w:value="ЛО НН2 / ЗАВР: Функция введена в работу"/>
-                  <w:listItem w:displayText="ЛО НН2 / ЗАВР: Функция оперативно выведена из работы" w:value="ЛО НН2 / ЗАВР: Функция оперативно выведена из работы"/>
                   <w:listItem w:displayText="ЛО НН2 / ЗАПВ: Запрет АПВ" w:value="ЛО НН2 / ЗАПВ: Запрет АПВ"/>
                   <w:listItem w:displayText="ЛО НН2 / ЗАПВ: Функция введена в работу" w:value="ЛО НН2 / ЗАПВ: Функция введена в работу"/>
                   <w:listItem w:displayText="ЛО НН2 / ЗАПВ: Функция оперативно выведена из работы" w:value="ЛО НН2 / ЗАПВ: Функция оперативно выведена из работы"/>
@@ -9398,9 +9478,6 @@
                   <w:listItem w:displayText="ЛО НН2 / ЛО: Отключить аварийно" w:value="ЛО НН2 / ЛО: Отключить аварийно"/>
                   <w:listItem w:displayText="ЛО НН2 / ЛО: Функция введена в работу" w:value="ЛО НН2 / ЛО: Функция введена в работу"/>
                   <w:listItem w:displayText="ЛО НН2 / ЛО: Функция оперативно выведена из работы" w:value="ЛО НН2 / ЛО: Функция оперативно выведена из работы"/>
-                  <w:listItem w:displayText="ЛО Т / ЗАВР: Запрет АВР" w:value="ЛО Т / ЗАВР: Запрет АВР"/>
-                  <w:listItem w:displayText="ЛО Т / ЗАВР: Функция введена в работу" w:value="ЛО Т / ЗАВР: Функция введена в работу"/>
-                  <w:listItem w:displayText="ЛО Т / ЗАВР: Функция оперативно выведена из работы" w:value="ЛО Т / ЗАВР: Функция оперативно выведена из работы"/>
                   <w:listItem w:displayText="ЛО Т / ЗАПВ: Запрет АПВ" w:value="ЛО Т / ЗАПВ: Запрет АПВ"/>
                   <w:listItem w:displayText="ЛО Т / ЗАПВ: Функция введена в работу" w:value="ЛО Т / ЗАПВ: Функция введена в работу"/>
                   <w:listItem w:displayText="ЛО Т / ЗАПВ: Функция оперативно выведена из работы" w:value="ЛО Т / ЗАПВ: Функция оперативно выведена из работы"/>
@@ -9408,76 +9485,60 @@
                   <w:listItem w:displayText="ЛО Т / ЛО: Срабатывание" w:value="ЛО Т / ЛО: Срабатывание"/>
                   <w:listItem w:displayText="ЛО Т / ЛО: Функция введена в работу" w:value="ЛО Т / ЛО: Функция введена в работу"/>
                   <w:listItem w:displayText="ЛО Т / ЛО: Функция оперативно выведена из работы" w:value="ЛО Т / ЛО: Функция оперативно выведена из работы"/>
-                  <w:listItem w:displayText="МТЗ / БЛЗШ: Блокировка ЛЗШ" w:value="МТЗ / БЛЗШ: Блокировка ЛЗШ"/>
-                  <w:listItem w:displayText="МТЗ / БНТ: Пуск БНТ" w:value="МТЗ / БНТ: Пуск БНТ"/>
-                  <w:listItem w:displayText="МТЗ / БНТ: Пуск по фазе A" w:value="МТЗ / БНТ: Пуск по фазе A"/>
-                  <w:listItem w:displayText="МТЗ / БНТ: Пуск по фазе В" w:value="МТЗ / БНТ: Пуск по фазе В"/>
-                  <w:listItem w:displayText="МТЗ / БНТ: Пуск по фазе С" w:value="МТЗ / БНТ: Пуск по фазе С"/>
-                  <w:listItem w:displayText="МТЗ / КПОН1: Пуск" w:value="МТЗ / КПОН1: Пуск"/>
-                  <w:listItem w:displayText="МТЗ / КПОН1: Функция введена в работу" w:value="МТЗ / КПОН1: Функция введена в работу"/>
-                  <w:listItem w:displayText="МТЗ / КПОН1: Функция оперативно выведена из работы" w:value="МТЗ / КПОН1: Функция оперативно выведена из работы"/>
-                  <w:listItem w:displayText="МТЗ / КПОН2: Пуск" w:value="МТЗ / КПОН2: Пуск"/>
-                  <w:listItem w:displayText="МТЗ / КПОН2: Функция введена в работу" w:value="МТЗ / КПОН2: Функция введена в работу"/>
-                  <w:listItem w:displayText="МТЗ / КПОН2: Функция оперативно выведена из работы" w:value="МТЗ / КПОН2: Функция оперативно выведена из работы"/>
-                  <w:listItem w:displayText="МТЗ / МТЗ 1 ст: Пуск" w:value="МТЗ / МТЗ 1 ст: Пуск"/>
-                  <w:listItem w:displayText="МТЗ / МТЗ 1 ст: Пуск ИО тока по фазе А" w:value="МТЗ / МТЗ 1 ст: Пуск ИО тока по фазе А"/>
-                  <w:listItem w:displayText="МТЗ / МТЗ 1 ст: Пуск ИО тока по фазе В" w:value="МТЗ / МТЗ 1 ст: Пуск ИО тока по фазе В"/>
-                  <w:listItem w:displayText="МТЗ / МТЗ 1 ст: Пуск ИО тока по фазе С" w:value="МТЗ / МТЗ 1 ст: Пуск ИО тока по фазе С"/>
-                  <w:listItem w:displayText="МТЗ / МТЗ 1 ст: Пуск по фазе A" w:value="МТЗ / МТЗ 1 ст: Пуск по фазе A"/>
-                  <w:listItem w:displayText="МТЗ / МТЗ 1 ст: Пуск по фазе В" w:value="МТЗ / МТЗ 1 ст: Пуск по фазе В"/>
-                  <w:listItem w:displayText="МТЗ / МТЗ 1 ст: Пуск по фазе С" w:value="МТЗ / МТЗ 1 ст: Пуск по фазе С"/>
-                  <w:listItem w:displayText="МТЗ / МТЗ 1 ст: Срабатывание" w:value="МТЗ / МТЗ 1 ст: Срабатывание"/>
-                  <w:listItem w:displayText="МТЗ / МТЗ 1 ст: Срабатывание на сигнал" w:value="МТЗ / МТЗ 1 ст: Срабатывание на сигнал"/>
-                  <w:listItem w:displayText="МТЗ / МТЗ 1 ст: Функция введена в работу" w:value="МТЗ / МТЗ 1 ст: Функция введена в работу"/>
-                  <w:listItem w:displayText="МТЗ / МТЗ 1 ст: Функция оперативно выведена из работы" w:value="МТЗ / МТЗ 1 ст: Функция оперативно выведена из работы"/>
-                  <w:listItem w:displayText="МТЗ / МТЗ 2 ст: Пуск" w:value="МТЗ / МТЗ 2 ст: Пуск"/>
-                  <w:listItem w:displayText="МТЗ / МТЗ 2 ст: Пуск ИО тока по фазе А" w:value="МТЗ / МТЗ 2 ст: Пуск ИО тока по фазе А"/>
-                  <w:listItem w:displayText="МТЗ / МТЗ 2 ст: Пуск ИО тока по фазе В" w:value="МТЗ / МТЗ 2 ст: Пуск ИО тока по фазе В"/>
-                  <w:listItem w:displayText="МТЗ / МТЗ 2 ст: Пуск ИО тока по фазе С" w:value="МТЗ / МТЗ 2 ст: Пуск ИО тока по фазе С"/>
-                  <w:listItem w:displayText="МТЗ / МТЗ 2 ст: Пуск по фазе A" w:value="МТЗ / МТЗ 2 ст: Пуск по фазе A"/>
-                  <w:listItem w:displayText="МТЗ / МТЗ 2 ст: Пуск по фазе В" w:value="МТЗ / МТЗ 2 ст: Пуск по фазе В"/>
-                  <w:listItem w:displayText="МТЗ / МТЗ 2 ст: Пуск по фазе С" w:value="МТЗ / МТЗ 2 ст: Пуск по фазе С"/>
-                  <w:listItem w:displayText="МТЗ / МТЗ 2 ст: Срабатывание" w:value="МТЗ / МТЗ 2 ст: Срабатывание"/>
-                  <w:listItem w:displayText="МТЗ / МТЗ 2 ст: Срабатывание на сигнал" w:value="МТЗ / МТЗ 2 ст: Срабатывание на сигнал"/>
-                  <w:listItem w:displayText="МТЗ / МТЗ 2 ст: Функция введена в работу" w:value="МТЗ / МТЗ 2 ст: Функция введена в работу"/>
-                  <w:listItem w:displayText="МТЗ / МТЗ 2 ст: Функция оперативно выведена из работы" w:value="МТЗ / МТЗ 2 ст: Функция оперативно выведена из работы"/>
-                  <w:listItem w:displayText="МТЗ / МТЗ 3 ст: Пуск" w:value="МТЗ / МТЗ 3 ст: Пуск"/>
-                  <w:listItem w:displayText="МТЗ / МТЗ 3 ст: Пуск ИО тока по фазе А" w:value="МТЗ / МТЗ 3 ст: Пуск ИО тока по фазе А"/>
-                  <w:listItem w:displayText="МТЗ / МТЗ 3 ст: Пуск ИО тока по фазе В" w:value="МТЗ / МТЗ 3 ст: Пуск ИО тока по фазе В"/>
-                  <w:listItem w:displayText="МТЗ / МТЗ 3 ст: Пуск ИО тока по фазе С" w:value="МТЗ / МТЗ 3 ст: Пуск ИО тока по фазе С"/>
-                  <w:listItem w:displayText="МТЗ / МТЗ 3 ст: Пуск по фазе A" w:value="МТЗ / МТЗ 3 ст: Пуск по фазе A"/>
-                  <w:listItem w:displayText="МТЗ / МТЗ 3 ст: Пуск по фазе В" w:value="МТЗ / МТЗ 3 ст: Пуск по фазе В"/>
-                  <w:listItem w:displayText="МТЗ / МТЗ 3 ст: Пуск по фазе С" w:value="МТЗ / МТЗ 3 ст: Пуск по фазе С"/>
-                  <w:listItem w:displayText="МТЗ / МТЗ 3 ст: Срабатывание" w:value="МТЗ / МТЗ 3 ст: Срабатывание"/>
-                  <w:listItem w:displayText="МТЗ / МТЗ 3 ст: Срабатывание на сигнал" w:value="МТЗ / МТЗ 3 ст: Срабатывание на сигнал"/>
-                  <w:listItem w:displayText="МТЗ / МТЗ 3 ст: Функция введена в работу" w:value="МТЗ / МТЗ 3 ст: Функция введена в работу"/>
-                  <w:listItem w:displayText="МТЗ / МТЗ 3 ст: Функция оперативно выведена из работы" w:value="МТЗ / МТЗ 3 ст: Функция оперативно выведена из работы"/>
-                  <w:listItem w:displayText="ПДС / В: Ключ М/Д привода В" w:value="ПДС / В: Ключ М/Д привода В"/>
-                  <w:listItem w:displayText="ПДС / В: Положение В (Включено)" w:value="ПДС / В: Положение В (Включено)"/>
-                  <w:listItem w:displayText="ПДС / В: Положение В (Не определено)" w:value="ПДС / В: Положение В (Не определено)"/>
-                  <w:listItem w:displayText="ПДС / В: Положение В (Неисправность)" w:value="ПДС / В: Положение В (Неисправность)"/>
-                  <w:listItem w:displayText="ПДС / В: Положение В (Отключено)" w:value="ПДС / В: Положение В (Отключено)"/>
+                  <w:listItem w:displayText="ЛО ТЗ / ЛО ДТм: Срабатывание" w:value="ЛО ТЗ / ЛО ДТм: Срабатывание"/>
+                  <w:listItem w:displayText="ЛО ТЗ / ЛО ДТм: Срабатывание датчика температуры масла заблокировано" w:value="ЛО ТЗ / ЛО ДТм: Срабатывание датчика температуры масла заблокировано"/>
+                  <w:listItem w:displayText="ЛО ТЗ / ЛО ДТм: Срабатывание на сигнал" w:value="ЛО ТЗ / ЛО ДТм: Срабатывание на сигнал"/>
+                  <w:listItem w:displayText="ЛО ТЗ / ЛО ДТм: Функция введена в работу" w:value="ЛО ТЗ / ЛО ДТм: Функция введена в работу"/>
+                  <w:listItem w:displayText="ЛО ТЗ / ЛО ДТм: Функция оперативно выведена из работы" w:value="ЛО ТЗ / ЛО ДТм: Функция оперативно выведена из работы"/>
+                  <w:listItem w:displayText="ЛО ТЗ / ЛО ДТо: Срабатывание" w:value="ЛО ТЗ / ЛО ДТо: Срабатывание"/>
+                  <w:listItem w:displayText="ЛО ТЗ / ЛО ДТо: Срабатывание датчика температуры обмотки заблокировано" w:value="ЛО ТЗ / ЛО ДТо: Срабатывание датчика температуры обмотки заблокировано"/>
+                  <w:listItem w:displayText="ЛО ТЗ / ЛО ДТо: Срабатывание на сигнал" w:value="ЛО ТЗ / ЛО ДТо: Срабатывание на сигнал"/>
+                  <w:listItem w:displayText="ЛО ТЗ / ЛО ДТо: Функция введена в работу" w:value="ЛО ТЗ / ЛО ДТо: Функция введена в работу"/>
+                  <w:listItem w:displayText="ЛО ТЗ / ЛО ДТо: Функция оперативно выведена из работы" w:value="ЛО ТЗ / ЛО ДТо: Функция оперативно выведена из работы"/>
+                  <w:listItem w:displayText="ЛО ТЗ / ЛО РД: Срабатывание" w:value="ЛО ТЗ / ЛО РД: Срабатывание"/>
+                  <w:listItem w:displayText="ЛО ТЗ / ЛО РД: Срабатывание на сигнал" w:value="ЛО ТЗ / ЛО РД: Срабатывание на сигнал"/>
+                  <w:listItem w:displayText="ЛО ТЗ / ЛО РД: Срабатывание реле давления заблокировано" w:value="ЛО ТЗ / ЛО РД: Срабатывание реле давления заблокировано"/>
+                  <w:listItem w:displayText="ЛО ТЗ / ЛО РД: Функция введена в работу" w:value="ЛО ТЗ / ЛО РД: Функция введена в работу"/>
+                  <w:listItem w:displayText="ЛО ТЗ / ЛО РД: Функция оперативно выведена из работы" w:value="ЛО ТЗ / ЛО РД: Функция оперативно выведена из работы"/>
+                  <w:listItem w:displayText="ЛО ТС / ЛО ДУм расширителя: Срабатывание" w:value="ЛО ТС / ЛО ДУм расширителя: Срабатывание"/>
+                  <w:listItem w:displayText="ЛО ТС / ЛО ДУм расширителя: Срабатывание на сигнал" w:value="ЛО ТС / ЛО ДУм расширителя: Срабатывание на сигнал"/>
+                  <w:listItem w:displayText="ЛО ТС / ЛО ДУм расширителя: Функция введена в работу" w:value="ЛО ТС / ЛО ДУм расширителя: Функция введена в работу"/>
+                  <w:listItem w:displayText="ЛО ТС / ЛО ДУм расширителя: Функция оперативно выведена из работы" w:value="ЛО ТС / ЛО ДУм расширителя: Функция оперативно выведена из работы"/>
+                  <w:listItem w:displayText="ЛО ТС / ЛО ОК: Срабатывание" w:value="ЛО ТС / ЛО ОК: Срабатывание"/>
+                  <w:listItem w:displayText="ЛО ТС / ЛО ОК: Срабатывание на сигнал" w:value="ЛО ТС / ЛО ОК: Срабатывание на сигнал"/>
+                  <w:listItem w:displayText="ЛО ТС / ЛО ОК: Функция введена в работу" w:value="ЛО ТС / ЛО ОК: Функция введена в работу"/>
+                  <w:listItem w:displayText="ЛО ТС / ЛО ОК: Функция оперативно выведена из работы" w:value="ЛО ТС / ЛО ОК: Функция оперативно выведена из работы"/>
+                  <w:listItem w:displayText="ЛО ТС / ЛО ПК: Срабатывание" w:value="ЛО ТС / ЛО ПК: Срабатывание"/>
+                  <w:listItem w:displayText="ЛО ТС / ЛО ПК: Срабатывание на сигнал" w:value="ЛО ТС / ЛО ПК: Срабатывание на сигнал"/>
+                  <w:listItem w:displayText="ЛО ТС / ЛО ПК: Функция введена в работу" w:value="ЛО ТС / ЛО ПК: Функция введена в работу"/>
+                  <w:listItem w:displayText="ЛО ТС / ЛО ПК: Функция оперативно выведена из работы" w:value="ЛО ТС / ЛО ПК: Функция оперативно выведена из работы"/>
                   <w:listItem w:displayText="ПДС / ГЗ РПН: Низкая изоляция " w:value="ПДС / ГЗ РПН: Низкая изоляция "/>
                   <w:listItem w:displayText="ПДС / ГЗ РПН: Отключение" w:value="ПДС / ГЗ РПН: Отключение"/>
                   <w:listItem w:displayText="ПДС / ГЗ Т: Низкая изоляция ГЗоткл" w:value="ПДС / ГЗ Т: Низкая изоляция ГЗоткл"/>
                   <w:listItem w:displayText="ПДС / ГЗ Т: Низкая изоляция ГЗсигн" w:value="ПДС / ГЗ Т: Низкая изоляция ГЗсигн"/>
                   <w:listItem w:displayText="ПДС / ГЗ Т: Отключение" w:value="ПДС / ГЗ Т: Отключение"/>
                   <w:listItem w:displayText="ПДС / ГЗ Т: Сигнал" w:value="ПДС / ГЗ Т: Сигнал"/>
-                  <w:listItem w:displayText="ПДС / КИ: Аварийный уровень изоляции" w:value="ПДС / КИ: Аварийный уровень изоляции"/>
-                  <w:listItem w:displayText="ПДС / КИ: Низкий уровень изоляции" w:value="ПДС / КИ: Низкий уровень изоляции"/>
-                  <w:listItem w:displayText="ПДС / КПруж: Пружина не заведена" w:value="ПДС / КПруж: Пружина не заведена"/>
-                  <w:listItem w:displayText="ПДС / КЦВ: Контроль цепи ЭМВ" w:value="ПДС / КЦВ: Контроль цепи ЭМВ"/>
-                  <w:listItem w:displayText="ПДС / КЦВ: Контроль цепи ЭМО1" w:value="ПДС / КЦВ: Контроль цепи ЭМО1"/>
-                  <w:listItem w:displayText="ПДС / КЦВ: Контроль цепи ЭМО2" w:value="ПДС / КЦВ: Контроль цепи ЭМО2"/>
-                  <w:listItem w:displayText="ПДС / КЦВ: Работа ЭМВ" w:value="ПДС / КЦВ: Работа ЭМВ"/>
-                  <w:listItem w:displayText="ПДС / КЦВ: Работа ЭМО1" w:value="ПДС / КЦВ: Работа ЭМО1"/>
-                  <w:listItem w:displayText="ПДС / КЦВ: Работа ЭМО2" w:value="ПДС / КЦВ: Работа ЭМО2"/>
+                  <w:listItem w:displayText="ПДС / ДТм РПН: Срабатывание" w:value="ПДС / ДТм РПН: Срабатывание"/>
+                  <w:listItem w:displayText="ПДС / ДТм: Низкая изоляция" w:value="ПДС / ДТм: Низкая изоляция"/>
+                  <w:listItem w:displayText="ПДС / ДТм: Отключение" w:value="ПДС / ДТм: Отключение"/>
+                  <w:listItem w:displayText="ПДС / ДТм: Сигнал" w:value="ПДС / ДТм: Сигнал"/>
+                  <w:listItem w:displayText="ПДС / ДТо: Низкая изоляция" w:value="ПДС / ДТо: Низкая изоляция"/>
+                  <w:listItem w:displayText="ПДС / ДТо: Отключение" w:value="ПДС / ДТо: Отключение"/>
+                  <w:listItem w:displayText="ПДС / ДТо: Сигнал" w:value="ПДС / ДТо: Сигнал"/>
+                  <w:listItem w:displayText="ПДС / ДУм РПН: Высокий уровень масла" w:value="ПДС / ДУм РПН: Высокий уровень масла"/>
+                  <w:listItem w:displayText="ПДС / ДУм РПН: Низкий уровень масла" w:value="ПДС / ДУм РПН: Низкий уровень масла"/>
+                  <w:listItem w:displayText="ПДС / ДУм расширителя: Высокий уровень масла" w:value="ПДС / ДУм расширителя: Высокий уровень масла"/>
+                  <w:listItem w:displayText="ПДС / ДУм расширителя: Низкий уровень масла" w:value="ПДС / ДУм расширителя: Низкий уровень масла"/>
+                  <w:listItem w:displayText="ПДС / КСО: Авария" w:value="ПДС / КСО: Авария"/>
+                  <w:listItem w:displayText="ПДС / КСО: Неисправность" w:value="ПДС / КСО: Неисправность"/>
+                  <w:listItem w:displayText="ПДС / ОК: Срабатывание" w:value="ПДС / ОК: Срабатывание"/>
+                  <w:listItem w:displayText="ПДС / ПК: Срабатывание" w:value="ПДС / ПК: Срабатывание"/>
+                  <w:listItem w:displayText="ПДС / РД: Низкая изоляция" w:value="ПДС / РД: Низкая изоляция"/>
+                  <w:listItem w:displayText="ПДС / РД: Отключение" w:value="ПДС / РД: Отключение"/>
                   <w:listItem w:displayText="ПДС НКУ / SA1: Цепь введена" w:value="ПДС НКУ / SA1: Цепь введена"/>
                   <w:listItem w:displayText="ПДС НКУ / SA2: Цепь введена" w:value="ПДС НКУ / SA2: Цепь введена"/>
                   <w:listItem w:displayText="ПДС НКУ / SA3: Цепь введена" w:value="ПДС НКУ / SA3: Цепь введена"/>
                   <w:listItem w:displayText="ПДС НКУ / SA4: Цепь введена" w:value="ПДС НКУ / SA4: Цепь введена"/>
-                  <w:listItem w:displayText="ПДС НКУ / SA5: Цепь введена" w:value="ПДС НКУ / SA5: Цепь введена"/>
-                  <w:listItem w:displayText="ПДС НКУ / SA6: Цепь введена" w:value="ПДС НКУ / SA6: Цепь введена"/>
                   <w:listItem w:displayText="ПДС НКУ / SG1: Рабочее положение" w:value="ПДС НКУ / SG1: Рабочее положение"/>
                   <w:listItem w:displayText="ПДС НКУ / SG2: Рабочее положение" w:value="ПДС НКУ / SG2: Рабочее положение"/>
                   <w:listItem w:displayText="ПДС НКУ / SG3: Рабочее положение" w:value="ПДС НКУ / SG3: Рабочее положение"/>
@@ -9492,11 +9553,23 @@
                   <w:listItem w:displayText="ПДС НКУ / ОТ ЗДЗ2: Неисправность" w:value="ПДС НКУ / ОТ ЗДЗ2: Неисправность"/>
                   <w:listItem w:displayText="ПДС НКУ / ОТ ИЭУ ТН1: Неисправность" w:value="ПДС НКУ / ОТ ИЭУ ТН1: Неисправность"/>
                   <w:listItem w:displayText="ПДС НКУ / ОТ ИЭУ ТН2: Неисправность" w:value="ПДС НКУ / ОТ ИЭУ ТН2: Неисправность"/>
+                  <w:listItem w:displayText="ПДС НКУ / ОТ ТЗ, ТС: Неисправность" w:value="ПДС НКУ / ОТ ТЗ, ТС: Неисправность"/>
                   <w:listItem w:displayText="ПДС НКУ / ОТ УРОВ1: Неисправность" w:value="ПДС НКУ / ОТ УРОВ1: Неисправность"/>
                   <w:listItem w:displayText="ПДС НКУ / ОТ УРОВ2: Неисправность" w:value="ПДС НКУ / ОТ УРОВ2: Неисправность"/>
-                  <w:listItem w:displayText="ПДС НКУ / ОТ ЭМО1, ЭМВ: Неисправность" w:value="ПДС НКУ / ОТ ЭМО1, ЭМВ: Неисправность"/>
-                  <w:listItem w:displayText="ПДС НКУ / ОТ ЭМО2: Неисправность" w:value="ПДС НКУ / ОТ ЭМО2: Неисправность"/>
-                  <w:listItem w:displayText="ПДС НКУ / ОТ цепей сигн. В: Неисправность" w:value="ПДС НКУ / ОТ цепей сигн. В: Неисправность"/>
+                  <w:listItem w:displayText="ПС / ПС: Пуск предупредительной сигнализации" w:value="ПС / ПС: Пуск предупредительной сигнализации"/>
+                  <w:listItem w:displayText="ПС / ПС: Пуск предупредительной сигнализации (импульс)" w:value="ПС / ПС: Пуск предупредительной сигнализации (импульс)"/>
+                  <w:listItem w:displayText="РТПО / РТПО ВН: Пуск" w:value="РТПО / РТПО ВН: Пуск"/>
+                  <w:listItem w:displayText="РТПО / РТПО ВН: Функция введена в работу" w:value="РТПО / РТПО ВН: Функция введена в работу"/>
+                  <w:listItem w:displayText="РТПО / РТПО ВН: Функция оперативно выведена из работы" w:value="РТПО / РТПО ВН: Функция оперативно выведена из работы"/>
+                  <w:listItem w:displayText="РТПО / РТПО НН1: Пуск" w:value="РТПО / РТПО НН1: Пуск"/>
+                  <w:listItem w:displayText="РТПО / РТПО НН1: Функция введена в работу" w:value="РТПО / РТПО НН1: Функция введена в работу"/>
+                  <w:listItem w:displayText="РТПО / РТПО НН1: Функция оперативно выведена из работы" w:value="РТПО / РТПО НН1: Функция оперативно выведена из работы"/>
+                  <w:listItem w:displayText="РТПО / РТПО НН2: Пуск" w:value="РТПО / РТПО НН2: Пуск"/>
+                  <w:listItem w:displayText="РТПО / РТПО НН2: Функция введена в работу" w:value="РТПО / РТПО НН2: Функция введена в работу"/>
+                  <w:listItem w:displayText="РТПО / РТПО НН2: Функция оперативно выведена из работы" w:value="РТПО / РТПО НН2: Функция оперативно выведена из работы"/>
+                  <w:listItem w:displayText="РТПО / РТПО_общ: Пуск" w:value="РТПО / РТПО_общ: Пуск"/>
+                  <w:listItem w:displayText="РТПО / РТПО_общ: Функция введена в работу" w:value="РТПО / РТПО_общ: Функция введена в работу"/>
+                  <w:listItem w:displayText="РТПО / РТПО_общ: Функция оперативно выведена из работы" w:value="РТПО / РТПО_общ: Функция оперативно выведена из работы"/>
                   <w:listItem w:displayText="СИСТ / БУ: Индикация местного управления" w:value="СИСТ / БУ: Индикация местного управления"/>
                   <w:listItem w:displayText="СИСТ / Диагностика: Изменение встраиваемого ПО" w:value="СИСТ / Диагностика: Изменение встраиваемого ПО"/>
                   <w:listItem w:displayText="СИСТ / Диагностика: Индикация логического узла-прокси" w:value="СИСТ / Диагностика: Индикация логического узла-прокси"/>
@@ -9512,9 +9585,6 @@
                   <w:listItem w:displayText="СИСТ / Диагностика: Неисправность модуля дискретных входов/выходов (слот М11)" w:value="СИСТ / Диагностика: Неисправность модуля дискретных входов/выходов (слот М11)"/>
                   <w:listItem w:displayText="СИСТ / Диагностика: Неисправность модуля дискретных входов/выходов (слот М3)" w:value="СИСТ / Диагностика: Неисправность модуля дискретных входов/выходов (слот М3)"/>
                   <w:listItem w:displayText="СИСТ / Диагностика: Неисправность модуля дискретных входов/выходов (слот М4)" w:value="СИСТ / Диагностика: Неисправность модуля дискретных входов/выходов (слот М4)"/>
-                  <w:listItem w:displayText="СИСТ / Диагностика: Неисправность модуля дискретных входов/выходов (слот М5)" w:value="СИСТ / Диагностика: Неисправность модуля дискретных входов/выходов (слот М5)"/>
-                  <w:listItem w:displayText="СИСТ / Диагностика: Неисправность модуля дискретных входов/выходов (слот М6)" w:value="СИСТ / Диагностика: Неисправность модуля дискретных входов/выходов (слот М6)"/>
-                  <w:listItem w:displayText="СИСТ / Диагностика: Неисправность модуля дискретных входов/выходов (слот М7)" w:value="СИСТ / Диагностика: Неисправность модуля дискретных входов/выходов (слот М7)"/>
                   <w:listItem w:displayText="СИСТ / Диагностика: Неисправность модуля дискретных входов/выходов (слот М8)" w:value="СИСТ / Диагностика: Неисправность модуля дискретных входов/выходов (слот М8)"/>
                   <w:listItem w:displayText="СИСТ / Диагностика: Неисправность модуля дискретных входов/выходов (слот М9)" w:value="СИСТ / Диагностика: Неисправность модуля дискретных входов/выходов (слот М9)"/>
                   <w:listItem w:displayText="СИСТ / Диагностика: Неисправность цепей оперативного питания" w:value="СИСТ / Диагностика: Неисправность цепей оперативного питания"/>
@@ -9775,23 +9845,29 @@
                   <w:listItem w:displayText="СИСТ / СД ФК: Режим работы ГЗ РПН" w:value="СИСТ / СД ФК: Режим работы ГЗ РПН"/>
                   <w:listItem w:displayText="СИСТ / СД ФК: Режим работы ГЗ Т откл" w:value="СИСТ / СД ФК: Режим работы ГЗ Т откл"/>
                   <w:listItem w:displayText="СИСТ / СД ФК: Режим работы ГЗ Т сигн" w:value="СИСТ / СД ФК: Режим работы ГЗ Т сигн"/>
+                  <w:listItem w:displayText="СИСТ / СД ФК: Режим работы ДЗТ" w:value="СИСТ / СД ФК: Режим работы ДЗТ"/>
+                  <w:listItem w:displayText="СИСТ / СД ФК: Режим работы ЗПО" w:value="СИСТ / СД ФК: Режим работы ЗПО"/>
                   <w:listItem w:displayText="СИСТ / СД ФК: Режим работы УРОВ" w:value="СИСТ / СД ФК: Режим работы УРОВ"/>
                   <w:listItem w:displayText="СИСТ / СД ФК: Управление ИЭУ" w:value="СИСТ / СД ФК: Управление ИЭУ"/>
                   <w:listItem w:displayText="СИСТ / СД: БИ выведены" w:value="СИСТ / СД: БИ выведены"/>
                   <w:listItem w:displayText="СИСТ / СД: Внешнее отключение" w:value="СИСТ / СД: Внешнее отключение"/>
                   <w:listItem w:displayText="СИСТ / СД: Выходные цепи разобраны" w:value="СИСТ / СД: Выходные цепи разобраны"/>
-                  <w:listItem w:displayText="СИСТ / СД: Неисправность В ВН" w:value="СИСТ / СД: Неисправность В ВН"/>
                   <w:listItem w:displayText="СИСТ / СД: Неисправность ШС-А" w:value="СИСТ / СД: Неисправность ШС-А"/>
                   <w:listItem w:displayText="СИСТ / СД: Неисправность ШС-В" w:value="СИСТ / СД: Неисправность ШС-В"/>
                   <w:listItem w:displayText="СИСТ / СД: Неисправность опер. тока ГЗ" w:value="СИСТ / СД: Неисправность опер. тока ГЗ"/>
-                  <w:listItem w:displayText="СИСТ / СД: Неисправность сигн. В" w:value="СИСТ / СД: Неисправность сигн. В"/>
+                  <w:listItem w:displayText="СИСТ / СД: Неисправность опер. тока ТЗ, ТС" w:value="СИСТ / СД: Неисправность опер. тока ТЗ, ТС"/>
                   <w:listItem w:displayText="СИСТ / СД: Неисправность цепей ГЗ РПН" w:value="СИСТ / СД: Неисправность цепей ГЗ РПН"/>
                   <w:listItem w:displayText="СИСТ / СД: Неисправность цепей ГЗ Т" w:value="СИСТ / СД: Неисправность цепей ГЗ Т"/>
+                  <w:listItem w:displayText="СИСТ / СД: Неисправность цепей ТЗ" w:value="СИСТ / СД: Неисправность цепей ТЗ"/>
                   <w:listItem w:displayText="СИСТ / СД: Потеря GOOSE" w:value="СИСТ / СД: Потеря GOOSE"/>
+                  <w:listItem w:displayText="СИСТ / СД: Пуск ЗПО" w:value="СИСТ / СД: Пуск ЗПО"/>
                   <w:listItem w:displayText="СИСТ / СД: Срабатывание ГЗ РПН" w:value="СИСТ / СД: Срабатывание ГЗ РПН"/>
                   <w:listItem w:displayText="СИСТ / СД: Срабатывание ГЗоткл" w:value="СИСТ / СД: Срабатывание ГЗоткл"/>
                   <w:listItem w:displayText="СИСТ / СД: Срабатывание ГЗсигн" w:value="СИСТ / СД: Срабатывание ГЗсигн"/>
-                  <w:listItem w:displayText="СИСТ / СД: Срабатывание МТЗ" w:value="СИСТ / СД: Срабатывание МТЗ"/>
+                  <w:listItem w:displayText="СИСТ / СД: Срабатывание ДЗТ" w:value="СИСТ / СД: Срабатывание ДЗТ"/>
+                  <w:listItem w:displayText="СИСТ / СД: Срабатывание ЗП" w:value="СИСТ / СД: Срабатывание ЗП"/>
+                  <w:listItem w:displayText="СИСТ / СД: Срабатывание ТЗоткл" w:value="СИСТ / СД: Срабатывание ТЗоткл"/>
+                  <w:listItem w:displayText="СИСТ / СД: Срабатывание ТЗсигн" w:value="СИСТ / СД: Срабатывание ТЗсигн"/>
                   <w:listItem w:displayText="СИСТ / СД: Срабатывание УРОВ" w:value="СИСТ / СД: Срабатывание УРОВ"/>
                   <w:listItem w:displayText="СИСТ / ФК: Действие на В ВН" w:value="СИСТ / ФК: Действие на В ВН"/>
                   <w:listItem w:displayText="СИСТ / ФК: Действие на В НН1" w:value="СИСТ / ФК: Действие на В НН1"/>
@@ -9800,6 +9876,8 @@
                   <w:listItem w:displayText="СИСТ / ФК: Режим работы ГЗ РПН" w:value="СИСТ / ФК: Режим работы ГЗ РПН"/>
                   <w:listItem w:displayText="СИСТ / ФК: Режим работы ГЗ Т откл" w:value="СИСТ / ФК: Режим работы ГЗ Т откл"/>
                   <w:listItem w:displayText="СИСТ / ФК: Режим работы ГЗ Т сигн" w:value="СИСТ / ФК: Режим работы ГЗ Т сигн"/>
+                  <w:listItem w:displayText="СИСТ / ФК: Режим работы ДЗТ" w:value="СИСТ / ФК: Режим работы ДЗТ"/>
+                  <w:listItem w:displayText="СИСТ / ФК: Режим работы ЗПО" w:value="СИСТ / ФК: Режим работы ЗПО"/>
                   <w:listItem w:displayText="СИСТ / ФК: Режим работы УРОВ" w:value="СИСТ / ФК: Режим работы УРОВ"/>
                   <w:listItem w:displayText="СИСТ / ФК: Управление ИЭУ" w:value="СИСТ / ФК: Управление ИЭУ"/>
                   <w:listItem w:displayText="СИСТ / ШС: Переполнение буфера входных данных" w:value="СИСТ / ШС: Переполнение буфера входных данных"/>
@@ -9809,34 +9887,38 @@
                   <w:listItem w:displayText="ТК ЗДЗ / ТК ЗДЗ: Пуск" w:value="ТК ЗДЗ / ТК ЗДЗ: Пуск"/>
                   <w:listItem w:displayText="ТК ЗДЗ / ТК ЗДЗ: Функция введена в работу" w:value="ТК ЗДЗ / ТК ЗДЗ: Функция введена в работу"/>
                   <w:listItem w:displayText="ТК ЗДЗ / ТК ЗДЗ: Функция оперативно выведена из работы" w:value="ТК ЗДЗ / ТК ЗДЗ: Функция оперативно выведена из работы"/>
-                  <w:listItem w:displayText="ТО / ТО: Пуск" w:value="ТО / ТО: Пуск"/>
-                  <w:listItem w:displayText="ТО / ТО: Срабатывание" w:value="ТО / ТО: Срабатывание"/>
-                  <w:listItem w:displayText="ТО / ТО: Срабатывание на сигнал" w:value="ТО / ТО: Срабатывание на сигнал"/>
-                  <w:listItem w:displayText="ТО / ТО: Функция введена в работу" w:value="ТО / ТО: Функция введена в работу"/>
-                  <w:listItem w:displayText="ТО / ТО: Функция оперативно выведена из работы" w:value="ТО / ТО: Функция оперативно выведена из работы"/>
+                  <w:listItem w:displayText="ТО ЗПО / ТО ЗПО ВН: Пуск" w:value="ТО ЗПО / ТО ЗПО ВН: Пуск"/>
+                  <w:listItem w:displayText="ТО ЗПО / ТО ЗПО ВН: Функция введена в работу" w:value="ТО ЗПО / ТО ЗПО ВН: Функция введена в работу"/>
+                  <w:listItem w:displayText="ТО ЗПО / ТО ЗПО ВН: Функция оперативно выведена из работы" w:value="ТО ЗПО / ТО ЗПО ВН: Функция оперативно выведена из работы"/>
+                  <w:listItem w:displayText="ТО ЗПО / ТО ЗПО НН1: Пуск" w:value="ТО ЗПО / ТО ЗПО НН1: Пуск"/>
+                  <w:listItem w:displayText="ТО ЗПО / ТО ЗПО НН1: Функция введена в работу" w:value="ТО ЗПО / ТО ЗПО НН1: Функция введена в работу"/>
+                  <w:listItem w:displayText="ТО ЗПО / ТО ЗПО НН1: Функция оперативно выведена из работы" w:value="ТО ЗПО / ТО ЗПО НН1: Функция оперативно выведена из работы"/>
+                  <w:listItem w:displayText="ТО ЗПО / ТО ЗПО НН2: Пуск" w:value="ТО ЗПО / ТО ЗПО НН2: Пуск"/>
+                  <w:listItem w:displayText="ТО ЗПО / ТО ЗПО НН2: Функция введена в работу" w:value="ТО ЗПО / ТО ЗПО НН2: Функция введена в работу"/>
+                  <w:listItem w:displayText="ТО ЗПО / ТО ЗПО НН2: Функция оперативно выведена из работы" w:value="ТО ЗПО / ТО ЗПО НН2: Функция оперативно выведена из работы"/>
+                  <w:listItem w:displayText="ТО ЗПО / ТО ЗПО_общ: Пуск" w:value="ТО ЗПО / ТО ЗПО_общ: Пуск"/>
+                  <w:listItem w:displayText="ТО ЗПО / ТО ЗПО_общ: Функция введена в работу" w:value="ТО ЗПО / ТО ЗПО_общ: Функция введена в работу"/>
+                  <w:listItem w:displayText="ТО ЗПО / ТО ЗПО_общ: Функция оперативно выведена из работы" w:value="ТО ЗПО / ТО ЗПО_общ: Функция оперативно выведена из работы"/>
                   <w:listItem w:displayText="ТО РПН / ТО РПН: Пуск" w:value="ТО РПН / ТО РПН: Пуск"/>
                   <w:listItem w:displayText="ТО РПН / ТО РПН: Функция введена в работу" w:value="ТО РПН / ТО РПН: Функция введена в работу"/>
                   <w:listItem w:displayText="ТО РПН / ТО РПН: Функция оперативно выведена из работы" w:value="ТО РПН / ТО РПН: Функция оперативно выведена из работы"/>
-                  <w:listItem w:displayText="УВ / УВ: Включить" w:value="УВ / УВ: Включить"/>
-                  <w:listItem w:displayText="УВ / УВ: Функция введена в работу" w:value="УВ / УВ: Функция введена в работу"/>
                   <w:listItem w:displayText="УРОВ ВН / УРОВ: Пуск" w:value="УРОВ ВН / УРОВ: Пуск"/>
                   <w:listItem w:displayText="УРОВ ВН / УРОВ: Пуск ИО максимального тока" w:value="УРОВ ВН / УРОВ: Пуск ИО максимального тока"/>
-                  <w:listItem w:displayText="УРОВ ВН / УРОВ: Срабатывание" w:value="УРОВ ВН / УРОВ: Срабатывание"/>
-                  <w:listItem w:displayText="УРОВ ВН / УРОВ: Срабатывание  'на себя'" w:value="УРОВ ВН / УРОВ: Срабатывание  'на себя'"/>
-                  <w:listItem w:displayText="УРОВ ВН / УРОВ: Ускорение УРОВ" w:value="УРОВ ВН / УРОВ: Ускорение УРОВ"/>
+                  <w:listItem w:displayText="УРОВ ВН / УРОВ: Срабатывание УРОВ" w:value="УРОВ ВН / УРОВ: Срабатывание УРОВ"/>
+                  <w:listItem w:displayText="УРОВ ВН / УРОВ: Срабатывание УРОВ  'на себя'" w:value="УРОВ ВН / УРОВ: Срабатывание УРОВ  'на себя'"/>
                   <w:listItem w:displayText="УРОВ ВН / УРОВ: Функция введена в работу" w:value="УРОВ ВН / УРОВ: Функция введена в работу"/>
                   <w:listItem w:displayText="УРОВ ВН / УРОВ: Функция оперативно выведена из работы" w:value="УРОВ ВН / УРОВ: Функция оперативно выведена из работы"/>
-                  <w:listItem w:displayText="ошибка / ПС: Пуск предупредительной сигнализации" w:value="ошибка / ПС: Пуск предупредительной сигнализации"/>
-                  <w:listItem w:displayText="ошибка / ПС: Пуск предупредительной сигнализации (импульс)" w:value="ошибка / ПС: Пуск предупредительной сигнализации (импульс)"/>
                   <w:listItem w:displayText="ошибка / СС: БИ выведены" w:value="ошибка / СС: БИ выведены"/>
+                  <w:listItem w:displayText="ошибка / СС: Внешнее отключение" w:value="ошибка / СС: Внешнее отключение"/>
                   <w:listItem w:displayText="ошибка / СС: Выходные цепи разобраны" w:value="ошибка / СС: Выходные цепи разобраны"/>
                   <w:listItem w:displayText="ошибка / СС: ГЗ заблокирована" w:value="ошибка / СС: ГЗ заблокирована"/>
                   <w:listItem w:displayText="ошибка / СС: Контроль оперативного тока" w:value="ошибка / СС: Контроль оперативного тока"/>
+                  <w:listItem w:displayText="ошибка / СС: Контроль оперативного тока НН" w:value="ошибка / СС: Контроль оперативного тока НН"/>
                   <w:listItem w:displayText="ошибка / СС: Низкая изоляция ГЗ" w:value="ошибка / СС: Низкая изоляция ГЗ"/>
                   <w:listItem w:displayText="ошибка / СС: Низкая изоляция ТЗ" w:value="ошибка / СС: Низкая изоляция ТЗ"/>
-                  <w:listItem w:displayText="ошибка / СС: Превышение времени переключения коммутационного аппарата" w:value="ошибка / СС: Превышение времени переключения коммутационного аппарата"/>
                   <w:listItem w:displayText="ошибка / СС: Сигнализация от ГЗ" w:value="ошибка / СС: Сигнализация от ГЗ"/>
                   <w:listItem w:displayText="ошибка / СС: Сигнализация от ТЗ" w:value="ошибка / СС: Сигнализация от ТЗ"/>
+                  <w:listItem w:displayText="ошибка / СС: Сигнализация от ТС" w:value="ошибка / СС: Сигнализация от ТС"/>
                   <w:listItem w:displayText="ошибка / СС: ТЗ заблокирована" w:value="ошибка / СС: ТЗ заблокирована"/>
                 </w:dropDownList>
                 <w:showingPlcHdr/>
@@ -9876,69 +9958,98 @@
                 <w:id w:val="0"/>
                 <w:dropDownList>
                   <w:listItem w:displayText="Не назначено" w:value=""/>
-                  <w:listItem w:displayText="ЗОП / ЗОП: Пуск" w:value="ЗОП / ЗОП: Пуск"/>
-                  <w:listItem w:displayText="ЗОП / ЗОП: Пуск ИО по несимметрии токов прямой и обратной последовательности" w:value="ЗОП / ЗОП: Пуск ИО по несимметрии токов прямой и обратной последовательности"/>
-                  <w:listItem w:displayText="ЗОП / ЗОП: Пуск ИО тока обратной последовательности" w:value="ЗОП / ЗОП: Пуск ИО тока обратной последовательности"/>
-                  <w:listItem w:displayText="ЗОП / ЗОП: Срабатывание" w:value="ЗОП / ЗОП: Срабатывание"/>
-                  <w:listItem w:displayText="ЗОП / ЗОП: Срабатывание на сигнал" w:value="ЗОП / ЗОП: Срабатывание на сигнал"/>
-                  <w:listItem w:displayText="ЗОП / ЗОП: Функция введена в работу" w:value="ЗОП / ЗОП: Функция введена в работу"/>
-                  <w:listItem w:displayText="ЗОП / ЗОП: Функция оперативно выведена из работы" w:value="ЗОП / ЗОП: Функция оперативно выведена из работы"/>
-                  <w:listItem w:displayText="ЗП / ЗП: Пуск" w:value="ЗП / ЗП: Пуск"/>
-                  <w:listItem w:displayText="ЗП / ЗП: Пуск ИО максимального тока" w:value="ЗП / ЗП: Пуск ИО максимального тока"/>
+                  <w:listItem w:displayText="ДЗТ / БВКЗ: Срабатывание БВКЗ" w:value="ДЗТ / БВКЗ: Срабатывание БВКЗ"/>
+                  <w:listItem w:displayText="ДЗТ / БВКЗ: Срабатывание БВКЗ по фазе А" w:value="ДЗТ / БВКЗ: Срабатывание БВКЗ по фазе А"/>
+                  <w:listItem w:displayText="ДЗТ / БВКЗ: Срабатывание БВКЗ по фазе В" w:value="ДЗТ / БВКЗ: Срабатывание БВКЗ по фазе В"/>
+                  <w:listItem w:displayText="ДЗТ / БВКЗ: Срабатывание БВКЗ по фазе С" w:value="ДЗТ / БВКЗ: Срабатывание БВКЗ по фазе С"/>
+                  <w:listItem w:displayText="ДЗТ / Д2Г: Пуск Д2Г" w:value="ДЗТ / Д2Г: Пуск Д2Г"/>
+                  <w:listItem w:displayText="ДЗТ / Д2Г: Пуск Д2Г по фазе A" w:value="ДЗТ / Д2Г: Пуск Д2Г по фазе A"/>
+                  <w:listItem w:displayText="ДЗТ / Д2Г: Пуск Д2Г по фазе В" w:value="ДЗТ / Д2Г: Пуск Д2Г по фазе В"/>
+                  <w:listItem w:displayText="ДЗТ / Д2Г: Пуск Д2Г по фазе С" w:value="ДЗТ / Д2Г: Пуск Д2Г по фазе С"/>
+                  <w:listItem w:displayText="ДЗТ / Д5Г: Пуск Д5Г" w:value="ДЗТ / Д5Г: Пуск Д5Г"/>
+                  <w:listItem w:displayText="ДЗТ / Д5Г: Пуск Д5Г по фазе A" w:value="ДЗТ / Д5Г: Пуск Д5Г по фазе A"/>
+                  <w:listItem w:displayText="ДЗТ / Д5Г: Пуск Д5Г по фазе В" w:value="ДЗТ / Д5Г: Пуск Д5Г по фазе В"/>
+                  <w:listItem w:displayText="ДЗТ / Д5Г: Пуск Д5Г по фазе С" w:value="ДЗТ / Д5Г: Пуск Д5Г по фазе С"/>
+                  <w:listItem w:displayText="ДЗТ / ДТЗт: Пуск" w:value="ДЗТ / ДТЗт: Пуск"/>
+                  <w:listItem w:displayText="ДЗТ / ДТЗт: Пуск ДТО по фазе A" w:value="ДЗТ / ДТЗт: Пуск ДТО по фазе A"/>
+                  <w:listItem w:displayText="ДЗТ / ДТЗт: Пуск ДТО по фазе В" w:value="ДЗТ / ДТЗт: Пуск ДТО по фазе В"/>
+                  <w:listItem w:displayText="ДЗТ / ДТЗт: Пуск ДТО по фазе С" w:value="ДЗТ / ДТЗт: Пуск ДТО по фазе С"/>
+                  <w:listItem w:displayText="ДЗТ / ДТЗт: Срабатывание ДТЗт" w:value="ДЗТ / ДТЗт: Срабатывание ДТЗт"/>
+                  <w:listItem w:displayText="ДЗТ / ДТЗт: Срабатывание ДТЗт на сигнал" w:value="ДЗТ / ДТЗт: Срабатывание ДТЗт на сигнал"/>
+                  <w:listItem w:displayText="ДЗТ / ДТЗт: Срабатывание ДТЗт по фазе A" w:value="ДЗТ / ДТЗт: Срабатывание ДТЗт по фазе A"/>
+                  <w:listItem w:displayText="ДЗТ / ДТЗт: Срабатывание ДТЗт по фазе A на сигнал" w:value="ДЗТ / ДТЗт: Срабатывание ДТЗт по фазе A на сигнал"/>
+                  <w:listItem w:displayText="ДЗТ / ДТЗт: Срабатывание ДТЗт по фазе В" w:value="ДЗТ / ДТЗт: Срабатывание ДТЗт по фазе В"/>
+                  <w:listItem w:displayText="ДЗТ / ДТЗт: Срабатывание ДТЗт по фазе В на сигнал" w:value="ДЗТ / ДТЗт: Срабатывание ДТЗт по фазе В на сигнал"/>
+                  <w:listItem w:displayText="ДЗТ / ДТЗт: Срабатывание ДТЗт по фазе С" w:value="ДЗТ / ДТЗт: Срабатывание ДТЗт по фазе С"/>
+                  <w:listItem w:displayText="ДЗТ / ДТЗт: Срабатывание ДТЗт по фазе С на сигнал" w:value="ДЗТ / ДТЗт: Срабатывание ДТЗт по фазе С на сигнал"/>
+                  <w:listItem w:displayText="ДЗТ / ДТЗт: Функция введена в работу" w:value="ДЗТ / ДТЗт: Функция введена в работу"/>
+                  <w:listItem w:displayText="ДЗТ / ДТЗт: Функция оперативно выведена из работы" w:value="ДЗТ / ДТЗт: Функция оперативно выведена из работы"/>
+                  <w:listItem w:displayText="ДЗТ / ДТО: Пуск" w:value="ДЗТ / ДТО: Пуск"/>
+                  <w:listItem w:displayText="ДЗТ / ДТО: Пуск ДТО по фазе A" w:value="ДЗТ / ДТО: Пуск ДТО по фазе A"/>
+                  <w:listItem w:displayText="ДЗТ / ДТО: Пуск ДТО по фазе В" w:value="ДЗТ / ДТО: Пуск ДТО по фазе В"/>
+                  <w:listItem w:displayText="ДЗТ / ДТО: Пуск ДТО по фазе С" w:value="ДЗТ / ДТО: Пуск ДТО по фазе С"/>
+                  <w:listItem w:displayText="ДЗТ / ДТО: Срабатывание ДТО" w:value="ДЗТ / ДТО: Срабатывание ДТО"/>
+                  <w:listItem w:displayText="ДЗТ / ДТО: Срабатывание ДТО на сигнал" w:value="ДЗТ / ДТО: Срабатывание ДТО на сигнал"/>
+                  <w:listItem w:displayText="ДЗТ / ДТО: Срабатывание ДТО по фазе A" w:value="ДЗТ / ДТО: Срабатывание ДТО по фазе A"/>
+                  <w:listItem w:displayText="ДЗТ / ДТО: Срабатывание ДТО по фазе A на сигнал" w:value="ДЗТ / ДТО: Срабатывание ДТО по фазе A на сигнал"/>
+                  <w:listItem w:displayText="ДЗТ / ДТО: Срабатывание ДТО по фазе В" w:value="ДЗТ / ДТО: Срабатывание ДТО по фазе В"/>
+                  <w:listItem w:displayText="ДЗТ / ДТО: Срабатывание ДТО по фазе В на сигнал" w:value="ДЗТ / ДТО: Срабатывание ДТО по фазе В на сигнал"/>
+                  <w:listItem w:displayText="ДЗТ / ДТО: Срабатывание ДТО по фазе С" w:value="ДЗТ / ДТО: Срабатывание ДТО по фазе С"/>
+                  <w:listItem w:displayText="ДЗТ / ДТО: Срабатывание ДТО по фазе С на сигнал" w:value="ДЗТ / ДТО: Срабатывание ДТО по фазе С на сигнал"/>
+                  <w:listItem w:displayText="ДЗТ / ДТО: Функция введена в работу" w:value="ДЗТ / ДТО: Функция введена в работу"/>
+                  <w:listItem w:displayText="ДЗТ / ДТО: Функция оперативно выведена из работы" w:value="ДЗТ / ДТО: Функция оперативно выведена из работы"/>
+                  <w:listItem w:displayText="ДЗТ / КЦТнеб: Срабатывание" w:value="ДЗТ / КЦТнеб: Срабатывание"/>
+                  <w:listItem w:displayText="ДЗТ / КЦТнеб: Срабатывание фазы А" w:value="ДЗТ / КЦТнеб: Срабатывание фазы А"/>
+                  <w:listItem w:displayText="ДЗТ / КЦТнеб: Срабатывание фазы В" w:value="ДЗТ / КЦТнеб: Срабатывание фазы В"/>
+                  <w:listItem w:displayText="ДЗТ / КЦТнеб: Срабатывание фазы С" w:value="ДЗТ / КЦТнеб: Срабатывание фазы С"/>
+                  <w:listItem w:displayText="ДЗТ / КЦТнеб: Функция введена в работу" w:value="ДЗТ / КЦТнеб: Функция введена в работу"/>
+                  <w:listItem w:displayText="ДЗТ / КЦТнеб: Функция оперативно выведена из работы" w:value="ДЗТ / КЦТнеб: Функция оперативно выведена из работы"/>
+                  <w:listItem w:displayText="ЗП / ЗП ВН: Пуск" w:value="ЗП / ЗП ВН: Пуск"/>
+                  <w:listItem w:displayText="ЗП / ЗП ВН: Пуск ИО максимального тока" w:value="ЗП / ЗП ВН: Пуск ИО максимального тока"/>
+                  <w:listItem w:displayText="ЗП / ЗП ВН: Срабатывание" w:value="ЗП / ЗП ВН: Срабатывание"/>
+                  <w:listItem w:displayText="ЗП / ЗП ВН: Срабатывание на отключение" w:value="ЗП / ЗП ВН: Срабатывание на отключение"/>
+                  <w:listItem w:displayText="ЗП / ЗП ВН: Функция введена в работу" w:value="ЗП / ЗП ВН: Функция введена в работу"/>
+                  <w:listItem w:displayText="ЗП / ЗП ВН: Функция оперативно выведена из работы" w:value="ЗП / ЗП ВН: Функция оперативно выведена из работы"/>
+                  <w:listItem w:displayText="ЗП / ЗП НН1: Пуск" w:value="ЗП / ЗП НН1: Пуск"/>
+                  <w:listItem w:displayText="ЗП / ЗП НН1: Пуск ИО максимального тока" w:value="ЗП / ЗП НН1: Пуск ИО максимального тока"/>
+                  <w:listItem w:displayText="ЗП / ЗП НН1: Срабатывание" w:value="ЗП / ЗП НН1: Срабатывание"/>
+                  <w:listItem w:displayText="ЗП / ЗП НН1: Срабатывание на отключение" w:value="ЗП / ЗП НН1: Срабатывание на отключение"/>
+                  <w:listItem w:displayText="ЗП / ЗП НН1: Функция введена в работу" w:value="ЗП / ЗП НН1: Функция введена в работу"/>
+                  <w:listItem w:displayText="ЗП / ЗП НН1: Функция оперативно выведена из работы" w:value="ЗП / ЗП НН1: Функция оперативно выведена из работы"/>
+                  <w:listItem w:displayText="ЗП / ЗП НН2: Пуск" w:value="ЗП / ЗП НН2: Пуск"/>
+                  <w:listItem w:displayText="ЗП / ЗП НН2: Пуск ИО максимального тока" w:value="ЗП / ЗП НН2: Пуск ИО максимального тока"/>
+                  <w:listItem w:displayText="ЗП / ЗП НН2: Срабатывание" w:value="ЗП / ЗП НН2: Срабатывание"/>
+                  <w:listItem w:displayText="ЗП / ЗП НН2: Срабатывание на отключение" w:value="ЗП / ЗП НН2: Срабатывание на отключение"/>
+                  <w:listItem w:displayText="ЗП / ЗП НН2: Функция введена в работу" w:value="ЗП / ЗП НН2: Функция введена в работу"/>
+                  <w:listItem w:displayText="ЗП / ЗП НН2: Функция оперативно выведена из работы" w:value="ЗП / ЗП НН2: Функция оперативно выведена из работы"/>
                   <w:listItem w:displayText="ЗП / ЗП: Срабатывание" w:value="ЗП / ЗП: Срабатывание"/>
                   <w:listItem w:displayText="ЗП / ЗП: Срабатывание на отключение" w:value="ЗП / ЗП: Срабатывание на отключение"/>
                   <w:listItem w:displayText="ЗП / ЗП: Функция введена в работу" w:value="ЗП / ЗП: Функция введена в работу"/>
                   <w:listItem w:displayText="ЗП / ЗП: Функция оперативно выведена из работы" w:value="ЗП / ЗП: Функция оперативно выведена из работы"/>
-                  <w:listItem w:displayText="КА / В: Выключатель включен" w:value="КА / В: Выключатель включен"/>
-                  <w:listItem w:displayText="КА / В: Выключатель отключен" w:value="КА / В: Выключатель отключен"/>
-                  <w:listItem w:displayText="КА / В: Индикация местного режима логического узла" w:value="КА / В: Индикация местного режима логического узла"/>
-                  <w:listItem w:displayText="КА / В: Индикация местного режима физического ключа" w:value="КА / В: Индикация местного режима физического ключа"/>
-                  <w:listItem w:displayText="КА / В: Команда 'включить' выключатель через выходное реле" w:value="КА / В: Команда 'включить' выключатель через выходное реле"/>
-                  <w:listItem w:displayText="КА / В: Команда 'отключить' выключатель через выходное реле" w:value="КА / В: Команда 'отключить' выключатель через выходное реле"/>
-                  <w:listItem w:displayText="КА / В: Неисправное положение выключателя" w:value="КА / В: Неисправное положение выключателя"/>
-                  <w:listItem w:displayText="КА / В: Промежуточное положение выключателя" w:value="КА / В: Промежуточное положение выключателя"/>
-                  <w:listItem w:displayText="КА / В: Функция введена в работу" w:value="КА / В: Функция введена в работу"/>
-                  <w:listItem w:displayText="КП / УВ: Включить выключатель" w:value="КП / УВ: Включить выключатель"/>
-                  <w:listItem w:displayText="КП / УВ: Идет переключение" w:value="КП / УВ: Идет переключение"/>
-                  <w:listItem w:displayText="КП / УВ: Отключить выключатель" w:value="КП / УВ: Отключить выключатель"/>
-                  <w:listItem w:displayText="КП / УВ: Положение В (Включено)" w:value="КП / УВ: Положение В (Включено)"/>
-                  <w:listItem w:displayText="КП / УВ: Положение В (Не определено)" w:value="КП / УВ: Положение В (Не определено)"/>
-                  <w:listItem w:displayText="КП / УВ: Положение В (Неисправность)" w:value="КП / УВ: Положение В (Неисправность)"/>
-                  <w:listItem w:displayText="КП / УВ: Положение В (Отключено)" w:value="КП / УВ: Положение В (Отключено)"/>
-                  <w:listItem w:displayText="КП / УВ: Сигнал превышения допустимого времени переключения" w:value="КП / УВ: Сигнал превышения допустимого времени переключения"/>
-                  <w:listItem w:displayText="КП / УВ: Функция введена в работу" w:value="КП / УВ: Функция введена в работу"/>
-                  <w:listItem w:displayText="КРВ / КРВ: Превышен коммутационный ресурс выключателя" w:value="КРВ / КРВ: Превышен коммутационный ресурс выключателя"/>
-                  <w:listItem w:displayText="КРВ / КРВ: Превышен механический ресурс выключателя" w:value="КРВ / КРВ: Превышен механический ресурс выключателя"/>
-                  <w:listItem w:displayText="КРВ / КРВ: Превышен ресурс выключателя" w:value="КРВ / КРВ: Превышен ресурс выключателя"/>
-                  <w:listItem w:displayText="КРВ / КРВ: Функция введена в работу" w:value="КРВ / КРВ: Функция введена в работу"/>
-                  <w:listItem w:displayText="КСВ / КСВ: Блокировка включения В" w:value="КСВ / КСВ: Блокировка включения В"/>
-                  <w:listItem w:displayText="КСВ / КСВ: Блокировка отключения В" w:value="КСВ / КСВ: Блокировка отключения В"/>
-                  <w:listItem w:displayText="КСВ / КСВ: В аварийно отключен" w:value="КСВ / КСВ: В аварийно отключен"/>
-                  <w:listItem w:displayText="КСВ / КСВ: В самопроизвольно отключен" w:value="КСВ / КСВ: В самопроизвольно отключен"/>
-                  <w:listItem w:displayText="КСВ / КСВ: Защита ЭМВ" w:value="КСВ / КСВ: Защита ЭМВ"/>
-                  <w:listItem w:displayText="КСВ / КСВ: Защита ЭМО1" w:value="КСВ / КСВ: Защита ЭМО1"/>
-                  <w:listItem w:displayText="КСВ / КСВ: Защита ЭМО2" w:value="КСВ / КСВ: Защита ЭМО2"/>
-                  <w:listItem w:displayText="КСВ / КСВ: Неисправность В" w:value="КСВ / КСВ: Неисправность В"/>
-                  <w:listItem w:displayText="КСВ / КСВ: Неисправность цепей ЭМУ" w:value="КСВ / КСВ: Неисправность цепей ЭМУ"/>
-                  <w:listItem w:displayText="КСВ / КСВ: Реле фиксации команды" w:value="КСВ / КСВ: Реле фиксации команды"/>
-                  <w:listItem w:displayText="КСВ / КСВ: Функция введена в работу" w:value="КСВ / КСВ: Функция введена в работу"/>
-                  <w:listItem w:displayText="КСВ / КСВ: Функция оперативно выведена из работы" w:value="КСВ / КСВ: Функция оперативно выведена из работы"/>
-                  <w:listItem w:displayText="КЦН НН1 / КЦН: Неисправность цепей напряжения" w:value="КЦН НН1 / КЦН: Неисправность цепей напряжения"/>
-                  <w:listItem w:displayText="КЦН НН1 / КЦН: Пуск" w:value="КЦН НН1 / КЦН: Пуск"/>
-                  <w:listItem w:displayText="КЦН НН1 / КЦН: Пуск органа максимального напряжения ОП" w:value="КЦН НН1 / КЦН: Пуск органа максимального напряжения ОП"/>
-                  <w:listItem w:displayText="КЦН НН1 / КЦН: Пуск органа минимального напряжения" w:value="КЦН НН1 / КЦН: Пуск органа минимального напряжения"/>
-                  <w:listItem w:displayText="КЦН НН1 / КЦН: Функция введена в работу" w:value="КЦН НН1 / КЦН: Функция введена в работу"/>
-                  <w:listItem w:displayText="КЦН НН1 / КЦН: Функция оперативно выведена из работы" w:value="КЦН НН1 / КЦН: Функция оперативно выведена из работы"/>
-                  <w:listItem w:displayText="КЦН НН2 / КЦН: Неисправность цепей напряжения" w:value="КЦН НН2 / КЦН: Неисправность цепей напряжения"/>
-                  <w:listItem w:displayText="КЦН НН2 / КЦН: Пуск" w:value="КЦН НН2 / КЦН: Пуск"/>
-                  <w:listItem w:displayText="КЦН НН2 / КЦН: Пуск органа максимального напряжения ОП" w:value="КЦН НН2 / КЦН: Пуск органа максимального напряжения ОП"/>
-                  <w:listItem w:displayText="КЦН НН2 / КЦН: Пуск органа минимального напряжения" w:value="КЦН НН2 / КЦН: Пуск органа минимального напряжения"/>
-                  <w:listItem w:displayText="КЦН НН2 / КЦН: Функция введена в работу" w:value="КЦН НН2 / КЦН: Функция введена в работу"/>
-                  <w:listItem w:displayText="КЦН НН2 / КЦН: Функция оперативно выведена из работы" w:value="КЦН НН2 / КЦН: Функция оперативно выведена из работы"/>
-                  <w:listItem w:displayText="ЛЗТ / ЛЗТ: Пуск" w:value="ЛЗТ / ЛЗТ: Пуск"/>
-                  <w:listItem w:displayText="ЛЗТ / ЛЗТ: Срабатывание" w:value="ЛЗТ / ЛЗТ: Срабатывание"/>
-                  <w:listItem w:displayText="ЛЗТ / ЛЗТ: Функция введена в работу" w:value="ЛЗТ / ЛЗТ: Функция введена в работу"/>
-                  <w:listItem w:displayText="ЛЗТ / ЛЗТ: Функция оперативно выведена из работы" w:value="ЛЗТ / ЛЗТ: Функция оперативно выведена из работы"/>
+                  <w:listItem w:displayText="ЗПО / ЗПО: Пуск" w:value="ЗПО / ЗПО: Пуск"/>
+                  <w:listItem w:displayText="ЗПО / ЗПО: Срабатывание ЗПО" w:value="ЗПО / ЗПО: Срабатывание ЗПО"/>
+                  <w:listItem w:displayText="ЗПО / ЗПО: Срабатывание ЗПО на сигнал" w:value="ЗПО / ЗПО: Срабатывание ЗПО на сигнал"/>
+                  <w:listItem w:displayText="ЗПО / ЗПО: Функция введена в работу" w:value="ЗПО / ЗПО: Функция введена в работу"/>
+                  <w:listItem w:displayText="ЗПО / ЗПО: Функция оперативно выведена из работы" w:value="ЗПО / ЗПО: Функция оперативно выведена из работы"/>
+                  <w:listItem w:displayText="КЦТ / КЦТ: Срабатывание" w:value="КЦТ / КЦТ: Срабатывание"/>
+                  <w:listItem w:displayText="КЦТ / КЦТст1: Пуск при асимметрии" w:value="КЦТ / КЦТст1: Пуск при асимметрии"/>
+                  <w:listItem w:displayText="КЦТ / КЦТст1: Пуск при обрыве провода" w:value="КЦТ / КЦТст1: Пуск при обрыве провода"/>
+                  <w:listItem w:displayText="КЦТ / КЦТст1: Срабатывание при асимметрии" w:value="КЦТ / КЦТст1: Срабатывание при асимметрии"/>
+                  <w:listItem w:displayText="КЦТ / КЦТст1: Срабатывание при обрыве провода" w:value="КЦТ / КЦТст1: Срабатывание при обрыве провода"/>
+                  <w:listItem w:displayText="КЦТ / КЦТст1: Функция введена в работу" w:value="КЦТ / КЦТст1: Функция введена в работу"/>
+                  <w:listItem w:displayText="КЦТ / КЦТст1: Функция оперативно выведена из работы" w:value="КЦТ / КЦТст1: Функция оперативно выведена из работы"/>
+                  <w:listItem w:displayText="КЦТ / КЦТст2: Пуск при асимметрии" w:value="КЦТ / КЦТст2: Пуск при асимметрии"/>
+                  <w:listItem w:displayText="КЦТ / КЦТст2: Пуск при обрыве провода" w:value="КЦТ / КЦТст2: Пуск при обрыве провода"/>
+                  <w:listItem w:displayText="КЦТ / КЦТст2: Срабатывание при асимметрии" w:value="КЦТ / КЦТст2: Срабатывание при асимметрии"/>
+                  <w:listItem w:displayText="КЦТ / КЦТст2: Срабатывание при обрыве провода" w:value="КЦТ / КЦТст2: Срабатывание при обрыве провода"/>
+                  <w:listItem w:displayText="КЦТ / КЦТст2: Функция введена в работу" w:value="КЦТ / КЦТст2: Функция введена в работу"/>
+                  <w:listItem w:displayText="КЦТ / КЦТст2: Функция оперативно выведена из работы" w:value="КЦТ / КЦТст2: Функция оперативно выведена из работы"/>
+                  <w:listItem w:displayText="КЦТ / КЦТст3: Пуск при асимметрии" w:value="КЦТ / КЦТст3: Пуск при асимметрии"/>
+                  <w:listItem w:displayText="КЦТ / КЦТст3: Пуск при обрыве провода" w:value="КЦТ / КЦТст3: Пуск при обрыве провода"/>
+                  <w:listItem w:displayText="КЦТ / КЦТст3: Срабатывание при асимметрии" w:value="КЦТ / КЦТст3: Срабатывание при асимметрии"/>
+                  <w:listItem w:displayText="КЦТ / КЦТст3: Срабатывание при обрыве провода" w:value="КЦТ / КЦТст3: Срабатывание при обрыве провода"/>
+                  <w:listItem w:displayText="КЦТ / КЦТст3: Функция введена в работу" w:value="КЦТ / КЦТст3: Функция введена в работу"/>
+                  <w:listItem w:displayText="КЦТ / КЦТст3: Функция оперативно выведена из работы" w:value="КЦТ / КЦТст3: Функция оперативно выведена из работы"/>
                   <w:listItem w:displayText="ЛО ВН / ЛО: Отключение" w:value="ЛО ВН / ЛО: Отключение"/>
                   <w:listItem w:displayText="ЛО ВН / ЛО: Отключить аварийно" w:value="ЛО ВН / ЛО: Отключить аварийно"/>
                   <w:listItem w:displayText="ЛО ВН / ЛО: Функция введена в работу" w:value="ЛО ВН / ЛО: Функция введена в работу"/>
@@ -9958,9 +10069,6 @@
                   <w:listItem w:displayText="ЛО ГЗсигн / ЛО: Срабатывание на сигнал" w:value="ЛО ГЗсигн / ЛО: Срабатывание на сигнал"/>
                   <w:listItem w:displayText="ЛО ГЗсигн / ЛО: Функция введена в работу" w:value="ЛО ГЗсигн / ЛО: Функция введена в работу"/>
                   <w:listItem w:displayText="ЛО ГЗсигн / ЛО: Функция оперативно выведена из работы" w:value="ЛО ГЗсигн / ЛО: Функция оперативно выведена из работы"/>
-                  <w:listItem w:displayText="ЛО НН1 / ЗАВР: Запрет АВР" w:value="ЛО НН1 / ЗАВР: Запрет АВР"/>
-                  <w:listItem w:displayText="ЛО НН1 / ЗАВР: Функция введена в работу" w:value="ЛО НН1 / ЗАВР: Функция введена в работу"/>
-                  <w:listItem w:displayText="ЛО НН1 / ЗАВР: Функция оперативно выведена из работы" w:value="ЛО НН1 / ЗАВР: Функция оперативно выведена из работы"/>
                   <w:listItem w:displayText="ЛО НН1 / ЗАПВ: Запрет АПВ" w:value="ЛО НН1 / ЗАПВ: Запрет АПВ"/>
                   <w:listItem w:displayText="ЛО НН1 / ЗАПВ: Функция введена в работу" w:value="ЛО НН1 / ЗАПВ: Функция введена в работу"/>
                   <w:listItem w:displayText="ЛО НН1 / ЗАПВ: Функция оперативно выведена из работы" w:value="ЛО НН1 / ЗАПВ: Функция оперативно выведена из работы"/>
@@ -9968,9 +10076,6 @@
                   <w:listItem w:displayText="ЛО НН1 / ЛО: Отключить аварийно" w:value="ЛО НН1 / ЛО: Отключить аварийно"/>
                   <w:listItem w:displayText="ЛО НН1 / ЛО: Функция введена в работу" w:value="ЛО НН1 / ЛО: Функция введена в работу"/>
                   <w:listItem w:displayText="ЛО НН1 / ЛО: Функция оперативно выведена из работы" w:value="ЛО НН1 / ЛО: Функция оперативно выведена из работы"/>
-                  <w:listItem w:displayText="ЛО НН2 / ЗАВР: Запрет АВР" w:value="ЛО НН2 / ЗАВР: Запрет АВР"/>
-                  <w:listItem w:displayText="ЛО НН2 / ЗАВР: Функция введена в работу" w:value="ЛО НН2 / ЗАВР: Функция введена в работу"/>
-                  <w:listItem w:displayText="ЛО НН2 / ЗАВР: Функция оперативно выведена из работы" w:value="ЛО НН2 / ЗАВР: Функция оперативно выведена из работы"/>
                   <w:listItem w:displayText="ЛО НН2 / ЗАПВ: Запрет АПВ" w:value="ЛО НН2 / ЗАПВ: Запрет АПВ"/>
                   <w:listItem w:displayText="ЛО НН2 / ЗАПВ: Функция введена в работу" w:value="ЛО НН2 / ЗАПВ: Функция введена в работу"/>
                   <w:listItem w:displayText="ЛО НН2 / ЗАПВ: Функция оперативно выведена из работы" w:value="ЛО НН2 / ЗАПВ: Функция оперативно выведена из работы"/>
@@ -9978,9 +10083,6 @@
                   <w:listItem w:displayText="ЛО НН2 / ЛО: Отключить аварийно" w:value="ЛО НН2 / ЛО: Отключить аварийно"/>
                   <w:listItem w:displayText="ЛО НН2 / ЛО: Функция введена в работу" w:value="ЛО НН2 / ЛО: Функция введена в работу"/>
                   <w:listItem w:displayText="ЛО НН2 / ЛО: Функция оперативно выведена из работы" w:value="ЛО НН2 / ЛО: Функция оперативно выведена из работы"/>
-                  <w:listItem w:displayText="ЛО Т / ЗАВР: Запрет АВР" w:value="ЛО Т / ЗАВР: Запрет АВР"/>
-                  <w:listItem w:displayText="ЛО Т / ЗАВР: Функция введена в работу" w:value="ЛО Т / ЗАВР: Функция введена в работу"/>
-                  <w:listItem w:displayText="ЛО Т / ЗАВР: Функция оперативно выведена из работы" w:value="ЛО Т / ЗАВР: Функция оперативно выведена из работы"/>
                   <w:listItem w:displayText="ЛО Т / ЗАПВ: Запрет АПВ" w:value="ЛО Т / ЗАПВ: Запрет АПВ"/>
                   <w:listItem w:displayText="ЛО Т / ЗАПВ: Функция введена в работу" w:value="ЛО Т / ЗАПВ: Функция введена в работу"/>
                   <w:listItem w:displayText="ЛО Т / ЗАПВ: Функция оперативно выведена из работы" w:value="ЛО Т / ЗАПВ: Функция оперативно выведена из работы"/>
@@ -9988,76 +10090,60 @@
                   <w:listItem w:displayText="ЛО Т / ЛО: Срабатывание" w:value="ЛО Т / ЛО: Срабатывание"/>
                   <w:listItem w:displayText="ЛО Т / ЛО: Функция введена в работу" w:value="ЛО Т / ЛО: Функция введена в работу"/>
                   <w:listItem w:displayText="ЛО Т / ЛО: Функция оперативно выведена из работы" w:value="ЛО Т / ЛО: Функция оперативно выведена из работы"/>
-                  <w:listItem w:displayText="МТЗ / БЛЗШ: Блокировка ЛЗШ" w:value="МТЗ / БЛЗШ: Блокировка ЛЗШ"/>
-                  <w:listItem w:displayText="МТЗ / БНТ: Пуск БНТ" w:value="МТЗ / БНТ: Пуск БНТ"/>
-                  <w:listItem w:displayText="МТЗ / БНТ: Пуск по фазе A" w:value="МТЗ / БНТ: Пуск по фазе A"/>
-                  <w:listItem w:displayText="МТЗ / БНТ: Пуск по фазе В" w:value="МТЗ / БНТ: Пуск по фазе В"/>
-                  <w:listItem w:displayText="МТЗ / БНТ: Пуск по фазе С" w:value="МТЗ / БНТ: Пуск по фазе С"/>
-                  <w:listItem w:displayText="МТЗ / КПОН1: Пуск" w:value="МТЗ / КПОН1: Пуск"/>
-                  <w:listItem w:displayText="МТЗ / КПОН1: Функция введена в работу" w:value="МТЗ / КПОН1: Функция введена в работу"/>
-                  <w:listItem w:displayText="МТЗ / КПОН1: Функция оперативно выведена из работы" w:value="МТЗ / КПОН1: Функция оперативно выведена из работы"/>
-                  <w:listItem w:displayText="МТЗ / КПОН2: Пуск" w:value="МТЗ / КПОН2: Пуск"/>
-                  <w:listItem w:displayText="МТЗ / КПОН2: Функция введена в работу" w:value="МТЗ / КПОН2: Функция введена в работу"/>
-                  <w:listItem w:displayText="МТЗ / КПОН2: Функция оперативно выведена из работы" w:value="МТЗ / КПОН2: Функция оперативно выведена из работы"/>
-                  <w:listItem w:displayText="МТЗ / МТЗ 1 ст: Пуск" w:value="МТЗ / МТЗ 1 ст: Пуск"/>
-                  <w:listItem w:displayText="МТЗ / МТЗ 1 ст: Пуск ИО тока по фазе А" w:value="МТЗ / МТЗ 1 ст: Пуск ИО тока по фазе А"/>
-                  <w:listItem w:displayText="МТЗ / МТЗ 1 ст: Пуск ИО тока по фазе В" w:value="МТЗ / МТЗ 1 ст: Пуск ИО тока по фазе В"/>
-                  <w:listItem w:displayText="МТЗ / МТЗ 1 ст: Пуск ИО тока по фазе С" w:value="МТЗ / МТЗ 1 ст: Пуск ИО тока по фазе С"/>
-                  <w:listItem w:displayText="МТЗ / МТЗ 1 ст: Пуск по фазе A" w:value="МТЗ / МТЗ 1 ст: Пуск по фазе A"/>
-                  <w:listItem w:displayText="МТЗ / МТЗ 1 ст: Пуск по фазе В" w:value="МТЗ / МТЗ 1 ст: Пуск по фазе В"/>
-                  <w:listItem w:displayText="МТЗ / МТЗ 1 ст: Пуск по фазе С" w:value="МТЗ / МТЗ 1 ст: Пуск по фазе С"/>
-                  <w:listItem w:displayText="МТЗ / МТЗ 1 ст: Срабатывание" w:value="МТЗ / МТЗ 1 ст: Срабатывание"/>
-                  <w:listItem w:displayText="МТЗ / МТЗ 1 ст: Срабатывание на сигнал" w:value="МТЗ / МТЗ 1 ст: Срабатывание на сигнал"/>
-                  <w:listItem w:displayText="МТЗ / МТЗ 1 ст: Функция введена в работу" w:value="МТЗ / МТЗ 1 ст: Функция введена в работу"/>
-                  <w:listItem w:displayText="МТЗ / МТЗ 1 ст: Функция оперативно выведена из работы" w:value="МТЗ / МТЗ 1 ст: Функция оперативно выведена из работы"/>
-                  <w:listItem w:displayText="МТЗ / МТЗ 2 ст: Пуск" w:value="МТЗ / МТЗ 2 ст: Пуск"/>
-                  <w:listItem w:displayText="МТЗ / МТЗ 2 ст: Пуск ИО тока по фазе А" w:value="МТЗ / МТЗ 2 ст: Пуск ИО тока по фазе А"/>
-                  <w:listItem w:displayText="МТЗ / МТЗ 2 ст: Пуск ИО тока по фазе В" w:value="МТЗ / МТЗ 2 ст: Пуск ИО тока по фазе В"/>
-                  <w:listItem w:displayText="МТЗ / МТЗ 2 ст: Пуск ИО тока по фазе С" w:value="МТЗ / МТЗ 2 ст: Пуск ИО тока по фазе С"/>
-                  <w:listItem w:displayText="МТЗ / МТЗ 2 ст: Пуск по фазе A" w:value="МТЗ / МТЗ 2 ст: Пуск по фазе A"/>
-                  <w:listItem w:displayText="МТЗ / МТЗ 2 ст: Пуск по фазе В" w:value="МТЗ / МТЗ 2 ст: Пуск по фазе В"/>
-                  <w:listItem w:displayText="МТЗ / МТЗ 2 ст: Пуск по фазе С" w:value="МТЗ / МТЗ 2 ст: Пуск по фазе С"/>
-                  <w:listItem w:displayText="МТЗ / МТЗ 2 ст: Срабатывание" w:value="МТЗ / МТЗ 2 ст: Срабатывание"/>
-                  <w:listItem w:displayText="МТЗ / МТЗ 2 ст: Срабатывание на сигнал" w:value="МТЗ / МТЗ 2 ст: Срабатывание на сигнал"/>
-                  <w:listItem w:displayText="МТЗ / МТЗ 2 ст: Функция введена в работу" w:value="МТЗ / МТЗ 2 ст: Функция введена в работу"/>
-                  <w:listItem w:displayText="МТЗ / МТЗ 2 ст: Функция оперативно выведена из работы" w:value="МТЗ / МТЗ 2 ст: Функция оперативно выведена из работы"/>
-                  <w:listItem w:displayText="МТЗ / МТЗ 3 ст: Пуск" w:value="МТЗ / МТЗ 3 ст: Пуск"/>
-                  <w:listItem w:displayText="МТЗ / МТЗ 3 ст: Пуск ИО тока по фазе А" w:value="МТЗ / МТЗ 3 ст: Пуск ИО тока по фазе А"/>
-                  <w:listItem w:displayText="МТЗ / МТЗ 3 ст: Пуск ИО тока по фазе В" w:value="МТЗ / МТЗ 3 ст: Пуск ИО тока по фазе В"/>
-                  <w:listItem w:displayText="МТЗ / МТЗ 3 ст: Пуск ИО тока по фазе С" w:value="МТЗ / МТЗ 3 ст: Пуск ИО тока по фазе С"/>
-                  <w:listItem w:displayText="МТЗ / МТЗ 3 ст: Пуск по фазе A" w:value="МТЗ / МТЗ 3 ст: Пуск по фазе A"/>
-                  <w:listItem w:displayText="МТЗ / МТЗ 3 ст: Пуск по фазе В" w:value="МТЗ / МТЗ 3 ст: Пуск по фазе В"/>
-                  <w:listItem w:displayText="МТЗ / МТЗ 3 ст: Пуск по фазе С" w:value="МТЗ / МТЗ 3 ст: Пуск по фазе С"/>
-                  <w:listItem w:displayText="МТЗ / МТЗ 3 ст: Срабатывание" w:value="МТЗ / МТЗ 3 ст: Срабатывание"/>
-                  <w:listItem w:displayText="МТЗ / МТЗ 3 ст: Срабатывание на сигнал" w:value="МТЗ / МТЗ 3 ст: Срабатывание на сигнал"/>
-                  <w:listItem w:displayText="МТЗ / МТЗ 3 ст: Функция введена в работу" w:value="МТЗ / МТЗ 3 ст: Функция введена в работу"/>
-                  <w:listItem w:displayText="МТЗ / МТЗ 3 ст: Функция оперативно выведена из работы" w:value="МТЗ / МТЗ 3 ст: Функция оперативно выведена из работы"/>
-                  <w:listItem w:displayText="ПДС / В: Ключ М/Д привода В" w:value="ПДС / В: Ключ М/Д привода В"/>
-                  <w:listItem w:displayText="ПДС / В: Положение В (Включено)" w:value="ПДС / В: Положение В (Включено)"/>
-                  <w:listItem w:displayText="ПДС / В: Положение В (Не определено)" w:value="ПДС / В: Положение В (Не определено)"/>
-                  <w:listItem w:displayText="ПДС / В: Положение В (Неисправность)" w:value="ПДС / В: Положение В (Неисправность)"/>
-                  <w:listItem w:displayText="ПДС / В: Положение В (Отключено)" w:value="ПДС / В: Положение В (Отключено)"/>
+                  <w:listItem w:displayText="ЛО ТЗ / ЛО ДТм: Срабатывание" w:value="ЛО ТЗ / ЛО ДТм: Срабатывание"/>
+                  <w:listItem w:displayText="ЛО ТЗ / ЛО ДТм: Срабатывание датчика температуры масла заблокировано" w:value="ЛО ТЗ / ЛО ДТм: Срабатывание датчика температуры масла заблокировано"/>
+                  <w:listItem w:displayText="ЛО ТЗ / ЛО ДТм: Срабатывание на сигнал" w:value="ЛО ТЗ / ЛО ДТм: Срабатывание на сигнал"/>
+                  <w:listItem w:displayText="ЛО ТЗ / ЛО ДТм: Функция введена в работу" w:value="ЛО ТЗ / ЛО ДТм: Функция введена в работу"/>
+                  <w:listItem w:displayText="ЛО ТЗ / ЛО ДТм: Функция оперативно выведена из работы" w:value="ЛО ТЗ / ЛО ДТм: Функция оперативно выведена из работы"/>
+                  <w:listItem w:displayText="ЛО ТЗ / ЛО ДТо: Срабатывание" w:value="ЛО ТЗ / ЛО ДТо: Срабатывание"/>
+                  <w:listItem w:displayText="ЛО ТЗ / ЛО ДТо: Срабатывание датчика температуры обмотки заблокировано" w:value="ЛО ТЗ / ЛО ДТо: Срабатывание датчика температуры обмотки заблокировано"/>
+                  <w:listItem w:displayText="ЛО ТЗ / ЛО ДТо: Срабатывание на сигнал" w:value="ЛО ТЗ / ЛО ДТо: Срабатывание на сигнал"/>
+                  <w:listItem w:displayText="ЛО ТЗ / ЛО ДТо: Функция введена в работу" w:value="ЛО ТЗ / ЛО ДТо: Функция введена в работу"/>
+                  <w:listItem w:displayText="ЛО ТЗ / ЛО ДТо: Функция оперативно выведена из работы" w:value="ЛО ТЗ / ЛО ДТо: Функция оперативно выведена из работы"/>
+                  <w:listItem w:displayText="ЛО ТЗ / ЛО РД: Срабатывание" w:value="ЛО ТЗ / ЛО РД: Срабатывание"/>
+                  <w:listItem w:displayText="ЛО ТЗ / ЛО РД: Срабатывание на сигнал" w:value="ЛО ТЗ / ЛО РД: Срабатывание на сигнал"/>
+                  <w:listItem w:displayText="ЛО ТЗ / ЛО РД: Срабатывание реле давления заблокировано" w:value="ЛО ТЗ / ЛО РД: Срабатывание реле давления заблокировано"/>
+                  <w:listItem w:displayText="ЛО ТЗ / ЛО РД: Функция введена в работу" w:value="ЛО ТЗ / ЛО РД: Функция введена в работу"/>
+                  <w:listItem w:displayText="ЛО ТЗ / ЛО РД: Функция оперативно выведена из работы" w:value="ЛО ТЗ / ЛО РД: Функция оперативно выведена из работы"/>
+                  <w:listItem w:displayText="ЛО ТС / ЛО ДУм расширителя: Срабатывание" w:value="ЛО ТС / ЛО ДУм расширителя: Срабатывание"/>
+                  <w:listItem w:displayText="ЛО ТС / ЛО ДУм расширителя: Срабатывание на сигнал" w:value="ЛО ТС / ЛО ДУм расширителя: Срабатывание на сигнал"/>
+                  <w:listItem w:displayText="ЛО ТС / ЛО ДУм расширителя: Функция введена в работу" w:value="ЛО ТС / ЛО ДУм расширителя: Функция введена в работу"/>
+                  <w:listItem w:displayText="ЛО ТС / ЛО ДУм расширителя: Функция оперативно выведена из работы" w:value="ЛО ТС / ЛО ДУм расширителя: Функция оперативно выведена из работы"/>
+                  <w:listItem w:displayText="ЛО ТС / ЛО ОК: Срабатывание" w:value="ЛО ТС / ЛО ОК: Срабатывание"/>
+                  <w:listItem w:displayText="ЛО ТС / ЛО ОК: Срабатывание на сигнал" w:value="ЛО ТС / ЛО ОК: Срабатывание на сигнал"/>
+                  <w:listItem w:displayText="ЛО ТС / ЛО ОК: Функция введена в работу" w:value="ЛО ТС / ЛО ОК: Функция введена в работу"/>
+                  <w:listItem w:displayText="ЛО ТС / ЛО ОК: Функция оперативно выведена из работы" w:value="ЛО ТС / ЛО ОК: Функция оперативно выведена из работы"/>
+                  <w:listItem w:displayText="ЛО ТС / ЛО ПК: Срабатывание" w:value="ЛО ТС / ЛО ПК: Срабатывание"/>
+                  <w:listItem w:displayText="ЛО ТС / ЛО ПК: Срабатывание на сигнал" w:value="ЛО ТС / ЛО ПК: Срабатывание на сигнал"/>
+                  <w:listItem w:displayText="ЛО ТС / ЛО ПК: Функция введена в работу" w:value="ЛО ТС / ЛО ПК: Функция введена в работу"/>
+                  <w:listItem w:displayText="ЛО ТС / ЛО ПК: Функция оперативно выведена из работы" w:value="ЛО ТС / ЛО ПК: Функция оперативно выведена из работы"/>
                   <w:listItem w:displayText="ПДС / ГЗ РПН: Низкая изоляция " w:value="ПДС / ГЗ РПН: Низкая изоляция "/>
                   <w:listItem w:displayText="ПДС / ГЗ РПН: Отключение" w:value="ПДС / ГЗ РПН: Отключение"/>
                   <w:listItem w:displayText="ПДС / ГЗ Т: Низкая изоляция ГЗоткл" w:value="ПДС / ГЗ Т: Низкая изоляция ГЗоткл"/>
                   <w:listItem w:displayText="ПДС / ГЗ Т: Низкая изоляция ГЗсигн" w:value="ПДС / ГЗ Т: Низкая изоляция ГЗсигн"/>
                   <w:listItem w:displayText="ПДС / ГЗ Т: Отключение" w:value="ПДС / ГЗ Т: Отключение"/>
                   <w:listItem w:displayText="ПДС / ГЗ Т: Сигнал" w:value="ПДС / ГЗ Т: Сигнал"/>
-                  <w:listItem w:displayText="ПДС / КИ: Аварийный уровень изоляции" w:value="ПДС / КИ: Аварийный уровень изоляции"/>
-                  <w:listItem w:displayText="ПДС / КИ: Низкий уровень изоляции" w:value="ПДС / КИ: Низкий уровень изоляции"/>
-                  <w:listItem w:displayText="ПДС / КПруж: Пружина не заведена" w:value="ПДС / КПруж: Пружина не заведена"/>
-                  <w:listItem w:displayText="ПДС / КЦВ: Контроль цепи ЭМВ" w:value="ПДС / КЦВ: Контроль цепи ЭМВ"/>
-                  <w:listItem w:displayText="ПДС / КЦВ: Контроль цепи ЭМО1" w:value="ПДС / КЦВ: Контроль цепи ЭМО1"/>
-                  <w:listItem w:displayText="ПДС / КЦВ: Контроль цепи ЭМО2" w:value="ПДС / КЦВ: Контроль цепи ЭМО2"/>
-                  <w:listItem w:displayText="ПДС / КЦВ: Работа ЭМВ" w:value="ПДС / КЦВ: Работа ЭМВ"/>
-                  <w:listItem w:displayText="ПДС / КЦВ: Работа ЭМО1" w:value="ПДС / КЦВ: Работа ЭМО1"/>
-                  <w:listItem w:displayText="ПДС / КЦВ: Работа ЭМО2" w:value="ПДС / КЦВ: Работа ЭМО2"/>
+                  <w:listItem w:displayText="ПДС / ДТм РПН: Срабатывание" w:value="ПДС / ДТм РПН: Срабатывание"/>
+                  <w:listItem w:displayText="ПДС / ДТм: Низкая изоляция" w:value="ПДС / ДТм: Низкая изоляция"/>
+                  <w:listItem w:displayText="ПДС / ДТм: Отключение" w:value="ПДС / ДТм: Отключение"/>
+                  <w:listItem w:displayText="ПДС / ДТм: Сигнал" w:value="ПДС / ДТм: Сигнал"/>
+                  <w:listItem w:displayText="ПДС / ДТо: Низкая изоляция" w:value="ПДС / ДТо: Низкая изоляция"/>
+                  <w:listItem w:displayText="ПДС / ДТо: Отключение" w:value="ПДС / ДТо: Отключение"/>
+                  <w:listItem w:displayText="ПДС / ДТо: Сигнал" w:value="ПДС / ДТо: Сигнал"/>
+                  <w:listItem w:displayText="ПДС / ДУм РПН: Высокий уровень масла" w:value="ПДС / ДУм РПН: Высокий уровень масла"/>
+                  <w:listItem w:displayText="ПДС / ДУм РПН: Низкий уровень масла" w:value="ПДС / ДУм РПН: Низкий уровень масла"/>
+                  <w:listItem w:displayText="ПДС / ДУм расширителя: Высокий уровень масла" w:value="ПДС / ДУм расширителя: Высокий уровень масла"/>
+                  <w:listItem w:displayText="ПДС / ДУм расширителя: Низкий уровень масла" w:value="ПДС / ДУм расширителя: Низкий уровень масла"/>
+                  <w:listItem w:displayText="ПДС / КСО: Авария" w:value="ПДС / КСО: Авария"/>
+                  <w:listItem w:displayText="ПДС / КСО: Неисправность" w:value="ПДС / КСО: Неисправность"/>
+                  <w:listItem w:displayText="ПДС / ОК: Срабатывание" w:value="ПДС / ОК: Срабатывание"/>
+                  <w:listItem w:displayText="ПДС / ПК: Срабатывание" w:value="ПДС / ПК: Срабатывание"/>
+                  <w:listItem w:displayText="ПДС / РД: Низкая изоляция" w:value="ПДС / РД: Низкая изоляция"/>
+                  <w:listItem w:displayText="ПДС / РД: Отключение" w:value="ПДС / РД: Отключение"/>
                   <w:listItem w:displayText="ПДС НКУ / SA1: Цепь введена" w:value="ПДС НКУ / SA1: Цепь введена"/>
                   <w:listItem w:displayText="ПДС НКУ / SA2: Цепь введена" w:value="ПДС НКУ / SA2: Цепь введена"/>
                   <w:listItem w:displayText="ПДС НКУ / SA3: Цепь введена" w:value="ПДС НКУ / SA3: Цепь введена"/>
                   <w:listItem w:displayText="ПДС НКУ / SA4: Цепь введена" w:value="ПДС НКУ / SA4: Цепь введена"/>
-                  <w:listItem w:displayText="ПДС НКУ / SA5: Цепь введена" w:value="ПДС НКУ / SA5: Цепь введена"/>
-                  <w:listItem w:displayText="ПДС НКУ / SA6: Цепь введена" w:value="ПДС НКУ / SA6: Цепь введена"/>
                   <w:listItem w:displayText="ПДС НКУ / SG1: Рабочее положение" w:value="ПДС НКУ / SG1: Рабочее положение"/>
                   <w:listItem w:displayText="ПДС НКУ / SG2: Рабочее положение" w:value="ПДС НКУ / SG2: Рабочее положение"/>
                   <w:listItem w:displayText="ПДС НКУ / SG3: Рабочее положение" w:value="ПДС НКУ / SG3: Рабочее положение"/>
@@ -10072,11 +10158,23 @@
                   <w:listItem w:displayText="ПДС НКУ / ОТ ЗДЗ2: Неисправность" w:value="ПДС НКУ / ОТ ЗДЗ2: Неисправность"/>
                   <w:listItem w:displayText="ПДС НКУ / ОТ ИЭУ ТН1: Неисправность" w:value="ПДС НКУ / ОТ ИЭУ ТН1: Неисправность"/>
                   <w:listItem w:displayText="ПДС НКУ / ОТ ИЭУ ТН2: Неисправность" w:value="ПДС НКУ / ОТ ИЭУ ТН2: Неисправность"/>
+                  <w:listItem w:displayText="ПДС НКУ / ОТ ТЗ, ТС: Неисправность" w:value="ПДС НКУ / ОТ ТЗ, ТС: Неисправность"/>
                   <w:listItem w:displayText="ПДС НКУ / ОТ УРОВ1: Неисправность" w:value="ПДС НКУ / ОТ УРОВ1: Неисправность"/>
                   <w:listItem w:displayText="ПДС НКУ / ОТ УРОВ2: Неисправность" w:value="ПДС НКУ / ОТ УРОВ2: Неисправность"/>
-                  <w:listItem w:displayText="ПДС НКУ / ОТ ЭМО1, ЭМВ: Неисправность" w:value="ПДС НКУ / ОТ ЭМО1, ЭМВ: Неисправность"/>
-                  <w:listItem w:displayText="ПДС НКУ / ОТ ЭМО2: Неисправность" w:value="ПДС НКУ / ОТ ЭМО2: Неисправность"/>
-                  <w:listItem w:displayText="ПДС НКУ / ОТ цепей сигн. В: Неисправность" w:value="ПДС НКУ / ОТ цепей сигн. В: Неисправность"/>
+                  <w:listItem w:displayText="ПС / ПС: Пуск предупредительной сигнализации" w:value="ПС / ПС: Пуск предупредительной сигнализации"/>
+                  <w:listItem w:displayText="ПС / ПС: Пуск предупредительной сигнализации (импульс)" w:value="ПС / ПС: Пуск предупредительной сигнализации (импульс)"/>
+                  <w:listItem w:displayText="РТПО / РТПО ВН: Пуск" w:value="РТПО / РТПО ВН: Пуск"/>
+                  <w:listItem w:displayText="РТПО / РТПО ВН: Функция введена в работу" w:value="РТПО / РТПО ВН: Функция введена в работу"/>
+                  <w:listItem w:displayText="РТПО / РТПО ВН: Функция оперативно выведена из работы" w:value="РТПО / РТПО ВН: Функция оперативно выведена из работы"/>
+                  <w:listItem w:displayText="РТПО / РТПО НН1: Пуск" w:value="РТПО / РТПО НН1: Пуск"/>
+                  <w:listItem w:displayText="РТПО / РТПО НН1: Функция введена в работу" w:value="РТПО / РТПО НН1: Функция введена в работу"/>
+                  <w:listItem w:displayText="РТПО / РТПО НН1: Функция оперативно выведена из работы" w:value="РТПО / РТПО НН1: Функция оперативно выведена из работы"/>
+                  <w:listItem w:displayText="РТПО / РТПО НН2: Пуск" w:value="РТПО / РТПО НН2: Пуск"/>
+                  <w:listItem w:displayText="РТПО / РТПО НН2: Функция введена в работу" w:value="РТПО / РТПО НН2: Функция введена в работу"/>
+                  <w:listItem w:displayText="РТПО / РТПО НН2: Функция оперативно выведена из работы" w:value="РТПО / РТПО НН2: Функция оперативно выведена из работы"/>
+                  <w:listItem w:displayText="РТПО / РТПО_общ: Пуск" w:value="РТПО / РТПО_общ: Пуск"/>
+                  <w:listItem w:displayText="РТПО / РТПО_общ: Функция введена в работу" w:value="РТПО / РТПО_общ: Функция введена в работу"/>
+                  <w:listItem w:displayText="РТПО / РТПО_общ: Функция оперативно выведена из работы" w:value="РТПО / РТПО_общ: Функция оперативно выведена из работы"/>
                   <w:listItem w:displayText="СИСТ / БУ: Индикация местного управления" w:value="СИСТ / БУ: Индикация местного управления"/>
                   <w:listItem w:displayText="СИСТ / Диагностика: Изменение встраиваемого ПО" w:value="СИСТ / Диагностика: Изменение встраиваемого ПО"/>
                   <w:listItem w:displayText="СИСТ / Диагностика: Индикация логического узла-прокси" w:value="СИСТ / Диагностика: Индикация логического узла-прокси"/>
@@ -10092,9 +10190,6 @@
                   <w:listItem w:displayText="СИСТ / Диагностика: Неисправность модуля дискретных входов/выходов (слот М11)" w:value="СИСТ / Диагностика: Неисправность модуля дискретных входов/выходов (слот М11)"/>
                   <w:listItem w:displayText="СИСТ / Диагностика: Неисправность модуля дискретных входов/выходов (слот М3)" w:value="СИСТ / Диагностика: Неисправность модуля дискретных входов/выходов (слот М3)"/>
                   <w:listItem w:displayText="СИСТ / Диагностика: Неисправность модуля дискретных входов/выходов (слот М4)" w:value="СИСТ / Диагностика: Неисправность модуля дискретных входов/выходов (слот М4)"/>
-                  <w:listItem w:displayText="СИСТ / Диагностика: Неисправность модуля дискретных входов/выходов (слот М5)" w:value="СИСТ / Диагностика: Неисправность модуля дискретных входов/выходов (слот М5)"/>
-                  <w:listItem w:displayText="СИСТ / Диагностика: Неисправность модуля дискретных входов/выходов (слот М6)" w:value="СИСТ / Диагностика: Неисправность модуля дискретных входов/выходов (слот М6)"/>
-                  <w:listItem w:displayText="СИСТ / Диагностика: Неисправность модуля дискретных входов/выходов (слот М7)" w:value="СИСТ / Диагностика: Неисправность модуля дискретных входов/выходов (слот М7)"/>
                   <w:listItem w:displayText="СИСТ / Диагностика: Неисправность модуля дискретных входов/выходов (слот М8)" w:value="СИСТ / Диагностика: Неисправность модуля дискретных входов/выходов (слот М8)"/>
                   <w:listItem w:displayText="СИСТ / Диагностика: Неисправность модуля дискретных входов/выходов (слот М9)" w:value="СИСТ / Диагностика: Неисправность модуля дискретных входов/выходов (слот М9)"/>
                   <w:listItem w:displayText="СИСТ / Диагностика: Неисправность цепей оперативного питания" w:value="СИСТ / Диагностика: Неисправность цепей оперативного питания"/>
@@ -10355,23 +10450,29 @@
                   <w:listItem w:displayText="СИСТ / СД ФК: Режим работы ГЗ РПН" w:value="СИСТ / СД ФК: Режим работы ГЗ РПН"/>
                   <w:listItem w:displayText="СИСТ / СД ФК: Режим работы ГЗ Т откл" w:value="СИСТ / СД ФК: Режим работы ГЗ Т откл"/>
                   <w:listItem w:displayText="СИСТ / СД ФК: Режим работы ГЗ Т сигн" w:value="СИСТ / СД ФК: Режим работы ГЗ Т сигн"/>
+                  <w:listItem w:displayText="СИСТ / СД ФК: Режим работы ДЗТ" w:value="СИСТ / СД ФК: Режим работы ДЗТ"/>
+                  <w:listItem w:displayText="СИСТ / СД ФК: Режим работы ЗПО" w:value="СИСТ / СД ФК: Режим работы ЗПО"/>
                   <w:listItem w:displayText="СИСТ / СД ФК: Режим работы УРОВ" w:value="СИСТ / СД ФК: Режим работы УРОВ"/>
                   <w:listItem w:displayText="СИСТ / СД ФК: Управление ИЭУ" w:value="СИСТ / СД ФК: Управление ИЭУ"/>
                   <w:listItem w:displayText="СИСТ / СД: БИ выведены" w:value="СИСТ / СД: БИ выведены"/>
                   <w:listItem w:displayText="СИСТ / СД: Внешнее отключение" w:value="СИСТ / СД: Внешнее отключение"/>
                   <w:listItem w:displayText="СИСТ / СД: Выходные цепи разобраны" w:value="СИСТ / СД: Выходные цепи разобраны"/>
-                  <w:listItem w:displayText="СИСТ / СД: Неисправность В ВН" w:value="СИСТ / СД: Неисправность В ВН"/>
                   <w:listItem w:displayText="СИСТ / СД: Неисправность ШС-А" w:value="СИСТ / СД: Неисправность ШС-А"/>
                   <w:listItem w:displayText="СИСТ / СД: Неисправность ШС-В" w:value="СИСТ / СД: Неисправность ШС-В"/>
                   <w:listItem w:displayText="СИСТ / СД: Неисправность опер. тока ГЗ" w:value="СИСТ / СД: Неисправность опер. тока ГЗ"/>
-                  <w:listItem w:displayText="СИСТ / СД: Неисправность сигн. В" w:value="СИСТ / СД: Неисправность сигн. В"/>
+                  <w:listItem w:displayText="СИСТ / СД: Неисправность опер. тока ТЗ, ТС" w:value="СИСТ / СД: Неисправность опер. тока ТЗ, ТС"/>
                   <w:listItem w:displayText="СИСТ / СД: Неисправность цепей ГЗ РПН" w:value="СИСТ / СД: Неисправность цепей ГЗ РПН"/>
                   <w:listItem w:displayText="СИСТ / СД: Неисправность цепей ГЗ Т" w:value="СИСТ / СД: Неисправность цепей ГЗ Т"/>
+                  <w:listItem w:displayText="СИСТ / СД: Неисправность цепей ТЗ" w:value="СИСТ / СД: Неисправность цепей ТЗ"/>
                   <w:listItem w:displayText="СИСТ / СД: Потеря GOOSE" w:value="СИСТ / СД: Потеря GOOSE"/>
+                  <w:listItem w:displayText="СИСТ / СД: Пуск ЗПО" w:value="СИСТ / СД: Пуск ЗПО"/>
                   <w:listItem w:displayText="СИСТ / СД: Срабатывание ГЗ РПН" w:value="СИСТ / СД: Срабатывание ГЗ РПН"/>
                   <w:listItem w:displayText="СИСТ / СД: Срабатывание ГЗоткл" w:value="СИСТ / СД: Срабатывание ГЗоткл"/>
                   <w:listItem w:displayText="СИСТ / СД: Срабатывание ГЗсигн" w:value="СИСТ / СД: Срабатывание ГЗсигн"/>
-                  <w:listItem w:displayText="СИСТ / СД: Срабатывание МТЗ" w:value="СИСТ / СД: Срабатывание МТЗ"/>
+                  <w:listItem w:displayText="СИСТ / СД: Срабатывание ДЗТ" w:value="СИСТ / СД: Срабатывание ДЗТ"/>
+                  <w:listItem w:displayText="СИСТ / СД: Срабатывание ЗП" w:value="СИСТ / СД: Срабатывание ЗП"/>
+                  <w:listItem w:displayText="СИСТ / СД: Срабатывание ТЗоткл" w:value="СИСТ / СД: Срабатывание ТЗоткл"/>
+                  <w:listItem w:displayText="СИСТ / СД: Срабатывание ТЗсигн" w:value="СИСТ / СД: Срабатывание ТЗсигн"/>
                   <w:listItem w:displayText="СИСТ / СД: Срабатывание УРОВ" w:value="СИСТ / СД: Срабатывание УРОВ"/>
                   <w:listItem w:displayText="СИСТ / ФК: Действие на В ВН" w:value="СИСТ / ФК: Действие на В ВН"/>
                   <w:listItem w:displayText="СИСТ / ФК: Действие на В НН1" w:value="СИСТ / ФК: Действие на В НН1"/>
@@ -10380,6 +10481,8 @@
                   <w:listItem w:displayText="СИСТ / ФК: Режим работы ГЗ РПН" w:value="СИСТ / ФК: Режим работы ГЗ РПН"/>
                   <w:listItem w:displayText="СИСТ / ФК: Режим работы ГЗ Т откл" w:value="СИСТ / ФК: Режим работы ГЗ Т откл"/>
                   <w:listItem w:displayText="СИСТ / ФК: Режим работы ГЗ Т сигн" w:value="СИСТ / ФК: Режим работы ГЗ Т сигн"/>
+                  <w:listItem w:displayText="СИСТ / ФК: Режим работы ДЗТ" w:value="СИСТ / ФК: Режим работы ДЗТ"/>
+                  <w:listItem w:displayText="СИСТ / ФК: Режим работы ЗПО" w:value="СИСТ / ФК: Режим работы ЗПО"/>
                   <w:listItem w:displayText="СИСТ / ФК: Режим работы УРОВ" w:value="СИСТ / ФК: Режим работы УРОВ"/>
                   <w:listItem w:displayText="СИСТ / ФК: Управление ИЭУ" w:value="СИСТ / ФК: Управление ИЭУ"/>
                   <w:listItem w:displayText="СИСТ / ШС: Переполнение буфера входных данных" w:value="СИСТ / ШС: Переполнение буфера входных данных"/>
@@ -10389,34 +10492,38 @@
                   <w:listItem w:displayText="ТК ЗДЗ / ТК ЗДЗ: Пуск" w:value="ТК ЗДЗ / ТК ЗДЗ: Пуск"/>
                   <w:listItem w:displayText="ТК ЗДЗ / ТК ЗДЗ: Функция введена в работу" w:value="ТК ЗДЗ / ТК ЗДЗ: Функция введена в работу"/>
                   <w:listItem w:displayText="ТК ЗДЗ / ТК ЗДЗ: Функция оперативно выведена из работы" w:value="ТК ЗДЗ / ТК ЗДЗ: Функция оперативно выведена из работы"/>
-                  <w:listItem w:displayText="ТО / ТО: Пуск" w:value="ТО / ТО: Пуск"/>
-                  <w:listItem w:displayText="ТО / ТО: Срабатывание" w:value="ТО / ТО: Срабатывание"/>
-                  <w:listItem w:displayText="ТО / ТО: Срабатывание на сигнал" w:value="ТО / ТО: Срабатывание на сигнал"/>
-                  <w:listItem w:displayText="ТО / ТО: Функция введена в работу" w:value="ТО / ТО: Функция введена в работу"/>
-                  <w:listItem w:displayText="ТО / ТО: Функция оперативно выведена из работы" w:value="ТО / ТО: Функция оперативно выведена из работы"/>
+                  <w:listItem w:displayText="ТО ЗПО / ТО ЗПО ВН: Пуск" w:value="ТО ЗПО / ТО ЗПО ВН: Пуск"/>
+                  <w:listItem w:displayText="ТО ЗПО / ТО ЗПО ВН: Функция введена в работу" w:value="ТО ЗПО / ТО ЗПО ВН: Функция введена в работу"/>
+                  <w:listItem w:displayText="ТО ЗПО / ТО ЗПО ВН: Функция оперативно выведена из работы" w:value="ТО ЗПО / ТО ЗПО ВН: Функция оперативно выведена из работы"/>
+                  <w:listItem w:displayText="ТО ЗПО / ТО ЗПО НН1: Пуск" w:value="ТО ЗПО / ТО ЗПО НН1: Пуск"/>
+                  <w:listItem w:displayText="ТО ЗПО / ТО ЗПО НН1: Функция введена в работу" w:value="ТО ЗПО / ТО ЗПО НН1: Функция введена в работу"/>
+                  <w:listItem w:displayText="ТО ЗПО / ТО ЗПО НН1: Функция оперативно выведена из работы" w:value="ТО ЗПО / ТО ЗПО НН1: Функция оперативно выведена из работы"/>
+                  <w:listItem w:displayText="ТО ЗПО / ТО ЗПО НН2: Пуск" w:value="ТО ЗПО / ТО ЗПО НН2: Пуск"/>
+                  <w:listItem w:displayText="ТО ЗПО / ТО ЗПО НН2: Функция введена в работу" w:value="ТО ЗПО / ТО ЗПО НН2: Функция введена в работу"/>
+                  <w:listItem w:displayText="ТО ЗПО / ТО ЗПО НН2: Функция оперативно выведена из работы" w:value="ТО ЗПО / ТО ЗПО НН2: Функция оперативно выведена из работы"/>
+                  <w:listItem w:displayText="ТО ЗПО / ТО ЗПО_общ: Пуск" w:value="ТО ЗПО / ТО ЗПО_общ: Пуск"/>
+                  <w:listItem w:displayText="ТО ЗПО / ТО ЗПО_общ: Функция введена в работу" w:value="ТО ЗПО / ТО ЗПО_общ: Функция введена в работу"/>
+                  <w:listItem w:displayText="ТО ЗПО / ТО ЗПО_общ: Функция оперативно выведена из работы" w:value="ТО ЗПО / ТО ЗПО_общ: Функция оперативно выведена из работы"/>
                   <w:listItem w:displayText="ТО РПН / ТО РПН: Пуск" w:value="ТО РПН / ТО РПН: Пуск"/>
                   <w:listItem w:displayText="ТО РПН / ТО РПН: Функция введена в работу" w:value="ТО РПН / ТО РПН: Функция введена в работу"/>
                   <w:listItem w:displayText="ТО РПН / ТО РПН: Функция оперативно выведена из работы" w:value="ТО РПН / ТО РПН: Функция оперативно выведена из работы"/>
-                  <w:listItem w:displayText="УВ / УВ: Включить" w:value="УВ / УВ: Включить"/>
-                  <w:listItem w:displayText="УВ / УВ: Функция введена в работу" w:value="УВ / УВ: Функция введена в работу"/>
                   <w:listItem w:displayText="УРОВ ВН / УРОВ: Пуск" w:value="УРОВ ВН / УРОВ: Пуск"/>
                   <w:listItem w:displayText="УРОВ ВН / УРОВ: Пуск ИО максимального тока" w:value="УРОВ ВН / УРОВ: Пуск ИО максимального тока"/>
-                  <w:listItem w:displayText="УРОВ ВН / УРОВ: Срабатывание" w:value="УРОВ ВН / УРОВ: Срабатывание"/>
-                  <w:listItem w:displayText="УРОВ ВН / УРОВ: Срабатывание  'на себя'" w:value="УРОВ ВН / УРОВ: Срабатывание  'на себя'"/>
-                  <w:listItem w:displayText="УРОВ ВН / УРОВ: Ускорение УРОВ" w:value="УРОВ ВН / УРОВ: Ускорение УРОВ"/>
+                  <w:listItem w:displayText="УРОВ ВН / УРОВ: Срабатывание УРОВ" w:value="УРОВ ВН / УРОВ: Срабатывание УРОВ"/>
+                  <w:listItem w:displayText="УРОВ ВН / УРОВ: Срабатывание УРОВ  'на себя'" w:value="УРОВ ВН / УРОВ: Срабатывание УРОВ  'на себя'"/>
                   <w:listItem w:displayText="УРОВ ВН / УРОВ: Функция введена в работу" w:value="УРОВ ВН / УРОВ: Функция введена в работу"/>
                   <w:listItem w:displayText="УРОВ ВН / УРОВ: Функция оперативно выведена из работы" w:value="УРОВ ВН / УРОВ: Функция оперативно выведена из работы"/>
-                  <w:listItem w:displayText="ошибка / ПС: Пуск предупредительной сигнализации" w:value="ошибка / ПС: Пуск предупредительной сигнализации"/>
-                  <w:listItem w:displayText="ошибка / ПС: Пуск предупредительной сигнализации (импульс)" w:value="ошибка / ПС: Пуск предупредительной сигнализации (импульс)"/>
                   <w:listItem w:displayText="ошибка / СС: БИ выведены" w:value="ошибка / СС: БИ выведены"/>
+                  <w:listItem w:displayText="ошибка / СС: Внешнее отключение" w:value="ошибка / СС: Внешнее отключение"/>
                   <w:listItem w:displayText="ошибка / СС: Выходные цепи разобраны" w:value="ошибка / СС: Выходные цепи разобраны"/>
                   <w:listItem w:displayText="ошибка / СС: ГЗ заблокирована" w:value="ошибка / СС: ГЗ заблокирована"/>
                   <w:listItem w:displayText="ошибка / СС: Контроль оперативного тока" w:value="ошибка / СС: Контроль оперативного тока"/>
+                  <w:listItem w:displayText="ошибка / СС: Контроль оперативного тока НН" w:value="ошибка / СС: Контроль оперативного тока НН"/>
                   <w:listItem w:displayText="ошибка / СС: Низкая изоляция ГЗ" w:value="ошибка / СС: Низкая изоляция ГЗ"/>
                   <w:listItem w:displayText="ошибка / СС: Низкая изоляция ТЗ" w:value="ошибка / СС: Низкая изоляция ТЗ"/>
-                  <w:listItem w:displayText="ошибка / СС: Превышение времени переключения коммутационного аппарата" w:value="ошибка / СС: Превышение времени переключения коммутационного аппарата"/>
                   <w:listItem w:displayText="ошибка / СС: Сигнализация от ГЗ" w:value="ошибка / СС: Сигнализация от ГЗ"/>
                   <w:listItem w:displayText="ошибка / СС: Сигнализация от ТЗ" w:value="ошибка / СС: Сигнализация от ТЗ"/>
+                  <w:listItem w:displayText="ошибка / СС: Сигнализация от ТС" w:value="ошибка / СС: Сигнализация от ТС"/>
                   <w:listItem w:displayText="ошибка / СС: ТЗ заблокирована" w:value="ошибка / СС: ТЗ заблокирована"/>
                 </w:dropDownList>
                 <w:showingPlcHdr/>
@@ -10663,69 +10770,98 @@
                 <w:id w:val="0"/>
                 <w:dropDownList>
                   <w:listItem w:displayText="Не назначено" w:value=""/>
-                  <w:listItem w:displayText="ЗОП / ЗОП: Пуск" w:value="ЗОП / ЗОП: Пуск"/>
-                  <w:listItem w:displayText="ЗОП / ЗОП: Пуск ИО по несимметрии токов прямой и обратной последовательности" w:value="ЗОП / ЗОП: Пуск ИО по несимметрии токов прямой и обратной последовательности"/>
-                  <w:listItem w:displayText="ЗОП / ЗОП: Пуск ИО тока обратной последовательности" w:value="ЗОП / ЗОП: Пуск ИО тока обратной последовательности"/>
-                  <w:listItem w:displayText="ЗОП / ЗОП: Срабатывание" w:value="ЗОП / ЗОП: Срабатывание"/>
-                  <w:listItem w:displayText="ЗОП / ЗОП: Срабатывание на сигнал" w:value="ЗОП / ЗОП: Срабатывание на сигнал"/>
-                  <w:listItem w:displayText="ЗОП / ЗОП: Функция введена в работу" w:value="ЗОП / ЗОП: Функция введена в работу"/>
-                  <w:listItem w:displayText="ЗОП / ЗОП: Функция оперативно выведена из работы" w:value="ЗОП / ЗОП: Функция оперативно выведена из работы"/>
-                  <w:listItem w:displayText="ЗП / ЗП: Пуск" w:value="ЗП / ЗП: Пуск"/>
-                  <w:listItem w:displayText="ЗП / ЗП: Пуск ИО максимального тока" w:value="ЗП / ЗП: Пуск ИО максимального тока"/>
+                  <w:listItem w:displayText="ДЗТ / БВКЗ: Срабатывание БВКЗ" w:value="ДЗТ / БВКЗ: Срабатывание БВКЗ"/>
+                  <w:listItem w:displayText="ДЗТ / БВКЗ: Срабатывание БВКЗ по фазе А" w:value="ДЗТ / БВКЗ: Срабатывание БВКЗ по фазе А"/>
+                  <w:listItem w:displayText="ДЗТ / БВКЗ: Срабатывание БВКЗ по фазе В" w:value="ДЗТ / БВКЗ: Срабатывание БВКЗ по фазе В"/>
+                  <w:listItem w:displayText="ДЗТ / БВКЗ: Срабатывание БВКЗ по фазе С" w:value="ДЗТ / БВКЗ: Срабатывание БВКЗ по фазе С"/>
+                  <w:listItem w:displayText="ДЗТ / Д2Г: Пуск Д2Г" w:value="ДЗТ / Д2Г: Пуск Д2Г"/>
+                  <w:listItem w:displayText="ДЗТ / Д2Г: Пуск Д2Г по фазе A" w:value="ДЗТ / Д2Г: Пуск Д2Г по фазе A"/>
+                  <w:listItem w:displayText="ДЗТ / Д2Г: Пуск Д2Г по фазе В" w:value="ДЗТ / Д2Г: Пуск Д2Г по фазе В"/>
+                  <w:listItem w:displayText="ДЗТ / Д2Г: Пуск Д2Г по фазе С" w:value="ДЗТ / Д2Г: Пуск Д2Г по фазе С"/>
+                  <w:listItem w:displayText="ДЗТ / Д5Г: Пуск Д5Г" w:value="ДЗТ / Д5Г: Пуск Д5Г"/>
+                  <w:listItem w:displayText="ДЗТ / Д5Г: Пуск Д5Г по фазе A" w:value="ДЗТ / Д5Г: Пуск Д5Г по фазе A"/>
+                  <w:listItem w:displayText="ДЗТ / Д5Г: Пуск Д5Г по фазе В" w:value="ДЗТ / Д5Г: Пуск Д5Г по фазе В"/>
+                  <w:listItem w:displayText="ДЗТ / Д5Г: Пуск Д5Г по фазе С" w:value="ДЗТ / Д5Г: Пуск Д5Г по фазе С"/>
+                  <w:listItem w:displayText="ДЗТ / ДТЗт: Пуск" w:value="ДЗТ / ДТЗт: Пуск"/>
+                  <w:listItem w:displayText="ДЗТ / ДТЗт: Пуск ДТО по фазе A" w:value="ДЗТ / ДТЗт: Пуск ДТО по фазе A"/>
+                  <w:listItem w:displayText="ДЗТ / ДТЗт: Пуск ДТО по фазе В" w:value="ДЗТ / ДТЗт: Пуск ДТО по фазе В"/>
+                  <w:listItem w:displayText="ДЗТ / ДТЗт: Пуск ДТО по фазе С" w:value="ДЗТ / ДТЗт: Пуск ДТО по фазе С"/>
+                  <w:listItem w:displayText="ДЗТ / ДТЗт: Срабатывание ДТЗт" w:value="ДЗТ / ДТЗт: Срабатывание ДТЗт"/>
+                  <w:listItem w:displayText="ДЗТ / ДТЗт: Срабатывание ДТЗт на сигнал" w:value="ДЗТ / ДТЗт: Срабатывание ДТЗт на сигнал"/>
+                  <w:listItem w:displayText="ДЗТ / ДТЗт: Срабатывание ДТЗт по фазе A" w:value="ДЗТ / ДТЗт: Срабатывание ДТЗт по фазе A"/>
+                  <w:listItem w:displayText="ДЗТ / ДТЗт: Срабатывание ДТЗт по фазе A на сигнал" w:value="ДЗТ / ДТЗт: Срабатывание ДТЗт по фазе A на сигнал"/>
+                  <w:listItem w:displayText="ДЗТ / ДТЗт: Срабатывание ДТЗт по фазе В" w:value="ДЗТ / ДТЗт: Срабатывание ДТЗт по фазе В"/>
+                  <w:listItem w:displayText="ДЗТ / ДТЗт: Срабатывание ДТЗт по фазе В на сигнал" w:value="ДЗТ / ДТЗт: Срабатывание ДТЗт по фазе В на сигнал"/>
+                  <w:listItem w:displayText="ДЗТ / ДТЗт: Срабатывание ДТЗт по фазе С" w:value="ДЗТ / ДТЗт: Срабатывание ДТЗт по фазе С"/>
+                  <w:listItem w:displayText="ДЗТ / ДТЗт: Срабатывание ДТЗт по фазе С на сигнал" w:value="ДЗТ / ДТЗт: Срабатывание ДТЗт по фазе С на сигнал"/>
+                  <w:listItem w:displayText="ДЗТ / ДТЗт: Функция введена в работу" w:value="ДЗТ / ДТЗт: Функция введена в работу"/>
+                  <w:listItem w:displayText="ДЗТ / ДТЗт: Функция оперативно выведена из работы" w:value="ДЗТ / ДТЗт: Функция оперативно выведена из работы"/>
+                  <w:listItem w:displayText="ДЗТ / ДТО: Пуск" w:value="ДЗТ / ДТО: Пуск"/>
+                  <w:listItem w:displayText="ДЗТ / ДТО: Пуск ДТО по фазе A" w:value="ДЗТ / ДТО: Пуск ДТО по фазе A"/>
+                  <w:listItem w:displayText="ДЗТ / ДТО: Пуск ДТО по фазе В" w:value="ДЗТ / ДТО: Пуск ДТО по фазе В"/>
+                  <w:listItem w:displayText="ДЗТ / ДТО: Пуск ДТО по фазе С" w:value="ДЗТ / ДТО: Пуск ДТО по фазе С"/>
+                  <w:listItem w:displayText="ДЗТ / ДТО: Срабатывание ДТО" w:value="ДЗТ / ДТО: Срабатывание ДТО"/>
+                  <w:listItem w:displayText="ДЗТ / ДТО: Срабатывание ДТО на сигнал" w:value="ДЗТ / ДТО: Срабатывание ДТО на сигнал"/>
+                  <w:listItem w:displayText="ДЗТ / ДТО: Срабатывание ДТО по фазе A" w:value="ДЗТ / ДТО: Срабатывание ДТО по фазе A"/>
+                  <w:listItem w:displayText="ДЗТ / ДТО: Срабатывание ДТО по фазе A на сигнал" w:value="ДЗТ / ДТО: Срабатывание ДТО по фазе A на сигнал"/>
+                  <w:listItem w:displayText="ДЗТ / ДТО: Срабатывание ДТО по фазе В" w:value="ДЗТ / ДТО: Срабатывание ДТО по фазе В"/>
+                  <w:listItem w:displayText="ДЗТ / ДТО: Срабатывание ДТО по фазе В на сигнал" w:value="ДЗТ / ДТО: Срабатывание ДТО по фазе В на сигнал"/>
+                  <w:listItem w:displayText="ДЗТ / ДТО: Срабатывание ДТО по фазе С" w:value="ДЗТ / ДТО: Срабатывание ДТО по фазе С"/>
+                  <w:listItem w:displayText="ДЗТ / ДТО: Срабатывание ДТО по фазе С на сигнал" w:value="ДЗТ / ДТО: Срабатывание ДТО по фазе С на сигнал"/>
+                  <w:listItem w:displayText="ДЗТ / ДТО: Функция введена в работу" w:value="ДЗТ / ДТО: Функция введена в работу"/>
+                  <w:listItem w:displayText="ДЗТ / ДТО: Функция оперативно выведена из работы" w:value="ДЗТ / ДТО: Функция оперативно выведена из работы"/>
+                  <w:listItem w:displayText="ДЗТ / КЦТнеб: Срабатывание" w:value="ДЗТ / КЦТнеб: Срабатывание"/>
+                  <w:listItem w:displayText="ДЗТ / КЦТнеб: Срабатывание фазы А" w:value="ДЗТ / КЦТнеб: Срабатывание фазы А"/>
+                  <w:listItem w:displayText="ДЗТ / КЦТнеб: Срабатывание фазы В" w:value="ДЗТ / КЦТнеб: Срабатывание фазы В"/>
+                  <w:listItem w:displayText="ДЗТ / КЦТнеб: Срабатывание фазы С" w:value="ДЗТ / КЦТнеб: Срабатывание фазы С"/>
+                  <w:listItem w:displayText="ДЗТ / КЦТнеб: Функция введена в работу" w:value="ДЗТ / КЦТнеб: Функция введена в работу"/>
+                  <w:listItem w:displayText="ДЗТ / КЦТнеб: Функция оперативно выведена из работы" w:value="ДЗТ / КЦТнеб: Функция оперативно выведена из работы"/>
+                  <w:listItem w:displayText="ЗП / ЗП ВН: Пуск" w:value="ЗП / ЗП ВН: Пуск"/>
+                  <w:listItem w:displayText="ЗП / ЗП ВН: Пуск ИО максимального тока" w:value="ЗП / ЗП ВН: Пуск ИО максимального тока"/>
+                  <w:listItem w:displayText="ЗП / ЗП ВН: Срабатывание" w:value="ЗП / ЗП ВН: Срабатывание"/>
+                  <w:listItem w:displayText="ЗП / ЗП ВН: Срабатывание на отключение" w:value="ЗП / ЗП ВН: Срабатывание на отключение"/>
+                  <w:listItem w:displayText="ЗП / ЗП ВН: Функция введена в работу" w:value="ЗП / ЗП ВН: Функция введена в работу"/>
+                  <w:listItem w:displayText="ЗП / ЗП ВН: Функция оперативно выведена из работы" w:value="ЗП / ЗП ВН: Функция оперативно выведена из работы"/>
+                  <w:listItem w:displayText="ЗП / ЗП НН1: Пуск" w:value="ЗП / ЗП НН1: Пуск"/>
+                  <w:listItem w:displayText="ЗП / ЗП НН1: Пуск ИО максимального тока" w:value="ЗП / ЗП НН1: Пуск ИО максимального тока"/>
+                  <w:listItem w:displayText="ЗП / ЗП НН1: Срабатывание" w:value="ЗП / ЗП НН1: Срабатывание"/>
+                  <w:listItem w:displayText="ЗП / ЗП НН1: Срабатывание на отключение" w:value="ЗП / ЗП НН1: Срабатывание на отключение"/>
+                  <w:listItem w:displayText="ЗП / ЗП НН1: Функция введена в работу" w:value="ЗП / ЗП НН1: Функция введена в работу"/>
+                  <w:listItem w:displayText="ЗП / ЗП НН1: Функция оперативно выведена из работы" w:value="ЗП / ЗП НН1: Функция оперативно выведена из работы"/>
+                  <w:listItem w:displayText="ЗП / ЗП НН2: Пуск" w:value="ЗП / ЗП НН2: Пуск"/>
+                  <w:listItem w:displayText="ЗП / ЗП НН2: Пуск ИО максимального тока" w:value="ЗП / ЗП НН2: Пуск ИО максимального тока"/>
+                  <w:listItem w:displayText="ЗП / ЗП НН2: Срабатывание" w:value="ЗП / ЗП НН2: Срабатывание"/>
+                  <w:listItem w:displayText="ЗП / ЗП НН2: Срабатывание на отключение" w:value="ЗП / ЗП НН2: Срабатывание на отключение"/>
+                  <w:listItem w:displayText="ЗП / ЗП НН2: Функция введена в работу" w:value="ЗП / ЗП НН2: Функция введена в работу"/>
+                  <w:listItem w:displayText="ЗП / ЗП НН2: Функция оперативно выведена из работы" w:value="ЗП / ЗП НН2: Функция оперативно выведена из работы"/>
                   <w:listItem w:displayText="ЗП / ЗП: Срабатывание" w:value="ЗП / ЗП: Срабатывание"/>
                   <w:listItem w:displayText="ЗП / ЗП: Срабатывание на отключение" w:value="ЗП / ЗП: Срабатывание на отключение"/>
                   <w:listItem w:displayText="ЗП / ЗП: Функция введена в работу" w:value="ЗП / ЗП: Функция введена в работу"/>
                   <w:listItem w:displayText="ЗП / ЗП: Функция оперативно выведена из работы" w:value="ЗП / ЗП: Функция оперативно выведена из работы"/>
-                  <w:listItem w:displayText="КА / В: Выключатель включен" w:value="КА / В: Выключатель включен"/>
-                  <w:listItem w:displayText="КА / В: Выключатель отключен" w:value="КА / В: Выключатель отключен"/>
-                  <w:listItem w:displayText="КА / В: Индикация местного режима логического узла" w:value="КА / В: Индикация местного режима логического узла"/>
-                  <w:listItem w:displayText="КА / В: Индикация местного режима физического ключа" w:value="КА / В: Индикация местного режима физического ключа"/>
-                  <w:listItem w:displayText="КА / В: Команда 'включить' выключатель через выходное реле" w:value="КА / В: Команда 'включить' выключатель через выходное реле"/>
-                  <w:listItem w:displayText="КА / В: Команда 'отключить' выключатель через выходное реле" w:value="КА / В: Команда 'отключить' выключатель через выходное реле"/>
-                  <w:listItem w:displayText="КА / В: Неисправное положение выключателя" w:value="КА / В: Неисправное положение выключателя"/>
-                  <w:listItem w:displayText="КА / В: Промежуточное положение выключателя" w:value="КА / В: Промежуточное положение выключателя"/>
-                  <w:listItem w:displayText="КА / В: Функция введена в работу" w:value="КА / В: Функция введена в работу"/>
-                  <w:listItem w:displayText="КП / УВ: Включить выключатель" w:value="КП / УВ: Включить выключатель"/>
-                  <w:listItem w:displayText="КП / УВ: Идет переключение" w:value="КП / УВ: Идет переключение"/>
-                  <w:listItem w:displayText="КП / УВ: Отключить выключатель" w:value="КП / УВ: Отключить выключатель"/>
-                  <w:listItem w:displayText="КП / УВ: Положение В (Включено)" w:value="КП / УВ: Положение В (Включено)"/>
-                  <w:listItem w:displayText="КП / УВ: Положение В (Не определено)" w:value="КП / УВ: Положение В (Не определено)"/>
-                  <w:listItem w:displayText="КП / УВ: Положение В (Неисправность)" w:value="КП / УВ: Положение В (Неисправность)"/>
-                  <w:listItem w:displayText="КП / УВ: Положение В (Отключено)" w:value="КП / УВ: Положение В (Отключено)"/>
-                  <w:listItem w:displayText="КП / УВ: Сигнал превышения допустимого времени переключения" w:value="КП / УВ: Сигнал превышения допустимого времени переключения"/>
-                  <w:listItem w:displayText="КП / УВ: Функция введена в работу" w:value="КП / УВ: Функция введена в работу"/>
-                  <w:listItem w:displayText="КРВ / КРВ: Превышен коммутационный ресурс выключателя" w:value="КРВ / КРВ: Превышен коммутационный ресурс выключателя"/>
-                  <w:listItem w:displayText="КРВ / КРВ: Превышен механический ресурс выключателя" w:value="КРВ / КРВ: Превышен механический ресурс выключателя"/>
-                  <w:listItem w:displayText="КРВ / КРВ: Превышен ресурс выключателя" w:value="КРВ / КРВ: Превышен ресурс выключателя"/>
-                  <w:listItem w:displayText="КРВ / КРВ: Функция введена в работу" w:value="КРВ / КРВ: Функция введена в работу"/>
-                  <w:listItem w:displayText="КСВ / КСВ: Блокировка включения В" w:value="КСВ / КСВ: Блокировка включения В"/>
-                  <w:listItem w:displayText="КСВ / КСВ: Блокировка отключения В" w:value="КСВ / КСВ: Блокировка отключения В"/>
-                  <w:listItem w:displayText="КСВ / КСВ: В аварийно отключен" w:value="КСВ / КСВ: В аварийно отключен"/>
-                  <w:listItem w:displayText="КСВ / КСВ: В самопроизвольно отключен" w:value="КСВ / КСВ: В самопроизвольно отключен"/>
-                  <w:listItem w:displayText="КСВ / КСВ: Защита ЭМВ" w:value="КСВ / КСВ: Защита ЭМВ"/>
-                  <w:listItem w:displayText="КСВ / КСВ: Защита ЭМО1" w:value="КСВ / КСВ: Защита ЭМО1"/>
-                  <w:listItem w:displayText="КСВ / КСВ: Защита ЭМО2" w:value="КСВ / КСВ: Защита ЭМО2"/>
-                  <w:listItem w:displayText="КСВ / КСВ: Неисправность В" w:value="КСВ / КСВ: Неисправность В"/>
-                  <w:listItem w:displayText="КСВ / КСВ: Неисправность цепей ЭМУ" w:value="КСВ / КСВ: Неисправность цепей ЭМУ"/>
-                  <w:listItem w:displayText="КСВ / КСВ: Реле фиксации команды" w:value="КСВ / КСВ: Реле фиксации команды"/>
-                  <w:listItem w:displayText="КСВ / КСВ: Функция введена в работу" w:value="КСВ / КСВ: Функция введена в работу"/>
-                  <w:listItem w:displayText="КСВ / КСВ: Функция оперативно выведена из работы" w:value="КСВ / КСВ: Функция оперативно выведена из работы"/>
-                  <w:listItem w:displayText="КЦН НН1 / КЦН: Неисправность цепей напряжения" w:value="КЦН НН1 / КЦН: Неисправность цепей напряжения"/>
-                  <w:listItem w:displayText="КЦН НН1 / КЦН: Пуск" w:value="КЦН НН1 / КЦН: Пуск"/>
-                  <w:listItem w:displayText="КЦН НН1 / КЦН: Пуск органа максимального напряжения ОП" w:value="КЦН НН1 / КЦН: Пуск органа максимального напряжения ОП"/>
-                  <w:listItem w:displayText="КЦН НН1 / КЦН: Пуск органа минимального напряжения" w:value="КЦН НН1 / КЦН: Пуск органа минимального напряжения"/>
-                  <w:listItem w:displayText="КЦН НН1 / КЦН: Функция введена в работу" w:value="КЦН НН1 / КЦН: Функция введена в работу"/>
-                  <w:listItem w:displayText="КЦН НН1 / КЦН: Функция оперативно выведена из работы" w:value="КЦН НН1 / КЦН: Функция оперативно выведена из работы"/>
-                  <w:listItem w:displayText="КЦН НН2 / КЦН: Неисправность цепей напряжения" w:value="КЦН НН2 / КЦН: Неисправность цепей напряжения"/>
-                  <w:listItem w:displayText="КЦН НН2 / КЦН: Пуск" w:value="КЦН НН2 / КЦН: Пуск"/>
-                  <w:listItem w:displayText="КЦН НН2 / КЦН: Пуск органа максимального напряжения ОП" w:value="КЦН НН2 / КЦН: Пуск органа максимального напряжения ОП"/>
-                  <w:listItem w:displayText="КЦН НН2 / КЦН: Пуск органа минимального напряжения" w:value="КЦН НН2 / КЦН: Пуск органа минимального напряжения"/>
-                  <w:listItem w:displayText="КЦН НН2 / КЦН: Функция введена в работу" w:value="КЦН НН2 / КЦН: Функция введена в работу"/>
-                  <w:listItem w:displayText="КЦН НН2 / КЦН: Функция оперативно выведена из работы" w:value="КЦН НН2 / КЦН: Функция оперативно выведена из работы"/>
-                  <w:listItem w:displayText="ЛЗТ / ЛЗТ: Пуск" w:value="ЛЗТ / ЛЗТ: Пуск"/>
-                  <w:listItem w:displayText="ЛЗТ / ЛЗТ: Срабатывание" w:value="ЛЗТ / ЛЗТ: Срабатывание"/>
-                  <w:listItem w:displayText="ЛЗТ / ЛЗТ: Функция введена в работу" w:value="ЛЗТ / ЛЗТ: Функция введена в работу"/>
-                  <w:listItem w:displayText="ЛЗТ / ЛЗТ: Функция оперативно выведена из работы" w:value="ЛЗТ / ЛЗТ: Функция оперативно выведена из работы"/>
+                  <w:listItem w:displayText="ЗПО / ЗПО: Пуск" w:value="ЗПО / ЗПО: Пуск"/>
+                  <w:listItem w:displayText="ЗПО / ЗПО: Срабатывание ЗПО" w:value="ЗПО / ЗПО: Срабатывание ЗПО"/>
+                  <w:listItem w:displayText="ЗПО / ЗПО: Срабатывание ЗПО на сигнал" w:value="ЗПО / ЗПО: Срабатывание ЗПО на сигнал"/>
+                  <w:listItem w:displayText="ЗПО / ЗПО: Функция введена в работу" w:value="ЗПО / ЗПО: Функция введена в работу"/>
+                  <w:listItem w:displayText="ЗПО / ЗПО: Функция оперативно выведена из работы" w:value="ЗПО / ЗПО: Функция оперативно выведена из работы"/>
+                  <w:listItem w:displayText="КЦТ / КЦТ: Срабатывание" w:value="КЦТ / КЦТ: Срабатывание"/>
+                  <w:listItem w:displayText="КЦТ / КЦТст1: Пуск при асимметрии" w:value="КЦТ / КЦТст1: Пуск при асимметрии"/>
+                  <w:listItem w:displayText="КЦТ / КЦТст1: Пуск при обрыве провода" w:value="КЦТ / КЦТст1: Пуск при обрыве провода"/>
+                  <w:listItem w:displayText="КЦТ / КЦТст1: Срабатывание при асимметрии" w:value="КЦТ / КЦТст1: Срабатывание при асимметрии"/>
+                  <w:listItem w:displayText="КЦТ / КЦТст1: Срабатывание при обрыве провода" w:value="КЦТ / КЦТст1: Срабатывание при обрыве провода"/>
+                  <w:listItem w:displayText="КЦТ / КЦТст1: Функция введена в работу" w:value="КЦТ / КЦТст1: Функция введена в работу"/>
+                  <w:listItem w:displayText="КЦТ / КЦТст1: Функция оперативно выведена из работы" w:value="КЦТ / КЦТст1: Функция оперативно выведена из работы"/>
+                  <w:listItem w:displayText="КЦТ / КЦТст2: Пуск при асимметрии" w:value="КЦТ / КЦТст2: Пуск при асимметрии"/>
+                  <w:listItem w:displayText="КЦТ / КЦТст2: Пуск при обрыве провода" w:value="КЦТ / КЦТст2: Пуск при обрыве провода"/>
+                  <w:listItem w:displayText="КЦТ / КЦТст2: Срабатывание при асимметрии" w:value="КЦТ / КЦТст2: Срабатывание при асимметрии"/>
+                  <w:listItem w:displayText="КЦТ / КЦТст2: Срабатывание при обрыве провода" w:value="КЦТ / КЦТст2: Срабатывание при обрыве провода"/>
+                  <w:listItem w:displayText="КЦТ / КЦТст2: Функция введена в работу" w:value="КЦТ / КЦТст2: Функция введена в работу"/>
+                  <w:listItem w:displayText="КЦТ / КЦТст2: Функция оперативно выведена из работы" w:value="КЦТ / КЦТст2: Функция оперативно выведена из работы"/>
+                  <w:listItem w:displayText="КЦТ / КЦТст3: Пуск при асимметрии" w:value="КЦТ / КЦТст3: Пуск при асимметрии"/>
+                  <w:listItem w:displayText="КЦТ / КЦТст3: Пуск при обрыве провода" w:value="КЦТ / КЦТст3: Пуск при обрыве провода"/>
+                  <w:listItem w:displayText="КЦТ / КЦТст3: Срабатывание при асимметрии" w:value="КЦТ / КЦТст3: Срабатывание при асимметрии"/>
+                  <w:listItem w:displayText="КЦТ / КЦТст3: Срабатывание при обрыве провода" w:value="КЦТ / КЦТст3: Срабатывание при обрыве провода"/>
+                  <w:listItem w:displayText="КЦТ / КЦТст3: Функция введена в работу" w:value="КЦТ / КЦТст3: Функция введена в работу"/>
+                  <w:listItem w:displayText="КЦТ / КЦТст3: Функция оперативно выведена из работы" w:value="КЦТ / КЦТст3: Функция оперативно выведена из работы"/>
                   <w:listItem w:displayText="ЛО ВН / ЛО: Отключение" w:value="ЛО ВН / ЛО: Отключение"/>
                   <w:listItem w:displayText="ЛО ВН / ЛО: Отключить аварийно" w:value="ЛО ВН / ЛО: Отключить аварийно"/>
                   <w:listItem w:displayText="ЛО ВН / ЛО: Функция введена в работу" w:value="ЛО ВН / ЛО: Функция введена в работу"/>
@@ -10745,9 +10881,6 @@
                   <w:listItem w:displayText="ЛО ГЗсигн / ЛО: Срабатывание на сигнал" w:value="ЛО ГЗсигн / ЛО: Срабатывание на сигнал"/>
                   <w:listItem w:displayText="ЛО ГЗсигн / ЛО: Функция введена в работу" w:value="ЛО ГЗсигн / ЛО: Функция введена в работу"/>
                   <w:listItem w:displayText="ЛО ГЗсигн / ЛО: Функция оперативно выведена из работы" w:value="ЛО ГЗсигн / ЛО: Функция оперативно выведена из работы"/>
-                  <w:listItem w:displayText="ЛО НН1 / ЗАВР: Запрет АВР" w:value="ЛО НН1 / ЗАВР: Запрет АВР"/>
-                  <w:listItem w:displayText="ЛО НН1 / ЗАВР: Функция введена в работу" w:value="ЛО НН1 / ЗАВР: Функция введена в работу"/>
-                  <w:listItem w:displayText="ЛО НН1 / ЗАВР: Функция оперативно выведена из работы" w:value="ЛО НН1 / ЗАВР: Функция оперативно выведена из работы"/>
                   <w:listItem w:displayText="ЛО НН1 / ЗАПВ: Запрет АПВ" w:value="ЛО НН1 / ЗАПВ: Запрет АПВ"/>
                   <w:listItem w:displayText="ЛО НН1 / ЗАПВ: Функция введена в работу" w:value="ЛО НН1 / ЗАПВ: Функция введена в работу"/>
                   <w:listItem w:displayText="ЛО НН1 / ЗАПВ: Функция оперативно выведена из работы" w:value="ЛО НН1 / ЗАПВ: Функция оперативно выведена из работы"/>
@@ -10755,9 +10888,6 @@
                   <w:listItem w:displayText="ЛО НН1 / ЛО: Отключить аварийно" w:value="ЛО НН1 / ЛО: Отключить аварийно"/>
                   <w:listItem w:displayText="ЛО НН1 / ЛО: Функция введена в работу" w:value="ЛО НН1 / ЛО: Функция введена в работу"/>
                   <w:listItem w:displayText="ЛО НН1 / ЛО: Функция оперативно выведена из работы" w:value="ЛО НН1 / ЛО: Функция оперативно выведена из работы"/>
-                  <w:listItem w:displayText="ЛО НН2 / ЗАВР: Запрет АВР" w:value="ЛО НН2 / ЗАВР: Запрет АВР"/>
-                  <w:listItem w:displayText="ЛО НН2 / ЗАВР: Функция введена в работу" w:value="ЛО НН2 / ЗАВР: Функция введена в работу"/>
-                  <w:listItem w:displayText="ЛО НН2 / ЗАВР: Функция оперативно выведена из работы" w:value="ЛО НН2 / ЗАВР: Функция оперативно выведена из работы"/>
                   <w:listItem w:displayText="ЛО НН2 / ЗАПВ: Запрет АПВ" w:value="ЛО НН2 / ЗАПВ: Запрет АПВ"/>
                   <w:listItem w:displayText="ЛО НН2 / ЗАПВ: Функция введена в работу" w:value="ЛО НН2 / ЗАПВ: Функция введена в работу"/>
                   <w:listItem w:displayText="ЛО НН2 / ЗАПВ: Функция оперативно выведена из работы" w:value="ЛО НН2 / ЗАПВ: Функция оперативно выведена из работы"/>
@@ -10765,9 +10895,6 @@
                   <w:listItem w:displayText="ЛО НН2 / ЛО: Отключить аварийно" w:value="ЛО НН2 / ЛО: Отключить аварийно"/>
                   <w:listItem w:displayText="ЛО НН2 / ЛО: Функция введена в работу" w:value="ЛО НН2 / ЛО: Функция введена в работу"/>
                   <w:listItem w:displayText="ЛО НН2 / ЛО: Функция оперативно выведена из работы" w:value="ЛО НН2 / ЛО: Функция оперативно выведена из работы"/>
-                  <w:listItem w:displayText="ЛО Т / ЗАВР: Запрет АВР" w:value="ЛО Т / ЗАВР: Запрет АВР"/>
-                  <w:listItem w:displayText="ЛО Т / ЗАВР: Функция введена в работу" w:value="ЛО Т / ЗАВР: Функция введена в работу"/>
-                  <w:listItem w:displayText="ЛО Т / ЗАВР: Функция оперативно выведена из работы" w:value="ЛО Т / ЗАВР: Функция оперативно выведена из работы"/>
                   <w:listItem w:displayText="ЛО Т / ЗАПВ: Запрет АПВ" w:value="ЛО Т / ЗАПВ: Запрет АПВ"/>
                   <w:listItem w:displayText="ЛО Т / ЗАПВ: Функция введена в работу" w:value="ЛО Т / ЗАПВ: Функция введена в работу"/>
                   <w:listItem w:displayText="ЛО Т / ЗАПВ: Функция оперативно выведена из работы" w:value="ЛО Т / ЗАПВ: Функция оперативно выведена из работы"/>
@@ -10775,76 +10902,60 @@
                   <w:listItem w:displayText="ЛО Т / ЛО: Срабатывание" w:value="ЛО Т / ЛО: Срабатывание"/>
                   <w:listItem w:displayText="ЛО Т / ЛО: Функция введена в работу" w:value="ЛО Т / ЛО: Функция введена в работу"/>
                   <w:listItem w:displayText="ЛО Т / ЛО: Функция оперативно выведена из работы" w:value="ЛО Т / ЛО: Функция оперативно выведена из работы"/>
-                  <w:listItem w:displayText="МТЗ / БЛЗШ: Блокировка ЛЗШ" w:value="МТЗ / БЛЗШ: Блокировка ЛЗШ"/>
-                  <w:listItem w:displayText="МТЗ / БНТ: Пуск БНТ" w:value="МТЗ / БНТ: Пуск БНТ"/>
-                  <w:listItem w:displayText="МТЗ / БНТ: Пуск по фазе A" w:value="МТЗ / БНТ: Пуск по фазе A"/>
-                  <w:listItem w:displayText="МТЗ / БНТ: Пуск по фазе В" w:value="МТЗ / БНТ: Пуск по фазе В"/>
-                  <w:listItem w:displayText="МТЗ / БНТ: Пуск по фазе С" w:value="МТЗ / БНТ: Пуск по фазе С"/>
-                  <w:listItem w:displayText="МТЗ / КПОН1: Пуск" w:value="МТЗ / КПОН1: Пуск"/>
-                  <w:listItem w:displayText="МТЗ / КПОН1: Функция введена в работу" w:value="МТЗ / КПОН1: Функция введена в работу"/>
-                  <w:listItem w:displayText="МТЗ / КПОН1: Функция оперативно выведена из работы" w:value="МТЗ / КПОН1: Функция оперативно выведена из работы"/>
-                  <w:listItem w:displayText="МТЗ / КПОН2: Пуск" w:value="МТЗ / КПОН2: Пуск"/>
-                  <w:listItem w:displayText="МТЗ / КПОН2: Функция введена в работу" w:value="МТЗ / КПОН2: Функция введена в работу"/>
-                  <w:listItem w:displayText="МТЗ / КПОН2: Функция оперативно выведена из работы" w:value="МТЗ / КПОН2: Функция оперативно выведена из работы"/>
-                  <w:listItem w:displayText="МТЗ / МТЗ 1 ст: Пуск" w:value="МТЗ / МТЗ 1 ст: Пуск"/>
-                  <w:listItem w:displayText="МТЗ / МТЗ 1 ст: Пуск ИО тока по фазе А" w:value="МТЗ / МТЗ 1 ст: Пуск ИО тока по фазе А"/>
-                  <w:listItem w:displayText="МТЗ / МТЗ 1 ст: Пуск ИО тока по фазе В" w:value="МТЗ / МТЗ 1 ст: Пуск ИО тока по фазе В"/>
-                  <w:listItem w:displayText="МТЗ / МТЗ 1 ст: Пуск ИО тока по фазе С" w:value="МТЗ / МТЗ 1 ст: Пуск ИО тока по фазе С"/>
-                  <w:listItem w:displayText="МТЗ / МТЗ 1 ст: Пуск по фазе A" w:value="МТЗ / МТЗ 1 ст: Пуск по фазе A"/>
-                  <w:listItem w:displayText="МТЗ / МТЗ 1 ст: Пуск по фазе В" w:value="МТЗ / МТЗ 1 ст: Пуск по фазе В"/>
-                  <w:listItem w:displayText="МТЗ / МТЗ 1 ст: Пуск по фазе С" w:value="МТЗ / МТЗ 1 ст: Пуск по фазе С"/>
-                  <w:listItem w:displayText="МТЗ / МТЗ 1 ст: Срабатывание" w:value="МТЗ / МТЗ 1 ст: Срабатывание"/>
-                  <w:listItem w:displayText="МТЗ / МТЗ 1 ст: Срабатывание на сигнал" w:value="МТЗ / МТЗ 1 ст: Срабатывание на сигнал"/>
-                  <w:listItem w:displayText="МТЗ / МТЗ 1 ст: Функция введена в работу" w:value="МТЗ / МТЗ 1 ст: Функция введена в работу"/>
-                  <w:listItem w:displayText="МТЗ / МТЗ 1 ст: Функция оперативно выведена из работы" w:value="МТЗ / МТЗ 1 ст: Функция оперативно выведена из работы"/>
-                  <w:listItem w:displayText="МТЗ / МТЗ 2 ст: Пуск" w:value="МТЗ / МТЗ 2 ст: Пуск"/>
-                  <w:listItem w:displayText="МТЗ / МТЗ 2 ст: Пуск ИО тока по фазе А" w:value="МТЗ / МТЗ 2 ст: Пуск ИО тока по фазе А"/>
-                  <w:listItem w:displayText="МТЗ / МТЗ 2 ст: Пуск ИО тока по фазе В" w:value="МТЗ / МТЗ 2 ст: Пуск ИО тока по фазе В"/>
-                  <w:listItem w:displayText="МТЗ / МТЗ 2 ст: Пуск ИО тока по фазе С" w:value="МТЗ / МТЗ 2 ст: Пуск ИО тока по фазе С"/>
-                  <w:listItem w:displayText="МТЗ / МТЗ 2 ст: Пуск по фазе A" w:value="МТЗ / МТЗ 2 ст: Пуск по фазе A"/>
-                  <w:listItem w:displayText="МТЗ / МТЗ 2 ст: Пуск по фазе В" w:value="МТЗ / МТЗ 2 ст: Пуск по фазе В"/>
-                  <w:listItem w:displayText="МТЗ / МТЗ 2 ст: Пуск по фазе С" w:value="МТЗ / МТЗ 2 ст: Пуск по фазе С"/>
-                  <w:listItem w:displayText="МТЗ / МТЗ 2 ст: Срабатывание" w:value="МТЗ / МТЗ 2 ст: Срабатывание"/>
-                  <w:listItem w:displayText="МТЗ / МТЗ 2 ст: Срабатывание на сигнал" w:value="МТЗ / МТЗ 2 ст: Срабатывание на сигнал"/>
-                  <w:listItem w:displayText="МТЗ / МТЗ 2 ст: Функция введена в работу" w:value="МТЗ / МТЗ 2 ст: Функция введена в работу"/>
-                  <w:listItem w:displayText="МТЗ / МТЗ 2 ст: Функция оперативно выведена из работы" w:value="МТЗ / МТЗ 2 ст: Функция оперативно выведена из работы"/>
-                  <w:listItem w:displayText="МТЗ / МТЗ 3 ст: Пуск" w:value="МТЗ / МТЗ 3 ст: Пуск"/>
-                  <w:listItem w:displayText="МТЗ / МТЗ 3 ст: Пуск ИО тока по фазе А" w:value="МТЗ / МТЗ 3 ст: Пуск ИО тока по фазе А"/>
-                  <w:listItem w:displayText="МТЗ / МТЗ 3 ст: Пуск ИО тока по фазе В" w:value="МТЗ / МТЗ 3 ст: Пуск ИО тока по фазе В"/>
-                  <w:listItem w:displayText="МТЗ / МТЗ 3 ст: Пуск ИО тока по фазе С" w:value="МТЗ / МТЗ 3 ст: Пуск ИО тока по фазе С"/>
-                  <w:listItem w:displayText="МТЗ / МТЗ 3 ст: Пуск по фазе A" w:value="МТЗ / МТЗ 3 ст: Пуск по фазе A"/>
-                  <w:listItem w:displayText="МТЗ / МТЗ 3 ст: Пуск по фазе В" w:value="МТЗ / МТЗ 3 ст: Пуск по фазе В"/>
-                  <w:listItem w:displayText="МТЗ / МТЗ 3 ст: Пуск по фазе С" w:value="МТЗ / МТЗ 3 ст: Пуск по фазе С"/>
-                  <w:listItem w:displayText="МТЗ / МТЗ 3 ст: Срабатывание" w:value="МТЗ / МТЗ 3 ст: Срабатывание"/>
-                  <w:listItem w:displayText="МТЗ / МТЗ 3 ст: Срабатывание на сигнал" w:value="МТЗ / МТЗ 3 ст: Срабатывание на сигнал"/>
-                  <w:listItem w:displayText="МТЗ / МТЗ 3 ст: Функция введена в работу" w:value="МТЗ / МТЗ 3 ст: Функция введена в работу"/>
-                  <w:listItem w:displayText="МТЗ / МТЗ 3 ст: Функция оперативно выведена из работы" w:value="МТЗ / МТЗ 3 ст: Функция оперативно выведена из работы"/>
-                  <w:listItem w:displayText="ПДС / В: Ключ М/Д привода В" w:value="ПДС / В: Ключ М/Д привода В"/>
-                  <w:listItem w:displayText="ПДС / В: Положение В (Включено)" w:value="ПДС / В: Положение В (Включено)"/>
-                  <w:listItem w:displayText="ПДС / В: Положение В (Не определено)" w:value="ПДС / В: Положение В (Не определено)"/>
-                  <w:listItem w:displayText="ПДС / В: Положение В (Неисправность)" w:value="ПДС / В: Положение В (Неисправность)"/>
-                  <w:listItem w:displayText="ПДС / В: Положение В (Отключено)" w:value="ПДС / В: Положение В (Отключено)"/>
+                  <w:listItem w:displayText="ЛО ТЗ / ЛО ДТм: Срабатывание" w:value="ЛО ТЗ / ЛО ДТм: Срабатывание"/>
+                  <w:listItem w:displayText="ЛО ТЗ / ЛО ДТм: Срабатывание датчика температуры масла заблокировано" w:value="ЛО ТЗ / ЛО ДТм: Срабатывание датчика температуры масла заблокировано"/>
+                  <w:listItem w:displayText="ЛО ТЗ / ЛО ДТм: Срабатывание на сигнал" w:value="ЛО ТЗ / ЛО ДТм: Срабатывание на сигнал"/>
+                  <w:listItem w:displayText="ЛО ТЗ / ЛО ДТм: Функция введена в работу" w:value="ЛО ТЗ / ЛО ДТм: Функция введена в работу"/>
+                  <w:listItem w:displayText="ЛО ТЗ / ЛО ДТм: Функция оперативно выведена из работы" w:value="ЛО ТЗ / ЛО ДТм: Функция оперативно выведена из работы"/>
+                  <w:listItem w:displayText="ЛО ТЗ / ЛО ДТо: Срабатывание" w:value="ЛО ТЗ / ЛО ДТо: Срабатывание"/>
+                  <w:listItem w:displayText="ЛО ТЗ / ЛО ДТо: Срабатывание датчика температуры обмотки заблокировано" w:value="ЛО ТЗ / ЛО ДТо: Срабатывание датчика температуры обмотки заблокировано"/>
+                  <w:listItem w:displayText="ЛО ТЗ / ЛО ДТо: Срабатывание на сигнал" w:value="ЛО ТЗ / ЛО ДТо: Срабатывание на сигнал"/>
+                  <w:listItem w:displayText="ЛО ТЗ / ЛО ДТо: Функция введена в работу" w:value="ЛО ТЗ / ЛО ДТо: Функция введена в работу"/>
+                  <w:listItem w:displayText="ЛО ТЗ / ЛО ДТо: Функция оперативно выведена из работы" w:value="ЛО ТЗ / ЛО ДТо: Функция оперативно выведена из работы"/>
+                  <w:listItem w:displayText="ЛО ТЗ / ЛО РД: Срабатывание" w:value="ЛО ТЗ / ЛО РД: Срабатывание"/>
+                  <w:listItem w:displayText="ЛО ТЗ / ЛО РД: Срабатывание на сигнал" w:value="ЛО ТЗ / ЛО РД: Срабатывание на сигнал"/>
+                  <w:listItem w:displayText="ЛО ТЗ / ЛО РД: Срабатывание реле давления заблокировано" w:value="ЛО ТЗ / ЛО РД: Срабатывание реле давления заблокировано"/>
+                  <w:listItem w:displayText="ЛО ТЗ / ЛО РД: Функция введена в работу" w:value="ЛО ТЗ / ЛО РД: Функция введена в работу"/>
+                  <w:listItem w:displayText="ЛО ТЗ / ЛО РД: Функция оперативно выведена из работы" w:value="ЛО ТЗ / ЛО РД: Функция оперативно выведена из работы"/>
+                  <w:listItem w:displayText="ЛО ТС / ЛО ДУм расширителя: Срабатывание" w:value="ЛО ТС / ЛО ДУм расширителя: Срабатывание"/>
+                  <w:listItem w:displayText="ЛО ТС / ЛО ДУм расширителя: Срабатывание на сигнал" w:value="ЛО ТС / ЛО ДУм расширителя: Срабатывание на сигнал"/>
+                  <w:listItem w:displayText="ЛО ТС / ЛО ДУм расширителя: Функция введена в работу" w:value="ЛО ТС / ЛО ДУм расширителя: Функция введена в работу"/>
+                  <w:listItem w:displayText="ЛО ТС / ЛО ДУм расширителя: Функция оперативно выведена из работы" w:value="ЛО ТС / ЛО ДУм расширителя: Функция оперативно выведена из работы"/>
+                  <w:listItem w:displayText="ЛО ТС / ЛО ОК: Срабатывание" w:value="ЛО ТС / ЛО ОК: Срабатывание"/>
+                  <w:listItem w:displayText="ЛО ТС / ЛО ОК: Срабатывание на сигнал" w:value="ЛО ТС / ЛО ОК: Срабатывание на сигнал"/>
+                  <w:listItem w:displayText="ЛО ТС / ЛО ОК: Функция введена в работу" w:value="ЛО ТС / ЛО ОК: Функция введена в работу"/>
+                  <w:listItem w:displayText="ЛО ТС / ЛО ОК: Функция оперативно выведена из работы" w:value="ЛО ТС / ЛО ОК: Функция оперативно выведена из работы"/>
+                  <w:listItem w:displayText="ЛО ТС / ЛО ПК: Срабатывание" w:value="ЛО ТС / ЛО ПК: Срабатывание"/>
+                  <w:listItem w:displayText="ЛО ТС / ЛО ПК: Срабатывание на сигнал" w:value="ЛО ТС / ЛО ПК: Срабатывание на сигнал"/>
+                  <w:listItem w:displayText="ЛО ТС / ЛО ПК: Функция введена в работу" w:value="ЛО ТС / ЛО ПК: Функция введена в работу"/>
+                  <w:listItem w:displayText="ЛО ТС / ЛО ПК: Функция оперативно выведена из работы" w:value="ЛО ТС / ЛО ПК: Функция оперативно выведена из работы"/>
                   <w:listItem w:displayText="ПДС / ГЗ РПН: Низкая изоляция " w:value="ПДС / ГЗ РПН: Низкая изоляция "/>
                   <w:listItem w:displayText="ПДС / ГЗ РПН: Отключение" w:value="ПДС / ГЗ РПН: Отключение"/>
                   <w:listItem w:displayText="ПДС / ГЗ Т: Низкая изоляция ГЗоткл" w:value="ПДС / ГЗ Т: Низкая изоляция ГЗоткл"/>
                   <w:listItem w:displayText="ПДС / ГЗ Т: Низкая изоляция ГЗсигн" w:value="ПДС / ГЗ Т: Низкая изоляция ГЗсигн"/>
                   <w:listItem w:displayText="ПДС / ГЗ Т: Отключение" w:value="ПДС / ГЗ Т: Отключение"/>
                   <w:listItem w:displayText="ПДС / ГЗ Т: Сигнал" w:value="ПДС / ГЗ Т: Сигнал"/>
-                  <w:listItem w:displayText="ПДС / КИ: Аварийный уровень изоляции" w:value="ПДС / КИ: Аварийный уровень изоляции"/>
-                  <w:listItem w:displayText="ПДС / КИ: Низкий уровень изоляции" w:value="ПДС / КИ: Низкий уровень изоляции"/>
-                  <w:listItem w:displayText="ПДС / КПруж: Пружина не заведена" w:value="ПДС / КПруж: Пружина не заведена"/>
-                  <w:listItem w:displayText="ПДС / КЦВ: Контроль цепи ЭМВ" w:value="ПДС / КЦВ: Контроль цепи ЭМВ"/>
-                  <w:listItem w:displayText="ПДС / КЦВ: Контроль цепи ЭМО1" w:value="ПДС / КЦВ: Контроль цепи ЭМО1"/>
-                  <w:listItem w:displayText="ПДС / КЦВ: Контроль цепи ЭМО2" w:value="ПДС / КЦВ: Контроль цепи ЭМО2"/>
-                  <w:listItem w:displayText="ПДС / КЦВ: Работа ЭМВ" w:value="ПДС / КЦВ: Работа ЭМВ"/>
-                  <w:listItem w:displayText="ПДС / КЦВ: Работа ЭМО1" w:value="ПДС / КЦВ: Работа ЭМО1"/>
-                  <w:listItem w:displayText="ПДС / КЦВ: Работа ЭМО2" w:value="ПДС / КЦВ: Работа ЭМО2"/>
+                  <w:listItem w:displayText="ПДС / ДТм РПН: Срабатывание" w:value="ПДС / ДТм РПН: Срабатывание"/>
+                  <w:listItem w:displayText="ПДС / ДТм: Низкая изоляция" w:value="ПДС / ДТм: Низкая изоляция"/>
+                  <w:listItem w:displayText="ПДС / ДТм: Отключение" w:value="ПДС / ДТм: Отключение"/>
+                  <w:listItem w:displayText="ПДС / ДТм: Сигнал" w:value="ПДС / ДТм: Сигнал"/>
+                  <w:listItem w:displayText="ПДС / ДТо: Низкая изоляция" w:value="ПДС / ДТо: Низкая изоляция"/>
+                  <w:listItem w:displayText="ПДС / ДТо: Отключение" w:value="ПДС / ДТо: Отключение"/>
+                  <w:listItem w:displayText="ПДС / ДТо: Сигнал" w:value="ПДС / ДТо: Сигнал"/>
+                  <w:listItem w:displayText="ПДС / ДУм РПН: Высокий уровень масла" w:value="ПДС / ДУм РПН: Высокий уровень масла"/>
+                  <w:listItem w:displayText="ПДС / ДУм РПН: Низкий уровень масла" w:value="ПДС / ДУм РПН: Низкий уровень масла"/>
+                  <w:listItem w:displayText="ПДС / ДУм расширителя: Высокий уровень масла" w:value="ПДС / ДУм расширителя: Высокий уровень масла"/>
+                  <w:listItem w:displayText="ПДС / ДУм расширителя: Низкий уровень масла" w:value="ПДС / ДУм расширителя: Низкий уровень масла"/>
+                  <w:listItem w:displayText="ПДС / КСО: Авария" w:value="ПДС / КСО: Авария"/>
+                  <w:listItem w:displayText="ПДС / КСО: Неисправность" w:value="ПДС / КСО: Неисправность"/>
+                  <w:listItem w:displayText="ПДС / ОК: Срабатывание" w:value="ПДС / ОК: Срабатывание"/>
+                  <w:listItem w:displayText="ПДС / ПК: Срабатывание" w:value="ПДС / ПК: Срабатывание"/>
+                  <w:listItem w:displayText="ПДС / РД: Низкая изоляция" w:value="ПДС / РД: Низкая изоляция"/>
+                  <w:listItem w:displayText="ПДС / РД: Отключение" w:value="ПДС / РД: Отключение"/>
                   <w:listItem w:displayText="ПДС НКУ / SA1: Цепь введена" w:value="ПДС НКУ / SA1: Цепь введена"/>
                   <w:listItem w:displayText="ПДС НКУ / SA2: Цепь введена" w:value="ПДС НКУ / SA2: Цепь введена"/>
                   <w:listItem w:displayText="ПДС НКУ / SA3: Цепь введена" w:value="ПДС НКУ / SA3: Цепь введена"/>
                   <w:listItem w:displayText="ПДС НКУ / SA4: Цепь введена" w:value="ПДС НКУ / SA4: Цепь введена"/>
-                  <w:listItem w:displayText="ПДС НКУ / SA5: Цепь введена" w:value="ПДС НКУ / SA5: Цепь введена"/>
-                  <w:listItem w:displayText="ПДС НКУ / SA6: Цепь введена" w:value="ПДС НКУ / SA6: Цепь введена"/>
                   <w:listItem w:displayText="ПДС НКУ / SG1: Рабочее положение" w:value="ПДС НКУ / SG1: Рабочее положение"/>
                   <w:listItem w:displayText="ПДС НКУ / SG2: Рабочее положение" w:value="ПДС НКУ / SG2: Рабочее положение"/>
                   <w:listItem w:displayText="ПДС НКУ / SG3: Рабочее положение" w:value="ПДС НКУ / SG3: Рабочее положение"/>
@@ -10859,11 +10970,23 @@
                   <w:listItem w:displayText="ПДС НКУ / ОТ ЗДЗ2: Неисправность" w:value="ПДС НКУ / ОТ ЗДЗ2: Неисправность"/>
                   <w:listItem w:displayText="ПДС НКУ / ОТ ИЭУ ТН1: Неисправность" w:value="ПДС НКУ / ОТ ИЭУ ТН1: Неисправность"/>
                   <w:listItem w:displayText="ПДС НКУ / ОТ ИЭУ ТН2: Неисправность" w:value="ПДС НКУ / ОТ ИЭУ ТН2: Неисправность"/>
+                  <w:listItem w:displayText="ПДС НКУ / ОТ ТЗ, ТС: Неисправность" w:value="ПДС НКУ / ОТ ТЗ, ТС: Неисправность"/>
                   <w:listItem w:displayText="ПДС НКУ / ОТ УРОВ1: Неисправность" w:value="ПДС НКУ / ОТ УРОВ1: Неисправность"/>
                   <w:listItem w:displayText="ПДС НКУ / ОТ УРОВ2: Неисправность" w:value="ПДС НКУ / ОТ УРОВ2: Неисправность"/>
-                  <w:listItem w:displayText="ПДС НКУ / ОТ ЭМО1, ЭМВ: Неисправность" w:value="ПДС НКУ / ОТ ЭМО1, ЭМВ: Неисправность"/>
-                  <w:listItem w:displayText="ПДС НКУ / ОТ ЭМО2: Неисправность" w:value="ПДС НКУ / ОТ ЭМО2: Неисправность"/>
-                  <w:listItem w:displayText="ПДС НКУ / ОТ цепей сигн. В: Неисправность" w:value="ПДС НКУ / ОТ цепей сигн. В: Неисправность"/>
+                  <w:listItem w:displayText="ПС / ПС: Пуск предупредительной сигнализации" w:value="ПС / ПС: Пуск предупредительной сигнализации"/>
+                  <w:listItem w:displayText="ПС / ПС: Пуск предупредительной сигнализации (импульс)" w:value="ПС / ПС: Пуск предупредительной сигнализации (импульс)"/>
+                  <w:listItem w:displayText="РТПО / РТПО ВН: Пуск" w:value="РТПО / РТПО ВН: Пуск"/>
+                  <w:listItem w:displayText="РТПО / РТПО ВН: Функция введена в работу" w:value="РТПО / РТПО ВН: Функция введена в работу"/>
+                  <w:listItem w:displayText="РТПО / РТПО ВН: Функция оперативно выведена из работы" w:value="РТПО / РТПО ВН: Функция оперативно выведена из работы"/>
+                  <w:listItem w:displayText="РТПО / РТПО НН1: Пуск" w:value="РТПО / РТПО НН1: Пуск"/>
+                  <w:listItem w:displayText="РТПО / РТПО НН1: Функция введена в работу" w:value="РТПО / РТПО НН1: Функция введена в работу"/>
+                  <w:listItem w:displayText="РТПО / РТПО НН1: Функция оперативно выведена из работы" w:value="РТПО / РТПО НН1: Функция оперативно выведена из работы"/>
+                  <w:listItem w:displayText="РТПО / РТПО НН2: Пуск" w:value="РТПО / РТПО НН2: Пуск"/>
+                  <w:listItem w:displayText="РТПО / РТПО НН2: Функция введена в работу" w:value="РТПО / РТПО НН2: Функция введена в работу"/>
+                  <w:listItem w:displayText="РТПО / РТПО НН2: Функция оперативно выведена из работы" w:value="РТПО / РТПО НН2: Функция оперативно выведена из работы"/>
+                  <w:listItem w:displayText="РТПО / РТПО_общ: Пуск" w:value="РТПО / РТПО_общ: Пуск"/>
+                  <w:listItem w:displayText="РТПО / РТПО_общ: Функция введена в работу" w:value="РТПО / РТПО_общ: Функция введена в работу"/>
+                  <w:listItem w:displayText="РТПО / РТПО_общ: Функция оперативно выведена из работы" w:value="РТПО / РТПО_общ: Функция оперативно выведена из работы"/>
                   <w:listItem w:displayText="СИСТ / БУ: Индикация местного управления" w:value="СИСТ / БУ: Индикация местного управления"/>
                   <w:listItem w:displayText="СИСТ / Диагностика: Изменение встраиваемого ПО" w:value="СИСТ / Диагностика: Изменение встраиваемого ПО"/>
                   <w:listItem w:displayText="СИСТ / Диагностика: Индикация логического узла-прокси" w:value="СИСТ / Диагностика: Индикация логического узла-прокси"/>
@@ -10879,9 +11002,6 @@
                   <w:listItem w:displayText="СИСТ / Диагностика: Неисправность модуля дискретных входов/выходов (слот М11)" w:value="СИСТ / Диагностика: Неисправность модуля дискретных входов/выходов (слот М11)"/>
                   <w:listItem w:displayText="СИСТ / Диагностика: Неисправность модуля дискретных входов/выходов (слот М3)" w:value="СИСТ / Диагностика: Неисправность модуля дискретных входов/выходов (слот М3)"/>
                   <w:listItem w:displayText="СИСТ / Диагностика: Неисправность модуля дискретных входов/выходов (слот М4)" w:value="СИСТ / Диагностика: Неисправность модуля дискретных входов/выходов (слот М4)"/>
-                  <w:listItem w:displayText="СИСТ / Диагностика: Неисправность модуля дискретных входов/выходов (слот М5)" w:value="СИСТ / Диагностика: Неисправность модуля дискретных входов/выходов (слот М5)"/>
-                  <w:listItem w:displayText="СИСТ / Диагностика: Неисправность модуля дискретных входов/выходов (слот М6)" w:value="СИСТ / Диагностика: Неисправность модуля дискретных входов/выходов (слот М6)"/>
-                  <w:listItem w:displayText="СИСТ / Диагностика: Неисправность модуля дискретных входов/выходов (слот М7)" w:value="СИСТ / Диагностика: Неисправность модуля дискретных входов/выходов (слот М7)"/>
                   <w:listItem w:displayText="СИСТ / Диагностика: Неисправность модуля дискретных входов/выходов (слот М8)" w:value="СИСТ / Диагностика: Неисправность модуля дискретных входов/выходов (слот М8)"/>
                   <w:listItem w:displayText="СИСТ / Диагностика: Неисправность модуля дискретных входов/выходов (слот М9)" w:value="СИСТ / Диагностика: Неисправность модуля дискретных входов/выходов (слот М9)"/>
                   <w:listItem w:displayText="СИСТ / Диагностика: Неисправность цепей оперативного питания" w:value="СИСТ / Диагностика: Неисправность цепей оперативного питания"/>
@@ -11142,23 +11262,29 @@
                   <w:listItem w:displayText="СИСТ / СД ФК: Режим работы ГЗ РПН" w:value="СИСТ / СД ФК: Режим работы ГЗ РПН"/>
                   <w:listItem w:displayText="СИСТ / СД ФК: Режим работы ГЗ Т откл" w:value="СИСТ / СД ФК: Режим работы ГЗ Т откл"/>
                   <w:listItem w:displayText="СИСТ / СД ФК: Режим работы ГЗ Т сигн" w:value="СИСТ / СД ФК: Режим работы ГЗ Т сигн"/>
+                  <w:listItem w:displayText="СИСТ / СД ФК: Режим работы ДЗТ" w:value="СИСТ / СД ФК: Режим работы ДЗТ"/>
+                  <w:listItem w:displayText="СИСТ / СД ФК: Режим работы ЗПО" w:value="СИСТ / СД ФК: Режим работы ЗПО"/>
                   <w:listItem w:displayText="СИСТ / СД ФК: Режим работы УРОВ" w:value="СИСТ / СД ФК: Режим работы УРОВ"/>
                   <w:listItem w:displayText="СИСТ / СД ФК: Управление ИЭУ" w:value="СИСТ / СД ФК: Управление ИЭУ"/>
                   <w:listItem w:displayText="СИСТ / СД: БИ выведены" w:value="СИСТ / СД: БИ выведены"/>
                   <w:listItem w:displayText="СИСТ / СД: Внешнее отключение" w:value="СИСТ / СД: Внешнее отключение"/>
                   <w:listItem w:displayText="СИСТ / СД: Выходные цепи разобраны" w:value="СИСТ / СД: Выходные цепи разобраны"/>
-                  <w:listItem w:displayText="СИСТ / СД: Неисправность В ВН" w:value="СИСТ / СД: Неисправность В ВН"/>
                   <w:listItem w:displayText="СИСТ / СД: Неисправность ШС-А" w:value="СИСТ / СД: Неисправность ШС-А"/>
                   <w:listItem w:displayText="СИСТ / СД: Неисправность ШС-В" w:value="СИСТ / СД: Неисправность ШС-В"/>
                   <w:listItem w:displayText="СИСТ / СД: Неисправность опер. тока ГЗ" w:value="СИСТ / СД: Неисправность опер. тока ГЗ"/>
-                  <w:listItem w:displayText="СИСТ / СД: Неисправность сигн. В" w:value="СИСТ / СД: Неисправность сигн. В"/>
+                  <w:listItem w:displayText="СИСТ / СД: Неисправность опер. тока ТЗ, ТС" w:value="СИСТ / СД: Неисправность опер. тока ТЗ, ТС"/>
                   <w:listItem w:displayText="СИСТ / СД: Неисправность цепей ГЗ РПН" w:value="СИСТ / СД: Неисправность цепей ГЗ РПН"/>
                   <w:listItem w:displayText="СИСТ / СД: Неисправность цепей ГЗ Т" w:value="СИСТ / СД: Неисправность цепей ГЗ Т"/>
+                  <w:listItem w:displayText="СИСТ / СД: Неисправность цепей ТЗ" w:value="СИСТ / СД: Неисправность цепей ТЗ"/>
                   <w:listItem w:displayText="СИСТ / СД: Потеря GOOSE" w:value="СИСТ / СД: Потеря GOOSE"/>
+                  <w:listItem w:displayText="СИСТ / СД: Пуск ЗПО" w:value="СИСТ / СД: Пуск ЗПО"/>
                   <w:listItem w:displayText="СИСТ / СД: Срабатывание ГЗ РПН" w:value="СИСТ / СД: Срабатывание ГЗ РПН"/>
                   <w:listItem w:displayText="СИСТ / СД: Срабатывание ГЗоткл" w:value="СИСТ / СД: Срабатывание ГЗоткл"/>
                   <w:listItem w:displayText="СИСТ / СД: Срабатывание ГЗсигн" w:value="СИСТ / СД: Срабатывание ГЗсигн"/>
-                  <w:listItem w:displayText="СИСТ / СД: Срабатывание МТЗ" w:value="СИСТ / СД: Срабатывание МТЗ"/>
+                  <w:listItem w:displayText="СИСТ / СД: Срабатывание ДЗТ" w:value="СИСТ / СД: Срабатывание ДЗТ"/>
+                  <w:listItem w:displayText="СИСТ / СД: Срабатывание ЗП" w:value="СИСТ / СД: Срабатывание ЗП"/>
+                  <w:listItem w:displayText="СИСТ / СД: Срабатывание ТЗоткл" w:value="СИСТ / СД: Срабатывание ТЗоткл"/>
+                  <w:listItem w:displayText="СИСТ / СД: Срабатывание ТЗсигн" w:value="СИСТ / СД: Срабатывание ТЗсигн"/>
                   <w:listItem w:displayText="СИСТ / СД: Срабатывание УРОВ" w:value="СИСТ / СД: Срабатывание УРОВ"/>
                   <w:listItem w:displayText="СИСТ / ФК: Действие на В ВН" w:value="СИСТ / ФК: Действие на В ВН"/>
                   <w:listItem w:displayText="СИСТ / ФК: Действие на В НН1" w:value="СИСТ / ФК: Действие на В НН1"/>
@@ -11167,6 +11293,8 @@
                   <w:listItem w:displayText="СИСТ / ФК: Режим работы ГЗ РПН" w:value="СИСТ / ФК: Режим работы ГЗ РПН"/>
                   <w:listItem w:displayText="СИСТ / ФК: Режим работы ГЗ Т откл" w:value="СИСТ / ФК: Режим работы ГЗ Т откл"/>
                   <w:listItem w:displayText="СИСТ / ФК: Режим работы ГЗ Т сигн" w:value="СИСТ / ФК: Режим работы ГЗ Т сигн"/>
+                  <w:listItem w:displayText="СИСТ / ФК: Режим работы ДЗТ" w:value="СИСТ / ФК: Режим работы ДЗТ"/>
+                  <w:listItem w:displayText="СИСТ / ФК: Режим работы ЗПО" w:value="СИСТ / ФК: Режим работы ЗПО"/>
                   <w:listItem w:displayText="СИСТ / ФК: Режим работы УРОВ" w:value="СИСТ / ФК: Режим работы УРОВ"/>
                   <w:listItem w:displayText="СИСТ / ФК: Управление ИЭУ" w:value="СИСТ / ФК: Управление ИЭУ"/>
                   <w:listItem w:displayText="СИСТ / ШС: Переполнение буфера входных данных" w:value="СИСТ / ШС: Переполнение буфера входных данных"/>
@@ -11176,34 +11304,38 @@
                   <w:listItem w:displayText="ТК ЗДЗ / ТК ЗДЗ: Пуск" w:value="ТК ЗДЗ / ТК ЗДЗ: Пуск"/>
                   <w:listItem w:displayText="ТК ЗДЗ / ТК ЗДЗ: Функция введена в работу" w:value="ТК ЗДЗ / ТК ЗДЗ: Функция введена в работу"/>
                   <w:listItem w:displayText="ТК ЗДЗ / ТК ЗДЗ: Функция оперативно выведена из работы" w:value="ТК ЗДЗ / ТК ЗДЗ: Функция оперативно выведена из работы"/>
-                  <w:listItem w:displayText="ТО / ТО: Пуск" w:value="ТО / ТО: Пуск"/>
-                  <w:listItem w:displayText="ТО / ТО: Срабатывание" w:value="ТО / ТО: Срабатывание"/>
-                  <w:listItem w:displayText="ТО / ТО: Срабатывание на сигнал" w:value="ТО / ТО: Срабатывание на сигнал"/>
-                  <w:listItem w:displayText="ТО / ТО: Функция введена в работу" w:value="ТО / ТО: Функция введена в работу"/>
-                  <w:listItem w:displayText="ТО / ТО: Функция оперативно выведена из работы" w:value="ТО / ТО: Функция оперативно выведена из работы"/>
+                  <w:listItem w:displayText="ТО ЗПО / ТО ЗПО ВН: Пуск" w:value="ТО ЗПО / ТО ЗПО ВН: Пуск"/>
+                  <w:listItem w:displayText="ТО ЗПО / ТО ЗПО ВН: Функция введена в работу" w:value="ТО ЗПО / ТО ЗПО ВН: Функция введена в работу"/>
+                  <w:listItem w:displayText="ТО ЗПО / ТО ЗПО ВН: Функция оперативно выведена из работы" w:value="ТО ЗПО / ТО ЗПО ВН: Функция оперативно выведена из работы"/>
+                  <w:listItem w:displayText="ТО ЗПО / ТО ЗПО НН1: Пуск" w:value="ТО ЗПО / ТО ЗПО НН1: Пуск"/>
+                  <w:listItem w:displayText="ТО ЗПО / ТО ЗПО НН1: Функция введена в работу" w:value="ТО ЗПО / ТО ЗПО НН1: Функция введена в работу"/>
+                  <w:listItem w:displayText="ТО ЗПО / ТО ЗПО НН1: Функция оперативно выведена из работы" w:value="ТО ЗПО / ТО ЗПО НН1: Функция оперативно выведена из работы"/>
+                  <w:listItem w:displayText="ТО ЗПО / ТО ЗПО НН2: Пуск" w:value="ТО ЗПО / ТО ЗПО НН2: Пуск"/>
+                  <w:listItem w:displayText="ТО ЗПО / ТО ЗПО НН2: Функция введена в работу" w:value="ТО ЗПО / ТО ЗПО НН2: Функция введена в работу"/>
+                  <w:listItem w:displayText="ТО ЗПО / ТО ЗПО НН2: Функция оперативно выведена из работы" w:value="ТО ЗПО / ТО ЗПО НН2: Функция оперативно выведена из работы"/>
+                  <w:listItem w:displayText="ТО ЗПО / ТО ЗПО_общ: Пуск" w:value="ТО ЗПО / ТО ЗПО_общ: Пуск"/>
+                  <w:listItem w:displayText="ТО ЗПО / ТО ЗПО_общ: Функция введена в работу" w:value="ТО ЗПО / ТО ЗПО_общ: Функция введена в работу"/>
+                  <w:listItem w:displayText="ТО ЗПО / ТО ЗПО_общ: Функция оперативно выведена из работы" w:value="ТО ЗПО / ТО ЗПО_общ: Функция оперативно выведена из работы"/>
                   <w:listItem w:displayText="ТО РПН / ТО РПН: Пуск" w:value="ТО РПН / ТО РПН: Пуск"/>
                   <w:listItem w:displayText="ТО РПН / ТО РПН: Функция введена в работу" w:value="ТО РПН / ТО РПН: Функция введена в работу"/>
                   <w:listItem w:displayText="ТО РПН / ТО РПН: Функция оперативно выведена из работы" w:value="ТО РПН / ТО РПН: Функция оперативно выведена из работы"/>
-                  <w:listItem w:displayText="УВ / УВ: Включить" w:value="УВ / УВ: Включить"/>
-                  <w:listItem w:displayText="УВ / УВ: Функция введена в работу" w:value="УВ / УВ: Функция введена в работу"/>
                   <w:listItem w:displayText="УРОВ ВН / УРОВ: Пуск" w:value="УРОВ ВН / УРОВ: Пуск"/>
                   <w:listItem w:displayText="УРОВ ВН / УРОВ: Пуск ИО максимального тока" w:value="УРОВ ВН / УРОВ: Пуск ИО максимального тока"/>
-                  <w:listItem w:displayText="УРОВ ВН / УРОВ: Срабатывание" w:value="УРОВ ВН / УРОВ: Срабатывание"/>
-                  <w:listItem w:displayText="УРОВ ВН / УРОВ: Срабатывание  'на себя'" w:value="УРОВ ВН / УРОВ: Срабатывание  'на себя'"/>
-                  <w:listItem w:displayText="УРОВ ВН / УРОВ: Ускорение УРОВ" w:value="УРОВ ВН / УРОВ: Ускорение УРОВ"/>
+                  <w:listItem w:displayText="УРОВ ВН / УРОВ: Срабатывание УРОВ" w:value="УРОВ ВН / УРОВ: Срабатывание УРОВ"/>
+                  <w:listItem w:displayText="УРОВ ВН / УРОВ: Срабатывание УРОВ  'на себя'" w:value="УРОВ ВН / УРОВ: Срабатывание УРОВ  'на себя'"/>
                   <w:listItem w:displayText="УРОВ ВН / УРОВ: Функция введена в работу" w:value="УРОВ ВН / УРОВ: Функция введена в работу"/>
                   <w:listItem w:displayText="УРОВ ВН / УРОВ: Функция оперативно выведена из работы" w:value="УРОВ ВН / УРОВ: Функция оперативно выведена из работы"/>
-                  <w:listItem w:displayText="ошибка / ПС: Пуск предупредительной сигнализации" w:value="ошибка / ПС: Пуск предупредительной сигнализации"/>
-                  <w:listItem w:displayText="ошибка / ПС: Пуск предупредительной сигнализации (импульс)" w:value="ошибка / ПС: Пуск предупредительной сигнализации (импульс)"/>
                   <w:listItem w:displayText="ошибка / СС: БИ выведены" w:value="ошибка / СС: БИ выведены"/>
+                  <w:listItem w:displayText="ошибка / СС: Внешнее отключение" w:value="ошибка / СС: Внешнее отключение"/>
                   <w:listItem w:displayText="ошибка / СС: Выходные цепи разобраны" w:value="ошибка / СС: Выходные цепи разобраны"/>
                   <w:listItem w:displayText="ошибка / СС: ГЗ заблокирована" w:value="ошибка / СС: ГЗ заблокирована"/>
                   <w:listItem w:displayText="ошибка / СС: Контроль оперативного тока" w:value="ошибка / СС: Контроль оперативного тока"/>
+                  <w:listItem w:displayText="ошибка / СС: Контроль оперативного тока НН" w:value="ошибка / СС: Контроль оперативного тока НН"/>
                   <w:listItem w:displayText="ошибка / СС: Низкая изоляция ГЗ" w:value="ошибка / СС: Низкая изоляция ГЗ"/>
                   <w:listItem w:displayText="ошибка / СС: Низкая изоляция ТЗ" w:value="ошибка / СС: Низкая изоляция ТЗ"/>
-                  <w:listItem w:displayText="ошибка / СС: Превышение времени переключения коммутационного аппарата" w:value="ошибка / СС: Превышение времени переключения коммутационного аппарата"/>
                   <w:listItem w:displayText="ошибка / СС: Сигнализация от ГЗ" w:value="ошибка / СС: Сигнализация от ГЗ"/>
                   <w:listItem w:displayText="ошибка / СС: Сигнализация от ТЗ" w:value="ошибка / СС: Сигнализация от ТЗ"/>
+                  <w:listItem w:displayText="ошибка / СС: Сигнализация от ТС" w:value="ошибка / СС: Сигнализация от ТС"/>
                   <w:listItem w:displayText="ошибка / СС: ТЗ заблокирована" w:value="ошибка / СС: ТЗ заблокирована"/>
                 </w:dropDownList>
                 <w:showingPlcHdr/>
@@ -11369,53 +11501,67 @@
                   <w:listItem w:displayText="ГЗ РПН на сигн " w:value="ГЗ РПН на сигн "/>
                   <w:listItem w:displayText="ГЗоткл на сигн " w:value="ГЗоткл на сигн "/>
                   <w:listItem w:displayText="ГЗсигн на откл " w:value="ГЗсигн на откл "/>
-                  <w:listItem w:displayText="ЗОП на сигн " w:value="ЗОП на сигн "/>
+                  <w:listItem w:displayText="ДТЗт на сигн " w:value="ДТЗт на сигн "/>
+                  <w:listItem w:displayText="ДТО на сигн " w:value="ДТО на сигн "/>
+                  <w:listItem w:displayText="ДТм на сигн " w:value="ДТм на сигн "/>
+                  <w:listItem w:displayText="ДТо на сигн " w:value="ДТо на сигн "/>
+                  <w:listItem w:displayText="ДУм расшир на сигн " w:value="ДУм расшир на сигн "/>
                   <w:listItem w:displayText="ЗП на откл " w:value="ЗП на откл "/>
-                  <w:listItem w:displayText="МТЗ 1 ст на сигн " w:value="МТЗ 1 ст на сигн "/>
-                  <w:listItem w:displayText="МТЗ 2 ст на сигн " w:value="МТЗ 2 ст на сигн "/>
-                  <w:listItem w:displayText="МТЗ 3 ст на сигн " w:value="МТЗ 3 ст на сигн "/>
+                  <w:listItem w:displayText="ЗПО на сигн " w:value="ЗПО на сигн "/>
                   <w:listItem w:displayText="ОВ ГЗ РПН " w:value="ОВ ГЗ РПН "/>
                   <w:listItem w:displayText="ОВ ГЗоткл " w:value="ОВ ГЗоткл "/>
                   <w:listItem w:displayText="ОВ ГЗсигн " w:value="ОВ ГЗсигн "/>
-                  <w:listItem w:displayText="ОВ ЗОП " w:value="ОВ ЗОП "/>
+                  <w:listItem w:displayText="ОВ ДЗТ " w:value="ОВ ДЗТ "/>
+                  <w:listItem w:displayText="ОВ ДТЗт " w:value="ОВ ДТЗт "/>
+                  <w:listItem w:displayText="ОВ ДТО " w:value="ОВ ДТО "/>
                   <w:listItem w:displayText="ОВ ЗП " w:value="ОВ ЗП "/>
-                  <w:listItem w:displayText="ОВ КА " w:value="ОВ КА "/>
-                  <w:listItem w:displayText="ОВ КП " w:value="ОВ КП "/>
-                  <w:listItem w:displayText="ОВ КСВ " w:value="ОВ КСВ "/>
-                  <w:listItem w:displayText="ОВ КЦН НН1 " w:value="ОВ КЦН НН1 "/>
-                  <w:listItem w:displayText="ОВ КЦН НН2 " w:value="ОВ КЦН НН2 "/>
-                  <w:listItem w:displayText="ОВ ЛЗТ " w:value="ОВ ЛЗТ "/>
+                  <w:listItem w:displayText="ОВ ЗП ВН " w:value="ОВ ЗП ВН "/>
+                  <w:listItem w:displayText="ОВ ЗП НН1 " w:value="ОВ ЗП НН1 "/>
+                  <w:listItem w:displayText="ОВ ЗП НН2 " w:value="ОВ ЗП НН2 "/>
+                  <w:listItem w:displayText="ОВ ЗПО " w:value="ОВ ЗПО "/>
+                  <w:listItem w:displayText="ОВ КЦТ " w:value="ОВ КЦТ "/>
+                  <w:listItem w:displayText="ОВ КЦТнеб " w:value="ОВ КЦТнеб "/>
+                  <w:listItem w:displayText="ОВ КЦТст1 " w:value="ОВ КЦТст1 "/>
+                  <w:listItem w:displayText="ОВ КЦТст2 " w:value="ОВ КЦТст2 "/>
+                  <w:listItem w:displayText="ОВ КЦТст3 " w:value="ОВ КЦТст3 "/>
                   <w:listItem w:displayText="ОВ ЛО ВН " w:value="ОВ ЛО ВН "/>
+                  <w:listItem w:displayText="ОВ ЛО ДТм " w:value="ОВ ЛО ДТм "/>
+                  <w:listItem w:displayText="ОВ ЛО ДТо " w:value="ОВ ЛО ДТо "/>
+                  <w:listItem w:displayText="ОВ ЛО ДУм расшир " w:value="ОВ ЛО ДУм расшир "/>
                   <w:listItem w:displayText="ОВ ЛО НН1 " w:value="ОВ ЛО НН1 "/>
-                  <w:listItem w:displayText="ОВ ЛО НН1 / ЗАВР " w:value="ОВ ЛО НН1 / ЗАВР "/>
                   <w:listItem w:displayText="ОВ ЛО НН1 / ЗАПВ " w:value="ОВ ЛО НН1 / ЗАПВ "/>
                   <w:listItem w:displayText="ОВ ЛО НН1 / ЛО " w:value="ОВ ЛО НН1 / ЛО "/>
                   <w:listItem w:displayText="ОВ ЛО НН2 " w:value="ОВ ЛО НН2 "/>
-                  <w:listItem w:displayText="ОВ ЛО НН2 / ЗАВР " w:value="ОВ ЛО НН2 / ЗАВР "/>
                   <w:listItem w:displayText="ОВ ЛО НН2 / ЗАПВ " w:value="ОВ ЛО НН2 / ЗАПВ "/>
                   <w:listItem w:displayText="ОВ ЛО НН2 / ЛО " w:value="ОВ ЛО НН2 / ЛО "/>
+                  <w:listItem w:displayText="ОВ ЛО ОК " w:value="ОВ ЛО ОК "/>
+                  <w:listItem w:displayText="ОВ ЛО ПК " w:value="ОВ ЛО ПК "/>
+                  <w:listItem w:displayText="ОВ ЛО РД " w:value="ОВ ЛО РД "/>
                   <w:listItem w:displayText="ОВ ЛО Т " w:value="ОВ ЛО Т "/>
-                  <w:listItem w:displayText="ОВ ЛО Т / ЗАВР " w:value="ОВ ЛО Т / ЗАВР "/>
                   <w:listItem w:displayText="ОВ ЛО Т / ЗАПВ " w:value="ОВ ЛО Т / ЗАПВ "/>
                   <w:listItem w:displayText="ОВ ЛО Т / ЛО " w:value="ОВ ЛО Т / ЛО "/>
-                  <w:listItem w:displayText="ОВ МТЗ " w:value="ОВ МТЗ "/>
-                  <w:listItem w:displayText="ОВ МТЗ 1 ст " w:value="ОВ МТЗ 1 ст "/>
-                  <w:listItem w:displayText="ОВ МТЗ 2 ст " w:value="ОВ МТЗ 2 ст "/>
-                  <w:listItem w:displayText="ОВ МТЗ 3 ст " w:value="ОВ МТЗ 3 ст "/>
+                  <w:listItem w:displayText="ОВ ЛО ТЗ " w:value="ОВ ЛО ТЗ "/>
+                  <w:listItem w:displayText="ОВ ЛО ТС " w:value="ОВ ЛО ТС "/>
                   <w:listItem w:displayText="ОВ ПДС " w:value="ОВ ПДС "/>
                   <w:listItem w:displayText="ОВ ПДС НКУ " w:value="ОВ ПДС НКУ "/>
+                  <w:listItem w:displayText="ОВ РТПО " w:value="ОВ РТПО "/>
+                  <w:listItem w:displayText="ОВ РТПО ВН " w:value="ОВ РТПО ВН "/>
+                  <w:listItem w:displayText="ОВ РТПО НН1 " w:value="ОВ РТПО НН1 "/>
+                  <w:listItem w:displayText="ОВ РТПО НН2 " w:value="ОВ РТПО НН2 "/>
                   <w:listItem w:displayText="ОВ ТК ЗДЗ " w:value="ОВ ТК ЗДЗ "/>
-                  <w:listItem w:displayText="ОВ ТО " w:value="ОВ ТО "/>
+                  <w:listItem w:displayText="ОВ ТО ЗПО " w:value="ОВ ТО ЗПО "/>
+                  <w:listItem w:displayText="ОВ ТО ЗПО ВН " w:value="ОВ ТО ЗПО ВН "/>
+                  <w:listItem w:displayText="ОВ ТО ЗПО НН1 " w:value="ОВ ТО ЗПО НН1 "/>
+                  <w:listItem w:displayText="ОВ ТО ЗПО НН2 " w:value="ОВ ТО ЗПО НН2 "/>
                   <w:listItem w:displayText="ОВ ТО РПН " w:value="ОВ ТО РПН "/>
-                  <w:listItem w:displayText="ОВ УВ " w:value="ОВ УВ "/>
-                  <w:listItem w:displayText="ОВ УРОВ ВН " w:value="ОВ УРОВ ВН "/>
+                  <w:listItem w:displayText="ОВ УРОВ " w:value="ОВ УРОВ "/>
+                  <w:listItem w:displayText="ОК на сигн " w:value="ОК на сигн "/>
+                  <w:listItem w:displayText="ПК на сигн " w:value="ПК на сигн "/>
                   <w:listItem w:displayText="Прием сим.данных " w:value="Прием сим.данных "/>
-                  <w:listItem w:displayText="Сброс КРВ " w:value="Сброс КРВ "/>
+                  <w:listItem w:displayText="РД на сигн " w:value="РД на сигн "/>
                   <w:listItem w:displayText="Сброс СД " w:value="Сброс СД "/>
                   <w:listItem w:displayText="Сброс блок. ГЗ,ТЗ " w:value="Сброс блок. ГЗ,ТЗ "/>
                   <w:listItem w:displayText="Сброс стат. " w:value="Сброс стат. "/>
-                  <w:listItem w:displayText="Сброс счет. опер. В " w:value="Сброс счет. опер. В "/>
-                  <w:listItem w:displayText="ТО на сигн " w:value="ТО на сигн "/>
                 </w:dropDownList>
                 <w:showingPlcHdr/>
                 <w:placeholder>

--- a/latex_gui/templ2.docx
+++ b/latex_gui/templ2.docx
@@ -8069,6 +8069,18 @@
                   <w:listItem w:displayText="СИСТ / ШС: Переполнение буфера выходных данных" w:value="СИСТ / ШС: Переполнение буфера выходных данных"/>
                   <w:listItem w:displayText="СИСТ / ШС: Состояние основного канала" w:value="СИСТ / ШС: Состояние основного канала"/>
                   <w:listItem w:displayText="СИСТ / ШС: Состояние резервного канала" w:value="СИСТ / ШС: Состояние резервного канала"/>
+                  <w:listItem w:displayText="СС / СС: БИ выведены" w:value="СС / СС: БИ выведены"/>
+                  <w:listItem w:displayText="СС / СС: Внешнее отключение" w:value="СС / СС: Внешнее отключение"/>
+                  <w:listItem w:displayText="СС / СС: Выходные цепи разобраны" w:value="СС / СС: Выходные цепи разобраны"/>
+                  <w:listItem w:displayText="СС / СС: ГЗ заблокирована" w:value="СС / СС: ГЗ заблокирована"/>
+                  <w:listItem w:displayText="СС / СС: Контроль оперативного тока" w:value="СС / СС: Контроль оперативного тока"/>
+                  <w:listItem w:displayText="СС / СС: Контроль оперативного тока НН" w:value="СС / СС: Контроль оперативного тока НН"/>
+                  <w:listItem w:displayText="СС / СС: Низкая изоляция ГЗ" w:value="СС / СС: Низкая изоляция ГЗ"/>
+                  <w:listItem w:displayText="СС / СС: Низкая изоляция ТЗ" w:value="СС / СС: Низкая изоляция ТЗ"/>
+                  <w:listItem w:displayText="СС / СС: Сигнализация от ГЗ" w:value="СС / СС: Сигнализация от ГЗ"/>
+                  <w:listItem w:displayText="СС / СС: Сигнализация от ТЗ" w:value="СС / СС: Сигнализация от ТЗ"/>
+                  <w:listItem w:displayText="СС / СС: Сигнализация от ТС" w:value="СС / СС: Сигнализация от ТС"/>
+                  <w:listItem w:displayText="СС / СС: ТЗ заблокирована" w:value="СС / СС: ТЗ заблокирована"/>
                   <w:listItem w:displayText="ТК ЗДЗ / ТК ЗДЗ: Пуск" w:value="ТК ЗДЗ / ТК ЗДЗ: Пуск"/>
                   <w:listItem w:displayText="ТК ЗДЗ / ТК ЗДЗ: Функция введена в работу" w:value="ТК ЗДЗ / ТК ЗДЗ: Функция введена в работу"/>
                   <w:listItem w:displayText="ТК ЗДЗ / ТК ЗДЗ: Функция оперативно выведена из работы" w:value="ТК ЗДЗ / ТК ЗДЗ: Функция оперативно выведена из работы"/>
@@ -8093,18 +8105,6 @@
                   <w:listItem w:displayText="УРОВ ВН / УРОВ: Срабатывание УРОВ  'на себя'" w:value="УРОВ ВН / УРОВ: Срабатывание УРОВ  'на себя'"/>
                   <w:listItem w:displayText="УРОВ ВН / УРОВ: Функция введена в работу" w:value="УРОВ ВН / УРОВ: Функция введена в работу"/>
                   <w:listItem w:displayText="УРОВ ВН / УРОВ: Функция оперативно выведена из работы" w:value="УРОВ ВН / УРОВ: Функция оперативно выведена из работы"/>
-                  <w:listItem w:displayText="ошибка / СС: БИ выведены" w:value="ошибка / СС: БИ выведены"/>
-                  <w:listItem w:displayText="ошибка / СС: Внешнее отключение" w:value="ошибка / СС: Внешнее отключение"/>
-                  <w:listItem w:displayText="ошибка / СС: Выходные цепи разобраны" w:value="ошибка / СС: Выходные цепи разобраны"/>
-                  <w:listItem w:displayText="ошибка / СС: ГЗ заблокирована" w:value="ошибка / СС: ГЗ заблокирована"/>
-                  <w:listItem w:displayText="ошибка / СС: Контроль оперативного тока" w:value="ошибка / СС: Контроль оперативного тока"/>
-                  <w:listItem w:displayText="ошибка / СС: Контроль оперативного тока НН" w:value="ошибка / СС: Контроль оперативного тока НН"/>
-                  <w:listItem w:displayText="ошибка / СС: Низкая изоляция ГЗ" w:value="ошибка / СС: Низкая изоляция ГЗ"/>
-                  <w:listItem w:displayText="ошибка / СС: Низкая изоляция ТЗ" w:value="ошибка / СС: Низкая изоляция ТЗ"/>
-                  <w:listItem w:displayText="ошибка / СС: Сигнализация от ГЗ" w:value="ошибка / СС: Сигнализация от ГЗ"/>
-                  <w:listItem w:displayText="ошибка / СС: Сигнализация от ТЗ" w:value="ошибка / СС: Сигнализация от ТЗ"/>
-                  <w:listItem w:displayText="ошибка / СС: Сигнализация от ТС" w:value="ошибка / СС: Сигнализация от ТС"/>
-                  <w:listItem w:displayText="ошибка / СС: ТЗ заблокирована" w:value="ошибка / СС: ТЗ заблокирована"/>
                 </w:dropDownList>
                 <w:showingPlcHdr/>
                 <w:placeholder>
@@ -8674,6 +8674,18 @@
                   <w:listItem w:displayText="СИСТ / ШС: Переполнение буфера выходных данных" w:value="СИСТ / ШС: Переполнение буфера выходных данных"/>
                   <w:listItem w:displayText="СИСТ / ШС: Состояние основного канала" w:value="СИСТ / ШС: Состояние основного канала"/>
                   <w:listItem w:displayText="СИСТ / ШС: Состояние резервного канала" w:value="СИСТ / ШС: Состояние резервного канала"/>
+                  <w:listItem w:displayText="СС / СС: БИ выведены" w:value="СС / СС: БИ выведены"/>
+                  <w:listItem w:displayText="СС / СС: Внешнее отключение" w:value="СС / СС: Внешнее отключение"/>
+                  <w:listItem w:displayText="СС / СС: Выходные цепи разобраны" w:value="СС / СС: Выходные цепи разобраны"/>
+                  <w:listItem w:displayText="СС / СС: ГЗ заблокирована" w:value="СС / СС: ГЗ заблокирована"/>
+                  <w:listItem w:displayText="СС / СС: Контроль оперативного тока" w:value="СС / СС: Контроль оперативного тока"/>
+                  <w:listItem w:displayText="СС / СС: Контроль оперативного тока НН" w:value="СС / СС: Контроль оперативного тока НН"/>
+                  <w:listItem w:displayText="СС / СС: Низкая изоляция ГЗ" w:value="СС / СС: Низкая изоляция ГЗ"/>
+                  <w:listItem w:displayText="СС / СС: Низкая изоляция ТЗ" w:value="СС / СС: Низкая изоляция ТЗ"/>
+                  <w:listItem w:displayText="СС / СС: Сигнализация от ГЗ" w:value="СС / СС: Сигнализация от ГЗ"/>
+                  <w:listItem w:displayText="СС / СС: Сигнализация от ТЗ" w:value="СС / СС: Сигнализация от ТЗ"/>
+                  <w:listItem w:displayText="СС / СС: Сигнализация от ТС" w:value="СС / СС: Сигнализация от ТС"/>
+                  <w:listItem w:displayText="СС / СС: ТЗ заблокирована" w:value="СС / СС: ТЗ заблокирована"/>
                   <w:listItem w:displayText="ТК ЗДЗ / ТК ЗДЗ: Пуск" w:value="ТК ЗДЗ / ТК ЗДЗ: Пуск"/>
                   <w:listItem w:displayText="ТК ЗДЗ / ТК ЗДЗ: Функция введена в работу" w:value="ТК ЗДЗ / ТК ЗДЗ: Функция введена в работу"/>
                   <w:listItem w:displayText="ТК ЗДЗ / ТК ЗДЗ: Функция оперативно выведена из работы" w:value="ТК ЗДЗ / ТК ЗДЗ: Функция оперативно выведена из работы"/>
@@ -8698,18 +8710,6 @@
                   <w:listItem w:displayText="УРОВ ВН / УРОВ: Срабатывание УРОВ  'на себя'" w:value="УРОВ ВН / УРОВ: Срабатывание УРОВ  'на себя'"/>
                   <w:listItem w:displayText="УРОВ ВН / УРОВ: Функция введена в работу" w:value="УРОВ ВН / УРОВ: Функция введена в работу"/>
                   <w:listItem w:displayText="УРОВ ВН / УРОВ: Функция оперативно выведена из работы" w:value="УРОВ ВН / УРОВ: Функция оперативно выведена из работы"/>
-                  <w:listItem w:displayText="ошибка / СС: БИ выведены" w:value="ошибка / СС: БИ выведены"/>
-                  <w:listItem w:displayText="ошибка / СС: Внешнее отключение" w:value="ошибка / СС: Внешнее отключение"/>
-                  <w:listItem w:displayText="ошибка / СС: Выходные цепи разобраны" w:value="ошибка / СС: Выходные цепи разобраны"/>
-                  <w:listItem w:displayText="ошибка / СС: ГЗ заблокирована" w:value="ошибка / СС: ГЗ заблокирована"/>
-                  <w:listItem w:displayText="ошибка / СС: Контроль оперативного тока" w:value="ошибка / СС: Контроль оперативного тока"/>
-                  <w:listItem w:displayText="ошибка / СС: Контроль оперативного тока НН" w:value="ошибка / СС: Контроль оперативного тока НН"/>
-                  <w:listItem w:displayText="ошибка / СС: Низкая изоляция ГЗ" w:value="ошибка / СС: Низкая изоляция ГЗ"/>
-                  <w:listItem w:displayText="ошибка / СС: Низкая изоляция ТЗ" w:value="ошибка / СС: Низкая изоляция ТЗ"/>
-                  <w:listItem w:displayText="ошибка / СС: Сигнализация от ГЗ" w:value="ошибка / СС: Сигнализация от ГЗ"/>
-                  <w:listItem w:displayText="ошибка / СС: Сигнализация от ТЗ" w:value="ошибка / СС: Сигнализация от ТЗ"/>
-                  <w:listItem w:displayText="ошибка / СС: Сигнализация от ТС" w:value="ошибка / СС: Сигнализация от ТС"/>
-                  <w:listItem w:displayText="ошибка / СС: ТЗ заблокирована" w:value="ошибка / СС: ТЗ заблокирована"/>
                 </w:dropDownList>
                 <w:showingPlcHdr/>
                 <w:placeholder>
@@ -9279,6 +9279,18 @@
                   <w:listItem w:displayText="СИСТ / ШС: Переполнение буфера выходных данных" w:value="СИСТ / ШС: Переполнение буфера выходных данных"/>
                   <w:listItem w:displayText="СИСТ / ШС: Состояние основного канала" w:value="СИСТ / ШС: Состояние основного канала"/>
                   <w:listItem w:displayText="СИСТ / ШС: Состояние резервного канала" w:value="СИСТ / ШС: Состояние резервного канала"/>
+                  <w:listItem w:displayText="СС / СС: БИ выведены" w:value="СС / СС: БИ выведены"/>
+                  <w:listItem w:displayText="СС / СС: Внешнее отключение" w:value="СС / СС: Внешнее отключение"/>
+                  <w:listItem w:displayText="СС / СС: Выходные цепи разобраны" w:value="СС / СС: Выходные цепи разобраны"/>
+                  <w:listItem w:displayText="СС / СС: ГЗ заблокирована" w:value="СС / СС: ГЗ заблокирована"/>
+                  <w:listItem w:displayText="СС / СС: Контроль оперативного тока" w:value="СС / СС: Контроль оперативного тока"/>
+                  <w:listItem w:displayText="СС / СС: Контроль оперативного тока НН" w:value="СС / СС: Контроль оперативного тока НН"/>
+                  <w:listItem w:displayText="СС / СС: Низкая изоляция ГЗ" w:value="СС / СС: Низкая изоляция ГЗ"/>
+                  <w:listItem w:displayText="СС / СС: Низкая изоляция ТЗ" w:value="СС / СС: Низкая изоляция ТЗ"/>
+                  <w:listItem w:displayText="СС / СС: Сигнализация от ГЗ" w:value="СС / СС: Сигнализация от ГЗ"/>
+                  <w:listItem w:displayText="СС / СС: Сигнализация от ТЗ" w:value="СС / СС: Сигнализация от ТЗ"/>
+                  <w:listItem w:displayText="СС / СС: Сигнализация от ТС" w:value="СС / СС: Сигнализация от ТС"/>
+                  <w:listItem w:displayText="СС / СС: ТЗ заблокирована" w:value="СС / СС: ТЗ заблокирована"/>
                   <w:listItem w:displayText="ТК ЗДЗ / ТК ЗДЗ: Пуск" w:value="ТК ЗДЗ / ТК ЗДЗ: Пуск"/>
                   <w:listItem w:displayText="ТК ЗДЗ / ТК ЗДЗ: Функция введена в работу" w:value="ТК ЗДЗ / ТК ЗДЗ: Функция введена в работу"/>
                   <w:listItem w:displayText="ТК ЗДЗ / ТК ЗДЗ: Функция оперативно выведена из работы" w:value="ТК ЗДЗ / ТК ЗДЗ: Функция оперативно выведена из работы"/>
@@ -9303,18 +9315,6 @@
                   <w:listItem w:displayText="УРОВ ВН / УРОВ: Срабатывание УРОВ  'на себя'" w:value="УРОВ ВН / УРОВ: Срабатывание УРОВ  'на себя'"/>
                   <w:listItem w:displayText="УРОВ ВН / УРОВ: Функция введена в работу" w:value="УРОВ ВН / УРОВ: Функция введена в работу"/>
                   <w:listItem w:displayText="УРОВ ВН / УРОВ: Функция оперативно выведена из работы" w:value="УРОВ ВН / УРОВ: Функция оперативно выведена из работы"/>
-                  <w:listItem w:displayText="ошибка / СС: БИ выведены" w:value="ошибка / СС: БИ выведены"/>
-                  <w:listItem w:displayText="ошибка / СС: Внешнее отключение" w:value="ошибка / СС: Внешнее отключение"/>
-                  <w:listItem w:displayText="ошибка / СС: Выходные цепи разобраны" w:value="ошибка / СС: Выходные цепи разобраны"/>
-                  <w:listItem w:displayText="ошибка / СС: ГЗ заблокирована" w:value="ошибка / СС: ГЗ заблокирована"/>
-                  <w:listItem w:displayText="ошибка / СС: Контроль оперативного тока" w:value="ошибка / СС: Контроль оперативного тока"/>
-                  <w:listItem w:displayText="ошибка / СС: Контроль оперативного тока НН" w:value="ошибка / СС: Контроль оперативного тока НН"/>
-                  <w:listItem w:displayText="ошибка / СС: Низкая изоляция ГЗ" w:value="ошибка / СС: Низкая изоляция ГЗ"/>
-                  <w:listItem w:displayText="ошибка / СС: Низкая изоляция ТЗ" w:value="ошибка / СС: Низкая изоляция ТЗ"/>
-                  <w:listItem w:displayText="ошибка / СС: Сигнализация от ГЗ" w:value="ошибка / СС: Сигнализация от ГЗ"/>
-                  <w:listItem w:displayText="ошибка / СС: Сигнализация от ТЗ" w:value="ошибка / СС: Сигнализация от ТЗ"/>
-                  <w:listItem w:displayText="ошибка / СС: Сигнализация от ТС" w:value="ошибка / СС: Сигнализация от ТС"/>
-                  <w:listItem w:displayText="ошибка / СС: ТЗ заблокирована" w:value="ошибка / СС: ТЗ заблокирована"/>
                 </w:dropDownList>
                 <w:showingPlcHdr/>
                 <w:placeholder>
@@ -9884,6 +9884,18 @@
                   <w:listItem w:displayText="СИСТ / ШС: Переполнение буфера выходных данных" w:value="СИСТ / ШС: Переполнение буфера выходных данных"/>
                   <w:listItem w:displayText="СИСТ / ШС: Состояние основного канала" w:value="СИСТ / ШС: Состояние основного канала"/>
                   <w:listItem w:displayText="СИСТ / ШС: Состояние резервного канала" w:value="СИСТ / ШС: Состояние резервного канала"/>
+                  <w:listItem w:displayText="СС / СС: БИ выведены" w:value="СС / СС: БИ выведены"/>
+                  <w:listItem w:displayText="СС / СС: Внешнее отключение" w:value="СС / СС: Внешнее отключение"/>
+                  <w:listItem w:displayText="СС / СС: Выходные цепи разобраны" w:value="СС / СС: Выходные цепи разобраны"/>
+                  <w:listItem w:displayText="СС / СС: ГЗ заблокирована" w:value="СС / СС: ГЗ заблокирована"/>
+                  <w:listItem w:displayText="СС / СС: Контроль оперативного тока" w:value="СС / СС: Контроль оперативного тока"/>
+                  <w:listItem w:displayText="СС / СС: Контроль оперативного тока НН" w:value="СС / СС: Контроль оперативного тока НН"/>
+                  <w:listItem w:displayText="СС / СС: Низкая изоляция ГЗ" w:value="СС / СС: Низкая изоляция ГЗ"/>
+                  <w:listItem w:displayText="СС / СС: Низкая изоляция ТЗ" w:value="СС / СС: Низкая изоляция ТЗ"/>
+                  <w:listItem w:displayText="СС / СС: Сигнализация от ГЗ" w:value="СС / СС: Сигнализация от ГЗ"/>
+                  <w:listItem w:displayText="СС / СС: Сигнализация от ТЗ" w:value="СС / СС: Сигнализация от ТЗ"/>
+                  <w:listItem w:displayText="СС / СС: Сигнализация от ТС" w:value="СС / СС: Сигнализация от ТС"/>
+                  <w:listItem w:displayText="СС / СС: ТЗ заблокирована" w:value="СС / СС: ТЗ заблокирована"/>
                   <w:listItem w:displayText="ТК ЗДЗ / ТК ЗДЗ: Пуск" w:value="ТК ЗДЗ / ТК ЗДЗ: Пуск"/>
                   <w:listItem w:displayText="ТК ЗДЗ / ТК ЗДЗ: Функция введена в работу" w:value="ТК ЗДЗ / ТК ЗДЗ: Функция введена в работу"/>
                   <w:listItem w:displayText="ТК ЗДЗ / ТК ЗДЗ: Функция оперативно выведена из работы" w:value="ТК ЗДЗ / ТК ЗДЗ: Функция оперативно выведена из работы"/>
@@ -9908,18 +9920,6 @@
                   <w:listItem w:displayText="УРОВ ВН / УРОВ: Срабатывание УРОВ  'на себя'" w:value="УРОВ ВН / УРОВ: Срабатывание УРОВ  'на себя'"/>
                   <w:listItem w:displayText="УРОВ ВН / УРОВ: Функция введена в работу" w:value="УРОВ ВН / УРОВ: Функция введена в работу"/>
                   <w:listItem w:displayText="УРОВ ВН / УРОВ: Функция оперативно выведена из работы" w:value="УРОВ ВН / УРОВ: Функция оперативно выведена из работы"/>
-                  <w:listItem w:displayText="ошибка / СС: БИ выведены" w:value="ошибка / СС: БИ выведены"/>
-                  <w:listItem w:displayText="ошибка / СС: Внешнее отключение" w:value="ошибка / СС: Внешнее отключение"/>
-                  <w:listItem w:displayText="ошибка / СС: Выходные цепи разобраны" w:value="ошибка / СС: Выходные цепи разобраны"/>
-                  <w:listItem w:displayText="ошибка / СС: ГЗ заблокирована" w:value="ошибка / СС: ГЗ заблокирована"/>
-                  <w:listItem w:displayText="ошибка / СС: Контроль оперативного тока" w:value="ошибка / СС: Контроль оперативного тока"/>
-                  <w:listItem w:displayText="ошибка / СС: Контроль оперативного тока НН" w:value="ошибка / СС: Контроль оперативного тока НН"/>
-                  <w:listItem w:displayText="ошибка / СС: Низкая изоляция ГЗ" w:value="ошибка / СС: Низкая изоляция ГЗ"/>
-                  <w:listItem w:displayText="ошибка / СС: Низкая изоляция ТЗ" w:value="ошибка / СС: Низкая изоляция ТЗ"/>
-                  <w:listItem w:displayText="ошибка / СС: Сигнализация от ГЗ" w:value="ошибка / СС: Сигнализация от ГЗ"/>
-                  <w:listItem w:displayText="ошибка / СС: Сигнализация от ТЗ" w:value="ошибка / СС: Сигнализация от ТЗ"/>
-                  <w:listItem w:displayText="ошибка / СС: Сигнализация от ТС" w:value="ошибка / СС: Сигнализация от ТС"/>
-                  <w:listItem w:displayText="ошибка / СС: ТЗ заблокирована" w:value="ошибка / СС: ТЗ заблокирована"/>
                 </w:dropDownList>
                 <w:showingPlcHdr/>
                 <w:placeholder>
@@ -10489,6 +10489,18 @@
                   <w:listItem w:displayText="СИСТ / ШС: Переполнение буфера выходных данных" w:value="СИСТ / ШС: Переполнение буфера выходных данных"/>
                   <w:listItem w:displayText="СИСТ / ШС: Состояние основного канала" w:value="СИСТ / ШС: Состояние основного канала"/>
                   <w:listItem w:displayText="СИСТ / ШС: Состояние резервного канала" w:value="СИСТ / ШС: Состояние резервного канала"/>
+                  <w:listItem w:displayText="СС / СС: БИ выведены" w:value="СС / СС: БИ выведены"/>
+                  <w:listItem w:displayText="СС / СС: Внешнее отключение" w:value="СС / СС: Внешнее отключение"/>
+                  <w:listItem w:displayText="СС / СС: Выходные цепи разобраны" w:value="СС / СС: Выходные цепи разобраны"/>
+                  <w:listItem w:displayText="СС / СС: ГЗ заблокирована" w:value="СС / СС: ГЗ заблокирована"/>
+                  <w:listItem w:displayText="СС / СС: Контроль оперативного тока" w:value="СС / СС: Контроль оперативного тока"/>
+                  <w:listItem w:displayText="СС / СС: Контроль оперативного тока НН" w:value="СС / СС: Контроль оперативного тока НН"/>
+                  <w:listItem w:displayText="СС / СС: Низкая изоляция ГЗ" w:value="СС / СС: Низкая изоляция ГЗ"/>
+                  <w:listItem w:displayText="СС / СС: Низкая изоляция ТЗ" w:value="СС / СС: Низкая изоляция ТЗ"/>
+                  <w:listItem w:displayText="СС / СС: Сигнализация от ГЗ" w:value="СС / СС: Сигнализация от ГЗ"/>
+                  <w:listItem w:displayText="СС / СС: Сигнализация от ТЗ" w:value="СС / СС: Сигнализация от ТЗ"/>
+                  <w:listItem w:displayText="СС / СС: Сигнализация от ТС" w:value="СС / СС: Сигнализация от ТС"/>
+                  <w:listItem w:displayText="СС / СС: ТЗ заблокирована" w:value="СС / СС: ТЗ заблокирована"/>
                   <w:listItem w:displayText="ТК ЗДЗ / ТК ЗДЗ: Пуск" w:value="ТК ЗДЗ / ТК ЗДЗ: Пуск"/>
                   <w:listItem w:displayText="ТК ЗДЗ / ТК ЗДЗ: Функция введена в работу" w:value="ТК ЗДЗ / ТК ЗДЗ: Функция введена в работу"/>
                   <w:listItem w:displayText="ТК ЗДЗ / ТК ЗДЗ: Функция оперативно выведена из работы" w:value="ТК ЗДЗ / ТК ЗДЗ: Функция оперативно выведена из работы"/>
@@ -10513,18 +10525,6 @@
                   <w:listItem w:displayText="УРОВ ВН / УРОВ: Срабатывание УРОВ  'на себя'" w:value="УРОВ ВН / УРОВ: Срабатывание УРОВ  'на себя'"/>
                   <w:listItem w:displayText="УРОВ ВН / УРОВ: Функция введена в работу" w:value="УРОВ ВН / УРОВ: Функция введена в работу"/>
                   <w:listItem w:displayText="УРОВ ВН / УРОВ: Функция оперативно выведена из работы" w:value="УРОВ ВН / УРОВ: Функция оперативно выведена из работы"/>
-                  <w:listItem w:displayText="ошибка / СС: БИ выведены" w:value="ошибка / СС: БИ выведены"/>
-                  <w:listItem w:displayText="ошибка / СС: Внешнее отключение" w:value="ошибка / СС: Внешнее отключение"/>
-                  <w:listItem w:displayText="ошибка / СС: Выходные цепи разобраны" w:value="ошибка / СС: Выходные цепи разобраны"/>
-                  <w:listItem w:displayText="ошибка / СС: ГЗ заблокирована" w:value="ошибка / СС: ГЗ заблокирована"/>
-                  <w:listItem w:displayText="ошибка / СС: Контроль оперативного тока" w:value="ошибка / СС: Контроль оперативного тока"/>
-                  <w:listItem w:displayText="ошибка / СС: Контроль оперативного тока НН" w:value="ошибка / СС: Контроль оперативного тока НН"/>
-                  <w:listItem w:displayText="ошибка / СС: Низкая изоляция ГЗ" w:value="ошибка / СС: Низкая изоляция ГЗ"/>
-                  <w:listItem w:displayText="ошибка / СС: Низкая изоляция ТЗ" w:value="ошибка / СС: Низкая изоляция ТЗ"/>
-                  <w:listItem w:displayText="ошибка / СС: Сигнализация от ГЗ" w:value="ошибка / СС: Сигнализация от ГЗ"/>
-                  <w:listItem w:displayText="ошибка / СС: Сигнализация от ТЗ" w:value="ошибка / СС: Сигнализация от ТЗ"/>
-                  <w:listItem w:displayText="ошибка / СС: Сигнализация от ТС" w:value="ошибка / СС: Сигнализация от ТС"/>
-                  <w:listItem w:displayText="ошибка / СС: ТЗ заблокирована" w:value="ошибка / СС: ТЗ заблокирована"/>
                 </w:dropDownList>
                 <w:showingPlcHdr/>
                 <w:placeholder>
@@ -11301,6 +11301,18 @@
                   <w:listItem w:displayText="СИСТ / ШС: Переполнение буфера выходных данных" w:value="СИСТ / ШС: Переполнение буфера выходных данных"/>
                   <w:listItem w:displayText="СИСТ / ШС: Состояние основного канала" w:value="СИСТ / ШС: Состояние основного канала"/>
                   <w:listItem w:displayText="СИСТ / ШС: Состояние резервного канала" w:value="СИСТ / ШС: Состояние резервного канала"/>
+                  <w:listItem w:displayText="СС / СС: БИ выведены" w:value="СС / СС: БИ выведены"/>
+                  <w:listItem w:displayText="СС / СС: Внешнее отключение" w:value="СС / СС: Внешнее отключение"/>
+                  <w:listItem w:displayText="СС / СС: Выходные цепи разобраны" w:value="СС / СС: Выходные цепи разобраны"/>
+                  <w:listItem w:displayText="СС / СС: ГЗ заблокирована" w:value="СС / СС: ГЗ заблокирована"/>
+                  <w:listItem w:displayText="СС / СС: Контроль оперативного тока" w:value="СС / СС: Контроль оперативного тока"/>
+                  <w:listItem w:displayText="СС / СС: Контроль оперативного тока НН" w:value="СС / СС: Контроль оперативного тока НН"/>
+                  <w:listItem w:displayText="СС / СС: Низкая изоляция ГЗ" w:value="СС / СС: Низкая изоляция ГЗ"/>
+                  <w:listItem w:displayText="СС / СС: Низкая изоляция ТЗ" w:value="СС / СС: Низкая изоляция ТЗ"/>
+                  <w:listItem w:displayText="СС / СС: Сигнализация от ГЗ" w:value="СС / СС: Сигнализация от ГЗ"/>
+                  <w:listItem w:displayText="СС / СС: Сигнализация от ТЗ" w:value="СС / СС: Сигнализация от ТЗ"/>
+                  <w:listItem w:displayText="СС / СС: Сигнализация от ТС" w:value="СС / СС: Сигнализация от ТС"/>
+                  <w:listItem w:displayText="СС / СС: ТЗ заблокирована" w:value="СС / СС: ТЗ заблокирована"/>
                   <w:listItem w:displayText="ТК ЗДЗ / ТК ЗДЗ: Пуск" w:value="ТК ЗДЗ / ТК ЗДЗ: Пуск"/>
                   <w:listItem w:displayText="ТК ЗДЗ / ТК ЗДЗ: Функция введена в работу" w:value="ТК ЗДЗ / ТК ЗДЗ: Функция введена в работу"/>
                   <w:listItem w:displayText="ТК ЗДЗ / ТК ЗДЗ: Функция оперативно выведена из работы" w:value="ТК ЗДЗ / ТК ЗДЗ: Функция оперативно выведена из работы"/>
@@ -11325,18 +11337,6 @@
                   <w:listItem w:displayText="УРОВ ВН / УРОВ: Срабатывание УРОВ  'на себя'" w:value="УРОВ ВН / УРОВ: Срабатывание УРОВ  'на себя'"/>
                   <w:listItem w:displayText="УРОВ ВН / УРОВ: Функция введена в работу" w:value="УРОВ ВН / УРОВ: Функция введена в работу"/>
                   <w:listItem w:displayText="УРОВ ВН / УРОВ: Функция оперативно выведена из работы" w:value="УРОВ ВН / УРОВ: Функция оперативно выведена из работы"/>
-                  <w:listItem w:displayText="ошибка / СС: БИ выведены" w:value="ошибка / СС: БИ выведены"/>
-                  <w:listItem w:displayText="ошибка / СС: Внешнее отключение" w:value="ошибка / СС: Внешнее отключение"/>
-                  <w:listItem w:displayText="ошибка / СС: Выходные цепи разобраны" w:value="ошибка / СС: Выходные цепи разобраны"/>
-                  <w:listItem w:displayText="ошибка / СС: ГЗ заблокирована" w:value="ошибка / СС: ГЗ заблокирована"/>
-                  <w:listItem w:displayText="ошибка / СС: Контроль оперативного тока" w:value="ошибка / СС: Контроль оперативного тока"/>
-                  <w:listItem w:displayText="ошибка / СС: Контроль оперативного тока НН" w:value="ошибка / СС: Контроль оперативного тока НН"/>
-                  <w:listItem w:displayText="ошибка / СС: Низкая изоляция ГЗ" w:value="ошибка / СС: Низкая изоляция ГЗ"/>
-                  <w:listItem w:displayText="ошибка / СС: Низкая изоляция ТЗ" w:value="ошибка / СС: Низкая изоляция ТЗ"/>
-                  <w:listItem w:displayText="ошибка / СС: Сигнализация от ГЗ" w:value="ошибка / СС: Сигнализация от ГЗ"/>
-                  <w:listItem w:displayText="ошибка / СС: Сигнализация от ТЗ" w:value="ошибка / СС: Сигнализация от ТЗ"/>
-                  <w:listItem w:displayText="ошибка / СС: Сигнализация от ТС" w:value="ошибка / СС: Сигнализация от ТС"/>
-                  <w:listItem w:displayText="ошибка / СС: ТЗ заблокирована" w:value="ошибка / СС: ТЗ заблокирована"/>
                 </w:dropDownList>
                 <w:showingPlcHdr/>
                 <w:placeholder>
